--- a/posts/inflation suisse/inflation_switzerland.docx
+++ b/posts/inflation suisse/inflation_switzerland.docx
@@ -34,23 +34,13 @@
           <w:color w:val="0F4761"/>
         </w:rPr>
       </w:pPr>
-      <w:proofErr w:type="spellStart"/>
       <w:r>
         <w:rPr>
           <w:rStyle w:val="normaltextrun"/>
           <w:rFonts w:eastAsiaTheme="majorEastAsia"/>
           <w:color w:val="0F4761"/>
         </w:rPr>
-        <w:t>Celâl</w:t>
-      </w:r>
-      <w:proofErr w:type="spellEnd"/>
-      <w:r>
-        <w:rPr>
-          <w:rStyle w:val="normaltextrun"/>
-          <w:rFonts w:eastAsiaTheme="majorEastAsia"/>
-          <w:color w:val="0F4761"/>
-        </w:rPr>
-        <w:t xml:space="preserve"> Güney</w:t>
+        <w:t>Celâl Güney</w:t>
       </w:r>
       <w:r>
         <w:rPr>
@@ -139,7 +129,6 @@
         </w:rPr>
         <w:t>Compared to other developed countries, Switzerland reveals very peculiar price level and inflationary trends. Switzerland is on the one hand often referred to as an “island of high prices” (</w:t>
       </w:r>
-      <w:proofErr w:type="spellStart"/>
       <w:r>
         <w:rPr>
           <w:rStyle w:val="normaltextrun"/>
@@ -148,31 +137,8 @@
           <w:iCs/>
           <w:lang w:val="en-US"/>
         </w:rPr>
-        <w:t>îlot</w:t>
-      </w:r>
-      <w:proofErr w:type="spellEnd"/>
-      <w:r>
-        <w:rPr>
-          <w:rStyle w:val="normaltextrun"/>
-          <w:rFonts w:eastAsiaTheme="majorEastAsia"/>
-          <w:i/>
-          <w:iCs/>
-          <w:lang w:val="en-US"/>
-        </w:rPr>
-        <w:t xml:space="preserve"> de </w:t>
-      </w:r>
-      <w:proofErr w:type="spellStart"/>
-      <w:r>
-        <w:rPr>
-          <w:rStyle w:val="normaltextrun"/>
-          <w:rFonts w:eastAsiaTheme="majorEastAsia"/>
-          <w:i/>
-          <w:iCs/>
-          <w:lang w:val="en-US"/>
-        </w:rPr>
-        <w:t>cherté</w:t>
-      </w:r>
-      <w:proofErr w:type="spellEnd"/>
+        <w:t>îlot de cherté</w:t>
+      </w:r>
       <w:r>
         <w:rPr>
           <w:rStyle w:val="normaltextrun"/>
@@ -208,6 +174,14 @@
         </w:rPr>
         <w:t>Keywords: Inflation, Switzerland, Supply Shocks, Price Stability</w:t>
       </w:r>
+      <w:r>
+        <w:rPr>
+          <w:rStyle w:val="eop"/>
+          <w:rFonts w:eastAsiaTheme="majorEastAsia"/>
+          <w:lang w:val="en-US"/>
+        </w:rPr>
+        <w:t>, Administered Prices</w:t>
+      </w:r>
     </w:p>
     <w:p>
       <w:pPr>
@@ -407,23 +381,7 @@
           <w:rFonts w:ascii="Times New Roman" w:hAnsi="Times New Roman" w:cs="Times New Roman"/>
           <w:lang w:val="en-US"/>
         </w:rPr>
-        <w:t xml:space="preserve"> Swiss prices are indeed among the most stable in the world since the last two decades, with an average annual inflation rate of its national consumer price index of only 0,6% between 2000 and 2025. Among developed economies, only Japan has experienced lower inflation (0,5%), whereas inflation rates usually ranged from 1,5% to 2,5% in other </w:t>
-      </w:r>
-      <w:proofErr w:type="gramStart"/>
-      <w:r>
-        <w:rPr>
-          <w:rFonts w:ascii="Times New Roman" w:hAnsi="Times New Roman" w:cs="Times New Roman"/>
-          <w:lang w:val="en-US"/>
-        </w:rPr>
-        <w:t>high income</w:t>
-      </w:r>
-      <w:proofErr w:type="gramEnd"/>
-      <w:r>
-        <w:rPr>
-          <w:rFonts w:ascii="Times New Roman" w:hAnsi="Times New Roman" w:cs="Times New Roman"/>
-          <w:lang w:val="en-US"/>
-        </w:rPr>
-        <w:t xml:space="preserve"> countries. At the same time, Switzerland has one of the highest price level</w:t>
+        <w:t xml:space="preserve"> Swiss prices are indeed among the most stable in the world since the last two decades, with an average annual inflation rate of its national consumer price index of only 0,6% between 2000 and 2025. Among developed economies, only Japan has experienced lower inflation (0,5%), whereas inflation rates usually ranged from 1,5% to 2,5% in other high income countries. At the same time, Switzerland has one of the highest price level</w:t>
       </w:r>
       <w:r>
         <w:rPr>
@@ -473,23 +431,7 @@
           <w:rFonts w:ascii="Aptos" w:hAnsi="Aptos"/>
           <w:lang w:val="en-US"/>
         </w:rPr>
-        <w:t>(</w:t>
-      </w:r>
-      <w:proofErr w:type="spellStart"/>
-      <w:r>
-        <w:rPr>
-          <w:rFonts w:ascii="Aptos" w:hAnsi="Aptos"/>
-          <w:lang w:val="en-US"/>
-        </w:rPr>
-        <w:t>Albouy</w:t>
-      </w:r>
-      <w:proofErr w:type="spellEnd"/>
-      <w:r>
-        <w:rPr>
-          <w:rFonts w:ascii="Aptos" w:hAnsi="Aptos"/>
-          <w:lang w:val="en-US"/>
-        </w:rPr>
-        <w:t xml:space="preserve"> and Bordes 2026)</w:t>
+        <w:t>(Albouy and Bordes 2026)</w:t>
       </w:r>
       <w:r>
         <w:rPr>
@@ -547,7 +489,35 @@
           <w:rFonts w:ascii="Times New Roman" w:hAnsi="Times New Roman" w:cs="Times New Roman"/>
           <w:lang w:val="en-US"/>
         </w:rPr>
-        <w:t xml:space="preserve"> There are two main camps in that regard. On the one hand, New Keynesian or New Consensus macroeconomists view inflation as the result of excess demand, that is, when there is a positive gap between actual GDP and potential GDP.</w:t>
+        <w:t xml:space="preserve"> There are two main </w:t>
+      </w:r>
+      <w:r>
+        <w:rPr>
+          <w:rFonts w:ascii="Times New Roman" w:hAnsi="Times New Roman" w:cs="Times New Roman"/>
+          <w:lang w:val="en-US"/>
+        </w:rPr>
+        <w:t>currents</w:t>
+      </w:r>
+      <w:r>
+        <w:rPr>
+          <w:rFonts w:ascii="Times New Roman" w:hAnsi="Times New Roman" w:cs="Times New Roman"/>
+          <w:lang w:val="en-US"/>
+        </w:rPr>
+        <w:t xml:space="preserve"> in that regard. On the one hand, New Keynesian</w:t>
+      </w:r>
+      <w:r>
+        <w:rPr>
+          <w:rFonts w:ascii="Times New Roman" w:hAnsi="Times New Roman" w:cs="Times New Roman"/>
+          <w:lang w:val="en-US"/>
+        </w:rPr>
+        <w:t>s</w:t>
+      </w:r>
+      <w:r>
+        <w:rPr>
+          <w:rFonts w:ascii="Times New Roman" w:hAnsi="Times New Roman" w:cs="Times New Roman"/>
+          <w:lang w:val="en-US"/>
+        </w:rPr>
+        <w:t xml:space="preserve"> or New Consensus macroeconomists view inflation as the result of excess demand, that is, when there is a positive gap between actual GDP and potential GDP.</w:t>
       </w:r>
       <w:r>
         <w:rPr>
@@ -639,6 +609,20 @@
           <w:lang w:val="en-US"/>
         </w:rPr>
         <w:t xml:space="preserve"> </w:t>
+      </w:r>
+      <w:r>
+        <w:rPr>
+          <w:rFonts w:ascii="Times New Roman" w:hAnsi="Times New Roman" w:cs="Times New Roman"/>
+          <w:lang w:val="en-US"/>
+        </w:rPr>
+        <w:t>Given the unique characteristics of its institutions and economic policies, Switzerland constitutes a particularly compelling case for assessing inflation stabilization policies</w:t>
+      </w:r>
+      <w:r>
+        <w:rPr>
+          <w:rFonts w:ascii="Times New Roman" w:hAnsi="Times New Roman" w:cs="Times New Roman"/>
+          <w:lang w:val="en-US"/>
+        </w:rPr>
+        <w:t xml:space="preserve">. </w:t>
       </w:r>
     </w:p>
     <w:p>
@@ -646,9 +630,41 @@
         <w:jc w:val="both"/>
         <w:rPr>
           <w:rFonts w:ascii="Times New Roman" w:hAnsi="Times New Roman" w:cs="Times New Roman"/>
+          <w:i/>
+          <w:iCs/>
           <w:lang w:val="en-US"/>
         </w:rPr>
       </w:pPr>
+      <w:r>
+        <w:rPr>
+          <w:rFonts w:ascii="Times New Roman" w:hAnsi="Times New Roman" w:cs="Times New Roman"/>
+          <w:lang w:val="en-US"/>
+        </w:rPr>
+        <w:t xml:space="preserve">The paper is structured as follows. The first section reviews the literature on the factors behind Switzerland’s low inflation and high price level. The second section then assess these factors by presenting a set of stylized facts about price dynamics in Switzerland. In the third section, we run an input-output model to evaluate the impact of the… </w:t>
+      </w:r>
+      <w:r>
+        <w:rPr>
+          <w:rFonts w:ascii="Times New Roman" w:hAnsi="Times New Roman" w:cs="Times New Roman"/>
+          <w:i/>
+          <w:iCs/>
+          <w:lang w:val="en-US"/>
+        </w:rPr>
+        <w:t>to be continued</w:t>
+      </w:r>
+    </w:p>
+    <w:p>
+      <w:pPr>
+        <w:pStyle w:val="Titre1"/>
+        <w:rPr>
+          <w:lang w:val="en-US"/>
+        </w:rPr>
+      </w:pPr>
+      <w:r>
+        <w:rPr>
+          <w:lang w:val="en-US"/>
+        </w:rPr>
+        <w:t>Literature Review</w:t>
+      </w:r>
     </w:p>
     <w:p>
       <w:pPr>
@@ -663,7 +679,7 @@
           <w:rFonts w:ascii="Times New Roman" w:hAnsi="Times New Roman" w:cs="Times New Roman"/>
           <w:lang w:val="en-US"/>
         </w:rPr>
-        <w:t>Given the unique characteristics of its institutions and economic policies, Switzerland constitutes a particularly compelling case for assessing inflation stabilization policies</w:t>
+        <w:t xml:space="preserve"> Due to the diminished importance of inflation in Switzerland, the scientific literature on the determinants of the country’s inflation dynamics is rather scarce. One can nonetheless identify several types of explanations which are the following.</w:t>
       </w:r>
     </w:p>
     <w:p>
@@ -679,7 +695,7 @@
           <w:rFonts w:ascii="Times New Roman" w:hAnsi="Times New Roman" w:cs="Times New Roman"/>
           <w:lang w:val="en-US"/>
         </w:rPr>
-        <w:t xml:space="preserve"> </w:t>
+        <w:t>The first and perhaps most widespread explanation resides in the status of the Swiss franc as a safe-haven currency.</w:t>
       </w:r>
     </w:p>
     <w:p>
@@ -847,23 +863,7 @@
           <w:rFonts w:ascii="Times New Roman" w:hAnsi="Times New Roman" w:cs="Times New Roman"/>
           <w:lang w:val="en-US"/>
         </w:rPr>
-        <w:t xml:space="preserve">, 40 bd du Pont </w:t>
-      </w:r>
-      <w:proofErr w:type="spellStart"/>
-      <w:r>
-        <w:rPr>
-          <w:rFonts w:ascii="Times New Roman" w:hAnsi="Times New Roman" w:cs="Times New Roman"/>
-          <w:lang w:val="en-US"/>
-        </w:rPr>
-        <w:t>d'Arve</w:t>
-      </w:r>
-      <w:proofErr w:type="spellEnd"/>
-      <w:r>
-        <w:rPr>
-          <w:rFonts w:ascii="Times New Roman" w:hAnsi="Times New Roman" w:cs="Times New Roman"/>
-          <w:lang w:val="en-US"/>
-        </w:rPr>
-        <w:t>,</w:t>
+        <w:t>, 40 bd du Pont d'Arve,</w:t>
       </w:r>
       <w:r>
         <w:rPr>

--- a/posts/inflation suisse/inflation_switzerland.docx
+++ b/posts/inflation suisse/inflation_switzerland.docx
@@ -34,13 +34,23 @@
           <w:color w:val="0F4761"/>
         </w:rPr>
       </w:pPr>
+      <w:proofErr w:type="spellStart"/>
       <w:r>
         <w:rPr>
           <w:rStyle w:val="normaltextrun"/>
           <w:rFonts w:eastAsiaTheme="majorEastAsia"/>
           <w:color w:val="0F4761"/>
         </w:rPr>
-        <w:t>Celâl Güney</w:t>
+        <w:t>Celâl</w:t>
+      </w:r>
+      <w:proofErr w:type="spellEnd"/>
+      <w:r>
+        <w:rPr>
+          <w:rStyle w:val="normaltextrun"/>
+          <w:rFonts w:eastAsiaTheme="majorEastAsia"/>
+          <w:color w:val="0F4761"/>
+        </w:rPr>
+        <w:t xml:space="preserve"> Güney</w:t>
       </w:r>
       <w:r>
         <w:rPr>
@@ -129,6 +139,7 @@
         </w:rPr>
         <w:t>Compared to other developed countries, Switzerland reveals very peculiar price level and inflationary trends. Switzerland is on the one hand often referred to as an “island of high prices” (</w:t>
       </w:r>
+      <w:proofErr w:type="spellStart"/>
       <w:r>
         <w:rPr>
           <w:rStyle w:val="normaltextrun"/>
@@ -137,8 +148,31 @@
           <w:iCs/>
           <w:lang w:val="en-US"/>
         </w:rPr>
-        <w:t>îlot de cherté</w:t>
-      </w:r>
+        <w:t>îlot</w:t>
+      </w:r>
+      <w:proofErr w:type="spellEnd"/>
+      <w:r>
+        <w:rPr>
+          <w:rStyle w:val="normaltextrun"/>
+          <w:rFonts w:eastAsiaTheme="majorEastAsia"/>
+          <w:i/>
+          <w:iCs/>
+          <w:lang w:val="en-US"/>
+        </w:rPr>
+        <w:t xml:space="preserve"> de </w:t>
+      </w:r>
+      <w:proofErr w:type="spellStart"/>
+      <w:r>
+        <w:rPr>
+          <w:rStyle w:val="normaltextrun"/>
+          <w:rFonts w:eastAsiaTheme="majorEastAsia"/>
+          <w:i/>
+          <w:iCs/>
+          <w:lang w:val="en-US"/>
+        </w:rPr>
+        <w:t>cherté</w:t>
+      </w:r>
+      <w:proofErr w:type="spellEnd"/>
       <w:r>
         <w:rPr>
           <w:rStyle w:val="normaltextrun"/>
@@ -381,7 +415,21 @@
           <w:rFonts w:ascii="Times New Roman" w:hAnsi="Times New Roman" w:cs="Times New Roman"/>
           <w:lang w:val="en-US"/>
         </w:rPr>
-        <w:t xml:space="preserve"> Swiss prices are indeed among the most stable in the world since the last two decades, with an average annual inflation rate of its national consumer price index of only 0,6% between 2000 and 2025. Among developed economies, only Japan has experienced lower inflation (0,5%), whereas inflation rates usually ranged from 1,5% to 2,5% in other high income countries. At the same time, Switzerland has one of the highest price level</w:t>
+        <w:t xml:space="preserve"> Swiss prices are indeed among the most stable in the world since the last two decades, with an average annual inflation rate of its national consumer price index of only 0,6% between 2000 and 2025. Among developed economies, only Japan has experienced lower inflation (0,5%), whereas inflation rates usually ranged from 1,5% to 2,5% in other </w:t>
+      </w:r>
+      <w:r>
+        <w:rPr>
+          <w:rFonts w:ascii="Times New Roman" w:hAnsi="Times New Roman" w:cs="Times New Roman"/>
+          <w:lang w:val="en-US"/>
+        </w:rPr>
+        <w:t>high-income</w:t>
+      </w:r>
+      <w:r>
+        <w:rPr>
+          <w:rFonts w:ascii="Times New Roman" w:hAnsi="Times New Roman" w:cs="Times New Roman"/>
+          <w:lang w:val="en-US"/>
+        </w:rPr>
+        <w:t xml:space="preserve"> countries. At the same time, Switzerland has one of the highest price level</w:t>
       </w:r>
       <w:r>
         <w:rPr>
@@ -431,7 +479,23 @@
           <w:rFonts w:ascii="Aptos" w:hAnsi="Aptos"/>
           <w:lang w:val="en-US"/>
         </w:rPr>
-        <w:t>(Albouy and Bordes 2026)</w:t>
+        <w:t>(</w:t>
+      </w:r>
+      <w:proofErr w:type="spellStart"/>
+      <w:r>
+        <w:rPr>
+          <w:rFonts w:ascii="Aptos" w:hAnsi="Aptos"/>
+          <w:lang w:val="en-US"/>
+        </w:rPr>
+        <w:t>Albouy</w:t>
+      </w:r>
+      <w:proofErr w:type="spellEnd"/>
+      <w:r>
+        <w:rPr>
+          <w:rFonts w:ascii="Aptos" w:hAnsi="Aptos"/>
+          <w:lang w:val="en-US"/>
+        </w:rPr>
+        <w:t xml:space="preserve"> and Bordes 2026)</w:t>
       </w:r>
       <w:r>
         <w:rPr>
@@ -863,7 +927,23 @@
           <w:rFonts w:ascii="Times New Roman" w:hAnsi="Times New Roman" w:cs="Times New Roman"/>
           <w:lang w:val="en-US"/>
         </w:rPr>
-        <w:t>, 40 bd du Pont d'Arve,</w:t>
+        <w:t xml:space="preserve">, 40 bd du Pont </w:t>
+      </w:r>
+      <w:proofErr w:type="spellStart"/>
+      <w:r>
+        <w:rPr>
+          <w:rFonts w:ascii="Times New Roman" w:hAnsi="Times New Roman" w:cs="Times New Roman"/>
+          <w:lang w:val="en-US"/>
+        </w:rPr>
+        <w:t>d'Arve</w:t>
+      </w:r>
+      <w:proofErr w:type="spellEnd"/>
+      <w:r>
+        <w:rPr>
+          <w:rFonts w:ascii="Times New Roman" w:hAnsi="Times New Roman" w:cs="Times New Roman"/>
+          <w:lang w:val="en-US"/>
+        </w:rPr>
+        <w:t>,</w:t>
       </w:r>
       <w:r>
         <w:rPr>

--- a/posts/inflation suisse/inflation_switzerland.docx
+++ b/posts/inflation suisse/inflation_switzerland.docx
@@ -5,6 +5,7 @@
     <w:p>
       <w:pPr>
         <w:pStyle w:val="Titre1"/>
+        <w:jc w:val="center"/>
         <w:rPr>
           <w:rStyle w:val="normaltextrun"/>
           <w:rFonts w:ascii="Times New Roman" w:hAnsi="Times New Roman" w:cs="Times New Roman"/>
@@ -100,6 +101,7 @@
         <w:pStyle w:val="Titre1"/>
         <w:rPr>
           <w:rFonts w:ascii="Times New Roman" w:hAnsi="Times New Roman" w:cs="Times New Roman"/>
+          <w:lang w:val="en-US"/>
         </w:rPr>
       </w:pPr>
       <w:r>
@@ -107,6 +109,7 @@
           <w:rStyle w:val="normaltextrun"/>
           <w:rFonts w:ascii="Times New Roman" w:hAnsi="Times New Roman" w:cs="Times New Roman"/>
           <w:color w:val="0F4761"/>
+          <w:lang w:val="en-US"/>
         </w:rPr>
         <w:t>Abstract</w:t>
       </w:r>
@@ -115,6 +118,7 @@
           <w:rStyle w:val="eop"/>
           <w:rFonts w:ascii="Times New Roman" w:hAnsi="Times New Roman" w:cs="Times New Roman"/>
           <w:color w:val="0F4761"/>
+          <w:lang w:val="en-US"/>
         </w:rPr>
         <w:t> </w:t>
       </w:r>
@@ -479,23 +483,7 @@
           <w:rFonts w:ascii="Aptos" w:hAnsi="Aptos"/>
           <w:lang w:val="en-US"/>
         </w:rPr>
-        <w:t>(</w:t>
-      </w:r>
-      <w:proofErr w:type="spellStart"/>
-      <w:r>
-        <w:rPr>
-          <w:rFonts w:ascii="Aptos" w:hAnsi="Aptos"/>
-          <w:lang w:val="en-US"/>
-        </w:rPr>
-        <w:t>Albouy</w:t>
-      </w:r>
-      <w:proofErr w:type="spellEnd"/>
-      <w:r>
-        <w:rPr>
-          <w:rFonts w:ascii="Aptos" w:hAnsi="Aptos"/>
-          <w:lang w:val="en-US"/>
-        </w:rPr>
-        <w:t xml:space="preserve"> and Bordes 2026)</w:t>
+        <w:t>(Albouy and Bordes 2026)</w:t>
       </w:r>
       <w:r>
         <w:rPr>
@@ -748,6 +736,20 @@
     </w:p>
     <w:p>
       <w:pPr>
+        <w:pStyle w:val="Titre2"/>
+        <w:rPr>
+          <w:lang w:val="en-US"/>
+        </w:rPr>
+      </w:pPr>
+      <w:r>
+        <w:rPr>
+          <w:lang w:val="en-US"/>
+        </w:rPr>
+        <w:t>The structural appreciation of the Swiss franc and its safe-haven status</w:t>
+      </w:r>
+    </w:p>
+    <w:p>
+      <w:pPr>
         <w:jc w:val="both"/>
         <w:rPr>
           <w:rFonts w:ascii="Times New Roman" w:hAnsi="Times New Roman" w:cs="Times New Roman"/>
@@ -759,7 +761,156 @@
           <w:rFonts w:ascii="Times New Roman" w:hAnsi="Times New Roman" w:cs="Times New Roman"/>
           <w:lang w:val="en-US"/>
         </w:rPr>
-        <w:t>The first and perhaps most widespread explanation resides in the status of the Swiss franc as a safe-haven currency.</w:t>
+        <w:t xml:space="preserve">The first and perhaps most widespread explanation resides in the status of the Swiss franc as a </w:t>
+      </w:r>
+      <w:r>
+        <w:rPr>
+          <w:rFonts w:ascii="Times New Roman" w:hAnsi="Times New Roman" w:cs="Times New Roman"/>
+          <w:lang w:val="en-US"/>
+        </w:rPr>
+        <w:t xml:space="preserve">strong </w:t>
+      </w:r>
+      <w:r>
+        <w:rPr>
+          <w:rFonts w:ascii="Times New Roman" w:hAnsi="Times New Roman" w:cs="Times New Roman"/>
+          <w:lang w:val="en-US"/>
+        </w:rPr>
+        <w:t>safe-haven currency.</w:t>
+      </w:r>
+      <w:r>
+        <w:rPr>
+          <w:rFonts w:ascii="Times New Roman" w:hAnsi="Times New Roman" w:cs="Times New Roman"/>
+          <w:lang w:val="en-US"/>
+        </w:rPr>
+        <w:t xml:space="preserve"> The Swiss franc is indeed considered as one of the most sought-after assets in times of financial and economic crisis </w:t>
+      </w:r>
+      <w:r>
+        <w:rPr>
+          <w:rFonts w:ascii="Times New Roman" w:hAnsi="Times New Roman" w:cs="Times New Roman"/>
+          <w:lang w:val="en-US"/>
+        </w:rPr>
+        <w:fldChar w:fldCharType="begin"/>
+      </w:r>
+      <w:r>
+        <w:rPr>
+          <w:rFonts w:ascii="Times New Roman" w:hAnsi="Times New Roman" w:cs="Times New Roman"/>
+          <w:lang w:val="en-US"/>
+        </w:rPr>
+        <w:instrText xml:space="preserve"> ADDIN ZOTERO_ITEM CSL_CITATION {"citationID":"j1Z4ZU9l","properties":{"formattedCitation":"(Fatum and Yamamoto 2016; Lee 2017)","plainCitation":"(Fatum and Yamamoto 2016; Lee 2017)","noteIndex":0},"citationItems":[{"id":6630,"uris":["http://zotero.org/groups/6311349/items/TL76UYFZ"],"itemData":{"id":6630,"type":"article-journal","abstract":"We investigate intra-safe haven currency behavior during the recent global financial crisis. We first assess which safe haven currency is the “safest”. We then use non-temporal threshold analysis to investigate whether intra-safe haven currency behavior changes as market uncertainty increases. We find that the JPY is the “safest” of safe haven currencies and that only the JPY appreciates as market uncertainty increases regardless of the prevailing level of uncertainty. Our results may have important implications for central banks optimizing their relative composition of international currency reserve holdings with respect to returns in USD terms and for foreign currency market investors in general.","collection-title":"The New Normal in the Post-Crisis Era","container-title":"Journal of International Money and Finance","DOI":"10.1016/j.jimonfin.2015.12.007","ISSN":"0261-5606","journalAbbreviation":"Journal of International Money and Finance","page":"49-64","source":"ScienceDirect","title":"Intra-safe haven currency behavior during the global financial crisis","volume":"66","author":[{"family":"Fatum","given":"Rasmus"},{"family":"Yamamoto","given":"Yohei"}],"issued":{"date-parts":[["2016",9,1]]}}},{"id":6627,"uris":["http://zotero.org/groups/6311349/items/6ZV6WD2B"],"itemData":{"id":6627,"type":"article-journal","abstract":"This paper attempts to empirically identify strong safe havens among six currencies: the Swiss franc, Japanese yen, British pound, euro, Canadian dollar and Norwegian krone. Using Markov regime-switching vector autoregressive models, we test whether the currencies are negatively related to risky assets and whether the negative relation is stronger in times of crisis than in times of growth. We find that (1) the Swiss franc and Japanese yen qualify as strong safe havens, and (2) the other currencies qualify as “equity-like” or risky currencies.","container-title":"Review of International Economics","DOI":"10.1111/roie.12289","ISSN":"1467-9396","issue":"4","language":"en","license":"© 2017 John Wiley &amp; Sons Ltd","note":"_eprint: https://onlinelibrary.wiley.com/doi/pdf/10.1111/roie.12289","page":"924-947","source":"Wiley Online Library","title":"Safe-haven currency: An empirical identification","title-short":"Safe-haven currency","volume":"25","author":[{"family":"Lee","given":"Kang-Soek"}],"issued":{"date-parts":[["2017"]]}}}],"schema":"https://github.com/citation-style-language/schema/raw/master/csl-citation.json"} </w:instrText>
+      </w:r>
+      <w:r>
+        <w:rPr>
+          <w:rFonts w:ascii="Times New Roman" w:hAnsi="Times New Roman" w:cs="Times New Roman"/>
+          <w:lang w:val="en-US"/>
+        </w:rPr>
+        <w:fldChar w:fldCharType="separate"/>
+      </w:r>
+      <w:r>
+        <w:rPr>
+          <w:rFonts w:ascii="Aptos" w:hAnsi="Aptos"/>
+          <w:lang w:val="en-US"/>
+        </w:rPr>
+        <w:t>(Fatum and Yamamoto 2016; Lee 2017)</w:t>
+      </w:r>
+      <w:r>
+        <w:rPr>
+          <w:rFonts w:ascii="Times New Roman" w:hAnsi="Times New Roman" w:cs="Times New Roman"/>
+          <w:lang w:val="en-US"/>
+        </w:rPr>
+        <w:fldChar w:fldCharType="end"/>
+      </w:r>
+      <w:r>
+        <w:rPr>
+          <w:rFonts w:ascii="Times New Roman" w:hAnsi="Times New Roman" w:cs="Times New Roman"/>
+          <w:lang w:val="en-US"/>
+        </w:rPr>
+        <w:t>.</w:t>
+      </w:r>
+      <w:r>
+        <w:rPr>
+          <w:rFonts w:ascii="Times New Roman" w:hAnsi="Times New Roman" w:cs="Times New Roman"/>
+          <w:lang w:val="en-US"/>
+        </w:rPr>
+        <w:t xml:space="preserve"> </w:t>
+      </w:r>
+      <w:r>
+        <w:rPr>
+          <w:rFonts w:ascii="Times New Roman" w:hAnsi="Times New Roman" w:cs="Times New Roman"/>
+          <w:lang w:val="en-US"/>
+        </w:rPr>
+        <w:fldChar w:fldCharType="begin"/>
+      </w:r>
+      <w:r>
+        <w:rPr>
+          <w:rFonts w:ascii="Times New Roman" w:hAnsi="Times New Roman" w:cs="Times New Roman"/>
+          <w:lang w:val="en-US"/>
+        </w:rPr>
+        <w:instrText xml:space="preserve"> ADDIN ZOTERO_ITEM CSL_CITATION {"citationID":"4IBWDFAi","properties":{"formattedCitation":"(Baltensperger and Kugler 2016)","plainCitation":"(Baltensperger and Kugler 2016)","noteIndex":0},"citationItems":[{"id":6474,"uris":["http://zotero.org/groups/6311349/items/EQMH2ABU"],"itemData":{"id":6474,"type":"article-journal","abstract":"An empirical analysis of international interest rates and of the behavior of the exchange rate of the Swiss franc since 1850 leads to the conclusion that World War I marks the origin of the strong currency and safe haven status of the Swiss franc. Before World War I, interest rates point to a weakness of the Swiss currency against the pound, the guilder and French franc (from 1881 to 1913) that is shared with the German mark. Thereafter, we see the pattern of the Swiss interest rate island develop and become especially pronounced during the Bretton Woods years. Deviations from metallic parities confirm these findings. For the period after World War I, we establish a strong and stable real and nominal trend appreciation against the pound and the dollar that reflects, to a sizeable extent, inflation differentials.","container-title":"Aussenwirtschaft","ISSN":"0004-8216","issue":"2","language":"eng","license":"http://www.econstor.eu/dspace/Nutzungsbedingungen","page":"1-30","publisher":"St.Gallen: Universität St.Gallen, Schweizerisches Institut für Aussenwirtschaft und Angewandte Wirtschaftsforschung (SIAW-HSG)","source":"www.econstor.eu","title":"The historical origins of the safe haven status of the Swiss franc","volume":"67","author":[{"family":"Baltensperger","given":"Ernst"},{"family":"Kugler","given":"Peter"}],"issued":{"date-parts":[["2016"]]}}}],"schema":"https://github.com/citation-style-language/schema/raw/master/csl-citation.json"} </w:instrText>
+      </w:r>
+      <w:r>
+        <w:rPr>
+          <w:rFonts w:ascii="Times New Roman" w:hAnsi="Times New Roman" w:cs="Times New Roman"/>
+          <w:lang w:val="en-US"/>
+        </w:rPr>
+        <w:fldChar w:fldCharType="separate"/>
+      </w:r>
+      <w:proofErr w:type="spellStart"/>
+      <w:r>
+        <w:rPr>
+          <w:rFonts w:ascii="Aptos" w:hAnsi="Aptos"/>
+          <w:lang w:val="en-US"/>
+        </w:rPr>
+        <w:t>Baltensperger</w:t>
+      </w:r>
+      <w:proofErr w:type="spellEnd"/>
+      <w:r>
+        <w:rPr>
+          <w:rFonts w:ascii="Aptos" w:hAnsi="Aptos"/>
+          <w:lang w:val="en-US"/>
+        </w:rPr>
+        <w:t xml:space="preserve"> and Kugler </w:t>
+      </w:r>
+      <w:r>
+        <w:rPr>
+          <w:rFonts w:ascii="Aptos" w:hAnsi="Aptos"/>
+          <w:lang w:val="en-US"/>
+        </w:rPr>
+        <w:t>(</w:t>
+      </w:r>
+      <w:r>
+        <w:rPr>
+          <w:rFonts w:ascii="Aptos" w:hAnsi="Aptos"/>
+          <w:lang w:val="en-US"/>
+        </w:rPr>
+        <w:t>2016)</w:t>
+      </w:r>
+      <w:r>
+        <w:rPr>
+          <w:rFonts w:ascii="Times New Roman" w:hAnsi="Times New Roman" w:cs="Times New Roman"/>
+          <w:lang w:val="en-US"/>
+        </w:rPr>
+        <w:fldChar w:fldCharType="end"/>
+      </w:r>
+      <w:r>
+        <w:rPr>
+          <w:rFonts w:ascii="Times New Roman" w:hAnsi="Times New Roman" w:cs="Times New Roman"/>
+          <w:lang w:val="en-US"/>
+        </w:rPr>
+        <w:t xml:space="preserve"> dates the status of the Swiss franc as a safe-haven currency back to the first World War, when this status mirrored Switzerland’s strong political, economic and monetary stability.</w:t>
+      </w:r>
+      <w:r>
+        <w:rPr>
+          <w:rFonts w:ascii="Times New Roman" w:hAnsi="Times New Roman" w:cs="Times New Roman"/>
+          <w:lang w:val="en-US"/>
+        </w:rPr>
+        <w:t xml:space="preserve"> However, it is with the end of the Bretton Woods system that the Swiss franc clearly appeared as a safe</w:t>
+      </w:r>
+      <w:r>
+        <w:rPr>
+          <w:rFonts w:ascii="Times New Roman" w:hAnsi="Times New Roman" w:cs="Times New Roman"/>
+          <w:lang w:val="en-US"/>
+        </w:rPr>
+        <w:t>-haven and structurally appreciating currency.</w:t>
       </w:r>
     </w:p>
     <w:p>
@@ -906,14 +1057,7 @@
           <w:rFonts w:ascii="Times New Roman" w:hAnsi="Times New Roman" w:cs="Times New Roman"/>
           <w:lang w:val="en-US"/>
         </w:rPr>
-        <w:t xml:space="preserve"> Corresponding author. Department of History-Economics-Society, University of Geneva. </w:t>
-      </w:r>
-      <w:r>
-        <w:rPr>
-          <w:rFonts w:ascii="Times New Roman" w:hAnsi="Times New Roman" w:cs="Times New Roman"/>
-          <w:lang w:val="en-US"/>
-        </w:rPr>
-        <w:t xml:space="preserve">University of Geneva, Uni-Mail </w:t>
+        <w:t xml:space="preserve"> Corresponding author. Department of History-Economics-Society, University of Geneva. University of Geneva, Uni-Mail </w:t>
       </w:r>
       <w:r>
         <w:rPr>
@@ -943,28 +1087,7 @@
           <w:rFonts w:ascii="Times New Roman" w:hAnsi="Times New Roman" w:cs="Times New Roman"/>
           <w:lang w:val="en-US"/>
         </w:rPr>
-        <w:t>,</w:t>
-      </w:r>
-      <w:r>
-        <w:rPr>
-          <w:rFonts w:ascii="Times New Roman" w:hAnsi="Times New Roman" w:cs="Times New Roman"/>
-          <w:lang w:val="en-US"/>
-        </w:rPr>
-        <w:t xml:space="preserve"> </w:t>
-      </w:r>
-      <w:r>
-        <w:rPr>
-          <w:rFonts w:ascii="Times New Roman" w:hAnsi="Times New Roman" w:cs="Times New Roman"/>
-          <w:lang w:val="en-US"/>
-        </w:rPr>
-        <w:t>1205, Geneva, Switzerland. Email:</w:t>
-      </w:r>
-      <w:r>
-        <w:rPr>
-          <w:rFonts w:ascii="Times New Roman" w:hAnsi="Times New Roman" w:cs="Times New Roman"/>
-          <w:lang w:val="en-US"/>
-        </w:rPr>
-        <w:t xml:space="preserve"> celal.gueney@unige.ch</w:t>
+        <w:t>, 1205, Geneva, Switzerland. Email: celal.gueney@unige.ch</w:t>
       </w:r>
     </w:p>
   </w:footnote>

--- a/posts/inflation suisse/inflation_switzerland.docx
+++ b/posts/inflation suisse/inflation_switzerland.docx
@@ -32,7 +32,6 @@
         <w:rPr>
           <w:rStyle w:val="normaltextrun"/>
           <w:rFonts w:eastAsiaTheme="majorEastAsia"/>
-          <w:color w:val="0F4761"/>
         </w:rPr>
       </w:pPr>
       <w:proofErr w:type="spellStart"/>
@@ -40,7 +39,6 @@
         <w:rPr>
           <w:rStyle w:val="normaltextrun"/>
           <w:rFonts w:eastAsiaTheme="majorEastAsia"/>
-          <w:color w:val="0F4761"/>
         </w:rPr>
         <w:t>Celâl</w:t>
       </w:r>
@@ -49,7 +47,6 @@
         <w:rPr>
           <w:rStyle w:val="normaltextrun"/>
           <w:rFonts w:eastAsiaTheme="majorEastAsia"/>
-          <w:color w:val="0F4761"/>
         </w:rPr>
         <w:t xml:space="preserve"> Güney</w:t>
       </w:r>
@@ -57,7 +54,6 @@
         <w:rPr>
           <w:rStyle w:val="Appelnotedebasdep"/>
           <w:rFonts w:eastAsiaTheme="majorEastAsia"/>
-          <w:color w:val="0F4761"/>
         </w:rPr>
         <w:footnoteReference w:id="1"/>
       </w:r>
@@ -65,7 +61,6 @@
         <w:rPr>
           <w:rStyle w:val="normaltextrun"/>
           <w:rFonts w:eastAsiaTheme="majorEastAsia"/>
-          <w:color w:val="0F4761"/>
         </w:rPr>
         <w:tab/>
         <w:t xml:space="preserve"> Guillaume Dreyer</w:t>
@@ -74,7 +69,6 @@
         <w:rPr>
           <w:rStyle w:val="Appelnotedebasdep"/>
           <w:rFonts w:eastAsiaTheme="majorEastAsia"/>
-          <w:color w:val="0F4761"/>
         </w:rPr>
         <w:footnoteReference w:id="2"/>
       </w:r>
@@ -82,7 +76,6 @@
         <w:rPr>
           <w:rStyle w:val="normaltextrun"/>
           <w:rFonts w:eastAsiaTheme="majorEastAsia"/>
-          <w:color w:val="0F4761"/>
         </w:rPr>
         <w:tab/>
         <w:t>Michalis Nikiforos</w:t>
@@ -91,7 +84,6 @@
         <w:rPr>
           <w:rStyle w:val="Appelnotedebasdep"/>
           <w:rFonts w:eastAsiaTheme="majorEastAsia"/>
-          <w:color w:val="0F4761"/>
         </w:rPr>
         <w:footnoteReference w:id="3"/>
       </w:r>
@@ -667,7 +659,21 @@
           <w:rFonts w:ascii="Times New Roman" w:hAnsi="Times New Roman" w:cs="Times New Roman"/>
           <w:lang w:val="en-US"/>
         </w:rPr>
-        <w:t>Given the unique characteristics of its institutions and economic policies, Switzerland constitutes a particularly compelling case for assessing inflation stabilization policies</w:t>
+        <w:t xml:space="preserve">Given the unique characteristics of its institutions and economic policies, Switzerland </w:t>
+      </w:r>
+      <w:r>
+        <w:rPr>
+          <w:rFonts w:ascii="Times New Roman" w:hAnsi="Times New Roman" w:cs="Times New Roman"/>
+          <w:lang w:val="en-US"/>
+        </w:rPr>
+        <w:t xml:space="preserve">thus </w:t>
+      </w:r>
+      <w:r>
+        <w:rPr>
+          <w:rFonts w:ascii="Times New Roman" w:hAnsi="Times New Roman" w:cs="Times New Roman"/>
+          <w:lang w:val="en-US"/>
+        </w:rPr>
+        <w:t>constitutes a particularly compelling case for assessing inflation stabilization policies</w:t>
       </w:r>
       <w:r>
         <w:rPr>
@@ -731,7 +737,21 @@
           <w:rFonts w:ascii="Times New Roman" w:hAnsi="Times New Roman" w:cs="Times New Roman"/>
           <w:lang w:val="en-US"/>
         </w:rPr>
-        <w:t xml:space="preserve"> Due to the diminished importance of inflation in Switzerland, the scientific literature on the determinants of the country’s inflation dynamics is rather scarce. One can nonetheless identify several types of explanations which are the following.</w:t>
+        <w:t xml:space="preserve"> Due to the diminished importance of inflation in Switzerland, the scientific literature on the determinants of the country’s inflation dynamics is rather scarce. One can nonetheless identify several types of explanations</w:t>
+      </w:r>
+      <w:r>
+        <w:rPr>
+          <w:rFonts w:ascii="Times New Roman" w:hAnsi="Times New Roman" w:cs="Times New Roman"/>
+          <w:lang w:val="en-US"/>
+        </w:rPr>
+        <w:t>,</w:t>
+      </w:r>
+      <w:r>
+        <w:rPr>
+          <w:rFonts w:ascii="Times New Roman" w:hAnsi="Times New Roman" w:cs="Times New Roman"/>
+          <w:lang w:val="en-US"/>
+        </w:rPr>
+        <w:t xml:space="preserve"> which are the following.</w:t>
       </w:r>
     </w:p>
     <w:p>
@@ -838,6 +858,7 @@
           <w:rFonts w:ascii="Times New Roman" w:hAnsi="Times New Roman" w:cs="Times New Roman"/>
           <w:lang w:val="en-US"/>
         </w:rPr>
+        <w:lastRenderedPageBreak/>
         <w:fldChar w:fldCharType="begin"/>
       </w:r>
       <w:r>
@@ -845,7 +866,7 @@
           <w:rFonts w:ascii="Times New Roman" w:hAnsi="Times New Roman" w:cs="Times New Roman"/>
           <w:lang w:val="en-US"/>
         </w:rPr>
-        <w:instrText xml:space="preserve"> ADDIN ZOTERO_ITEM CSL_CITATION {"citationID":"4IBWDFAi","properties":{"formattedCitation":"(Baltensperger and Kugler 2016)","plainCitation":"(Baltensperger and Kugler 2016)","noteIndex":0},"citationItems":[{"id":6474,"uris":["http://zotero.org/groups/6311349/items/EQMH2ABU"],"itemData":{"id":6474,"type":"article-journal","abstract":"An empirical analysis of international interest rates and of the behavior of the exchange rate of the Swiss franc since 1850 leads to the conclusion that World War I marks the origin of the strong currency and safe haven status of the Swiss franc. Before World War I, interest rates point to a weakness of the Swiss currency against the pound, the guilder and French franc (from 1881 to 1913) that is shared with the German mark. Thereafter, we see the pattern of the Swiss interest rate island develop and become especially pronounced during the Bretton Woods years. Deviations from metallic parities confirm these findings. For the period after World War I, we establish a strong and stable real and nominal trend appreciation against the pound and the dollar that reflects, to a sizeable extent, inflation differentials.","container-title":"Aussenwirtschaft","ISSN":"0004-8216","issue":"2","language":"eng","license":"http://www.econstor.eu/dspace/Nutzungsbedingungen","page":"1-30","publisher":"St.Gallen: Universität St.Gallen, Schweizerisches Institut für Aussenwirtschaft und Angewandte Wirtschaftsforschung (SIAW-HSG)","source":"www.econstor.eu","title":"The historical origins of the safe haven status of the Swiss franc","volume":"67","author":[{"family":"Baltensperger","given":"Ernst"},{"family":"Kugler","given":"Peter"}],"issued":{"date-parts":[["2016"]]}}}],"schema":"https://github.com/citation-style-language/schema/raw/master/csl-citation.json"} </w:instrText>
+        <w:instrText xml:space="preserve"> ADDIN ZOTERO_ITEM CSL_CITATION {"citationID":"4IBWDFAi","properties":{"formattedCitation":"(Baltensperger and Kugler 2016)","plainCitation":"(Baltensperger and Kugler 2016)","dontUpdate":true,"noteIndex":0},"citationItems":[{"id":6474,"uris":["http://zotero.org/groups/6311349/items/EQMH2ABU"],"itemData":{"id":6474,"type":"article-journal","abstract":"An empirical analysis of international interest rates and of the behavior of the exchange rate of the Swiss franc since 1850 leads to the conclusion that World War I marks the origin of the strong currency and safe haven status of the Swiss franc. Before World War I, interest rates point to a weakness of the Swiss currency against the pound, the guilder and French franc (from 1881 to 1913) that is shared with the German mark. Thereafter, we see the pattern of the Swiss interest rate island develop and become especially pronounced during the Bretton Woods years. Deviations from metallic parities confirm these findings. For the period after World War I, we establish a strong and stable real and nominal trend appreciation against the pound and the dollar that reflects, to a sizeable extent, inflation differentials.","container-title":"Aussenwirtschaft","ISSN":"0004-8216","issue":"2","language":"eng","license":"http://www.econstor.eu/dspace/Nutzungsbedingungen","page":"1-30","publisher":"St.Gallen: Universität St.Gallen, Schweizerisches Institut für Aussenwirtschaft und Angewandte Wirtschaftsforschung (SIAW-HSG)","source":"www.econstor.eu","title":"The historical origins of the safe haven status of the Swiss franc","volume":"67","author":[{"family":"Baltensperger","given":"Ernst"},{"family":"Kugler","given":"Peter"}],"issued":{"date-parts":[["2016"]]}}}],"schema":"https://github.com/citation-style-language/schema/raw/master/csl-citation.json"} </w:instrText>
       </w:r>
       <w:r>
         <w:rPr>
@@ -896,7 +917,307 @@
           <w:rFonts w:ascii="Times New Roman" w:hAnsi="Times New Roman" w:cs="Times New Roman"/>
           <w:lang w:val="en-US"/>
         </w:rPr>
-        <w:t xml:space="preserve"> dates the status of the Swiss franc as a safe-haven currency back to the first World War, when this status mirrored Switzerland’s strong political, economic and monetary stability.</w:t>
+        <w:t xml:space="preserve"> dates the status</w:t>
+      </w:r>
+      <w:r>
+        <w:rPr>
+          <w:noProof/>
+        </w:rPr>
+        <mc:AlternateContent>
+          <mc:Choice Requires="wps">
+            <w:drawing>
+              <wp:anchor distT="0" distB="0" distL="114300" distR="114300" simplePos="0" relativeHeight="251660288" behindDoc="0" locked="0" layoutInCell="1" allowOverlap="1" wp14:anchorId="67C617CA" wp14:editId="3B6F14FB">
+                <wp:simplePos x="0" y="0"/>
+                <wp:positionH relativeFrom="column">
+                  <wp:posOffset>1905</wp:posOffset>
+                </wp:positionH>
+                <wp:positionV relativeFrom="paragraph">
+                  <wp:posOffset>4173855</wp:posOffset>
+                </wp:positionV>
+                <wp:extent cx="5759450" cy="635"/>
+                <wp:effectExtent l="0" t="0" r="0" b="0"/>
+                <wp:wrapSquare wrapText="bothSides"/>
+                <wp:docPr id="45673655" name="Zone de texte 1"/>
+                <wp:cNvGraphicFramePr/>
+                <a:graphic xmlns:a="http://schemas.openxmlformats.org/drawingml/2006/main">
+                  <a:graphicData uri="http://schemas.microsoft.com/office/word/2010/wordprocessingShape">
+                    <wps:wsp>
+                      <wps:cNvSpPr txBox="1"/>
+                      <wps:spPr>
+                        <a:xfrm>
+                          <a:off x="0" y="0"/>
+                          <a:ext cx="5759450" cy="635"/>
+                        </a:xfrm>
+                        <a:prstGeom prst="rect">
+                          <a:avLst/>
+                        </a:prstGeom>
+                        <a:solidFill>
+                          <a:prstClr val="white"/>
+                        </a:solidFill>
+                        <a:ln>
+                          <a:noFill/>
+                        </a:ln>
+                      </wps:spPr>
+                      <wps:txbx>
+                        <w:txbxContent>
+                          <w:p>
+                            <w:pPr>
+                              <w:pStyle w:val="Lgende"/>
+                              <w:rPr>
+                                <w:rFonts w:ascii="Times New Roman" w:hAnsi="Times New Roman" w:cs="Times New Roman"/>
+                                <w:lang w:val="en-US"/>
+                              </w:rPr>
+                            </w:pPr>
+                            <w:r>
+                              <w:rPr>
+                                <w:lang w:val="en-US"/>
+                              </w:rPr>
+                              <w:t xml:space="preserve">Figure </w:t>
+                            </w:r>
+                            <w:r>
+                              <w:fldChar w:fldCharType="begin"/>
+                            </w:r>
+                            <w:r>
+                              <w:rPr>
+                                <w:lang w:val="en-US"/>
+                              </w:rPr>
+                              <w:instrText xml:space="preserve"> SEQ Figure \* ARABIC </w:instrText>
+                            </w:r>
+                            <w:r>
+                              <w:fldChar w:fldCharType="separate"/>
+                            </w:r>
+                            <w:r>
+                              <w:rPr>
+                                <w:noProof/>
+                                <w:lang w:val="en-US"/>
+                              </w:rPr>
+                              <w:t>1</w:t>
+                            </w:r>
+                            <w:r>
+                              <w:fldChar w:fldCharType="end"/>
+                            </w:r>
+                            <w:r>
+                              <w:rPr>
+                                <w:lang w:val="en-US"/>
+                              </w:rPr>
+                              <w:t> : Nominal and Real effective e</w:t>
+                            </w:r>
+                            <w:r>
+                              <w:rPr>
+                                <w:lang w:val="en-US"/>
+                              </w:rPr>
+                              <w:t xml:space="preserve">xchange rate of the Swiss franc (1973-2025). The </w:t>
+                            </w:r>
+                            <w:r>
+                              <w:rPr>
+                                <w:lang w:val="en-US"/>
+                              </w:rPr>
+                              <w:t>nominal effective Swiss franc exchange rate index</w:t>
+                            </w:r>
+                            <w:r>
+                              <w:rPr>
+                                <w:lang w:val="en-US"/>
+                              </w:rPr>
+                              <w:t xml:space="preserve"> </w:t>
+                            </w:r>
+                            <w:r>
+                              <w:rPr>
+                                <w:lang w:val="en-US"/>
+                              </w:rPr>
+                              <w:t xml:space="preserve">measures movements </w:t>
+                            </w:r>
+                            <w:r>
+                              <w:rPr>
+                                <w:lang w:val="en-US"/>
+                              </w:rPr>
+                              <w:t>in the Swiss franc exchange rate against the currencies of Switzerland’s most important trading partners</w:t>
+                            </w:r>
+                            <w:r>
+                              <w:rPr>
+                                <w:lang w:val="en-US"/>
+                              </w:rPr>
+                              <w:t>. Increases imply an appreciation. Data source: Swiss National Bank.</w:t>
+                            </w:r>
+                          </w:p>
+                        </w:txbxContent>
+                      </wps:txbx>
+                      <wps:bodyPr rot="0" spcFirstLastPara="0" vertOverflow="overflow" horzOverflow="overflow" vert="horz" wrap="square" lIns="0" tIns="0" rIns="0" bIns="0" numCol="1" spcCol="0" rtlCol="0" fromWordArt="0" anchor="t" anchorCtr="0" forceAA="0" compatLnSpc="1">
+                        <a:prstTxWarp prst="textNoShape">
+                          <a:avLst/>
+                        </a:prstTxWarp>
+                        <a:spAutoFit/>
+                      </wps:bodyPr>
+                    </wps:wsp>
+                  </a:graphicData>
+                </a:graphic>
+              </wp:anchor>
+            </w:drawing>
+          </mc:Choice>
+          <mc:Fallback>
+            <w:pict>
+              <v:shapetype w14:anchorId="67C617CA" id="_x0000_t202" coordsize="21600,21600" o:spt="202" path="m,l,21600r21600,l21600,xe">
+                <v:stroke joinstyle="miter"/>
+                <v:path gradientshapeok="t" o:connecttype="rect"/>
+              </v:shapetype>
+              <v:shape id="Zone de texte 1" o:spid="_x0000_s1026" type="#_x0000_t202" style="position:absolute;left:0;text-align:left;margin-left:.15pt;margin-top:328.65pt;width:453.5pt;height:.05pt;z-index:251660288;visibility:visible;mso-wrap-style:square;mso-wrap-distance-left:9pt;mso-wrap-distance-top:0;mso-wrap-distance-right:9pt;mso-wrap-distance-bottom:0;mso-position-horizontal:absolute;mso-position-horizontal-relative:text;mso-position-vertical:absolute;mso-position-vertical-relative:text;v-text-anchor:top" o:gfxdata="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" stroked="f">
+                <v:textbox style="mso-fit-shape-to-text:t" inset="0,0,0,0">
+                  <w:txbxContent>
+                    <w:p>
+                      <w:pPr>
+                        <w:pStyle w:val="Lgende"/>
+                        <w:rPr>
+                          <w:rFonts w:ascii="Times New Roman" w:hAnsi="Times New Roman" w:cs="Times New Roman"/>
+                          <w:lang w:val="en-US"/>
+                        </w:rPr>
+                      </w:pPr>
+                      <w:r>
+                        <w:rPr>
+                          <w:lang w:val="en-US"/>
+                        </w:rPr>
+                        <w:t xml:space="preserve">Figure </w:t>
+                      </w:r>
+                      <w:r>
+                        <w:fldChar w:fldCharType="begin"/>
+                      </w:r>
+                      <w:r>
+                        <w:rPr>
+                          <w:lang w:val="en-US"/>
+                        </w:rPr>
+                        <w:instrText xml:space="preserve"> SEQ Figure \* ARABIC </w:instrText>
+                      </w:r>
+                      <w:r>
+                        <w:fldChar w:fldCharType="separate"/>
+                      </w:r>
+                      <w:r>
+                        <w:rPr>
+                          <w:noProof/>
+                          <w:lang w:val="en-US"/>
+                        </w:rPr>
+                        <w:t>1</w:t>
+                      </w:r>
+                      <w:r>
+                        <w:fldChar w:fldCharType="end"/>
+                      </w:r>
+                      <w:r>
+                        <w:rPr>
+                          <w:lang w:val="en-US"/>
+                        </w:rPr>
+                        <w:t> : Nominal and Real effective e</w:t>
+                      </w:r>
+                      <w:r>
+                        <w:rPr>
+                          <w:lang w:val="en-US"/>
+                        </w:rPr>
+                        <w:t xml:space="preserve">xchange rate of the Swiss franc (1973-2025). The </w:t>
+                      </w:r>
+                      <w:r>
+                        <w:rPr>
+                          <w:lang w:val="en-US"/>
+                        </w:rPr>
+                        <w:t>nominal effective Swiss franc exchange rate index</w:t>
+                      </w:r>
+                      <w:r>
+                        <w:rPr>
+                          <w:lang w:val="en-US"/>
+                        </w:rPr>
+                        <w:t xml:space="preserve"> </w:t>
+                      </w:r>
+                      <w:r>
+                        <w:rPr>
+                          <w:lang w:val="en-US"/>
+                        </w:rPr>
+                        <w:t xml:space="preserve">measures movements </w:t>
+                      </w:r>
+                      <w:r>
+                        <w:rPr>
+                          <w:lang w:val="en-US"/>
+                        </w:rPr>
+                        <w:t>in the Swiss franc exchange rate against the currencies of Switzerland’s most important trading partners</w:t>
+                      </w:r>
+                      <w:r>
+                        <w:rPr>
+                          <w:lang w:val="en-US"/>
+                        </w:rPr>
+                        <w:t>. Increases imply an appreciation. Data source: Swiss National Bank.</w:t>
+                      </w:r>
+                    </w:p>
+                  </w:txbxContent>
+                </v:textbox>
+                <w10:wrap type="square"/>
+              </v:shape>
+            </w:pict>
+          </mc:Fallback>
+        </mc:AlternateContent>
+      </w:r>
+      <w:r>
+        <w:rPr>
+          <w:rFonts w:ascii="Times New Roman" w:hAnsi="Times New Roman" w:cs="Times New Roman"/>
+          <w:noProof/>
+          <w:lang w:val="en-US"/>
+        </w:rPr>
+        <w:drawing>
+          <wp:anchor distT="0" distB="0" distL="114300" distR="114300" simplePos="0" relativeHeight="251658240" behindDoc="0" locked="0" layoutInCell="1" allowOverlap="1" wp14:anchorId="6B4A76C4" wp14:editId="04BCF322">
+            <wp:simplePos x="0" y="0"/>
+            <wp:positionH relativeFrom="column">
+              <wp:posOffset>1905</wp:posOffset>
+            </wp:positionH>
+            <wp:positionV relativeFrom="paragraph">
+              <wp:posOffset>1905</wp:posOffset>
+            </wp:positionV>
+            <wp:extent cx="5759450" cy="4114800"/>
+            <wp:effectExtent l="0" t="0" r="0" b="0"/>
+            <wp:wrapSquare wrapText="bothSides"/>
+            <wp:docPr id="1234807070" name="Image 1"/>
+            <wp:cNvGraphicFramePr>
+              <a:graphicFrameLocks xmlns:a="http://schemas.openxmlformats.org/drawingml/2006/main" noChangeAspect="1"/>
+            </wp:cNvGraphicFramePr>
+            <a:graphic xmlns:a="http://schemas.openxmlformats.org/drawingml/2006/main">
+              <a:graphicData uri="http://schemas.openxmlformats.org/drawingml/2006/picture">
+                <pic:pic xmlns:pic="http://schemas.openxmlformats.org/drawingml/2006/picture">
+                  <pic:nvPicPr>
+                    <pic:cNvPr id="0" name="Picture 1"/>
+                    <pic:cNvPicPr>
+                      <a:picLocks noChangeAspect="1" noChangeArrowheads="1"/>
+                    </pic:cNvPicPr>
+                  </pic:nvPicPr>
+                  <pic:blipFill>
+                    <a:blip r:embed="rId7">
+                      <a:extLst>
+                        <a:ext uri="{28A0092B-C50C-407E-A947-70E740481C1C}">
+                          <a14:useLocalDpi xmlns:a14="http://schemas.microsoft.com/office/drawing/2010/main" val="0"/>
+                        </a:ext>
+                      </a:extLst>
+                    </a:blip>
+                    <a:srcRect/>
+                    <a:stretch>
+                      <a:fillRect/>
+                    </a:stretch>
+                  </pic:blipFill>
+                  <pic:spPr bwMode="auto">
+                    <a:xfrm>
+                      <a:off x="0" y="0"/>
+                      <a:ext cx="5759450" cy="4114800"/>
+                    </a:xfrm>
+                    <a:prstGeom prst="rect">
+                      <a:avLst/>
+                    </a:prstGeom>
+                    <a:noFill/>
+                    <a:ln>
+                      <a:noFill/>
+                    </a:ln>
+                  </pic:spPr>
+                </pic:pic>
+              </a:graphicData>
+            </a:graphic>
+          </wp:anchor>
+        </w:drawing>
+      </w:r>
+      <w:r>
+        <w:rPr>
+          <w:rFonts w:ascii="Times New Roman" w:hAnsi="Times New Roman" w:cs="Times New Roman"/>
+          <w:lang w:val="en-US"/>
+        </w:rPr>
+        <w:t xml:space="preserve"> of the Swiss franc as a safe-haven currency back to the first World War, when this status mirrored Switzerland’s strong political, economic and monetary stability.</w:t>
       </w:r>
       <w:r>
         <w:rPr>
@@ -911,6 +1232,143 @@
           <w:lang w:val="en-US"/>
         </w:rPr>
         <w:t>-haven and structurally appreciating currency.</w:t>
+      </w:r>
+      <w:r>
+        <w:rPr>
+          <w:rFonts w:ascii="Times New Roman" w:hAnsi="Times New Roman" w:cs="Times New Roman"/>
+          <w:lang w:val="en-US"/>
+        </w:rPr>
+        <w:t xml:space="preserve"> As shown in figure 1, </w:t>
+      </w:r>
+      <w:r>
+        <w:rPr>
+          <w:rFonts w:ascii="Times New Roman" w:hAnsi="Times New Roman" w:cs="Times New Roman"/>
+          <w:lang w:val="en-US"/>
+        </w:rPr>
+        <w:t>the long-run tendency of the Swiss franc is towards appreciation, with strong periods of appreciation</w:t>
+      </w:r>
+      <w:r>
+        <w:rPr>
+          <w:rFonts w:ascii="Times New Roman" w:hAnsi="Times New Roman" w:cs="Times New Roman"/>
+          <w:lang w:val="en-US"/>
+        </w:rPr>
+        <w:t>s</w:t>
+      </w:r>
+      <w:r>
+        <w:rPr>
+          <w:rFonts w:ascii="Times New Roman" w:hAnsi="Times New Roman" w:cs="Times New Roman"/>
+          <w:lang w:val="en-US"/>
+        </w:rPr>
+        <w:t xml:space="preserve"> in times of crisis</w:t>
+      </w:r>
+      <w:r>
+        <w:rPr>
+          <w:rFonts w:ascii="Times New Roman" w:hAnsi="Times New Roman" w:cs="Times New Roman"/>
+          <w:lang w:val="en-US"/>
+        </w:rPr>
+        <w:t xml:space="preserve"> like</w:t>
+      </w:r>
+      <w:r>
+        <w:rPr>
+          <w:rFonts w:ascii="Times New Roman" w:hAnsi="Times New Roman" w:cs="Times New Roman"/>
+          <w:lang w:val="en-US"/>
+        </w:rPr>
+        <w:t xml:space="preserve"> </w:t>
+      </w:r>
+      <w:r>
+        <w:rPr>
+          <w:rFonts w:ascii="Times New Roman" w:hAnsi="Times New Roman" w:cs="Times New Roman"/>
+          <w:lang w:val="en-US"/>
+        </w:rPr>
+        <w:t xml:space="preserve">the 2008 financial crisis which seems to have strongly contributed to the acceleration of this tendency in the last 20 years. </w:t>
+      </w:r>
+      <w:r>
+        <w:rPr>
+          <w:rFonts w:ascii="Times New Roman" w:hAnsi="Times New Roman" w:cs="Times New Roman"/>
+          <w:lang w:val="en-US"/>
+        </w:rPr>
+        <w:t xml:space="preserve">The persistent increase in the value of the Swiss franc is perceived as a major issue among Swiss industries. On the one hand, export-oriented industries (machines, watches, pharmaceutical and chemicals…), which constitute the large share of the value added in Switzerland, fear the potential loss of competitiveness associated with a higher value of their products. On the other hand, </w:t>
+      </w:r>
+      <w:r>
+        <w:rPr>
+          <w:rFonts w:ascii="Times New Roman" w:hAnsi="Times New Roman" w:cs="Times New Roman"/>
+          <w:lang w:val="en-US"/>
+        </w:rPr>
+        <w:t xml:space="preserve">industries oriented toward the domestic market like </w:t>
+      </w:r>
+      <w:proofErr w:type="spellStart"/>
+      <w:r>
+        <w:rPr>
+          <w:rFonts w:ascii="Times New Roman" w:hAnsi="Times New Roman" w:cs="Times New Roman"/>
+          <w:lang w:val="en-US"/>
+        </w:rPr>
+        <w:t>the</w:t>
+      </w:r>
+      <w:proofErr w:type="spellEnd"/>
+      <w:r>
+        <w:rPr>
+          <w:rFonts w:ascii="Times New Roman" w:hAnsi="Times New Roman" w:cs="Times New Roman"/>
+          <w:lang w:val="en-US"/>
+        </w:rPr>
+        <w:t xml:space="preserve"> retail sector also fear the strength of the Swiss franc because, Switzerland being a very small open economy, an substantial loss of competitiveness can lead to phenomena like cross-border shopping, which is important in the country given its borders with three important European countries </w:t>
+      </w:r>
+      <w:r>
+        <w:rPr>
+          <w:rFonts w:ascii="Times New Roman" w:hAnsi="Times New Roman" w:cs="Times New Roman"/>
+          <w:lang w:val="en-US"/>
+        </w:rPr>
+        <w:fldChar w:fldCharType="begin"/>
+      </w:r>
+      <w:r>
+        <w:rPr>
+          <w:rFonts w:ascii="Times New Roman" w:hAnsi="Times New Roman" w:cs="Times New Roman"/>
+          <w:lang w:val="en-US"/>
+        </w:rPr>
+        <w:instrText xml:space="preserve"> ADDIN ZOTERO_ITEM CSL_CITATION {"citationID":"Xedu30y1","properties":{"formattedCitation":"(Kluser 2025)","plainCitation":"(Kluser 2025)","noteIndex":0},"citationItems":[{"id":6639,"uris":["http://zotero.org/groups/6311349/items/X2AZ3UIB"],"itemData":{"id":6639,"type":"article-journal","abstract":"Cross-border shopping expands product variety and lowers prices for consumers in high-price countries, but it diminishes domestic tax revenues, reduces sales, and shifts demand away from local retailers. Exploiting Switzerland’s COVID-19-induced border closure as a natural experiment, I investigate the socioeconomic implications of cross-border shopping. Linking detailed grocery transaction records for 710,000 households to administrative data, I find that the border closure raises domestic grocery expenditures in border areas by an additional 10.4%. The benefits of cross-border shopping, however, are heterogeneous, and larger and lower-income households exhibit a particularly strong propensity to shop abroad. Based on these patterns, I estimate an annual loss of 1.5 billion Swiss francs in domestic grocery sales, equivalent to 3.8% of the total market.","container-title":"Swiss Journal of Economics and Statistics","DOI":"10.1186/s41937-025-00141-w","ISSN":"2235-6282","issue":"1","journalAbbreviation":"Swiss J Economics Statistics","language":"en","page":"9","source":"Springer Link","title":"Cross-border shopping: evidence from household transaction records","title-short":"Cross-border shopping","volume":"161","author":[{"family":"Kluser","given":"Frédéric"}],"issued":{"date-parts":[["2025",9,2]]}}}],"schema":"https://github.com/citation-style-language/schema/raw/master/csl-citation.json"} </w:instrText>
+      </w:r>
+      <w:r>
+        <w:rPr>
+          <w:rFonts w:ascii="Times New Roman" w:hAnsi="Times New Roman" w:cs="Times New Roman"/>
+          <w:lang w:val="en-US"/>
+        </w:rPr>
+        <w:fldChar w:fldCharType="separate"/>
+      </w:r>
+      <w:r>
+        <w:rPr>
+          <w:rFonts w:ascii="Aptos" w:hAnsi="Aptos"/>
+          <w:lang w:val="en-US"/>
+        </w:rPr>
+        <w:t>(</w:t>
+      </w:r>
+      <w:proofErr w:type="spellStart"/>
+      <w:r>
+        <w:rPr>
+          <w:rFonts w:ascii="Aptos" w:hAnsi="Aptos"/>
+          <w:lang w:val="en-US"/>
+        </w:rPr>
+        <w:t>Kluser</w:t>
+      </w:r>
+      <w:proofErr w:type="spellEnd"/>
+      <w:r>
+        <w:rPr>
+          <w:rFonts w:ascii="Aptos" w:hAnsi="Aptos"/>
+          <w:lang w:val="en-US"/>
+        </w:rPr>
+        <w:t xml:space="preserve"> 2025)</w:t>
+      </w:r>
+      <w:r>
+        <w:rPr>
+          <w:rFonts w:ascii="Times New Roman" w:hAnsi="Times New Roman" w:cs="Times New Roman"/>
+          <w:lang w:val="en-US"/>
+        </w:rPr>
+        <w:fldChar w:fldCharType="end"/>
+      </w:r>
+      <w:r>
+        <w:rPr>
+          <w:rFonts w:ascii="Times New Roman" w:hAnsi="Times New Roman" w:cs="Times New Roman"/>
+          <w:lang w:val="en-US"/>
+        </w:rPr>
+        <w:t>.</w:t>
       </w:r>
     </w:p>
     <w:p>
@@ -923,7 +1381,7 @@
       </w:pPr>
     </w:p>
     <w:sectPr>
-      <w:footerReference w:type="default" r:id="rId7"/>
+      <w:footerReference w:type="default" r:id="rId8"/>
       <w:pgSz w:w="11906" w:h="16838"/>
       <w:pgMar w:top="1417" w:right="1417" w:bottom="1417" w:left="1417" w:header="708" w:footer="708" w:gutter="0"/>
       <w:cols w:space="708"/>
@@ -2165,6 +2623,25 @@
     <w:uiPriority w:val="99"/>
     <w:rsid w:val="00CE6245"/>
   </w:style>
+  <w:style w:type="paragraph" w:styleId="Lgende">
+    <w:name w:val="caption"/>
+    <w:basedOn w:val="Normal"/>
+    <w:next w:val="Normal"/>
+    <w:uiPriority w:val="35"/>
+    <w:unhideWhenUsed/>
+    <w:qFormat/>
+    <w:rsid w:val="009E2899"/>
+    <w:pPr>
+      <w:spacing w:after="200" w:line="240" w:lineRule="auto"/>
+    </w:pPr>
+    <w:rPr>
+      <w:i/>
+      <w:iCs/>
+      <w:color w:val="0E2841" w:themeColor="text2"/>
+      <w:sz w:val="18"/>
+      <w:szCs w:val="18"/>
+    </w:rPr>
+  </w:style>
 </w:styles>
 </file>
 

--- a/posts/inflation suisse/inflation_switzerland.docx
+++ b/posts/inflation suisse/inflation_switzerland.docx
@@ -243,7 +243,72 @@
           <w:rFonts w:ascii="Times New Roman" w:hAnsi="Times New Roman" w:cs="Times New Roman"/>
           <w:lang w:val="en-US"/>
         </w:rPr>
-        <w:t xml:space="preserve">With the recurrence of large-scale global supply shocks since the Covid-19 crisis such as the war in Ukraine and more recently the closure of the strait of Hormuz, inflation has made a strong return in developed economies. In the last few years, the latter have experienced inflation rates not </w:t>
+        <w:t>With the recurrence of large-scale global supply shocks since the Covid-19 crisis such as the war in Ukraine and more recently the closure of the strait of Hormuz, inflation has made a strong return in developed economies</w:t>
+      </w:r>
+      <w:r>
+        <w:rPr>
+          <w:rFonts w:ascii="Times New Roman" w:hAnsi="Times New Roman" w:cs="Times New Roman"/>
+          <w:lang w:val="en-US"/>
+        </w:rPr>
+        <w:t xml:space="preserve"> </w:t>
+      </w:r>
+      <w:r>
+        <w:rPr>
+          <w:rFonts w:ascii="Times New Roman" w:hAnsi="Times New Roman" w:cs="Times New Roman"/>
+          <w:lang w:val="en-US"/>
+        </w:rPr>
+        <w:fldChar w:fldCharType="begin"/>
+      </w:r>
+      <w:r>
+        <w:rPr>
+          <w:rFonts w:ascii="Times New Roman" w:hAnsi="Times New Roman" w:cs="Times New Roman"/>
+          <w:lang w:val="en-US"/>
+        </w:rPr>
+        <w:instrText xml:space="preserve"> ADDIN ZOTERO_ITEM CSL_CITATION {"citationID":"G37maudG","properties":{"formattedCitation":"(Baltensperger 2023; Honohan 2024)","plainCitation":"(Baltensperger 2023; Honohan 2024)","noteIndex":0},"citationItems":[{"id":6396,"uris":["http://zotero.org/groups/6311349/items/TWUJVGCP"],"itemData":{"id":6396,"type":"article-journal","abstract":"For a quarter of a century, the western world has enjoyed a macroeconomic environment characterized by low and stable inflation. Over the last two years, this benign state has dramatically changed. In America and Europe, inflation has resurged with unexpected vigor. Treated at first by central banks and most of their observers as a mere temporary aberration, which would soon fade again without much need for action, it has since assumed a virulence which has forced central banks to tighten their policies much more forcefully than was initially expected. How did all this come about? How are central banks and their monetary policies to be judged?","container-title":"Swiss Journal of Economics and Statistics","DOI":"10.1186/s41937-023-00114-x","ISSN":"2235-6282","issue":"1","journalAbbreviation":"Swiss J Economics Statistics","language":"en","page":"10","source":"Springer Link","title":"The return of inflation","volume":"159","author":[{"family":"Baltensperger","given":"Ernst"}],"issued":{"date-parts":[["2023",6,6]]}}},{"id":6659,"uris":["http://zotero.org/groups/6311349/items/PG4PUGGN"],"itemData":{"id":6659,"type":"article","abstract":"For most of the decade before the COVID-19 pandemic, undershooting rather than overshooting had been the main inflation problem of the European Central Bank (ECB). During 2020, consumer prices in the euro area were falling; by the end of that year, average inflation since the introduction of the euro two decades earlier stood at only 1.6 percent per year. Things began to snowball in 2021. The 12-month inflation rate steadily accelerated. It reached double digits in the final quarter of 2022—more than twice the level it had ever reached since the euro’s introduction in 1999. Four striking features emerge from a review of the unexpected surge in European inflation since 2021: (1) The ECB’s monetary policy response lagged behind that of the US Federal Reserve, reflecting the more gradual evolution of inflation in the euro area and its distinct pattern of causes; (2) the range of inflation rates across different euro area countries has been unprecedented. This largely reflects the differential impact of war-related energy shocks (especially for natural gas piped from Russia) as well as the differential fiscal response by national governments partially insulating consumers from these shocks; (3) not all households were net losers from the inflation, with some benefiting from the fact that inflation reduced the real value of their indebtedness; and (4) the speed with which inflation was returning toward target during 2023 prompted concerns that the ECB’s monetary tightening might have been pushed too far, prolonging the output slowdown.","DOI":"10.2139/ssrn.4875072","genre":"SSRN Scholarly Paper","language":"en","number":"4875072","publisher":"Social Science Research Network","publisher-place":"Rochester, NY","source":"papers.ssrn.com","title":"The Inflation Surge in Europe","URL":"https://papers.ssrn.com/abstract=4875072","author":[{"family":"Honohan","given":"Patrick"}],"accessed":{"date-parts":[["2026",7,7]]},"issued":{"date-parts":[["2024",5,28]]}}}],"schema":"https://github.com/citation-style-language/schema/raw/master/csl-citation.json"} </w:instrText>
+      </w:r>
+      <w:r>
+        <w:rPr>
+          <w:rFonts w:ascii="Times New Roman" w:hAnsi="Times New Roman" w:cs="Times New Roman"/>
+          <w:lang w:val="en-US"/>
+        </w:rPr>
+        <w:fldChar w:fldCharType="separate"/>
+      </w:r>
+      <w:r>
+        <w:rPr>
+          <w:rFonts w:ascii="Aptos" w:hAnsi="Aptos"/>
+          <w:lang w:val="en-US"/>
+        </w:rPr>
+        <w:t>(</w:t>
+      </w:r>
+      <w:proofErr w:type="spellStart"/>
+      <w:r>
+        <w:rPr>
+          <w:rFonts w:ascii="Aptos" w:hAnsi="Aptos"/>
+          <w:lang w:val="en-US"/>
+        </w:rPr>
+        <w:t>Baltensperger</w:t>
+      </w:r>
+      <w:proofErr w:type="spellEnd"/>
+      <w:r>
+        <w:rPr>
+          <w:rFonts w:ascii="Aptos" w:hAnsi="Aptos"/>
+          <w:lang w:val="en-US"/>
+        </w:rPr>
+        <w:t xml:space="preserve"> 2023; Honohan 2024)</w:t>
+      </w:r>
+      <w:r>
+        <w:rPr>
+          <w:rFonts w:ascii="Times New Roman" w:hAnsi="Times New Roman" w:cs="Times New Roman"/>
+          <w:lang w:val="en-US"/>
+        </w:rPr>
+        <w:fldChar w:fldCharType="end"/>
+      </w:r>
+      <w:r>
+        <w:rPr>
+          <w:rFonts w:ascii="Times New Roman" w:hAnsi="Times New Roman" w:cs="Times New Roman"/>
+          <w:lang w:val="en-US"/>
+        </w:rPr>
+        <w:t xml:space="preserve">. In the last few years, the latter have experienced inflation rates not </w:t>
       </w:r>
       <w:r>
         <w:rPr>
@@ -439,7 +504,7 @@
           <w:rFonts w:ascii="Times New Roman" w:hAnsi="Times New Roman" w:cs="Times New Roman"/>
           <w:lang w:val="en-US"/>
         </w:rPr>
-        <w:t xml:space="preserve"> in the world. </w:t>
+        <w:t xml:space="preserve"> in the world. Its GDP price index is approximately 60% higher </w:t>
       </w:r>
       <w:r>
         <w:rPr>
@@ -447,7 +512,7 @@
           <w:lang w:val="en-US"/>
         </w:rPr>
         <w:lastRenderedPageBreak/>
-        <w:t xml:space="preserve">Its GDP price index is approximately 60% higher than the EU average and final household expenditure prices are higher by 82% </w:t>
+        <w:t xml:space="preserve">than the EU average and final household expenditure prices are higher by 82% </w:t>
       </w:r>
       <w:r>
         <w:rPr>
@@ -765,7 +830,13 @@
         <w:rPr>
           <w:lang w:val="en-US"/>
         </w:rPr>
-        <w:t>The structural appreciation of the Swiss franc and its safe-haven status</w:t>
+        <w:t xml:space="preserve">The </w:t>
+      </w:r>
+      <w:r>
+        <w:rPr>
+          <w:lang w:val="en-US"/>
+        </w:rPr>
+        <w:t>exchange rate pass-through</w:t>
       </w:r>
     </w:p>
     <w:p>
@@ -781,7 +852,70 @@
           <w:rFonts w:ascii="Times New Roman" w:hAnsi="Times New Roman" w:cs="Times New Roman"/>
           <w:lang w:val="en-US"/>
         </w:rPr>
-        <w:t xml:space="preserve">The first and perhaps most widespread explanation resides in the status of the Swiss franc as a </w:t>
+        <w:t xml:space="preserve">One of the most salient stylized facts of the Swiss economy is the structural tendency of the Swiss franc to appreciate since the end of the Bretton Woods system. This tendency reflects the country’s strong competitiveness of its export-oriented industries which creates a strong international demand for the Swiss franc </w:t>
+      </w:r>
+      <w:r>
+        <w:rPr>
+          <w:rFonts w:ascii="Times New Roman" w:hAnsi="Times New Roman" w:cs="Times New Roman"/>
+          <w:lang w:val="en-US"/>
+        </w:rPr>
+        <w:fldChar w:fldCharType="begin"/>
+      </w:r>
+      <w:r>
+        <w:rPr>
+          <w:rFonts w:ascii="Times New Roman" w:hAnsi="Times New Roman" w:cs="Times New Roman"/>
+          <w:lang w:val="en-US"/>
+        </w:rPr>
+        <w:instrText xml:space="preserve"> ADDIN ZOTERO_ITEM CSL_CITATION {"citationID":"7eD0wysV","properties":{"formattedCitation":"(Reynard 2009; Vallet 2016)","plainCitation":"(Reynard 2009; Vallet 2016)","noteIndex":0},"citationItems":[{"id":6623,"uris":["http://zotero.org/groups/6311349/items/P5HC7CL8"],"itemData":{"id":6623,"type":"article-journal","container-title":"Aussenwirtschaft","issue":"3","page":"335–363","publisher":"St. Gallen: Universität St. Gallen, Schweizerisches Institut für …","source":"Google Scholar","title":"What drives the Swiss franc?","volume":"64","author":[{"family":"Reynard","given":"Samuel"}],"issued":{"date-parts":[["2009"]]}}},{"id":6615,"uris":["http://zotero.org/groups/6311349/items/RXN2TV3A"],"itemData":{"id":6615,"type":"article-journal","abstract":"The case of Switzerland appears to be unique with regards to the European economic and monetary integration process, which began in 1957: although the country has had close and growing links with the European Union (EU) over time, it does not want to access full membership. Even though this situation of high integration without full membership entails certain constraints, it is also interesting for Switzerland in many respects. In particular, it allows the country to preserve the sovereignty of its money, which is the backbone of Switzerland’s modern existence. That is why I consider that the Swiss Franc is at the core of Switzerland’s European stance.","container-title":"Research in International Business and Finance","DOI":"10.1016/j.ribaf.2016.03.017","ISSN":"0275-5319","journalAbbreviation":"Research in International Business and Finance","page":"35-44","source":"ScienceDirect","title":"The role of the swiss franc in Switzerland’s European stance","volume":"38","author":[{"family":"Vallet","given":"Guillaume"}],"issued":{"date-parts":[["2016",9,1]]}}}],"schema":"https://github.com/citation-style-language/schema/raw/master/csl-citation.json"} </w:instrText>
+      </w:r>
+      <w:r>
+        <w:rPr>
+          <w:rFonts w:ascii="Times New Roman" w:hAnsi="Times New Roman" w:cs="Times New Roman"/>
+          <w:lang w:val="en-US"/>
+        </w:rPr>
+        <w:fldChar w:fldCharType="separate"/>
+      </w:r>
+      <w:r>
+        <w:rPr>
+          <w:rFonts w:ascii="Aptos" w:hAnsi="Aptos"/>
+          <w:lang w:val="en-US"/>
+        </w:rPr>
+        <w:t>(Reynard 2009; Vallet 2016)</w:t>
+      </w:r>
+      <w:r>
+        <w:rPr>
+          <w:rFonts w:ascii="Times New Roman" w:hAnsi="Times New Roman" w:cs="Times New Roman"/>
+          <w:lang w:val="en-US"/>
+        </w:rPr>
+        <w:fldChar w:fldCharType="end"/>
+      </w:r>
+      <w:r>
+        <w:rPr>
+          <w:rFonts w:ascii="Times New Roman" w:hAnsi="Times New Roman" w:cs="Times New Roman"/>
+          <w:lang w:val="en-US"/>
+        </w:rPr>
+        <w:t xml:space="preserve">. Another </w:t>
+      </w:r>
+      <w:r>
+        <w:rPr>
+          <w:rFonts w:ascii="Times New Roman" w:hAnsi="Times New Roman" w:cs="Times New Roman"/>
+          <w:lang w:val="en-US"/>
+        </w:rPr>
+        <w:t>widespread explanation</w:t>
+      </w:r>
+      <w:r>
+        <w:rPr>
+          <w:rFonts w:ascii="Times New Roman" w:hAnsi="Times New Roman" w:cs="Times New Roman"/>
+          <w:lang w:val="en-US"/>
+        </w:rPr>
+        <w:t xml:space="preserve"> </w:t>
+      </w:r>
+      <w:r>
+        <w:rPr>
+          <w:rFonts w:ascii="Times New Roman" w:hAnsi="Times New Roman" w:cs="Times New Roman"/>
+          <w:lang w:val="en-US"/>
+        </w:rPr>
+        <w:t xml:space="preserve">resides in the status of the Swiss franc as a </w:t>
       </w:r>
       <w:r>
         <w:rPr>
@@ -858,7 +992,112 @@
           <w:rFonts w:ascii="Times New Roman" w:hAnsi="Times New Roman" w:cs="Times New Roman"/>
           <w:lang w:val="en-US"/>
         </w:rPr>
+        <w:fldChar w:fldCharType="begin"/>
+      </w:r>
+      <w:r>
+        <w:rPr>
+          <w:rFonts w:ascii="Times New Roman" w:hAnsi="Times New Roman" w:cs="Times New Roman"/>
+          <w:lang w:val="en-US"/>
+        </w:rPr>
+        <w:instrText xml:space="preserve"> ADDIN ZOTERO_ITEM CSL_CITATION {"citationID":"4IBWDFAi","properties":{"formattedCitation":"(Baltensperger and Kugler 2016)","plainCitation":"(Baltensperger and Kugler 2016)","dontUpdate":true,"noteIndex":0},"citationItems":[{"id":6474,"uris":["http://zotero.org/groups/6311349/items/EQMH2ABU"],"itemData":{"id":6474,"type":"article-journal","abstract":"An empirical analysis of international interest rates and of the behavior of the exchange rate of the Swiss franc since 1850 leads to the conclusion that World War I marks the origin of the strong currency and safe haven status of the Swiss franc. Before World War I, interest rates point to a weakness of the Swiss currency against the pound, the guilder and French franc (from 1881 to 1913) that is shared with the German mark. Thereafter, we see the pattern of the Swiss interest rate island develop and become especially pronounced during the Bretton Woods years. Deviations from metallic parities confirm these findings. For the period after World War I, we establish a strong and stable real and nominal trend appreciation against the pound and the dollar that reflects, to a sizeable extent, inflation differentials.","container-title":"Aussenwirtschaft","ISSN":"0004-8216","issue":"2","language":"eng","license":"http://www.econstor.eu/dspace/Nutzungsbedingungen","page":"1-30","publisher":"St.Gallen: Universität St.Gallen, Schweizerisches Institut für Aussenwirtschaft und Angewandte Wirtschaftsforschung (SIAW-HSG)","source":"www.econstor.eu","title":"The historical origins of the safe haven status of the Swiss franc","volume":"67","author":[{"family":"Baltensperger","given":"Ernst"},{"family":"Kugler","given":"Peter"}],"issued":{"date-parts":[["2016"]]}}}],"schema":"https://github.com/citation-style-language/schema/raw/master/csl-citation.json"} </w:instrText>
+      </w:r>
+      <w:r>
+        <w:rPr>
+          <w:rFonts w:ascii="Times New Roman" w:hAnsi="Times New Roman" w:cs="Times New Roman"/>
+          <w:lang w:val="en-US"/>
+        </w:rPr>
+        <w:fldChar w:fldCharType="separate"/>
+      </w:r>
+      <w:r>
+        <w:rPr>
+          <w:rFonts w:ascii="Aptos" w:hAnsi="Aptos"/>
+          <w:lang w:val="en-US"/>
+        </w:rPr>
+        <w:t xml:space="preserve">Baltensperger and Kugler </w:t>
+      </w:r>
+      <w:r>
+        <w:rPr>
+          <w:rFonts w:ascii="Aptos" w:hAnsi="Aptos"/>
+          <w:lang w:val="en-US"/>
+        </w:rPr>
+        <w:t>(</w:t>
+      </w:r>
+      <w:r>
+        <w:rPr>
+          <w:rFonts w:ascii="Aptos" w:hAnsi="Aptos"/>
+          <w:lang w:val="en-US"/>
+        </w:rPr>
+        <w:t>2016)</w:t>
+      </w:r>
+      <w:r>
+        <w:rPr>
+          <w:rFonts w:ascii="Times New Roman" w:hAnsi="Times New Roman" w:cs="Times New Roman"/>
+          <w:lang w:val="en-US"/>
+        </w:rPr>
+        <w:fldChar w:fldCharType="end"/>
+      </w:r>
+      <w:r>
+        <w:rPr>
+          <w:rFonts w:ascii="Times New Roman" w:hAnsi="Times New Roman" w:cs="Times New Roman"/>
+          <w:lang w:val="en-US"/>
+        </w:rPr>
+        <w:t xml:space="preserve"> </w:t>
+      </w:r>
+      <w:r>
+        <w:rPr>
+          <w:rFonts w:ascii="Times New Roman" w:hAnsi="Times New Roman" w:cs="Times New Roman"/>
+          <w:lang w:val="en-US"/>
+        </w:rPr>
         <w:lastRenderedPageBreak/>
+        <w:t>dates the status of the Swiss franc as a safe-haven currency back to the first World War, when this status mirrored Switzerland’s strong political, economic and monetary stability.</w:t>
+      </w:r>
+      <w:r>
+        <w:rPr>
+          <w:rFonts w:ascii="Times New Roman" w:hAnsi="Times New Roman" w:cs="Times New Roman"/>
+          <w:lang w:val="en-US"/>
+        </w:rPr>
+        <w:t xml:space="preserve"> </w:t>
+      </w:r>
+      <w:r>
+        <w:rPr>
+          <w:rFonts w:ascii="Times New Roman" w:hAnsi="Times New Roman" w:cs="Times New Roman"/>
+          <w:lang w:val="en-US"/>
+        </w:rPr>
+        <w:t xml:space="preserve">For Swiss economic organizations and policy makers, the appreciation of the Swiss franc is considered as </w:t>
+      </w:r>
+      <w:r>
+        <w:rPr>
+          <w:rFonts w:ascii="Times New Roman" w:hAnsi="Times New Roman" w:cs="Times New Roman"/>
+          <w:lang w:val="en-US"/>
+        </w:rPr>
+        <w:t xml:space="preserve">a double-edged sword. On the one hand, it represents a threat on the export-oriented industries which fear that an overvalued franc might a negative effect on Swiss exports abroad. This </w:t>
+      </w:r>
+      <w:r>
+        <w:rPr>
+          <w:rFonts w:ascii="Times New Roman" w:hAnsi="Times New Roman" w:cs="Times New Roman"/>
+          <w:lang w:val="en-US"/>
+        </w:rPr>
+        <w:t xml:space="preserve">fear is also shared by industries </w:t>
+      </w:r>
+      <w:r>
+        <w:rPr>
+          <w:rFonts w:ascii="Times New Roman" w:hAnsi="Times New Roman" w:cs="Times New Roman"/>
+          <w:lang w:val="en-US"/>
+        </w:rPr>
+        <w:t>mostly</w:t>
+      </w:r>
+      <w:r>
+        <w:rPr>
+          <w:rFonts w:ascii="Times New Roman" w:hAnsi="Times New Roman" w:cs="Times New Roman"/>
+          <w:lang w:val="en-US"/>
+        </w:rPr>
+        <w:t xml:space="preserve"> oriented towards the domestic sector such as retail which are afraid that higher relative prices will result in an increase in cross-border shopping, a phenomenon that can be important in Switzerland given its geographical proximity to important European countries with a much lower cost of living </w:t>
+      </w:r>
+      <w:r>
+        <w:rPr>
+          <w:rFonts w:ascii="Times New Roman" w:hAnsi="Times New Roman" w:cs="Times New Roman"/>
+          <w:lang w:val="en-US"/>
+        </w:rPr>
         <w:fldChar w:fldCharType="begin"/>
       </w:r>
       <w:r>
@@ -866,7 +1105,7 @@
           <w:rFonts w:ascii="Times New Roman" w:hAnsi="Times New Roman" w:cs="Times New Roman"/>
           <w:lang w:val="en-US"/>
         </w:rPr>
-        <w:instrText xml:space="preserve"> ADDIN ZOTERO_ITEM CSL_CITATION {"citationID":"4IBWDFAi","properties":{"formattedCitation":"(Baltensperger and Kugler 2016)","plainCitation":"(Baltensperger and Kugler 2016)","dontUpdate":true,"noteIndex":0},"citationItems":[{"id":6474,"uris":["http://zotero.org/groups/6311349/items/EQMH2ABU"],"itemData":{"id":6474,"type":"article-journal","abstract":"An empirical analysis of international interest rates and of the behavior of the exchange rate of the Swiss franc since 1850 leads to the conclusion that World War I marks the origin of the strong currency and safe haven status of the Swiss franc. Before World War I, interest rates point to a weakness of the Swiss currency against the pound, the guilder and French franc (from 1881 to 1913) that is shared with the German mark. Thereafter, we see the pattern of the Swiss interest rate island develop and become especially pronounced during the Bretton Woods years. Deviations from metallic parities confirm these findings. For the period after World War I, we establish a strong and stable real and nominal trend appreciation against the pound and the dollar that reflects, to a sizeable extent, inflation differentials.","container-title":"Aussenwirtschaft","ISSN":"0004-8216","issue":"2","language":"eng","license":"http://www.econstor.eu/dspace/Nutzungsbedingungen","page":"1-30","publisher":"St.Gallen: Universität St.Gallen, Schweizerisches Institut für Aussenwirtschaft und Angewandte Wirtschaftsforschung (SIAW-HSG)","source":"www.econstor.eu","title":"The historical origins of the safe haven status of the Swiss franc","volume":"67","author":[{"family":"Baltensperger","given":"Ernst"},{"family":"Kugler","given":"Peter"}],"issued":{"date-parts":[["2016"]]}}}],"schema":"https://github.com/citation-style-language/schema/raw/master/csl-citation.json"} </w:instrText>
+        <w:instrText xml:space="preserve"> ADDIN ZOTERO_ITEM CSL_CITATION {"citationID":"yyYfnqAE","properties":{"formattedCitation":"(Kluser 2025)","plainCitation":"(Kluser 2025)","noteIndex":0},"citationItems":[{"id":6639,"uris":["http://zotero.org/groups/6311349/items/X2AZ3UIB"],"itemData":{"id":6639,"type":"article-journal","abstract":"Cross-border shopping expands product variety and lowers prices for consumers in high-price countries, but it diminishes domestic tax revenues, reduces sales, and shifts demand away from local retailers. Exploiting Switzerland’s COVID-19-induced border closure as a natural experiment, I investigate the socioeconomic implications of cross-border shopping. Linking detailed grocery transaction records for 710,000 households to administrative data, I find that the border closure raises domestic grocery expenditures in border areas by an additional 10.4%. The benefits of cross-border shopping, however, are heterogeneous, and larger and lower-income households exhibit a particularly strong propensity to shop abroad. Based on these patterns, I estimate an annual loss of 1.5 billion Swiss francs in domestic grocery sales, equivalent to 3.8% of the total market.","container-title":"Swiss Journal of Economics and Statistics","DOI":"10.1186/s41937-025-00141-w","ISSN":"2235-6282","issue":"1","journalAbbreviation":"Swiss J Economics Statistics","language":"en","page":"9","source":"Springer Link","title":"Cross-border shopping: evidence from household transaction records","title-short":"Cross-border shopping","volume":"161","author":[{"family":"Kluser","given":"Frédéric"}],"issued":{"date-parts":[["2025",9,2]]}}}],"schema":"https://github.com/citation-style-language/schema/raw/master/csl-citation.json"} </w:instrText>
       </w:r>
       <w:r>
         <w:rPr>
@@ -875,13 +1114,20 @@
         </w:rPr>
         <w:fldChar w:fldCharType="separate"/>
       </w:r>
+      <w:r>
+        <w:rPr>
+          <w:rFonts w:ascii="Aptos" w:hAnsi="Aptos"/>
+          <w:lang w:val="en-US"/>
+        </w:rPr>
+        <w:t>(</w:t>
+      </w:r>
       <w:proofErr w:type="spellStart"/>
       <w:r>
         <w:rPr>
           <w:rFonts w:ascii="Aptos" w:hAnsi="Aptos"/>
           <w:lang w:val="en-US"/>
         </w:rPr>
-        <w:t>Baltensperger</w:t>
+        <w:t>Kluser</w:t>
       </w:r>
       <w:proofErr w:type="spellEnd"/>
       <w:r>
@@ -889,21 +1135,7 @@
           <w:rFonts w:ascii="Aptos" w:hAnsi="Aptos"/>
           <w:lang w:val="en-US"/>
         </w:rPr>
-        <w:t xml:space="preserve"> and Kugler </w:t>
-      </w:r>
-      <w:r>
-        <w:rPr>
-          <w:rFonts w:ascii="Aptos" w:hAnsi="Aptos"/>
-          <w:lang w:val="en-US"/>
-        </w:rPr>
-        <w:t>(</w:t>
-      </w:r>
-      <w:r>
-        <w:rPr>
-          <w:rFonts w:ascii="Aptos" w:hAnsi="Aptos"/>
-          <w:lang w:val="en-US"/>
-        </w:rPr>
-        <w:t>2016)</w:t>
+        <w:t xml:space="preserve"> 2025)</w:t>
       </w:r>
       <w:r>
         <w:rPr>
@@ -917,356 +1149,14 @@
           <w:rFonts w:ascii="Times New Roman" w:hAnsi="Times New Roman" w:cs="Times New Roman"/>
           <w:lang w:val="en-US"/>
         </w:rPr>
-        <w:t xml:space="preserve"> dates the status</w:t>
-      </w:r>
-      <w:r>
-        <w:rPr>
-          <w:noProof/>
-        </w:rPr>
-        <mc:AlternateContent>
-          <mc:Choice Requires="wps">
-            <w:drawing>
-              <wp:anchor distT="0" distB="0" distL="114300" distR="114300" simplePos="0" relativeHeight="251660288" behindDoc="0" locked="0" layoutInCell="1" allowOverlap="1" wp14:anchorId="67C617CA" wp14:editId="3B6F14FB">
-                <wp:simplePos x="0" y="0"/>
-                <wp:positionH relativeFrom="column">
-                  <wp:posOffset>1905</wp:posOffset>
-                </wp:positionH>
-                <wp:positionV relativeFrom="paragraph">
-                  <wp:posOffset>4173855</wp:posOffset>
-                </wp:positionV>
-                <wp:extent cx="5759450" cy="635"/>
-                <wp:effectExtent l="0" t="0" r="0" b="0"/>
-                <wp:wrapSquare wrapText="bothSides"/>
-                <wp:docPr id="45673655" name="Zone de texte 1"/>
-                <wp:cNvGraphicFramePr/>
-                <a:graphic xmlns:a="http://schemas.openxmlformats.org/drawingml/2006/main">
-                  <a:graphicData uri="http://schemas.microsoft.com/office/word/2010/wordprocessingShape">
-                    <wps:wsp>
-                      <wps:cNvSpPr txBox="1"/>
-                      <wps:spPr>
-                        <a:xfrm>
-                          <a:off x="0" y="0"/>
-                          <a:ext cx="5759450" cy="635"/>
-                        </a:xfrm>
-                        <a:prstGeom prst="rect">
-                          <a:avLst/>
-                        </a:prstGeom>
-                        <a:solidFill>
-                          <a:prstClr val="white"/>
-                        </a:solidFill>
-                        <a:ln>
-                          <a:noFill/>
-                        </a:ln>
-                      </wps:spPr>
-                      <wps:txbx>
-                        <w:txbxContent>
-                          <w:p>
-                            <w:pPr>
-                              <w:pStyle w:val="Lgende"/>
-                              <w:rPr>
-                                <w:rFonts w:ascii="Times New Roman" w:hAnsi="Times New Roman" w:cs="Times New Roman"/>
-                                <w:lang w:val="en-US"/>
-                              </w:rPr>
-                            </w:pPr>
-                            <w:r>
-                              <w:rPr>
-                                <w:lang w:val="en-US"/>
-                              </w:rPr>
-                              <w:t xml:space="preserve">Figure </w:t>
-                            </w:r>
-                            <w:r>
-                              <w:fldChar w:fldCharType="begin"/>
-                            </w:r>
-                            <w:r>
-                              <w:rPr>
-                                <w:lang w:val="en-US"/>
-                              </w:rPr>
-                              <w:instrText xml:space="preserve"> SEQ Figure \* ARABIC </w:instrText>
-                            </w:r>
-                            <w:r>
-                              <w:fldChar w:fldCharType="separate"/>
-                            </w:r>
-                            <w:r>
-                              <w:rPr>
-                                <w:noProof/>
-                                <w:lang w:val="en-US"/>
-                              </w:rPr>
-                              <w:t>1</w:t>
-                            </w:r>
-                            <w:r>
-                              <w:fldChar w:fldCharType="end"/>
-                            </w:r>
-                            <w:r>
-                              <w:rPr>
-                                <w:lang w:val="en-US"/>
-                              </w:rPr>
-                              <w:t> : Nominal and Real effective e</w:t>
-                            </w:r>
-                            <w:r>
-                              <w:rPr>
-                                <w:lang w:val="en-US"/>
-                              </w:rPr>
-                              <w:t xml:space="preserve">xchange rate of the Swiss franc (1973-2025). The </w:t>
-                            </w:r>
-                            <w:r>
-                              <w:rPr>
-                                <w:lang w:val="en-US"/>
-                              </w:rPr>
-                              <w:t>nominal effective Swiss franc exchange rate index</w:t>
-                            </w:r>
-                            <w:r>
-                              <w:rPr>
-                                <w:lang w:val="en-US"/>
-                              </w:rPr>
-                              <w:t xml:space="preserve"> </w:t>
-                            </w:r>
-                            <w:r>
-                              <w:rPr>
-                                <w:lang w:val="en-US"/>
-                              </w:rPr>
-                              <w:t xml:space="preserve">measures movements </w:t>
-                            </w:r>
-                            <w:r>
-                              <w:rPr>
-                                <w:lang w:val="en-US"/>
-                              </w:rPr>
-                              <w:t>in the Swiss franc exchange rate against the currencies of Switzerland’s most important trading partners</w:t>
-                            </w:r>
-                            <w:r>
-                              <w:rPr>
-                                <w:lang w:val="en-US"/>
-                              </w:rPr>
-                              <w:t>. Increases imply an appreciation. Data source: Swiss National Bank.</w:t>
-                            </w:r>
-                          </w:p>
-                        </w:txbxContent>
-                      </wps:txbx>
-                      <wps:bodyPr rot="0" spcFirstLastPara="0" vertOverflow="overflow" horzOverflow="overflow" vert="horz" wrap="square" lIns="0" tIns="0" rIns="0" bIns="0" numCol="1" spcCol="0" rtlCol="0" fromWordArt="0" anchor="t" anchorCtr="0" forceAA="0" compatLnSpc="1">
-                        <a:prstTxWarp prst="textNoShape">
-                          <a:avLst/>
-                        </a:prstTxWarp>
-                        <a:spAutoFit/>
-                      </wps:bodyPr>
-                    </wps:wsp>
-                  </a:graphicData>
-                </a:graphic>
-              </wp:anchor>
-            </w:drawing>
-          </mc:Choice>
-          <mc:Fallback>
-            <w:pict>
-              <v:shapetype w14:anchorId="67C617CA" id="_x0000_t202" coordsize="21600,21600" o:spt="202" path="m,l,21600r21600,l21600,xe">
-                <v:stroke joinstyle="miter"/>
-                <v:path gradientshapeok="t" o:connecttype="rect"/>
-              </v:shapetype>
-              <v:shape id="Zone de texte 1" o:spid="_x0000_s1026" type="#_x0000_t202" style="position:absolute;left:0;text-align:left;margin-left:.15pt;margin-top:328.65pt;width:453.5pt;height:.05pt;z-index:251660288;visibility:visible;mso-wrap-style:square;mso-wrap-distance-left:9pt;mso-wrap-distance-top:0;mso-wrap-distance-right:9pt;mso-wrap-distance-bottom:0;mso-position-horizontal:absolute;mso-position-horizontal-relative:text;mso-position-vertical:absolute;mso-position-vertical-relative:text;v-text-anchor:top" o:gfxdata="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" stroked="f">
-                <v:textbox style="mso-fit-shape-to-text:t" inset="0,0,0,0">
-                  <w:txbxContent>
-                    <w:p>
-                      <w:pPr>
-                        <w:pStyle w:val="Lgende"/>
-                        <w:rPr>
-                          <w:rFonts w:ascii="Times New Roman" w:hAnsi="Times New Roman" w:cs="Times New Roman"/>
-                          <w:lang w:val="en-US"/>
-                        </w:rPr>
-                      </w:pPr>
-                      <w:r>
-                        <w:rPr>
-                          <w:lang w:val="en-US"/>
-                        </w:rPr>
-                        <w:t xml:space="preserve">Figure </w:t>
-                      </w:r>
-                      <w:r>
-                        <w:fldChar w:fldCharType="begin"/>
-                      </w:r>
-                      <w:r>
-                        <w:rPr>
-                          <w:lang w:val="en-US"/>
-                        </w:rPr>
-                        <w:instrText xml:space="preserve"> SEQ Figure \* ARABIC </w:instrText>
-                      </w:r>
-                      <w:r>
-                        <w:fldChar w:fldCharType="separate"/>
-                      </w:r>
-                      <w:r>
-                        <w:rPr>
-                          <w:noProof/>
-                          <w:lang w:val="en-US"/>
-                        </w:rPr>
-                        <w:t>1</w:t>
-                      </w:r>
-                      <w:r>
-                        <w:fldChar w:fldCharType="end"/>
-                      </w:r>
-                      <w:r>
-                        <w:rPr>
-                          <w:lang w:val="en-US"/>
-                        </w:rPr>
-                        <w:t> : Nominal and Real effective e</w:t>
-                      </w:r>
-                      <w:r>
-                        <w:rPr>
-                          <w:lang w:val="en-US"/>
-                        </w:rPr>
-                        <w:t xml:space="preserve">xchange rate of the Swiss franc (1973-2025). The </w:t>
-                      </w:r>
-                      <w:r>
-                        <w:rPr>
-                          <w:lang w:val="en-US"/>
-                        </w:rPr>
-                        <w:t>nominal effective Swiss franc exchange rate index</w:t>
-                      </w:r>
-                      <w:r>
-                        <w:rPr>
-                          <w:lang w:val="en-US"/>
-                        </w:rPr>
-                        <w:t xml:space="preserve"> </w:t>
-                      </w:r>
-                      <w:r>
-                        <w:rPr>
-                          <w:lang w:val="en-US"/>
-                        </w:rPr>
-                        <w:t xml:space="preserve">measures movements </w:t>
-                      </w:r>
-                      <w:r>
-                        <w:rPr>
-                          <w:lang w:val="en-US"/>
-                        </w:rPr>
-                        <w:t>in the Swiss franc exchange rate against the currencies of Switzerland’s most important trading partners</w:t>
-                      </w:r>
-                      <w:r>
-                        <w:rPr>
-                          <w:lang w:val="en-US"/>
-                        </w:rPr>
-                        <w:t>. Increases imply an appreciation. Data source: Swiss National Bank.</w:t>
-                      </w:r>
-                    </w:p>
-                  </w:txbxContent>
-                </v:textbox>
-                <w10:wrap type="square"/>
-              </v:shape>
-            </w:pict>
-          </mc:Fallback>
-        </mc:AlternateContent>
-      </w:r>
-      <w:r>
-        <w:rPr>
-          <w:rFonts w:ascii="Times New Roman" w:hAnsi="Times New Roman" w:cs="Times New Roman"/>
-          <w:noProof/>
-          <w:lang w:val="en-US"/>
-        </w:rPr>
-        <w:drawing>
-          <wp:anchor distT="0" distB="0" distL="114300" distR="114300" simplePos="0" relativeHeight="251658240" behindDoc="0" locked="0" layoutInCell="1" allowOverlap="1" wp14:anchorId="6B4A76C4" wp14:editId="04BCF322">
-            <wp:simplePos x="0" y="0"/>
-            <wp:positionH relativeFrom="column">
-              <wp:posOffset>1905</wp:posOffset>
-            </wp:positionH>
-            <wp:positionV relativeFrom="paragraph">
-              <wp:posOffset>1905</wp:posOffset>
-            </wp:positionV>
-            <wp:extent cx="5759450" cy="4114800"/>
-            <wp:effectExtent l="0" t="0" r="0" b="0"/>
-            <wp:wrapSquare wrapText="bothSides"/>
-            <wp:docPr id="1234807070" name="Image 1"/>
-            <wp:cNvGraphicFramePr>
-              <a:graphicFrameLocks xmlns:a="http://schemas.openxmlformats.org/drawingml/2006/main" noChangeAspect="1"/>
-            </wp:cNvGraphicFramePr>
-            <a:graphic xmlns:a="http://schemas.openxmlformats.org/drawingml/2006/main">
-              <a:graphicData uri="http://schemas.openxmlformats.org/drawingml/2006/picture">
-                <pic:pic xmlns:pic="http://schemas.openxmlformats.org/drawingml/2006/picture">
-                  <pic:nvPicPr>
-                    <pic:cNvPr id="0" name="Picture 1"/>
-                    <pic:cNvPicPr>
-                      <a:picLocks noChangeAspect="1" noChangeArrowheads="1"/>
-                    </pic:cNvPicPr>
-                  </pic:nvPicPr>
-                  <pic:blipFill>
-                    <a:blip r:embed="rId7">
-                      <a:extLst>
-                        <a:ext uri="{28A0092B-C50C-407E-A947-70E740481C1C}">
-                          <a14:useLocalDpi xmlns:a14="http://schemas.microsoft.com/office/drawing/2010/main" val="0"/>
-                        </a:ext>
-                      </a:extLst>
-                    </a:blip>
-                    <a:srcRect/>
-                    <a:stretch>
-                      <a:fillRect/>
-                    </a:stretch>
-                  </pic:blipFill>
-                  <pic:spPr bwMode="auto">
-                    <a:xfrm>
-                      <a:off x="0" y="0"/>
-                      <a:ext cx="5759450" cy="4114800"/>
-                    </a:xfrm>
-                    <a:prstGeom prst="rect">
-                      <a:avLst/>
-                    </a:prstGeom>
-                    <a:noFill/>
-                    <a:ln>
-                      <a:noFill/>
-                    </a:ln>
-                  </pic:spPr>
-                </pic:pic>
-              </a:graphicData>
-            </a:graphic>
-          </wp:anchor>
-        </w:drawing>
-      </w:r>
-      <w:r>
-        <w:rPr>
-          <w:rFonts w:ascii="Times New Roman" w:hAnsi="Times New Roman" w:cs="Times New Roman"/>
-          <w:lang w:val="en-US"/>
-        </w:rPr>
-        <w:t xml:space="preserve"> of the Swiss franc as a safe-haven currency back to the first World War, when this status mirrored Switzerland’s strong political, economic and monetary stability.</w:t>
-      </w:r>
-      <w:r>
-        <w:rPr>
-          <w:rFonts w:ascii="Times New Roman" w:hAnsi="Times New Roman" w:cs="Times New Roman"/>
-          <w:lang w:val="en-US"/>
-        </w:rPr>
-        <w:t xml:space="preserve"> However, it is with the end of the Bretton Woods system that the Swiss franc clearly appeared as a safe</w:t>
-      </w:r>
-      <w:r>
-        <w:rPr>
-          <w:rFonts w:ascii="Times New Roman" w:hAnsi="Times New Roman" w:cs="Times New Roman"/>
-          <w:lang w:val="en-US"/>
-        </w:rPr>
-        <w:t>-haven and structurally appreciating currency.</w:t>
-      </w:r>
-      <w:r>
-        <w:rPr>
-          <w:rFonts w:ascii="Times New Roman" w:hAnsi="Times New Roman" w:cs="Times New Roman"/>
-          <w:lang w:val="en-US"/>
-        </w:rPr>
-        <w:t xml:space="preserve"> As shown in figure 1, </w:t>
-      </w:r>
-      <w:r>
-        <w:rPr>
-          <w:rFonts w:ascii="Times New Roman" w:hAnsi="Times New Roman" w:cs="Times New Roman"/>
-          <w:lang w:val="en-US"/>
-        </w:rPr>
-        <w:t>the long-run tendency of the Swiss franc is towards appreciation, with strong periods of appreciation</w:t>
-      </w:r>
-      <w:r>
-        <w:rPr>
-          <w:rFonts w:ascii="Times New Roman" w:hAnsi="Times New Roman" w:cs="Times New Roman"/>
-          <w:lang w:val="en-US"/>
-        </w:rPr>
-        <w:t>s</w:t>
-      </w:r>
-      <w:r>
-        <w:rPr>
-          <w:rFonts w:ascii="Times New Roman" w:hAnsi="Times New Roman" w:cs="Times New Roman"/>
-          <w:lang w:val="en-US"/>
-        </w:rPr>
-        <w:t xml:space="preserve"> in times of crisis</w:t>
-      </w:r>
-      <w:r>
-        <w:rPr>
-          <w:rFonts w:ascii="Times New Roman" w:hAnsi="Times New Roman" w:cs="Times New Roman"/>
-          <w:lang w:val="en-US"/>
-        </w:rPr>
-        <w:t xml:space="preserve"> like</w:t>
+        <w:t xml:space="preserve">. On the other hand, a stronger currency implies cheaper imports and can thus help to mitigate inflation, </w:t>
+      </w:r>
+      <w:r>
+        <w:rPr>
+          <w:rFonts w:ascii="Times New Roman" w:hAnsi="Times New Roman" w:cs="Times New Roman"/>
+          <w:lang w:val="en-US"/>
+        </w:rPr>
+        <w:t>especially since Switzerland is a small open economy with few natural resources and</w:t>
       </w:r>
       <w:r>
         <w:rPr>
@@ -1280,21 +1170,56 @@
           <w:rFonts w:ascii="Times New Roman" w:hAnsi="Times New Roman" w:cs="Times New Roman"/>
           <w:lang w:val="en-US"/>
         </w:rPr>
-        <w:t xml:space="preserve">the 2008 financial crisis which seems to have strongly contributed to the acceleration of this tendency in the last 20 years. </w:t>
-      </w:r>
-      <w:r>
-        <w:rPr>
-          <w:rFonts w:ascii="Times New Roman" w:hAnsi="Times New Roman" w:cs="Times New Roman"/>
-          <w:lang w:val="en-US"/>
-        </w:rPr>
-        <w:t xml:space="preserve">The persistent increase in the value of the Swiss franc is perceived as a major issue among Swiss industries. On the one hand, export-oriented industries (machines, watches, pharmaceutical and chemicals…), which constitute the large share of the value added in Switzerland, fear the potential loss of competitiveness associated with a higher value of their products. On the other hand, </w:t>
-      </w:r>
-      <w:r>
-        <w:rPr>
-          <w:rFonts w:ascii="Times New Roman" w:hAnsi="Times New Roman" w:cs="Times New Roman"/>
-          <w:lang w:val="en-US"/>
-        </w:rPr>
-        <w:t xml:space="preserve">industries oriented toward the domestic market like </w:t>
+        <w:t>therefore highly dependent on imports</w:t>
+      </w:r>
+      <w:r>
+        <w:rPr>
+          <w:rFonts w:ascii="Times New Roman" w:hAnsi="Times New Roman" w:cs="Times New Roman"/>
+          <w:lang w:val="en-US"/>
+        </w:rPr>
+        <w:t xml:space="preserve">. </w:t>
+      </w:r>
+      <w:r>
+        <w:rPr>
+          <w:rFonts w:ascii="Times New Roman" w:hAnsi="Times New Roman" w:cs="Times New Roman"/>
+          <w:lang w:val="en-US"/>
+        </w:rPr>
+        <w:t xml:space="preserve">The SNB even considers that appreciations of the Swiss franc come with the risk of provoking a deflationary spiral in times of economic crisis. </w:t>
+      </w:r>
+      <w:r>
+        <w:rPr>
+          <w:rFonts w:ascii="Times New Roman" w:hAnsi="Times New Roman" w:cs="Times New Roman"/>
+          <w:lang w:val="en-US"/>
+        </w:rPr>
+        <w:t xml:space="preserve">During the eurozone crisis, </w:t>
+      </w:r>
+      <w:r>
+        <w:rPr>
+          <w:rFonts w:ascii="Times New Roman" w:hAnsi="Times New Roman" w:cs="Times New Roman"/>
+          <w:lang w:val="en-US"/>
+        </w:rPr>
+        <w:t xml:space="preserve">the SNB </w:t>
+      </w:r>
+      <w:r>
+        <w:rPr>
+          <w:rFonts w:ascii="Times New Roman" w:hAnsi="Times New Roman" w:cs="Times New Roman"/>
+          <w:lang w:val="en-US"/>
+        </w:rPr>
+        <w:t xml:space="preserve">introduced a </w:t>
+      </w:r>
+      <w:r>
+        <w:rPr>
+          <w:rFonts w:ascii="Times New Roman" w:hAnsi="Times New Roman" w:cs="Times New Roman"/>
+          <w:lang w:val="en-US"/>
+        </w:rPr>
+        <w:t>minimum exchange rate</w:t>
+      </w:r>
+      <w:r>
+        <w:rPr>
+          <w:rFonts w:ascii="Times New Roman" w:hAnsi="Times New Roman" w:cs="Times New Roman"/>
+          <w:lang w:val="en-US"/>
+        </w:rPr>
+        <w:t xml:space="preserve"> (the so-called “</w:t>
       </w:r>
       <w:proofErr w:type="spellStart"/>
       <w:r>
@@ -1302,7 +1227,7 @@
           <w:rFonts w:ascii="Times New Roman" w:hAnsi="Times New Roman" w:cs="Times New Roman"/>
           <w:lang w:val="en-US"/>
         </w:rPr>
-        <w:t>the</w:t>
+        <w:t>taux</w:t>
       </w:r>
       <w:proofErr w:type="spellEnd"/>
       <w:r>
@@ -1310,65 +1235,79 @@
           <w:rFonts w:ascii="Times New Roman" w:hAnsi="Times New Roman" w:cs="Times New Roman"/>
           <w:lang w:val="en-US"/>
         </w:rPr>
-        <w:t xml:space="preserve"> retail sector also fear the strength of the Swiss franc because, Switzerland being a very small open economy, an substantial loss of competitiveness can lead to phenomena like cross-border shopping, which is important in the country given its borders with three important European countries </w:t>
-      </w:r>
-      <w:r>
-        <w:rPr>
-          <w:rFonts w:ascii="Times New Roman" w:hAnsi="Times New Roman" w:cs="Times New Roman"/>
-          <w:lang w:val="en-US"/>
-        </w:rPr>
-        <w:fldChar w:fldCharType="begin"/>
-      </w:r>
-      <w:r>
-        <w:rPr>
-          <w:rFonts w:ascii="Times New Roman" w:hAnsi="Times New Roman" w:cs="Times New Roman"/>
-          <w:lang w:val="en-US"/>
-        </w:rPr>
-        <w:instrText xml:space="preserve"> ADDIN ZOTERO_ITEM CSL_CITATION {"citationID":"Xedu30y1","properties":{"formattedCitation":"(Kluser 2025)","plainCitation":"(Kluser 2025)","noteIndex":0},"citationItems":[{"id":6639,"uris":["http://zotero.org/groups/6311349/items/X2AZ3UIB"],"itemData":{"id":6639,"type":"article-journal","abstract":"Cross-border shopping expands product variety and lowers prices for consumers in high-price countries, but it diminishes domestic tax revenues, reduces sales, and shifts demand away from local retailers. Exploiting Switzerland’s COVID-19-induced border closure as a natural experiment, I investigate the socioeconomic implications of cross-border shopping. Linking detailed grocery transaction records for 710,000 households to administrative data, I find that the border closure raises domestic grocery expenditures in border areas by an additional 10.4%. The benefits of cross-border shopping, however, are heterogeneous, and larger and lower-income households exhibit a particularly strong propensity to shop abroad. Based on these patterns, I estimate an annual loss of 1.5 billion Swiss francs in domestic grocery sales, equivalent to 3.8% of the total market.","container-title":"Swiss Journal of Economics and Statistics","DOI":"10.1186/s41937-025-00141-w","ISSN":"2235-6282","issue":"1","journalAbbreviation":"Swiss J Economics Statistics","language":"en","page":"9","source":"Springer Link","title":"Cross-border shopping: evidence from household transaction records","title-short":"Cross-border shopping","volume":"161","author":[{"family":"Kluser","given":"Frédéric"}],"issued":{"date-parts":[["2025",9,2]]}}}],"schema":"https://github.com/citation-style-language/schema/raw/master/csl-citation.json"} </w:instrText>
-      </w:r>
-      <w:r>
-        <w:rPr>
-          <w:rFonts w:ascii="Times New Roman" w:hAnsi="Times New Roman" w:cs="Times New Roman"/>
-          <w:lang w:val="en-US"/>
-        </w:rPr>
-        <w:fldChar w:fldCharType="separate"/>
-      </w:r>
-      <w:r>
-        <w:rPr>
-          <w:rFonts w:ascii="Aptos" w:hAnsi="Aptos"/>
-          <w:lang w:val="en-US"/>
-        </w:rPr>
-        <w:t>(</w:t>
+        <w:t xml:space="preserve"> </w:t>
       </w:r>
       <w:proofErr w:type="spellStart"/>
       <w:r>
         <w:rPr>
-          <w:rFonts w:ascii="Aptos" w:hAnsi="Aptos"/>
-          <w:lang w:val="en-US"/>
-        </w:rPr>
-        <w:t>Kluser</w:t>
+          <w:rFonts w:ascii="Times New Roman" w:hAnsi="Times New Roman" w:cs="Times New Roman"/>
+          <w:lang w:val="en-US"/>
+        </w:rPr>
+        <w:t>plancher</w:t>
       </w:r>
       <w:proofErr w:type="spellEnd"/>
       <w:r>
         <w:rPr>
-          <w:rFonts w:ascii="Aptos" w:hAnsi="Aptos"/>
-          <w:lang w:val="en-US"/>
-        </w:rPr>
-        <w:t xml:space="preserve"> 2025)</w:t>
-      </w:r>
-      <w:r>
-        <w:rPr>
-          <w:rFonts w:ascii="Times New Roman" w:hAnsi="Times New Roman" w:cs="Times New Roman"/>
-          <w:lang w:val="en-US"/>
-        </w:rPr>
-        <w:fldChar w:fldCharType="end"/>
-      </w:r>
-      <w:r>
-        <w:rPr>
-          <w:rFonts w:ascii="Times New Roman" w:hAnsi="Times New Roman" w:cs="Times New Roman"/>
-          <w:lang w:val="en-US"/>
-        </w:rPr>
-        <w:t>.</w:t>
+          <w:rFonts w:ascii="Times New Roman" w:hAnsi="Times New Roman" w:cs="Times New Roman"/>
+          <w:lang w:val="en-US"/>
+        </w:rPr>
+        <w:t>”)</w:t>
+      </w:r>
+      <w:r>
+        <w:rPr>
+          <w:rFonts w:ascii="Times New Roman" w:hAnsi="Times New Roman" w:cs="Times New Roman"/>
+          <w:lang w:val="en-US"/>
+        </w:rPr>
+        <w:t xml:space="preserve">, </w:t>
+      </w:r>
+      <w:r>
+        <w:rPr>
+          <w:rFonts w:ascii="Times New Roman" w:hAnsi="Times New Roman" w:cs="Times New Roman"/>
+          <w:lang w:val="en-US"/>
+        </w:rPr>
+        <w:t xml:space="preserve">of one franc against 1,2 euros to </w:t>
+      </w:r>
+      <w:r>
+        <w:rPr>
+          <w:rFonts w:ascii="Times New Roman" w:hAnsi="Times New Roman" w:cs="Times New Roman"/>
+          <w:lang w:val="en-US"/>
+        </w:rPr>
+        <w:t>combat deflation</w:t>
+      </w:r>
+      <w:r>
+        <w:rPr>
+          <w:rFonts w:ascii="Times New Roman" w:hAnsi="Times New Roman" w:cs="Times New Roman"/>
+          <w:lang w:val="en-US"/>
+        </w:rPr>
+        <w:t xml:space="preserve">. </w:t>
+      </w:r>
+      <w:r>
+        <w:rPr>
+          <w:rFonts w:ascii="Times New Roman" w:hAnsi="Times New Roman" w:cs="Times New Roman"/>
+          <w:lang w:val="en-US"/>
+        </w:rPr>
+        <w:t xml:space="preserve">The fact that the zero lower bound for the policy rate had already </w:t>
+      </w:r>
+      <w:r>
+        <w:rPr>
+          <w:rFonts w:ascii="Times New Roman" w:hAnsi="Times New Roman" w:cs="Times New Roman"/>
+          <w:lang w:val="en-US"/>
+        </w:rPr>
+        <w:t>been</w:t>
+      </w:r>
+      <w:r>
+        <w:rPr>
+          <w:rFonts w:ascii="Times New Roman" w:hAnsi="Times New Roman" w:cs="Times New Roman"/>
+          <w:lang w:val="en-US"/>
+        </w:rPr>
+        <w:t xml:space="preserve"> reached entailed substantial purchase of foreign currency </w:t>
+      </w:r>
+      <w:r>
+        <w:rPr>
+          <w:rFonts w:ascii="Times New Roman" w:hAnsi="Times New Roman" w:cs="Times New Roman"/>
+          <w:lang w:val="en-US"/>
+        </w:rPr>
+        <w:t>by the SNB which substantially increased its balance sheet until it decided to abandon the minimum exchange rate in January 2015.</w:t>
       </w:r>
     </w:p>
     <w:p>
@@ -1379,9 +1318,363 @@
           <w:lang w:val="en-US"/>
         </w:rPr>
       </w:pPr>
+      <w:r>
+        <w:rPr>
+          <w:rFonts w:ascii="Times New Roman" w:hAnsi="Times New Roman" w:cs="Times New Roman"/>
+          <w:lang w:val="en-US"/>
+        </w:rPr>
+        <w:t>However, studies on the so-called exchange rate pass-through</w:t>
+      </w:r>
+      <w:r>
+        <w:rPr>
+          <w:rFonts w:ascii="Times New Roman" w:hAnsi="Times New Roman" w:cs="Times New Roman"/>
+          <w:lang w:val="en-US"/>
+        </w:rPr>
+        <w:t xml:space="preserve"> (ERPT)</w:t>
+      </w:r>
+      <w:r>
+        <w:rPr>
+          <w:rFonts w:ascii="Times New Roman" w:hAnsi="Times New Roman" w:cs="Times New Roman"/>
+          <w:lang w:val="en-US"/>
+        </w:rPr>
+        <w:t xml:space="preserve"> on </w:t>
+      </w:r>
+      <w:r>
+        <w:rPr>
+          <w:rFonts w:ascii="Times New Roman" w:hAnsi="Times New Roman" w:cs="Times New Roman"/>
+          <w:lang w:val="en-US"/>
+        </w:rPr>
+        <w:t>inflation</w:t>
+      </w:r>
+      <w:r>
+        <w:rPr>
+          <w:rFonts w:ascii="Times New Roman" w:hAnsi="Times New Roman" w:cs="Times New Roman"/>
+          <w:lang w:val="en-US"/>
+        </w:rPr>
+        <w:t xml:space="preserve"> find only a limited effect in Switzerland.</w:t>
+      </w:r>
+      <w:r>
+        <w:rPr>
+          <w:rFonts w:ascii="Times New Roman" w:hAnsi="Times New Roman" w:cs="Times New Roman"/>
+          <w:lang w:val="en-US"/>
+        </w:rPr>
+        <w:t xml:space="preserve"> </w:t>
+      </w:r>
+      <w:r>
+        <w:rPr>
+          <w:rFonts w:ascii="Times New Roman" w:hAnsi="Times New Roman" w:cs="Times New Roman"/>
+          <w:lang w:val="en-US"/>
+        </w:rPr>
+        <w:fldChar w:fldCharType="begin"/>
+      </w:r>
+      <w:r>
+        <w:rPr>
+          <w:rFonts w:ascii="Times New Roman" w:hAnsi="Times New Roman" w:cs="Times New Roman"/>
+          <w:lang w:val="en-US"/>
+        </w:rPr>
+        <w:instrText xml:space="preserve"> ADDIN ZOTERO_ITEM CSL_CITATION {"citationID":"6JxjOXZk","properties":{"formattedCitation":"(Stulz 2007)","plainCitation":"(Stulz 2007)","noteIndex":0},"citationItems":[{"id":6613,"uris":["http://zotero.org/groups/6311349/items/P6ESWYXE"],"itemData":{"id":6613,"type":"article-journal","container-title":"Swiss National Bank Economic Studies","issue":"4","publisher-place":"Zürich","title":"Exchange rate pass-through in Switzerland: Evidence from vector autoregressions.","volume":"2007","author":[{"family":"Stulz","given":"Jonas"}],"issued":{"date-parts":[["2007"]]}}}],"schema":"https://github.com/citation-style-language/schema/raw/master/csl-citation.json"} </w:instrText>
+      </w:r>
+      <w:r>
+        <w:rPr>
+          <w:rFonts w:ascii="Times New Roman" w:hAnsi="Times New Roman" w:cs="Times New Roman"/>
+          <w:lang w:val="en-US"/>
+        </w:rPr>
+        <w:fldChar w:fldCharType="separate"/>
+      </w:r>
+      <w:r>
+        <w:rPr>
+          <w:rFonts w:ascii="Aptos" w:hAnsi="Aptos"/>
+          <w:lang w:val="en-US"/>
+        </w:rPr>
+        <w:t xml:space="preserve">Stulz </w:t>
+      </w:r>
+      <w:r>
+        <w:rPr>
+          <w:rFonts w:ascii="Aptos" w:hAnsi="Aptos"/>
+          <w:lang w:val="en-US"/>
+        </w:rPr>
+        <w:t>(</w:t>
+      </w:r>
+      <w:r>
+        <w:rPr>
+          <w:rFonts w:ascii="Aptos" w:hAnsi="Aptos"/>
+          <w:lang w:val="en-US"/>
+        </w:rPr>
+        <w:t>2007)</w:t>
+      </w:r>
+      <w:r>
+        <w:rPr>
+          <w:rFonts w:ascii="Times New Roman" w:hAnsi="Times New Roman" w:cs="Times New Roman"/>
+          <w:lang w:val="en-US"/>
+        </w:rPr>
+        <w:fldChar w:fldCharType="end"/>
+      </w:r>
+      <w:r>
+        <w:rPr>
+          <w:rFonts w:ascii="Times New Roman" w:hAnsi="Times New Roman" w:cs="Times New Roman"/>
+          <w:lang w:val="en-US"/>
+        </w:rPr>
+        <w:t xml:space="preserve"> finds a substantial but incomplete pass-through on import prices, with estimated ERPT elasticities of 0,52 after twelve months and 0,37 in the long run, whereas the ERPT to consumer prices amounts to 0,09 in the short run and merely 0,18 in the </w:t>
+      </w:r>
+      <w:r>
+        <w:rPr>
+          <w:rFonts w:ascii="Times New Roman" w:hAnsi="Times New Roman" w:cs="Times New Roman"/>
+          <w:lang w:val="en-US"/>
+        </w:rPr>
+        <w:t>long run</w:t>
+      </w:r>
+      <w:r>
+        <w:rPr>
+          <w:rFonts w:ascii="Times New Roman" w:hAnsi="Times New Roman" w:cs="Times New Roman"/>
+          <w:lang w:val="en-US"/>
+        </w:rPr>
+        <w:t>.</w:t>
+      </w:r>
+      <w:r>
+        <w:rPr>
+          <w:rFonts w:ascii="Times New Roman" w:hAnsi="Times New Roman" w:cs="Times New Roman"/>
+          <w:lang w:val="en-US"/>
+        </w:rPr>
+        <w:t xml:space="preserve"> Other studies have found either small or insignificant ERPT effects</w:t>
+      </w:r>
+      <w:r>
+        <w:rPr>
+          <w:rStyle w:val="Appelnotedebasdep"/>
+          <w:rFonts w:ascii="Times New Roman" w:hAnsi="Times New Roman" w:cs="Times New Roman"/>
+          <w:lang w:val="en-US"/>
+        </w:rPr>
+        <w:footnoteReference w:id="4"/>
+      </w:r>
+      <w:r>
+        <w:rPr>
+          <w:rFonts w:ascii="Times New Roman" w:hAnsi="Times New Roman" w:cs="Times New Roman"/>
+          <w:lang w:val="en-US"/>
+        </w:rPr>
+        <w:t>.</w:t>
+      </w:r>
+      <w:r>
+        <w:rPr>
+          <w:rFonts w:ascii="Times New Roman" w:hAnsi="Times New Roman" w:cs="Times New Roman"/>
+          <w:lang w:val="en-US"/>
+        </w:rPr>
+        <w:t xml:space="preserve"> </w:t>
+      </w:r>
+      <w:r>
+        <w:rPr>
+          <w:rFonts w:ascii="Times New Roman" w:hAnsi="Times New Roman" w:cs="Times New Roman"/>
+          <w:lang w:val="en-US"/>
+        </w:rPr>
+        <w:t xml:space="preserve">Even studies that have examined the causal effect of the sharp and sudden appreciation of the Swiss franc following the abandonment of the </w:t>
+      </w:r>
+      <w:r>
+        <w:rPr>
+          <w:rFonts w:ascii="Times New Roman" w:hAnsi="Times New Roman" w:cs="Times New Roman"/>
+          <w:lang w:val="en-US"/>
+        </w:rPr>
+        <w:t>minimum exchange rate</w:t>
+      </w:r>
+      <w:r>
+        <w:rPr>
+          <w:rFonts w:ascii="Times New Roman" w:hAnsi="Times New Roman" w:cs="Times New Roman"/>
+          <w:lang w:val="en-US"/>
+        </w:rPr>
+        <w:t xml:space="preserve"> in 2015 have found only a limited impact</w:t>
+      </w:r>
+      <w:r>
+        <w:rPr>
+          <w:rFonts w:ascii="Times New Roman" w:hAnsi="Times New Roman" w:cs="Times New Roman"/>
+          <w:lang w:val="en-US"/>
+        </w:rPr>
+        <w:t xml:space="preserve">. </w:t>
+      </w:r>
+      <w:r>
+        <w:rPr>
+          <w:rFonts w:ascii="Times New Roman" w:hAnsi="Times New Roman" w:cs="Times New Roman"/>
+          <w:lang w:val="en-US"/>
+        </w:rPr>
+        <w:fldChar w:fldCharType="begin"/>
+      </w:r>
+      <w:r>
+        <w:rPr>
+          <w:rFonts w:ascii="Times New Roman" w:hAnsi="Times New Roman" w:cs="Times New Roman"/>
+          <w:lang w:val="en-US"/>
+        </w:rPr>
+        <w:instrText xml:space="preserve"> ADDIN ZOTERO_ITEM CSL_CITATION {"citationID":"TPPbd221","properties":{"formattedCitation":"(Auer et al. 2021)","plainCitation":"(Auer et al. 2021)","noteIndex":0},"citationItems":[{"id":6515,"uris":["http://zotero.org/groups/6311349/items/PUW8HFY7"],"itemData":{"id":6515,"type":"article-journal","abstract":"We dissect the impact of a large and sudden exchange rate appreciation on Swiss border import prices, retail prices, and consumer expenditures on domestic and imported nondurable goods, following the removal of the EUR/CHF floor in January 2015. Cross-sectional variation in border price changes by currency of invoicing carries over to consumer prices and allocations, impacting retail prices of imports and competing domestic goods, as well as import expenditures. We provide measures of the sensitivity of retail import prices to border prices and the sensitivity of import shares to relative prices, which is higher when using retail prices than border prices.","container-title":"American Economic Review","DOI":"10.1257/aer.20181415","ISSN":"0002-8282","issue":"2","language":"en","page":"652-686","source":"www.aeaweb.org","title":"Exchange Rates and Prices: Evidence from the 2015 Swiss Franc Appreciation","title-short":"Exchange Rates and Prices","volume":"111","author":[{"family":"Auer","given":"Raphael"},{"family":"Burstein","given":"Ariel"},{"family":"Lein","given":"Sarah M."}],"issued":{"date-parts":[["2021",2]]}}}],"schema":"https://github.com/citation-style-language/schema/raw/master/csl-citation.json"} </w:instrText>
+      </w:r>
+      <w:r>
+        <w:rPr>
+          <w:rFonts w:ascii="Times New Roman" w:hAnsi="Times New Roman" w:cs="Times New Roman"/>
+          <w:lang w:val="en-US"/>
+        </w:rPr>
+        <w:fldChar w:fldCharType="separate"/>
+      </w:r>
+      <w:r>
+        <w:rPr>
+          <w:rFonts w:ascii="Aptos" w:hAnsi="Aptos"/>
+          <w:lang w:val="en-US"/>
+        </w:rPr>
+        <w:t xml:space="preserve">Auer et al. </w:t>
+      </w:r>
+      <w:r>
+        <w:rPr>
+          <w:rFonts w:ascii="Aptos" w:hAnsi="Aptos"/>
+          <w:lang w:val="en-US"/>
+        </w:rPr>
+        <w:t>(</w:t>
+      </w:r>
+      <w:r>
+        <w:rPr>
+          <w:rFonts w:ascii="Aptos" w:hAnsi="Aptos"/>
+          <w:lang w:val="en-US"/>
+        </w:rPr>
+        <w:t>2021)</w:t>
+      </w:r>
+      <w:r>
+        <w:rPr>
+          <w:rFonts w:ascii="Times New Roman" w:hAnsi="Times New Roman" w:cs="Times New Roman"/>
+          <w:lang w:val="en-US"/>
+        </w:rPr>
+        <w:fldChar w:fldCharType="end"/>
+      </w:r>
+      <w:r>
+        <w:rPr>
+          <w:rFonts w:ascii="Times New Roman" w:hAnsi="Times New Roman" w:cs="Times New Roman"/>
+          <w:lang w:val="en-US"/>
+        </w:rPr>
+        <w:t xml:space="preserve"> find a one-year pass-through effect of 0,075 for retail domestic prices and 0,366 for retail imported products. The results of </w:t>
+      </w:r>
+      <w:r>
+        <w:rPr>
+          <w:rFonts w:ascii="Times New Roman" w:hAnsi="Times New Roman" w:cs="Times New Roman"/>
+          <w:lang w:val="en-US"/>
+        </w:rPr>
+        <w:fldChar w:fldCharType="begin"/>
+      </w:r>
+      <w:r>
+        <w:rPr>
+          <w:rFonts w:ascii="Times New Roman" w:hAnsi="Times New Roman" w:cs="Times New Roman"/>
+          <w:lang w:val="en-US"/>
+        </w:rPr>
+        <w:instrText xml:space="preserve"> ADDIN ZOTERO_ITEM CSL_CITATION {"citationID":"y4N6wySo","properties":{"formattedCitation":"(Oktay 2022)","plainCitation":"(Oktay 2022)","noteIndex":0},"citationItems":[{"id":6398,"uris":["http://zotero.org/groups/6311349/items/YLJG9I4R"],"itemData":{"id":6398,"type":"article-journal","abstract":"This paper analyzes the exchange rate pass-through to consumer prices for 85 categories of goods and services in Switzerland. The pass-through estimates are computed using a synthetic difference-in-differences approach that exploits the large Swiss franc appreciation that followed the unexpected removal of the Swiss franc-Euro floor in January 2015. The overall 1-year all-items pass-through is 0.12, which shows that the pass-through is highly incomplete. There is an important heterogeneity across product categories, where pass-through can be as high as 0.80. These variations are linked to the international trade characteristics of the products, as the prices of goods with a high degree of international tradability, with a high import share, or that depend on tourism are shown to be more sensitive to the exchange rate.","container-title":"Swiss Journal of Economics and Statistics","DOI":"10.1186/s41937-022-00102-7","ISSN":"2235-6282","issue":"1","journalAbbreviation":"Swiss J Economics Statistics","language":"en","page":"21","source":"Springer Link","title":"Heterogeneity in the exchange rate pass-through to consumer prices: the Swiss franc appreciation of 2015","title-short":"Heterogeneity in the exchange rate pass-through to consumer prices","volume":"158","author":[{"family":"Oktay","given":"Alex"}],"issued":{"date-parts":[["2022",12,5]]}}}],"schema":"https://github.com/citation-style-language/schema/raw/master/csl-citation.json"} </w:instrText>
+      </w:r>
+      <w:r>
+        <w:rPr>
+          <w:rFonts w:ascii="Times New Roman" w:hAnsi="Times New Roman" w:cs="Times New Roman"/>
+          <w:lang w:val="en-US"/>
+        </w:rPr>
+        <w:fldChar w:fldCharType="separate"/>
+      </w:r>
+      <w:r>
+        <w:rPr>
+          <w:rFonts w:ascii="Aptos" w:hAnsi="Aptos"/>
+          <w:lang w:val="en-US"/>
+        </w:rPr>
+        <w:t xml:space="preserve">Oktay </w:t>
+      </w:r>
+      <w:r>
+        <w:rPr>
+          <w:rFonts w:ascii="Aptos" w:hAnsi="Aptos"/>
+          <w:lang w:val="en-US"/>
+        </w:rPr>
+        <w:t>(</w:t>
+      </w:r>
+      <w:r>
+        <w:rPr>
+          <w:rFonts w:ascii="Aptos" w:hAnsi="Aptos"/>
+          <w:lang w:val="en-US"/>
+        </w:rPr>
+        <w:t>2022)</w:t>
+      </w:r>
+      <w:r>
+        <w:rPr>
+          <w:rFonts w:ascii="Times New Roman" w:hAnsi="Times New Roman" w:cs="Times New Roman"/>
+          <w:lang w:val="en-US"/>
+        </w:rPr>
+        <w:fldChar w:fldCharType="end"/>
+      </w:r>
+      <w:r>
+        <w:rPr>
+          <w:rFonts w:ascii="Times New Roman" w:hAnsi="Times New Roman" w:cs="Times New Roman"/>
+          <w:lang w:val="en-US"/>
+        </w:rPr>
+        <w:t xml:space="preserve"> underline important heterogeneities in the pass-through across categories of goods and services, with non-tradable goods and services having lower pass-through than tradable ones. However, the aggregate result of the pass-through is found to be very small as only 12% of the euro/franc shock of 2015 was passed on the overall Swiss consumer price index.</w:t>
+      </w:r>
+      <w:r>
+        <w:rPr>
+          <w:rFonts w:ascii="Times New Roman" w:hAnsi="Times New Roman" w:cs="Times New Roman"/>
+          <w:lang w:val="en-US"/>
+        </w:rPr>
+        <w:t xml:space="preserve"> Low inflation rates in Switzerland cannot therefore be attributed solely based on the strength of the Swiss franc as the ERPT effect is in fact very limited.</w:t>
+      </w:r>
+    </w:p>
+    <w:p>
+      <w:pPr>
+        <w:pStyle w:val="Titre2"/>
+        <w:rPr>
+          <w:lang w:val="en-US"/>
+        </w:rPr>
+      </w:pPr>
+      <w:r>
+        <w:rPr>
+          <w:lang w:val="en-US"/>
+        </w:rPr>
+        <w:t>Industrial relations and conflict inflation</w:t>
+      </w:r>
+    </w:p>
+    <w:p>
+      <w:pPr>
+        <w:rPr>
+          <w:lang w:val="en-US"/>
+        </w:rPr>
+      </w:pPr>
+    </w:p>
+    <w:p>
+      <w:pPr>
+        <w:jc w:val="both"/>
+        <w:rPr>
+          <w:rFonts w:ascii="Times New Roman" w:hAnsi="Times New Roman" w:cs="Times New Roman"/>
+          <w:lang w:val="en-US"/>
+        </w:rPr>
+      </w:pPr>
+    </w:p>
+    <w:p>
+      <w:pPr>
+        <w:jc w:val="both"/>
+        <w:rPr>
+          <w:rFonts w:ascii="Times New Roman" w:hAnsi="Times New Roman" w:cs="Times New Roman"/>
+          <w:lang w:val="en-US"/>
+        </w:rPr>
+      </w:pPr>
+    </w:p>
+    <w:p>
+      <w:pPr>
+        <w:jc w:val="both"/>
+        <w:rPr>
+          <w:rFonts w:ascii="Times New Roman" w:hAnsi="Times New Roman" w:cs="Times New Roman"/>
+          <w:lang w:val="en-US"/>
+        </w:rPr>
+      </w:pPr>
+    </w:p>
+    <w:p>
+      <w:pPr>
+        <w:jc w:val="both"/>
+        <w:rPr>
+          <w:rFonts w:ascii="Times New Roman" w:hAnsi="Times New Roman" w:cs="Times New Roman"/>
+          <w:lang w:val="en-US"/>
+        </w:rPr>
+      </w:pPr>
+    </w:p>
+    <w:p>
+      <w:pPr>
+        <w:jc w:val="both"/>
+        <w:rPr>
+          <w:rFonts w:ascii="Times New Roman" w:hAnsi="Times New Roman" w:cs="Times New Roman"/>
+          <w:lang w:val="en-US"/>
+        </w:rPr>
+      </w:pPr>
     </w:p>
     <w:sectPr>
-      <w:footerReference w:type="default" r:id="rId8"/>
+      <w:footerReference w:type="default" r:id="rId7"/>
       <w:pgSz w:w="11906" w:h="16838"/>
       <w:pgMar w:top="1417" w:right="1417" w:bottom="1417" w:left="1417" w:header="708" w:footer="708" w:gutter="0"/>
       <w:cols w:space="708"/>
@@ -1596,6 +1889,91 @@
           <w:lang w:val="en-US"/>
         </w:rPr>
         <w:t xml:space="preserve"> Department of History-Economics-Society, University of Geneva</w:t>
+      </w:r>
+    </w:p>
+  </w:footnote>
+  <w:footnote w:id="4">
+    <w:p>
+      <w:pPr>
+        <w:pStyle w:val="Notedebasdepage"/>
+        <w:rPr>
+          <w:lang w:val="en-US"/>
+        </w:rPr>
+      </w:pPr>
+      <w:r>
+        <w:rPr>
+          <w:rStyle w:val="Appelnotedebasdep"/>
+        </w:rPr>
+        <w:footnoteRef/>
+      </w:r>
+      <w:r>
+        <w:rPr>
+          <w:lang w:val="en-US"/>
+        </w:rPr>
+        <w:t xml:space="preserve"> </w:t>
+      </w:r>
+      <w:r>
+        <w:rPr>
+          <w:lang w:val="en-US"/>
+        </w:rPr>
+        <w:t xml:space="preserve">For a summary of the </w:t>
+      </w:r>
+      <w:r>
+        <w:rPr>
+          <w:lang w:val="en-US"/>
+        </w:rPr>
+        <w:t xml:space="preserve">empirical estimates of the ERPT effects in Switzerland, see </w:t>
+      </w:r>
+      <w:r>
+        <w:rPr>
+          <w:lang w:val="en-US"/>
+        </w:rPr>
+        <w:fldChar w:fldCharType="begin"/>
+      </w:r>
+      <w:r>
+        <w:rPr>
+          <w:lang w:val="en-US"/>
+        </w:rPr>
+        <w:instrText xml:space="preserve"> ADDIN ZOTERO_ITEM CSL_CITATION {"citationID":"VuGJfKgk","properties":{"formattedCitation":"(Bachmann 2012)","plainCitation":"(Bachmann 2012)","noteIndex":4},"citationItems":[{"id":6651,"uris":["http://zotero.org/groups/6311349/items/XSJMSN92"],"itemData":{"id":6651,"type":"report","abstract":"The extent to which exchange rate fluctuations are passed through to domestic prices is of high relevance for open economies and for monetary authorities targeting price stability. Existing empirical studies estimating the exchange rate pass-through for Switzerland are based on either single equation estimation or on VAR models. However, these approaches feature some major drawbacks. The former cannot account for dynamic interactions between the time series and both methods disregard longrun equilibrium relations between the variable levels. This paper contributes to the evidence on the exchange rate pass-through in Switzerland by using a vector error correction model, which has the advantage of incorporating both short-run dynamics and long-run equilibrium relations among variables. The results reveal a significant impact of exchange rate shocks on various price (sub-)indices. Passthrough to import prices is substantial both in the short-run and in the long-run and occurs relatively quickly. It is slower, but still considerable in the long-run forthe consumer price index and some of its sub-indices. Producer prices react significantlyto exchange rate shocks as well. In contrast, consumer price inflation for services and for goods of domestic origin show hardly any significant response. The findings of this paper indicate a decline in the pass-through over time.","genre":"Working Paper","language":"eng","license":"http://www.econstor.eu/dspace/Nutzungsbedingungen","number":"12-05","publisher":"Discussion Papers","source":"www.econstor.eu","title":"Exchange rate pass-through to various price indices: Empirical estimation using vector error correction models","title-short":"Exchange rate pass-through to various price indices","URL":"https://www.econstor.eu/handle/10419/76750","author":[{"family":"Bachmann","given":"Andreas"}],"accessed":{"date-parts":[["2026",7,7]]},"issued":{"date-parts":[["2012"]]}}}],"schema":"https://github.com/citation-style-language/schema/raw/master/csl-citation.json"} </w:instrText>
+      </w:r>
+      <w:r>
+        <w:rPr>
+          <w:lang w:val="en-US"/>
+        </w:rPr>
+        <w:fldChar w:fldCharType="separate"/>
+      </w:r>
+      <w:r>
+        <w:rPr>
+          <w:rFonts w:ascii="Aptos" w:hAnsi="Aptos"/>
+          <w:lang w:val="en-US"/>
+        </w:rPr>
+        <w:t xml:space="preserve">Bachmann </w:t>
+      </w:r>
+      <w:r>
+        <w:rPr>
+          <w:rFonts w:ascii="Aptos" w:hAnsi="Aptos"/>
+          <w:lang w:val="en-US"/>
+        </w:rPr>
+        <w:t>(</w:t>
+      </w:r>
+      <w:r>
+        <w:rPr>
+          <w:rFonts w:ascii="Aptos" w:hAnsi="Aptos"/>
+          <w:lang w:val="en-US"/>
+        </w:rPr>
+        <w:t>2012)</w:t>
+      </w:r>
+      <w:r>
+        <w:rPr>
+          <w:lang w:val="en-US"/>
+        </w:rPr>
+        <w:fldChar w:fldCharType="end"/>
+      </w:r>
+      <w:r>
+        <w:rPr>
+          <w:lang w:val="en-US"/>
+        </w:rPr>
+        <w:t>.</w:t>
       </w:r>
     </w:p>
   </w:footnote>

--- a/posts/inflation suisse/inflation_switzerland.docx
+++ b/posts/inflation suisse/inflation_switzerland.docx
@@ -92,6 +92,7 @@
       <w:pPr>
         <w:pStyle w:val="Titre1"/>
         <w:rPr>
+          <w:rStyle w:val="eop"/>
           <w:rFonts w:ascii="Times New Roman" w:hAnsi="Times New Roman" w:cs="Times New Roman"/>
           <w:lang w:val="en-US"/>
         </w:rPr>
@@ -129,61 +130,75 @@
       </w:pPr>
       <w:r>
         <w:rPr>
-          <w:rStyle w:val="normaltextrun"/>
-          <w:rFonts w:eastAsiaTheme="majorEastAsia"/>
-          <w:lang w:val="en-US"/>
-        </w:rPr>
-        <w:t>Compared to other developed countries, Switzerland reveals very peculiar price level and inflationary trends. Switzerland is on the one hand often referred to as an “island of high prices” (</w:t>
-      </w:r>
-      <w:proofErr w:type="spellStart"/>
-      <w:r>
-        <w:rPr>
-          <w:rStyle w:val="normaltextrun"/>
-          <w:rFonts w:eastAsiaTheme="majorEastAsia"/>
-          <w:i/>
-          <w:iCs/>
-          <w:lang w:val="en-US"/>
-        </w:rPr>
-        <w:t>îlot</w:t>
-      </w:r>
-      <w:proofErr w:type="spellEnd"/>
-      <w:r>
-        <w:rPr>
-          <w:rStyle w:val="normaltextrun"/>
-          <w:rFonts w:eastAsiaTheme="majorEastAsia"/>
-          <w:i/>
-          <w:iCs/>
-          <w:lang w:val="en-US"/>
-        </w:rPr>
-        <w:t xml:space="preserve"> de </w:t>
-      </w:r>
-      <w:proofErr w:type="spellStart"/>
-      <w:r>
-        <w:rPr>
-          <w:rStyle w:val="normaltextrun"/>
-          <w:rFonts w:eastAsiaTheme="majorEastAsia"/>
-          <w:i/>
-          <w:iCs/>
-          <w:lang w:val="en-US"/>
-        </w:rPr>
-        <w:t>cherté</w:t>
-      </w:r>
-      <w:proofErr w:type="spellEnd"/>
-      <w:r>
-        <w:rPr>
-          <w:rStyle w:val="normaltextrun"/>
-          <w:rFonts w:eastAsiaTheme="majorEastAsia"/>
-          <w:lang w:val="en-US"/>
-        </w:rPr>
-        <w:t>) due to its very high cost of living. According to Eurostat, Switzerland is 60% more expensive than its European neighbors. On the other hand, Switzerland stands out as one of the countries with the lowest increase in its consumer price index in the last 20 years and is as such well-known for its relatively low inflation rates and even deflationary pressures after the Great Recession. With the return of global inflation following the resurgence of supply-side inflationary shocks with the Covid crisis and the beginning of the war in Ukraine, inflation surged in Switzerland in 2021-22, although at lower rates than other economies. </w:t>
-      </w:r>
-      <w:r>
-        <w:rPr>
           <w:rStyle w:val="eop"/>
           <w:rFonts w:eastAsiaTheme="majorEastAsia"/>
           <w:lang w:val="en-US"/>
         </w:rPr>
-        <w:t> </w:t>
+        <w:t>In the context of more frequent supply shocks, we assess the factors behind the relative resistance to cost-push inflation in Switzerland. We review</w:t>
+      </w:r>
+      <w:r>
+        <w:rPr>
+          <w:rStyle w:val="eop"/>
+          <w:rFonts w:eastAsiaTheme="majorEastAsia"/>
+          <w:lang w:val="en-US"/>
+        </w:rPr>
+        <w:t xml:space="preserve"> and assess</w:t>
+      </w:r>
+      <w:r>
+        <w:rPr>
+          <w:rStyle w:val="eop"/>
+          <w:rFonts w:eastAsiaTheme="majorEastAsia"/>
+          <w:lang w:val="en-US"/>
+        </w:rPr>
+        <w:t xml:space="preserve"> common explanations behind price stability in </w:t>
+      </w:r>
+      <w:r>
+        <w:rPr>
+          <w:rStyle w:val="eop"/>
+          <w:rFonts w:eastAsiaTheme="majorEastAsia"/>
+          <w:lang w:val="en-US"/>
+        </w:rPr>
+        <w:t>the Swiss economy</w:t>
+      </w:r>
+      <w:r>
+        <w:rPr>
+          <w:rStyle w:val="eop"/>
+          <w:rFonts w:eastAsiaTheme="majorEastAsia"/>
+          <w:lang w:val="en-US"/>
+        </w:rPr>
+        <w:t xml:space="preserve">, namely the strength of the Swiss franc, the construction of the </w:t>
+      </w:r>
+      <w:r>
+        <w:rPr>
+          <w:rStyle w:val="eop"/>
+          <w:rFonts w:eastAsiaTheme="majorEastAsia"/>
+          <w:lang w:val="en-US"/>
+        </w:rPr>
+        <w:t>country’s</w:t>
+      </w:r>
+      <w:r>
+        <w:rPr>
+          <w:rStyle w:val="eop"/>
+          <w:rFonts w:eastAsiaTheme="majorEastAsia"/>
+          <w:lang w:val="en-US"/>
+        </w:rPr>
+        <w:t xml:space="preserve"> consumer price index, the importance of the high share of administered prices, and </w:t>
+      </w:r>
+      <w:r>
+        <w:rPr>
+          <w:rStyle w:val="eop"/>
+          <w:rFonts w:eastAsiaTheme="majorEastAsia"/>
+          <w:lang w:val="en-US"/>
+        </w:rPr>
+        <w:t xml:space="preserve">Switzerland’s energy mix and low energy intensity. We find that low inflation rate in Switzerland is the result of a combination between the regulation of the energy sector, the protection of the domestic agricultural sector and structural change which has improved the energy mix and intensity of the economy. Finally, we show how this combination rests on a socio-political compromise </w:t>
+      </w:r>
+      <w:r>
+        <w:rPr>
+          <w:rStyle w:val="eop"/>
+          <w:rFonts w:eastAsiaTheme="majorEastAsia"/>
+          <w:lang w:val="en-US"/>
+        </w:rPr>
+        <w:t>within the Swiss dominant social bloc and underline the lines of rupture which could put into question this political equilibrium at the foundation of the so-called “island of high prices” which characterize the Swiss economy since the end of the Bretton Woods system.</w:t>
       </w:r>
     </w:p>
     <w:p>
@@ -278,23 +293,168 @@
           <w:rFonts w:ascii="Aptos" w:hAnsi="Aptos"/>
           <w:lang w:val="en-US"/>
         </w:rPr>
-        <w:t>(</w:t>
-      </w:r>
-      <w:proofErr w:type="spellStart"/>
+        <w:t>(Baltensperger 2023; Honohan 2024)</w:t>
+      </w:r>
+      <w:r>
+        <w:rPr>
+          <w:rFonts w:ascii="Times New Roman" w:hAnsi="Times New Roman" w:cs="Times New Roman"/>
+          <w:lang w:val="en-US"/>
+        </w:rPr>
+        <w:fldChar w:fldCharType="end"/>
+      </w:r>
+      <w:r>
+        <w:rPr>
+          <w:rFonts w:ascii="Times New Roman" w:hAnsi="Times New Roman" w:cs="Times New Roman"/>
+          <w:lang w:val="en-US"/>
+        </w:rPr>
+        <w:t xml:space="preserve">. In the last few years, the latter have experienced inflation rates not </w:t>
+      </w:r>
+      <w:r>
+        <w:rPr>
+          <w:rFonts w:ascii="Times New Roman" w:hAnsi="Times New Roman" w:cs="Times New Roman"/>
+          <w:lang w:val="en-US"/>
+        </w:rPr>
+        <w:t>seen in decades due to supply chain disruptions and the increase in gas and oil prices. However, one country has remarkably well resisted to the 2021-2023 inflation surge: Switzerland. According to the KOF Swiss Economic Institute</w:t>
+      </w:r>
+      <w:r>
+        <w:rPr>
+          <w:rFonts w:ascii="Times New Roman" w:hAnsi="Times New Roman" w:cs="Times New Roman"/>
+          <w:lang w:val="en-US"/>
+        </w:rPr>
+        <w:t>,</w:t>
+      </w:r>
+      <w:r>
+        <w:rPr>
+          <w:rFonts w:ascii="Times New Roman" w:hAnsi="Times New Roman" w:cs="Times New Roman"/>
+          <w:lang w:val="en-US"/>
+        </w:rPr>
+        <w:t xml:space="preserve"> inflation rose up to barely 2,8% in 2022 and 2,1% in 2023 and, since 2024, is already back to the Swiss National Bank (SNB) target range (0-2%) since. In </w:t>
+      </w:r>
+      <w:r>
+        <w:rPr>
+          <w:rFonts w:ascii="Times New Roman" w:hAnsi="Times New Roman" w:cs="Times New Roman"/>
+          <w:lang w:val="en-US"/>
+        </w:rPr>
+        <w:t xml:space="preserve">international </w:t>
+      </w:r>
+      <w:r>
+        <w:rPr>
+          <w:rFonts w:ascii="Times New Roman" w:hAnsi="Times New Roman" w:cs="Times New Roman"/>
+          <w:lang w:val="en-US"/>
+        </w:rPr>
+        <w:t>comparison, inflation reached 8% in the United States and 8,4% in the Eurozone in 2022 before declining to 4,1% and 5,5% respectively in 2023</w:t>
+      </w:r>
+      <w:r>
+        <w:rPr>
+          <w:rFonts w:ascii="Times New Roman" w:hAnsi="Times New Roman" w:cs="Times New Roman"/>
+          <w:lang w:val="en-US"/>
+        </w:rPr>
+        <w:t xml:space="preserve"> </w:t>
+      </w:r>
+      <w:r>
+        <w:rPr>
+          <w:rFonts w:ascii="Times New Roman" w:hAnsi="Times New Roman" w:cs="Times New Roman"/>
+          <w:lang w:val="en-US"/>
+        </w:rPr>
+        <w:fldChar w:fldCharType="begin"/>
+      </w:r>
+      <w:r>
+        <w:rPr>
+          <w:rFonts w:ascii="Times New Roman" w:hAnsi="Times New Roman" w:cs="Times New Roman"/>
+          <w:lang w:val="en-US"/>
+        </w:rPr>
+        <w:instrText xml:space="preserve"> ADDIN ZOTERO_ITEM CSL_CITATION {"citationID":"2vldSBiB","properties":{"formattedCitation":"(Sturm et al. 2023)","plainCitation":"(Sturm et al. 2023)","noteIndex":0},"citationItems":[{"id":6577,"uris":["http://zotero.org/groups/6311349/items/PNZDS3WF"],"itemData":{"id":6577,"type":"article-journal","abstract":"Der vorliegende Beitrag dokumentiert die Ergebnisse der Winterprognose 2023 der KOF Konjunkturforschungsstelle der ETH Zürich vom 13. Dezember 2023. Zuerst werden die jüngsten Wirtschaftsentwicklungen in der Schweiz und im Ausland diskutiert. Danach folgen die wichtigsten Prognoseergebnisse für die verschiedenen Wirtschaftsbereiche der Schweiz, aufgeteilt nach den wichtigsten verwendungsseitigen Komponenten des Bruttoinlandprodukts (BIP). Zuletzt folgt ein ausführlicher Datenanhang.","container-title":"KOF Analysen","DOI":"10.3929/ethz-b-000651951","ISSN":"1662-3517","issue":"4","language":"de","page":"1-30","publisher":"KOF Swiss Economic Institute, ETH Zurich","publisher-place":"Zürich","source":"www.research-collection.ethz.ch","title":"Konjunkturanalyse: Prognose 2024 / 2025 Schweizer Wirtschaft im Sog der internationalen Konjunkturschwäche","title-short":"Konjunkturanalyse","volume":"2023","author":[{"family":"Sturm","given":"Jan-Egbert"},{"family":"Rathke","given":"Alexander"},{"family":"Abberger","given":"Klaus"},{"family":"Abrahamsen","given":"Yngve"},{"family":"Anderes","given":"Marc"},{"family":"Daniele","given":"Maurizio"},{"family":"Domjahn","given":"Thomas"},{"family":"Graff","given":"Michael"},{"family":"Kronenberg","given":"Philipp"},{"family":"Martínez","given":"Isabel Z."},{"family":"Mikosch","given":"Heiner"},{"family":"Mühlebach","given":"Nina"},{"family":"Perakis","given":"Alexis"},{"family":"Reinicke","given":"Tim"},{"family":"Sarferaz","given":"Samad"},{"family":"Scherer","given":"Timotheus Merlin"},{"family":"Seiler","given":"Pascal"},{"family":"Siegenthaler","given":"Michael"},{"family":"Siegrist","given":"Stefanie"},{"family":"Streicher","given":"Sina"}],"issued":{"date-parts":[["2023",12]]}}}],"schema":"https://github.com/citation-style-language/schema/raw/master/csl-citation.json"} </w:instrText>
+      </w:r>
+      <w:r>
+        <w:rPr>
+          <w:rFonts w:ascii="Times New Roman" w:hAnsi="Times New Roman" w:cs="Times New Roman"/>
+          <w:lang w:val="en-US"/>
+        </w:rPr>
+        <w:fldChar w:fldCharType="separate"/>
+      </w:r>
       <w:r>
         <w:rPr>
           <w:rFonts w:ascii="Aptos" w:hAnsi="Aptos"/>
           <w:lang w:val="en-US"/>
         </w:rPr>
-        <w:t>Baltensperger</w:t>
-      </w:r>
-      <w:proofErr w:type="spellEnd"/>
+        <w:t>(Sturm et al. 2023)</w:t>
+      </w:r>
+      <w:r>
+        <w:rPr>
+          <w:rFonts w:ascii="Times New Roman" w:hAnsi="Times New Roman" w:cs="Times New Roman"/>
+          <w:lang w:val="en-US"/>
+        </w:rPr>
+        <w:fldChar w:fldCharType="end"/>
+      </w:r>
+      <w:r>
+        <w:rPr>
+          <w:rFonts w:ascii="Times New Roman" w:hAnsi="Times New Roman" w:cs="Times New Roman"/>
+          <w:lang w:val="en-US"/>
+        </w:rPr>
+        <w:t>.</w:t>
+      </w:r>
+      <w:r>
+        <w:rPr>
+          <w:rFonts w:ascii="Times New Roman" w:hAnsi="Times New Roman" w:cs="Times New Roman"/>
+          <w:lang w:val="en-US"/>
+        </w:rPr>
+        <w:t xml:space="preserve"> </w:t>
+      </w:r>
+      <w:r>
+        <w:rPr>
+          <w:rFonts w:ascii="Times New Roman" w:hAnsi="Times New Roman" w:cs="Times New Roman"/>
+          <w:lang w:val="en-US"/>
+        </w:rPr>
+        <w:t xml:space="preserve">The harmonized food price index increased by only 4,2% in Switzerland </w:t>
+      </w:r>
+      <w:r>
+        <w:rPr>
+          <w:rFonts w:ascii="Times New Roman" w:hAnsi="Times New Roman" w:cs="Times New Roman"/>
+          <w:lang w:val="en-US"/>
+        </w:rPr>
+        <w:t>during the global food crisis of 2022</w:t>
+      </w:r>
+      <w:r>
+        <w:rPr>
+          <w:rFonts w:ascii="Times New Roman" w:hAnsi="Times New Roman" w:cs="Times New Roman"/>
+          <w:lang w:val="en-US"/>
+        </w:rPr>
+        <w:t xml:space="preserve"> whereas it increased by 16,7% in the European Union </w:t>
+      </w:r>
+      <w:r>
+        <w:rPr>
+          <w:rFonts w:ascii="Times New Roman" w:hAnsi="Times New Roman" w:cs="Times New Roman"/>
+          <w:lang w:val="en-US"/>
+        </w:rPr>
+        <w:t xml:space="preserve">(EU) </w:t>
+      </w:r>
+      <w:r>
+        <w:rPr>
+          <w:rFonts w:ascii="Times New Roman" w:hAnsi="Times New Roman" w:cs="Times New Roman"/>
+          <w:lang w:val="en-US"/>
+        </w:rPr>
+        <w:fldChar w:fldCharType="begin"/>
+      </w:r>
+      <w:r>
+        <w:rPr>
+          <w:rFonts w:ascii="Times New Roman" w:hAnsi="Times New Roman" w:cs="Times New Roman"/>
+          <w:lang w:val="en-US"/>
+        </w:rPr>
+        <w:instrText xml:space="preserve"> ADDIN ZOTERO_ITEM CSL_CITATION {"citationID":"hPMfz7bI","properties":{"formattedCitation":"(Eurostat 2026)","plainCitation":"(Eurostat 2026)","noteIndex":0},"citationItems":[{"id":6609,"uris":["http://zotero.org/groups/6311349/items/DINSZNJG"],"itemData":{"id":6609,"type":"dataset","DOI":"10.2908/PRC_FPMT_M","publisher":"Eurostat","source":"DOI.org (Datacite)","title":"Food Price Monitoring Tool","URL":"https://ec.europa.eu/eurostat/product?code=PRC_FPMT_M","author":[{"literal":"Eurostat"}],"accessed":{"date-parts":[["2026",7,2]]},"issued":{"date-parts":[["2026"]]}}}],"schema":"https://github.com/citation-style-language/schema/raw/master/csl-citation.json"} </w:instrText>
+      </w:r>
+      <w:r>
+        <w:rPr>
+          <w:rFonts w:ascii="Times New Roman" w:hAnsi="Times New Roman" w:cs="Times New Roman"/>
+          <w:lang w:val="en-US"/>
+        </w:rPr>
+        <w:fldChar w:fldCharType="separate"/>
+      </w:r>
       <w:r>
         <w:rPr>
           <w:rFonts w:ascii="Aptos" w:hAnsi="Aptos"/>
           <w:lang w:val="en-US"/>
         </w:rPr>
-        <w:t xml:space="preserve"> 2023; Honohan 2024)</w:t>
+        <w:t>(Eurostat 2026)</w:t>
       </w:r>
       <w:r>
         <w:rPr>
@@ -308,90 +468,6 @@
           <w:rFonts w:ascii="Times New Roman" w:hAnsi="Times New Roman" w:cs="Times New Roman"/>
           <w:lang w:val="en-US"/>
         </w:rPr>
-        <w:t xml:space="preserve">. In the last few years, the latter have experienced inflation rates not </w:t>
-      </w:r>
-      <w:r>
-        <w:rPr>
-          <w:rFonts w:ascii="Times New Roman" w:hAnsi="Times New Roman" w:cs="Times New Roman"/>
-          <w:lang w:val="en-US"/>
-        </w:rPr>
-        <w:t>seen in decades due to supply chain disruptions and the increase in gas and oil prices. However, one country has remarkably well resisted to the 2021-2023 inflation surge: Switzerland. According to the KOF Swiss Economic Institute</w:t>
-      </w:r>
-      <w:r>
-        <w:rPr>
-          <w:rFonts w:ascii="Times New Roman" w:hAnsi="Times New Roman" w:cs="Times New Roman"/>
-          <w:lang w:val="en-US"/>
-        </w:rPr>
-        <w:t>,</w:t>
-      </w:r>
-      <w:r>
-        <w:rPr>
-          <w:rFonts w:ascii="Times New Roman" w:hAnsi="Times New Roman" w:cs="Times New Roman"/>
-          <w:lang w:val="en-US"/>
-        </w:rPr>
-        <w:t xml:space="preserve"> inflation rose up to barely 2,8% in 2022 and 2,1% in 2023 and, since 2024, is already back to the Swiss National Bank (SNB) target range (0-2%) since. In </w:t>
-      </w:r>
-      <w:r>
-        <w:rPr>
-          <w:rFonts w:ascii="Times New Roman" w:hAnsi="Times New Roman" w:cs="Times New Roman"/>
-          <w:lang w:val="en-US"/>
-        </w:rPr>
-        <w:t xml:space="preserve">international </w:t>
-      </w:r>
-      <w:r>
-        <w:rPr>
-          <w:rFonts w:ascii="Times New Roman" w:hAnsi="Times New Roman" w:cs="Times New Roman"/>
-          <w:lang w:val="en-US"/>
-        </w:rPr>
-        <w:t>comparison, inflation reached 8% in the United States and 8,4% in the Eurozone in 2022 before declining to 4,1% and 5,5% respectively in 2023</w:t>
-      </w:r>
-      <w:r>
-        <w:rPr>
-          <w:rFonts w:ascii="Times New Roman" w:hAnsi="Times New Roman" w:cs="Times New Roman"/>
-          <w:lang w:val="en-US"/>
-        </w:rPr>
-        <w:t xml:space="preserve"> </w:t>
-      </w:r>
-      <w:r>
-        <w:rPr>
-          <w:rFonts w:ascii="Times New Roman" w:hAnsi="Times New Roman" w:cs="Times New Roman"/>
-          <w:lang w:val="en-US"/>
-        </w:rPr>
-        <w:fldChar w:fldCharType="begin"/>
-      </w:r>
-      <w:r>
-        <w:rPr>
-          <w:rFonts w:ascii="Times New Roman" w:hAnsi="Times New Roman" w:cs="Times New Roman"/>
-          <w:lang w:val="en-US"/>
-        </w:rPr>
-        <w:instrText xml:space="preserve"> ADDIN ZOTERO_ITEM CSL_CITATION {"citationID":"2vldSBiB","properties":{"formattedCitation":"(Sturm et al. 2023)","plainCitation":"(Sturm et al. 2023)","noteIndex":0},"citationItems":[{"id":6577,"uris":["http://zotero.org/groups/6311349/items/PNZDS3WF"],"itemData":{"id":6577,"type":"article-journal","abstract":"Der vorliegende Beitrag dokumentiert die Ergebnisse der Winterprognose 2023 der KOF Konjunkturforschungsstelle der ETH Zürich vom 13. Dezember 2023. Zuerst werden die jüngsten Wirtschaftsentwicklungen in der Schweiz und im Ausland diskutiert. Danach folgen die wichtigsten Prognoseergebnisse für die verschiedenen Wirtschaftsbereiche der Schweiz, aufgeteilt nach den wichtigsten verwendungsseitigen Komponenten des Bruttoinlandprodukts (BIP). Zuletzt folgt ein ausführlicher Datenanhang.","container-title":"KOF Analysen","DOI":"10.3929/ethz-b-000651951","ISSN":"1662-3517","issue":"4","language":"de","page":"1-30","publisher":"KOF Swiss Economic Institute, ETH Zurich","publisher-place":"Zürich","source":"www.research-collection.ethz.ch","title":"Konjunkturanalyse: Prognose 2024 / 2025 Schweizer Wirtschaft im Sog der internationalen Konjunkturschwäche","title-short":"Konjunkturanalyse","volume":"2023","author":[{"family":"Sturm","given":"Jan-Egbert"},{"family":"Rathke","given":"Alexander"},{"family":"Abberger","given":"Klaus"},{"family":"Abrahamsen","given":"Yngve"},{"family":"Anderes","given":"Marc"},{"family":"Daniele","given":"Maurizio"},{"family":"Domjahn","given":"Thomas"},{"family":"Graff","given":"Michael"},{"family":"Kronenberg","given":"Philipp"},{"family":"Martínez","given":"Isabel Z."},{"family":"Mikosch","given":"Heiner"},{"family":"Mühlebach","given":"Nina"},{"family":"Perakis","given":"Alexis"},{"family":"Reinicke","given":"Tim"},{"family":"Sarferaz","given":"Samad"},{"family":"Scherer","given":"Timotheus Merlin"},{"family":"Seiler","given":"Pascal"},{"family":"Siegenthaler","given":"Michael"},{"family":"Siegrist","given":"Stefanie"},{"family":"Streicher","given":"Sina"}],"issued":{"date-parts":[["2023",12]]}}}],"schema":"https://github.com/citation-style-language/schema/raw/master/csl-citation.json"} </w:instrText>
-      </w:r>
-      <w:r>
-        <w:rPr>
-          <w:rFonts w:ascii="Times New Roman" w:hAnsi="Times New Roman" w:cs="Times New Roman"/>
-          <w:lang w:val="en-US"/>
-        </w:rPr>
-        <w:fldChar w:fldCharType="separate"/>
-      </w:r>
-      <w:r>
-        <w:rPr>
-          <w:rFonts w:ascii="Aptos" w:hAnsi="Aptos"/>
-          <w:lang w:val="en-US"/>
-        </w:rPr>
-        <w:t>(Sturm et al. 2023)</w:t>
-      </w:r>
-      <w:r>
-        <w:rPr>
-          <w:rFonts w:ascii="Times New Roman" w:hAnsi="Times New Roman" w:cs="Times New Roman"/>
-          <w:lang w:val="en-US"/>
-        </w:rPr>
-        <w:fldChar w:fldCharType="end"/>
-      </w:r>
-      <w:r>
-        <w:rPr>
-          <w:rFonts w:ascii="Times New Roman" w:hAnsi="Times New Roman" w:cs="Times New Roman"/>
-          <w:lang w:val="en-US"/>
-        </w:rPr>
         <w:t>.</w:t>
       </w:r>
       <w:r>
@@ -399,84 +475,15 @@
           <w:rFonts w:ascii="Times New Roman" w:hAnsi="Times New Roman" w:cs="Times New Roman"/>
           <w:lang w:val="en-US"/>
         </w:rPr>
-        <w:t xml:space="preserve"> </w:t>
-      </w:r>
-      <w:r>
-        <w:rPr>
-          <w:rFonts w:ascii="Times New Roman" w:hAnsi="Times New Roman" w:cs="Times New Roman"/>
-          <w:lang w:val="en-US"/>
-        </w:rPr>
-        <w:t xml:space="preserve">The harmonized food price index increased by only 4,2% in Switzerland </w:t>
-      </w:r>
-      <w:r>
-        <w:rPr>
-          <w:rFonts w:ascii="Times New Roman" w:hAnsi="Times New Roman" w:cs="Times New Roman"/>
-          <w:lang w:val="en-US"/>
-        </w:rPr>
-        <w:t>during the global food crisis of 2022</w:t>
-      </w:r>
-      <w:r>
-        <w:rPr>
-          <w:rFonts w:ascii="Times New Roman" w:hAnsi="Times New Roman" w:cs="Times New Roman"/>
-          <w:lang w:val="en-US"/>
-        </w:rPr>
-        <w:t xml:space="preserve"> whereas it increased by 16,7% in the European Union </w:t>
-      </w:r>
-      <w:r>
-        <w:rPr>
-          <w:rFonts w:ascii="Times New Roman" w:hAnsi="Times New Roman" w:cs="Times New Roman"/>
-          <w:lang w:val="en-US"/>
-        </w:rPr>
-        <w:t xml:space="preserve">(EU) </w:t>
-      </w:r>
-      <w:r>
-        <w:rPr>
-          <w:rFonts w:ascii="Times New Roman" w:hAnsi="Times New Roman" w:cs="Times New Roman"/>
-          <w:lang w:val="en-US"/>
-        </w:rPr>
-        <w:fldChar w:fldCharType="begin"/>
-      </w:r>
-      <w:r>
-        <w:rPr>
-          <w:rFonts w:ascii="Times New Roman" w:hAnsi="Times New Roman" w:cs="Times New Roman"/>
-          <w:lang w:val="en-US"/>
-        </w:rPr>
-        <w:instrText xml:space="preserve"> ADDIN ZOTERO_ITEM CSL_CITATION {"citationID":"hPMfz7bI","properties":{"formattedCitation":"(Eurostat 2026)","plainCitation":"(Eurostat 2026)","noteIndex":0},"citationItems":[{"id":6609,"uris":["http://zotero.org/groups/6311349/items/DINSZNJG"],"itemData":{"id":6609,"type":"dataset","DOI":"10.2908/PRC_FPMT_M","publisher":"Eurostat","source":"DOI.org (Datacite)","title":"Food Price Monitoring Tool","URL":"https://ec.europa.eu/eurostat/product?code=PRC_FPMT_M","author":[{"literal":"Eurostat"}],"accessed":{"date-parts":[["2026",7,2]]},"issued":{"date-parts":[["2026"]]}}}],"schema":"https://github.com/citation-style-language/schema/raw/master/csl-citation.json"} </w:instrText>
-      </w:r>
-      <w:r>
-        <w:rPr>
-          <w:rFonts w:ascii="Times New Roman" w:hAnsi="Times New Roman" w:cs="Times New Roman"/>
-          <w:lang w:val="en-US"/>
-        </w:rPr>
-        <w:fldChar w:fldCharType="separate"/>
-      </w:r>
-      <w:r>
-        <w:rPr>
-          <w:rFonts w:ascii="Aptos" w:hAnsi="Aptos"/>
-          <w:lang w:val="en-US"/>
-        </w:rPr>
-        <w:t>(Eurostat 2026)</w:t>
-      </w:r>
-      <w:r>
-        <w:rPr>
-          <w:rFonts w:ascii="Times New Roman" w:hAnsi="Times New Roman" w:cs="Times New Roman"/>
-          <w:lang w:val="en-US"/>
-        </w:rPr>
-        <w:fldChar w:fldCharType="end"/>
-      </w:r>
-      <w:r>
-        <w:rPr>
-          <w:rFonts w:ascii="Times New Roman" w:hAnsi="Times New Roman" w:cs="Times New Roman"/>
-          <w:lang w:val="en-US"/>
-        </w:rPr>
-        <w:t>.</w:t>
-      </w:r>
-      <w:r>
-        <w:rPr>
-          <w:rFonts w:ascii="Times New Roman" w:hAnsi="Times New Roman" w:cs="Times New Roman"/>
-          <w:lang w:val="en-US"/>
-        </w:rPr>
-        <w:t xml:space="preserve"> Swiss prices are indeed among the most stable in the world since the last two decades, with an average annual inflation rate of its national consumer price index of only 0,6% between 2000 and 2025. Among developed economies, only Japan has experienced lower inflation (0,5%), whereas inflation rates usually ranged from 1,5% to 2,5% in other </w:t>
+        <w:t xml:space="preserve"> Swiss prices are indeed among the most stable in the world since the last two decades, with an average annual inflation rate of its national consumer price index of only 0,6% between 2000 and 2025. Among developed economies, only Japan has experienced lower inflation (0,5%), whereas inflation rates usually </w:t>
+      </w:r>
+      <w:r>
+        <w:rPr>
+          <w:rFonts w:ascii="Times New Roman" w:hAnsi="Times New Roman" w:cs="Times New Roman"/>
+          <w:lang w:val="en-US"/>
+        </w:rPr>
+        <w:lastRenderedPageBreak/>
+        <w:t xml:space="preserve">ranged from 1,5% to 2,5% in other </w:t>
       </w:r>
       <w:r>
         <w:rPr>
@@ -504,15 +511,7 @@
           <w:rFonts w:ascii="Times New Roman" w:hAnsi="Times New Roman" w:cs="Times New Roman"/>
           <w:lang w:val="en-US"/>
         </w:rPr>
-        <w:t xml:space="preserve"> in the world. Its GDP price index is approximately 60% higher </w:t>
-      </w:r>
-      <w:r>
-        <w:rPr>
-          <w:rFonts w:ascii="Times New Roman" w:hAnsi="Times New Roman" w:cs="Times New Roman"/>
-          <w:lang w:val="en-US"/>
-        </w:rPr>
-        <w:lastRenderedPageBreak/>
-        <w:t xml:space="preserve">than the EU average and final household expenditure prices are higher by 82% </w:t>
+        <w:t xml:space="preserve"> in the world. Its GDP price index is approximately 60% higher than the EU average and final household expenditure prices are higher by 82% </w:t>
       </w:r>
       <w:r>
         <w:rPr>
@@ -598,7 +597,21 @@
           <w:rFonts w:ascii="Times New Roman" w:hAnsi="Times New Roman" w:cs="Times New Roman"/>
           <w:lang w:val="en-US"/>
         </w:rPr>
-        <w:t xml:space="preserve"> There are two main </w:t>
+        <w:t xml:space="preserve"> </w:t>
+      </w:r>
+      <w:r>
+        <w:rPr>
+          <w:rFonts w:ascii="Times New Roman" w:hAnsi="Times New Roman" w:cs="Times New Roman"/>
+          <w:lang w:val="en-US"/>
+        </w:rPr>
+        <w:t>Regarding the debates, t</w:t>
+      </w:r>
+      <w:r>
+        <w:rPr>
+          <w:rFonts w:ascii="Times New Roman" w:hAnsi="Times New Roman" w:cs="Times New Roman"/>
+          <w:lang w:val="en-US"/>
+        </w:rPr>
+        <w:t xml:space="preserve">here are two main </w:t>
       </w:r>
       <w:r>
         <w:rPr>
@@ -696,14 +709,56 @@
           <w:rFonts w:ascii="Times New Roman" w:hAnsi="Times New Roman" w:cs="Times New Roman"/>
           <w:lang w:val="en-US"/>
         </w:rPr>
-        <w:t xml:space="preserve">advocate tight monetary policy to reduce aggregate demand to fight inflation, heterodox economists propose more encompassing set of policies and reforms. </w:t>
-      </w:r>
-      <w:r>
-        <w:rPr>
-          <w:rFonts w:ascii="Times New Roman" w:hAnsi="Times New Roman" w:cs="Times New Roman"/>
-          <w:lang w:val="en-US"/>
-        </w:rPr>
-        <w:t>Among those policies, price control is arguably the most salient instrument in that regard, as it is considered as a relevant measure to a situation where price increases are driven by increases in the mark-ups of firms in highly cartelized and non-competitive sectors</w:t>
+        <w:t xml:space="preserve">advocate </w:t>
+      </w:r>
+      <w:r>
+        <w:rPr>
+          <w:rFonts w:ascii="Times New Roman" w:hAnsi="Times New Roman" w:cs="Times New Roman"/>
+          <w:lang w:val="en-US"/>
+        </w:rPr>
+        <w:t>restrictive</w:t>
+      </w:r>
+      <w:r>
+        <w:rPr>
+          <w:rFonts w:ascii="Times New Roman" w:hAnsi="Times New Roman" w:cs="Times New Roman"/>
+          <w:lang w:val="en-US"/>
+        </w:rPr>
+        <w:t xml:space="preserve"> monetary policy to reduce aggregate demand to fight inflation, heterodox economists propose more encompassing set of policies and reforms. </w:t>
+      </w:r>
+      <w:r>
+        <w:rPr>
+          <w:rFonts w:ascii="Times New Roman" w:hAnsi="Times New Roman" w:cs="Times New Roman"/>
+          <w:lang w:val="en-US"/>
+        </w:rPr>
+        <w:t xml:space="preserve">Among those policies, price control is arguably the most salient instrument in that regard, as it is considered a relevant measure to </w:t>
+      </w:r>
+      <w:r>
+        <w:rPr>
+          <w:rFonts w:ascii="Times New Roman" w:hAnsi="Times New Roman" w:cs="Times New Roman"/>
+          <w:lang w:val="en-US"/>
+        </w:rPr>
+        <w:t>contexts in which inflation</w:t>
+      </w:r>
+      <w:r>
+        <w:rPr>
+          <w:rFonts w:ascii="Times New Roman" w:hAnsi="Times New Roman" w:cs="Times New Roman"/>
+          <w:lang w:val="en-US"/>
+        </w:rPr>
+        <w:t xml:space="preserve"> </w:t>
+      </w:r>
+      <w:r>
+        <w:rPr>
+          <w:rFonts w:ascii="Times New Roman" w:hAnsi="Times New Roman" w:cs="Times New Roman"/>
+          <w:lang w:val="en-US"/>
+        </w:rPr>
+        <w:t xml:space="preserve">is </w:t>
+      </w:r>
+      <w:r>
+        <w:rPr>
+          <w:rFonts w:ascii="Times New Roman" w:hAnsi="Times New Roman" w:cs="Times New Roman"/>
+          <w:lang w:val="en-US"/>
+        </w:rPr>
+        <w:t>driven by increases in the mark-ups of firms in highly cartelized and non-competitive sectors</w:t>
       </w:r>
       <w:r>
         <w:rPr>
@@ -809,34 +864,488 @@
           <w:rFonts w:ascii="Times New Roman" w:hAnsi="Times New Roman" w:cs="Times New Roman"/>
           <w:lang w:val="en-US"/>
         </w:rPr>
-        <w:t>,</w:t>
-      </w:r>
-      <w:r>
-        <w:rPr>
-          <w:rFonts w:ascii="Times New Roman" w:hAnsi="Times New Roman" w:cs="Times New Roman"/>
-          <w:lang w:val="en-US"/>
-        </w:rPr>
-        <w:t xml:space="preserve"> which are the following.</w:t>
-      </w:r>
-    </w:p>
-    <w:p>
-      <w:pPr>
-        <w:pStyle w:val="Titre2"/>
-        <w:rPr>
-          <w:lang w:val="en-US"/>
-        </w:rPr>
-      </w:pPr>
-      <w:r>
-        <w:rPr>
-          <w:lang w:val="en-US"/>
-        </w:rPr>
-        <w:t xml:space="preserve">The </w:t>
-      </w:r>
-      <w:r>
-        <w:rPr>
-          <w:lang w:val="en-US"/>
-        </w:rPr>
-        <w:t>exchange rate pass-through</w:t>
+        <w:t xml:space="preserve">. The first type of explanation, and surely the most widespread one, associates low inflation rates to the strength of the Swiss franc which dampens the price of imported goods. </w:t>
+      </w:r>
+      <w:r>
+        <w:rPr>
+          <w:rFonts w:ascii="Times New Roman" w:hAnsi="Times New Roman" w:cs="Times New Roman"/>
+          <w:lang w:val="en-US"/>
+        </w:rPr>
+        <w:t>One of the most salient stylized facts of the Swiss economy is</w:t>
+      </w:r>
+      <w:r>
+        <w:rPr>
+          <w:rFonts w:ascii="Times New Roman" w:hAnsi="Times New Roman" w:cs="Times New Roman"/>
+          <w:lang w:val="en-US"/>
+        </w:rPr>
+        <w:t xml:space="preserve"> in effect</w:t>
+      </w:r>
+      <w:r>
+        <w:rPr>
+          <w:rFonts w:ascii="Times New Roman" w:hAnsi="Times New Roman" w:cs="Times New Roman"/>
+          <w:lang w:val="en-US"/>
+        </w:rPr>
+        <w:t xml:space="preserve"> the structural tendency of the Swiss franc to appreciate since the end of the Bretton Woods system</w:t>
+      </w:r>
+      <w:r>
+        <w:rPr>
+          <w:rFonts w:ascii="Times New Roman" w:hAnsi="Times New Roman" w:cs="Times New Roman"/>
+          <w:lang w:val="en-US"/>
+        </w:rPr>
+        <w:t>, a</w:t>
+      </w:r>
+      <w:r>
+        <w:rPr>
+          <w:rFonts w:ascii="Times New Roman" w:hAnsi="Times New Roman" w:cs="Times New Roman"/>
+          <w:lang w:val="en-US"/>
+        </w:rPr>
+        <w:t xml:space="preserve"> tendency </w:t>
+      </w:r>
+      <w:r>
+        <w:rPr>
+          <w:rFonts w:ascii="Times New Roman" w:hAnsi="Times New Roman" w:cs="Times New Roman"/>
+          <w:lang w:val="en-US"/>
+        </w:rPr>
+        <w:t xml:space="preserve">which </w:t>
+      </w:r>
+      <w:r>
+        <w:rPr>
+          <w:rFonts w:ascii="Times New Roman" w:hAnsi="Times New Roman" w:cs="Times New Roman"/>
+          <w:lang w:val="en-US"/>
+        </w:rPr>
+        <w:t xml:space="preserve">reflects the country’s strong competitiveness of its export-oriented industries which creates a strong international demand for the Swiss franc </w:t>
+      </w:r>
+      <w:r>
+        <w:rPr>
+          <w:rFonts w:ascii="Times New Roman" w:hAnsi="Times New Roman" w:cs="Times New Roman"/>
+          <w:lang w:val="en-US"/>
+        </w:rPr>
+        <w:fldChar w:fldCharType="begin"/>
+      </w:r>
+      <w:r>
+        <w:rPr>
+          <w:rFonts w:ascii="Times New Roman" w:hAnsi="Times New Roman" w:cs="Times New Roman"/>
+          <w:lang w:val="en-US"/>
+        </w:rPr>
+        <w:instrText xml:space="preserve"> ADDIN ZOTERO_ITEM CSL_CITATION {"citationID":"7eD0wysV","properties":{"formattedCitation":"(Reynard 2009; Vallet 2016)","plainCitation":"(Reynard 2009; Vallet 2016)","noteIndex":0},"citationItems":[{"id":6623,"uris":["http://zotero.org/groups/6311349/items/P5HC7CL8"],"itemData":{"id":6623,"type":"article-journal","container-title":"Aussenwirtschaft","issue":"3","page":"335–363","publisher":"St. Gallen: Universität St. Gallen, Schweizerisches Institut für …","source":"Google Scholar","title":"What drives the Swiss franc?","volume":"64","author":[{"family":"Reynard","given":"Samuel"}],"issued":{"date-parts":[["2009"]]}}},{"id":6615,"uris":["http://zotero.org/groups/6311349/items/RXN2TV3A"],"itemData":{"id":6615,"type":"article-journal","abstract":"The case of Switzerland appears to be unique with regards to the European economic and monetary integration process, which began in 1957: although the country has had close and growing links with the European Union (EU) over time, it does not want to access full membership. Even though this situation of high integration without full membership entails certain constraints, it is also interesting for Switzerland in many respects. In particular, it allows the country to preserve the sovereignty of its money, which is the backbone of Switzerland’s modern existence. That is why I consider that the Swiss Franc is at the core of Switzerland’s European stance.","container-title":"Research in International Business and Finance","DOI":"10.1016/j.ribaf.2016.03.017","ISSN":"0275-5319","journalAbbreviation":"Research in International Business and Finance","page":"35-44","source":"ScienceDirect","title":"The role of the swiss franc in Switzerland’s European stance","volume":"38","author":[{"family":"Vallet","given":"Guillaume"}],"issued":{"date-parts":[["2016",9,1]]}}}],"schema":"https://github.com/citation-style-language/schema/raw/master/csl-citation.json"} </w:instrText>
+      </w:r>
+      <w:r>
+        <w:rPr>
+          <w:rFonts w:ascii="Times New Roman" w:hAnsi="Times New Roman" w:cs="Times New Roman"/>
+          <w:lang w:val="en-US"/>
+        </w:rPr>
+        <w:fldChar w:fldCharType="separate"/>
+      </w:r>
+      <w:r>
+        <w:rPr>
+          <w:rFonts w:ascii="Aptos" w:hAnsi="Aptos"/>
+          <w:lang w:val="en-US"/>
+        </w:rPr>
+        <w:t>(Reynard 2009; Vallet 2016)</w:t>
+      </w:r>
+      <w:r>
+        <w:rPr>
+          <w:rFonts w:ascii="Times New Roman" w:hAnsi="Times New Roman" w:cs="Times New Roman"/>
+          <w:lang w:val="en-US"/>
+        </w:rPr>
+        <w:fldChar w:fldCharType="end"/>
+      </w:r>
+      <w:r>
+        <w:rPr>
+          <w:rFonts w:ascii="Times New Roman" w:hAnsi="Times New Roman" w:cs="Times New Roman"/>
+          <w:lang w:val="en-US"/>
+        </w:rPr>
+        <w:t xml:space="preserve">. Another </w:t>
+      </w:r>
+      <w:r>
+        <w:rPr>
+          <w:rFonts w:ascii="Times New Roman" w:hAnsi="Times New Roman" w:cs="Times New Roman"/>
+          <w:lang w:val="en-US"/>
+        </w:rPr>
+        <w:t>variant of this explanation</w:t>
+      </w:r>
+      <w:r>
+        <w:rPr>
+          <w:rFonts w:ascii="Times New Roman" w:hAnsi="Times New Roman" w:cs="Times New Roman"/>
+          <w:lang w:val="en-US"/>
+        </w:rPr>
+        <w:t xml:space="preserve"> resides in the status of the Swiss franc as a </w:t>
+      </w:r>
+      <w:r>
+        <w:rPr>
+          <w:rFonts w:ascii="Times New Roman" w:hAnsi="Times New Roman" w:cs="Times New Roman"/>
+          <w:lang w:val="en-US"/>
+        </w:rPr>
+        <w:t xml:space="preserve">strong </w:t>
+      </w:r>
+      <w:r>
+        <w:rPr>
+          <w:rFonts w:ascii="Times New Roman" w:hAnsi="Times New Roman" w:cs="Times New Roman"/>
+          <w:lang w:val="en-US"/>
+        </w:rPr>
+        <w:t>safe-haven currency.</w:t>
+      </w:r>
+      <w:r>
+        <w:rPr>
+          <w:rFonts w:ascii="Times New Roman" w:hAnsi="Times New Roman" w:cs="Times New Roman"/>
+          <w:lang w:val="en-US"/>
+        </w:rPr>
+        <w:t xml:space="preserve"> The Swiss franc is indeed considered as one of the most sought-after assets in </w:t>
+      </w:r>
+      <w:r>
+        <w:rPr>
+          <w:rFonts w:ascii="Times New Roman" w:hAnsi="Times New Roman" w:cs="Times New Roman"/>
+          <w:lang w:val="en-US"/>
+        </w:rPr>
+        <w:lastRenderedPageBreak/>
+        <w:t xml:space="preserve">times of financial and economic crisis </w:t>
+      </w:r>
+      <w:r>
+        <w:rPr>
+          <w:rFonts w:ascii="Times New Roman" w:hAnsi="Times New Roman" w:cs="Times New Roman"/>
+          <w:lang w:val="en-US"/>
+        </w:rPr>
+        <w:fldChar w:fldCharType="begin"/>
+      </w:r>
+      <w:r>
+        <w:rPr>
+          <w:rFonts w:ascii="Times New Roman" w:hAnsi="Times New Roman" w:cs="Times New Roman"/>
+          <w:lang w:val="en-US"/>
+        </w:rPr>
+        <w:instrText xml:space="preserve"> ADDIN ZOTERO_ITEM CSL_CITATION {"citationID":"j1Z4ZU9l","properties":{"formattedCitation":"(Fatum and Yamamoto 2016; Lee 2017)","plainCitation":"(Fatum and Yamamoto 2016; Lee 2017)","noteIndex":0},"citationItems":[{"id":6630,"uris":["http://zotero.org/groups/6311349/items/TL76UYFZ"],"itemData":{"id":6630,"type":"article-journal","abstract":"We investigate intra-safe haven currency behavior during the recent global financial crisis. We first assess which safe haven currency is the “safest”. We then use non-temporal threshold analysis to investigate whether intra-safe haven currency behavior changes as market uncertainty increases. We find that the JPY is the “safest” of safe haven currencies and that only the JPY appreciates as market uncertainty increases regardless of the prevailing level of uncertainty. Our results may have important implications for central banks optimizing their relative composition of international currency reserve holdings with respect to returns in USD terms and for foreign currency market investors in general.","collection-title":"The New Normal in the Post-Crisis Era","container-title":"Journal of International Money and Finance","DOI":"10.1016/j.jimonfin.2015.12.007","ISSN":"0261-5606","journalAbbreviation":"Journal of International Money and Finance","page":"49-64","source":"ScienceDirect","title":"Intra-safe haven currency behavior during the global financial crisis","volume":"66","author":[{"family":"Fatum","given":"Rasmus"},{"family":"Yamamoto","given":"Yohei"}],"issued":{"date-parts":[["2016",9,1]]}}},{"id":6627,"uris":["http://zotero.org/groups/6311349/items/6ZV6WD2B"],"itemData":{"id":6627,"type":"article-journal","abstract":"This paper attempts to empirically identify strong safe havens among six currencies: the Swiss franc, Japanese yen, British pound, euro, Canadian dollar and Norwegian krone. Using Markov regime-switching vector autoregressive models, we test whether the currencies are negatively related to risky assets and whether the negative relation is stronger in times of crisis than in times of growth. We find that (1) the Swiss franc and Japanese yen qualify as strong safe havens, and (2) the other currencies qualify as “equity-like” or risky currencies.","container-title":"Review of International Economics","DOI":"10.1111/roie.12289","ISSN":"1467-9396","issue":"4","language":"en","license":"© 2017 John Wiley &amp; Sons Ltd","note":"_eprint: https://onlinelibrary.wiley.com/doi/pdf/10.1111/roie.12289","page":"924-947","source":"Wiley Online Library","title":"Safe-haven currency: An empirical identification","title-short":"Safe-haven currency","volume":"25","author":[{"family":"Lee","given":"Kang-Soek"}],"issued":{"date-parts":[["2017"]]}}}],"schema":"https://github.com/citation-style-language/schema/raw/master/csl-citation.json"} </w:instrText>
+      </w:r>
+      <w:r>
+        <w:rPr>
+          <w:rFonts w:ascii="Times New Roman" w:hAnsi="Times New Roman" w:cs="Times New Roman"/>
+          <w:lang w:val="en-US"/>
+        </w:rPr>
+        <w:fldChar w:fldCharType="separate"/>
+      </w:r>
+      <w:r>
+        <w:rPr>
+          <w:rFonts w:ascii="Aptos" w:hAnsi="Aptos"/>
+          <w:lang w:val="en-US"/>
+        </w:rPr>
+        <w:t>(Fatum and Yamamoto 2016; Lee 2017)</w:t>
+      </w:r>
+      <w:r>
+        <w:rPr>
+          <w:rFonts w:ascii="Times New Roman" w:hAnsi="Times New Roman" w:cs="Times New Roman"/>
+          <w:lang w:val="en-US"/>
+        </w:rPr>
+        <w:fldChar w:fldCharType="end"/>
+      </w:r>
+      <w:r>
+        <w:rPr>
+          <w:rFonts w:ascii="Times New Roman" w:hAnsi="Times New Roman" w:cs="Times New Roman"/>
+          <w:lang w:val="en-US"/>
+        </w:rPr>
+        <w:t>.</w:t>
+      </w:r>
+      <w:r>
+        <w:rPr>
+          <w:rFonts w:ascii="Times New Roman" w:hAnsi="Times New Roman" w:cs="Times New Roman"/>
+          <w:lang w:val="en-US"/>
+        </w:rPr>
+        <w:t xml:space="preserve"> </w:t>
+      </w:r>
+      <w:r>
+        <w:rPr>
+          <w:rFonts w:ascii="Times New Roman" w:hAnsi="Times New Roman" w:cs="Times New Roman"/>
+          <w:lang w:val="en-US"/>
+        </w:rPr>
+        <w:fldChar w:fldCharType="begin"/>
+      </w:r>
+      <w:r>
+        <w:rPr>
+          <w:rFonts w:ascii="Times New Roman" w:hAnsi="Times New Roman" w:cs="Times New Roman"/>
+          <w:lang w:val="en-US"/>
+        </w:rPr>
+        <w:instrText xml:space="preserve"> ADDIN ZOTERO_ITEM CSL_CITATION {"citationID":"4IBWDFAi","properties":{"formattedCitation":"(Baltensperger and Kugler 2016)","plainCitation":"(Baltensperger and Kugler 2016)","dontUpdate":true,"noteIndex":0},"citationItems":[{"id":6474,"uris":["http://zotero.org/groups/6311349/items/EQMH2ABU"],"itemData":{"id":6474,"type":"article-journal","abstract":"An empirical analysis of international interest rates and of the behavior of the exchange rate of the Swiss franc since 1850 leads to the conclusion that World War I marks the origin of the strong currency and safe haven status of the Swiss franc. Before World War I, interest rates point to a weakness of the Swiss currency against the pound, the guilder and French franc (from 1881 to 1913) that is shared with the German mark. Thereafter, we see the pattern of the Swiss interest rate island develop and become especially pronounced during the Bretton Woods years. Deviations from metallic parities confirm these findings. For the period after World War I, we establish a strong and stable real and nominal trend appreciation against the pound and the dollar that reflects, to a sizeable extent, inflation differentials.","container-title":"Aussenwirtschaft","ISSN":"0004-8216","issue":"2","language":"eng","license":"http://www.econstor.eu/dspace/Nutzungsbedingungen","page":"1-30","publisher":"St.Gallen: Universität St.Gallen, Schweizerisches Institut für Aussenwirtschaft und Angewandte Wirtschaftsforschung (SIAW-HSG)","source":"www.econstor.eu","title":"The historical origins of the safe haven status of the Swiss franc","volume":"67","author":[{"family":"Baltensperger","given":"Ernst"},{"family":"Kugler","given":"Peter"}],"issued":{"date-parts":[["2016"]]}}}],"schema":"https://github.com/citation-style-language/schema/raw/master/csl-citation.json"} </w:instrText>
+      </w:r>
+      <w:r>
+        <w:rPr>
+          <w:rFonts w:ascii="Times New Roman" w:hAnsi="Times New Roman" w:cs="Times New Roman"/>
+          <w:lang w:val="en-US"/>
+        </w:rPr>
+        <w:fldChar w:fldCharType="separate"/>
+      </w:r>
+      <w:r>
+        <w:rPr>
+          <w:rFonts w:ascii="Aptos" w:hAnsi="Aptos"/>
+          <w:lang w:val="en-US"/>
+        </w:rPr>
+        <w:t xml:space="preserve">Baltensperger and Kugler </w:t>
+      </w:r>
+      <w:r>
+        <w:rPr>
+          <w:rFonts w:ascii="Aptos" w:hAnsi="Aptos"/>
+          <w:lang w:val="en-US"/>
+        </w:rPr>
+        <w:t>(</w:t>
+      </w:r>
+      <w:r>
+        <w:rPr>
+          <w:rFonts w:ascii="Aptos" w:hAnsi="Aptos"/>
+          <w:lang w:val="en-US"/>
+        </w:rPr>
+        <w:t>2016)</w:t>
+      </w:r>
+      <w:r>
+        <w:rPr>
+          <w:rFonts w:ascii="Times New Roman" w:hAnsi="Times New Roman" w:cs="Times New Roman"/>
+          <w:lang w:val="en-US"/>
+        </w:rPr>
+        <w:fldChar w:fldCharType="end"/>
+      </w:r>
+      <w:r>
+        <w:rPr>
+          <w:rFonts w:ascii="Times New Roman" w:hAnsi="Times New Roman" w:cs="Times New Roman"/>
+          <w:lang w:val="en-US"/>
+        </w:rPr>
+        <w:t xml:space="preserve"> dates the status of the Swiss franc as a safe-haven currency back to the first World War, when this status mirrored Switzerland’s strong political, economic and monetary stability.</w:t>
+      </w:r>
+      <w:r>
+        <w:rPr>
+          <w:rFonts w:ascii="Times New Roman" w:hAnsi="Times New Roman" w:cs="Times New Roman"/>
+          <w:lang w:val="en-US"/>
+        </w:rPr>
+        <w:t xml:space="preserve"> </w:t>
+      </w:r>
+      <w:r>
+        <w:rPr>
+          <w:rFonts w:ascii="Times New Roman" w:hAnsi="Times New Roman" w:cs="Times New Roman"/>
+          <w:lang w:val="en-US"/>
+        </w:rPr>
+        <w:t xml:space="preserve">For Swiss economic organizations and policy makers, the appreciation of the Swiss franc is considered as </w:t>
+      </w:r>
+      <w:r>
+        <w:rPr>
+          <w:rFonts w:ascii="Times New Roman" w:hAnsi="Times New Roman" w:cs="Times New Roman"/>
+          <w:lang w:val="en-US"/>
+        </w:rPr>
+        <w:t xml:space="preserve">a double-edged sword. On the one hand, it represents a threat on the export-oriented industries which fear that an overvalued franc might a negative effect on Swiss exports abroad. This </w:t>
+      </w:r>
+      <w:r>
+        <w:rPr>
+          <w:rFonts w:ascii="Times New Roman" w:hAnsi="Times New Roman" w:cs="Times New Roman"/>
+          <w:lang w:val="en-US"/>
+        </w:rPr>
+        <w:t xml:space="preserve">fear is also shared by industries </w:t>
+      </w:r>
+      <w:r>
+        <w:rPr>
+          <w:rFonts w:ascii="Times New Roman" w:hAnsi="Times New Roman" w:cs="Times New Roman"/>
+          <w:lang w:val="en-US"/>
+        </w:rPr>
+        <w:t>mostly</w:t>
+      </w:r>
+      <w:r>
+        <w:rPr>
+          <w:rFonts w:ascii="Times New Roman" w:hAnsi="Times New Roman" w:cs="Times New Roman"/>
+          <w:lang w:val="en-US"/>
+        </w:rPr>
+        <w:t xml:space="preserve"> oriented towards the domestic sector such as retail which are afraid that higher relative prices will result in an increase in cross-border shopping, a phenomenon that can be important in Switzerland given its geographical proximity to important European countries with a much lower cost of living </w:t>
+      </w:r>
+      <w:r>
+        <w:rPr>
+          <w:rFonts w:ascii="Times New Roman" w:hAnsi="Times New Roman" w:cs="Times New Roman"/>
+          <w:lang w:val="en-US"/>
+        </w:rPr>
+        <w:fldChar w:fldCharType="begin"/>
+      </w:r>
+      <w:r>
+        <w:rPr>
+          <w:rFonts w:ascii="Times New Roman" w:hAnsi="Times New Roman" w:cs="Times New Roman"/>
+          <w:lang w:val="en-US"/>
+        </w:rPr>
+        <w:instrText xml:space="preserve"> ADDIN ZOTERO_ITEM CSL_CITATION {"citationID":"yyYfnqAE","properties":{"formattedCitation":"(Kluser 2025)","plainCitation":"(Kluser 2025)","noteIndex":0},"citationItems":[{"id":6639,"uris":["http://zotero.org/groups/6311349/items/X2AZ3UIB"],"itemData":{"id":6639,"type":"article-journal","abstract":"Cross-border shopping expands product variety and lowers prices for consumers in high-price countries, but it diminishes domestic tax revenues, reduces sales, and shifts demand away from local retailers. Exploiting Switzerland’s COVID-19-induced border closure as a natural experiment, I investigate the socioeconomic implications of cross-border shopping. Linking detailed grocery transaction records for 710,000 households to administrative data, I find that the border closure raises domestic grocery expenditures in border areas by an additional 10.4%. The benefits of cross-border shopping, however, are heterogeneous, and larger and lower-income households exhibit a particularly strong propensity to shop abroad. Based on these patterns, I estimate an annual loss of 1.5 billion Swiss francs in domestic grocery sales, equivalent to 3.8% of the total market.","container-title":"Swiss Journal of Economics and Statistics","DOI":"10.1186/s41937-025-00141-w","ISSN":"2235-6282","issue":"1","journalAbbreviation":"Swiss J Economics Statistics","language":"en","page":"9","source":"Springer Link","title":"Cross-border shopping: evidence from household transaction records","title-short":"Cross-border shopping","volume":"161","author":[{"family":"Kluser","given":"Frédéric"}],"issued":{"date-parts":[["2025",9,2]]}}}],"schema":"https://github.com/citation-style-language/schema/raw/master/csl-citation.json"} </w:instrText>
+      </w:r>
+      <w:r>
+        <w:rPr>
+          <w:rFonts w:ascii="Times New Roman" w:hAnsi="Times New Roman" w:cs="Times New Roman"/>
+          <w:lang w:val="en-US"/>
+        </w:rPr>
+        <w:fldChar w:fldCharType="separate"/>
+      </w:r>
+      <w:r>
+        <w:rPr>
+          <w:rFonts w:ascii="Aptos" w:hAnsi="Aptos"/>
+          <w:lang w:val="en-US"/>
+        </w:rPr>
+        <w:t>(Kluser 2025)</w:t>
+      </w:r>
+      <w:r>
+        <w:rPr>
+          <w:rFonts w:ascii="Times New Roman" w:hAnsi="Times New Roman" w:cs="Times New Roman"/>
+          <w:lang w:val="en-US"/>
+        </w:rPr>
+        <w:fldChar w:fldCharType="end"/>
+      </w:r>
+      <w:r>
+        <w:rPr>
+          <w:rFonts w:ascii="Times New Roman" w:hAnsi="Times New Roman" w:cs="Times New Roman"/>
+          <w:lang w:val="en-US"/>
+        </w:rPr>
+        <w:t xml:space="preserve">. On the other hand, a stronger currency implies cheaper imports and can thus help to mitigate inflation, </w:t>
+      </w:r>
+      <w:r>
+        <w:rPr>
+          <w:rFonts w:ascii="Times New Roman" w:hAnsi="Times New Roman" w:cs="Times New Roman"/>
+          <w:lang w:val="en-US"/>
+        </w:rPr>
+        <w:t>especially since Switzerland is a small open economy with few natural resources and</w:t>
+      </w:r>
+      <w:r>
+        <w:rPr>
+          <w:rFonts w:ascii="Times New Roman" w:hAnsi="Times New Roman" w:cs="Times New Roman"/>
+          <w:lang w:val="en-US"/>
+        </w:rPr>
+        <w:t xml:space="preserve"> </w:t>
+      </w:r>
+      <w:r>
+        <w:rPr>
+          <w:rFonts w:ascii="Times New Roman" w:hAnsi="Times New Roman" w:cs="Times New Roman"/>
+          <w:lang w:val="en-US"/>
+        </w:rPr>
+        <w:t>therefore highly dependent on imports</w:t>
+      </w:r>
+      <w:r>
+        <w:rPr>
+          <w:rFonts w:ascii="Times New Roman" w:hAnsi="Times New Roman" w:cs="Times New Roman"/>
+          <w:lang w:val="en-US"/>
+        </w:rPr>
+        <w:t xml:space="preserve">. </w:t>
+      </w:r>
+      <w:r>
+        <w:rPr>
+          <w:rFonts w:ascii="Times New Roman" w:hAnsi="Times New Roman" w:cs="Times New Roman"/>
+          <w:lang w:val="en-US"/>
+        </w:rPr>
+        <w:t xml:space="preserve">The SNB even considers that appreciations of the Swiss franc come with the risk of provoking a deflationary spiral in times of economic crisis. </w:t>
+      </w:r>
+      <w:r>
+        <w:rPr>
+          <w:rFonts w:ascii="Times New Roman" w:hAnsi="Times New Roman" w:cs="Times New Roman"/>
+          <w:lang w:val="en-US"/>
+        </w:rPr>
+        <w:t xml:space="preserve">During the eurozone crisis, </w:t>
+      </w:r>
+      <w:r>
+        <w:rPr>
+          <w:rFonts w:ascii="Times New Roman" w:hAnsi="Times New Roman" w:cs="Times New Roman"/>
+          <w:lang w:val="en-US"/>
+        </w:rPr>
+        <w:t xml:space="preserve">the SNB </w:t>
+      </w:r>
+      <w:r>
+        <w:rPr>
+          <w:rFonts w:ascii="Times New Roman" w:hAnsi="Times New Roman" w:cs="Times New Roman"/>
+          <w:lang w:val="en-US"/>
+        </w:rPr>
+        <w:t xml:space="preserve">introduced a </w:t>
+      </w:r>
+      <w:r>
+        <w:rPr>
+          <w:rFonts w:ascii="Times New Roman" w:hAnsi="Times New Roman" w:cs="Times New Roman"/>
+          <w:lang w:val="en-US"/>
+        </w:rPr>
+        <w:t>minimum exchange rate</w:t>
+      </w:r>
+      <w:r>
+        <w:rPr>
+          <w:rFonts w:ascii="Times New Roman" w:hAnsi="Times New Roman" w:cs="Times New Roman"/>
+          <w:lang w:val="en-US"/>
+        </w:rPr>
+        <w:t xml:space="preserve"> (the so-called “</w:t>
+      </w:r>
+      <w:proofErr w:type="spellStart"/>
+      <w:r>
+        <w:rPr>
+          <w:rFonts w:ascii="Times New Roman" w:hAnsi="Times New Roman" w:cs="Times New Roman"/>
+          <w:lang w:val="en-US"/>
+        </w:rPr>
+        <w:t>taux</w:t>
+      </w:r>
+      <w:proofErr w:type="spellEnd"/>
+      <w:r>
+        <w:rPr>
+          <w:rFonts w:ascii="Times New Roman" w:hAnsi="Times New Roman" w:cs="Times New Roman"/>
+          <w:lang w:val="en-US"/>
+        </w:rPr>
+        <w:t xml:space="preserve"> </w:t>
+      </w:r>
+      <w:proofErr w:type="spellStart"/>
+      <w:r>
+        <w:rPr>
+          <w:rFonts w:ascii="Times New Roman" w:hAnsi="Times New Roman" w:cs="Times New Roman"/>
+          <w:lang w:val="en-US"/>
+        </w:rPr>
+        <w:t>plancher</w:t>
+      </w:r>
+      <w:proofErr w:type="spellEnd"/>
+      <w:r>
+        <w:rPr>
+          <w:rFonts w:ascii="Times New Roman" w:hAnsi="Times New Roman" w:cs="Times New Roman"/>
+          <w:lang w:val="en-US"/>
+        </w:rPr>
+        <w:t>”)</w:t>
+      </w:r>
+      <w:r>
+        <w:rPr>
+          <w:rFonts w:ascii="Times New Roman" w:hAnsi="Times New Roman" w:cs="Times New Roman"/>
+          <w:lang w:val="en-US"/>
+        </w:rPr>
+        <w:t xml:space="preserve">, </w:t>
+      </w:r>
+      <w:r>
+        <w:rPr>
+          <w:rFonts w:ascii="Times New Roman" w:hAnsi="Times New Roman" w:cs="Times New Roman"/>
+          <w:lang w:val="en-US"/>
+        </w:rPr>
+        <w:t xml:space="preserve">of one franc against 1,2 euros to </w:t>
+      </w:r>
+      <w:r>
+        <w:rPr>
+          <w:rFonts w:ascii="Times New Roman" w:hAnsi="Times New Roman" w:cs="Times New Roman"/>
+          <w:lang w:val="en-US"/>
+        </w:rPr>
+        <w:t>combat deflation</w:t>
+      </w:r>
+      <w:r>
+        <w:rPr>
+          <w:rFonts w:ascii="Times New Roman" w:hAnsi="Times New Roman" w:cs="Times New Roman"/>
+          <w:lang w:val="en-US"/>
+        </w:rPr>
+        <w:t xml:space="preserve">. </w:t>
+      </w:r>
+      <w:r>
+        <w:rPr>
+          <w:rFonts w:ascii="Times New Roman" w:hAnsi="Times New Roman" w:cs="Times New Roman"/>
+          <w:lang w:val="en-US"/>
+        </w:rPr>
+        <w:t xml:space="preserve">The fact that the zero lower bound for the policy rate had already </w:t>
+      </w:r>
+      <w:r>
+        <w:rPr>
+          <w:rFonts w:ascii="Times New Roman" w:hAnsi="Times New Roman" w:cs="Times New Roman"/>
+          <w:lang w:val="en-US"/>
+        </w:rPr>
+        <w:t>been</w:t>
+      </w:r>
+      <w:r>
+        <w:rPr>
+          <w:rFonts w:ascii="Times New Roman" w:hAnsi="Times New Roman" w:cs="Times New Roman"/>
+          <w:lang w:val="en-US"/>
+        </w:rPr>
+        <w:t xml:space="preserve"> reached entailed substantial purchase of foreign currency </w:t>
+      </w:r>
+      <w:r>
+        <w:rPr>
+          <w:rFonts w:ascii="Times New Roman" w:hAnsi="Times New Roman" w:cs="Times New Roman"/>
+          <w:lang w:val="en-US"/>
+        </w:rPr>
+        <w:t>by the SNB which substantially increased its balance sheet until it decided to abandon the minimum exchange rate in January 2015.</w:t>
       </w:r>
     </w:p>
     <w:p>
@@ -852,7 +1361,56 @@
           <w:rFonts w:ascii="Times New Roman" w:hAnsi="Times New Roman" w:cs="Times New Roman"/>
           <w:lang w:val="en-US"/>
         </w:rPr>
-        <w:t xml:space="preserve">One of the most salient stylized facts of the Swiss economy is the structural tendency of the Swiss franc to appreciate since the end of the Bretton Woods system. This tendency reflects the country’s strong competitiveness of its export-oriented industries which creates a strong international demand for the Swiss franc </w:t>
+        <w:t>However, studies on the so-called exchange rate pass-through</w:t>
+      </w:r>
+      <w:r>
+        <w:rPr>
+          <w:rFonts w:ascii="Times New Roman" w:hAnsi="Times New Roman" w:cs="Times New Roman"/>
+          <w:lang w:val="en-US"/>
+        </w:rPr>
+        <w:t xml:space="preserve"> (ERPT)</w:t>
+      </w:r>
+      <w:r>
+        <w:rPr>
+          <w:rFonts w:ascii="Times New Roman" w:hAnsi="Times New Roman" w:cs="Times New Roman"/>
+          <w:lang w:val="en-US"/>
+        </w:rPr>
+        <w:t xml:space="preserve"> on </w:t>
+      </w:r>
+      <w:r>
+        <w:rPr>
+          <w:rFonts w:ascii="Times New Roman" w:hAnsi="Times New Roman" w:cs="Times New Roman"/>
+          <w:lang w:val="en-US"/>
+        </w:rPr>
+        <w:t>inflation</w:t>
+      </w:r>
+      <w:r>
+        <w:rPr>
+          <w:rFonts w:ascii="Times New Roman" w:hAnsi="Times New Roman" w:cs="Times New Roman"/>
+          <w:lang w:val="en-US"/>
+        </w:rPr>
+        <w:t xml:space="preserve"> </w:t>
+      </w:r>
+      <w:r>
+        <w:rPr>
+          <w:rFonts w:ascii="Times New Roman" w:hAnsi="Times New Roman" w:cs="Times New Roman"/>
+          <w:lang w:val="en-US"/>
+        </w:rPr>
+        <w:t xml:space="preserve">has consistently found </w:t>
+      </w:r>
+      <w:r>
+        <w:rPr>
+          <w:rFonts w:ascii="Times New Roman" w:hAnsi="Times New Roman" w:cs="Times New Roman"/>
+          <w:lang w:val="en-US"/>
+        </w:rPr>
+        <w:t>only a limited effect in Switzerland.</w:t>
+      </w:r>
+      <w:r>
+        <w:rPr>
+          <w:rFonts w:ascii="Times New Roman" w:hAnsi="Times New Roman" w:cs="Times New Roman"/>
+          <w:lang w:val="en-US"/>
+        </w:rPr>
+        <w:t xml:space="preserve"> </w:t>
       </w:r>
       <w:r>
         <w:rPr>
@@ -866,7 +1424,7 @@
           <w:rFonts w:ascii="Times New Roman" w:hAnsi="Times New Roman" w:cs="Times New Roman"/>
           <w:lang w:val="en-US"/>
         </w:rPr>
-        <w:instrText xml:space="preserve"> ADDIN ZOTERO_ITEM CSL_CITATION {"citationID":"7eD0wysV","properties":{"formattedCitation":"(Reynard 2009; Vallet 2016)","plainCitation":"(Reynard 2009; Vallet 2016)","noteIndex":0},"citationItems":[{"id":6623,"uris":["http://zotero.org/groups/6311349/items/P5HC7CL8"],"itemData":{"id":6623,"type":"article-journal","container-title":"Aussenwirtschaft","issue":"3","page":"335–363","publisher":"St. Gallen: Universität St. Gallen, Schweizerisches Institut für …","source":"Google Scholar","title":"What drives the Swiss franc?","volume":"64","author":[{"family":"Reynard","given":"Samuel"}],"issued":{"date-parts":[["2009"]]}}},{"id":6615,"uris":["http://zotero.org/groups/6311349/items/RXN2TV3A"],"itemData":{"id":6615,"type":"article-journal","abstract":"The case of Switzerland appears to be unique with regards to the European economic and monetary integration process, which began in 1957: although the country has had close and growing links with the European Union (EU) over time, it does not want to access full membership. Even though this situation of high integration without full membership entails certain constraints, it is also interesting for Switzerland in many respects. In particular, it allows the country to preserve the sovereignty of its money, which is the backbone of Switzerland’s modern existence. That is why I consider that the Swiss Franc is at the core of Switzerland’s European stance.","container-title":"Research in International Business and Finance","DOI":"10.1016/j.ribaf.2016.03.017","ISSN":"0275-5319","journalAbbreviation":"Research in International Business and Finance","page":"35-44","source":"ScienceDirect","title":"The role of the swiss franc in Switzerland’s European stance","volume":"38","author":[{"family":"Vallet","given":"Guillaume"}],"issued":{"date-parts":[["2016",9,1]]}}}],"schema":"https://github.com/citation-style-language/schema/raw/master/csl-citation.json"} </w:instrText>
+        <w:instrText xml:space="preserve"> ADDIN ZOTERO_ITEM CSL_CITATION {"citationID":"6JxjOXZk","properties":{"formattedCitation":"(Stulz 2007)","plainCitation":"(Stulz 2007)","dontUpdate":true,"noteIndex":0},"citationItems":[{"id":6613,"uris":["http://zotero.org/groups/6311349/items/P6ESWYXE"],"itemData":{"id":6613,"type":"article-journal","container-title":"Swiss National Bank Economic Studies","issue":"4","publisher-place":"Zürich","title":"Exchange rate pass-through in Switzerland: Evidence from vector autoregressions.","volume":"2007","author":[{"family":"Stulz","given":"Jonas"}],"issued":{"date-parts":[["2007"]]}}}],"schema":"https://github.com/citation-style-language/schema/raw/master/csl-citation.json"} </w:instrText>
       </w:r>
       <w:r>
         <w:rPr>
@@ -880,7 +1438,21 @@
           <w:rFonts w:ascii="Aptos" w:hAnsi="Aptos"/>
           <w:lang w:val="en-US"/>
         </w:rPr>
-        <w:t>(Reynard 2009; Vallet 2016)</w:t>
+        <w:t xml:space="preserve">Stulz </w:t>
+      </w:r>
+      <w:r>
+        <w:rPr>
+          <w:rFonts w:ascii="Aptos" w:hAnsi="Aptos"/>
+          <w:lang w:val="en-US"/>
+        </w:rPr>
+        <w:t>(</w:t>
+      </w:r>
+      <w:r>
+        <w:rPr>
+          <w:rFonts w:ascii="Aptos" w:hAnsi="Aptos"/>
+          <w:lang w:val="en-US"/>
+        </w:rPr>
+        <w:t>2007)</w:t>
       </w:r>
       <w:r>
         <w:rPr>
@@ -894,20 +1466,6 @@
           <w:rFonts w:ascii="Times New Roman" w:hAnsi="Times New Roman" w:cs="Times New Roman"/>
           <w:lang w:val="en-US"/>
         </w:rPr>
-        <w:t xml:space="preserve">. Another </w:t>
-      </w:r>
-      <w:r>
-        <w:rPr>
-          <w:rFonts w:ascii="Times New Roman" w:hAnsi="Times New Roman" w:cs="Times New Roman"/>
-          <w:lang w:val="en-US"/>
-        </w:rPr>
-        <w:t>widespread explanation</w:t>
-      </w:r>
-      <w:r>
-        <w:rPr>
-          <w:rFonts w:ascii="Times New Roman" w:hAnsi="Times New Roman" w:cs="Times New Roman"/>
-          <w:lang w:val="en-US"/>
-        </w:rPr>
         <w:t xml:space="preserve"> </w:t>
       </w:r>
       <w:r>
@@ -915,28 +1473,42 @@
           <w:rFonts w:ascii="Times New Roman" w:hAnsi="Times New Roman" w:cs="Times New Roman"/>
           <w:lang w:val="en-US"/>
         </w:rPr>
-        <w:t xml:space="preserve">resides in the status of the Swiss franc as a </w:t>
-      </w:r>
-      <w:r>
-        <w:rPr>
-          <w:rFonts w:ascii="Times New Roman" w:hAnsi="Times New Roman" w:cs="Times New Roman"/>
-          <w:lang w:val="en-US"/>
-        </w:rPr>
-        <w:t xml:space="preserve">strong </w:t>
-      </w:r>
-      <w:r>
-        <w:rPr>
-          <w:rFonts w:ascii="Times New Roman" w:hAnsi="Times New Roman" w:cs="Times New Roman"/>
-          <w:lang w:val="en-US"/>
-        </w:rPr>
-        <w:t>safe-haven currency.</w:t>
-      </w:r>
-      <w:r>
-        <w:rPr>
-          <w:rFonts w:ascii="Times New Roman" w:hAnsi="Times New Roman" w:cs="Times New Roman"/>
-          <w:lang w:val="en-US"/>
-        </w:rPr>
-        <w:t xml:space="preserve"> The Swiss franc is indeed considered as one of the most sought-after assets in times of financial and economic crisis </w:t>
+        <w:t>estimated</w:t>
+      </w:r>
+      <w:r>
+        <w:rPr>
+          <w:rFonts w:ascii="Times New Roman" w:hAnsi="Times New Roman" w:cs="Times New Roman"/>
+          <w:lang w:val="en-US"/>
+        </w:rPr>
+        <w:t xml:space="preserve"> a substantial but incomplete pass-through on import prices, with ERPT elasticities of 0,52 after twelve months and 0,37 in the long run, whereas ERPT to consumer prices amounts to 0,09 in the short run and merely 0,18 in the </w:t>
+      </w:r>
+      <w:r>
+        <w:rPr>
+          <w:rFonts w:ascii="Times New Roman" w:hAnsi="Times New Roman" w:cs="Times New Roman"/>
+          <w:lang w:val="en-US"/>
+        </w:rPr>
+        <w:t>long run</w:t>
+      </w:r>
+      <w:r>
+        <w:rPr>
+          <w:rFonts w:ascii="Times New Roman" w:hAnsi="Times New Roman" w:cs="Times New Roman"/>
+          <w:lang w:val="en-US"/>
+        </w:rPr>
+        <w:t>.</w:t>
+      </w:r>
+      <w:r>
+        <w:rPr>
+          <w:rFonts w:ascii="Times New Roman" w:hAnsi="Times New Roman" w:cs="Times New Roman"/>
+          <w:lang w:val="en-US"/>
+        </w:rPr>
+        <w:t xml:space="preserve"> </w:t>
+      </w:r>
+      <w:r>
+        <w:rPr>
+          <w:rFonts w:ascii="Times New Roman" w:hAnsi="Times New Roman" w:cs="Times New Roman"/>
+          <w:lang w:val="en-US"/>
+        </w:rPr>
+        <w:t xml:space="preserve">Using monthly data between 1999 and 2010, </w:t>
       </w:r>
       <w:r>
         <w:rPr>
@@ -950,7 +1522,7 @@
           <w:rFonts w:ascii="Times New Roman" w:hAnsi="Times New Roman" w:cs="Times New Roman"/>
           <w:lang w:val="en-US"/>
         </w:rPr>
-        <w:instrText xml:space="preserve"> ADDIN ZOTERO_ITEM CSL_CITATION {"citationID":"j1Z4ZU9l","properties":{"formattedCitation":"(Fatum and Yamamoto 2016; Lee 2017)","plainCitation":"(Fatum and Yamamoto 2016; Lee 2017)","noteIndex":0},"citationItems":[{"id":6630,"uris":["http://zotero.org/groups/6311349/items/TL76UYFZ"],"itemData":{"id":6630,"type":"article-journal","abstract":"We investigate intra-safe haven currency behavior during the recent global financial crisis. We first assess which safe haven currency is the “safest”. We then use non-temporal threshold analysis to investigate whether intra-safe haven currency behavior changes as market uncertainty increases. We find that the JPY is the “safest” of safe haven currencies and that only the JPY appreciates as market uncertainty increases regardless of the prevailing level of uncertainty. Our results may have important implications for central banks optimizing their relative composition of international currency reserve holdings with respect to returns in USD terms and for foreign currency market investors in general.","collection-title":"The New Normal in the Post-Crisis Era","container-title":"Journal of International Money and Finance","DOI":"10.1016/j.jimonfin.2015.12.007","ISSN":"0261-5606","journalAbbreviation":"Journal of International Money and Finance","page":"49-64","source":"ScienceDirect","title":"Intra-safe haven currency behavior during the global financial crisis","volume":"66","author":[{"family":"Fatum","given":"Rasmus"},{"family":"Yamamoto","given":"Yohei"}],"issued":{"date-parts":[["2016",9,1]]}}},{"id":6627,"uris":["http://zotero.org/groups/6311349/items/6ZV6WD2B"],"itemData":{"id":6627,"type":"article-journal","abstract":"This paper attempts to empirically identify strong safe havens among six currencies: the Swiss franc, Japanese yen, British pound, euro, Canadian dollar and Norwegian krone. Using Markov regime-switching vector autoregressive models, we test whether the currencies are negatively related to risky assets and whether the negative relation is stronger in times of crisis than in times of growth. We find that (1) the Swiss franc and Japanese yen qualify as strong safe havens, and (2) the other currencies qualify as “equity-like” or risky currencies.","container-title":"Review of International Economics","DOI":"10.1111/roie.12289","ISSN":"1467-9396","issue":"4","language":"en","license":"© 2017 John Wiley &amp; Sons Ltd","note":"_eprint: https://onlinelibrary.wiley.com/doi/pdf/10.1111/roie.12289","page":"924-947","source":"Wiley Online Library","title":"Safe-haven currency: An empirical identification","title-short":"Safe-haven currency","volume":"25","author":[{"family":"Lee","given":"Kang-Soek"}],"issued":{"date-parts":[["2017"]]}}}],"schema":"https://github.com/citation-style-language/schema/raw/master/csl-citation.json"} </w:instrText>
+        <w:instrText xml:space="preserve"> ADDIN ZOTERO_ITEM CSL_CITATION {"citationID":"d6Nw37Cg","properties":{"formattedCitation":"(Herger 2012)","plainCitation":"(Herger 2012)","noteIndex":0},"citationItems":[{"id":6671,"uris":["http://zotero.org/groups/6311349/items/ZA8BPLN6"],"itemData":{"id":6671,"type":"article-journal","abstract":"For the case of Switzerland, this paper endeavours to estimate the empirical extent to which exchange rates are “passed-through” onto import prices. For data covering the 1999 to 2010 period, the results suggest that (i) on aggregate, the exchange rate pass-through is highly incomplete with an elasticity of around 0.3 and (ii) major differences arise between industries. In particular, larger pass-through effects can be observed for certain commodities and other standardised products such as paper, timber, or minerals whilst for automobiles and textiles, the impact of the exchange rate upon import prices is almost always negligible and statistically far from significant.","container-title":"Swiss Journal of Economics and Statistics","DOI":"10.1007/BF03399371","ISSN":"2235-6282","issue":"3","journalAbbreviation":"Swiss J Economics Statistics","language":"en","page":"381-407","source":"Springer Link","title":"Exchange rates and import prices in Switzerland","volume":"148","author":[{"family":"Herger","given":"Nils"}],"issued":{"date-parts":[["2012",7,1]]}}}],"schema":"https://github.com/citation-style-language/schema/raw/master/csl-citation.json"} </w:instrText>
       </w:r>
       <w:r>
         <w:rPr>
@@ -964,7 +1536,21 @@
           <w:rFonts w:ascii="Aptos" w:hAnsi="Aptos"/>
           <w:lang w:val="en-US"/>
         </w:rPr>
-        <w:t>(Fatum and Yamamoto 2016; Lee 2017)</w:t>
+        <w:t xml:space="preserve">Herger </w:t>
+      </w:r>
+      <w:r>
+        <w:rPr>
+          <w:rFonts w:ascii="Aptos" w:hAnsi="Aptos"/>
+          <w:lang w:val="en-US"/>
+        </w:rPr>
+        <w:t>(</w:t>
+      </w:r>
+      <w:r>
+        <w:rPr>
+          <w:rFonts w:ascii="Aptos" w:hAnsi="Aptos"/>
+          <w:lang w:val="en-US"/>
+        </w:rPr>
+        <w:t>2012)</w:t>
       </w:r>
       <w:r>
         <w:rPr>
@@ -978,6 +1564,28 @@
           <w:rFonts w:ascii="Times New Roman" w:hAnsi="Times New Roman" w:cs="Times New Roman"/>
           <w:lang w:val="en-US"/>
         </w:rPr>
+        <w:t xml:space="preserve"> found that the ERPT elasticity onto aggregate import prices is only 0,3. </w:t>
+      </w:r>
+      <w:r>
+        <w:rPr>
+          <w:rFonts w:ascii="Times New Roman" w:hAnsi="Times New Roman" w:cs="Times New Roman"/>
+          <w:lang w:val="en-US"/>
+        </w:rPr>
+        <w:t>Other studies have found either small or insignificant ERPT effects</w:t>
+      </w:r>
+      <w:r>
+        <w:rPr>
+          <w:rStyle w:val="Appelnotedebasdep"/>
+          <w:rFonts w:ascii="Times New Roman" w:hAnsi="Times New Roman" w:cs="Times New Roman"/>
+          <w:lang w:val="en-US"/>
+        </w:rPr>
+        <w:footnoteReference w:id="4"/>
+      </w:r>
+      <w:r>
+        <w:rPr>
+          <w:rFonts w:ascii="Times New Roman" w:hAnsi="Times New Roman" w:cs="Times New Roman"/>
+          <w:lang w:val="en-US"/>
+        </w:rPr>
         <w:t>.</w:t>
       </w:r>
       <w:r>
@@ -992,6 +1600,48 @@
           <w:rFonts w:ascii="Times New Roman" w:hAnsi="Times New Roman" w:cs="Times New Roman"/>
           <w:lang w:val="en-US"/>
         </w:rPr>
+        <w:t xml:space="preserve">Even studies that have examined the causal effect of the sharp and sudden appreciation of the Swiss franc following the </w:t>
+      </w:r>
+      <w:r>
+        <w:rPr>
+          <w:rFonts w:ascii="Times New Roman" w:hAnsi="Times New Roman" w:cs="Times New Roman"/>
+          <w:lang w:val="en-US"/>
+        </w:rPr>
+        <w:t>removal</w:t>
+      </w:r>
+      <w:r>
+        <w:rPr>
+          <w:rFonts w:ascii="Times New Roman" w:hAnsi="Times New Roman" w:cs="Times New Roman"/>
+          <w:lang w:val="en-US"/>
+        </w:rPr>
+        <w:t xml:space="preserve"> of the </w:t>
+      </w:r>
+      <w:r>
+        <w:rPr>
+          <w:rFonts w:ascii="Times New Roman" w:hAnsi="Times New Roman" w:cs="Times New Roman"/>
+          <w:lang w:val="en-US"/>
+        </w:rPr>
+        <w:t>minimum exchange rate</w:t>
+      </w:r>
+      <w:r>
+        <w:rPr>
+          <w:rFonts w:ascii="Times New Roman" w:hAnsi="Times New Roman" w:cs="Times New Roman"/>
+          <w:lang w:val="en-US"/>
+        </w:rPr>
+        <w:t xml:space="preserve"> in 2015 have found only a limited impact</w:t>
+      </w:r>
+      <w:r>
+        <w:rPr>
+          <w:rFonts w:ascii="Times New Roman" w:hAnsi="Times New Roman" w:cs="Times New Roman"/>
+          <w:lang w:val="en-US"/>
+        </w:rPr>
+        <w:t xml:space="preserve">. </w:t>
+      </w:r>
+      <w:r>
+        <w:rPr>
+          <w:rFonts w:ascii="Times New Roman" w:hAnsi="Times New Roman" w:cs="Times New Roman"/>
+          <w:lang w:val="en-US"/>
+        </w:rPr>
         <w:fldChar w:fldCharType="begin"/>
       </w:r>
       <w:r>
@@ -999,7 +1649,7 @@
           <w:rFonts w:ascii="Times New Roman" w:hAnsi="Times New Roman" w:cs="Times New Roman"/>
           <w:lang w:val="en-US"/>
         </w:rPr>
-        <w:instrText xml:space="preserve"> ADDIN ZOTERO_ITEM CSL_CITATION {"citationID":"4IBWDFAi","properties":{"formattedCitation":"(Baltensperger and Kugler 2016)","plainCitation":"(Baltensperger and Kugler 2016)","dontUpdate":true,"noteIndex":0},"citationItems":[{"id":6474,"uris":["http://zotero.org/groups/6311349/items/EQMH2ABU"],"itemData":{"id":6474,"type":"article-journal","abstract":"An empirical analysis of international interest rates and of the behavior of the exchange rate of the Swiss franc since 1850 leads to the conclusion that World War I marks the origin of the strong currency and safe haven status of the Swiss franc. Before World War I, interest rates point to a weakness of the Swiss currency against the pound, the guilder and French franc (from 1881 to 1913) that is shared with the German mark. Thereafter, we see the pattern of the Swiss interest rate island develop and become especially pronounced during the Bretton Woods years. Deviations from metallic parities confirm these findings. For the period after World War I, we establish a strong and stable real and nominal trend appreciation against the pound and the dollar that reflects, to a sizeable extent, inflation differentials.","container-title":"Aussenwirtschaft","ISSN":"0004-8216","issue":"2","language":"eng","license":"http://www.econstor.eu/dspace/Nutzungsbedingungen","page":"1-30","publisher":"St.Gallen: Universität St.Gallen, Schweizerisches Institut für Aussenwirtschaft und Angewandte Wirtschaftsforschung (SIAW-HSG)","source":"www.econstor.eu","title":"The historical origins of the safe haven status of the Swiss franc","volume":"67","author":[{"family":"Baltensperger","given":"Ernst"},{"family":"Kugler","given":"Peter"}],"issued":{"date-parts":[["2016"]]}}}],"schema":"https://github.com/citation-style-language/schema/raw/master/csl-citation.json"} </w:instrText>
+        <w:instrText xml:space="preserve"> ADDIN ZOTERO_ITEM CSL_CITATION {"citationID":"TPPbd221","properties":{"formattedCitation":"(Auer et al. 2021)","plainCitation":"(Auer et al. 2021)","dontUpdate":true,"noteIndex":0},"citationItems":[{"id":6515,"uris":["http://zotero.org/groups/6311349/items/PUW8HFY7"],"itemData":{"id":6515,"type":"article-journal","abstract":"We dissect the impact of a large and sudden exchange rate appreciation on Swiss border import prices, retail prices, and consumer expenditures on domestic and imported nondurable goods, following the removal of the EUR/CHF floor in January 2015. Cross-sectional variation in border price changes by currency of invoicing carries over to consumer prices and allocations, impacting retail prices of imports and competing domestic goods, as well as import expenditures. We provide measures of the sensitivity of retail import prices to border prices and the sensitivity of import shares to relative prices, which is higher when using retail prices than border prices.","container-title":"American Economic Review","DOI":"10.1257/aer.20181415","ISSN":"0002-8282","issue":"2","language":"en","page":"652-686","source":"www.aeaweb.org","title":"Exchange Rates and Prices: Evidence from the 2015 Swiss Franc Appreciation","title-short":"Exchange Rates and Prices","volume":"111","author":[{"family":"Auer","given":"Raphael"},{"family":"Burstein","given":"Ariel"},{"family":"Lein","given":"Sarah M."}],"issued":{"date-parts":[["2021",2]]}}}],"schema":"https://github.com/citation-style-language/schema/raw/master/csl-citation.json"} </w:instrText>
       </w:r>
       <w:r>
         <w:rPr>
@@ -1013,7 +1663,7 @@
           <w:rFonts w:ascii="Aptos" w:hAnsi="Aptos"/>
           <w:lang w:val="en-US"/>
         </w:rPr>
-        <w:t xml:space="preserve">Baltensperger and Kugler </w:t>
+        <w:t xml:space="preserve">Auer et al. </w:t>
       </w:r>
       <w:r>
         <w:rPr>
@@ -1027,7 +1677,7 @@
           <w:rFonts w:ascii="Aptos" w:hAnsi="Aptos"/>
           <w:lang w:val="en-US"/>
         </w:rPr>
-        <w:t>2016)</w:t>
+        <w:t>2021)</w:t>
       </w:r>
       <w:r>
         <w:rPr>
@@ -1048,50 +1698,14 @@
           <w:rFonts w:ascii="Times New Roman" w:hAnsi="Times New Roman" w:cs="Times New Roman"/>
           <w:lang w:val="en-US"/>
         </w:rPr>
-        <w:lastRenderedPageBreak/>
-        <w:t>dates the status of the Swiss franc as a safe-haven currency back to the first World War, when this status mirrored Switzerland’s strong political, economic and monetary stability.</w:t>
-      </w:r>
-      <w:r>
-        <w:rPr>
-          <w:rFonts w:ascii="Times New Roman" w:hAnsi="Times New Roman" w:cs="Times New Roman"/>
-          <w:lang w:val="en-US"/>
-        </w:rPr>
-        <w:t xml:space="preserve"> </w:t>
-      </w:r>
-      <w:r>
-        <w:rPr>
-          <w:rFonts w:ascii="Times New Roman" w:hAnsi="Times New Roman" w:cs="Times New Roman"/>
-          <w:lang w:val="en-US"/>
-        </w:rPr>
-        <w:t xml:space="preserve">For Swiss economic organizations and policy makers, the appreciation of the Swiss franc is considered as </w:t>
-      </w:r>
-      <w:r>
-        <w:rPr>
-          <w:rFonts w:ascii="Times New Roman" w:hAnsi="Times New Roman" w:cs="Times New Roman"/>
-          <w:lang w:val="en-US"/>
-        </w:rPr>
-        <w:t xml:space="preserve">a double-edged sword. On the one hand, it represents a threat on the export-oriented industries which fear that an overvalued franc might a negative effect on Swiss exports abroad. This </w:t>
-      </w:r>
-      <w:r>
-        <w:rPr>
-          <w:rFonts w:ascii="Times New Roman" w:hAnsi="Times New Roman" w:cs="Times New Roman"/>
-          <w:lang w:val="en-US"/>
-        </w:rPr>
-        <w:t xml:space="preserve">fear is also shared by industries </w:t>
-      </w:r>
-      <w:r>
-        <w:rPr>
-          <w:rFonts w:ascii="Times New Roman" w:hAnsi="Times New Roman" w:cs="Times New Roman"/>
-          <w:lang w:val="en-US"/>
-        </w:rPr>
-        <w:t>mostly</w:t>
-      </w:r>
-      <w:r>
-        <w:rPr>
-          <w:rFonts w:ascii="Times New Roman" w:hAnsi="Times New Roman" w:cs="Times New Roman"/>
-          <w:lang w:val="en-US"/>
-        </w:rPr>
-        <w:t xml:space="preserve"> oriented towards the domestic sector such as retail which are afraid that higher relative prices will result in an increase in cross-border shopping, a phenomenon that can be important in Switzerland given its geographical proximity to important European countries with a much lower cost of living </w:t>
+        <w:t>found</w:t>
+      </w:r>
+      <w:r>
+        <w:rPr>
+          <w:rFonts w:ascii="Times New Roman" w:hAnsi="Times New Roman" w:cs="Times New Roman"/>
+          <w:lang w:val="en-US"/>
+        </w:rPr>
+        <w:t xml:space="preserve"> a one-year pass-through effect of 0,075 for retail domestic prices and 0,366 for retail imported products. The results of </w:t>
       </w:r>
       <w:r>
         <w:rPr>
@@ -1105,7 +1719,7 @@
           <w:rFonts w:ascii="Times New Roman" w:hAnsi="Times New Roman" w:cs="Times New Roman"/>
           <w:lang w:val="en-US"/>
         </w:rPr>
-        <w:instrText xml:space="preserve"> ADDIN ZOTERO_ITEM CSL_CITATION {"citationID":"yyYfnqAE","properties":{"formattedCitation":"(Kluser 2025)","plainCitation":"(Kluser 2025)","noteIndex":0},"citationItems":[{"id":6639,"uris":["http://zotero.org/groups/6311349/items/X2AZ3UIB"],"itemData":{"id":6639,"type":"article-journal","abstract":"Cross-border shopping expands product variety and lowers prices for consumers in high-price countries, but it diminishes domestic tax revenues, reduces sales, and shifts demand away from local retailers. Exploiting Switzerland’s COVID-19-induced border closure as a natural experiment, I investigate the socioeconomic implications of cross-border shopping. Linking detailed grocery transaction records for 710,000 households to administrative data, I find that the border closure raises domestic grocery expenditures in border areas by an additional 10.4%. The benefits of cross-border shopping, however, are heterogeneous, and larger and lower-income households exhibit a particularly strong propensity to shop abroad. Based on these patterns, I estimate an annual loss of 1.5 billion Swiss francs in domestic grocery sales, equivalent to 3.8% of the total market.","container-title":"Swiss Journal of Economics and Statistics","DOI":"10.1186/s41937-025-00141-w","ISSN":"2235-6282","issue":"1","journalAbbreviation":"Swiss J Economics Statistics","language":"en","page":"9","source":"Springer Link","title":"Cross-border shopping: evidence from household transaction records","title-short":"Cross-border shopping","volume":"161","author":[{"family":"Kluser","given":"Frédéric"}],"issued":{"date-parts":[["2025",9,2]]}}}],"schema":"https://github.com/citation-style-language/schema/raw/master/csl-citation.json"} </w:instrText>
+        <w:instrText xml:space="preserve"> ADDIN ZOTERO_ITEM CSL_CITATION {"citationID":"y4N6wySo","properties":{"formattedCitation":"(Oktay 2022)","plainCitation":"(Oktay 2022)","dontUpdate":true,"noteIndex":0},"citationItems":[{"id":6398,"uris":["http://zotero.org/groups/6311349/items/YLJG9I4R"],"itemData":{"id":6398,"type":"article-journal","abstract":"This paper analyzes the exchange rate pass-through to consumer prices for 85 categories of goods and services in Switzerland. The pass-through estimates are computed using a synthetic difference-in-differences approach that exploits the large Swiss franc appreciation that followed the unexpected removal of the Swiss franc-Euro floor in January 2015. The overall 1-year all-items pass-through is 0.12, which shows that the pass-through is highly incomplete. There is an important heterogeneity across product categories, where pass-through can be as high as 0.80. These variations are linked to the international trade characteristics of the products, as the prices of goods with a high degree of international tradability, with a high import share, or that depend on tourism are shown to be more sensitive to the exchange rate.","container-title":"Swiss Journal of Economics and Statistics","DOI":"10.1186/s41937-022-00102-7","ISSN":"2235-6282","issue":"1","journalAbbreviation":"Swiss J Economics Statistics","language":"en","page":"21","source":"Springer Link","title":"Heterogeneity in the exchange rate pass-through to consumer prices: the Swiss franc appreciation of 2015","title-short":"Heterogeneity in the exchange rate pass-through to consumer prices","volume":"158","author":[{"family":"Oktay","given":"Alex"}],"issued":{"date-parts":[["2022",12,5]]}}}],"schema":"https://github.com/citation-style-language/schema/raw/master/csl-citation.json"} </w:instrText>
       </w:r>
       <w:r>
         <w:rPr>
@@ -1119,23 +1733,21 @@
           <w:rFonts w:ascii="Aptos" w:hAnsi="Aptos"/>
           <w:lang w:val="en-US"/>
         </w:rPr>
+        <w:t xml:space="preserve">Oktay </w:t>
+      </w:r>
+      <w:r>
+        <w:rPr>
+          <w:rFonts w:ascii="Aptos" w:hAnsi="Aptos"/>
+          <w:lang w:val="en-US"/>
+        </w:rPr>
         <w:t>(</w:t>
       </w:r>
-      <w:proofErr w:type="spellStart"/>
       <w:r>
         <w:rPr>
           <w:rFonts w:ascii="Aptos" w:hAnsi="Aptos"/>
           <w:lang w:val="en-US"/>
         </w:rPr>
-        <w:t>Kluser</w:t>
-      </w:r>
-      <w:proofErr w:type="spellEnd"/>
-      <w:r>
-        <w:rPr>
-          <w:rFonts w:ascii="Aptos" w:hAnsi="Aptos"/>
-          <w:lang w:val="en-US"/>
-        </w:rPr>
-        <w:t xml:space="preserve"> 2025)</w:t>
+        <w:t>2022)</w:t>
       </w:r>
       <w:r>
         <w:rPr>
@@ -1149,165 +1761,28 @@
           <w:rFonts w:ascii="Times New Roman" w:hAnsi="Times New Roman" w:cs="Times New Roman"/>
           <w:lang w:val="en-US"/>
         </w:rPr>
-        <w:t xml:space="preserve">. On the other hand, a stronger currency implies cheaper imports and can thus help to mitigate inflation, </w:t>
-      </w:r>
-      <w:r>
-        <w:rPr>
-          <w:rFonts w:ascii="Times New Roman" w:hAnsi="Times New Roman" w:cs="Times New Roman"/>
-          <w:lang w:val="en-US"/>
-        </w:rPr>
-        <w:t>especially since Switzerland is a small open economy with few natural resources and</w:t>
-      </w:r>
-      <w:r>
-        <w:rPr>
-          <w:rFonts w:ascii="Times New Roman" w:hAnsi="Times New Roman" w:cs="Times New Roman"/>
-          <w:lang w:val="en-US"/>
-        </w:rPr>
-        <w:t xml:space="preserve"> </w:t>
-      </w:r>
-      <w:r>
-        <w:rPr>
-          <w:rFonts w:ascii="Times New Roman" w:hAnsi="Times New Roman" w:cs="Times New Roman"/>
-          <w:lang w:val="en-US"/>
-        </w:rPr>
-        <w:t>therefore highly dependent on imports</w:t>
-      </w:r>
-      <w:r>
-        <w:rPr>
-          <w:rFonts w:ascii="Times New Roman" w:hAnsi="Times New Roman" w:cs="Times New Roman"/>
-          <w:lang w:val="en-US"/>
-        </w:rPr>
-        <w:t xml:space="preserve">. </w:t>
-      </w:r>
-      <w:r>
-        <w:rPr>
-          <w:rFonts w:ascii="Times New Roman" w:hAnsi="Times New Roman" w:cs="Times New Roman"/>
-          <w:lang w:val="en-US"/>
-        </w:rPr>
-        <w:t xml:space="preserve">The SNB even considers that appreciations of the Swiss franc come with the risk of provoking a deflationary spiral in times of economic crisis. </w:t>
-      </w:r>
-      <w:r>
-        <w:rPr>
-          <w:rFonts w:ascii="Times New Roman" w:hAnsi="Times New Roman" w:cs="Times New Roman"/>
-          <w:lang w:val="en-US"/>
-        </w:rPr>
-        <w:t xml:space="preserve">During the eurozone crisis, </w:t>
-      </w:r>
-      <w:r>
-        <w:rPr>
-          <w:rFonts w:ascii="Times New Roman" w:hAnsi="Times New Roman" w:cs="Times New Roman"/>
-          <w:lang w:val="en-US"/>
-        </w:rPr>
-        <w:t xml:space="preserve">the SNB </w:t>
-      </w:r>
-      <w:r>
-        <w:rPr>
-          <w:rFonts w:ascii="Times New Roman" w:hAnsi="Times New Roman" w:cs="Times New Roman"/>
-          <w:lang w:val="en-US"/>
-        </w:rPr>
-        <w:t xml:space="preserve">introduced a </w:t>
-      </w:r>
-      <w:r>
-        <w:rPr>
-          <w:rFonts w:ascii="Times New Roman" w:hAnsi="Times New Roman" w:cs="Times New Roman"/>
-          <w:lang w:val="en-US"/>
-        </w:rPr>
-        <w:t>minimum exchange rate</w:t>
-      </w:r>
-      <w:r>
-        <w:rPr>
-          <w:rFonts w:ascii="Times New Roman" w:hAnsi="Times New Roman" w:cs="Times New Roman"/>
-          <w:lang w:val="en-US"/>
-        </w:rPr>
-        <w:t xml:space="preserve"> (the so-called “</w:t>
-      </w:r>
-      <w:proofErr w:type="spellStart"/>
-      <w:r>
-        <w:rPr>
-          <w:rFonts w:ascii="Times New Roman" w:hAnsi="Times New Roman" w:cs="Times New Roman"/>
-          <w:lang w:val="en-US"/>
-        </w:rPr>
-        <w:t>taux</w:t>
-      </w:r>
-      <w:proofErr w:type="spellEnd"/>
-      <w:r>
-        <w:rPr>
-          <w:rFonts w:ascii="Times New Roman" w:hAnsi="Times New Roman" w:cs="Times New Roman"/>
-          <w:lang w:val="en-US"/>
-        </w:rPr>
-        <w:t xml:space="preserve"> </w:t>
-      </w:r>
-      <w:proofErr w:type="spellStart"/>
-      <w:r>
-        <w:rPr>
-          <w:rFonts w:ascii="Times New Roman" w:hAnsi="Times New Roman" w:cs="Times New Roman"/>
-          <w:lang w:val="en-US"/>
-        </w:rPr>
-        <w:t>plancher</w:t>
-      </w:r>
-      <w:proofErr w:type="spellEnd"/>
-      <w:r>
-        <w:rPr>
-          <w:rFonts w:ascii="Times New Roman" w:hAnsi="Times New Roman" w:cs="Times New Roman"/>
-          <w:lang w:val="en-US"/>
-        </w:rPr>
-        <w:t>”)</w:t>
-      </w:r>
-      <w:r>
-        <w:rPr>
-          <w:rFonts w:ascii="Times New Roman" w:hAnsi="Times New Roman" w:cs="Times New Roman"/>
-          <w:lang w:val="en-US"/>
-        </w:rPr>
-        <w:t xml:space="preserve">, </w:t>
-      </w:r>
-      <w:r>
-        <w:rPr>
-          <w:rFonts w:ascii="Times New Roman" w:hAnsi="Times New Roman" w:cs="Times New Roman"/>
-          <w:lang w:val="en-US"/>
-        </w:rPr>
-        <w:t xml:space="preserve">of one franc against 1,2 euros to </w:t>
-      </w:r>
-      <w:r>
-        <w:rPr>
-          <w:rFonts w:ascii="Times New Roman" w:hAnsi="Times New Roman" w:cs="Times New Roman"/>
-          <w:lang w:val="en-US"/>
-        </w:rPr>
-        <w:t>combat deflation</w:t>
-      </w:r>
-      <w:r>
-        <w:rPr>
-          <w:rFonts w:ascii="Times New Roman" w:hAnsi="Times New Roman" w:cs="Times New Roman"/>
-          <w:lang w:val="en-US"/>
-        </w:rPr>
-        <w:t xml:space="preserve">. </w:t>
-      </w:r>
-      <w:r>
-        <w:rPr>
-          <w:rFonts w:ascii="Times New Roman" w:hAnsi="Times New Roman" w:cs="Times New Roman"/>
-          <w:lang w:val="en-US"/>
-        </w:rPr>
-        <w:t xml:space="preserve">The fact that the zero lower bound for the policy rate had already </w:t>
-      </w:r>
-      <w:r>
-        <w:rPr>
-          <w:rFonts w:ascii="Times New Roman" w:hAnsi="Times New Roman" w:cs="Times New Roman"/>
-          <w:lang w:val="en-US"/>
-        </w:rPr>
-        <w:t>been</w:t>
-      </w:r>
-      <w:r>
-        <w:rPr>
-          <w:rFonts w:ascii="Times New Roman" w:hAnsi="Times New Roman" w:cs="Times New Roman"/>
-          <w:lang w:val="en-US"/>
-        </w:rPr>
-        <w:t xml:space="preserve"> reached entailed substantial purchase of foreign currency </w:t>
-      </w:r>
-      <w:r>
-        <w:rPr>
-          <w:rFonts w:ascii="Times New Roman" w:hAnsi="Times New Roman" w:cs="Times New Roman"/>
-          <w:lang w:val="en-US"/>
-        </w:rPr>
-        <w:t>by the SNB which substantially increased its balance sheet until it decided to abandon the minimum exchange rate in January 2015.</w:t>
+        <w:t xml:space="preserve"> underline</w:t>
+      </w:r>
+      <w:r>
+        <w:rPr>
+          <w:rFonts w:ascii="Times New Roman" w:hAnsi="Times New Roman" w:cs="Times New Roman"/>
+          <w:lang w:val="en-US"/>
+        </w:rPr>
+        <w:t>d</w:t>
+      </w:r>
+      <w:r>
+        <w:rPr>
+          <w:rFonts w:ascii="Times New Roman" w:hAnsi="Times New Roman" w:cs="Times New Roman"/>
+          <w:lang w:val="en-US"/>
+        </w:rPr>
+        <w:t xml:space="preserve"> important heterogeneities in the pass-through across categories of goods and services, with non-tradable goods and services having lower pass-through than tradable ones. However, the aggregate result of the pass-through is found to be very small as only 12% of the euro/franc shock of 2015 was passed on the overall Swiss consumer price index.</w:t>
+      </w:r>
+      <w:r>
+        <w:rPr>
+          <w:rFonts w:ascii="Times New Roman" w:hAnsi="Times New Roman" w:cs="Times New Roman"/>
+          <w:lang w:val="en-US"/>
+        </w:rPr>
+        <w:t xml:space="preserve"> Low inflation rates in Switzerland cannot therefore be attributed solely based on the strength of the Swiss franc as the ERPT effect is in fact very limited.</w:t>
       </w:r>
     </w:p>
     <w:p>
@@ -1323,35 +1798,120 @@
           <w:rFonts w:ascii="Times New Roman" w:hAnsi="Times New Roman" w:cs="Times New Roman"/>
           <w:lang w:val="en-US"/>
         </w:rPr>
-        <w:t>However, studies on the so-called exchange rate pass-through</w:t>
-      </w:r>
-      <w:r>
-        <w:rPr>
-          <w:rFonts w:ascii="Times New Roman" w:hAnsi="Times New Roman" w:cs="Times New Roman"/>
-          <w:lang w:val="en-US"/>
-        </w:rPr>
-        <w:t xml:space="preserve"> (ERPT)</w:t>
-      </w:r>
-      <w:r>
-        <w:rPr>
-          <w:rFonts w:ascii="Times New Roman" w:hAnsi="Times New Roman" w:cs="Times New Roman"/>
-          <w:lang w:val="en-US"/>
-        </w:rPr>
-        <w:t xml:space="preserve"> on </w:t>
-      </w:r>
-      <w:r>
-        <w:rPr>
-          <w:rFonts w:ascii="Times New Roman" w:hAnsi="Times New Roman" w:cs="Times New Roman"/>
-          <w:lang w:val="en-US"/>
-        </w:rPr>
-        <w:t>inflation</w:t>
-      </w:r>
-      <w:r>
-        <w:rPr>
-          <w:rFonts w:ascii="Times New Roman" w:hAnsi="Times New Roman" w:cs="Times New Roman"/>
-          <w:lang w:val="en-US"/>
-        </w:rPr>
-        <w:t xml:space="preserve"> find only a limited effect in Switzerland.</w:t>
+        <w:t xml:space="preserve">Some comparative case studies </w:t>
+      </w:r>
+      <w:r>
+        <w:rPr>
+          <w:rFonts w:ascii="Times New Roman" w:hAnsi="Times New Roman" w:cs="Times New Roman"/>
+          <w:lang w:val="en-US"/>
+        </w:rPr>
+        <w:t xml:space="preserve">hold that </w:t>
+      </w:r>
+      <w:r>
+        <w:rPr>
+          <w:rFonts w:ascii="Times New Roman" w:hAnsi="Times New Roman" w:cs="Times New Roman"/>
+          <w:lang w:val="en-US"/>
+        </w:rPr>
+        <w:t>lower inflation rate in Switzerland can be explained to a considerable extent by the different weights assigned to the items of the CPI</w:t>
+      </w:r>
+      <w:r>
+        <w:rPr>
+          <w:rFonts w:ascii="Times New Roman" w:hAnsi="Times New Roman" w:cs="Times New Roman"/>
+          <w:lang w:val="en-US"/>
+        </w:rPr>
+        <w:t xml:space="preserve"> compared to other countries</w:t>
+      </w:r>
+      <w:r>
+        <w:rPr>
+          <w:rFonts w:ascii="Times New Roman" w:hAnsi="Times New Roman" w:cs="Times New Roman"/>
+          <w:lang w:val="en-US"/>
+        </w:rPr>
+        <w:t xml:space="preserve">, implying that </w:t>
+      </w:r>
+      <w:r>
+        <w:rPr>
+          <w:rFonts w:ascii="Times New Roman" w:hAnsi="Times New Roman" w:cs="Times New Roman"/>
+          <w:lang w:val="en-US"/>
+        </w:rPr>
+        <w:t>Switzerland's low inflation is in part a statistical artefact, reflecting the specific structure and expenditure weights of the Swiss CPI basket</w:t>
+      </w:r>
+      <w:r>
+        <w:rPr>
+          <w:rFonts w:ascii="Times New Roman" w:hAnsi="Times New Roman" w:cs="Times New Roman"/>
+          <w:lang w:val="en-US"/>
+        </w:rPr>
+        <w:t>. These studies underline</w:t>
+      </w:r>
+      <w:r>
+        <w:rPr>
+          <w:rFonts w:ascii="Times New Roman" w:hAnsi="Times New Roman" w:cs="Times New Roman"/>
+          <w:lang w:val="en-US"/>
+        </w:rPr>
+        <w:t>d</w:t>
+      </w:r>
+      <w:r>
+        <w:rPr>
+          <w:rFonts w:ascii="Times New Roman" w:hAnsi="Times New Roman" w:cs="Times New Roman"/>
+          <w:lang w:val="en-US"/>
+        </w:rPr>
+        <w:t xml:space="preserve"> the relatively low weight assigned to energy (5%) and the exclusion of certain </w:t>
+      </w:r>
+      <w:r>
+        <w:rPr>
+          <w:rFonts w:ascii="Times New Roman" w:hAnsi="Times New Roman" w:cs="Times New Roman"/>
+          <w:lang w:val="en-US"/>
+        </w:rPr>
+        <w:lastRenderedPageBreak/>
+        <w:t>important expenditure items such as the compulsory health insurance premiums and have provided estimations of</w:t>
+      </w:r>
+      <w:r>
+        <w:rPr>
+          <w:rFonts w:ascii="Times New Roman" w:hAnsi="Times New Roman" w:cs="Times New Roman"/>
+          <w:lang w:val="en-US"/>
+        </w:rPr>
+        <w:t xml:space="preserve"> Swiss inflation using the expenditure weights applied in other countries, such as Germany. </w:t>
+      </w:r>
+      <w:r>
+        <w:rPr>
+          <w:rFonts w:ascii="Times New Roman" w:hAnsi="Times New Roman" w:cs="Times New Roman"/>
+          <w:lang w:val="en-US"/>
+        </w:rPr>
+        <w:t>E</w:t>
+      </w:r>
+      <w:r>
+        <w:rPr>
+          <w:rFonts w:ascii="Times New Roman" w:hAnsi="Times New Roman" w:cs="Times New Roman"/>
+          <w:lang w:val="en-US"/>
+        </w:rPr>
+        <w:t>ven under these counterfactual weighting schemes, Swiss inflation remains</w:t>
+      </w:r>
+      <w:r>
+        <w:rPr>
+          <w:rFonts w:ascii="Times New Roman" w:hAnsi="Times New Roman" w:cs="Times New Roman"/>
+          <w:lang w:val="en-US"/>
+        </w:rPr>
+        <w:t xml:space="preserve"> nonetheless</w:t>
+      </w:r>
+      <w:r>
+        <w:rPr>
+          <w:rFonts w:ascii="Times New Roman" w:hAnsi="Times New Roman" w:cs="Times New Roman"/>
+          <w:lang w:val="en-US"/>
+        </w:rPr>
+        <w:t xml:space="preserve"> substantially lower than in comparable economies</w:t>
+      </w:r>
+      <w:r>
+        <w:rPr>
+          <w:rFonts w:ascii="Times New Roman" w:hAnsi="Times New Roman" w:cs="Times New Roman"/>
+          <w:lang w:val="en-US"/>
+        </w:rPr>
+        <w:t xml:space="preserve"> such as Spain and Germany</w:t>
+      </w:r>
+      <w:r>
+        <w:rPr>
+          <w:rFonts w:ascii="Times New Roman" w:hAnsi="Times New Roman" w:cs="Times New Roman"/>
+          <w:lang w:val="en-US"/>
+        </w:rPr>
+        <w:t>, suggesting that measurement conventions account for only a modest fraction of the observed differential</w:t>
       </w:r>
       <w:r>
         <w:rPr>
@@ -1372,7 +1932,7 @@
           <w:rFonts w:ascii="Times New Roman" w:hAnsi="Times New Roman" w:cs="Times New Roman"/>
           <w:lang w:val="en-US"/>
         </w:rPr>
-        <w:instrText xml:space="preserve"> ADDIN ZOTERO_ITEM CSL_CITATION {"citationID":"6JxjOXZk","properties":{"formattedCitation":"(Stulz 2007)","plainCitation":"(Stulz 2007)","noteIndex":0},"citationItems":[{"id":6613,"uris":["http://zotero.org/groups/6311349/items/P6ESWYXE"],"itemData":{"id":6613,"type":"article-journal","container-title":"Swiss National Bank Economic Studies","issue":"4","publisher-place":"Zürich","title":"Exchange rate pass-through in Switzerland: Evidence from vector autoregressions.","volume":"2007","author":[{"family":"Stulz","given":"Jonas"}],"issued":{"date-parts":[["2007"]]}}}],"schema":"https://github.com/citation-style-language/schema/raw/master/csl-citation.json"} </w:instrText>
+        <w:instrText xml:space="preserve"> ADDIN ZOTERO_ITEM CSL_CITATION {"citationID":"d1WzfQt4","properties":{"formattedCitation":"(Sonnenberg 2022; Dullien et al. 2024)","plainCitation":"(Sonnenberg 2022; Dullien et al. 2024)","noteIndex":0},"citationItems":[{"id":6661,"uris":["http://zotero.org/groups/6311349/items/AFIXD8C5"],"itemData":{"id":6661,"type":"article-journal","abstract":"Die Inflation ist in Europa seit Anfang 2021 stark gestiegen, das Ausmaß des Anstiegs unterscheidet sich zwischen den einzelnen Ländern indes beträchtlich. Besonders niedrig ist die Inflation in der Schweiz, wo sie im Juli bei lediglich 3,3 Prozent (HVPI) lag. Demgegenüber ist die Inflation im Euroraum im August auf ein Rekordniveau von 9,1 Prozent gestiegen, in Deutschland lag sie bei 8,8 Prozent und in Spanien bei 10,3 Prozent. Mithilfe der detaillierten Preisstatistik des Harmonisierten Verbraucherpreisindex aus dem Juli werden in diesem Beitrag die Ursachen dieser Unterschiede herausgearbeitet. Der HVPI besteht aus vielen Preisreihen, die jeweils mit ihrem Ausgabenanteil gewichtet zum Gesamtindex zusammengefügt werden. Unterschiede in den Inflationsraten zwischen den Ländern können entweder aus Unterschieden in der Entwicklung der einzelnen Preisreihen oder durch Unterschiede in den Gewichten entstehen. Im Folgenden werden die wesentlichen Unterschiede in den vier Überkategorien Energie, Lebensmittel, Waren und Dienstleistungen diskutiert.","language":"ger","license":"http://www.econstor.eu/dspace/Nutzungsbedingungen","publisher":"Kiel: Kiel Institut für Weltwirtschaft (IfW Kiel)","source":"www.econstor.eu","title":"Zu den Inflationsunterschieden zwischen der Schweiz, Spanien und Deutschland","URL":"https://www.econstor.eu/handle/10419/265303","author":[{"family":"Sonnenberg","given":"Nils"}],"accessed":{"date-parts":[["2026",7,8]]},"issued":{"date-parts":[["2022"]]}}},{"id":6508,"uris":["http://zotero.org/groups/6311349/items/A79KYH9F"],"itemData":{"id":6508,"type":"report","abstract":"Als Folge der massiven Preisschocks 2021 und 2022 schnellte die HVPI-Rate in Deutschland teilweise auf über 11 %, überschritt in der Schweiz aber nur kurzzeitig 3 %. Entscheidend war, dass die Energiepreise in der Spitze in Deutschland 5,3 Prozentpunkte zur Inflation beitrugen (Oktober 2022) verglichen mit 1,5 Prozentpunkten in der Schweiz (Juni 2022) und weitgefasste Nahrungsmittel 3,1 Prozentpunkte verglichen mit 0,8 Prozentpunkten (März 2023). Dieser Beitrag untersucht die Rolle struktureller Unterschiede beim Durchwirken der internationalen Preisschocks auf die inländische Inflation. Von Bedeutung sind dabei erstens regulatorische Unterschiede und der ausgeprägte Protektionismus des Agrarsektors in der Schweiz. Ein zweiter Faktor sind unterschiedliche Warenkorbstrukturen. Eingriffe des Staates in die Preisbildung sowie Veränderungen indirekter Steuern und Abgaben begründen drittens, warum die Inflationsunterschiede nicht noch ausgeprägter ausfielen und warum die Strompreise in der Schweiz trotz der Bedeutung der Wasserkraft letztlich ähnlich stark anzogen wie in Deutschland. Demgegenüber dürfte die geldpolitische Reaktion bestenfalls eine untergeordnete Rolle gespielt haben, auch wenn die deutlichere Abwertung des Euro die externen Preisschocks verstärkt hat.","genre":"Working Paper","language":"ger","license":"https://www.econstor.eu/dspace/Nutzungsbedingungen","number":"224","publisher":"IMK Working Paper","source":"www.econstor.eu","title":"Historische Preissteigerungen in Deutschland, niedrige Inflation in der Schweiz: Die Rolle von Regulierung","title-short":"Historische Preissteigerungen in Deutschland, niedrige Inflation in der Schweiz","URL":"https://www.econstor.eu/handle/10419/302161","author":[{"family":"Dullien","given":"Sebastian"},{"family":"Gallusser","given":"David"},{"family":"Tober","given":"Silke"}],"accessed":{"date-parts":[["2026",6,3]]},"issued":{"date-parts":[["2024"]]}}}],"schema":"https://github.com/citation-style-language/schema/raw/master/csl-citation.json"} </w:instrText>
       </w:r>
       <w:r>
         <w:rPr>
@@ -1386,21 +1946,23 @@
           <w:rFonts w:ascii="Aptos" w:hAnsi="Aptos"/>
           <w:lang w:val="en-US"/>
         </w:rPr>
-        <w:t xml:space="preserve">Stulz </w:t>
-      </w:r>
+        <w:t xml:space="preserve">(Sonnenberg 2022; </w:t>
+      </w:r>
+      <w:proofErr w:type="spellStart"/>
       <w:r>
         <w:rPr>
           <w:rFonts w:ascii="Aptos" w:hAnsi="Aptos"/>
           <w:lang w:val="en-US"/>
         </w:rPr>
-        <w:t>(</w:t>
-      </w:r>
+        <w:t>Dullien</w:t>
+      </w:r>
+      <w:proofErr w:type="spellEnd"/>
       <w:r>
         <w:rPr>
           <w:rFonts w:ascii="Aptos" w:hAnsi="Aptos"/>
           <w:lang w:val="en-US"/>
         </w:rPr>
-        <w:t>2007)</w:t>
+        <w:t xml:space="preserve"> et al. 2024)</w:t>
       </w:r>
       <w:r>
         <w:rPr>
@@ -1414,219 +1976,8 @@
           <w:rFonts w:ascii="Times New Roman" w:hAnsi="Times New Roman" w:cs="Times New Roman"/>
           <w:lang w:val="en-US"/>
         </w:rPr>
-        <w:t xml:space="preserve"> finds a substantial but incomplete pass-through on import prices, with estimated ERPT elasticities of 0,52 after twelve months and 0,37 in the long run, whereas the ERPT to consumer prices amounts to 0,09 in the short run and merely 0,18 in the </w:t>
-      </w:r>
-      <w:r>
-        <w:rPr>
-          <w:rFonts w:ascii="Times New Roman" w:hAnsi="Times New Roman" w:cs="Times New Roman"/>
-          <w:lang w:val="en-US"/>
-        </w:rPr>
-        <w:t>long run</w:t>
-      </w:r>
-      <w:r>
-        <w:rPr>
-          <w:rFonts w:ascii="Times New Roman" w:hAnsi="Times New Roman" w:cs="Times New Roman"/>
-          <w:lang w:val="en-US"/>
-        </w:rPr>
         <w:t>.</w:t>
       </w:r>
-      <w:r>
-        <w:rPr>
-          <w:rFonts w:ascii="Times New Roman" w:hAnsi="Times New Roman" w:cs="Times New Roman"/>
-          <w:lang w:val="en-US"/>
-        </w:rPr>
-        <w:t xml:space="preserve"> Other studies have found either small or insignificant ERPT effects</w:t>
-      </w:r>
-      <w:r>
-        <w:rPr>
-          <w:rStyle w:val="Appelnotedebasdep"/>
-          <w:rFonts w:ascii="Times New Roman" w:hAnsi="Times New Roman" w:cs="Times New Roman"/>
-          <w:lang w:val="en-US"/>
-        </w:rPr>
-        <w:footnoteReference w:id="4"/>
-      </w:r>
-      <w:r>
-        <w:rPr>
-          <w:rFonts w:ascii="Times New Roman" w:hAnsi="Times New Roman" w:cs="Times New Roman"/>
-          <w:lang w:val="en-US"/>
-        </w:rPr>
-        <w:t>.</w:t>
-      </w:r>
-      <w:r>
-        <w:rPr>
-          <w:rFonts w:ascii="Times New Roman" w:hAnsi="Times New Roman" w:cs="Times New Roman"/>
-          <w:lang w:val="en-US"/>
-        </w:rPr>
-        <w:t xml:space="preserve"> </w:t>
-      </w:r>
-      <w:r>
-        <w:rPr>
-          <w:rFonts w:ascii="Times New Roman" w:hAnsi="Times New Roman" w:cs="Times New Roman"/>
-          <w:lang w:val="en-US"/>
-        </w:rPr>
-        <w:t xml:space="preserve">Even studies that have examined the causal effect of the sharp and sudden appreciation of the Swiss franc following the abandonment of the </w:t>
-      </w:r>
-      <w:r>
-        <w:rPr>
-          <w:rFonts w:ascii="Times New Roman" w:hAnsi="Times New Roman" w:cs="Times New Roman"/>
-          <w:lang w:val="en-US"/>
-        </w:rPr>
-        <w:t>minimum exchange rate</w:t>
-      </w:r>
-      <w:r>
-        <w:rPr>
-          <w:rFonts w:ascii="Times New Roman" w:hAnsi="Times New Roman" w:cs="Times New Roman"/>
-          <w:lang w:val="en-US"/>
-        </w:rPr>
-        <w:t xml:space="preserve"> in 2015 have found only a limited impact</w:t>
-      </w:r>
-      <w:r>
-        <w:rPr>
-          <w:rFonts w:ascii="Times New Roman" w:hAnsi="Times New Roman" w:cs="Times New Roman"/>
-          <w:lang w:val="en-US"/>
-        </w:rPr>
-        <w:t xml:space="preserve">. </w:t>
-      </w:r>
-      <w:r>
-        <w:rPr>
-          <w:rFonts w:ascii="Times New Roman" w:hAnsi="Times New Roman" w:cs="Times New Roman"/>
-          <w:lang w:val="en-US"/>
-        </w:rPr>
-        <w:fldChar w:fldCharType="begin"/>
-      </w:r>
-      <w:r>
-        <w:rPr>
-          <w:rFonts w:ascii="Times New Roman" w:hAnsi="Times New Roman" w:cs="Times New Roman"/>
-          <w:lang w:val="en-US"/>
-        </w:rPr>
-        <w:instrText xml:space="preserve"> ADDIN ZOTERO_ITEM CSL_CITATION {"citationID":"TPPbd221","properties":{"formattedCitation":"(Auer et al. 2021)","plainCitation":"(Auer et al. 2021)","noteIndex":0},"citationItems":[{"id":6515,"uris":["http://zotero.org/groups/6311349/items/PUW8HFY7"],"itemData":{"id":6515,"type":"article-journal","abstract":"We dissect the impact of a large and sudden exchange rate appreciation on Swiss border import prices, retail prices, and consumer expenditures on domestic and imported nondurable goods, following the removal of the EUR/CHF floor in January 2015. Cross-sectional variation in border price changes by currency of invoicing carries over to consumer prices and allocations, impacting retail prices of imports and competing domestic goods, as well as import expenditures. We provide measures of the sensitivity of retail import prices to border prices and the sensitivity of import shares to relative prices, which is higher when using retail prices than border prices.","container-title":"American Economic Review","DOI":"10.1257/aer.20181415","ISSN":"0002-8282","issue":"2","language":"en","page":"652-686","source":"www.aeaweb.org","title":"Exchange Rates and Prices: Evidence from the 2015 Swiss Franc Appreciation","title-short":"Exchange Rates and Prices","volume":"111","author":[{"family":"Auer","given":"Raphael"},{"family":"Burstein","given":"Ariel"},{"family":"Lein","given":"Sarah M."}],"issued":{"date-parts":[["2021",2]]}}}],"schema":"https://github.com/citation-style-language/schema/raw/master/csl-citation.json"} </w:instrText>
-      </w:r>
-      <w:r>
-        <w:rPr>
-          <w:rFonts w:ascii="Times New Roman" w:hAnsi="Times New Roman" w:cs="Times New Roman"/>
-          <w:lang w:val="en-US"/>
-        </w:rPr>
-        <w:fldChar w:fldCharType="separate"/>
-      </w:r>
-      <w:r>
-        <w:rPr>
-          <w:rFonts w:ascii="Aptos" w:hAnsi="Aptos"/>
-          <w:lang w:val="en-US"/>
-        </w:rPr>
-        <w:t xml:space="preserve">Auer et al. </w:t>
-      </w:r>
-      <w:r>
-        <w:rPr>
-          <w:rFonts w:ascii="Aptos" w:hAnsi="Aptos"/>
-          <w:lang w:val="en-US"/>
-        </w:rPr>
-        <w:t>(</w:t>
-      </w:r>
-      <w:r>
-        <w:rPr>
-          <w:rFonts w:ascii="Aptos" w:hAnsi="Aptos"/>
-          <w:lang w:val="en-US"/>
-        </w:rPr>
-        <w:t>2021)</w:t>
-      </w:r>
-      <w:r>
-        <w:rPr>
-          <w:rFonts w:ascii="Times New Roman" w:hAnsi="Times New Roman" w:cs="Times New Roman"/>
-          <w:lang w:val="en-US"/>
-        </w:rPr>
-        <w:fldChar w:fldCharType="end"/>
-      </w:r>
-      <w:r>
-        <w:rPr>
-          <w:rFonts w:ascii="Times New Roman" w:hAnsi="Times New Roman" w:cs="Times New Roman"/>
-          <w:lang w:val="en-US"/>
-        </w:rPr>
-        <w:t xml:space="preserve"> find a one-year pass-through effect of 0,075 for retail domestic prices and 0,366 for retail imported products. The results of </w:t>
-      </w:r>
-      <w:r>
-        <w:rPr>
-          <w:rFonts w:ascii="Times New Roman" w:hAnsi="Times New Roman" w:cs="Times New Roman"/>
-          <w:lang w:val="en-US"/>
-        </w:rPr>
-        <w:fldChar w:fldCharType="begin"/>
-      </w:r>
-      <w:r>
-        <w:rPr>
-          <w:rFonts w:ascii="Times New Roman" w:hAnsi="Times New Roman" w:cs="Times New Roman"/>
-          <w:lang w:val="en-US"/>
-        </w:rPr>
-        <w:instrText xml:space="preserve"> ADDIN ZOTERO_ITEM CSL_CITATION {"citationID":"y4N6wySo","properties":{"formattedCitation":"(Oktay 2022)","plainCitation":"(Oktay 2022)","noteIndex":0},"citationItems":[{"id":6398,"uris":["http://zotero.org/groups/6311349/items/YLJG9I4R"],"itemData":{"id":6398,"type":"article-journal","abstract":"This paper analyzes the exchange rate pass-through to consumer prices for 85 categories of goods and services in Switzerland. The pass-through estimates are computed using a synthetic difference-in-differences approach that exploits the large Swiss franc appreciation that followed the unexpected removal of the Swiss franc-Euro floor in January 2015. The overall 1-year all-items pass-through is 0.12, which shows that the pass-through is highly incomplete. There is an important heterogeneity across product categories, where pass-through can be as high as 0.80. These variations are linked to the international trade characteristics of the products, as the prices of goods with a high degree of international tradability, with a high import share, or that depend on tourism are shown to be more sensitive to the exchange rate.","container-title":"Swiss Journal of Economics and Statistics","DOI":"10.1186/s41937-022-00102-7","ISSN":"2235-6282","issue":"1","journalAbbreviation":"Swiss J Economics Statistics","language":"en","page":"21","source":"Springer Link","title":"Heterogeneity in the exchange rate pass-through to consumer prices: the Swiss franc appreciation of 2015","title-short":"Heterogeneity in the exchange rate pass-through to consumer prices","volume":"158","author":[{"family":"Oktay","given":"Alex"}],"issued":{"date-parts":[["2022",12,5]]}}}],"schema":"https://github.com/citation-style-language/schema/raw/master/csl-citation.json"} </w:instrText>
-      </w:r>
-      <w:r>
-        <w:rPr>
-          <w:rFonts w:ascii="Times New Roman" w:hAnsi="Times New Roman" w:cs="Times New Roman"/>
-          <w:lang w:val="en-US"/>
-        </w:rPr>
-        <w:fldChar w:fldCharType="separate"/>
-      </w:r>
-      <w:r>
-        <w:rPr>
-          <w:rFonts w:ascii="Aptos" w:hAnsi="Aptos"/>
-          <w:lang w:val="en-US"/>
-        </w:rPr>
-        <w:t xml:space="preserve">Oktay </w:t>
-      </w:r>
-      <w:r>
-        <w:rPr>
-          <w:rFonts w:ascii="Aptos" w:hAnsi="Aptos"/>
-          <w:lang w:val="en-US"/>
-        </w:rPr>
-        <w:t>(</w:t>
-      </w:r>
-      <w:r>
-        <w:rPr>
-          <w:rFonts w:ascii="Aptos" w:hAnsi="Aptos"/>
-          <w:lang w:val="en-US"/>
-        </w:rPr>
-        <w:t>2022)</w:t>
-      </w:r>
-      <w:r>
-        <w:rPr>
-          <w:rFonts w:ascii="Times New Roman" w:hAnsi="Times New Roman" w:cs="Times New Roman"/>
-          <w:lang w:val="en-US"/>
-        </w:rPr>
-        <w:fldChar w:fldCharType="end"/>
-      </w:r>
-      <w:r>
-        <w:rPr>
-          <w:rFonts w:ascii="Times New Roman" w:hAnsi="Times New Roman" w:cs="Times New Roman"/>
-          <w:lang w:val="en-US"/>
-        </w:rPr>
-        <w:t xml:space="preserve"> underline important heterogeneities in the pass-through across categories of goods and services, with non-tradable goods and services having lower pass-through than tradable ones. However, the aggregate result of the pass-through is found to be very small as only 12% of the euro/franc shock of 2015 was passed on the overall Swiss consumer price index.</w:t>
-      </w:r>
-      <w:r>
-        <w:rPr>
-          <w:rFonts w:ascii="Times New Roman" w:hAnsi="Times New Roman" w:cs="Times New Roman"/>
-          <w:lang w:val="en-US"/>
-        </w:rPr>
-        <w:t xml:space="preserve"> Low inflation rates in Switzerland cannot therefore be attributed solely based on the strength of the Swiss franc as the ERPT effect is in fact very limited.</w:t>
-      </w:r>
-    </w:p>
-    <w:p>
-      <w:pPr>
-        <w:pStyle w:val="Titre2"/>
-        <w:rPr>
-          <w:lang w:val="en-US"/>
-        </w:rPr>
-      </w:pPr>
-      <w:r>
-        <w:rPr>
-          <w:lang w:val="en-US"/>
-        </w:rPr>
-        <w:t>Industrial relations and conflict inflation</w:t>
-      </w:r>
-    </w:p>
-    <w:p>
-      <w:pPr>
-        <w:rPr>
-          <w:lang w:val="en-US"/>
-        </w:rPr>
-      </w:pPr>
     </w:p>
     <w:p>
       <w:pPr>
@@ -1636,6 +1987,153 @@
           <w:lang w:val="en-US"/>
         </w:rPr>
       </w:pPr>
+      <w:r>
+        <w:rPr>
+          <w:rFonts w:ascii="Times New Roman" w:hAnsi="Times New Roman" w:cs="Times New Roman"/>
+          <w:lang w:val="en-US"/>
+        </w:rPr>
+        <w:t xml:space="preserve">Regarding the structure of the Swiss CPI, another line of explanation </w:t>
+      </w:r>
+      <w:r>
+        <w:rPr>
+          <w:rFonts w:ascii="Times New Roman" w:hAnsi="Times New Roman" w:cs="Times New Roman"/>
+          <w:lang w:val="en-US"/>
+        </w:rPr>
+        <w:t>has emphasized the importance of the high share of administered prices in the basket as a factor behind Switzerland’s price stability.</w:t>
+      </w:r>
+      <w:r>
+        <w:rPr>
+          <w:rFonts w:ascii="Times New Roman" w:hAnsi="Times New Roman" w:cs="Times New Roman"/>
+          <w:lang w:val="en-US"/>
+        </w:rPr>
+        <w:t xml:space="preserve"> The share of administered prices, defined </w:t>
+      </w:r>
+      <w:r>
+        <w:rPr>
+          <w:rFonts w:ascii="Times New Roman" w:hAnsi="Times New Roman" w:cs="Times New Roman"/>
+          <w:lang w:val="en-US"/>
+        </w:rPr>
+        <w:t xml:space="preserve">as </w:t>
+      </w:r>
+      <w:r>
+        <w:rPr>
+          <w:rFonts w:ascii="Times New Roman" w:hAnsi="Times New Roman" w:cs="Times New Roman"/>
+          <w:lang w:val="en-US"/>
+        </w:rPr>
+        <w:t xml:space="preserve">prices set or regulated by the government </w:t>
+      </w:r>
+      <w:r>
+        <w:rPr>
+          <w:rFonts w:ascii="Times New Roman" w:hAnsi="Times New Roman" w:cs="Times New Roman"/>
+          <w:lang w:val="en-US"/>
+        </w:rPr>
+        <w:t>t</w:t>
+      </w:r>
+      <w:r>
+        <w:rPr>
+          <w:rFonts w:ascii="Times New Roman" w:hAnsi="Times New Roman" w:cs="Times New Roman"/>
+          <w:lang w:val="en-US"/>
+        </w:rPr>
+        <w:t>hat</w:t>
+      </w:r>
+      <w:r>
+        <w:rPr>
+          <w:rFonts w:ascii="Times New Roman" w:hAnsi="Times New Roman" w:cs="Times New Roman"/>
+          <w:lang w:val="en-US"/>
+        </w:rPr>
+        <w:t xml:space="preserve"> are not determined solely by market supply and demand</w:t>
+      </w:r>
+      <w:r>
+        <w:rPr>
+          <w:rFonts w:ascii="Times New Roman" w:hAnsi="Times New Roman" w:cs="Times New Roman"/>
+          <w:lang w:val="en-US"/>
+        </w:rPr>
+        <w:t xml:space="preserve">, is particularly high in Switzerland. In 2025, the share of administrated prices in the harmonized consumer price index was </w:t>
+      </w:r>
+      <w:r>
+        <w:rPr>
+          <w:rFonts w:ascii="Times New Roman" w:hAnsi="Times New Roman" w:cs="Times New Roman"/>
+          <w:lang w:val="en-US"/>
+        </w:rPr>
+        <w:t>25</w:t>
+      </w:r>
+      <w:r>
+        <w:rPr>
+          <w:rFonts w:ascii="Times New Roman" w:hAnsi="Times New Roman" w:cs="Times New Roman"/>
+          <w:lang w:val="en-US"/>
+        </w:rPr>
+        <w:t>% in Switzerland, compared to around 12% in the European Union.</w:t>
+      </w:r>
+      <w:r>
+        <w:rPr>
+          <w:rFonts w:ascii="Times New Roman" w:hAnsi="Times New Roman" w:cs="Times New Roman"/>
+          <w:lang w:val="en-US"/>
+        </w:rPr>
+        <w:t xml:space="preserve"> </w:t>
+      </w:r>
+      <w:r>
+        <w:rPr>
+          <w:rFonts w:ascii="Times New Roman" w:hAnsi="Times New Roman" w:cs="Times New Roman"/>
+          <w:lang w:val="en-US"/>
+        </w:rPr>
+        <w:t>The fact that one</w:t>
+      </w:r>
+      <w:r>
+        <w:rPr>
+          <w:rFonts w:ascii="Times New Roman" w:hAnsi="Times New Roman" w:cs="Times New Roman"/>
+          <w:lang w:val="en-US"/>
+        </w:rPr>
+        <w:t xml:space="preserve"> </w:t>
+      </w:r>
+      <w:r>
+        <w:rPr>
+          <w:rFonts w:ascii="Times New Roman" w:hAnsi="Times New Roman" w:cs="Times New Roman"/>
+          <w:lang w:val="en-US"/>
+        </w:rPr>
+        <w:t xml:space="preserve">third of Swiss prices are administered </w:t>
+      </w:r>
+      <w:r>
+        <w:rPr>
+          <w:rFonts w:ascii="Times New Roman" w:hAnsi="Times New Roman" w:cs="Times New Roman"/>
+          <w:lang w:val="en-US"/>
+        </w:rPr>
+        <w:t xml:space="preserve">naturally raises </w:t>
+      </w:r>
+      <w:r>
+        <w:rPr>
+          <w:rFonts w:ascii="Times New Roman" w:hAnsi="Times New Roman" w:cs="Times New Roman"/>
+          <w:lang w:val="en-US"/>
+        </w:rPr>
+        <w:t xml:space="preserve">the hypothesis that the Swiss government exercises substantial price controls </w:t>
+      </w:r>
+      <w:r>
+        <w:rPr>
+          <w:rFonts w:ascii="Times New Roman" w:hAnsi="Times New Roman" w:cs="Times New Roman"/>
+          <w:lang w:val="en-US"/>
+        </w:rPr>
+        <w:t>to</w:t>
+      </w:r>
+      <w:r>
+        <w:rPr>
+          <w:rFonts w:ascii="Times New Roman" w:hAnsi="Times New Roman" w:cs="Times New Roman"/>
+          <w:lang w:val="en-US"/>
+        </w:rPr>
+        <w:t xml:space="preserve"> keep inflation low</w:t>
+      </w:r>
+      <w:r>
+        <w:rPr>
+          <w:rFonts w:ascii="Times New Roman" w:hAnsi="Times New Roman" w:cs="Times New Roman"/>
+          <w:lang w:val="en-US"/>
+        </w:rPr>
+        <w:t>.</w:t>
+      </w:r>
+      <w:r>
+        <w:rPr>
+          <w:rFonts w:ascii="Times New Roman" w:hAnsi="Times New Roman" w:cs="Times New Roman"/>
+          <w:lang w:val="en-US"/>
+        </w:rPr>
+        <w:t xml:space="preserve"> </w:t>
+      </w:r>
     </w:p>
     <w:p>
       <w:pPr>
@@ -1645,6 +2143,111 @@
           <w:lang w:val="en-US"/>
         </w:rPr>
       </w:pPr>
+      <w:r>
+        <w:rPr>
+          <w:rFonts w:ascii="Times New Roman" w:hAnsi="Times New Roman" w:cs="Times New Roman"/>
+          <w:lang w:val="en-US"/>
+        </w:rPr>
+        <w:t xml:space="preserve">However, </w:t>
+      </w:r>
+      <w:r>
+        <w:rPr>
+          <w:rFonts w:ascii="Times New Roman" w:hAnsi="Times New Roman" w:cs="Times New Roman"/>
+          <w:lang w:val="en-US"/>
+        </w:rPr>
+        <w:t xml:space="preserve">the scarce literature on this topic supports that administered prices are not an important driver of low inflation in Switzerland nor a significant factor to explain Switzerland’s inflation gap in comparison with the euro area. On the one hand, despite the importance of administered prices in the Swiss CPI basket, an indicator of inflation excluding them would not have changed substantially price dynamics in the country over the last 20 years, as </w:t>
+      </w:r>
+      <w:r>
+        <w:rPr>
+          <w:rFonts w:ascii="Times New Roman" w:hAnsi="Times New Roman" w:cs="Times New Roman"/>
+          <w:lang w:val="en-US"/>
+        </w:rPr>
+        <w:t>CPI inflation excluding administered prices was only 0.1 percentage points higher than CPI inflation including them</w:t>
+      </w:r>
+      <w:r>
+        <w:rPr>
+          <w:rFonts w:ascii="Times New Roman" w:hAnsi="Times New Roman" w:cs="Times New Roman"/>
+          <w:lang w:val="en-US"/>
+        </w:rPr>
+        <w:t>. On the other hand, both administered and non-administered prices increased considerably less in Switzerland than in the euro area</w:t>
+      </w:r>
+      <w:r>
+        <w:rPr>
+          <w:rFonts w:ascii="Times New Roman" w:hAnsi="Times New Roman" w:cs="Times New Roman"/>
+          <w:lang w:val="en-US"/>
+        </w:rPr>
+        <w:t xml:space="preserve">. </w:t>
+      </w:r>
+      <w:r>
+        <w:rPr>
+          <w:rFonts w:ascii="Times New Roman" w:hAnsi="Times New Roman" w:cs="Times New Roman"/>
+          <w:lang w:val="en-US"/>
+        </w:rPr>
+        <w:t xml:space="preserve">This suggests that inflation </w:t>
+      </w:r>
+      <w:r>
+        <w:rPr>
+          <w:rFonts w:ascii="Times New Roman" w:hAnsi="Times New Roman" w:cs="Times New Roman"/>
+          <w:lang w:val="en-US"/>
+        </w:rPr>
+        <w:t>gap</w:t>
+      </w:r>
+      <w:r>
+        <w:rPr>
+          <w:rFonts w:ascii="Times New Roman" w:hAnsi="Times New Roman" w:cs="Times New Roman"/>
+          <w:lang w:val="en-US"/>
+        </w:rPr>
+        <w:t xml:space="preserve"> between the two economies cannot be attributed solely to administered prices, but must also reflect differences in the evolution of non-administered prices</w:t>
+      </w:r>
+      <w:r>
+        <w:rPr>
+          <w:rFonts w:ascii="Times New Roman" w:hAnsi="Times New Roman" w:cs="Times New Roman"/>
+          <w:lang w:val="en-US"/>
+        </w:rPr>
+        <w:t xml:space="preserve"> </w:t>
+      </w:r>
+      <w:r>
+        <w:rPr>
+          <w:rFonts w:ascii="Times New Roman" w:hAnsi="Times New Roman" w:cs="Times New Roman"/>
+          <w:lang w:val="en-US"/>
+        </w:rPr>
+        <w:fldChar w:fldCharType="begin"/>
+      </w:r>
+      <w:r>
+        <w:rPr>
+          <w:rFonts w:ascii="Times New Roman" w:hAnsi="Times New Roman" w:cs="Times New Roman"/>
+          <w:lang w:val="en-US"/>
+        </w:rPr>
+        <w:instrText xml:space="preserve"> ADDIN ZOTERO_ITEM CSL_CITATION {"citationID":"bWyPTIYZ","properties":{"formattedCitation":"(S. Auer et al. 2025)","plainCitation":"(S. Auer et al. 2025)","noteIndex":0},"citationItems":[{"id":6463,"uris":["http://zotero.org/groups/6311349/items/7KFBSAG5"],"itemData":{"id":6463,"type":"report","number":"10/2025","publisher":"Swiss National Bank","publisher-place":"Zürich","title":"How large is the impact of administered prices on inflation in Switzerland?","URL":"https://www.snb.ch/en/publications/research/economic-notes/2025/economic_note_2025_10","author":[{"family":"Auer","given":"Simone"},{"family":"Beyeler","given":"Simon"},{"family":"Meier","given":"Jonas"}],"accessed":{"date-parts":[["2026",5,28]]},"issued":{"date-parts":[["2025"]]}}}],"schema":"https://github.com/citation-style-language/schema/raw/master/csl-citation.json"} </w:instrText>
+      </w:r>
+      <w:r>
+        <w:rPr>
+          <w:rFonts w:ascii="Times New Roman" w:hAnsi="Times New Roman" w:cs="Times New Roman"/>
+          <w:lang w:val="en-US"/>
+        </w:rPr>
+        <w:fldChar w:fldCharType="separate"/>
+      </w:r>
+      <w:r>
+        <w:rPr>
+          <w:rFonts w:ascii="Aptos" w:hAnsi="Aptos"/>
+          <w:lang w:val="en-US"/>
+        </w:rPr>
+        <w:t>(S. Auer et al. 2025)</w:t>
+      </w:r>
+      <w:r>
+        <w:rPr>
+          <w:rFonts w:ascii="Times New Roman" w:hAnsi="Times New Roman" w:cs="Times New Roman"/>
+          <w:lang w:val="en-US"/>
+        </w:rPr>
+        <w:fldChar w:fldCharType="end"/>
+      </w:r>
+      <w:r>
+        <w:rPr>
+          <w:rFonts w:ascii="Times New Roman" w:hAnsi="Times New Roman" w:cs="Times New Roman"/>
+          <w:lang w:val="en-US"/>
+        </w:rPr>
+        <w:t>.</w:t>
+      </w:r>
     </w:p>
     <w:p>
       <w:pPr>
@@ -1654,22 +2257,312 @@
           <w:lang w:val="en-US"/>
         </w:rPr>
       </w:pPr>
+      <w:r>
+        <w:rPr>
+          <w:rFonts w:ascii="Times New Roman" w:hAnsi="Times New Roman" w:cs="Times New Roman"/>
+          <w:lang w:val="en-US"/>
+        </w:rPr>
+        <w:t xml:space="preserve"> </w:t>
+      </w:r>
+      <w:r>
+        <w:rPr>
+          <w:rFonts w:ascii="Times New Roman" w:hAnsi="Times New Roman" w:cs="Times New Roman"/>
+          <w:lang w:val="en-US"/>
+        </w:rPr>
+        <w:t>In place of</w:t>
+      </w:r>
+      <w:r>
+        <w:rPr>
+          <w:rFonts w:ascii="Times New Roman" w:hAnsi="Times New Roman" w:cs="Times New Roman"/>
+          <w:lang w:val="en-US"/>
+        </w:rPr>
+        <w:t xml:space="preserve"> a deliberate policy design</w:t>
+      </w:r>
+      <w:r>
+        <w:rPr>
+          <w:rFonts w:ascii="Times New Roman" w:hAnsi="Times New Roman" w:cs="Times New Roman"/>
+          <w:lang w:val="en-US"/>
+        </w:rPr>
+        <w:t>ed</w:t>
+      </w:r>
+      <w:r>
+        <w:rPr>
+          <w:rFonts w:ascii="Times New Roman" w:hAnsi="Times New Roman" w:cs="Times New Roman"/>
+          <w:lang w:val="en-US"/>
+        </w:rPr>
+        <w:t xml:space="preserve"> to control pr</w:t>
+      </w:r>
+      <w:r>
+        <w:rPr>
+          <w:rFonts w:ascii="Times New Roman" w:hAnsi="Times New Roman" w:cs="Times New Roman"/>
+          <w:lang w:val="en-US"/>
+        </w:rPr>
+        <w:t xml:space="preserve">ice level and </w:t>
+      </w:r>
+      <w:r>
+        <w:rPr>
+          <w:rFonts w:ascii="Times New Roman" w:hAnsi="Times New Roman" w:cs="Times New Roman"/>
+          <w:lang w:val="en-US"/>
+        </w:rPr>
+        <w:t>inflation, the high share of administered prices</w:t>
+      </w:r>
+      <w:r>
+        <w:rPr>
+          <w:rFonts w:ascii="Times New Roman" w:hAnsi="Times New Roman" w:cs="Times New Roman"/>
+          <w:lang w:val="en-US"/>
+        </w:rPr>
+        <w:t xml:space="preserve"> rather</w:t>
+      </w:r>
+      <w:r>
+        <w:rPr>
+          <w:rFonts w:ascii="Times New Roman" w:hAnsi="Times New Roman" w:cs="Times New Roman"/>
+          <w:lang w:val="en-US"/>
+        </w:rPr>
+        <w:t xml:space="preserve"> reflects</w:t>
+      </w:r>
+      <w:r>
+        <w:rPr>
+          <w:rFonts w:ascii="Times New Roman" w:hAnsi="Times New Roman" w:cs="Times New Roman"/>
+          <w:lang w:val="en-US"/>
+        </w:rPr>
+        <w:t xml:space="preserve"> in great part</w:t>
+      </w:r>
+      <w:r>
+        <w:rPr>
+          <w:rFonts w:ascii="Times New Roman" w:hAnsi="Times New Roman" w:cs="Times New Roman"/>
+          <w:lang w:val="en-US"/>
+        </w:rPr>
+        <w:t xml:space="preserve"> Switzerland’s peculiar welfare state system, notably its mandatory health insurance system. </w:t>
+      </w:r>
+      <w:r>
+        <w:rPr>
+          <w:rFonts w:ascii="Times New Roman" w:hAnsi="Times New Roman" w:cs="Times New Roman"/>
+          <w:lang w:val="en-US"/>
+        </w:rPr>
+        <w:t>Unlike</w:t>
+      </w:r>
+      <w:r>
+        <w:rPr>
+          <w:rFonts w:ascii="Times New Roman" w:hAnsi="Times New Roman" w:cs="Times New Roman"/>
+          <w:lang w:val="en-US"/>
+        </w:rPr>
+        <w:t xml:space="preserve"> other European countries</w:t>
+      </w:r>
+      <w:r>
+        <w:rPr>
+          <w:rFonts w:ascii="Times New Roman" w:hAnsi="Times New Roman" w:cs="Times New Roman"/>
+          <w:lang w:val="en-US"/>
+        </w:rPr>
+        <w:t xml:space="preserve"> where all health services and products covered by mandatory health insurance are </w:t>
+      </w:r>
+      <w:r>
+        <w:rPr>
+          <w:rFonts w:ascii="Times New Roman" w:hAnsi="Times New Roman" w:cs="Times New Roman"/>
+          <w:lang w:val="en-US"/>
+        </w:rPr>
+        <w:t xml:space="preserve">directly taken in charge by the state, Swiss </w:t>
+      </w:r>
+      <w:r>
+        <w:rPr>
+          <w:rFonts w:ascii="Times New Roman" w:hAnsi="Times New Roman" w:cs="Times New Roman"/>
+          <w:lang w:val="en-US"/>
+        </w:rPr>
+        <w:t>residents</w:t>
+      </w:r>
+      <w:r>
+        <w:rPr>
+          <w:rFonts w:ascii="Times New Roman" w:hAnsi="Times New Roman" w:cs="Times New Roman"/>
+          <w:lang w:val="en-US"/>
+        </w:rPr>
+        <w:t xml:space="preserve"> must </w:t>
+      </w:r>
+      <w:r>
+        <w:rPr>
+          <w:rFonts w:ascii="Times New Roman" w:hAnsi="Times New Roman" w:cs="Times New Roman"/>
+          <w:lang w:val="en-US"/>
+        </w:rPr>
+        <w:t xml:space="preserve">finance by themselves a great part of health expenditures through out-of-pocket payments </w:t>
+      </w:r>
+      <w:r>
+        <w:rPr>
+          <w:rFonts w:ascii="Times New Roman" w:hAnsi="Times New Roman" w:cs="Times New Roman"/>
+          <w:lang w:val="en-US"/>
+        </w:rPr>
+        <w:t xml:space="preserve">until a minimum franchise is reached in addition to the premiums which are not taken into account into the Swiss CPI basket. As a result, the </w:t>
+      </w:r>
+      <w:r>
+        <w:rPr>
+          <w:rFonts w:ascii="Times New Roman" w:hAnsi="Times New Roman" w:cs="Times New Roman"/>
+          <w:lang w:val="en-US"/>
+        </w:rPr>
+        <w:t>25% share of</w:t>
+      </w:r>
+      <w:r>
+        <w:rPr>
+          <w:rFonts w:ascii="Times New Roman" w:hAnsi="Times New Roman" w:cs="Times New Roman"/>
+          <w:lang w:val="en-US"/>
+        </w:rPr>
+        <w:t xml:space="preserve"> administered</w:t>
+      </w:r>
+      <w:r>
+        <w:rPr>
+          <w:rFonts w:ascii="Times New Roman" w:hAnsi="Times New Roman" w:cs="Times New Roman"/>
+          <w:lang w:val="en-US"/>
+        </w:rPr>
+        <w:t xml:space="preserve"> price</w:t>
+      </w:r>
+      <w:r>
+        <w:rPr>
+          <w:rFonts w:ascii="Times New Roman" w:hAnsi="Times New Roman" w:cs="Times New Roman"/>
+          <w:lang w:val="en-US"/>
+        </w:rPr>
+        <w:t xml:space="preserve"> </w:t>
+      </w:r>
+      <w:r>
+        <w:rPr>
+          <w:rFonts w:ascii="Times New Roman" w:hAnsi="Times New Roman" w:cs="Times New Roman"/>
+          <w:lang w:val="en-US"/>
+        </w:rPr>
+        <w:t xml:space="preserve">is artificially inflated by a high share of health goods and services (around 14%) which are administered as they are covered and thus regulated by the compulsory public plan, but whose expenses must still be supported </w:t>
+      </w:r>
+      <w:r>
+        <w:rPr>
+          <w:rFonts w:ascii="Times New Roman" w:hAnsi="Times New Roman" w:cs="Times New Roman"/>
+          <w:lang w:val="en-US"/>
+        </w:rPr>
+        <w:t>through</w:t>
+      </w:r>
+      <w:r>
+        <w:rPr>
+          <w:rFonts w:ascii="Times New Roman" w:hAnsi="Times New Roman" w:cs="Times New Roman"/>
+          <w:lang w:val="en-US"/>
+        </w:rPr>
+        <w:t xml:space="preserve"> out-of-pocket payments by households.</w:t>
+      </w:r>
+      <w:r>
+        <w:rPr>
+          <w:rFonts w:ascii="Times New Roman" w:hAnsi="Times New Roman" w:cs="Times New Roman"/>
+          <w:lang w:val="en-US"/>
+        </w:rPr>
+        <w:t xml:space="preserve"> In contrast, the share of products and services with administered prices </w:t>
+      </w:r>
+      <w:r>
+        <w:rPr>
+          <w:rFonts w:ascii="Times New Roman" w:hAnsi="Times New Roman" w:cs="Times New Roman"/>
+          <w:lang w:val="en-US"/>
+        </w:rPr>
+        <w:t xml:space="preserve">for other key items </w:t>
+      </w:r>
+      <w:r>
+        <w:rPr>
+          <w:rFonts w:ascii="Times New Roman" w:hAnsi="Times New Roman" w:cs="Times New Roman"/>
+          <w:lang w:val="en-US"/>
+        </w:rPr>
+        <w:t xml:space="preserve">are significantly lower: 3% for energy or 2,3% for transports </w:t>
+      </w:r>
+      <w:r>
+        <w:rPr>
+          <w:rFonts w:ascii="Times New Roman" w:hAnsi="Times New Roman" w:cs="Times New Roman"/>
+          <w:lang w:val="en-US"/>
+        </w:rPr>
+        <w:fldChar w:fldCharType="begin"/>
+      </w:r>
+      <w:r>
+        <w:rPr>
+          <w:rFonts w:ascii="Times New Roman" w:hAnsi="Times New Roman" w:cs="Times New Roman"/>
+          <w:lang w:val="en-US"/>
+        </w:rPr>
+        <w:instrText xml:space="preserve"> ADDIN ZOTERO_ITEM CSL_CITATION {"citationID":"4DtIyZIQ","properties":{"formattedCitation":"(S. Auer et al. 2025; Mergele et al. 2026)","plainCitation":"(S. Auer et al. 2025; Mergele et al. 2026)","noteIndex":0},"citationItems":[{"id":6463,"uris":["http://zotero.org/groups/6311349/items/7KFBSAG5"],"itemData":{"id":6463,"type":"report","number":"10/2025","publisher":"Swiss National Bank","publisher-place":"Zürich","title":"How large is the impact of administered prices on inflation in Switzerland?","URL":"https://www.snb.ch/en/publications/research/economic-notes/2025/economic_note_2025_10","author":[{"family":"Auer","given":"Simone"},{"family":"Beyeler","given":"Simon"},{"family":"Meier","given":"Jonas"}],"accessed":{"date-parts":[["2026",5,28]]},"issued":{"date-parts":[["2025"]]}}},{"id":6665,"uris":["http://zotero.org/groups/6311349/items/EEFFBZEW"],"itemData":{"id":6665,"type":"article-journal","container-title":"Grundlagen für die Wirtschaftspolitik","issue":"62","publisher":"SECO","publisher-place":"Bern","title":"Administriete Preise","author":[{"family":"Mergele","given":"Lukas"},{"family":"Wehrli","given":"Damian"},{"family":"Winistörfer","given":"Nils"}],"issued":{"date-parts":[["2026"]]}}}],"schema":"https://github.com/citation-style-language/schema/raw/master/csl-citation.json"} </w:instrText>
+      </w:r>
+      <w:r>
+        <w:rPr>
+          <w:rFonts w:ascii="Times New Roman" w:hAnsi="Times New Roman" w:cs="Times New Roman"/>
+          <w:lang w:val="en-US"/>
+        </w:rPr>
+        <w:fldChar w:fldCharType="separate"/>
+      </w:r>
+      <w:r>
+        <w:rPr>
+          <w:rFonts w:ascii="Aptos" w:hAnsi="Aptos"/>
+          <w:lang w:val="en-US"/>
+        </w:rPr>
+        <w:t>(S. Auer et al. 2025; Mergele et al. 2026)</w:t>
+      </w:r>
+      <w:r>
+        <w:rPr>
+          <w:rFonts w:ascii="Times New Roman" w:hAnsi="Times New Roman" w:cs="Times New Roman"/>
+          <w:lang w:val="en-US"/>
+        </w:rPr>
+        <w:fldChar w:fldCharType="end"/>
+      </w:r>
+      <w:r>
+        <w:rPr>
+          <w:rFonts w:ascii="Times New Roman" w:hAnsi="Times New Roman" w:cs="Times New Roman"/>
+          <w:lang w:val="en-US"/>
+        </w:rPr>
+        <w:t>.</w:t>
+      </w:r>
+      <w:r>
+        <w:rPr>
+          <w:rFonts w:ascii="Times New Roman" w:hAnsi="Times New Roman" w:cs="Times New Roman"/>
+          <w:lang w:val="en-US"/>
+        </w:rPr>
+        <w:t xml:space="preserve"> </w:t>
+      </w:r>
     </w:p>
     <w:p>
       <w:pPr>
         <w:jc w:val="both"/>
         <w:rPr>
           <w:rFonts w:ascii="Times New Roman" w:hAnsi="Times New Roman" w:cs="Times New Roman"/>
-          <w:lang w:val="en-US"/>
         </w:rPr>
       </w:pPr>
+      <w:r>
+        <w:rPr>
+          <w:rFonts w:ascii="Times New Roman" w:hAnsi="Times New Roman" w:cs="Times New Roman"/>
+        </w:rPr>
+        <w:t xml:space="preserve">Contre-argument </w:t>
+      </w:r>
+      <w:proofErr w:type="gramStart"/>
+      <w:r>
+        <w:rPr>
+          <w:rFonts w:ascii="Times New Roman" w:hAnsi="Times New Roman" w:cs="Times New Roman"/>
+        </w:rPr>
+        <w:t>possible:</w:t>
+      </w:r>
+      <w:proofErr w:type="gramEnd"/>
+      <w:r>
+        <w:rPr>
+          <w:rFonts w:ascii="Times New Roman" w:hAnsi="Times New Roman" w:cs="Times New Roman"/>
+        </w:rPr>
+        <w:t xml:space="preserve"> revenir à </w:t>
+      </w:r>
+      <w:proofErr w:type="spellStart"/>
+      <w:r>
+        <w:rPr>
+          <w:rFonts w:ascii="Times New Roman" w:hAnsi="Times New Roman" w:cs="Times New Roman"/>
+        </w:rPr>
+        <w:t>Dullien</w:t>
+      </w:r>
+      <w:proofErr w:type="spellEnd"/>
+      <w:r>
+        <w:rPr>
+          <w:rFonts w:ascii="Times New Roman" w:hAnsi="Times New Roman" w:cs="Times New Roman"/>
+        </w:rPr>
+        <w:t xml:space="preserve"> et al. (2024) et l</w:t>
+      </w:r>
+      <w:r>
+        <w:rPr>
+          <w:rFonts w:ascii="Times New Roman" w:hAnsi="Times New Roman" w:cs="Times New Roman"/>
+        </w:rPr>
+        <w:t>ier au concept de prix systématiquement significatif (weber) afin de souligner l’importance de l’administration des prix de l’énergie.</w:t>
+      </w:r>
     </w:p>
     <w:p>
       <w:pPr>
         <w:jc w:val="both"/>
         <w:rPr>
           <w:rFonts w:ascii="Times New Roman" w:hAnsi="Times New Roman" w:cs="Times New Roman"/>
-          <w:lang w:val="en-US"/>
         </w:rPr>
       </w:pPr>
     </w:p>
@@ -1934,7 +2827,7 @@
         <w:rPr>
           <w:lang w:val="en-US"/>
         </w:rPr>
-        <w:instrText xml:space="preserve"> ADDIN ZOTERO_ITEM CSL_CITATION {"citationID":"VuGJfKgk","properties":{"formattedCitation":"(Bachmann 2012)","plainCitation":"(Bachmann 2012)","noteIndex":4},"citationItems":[{"id":6651,"uris":["http://zotero.org/groups/6311349/items/XSJMSN92"],"itemData":{"id":6651,"type":"report","abstract":"The extent to which exchange rate fluctuations are passed through to domestic prices is of high relevance for open economies and for monetary authorities targeting price stability. Existing empirical studies estimating the exchange rate pass-through for Switzerland are based on either single equation estimation or on VAR models. However, these approaches feature some major drawbacks. The former cannot account for dynamic interactions between the time series and both methods disregard longrun equilibrium relations between the variable levels. This paper contributes to the evidence on the exchange rate pass-through in Switzerland by using a vector error correction model, which has the advantage of incorporating both short-run dynamics and long-run equilibrium relations among variables. The results reveal a significant impact of exchange rate shocks on various price (sub-)indices. Passthrough to import prices is substantial both in the short-run and in the long-run and occurs relatively quickly. It is slower, but still considerable in the long-run forthe consumer price index and some of its sub-indices. Producer prices react significantlyto exchange rate shocks as well. In contrast, consumer price inflation for services and for goods of domestic origin show hardly any significant response. The findings of this paper indicate a decline in the pass-through over time.","genre":"Working Paper","language":"eng","license":"http://www.econstor.eu/dspace/Nutzungsbedingungen","number":"12-05","publisher":"Discussion Papers","source":"www.econstor.eu","title":"Exchange rate pass-through to various price indices: Empirical estimation using vector error correction models","title-short":"Exchange rate pass-through to various price indices","URL":"https://www.econstor.eu/handle/10419/76750","author":[{"family":"Bachmann","given":"Andreas"}],"accessed":{"date-parts":[["2026",7,7]]},"issued":{"date-parts":[["2012"]]}}}],"schema":"https://github.com/citation-style-language/schema/raw/master/csl-citation.json"} </w:instrText>
+        <w:instrText xml:space="preserve"> ADDIN ZOTERO_ITEM CSL_CITATION {"citationID":"VuGJfKgk","properties":{"formattedCitation":"(Bachmann 2012)","plainCitation":"(Bachmann 2012)","dontUpdate":true,"noteIndex":4},"citationItems":[{"id":6651,"uris":["http://zotero.org/groups/6311349/items/XSJMSN92"],"itemData":{"id":6651,"type":"report","abstract":"The extent to which exchange rate fluctuations are passed through to domestic prices is of high relevance for open economies and for monetary authorities targeting price stability. Existing empirical studies estimating the exchange rate pass-through for Switzerland are based on either single equation estimation or on VAR models. However, these approaches feature some major drawbacks. The former cannot account for dynamic interactions between the time series and both methods disregard longrun equilibrium relations between the variable levels. This paper contributes to the evidence on the exchange rate pass-through in Switzerland by using a vector error correction model, which has the advantage of incorporating both short-run dynamics and long-run equilibrium relations among variables. The results reveal a significant impact of exchange rate shocks on various price (sub-)indices. Passthrough to import prices is substantial both in the short-run and in the long-run and occurs relatively quickly. It is slower, but still considerable in the long-run forthe consumer price index and some of its sub-indices. Producer prices react significantlyto exchange rate shocks as well. In contrast, consumer price inflation for services and for goods of domestic origin show hardly any significant response. The findings of this paper indicate a decline in the pass-through over time.","genre":"Working Paper","language":"eng","license":"http://www.econstor.eu/dspace/Nutzungsbedingungen","number":"12-05","publisher":"Discussion Papers","source":"www.econstor.eu","title":"Exchange rate pass-through to various price indices: Empirical estimation using vector error correction models","title-short":"Exchange rate pass-through to various price indices","URL":"https://www.econstor.eu/handle/10419/76750","author":[{"family":"Bachmann","given":"Andreas"}],"accessed":{"date-parts":[["2026",7,7]]},"issued":{"date-parts":[["2012"]]}}}],"schema":"https://github.com/citation-style-language/schema/raw/master/csl-citation.json"} </w:instrText>
       </w:r>
       <w:r>
         <w:rPr>

--- a/posts/inflation suisse/inflation_switzerland.docx
+++ b/posts/inflation suisse/inflation_switzerland.docx
@@ -913,7 +913,49 @@
           <w:rFonts w:ascii="Times New Roman" w:hAnsi="Times New Roman" w:cs="Times New Roman"/>
           <w:lang w:val="en-US"/>
         </w:rPr>
-        <w:t xml:space="preserve">reflects the country’s strong competitiveness of its export-oriented industries which creates a strong international demand for the Swiss franc </w:t>
+        <w:t xml:space="preserve">reflects the country’s </w:t>
+      </w:r>
+      <w:r>
+        <w:rPr>
+          <w:rFonts w:ascii="Times New Roman" w:hAnsi="Times New Roman" w:cs="Times New Roman"/>
+          <w:lang w:val="en-US"/>
+        </w:rPr>
+        <w:t>high</w:t>
+      </w:r>
+      <w:r>
+        <w:rPr>
+          <w:rFonts w:ascii="Times New Roman" w:hAnsi="Times New Roman" w:cs="Times New Roman"/>
+          <w:lang w:val="en-US"/>
+        </w:rPr>
+        <w:t xml:space="preserve"> competitiveness of its export-oriented industries which creates a </w:t>
+      </w:r>
+      <w:r>
+        <w:rPr>
+          <w:rFonts w:ascii="Times New Roman" w:hAnsi="Times New Roman" w:cs="Times New Roman"/>
+          <w:lang w:val="en-US"/>
+        </w:rPr>
+        <w:t>sustained</w:t>
+      </w:r>
+      <w:r>
+        <w:rPr>
+          <w:rFonts w:ascii="Times New Roman" w:hAnsi="Times New Roman" w:cs="Times New Roman"/>
+          <w:lang w:val="en-US"/>
+        </w:rPr>
+        <w:t xml:space="preserve"> international demand for Swiss franc</w:t>
+      </w:r>
+      <w:r>
+        <w:rPr>
+          <w:rFonts w:ascii="Times New Roman" w:hAnsi="Times New Roman" w:cs="Times New Roman"/>
+          <w:lang w:val="en-US"/>
+        </w:rPr>
+        <w:t>s</w:t>
+      </w:r>
+      <w:r>
+        <w:rPr>
+          <w:rFonts w:ascii="Times New Roman" w:hAnsi="Times New Roman" w:cs="Times New Roman"/>
+          <w:lang w:val="en-US"/>
+        </w:rPr>
+        <w:t xml:space="preserve"> </w:t>
       </w:r>
       <w:r>
         <w:rPr>
@@ -1361,7 +1403,14 @@
           <w:rFonts w:ascii="Times New Roman" w:hAnsi="Times New Roman" w:cs="Times New Roman"/>
           <w:lang w:val="en-US"/>
         </w:rPr>
-        <w:t>However, studies on the so-called exchange rate pass-through</w:t>
+        <w:t>S</w:t>
+      </w:r>
+      <w:r>
+        <w:rPr>
+          <w:rFonts w:ascii="Times New Roman" w:hAnsi="Times New Roman" w:cs="Times New Roman"/>
+          <w:lang w:val="en-US"/>
+        </w:rPr>
+        <w:t>tudies on the so-called exchange rate pass-through</w:t>
       </w:r>
       <w:r>
         <w:rPr>
@@ -1396,7 +1445,14 @@
           <w:rFonts w:ascii="Times New Roman" w:hAnsi="Times New Roman" w:cs="Times New Roman"/>
           <w:lang w:val="en-US"/>
         </w:rPr>
-        <w:t xml:space="preserve">has consistently found </w:t>
+        <w:t>have nevertheless</w:t>
+      </w:r>
+      <w:r>
+        <w:rPr>
+          <w:rFonts w:ascii="Times New Roman" w:hAnsi="Times New Roman" w:cs="Times New Roman"/>
+          <w:lang w:val="en-US"/>
+        </w:rPr>
+        <w:t xml:space="preserve"> consistently found </w:t>
       </w:r>
       <w:r>
         <w:rPr>
@@ -1522,7 +1578,7 @@
           <w:rFonts w:ascii="Times New Roman" w:hAnsi="Times New Roman" w:cs="Times New Roman"/>
           <w:lang w:val="en-US"/>
         </w:rPr>
-        <w:instrText xml:space="preserve"> ADDIN ZOTERO_ITEM CSL_CITATION {"citationID":"d6Nw37Cg","properties":{"formattedCitation":"(Herger 2012)","plainCitation":"(Herger 2012)","noteIndex":0},"citationItems":[{"id":6671,"uris":["http://zotero.org/groups/6311349/items/ZA8BPLN6"],"itemData":{"id":6671,"type":"article-journal","abstract":"For the case of Switzerland, this paper endeavours to estimate the empirical extent to which exchange rates are “passed-through” onto import prices. For data covering the 1999 to 2010 period, the results suggest that (i) on aggregate, the exchange rate pass-through is highly incomplete with an elasticity of around 0.3 and (ii) major differences arise between industries. In particular, larger pass-through effects can be observed for certain commodities and other standardised products such as paper, timber, or minerals whilst for automobiles and textiles, the impact of the exchange rate upon import prices is almost always negligible and statistically far from significant.","container-title":"Swiss Journal of Economics and Statistics","DOI":"10.1007/BF03399371","ISSN":"2235-6282","issue":"3","journalAbbreviation":"Swiss J Economics Statistics","language":"en","page":"381-407","source":"Springer Link","title":"Exchange rates and import prices in Switzerland","volume":"148","author":[{"family":"Herger","given":"Nils"}],"issued":{"date-parts":[["2012",7,1]]}}}],"schema":"https://github.com/citation-style-language/schema/raw/master/csl-citation.json"} </w:instrText>
+        <w:instrText xml:space="preserve"> ADDIN ZOTERO_ITEM CSL_CITATION {"citationID":"d6Nw37Cg","properties":{"formattedCitation":"(Herger 2012)","plainCitation":"(Herger 2012)","dontUpdate":true,"noteIndex":0},"citationItems":[{"id":6671,"uris":["http://zotero.org/groups/6311349/items/ZA8BPLN6"],"itemData":{"id":6671,"type":"article-journal","abstract":"For the case of Switzerland, this paper endeavours to estimate the empirical extent to which exchange rates are “passed-through” onto import prices. For data covering the 1999 to 2010 period, the results suggest that (i) on aggregate, the exchange rate pass-through is highly incomplete with an elasticity of around 0.3 and (ii) major differences arise between industries. In particular, larger pass-through effects can be observed for certain commodities and other standardised products such as paper, timber, or minerals whilst for automobiles and textiles, the impact of the exchange rate upon import prices is almost always negligible and statistically far from significant.","container-title":"Swiss Journal of Economics and Statistics","DOI":"10.1007/BF03399371","ISSN":"2235-6282","issue":"3","journalAbbreviation":"Swiss J Economics Statistics","language":"en","page":"381-407","source":"Springer Link","title":"Exchange rates and import prices in Switzerland","volume":"148","author":[{"family":"Herger","given":"Nils"}],"issued":{"date-parts":[["2012",7,1]]}}}],"schema":"https://github.com/citation-style-language/schema/raw/master/csl-citation.json"} </w:instrText>
       </w:r>
       <w:r>
         <w:rPr>
@@ -1798,63 +1854,109 @@
           <w:rFonts w:ascii="Times New Roman" w:hAnsi="Times New Roman" w:cs="Times New Roman"/>
           <w:lang w:val="en-US"/>
         </w:rPr>
-        <w:t xml:space="preserve">Some comparative case studies </w:t>
-      </w:r>
-      <w:r>
-        <w:rPr>
-          <w:rFonts w:ascii="Times New Roman" w:hAnsi="Times New Roman" w:cs="Times New Roman"/>
-          <w:lang w:val="en-US"/>
-        </w:rPr>
-        <w:t xml:space="preserve">hold that </w:t>
-      </w:r>
-      <w:r>
-        <w:rPr>
-          <w:rFonts w:ascii="Times New Roman" w:hAnsi="Times New Roman" w:cs="Times New Roman"/>
-          <w:lang w:val="en-US"/>
-        </w:rPr>
-        <w:t>lower inflation rate in Switzerland can be explained to a considerable extent by the different weights assigned to the items of the CPI</w:t>
-      </w:r>
-      <w:r>
-        <w:rPr>
-          <w:rFonts w:ascii="Times New Roman" w:hAnsi="Times New Roman" w:cs="Times New Roman"/>
-          <w:lang w:val="en-US"/>
-        </w:rPr>
-        <w:t xml:space="preserve"> compared to other countries</w:t>
-      </w:r>
-      <w:r>
-        <w:rPr>
-          <w:rFonts w:ascii="Times New Roman" w:hAnsi="Times New Roman" w:cs="Times New Roman"/>
-          <w:lang w:val="en-US"/>
-        </w:rPr>
-        <w:t xml:space="preserve">, implying that </w:t>
-      </w:r>
-      <w:r>
-        <w:rPr>
-          <w:rFonts w:ascii="Times New Roman" w:hAnsi="Times New Roman" w:cs="Times New Roman"/>
-          <w:lang w:val="en-US"/>
-        </w:rPr>
-        <w:t>Switzerland's low inflation is in part a statistical artefact, reflecting the specific structure and expenditure weights of the Swiss CPI basket</w:t>
-      </w:r>
-      <w:r>
-        <w:rPr>
-          <w:rFonts w:ascii="Times New Roman" w:hAnsi="Times New Roman" w:cs="Times New Roman"/>
-          <w:lang w:val="en-US"/>
-        </w:rPr>
-        <w:t>. These studies underline</w:t>
-      </w:r>
-      <w:r>
-        <w:rPr>
-          <w:rFonts w:ascii="Times New Roman" w:hAnsi="Times New Roman" w:cs="Times New Roman"/>
-          <w:lang w:val="en-US"/>
-        </w:rPr>
-        <w:t>d</w:t>
-      </w:r>
-      <w:r>
-        <w:rPr>
-          <w:rFonts w:ascii="Times New Roman" w:hAnsi="Times New Roman" w:cs="Times New Roman"/>
-          <w:lang w:val="en-US"/>
-        </w:rPr>
-        <w:t xml:space="preserve"> the relatively low weight assigned to energy (5%) and the exclusion of certain </w:t>
+        <w:t xml:space="preserve">However, a low ERPT does not necessarily imply that movements in the exchange rate and the price of imports are of no importance regarding inflation dynamics in Switzerland. The results from a historical decomposition of a structural vector error correction model </w:t>
+      </w:r>
+      <w:r>
+        <w:rPr>
+          <w:rFonts w:ascii="Times New Roman" w:hAnsi="Times New Roman" w:cs="Times New Roman"/>
+          <w:lang w:val="en-US"/>
+        </w:rPr>
+        <w:t xml:space="preserve">by </w:t>
+      </w:r>
+      <w:r>
+        <w:rPr>
+          <w:rFonts w:ascii="Times New Roman" w:hAnsi="Times New Roman" w:cs="Times New Roman"/>
+          <w:lang w:val="en-US"/>
+        </w:rPr>
+        <w:fldChar w:fldCharType="begin"/>
+      </w:r>
+      <w:r>
+        <w:rPr>
+          <w:rFonts w:ascii="Times New Roman" w:hAnsi="Times New Roman" w:cs="Times New Roman"/>
+          <w:lang w:val="en-US"/>
+        </w:rPr>
+        <w:instrText xml:space="preserve"> ADDIN ZOTERO_ITEM CSL_CITATION {"citationID":"Lf7s4Sa6","properties":{"formattedCitation":"(Leutert et al. 2026)","plainCitation":"(Leutert et al. 2026)","noteIndex":0},"citationItems":[{"id":6392,"uris":["http://zotero.org/groups/6311349/items/5DL5NGET"],"itemData":{"id":6392,"type":"article-journal","abstract":"We analyse the historical relationship between consumer prices and wages in Switzerland. Our results show that, between 1980 and 2019, the pass-through from prices to wages was substantial. At the same time, nominal wage increases only had a modest effect on prices. Other factors—such as imported inflation, inflation expectations and economic slack—clearly dominate wages in explaining price movements in Switzerland. Second-round effects of inflation, in turn, are mainly explained by inflation expectations. Our results suggest that the pass-through from wages to prices could be higher in an environment of elevated inflation. However, even in the 1980s and 1990s, the pass-through was only modest. It follows that periods of simultaneously high inflation and high wage growth were not the result of a wage-price spiral. Instead, the long-term comovement of the two variables can mostly be explained by common drivers (e.g. inflation expectations, economic slack) and by the gradual adjustment of wages to prices.","container-title":"Swiss Journal of Economics and Statistics","DOI":"10.1186/s41937-026-00148-x","ISSN":"2235-6282","issue":"1","journalAbbreviation":"Swiss J Economics Statistics","language":"en","page":"2","source":"Springer Link","title":"Wage-price pass-through in Switzerland","volume":"162","author":[{"family":"Leutert","given":"Jessica"},{"family":"Scheufele","given":"Rolf"},{"family":"Schön","given":"Selina"}],"issued":{"date-parts":[["2026",2,5]]}}}],"schema":"https://github.com/citation-style-language/schema/raw/master/csl-citation.json"} </w:instrText>
+      </w:r>
+      <w:r>
+        <w:rPr>
+          <w:rFonts w:ascii="Times New Roman" w:hAnsi="Times New Roman" w:cs="Times New Roman"/>
+          <w:lang w:val="en-US"/>
+        </w:rPr>
+        <w:fldChar w:fldCharType="separate"/>
+      </w:r>
+      <w:proofErr w:type="spellStart"/>
+      <w:r>
+        <w:rPr>
+          <w:rFonts w:ascii="Aptos" w:hAnsi="Aptos"/>
+          <w:lang w:val="en-US"/>
+        </w:rPr>
+        <w:t>Leutert</w:t>
+      </w:r>
+      <w:proofErr w:type="spellEnd"/>
+      <w:r>
+        <w:rPr>
+          <w:rFonts w:ascii="Aptos" w:hAnsi="Aptos"/>
+          <w:lang w:val="en-US"/>
+        </w:rPr>
+        <w:t xml:space="preserve"> et al. </w:t>
+      </w:r>
+      <w:r>
+        <w:rPr>
+          <w:rFonts w:ascii="Aptos" w:hAnsi="Aptos"/>
+          <w:lang w:val="en-US"/>
+        </w:rPr>
+        <w:t>(</w:t>
+      </w:r>
+      <w:r>
+        <w:rPr>
+          <w:rFonts w:ascii="Aptos" w:hAnsi="Aptos"/>
+          <w:lang w:val="en-US"/>
+        </w:rPr>
+        <w:t>2026)</w:t>
+      </w:r>
+      <w:r>
+        <w:rPr>
+          <w:rFonts w:ascii="Times New Roman" w:hAnsi="Times New Roman" w:cs="Times New Roman"/>
+          <w:lang w:val="en-US"/>
+        </w:rPr>
+        <w:fldChar w:fldCharType="end"/>
+      </w:r>
+      <w:r>
+        <w:rPr>
+          <w:rFonts w:ascii="Times New Roman" w:hAnsi="Times New Roman" w:cs="Times New Roman"/>
+          <w:lang w:val="en-US"/>
+        </w:rPr>
+        <w:t xml:space="preserve"> showed that, whereas increases in unit </w:t>
+      </w:r>
+      <w:proofErr w:type="spellStart"/>
+      <w:r>
+        <w:rPr>
+          <w:rFonts w:ascii="Times New Roman" w:hAnsi="Times New Roman" w:cs="Times New Roman"/>
+          <w:lang w:val="en-US"/>
+        </w:rPr>
+        <w:t>labour</w:t>
+      </w:r>
+      <w:proofErr w:type="spellEnd"/>
+      <w:r>
+        <w:rPr>
+          <w:rFonts w:ascii="Times New Roman" w:hAnsi="Times New Roman" w:cs="Times New Roman"/>
+          <w:lang w:val="en-US"/>
+        </w:rPr>
+        <w:t xml:space="preserve"> costs</w:t>
+      </w:r>
+      <w:r>
+        <w:rPr>
+          <w:rFonts w:ascii="Times New Roman" w:hAnsi="Times New Roman" w:cs="Times New Roman"/>
+          <w:lang w:val="en-US"/>
+        </w:rPr>
+        <w:t xml:space="preserve"> (UCL)</w:t>
+      </w:r>
+      <w:r>
+        <w:rPr>
+          <w:rFonts w:ascii="Times New Roman" w:hAnsi="Times New Roman" w:cs="Times New Roman"/>
+          <w:lang w:val="en-US"/>
+        </w:rPr>
+        <w:t xml:space="preserve"> had only a modest impact on CPI inflation in the last 40 years, variations in import prices due to oil price shocks, foreign </w:t>
       </w:r>
       <w:r>
         <w:rPr>
@@ -1862,63 +1964,51 @@
           <w:lang w:val="en-US"/>
         </w:rPr>
         <w:lastRenderedPageBreak/>
-        <w:t>important expenditure items such as the compulsory health insurance premiums and have provided estimations of</w:t>
-      </w:r>
-      <w:r>
-        <w:rPr>
-          <w:rFonts w:ascii="Times New Roman" w:hAnsi="Times New Roman" w:cs="Times New Roman"/>
-          <w:lang w:val="en-US"/>
-        </w:rPr>
-        <w:t xml:space="preserve"> Swiss inflation using the expenditure weights applied in other countries, such as Germany. </w:t>
-      </w:r>
-      <w:r>
-        <w:rPr>
-          <w:rFonts w:ascii="Times New Roman" w:hAnsi="Times New Roman" w:cs="Times New Roman"/>
-          <w:lang w:val="en-US"/>
-        </w:rPr>
-        <w:t>E</w:t>
-      </w:r>
-      <w:r>
-        <w:rPr>
-          <w:rFonts w:ascii="Times New Roman" w:hAnsi="Times New Roman" w:cs="Times New Roman"/>
-          <w:lang w:val="en-US"/>
-        </w:rPr>
-        <w:t>ven under these counterfactual weighting schemes, Swiss inflation remains</w:t>
-      </w:r>
-      <w:r>
-        <w:rPr>
-          <w:rFonts w:ascii="Times New Roman" w:hAnsi="Times New Roman" w:cs="Times New Roman"/>
-          <w:lang w:val="en-US"/>
-        </w:rPr>
-        <w:t xml:space="preserve"> nonetheless</w:t>
-      </w:r>
-      <w:r>
-        <w:rPr>
-          <w:rFonts w:ascii="Times New Roman" w:hAnsi="Times New Roman" w:cs="Times New Roman"/>
-          <w:lang w:val="en-US"/>
-        </w:rPr>
-        <w:t xml:space="preserve"> substantially lower than in comparable economies</w:t>
-      </w:r>
-      <w:r>
-        <w:rPr>
-          <w:rFonts w:ascii="Times New Roman" w:hAnsi="Times New Roman" w:cs="Times New Roman"/>
-          <w:lang w:val="en-US"/>
-        </w:rPr>
-        <w:t xml:space="preserve"> such as Spain and Germany</w:t>
-      </w:r>
-      <w:r>
-        <w:rPr>
-          <w:rFonts w:ascii="Times New Roman" w:hAnsi="Times New Roman" w:cs="Times New Roman"/>
-          <w:lang w:val="en-US"/>
-        </w:rPr>
-        <w:t>, suggesting that measurement conventions account for only a modest fraction of the observed differential</w:t>
-      </w:r>
-      <w:r>
-        <w:rPr>
-          <w:rFonts w:ascii="Times New Roman" w:hAnsi="Times New Roman" w:cs="Times New Roman"/>
-          <w:lang w:val="en-US"/>
-        </w:rPr>
-        <w:t xml:space="preserve"> </w:t>
+        <w:t>inflation and the exchange rate explain a substantial part of Swiss CPI movements since the 1980s. This indicates that</w:t>
+      </w:r>
+      <w:r>
+        <w:rPr>
+          <w:rFonts w:ascii="Times New Roman" w:hAnsi="Times New Roman" w:cs="Times New Roman"/>
+          <w:lang w:val="en-US"/>
+        </w:rPr>
+        <w:t xml:space="preserve"> even though import prices have a low pass-through, they </w:t>
+      </w:r>
+      <w:r>
+        <w:rPr>
+          <w:rFonts w:ascii="Times New Roman" w:hAnsi="Times New Roman" w:cs="Times New Roman"/>
+          <w:lang w:val="en-US"/>
+        </w:rPr>
+        <w:t>remain</w:t>
+      </w:r>
+      <w:r>
+        <w:rPr>
+          <w:rFonts w:ascii="Times New Roman" w:hAnsi="Times New Roman" w:cs="Times New Roman"/>
+          <w:lang w:val="en-US"/>
+        </w:rPr>
+        <w:t xml:space="preserve"> important drivers of inflation dynamics in Switzerland.</w:t>
+      </w:r>
+      <w:r>
+        <w:rPr>
+          <w:rFonts w:ascii="Times New Roman" w:hAnsi="Times New Roman" w:cs="Times New Roman"/>
+          <w:lang w:val="en-US"/>
+        </w:rPr>
+        <w:t xml:space="preserve"> On the other hand, the very limited pass-through of UCL on CPI inflation can be explained by the fact that Swiss ULC are more relevant for export prices than for domestic consumer prices as most items of the latter are composed by categories which only marginally depend on </w:t>
+      </w:r>
+      <w:proofErr w:type="spellStart"/>
+      <w:r>
+        <w:rPr>
+          <w:rFonts w:ascii="Times New Roman" w:hAnsi="Times New Roman" w:cs="Times New Roman"/>
+          <w:lang w:val="en-US"/>
+        </w:rPr>
+        <w:t>labour</w:t>
+      </w:r>
+      <w:proofErr w:type="spellEnd"/>
+      <w:r>
+        <w:rPr>
+          <w:rFonts w:ascii="Times New Roman" w:hAnsi="Times New Roman" w:cs="Times New Roman"/>
+          <w:lang w:val="en-US"/>
+        </w:rPr>
+        <w:t xml:space="preserve"> input for instance rents and health which account for around 40% of the Swiss CPI) </w:t>
       </w:r>
       <w:r>
         <w:rPr>
@@ -1932,7 +2022,7 @@
           <w:rFonts w:ascii="Times New Roman" w:hAnsi="Times New Roman" w:cs="Times New Roman"/>
           <w:lang w:val="en-US"/>
         </w:rPr>
-        <w:instrText xml:space="preserve"> ADDIN ZOTERO_ITEM CSL_CITATION {"citationID":"d1WzfQt4","properties":{"formattedCitation":"(Sonnenberg 2022; Dullien et al. 2024)","plainCitation":"(Sonnenberg 2022; Dullien et al. 2024)","noteIndex":0},"citationItems":[{"id":6661,"uris":["http://zotero.org/groups/6311349/items/AFIXD8C5"],"itemData":{"id":6661,"type":"article-journal","abstract":"Die Inflation ist in Europa seit Anfang 2021 stark gestiegen, das Ausmaß des Anstiegs unterscheidet sich zwischen den einzelnen Ländern indes beträchtlich. Besonders niedrig ist die Inflation in der Schweiz, wo sie im Juli bei lediglich 3,3 Prozent (HVPI) lag. Demgegenüber ist die Inflation im Euroraum im August auf ein Rekordniveau von 9,1 Prozent gestiegen, in Deutschland lag sie bei 8,8 Prozent und in Spanien bei 10,3 Prozent. Mithilfe der detaillierten Preisstatistik des Harmonisierten Verbraucherpreisindex aus dem Juli werden in diesem Beitrag die Ursachen dieser Unterschiede herausgearbeitet. Der HVPI besteht aus vielen Preisreihen, die jeweils mit ihrem Ausgabenanteil gewichtet zum Gesamtindex zusammengefügt werden. Unterschiede in den Inflationsraten zwischen den Ländern können entweder aus Unterschieden in der Entwicklung der einzelnen Preisreihen oder durch Unterschiede in den Gewichten entstehen. Im Folgenden werden die wesentlichen Unterschiede in den vier Überkategorien Energie, Lebensmittel, Waren und Dienstleistungen diskutiert.","language":"ger","license":"http://www.econstor.eu/dspace/Nutzungsbedingungen","publisher":"Kiel: Kiel Institut für Weltwirtschaft (IfW Kiel)","source":"www.econstor.eu","title":"Zu den Inflationsunterschieden zwischen der Schweiz, Spanien und Deutschland","URL":"https://www.econstor.eu/handle/10419/265303","author":[{"family":"Sonnenberg","given":"Nils"}],"accessed":{"date-parts":[["2026",7,8]]},"issued":{"date-parts":[["2022"]]}}},{"id":6508,"uris":["http://zotero.org/groups/6311349/items/A79KYH9F"],"itemData":{"id":6508,"type":"report","abstract":"Als Folge der massiven Preisschocks 2021 und 2022 schnellte die HVPI-Rate in Deutschland teilweise auf über 11 %, überschritt in der Schweiz aber nur kurzzeitig 3 %. Entscheidend war, dass die Energiepreise in der Spitze in Deutschland 5,3 Prozentpunkte zur Inflation beitrugen (Oktober 2022) verglichen mit 1,5 Prozentpunkten in der Schweiz (Juni 2022) und weitgefasste Nahrungsmittel 3,1 Prozentpunkte verglichen mit 0,8 Prozentpunkten (März 2023). Dieser Beitrag untersucht die Rolle struktureller Unterschiede beim Durchwirken der internationalen Preisschocks auf die inländische Inflation. Von Bedeutung sind dabei erstens regulatorische Unterschiede und der ausgeprägte Protektionismus des Agrarsektors in der Schweiz. Ein zweiter Faktor sind unterschiedliche Warenkorbstrukturen. Eingriffe des Staates in die Preisbildung sowie Veränderungen indirekter Steuern und Abgaben begründen drittens, warum die Inflationsunterschiede nicht noch ausgeprägter ausfielen und warum die Strompreise in der Schweiz trotz der Bedeutung der Wasserkraft letztlich ähnlich stark anzogen wie in Deutschland. Demgegenüber dürfte die geldpolitische Reaktion bestenfalls eine untergeordnete Rolle gespielt haben, auch wenn die deutlichere Abwertung des Euro die externen Preisschocks verstärkt hat.","genre":"Working Paper","language":"ger","license":"https://www.econstor.eu/dspace/Nutzungsbedingungen","number":"224","publisher":"IMK Working Paper","source":"www.econstor.eu","title":"Historische Preissteigerungen in Deutschland, niedrige Inflation in der Schweiz: Die Rolle von Regulierung","title-short":"Historische Preissteigerungen in Deutschland, niedrige Inflation in der Schweiz","URL":"https://www.econstor.eu/handle/10419/302161","author":[{"family":"Dullien","given":"Sebastian"},{"family":"Gallusser","given":"David"},{"family":"Tober","given":"Silke"}],"accessed":{"date-parts":[["2026",6,3]]},"issued":{"date-parts":[["2024"]]}}}],"schema":"https://github.com/citation-style-language/schema/raw/master/csl-citation.json"} </w:instrText>
+        <w:instrText xml:space="preserve"> ADDIN ZOTERO_ITEM CSL_CITATION {"citationID":"K7Hq116Q","properties":{"formattedCitation":"(Leutert et al. 2026)","plainCitation":"(Leutert et al. 2026)","noteIndex":0},"citationItems":[{"id":6392,"uris":["http://zotero.org/groups/6311349/items/5DL5NGET"],"itemData":{"id":6392,"type":"article-journal","abstract":"We analyse the historical relationship between consumer prices and wages in Switzerland. Our results show that, between 1980 and 2019, the pass-through from prices to wages was substantial. At the same time, nominal wage increases only had a modest effect on prices. Other factors—such as imported inflation, inflation expectations and economic slack—clearly dominate wages in explaining price movements in Switzerland. Second-round effects of inflation, in turn, are mainly explained by inflation expectations. Our results suggest that the pass-through from wages to prices could be higher in an environment of elevated inflation. However, even in the 1980s and 1990s, the pass-through was only modest. It follows that periods of simultaneously high inflation and high wage growth were not the result of a wage-price spiral. Instead, the long-term comovement of the two variables can mostly be explained by common drivers (e.g. inflation expectations, economic slack) and by the gradual adjustment of wages to prices.","container-title":"Swiss Journal of Economics and Statistics","DOI":"10.1186/s41937-026-00148-x","ISSN":"2235-6282","issue":"1","journalAbbreviation":"Swiss J Economics Statistics","language":"en","page":"2","source":"Springer Link","title":"Wage-price pass-through in Switzerland","volume":"162","author":[{"family":"Leutert","given":"Jessica"},{"family":"Scheufele","given":"Rolf"},{"family":"Schön","given":"Selina"}],"issued":{"date-parts":[["2026",2,5]]}}}],"schema":"https://github.com/citation-style-language/schema/raw/master/csl-citation.json"} </w:instrText>
       </w:r>
       <w:r>
         <w:rPr>
@@ -1946,7 +2036,7 @@
           <w:rFonts w:ascii="Aptos" w:hAnsi="Aptos"/>
           <w:lang w:val="en-US"/>
         </w:rPr>
-        <w:t xml:space="preserve">(Sonnenberg 2022; </w:t>
+        <w:t>(</w:t>
       </w:r>
       <w:proofErr w:type="spellStart"/>
       <w:r>
@@ -1954,7 +2044,7 @@
           <w:rFonts w:ascii="Aptos" w:hAnsi="Aptos"/>
           <w:lang w:val="en-US"/>
         </w:rPr>
-        <w:t>Dullien</w:t>
+        <w:t>Leutert</w:t>
       </w:r>
       <w:proofErr w:type="spellEnd"/>
       <w:r>
@@ -1962,7 +2052,21 @@
           <w:rFonts w:ascii="Aptos" w:hAnsi="Aptos"/>
           <w:lang w:val="en-US"/>
         </w:rPr>
-        <w:t xml:space="preserve"> et al. 2024)</w:t>
+        <w:t xml:space="preserve"> et al. 2026</w:t>
+      </w:r>
+      <w:r>
+        <w:rPr>
+          <w:rFonts w:ascii="Aptos" w:hAnsi="Aptos"/>
+          <w:lang w:val="en-US"/>
+        </w:rPr>
+        <w:t>, 11</w:t>
+      </w:r>
+      <w:r>
+        <w:rPr>
+          <w:rFonts w:ascii="Aptos" w:hAnsi="Aptos"/>
+          <w:lang w:val="en-US"/>
+        </w:rPr>
+        <w:t>)</w:t>
       </w:r>
       <w:r>
         <w:rPr>
@@ -1992,77 +2096,112 @@
           <w:rFonts w:ascii="Times New Roman" w:hAnsi="Times New Roman" w:cs="Times New Roman"/>
           <w:lang w:val="en-US"/>
         </w:rPr>
-        <w:t xml:space="preserve">Regarding the structure of the Swiss CPI, another line of explanation </w:t>
-      </w:r>
-      <w:r>
-        <w:rPr>
-          <w:rFonts w:ascii="Times New Roman" w:hAnsi="Times New Roman" w:cs="Times New Roman"/>
-          <w:lang w:val="en-US"/>
-        </w:rPr>
-        <w:t>has emphasized the importance of the high share of administered prices in the basket as a factor behind Switzerland’s price stability.</w:t>
-      </w:r>
-      <w:r>
-        <w:rPr>
-          <w:rFonts w:ascii="Times New Roman" w:hAnsi="Times New Roman" w:cs="Times New Roman"/>
-          <w:lang w:val="en-US"/>
-        </w:rPr>
-        <w:t xml:space="preserve"> The share of administered prices, defined </w:t>
-      </w:r>
-      <w:r>
-        <w:rPr>
-          <w:rFonts w:ascii="Times New Roman" w:hAnsi="Times New Roman" w:cs="Times New Roman"/>
-          <w:lang w:val="en-US"/>
-        </w:rPr>
-        <w:t xml:space="preserve">as </w:t>
-      </w:r>
-      <w:r>
-        <w:rPr>
-          <w:rFonts w:ascii="Times New Roman" w:hAnsi="Times New Roman" w:cs="Times New Roman"/>
-          <w:lang w:val="en-US"/>
-        </w:rPr>
-        <w:t xml:space="preserve">prices set or regulated by the government </w:t>
-      </w:r>
-      <w:r>
-        <w:rPr>
-          <w:rFonts w:ascii="Times New Roman" w:hAnsi="Times New Roman" w:cs="Times New Roman"/>
-          <w:lang w:val="en-US"/>
-        </w:rPr>
-        <w:t>t</w:t>
-      </w:r>
-      <w:r>
-        <w:rPr>
-          <w:rFonts w:ascii="Times New Roman" w:hAnsi="Times New Roman" w:cs="Times New Roman"/>
-          <w:lang w:val="en-US"/>
-        </w:rPr>
-        <w:t>hat</w:t>
-      </w:r>
-      <w:r>
-        <w:rPr>
-          <w:rFonts w:ascii="Times New Roman" w:hAnsi="Times New Roman" w:cs="Times New Roman"/>
-          <w:lang w:val="en-US"/>
-        </w:rPr>
-        <w:t xml:space="preserve"> are not determined solely by market supply and demand</w:t>
-      </w:r>
-      <w:r>
-        <w:rPr>
-          <w:rFonts w:ascii="Times New Roman" w:hAnsi="Times New Roman" w:cs="Times New Roman"/>
-          <w:lang w:val="en-US"/>
-        </w:rPr>
-        <w:t xml:space="preserve">, is particularly high in Switzerland. In 2025, the share of administrated prices in the harmonized consumer price index was </w:t>
-      </w:r>
-      <w:r>
-        <w:rPr>
-          <w:rFonts w:ascii="Times New Roman" w:hAnsi="Times New Roman" w:cs="Times New Roman"/>
-          <w:lang w:val="en-US"/>
-        </w:rPr>
-        <w:t>25</w:t>
-      </w:r>
-      <w:r>
-        <w:rPr>
-          <w:rFonts w:ascii="Times New Roman" w:hAnsi="Times New Roman" w:cs="Times New Roman"/>
-          <w:lang w:val="en-US"/>
-        </w:rPr>
-        <w:t>% in Switzerland, compared to around 12% in the European Union.</w:t>
+        <w:t xml:space="preserve">Some comparative case studies </w:t>
+      </w:r>
+      <w:r>
+        <w:rPr>
+          <w:rFonts w:ascii="Times New Roman" w:hAnsi="Times New Roman" w:cs="Times New Roman"/>
+          <w:lang w:val="en-US"/>
+        </w:rPr>
+        <w:t xml:space="preserve">hold that </w:t>
+      </w:r>
+      <w:r>
+        <w:rPr>
+          <w:rFonts w:ascii="Times New Roman" w:hAnsi="Times New Roman" w:cs="Times New Roman"/>
+          <w:lang w:val="en-US"/>
+        </w:rPr>
+        <w:t>lower inflation rate in Switzerland can be explained to a considerable extent by the different weights assigned to the items of the CPI</w:t>
+      </w:r>
+      <w:r>
+        <w:rPr>
+          <w:rFonts w:ascii="Times New Roman" w:hAnsi="Times New Roman" w:cs="Times New Roman"/>
+          <w:lang w:val="en-US"/>
+        </w:rPr>
+        <w:t xml:space="preserve"> compared to other countries</w:t>
+      </w:r>
+      <w:r>
+        <w:rPr>
+          <w:rFonts w:ascii="Times New Roman" w:hAnsi="Times New Roman" w:cs="Times New Roman"/>
+          <w:lang w:val="en-US"/>
+        </w:rPr>
+        <w:t xml:space="preserve">, implying that </w:t>
+      </w:r>
+      <w:r>
+        <w:rPr>
+          <w:rFonts w:ascii="Times New Roman" w:hAnsi="Times New Roman" w:cs="Times New Roman"/>
+          <w:lang w:val="en-US"/>
+        </w:rPr>
+        <w:t>Switzerland's low inflation is in part a statistical artefact, reflecting the specific structure and expenditure weights of the Swiss CPI basket</w:t>
+      </w:r>
+      <w:r>
+        <w:rPr>
+          <w:rFonts w:ascii="Times New Roman" w:hAnsi="Times New Roman" w:cs="Times New Roman"/>
+          <w:lang w:val="en-US"/>
+        </w:rPr>
+        <w:t>. These studies underline</w:t>
+      </w:r>
+      <w:r>
+        <w:rPr>
+          <w:rFonts w:ascii="Times New Roman" w:hAnsi="Times New Roman" w:cs="Times New Roman"/>
+          <w:lang w:val="en-US"/>
+        </w:rPr>
+        <w:t>d</w:t>
+      </w:r>
+      <w:r>
+        <w:rPr>
+          <w:rFonts w:ascii="Times New Roman" w:hAnsi="Times New Roman" w:cs="Times New Roman"/>
+          <w:lang w:val="en-US"/>
+        </w:rPr>
+        <w:t xml:space="preserve"> the relatively low weight assigned to energy (5%) and the exclusion of certain important expenditure items such as the compulsory health insurance premiums and have provided estimations of</w:t>
+      </w:r>
+      <w:r>
+        <w:rPr>
+          <w:rFonts w:ascii="Times New Roman" w:hAnsi="Times New Roman" w:cs="Times New Roman"/>
+          <w:lang w:val="en-US"/>
+        </w:rPr>
+        <w:t xml:space="preserve"> Swiss inflation using the expenditure weights applied in other countries, such as Germany. </w:t>
+      </w:r>
+      <w:r>
+        <w:rPr>
+          <w:rFonts w:ascii="Times New Roman" w:hAnsi="Times New Roman" w:cs="Times New Roman"/>
+          <w:lang w:val="en-US"/>
+        </w:rPr>
+        <w:t>E</w:t>
+      </w:r>
+      <w:r>
+        <w:rPr>
+          <w:rFonts w:ascii="Times New Roman" w:hAnsi="Times New Roman" w:cs="Times New Roman"/>
+          <w:lang w:val="en-US"/>
+        </w:rPr>
+        <w:t>ven under these counterfactual weighting schemes, Swiss inflation remains</w:t>
+      </w:r>
+      <w:r>
+        <w:rPr>
+          <w:rFonts w:ascii="Times New Roman" w:hAnsi="Times New Roman" w:cs="Times New Roman"/>
+          <w:lang w:val="en-US"/>
+        </w:rPr>
+        <w:t xml:space="preserve"> nonetheless</w:t>
+      </w:r>
+      <w:r>
+        <w:rPr>
+          <w:rFonts w:ascii="Times New Roman" w:hAnsi="Times New Roman" w:cs="Times New Roman"/>
+          <w:lang w:val="en-US"/>
+        </w:rPr>
+        <w:t xml:space="preserve"> substantially lower than in comparable economies</w:t>
+      </w:r>
+      <w:r>
+        <w:rPr>
+          <w:rFonts w:ascii="Times New Roman" w:hAnsi="Times New Roman" w:cs="Times New Roman"/>
+          <w:lang w:val="en-US"/>
+        </w:rPr>
+        <w:t xml:space="preserve"> such as Spain and Germany</w:t>
+      </w:r>
+      <w:r>
+        <w:rPr>
+          <w:rFonts w:ascii="Times New Roman" w:hAnsi="Times New Roman" w:cs="Times New Roman"/>
+          <w:lang w:val="en-US"/>
+        </w:rPr>
+        <w:t>, suggesting that measurement conventions account for only a modest fraction of the observed differential</w:t>
       </w:r>
       <w:r>
         <w:rPr>
@@ -2076,49 +2215,35 @@
           <w:rFonts w:ascii="Times New Roman" w:hAnsi="Times New Roman" w:cs="Times New Roman"/>
           <w:lang w:val="en-US"/>
         </w:rPr>
-        <w:t>The fact that one</w:t>
-      </w:r>
-      <w:r>
-        <w:rPr>
-          <w:rFonts w:ascii="Times New Roman" w:hAnsi="Times New Roman" w:cs="Times New Roman"/>
-          <w:lang w:val="en-US"/>
-        </w:rPr>
-        <w:t xml:space="preserve"> </w:t>
-      </w:r>
-      <w:r>
-        <w:rPr>
-          <w:rFonts w:ascii="Times New Roman" w:hAnsi="Times New Roman" w:cs="Times New Roman"/>
-          <w:lang w:val="en-US"/>
-        </w:rPr>
-        <w:t xml:space="preserve">third of Swiss prices are administered </w:t>
-      </w:r>
-      <w:r>
-        <w:rPr>
-          <w:rFonts w:ascii="Times New Roman" w:hAnsi="Times New Roman" w:cs="Times New Roman"/>
-          <w:lang w:val="en-US"/>
-        </w:rPr>
-        <w:t xml:space="preserve">naturally raises </w:t>
-      </w:r>
-      <w:r>
-        <w:rPr>
-          <w:rFonts w:ascii="Times New Roman" w:hAnsi="Times New Roman" w:cs="Times New Roman"/>
-          <w:lang w:val="en-US"/>
-        </w:rPr>
-        <w:t xml:space="preserve">the hypothesis that the Swiss government exercises substantial price controls </w:t>
-      </w:r>
-      <w:r>
-        <w:rPr>
-          <w:rFonts w:ascii="Times New Roman" w:hAnsi="Times New Roman" w:cs="Times New Roman"/>
-          <w:lang w:val="en-US"/>
-        </w:rPr>
-        <w:t>to</w:t>
-      </w:r>
-      <w:r>
-        <w:rPr>
-          <w:rFonts w:ascii="Times New Roman" w:hAnsi="Times New Roman" w:cs="Times New Roman"/>
-          <w:lang w:val="en-US"/>
-        </w:rPr>
-        <w:t xml:space="preserve"> keep inflation low</w:t>
+        <w:fldChar w:fldCharType="begin"/>
+      </w:r>
+      <w:r>
+        <w:rPr>
+          <w:rFonts w:ascii="Times New Roman" w:hAnsi="Times New Roman" w:cs="Times New Roman"/>
+          <w:lang w:val="en-US"/>
+        </w:rPr>
+        <w:instrText xml:space="preserve"> ADDIN ZOTERO_ITEM CSL_CITATION {"citationID":"d1WzfQt4","properties":{"formattedCitation":"(Sonnenberg 2022; Dullien et al. 2024)","plainCitation":"(Sonnenberg 2022; Dullien et al. 2024)","noteIndex":0},"citationItems":[{"id":6661,"uris":["http://zotero.org/groups/6311349/items/AFIXD8C5"],"itemData":{"id":6661,"type":"article-journal","abstract":"Die Inflation ist in Europa seit Anfang 2021 stark gestiegen, das Ausmaß des Anstiegs unterscheidet sich zwischen den einzelnen Ländern indes beträchtlich. Besonders niedrig ist die Inflation in der Schweiz, wo sie im Juli bei lediglich 3,3 Prozent (HVPI) lag. Demgegenüber ist die Inflation im Euroraum im August auf ein Rekordniveau von 9,1 Prozent gestiegen, in Deutschland lag sie bei 8,8 Prozent und in Spanien bei 10,3 Prozent. Mithilfe der detaillierten Preisstatistik des Harmonisierten Verbraucherpreisindex aus dem Juli werden in diesem Beitrag die Ursachen dieser Unterschiede herausgearbeitet. Der HVPI besteht aus vielen Preisreihen, die jeweils mit ihrem Ausgabenanteil gewichtet zum Gesamtindex zusammengefügt werden. Unterschiede in den Inflationsraten zwischen den Ländern können entweder aus Unterschieden in der Entwicklung der einzelnen Preisreihen oder durch Unterschiede in den Gewichten entstehen. Im Folgenden werden die wesentlichen Unterschiede in den vier Überkategorien Energie, Lebensmittel, Waren und Dienstleistungen diskutiert.","language":"ger","license":"http://www.econstor.eu/dspace/Nutzungsbedingungen","publisher":"Kiel: Kiel Institut für Weltwirtschaft (IfW Kiel)","source":"www.econstor.eu","title":"Zu den Inflationsunterschieden zwischen der Schweiz, Spanien und Deutschland","URL":"https://www.econstor.eu/handle/10419/265303","author":[{"family":"Sonnenberg","given":"Nils"}],"accessed":{"date-parts":[["2026",7,8]]},"issued":{"date-parts":[["2022"]]}}},{"id":6508,"uris":["http://zotero.org/groups/6311349/items/A79KYH9F"],"itemData":{"id":6508,"type":"report","abstract":"Als Folge der massiven Preisschocks 2021 und 2022 schnellte die HVPI-Rate in Deutschland teilweise auf über 11 %, überschritt in der Schweiz aber nur kurzzeitig 3 %. Entscheidend war, dass die Energiepreise in der Spitze in Deutschland 5,3 Prozentpunkte zur Inflation beitrugen (Oktober 2022) verglichen mit 1,5 Prozentpunkten in der Schweiz (Juni 2022) und weitgefasste Nahrungsmittel 3,1 Prozentpunkte verglichen mit 0,8 Prozentpunkten (März 2023). Dieser Beitrag untersucht die Rolle struktureller Unterschiede beim Durchwirken der internationalen Preisschocks auf die inländische Inflation. Von Bedeutung sind dabei erstens regulatorische Unterschiede und der ausgeprägte Protektionismus des Agrarsektors in der Schweiz. Ein zweiter Faktor sind unterschiedliche Warenkorbstrukturen. Eingriffe des Staates in die Preisbildung sowie Veränderungen indirekter Steuern und Abgaben begründen drittens, warum die Inflationsunterschiede nicht noch ausgeprägter ausfielen und warum die Strompreise in der Schweiz trotz der Bedeutung der Wasserkraft letztlich ähnlich stark anzogen wie in Deutschland. Demgegenüber dürfte die geldpolitische Reaktion bestenfalls eine untergeordnete Rolle gespielt haben, auch wenn die deutlichere Abwertung des Euro die externen Preisschocks verstärkt hat.","genre":"Working Paper","language":"ger","license":"https://www.econstor.eu/dspace/Nutzungsbedingungen","number":"224","publisher":"IMK Working Paper","source":"www.econstor.eu","title":"Historische Preissteigerungen in Deutschland, niedrige Inflation in der Schweiz: Die Rolle von Regulierung","title-short":"Historische Preissteigerungen in Deutschland, niedrige Inflation in der Schweiz","URL":"https://www.econstor.eu/handle/10419/302161","author":[{"family":"Dullien","given":"Sebastian"},{"family":"Gallusser","given":"David"},{"family":"Tober","given":"Silke"}],"accessed":{"date-parts":[["2026",6,3]]},"issued":{"date-parts":[["2024"]]}}}],"schema":"https://github.com/citation-style-language/schema/raw/master/csl-citation.json"} </w:instrText>
+      </w:r>
+      <w:r>
+        <w:rPr>
+          <w:rFonts w:ascii="Times New Roman" w:hAnsi="Times New Roman" w:cs="Times New Roman"/>
+          <w:lang w:val="en-US"/>
+        </w:rPr>
+        <w:fldChar w:fldCharType="separate"/>
+      </w:r>
+      <w:r>
+        <w:rPr>
+          <w:rFonts w:ascii="Aptos" w:hAnsi="Aptos"/>
+          <w:lang w:val="en-US"/>
+        </w:rPr>
+        <w:t>(Sonnenberg 2022; Dullien et al. 2024)</w:t>
+      </w:r>
+      <w:r>
+        <w:rPr>
+          <w:rFonts w:ascii="Times New Roman" w:hAnsi="Times New Roman" w:cs="Times New Roman"/>
+          <w:lang w:val="en-US"/>
+        </w:rPr>
+        <w:fldChar w:fldCharType="end"/>
       </w:r>
       <w:r>
         <w:rPr>
@@ -2126,13 +2251,6 @@
           <w:lang w:val="en-US"/>
         </w:rPr>
         <w:t>.</w:t>
-      </w:r>
-      <w:r>
-        <w:rPr>
-          <w:rFonts w:ascii="Times New Roman" w:hAnsi="Times New Roman" w:cs="Times New Roman"/>
-          <w:lang w:val="en-US"/>
-        </w:rPr>
-        <w:t xml:space="preserve"> </w:t>
       </w:r>
     </w:p>
     <w:p>
@@ -2148,56 +2266,70 @@
           <w:rFonts w:ascii="Times New Roman" w:hAnsi="Times New Roman" w:cs="Times New Roman"/>
           <w:lang w:val="en-US"/>
         </w:rPr>
-        <w:t xml:space="preserve">However, </w:t>
-      </w:r>
-      <w:r>
-        <w:rPr>
-          <w:rFonts w:ascii="Times New Roman" w:hAnsi="Times New Roman" w:cs="Times New Roman"/>
-          <w:lang w:val="en-US"/>
-        </w:rPr>
-        <w:t xml:space="preserve">the scarce literature on this topic supports that administered prices are not an important driver of low inflation in Switzerland nor a significant factor to explain Switzerland’s inflation gap in comparison with the euro area. On the one hand, despite the importance of administered prices in the Swiss CPI basket, an indicator of inflation excluding them would not have changed substantially price dynamics in the country over the last 20 years, as </w:t>
-      </w:r>
-      <w:r>
-        <w:rPr>
-          <w:rFonts w:ascii="Times New Roman" w:hAnsi="Times New Roman" w:cs="Times New Roman"/>
-          <w:lang w:val="en-US"/>
-        </w:rPr>
-        <w:t>CPI inflation excluding administered prices was only 0.1 percentage points higher than CPI inflation including them</w:t>
-      </w:r>
-      <w:r>
-        <w:rPr>
-          <w:rFonts w:ascii="Times New Roman" w:hAnsi="Times New Roman" w:cs="Times New Roman"/>
-          <w:lang w:val="en-US"/>
-        </w:rPr>
-        <w:t>. On the other hand, both administered and non-administered prices increased considerably less in Switzerland than in the euro area</w:t>
-      </w:r>
-      <w:r>
-        <w:rPr>
-          <w:rFonts w:ascii="Times New Roman" w:hAnsi="Times New Roman" w:cs="Times New Roman"/>
-          <w:lang w:val="en-US"/>
-        </w:rPr>
-        <w:t xml:space="preserve">. </w:t>
-      </w:r>
-      <w:r>
-        <w:rPr>
-          <w:rFonts w:ascii="Times New Roman" w:hAnsi="Times New Roman" w:cs="Times New Roman"/>
-          <w:lang w:val="en-US"/>
-        </w:rPr>
-        <w:t xml:space="preserve">This suggests that inflation </w:t>
-      </w:r>
-      <w:r>
-        <w:rPr>
-          <w:rFonts w:ascii="Times New Roman" w:hAnsi="Times New Roman" w:cs="Times New Roman"/>
-          <w:lang w:val="en-US"/>
-        </w:rPr>
-        <w:t>gap</w:t>
-      </w:r>
-      <w:r>
-        <w:rPr>
-          <w:rFonts w:ascii="Times New Roman" w:hAnsi="Times New Roman" w:cs="Times New Roman"/>
-          <w:lang w:val="en-US"/>
-        </w:rPr>
-        <w:t xml:space="preserve"> between the two economies cannot be attributed solely to administered prices, but must also reflect differences in the evolution of non-administered prices</w:t>
+        <w:t xml:space="preserve">Regarding the structure of the Swiss CPI, another line of explanation </w:t>
+      </w:r>
+      <w:r>
+        <w:rPr>
+          <w:rFonts w:ascii="Times New Roman" w:hAnsi="Times New Roman" w:cs="Times New Roman"/>
+          <w:lang w:val="en-US"/>
+        </w:rPr>
+        <w:t>has emphasized the importance of the high share of administered prices in the basket as a factor behind Switzerland’s price stability.</w:t>
+      </w:r>
+      <w:r>
+        <w:rPr>
+          <w:rFonts w:ascii="Times New Roman" w:hAnsi="Times New Roman" w:cs="Times New Roman"/>
+          <w:lang w:val="en-US"/>
+        </w:rPr>
+        <w:t xml:space="preserve"> The share of administered prices, defined </w:t>
+      </w:r>
+      <w:r>
+        <w:rPr>
+          <w:rFonts w:ascii="Times New Roman" w:hAnsi="Times New Roman" w:cs="Times New Roman"/>
+          <w:lang w:val="en-US"/>
+        </w:rPr>
+        <w:t xml:space="preserve">as </w:t>
+      </w:r>
+      <w:r>
+        <w:rPr>
+          <w:rFonts w:ascii="Times New Roman" w:hAnsi="Times New Roman" w:cs="Times New Roman"/>
+          <w:lang w:val="en-US"/>
+        </w:rPr>
+        <w:t>prices set or regulated by the government t</w:t>
+      </w:r>
+      <w:r>
+        <w:rPr>
+          <w:rFonts w:ascii="Times New Roman" w:hAnsi="Times New Roman" w:cs="Times New Roman"/>
+          <w:lang w:val="en-US"/>
+        </w:rPr>
+        <w:t>hat</w:t>
+      </w:r>
+      <w:r>
+        <w:rPr>
+          <w:rFonts w:ascii="Times New Roman" w:hAnsi="Times New Roman" w:cs="Times New Roman"/>
+          <w:lang w:val="en-US"/>
+        </w:rPr>
+        <w:t xml:space="preserve"> are not determined solely by market supply and demand</w:t>
+      </w:r>
+      <w:r>
+        <w:rPr>
+          <w:rFonts w:ascii="Times New Roman" w:hAnsi="Times New Roman" w:cs="Times New Roman"/>
+          <w:lang w:val="en-US"/>
+        </w:rPr>
+        <w:t xml:space="preserve">, is particularly high in Switzerland. In 2025, the share of administrated prices in the harmonized consumer price index was </w:t>
+      </w:r>
+      <w:r>
+        <w:rPr>
+          <w:rFonts w:ascii="Times New Roman" w:hAnsi="Times New Roman" w:cs="Times New Roman"/>
+          <w:lang w:val="en-US"/>
+        </w:rPr>
+        <w:t>25</w:t>
+      </w:r>
+      <w:r>
+        <w:rPr>
+          <w:rFonts w:ascii="Times New Roman" w:hAnsi="Times New Roman" w:cs="Times New Roman"/>
+          <w:lang w:val="en-US"/>
+        </w:rPr>
+        <w:t>% in Switzerland, compared to around 12% in the European Union.</w:t>
       </w:r>
       <w:r>
         <w:rPr>
@@ -2211,35 +2343,49 @@
           <w:rFonts w:ascii="Times New Roman" w:hAnsi="Times New Roman" w:cs="Times New Roman"/>
           <w:lang w:val="en-US"/>
         </w:rPr>
-        <w:fldChar w:fldCharType="begin"/>
-      </w:r>
-      <w:r>
-        <w:rPr>
-          <w:rFonts w:ascii="Times New Roman" w:hAnsi="Times New Roman" w:cs="Times New Roman"/>
-          <w:lang w:val="en-US"/>
-        </w:rPr>
-        <w:instrText xml:space="preserve"> ADDIN ZOTERO_ITEM CSL_CITATION {"citationID":"bWyPTIYZ","properties":{"formattedCitation":"(S. Auer et al. 2025)","plainCitation":"(S. Auer et al. 2025)","noteIndex":0},"citationItems":[{"id":6463,"uris":["http://zotero.org/groups/6311349/items/7KFBSAG5"],"itemData":{"id":6463,"type":"report","number":"10/2025","publisher":"Swiss National Bank","publisher-place":"Zürich","title":"How large is the impact of administered prices on inflation in Switzerland?","URL":"https://www.snb.ch/en/publications/research/economic-notes/2025/economic_note_2025_10","author":[{"family":"Auer","given":"Simone"},{"family":"Beyeler","given":"Simon"},{"family":"Meier","given":"Jonas"}],"accessed":{"date-parts":[["2026",5,28]]},"issued":{"date-parts":[["2025"]]}}}],"schema":"https://github.com/citation-style-language/schema/raw/master/csl-citation.json"} </w:instrText>
-      </w:r>
-      <w:r>
-        <w:rPr>
-          <w:rFonts w:ascii="Times New Roman" w:hAnsi="Times New Roman" w:cs="Times New Roman"/>
-          <w:lang w:val="en-US"/>
-        </w:rPr>
-        <w:fldChar w:fldCharType="separate"/>
-      </w:r>
-      <w:r>
-        <w:rPr>
-          <w:rFonts w:ascii="Aptos" w:hAnsi="Aptos"/>
-          <w:lang w:val="en-US"/>
-        </w:rPr>
-        <w:t>(S. Auer et al. 2025)</w:t>
-      </w:r>
-      <w:r>
-        <w:rPr>
-          <w:rFonts w:ascii="Times New Roman" w:hAnsi="Times New Roman" w:cs="Times New Roman"/>
-          <w:lang w:val="en-US"/>
-        </w:rPr>
-        <w:fldChar w:fldCharType="end"/>
+        <w:t>The fact that one</w:t>
+      </w:r>
+      <w:r>
+        <w:rPr>
+          <w:rFonts w:ascii="Times New Roman" w:hAnsi="Times New Roman" w:cs="Times New Roman"/>
+          <w:lang w:val="en-US"/>
+        </w:rPr>
+        <w:t xml:space="preserve"> </w:t>
+      </w:r>
+      <w:r>
+        <w:rPr>
+          <w:rFonts w:ascii="Times New Roman" w:hAnsi="Times New Roman" w:cs="Times New Roman"/>
+          <w:lang w:val="en-US"/>
+        </w:rPr>
+        <w:t xml:space="preserve">third of Swiss prices are administered </w:t>
+      </w:r>
+      <w:r>
+        <w:rPr>
+          <w:rFonts w:ascii="Times New Roman" w:hAnsi="Times New Roman" w:cs="Times New Roman"/>
+          <w:lang w:val="en-US"/>
+        </w:rPr>
+        <w:t xml:space="preserve">naturally raises </w:t>
+      </w:r>
+      <w:r>
+        <w:rPr>
+          <w:rFonts w:ascii="Times New Roman" w:hAnsi="Times New Roman" w:cs="Times New Roman"/>
+          <w:lang w:val="en-US"/>
+        </w:rPr>
+        <w:t xml:space="preserve">the hypothesis that the Swiss government exercises substantial price controls </w:t>
+      </w:r>
+      <w:r>
+        <w:rPr>
+          <w:rFonts w:ascii="Times New Roman" w:hAnsi="Times New Roman" w:cs="Times New Roman"/>
+          <w:lang w:val="en-US"/>
+        </w:rPr>
+        <w:t>to</w:t>
+      </w:r>
+      <w:r>
+        <w:rPr>
+          <w:rFonts w:ascii="Times New Roman" w:hAnsi="Times New Roman" w:cs="Times New Roman"/>
+          <w:lang w:val="en-US"/>
+        </w:rPr>
+        <w:t xml:space="preserve"> keep inflation low</w:t>
       </w:r>
       <w:r>
         <w:rPr>
@@ -2247,6 +2393,13 @@
           <w:lang w:val="en-US"/>
         </w:rPr>
         <w:t>.</w:t>
+      </w:r>
+      <w:r>
+        <w:rPr>
+          <w:rFonts w:ascii="Times New Roman" w:hAnsi="Times New Roman" w:cs="Times New Roman"/>
+          <w:lang w:val="en-US"/>
+        </w:rPr>
+        <w:t xml:space="preserve"> </w:t>
       </w:r>
     </w:p>
     <w:p>
@@ -2262,6 +2415,62 @@
           <w:rFonts w:ascii="Times New Roman" w:hAnsi="Times New Roman" w:cs="Times New Roman"/>
           <w:lang w:val="en-US"/>
         </w:rPr>
+        <w:t xml:space="preserve">However, </w:t>
+      </w:r>
+      <w:r>
+        <w:rPr>
+          <w:rFonts w:ascii="Times New Roman" w:hAnsi="Times New Roman" w:cs="Times New Roman"/>
+          <w:lang w:val="en-US"/>
+        </w:rPr>
+        <w:t xml:space="preserve">the scarce literature on this topic supports that administered prices are not an important driver of low inflation in Switzerland nor a significant factor to explain Switzerland’s inflation gap in comparison with the euro area. On the one hand, despite the importance of administered prices in the Swiss CPI basket, an indicator of inflation excluding them would not have changed substantially price dynamics in the country over the last 20 years, as </w:t>
+      </w:r>
+      <w:r>
+        <w:rPr>
+          <w:rFonts w:ascii="Times New Roman" w:hAnsi="Times New Roman" w:cs="Times New Roman"/>
+          <w:lang w:val="en-US"/>
+        </w:rPr>
+        <w:t>CPI inflation excluding administered prices was only 0.1 percentage points higher than CPI inflation including them</w:t>
+      </w:r>
+      <w:r>
+        <w:rPr>
+          <w:rFonts w:ascii="Times New Roman" w:hAnsi="Times New Roman" w:cs="Times New Roman"/>
+          <w:lang w:val="en-US"/>
+        </w:rPr>
+        <w:t>. On the other hand, both administered and non-administered prices increased considerably less in Switzerland than in the euro area</w:t>
+      </w:r>
+      <w:r>
+        <w:rPr>
+          <w:rFonts w:ascii="Times New Roman" w:hAnsi="Times New Roman" w:cs="Times New Roman"/>
+          <w:lang w:val="en-US"/>
+        </w:rPr>
+        <w:t xml:space="preserve">. </w:t>
+      </w:r>
+      <w:r>
+        <w:rPr>
+          <w:rFonts w:ascii="Times New Roman" w:hAnsi="Times New Roman" w:cs="Times New Roman"/>
+          <w:lang w:val="en-US"/>
+        </w:rPr>
+        <w:t xml:space="preserve">This suggests that inflation </w:t>
+      </w:r>
+      <w:r>
+        <w:rPr>
+          <w:rFonts w:ascii="Times New Roman" w:hAnsi="Times New Roman" w:cs="Times New Roman"/>
+          <w:lang w:val="en-US"/>
+        </w:rPr>
+        <w:t>gap</w:t>
+      </w:r>
+      <w:r>
+        <w:rPr>
+          <w:rFonts w:ascii="Times New Roman" w:hAnsi="Times New Roman" w:cs="Times New Roman"/>
+          <w:lang w:val="en-US"/>
+        </w:rPr>
+        <w:t xml:space="preserve"> between the two economies cannot be attributed solely to administered prices, but must also reflect differences in the evolution of non-administered prices</w:t>
+      </w:r>
+      <w:r>
+        <w:rPr>
+          <w:rFonts w:ascii="Times New Roman" w:hAnsi="Times New Roman" w:cs="Times New Roman"/>
+          <w:lang w:val="en-US"/>
+        </w:rPr>
         <w:t xml:space="preserve"> </w:t>
       </w:r>
       <w:r>
@@ -2269,202 +2478,6 @@
           <w:rFonts w:ascii="Times New Roman" w:hAnsi="Times New Roman" w:cs="Times New Roman"/>
           <w:lang w:val="en-US"/>
         </w:rPr>
-        <w:t>In place of</w:t>
-      </w:r>
-      <w:r>
-        <w:rPr>
-          <w:rFonts w:ascii="Times New Roman" w:hAnsi="Times New Roman" w:cs="Times New Roman"/>
-          <w:lang w:val="en-US"/>
-        </w:rPr>
-        <w:t xml:space="preserve"> a deliberate policy design</w:t>
-      </w:r>
-      <w:r>
-        <w:rPr>
-          <w:rFonts w:ascii="Times New Roman" w:hAnsi="Times New Roman" w:cs="Times New Roman"/>
-          <w:lang w:val="en-US"/>
-        </w:rPr>
-        <w:t>ed</w:t>
-      </w:r>
-      <w:r>
-        <w:rPr>
-          <w:rFonts w:ascii="Times New Roman" w:hAnsi="Times New Roman" w:cs="Times New Roman"/>
-          <w:lang w:val="en-US"/>
-        </w:rPr>
-        <w:t xml:space="preserve"> to control pr</w:t>
-      </w:r>
-      <w:r>
-        <w:rPr>
-          <w:rFonts w:ascii="Times New Roman" w:hAnsi="Times New Roman" w:cs="Times New Roman"/>
-          <w:lang w:val="en-US"/>
-        </w:rPr>
-        <w:t xml:space="preserve">ice level and </w:t>
-      </w:r>
-      <w:r>
-        <w:rPr>
-          <w:rFonts w:ascii="Times New Roman" w:hAnsi="Times New Roman" w:cs="Times New Roman"/>
-          <w:lang w:val="en-US"/>
-        </w:rPr>
-        <w:t>inflation, the high share of administered prices</w:t>
-      </w:r>
-      <w:r>
-        <w:rPr>
-          <w:rFonts w:ascii="Times New Roman" w:hAnsi="Times New Roman" w:cs="Times New Roman"/>
-          <w:lang w:val="en-US"/>
-        </w:rPr>
-        <w:t xml:space="preserve"> rather</w:t>
-      </w:r>
-      <w:r>
-        <w:rPr>
-          <w:rFonts w:ascii="Times New Roman" w:hAnsi="Times New Roman" w:cs="Times New Roman"/>
-          <w:lang w:val="en-US"/>
-        </w:rPr>
-        <w:t xml:space="preserve"> reflects</w:t>
-      </w:r>
-      <w:r>
-        <w:rPr>
-          <w:rFonts w:ascii="Times New Roman" w:hAnsi="Times New Roman" w:cs="Times New Roman"/>
-          <w:lang w:val="en-US"/>
-        </w:rPr>
-        <w:t xml:space="preserve"> in great part</w:t>
-      </w:r>
-      <w:r>
-        <w:rPr>
-          <w:rFonts w:ascii="Times New Roman" w:hAnsi="Times New Roman" w:cs="Times New Roman"/>
-          <w:lang w:val="en-US"/>
-        </w:rPr>
-        <w:t xml:space="preserve"> Switzerland’s peculiar welfare state system, notably its mandatory health insurance system. </w:t>
-      </w:r>
-      <w:r>
-        <w:rPr>
-          <w:rFonts w:ascii="Times New Roman" w:hAnsi="Times New Roman" w:cs="Times New Roman"/>
-          <w:lang w:val="en-US"/>
-        </w:rPr>
-        <w:t>Unlike</w:t>
-      </w:r>
-      <w:r>
-        <w:rPr>
-          <w:rFonts w:ascii="Times New Roman" w:hAnsi="Times New Roman" w:cs="Times New Roman"/>
-          <w:lang w:val="en-US"/>
-        </w:rPr>
-        <w:t xml:space="preserve"> other European countries</w:t>
-      </w:r>
-      <w:r>
-        <w:rPr>
-          <w:rFonts w:ascii="Times New Roman" w:hAnsi="Times New Roman" w:cs="Times New Roman"/>
-          <w:lang w:val="en-US"/>
-        </w:rPr>
-        <w:t xml:space="preserve"> where all health services and products covered by mandatory health insurance are </w:t>
-      </w:r>
-      <w:r>
-        <w:rPr>
-          <w:rFonts w:ascii="Times New Roman" w:hAnsi="Times New Roman" w:cs="Times New Roman"/>
-          <w:lang w:val="en-US"/>
-        </w:rPr>
-        <w:t xml:space="preserve">directly taken in charge by the state, Swiss </w:t>
-      </w:r>
-      <w:r>
-        <w:rPr>
-          <w:rFonts w:ascii="Times New Roman" w:hAnsi="Times New Roman" w:cs="Times New Roman"/>
-          <w:lang w:val="en-US"/>
-        </w:rPr>
-        <w:t>residents</w:t>
-      </w:r>
-      <w:r>
-        <w:rPr>
-          <w:rFonts w:ascii="Times New Roman" w:hAnsi="Times New Roman" w:cs="Times New Roman"/>
-          <w:lang w:val="en-US"/>
-        </w:rPr>
-        <w:t xml:space="preserve"> must </w:t>
-      </w:r>
-      <w:r>
-        <w:rPr>
-          <w:rFonts w:ascii="Times New Roman" w:hAnsi="Times New Roman" w:cs="Times New Roman"/>
-          <w:lang w:val="en-US"/>
-        </w:rPr>
-        <w:t xml:space="preserve">finance by themselves a great part of health expenditures through out-of-pocket payments </w:t>
-      </w:r>
-      <w:r>
-        <w:rPr>
-          <w:rFonts w:ascii="Times New Roman" w:hAnsi="Times New Roman" w:cs="Times New Roman"/>
-          <w:lang w:val="en-US"/>
-        </w:rPr>
-        <w:t xml:space="preserve">until a minimum franchise is reached in addition to the premiums which are not taken into account into the Swiss CPI basket. As a result, the </w:t>
-      </w:r>
-      <w:r>
-        <w:rPr>
-          <w:rFonts w:ascii="Times New Roman" w:hAnsi="Times New Roman" w:cs="Times New Roman"/>
-          <w:lang w:val="en-US"/>
-        </w:rPr>
-        <w:t>25% share of</w:t>
-      </w:r>
-      <w:r>
-        <w:rPr>
-          <w:rFonts w:ascii="Times New Roman" w:hAnsi="Times New Roman" w:cs="Times New Roman"/>
-          <w:lang w:val="en-US"/>
-        </w:rPr>
-        <w:t xml:space="preserve"> administered</w:t>
-      </w:r>
-      <w:r>
-        <w:rPr>
-          <w:rFonts w:ascii="Times New Roman" w:hAnsi="Times New Roman" w:cs="Times New Roman"/>
-          <w:lang w:val="en-US"/>
-        </w:rPr>
-        <w:t xml:space="preserve"> price</w:t>
-      </w:r>
-      <w:r>
-        <w:rPr>
-          <w:rFonts w:ascii="Times New Roman" w:hAnsi="Times New Roman" w:cs="Times New Roman"/>
-          <w:lang w:val="en-US"/>
-        </w:rPr>
-        <w:t xml:space="preserve"> </w:t>
-      </w:r>
-      <w:r>
-        <w:rPr>
-          <w:rFonts w:ascii="Times New Roman" w:hAnsi="Times New Roman" w:cs="Times New Roman"/>
-          <w:lang w:val="en-US"/>
-        </w:rPr>
-        <w:t xml:space="preserve">is artificially inflated by a high share of health goods and services (around 14%) which are administered as they are covered and thus regulated by the compulsory public plan, but whose expenses must still be supported </w:t>
-      </w:r>
-      <w:r>
-        <w:rPr>
-          <w:rFonts w:ascii="Times New Roman" w:hAnsi="Times New Roman" w:cs="Times New Roman"/>
-          <w:lang w:val="en-US"/>
-        </w:rPr>
-        <w:t>through</w:t>
-      </w:r>
-      <w:r>
-        <w:rPr>
-          <w:rFonts w:ascii="Times New Roman" w:hAnsi="Times New Roman" w:cs="Times New Roman"/>
-          <w:lang w:val="en-US"/>
-        </w:rPr>
-        <w:t xml:space="preserve"> out-of-pocket payments by households.</w:t>
-      </w:r>
-      <w:r>
-        <w:rPr>
-          <w:rFonts w:ascii="Times New Roman" w:hAnsi="Times New Roman" w:cs="Times New Roman"/>
-          <w:lang w:val="en-US"/>
-        </w:rPr>
-        <w:t xml:space="preserve"> In contrast, the share of products and services with administered prices </w:t>
-      </w:r>
-      <w:r>
-        <w:rPr>
-          <w:rFonts w:ascii="Times New Roman" w:hAnsi="Times New Roman" w:cs="Times New Roman"/>
-          <w:lang w:val="en-US"/>
-        </w:rPr>
-        <w:t xml:space="preserve">for other key items </w:t>
-      </w:r>
-      <w:r>
-        <w:rPr>
-          <w:rFonts w:ascii="Times New Roman" w:hAnsi="Times New Roman" w:cs="Times New Roman"/>
-          <w:lang w:val="en-US"/>
-        </w:rPr>
-        <w:t xml:space="preserve">are significantly lower: 3% for energy or 2,3% for transports </w:t>
-      </w:r>
-      <w:r>
-        <w:rPr>
-          <w:rFonts w:ascii="Times New Roman" w:hAnsi="Times New Roman" w:cs="Times New Roman"/>
-          <w:lang w:val="en-US"/>
-        </w:rPr>
         <w:fldChar w:fldCharType="begin"/>
       </w:r>
       <w:r>
@@ -2472,7 +2485,7 @@
           <w:rFonts w:ascii="Times New Roman" w:hAnsi="Times New Roman" w:cs="Times New Roman"/>
           <w:lang w:val="en-US"/>
         </w:rPr>
-        <w:instrText xml:space="preserve"> ADDIN ZOTERO_ITEM CSL_CITATION {"citationID":"4DtIyZIQ","properties":{"formattedCitation":"(S. Auer et al. 2025; Mergele et al. 2026)","plainCitation":"(S. Auer et al. 2025; Mergele et al. 2026)","noteIndex":0},"citationItems":[{"id":6463,"uris":["http://zotero.org/groups/6311349/items/7KFBSAG5"],"itemData":{"id":6463,"type":"report","number":"10/2025","publisher":"Swiss National Bank","publisher-place":"Zürich","title":"How large is the impact of administered prices on inflation in Switzerland?","URL":"https://www.snb.ch/en/publications/research/economic-notes/2025/economic_note_2025_10","author":[{"family":"Auer","given":"Simone"},{"family":"Beyeler","given":"Simon"},{"family":"Meier","given":"Jonas"}],"accessed":{"date-parts":[["2026",5,28]]},"issued":{"date-parts":[["2025"]]}}},{"id":6665,"uris":["http://zotero.org/groups/6311349/items/EEFFBZEW"],"itemData":{"id":6665,"type":"article-journal","container-title":"Grundlagen für die Wirtschaftspolitik","issue":"62","publisher":"SECO","publisher-place":"Bern","title":"Administriete Preise","author":[{"family":"Mergele","given":"Lukas"},{"family":"Wehrli","given":"Damian"},{"family":"Winistörfer","given":"Nils"}],"issued":{"date-parts":[["2026"]]}}}],"schema":"https://github.com/citation-style-language/schema/raw/master/csl-citation.json"} </w:instrText>
+        <w:instrText xml:space="preserve"> ADDIN ZOTERO_ITEM CSL_CITATION {"citationID":"bWyPTIYZ","properties":{"formattedCitation":"(S. Auer et al. 2025)","plainCitation":"(S. Auer et al. 2025)","noteIndex":0},"citationItems":[{"id":6463,"uris":["http://zotero.org/groups/6311349/items/7KFBSAG5"],"itemData":{"id":6463,"type":"report","number":"10/2025","publisher":"Swiss National Bank","publisher-place":"Zürich","title":"How large is the impact of administered prices on inflation in Switzerland?","URL":"https://www.snb.ch/en/publications/research/economic-notes/2025/economic_note_2025_10","author":[{"family":"Auer","given":"Simone"},{"family":"Beyeler","given":"Simon"},{"family":"Meier","given":"Jonas"}],"accessed":{"date-parts":[["2026",5,28]]},"issued":{"date-parts":[["2025"]]}}}],"schema":"https://github.com/citation-style-language/schema/raw/master/csl-citation.json"} </w:instrText>
       </w:r>
       <w:r>
         <w:rPr>
@@ -2486,7 +2499,7 @@
           <w:rFonts w:ascii="Aptos" w:hAnsi="Aptos"/>
           <w:lang w:val="en-US"/>
         </w:rPr>
-        <w:t>(S. Auer et al. 2025; Mergele et al. 2026)</w:t>
+        <w:t>(S. Auer et al. 2025)</w:t>
       </w:r>
       <w:r>
         <w:rPr>
@@ -2501,13 +2514,6 @@
           <w:lang w:val="en-US"/>
         </w:rPr>
         <w:t>.</w:t>
-      </w:r>
-      <w:r>
-        <w:rPr>
-          <w:rFonts w:ascii="Times New Roman" w:hAnsi="Times New Roman" w:cs="Times New Roman"/>
-          <w:lang w:val="en-US"/>
-        </w:rPr>
-        <w:t xml:space="preserve"> </w:t>
       </w:r>
     </w:p>
     <w:p>
@@ -2515,47 +2521,268 @@
         <w:jc w:val="both"/>
         <w:rPr>
           <w:rFonts w:ascii="Times New Roman" w:hAnsi="Times New Roman" w:cs="Times New Roman"/>
+          <w:lang w:val="en-US"/>
         </w:rPr>
       </w:pPr>
       <w:r>
         <w:rPr>
           <w:rFonts w:ascii="Times New Roman" w:hAnsi="Times New Roman" w:cs="Times New Roman"/>
-        </w:rPr>
-        <w:t xml:space="preserve">Contre-argument </w:t>
-      </w:r>
-      <w:proofErr w:type="gramStart"/>
-      <w:r>
-        <w:rPr>
-          <w:rFonts w:ascii="Times New Roman" w:hAnsi="Times New Roman" w:cs="Times New Roman"/>
-        </w:rPr>
-        <w:t>possible:</w:t>
-      </w:r>
-      <w:proofErr w:type="gramEnd"/>
-      <w:r>
-        <w:rPr>
-          <w:rFonts w:ascii="Times New Roman" w:hAnsi="Times New Roman" w:cs="Times New Roman"/>
-        </w:rPr>
-        <w:t xml:space="preserve"> revenir à </w:t>
-      </w:r>
-      <w:proofErr w:type="spellStart"/>
-      <w:r>
-        <w:rPr>
-          <w:rFonts w:ascii="Times New Roman" w:hAnsi="Times New Roman" w:cs="Times New Roman"/>
-        </w:rPr>
-        <w:t>Dullien</w:t>
-      </w:r>
-      <w:proofErr w:type="spellEnd"/>
-      <w:r>
-        <w:rPr>
-          <w:rFonts w:ascii="Times New Roman" w:hAnsi="Times New Roman" w:cs="Times New Roman"/>
-        </w:rPr>
-        <w:t xml:space="preserve"> et al. (2024) et l</w:t>
-      </w:r>
-      <w:r>
-        <w:rPr>
-          <w:rFonts w:ascii="Times New Roman" w:hAnsi="Times New Roman" w:cs="Times New Roman"/>
-        </w:rPr>
-        <w:t>ier au concept de prix systématiquement significatif (weber) afin de souligner l’importance de l’administration des prix de l’énergie.</w:t>
+          <w:lang w:val="en-US"/>
+        </w:rPr>
+        <w:t xml:space="preserve"> </w:t>
+      </w:r>
+      <w:r>
+        <w:rPr>
+          <w:rFonts w:ascii="Times New Roman" w:hAnsi="Times New Roman" w:cs="Times New Roman"/>
+          <w:lang w:val="en-US"/>
+        </w:rPr>
+        <w:t>In place of</w:t>
+      </w:r>
+      <w:r>
+        <w:rPr>
+          <w:rFonts w:ascii="Times New Roman" w:hAnsi="Times New Roman" w:cs="Times New Roman"/>
+          <w:lang w:val="en-US"/>
+        </w:rPr>
+        <w:t xml:space="preserve"> a deliberate policy design</w:t>
+      </w:r>
+      <w:r>
+        <w:rPr>
+          <w:rFonts w:ascii="Times New Roman" w:hAnsi="Times New Roman" w:cs="Times New Roman"/>
+          <w:lang w:val="en-US"/>
+        </w:rPr>
+        <w:t>ed</w:t>
+      </w:r>
+      <w:r>
+        <w:rPr>
+          <w:rFonts w:ascii="Times New Roman" w:hAnsi="Times New Roman" w:cs="Times New Roman"/>
+          <w:lang w:val="en-US"/>
+        </w:rPr>
+        <w:t xml:space="preserve"> to control pr</w:t>
+      </w:r>
+      <w:r>
+        <w:rPr>
+          <w:rFonts w:ascii="Times New Roman" w:hAnsi="Times New Roman" w:cs="Times New Roman"/>
+          <w:lang w:val="en-US"/>
+        </w:rPr>
+        <w:t xml:space="preserve">ice level and </w:t>
+      </w:r>
+      <w:r>
+        <w:rPr>
+          <w:rFonts w:ascii="Times New Roman" w:hAnsi="Times New Roman" w:cs="Times New Roman"/>
+          <w:lang w:val="en-US"/>
+        </w:rPr>
+        <w:t>inflation, the high share of administered prices</w:t>
+      </w:r>
+      <w:r>
+        <w:rPr>
+          <w:rFonts w:ascii="Times New Roman" w:hAnsi="Times New Roman" w:cs="Times New Roman"/>
+          <w:lang w:val="en-US"/>
+        </w:rPr>
+        <w:t xml:space="preserve"> rather</w:t>
+      </w:r>
+      <w:r>
+        <w:rPr>
+          <w:rFonts w:ascii="Times New Roman" w:hAnsi="Times New Roman" w:cs="Times New Roman"/>
+          <w:lang w:val="en-US"/>
+        </w:rPr>
+        <w:t xml:space="preserve"> reflects</w:t>
+      </w:r>
+      <w:r>
+        <w:rPr>
+          <w:rFonts w:ascii="Times New Roman" w:hAnsi="Times New Roman" w:cs="Times New Roman"/>
+          <w:lang w:val="en-US"/>
+        </w:rPr>
+        <w:t xml:space="preserve"> in great part</w:t>
+      </w:r>
+      <w:r>
+        <w:rPr>
+          <w:rFonts w:ascii="Times New Roman" w:hAnsi="Times New Roman" w:cs="Times New Roman"/>
+          <w:lang w:val="en-US"/>
+        </w:rPr>
+        <w:t xml:space="preserve"> Switzerland’s peculiar welfare state system, notably its mandatory health insurance system. </w:t>
+      </w:r>
+      <w:r>
+        <w:rPr>
+          <w:rFonts w:ascii="Times New Roman" w:hAnsi="Times New Roman" w:cs="Times New Roman"/>
+          <w:lang w:val="en-US"/>
+        </w:rPr>
+        <w:t>Unlike</w:t>
+      </w:r>
+      <w:r>
+        <w:rPr>
+          <w:rFonts w:ascii="Times New Roman" w:hAnsi="Times New Roman" w:cs="Times New Roman"/>
+          <w:lang w:val="en-US"/>
+        </w:rPr>
+        <w:t xml:space="preserve"> other European countries</w:t>
+      </w:r>
+      <w:r>
+        <w:rPr>
+          <w:rFonts w:ascii="Times New Roman" w:hAnsi="Times New Roman" w:cs="Times New Roman"/>
+          <w:lang w:val="en-US"/>
+        </w:rPr>
+        <w:t xml:space="preserve"> where all health services and products covered by mandatory health insurance are </w:t>
+      </w:r>
+      <w:r>
+        <w:rPr>
+          <w:rFonts w:ascii="Times New Roman" w:hAnsi="Times New Roman" w:cs="Times New Roman"/>
+          <w:lang w:val="en-US"/>
+        </w:rPr>
+        <w:t xml:space="preserve">directly taken in charge by the state, Swiss </w:t>
+      </w:r>
+      <w:r>
+        <w:rPr>
+          <w:rFonts w:ascii="Times New Roman" w:hAnsi="Times New Roman" w:cs="Times New Roman"/>
+          <w:lang w:val="en-US"/>
+        </w:rPr>
+        <w:t>residents</w:t>
+      </w:r>
+      <w:r>
+        <w:rPr>
+          <w:rFonts w:ascii="Times New Roman" w:hAnsi="Times New Roman" w:cs="Times New Roman"/>
+          <w:lang w:val="en-US"/>
+        </w:rPr>
+        <w:t xml:space="preserve"> must </w:t>
+      </w:r>
+      <w:r>
+        <w:rPr>
+          <w:rFonts w:ascii="Times New Roman" w:hAnsi="Times New Roman" w:cs="Times New Roman"/>
+          <w:lang w:val="en-US"/>
+        </w:rPr>
+        <w:t xml:space="preserve">finance by themselves a great part of health expenditures </w:t>
+      </w:r>
+      <w:r>
+        <w:rPr>
+          <w:rFonts w:ascii="Times New Roman" w:hAnsi="Times New Roman" w:cs="Times New Roman"/>
+          <w:lang w:val="en-US"/>
+        </w:rPr>
+        <w:lastRenderedPageBreak/>
+        <w:t xml:space="preserve">through out-of-pocket payments </w:t>
+      </w:r>
+      <w:r>
+        <w:rPr>
+          <w:rFonts w:ascii="Times New Roman" w:hAnsi="Times New Roman" w:cs="Times New Roman"/>
+          <w:lang w:val="en-US"/>
+        </w:rPr>
+        <w:t xml:space="preserve">until a minimum franchise is reached in addition to the premiums which are not taken into account into the Swiss CPI basket. As a result, the </w:t>
+      </w:r>
+      <w:r>
+        <w:rPr>
+          <w:rFonts w:ascii="Times New Roman" w:hAnsi="Times New Roman" w:cs="Times New Roman"/>
+          <w:lang w:val="en-US"/>
+        </w:rPr>
+        <w:t>25% share of</w:t>
+      </w:r>
+      <w:r>
+        <w:rPr>
+          <w:rFonts w:ascii="Times New Roman" w:hAnsi="Times New Roman" w:cs="Times New Roman"/>
+          <w:lang w:val="en-US"/>
+        </w:rPr>
+        <w:t xml:space="preserve"> administered</w:t>
+      </w:r>
+      <w:r>
+        <w:rPr>
+          <w:rFonts w:ascii="Times New Roman" w:hAnsi="Times New Roman" w:cs="Times New Roman"/>
+          <w:lang w:val="en-US"/>
+        </w:rPr>
+        <w:t xml:space="preserve"> price</w:t>
+      </w:r>
+      <w:r>
+        <w:rPr>
+          <w:rFonts w:ascii="Times New Roman" w:hAnsi="Times New Roman" w:cs="Times New Roman"/>
+          <w:lang w:val="en-US"/>
+        </w:rPr>
+        <w:t xml:space="preserve"> </w:t>
+      </w:r>
+      <w:r>
+        <w:rPr>
+          <w:rFonts w:ascii="Times New Roman" w:hAnsi="Times New Roman" w:cs="Times New Roman"/>
+          <w:lang w:val="en-US"/>
+        </w:rPr>
+        <w:t xml:space="preserve">is artificially inflated by a high share of health goods and services (around 14%) which are administered as they are covered and thus regulated by the compulsory public plan, but whose expenses must still be supported </w:t>
+      </w:r>
+      <w:r>
+        <w:rPr>
+          <w:rFonts w:ascii="Times New Roman" w:hAnsi="Times New Roman" w:cs="Times New Roman"/>
+          <w:lang w:val="en-US"/>
+        </w:rPr>
+        <w:t>through</w:t>
+      </w:r>
+      <w:r>
+        <w:rPr>
+          <w:rFonts w:ascii="Times New Roman" w:hAnsi="Times New Roman" w:cs="Times New Roman"/>
+          <w:lang w:val="en-US"/>
+        </w:rPr>
+        <w:t xml:space="preserve"> out-of-pocket payments by households.</w:t>
+      </w:r>
+      <w:r>
+        <w:rPr>
+          <w:rFonts w:ascii="Times New Roman" w:hAnsi="Times New Roman" w:cs="Times New Roman"/>
+          <w:lang w:val="en-US"/>
+        </w:rPr>
+        <w:t xml:space="preserve"> In contrast, the share of products and services with administered prices </w:t>
+      </w:r>
+      <w:r>
+        <w:rPr>
+          <w:rFonts w:ascii="Times New Roman" w:hAnsi="Times New Roman" w:cs="Times New Roman"/>
+          <w:lang w:val="en-US"/>
+        </w:rPr>
+        <w:t xml:space="preserve">for other key items </w:t>
+      </w:r>
+      <w:r>
+        <w:rPr>
+          <w:rFonts w:ascii="Times New Roman" w:hAnsi="Times New Roman" w:cs="Times New Roman"/>
+          <w:lang w:val="en-US"/>
+        </w:rPr>
+        <w:t xml:space="preserve">are significantly lower: 3% for energy or 2,3% for transports </w:t>
+      </w:r>
+      <w:r>
+        <w:rPr>
+          <w:rFonts w:ascii="Times New Roman" w:hAnsi="Times New Roman" w:cs="Times New Roman"/>
+          <w:lang w:val="en-US"/>
+        </w:rPr>
+        <w:fldChar w:fldCharType="begin"/>
+      </w:r>
+      <w:r>
+        <w:rPr>
+          <w:rFonts w:ascii="Times New Roman" w:hAnsi="Times New Roman" w:cs="Times New Roman"/>
+          <w:lang w:val="en-US"/>
+        </w:rPr>
+        <w:instrText xml:space="preserve"> ADDIN ZOTERO_ITEM CSL_CITATION {"citationID":"4DtIyZIQ","properties":{"formattedCitation":"(S. Auer et al. 2025; Mergele et al. 2026)","plainCitation":"(S. Auer et al. 2025; Mergele et al. 2026)","noteIndex":0},"citationItems":[{"id":6463,"uris":["http://zotero.org/groups/6311349/items/7KFBSAG5"],"itemData":{"id":6463,"type":"report","number":"10/2025","publisher":"Swiss National Bank","publisher-place":"Zürich","title":"How large is the impact of administered prices on inflation in Switzerland?","URL":"https://www.snb.ch/en/publications/research/economic-notes/2025/economic_note_2025_10","author":[{"family":"Auer","given":"Simone"},{"family":"Beyeler","given":"Simon"},{"family":"Meier","given":"Jonas"}],"accessed":{"date-parts":[["2026",5,28]]},"issued":{"date-parts":[["2025"]]}}},{"id":6665,"uris":["http://zotero.org/groups/6311349/items/EEFFBZEW"],"itemData":{"id":6665,"type":"article-journal","container-title":"Grundlagen für die Wirtschaftspolitik","issue":"62","publisher":"SECO","publisher-place":"Bern","title":"Administriete Preise","author":[{"family":"Mergele","given":"Lukas"},{"family":"Wehrli","given":"Damian"},{"family":"Winistörfer","given":"Nils"}],"issued":{"date-parts":[["2026"]]}}}],"schema":"https://github.com/citation-style-language/schema/raw/master/csl-citation.json"} </w:instrText>
+      </w:r>
+      <w:r>
+        <w:rPr>
+          <w:rFonts w:ascii="Times New Roman" w:hAnsi="Times New Roman" w:cs="Times New Roman"/>
+          <w:lang w:val="en-US"/>
+        </w:rPr>
+        <w:fldChar w:fldCharType="separate"/>
+      </w:r>
+      <w:r>
+        <w:rPr>
+          <w:rFonts w:ascii="Aptos" w:hAnsi="Aptos"/>
+          <w:lang w:val="en-US"/>
+        </w:rPr>
+        <w:t>(S. Auer et al. 2025; Mergele et al. 2026)</w:t>
+      </w:r>
+      <w:r>
+        <w:rPr>
+          <w:rFonts w:ascii="Times New Roman" w:hAnsi="Times New Roman" w:cs="Times New Roman"/>
+          <w:lang w:val="en-US"/>
+        </w:rPr>
+        <w:fldChar w:fldCharType="end"/>
+      </w:r>
+      <w:r>
+        <w:rPr>
+          <w:rFonts w:ascii="Times New Roman" w:hAnsi="Times New Roman" w:cs="Times New Roman"/>
+          <w:lang w:val="en-US"/>
+        </w:rPr>
+        <w:t>.</w:t>
+      </w:r>
+      <w:r>
+        <w:rPr>
+          <w:rFonts w:ascii="Times New Roman" w:hAnsi="Times New Roman" w:cs="Times New Roman"/>
+          <w:lang w:val="en-US"/>
+        </w:rPr>
+        <w:t xml:space="preserve"> </w:t>
       </w:r>
     </w:p>
     <w:p>
@@ -2563,6 +2790,95 @@
         <w:jc w:val="both"/>
         <w:rPr>
           <w:rFonts w:ascii="Times New Roman" w:hAnsi="Times New Roman" w:cs="Times New Roman"/>
+          <w:i/>
+          <w:iCs/>
+        </w:rPr>
+      </w:pPr>
+      <w:r>
+        <w:rPr>
+          <w:rFonts w:ascii="Times New Roman" w:hAnsi="Times New Roman" w:cs="Times New Roman"/>
+          <w:i/>
+          <w:iCs/>
+        </w:rPr>
+        <w:t xml:space="preserve">Contre-argument possible: revenir à </w:t>
+      </w:r>
+      <w:proofErr w:type="spellStart"/>
+      <w:r>
+        <w:rPr>
+          <w:rFonts w:ascii="Times New Roman" w:hAnsi="Times New Roman" w:cs="Times New Roman"/>
+          <w:i/>
+          <w:iCs/>
+        </w:rPr>
+        <w:t>Dullien</w:t>
+      </w:r>
+      <w:proofErr w:type="spellEnd"/>
+      <w:r>
+        <w:rPr>
+          <w:rFonts w:ascii="Times New Roman" w:hAnsi="Times New Roman" w:cs="Times New Roman"/>
+          <w:i/>
+          <w:iCs/>
+        </w:rPr>
+        <w:t xml:space="preserve"> et al. (2024) et lier au concept de prix systématiquement significatif (weber) afin de souligner l’importance de l’administration des prix de l’énergie.</w:t>
+      </w:r>
+      <w:r>
+        <w:rPr>
+          <w:rFonts w:ascii="Times New Roman" w:hAnsi="Times New Roman" w:cs="Times New Roman"/>
+          <w:i/>
+          <w:iCs/>
+        </w:rPr>
+        <w:t xml:space="preserve"> Peut être après passage sur l’ilot de cherté ?</w:t>
+      </w:r>
+    </w:p>
+    <w:p>
+      <w:pPr>
+        <w:jc w:val="both"/>
+        <w:rPr>
+          <w:rFonts w:ascii="Times New Roman" w:hAnsi="Times New Roman" w:cs="Times New Roman"/>
+          <w:lang w:val="en-US"/>
+        </w:rPr>
+      </w:pPr>
+      <w:r>
+        <w:rPr>
+          <w:rFonts w:ascii="Times New Roman" w:hAnsi="Times New Roman" w:cs="Times New Roman"/>
+          <w:lang w:val="en-US"/>
+        </w:rPr>
+        <w:t>Although the impact of administered prices on inflation is generally considered to b</w:t>
+      </w:r>
+      <w:r>
+        <w:rPr>
+          <w:rFonts w:ascii="Times New Roman" w:hAnsi="Times New Roman" w:cs="Times New Roman"/>
+          <w:lang w:val="en-US"/>
+        </w:rPr>
+        <w:t>e of no importance</w:t>
+      </w:r>
+      <w:r>
+        <w:rPr>
+          <w:rFonts w:ascii="Times New Roman" w:hAnsi="Times New Roman" w:cs="Times New Roman"/>
+          <w:lang w:val="en-US"/>
+        </w:rPr>
+        <w:t xml:space="preserve">, they are nevertheless frequently singled out and criticized for </w:t>
+      </w:r>
+      <w:r>
+        <w:rPr>
+          <w:rFonts w:ascii="Times New Roman" w:hAnsi="Times New Roman" w:cs="Times New Roman"/>
+          <w:lang w:val="en-US"/>
+        </w:rPr>
+        <w:t xml:space="preserve">making Switzerland an island of high prices. </w:t>
+      </w:r>
+      <w:r>
+        <w:rPr>
+          <w:rFonts w:ascii="Times New Roman" w:hAnsi="Times New Roman" w:cs="Times New Roman"/>
+          <w:lang w:val="en-US"/>
+        </w:rPr>
+        <w:t xml:space="preserve">The matter of the high price level has been at the forefront of policy and reform debates in the last decades and is regularly denounced as resulting from </w:t>
+      </w:r>
+    </w:p>
+    <w:p>
+      <w:pPr>
+        <w:jc w:val="both"/>
+        <w:rPr>
+          <w:rFonts w:ascii="Times New Roman" w:hAnsi="Times New Roman" w:cs="Times New Roman"/>
+          <w:lang w:val="en-US"/>
         </w:rPr>
       </w:pPr>
     </w:p>

--- a/posts/inflation suisse/inflation_switzerland.docx
+++ b/posts/inflation suisse/inflation_switzerland.docx
@@ -34,21 +34,12 @@
           <w:rFonts w:eastAsiaTheme="majorEastAsia"/>
         </w:rPr>
       </w:pPr>
-      <w:proofErr w:type="spellStart"/>
       <w:r>
         <w:rPr>
           <w:rStyle w:val="normaltextrun"/>
           <w:rFonts w:eastAsiaTheme="majorEastAsia"/>
         </w:rPr>
-        <w:t>Celâl</w:t>
-      </w:r>
-      <w:proofErr w:type="spellEnd"/>
-      <w:r>
-        <w:rPr>
-          <w:rStyle w:val="normaltextrun"/>
-          <w:rFonts w:eastAsiaTheme="majorEastAsia"/>
-        </w:rPr>
-        <w:t xml:space="preserve"> Güney</w:t>
+        <w:t>Celâl Güney</w:t>
       </w:r>
       <w:r>
         <w:rPr>
@@ -190,7 +181,7 @@
           <w:rFonts w:eastAsiaTheme="majorEastAsia"/>
           <w:lang w:val="en-US"/>
         </w:rPr>
-        <w:t xml:space="preserve">Switzerland’s energy mix and low energy intensity. We find that low inflation rate in Switzerland is the result of a combination between the regulation of the energy sector, the protection of the domestic agricultural sector and structural change which has improved the energy mix and intensity of the economy. Finally, we show how this combination rests on a socio-political compromise </w:t>
+        <w:t xml:space="preserve">Switzerland’s energy mix and low energy intensity. We find that low inflation in Switzerland is the result of a combination between the regulation of the energy sector, the protection of the domestic agricultural sector and structural change which has improved the energy mix and intensity of the economy. Finally, we show how this combination rests on a socio-political compromise </w:t>
       </w:r>
       <w:r>
         <w:rPr>
@@ -307,7 +298,21 @@
           <w:rFonts w:ascii="Times New Roman" w:hAnsi="Times New Roman" w:cs="Times New Roman"/>
           <w:lang w:val="en-US"/>
         </w:rPr>
-        <w:t xml:space="preserve">. In the last few years, the latter have experienced inflation rates not </w:t>
+        <w:t xml:space="preserve">. In the last few years, </w:t>
+      </w:r>
+      <w:r>
+        <w:rPr>
+          <w:rFonts w:ascii="Times New Roman" w:hAnsi="Times New Roman" w:cs="Times New Roman"/>
+          <w:lang w:val="en-US"/>
+        </w:rPr>
+        <w:t>countries</w:t>
+      </w:r>
+      <w:r>
+        <w:rPr>
+          <w:rFonts w:ascii="Times New Roman" w:hAnsi="Times New Roman" w:cs="Times New Roman"/>
+          <w:lang w:val="en-US"/>
+        </w:rPr>
+        <w:t xml:space="preserve"> have experienced inflation rates not </w:t>
       </w:r>
       <w:r>
         <w:rPr>
@@ -553,7 +558,14 @@
           <w:rFonts w:ascii="Times New Roman" w:hAnsi="Times New Roman" w:cs="Times New Roman"/>
           <w:lang w:val="en-US"/>
         </w:rPr>
-        <w:t>.</w:t>
+        <w:t xml:space="preserve">, </w:t>
+      </w:r>
+      <w:r>
+        <w:rPr>
+          <w:rFonts w:ascii="Times New Roman" w:hAnsi="Times New Roman" w:cs="Times New Roman"/>
+          <w:lang w:val="en-US"/>
+        </w:rPr>
+        <w:t>which contribute to Switzerland being characterized as an “island of high prices” due to its relatively very high price level.</w:t>
       </w:r>
     </w:p>
     <w:p>
@@ -1025,14 +1037,7 @@
           <w:rFonts w:ascii="Times New Roman" w:hAnsi="Times New Roman" w:cs="Times New Roman"/>
           <w:lang w:val="en-US"/>
         </w:rPr>
-        <w:t>safe-haven currency.</w:t>
-      </w:r>
-      <w:r>
-        <w:rPr>
-          <w:rFonts w:ascii="Times New Roman" w:hAnsi="Times New Roman" w:cs="Times New Roman"/>
-          <w:lang w:val="en-US"/>
-        </w:rPr>
-        <w:t xml:space="preserve"> The Swiss franc is indeed considered as one of the most sought-after assets in </w:t>
+        <w:t>safe-</w:t>
       </w:r>
       <w:r>
         <w:rPr>
@@ -1040,7 +1045,14 @@
           <w:lang w:val="en-US"/>
         </w:rPr>
         <w:lastRenderedPageBreak/>
-        <w:t xml:space="preserve">times of financial and economic crisis </w:t>
+        <w:t>haven currency.</w:t>
+      </w:r>
+      <w:r>
+        <w:rPr>
+          <w:rFonts w:ascii="Times New Roman" w:hAnsi="Times New Roman" w:cs="Times New Roman"/>
+          <w:lang w:val="en-US"/>
+        </w:rPr>
+        <w:t xml:space="preserve"> The Swiss franc is indeed considered as one of the most sought-after assets in times of financial and economic crisis </w:t>
       </w:r>
       <w:r>
         <w:rPr>
@@ -1299,39 +1311,7 @@
           <w:rFonts w:ascii="Times New Roman" w:hAnsi="Times New Roman" w:cs="Times New Roman"/>
           <w:lang w:val="en-US"/>
         </w:rPr>
-        <w:t xml:space="preserve"> (the so-called “</w:t>
-      </w:r>
-      <w:proofErr w:type="spellStart"/>
-      <w:r>
-        <w:rPr>
-          <w:rFonts w:ascii="Times New Roman" w:hAnsi="Times New Roman" w:cs="Times New Roman"/>
-          <w:lang w:val="en-US"/>
-        </w:rPr>
-        <w:t>taux</w:t>
-      </w:r>
-      <w:proofErr w:type="spellEnd"/>
-      <w:r>
-        <w:rPr>
-          <w:rFonts w:ascii="Times New Roman" w:hAnsi="Times New Roman" w:cs="Times New Roman"/>
-          <w:lang w:val="en-US"/>
-        </w:rPr>
-        <w:t xml:space="preserve"> </w:t>
-      </w:r>
-      <w:proofErr w:type="spellStart"/>
-      <w:r>
-        <w:rPr>
-          <w:rFonts w:ascii="Times New Roman" w:hAnsi="Times New Roman" w:cs="Times New Roman"/>
-          <w:lang w:val="en-US"/>
-        </w:rPr>
-        <w:t>plancher</w:t>
-      </w:r>
-      <w:proofErr w:type="spellEnd"/>
-      <w:r>
-        <w:rPr>
-          <w:rFonts w:ascii="Times New Roman" w:hAnsi="Times New Roman" w:cs="Times New Roman"/>
-          <w:lang w:val="en-US"/>
-        </w:rPr>
-        <w:t>”)</w:t>
+        <w:t xml:space="preserve"> (the so-called “taux plancher”)</w:t>
       </w:r>
       <w:r>
         <w:rPr>
@@ -1884,175 +1864,118 @@
         </w:rPr>
         <w:fldChar w:fldCharType="separate"/>
       </w:r>
-      <w:proofErr w:type="spellStart"/>
       <w:r>
         <w:rPr>
           <w:rFonts w:ascii="Aptos" w:hAnsi="Aptos"/>
           <w:lang w:val="en-US"/>
         </w:rPr>
-        <w:t>Leutert</w:t>
-      </w:r>
-      <w:proofErr w:type="spellEnd"/>
+        <w:t xml:space="preserve">Leutert et al. </w:t>
+      </w:r>
       <w:r>
         <w:rPr>
           <w:rFonts w:ascii="Aptos" w:hAnsi="Aptos"/>
           <w:lang w:val="en-US"/>
         </w:rPr>
-        <w:t xml:space="preserve"> et al. </w:t>
+        <w:t>(</w:t>
       </w:r>
       <w:r>
         <w:rPr>
           <w:rFonts w:ascii="Aptos" w:hAnsi="Aptos"/>
           <w:lang w:val="en-US"/>
         </w:rPr>
-        <w:t>(</w:t>
+        <w:t>2026)</w:t>
+      </w:r>
+      <w:r>
+        <w:rPr>
+          <w:rFonts w:ascii="Times New Roman" w:hAnsi="Times New Roman" w:cs="Times New Roman"/>
+          <w:lang w:val="en-US"/>
+        </w:rPr>
+        <w:fldChar w:fldCharType="end"/>
+      </w:r>
+      <w:r>
+        <w:rPr>
+          <w:rFonts w:ascii="Times New Roman" w:hAnsi="Times New Roman" w:cs="Times New Roman"/>
+          <w:lang w:val="en-US"/>
+        </w:rPr>
+        <w:t xml:space="preserve"> showed that, whereas increases in unit labour costs</w:t>
+      </w:r>
+      <w:r>
+        <w:rPr>
+          <w:rFonts w:ascii="Times New Roman" w:hAnsi="Times New Roman" w:cs="Times New Roman"/>
+          <w:lang w:val="en-US"/>
+        </w:rPr>
+        <w:t xml:space="preserve"> (UCL)</w:t>
+      </w:r>
+      <w:r>
+        <w:rPr>
+          <w:rFonts w:ascii="Times New Roman" w:hAnsi="Times New Roman" w:cs="Times New Roman"/>
+          <w:lang w:val="en-US"/>
+        </w:rPr>
+        <w:t xml:space="preserve"> had only a modest impact on </w:t>
+      </w:r>
+      <w:r>
+        <w:rPr>
+          <w:rFonts w:ascii="Times New Roman" w:hAnsi="Times New Roman" w:cs="Times New Roman"/>
+          <w:lang w:val="en-US"/>
+        </w:rPr>
+        <w:lastRenderedPageBreak/>
+        <w:t>CPI inflation in the last 40 years, variations in import prices due to oil price shocks, foreign inflation and the exchange rate explain a substantial part of Swiss CPI movements since the 1980s. This indicates that</w:t>
+      </w:r>
+      <w:r>
+        <w:rPr>
+          <w:rFonts w:ascii="Times New Roman" w:hAnsi="Times New Roman" w:cs="Times New Roman"/>
+          <w:lang w:val="en-US"/>
+        </w:rPr>
+        <w:t xml:space="preserve"> even though import prices have a low pass-through, they </w:t>
+      </w:r>
+      <w:r>
+        <w:rPr>
+          <w:rFonts w:ascii="Times New Roman" w:hAnsi="Times New Roman" w:cs="Times New Roman"/>
+          <w:lang w:val="en-US"/>
+        </w:rPr>
+        <w:t>remain</w:t>
+      </w:r>
+      <w:r>
+        <w:rPr>
+          <w:rFonts w:ascii="Times New Roman" w:hAnsi="Times New Roman" w:cs="Times New Roman"/>
+          <w:lang w:val="en-US"/>
+        </w:rPr>
+        <w:t xml:space="preserve"> important drivers of inflation dynamics in Switzerland.</w:t>
+      </w:r>
+      <w:r>
+        <w:rPr>
+          <w:rFonts w:ascii="Times New Roman" w:hAnsi="Times New Roman" w:cs="Times New Roman"/>
+          <w:lang w:val="en-US"/>
+        </w:rPr>
+        <w:t xml:space="preserve"> On the other hand, the very limited pass-through of UCL on CPI inflation can be explained by the fact that Swiss ULC are more relevant for export prices than for domestic consumer prices as most items of the latter are composed by categories which only marginally depend on labour input for instance rents and health which account for around 40% of the Swiss CPI) </w:t>
+      </w:r>
+      <w:r>
+        <w:rPr>
+          <w:rFonts w:ascii="Times New Roman" w:hAnsi="Times New Roman" w:cs="Times New Roman"/>
+          <w:lang w:val="en-US"/>
+        </w:rPr>
+        <w:fldChar w:fldCharType="begin"/>
+      </w:r>
+      <w:r>
+        <w:rPr>
+          <w:rFonts w:ascii="Times New Roman" w:hAnsi="Times New Roman" w:cs="Times New Roman"/>
+          <w:lang w:val="en-US"/>
+        </w:rPr>
+        <w:instrText xml:space="preserve"> ADDIN ZOTERO_ITEM CSL_CITATION {"citationID":"K7Hq116Q","properties":{"formattedCitation":"(Leutert et al. 2026)","plainCitation":"(Leutert et al. 2026)","noteIndex":0},"citationItems":[{"id":6392,"uris":["http://zotero.org/groups/6311349/items/5DL5NGET"],"itemData":{"id":6392,"type":"article-journal","abstract":"We analyse the historical relationship between consumer prices and wages in Switzerland. Our results show that, between 1980 and 2019, the pass-through from prices to wages was substantial. At the same time, nominal wage increases only had a modest effect on prices. Other factors—such as imported inflation, inflation expectations and economic slack—clearly dominate wages in explaining price movements in Switzerland. Second-round effects of inflation, in turn, are mainly explained by inflation expectations. Our results suggest that the pass-through from wages to prices could be higher in an environment of elevated inflation. However, even in the 1980s and 1990s, the pass-through was only modest. It follows that periods of simultaneously high inflation and high wage growth were not the result of a wage-price spiral. Instead, the long-term comovement of the two variables can mostly be explained by common drivers (e.g. inflation expectations, economic slack) and by the gradual adjustment of wages to prices.","container-title":"Swiss Journal of Economics and Statistics","DOI":"10.1186/s41937-026-00148-x","ISSN":"2235-6282","issue":"1","journalAbbreviation":"Swiss J Economics Statistics","language":"en","page":"2","source":"Springer Link","title":"Wage-price pass-through in Switzerland","volume":"162","author":[{"family":"Leutert","given":"Jessica"},{"family":"Scheufele","given":"Rolf"},{"family":"Schön","given":"Selina"}],"issued":{"date-parts":[["2026",2,5]]}}}],"schema":"https://github.com/citation-style-language/schema/raw/master/csl-citation.json"} </w:instrText>
+      </w:r>
+      <w:r>
+        <w:rPr>
+          <w:rFonts w:ascii="Times New Roman" w:hAnsi="Times New Roman" w:cs="Times New Roman"/>
+          <w:lang w:val="en-US"/>
+        </w:rPr>
+        <w:fldChar w:fldCharType="separate"/>
       </w:r>
       <w:r>
         <w:rPr>
           <w:rFonts w:ascii="Aptos" w:hAnsi="Aptos"/>
           <w:lang w:val="en-US"/>
         </w:rPr>
-        <w:t>2026)</w:t>
-      </w:r>
-      <w:r>
-        <w:rPr>
-          <w:rFonts w:ascii="Times New Roman" w:hAnsi="Times New Roman" w:cs="Times New Roman"/>
-          <w:lang w:val="en-US"/>
-        </w:rPr>
-        <w:fldChar w:fldCharType="end"/>
-      </w:r>
-      <w:r>
-        <w:rPr>
-          <w:rFonts w:ascii="Times New Roman" w:hAnsi="Times New Roman" w:cs="Times New Roman"/>
-          <w:lang w:val="en-US"/>
-        </w:rPr>
-        <w:t xml:space="preserve"> showed that, whereas increases in unit </w:t>
-      </w:r>
-      <w:proofErr w:type="spellStart"/>
-      <w:r>
-        <w:rPr>
-          <w:rFonts w:ascii="Times New Roman" w:hAnsi="Times New Roman" w:cs="Times New Roman"/>
-          <w:lang w:val="en-US"/>
-        </w:rPr>
-        <w:t>labour</w:t>
-      </w:r>
-      <w:proofErr w:type="spellEnd"/>
-      <w:r>
-        <w:rPr>
-          <w:rFonts w:ascii="Times New Roman" w:hAnsi="Times New Roman" w:cs="Times New Roman"/>
-          <w:lang w:val="en-US"/>
-        </w:rPr>
-        <w:t xml:space="preserve"> costs</w:t>
-      </w:r>
-      <w:r>
-        <w:rPr>
-          <w:rFonts w:ascii="Times New Roman" w:hAnsi="Times New Roman" w:cs="Times New Roman"/>
-          <w:lang w:val="en-US"/>
-        </w:rPr>
-        <w:t xml:space="preserve"> (UCL)</w:t>
-      </w:r>
-      <w:r>
-        <w:rPr>
-          <w:rFonts w:ascii="Times New Roman" w:hAnsi="Times New Roman" w:cs="Times New Roman"/>
-          <w:lang w:val="en-US"/>
-        </w:rPr>
-        <w:t xml:space="preserve"> had only a modest impact on CPI inflation in the last 40 years, variations in import prices due to oil price shocks, foreign </w:t>
-      </w:r>
-      <w:r>
-        <w:rPr>
-          <w:rFonts w:ascii="Times New Roman" w:hAnsi="Times New Roman" w:cs="Times New Roman"/>
-          <w:lang w:val="en-US"/>
-        </w:rPr>
-        <w:lastRenderedPageBreak/>
-        <w:t>inflation and the exchange rate explain a substantial part of Swiss CPI movements since the 1980s. This indicates that</w:t>
-      </w:r>
-      <w:r>
-        <w:rPr>
-          <w:rFonts w:ascii="Times New Roman" w:hAnsi="Times New Roman" w:cs="Times New Roman"/>
-          <w:lang w:val="en-US"/>
-        </w:rPr>
-        <w:t xml:space="preserve"> even though import prices have a low pass-through, they </w:t>
-      </w:r>
-      <w:r>
-        <w:rPr>
-          <w:rFonts w:ascii="Times New Roman" w:hAnsi="Times New Roman" w:cs="Times New Roman"/>
-          <w:lang w:val="en-US"/>
-        </w:rPr>
-        <w:t>remain</w:t>
-      </w:r>
-      <w:r>
-        <w:rPr>
-          <w:rFonts w:ascii="Times New Roman" w:hAnsi="Times New Roman" w:cs="Times New Roman"/>
-          <w:lang w:val="en-US"/>
-        </w:rPr>
-        <w:t xml:space="preserve"> important drivers of inflation dynamics in Switzerland.</w:t>
-      </w:r>
-      <w:r>
-        <w:rPr>
-          <w:rFonts w:ascii="Times New Roman" w:hAnsi="Times New Roman" w:cs="Times New Roman"/>
-          <w:lang w:val="en-US"/>
-        </w:rPr>
-        <w:t xml:space="preserve"> On the other hand, the very limited pass-through of UCL on CPI inflation can be explained by the fact that Swiss ULC are more relevant for export prices than for domestic consumer prices as most items of the latter are composed by categories which only marginally depend on </w:t>
-      </w:r>
-      <w:proofErr w:type="spellStart"/>
-      <w:r>
-        <w:rPr>
-          <w:rFonts w:ascii="Times New Roman" w:hAnsi="Times New Roman" w:cs="Times New Roman"/>
-          <w:lang w:val="en-US"/>
-        </w:rPr>
-        <w:t>labour</w:t>
-      </w:r>
-      <w:proofErr w:type="spellEnd"/>
-      <w:r>
-        <w:rPr>
-          <w:rFonts w:ascii="Times New Roman" w:hAnsi="Times New Roman" w:cs="Times New Roman"/>
-          <w:lang w:val="en-US"/>
-        </w:rPr>
-        <w:t xml:space="preserve"> input for instance rents and health which account for around 40% of the Swiss CPI) </w:t>
-      </w:r>
-      <w:r>
-        <w:rPr>
-          <w:rFonts w:ascii="Times New Roman" w:hAnsi="Times New Roman" w:cs="Times New Roman"/>
-          <w:lang w:val="en-US"/>
-        </w:rPr>
-        <w:fldChar w:fldCharType="begin"/>
-      </w:r>
-      <w:r>
-        <w:rPr>
-          <w:rFonts w:ascii="Times New Roman" w:hAnsi="Times New Roman" w:cs="Times New Roman"/>
-          <w:lang w:val="en-US"/>
-        </w:rPr>
-        <w:instrText xml:space="preserve"> ADDIN ZOTERO_ITEM CSL_CITATION {"citationID":"K7Hq116Q","properties":{"formattedCitation":"(Leutert et al. 2026)","plainCitation":"(Leutert et al. 2026)","noteIndex":0},"citationItems":[{"id":6392,"uris":["http://zotero.org/groups/6311349/items/5DL5NGET"],"itemData":{"id":6392,"type":"article-journal","abstract":"We analyse the historical relationship between consumer prices and wages in Switzerland. Our results show that, between 1980 and 2019, the pass-through from prices to wages was substantial. At the same time, nominal wage increases only had a modest effect on prices. Other factors—such as imported inflation, inflation expectations and economic slack—clearly dominate wages in explaining price movements in Switzerland. Second-round effects of inflation, in turn, are mainly explained by inflation expectations. Our results suggest that the pass-through from wages to prices could be higher in an environment of elevated inflation. However, even in the 1980s and 1990s, the pass-through was only modest. It follows that periods of simultaneously high inflation and high wage growth were not the result of a wage-price spiral. Instead, the long-term comovement of the two variables can mostly be explained by common drivers (e.g. inflation expectations, economic slack) and by the gradual adjustment of wages to prices.","container-title":"Swiss Journal of Economics and Statistics","DOI":"10.1186/s41937-026-00148-x","ISSN":"2235-6282","issue":"1","journalAbbreviation":"Swiss J Economics Statistics","language":"en","page":"2","source":"Springer Link","title":"Wage-price pass-through in Switzerland","volume":"162","author":[{"family":"Leutert","given":"Jessica"},{"family":"Scheufele","given":"Rolf"},{"family":"Schön","given":"Selina"}],"issued":{"date-parts":[["2026",2,5]]}}}],"schema":"https://github.com/citation-style-language/schema/raw/master/csl-citation.json"} </w:instrText>
-      </w:r>
-      <w:r>
-        <w:rPr>
-          <w:rFonts w:ascii="Times New Roman" w:hAnsi="Times New Roman" w:cs="Times New Roman"/>
-          <w:lang w:val="en-US"/>
-        </w:rPr>
-        <w:fldChar w:fldCharType="separate"/>
-      </w:r>
-      <w:r>
-        <w:rPr>
-          <w:rFonts w:ascii="Aptos" w:hAnsi="Aptos"/>
-          <w:lang w:val="en-US"/>
-        </w:rPr>
-        <w:t>(</w:t>
-      </w:r>
-      <w:proofErr w:type="spellStart"/>
-      <w:r>
-        <w:rPr>
-          <w:rFonts w:ascii="Aptos" w:hAnsi="Aptos"/>
-          <w:lang w:val="en-US"/>
-        </w:rPr>
-        <w:t>Leutert</w:t>
-      </w:r>
-      <w:proofErr w:type="spellEnd"/>
-      <w:r>
-        <w:rPr>
-          <w:rFonts w:ascii="Aptos" w:hAnsi="Aptos"/>
-          <w:lang w:val="en-US"/>
-        </w:rPr>
-        <w:t xml:space="preserve"> et al. 2026</w:t>
+        <w:t>(Leutert et al. 2026</w:t>
       </w:r>
       <w:r>
         <w:rPr>
@@ -2627,7 +2550,15 @@
           <w:rFonts w:ascii="Times New Roman" w:hAnsi="Times New Roman" w:cs="Times New Roman"/>
           <w:lang w:val="en-US"/>
         </w:rPr>
-        <w:t xml:space="preserve">directly taken in charge by the state, Swiss </w:t>
+        <w:t xml:space="preserve">directly taken in charge </w:t>
+      </w:r>
+      <w:r>
+        <w:rPr>
+          <w:rFonts w:ascii="Times New Roman" w:hAnsi="Times New Roman" w:cs="Times New Roman"/>
+          <w:lang w:val="en-US"/>
+        </w:rPr>
+        <w:lastRenderedPageBreak/>
+        <w:t xml:space="preserve">by the state, Swiss </w:t>
       </w:r>
       <w:r>
         <w:rPr>
@@ -2648,15 +2579,7 @@
           <w:rFonts w:ascii="Times New Roman" w:hAnsi="Times New Roman" w:cs="Times New Roman"/>
           <w:lang w:val="en-US"/>
         </w:rPr>
-        <w:t xml:space="preserve">finance by themselves a great part of health expenditures </w:t>
-      </w:r>
-      <w:r>
-        <w:rPr>
-          <w:rFonts w:ascii="Times New Roman" w:hAnsi="Times New Roman" w:cs="Times New Roman"/>
-          <w:lang w:val="en-US"/>
-        </w:rPr>
-        <w:lastRenderedPageBreak/>
-        <w:t xml:space="preserve">through out-of-pocket payments </w:t>
+        <w:t xml:space="preserve">finance by themselves a great part of health expenditures through out-of-pocket payments </w:t>
       </w:r>
       <w:r>
         <w:rPr>
@@ -2792,6 +2715,7 @@
           <w:rFonts w:ascii="Times New Roman" w:hAnsi="Times New Roman" w:cs="Times New Roman"/>
           <w:i/>
           <w:iCs/>
+          <w:lang w:val="en-US"/>
         </w:rPr>
       </w:pPr>
       <w:r>
@@ -2800,33 +2724,16 @@
           <w:i/>
           <w:iCs/>
         </w:rPr>
-        <w:t xml:space="preserve">Contre-argument possible: revenir à </w:t>
-      </w:r>
-      <w:proofErr w:type="spellStart"/>
+        <w:t xml:space="preserve">Contre-argument possible: revenir à Dullien et al. (2024) et lier au concept de prix systématiquement significatif (weber) afin de souligner l’importance de l’administration des prix de l’énergie. </w:t>
+      </w:r>
       <w:r>
         <w:rPr>
           <w:rFonts w:ascii="Times New Roman" w:hAnsi="Times New Roman" w:cs="Times New Roman"/>
           <w:i/>
           <w:iCs/>
-        </w:rPr>
-        <w:t>Dullien</w:t>
-      </w:r>
-      <w:proofErr w:type="spellEnd"/>
-      <w:r>
-        <w:rPr>
-          <w:rFonts w:ascii="Times New Roman" w:hAnsi="Times New Roman" w:cs="Times New Roman"/>
-          <w:i/>
-          <w:iCs/>
-        </w:rPr>
-        <w:t xml:space="preserve"> et al. (2024) et lier au concept de prix systématiquement significatif (weber) afin de souligner l’importance de l’administration des prix de l’énergie.</w:t>
-      </w:r>
-      <w:r>
-        <w:rPr>
-          <w:rFonts w:ascii="Times New Roman" w:hAnsi="Times New Roman" w:cs="Times New Roman"/>
-          <w:i/>
-          <w:iCs/>
-        </w:rPr>
-        <w:t xml:space="preserve"> Peut être après passage sur l’ilot de cherté ?</w:t>
+          <w:lang w:val="en-US"/>
+        </w:rPr>
+        <w:t>Peut être après passage sur l’ilot de cherté ?</w:t>
       </w:r>
     </w:p>
     <w:p>
@@ -2870,7 +2777,14 @@
           <w:rFonts w:ascii="Times New Roman" w:hAnsi="Times New Roman" w:cs="Times New Roman"/>
           <w:lang w:val="en-US"/>
         </w:rPr>
-        <w:t xml:space="preserve">The matter of the high price level has been at the forefront of policy and reform debates in the last decades and is regularly denounced as resulting from </w:t>
+        <w:t xml:space="preserve">The matter of the high price level has been at the forefront of policy and reform debates in the last decades </w:t>
+      </w:r>
+      <w:r>
+        <w:rPr>
+          <w:rFonts w:ascii="Times New Roman" w:hAnsi="Times New Roman" w:cs="Times New Roman"/>
+          <w:lang w:val="en-US"/>
+        </w:rPr>
+        <w:t>and was used by policy makers as well as business associations and neoliberal think thanks to promote the transformation of Switzerland’s model of organized capitalism into a neoliberal one.</w:t>
       </w:r>
     </w:p>
     <w:p>
@@ -3031,23 +2945,7 @@
           <w:rFonts w:ascii="Times New Roman" w:hAnsi="Times New Roman" w:cs="Times New Roman"/>
           <w:lang w:val="en-US"/>
         </w:rPr>
-        <w:t xml:space="preserve">, 40 bd du Pont </w:t>
-      </w:r>
-      <w:proofErr w:type="spellStart"/>
-      <w:r>
-        <w:rPr>
-          <w:rFonts w:ascii="Times New Roman" w:hAnsi="Times New Roman" w:cs="Times New Roman"/>
-          <w:lang w:val="en-US"/>
-        </w:rPr>
-        <w:t>d'Arve</w:t>
-      </w:r>
-      <w:proofErr w:type="spellEnd"/>
-      <w:r>
-        <w:rPr>
-          <w:rFonts w:ascii="Times New Roman" w:hAnsi="Times New Roman" w:cs="Times New Roman"/>
-          <w:lang w:val="en-US"/>
-        </w:rPr>
-        <w:t>, 1205, Geneva, Switzerland. Email: celal.gueney@unige.ch</w:t>
+        <w:t>, 40 bd du Pont d'Arve, 1205, Geneva, Switzerland. Email: celal.gueney@unige.ch</w:t>
       </w:r>
     </w:p>
   </w:footnote>
@@ -3791,6 +3689,7 @@
   <w:style w:type="character" w:default="1" w:styleId="Policepardfaut">
     <w:name w:val="Default Paragraph Font"/>
     <w:uiPriority w:val="1"/>
+    <w:semiHidden/>
     <w:unhideWhenUsed/>
   </w:style>
   <w:style w:type="table" w:default="1" w:styleId="TableauNormal">

--- a/posts/inflation suisse/inflation_switzerland.docx
+++ b/posts/inflation suisse/inflation_switzerland.docx
@@ -34,12 +34,21 @@
           <w:rFonts w:eastAsiaTheme="majorEastAsia"/>
         </w:rPr>
       </w:pPr>
+      <w:proofErr w:type="spellStart"/>
       <w:r>
         <w:rPr>
           <w:rStyle w:val="normaltextrun"/>
           <w:rFonts w:eastAsiaTheme="majorEastAsia"/>
         </w:rPr>
-        <w:t>Celâl Güney</w:t>
+        <w:t>Celâl</w:t>
+      </w:r>
+      <w:proofErr w:type="spellEnd"/>
+      <w:r>
+        <w:rPr>
+          <w:rStyle w:val="normaltextrun"/>
+          <w:rFonts w:eastAsiaTheme="majorEastAsia"/>
+        </w:rPr>
+        <w:t xml:space="preserve"> Güney</w:t>
       </w:r>
       <w:r>
         <w:rPr>
@@ -830,1019 +839,3266 @@
           <w:rFonts w:ascii="Times New Roman" w:hAnsi="Times New Roman" w:cs="Times New Roman"/>
           <w:lang w:val="en-US"/>
         </w:rPr>
-        <w:t xml:space="preserve">The paper is structured as follows. The first section reviews the literature on the factors behind Switzerland’s low inflation and high price level. The second section then assess these factors by presenting a set of stylized facts about price dynamics in Switzerland. In the third section, we run an input-output model to evaluate the impact of the… </w:t>
-      </w:r>
-      <w:r>
+        <w:t xml:space="preserve">The paper is structured as follows. The first section reviews the literature on the factors behind Switzerland’s low inflation and high price level. </w:t>
+      </w:r>
+      <w:r>
+        <w:rPr>
+          <w:rFonts w:ascii="Times New Roman" w:hAnsi="Times New Roman" w:cs="Times New Roman"/>
+          <w:lang w:val="en-US"/>
+        </w:rPr>
+        <w:t xml:space="preserve">Using the concept of systemically significant prices as well as the results from a Leontief price model, the second section analyzes how price regulation operates in </w:t>
+      </w:r>
+      <w:r>
+        <w:rPr>
+          <w:rFonts w:ascii="Times New Roman" w:hAnsi="Times New Roman" w:cs="Times New Roman"/>
+          <w:lang w:val="en-US"/>
+        </w:rPr>
+        <w:t xml:space="preserve">key </w:t>
+      </w:r>
+      <w:r>
+        <w:rPr>
+          <w:rFonts w:ascii="Times New Roman" w:hAnsi="Times New Roman" w:cs="Times New Roman"/>
+          <w:lang w:val="en-US"/>
+        </w:rPr>
+        <w:t xml:space="preserve">systemically significant sectors of the Swiss economy, namely wholesale trade and retail; </w:t>
+      </w:r>
+      <w:r>
+        <w:rPr>
+          <w:rFonts w:ascii="Times New Roman" w:hAnsi="Times New Roman" w:cs="Times New Roman"/>
+          <w:lang w:val="en-US"/>
+        </w:rPr>
+        <w:t>real estate; health and energy. Finally, we discuss what are the socio-political underpinnings of price regulation by exploring how the configuration of the different Swiss social blocs have shaped price administration.</w:t>
+      </w:r>
+    </w:p>
+    <w:p>
+      <w:pPr>
+        <w:pStyle w:val="Titre1"/>
+        <w:rPr>
+          <w:lang w:val="en-US"/>
+        </w:rPr>
+      </w:pPr>
+      <w:r>
+        <w:rPr>
+          <w:lang w:val="en-US"/>
+        </w:rPr>
+        <w:t>Literature Review</w:t>
+      </w:r>
+    </w:p>
+    <w:p>
+      <w:pPr>
+        <w:jc w:val="both"/>
+        <w:rPr>
+          <w:rFonts w:ascii="Times New Roman" w:hAnsi="Times New Roman" w:cs="Times New Roman"/>
+          <w:lang w:val="en-US"/>
+        </w:rPr>
+      </w:pPr>
+      <w:r>
+        <w:rPr>
+          <w:rFonts w:ascii="Times New Roman" w:hAnsi="Times New Roman" w:cs="Times New Roman"/>
+          <w:lang w:val="en-US"/>
+        </w:rPr>
+        <w:t xml:space="preserve"> Due to the diminished importance of inflation in Switzerland, the scientific literature on the determinants of the country’s inflation dynamics is rather scarce. One can nonetheless identify several types of explanations</w:t>
+      </w:r>
+      <w:r>
+        <w:rPr>
+          <w:rFonts w:ascii="Times New Roman" w:hAnsi="Times New Roman" w:cs="Times New Roman"/>
+          <w:lang w:val="en-US"/>
+        </w:rPr>
+        <w:t>: the importance of the strength of the Swiss franc, the construction of the Swiss CPI, and the high share of administered prices</w:t>
+      </w:r>
+      <w:r>
+        <w:rPr>
+          <w:rFonts w:ascii="Times New Roman" w:hAnsi="Times New Roman" w:cs="Times New Roman"/>
+          <w:lang w:val="en-US"/>
+        </w:rPr>
+        <w:t xml:space="preserve">. </w:t>
+      </w:r>
+    </w:p>
+    <w:p>
+      <w:pPr>
+        <w:jc w:val="both"/>
+        <w:rPr>
+          <w:rFonts w:ascii="Times New Roman" w:hAnsi="Times New Roman" w:cs="Times New Roman"/>
+          <w:lang w:val="en-US"/>
+        </w:rPr>
+      </w:pPr>
+      <w:r>
+        <w:rPr>
+          <w:rFonts w:ascii="Times New Roman" w:hAnsi="Times New Roman" w:cs="Times New Roman"/>
+          <w:lang w:val="en-US"/>
+        </w:rPr>
+        <w:t xml:space="preserve">The first type of explanation, and surely the most widespread one, associates low inflation rates to the strength of the Swiss franc which dampens the price of imported goods. </w:t>
+      </w:r>
+      <w:r>
+        <w:rPr>
+          <w:rFonts w:ascii="Times New Roman" w:hAnsi="Times New Roman" w:cs="Times New Roman"/>
+          <w:lang w:val="en-US"/>
+        </w:rPr>
+        <w:t xml:space="preserve">One of the most </w:t>
+      </w:r>
+      <w:r>
+        <w:rPr>
+          <w:rFonts w:ascii="Times New Roman" w:hAnsi="Times New Roman" w:cs="Times New Roman"/>
+          <w:lang w:val="en-US"/>
+        </w:rPr>
+        <w:lastRenderedPageBreak/>
+        <w:t>salient stylized facts of the Swiss economy is</w:t>
+      </w:r>
+      <w:r>
+        <w:rPr>
+          <w:rFonts w:ascii="Times New Roman" w:hAnsi="Times New Roman" w:cs="Times New Roman"/>
+          <w:lang w:val="en-US"/>
+        </w:rPr>
+        <w:t xml:space="preserve"> in effect</w:t>
+      </w:r>
+      <w:r>
+        <w:rPr>
+          <w:rFonts w:ascii="Times New Roman" w:hAnsi="Times New Roman" w:cs="Times New Roman"/>
+          <w:lang w:val="en-US"/>
+        </w:rPr>
+        <w:t xml:space="preserve"> the structural tendency of the Swiss franc to appreciate since the end of the Bretton Woods system</w:t>
+      </w:r>
+      <w:r>
+        <w:rPr>
+          <w:rFonts w:ascii="Times New Roman" w:hAnsi="Times New Roman" w:cs="Times New Roman"/>
+          <w:lang w:val="en-US"/>
+        </w:rPr>
+        <w:t>, a</w:t>
+      </w:r>
+      <w:r>
+        <w:rPr>
+          <w:rFonts w:ascii="Times New Roman" w:hAnsi="Times New Roman" w:cs="Times New Roman"/>
+          <w:lang w:val="en-US"/>
+        </w:rPr>
+        <w:t xml:space="preserve"> tendency </w:t>
+      </w:r>
+      <w:r>
+        <w:rPr>
+          <w:rFonts w:ascii="Times New Roman" w:hAnsi="Times New Roman" w:cs="Times New Roman"/>
+          <w:lang w:val="en-US"/>
+        </w:rPr>
+        <w:t xml:space="preserve">which </w:t>
+      </w:r>
+      <w:r>
+        <w:rPr>
+          <w:rFonts w:ascii="Times New Roman" w:hAnsi="Times New Roman" w:cs="Times New Roman"/>
+          <w:lang w:val="en-US"/>
+        </w:rPr>
+        <w:t xml:space="preserve">reflects the country’s </w:t>
+      </w:r>
+      <w:r>
+        <w:rPr>
+          <w:rFonts w:ascii="Times New Roman" w:hAnsi="Times New Roman" w:cs="Times New Roman"/>
+          <w:lang w:val="en-US"/>
+        </w:rPr>
+        <w:t>high</w:t>
+      </w:r>
+      <w:r>
+        <w:rPr>
+          <w:rFonts w:ascii="Times New Roman" w:hAnsi="Times New Roman" w:cs="Times New Roman"/>
+          <w:lang w:val="en-US"/>
+        </w:rPr>
+        <w:t xml:space="preserve"> competitiveness of its export-oriented industries which creates a </w:t>
+      </w:r>
+      <w:r>
+        <w:rPr>
+          <w:rFonts w:ascii="Times New Roman" w:hAnsi="Times New Roman" w:cs="Times New Roman"/>
+          <w:lang w:val="en-US"/>
+        </w:rPr>
+        <w:t>sustained</w:t>
+      </w:r>
+      <w:r>
+        <w:rPr>
+          <w:rFonts w:ascii="Times New Roman" w:hAnsi="Times New Roman" w:cs="Times New Roman"/>
+          <w:lang w:val="en-US"/>
+        </w:rPr>
+        <w:t xml:space="preserve"> international demand for Swiss franc</w:t>
+      </w:r>
+      <w:r>
+        <w:rPr>
+          <w:rFonts w:ascii="Times New Roman" w:hAnsi="Times New Roman" w:cs="Times New Roman"/>
+          <w:lang w:val="en-US"/>
+        </w:rPr>
+        <w:t>s</w:t>
+      </w:r>
+      <w:r>
+        <w:rPr>
+          <w:rFonts w:ascii="Times New Roman" w:hAnsi="Times New Roman" w:cs="Times New Roman"/>
+          <w:lang w:val="en-US"/>
+        </w:rPr>
+        <w:t xml:space="preserve"> </w:t>
+      </w:r>
+      <w:r>
+        <w:rPr>
+          <w:rFonts w:ascii="Times New Roman" w:hAnsi="Times New Roman" w:cs="Times New Roman"/>
+          <w:lang w:val="en-US"/>
+        </w:rPr>
+        <w:fldChar w:fldCharType="begin"/>
+      </w:r>
+      <w:r>
+        <w:rPr>
+          <w:rFonts w:ascii="Times New Roman" w:hAnsi="Times New Roman" w:cs="Times New Roman"/>
+          <w:lang w:val="en-US"/>
+        </w:rPr>
+        <w:instrText xml:space="preserve"> ADDIN ZOTERO_ITEM CSL_CITATION {"citationID":"7eD0wysV","properties":{"formattedCitation":"(Reynard 2009; Vallet 2016)","plainCitation":"(Reynard 2009; Vallet 2016)","noteIndex":0},"citationItems":[{"id":6623,"uris":["http://zotero.org/groups/6311349/items/P5HC7CL8"],"itemData":{"id":6623,"type":"article-journal","container-title":"Aussenwirtschaft","issue":"3","page":"335–363","publisher":"St. Gallen: Universität St. Gallen, Schweizerisches Institut für …","source":"Google Scholar","title":"What drives the Swiss franc?","volume":"64","author":[{"family":"Reynard","given":"Samuel"}],"issued":{"date-parts":[["2009"]]}}},{"id":6615,"uris":["http://zotero.org/groups/6311349/items/RXN2TV3A"],"itemData":{"id":6615,"type":"article-journal","abstract":"The case of Switzerland appears to be unique with regards to the European economic and monetary integration process, which began in 1957: although the country has had close and growing links with the European Union (EU) over time, it does not want to access full membership. Even though this situation of high integration without full membership entails certain constraints, it is also interesting for Switzerland in many respects. In particular, it allows the country to preserve the sovereignty of its money, which is the backbone of Switzerland’s modern existence. That is why I consider that the Swiss Franc is at the core of Switzerland’s European stance.","container-title":"Research in International Business and Finance","DOI":"10.1016/j.ribaf.2016.03.017","ISSN":"0275-5319","journalAbbreviation":"Research in International Business and Finance","page":"35-44","source":"ScienceDirect","title":"The role of the swiss franc in Switzerland’s European stance","volume":"38","author":[{"family":"Vallet","given":"Guillaume"}],"issued":{"date-parts":[["2016",9,1]]}}}],"schema":"https://github.com/citation-style-language/schema/raw/master/csl-citation.json"} </w:instrText>
+      </w:r>
+      <w:r>
+        <w:rPr>
+          <w:rFonts w:ascii="Times New Roman" w:hAnsi="Times New Roman" w:cs="Times New Roman"/>
+          <w:lang w:val="en-US"/>
+        </w:rPr>
+        <w:fldChar w:fldCharType="separate"/>
+      </w:r>
+      <w:r>
+        <w:rPr>
+          <w:rFonts w:ascii="Aptos" w:hAnsi="Aptos"/>
+          <w:lang w:val="en-US"/>
+        </w:rPr>
+        <w:t>(Reynard 2009; Vallet 2016)</w:t>
+      </w:r>
+      <w:r>
+        <w:rPr>
+          <w:rFonts w:ascii="Times New Roman" w:hAnsi="Times New Roman" w:cs="Times New Roman"/>
+          <w:lang w:val="en-US"/>
+        </w:rPr>
+        <w:fldChar w:fldCharType="end"/>
+      </w:r>
+      <w:r>
+        <w:rPr>
+          <w:rFonts w:ascii="Times New Roman" w:hAnsi="Times New Roman" w:cs="Times New Roman"/>
+          <w:lang w:val="en-US"/>
+        </w:rPr>
+        <w:t xml:space="preserve">. Another </w:t>
+      </w:r>
+      <w:r>
+        <w:rPr>
+          <w:rFonts w:ascii="Times New Roman" w:hAnsi="Times New Roman" w:cs="Times New Roman"/>
+          <w:lang w:val="en-US"/>
+        </w:rPr>
+        <w:t>variant of this explanation</w:t>
+      </w:r>
+      <w:r>
+        <w:rPr>
+          <w:rFonts w:ascii="Times New Roman" w:hAnsi="Times New Roman" w:cs="Times New Roman"/>
+          <w:lang w:val="en-US"/>
+        </w:rPr>
+        <w:t xml:space="preserve"> resides in the status of the Swiss franc as a </w:t>
+      </w:r>
+      <w:r>
+        <w:rPr>
+          <w:rFonts w:ascii="Times New Roman" w:hAnsi="Times New Roman" w:cs="Times New Roman"/>
+          <w:lang w:val="en-US"/>
+        </w:rPr>
+        <w:t xml:space="preserve">strong </w:t>
+      </w:r>
+      <w:r>
+        <w:rPr>
+          <w:rFonts w:ascii="Times New Roman" w:hAnsi="Times New Roman" w:cs="Times New Roman"/>
+          <w:lang w:val="en-US"/>
+        </w:rPr>
+        <w:t>safe-haven currency.</w:t>
+      </w:r>
+      <w:r>
+        <w:rPr>
+          <w:rFonts w:ascii="Times New Roman" w:hAnsi="Times New Roman" w:cs="Times New Roman"/>
+          <w:lang w:val="en-US"/>
+        </w:rPr>
+        <w:t xml:space="preserve"> The Swiss franc is indeed considered as one of the most sought-after assets in times of financial and economic crisis </w:t>
+      </w:r>
+      <w:r>
+        <w:rPr>
+          <w:rFonts w:ascii="Times New Roman" w:hAnsi="Times New Roman" w:cs="Times New Roman"/>
+          <w:lang w:val="en-US"/>
+        </w:rPr>
+        <w:fldChar w:fldCharType="begin"/>
+      </w:r>
+      <w:r>
+        <w:rPr>
+          <w:rFonts w:ascii="Times New Roman" w:hAnsi="Times New Roman" w:cs="Times New Roman"/>
+          <w:lang w:val="en-US"/>
+        </w:rPr>
+        <w:instrText xml:space="preserve"> ADDIN ZOTERO_ITEM CSL_CITATION {"citationID":"j1Z4ZU9l","properties":{"formattedCitation":"(Fatum and Yamamoto 2016; Lee 2017)","plainCitation":"(Fatum and Yamamoto 2016; Lee 2017)","noteIndex":0},"citationItems":[{"id":6630,"uris":["http://zotero.org/groups/6311349/items/TL76UYFZ"],"itemData":{"id":6630,"type":"article-journal","abstract":"We investigate intra-safe haven currency behavior during the recent global financial crisis. We first assess which safe haven currency is the “safest”. We then use non-temporal threshold analysis to investigate whether intra-safe haven currency behavior changes as market uncertainty increases. We find that the JPY is the “safest” of safe haven currencies and that only the JPY appreciates as market uncertainty increases regardless of the prevailing level of uncertainty. Our results may have important implications for central banks optimizing their relative composition of international currency reserve holdings with respect to returns in USD terms and for foreign currency market investors in general.","collection-title":"The New Normal in the Post-Crisis Era","container-title":"Journal of International Money and Finance","DOI":"10.1016/j.jimonfin.2015.12.007","ISSN":"0261-5606","journalAbbreviation":"Journal of International Money and Finance","page":"49-64","source":"ScienceDirect","title":"Intra-safe haven currency behavior during the global financial crisis","volume":"66","author":[{"family":"Fatum","given":"Rasmus"},{"family":"Yamamoto","given":"Yohei"}],"issued":{"date-parts":[["2016",9,1]]}}},{"id":6627,"uris":["http://zotero.org/groups/6311349/items/6ZV6WD2B"],"itemData":{"id":6627,"type":"article-journal","abstract":"This paper attempts to empirically identify strong safe havens among six currencies: the Swiss franc, Japanese yen, British pound, euro, Canadian dollar and Norwegian krone. Using Markov regime-switching vector autoregressive models, we test whether the currencies are negatively related to risky assets and whether the negative relation is stronger in times of crisis than in times of growth. We find that (1) the Swiss franc and Japanese yen qualify as strong safe havens, and (2) the other currencies qualify as “equity-like” or risky currencies.","container-title":"Review of International Economics","DOI":"10.1111/roie.12289","ISSN":"1467-9396","issue":"4","language":"en","license":"© 2017 John Wiley &amp; Sons Ltd","note":"_eprint: https://onlinelibrary.wiley.com/doi/pdf/10.1111/roie.12289","page":"924-947","source":"Wiley Online Library","title":"Safe-haven currency: An empirical identification","title-short":"Safe-haven currency","volume":"25","author":[{"family":"Lee","given":"Kang-Soek"}],"issued":{"date-parts":[["2017"]]}}}],"schema":"https://github.com/citation-style-language/schema/raw/master/csl-citation.json"} </w:instrText>
+      </w:r>
+      <w:r>
+        <w:rPr>
+          <w:rFonts w:ascii="Times New Roman" w:hAnsi="Times New Roman" w:cs="Times New Roman"/>
+          <w:lang w:val="en-US"/>
+        </w:rPr>
+        <w:fldChar w:fldCharType="separate"/>
+      </w:r>
+      <w:r>
+        <w:rPr>
+          <w:rFonts w:ascii="Aptos" w:hAnsi="Aptos"/>
+          <w:lang w:val="en-US"/>
+        </w:rPr>
+        <w:t>(Fatum and Yamamoto 2016; Lee 2017)</w:t>
+      </w:r>
+      <w:r>
+        <w:rPr>
+          <w:rFonts w:ascii="Times New Roman" w:hAnsi="Times New Roman" w:cs="Times New Roman"/>
+          <w:lang w:val="en-US"/>
+        </w:rPr>
+        <w:fldChar w:fldCharType="end"/>
+      </w:r>
+      <w:r>
+        <w:rPr>
+          <w:rFonts w:ascii="Times New Roman" w:hAnsi="Times New Roman" w:cs="Times New Roman"/>
+          <w:lang w:val="en-US"/>
+        </w:rPr>
+        <w:t>.</w:t>
+      </w:r>
+      <w:r>
+        <w:rPr>
+          <w:rFonts w:ascii="Times New Roman" w:hAnsi="Times New Roman" w:cs="Times New Roman"/>
+          <w:lang w:val="en-US"/>
+        </w:rPr>
+        <w:t xml:space="preserve"> </w:t>
+      </w:r>
+      <w:r>
+        <w:rPr>
+          <w:rFonts w:ascii="Times New Roman" w:hAnsi="Times New Roman" w:cs="Times New Roman"/>
+          <w:lang w:val="en-US"/>
+        </w:rPr>
+        <w:fldChar w:fldCharType="begin"/>
+      </w:r>
+      <w:r>
+        <w:rPr>
+          <w:rFonts w:ascii="Times New Roman" w:hAnsi="Times New Roman" w:cs="Times New Roman"/>
+          <w:lang w:val="en-US"/>
+        </w:rPr>
+        <w:instrText xml:space="preserve"> ADDIN ZOTERO_ITEM CSL_CITATION {"citationID":"4IBWDFAi","properties":{"formattedCitation":"(Baltensperger and Kugler 2016)","plainCitation":"(Baltensperger and Kugler 2016)","dontUpdate":true,"noteIndex":0},"citationItems":[{"id":6474,"uris":["http://zotero.org/groups/6311349/items/EQMH2ABU"],"itemData":{"id":6474,"type":"article-journal","abstract":"An empirical analysis of international interest rates and of the behavior of the exchange rate of the Swiss franc since 1850 leads to the conclusion that World War I marks the origin of the strong currency and safe haven status of the Swiss franc. Before World War I, interest rates point to a weakness of the Swiss currency against the pound, the guilder and French franc (from 1881 to 1913) that is shared with the German mark. Thereafter, we see the pattern of the Swiss interest rate island develop and become especially pronounced during the Bretton Woods years. Deviations from metallic parities confirm these findings. For the period after World War I, we establish a strong and stable real and nominal trend appreciation against the pound and the dollar that reflects, to a sizeable extent, inflation differentials.","container-title":"Aussenwirtschaft","ISSN":"0004-8216","issue":"2","language":"eng","license":"http://www.econstor.eu/dspace/Nutzungsbedingungen","page":"1-30","publisher":"St.Gallen: Universität St.Gallen, Schweizerisches Institut für Aussenwirtschaft und Angewandte Wirtschaftsforschung (SIAW-HSG)","source":"www.econstor.eu","title":"The historical origins of the safe haven status of the Swiss franc","volume":"67","author":[{"family":"Baltensperger","given":"Ernst"},{"family":"Kugler","given":"Peter"}],"issued":{"date-parts":[["2016"]]}}}],"schema":"https://github.com/citation-style-language/schema/raw/master/csl-citation.json"} </w:instrText>
+      </w:r>
+      <w:r>
+        <w:rPr>
+          <w:rFonts w:ascii="Times New Roman" w:hAnsi="Times New Roman" w:cs="Times New Roman"/>
+          <w:lang w:val="en-US"/>
+        </w:rPr>
+        <w:fldChar w:fldCharType="separate"/>
+      </w:r>
+      <w:r>
+        <w:rPr>
+          <w:rFonts w:ascii="Aptos" w:hAnsi="Aptos"/>
+          <w:lang w:val="en-US"/>
+        </w:rPr>
+        <w:t xml:space="preserve">Baltensperger and Kugler </w:t>
+      </w:r>
+      <w:r>
+        <w:rPr>
+          <w:rFonts w:ascii="Aptos" w:hAnsi="Aptos"/>
+          <w:lang w:val="en-US"/>
+        </w:rPr>
+        <w:t>(</w:t>
+      </w:r>
+      <w:r>
+        <w:rPr>
+          <w:rFonts w:ascii="Aptos" w:hAnsi="Aptos"/>
+          <w:lang w:val="en-US"/>
+        </w:rPr>
+        <w:t>2016)</w:t>
+      </w:r>
+      <w:r>
+        <w:rPr>
+          <w:rFonts w:ascii="Times New Roman" w:hAnsi="Times New Roman" w:cs="Times New Roman"/>
+          <w:lang w:val="en-US"/>
+        </w:rPr>
+        <w:fldChar w:fldCharType="end"/>
+      </w:r>
+      <w:r>
+        <w:rPr>
+          <w:rFonts w:ascii="Times New Roman" w:hAnsi="Times New Roman" w:cs="Times New Roman"/>
+          <w:lang w:val="en-US"/>
+        </w:rPr>
+        <w:t xml:space="preserve"> dates the status of the Swiss franc as a safe-haven currency back to the first World War, when this status mirrored Switzerland’s strong political, economic and monetary stability.</w:t>
+      </w:r>
+      <w:r>
+        <w:rPr>
+          <w:rFonts w:ascii="Times New Roman" w:hAnsi="Times New Roman" w:cs="Times New Roman"/>
+          <w:lang w:val="en-US"/>
+        </w:rPr>
+        <w:t xml:space="preserve"> </w:t>
+      </w:r>
+      <w:r>
+        <w:rPr>
+          <w:rFonts w:ascii="Times New Roman" w:hAnsi="Times New Roman" w:cs="Times New Roman"/>
+          <w:lang w:val="en-US"/>
+        </w:rPr>
+        <w:t xml:space="preserve">For Swiss economic organizations and policy makers, the appreciation of the Swiss franc is considered as </w:t>
+      </w:r>
+      <w:r>
+        <w:rPr>
+          <w:rFonts w:ascii="Times New Roman" w:hAnsi="Times New Roman" w:cs="Times New Roman"/>
+          <w:lang w:val="en-US"/>
+        </w:rPr>
+        <w:t xml:space="preserve">a double-edged sword. On the one hand, it represents a threat on the export-oriented industries which fear that an overvalued franc might a negative effect on Swiss exports abroad. This </w:t>
+      </w:r>
+      <w:r>
+        <w:rPr>
+          <w:rFonts w:ascii="Times New Roman" w:hAnsi="Times New Roman" w:cs="Times New Roman"/>
+          <w:lang w:val="en-US"/>
+        </w:rPr>
+        <w:t xml:space="preserve">fear is also shared by industries </w:t>
+      </w:r>
+      <w:r>
+        <w:rPr>
+          <w:rFonts w:ascii="Times New Roman" w:hAnsi="Times New Roman" w:cs="Times New Roman"/>
+          <w:lang w:val="en-US"/>
+        </w:rPr>
+        <w:t>mostly</w:t>
+      </w:r>
+      <w:r>
+        <w:rPr>
+          <w:rFonts w:ascii="Times New Roman" w:hAnsi="Times New Roman" w:cs="Times New Roman"/>
+          <w:lang w:val="en-US"/>
+        </w:rPr>
+        <w:t xml:space="preserve"> oriented towards the domestic sector such as retail which are afraid that higher relative prices will result in an increase in cross-border shopping, a phenomenon that can be important in Switzerland given its geographical proximity to important European countries with a much lower cost of living </w:t>
+      </w:r>
+      <w:r>
+        <w:rPr>
+          <w:rFonts w:ascii="Times New Roman" w:hAnsi="Times New Roman" w:cs="Times New Roman"/>
+          <w:lang w:val="en-US"/>
+        </w:rPr>
+        <w:fldChar w:fldCharType="begin"/>
+      </w:r>
+      <w:r>
+        <w:rPr>
+          <w:rFonts w:ascii="Times New Roman" w:hAnsi="Times New Roman" w:cs="Times New Roman"/>
+          <w:lang w:val="en-US"/>
+        </w:rPr>
+        <w:instrText xml:space="preserve"> ADDIN ZOTERO_ITEM CSL_CITATION {"citationID":"yyYfnqAE","properties":{"formattedCitation":"(Kluser 2025)","plainCitation":"(Kluser 2025)","noteIndex":0},"citationItems":[{"id":6639,"uris":["http://zotero.org/groups/6311349/items/X2AZ3UIB"],"itemData":{"id":6639,"type":"article-journal","abstract":"Cross-border shopping expands product variety and lowers prices for consumers in high-price countries, but it diminishes domestic tax revenues, reduces sales, and shifts demand away from local retailers. Exploiting Switzerland’s COVID-19-induced border closure as a natural experiment, I investigate the socioeconomic implications of cross-border shopping. Linking detailed grocery transaction records for 710,000 households to administrative data, I find that the border closure raises domestic grocery expenditures in border areas by an additional 10.4%. The benefits of cross-border shopping, however, are heterogeneous, and larger and lower-income households exhibit a particularly strong propensity to shop abroad. Based on these patterns, I estimate an annual loss of 1.5 billion Swiss francs in domestic grocery sales, equivalent to 3.8% of the total market.","container-title":"Swiss Journal of Economics and Statistics","DOI":"10.1186/s41937-025-00141-w","ISSN":"2235-6282","issue":"1","journalAbbreviation":"Swiss J Economics Statistics","language":"en","page":"9","source":"Springer Link","title":"Cross-border shopping: evidence from household transaction records","title-short":"Cross-border shopping","volume":"161","author":[{"family":"Kluser","given":"Frédéric"}],"issued":{"date-parts":[["2025",9,2]]}}}],"schema":"https://github.com/citation-style-language/schema/raw/master/csl-citation.json"} </w:instrText>
+      </w:r>
+      <w:r>
+        <w:rPr>
+          <w:rFonts w:ascii="Times New Roman" w:hAnsi="Times New Roman" w:cs="Times New Roman"/>
+          <w:lang w:val="en-US"/>
+        </w:rPr>
+        <w:fldChar w:fldCharType="separate"/>
+      </w:r>
+      <w:r>
+        <w:rPr>
+          <w:rFonts w:ascii="Aptos" w:hAnsi="Aptos"/>
+          <w:lang w:val="en-US"/>
+        </w:rPr>
+        <w:t>(Kluser 2025)</w:t>
+      </w:r>
+      <w:r>
+        <w:rPr>
+          <w:rFonts w:ascii="Times New Roman" w:hAnsi="Times New Roman" w:cs="Times New Roman"/>
+          <w:lang w:val="en-US"/>
+        </w:rPr>
+        <w:fldChar w:fldCharType="end"/>
+      </w:r>
+      <w:r>
+        <w:rPr>
+          <w:rFonts w:ascii="Times New Roman" w:hAnsi="Times New Roman" w:cs="Times New Roman"/>
+          <w:lang w:val="en-US"/>
+        </w:rPr>
+        <w:t xml:space="preserve">. On the other hand, a stronger currency implies cheaper imports and can thus help to mitigate inflation, </w:t>
+      </w:r>
+      <w:r>
+        <w:rPr>
+          <w:rFonts w:ascii="Times New Roman" w:hAnsi="Times New Roman" w:cs="Times New Roman"/>
+          <w:lang w:val="en-US"/>
+        </w:rPr>
+        <w:t>especially since Switzerland is a small open economy with few natural resources and</w:t>
+      </w:r>
+      <w:r>
+        <w:rPr>
+          <w:rFonts w:ascii="Times New Roman" w:hAnsi="Times New Roman" w:cs="Times New Roman"/>
+          <w:lang w:val="en-US"/>
+        </w:rPr>
+        <w:t xml:space="preserve"> </w:t>
+      </w:r>
+      <w:r>
+        <w:rPr>
+          <w:rFonts w:ascii="Times New Roman" w:hAnsi="Times New Roman" w:cs="Times New Roman"/>
+          <w:lang w:val="en-US"/>
+        </w:rPr>
+        <w:t>therefore highly dependent on imports</w:t>
+      </w:r>
+      <w:r>
+        <w:rPr>
+          <w:rFonts w:ascii="Times New Roman" w:hAnsi="Times New Roman" w:cs="Times New Roman"/>
+          <w:lang w:val="en-US"/>
+        </w:rPr>
+        <w:t xml:space="preserve">. </w:t>
+      </w:r>
+      <w:r>
+        <w:rPr>
+          <w:rFonts w:ascii="Times New Roman" w:hAnsi="Times New Roman" w:cs="Times New Roman"/>
+          <w:lang w:val="en-US"/>
+        </w:rPr>
+        <w:t xml:space="preserve">The SNB even considers that appreciations of the Swiss franc come with the risk of provoking a deflationary spiral in times of economic crisis. </w:t>
+      </w:r>
+      <w:r>
+        <w:rPr>
+          <w:rFonts w:ascii="Times New Roman" w:hAnsi="Times New Roman" w:cs="Times New Roman"/>
+          <w:lang w:val="en-US"/>
+        </w:rPr>
+        <w:t xml:space="preserve">During the eurozone crisis, </w:t>
+      </w:r>
+      <w:r>
+        <w:rPr>
+          <w:rFonts w:ascii="Times New Roman" w:hAnsi="Times New Roman" w:cs="Times New Roman"/>
+          <w:lang w:val="en-US"/>
+        </w:rPr>
+        <w:t xml:space="preserve">the SNB </w:t>
+      </w:r>
+      <w:r>
+        <w:rPr>
+          <w:rFonts w:ascii="Times New Roman" w:hAnsi="Times New Roman" w:cs="Times New Roman"/>
+          <w:lang w:val="en-US"/>
+        </w:rPr>
+        <w:t xml:space="preserve">introduced a </w:t>
+      </w:r>
+      <w:r>
+        <w:rPr>
+          <w:rFonts w:ascii="Times New Roman" w:hAnsi="Times New Roman" w:cs="Times New Roman"/>
+          <w:lang w:val="en-US"/>
+        </w:rPr>
+        <w:t>minimum exchange rate</w:t>
+      </w:r>
+      <w:r>
+        <w:rPr>
+          <w:rFonts w:ascii="Times New Roman" w:hAnsi="Times New Roman" w:cs="Times New Roman"/>
+          <w:lang w:val="en-US"/>
+        </w:rPr>
+        <w:t xml:space="preserve"> (the so-called “</w:t>
+      </w:r>
+      <w:proofErr w:type="spellStart"/>
+      <w:r>
+        <w:rPr>
+          <w:rFonts w:ascii="Times New Roman" w:hAnsi="Times New Roman" w:cs="Times New Roman"/>
+          <w:lang w:val="en-US"/>
+        </w:rPr>
+        <w:t>taux</w:t>
+      </w:r>
+      <w:proofErr w:type="spellEnd"/>
+      <w:r>
+        <w:rPr>
+          <w:rFonts w:ascii="Times New Roman" w:hAnsi="Times New Roman" w:cs="Times New Roman"/>
+          <w:lang w:val="en-US"/>
+        </w:rPr>
+        <w:t xml:space="preserve"> </w:t>
+      </w:r>
+      <w:proofErr w:type="spellStart"/>
+      <w:r>
+        <w:rPr>
+          <w:rFonts w:ascii="Times New Roman" w:hAnsi="Times New Roman" w:cs="Times New Roman"/>
+          <w:lang w:val="en-US"/>
+        </w:rPr>
+        <w:t>plancher</w:t>
+      </w:r>
+      <w:proofErr w:type="spellEnd"/>
+      <w:r>
+        <w:rPr>
+          <w:rFonts w:ascii="Times New Roman" w:hAnsi="Times New Roman" w:cs="Times New Roman"/>
+          <w:lang w:val="en-US"/>
+        </w:rPr>
+        <w:t>”)</w:t>
+      </w:r>
+      <w:r>
+        <w:rPr>
+          <w:rFonts w:ascii="Times New Roman" w:hAnsi="Times New Roman" w:cs="Times New Roman"/>
+          <w:lang w:val="en-US"/>
+        </w:rPr>
+        <w:t xml:space="preserve">, </w:t>
+      </w:r>
+      <w:r>
+        <w:rPr>
+          <w:rFonts w:ascii="Times New Roman" w:hAnsi="Times New Roman" w:cs="Times New Roman"/>
+          <w:lang w:val="en-US"/>
+        </w:rPr>
+        <w:t xml:space="preserve">of one franc against 1,2 euros to </w:t>
+      </w:r>
+      <w:r>
+        <w:rPr>
+          <w:rFonts w:ascii="Times New Roman" w:hAnsi="Times New Roman" w:cs="Times New Roman"/>
+          <w:lang w:val="en-US"/>
+        </w:rPr>
+        <w:t>combat deflation</w:t>
+      </w:r>
+      <w:r>
+        <w:rPr>
+          <w:rFonts w:ascii="Times New Roman" w:hAnsi="Times New Roman" w:cs="Times New Roman"/>
+          <w:lang w:val="en-US"/>
+        </w:rPr>
+        <w:t xml:space="preserve">. </w:t>
+      </w:r>
+      <w:r>
+        <w:rPr>
+          <w:rFonts w:ascii="Times New Roman" w:hAnsi="Times New Roman" w:cs="Times New Roman"/>
+          <w:lang w:val="en-US"/>
+        </w:rPr>
+        <w:t xml:space="preserve">The fact that the zero lower bound for the policy rate had already </w:t>
+      </w:r>
+      <w:r>
+        <w:rPr>
+          <w:rFonts w:ascii="Times New Roman" w:hAnsi="Times New Roman" w:cs="Times New Roman"/>
+          <w:lang w:val="en-US"/>
+        </w:rPr>
+        <w:t>been</w:t>
+      </w:r>
+      <w:r>
+        <w:rPr>
+          <w:rFonts w:ascii="Times New Roman" w:hAnsi="Times New Roman" w:cs="Times New Roman"/>
+          <w:lang w:val="en-US"/>
+        </w:rPr>
+        <w:t xml:space="preserve"> reached entailed substantial purchase of foreign currency </w:t>
+      </w:r>
+      <w:r>
+        <w:rPr>
+          <w:rFonts w:ascii="Times New Roman" w:hAnsi="Times New Roman" w:cs="Times New Roman"/>
+          <w:lang w:val="en-US"/>
+        </w:rPr>
+        <w:t>by the SNB which substantially increased its balance sheet until it decided to abandon the minimum exchange rate in January 2015.</w:t>
+      </w:r>
+    </w:p>
+    <w:p>
+      <w:pPr>
+        <w:jc w:val="both"/>
+        <w:rPr>
+          <w:rFonts w:ascii="Times New Roman" w:hAnsi="Times New Roman" w:cs="Times New Roman"/>
+          <w:lang w:val="en-US"/>
+        </w:rPr>
+      </w:pPr>
+      <w:r>
+        <w:rPr>
+          <w:rFonts w:ascii="Times New Roman" w:hAnsi="Times New Roman" w:cs="Times New Roman"/>
+          <w:lang w:val="en-US"/>
+        </w:rPr>
+        <w:t>S</w:t>
+      </w:r>
+      <w:r>
+        <w:rPr>
+          <w:rFonts w:ascii="Times New Roman" w:hAnsi="Times New Roman" w:cs="Times New Roman"/>
+          <w:lang w:val="en-US"/>
+        </w:rPr>
+        <w:t>tudies on the so-called exchange rate pass-through</w:t>
+      </w:r>
+      <w:r>
+        <w:rPr>
+          <w:rFonts w:ascii="Times New Roman" w:hAnsi="Times New Roman" w:cs="Times New Roman"/>
+          <w:lang w:val="en-US"/>
+        </w:rPr>
+        <w:t xml:space="preserve"> (ERPT)</w:t>
+      </w:r>
+      <w:r>
+        <w:rPr>
+          <w:rFonts w:ascii="Times New Roman" w:hAnsi="Times New Roman" w:cs="Times New Roman"/>
+          <w:lang w:val="en-US"/>
+        </w:rPr>
+        <w:t xml:space="preserve"> on </w:t>
+      </w:r>
+      <w:r>
+        <w:rPr>
+          <w:rFonts w:ascii="Times New Roman" w:hAnsi="Times New Roman" w:cs="Times New Roman"/>
+          <w:lang w:val="en-US"/>
+        </w:rPr>
+        <w:t>inflation</w:t>
+      </w:r>
+      <w:r>
+        <w:rPr>
+          <w:rFonts w:ascii="Times New Roman" w:hAnsi="Times New Roman" w:cs="Times New Roman"/>
+          <w:lang w:val="en-US"/>
+        </w:rPr>
+        <w:t xml:space="preserve"> </w:t>
+      </w:r>
+      <w:r>
+        <w:rPr>
+          <w:rFonts w:ascii="Times New Roman" w:hAnsi="Times New Roman" w:cs="Times New Roman"/>
+          <w:lang w:val="en-US"/>
+        </w:rPr>
+        <w:t>have nevertheless</w:t>
+      </w:r>
+      <w:r>
+        <w:rPr>
+          <w:rFonts w:ascii="Times New Roman" w:hAnsi="Times New Roman" w:cs="Times New Roman"/>
+          <w:lang w:val="en-US"/>
+        </w:rPr>
+        <w:t xml:space="preserve"> consistently found </w:t>
+      </w:r>
+      <w:r>
+        <w:rPr>
+          <w:rFonts w:ascii="Times New Roman" w:hAnsi="Times New Roman" w:cs="Times New Roman"/>
+          <w:lang w:val="en-US"/>
+        </w:rPr>
+        <w:t>only a limited effect in Switzerland.</w:t>
+      </w:r>
+      <w:r>
+        <w:rPr>
+          <w:rFonts w:ascii="Times New Roman" w:hAnsi="Times New Roman" w:cs="Times New Roman"/>
+          <w:lang w:val="en-US"/>
+        </w:rPr>
+        <w:t xml:space="preserve"> </w:t>
+      </w:r>
+      <w:r>
+        <w:rPr>
+          <w:rFonts w:ascii="Times New Roman" w:hAnsi="Times New Roman" w:cs="Times New Roman"/>
+          <w:lang w:val="en-US"/>
+        </w:rPr>
+        <w:fldChar w:fldCharType="begin"/>
+      </w:r>
+      <w:r>
+        <w:rPr>
+          <w:rFonts w:ascii="Times New Roman" w:hAnsi="Times New Roman" w:cs="Times New Roman"/>
+          <w:lang w:val="en-US"/>
+        </w:rPr>
+        <w:instrText xml:space="preserve"> ADDIN ZOTERO_ITEM CSL_CITATION {"citationID":"6JxjOXZk","properties":{"formattedCitation":"(Stulz 2007)","plainCitation":"(Stulz 2007)","dontUpdate":true,"noteIndex":0},"citationItems":[{"id":6613,"uris":["http://zotero.org/groups/6311349/items/P6ESWYXE"],"itemData":{"id":6613,"type":"article-journal","container-title":"Swiss National Bank Economic Studies","issue":"4","publisher-place":"Zürich","title":"Exchange rate pass-through in Switzerland: Evidence from vector autoregressions.","volume":"2007","author":[{"family":"Stulz","given":"Jonas"}],"issued":{"date-parts":[["2007"]]}}}],"schema":"https://github.com/citation-style-language/schema/raw/master/csl-citation.json"} </w:instrText>
+      </w:r>
+      <w:r>
+        <w:rPr>
+          <w:rFonts w:ascii="Times New Roman" w:hAnsi="Times New Roman" w:cs="Times New Roman"/>
+          <w:lang w:val="en-US"/>
+        </w:rPr>
+        <w:fldChar w:fldCharType="separate"/>
+      </w:r>
+      <w:r>
+        <w:rPr>
+          <w:rFonts w:ascii="Aptos" w:hAnsi="Aptos"/>
+          <w:lang w:val="en-US"/>
+        </w:rPr>
+        <w:t xml:space="preserve">Stulz </w:t>
+      </w:r>
+      <w:r>
+        <w:rPr>
+          <w:rFonts w:ascii="Aptos" w:hAnsi="Aptos"/>
+          <w:lang w:val="en-US"/>
+        </w:rPr>
+        <w:t>(</w:t>
+      </w:r>
+      <w:r>
+        <w:rPr>
+          <w:rFonts w:ascii="Aptos" w:hAnsi="Aptos"/>
+          <w:lang w:val="en-US"/>
+        </w:rPr>
+        <w:t>2007)</w:t>
+      </w:r>
+      <w:r>
+        <w:rPr>
+          <w:rFonts w:ascii="Times New Roman" w:hAnsi="Times New Roman" w:cs="Times New Roman"/>
+          <w:lang w:val="en-US"/>
+        </w:rPr>
+        <w:fldChar w:fldCharType="end"/>
+      </w:r>
+      <w:r>
+        <w:rPr>
+          <w:rFonts w:ascii="Times New Roman" w:hAnsi="Times New Roman" w:cs="Times New Roman"/>
+          <w:lang w:val="en-US"/>
+        </w:rPr>
+        <w:t xml:space="preserve"> </w:t>
+      </w:r>
+      <w:r>
+        <w:rPr>
+          <w:rFonts w:ascii="Times New Roman" w:hAnsi="Times New Roman" w:cs="Times New Roman"/>
+          <w:lang w:val="en-US"/>
+        </w:rPr>
+        <w:t>estimated</w:t>
+      </w:r>
+      <w:r>
+        <w:rPr>
+          <w:rFonts w:ascii="Times New Roman" w:hAnsi="Times New Roman" w:cs="Times New Roman"/>
+          <w:lang w:val="en-US"/>
+        </w:rPr>
+        <w:t xml:space="preserve"> a substantial but incomplete pass-through on import prices, with ERPT elasticities of 0,52 after twelve months and 0,37 in the long run, whereas ERPT to consumer prices amounts to 0,09 in the short run and merely 0,18 in the </w:t>
+      </w:r>
+      <w:r>
+        <w:rPr>
+          <w:rFonts w:ascii="Times New Roman" w:hAnsi="Times New Roman" w:cs="Times New Roman"/>
+          <w:lang w:val="en-US"/>
+        </w:rPr>
+        <w:t>long run</w:t>
+      </w:r>
+      <w:r>
+        <w:rPr>
+          <w:rFonts w:ascii="Times New Roman" w:hAnsi="Times New Roman" w:cs="Times New Roman"/>
+          <w:lang w:val="en-US"/>
+        </w:rPr>
+        <w:t>.</w:t>
+      </w:r>
+      <w:r>
+        <w:rPr>
+          <w:rFonts w:ascii="Times New Roman" w:hAnsi="Times New Roman" w:cs="Times New Roman"/>
+          <w:lang w:val="en-US"/>
+        </w:rPr>
+        <w:t xml:space="preserve"> </w:t>
+      </w:r>
+      <w:r>
+        <w:rPr>
+          <w:rFonts w:ascii="Times New Roman" w:hAnsi="Times New Roman" w:cs="Times New Roman"/>
+          <w:lang w:val="en-US"/>
+        </w:rPr>
+        <w:t xml:space="preserve">Using monthly data between 1999 and 2010, </w:t>
+      </w:r>
+      <w:r>
+        <w:rPr>
+          <w:rFonts w:ascii="Times New Roman" w:hAnsi="Times New Roman" w:cs="Times New Roman"/>
+          <w:lang w:val="en-US"/>
+        </w:rPr>
+        <w:fldChar w:fldCharType="begin"/>
+      </w:r>
+      <w:r>
+        <w:rPr>
+          <w:rFonts w:ascii="Times New Roman" w:hAnsi="Times New Roman" w:cs="Times New Roman"/>
+          <w:lang w:val="en-US"/>
+        </w:rPr>
+        <w:instrText xml:space="preserve"> ADDIN ZOTERO_ITEM CSL_CITATION {"citationID":"d6Nw37Cg","properties":{"formattedCitation":"(Herger 2012)","plainCitation":"(Herger 2012)","dontUpdate":true,"noteIndex":0},"citationItems":[{"id":6671,"uris":["http://zotero.org/groups/6311349/items/ZA8BPLN6"],"itemData":{"id":6671,"type":"article-journal","abstract":"For the case of Switzerland, this paper endeavours to estimate the empirical extent to which exchange rates are “passed-through” onto import prices. For data covering the 1999 to 2010 period, the results suggest that (i) on aggregate, the exchange rate pass-through is highly incomplete with an elasticity of around 0.3 and (ii) major differences arise between industries. In particular, larger pass-through effects can be observed for certain commodities and other standardised products such as paper, timber, or minerals whilst for automobiles and textiles, the impact of the exchange rate upon import prices is almost always negligible and statistically far from significant.","container-title":"Swiss Journal of Economics and Statistics","DOI":"10.1007/BF03399371","ISSN":"2235-6282","issue":"3","journalAbbreviation":"Swiss J Economics Statistics","language":"en","page":"381-407","source":"Springer Link","title":"Exchange rates and import prices in Switzerland","volume":"148","author":[{"family":"Herger","given":"Nils"}],"issued":{"date-parts":[["2012",7,1]]}}}],"schema":"https://github.com/citation-style-language/schema/raw/master/csl-citation.json"} </w:instrText>
+      </w:r>
+      <w:r>
+        <w:rPr>
+          <w:rFonts w:ascii="Times New Roman" w:hAnsi="Times New Roman" w:cs="Times New Roman"/>
+          <w:lang w:val="en-US"/>
+        </w:rPr>
+        <w:fldChar w:fldCharType="separate"/>
+      </w:r>
+      <w:r>
+        <w:rPr>
+          <w:rFonts w:ascii="Aptos" w:hAnsi="Aptos"/>
+          <w:lang w:val="en-US"/>
+        </w:rPr>
+        <w:t xml:space="preserve">Herger </w:t>
+      </w:r>
+      <w:r>
+        <w:rPr>
+          <w:rFonts w:ascii="Aptos" w:hAnsi="Aptos"/>
+          <w:lang w:val="en-US"/>
+        </w:rPr>
+        <w:t>(</w:t>
+      </w:r>
+      <w:r>
+        <w:rPr>
+          <w:rFonts w:ascii="Aptos" w:hAnsi="Aptos"/>
+          <w:lang w:val="en-US"/>
+        </w:rPr>
+        <w:t>2012)</w:t>
+      </w:r>
+      <w:r>
+        <w:rPr>
+          <w:rFonts w:ascii="Times New Roman" w:hAnsi="Times New Roman" w:cs="Times New Roman"/>
+          <w:lang w:val="en-US"/>
+        </w:rPr>
+        <w:fldChar w:fldCharType="end"/>
+      </w:r>
+      <w:r>
+        <w:rPr>
+          <w:rFonts w:ascii="Times New Roman" w:hAnsi="Times New Roman" w:cs="Times New Roman"/>
+          <w:lang w:val="en-US"/>
+        </w:rPr>
+        <w:t xml:space="preserve"> found that the ERPT elasticity onto aggregate import prices is only 0,3. </w:t>
+      </w:r>
+      <w:r>
+        <w:rPr>
+          <w:rFonts w:ascii="Times New Roman" w:hAnsi="Times New Roman" w:cs="Times New Roman"/>
+          <w:lang w:val="en-US"/>
+        </w:rPr>
+        <w:t>Other studies have found either small or insignificant ERPT effects</w:t>
+      </w:r>
+      <w:r>
+        <w:rPr>
+          <w:rStyle w:val="Appelnotedebasdep"/>
+          <w:rFonts w:ascii="Times New Roman" w:hAnsi="Times New Roman" w:cs="Times New Roman"/>
+          <w:lang w:val="en-US"/>
+        </w:rPr>
+        <w:footnoteReference w:id="4"/>
+      </w:r>
+      <w:r>
+        <w:rPr>
+          <w:rFonts w:ascii="Times New Roman" w:hAnsi="Times New Roman" w:cs="Times New Roman"/>
+          <w:lang w:val="en-US"/>
+        </w:rPr>
+        <w:t>.</w:t>
+      </w:r>
+      <w:r>
+        <w:rPr>
+          <w:rFonts w:ascii="Times New Roman" w:hAnsi="Times New Roman" w:cs="Times New Roman"/>
+          <w:lang w:val="en-US"/>
+        </w:rPr>
+        <w:t xml:space="preserve"> </w:t>
+      </w:r>
+      <w:r>
+        <w:rPr>
+          <w:rFonts w:ascii="Times New Roman" w:hAnsi="Times New Roman" w:cs="Times New Roman"/>
+          <w:lang w:val="en-US"/>
+        </w:rPr>
+        <w:t xml:space="preserve">Even studies that have examined the causal effect of the sharp and sudden appreciation of the Swiss franc following the </w:t>
+      </w:r>
+      <w:r>
+        <w:rPr>
+          <w:rFonts w:ascii="Times New Roman" w:hAnsi="Times New Roman" w:cs="Times New Roman"/>
+          <w:lang w:val="en-US"/>
+        </w:rPr>
+        <w:t>removal</w:t>
+      </w:r>
+      <w:r>
+        <w:rPr>
+          <w:rFonts w:ascii="Times New Roman" w:hAnsi="Times New Roman" w:cs="Times New Roman"/>
+          <w:lang w:val="en-US"/>
+        </w:rPr>
+        <w:t xml:space="preserve"> of the </w:t>
+      </w:r>
+      <w:r>
+        <w:rPr>
+          <w:rFonts w:ascii="Times New Roman" w:hAnsi="Times New Roman" w:cs="Times New Roman"/>
+          <w:lang w:val="en-US"/>
+        </w:rPr>
+        <w:t>minimum exchange rate</w:t>
+      </w:r>
+      <w:r>
+        <w:rPr>
+          <w:rFonts w:ascii="Times New Roman" w:hAnsi="Times New Roman" w:cs="Times New Roman"/>
+          <w:lang w:val="en-US"/>
+        </w:rPr>
+        <w:t xml:space="preserve"> in 2015 have found only a limited impact</w:t>
+      </w:r>
+      <w:r>
+        <w:rPr>
+          <w:rFonts w:ascii="Times New Roman" w:hAnsi="Times New Roman" w:cs="Times New Roman"/>
+          <w:lang w:val="en-US"/>
+        </w:rPr>
+        <w:t xml:space="preserve">. </w:t>
+      </w:r>
+      <w:r>
+        <w:rPr>
+          <w:rFonts w:ascii="Times New Roman" w:hAnsi="Times New Roman" w:cs="Times New Roman"/>
+          <w:lang w:val="en-US"/>
+        </w:rPr>
+        <w:fldChar w:fldCharType="begin"/>
+      </w:r>
+      <w:r>
+        <w:rPr>
+          <w:rFonts w:ascii="Times New Roman" w:hAnsi="Times New Roman" w:cs="Times New Roman"/>
+          <w:lang w:val="en-US"/>
+        </w:rPr>
+        <w:instrText xml:space="preserve"> ADDIN ZOTERO_ITEM CSL_CITATION {"citationID":"TPPbd221","properties":{"formattedCitation":"(Auer et al. 2021)","plainCitation":"(Auer et al. 2021)","dontUpdate":true,"noteIndex":0},"citationItems":[{"id":6515,"uris":["http://zotero.org/groups/6311349/items/PUW8HFY7"],"itemData":{"id":6515,"type":"article-journal","abstract":"We dissect the impact of a large and sudden exchange rate appreciation on Swiss border import prices, retail prices, and consumer expenditures on domestic and imported nondurable goods, following the removal of the EUR/CHF floor in January 2015. Cross-sectional variation in border price changes by currency of invoicing carries over to consumer prices and allocations, impacting retail prices of imports and competing domestic goods, as well as import expenditures. We provide measures of the sensitivity of retail import prices to border prices and the sensitivity of import shares to relative prices, which is higher when using retail prices than border prices.","container-title":"American Economic Review","DOI":"10.1257/aer.20181415","ISSN":"0002-8282","issue":"2","language":"en","page":"652-686","source":"www.aeaweb.org","title":"Exchange Rates and Prices: Evidence from the 2015 Swiss Franc Appreciation","title-short":"Exchange Rates and Prices","volume":"111","author":[{"family":"Auer","given":"Raphael"},{"family":"Burstein","given":"Ariel"},{"family":"Lein","given":"Sarah M."}],"issued":{"date-parts":[["2021",2]]}}}],"schema":"https://github.com/citation-style-language/schema/raw/master/csl-citation.json"} </w:instrText>
+      </w:r>
+      <w:r>
+        <w:rPr>
+          <w:rFonts w:ascii="Times New Roman" w:hAnsi="Times New Roman" w:cs="Times New Roman"/>
+          <w:lang w:val="en-US"/>
+        </w:rPr>
+        <w:fldChar w:fldCharType="separate"/>
+      </w:r>
+      <w:r>
+        <w:rPr>
+          <w:rFonts w:ascii="Aptos" w:hAnsi="Aptos"/>
+          <w:lang w:val="en-US"/>
+        </w:rPr>
+        <w:t xml:space="preserve">Auer et al. </w:t>
+      </w:r>
+      <w:r>
+        <w:rPr>
+          <w:rFonts w:ascii="Aptos" w:hAnsi="Aptos"/>
+          <w:lang w:val="en-US"/>
+        </w:rPr>
+        <w:t>(</w:t>
+      </w:r>
+      <w:r>
+        <w:rPr>
+          <w:rFonts w:ascii="Aptos" w:hAnsi="Aptos"/>
+          <w:lang w:val="en-US"/>
+        </w:rPr>
+        <w:t>2021)</w:t>
+      </w:r>
+      <w:r>
+        <w:rPr>
+          <w:rFonts w:ascii="Times New Roman" w:hAnsi="Times New Roman" w:cs="Times New Roman"/>
+          <w:lang w:val="en-US"/>
+        </w:rPr>
+        <w:fldChar w:fldCharType="end"/>
+      </w:r>
+      <w:r>
+        <w:rPr>
+          <w:rFonts w:ascii="Times New Roman" w:hAnsi="Times New Roman" w:cs="Times New Roman"/>
+          <w:lang w:val="en-US"/>
+        </w:rPr>
+        <w:t xml:space="preserve"> </w:t>
+      </w:r>
+      <w:r>
+        <w:rPr>
+          <w:rFonts w:ascii="Times New Roman" w:hAnsi="Times New Roman" w:cs="Times New Roman"/>
+          <w:lang w:val="en-US"/>
+        </w:rPr>
+        <w:t>found</w:t>
+      </w:r>
+      <w:r>
+        <w:rPr>
+          <w:rFonts w:ascii="Times New Roman" w:hAnsi="Times New Roman" w:cs="Times New Roman"/>
+          <w:lang w:val="en-US"/>
+        </w:rPr>
+        <w:t xml:space="preserve"> a one-year pass-through effect of 0,075 for retail domestic prices and 0,366 for retail imported products. The results of </w:t>
+      </w:r>
+      <w:r>
+        <w:rPr>
+          <w:rFonts w:ascii="Times New Roman" w:hAnsi="Times New Roman" w:cs="Times New Roman"/>
+          <w:lang w:val="en-US"/>
+        </w:rPr>
+        <w:fldChar w:fldCharType="begin"/>
+      </w:r>
+      <w:r>
+        <w:rPr>
+          <w:rFonts w:ascii="Times New Roman" w:hAnsi="Times New Roman" w:cs="Times New Roman"/>
+          <w:lang w:val="en-US"/>
+        </w:rPr>
+        <w:instrText xml:space="preserve"> ADDIN ZOTERO_ITEM CSL_CITATION {"citationID":"y4N6wySo","properties":{"formattedCitation":"(Oktay 2022)","plainCitation":"(Oktay 2022)","dontUpdate":true,"noteIndex":0},"citationItems":[{"id":6398,"uris":["http://zotero.org/groups/6311349/items/YLJG9I4R"],"itemData":{"id":6398,"type":"article-journal","abstract":"This paper analyzes the exchange rate pass-through to consumer prices for 85 categories of goods and services in Switzerland. The pass-through estimates are computed using a synthetic difference-in-differences approach that exploits the large Swiss franc appreciation that followed the unexpected removal of the Swiss franc-Euro floor in January 2015. The overall 1-year all-items pass-through is 0.12, which shows that the pass-through is highly incomplete. There is an important heterogeneity across product categories, where pass-through can be as high as 0.80. These variations are linked to the international trade characteristics of the products, as the prices of goods with a high degree of international tradability, with a high import share, or that depend on tourism are shown to be more sensitive to the exchange rate.","container-title":"Swiss Journal of Economics and Statistics","DOI":"10.1186/s41937-022-00102-7","ISSN":"2235-6282","issue":"1","journalAbbreviation":"Swiss J Economics Statistics","language":"en","page":"21","source":"Springer Link","title":"Heterogeneity in the exchange rate pass-through to consumer prices: the Swiss franc appreciation of 2015","title-short":"Heterogeneity in the exchange rate pass-through to consumer prices","volume":"158","author":[{"family":"Oktay","given":"Alex"}],"issued":{"date-parts":[["2022",12,5]]}}}],"schema":"https://github.com/citation-style-language/schema/raw/master/csl-citation.json"} </w:instrText>
+      </w:r>
+      <w:r>
+        <w:rPr>
+          <w:rFonts w:ascii="Times New Roman" w:hAnsi="Times New Roman" w:cs="Times New Roman"/>
+          <w:lang w:val="en-US"/>
+        </w:rPr>
+        <w:fldChar w:fldCharType="separate"/>
+      </w:r>
+      <w:r>
+        <w:rPr>
+          <w:rFonts w:ascii="Aptos" w:hAnsi="Aptos"/>
+          <w:lang w:val="en-US"/>
+        </w:rPr>
+        <w:t xml:space="preserve">Oktay </w:t>
+      </w:r>
+      <w:r>
+        <w:rPr>
+          <w:rFonts w:ascii="Aptos" w:hAnsi="Aptos"/>
+          <w:lang w:val="en-US"/>
+        </w:rPr>
+        <w:t>(</w:t>
+      </w:r>
+      <w:r>
+        <w:rPr>
+          <w:rFonts w:ascii="Aptos" w:hAnsi="Aptos"/>
+          <w:lang w:val="en-US"/>
+        </w:rPr>
+        <w:t>2022)</w:t>
+      </w:r>
+      <w:r>
+        <w:rPr>
+          <w:rFonts w:ascii="Times New Roman" w:hAnsi="Times New Roman" w:cs="Times New Roman"/>
+          <w:lang w:val="en-US"/>
+        </w:rPr>
+        <w:fldChar w:fldCharType="end"/>
+      </w:r>
+      <w:r>
+        <w:rPr>
+          <w:rFonts w:ascii="Times New Roman" w:hAnsi="Times New Roman" w:cs="Times New Roman"/>
+          <w:lang w:val="en-US"/>
+        </w:rPr>
+        <w:t xml:space="preserve"> underline</w:t>
+      </w:r>
+      <w:r>
+        <w:rPr>
+          <w:rFonts w:ascii="Times New Roman" w:hAnsi="Times New Roman" w:cs="Times New Roman"/>
+          <w:lang w:val="en-US"/>
+        </w:rPr>
+        <w:t>d</w:t>
+      </w:r>
+      <w:r>
+        <w:rPr>
+          <w:rFonts w:ascii="Times New Roman" w:hAnsi="Times New Roman" w:cs="Times New Roman"/>
+          <w:lang w:val="en-US"/>
+        </w:rPr>
+        <w:t xml:space="preserve"> important heterogeneities in the pass-through across categories of goods and services, with non-tradable goods and services having lower pass-through than tradable ones. However, the aggregate result of the pass-through is found to be very small as only 12% of the euro/franc shock of 2015 was passed on the overall Swiss consumer price index.</w:t>
+      </w:r>
+      <w:r>
+        <w:rPr>
+          <w:rFonts w:ascii="Times New Roman" w:hAnsi="Times New Roman" w:cs="Times New Roman"/>
+          <w:lang w:val="en-US"/>
+        </w:rPr>
+        <w:t xml:space="preserve"> Low inflation rates in Switzerland cannot therefore be attributed solely based on the strength of the Swiss franc as the ERPT effect is in fact very limited.</w:t>
+      </w:r>
+    </w:p>
+    <w:p>
+      <w:pPr>
+        <w:jc w:val="both"/>
+        <w:rPr>
+          <w:rFonts w:ascii="Times New Roman" w:hAnsi="Times New Roman" w:cs="Times New Roman"/>
+          <w:lang w:val="en-US"/>
+        </w:rPr>
+      </w:pPr>
+      <w:r>
+        <w:rPr>
+          <w:rFonts w:ascii="Times New Roman" w:hAnsi="Times New Roman" w:cs="Times New Roman"/>
+          <w:lang w:val="en-US"/>
+        </w:rPr>
+        <w:lastRenderedPageBreak/>
+        <w:t xml:space="preserve">However, a low ERPT does not necessarily imply that movements in the exchange rate and the price of imports are of no importance regarding inflation dynamics in Switzerland. The results from a historical decomposition of a structural vector error correction model </w:t>
+      </w:r>
+      <w:r>
+        <w:rPr>
+          <w:rFonts w:ascii="Times New Roman" w:hAnsi="Times New Roman" w:cs="Times New Roman"/>
+          <w:lang w:val="en-US"/>
+        </w:rPr>
+        <w:t xml:space="preserve">by </w:t>
+      </w:r>
+      <w:r>
+        <w:rPr>
+          <w:rFonts w:ascii="Times New Roman" w:hAnsi="Times New Roman" w:cs="Times New Roman"/>
+          <w:lang w:val="en-US"/>
+        </w:rPr>
+        <w:fldChar w:fldCharType="begin"/>
+      </w:r>
+      <w:r>
+        <w:rPr>
+          <w:rFonts w:ascii="Times New Roman" w:hAnsi="Times New Roman" w:cs="Times New Roman"/>
+          <w:lang w:val="en-US"/>
+        </w:rPr>
+        <w:instrText xml:space="preserve"> ADDIN ZOTERO_ITEM CSL_CITATION {"citationID":"Lf7s4Sa6","properties":{"formattedCitation":"(Leutert et al. 2026)","plainCitation":"(Leutert et al. 2026)","dontUpdate":true,"noteIndex":0},"citationItems":[{"id":6392,"uris":["http://zotero.org/groups/6311349/items/5DL5NGET"],"itemData":{"id":6392,"type":"article-journal","abstract":"We analyse the historical relationship between consumer prices and wages in Switzerland. Our results show that, between 1980 and 2019, the pass-through from prices to wages was substantial. At the same time, nominal wage increases only had a modest effect on prices. Other factors—such as imported inflation, inflation expectations and economic slack—clearly dominate wages in explaining price movements in Switzerland. Second-round effects of inflation, in turn, are mainly explained by inflation expectations. Our results suggest that the pass-through from wages to prices could be higher in an environment of elevated inflation. However, even in the 1980s and 1990s, the pass-through was only modest. It follows that periods of simultaneously high inflation and high wage growth were not the result of a wage-price spiral. Instead, the long-term comovement of the two variables can mostly be explained by common drivers (e.g. inflation expectations, economic slack) and by the gradual adjustment of wages to prices.","container-title":"Swiss Journal of Economics and Statistics","DOI":"10.1186/s41937-026-00148-x","ISSN":"2235-6282","issue":"1","journalAbbreviation":"Swiss J Economics Statistics","language":"en","page":"2","source":"Springer Link","title":"Wage-price pass-through in Switzerland","volume":"162","author":[{"family":"Leutert","given":"Jessica"},{"family":"Scheufele","given":"Rolf"},{"family":"Schön","given":"Selina"}],"issued":{"date-parts":[["2026",2,5]]}}}],"schema":"https://github.com/citation-style-language/schema/raw/master/csl-citation.json"} </w:instrText>
+      </w:r>
+      <w:r>
+        <w:rPr>
+          <w:rFonts w:ascii="Times New Roman" w:hAnsi="Times New Roman" w:cs="Times New Roman"/>
+          <w:lang w:val="en-US"/>
+        </w:rPr>
+        <w:fldChar w:fldCharType="separate"/>
+      </w:r>
+      <w:proofErr w:type="spellStart"/>
+      <w:r>
+        <w:rPr>
+          <w:rFonts w:ascii="Aptos" w:hAnsi="Aptos"/>
+          <w:lang w:val="en-US"/>
+        </w:rPr>
+        <w:t>Leutert</w:t>
+      </w:r>
+      <w:proofErr w:type="spellEnd"/>
+      <w:r>
+        <w:rPr>
+          <w:rFonts w:ascii="Aptos" w:hAnsi="Aptos"/>
+          <w:lang w:val="en-US"/>
+        </w:rPr>
+        <w:t xml:space="preserve"> et al. </w:t>
+      </w:r>
+      <w:r>
+        <w:rPr>
+          <w:rFonts w:ascii="Aptos" w:hAnsi="Aptos"/>
+          <w:lang w:val="en-US"/>
+        </w:rPr>
+        <w:t>(</w:t>
+      </w:r>
+      <w:r>
+        <w:rPr>
+          <w:rFonts w:ascii="Aptos" w:hAnsi="Aptos"/>
+          <w:lang w:val="en-US"/>
+        </w:rPr>
+        <w:t>2026)</w:t>
+      </w:r>
+      <w:r>
+        <w:rPr>
+          <w:rFonts w:ascii="Times New Roman" w:hAnsi="Times New Roman" w:cs="Times New Roman"/>
+          <w:lang w:val="en-US"/>
+        </w:rPr>
+        <w:fldChar w:fldCharType="end"/>
+      </w:r>
+      <w:r>
+        <w:rPr>
+          <w:rFonts w:ascii="Times New Roman" w:hAnsi="Times New Roman" w:cs="Times New Roman"/>
+          <w:lang w:val="en-US"/>
+        </w:rPr>
+        <w:t xml:space="preserve"> showed that, whereas increases in unit </w:t>
+      </w:r>
+      <w:proofErr w:type="spellStart"/>
+      <w:r>
+        <w:rPr>
+          <w:rFonts w:ascii="Times New Roman" w:hAnsi="Times New Roman" w:cs="Times New Roman"/>
+          <w:lang w:val="en-US"/>
+        </w:rPr>
+        <w:t>labour</w:t>
+      </w:r>
+      <w:proofErr w:type="spellEnd"/>
+      <w:r>
+        <w:rPr>
+          <w:rFonts w:ascii="Times New Roman" w:hAnsi="Times New Roman" w:cs="Times New Roman"/>
+          <w:lang w:val="en-US"/>
+        </w:rPr>
+        <w:t xml:space="preserve"> costs</w:t>
+      </w:r>
+      <w:r>
+        <w:rPr>
+          <w:rFonts w:ascii="Times New Roman" w:hAnsi="Times New Roman" w:cs="Times New Roman"/>
+          <w:lang w:val="en-US"/>
+        </w:rPr>
+        <w:t xml:space="preserve"> (UCL)</w:t>
+      </w:r>
+      <w:r>
+        <w:rPr>
+          <w:rFonts w:ascii="Times New Roman" w:hAnsi="Times New Roman" w:cs="Times New Roman"/>
+          <w:lang w:val="en-US"/>
+        </w:rPr>
+        <w:t xml:space="preserve"> had only a modest impact on CPI inflation in the last 40 years, variations in import prices due to oil price shocks, foreign inflation and the exchange rate explain a substantial part of Swiss CPI movements since the 1980s. This indicates that</w:t>
+      </w:r>
+      <w:r>
+        <w:rPr>
+          <w:rFonts w:ascii="Times New Roman" w:hAnsi="Times New Roman" w:cs="Times New Roman"/>
+          <w:lang w:val="en-US"/>
+        </w:rPr>
+        <w:t xml:space="preserve"> even though import prices have a low pass-through, they </w:t>
+      </w:r>
+      <w:r>
+        <w:rPr>
+          <w:rFonts w:ascii="Times New Roman" w:hAnsi="Times New Roman" w:cs="Times New Roman"/>
+          <w:lang w:val="en-US"/>
+        </w:rPr>
+        <w:t>remain</w:t>
+      </w:r>
+      <w:r>
+        <w:rPr>
+          <w:rFonts w:ascii="Times New Roman" w:hAnsi="Times New Roman" w:cs="Times New Roman"/>
+          <w:lang w:val="en-US"/>
+        </w:rPr>
+        <w:t xml:space="preserve"> important drivers of inflation dynamics in Switzerland.</w:t>
+      </w:r>
+      <w:r>
+        <w:rPr>
+          <w:rFonts w:ascii="Times New Roman" w:hAnsi="Times New Roman" w:cs="Times New Roman"/>
+          <w:lang w:val="en-US"/>
+        </w:rPr>
+        <w:t xml:space="preserve"> On the other hand, the very limited pass-through of UCL on CPI inflation can be explained by the fact that Swiss ULC are more relevant for export prices than for domestic consumer prices as most items of the latter are composed by categories which only marginally depend on </w:t>
+      </w:r>
+      <w:proofErr w:type="spellStart"/>
+      <w:r>
+        <w:rPr>
+          <w:rFonts w:ascii="Times New Roman" w:hAnsi="Times New Roman" w:cs="Times New Roman"/>
+          <w:lang w:val="en-US"/>
+        </w:rPr>
+        <w:t>labour</w:t>
+      </w:r>
+      <w:proofErr w:type="spellEnd"/>
+      <w:r>
+        <w:rPr>
+          <w:rFonts w:ascii="Times New Roman" w:hAnsi="Times New Roman" w:cs="Times New Roman"/>
+          <w:lang w:val="en-US"/>
+        </w:rPr>
+        <w:t xml:space="preserve"> input for instance rents and health which account for around 40% of the Swiss CPI) </w:t>
+      </w:r>
+      <w:r>
+        <w:rPr>
+          <w:rFonts w:ascii="Times New Roman" w:hAnsi="Times New Roman" w:cs="Times New Roman"/>
+          <w:lang w:val="en-US"/>
+        </w:rPr>
+        <w:fldChar w:fldCharType="begin"/>
+      </w:r>
+      <w:r>
+        <w:rPr>
+          <w:rFonts w:ascii="Times New Roman" w:hAnsi="Times New Roman" w:cs="Times New Roman"/>
+          <w:lang w:val="en-US"/>
+        </w:rPr>
+        <w:instrText xml:space="preserve"> ADDIN ZOTERO_ITEM CSL_CITATION {"citationID":"K7Hq116Q","properties":{"formattedCitation":"(Leutert et al. 2026)","plainCitation":"(Leutert et al. 2026)","dontUpdate":true,"noteIndex":0},"citationItems":[{"id":6392,"uris":["http://zotero.org/groups/6311349/items/5DL5NGET"],"itemData":{"id":6392,"type":"article-journal","abstract":"We analyse the historical relationship between consumer prices and wages in Switzerland. Our results show that, between 1980 and 2019, the pass-through from prices to wages was substantial. At the same time, nominal wage increases only had a modest effect on prices. Other factors—such as imported inflation, inflation expectations and economic slack—clearly dominate wages in explaining price movements in Switzerland. Second-round effects of inflation, in turn, are mainly explained by inflation expectations. Our results suggest that the pass-through from wages to prices could be higher in an environment of elevated inflation. However, even in the 1980s and 1990s, the pass-through was only modest. It follows that periods of simultaneously high inflation and high wage growth were not the result of a wage-price spiral. Instead, the long-term comovement of the two variables can mostly be explained by common drivers (e.g. inflation expectations, economic slack) and by the gradual adjustment of wages to prices.","container-title":"Swiss Journal of Economics and Statistics","DOI":"10.1186/s41937-026-00148-x","ISSN":"2235-6282","issue":"1","journalAbbreviation":"Swiss J Economics Statistics","language":"en","page":"2","source":"Springer Link","title":"Wage-price pass-through in Switzerland","volume":"162","author":[{"family":"Leutert","given":"Jessica"},{"family":"Scheufele","given":"Rolf"},{"family":"Schön","given":"Selina"}],"issued":{"date-parts":[["2026",2,5]]}}}],"schema":"https://github.com/citation-style-language/schema/raw/master/csl-citation.json"} </w:instrText>
+      </w:r>
+      <w:r>
+        <w:rPr>
+          <w:rFonts w:ascii="Times New Roman" w:hAnsi="Times New Roman" w:cs="Times New Roman"/>
+          <w:lang w:val="en-US"/>
+        </w:rPr>
+        <w:fldChar w:fldCharType="separate"/>
+      </w:r>
+      <w:r>
+        <w:rPr>
+          <w:rFonts w:ascii="Aptos" w:hAnsi="Aptos"/>
+          <w:lang w:val="en-US"/>
+        </w:rPr>
+        <w:t>(</w:t>
+      </w:r>
+      <w:proofErr w:type="spellStart"/>
+      <w:r>
+        <w:rPr>
+          <w:rFonts w:ascii="Aptos" w:hAnsi="Aptos"/>
+          <w:lang w:val="en-US"/>
+        </w:rPr>
+        <w:t>Leutert</w:t>
+      </w:r>
+      <w:proofErr w:type="spellEnd"/>
+      <w:r>
+        <w:rPr>
+          <w:rFonts w:ascii="Aptos" w:hAnsi="Aptos"/>
+          <w:lang w:val="en-US"/>
+        </w:rPr>
+        <w:t xml:space="preserve"> et al. 2026</w:t>
+      </w:r>
+      <w:r>
+        <w:rPr>
+          <w:rFonts w:ascii="Aptos" w:hAnsi="Aptos"/>
+          <w:lang w:val="en-US"/>
+        </w:rPr>
+        <w:t>, 11</w:t>
+      </w:r>
+      <w:r>
+        <w:rPr>
+          <w:rFonts w:ascii="Aptos" w:hAnsi="Aptos"/>
+          <w:lang w:val="en-US"/>
+        </w:rPr>
+        <w:t>)</w:t>
+      </w:r>
+      <w:r>
+        <w:rPr>
+          <w:rFonts w:ascii="Times New Roman" w:hAnsi="Times New Roman" w:cs="Times New Roman"/>
+          <w:lang w:val="en-US"/>
+        </w:rPr>
+        <w:fldChar w:fldCharType="end"/>
+      </w:r>
+      <w:r>
+        <w:rPr>
+          <w:rFonts w:ascii="Times New Roman" w:hAnsi="Times New Roman" w:cs="Times New Roman"/>
+          <w:lang w:val="en-US"/>
+        </w:rPr>
+        <w:t>.</w:t>
+      </w:r>
+    </w:p>
+    <w:p>
+      <w:pPr>
+        <w:jc w:val="both"/>
+        <w:rPr>
+          <w:rFonts w:ascii="Times New Roman" w:hAnsi="Times New Roman" w:cs="Times New Roman"/>
+          <w:lang w:val="en-US"/>
+        </w:rPr>
+      </w:pPr>
+      <w:r>
+        <w:rPr>
+          <w:rFonts w:ascii="Times New Roman" w:hAnsi="Times New Roman" w:cs="Times New Roman"/>
+          <w:lang w:val="en-US"/>
+        </w:rPr>
+        <w:t xml:space="preserve">Some comparative case studies </w:t>
+      </w:r>
+      <w:r>
+        <w:rPr>
+          <w:rFonts w:ascii="Times New Roman" w:hAnsi="Times New Roman" w:cs="Times New Roman"/>
+          <w:lang w:val="en-US"/>
+        </w:rPr>
+        <w:t xml:space="preserve">hold that </w:t>
+      </w:r>
+      <w:r>
+        <w:rPr>
+          <w:rFonts w:ascii="Times New Roman" w:hAnsi="Times New Roman" w:cs="Times New Roman"/>
+          <w:lang w:val="en-US"/>
+        </w:rPr>
+        <w:t>lower inflation rate in Switzerland can be explained to a considerable extent by the different weights assigned to the items of the CPI</w:t>
+      </w:r>
+      <w:r>
+        <w:rPr>
+          <w:rFonts w:ascii="Times New Roman" w:hAnsi="Times New Roman" w:cs="Times New Roman"/>
+          <w:lang w:val="en-US"/>
+        </w:rPr>
+        <w:t xml:space="preserve"> compared to other countries</w:t>
+      </w:r>
+      <w:r>
+        <w:rPr>
+          <w:rFonts w:ascii="Times New Roman" w:hAnsi="Times New Roman" w:cs="Times New Roman"/>
+          <w:lang w:val="en-US"/>
+        </w:rPr>
+        <w:t xml:space="preserve">, implying that </w:t>
+      </w:r>
+      <w:r>
+        <w:rPr>
+          <w:rFonts w:ascii="Times New Roman" w:hAnsi="Times New Roman" w:cs="Times New Roman"/>
+          <w:lang w:val="en-US"/>
+        </w:rPr>
+        <w:t>Switzerland's low inflation is in part a statistical artefact, reflecting the specific structure and expenditure weights of the Swiss CPI basket</w:t>
+      </w:r>
+      <w:r>
+        <w:rPr>
+          <w:rFonts w:ascii="Times New Roman" w:hAnsi="Times New Roman" w:cs="Times New Roman"/>
+          <w:lang w:val="en-US"/>
+        </w:rPr>
+        <w:t>. These studies underline</w:t>
+      </w:r>
+      <w:r>
+        <w:rPr>
+          <w:rFonts w:ascii="Times New Roman" w:hAnsi="Times New Roman" w:cs="Times New Roman"/>
+          <w:lang w:val="en-US"/>
+        </w:rPr>
+        <w:t>d</w:t>
+      </w:r>
+      <w:r>
+        <w:rPr>
+          <w:rFonts w:ascii="Times New Roman" w:hAnsi="Times New Roman" w:cs="Times New Roman"/>
+          <w:lang w:val="en-US"/>
+        </w:rPr>
+        <w:t xml:space="preserve"> the relatively low weight assigned to energy (5%) and the exclusion of certain important expenditure items such as the compulsory health insurance premiums and have provided estimations of</w:t>
+      </w:r>
+      <w:r>
+        <w:rPr>
+          <w:rFonts w:ascii="Times New Roman" w:hAnsi="Times New Roman" w:cs="Times New Roman"/>
+          <w:lang w:val="en-US"/>
+        </w:rPr>
+        <w:t xml:space="preserve"> Swiss inflation using the expenditure weights applied in other countries, such as Germany. </w:t>
+      </w:r>
+      <w:r>
+        <w:rPr>
+          <w:rFonts w:ascii="Times New Roman" w:hAnsi="Times New Roman" w:cs="Times New Roman"/>
+          <w:lang w:val="en-US"/>
+        </w:rPr>
+        <w:t>However, e</w:t>
+      </w:r>
+      <w:r>
+        <w:rPr>
+          <w:rFonts w:ascii="Times New Roman" w:hAnsi="Times New Roman" w:cs="Times New Roman"/>
+          <w:lang w:val="en-US"/>
+        </w:rPr>
+        <w:t>ven under these counterfactual weighting schemes, Swiss inflation remains</w:t>
+      </w:r>
+      <w:r>
+        <w:rPr>
+          <w:rFonts w:ascii="Times New Roman" w:hAnsi="Times New Roman" w:cs="Times New Roman"/>
+          <w:lang w:val="en-US"/>
+        </w:rPr>
+        <w:t xml:space="preserve"> nonetheless</w:t>
+      </w:r>
+      <w:r>
+        <w:rPr>
+          <w:rFonts w:ascii="Times New Roman" w:hAnsi="Times New Roman" w:cs="Times New Roman"/>
+          <w:lang w:val="en-US"/>
+        </w:rPr>
+        <w:t xml:space="preserve"> substantially lower than in comparable economies</w:t>
+      </w:r>
+      <w:r>
+        <w:rPr>
+          <w:rFonts w:ascii="Times New Roman" w:hAnsi="Times New Roman" w:cs="Times New Roman"/>
+          <w:lang w:val="en-US"/>
+        </w:rPr>
+        <w:t xml:space="preserve"> </w:t>
+      </w:r>
+      <w:r>
+        <w:rPr>
+          <w:rFonts w:ascii="Times New Roman" w:hAnsi="Times New Roman" w:cs="Times New Roman"/>
+          <w:lang w:val="en-US"/>
+        </w:rPr>
+        <w:t>as it gains only 1 to 2% percentage points</w:t>
+      </w:r>
+      <w:r>
+        <w:rPr>
+          <w:rFonts w:ascii="Times New Roman" w:hAnsi="Times New Roman" w:cs="Times New Roman"/>
+          <w:lang w:val="en-US"/>
+        </w:rPr>
+        <w:t xml:space="preserve"> </w:t>
+      </w:r>
+      <w:r>
+        <w:rPr>
+          <w:rFonts w:ascii="Times New Roman" w:hAnsi="Times New Roman" w:cs="Times New Roman"/>
+          <w:lang w:val="en-US"/>
+        </w:rPr>
+        <w:fldChar w:fldCharType="begin"/>
+      </w:r>
+      <w:r>
+        <w:rPr>
+          <w:rFonts w:ascii="Times New Roman" w:hAnsi="Times New Roman" w:cs="Times New Roman"/>
+          <w:lang w:val="en-US"/>
+        </w:rPr>
+        <w:instrText xml:space="preserve"> ADDIN ZOTERO_ITEM CSL_CITATION {"citationID":"d1WzfQt4","properties":{"formattedCitation":"(Sonnenberg 2022; Dullien et al. 2024)","plainCitation":"(Sonnenberg 2022; Dullien et al. 2024)","noteIndex":0},"citationItems":[{"id":6661,"uris":["http://zotero.org/groups/6311349/items/AFIXD8C5"],"itemData":{"id":6661,"type":"article-journal","abstract":"Die Inflation ist in Europa seit Anfang 2021 stark gestiegen, das Ausmaß des Anstiegs unterscheidet sich zwischen den einzelnen Ländern indes beträchtlich. Besonders niedrig ist die Inflation in der Schweiz, wo sie im Juli bei lediglich 3,3 Prozent (HVPI) lag. Demgegenüber ist die Inflation im Euroraum im August auf ein Rekordniveau von 9,1 Prozent gestiegen, in Deutschland lag sie bei 8,8 Prozent und in Spanien bei 10,3 Prozent. Mithilfe der detaillierten Preisstatistik des Harmonisierten Verbraucherpreisindex aus dem Juli werden in diesem Beitrag die Ursachen dieser Unterschiede herausgearbeitet. Der HVPI besteht aus vielen Preisreihen, die jeweils mit ihrem Ausgabenanteil gewichtet zum Gesamtindex zusammengefügt werden. Unterschiede in den Inflationsraten zwischen den Ländern können entweder aus Unterschieden in der Entwicklung der einzelnen Preisreihen oder durch Unterschiede in den Gewichten entstehen. Im Folgenden werden die wesentlichen Unterschiede in den vier Überkategorien Energie, Lebensmittel, Waren und Dienstleistungen diskutiert.","language":"ger","license":"http://www.econstor.eu/dspace/Nutzungsbedingungen","publisher":"Kiel: Kiel Institut für Weltwirtschaft (IfW Kiel)","source":"www.econstor.eu","title":"Zu den Inflationsunterschieden zwischen der Schweiz, Spanien und Deutschland","URL":"https://www.econstor.eu/handle/10419/265303","author":[{"family":"Sonnenberg","given":"Nils"}],"accessed":{"date-parts":[["2026",7,8]]},"issued":{"date-parts":[["2022"]]}}},{"id":6508,"uris":["http://zotero.org/groups/6311349/items/A79KYH9F"],"itemData":{"id":6508,"type":"report","abstract":"Als Folge der massiven Preisschocks 2021 und 2022 schnellte die HVPI-Rate in Deutschland teilweise auf über 11 %, überschritt in der Schweiz aber nur kurzzeitig 3 %. Entscheidend war, dass die Energiepreise in der Spitze in Deutschland 5,3 Prozentpunkte zur Inflation beitrugen (Oktober 2022) verglichen mit 1,5 Prozentpunkten in der Schweiz (Juni 2022) und weitgefasste Nahrungsmittel 3,1 Prozentpunkte verglichen mit 0,8 Prozentpunkten (März 2023). Dieser Beitrag untersucht die Rolle struktureller Unterschiede beim Durchwirken der internationalen Preisschocks auf die inländische Inflation. Von Bedeutung sind dabei erstens regulatorische Unterschiede und der ausgeprägte Protektionismus des Agrarsektors in der Schweiz. Ein zweiter Faktor sind unterschiedliche Warenkorbstrukturen. Eingriffe des Staates in die Preisbildung sowie Veränderungen indirekter Steuern und Abgaben begründen drittens, warum die Inflationsunterschiede nicht noch ausgeprägter ausfielen und warum die Strompreise in der Schweiz trotz der Bedeutung der Wasserkraft letztlich ähnlich stark anzogen wie in Deutschland. Demgegenüber dürfte die geldpolitische Reaktion bestenfalls eine untergeordnete Rolle gespielt haben, auch wenn die deutlichere Abwertung des Euro die externen Preisschocks verstärkt hat.","genre":"Working Paper","language":"ger","license":"https://www.econstor.eu/dspace/Nutzungsbedingungen","number":"224","publisher":"IMK Working Paper","source":"www.econstor.eu","title":"Historische Preissteigerungen in Deutschland, niedrige Inflation in der Schweiz: Die Rolle von Regulierung","title-short":"Historische Preissteigerungen in Deutschland, niedrige Inflation in der Schweiz","URL":"https://www.econstor.eu/handle/10419/302161","author":[{"family":"Dullien","given":"Sebastian"},{"family":"Gallusser","given":"David"},{"family":"Tober","given":"Silke"}],"accessed":{"date-parts":[["2026",6,3]]},"issued":{"date-parts":[["2024"]]}}}],"schema":"https://github.com/citation-style-language/schema/raw/master/csl-citation.json"} </w:instrText>
+      </w:r>
+      <w:r>
+        <w:rPr>
+          <w:rFonts w:ascii="Times New Roman" w:hAnsi="Times New Roman" w:cs="Times New Roman"/>
+          <w:lang w:val="en-US"/>
+        </w:rPr>
+        <w:fldChar w:fldCharType="separate"/>
+      </w:r>
+      <w:r>
+        <w:rPr>
+          <w:rFonts w:ascii="Aptos" w:hAnsi="Aptos"/>
+          <w:lang w:val="en-US"/>
+        </w:rPr>
+        <w:t>(Sonnenberg 2022; Dullien et al. 2024)</w:t>
+      </w:r>
+      <w:r>
+        <w:rPr>
+          <w:rFonts w:ascii="Times New Roman" w:hAnsi="Times New Roman" w:cs="Times New Roman"/>
+          <w:lang w:val="en-US"/>
+        </w:rPr>
+        <w:fldChar w:fldCharType="end"/>
+      </w:r>
+      <w:r>
+        <w:rPr>
+          <w:rFonts w:ascii="Times New Roman" w:hAnsi="Times New Roman" w:cs="Times New Roman"/>
+          <w:lang w:val="en-US"/>
+        </w:rPr>
+        <w:t>.</w:t>
+      </w:r>
+      <w:r>
+        <w:rPr>
+          <w:rFonts w:ascii="Times New Roman" w:hAnsi="Times New Roman" w:cs="Times New Roman"/>
+          <w:lang w:val="en-US"/>
+        </w:rPr>
+        <w:t xml:space="preserve"> The dynamics of the CPI remains furthermore the same, as only its level is changed under </w:t>
+      </w:r>
+      <w:r>
+        <w:rPr>
+          <w:rFonts w:ascii="Times New Roman" w:hAnsi="Times New Roman" w:cs="Times New Roman"/>
+          <w:lang w:val="en-US"/>
+        </w:rPr>
+        <w:t>the re-weighting calculation. The weighting differences are thus not a great explanation of Swiss price dynamics and the relative resistance of the latter to inflationary pressures.</w:t>
+      </w:r>
+    </w:p>
+    <w:p>
+      <w:pPr>
+        <w:jc w:val="both"/>
+        <w:rPr>
+          <w:rFonts w:ascii="Times New Roman" w:hAnsi="Times New Roman" w:cs="Times New Roman"/>
+          <w:lang w:val="en-US"/>
+        </w:rPr>
+      </w:pPr>
+      <w:r>
+        <w:rPr>
+          <w:rFonts w:ascii="Times New Roman" w:hAnsi="Times New Roman" w:cs="Times New Roman"/>
+          <w:lang w:val="en-US"/>
+        </w:rPr>
+        <w:t xml:space="preserve">Regarding the structure of the Swiss CPI, another line of explanation </w:t>
+      </w:r>
+      <w:r>
+        <w:rPr>
+          <w:rFonts w:ascii="Times New Roman" w:hAnsi="Times New Roman" w:cs="Times New Roman"/>
+          <w:lang w:val="en-US"/>
+        </w:rPr>
+        <w:t>has emphasized the importance of the high share of administered prices in the basket as a factor behind Switzerland’s price stability.</w:t>
+      </w:r>
+      <w:r>
+        <w:rPr>
+          <w:rFonts w:ascii="Times New Roman" w:hAnsi="Times New Roman" w:cs="Times New Roman"/>
+          <w:lang w:val="en-US"/>
+        </w:rPr>
+        <w:t xml:space="preserve"> The share of administered prices, defined </w:t>
+      </w:r>
+      <w:r>
+        <w:rPr>
+          <w:rFonts w:ascii="Times New Roman" w:hAnsi="Times New Roman" w:cs="Times New Roman"/>
+          <w:lang w:val="en-US"/>
+        </w:rPr>
+        <w:t xml:space="preserve">as </w:t>
+      </w:r>
+      <w:r>
+        <w:rPr>
+          <w:rFonts w:ascii="Times New Roman" w:hAnsi="Times New Roman" w:cs="Times New Roman"/>
+          <w:lang w:val="en-US"/>
+        </w:rPr>
+        <w:t>prices set or regulated by the government t</w:t>
+      </w:r>
+      <w:r>
+        <w:rPr>
+          <w:rFonts w:ascii="Times New Roman" w:hAnsi="Times New Roman" w:cs="Times New Roman"/>
+          <w:lang w:val="en-US"/>
+        </w:rPr>
+        <w:t>hat</w:t>
+      </w:r>
+      <w:r>
+        <w:rPr>
+          <w:rFonts w:ascii="Times New Roman" w:hAnsi="Times New Roman" w:cs="Times New Roman"/>
+          <w:lang w:val="en-US"/>
+        </w:rPr>
+        <w:t xml:space="preserve"> are not determined solely by market supply and demand</w:t>
+      </w:r>
+      <w:r>
+        <w:rPr>
+          <w:rFonts w:ascii="Times New Roman" w:hAnsi="Times New Roman" w:cs="Times New Roman"/>
+          <w:lang w:val="en-US"/>
+        </w:rPr>
+        <w:t>, is particularly high in Switzerland</w:t>
+      </w:r>
+      <w:r>
+        <w:rPr>
+          <w:rFonts w:ascii="Times New Roman" w:hAnsi="Times New Roman" w:cs="Times New Roman"/>
+          <w:lang w:val="en-US"/>
+        </w:rPr>
+        <w:t xml:space="preserve"> as it represents around one-quarter of the CPI</w:t>
+      </w:r>
+      <w:r>
+        <w:rPr>
+          <w:rFonts w:ascii="Times New Roman" w:hAnsi="Times New Roman" w:cs="Times New Roman"/>
+          <w:lang w:val="en-US"/>
+        </w:rPr>
+        <w:t xml:space="preserve">. In 2025, the share of administrated prices in the harmonized consumer price index was </w:t>
+      </w:r>
+      <w:r>
+        <w:rPr>
+          <w:rFonts w:ascii="Times New Roman" w:hAnsi="Times New Roman" w:cs="Times New Roman"/>
+          <w:lang w:val="en-US"/>
+        </w:rPr>
+        <w:t>25</w:t>
+      </w:r>
+      <w:r>
+        <w:rPr>
+          <w:rFonts w:ascii="Times New Roman" w:hAnsi="Times New Roman" w:cs="Times New Roman"/>
+          <w:lang w:val="en-US"/>
+        </w:rPr>
+        <w:t>% in Switzerland, compared to around 12% in the European Union.</w:t>
+      </w:r>
+      <w:r>
+        <w:rPr>
+          <w:rFonts w:ascii="Times New Roman" w:hAnsi="Times New Roman" w:cs="Times New Roman"/>
+          <w:lang w:val="en-US"/>
+        </w:rPr>
+        <w:t xml:space="preserve"> </w:t>
+      </w:r>
+      <w:r>
+        <w:rPr>
+          <w:rFonts w:ascii="Times New Roman" w:hAnsi="Times New Roman" w:cs="Times New Roman"/>
+          <w:lang w:val="en-US"/>
+        </w:rPr>
+        <w:t>The fact that one</w:t>
+      </w:r>
+      <w:r>
+        <w:rPr>
+          <w:rFonts w:ascii="Times New Roman" w:hAnsi="Times New Roman" w:cs="Times New Roman"/>
+          <w:lang w:val="en-US"/>
+        </w:rPr>
+        <w:t xml:space="preserve"> </w:t>
+      </w:r>
+      <w:r>
+        <w:rPr>
+          <w:rFonts w:ascii="Times New Roman" w:hAnsi="Times New Roman" w:cs="Times New Roman"/>
+          <w:lang w:val="en-US"/>
+        </w:rPr>
+        <w:t xml:space="preserve">third of Swiss prices are administered </w:t>
+      </w:r>
+      <w:r>
+        <w:rPr>
+          <w:rFonts w:ascii="Times New Roman" w:hAnsi="Times New Roman" w:cs="Times New Roman"/>
+          <w:lang w:val="en-US"/>
+        </w:rPr>
+        <w:t xml:space="preserve">naturally raises </w:t>
+      </w:r>
+      <w:r>
+        <w:rPr>
+          <w:rFonts w:ascii="Times New Roman" w:hAnsi="Times New Roman" w:cs="Times New Roman"/>
+          <w:lang w:val="en-US"/>
+        </w:rPr>
+        <w:t xml:space="preserve">the hypothesis that the Swiss government exercises substantial price controls </w:t>
+      </w:r>
+      <w:r>
+        <w:rPr>
+          <w:rFonts w:ascii="Times New Roman" w:hAnsi="Times New Roman" w:cs="Times New Roman"/>
+          <w:lang w:val="en-US"/>
+        </w:rPr>
+        <w:t>to</w:t>
+      </w:r>
+      <w:r>
+        <w:rPr>
+          <w:rFonts w:ascii="Times New Roman" w:hAnsi="Times New Roman" w:cs="Times New Roman"/>
+          <w:lang w:val="en-US"/>
+        </w:rPr>
+        <w:t xml:space="preserve"> keep inflation low</w:t>
+      </w:r>
+      <w:r>
+        <w:rPr>
+          <w:rFonts w:ascii="Times New Roman" w:hAnsi="Times New Roman" w:cs="Times New Roman"/>
+          <w:lang w:val="en-US"/>
+        </w:rPr>
+        <w:t>.</w:t>
+      </w:r>
+      <w:r>
+        <w:rPr>
+          <w:rFonts w:ascii="Times New Roman" w:hAnsi="Times New Roman" w:cs="Times New Roman"/>
+          <w:lang w:val="en-US"/>
+        </w:rPr>
+        <w:t xml:space="preserve"> However, </w:t>
+      </w:r>
+      <w:r>
+        <w:rPr>
+          <w:rFonts w:ascii="Times New Roman" w:hAnsi="Times New Roman" w:cs="Times New Roman"/>
+          <w:lang w:val="en-US"/>
+        </w:rPr>
+        <w:t xml:space="preserve">the scarce literature on this topic supports that administered prices are not an important driver of low inflation in Switzerland nor a significant factor to explain Switzerland’s inflation gap in comparison with the euro area. On the one hand, despite the importance of administered prices in the Swiss CPI basket, an indicator of inflation excluding them would not have changed substantially price dynamics in the country over the last 20 years, as </w:t>
+      </w:r>
+      <w:r>
+        <w:rPr>
+          <w:rFonts w:ascii="Times New Roman" w:hAnsi="Times New Roman" w:cs="Times New Roman"/>
+          <w:lang w:val="en-US"/>
+        </w:rPr>
+        <w:t>CPI inflation excluding administered prices was only 0.1 percentage points higher than CPI inflation including them</w:t>
+      </w:r>
+      <w:r>
+        <w:rPr>
+          <w:rFonts w:ascii="Times New Roman" w:hAnsi="Times New Roman" w:cs="Times New Roman"/>
+          <w:lang w:val="en-US"/>
+        </w:rPr>
+        <w:t>. On the other hand, both administered and non-administered prices increased considerably less in Switzerland than in the euro area</w:t>
+      </w:r>
+      <w:r>
+        <w:rPr>
+          <w:rFonts w:ascii="Times New Roman" w:hAnsi="Times New Roman" w:cs="Times New Roman"/>
+          <w:lang w:val="en-US"/>
+        </w:rPr>
+        <w:t xml:space="preserve">. </w:t>
+      </w:r>
+      <w:r>
+        <w:rPr>
+          <w:rFonts w:ascii="Times New Roman" w:hAnsi="Times New Roman" w:cs="Times New Roman"/>
+          <w:lang w:val="en-US"/>
+        </w:rPr>
+        <w:t xml:space="preserve">This suggests that inflation </w:t>
+      </w:r>
+      <w:r>
+        <w:rPr>
+          <w:rFonts w:ascii="Times New Roman" w:hAnsi="Times New Roman" w:cs="Times New Roman"/>
+          <w:lang w:val="en-US"/>
+        </w:rPr>
+        <w:t>gap</w:t>
+      </w:r>
+      <w:r>
+        <w:rPr>
+          <w:rFonts w:ascii="Times New Roman" w:hAnsi="Times New Roman" w:cs="Times New Roman"/>
+          <w:lang w:val="en-US"/>
+        </w:rPr>
+        <w:t xml:space="preserve"> between the two economies cannot be attributed solely to </w:t>
+      </w:r>
+      <w:r>
+        <w:rPr>
+          <w:rFonts w:ascii="Times New Roman" w:hAnsi="Times New Roman" w:cs="Times New Roman"/>
+          <w:lang w:val="en-US"/>
+        </w:rPr>
+        <w:lastRenderedPageBreak/>
+        <w:t>administered prices, but must also reflect differences in the evolution of non-administered prices</w:t>
+      </w:r>
+      <w:r>
+        <w:rPr>
+          <w:rFonts w:ascii="Times New Roman" w:hAnsi="Times New Roman" w:cs="Times New Roman"/>
+          <w:lang w:val="en-US"/>
+        </w:rPr>
+        <w:t xml:space="preserve"> </w:t>
+      </w:r>
+      <w:r>
+        <w:rPr>
+          <w:rFonts w:ascii="Times New Roman" w:hAnsi="Times New Roman" w:cs="Times New Roman"/>
+          <w:lang w:val="en-US"/>
+        </w:rPr>
+        <w:fldChar w:fldCharType="begin"/>
+      </w:r>
+      <w:r>
+        <w:rPr>
+          <w:rFonts w:ascii="Times New Roman" w:hAnsi="Times New Roman" w:cs="Times New Roman"/>
+          <w:lang w:val="en-US"/>
+        </w:rPr>
+        <w:instrText xml:space="preserve"> ADDIN ZOTERO_ITEM CSL_CITATION {"citationID":"bWyPTIYZ","properties":{"formattedCitation":"(S. Auer et al. 2025)","plainCitation":"(S. Auer et al. 2025)","noteIndex":0},"citationItems":[{"id":6463,"uris":["http://zotero.org/groups/6311349/items/7KFBSAG5"],"itemData":{"id":6463,"type":"report","number":"10/2025","publisher":"Swiss National Bank","publisher-place":"Zürich","title":"How large is the impact of administered prices on inflation in Switzerland?","URL":"https://www.snb.ch/en/publications/research/economic-notes/2025/economic_note_2025_10","author":[{"family":"Auer","given":"Simone"},{"family":"Beyeler","given":"Simon"},{"family":"Meier","given":"Jonas"}],"accessed":{"date-parts":[["2026",5,28]]},"issued":{"date-parts":[["2025"]]}}}],"schema":"https://github.com/citation-style-language/schema/raw/master/csl-citation.json"} </w:instrText>
+      </w:r>
+      <w:r>
+        <w:rPr>
+          <w:rFonts w:ascii="Times New Roman" w:hAnsi="Times New Roman" w:cs="Times New Roman"/>
+          <w:lang w:val="en-US"/>
+        </w:rPr>
+        <w:fldChar w:fldCharType="separate"/>
+      </w:r>
+      <w:r>
+        <w:rPr>
+          <w:rFonts w:ascii="Aptos" w:hAnsi="Aptos"/>
+          <w:lang w:val="en-US"/>
+        </w:rPr>
+        <w:t>(S. Auer et al. 2025)</w:t>
+      </w:r>
+      <w:r>
+        <w:rPr>
+          <w:rFonts w:ascii="Times New Roman" w:hAnsi="Times New Roman" w:cs="Times New Roman"/>
+          <w:lang w:val="en-US"/>
+        </w:rPr>
+        <w:fldChar w:fldCharType="end"/>
+      </w:r>
+      <w:r>
+        <w:rPr>
+          <w:rFonts w:ascii="Times New Roman" w:hAnsi="Times New Roman" w:cs="Times New Roman"/>
+          <w:lang w:val="en-US"/>
+        </w:rPr>
+        <w:t>.</w:t>
+      </w:r>
+    </w:p>
+    <w:p>
+      <w:pPr>
+        <w:jc w:val="both"/>
+        <w:rPr>
+          <w:rFonts w:ascii="Times New Roman" w:hAnsi="Times New Roman" w:cs="Times New Roman"/>
+          <w:lang w:val="en-US"/>
+        </w:rPr>
+      </w:pPr>
+      <w:r>
+        <w:rPr>
+          <w:rFonts w:ascii="Times New Roman" w:hAnsi="Times New Roman" w:cs="Times New Roman"/>
+          <w:lang w:val="en-US"/>
+        </w:rPr>
+        <w:t xml:space="preserve"> </w:t>
+      </w:r>
+      <w:r>
+        <w:rPr>
+          <w:rFonts w:ascii="Times New Roman" w:hAnsi="Times New Roman" w:cs="Times New Roman"/>
+          <w:lang w:val="en-US"/>
+        </w:rPr>
+        <w:t>In place of</w:t>
+      </w:r>
+      <w:r>
+        <w:rPr>
+          <w:rFonts w:ascii="Times New Roman" w:hAnsi="Times New Roman" w:cs="Times New Roman"/>
+          <w:lang w:val="en-US"/>
+        </w:rPr>
+        <w:t xml:space="preserve"> a deliberate policy design</w:t>
+      </w:r>
+      <w:r>
+        <w:rPr>
+          <w:rFonts w:ascii="Times New Roman" w:hAnsi="Times New Roman" w:cs="Times New Roman"/>
+          <w:lang w:val="en-US"/>
+        </w:rPr>
+        <w:t>ed</w:t>
+      </w:r>
+      <w:r>
+        <w:rPr>
+          <w:rFonts w:ascii="Times New Roman" w:hAnsi="Times New Roman" w:cs="Times New Roman"/>
+          <w:lang w:val="en-US"/>
+        </w:rPr>
+        <w:t xml:space="preserve"> to control pr</w:t>
+      </w:r>
+      <w:r>
+        <w:rPr>
+          <w:rFonts w:ascii="Times New Roman" w:hAnsi="Times New Roman" w:cs="Times New Roman"/>
+          <w:lang w:val="en-US"/>
+        </w:rPr>
+        <w:t xml:space="preserve">ice level and </w:t>
+      </w:r>
+      <w:r>
+        <w:rPr>
+          <w:rFonts w:ascii="Times New Roman" w:hAnsi="Times New Roman" w:cs="Times New Roman"/>
+          <w:lang w:val="en-US"/>
+        </w:rPr>
+        <w:t>inflation, the high share of administered prices</w:t>
+      </w:r>
+      <w:r>
+        <w:rPr>
+          <w:rFonts w:ascii="Times New Roman" w:hAnsi="Times New Roman" w:cs="Times New Roman"/>
+          <w:lang w:val="en-US"/>
+        </w:rPr>
+        <w:t xml:space="preserve"> rather</w:t>
+      </w:r>
+      <w:r>
+        <w:rPr>
+          <w:rFonts w:ascii="Times New Roman" w:hAnsi="Times New Roman" w:cs="Times New Roman"/>
+          <w:lang w:val="en-US"/>
+        </w:rPr>
+        <w:t xml:space="preserve"> reflects</w:t>
+      </w:r>
+      <w:r>
+        <w:rPr>
+          <w:rFonts w:ascii="Times New Roman" w:hAnsi="Times New Roman" w:cs="Times New Roman"/>
+          <w:lang w:val="en-US"/>
+        </w:rPr>
+        <w:t xml:space="preserve"> in great part</w:t>
+      </w:r>
+      <w:r>
+        <w:rPr>
+          <w:rFonts w:ascii="Times New Roman" w:hAnsi="Times New Roman" w:cs="Times New Roman"/>
+          <w:lang w:val="en-US"/>
+        </w:rPr>
+        <w:t xml:space="preserve"> Switzerland’s peculiar welfare state system, notably its mandatory health insurance system. </w:t>
+      </w:r>
+      <w:r>
+        <w:rPr>
+          <w:rFonts w:ascii="Times New Roman" w:hAnsi="Times New Roman" w:cs="Times New Roman"/>
+          <w:lang w:val="en-US"/>
+        </w:rPr>
+        <w:t>Unlike</w:t>
+      </w:r>
+      <w:r>
+        <w:rPr>
+          <w:rFonts w:ascii="Times New Roman" w:hAnsi="Times New Roman" w:cs="Times New Roman"/>
+          <w:lang w:val="en-US"/>
+        </w:rPr>
+        <w:t xml:space="preserve"> other European countries</w:t>
+      </w:r>
+      <w:r>
+        <w:rPr>
+          <w:rFonts w:ascii="Times New Roman" w:hAnsi="Times New Roman" w:cs="Times New Roman"/>
+          <w:lang w:val="en-US"/>
+        </w:rPr>
+        <w:t xml:space="preserve"> where all health services and products covered by mandatory health insurance are </w:t>
+      </w:r>
+      <w:r>
+        <w:rPr>
+          <w:rFonts w:ascii="Times New Roman" w:hAnsi="Times New Roman" w:cs="Times New Roman"/>
+          <w:lang w:val="en-US"/>
+        </w:rPr>
+        <w:t xml:space="preserve">directly taken in charge by the state, Swiss </w:t>
+      </w:r>
+      <w:r>
+        <w:rPr>
+          <w:rFonts w:ascii="Times New Roman" w:hAnsi="Times New Roman" w:cs="Times New Roman"/>
+          <w:lang w:val="en-US"/>
+        </w:rPr>
+        <w:t>residents</w:t>
+      </w:r>
+      <w:r>
+        <w:rPr>
+          <w:rFonts w:ascii="Times New Roman" w:hAnsi="Times New Roman" w:cs="Times New Roman"/>
+          <w:lang w:val="en-US"/>
+        </w:rPr>
+        <w:t xml:space="preserve"> must </w:t>
+      </w:r>
+      <w:r>
+        <w:rPr>
+          <w:rFonts w:ascii="Times New Roman" w:hAnsi="Times New Roman" w:cs="Times New Roman"/>
+          <w:lang w:val="en-US"/>
+        </w:rPr>
+        <w:t xml:space="preserve">finance by themselves a great part of health expenditures through out-of-pocket payments </w:t>
+      </w:r>
+      <w:r>
+        <w:rPr>
+          <w:rFonts w:ascii="Times New Roman" w:hAnsi="Times New Roman" w:cs="Times New Roman"/>
+          <w:lang w:val="en-US"/>
+        </w:rPr>
+        <w:t xml:space="preserve">until a minimum franchise is reached in addition to the premiums which are not taken into account into the Swiss CPI basket. As a result, the </w:t>
+      </w:r>
+      <w:r>
+        <w:rPr>
+          <w:rFonts w:ascii="Times New Roman" w:hAnsi="Times New Roman" w:cs="Times New Roman"/>
+          <w:lang w:val="en-US"/>
+        </w:rPr>
+        <w:t>25% share of</w:t>
+      </w:r>
+      <w:r>
+        <w:rPr>
+          <w:rFonts w:ascii="Times New Roman" w:hAnsi="Times New Roman" w:cs="Times New Roman"/>
+          <w:lang w:val="en-US"/>
+        </w:rPr>
+        <w:t xml:space="preserve"> administered</w:t>
+      </w:r>
+      <w:r>
+        <w:rPr>
+          <w:rFonts w:ascii="Times New Roman" w:hAnsi="Times New Roman" w:cs="Times New Roman"/>
+          <w:lang w:val="en-US"/>
+        </w:rPr>
+        <w:t xml:space="preserve"> price</w:t>
+      </w:r>
+      <w:r>
+        <w:rPr>
+          <w:rFonts w:ascii="Times New Roman" w:hAnsi="Times New Roman" w:cs="Times New Roman"/>
+          <w:lang w:val="en-US"/>
+        </w:rPr>
+        <w:t xml:space="preserve"> </w:t>
+      </w:r>
+      <w:r>
+        <w:rPr>
+          <w:rFonts w:ascii="Times New Roman" w:hAnsi="Times New Roman" w:cs="Times New Roman"/>
+          <w:lang w:val="en-US"/>
+        </w:rPr>
+        <w:t xml:space="preserve">is artificially inflated by a high share of health goods and services (around 14%) which are administered as they are covered and thus regulated by the compulsory public plan, but whose expenses must still be supported </w:t>
+      </w:r>
+      <w:r>
+        <w:rPr>
+          <w:rFonts w:ascii="Times New Roman" w:hAnsi="Times New Roman" w:cs="Times New Roman"/>
+          <w:lang w:val="en-US"/>
+        </w:rPr>
+        <w:t>through</w:t>
+      </w:r>
+      <w:r>
+        <w:rPr>
+          <w:rFonts w:ascii="Times New Roman" w:hAnsi="Times New Roman" w:cs="Times New Roman"/>
+          <w:lang w:val="en-US"/>
+        </w:rPr>
+        <w:t xml:space="preserve"> out-of-pocket payments by households.</w:t>
+      </w:r>
+      <w:r>
+        <w:rPr>
+          <w:rFonts w:ascii="Times New Roman" w:hAnsi="Times New Roman" w:cs="Times New Roman"/>
+          <w:lang w:val="en-US"/>
+        </w:rPr>
+        <w:t xml:space="preserve"> In contrast, the share of products and services with administered prices </w:t>
+      </w:r>
+      <w:r>
+        <w:rPr>
+          <w:rFonts w:ascii="Times New Roman" w:hAnsi="Times New Roman" w:cs="Times New Roman"/>
+          <w:lang w:val="en-US"/>
+        </w:rPr>
+        <w:t xml:space="preserve">for other key items </w:t>
+      </w:r>
+      <w:r>
+        <w:rPr>
+          <w:rFonts w:ascii="Times New Roman" w:hAnsi="Times New Roman" w:cs="Times New Roman"/>
+          <w:lang w:val="en-US"/>
+        </w:rPr>
+        <w:t xml:space="preserve">are significantly lower: 3% for energy or 2,3% for transports </w:t>
+      </w:r>
+      <w:r>
+        <w:rPr>
+          <w:rFonts w:ascii="Times New Roman" w:hAnsi="Times New Roman" w:cs="Times New Roman"/>
+          <w:lang w:val="en-US"/>
+        </w:rPr>
+        <w:fldChar w:fldCharType="begin"/>
+      </w:r>
+      <w:r>
+        <w:rPr>
+          <w:rFonts w:ascii="Times New Roman" w:hAnsi="Times New Roman" w:cs="Times New Roman"/>
+          <w:lang w:val="en-US"/>
+        </w:rPr>
+        <w:instrText xml:space="preserve"> ADDIN ZOTERO_ITEM CSL_CITATION {"citationID":"4DtIyZIQ","properties":{"formattedCitation":"(S. Auer et al. 2025; Mergele et al. 2026)","plainCitation":"(S. Auer et al. 2025; Mergele et al. 2026)","noteIndex":0},"citationItems":[{"id":6463,"uris":["http://zotero.org/groups/6311349/items/7KFBSAG5"],"itemData":{"id":6463,"type":"report","number":"10/2025","publisher":"Swiss National Bank","publisher-place":"Zürich","title":"How large is the impact of administered prices on inflation in Switzerland?","URL":"https://www.snb.ch/en/publications/research/economic-notes/2025/economic_note_2025_10","author":[{"family":"Auer","given":"Simone"},{"family":"Beyeler","given":"Simon"},{"family":"Meier","given":"Jonas"}],"accessed":{"date-parts":[["2026",5,28]]},"issued":{"date-parts":[["2025"]]}}},{"id":6665,"uris":["http://zotero.org/groups/6311349/items/EEFFBZEW"],"itemData":{"id":6665,"type":"article-journal","container-title":"Grundlagen für die Wirtschaftspolitik","issue":"62","publisher":"SECO","publisher-place":"Bern","title":"Administriete Preise","author":[{"family":"Mergele","given":"Lukas"},{"family":"Wehrli","given":"Damian"},{"family":"Winistörfer","given":"Nils"}],"issued":{"date-parts":[["2026"]]}}}],"schema":"https://github.com/citation-style-language/schema/raw/master/csl-citation.json"} </w:instrText>
+      </w:r>
+      <w:r>
+        <w:rPr>
+          <w:rFonts w:ascii="Times New Roman" w:hAnsi="Times New Roman" w:cs="Times New Roman"/>
+          <w:lang w:val="en-US"/>
+        </w:rPr>
+        <w:fldChar w:fldCharType="separate"/>
+      </w:r>
+      <w:r>
+        <w:rPr>
+          <w:rFonts w:ascii="Aptos" w:hAnsi="Aptos"/>
+          <w:lang w:val="en-US"/>
+        </w:rPr>
+        <w:t>(S. Auer et al. 2025; Mergele et al. 2026)</w:t>
+      </w:r>
+      <w:r>
+        <w:rPr>
+          <w:rFonts w:ascii="Times New Roman" w:hAnsi="Times New Roman" w:cs="Times New Roman"/>
+          <w:lang w:val="en-US"/>
+        </w:rPr>
+        <w:fldChar w:fldCharType="end"/>
+      </w:r>
+      <w:r>
+        <w:rPr>
+          <w:rFonts w:ascii="Times New Roman" w:hAnsi="Times New Roman" w:cs="Times New Roman"/>
+          <w:lang w:val="en-US"/>
+        </w:rPr>
+        <w:t>.</w:t>
+      </w:r>
+      <w:r>
+        <w:rPr>
+          <w:rFonts w:ascii="Times New Roman" w:hAnsi="Times New Roman" w:cs="Times New Roman"/>
+          <w:lang w:val="en-US"/>
+        </w:rPr>
+        <w:t xml:space="preserve"> </w:t>
+      </w:r>
+    </w:p>
+    <w:p>
+      <w:pPr>
+        <w:pStyle w:val="Titre1"/>
+        <w:rPr>
+          <w:lang w:val="en-US"/>
+        </w:rPr>
+      </w:pPr>
+      <w:r>
+        <w:rPr>
+          <w:lang w:val="en-US"/>
+        </w:rPr>
+        <w:t>The role of price administration in systemically significant sectors</w:t>
+      </w:r>
+    </w:p>
+    <w:p>
+      <w:pPr>
+        <w:jc w:val="both"/>
+        <w:rPr>
+          <w:rFonts w:ascii="Times New Roman" w:hAnsi="Times New Roman" w:cs="Times New Roman"/>
+          <w:lang w:val="en-US"/>
+        </w:rPr>
+      </w:pPr>
+      <w:r>
+        <w:rPr>
+          <w:rFonts w:ascii="Times New Roman" w:hAnsi="Times New Roman" w:cs="Times New Roman"/>
+          <w:lang w:val="en-US"/>
+        </w:rPr>
+        <w:t xml:space="preserve">Does price administration </w:t>
+      </w:r>
+      <w:r>
+        <w:rPr>
+          <w:rFonts w:ascii="Times New Roman" w:hAnsi="Times New Roman" w:cs="Times New Roman"/>
+          <w:lang w:val="en-US"/>
+        </w:rPr>
+        <w:t xml:space="preserve">truly </w:t>
+      </w:r>
+      <w:r>
+        <w:rPr>
+          <w:rFonts w:ascii="Times New Roman" w:hAnsi="Times New Roman" w:cs="Times New Roman"/>
+          <w:lang w:val="en-US"/>
+        </w:rPr>
+        <w:t>play</w:t>
+      </w:r>
+      <w:r>
+        <w:rPr>
+          <w:rFonts w:ascii="Times New Roman" w:hAnsi="Times New Roman" w:cs="Times New Roman"/>
+          <w:lang w:val="en-US"/>
+        </w:rPr>
+        <w:t xml:space="preserve"> </w:t>
+      </w:r>
+      <w:r>
+        <w:rPr>
+          <w:rFonts w:ascii="Times New Roman" w:hAnsi="Times New Roman" w:cs="Times New Roman"/>
+          <w:lang w:val="en-US"/>
+        </w:rPr>
+        <w:t>no role behind Switzerland’s resistance to inflation?</w:t>
+      </w:r>
+      <w:r>
+        <w:rPr>
+          <w:rFonts w:ascii="Times New Roman" w:hAnsi="Times New Roman" w:cs="Times New Roman"/>
+          <w:lang w:val="en-US"/>
+        </w:rPr>
+        <w:t xml:space="preserve"> </w:t>
+      </w:r>
+      <w:r>
+        <w:rPr>
+          <w:rFonts w:ascii="Times New Roman" w:hAnsi="Times New Roman" w:cs="Times New Roman"/>
+          <w:lang w:val="en-US"/>
+        </w:rPr>
+        <w:t xml:space="preserve">In this section, </w:t>
+      </w:r>
+      <w:r>
+        <w:rPr>
+          <w:rFonts w:ascii="Times New Roman" w:hAnsi="Times New Roman" w:cs="Times New Roman"/>
+          <w:lang w:val="en-US"/>
+        </w:rPr>
+        <w:t xml:space="preserve">we show that the arguments against a substantial effect of price administration on price stability in Switzerland outlined </w:t>
+      </w:r>
+      <w:r>
+        <w:rPr>
+          <w:rFonts w:ascii="Times New Roman" w:hAnsi="Times New Roman" w:cs="Times New Roman"/>
+          <w:lang w:val="en-US"/>
+        </w:rPr>
+        <w:t>in the previous section</w:t>
+      </w:r>
+      <w:r>
+        <w:rPr>
+          <w:rFonts w:ascii="Times New Roman" w:hAnsi="Times New Roman" w:cs="Times New Roman"/>
+          <w:lang w:val="en-US"/>
+        </w:rPr>
+        <w:t xml:space="preserve"> </w:t>
+      </w:r>
+      <w:r>
+        <w:rPr>
+          <w:rFonts w:ascii="Times New Roman" w:hAnsi="Times New Roman" w:cs="Times New Roman"/>
+          <w:lang w:val="en-US"/>
+        </w:rPr>
+        <w:t>do not hold when we account for the fact that price administration is present in sector with systemically significant prices</w:t>
+      </w:r>
+      <w:r>
+        <w:rPr>
+          <w:rFonts w:ascii="Times New Roman" w:hAnsi="Times New Roman" w:cs="Times New Roman"/>
+          <w:lang w:val="en-US"/>
+        </w:rPr>
+        <w:t xml:space="preserve">. </w:t>
+      </w:r>
+      <w:r>
+        <w:rPr>
+          <w:rFonts w:ascii="Times New Roman" w:hAnsi="Times New Roman" w:cs="Times New Roman"/>
+          <w:lang w:val="en-US"/>
+        </w:rPr>
+        <w:t>We cannot evaluate the impact of administered price simply by comparing the differences in level and evolution of a</w:t>
+      </w:r>
+      <w:r>
+        <w:rPr>
+          <w:rFonts w:ascii="Times New Roman" w:hAnsi="Times New Roman" w:cs="Times New Roman"/>
+          <w:lang w:val="en-US"/>
+        </w:rPr>
+        <w:t>n</w:t>
+      </w:r>
+      <w:r>
+        <w:rPr>
+          <w:rFonts w:ascii="Times New Roman" w:hAnsi="Times New Roman" w:cs="Times New Roman"/>
+          <w:lang w:val="en-US"/>
+        </w:rPr>
+        <w:t xml:space="preserve"> administered prices-free CPI and one excluding them as such an approach overlooks prices interrelationships and potential cascade effects through the cost structures of the economy.</w:t>
+      </w:r>
+      <w:r>
+        <w:rPr>
+          <w:rFonts w:ascii="Times New Roman" w:hAnsi="Times New Roman" w:cs="Times New Roman"/>
+          <w:lang w:val="en-US"/>
+        </w:rPr>
+        <w:t xml:space="preserve"> This is especially relevant when price administration operates in sectors with systemically significant prices.</w:t>
+      </w:r>
+      <w:r>
+        <w:rPr>
+          <w:rFonts w:ascii="Times New Roman" w:hAnsi="Times New Roman" w:cs="Times New Roman"/>
+          <w:lang w:val="en-US"/>
+        </w:rPr>
+        <w:t xml:space="preserve"> In the context of price stability, </w:t>
+      </w:r>
+      <w:r>
+        <w:rPr>
+          <w:rFonts w:ascii="Times New Roman" w:hAnsi="Times New Roman" w:cs="Times New Roman"/>
+          <w:lang w:val="en-US"/>
+        </w:rPr>
+        <w:t xml:space="preserve">the concept of systemically significant prices developed by </w:t>
+      </w:r>
+      <w:r>
+        <w:rPr>
+          <w:rFonts w:ascii="Times New Roman" w:hAnsi="Times New Roman" w:cs="Times New Roman"/>
+          <w:lang w:val="en-US"/>
+        </w:rPr>
+        <w:fldChar w:fldCharType="begin"/>
+      </w:r>
+      <w:r>
+        <w:rPr>
+          <w:rFonts w:ascii="Times New Roman" w:hAnsi="Times New Roman" w:cs="Times New Roman"/>
+          <w:lang w:val="en-US"/>
+        </w:rPr>
+        <w:instrText xml:space="preserve"> ADDIN ZOTERO_ITEM CSL_CITATION {"citationID":"I4rdK7le","properties":{"formattedCitation":"(Weber et al. 2024)","plainCitation":"(Weber et al. 2024)","dontUpdate":true,"noteIndex":0},"citationItems":[{"id":4944,"uris":["http://zotero.org/groups/6311349/items/I2LQMEPA"],"itemData":{"id":4944,"type":"article-journal","abstract":"In the overlapping global emergencies of the pandemic, climate change and geopolitical confrontations, supply shocks have become frequent and inflation has returned. This raises the question of how sector-specific shocks are related to overall price stability. This paper simulates price shocks in an input–output model to identify sectors which present systemic vulnerabilities for monetary stability in the United States. We call these prices systemically significant. We find that in our simulations the pre-pandemic average price volatilities and the price shocks in the COVID-19 and Ukraine war inflation yield an almost identical set of systemically significant prices. The sectors with systemically significant prices fall into four groups: energy, basic production inputs other than energy, basic necessities, and commercial infrastructure. Specifically, they are “Petroleum and coal products,” “Oil and gas extraction,” “Utilities,” “Chemical products,” “Farms,” “Food and beverage and tobacco products,” “Housing,” and “Wholesale trade.” We argue that in times of overlapping emergencies, economic stabilization needs to go beyond monetary policy and requires institutions and policies that can target these systemically significant sectors.","container-title":"Industrial and Corporate Change","DOI":"10.1093/icc/dtad080","ISSN":"0960-6491","issue":"2","journalAbbreviation":"Ind Corp Change","page":"297-341","source":"Silverchair","title":"Inflation in times of overlapping emergencies: Systemically significant prices from an input–output perspective","title-short":"Inflation in times of overlapping emergencies","volume":"33","author":[{"family":"Weber","given":"Isabella M"},{"family":"Lara Jauregui","given":"Jesus"},{"family":"Teixeira","given":"Lucas"},{"family":"Nassif Pires","given":"Luiza"}],"issued":{"date-parts":[["2024",4,1]]}}}],"schema":"https://github.com/citation-style-language/schema/raw/master/csl-citation.json"} </w:instrText>
+      </w:r>
+      <w:r>
+        <w:rPr>
+          <w:rFonts w:ascii="Times New Roman" w:hAnsi="Times New Roman" w:cs="Times New Roman"/>
+          <w:lang w:val="en-US"/>
+        </w:rPr>
+        <w:fldChar w:fldCharType="separate"/>
+      </w:r>
+      <w:r>
+        <w:rPr>
+          <w:rFonts w:ascii="Aptos" w:hAnsi="Aptos"/>
+          <w:lang w:val="en-US"/>
+        </w:rPr>
+        <w:t xml:space="preserve">Weber et al. </w:t>
+      </w:r>
+      <w:r>
+        <w:rPr>
+          <w:rFonts w:ascii="Aptos" w:hAnsi="Aptos"/>
+          <w:lang w:val="en-US"/>
+        </w:rPr>
+        <w:t>(2024)</w:t>
+      </w:r>
+      <w:r>
+        <w:rPr>
+          <w:rFonts w:ascii="Times New Roman" w:hAnsi="Times New Roman" w:cs="Times New Roman"/>
+          <w:lang w:val="en-US"/>
+        </w:rPr>
+        <w:fldChar w:fldCharType="end"/>
+      </w:r>
+      <w:r>
+        <w:rPr>
+          <w:rFonts w:ascii="Times New Roman" w:hAnsi="Times New Roman" w:cs="Times New Roman"/>
+          <w:lang w:val="en-US"/>
+        </w:rPr>
+        <w:t xml:space="preserve"> (after </w:t>
+      </w:r>
+      <w:r>
+        <w:rPr>
+          <w:rFonts w:ascii="Times New Roman" w:hAnsi="Times New Roman" w:cs="Times New Roman"/>
+          <w:lang w:val="en-US"/>
+        </w:rPr>
+        <w:fldChar w:fldCharType="begin"/>
+      </w:r>
+      <w:r>
+        <w:rPr>
+          <w:rFonts w:ascii="Times New Roman" w:hAnsi="Times New Roman" w:cs="Times New Roman"/>
+          <w:lang w:val="en-US"/>
+        </w:rPr>
+        <w:instrText xml:space="preserve"> ADDIN ZOTERO_ITEM CSL_CITATION {"citationID":"2EzF4PzN","properties":{"formattedCitation":"(Hockett and Omarova 2016)","plainCitation":"(Hockett and Omarova 2016)","noteIndex":0},"citationItems":[{"id":6704,"uris":["http://zotero.org/groups/6311349/items/NZ4TQUBJ"],"itemData":{"id":6704,"type":"article-journal","abstract":"Some prices and indices in domestic or global markets take on particular market-wide importance. This can occur either because (i) they are associated with ubiquitous inputs to production, (ii) they are associated with highly popular asset classes, (iii) by convention they tend to be used as benchmarks in determining other prices, or (iv) some combination of the above.  Examples include prevailing wage and salary rates, certain energy and commodity prices, and such indices and borrowing rates as the Standard &amp;amp; Poor’s 500, the Federal Funds Rate, and the Libor and Euribor interbank lending rate benchmarks.We call such prices and indices ‘systemically important’ prices and indices, or ‘SIPIs’. Over the long term, these prices and indices tend towards certain statistical mean values that reflect determinants that can plausibly be treated as ‘fundamentals’, be these demographic, technological, or global-quantity-rooted in character.  At times, however, SIPIs can move out of alignment with mean values and associated fundamentals owing to distortions stemming from missing information, recursive collective action problems (including ‘noise’ trading and ‘herd’ behaviour), or even deliberately manipulative behaviour on the part of influential or colluding market actors. We develop a general account of systemically important prices and indices as well as of the market vulnerabilities to which they can give rise. We then develop a menu of regulatory strategies for addressing these vulnerabilities in manners that protect markets’ capacities to translate fundamental values into (more) accurate prices or indices when such prices or indices are systemically important.  Key to the effort is recognizing that what we propose is in some cases what regulators are committed to doing already in maintaining market integrity, and in other cases is what central banks do already in determining appropriate money rental (‘interest‘) rates and securing them through open market operations.","container-title":"Journal of Financial Regulation","DOI":"10.1093/jfr/fjw007","ISSN":"2053-4833","issue":"1","journalAbbreviation":"J Financ Regul","page":"1-20","source":"Silverchair","title":"Systemically Significant Prices","volume":"2","author":[{"family":"Hockett","given":"Robert C."},{"family":"Omarova","given":"Saule T."}],"issued":{"date-parts":[["2016",3,1]]}}}],"schema":"https://github.com/citation-style-language/schema/raw/master/csl-citation.json"} </w:instrText>
+      </w:r>
+      <w:r>
+        <w:rPr>
+          <w:rFonts w:ascii="Times New Roman" w:hAnsi="Times New Roman" w:cs="Times New Roman"/>
+          <w:lang w:val="en-US"/>
+        </w:rPr>
+        <w:fldChar w:fldCharType="separate"/>
+      </w:r>
+      <w:r>
+        <w:rPr>
+          <w:rFonts w:ascii="Aptos" w:hAnsi="Aptos"/>
+          <w:lang w:val="en-US"/>
+        </w:rPr>
+        <w:t>Hockett and Omarova (2016)</w:t>
+      </w:r>
+      <w:r>
+        <w:rPr>
+          <w:rFonts w:ascii="Times New Roman" w:hAnsi="Times New Roman" w:cs="Times New Roman"/>
+          <w:lang w:val="en-US"/>
+        </w:rPr>
+        <w:fldChar w:fldCharType="end"/>
+      </w:r>
+      <w:r>
+        <w:rPr>
+          <w:rFonts w:ascii="Times New Roman" w:hAnsi="Times New Roman" w:cs="Times New Roman"/>
+          <w:lang w:val="en-US"/>
+        </w:rPr>
+        <w:t>) refer</w:t>
+      </w:r>
+      <w:r>
+        <w:rPr>
+          <w:rFonts w:ascii="Times New Roman" w:hAnsi="Times New Roman" w:cs="Times New Roman"/>
+          <w:lang w:val="en-US"/>
+        </w:rPr>
+        <w:t xml:space="preserve"> to prices which have a considerable impact on th</w:t>
+      </w:r>
+      <w:r>
+        <w:rPr>
+          <w:rFonts w:ascii="Times New Roman" w:hAnsi="Times New Roman" w:cs="Times New Roman"/>
+          <w:lang w:val="en-US"/>
+        </w:rPr>
+        <w:t xml:space="preserve">e general price level measured by the CPI. </w:t>
+      </w:r>
+      <w:r>
+        <w:rPr>
+          <w:rFonts w:ascii="Times New Roman" w:hAnsi="Times New Roman" w:cs="Times New Roman"/>
+          <w:lang w:val="en-US"/>
+        </w:rPr>
+        <w:t xml:space="preserve">Prices should not therefore be analyzed in isolation, but as part of a complex interdependent input-output system in which shocks to some prices matter more than others since they will have a greater impact on overall inflation due to the ubiquity of their products. The interest of this approach is thus to identify </w:t>
+      </w:r>
+      <w:r>
+        <w:rPr>
+          <w:rFonts w:ascii="Times New Roman" w:hAnsi="Times New Roman" w:cs="Times New Roman"/>
+          <w:lang w:val="en-US"/>
+        </w:rPr>
+        <w:t>specific points</w:t>
+      </w:r>
+      <w:r>
+        <w:rPr>
+          <w:rFonts w:ascii="Times New Roman" w:hAnsi="Times New Roman" w:cs="Times New Roman"/>
+          <w:lang w:val="en-US"/>
+        </w:rPr>
+        <w:t xml:space="preserve"> of vulnerability among prices that matter the most for inflation, considering the cost relationships between sectors.</w:t>
+      </w:r>
+    </w:p>
+    <w:p>
+      <w:pPr>
+        <w:jc w:val="both"/>
+        <w:rPr>
+          <w:rFonts w:ascii="Times New Roman" w:hAnsi="Times New Roman" w:cs="Times New Roman"/>
+          <w:lang w:val="en-US"/>
+        </w:rPr>
+      </w:pPr>
+      <w:r>
+        <w:rPr>
+          <w:rFonts w:ascii="Times New Roman" w:hAnsi="Times New Roman" w:cs="Times New Roman"/>
+          <w:lang w:val="en-US"/>
+        </w:rPr>
+        <w:t xml:space="preserve">The foundational study by </w:t>
+      </w:r>
+      <w:r>
+        <w:rPr>
+          <w:rFonts w:ascii="Times New Roman" w:hAnsi="Times New Roman" w:cs="Times New Roman"/>
+          <w:lang w:val="en-US"/>
+        </w:rPr>
+        <w:fldChar w:fldCharType="begin"/>
+      </w:r>
+      <w:r>
+        <w:rPr>
+          <w:rFonts w:ascii="Times New Roman" w:hAnsi="Times New Roman" w:cs="Times New Roman"/>
+          <w:lang w:val="en-US"/>
+        </w:rPr>
+        <w:instrText xml:space="preserve"> ADDIN ZOTERO_ITEM CSL_CITATION {"citationID":"AEUcrdhb","properties":{"formattedCitation":"(Weber et al. 2024)","plainCitation":"(Weber et al. 2024)","dontUpdate":true,"noteIndex":0},"citationItems":[{"id":4944,"uris":["http://zotero.org/groups/6311349/items/I2LQMEPA"],"itemData":{"id":4944,"type":"article-journal","abstract":"In the overlapping global emergencies of the pandemic, climate change and geopolitical confrontations, supply shocks have become frequent and inflation has returned. This raises the question of how sector-specific shocks are related to overall price stability. This paper simulates price shocks in an input–output model to identify sectors which present systemic vulnerabilities for monetary stability in the United States. We call these prices systemically significant. We find that in our simulations the pre-pandemic average price volatilities and the price shocks in the COVID-19 and Ukraine war inflation yield an almost identical set of systemically significant prices. The sectors with systemically significant prices fall into four groups: energy, basic production inputs other than energy, basic necessities, and commercial infrastructure. Specifically, they are “Petroleum and coal products,” “Oil and gas extraction,” “Utilities,” “Chemical products,” “Farms,” “Food and beverage and tobacco products,” “Housing,” and “Wholesale trade.” We argue that in times of overlapping emergencies, economic stabilization needs to go beyond monetary policy and requires institutions and policies that can target these systemically significant sectors.","container-title":"Industrial and Corporate Change","DOI":"10.1093/icc/dtad080","ISSN":"0960-6491","issue":"2","journalAbbreviation":"Ind Corp Change","page":"297-341","source":"Silverchair","title":"Inflation in times of overlapping emergencies: Systemically significant prices from an input–output perspective","title-short":"Inflation in times of overlapping emergencies","volume":"33","author":[{"family":"Weber","given":"Isabella M"},{"family":"Lara Jauregui","given":"Jesus"},{"family":"Teixeira","given":"Lucas"},{"family":"Nassif Pires","given":"Luiza"}],"issued":{"date-parts":[["2024",4,1]]}}}],"schema":"https://github.com/citation-style-language/schema/raw/master/csl-citation.json"} </w:instrText>
+      </w:r>
+      <w:r>
+        <w:rPr>
+          <w:rFonts w:ascii="Times New Roman" w:hAnsi="Times New Roman" w:cs="Times New Roman"/>
+          <w:lang w:val="en-US"/>
+        </w:rPr>
+        <w:fldChar w:fldCharType="separate"/>
+      </w:r>
+      <w:r>
+        <w:rPr>
+          <w:rFonts w:ascii="Aptos" w:hAnsi="Aptos"/>
+          <w:lang w:val="en-US"/>
+        </w:rPr>
+        <w:t xml:space="preserve">Weber et al. </w:t>
+      </w:r>
+      <w:r>
+        <w:rPr>
+          <w:rFonts w:ascii="Aptos" w:hAnsi="Aptos"/>
+          <w:lang w:val="en-US"/>
+        </w:rPr>
+        <w:t>(2024)</w:t>
+      </w:r>
+      <w:r>
+        <w:rPr>
+          <w:rFonts w:ascii="Times New Roman" w:hAnsi="Times New Roman" w:cs="Times New Roman"/>
+          <w:lang w:val="en-US"/>
+        </w:rPr>
+        <w:fldChar w:fldCharType="end"/>
+      </w:r>
+      <w:r>
+        <w:rPr>
+          <w:rFonts w:ascii="Times New Roman" w:hAnsi="Times New Roman" w:cs="Times New Roman"/>
+          <w:lang w:val="en-US"/>
+        </w:rPr>
+        <w:t xml:space="preserve"> captured these cost-prices interrelationships using a Leontief price model on input-output table for the US economy in which they ran simulation shocks to explore how price volatility in each sector propagates through indirect and direct effect on </w:t>
+      </w:r>
+      <w:r>
+        <w:rPr>
+          <w:rFonts w:ascii="Times New Roman" w:hAnsi="Times New Roman" w:cs="Times New Roman"/>
+          <w:lang w:val="en-US"/>
+        </w:rPr>
+        <w:t>CPI inflation</w:t>
+      </w:r>
+      <w:r>
+        <w:rPr>
+          <w:rFonts w:ascii="Times New Roman" w:hAnsi="Times New Roman" w:cs="Times New Roman"/>
+          <w:lang w:val="en-US"/>
+        </w:rPr>
+        <w:t xml:space="preserve">. </w:t>
+      </w:r>
+      <w:r>
+        <w:rPr>
+          <w:rFonts w:ascii="Times New Roman" w:hAnsi="Times New Roman" w:cs="Times New Roman"/>
+          <w:lang w:val="en-US"/>
+        </w:rPr>
+        <w:t xml:space="preserve">The results of their simulations of price shocks identified petroleum &amp; coal, oil &amp; gas as the most systemically significant prices considering their price volatility for the period 2000-2022, followed by other items such as food, farming, chemicals, </w:t>
+      </w:r>
+      <w:r>
+        <w:rPr>
+          <w:rFonts w:ascii="Times New Roman" w:hAnsi="Times New Roman" w:cs="Times New Roman"/>
+          <w:lang w:val="en-US"/>
+        </w:rPr>
+        <w:lastRenderedPageBreak/>
+        <w:t>housing or wholesale trade.</w:t>
+      </w:r>
+      <w:r>
+        <w:rPr>
+          <w:rFonts w:ascii="Times New Roman" w:hAnsi="Times New Roman" w:cs="Times New Roman"/>
+          <w:lang w:val="en-US"/>
+        </w:rPr>
+        <w:t xml:space="preserve"> In other words, they group three types of systemically significant sectors: those essential for human livelihood such as food, housing and utilities; those providing for the infrastructure of commerce such as wholesale trade; and those that provide key production inputs like oil, petroleum and chemicals. This typology of three groups of systemically significant sectors</w:t>
+      </w:r>
+      <w:r>
+        <w:rPr>
+          <w:rFonts w:ascii="Times New Roman" w:hAnsi="Times New Roman" w:cs="Times New Roman"/>
+          <w:lang w:val="en-US"/>
+        </w:rPr>
+        <w:t xml:space="preserve"> as well of their overall results</w:t>
+      </w:r>
+      <w:r>
+        <w:rPr>
+          <w:rFonts w:ascii="Times New Roman" w:hAnsi="Times New Roman" w:cs="Times New Roman"/>
+          <w:lang w:val="en-US"/>
+        </w:rPr>
+        <w:t xml:space="preserve"> </w:t>
+      </w:r>
+      <w:r>
+        <w:rPr>
+          <w:rFonts w:ascii="Times New Roman" w:hAnsi="Times New Roman" w:cs="Times New Roman"/>
+          <w:lang w:val="en-US"/>
+        </w:rPr>
+        <w:t xml:space="preserve">were </w:t>
+      </w:r>
+      <w:r>
+        <w:rPr>
+          <w:rFonts w:ascii="Times New Roman" w:hAnsi="Times New Roman" w:cs="Times New Roman"/>
+          <w:lang w:val="en-US"/>
+        </w:rPr>
+        <w:t xml:space="preserve">confirmed </w:t>
+      </w:r>
+      <w:r>
+        <w:rPr>
+          <w:rFonts w:ascii="Times New Roman" w:hAnsi="Times New Roman" w:cs="Times New Roman"/>
+          <w:lang w:val="en-US"/>
+        </w:rPr>
+        <w:t xml:space="preserve">in subsequent studies for instance </w:t>
+      </w:r>
+      <w:r>
+        <w:rPr>
+          <w:rFonts w:ascii="Times New Roman" w:hAnsi="Times New Roman" w:cs="Times New Roman"/>
+          <w:lang w:val="en-US"/>
+        </w:rPr>
+        <w:t xml:space="preserve">by </w:t>
+      </w:r>
+      <w:r>
+        <w:rPr>
+          <w:rFonts w:ascii="Times New Roman" w:hAnsi="Times New Roman" w:cs="Times New Roman"/>
+          <w:lang w:val="en-US"/>
+        </w:rPr>
+        <w:fldChar w:fldCharType="begin"/>
+      </w:r>
+      <w:r>
+        <w:rPr>
+          <w:rFonts w:ascii="Times New Roman" w:hAnsi="Times New Roman" w:cs="Times New Roman"/>
+          <w:lang w:val="en-US"/>
+        </w:rPr>
+        <w:instrText xml:space="preserve"> ADDIN ZOTERO_ITEM CSL_CITATION {"citationID":"g4aZEgwN","properties":{"formattedCitation":"(Weber et al. 2026)","plainCitation":"(Weber et al. 2026)","noteIndex":0},"citationItems":[{"id":6586,"uris":["http://zotero.org/groups/6311349/items/8YS97DDS"],"itemData":{"id":6586,"type":"article-journal","abstract":"Climate change and geopolitical tensions render supply shocks more likely, which can trigger inflation (“shockflation”). Additionally, the EU's reliance upon an emissions trading system as its chief climate mitigation policy can give rise to inflation (“carbonflation”). Through simulations using an input-output price model for Germany, we show that the same systemically significant sectors – those essential for human livelihoods, production and commerce – present points of vulnerability for shockflation and also carbonflation, if carbon markets are the only policy tool deployed to cut emissions. A total of up to 91.3 percent of potential carbonflation can be attributed to just six systemically significant sectors. Our findings remain robust under varying assumptions regarding substitution and passthrough effects. We identify three pathways to systemic significance: CPI weight, price volatility and upstreamness. This can inform decarbonization policies that pursue both a green transition of the energy system and stabilization.","container-title":"Energy Policy","DOI":"10.1016/j.enpol.2026.115395","ISSN":"0301-4215","journalAbbreviation":"Energy Policy","page":"115395","source":"ScienceDirect","title":"Carbon prices and inflation in a world of shocks: Systemically significant prices and industrial policy targeting in Germany","title-short":"Carbon prices and inflation in a world of shocks","volume":"217","author":[{"family":"Weber","given":"Isabella M."},{"family":"Thie","given":"Jan-Erik"},{"family":"Jauregui","given":"Jesus Lara"},{"family":"Teixeira","given":"Lucas"}],"issued":{"date-parts":[["2026",10,1]]}}}],"schema":"https://github.com/citation-style-language/schema/raw/master/csl-citation.json"} </w:instrText>
+      </w:r>
+      <w:r>
+        <w:rPr>
+          <w:rFonts w:ascii="Times New Roman" w:hAnsi="Times New Roman" w:cs="Times New Roman"/>
+          <w:lang w:val="en-US"/>
+        </w:rPr>
+        <w:fldChar w:fldCharType="separate"/>
+      </w:r>
+      <w:r>
+        <w:rPr>
+          <w:rFonts w:ascii="Aptos" w:hAnsi="Aptos"/>
+          <w:lang w:val="en-US"/>
+        </w:rPr>
+        <w:t xml:space="preserve">Weber et al. </w:t>
+      </w:r>
+      <w:r>
+        <w:rPr>
+          <w:rFonts w:ascii="Aptos" w:hAnsi="Aptos"/>
+          <w:lang w:val="en-US"/>
+        </w:rPr>
+        <w:t>(</w:t>
+      </w:r>
+      <w:r>
+        <w:rPr>
+          <w:rFonts w:ascii="Aptos" w:hAnsi="Aptos"/>
+          <w:lang w:val="en-US"/>
+        </w:rPr>
+        <w:t>2026)</w:t>
+      </w:r>
+      <w:r>
+        <w:rPr>
+          <w:rFonts w:ascii="Times New Roman" w:hAnsi="Times New Roman" w:cs="Times New Roman"/>
+          <w:lang w:val="en-US"/>
+        </w:rPr>
+        <w:fldChar w:fldCharType="end"/>
+      </w:r>
+      <w:r>
+        <w:rPr>
+          <w:rFonts w:ascii="Times New Roman" w:hAnsi="Times New Roman" w:cs="Times New Roman"/>
+          <w:lang w:val="en-US"/>
+        </w:rPr>
+        <w:t xml:space="preserve"> for the German economy</w:t>
+      </w:r>
+      <w:r>
+        <w:rPr>
+          <w:rFonts w:ascii="Times New Roman" w:hAnsi="Times New Roman" w:cs="Times New Roman"/>
+          <w:lang w:val="en-US"/>
+        </w:rPr>
+        <w:t xml:space="preserve"> and </w:t>
+      </w:r>
+      <w:r>
+        <w:rPr>
+          <w:rFonts w:ascii="Times New Roman" w:hAnsi="Times New Roman" w:cs="Times New Roman"/>
+          <w:lang w:val="en-US"/>
+        </w:rPr>
+        <w:fldChar w:fldCharType="begin"/>
+      </w:r>
+      <w:r>
+        <w:rPr>
+          <w:rFonts w:ascii="Times New Roman" w:hAnsi="Times New Roman" w:cs="Times New Roman"/>
+          <w:lang w:val="en-US"/>
+        </w:rPr>
+        <w:instrText xml:space="preserve"> ADDIN ZOTERO_ITEM CSL_CITATION {"citationID":"GIPrjWvE","properties":{"formattedCitation":"(Goldztejn 2024)","plainCitation":"(Goldztejn 2024)","noteIndex":0},"citationItems":[{"id":6700,"uris":["http://zotero.org/groups/6311349/items/I3H2DAXF"],"itemData":{"id":6700,"type":"report","abstract":"In this paper, we analyse the recent inflation period (2021-2023) in the case of France. We first study the cost-push dimension of inflation with an Input-Output price model (Leontief price model) using the methodology developed by Weber et al (2024) for the USA, which we extend to include the sensitivity of the CPI to import prices; this allows us to identify, in the case of France, the 'systemically significant' sectors as defined by Weber et al (2024) (after Hockett &amp; Omarova (2016)). In the second part, based on detailed National Accounts data, we study the evolution of price components and value sharing, accounting for the sector heterogeneity of the dynamics. In this section, we also provide elements to the debate on 'profit inflation'. Based on the results obtained, it seems that the term 'cost-push-profit-led inflation' (Nikiforos et al (2024)) appropriately describes the phenomenon observed in France over the period studied. These results call for a rethinking and renewing of the policy toolbox against inflation. These considerations prove particularly relevant in the context of ecological transition, because of the various issues it raises: in terms of energy, raw materials and provisioning (Miller et al (2023)), but also of satisfying essential needs through the production and distribution of specific goods and services in a post-growth context (Doyal &amp; Gough (1984), Briens (2015), Millward-Hopkins (2020), Durand et al (2024)).","genre":"Working Paper","language":"eng","license":"https://www.econstor.eu/dspace/Nutzungsbedingungen","number":"110","publisher":"FMM Working Paper","source":"www.econstor.eu","title":"Cost-push and conflict inflation: The case of France between 2021 and 2023","title-short":"Cost-push and conflict inflation","URL":"https://www.econstor.eu/handle/10419/324475","author":[{"family":"Goldztejn","given":"Dimitri"}],"accessed":{"date-parts":[["2026",7,13]]},"issued":{"date-parts":[["2024"]]}}}],"schema":"https://github.com/citation-style-language/schema/raw/master/csl-citation.json"} </w:instrText>
+      </w:r>
+      <w:r>
+        <w:rPr>
+          <w:rFonts w:ascii="Times New Roman" w:hAnsi="Times New Roman" w:cs="Times New Roman"/>
+          <w:lang w:val="en-US"/>
+        </w:rPr>
+        <w:fldChar w:fldCharType="separate"/>
+      </w:r>
+      <w:proofErr w:type="spellStart"/>
+      <w:r>
+        <w:rPr>
+          <w:rFonts w:ascii="Aptos" w:hAnsi="Aptos"/>
+          <w:lang w:val="en-US"/>
+        </w:rPr>
+        <w:t>Goldztejn</w:t>
+      </w:r>
+      <w:proofErr w:type="spellEnd"/>
+      <w:r>
+        <w:rPr>
+          <w:rFonts w:ascii="Aptos" w:hAnsi="Aptos"/>
+          <w:lang w:val="en-US"/>
+        </w:rPr>
+        <w:t xml:space="preserve"> </w:t>
+      </w:r>
+      <w:r>
+        <w:rPr>
+          <w:rFonts w:ascii="Aptos" w:hAnsi="Aptos"/>
+          <w:lang w:val="en-US"/>
+        </w:rPr>
+        <w:t>(</w:t>
+      </w:r>
+      <w:r>
+        <w:rPr>
+          <w:rFonts w:ascii="Aptos" w:hAnsi="Aptos"/>
+          <w:lang w:val="en-US"/>
+        </w:rPr>
+        <w:t>2024)</w:t>
+      </w:r>
+      <w:r>
+        <w:rPr>
+          <w:rFonts w:ascii="Times New Roman" w:hAnsi="Times New Roman" w:cs="Times New Roman"/>
+          <w:lang w:val="en-US"/>
+        </w:rPr>
+        <w:fldChar w:fldCharType="end"/>
+      </w:r>
+      <w:r>
+        <w:rPr>
+          <w:rFonts w:ascii="Times New Roman" w:hAnsi="Times New Roman" w:cs="Times New Roman"/>
+          <w:lang w:val="en-US"/>
+        </w:rPr>
+        <w:t xml:space="preserve"> for France.</w:t>
+      </w:r>
+      <w:r>
+        <w:rPr>
+          <w:rFonts w:ascii="Times New Roman" w:hAnsi="Times New Roman" w:cs="Times New Roman"/>
+          <w:lang w:val="en-US"/>
+        </w:rPr>
+        <w:t xml:space="preserve"> </w:t>
+      </w:r>
+      <w:r>
+        <w:rPr>
+          <w:rFonts w:ascii="Times New Roman" w:hAnsi="Times New Roman" w:cs="Times New Roman"/>
+          <w:lang w:val="en-US"/>
+        </w:rPr>
+        <w:t xml:space="preserve">Using the World Input Output Database rather than national input output tables, </w:t>
+      </w:r>
+      <w:r>
+        <w:rPr>
+          <w:rFonts w:ascii="Times New Roman" w:hAnsi="Times New Roman" w:cs="Times New Roman"/>
+          <w:lang w:val="en-US"/>
+        </w:rPr>
+        <w:fldChar w:fldCharType="begin"/>
+      </w:r>
+      <w:r>
+        <w:rPr>
+          <w:rFonts w:ascii="Times New Roman" w:hAnsi="Times New Roman" w:cs="Times New Roman"/>
+          <w:lang w:val="en-US"/>
+        </w:rPr>
+        <w:instrText xml:space="preserve"> ADDIN ZOTERO_ITEM CSL_CITATION {"citationID":"vEpmvEfA","properties":{"formattedCitation":"(Ipsen et al. 2025)","plainCitation":"(Ipsen et al. 2025)","noteIndex":0},"citationItems":[{"id":6694,"uris":["http://zotero.org/groups/6311349/items/EYAZQBGE"],"itemData":{"id":6694,"type":"article-journal","abstract":"This paper documents asymmetries in price shock exposure for the EU, EU core and periphery within the global production network. Building on the foundational work of Weber et al. (2024a), we run a cost-push stress-test using data from the World Input Output Database to estimate a region’s exposure to globally originating and propagating price shocks. We confirm the existence of systemically significant sectors which dominate the overall price level. While the final goods price effects of various sectors are significant, about half are the result of higher-order propagation. This indirect effect is even larger for peripheral countries. Tracing disaggregated shock trajectories uncovers that price volatility originating in core and non-EU countries impacts the peripheral countries more than vice versa. Simultaneously, our method of recovering consumption substitution effects shows that substitution is more limited in the European periphery. The stark asymmetries in exposure have profound implications for fiscal and monetary policy.","container-title":"Structural Change and Economic Dynamics","DOI":"10.1016/j.strueco.2025.05.010","ISSN":"0954-349X","journalAbbreviation":"Structural Change and Economic Dynamics","page":"713-724","source":"ScienceDirect","title":"Stress-testing Inflation Exposure: Systemically significant prices and asymmetric shock propagation in the EU","title-short":"Stress-testing Inflation Exposure","volume":"74","author":[{"family":"Ipsen","given":"Leonhard"},{"family":"Aminian","given":"Armin"},{"family":"Schulz","given":"Jan"}],"issued":{"date-parts":[["2025",9,1]]}}}],"schema":"https://github.com/citation-style-language/schema/raw/master/csl-citation.json"} </w:instrText>
+      </w:r>
+      <w:r>
+        <w:rPr>
+          <w:rFonts w:ascii="Times New Roman" w:hAnsi="Times New Roman" w:cs="Times New Roman"/>
+          <w:lang w:val="en-US"/>
+        </w:rPr>
+        <w:fldChar w:fldCharType="separate"/>
+      </w:r>
+      <w:r>
+        <w:rPr>
+          <w:rFonts w:ascii="Aptos" w:hAnsi="Aptos"/>
+          <w:lang w:val="en-US"/>
+        </w:rPr>
+        <w:t xml:space="preserve">Ipsen et al. </w:t>
+      </w:r>
+      <w:r>
+        <w:rPr>
+          <w:rFonts w:ascii="Aptos" w:hAnsi="Aptos"/>
+          <w:lang w:val="en-US"/>
+        </w:rPr>
+        <w:t>(</w:t>
+      </w:r>
+      <w:r>
+        <w:rPr>
+          <w:rFonts w:ascii="Aptos" w:hAnsi="Aptos"/>
+          <w:lang w:val="en-US"/>
+        </w:rPr>
+        <w:t>2025)</w:t>
+      </w:r>
+      <w:r>
+        <w:rPr>
+          <w:rFonts w:ascii="Times New Roman" w:hAnsi="Times New Roman" w:cs="Times New Roman"/>
+          <w:lang w:val="en-US"/>
+        </w:rPr>
+        <w:fldChar w:fldCharType="end"/>
+      </w:r>
+      <w:r>
+        <w:rPr>
+          <w:rFonts w:ascii="Times New Roman" w:hAnsi="Times New Roman" w:cs="Times New Roman"/>
+          <w:lang w:val="en-US"/>
+        </w:rPr>
+        <w:t xml:space="preserve"> ran cost-push stress tests to estimate </w:t>
+      </w:r>
+      <w:proofErr w:type="spellStart"/>
+      <w:r>
+        <w:rPr>
+          <w:rFonts w:ascii="Times New Roman" w:hAnsi="Times New Roman" w:cs="Times New Roman"/>
+          <w:lang w:val="en-US"/>
+        </w:rPr>
+        <w:t>shockflation</w:t>
+      </w:r>
+      <w:proofErr w:type="spellEnd"/>
+      <w:r>
+        <w:rPr>
+          <w:rFonts w:ascii="Times New Roman" w:hAnsi="Times New Roman" w:cs="Times New Roman"/>
+          <w:lang w:val="en-US"/>
+        </w:rPr>
+        <w:t xml:space="preserve"> exposure within the European Union (EU), distinguishing asymmetries of exposures between the EU core and periphery. On the one hand, </w:t>
+      </w:r>
+      <w:r>
+        <w:rPr>
+          <w:rFonts w:ascii="Times New Roman" w:hAnsi="Times New Roman" w:cs="Times New Roman"/>
+          <w:lang w:val="en-US"/>
+        </w:rPr>
+        <w:t>they found that common systemically significant sectors in both the core and periphery include real estate activities, energy provision, financial services and food manufacturing. On the other hand, real estate is relatively more significant in the core while energy supply and production matter more in the periphery.</w:t>
+      </w:r>
+    </w:p>
+    <w:p>
+      <w:pPr>
+        <w:jc w:val="both"/>
+        <w:rPr>
+          <w:rFonts w:ascii="Times New Roman" w:hAnsi="Times New Roman" w:cs="Times New Roman"/>
+          <w:lang w:val="en-US"/>
+        </w:rPr>
+      </w:pPr>
+      <w:r>
+        <w:rPr>
+          <w:rFonts w:ascii="Times New Roman" w:hAnsi="Times New Roman" w:cs="Times New Roman"/>
+          <w:lang w:val="en-US"/>
+        </w:rPr>
+        <w:t>The identification of sectors w</w:t>
+      </w:r>
+      <w:r>
+        <w:rPr>
+          <w:rFonts w:ascii="Times New Roman" w:hAnsi="Times New Roman" w:cs="Times New Roman"/>
+          <w:lang w:val="en-US"/>
+        </w:rPr>
+        <w:t xml:space="preserve">ith systemically significant prices is relevant with respect to economic policy as </w:t>
+      </w:r>
+      <w:r>
+        <w:rPr>
+          <w:rFonts w:ascii="Times New Roman" w:hAnsi="Times New Roman" w:cs="Times New Roman"/>
+          <w:lang w:val="en-US"/>
+        </w:rPr>
+        <w:t>targeted measures in those sectors can help to stabilize price volatility in times of crisis.</w:t>
+      </w:r>
+    </w:p>
+    <w:p>
+      <w:pPr>
+        <w:jc w:val="both"/>
+        <w:rPr>
+          <w:rFonts w:ascii="Times New Roman" w:hAnsi="Times New Roman" w:cs="Times New Roman"/>
+        </w:rPr>
+      </w:pPr>
+      <w:r>
+        <w:rPr>
+          <w:rFonts w:ascii="Times New Roman" w:hAnsi="Times New Roman" w:cs="Times New Roman"/>
+        </w:rPr>
+        <w:t xml:space="preserve">NEXT </w:t>
+      </w:r>
+      <w:r>
+        <w:rPr>
+          <w:rFonts w:ascii="Times New Roman" w:hAnsi="Times New Roman" w:cs="Times New Roman"/>
+          <w:lang w:val="en-US"/>
+        </w:rPr>
+        <w:sym w:font="Wingdings" w:char="F0E8"/>
+      </w:r>
+      <w:r>
+        <w:rPr>
+          <w:rFonts w:ascii="Times New Roman" w:hAnsi="Times New Roman" w:cs="Times New Roman"/>
+        </w:rPr>
+        <w:t xml:space="preserve"> dire pourquoi l’identification d</w:t>
+      </w:r>
+      <w:r>
+        <w:rPr>
+          <w:rFonts w:ascii="Times New Roman" w:hAnsi="Times New Roman" w:cs="Times New Roman"/>
+        </w:rPr>
+        <w:t>es secteurs est important, car cela permettra de lier aux mesures de politiques économiques préconisées par les tenant de cette approche, à savoir le contrôle des prix, le buffer stock system… et ensuite de lier au concept d’inflation des vendeurs, peut être que j’aurai même la possibilité d’inclure le graphique de décomposition de l’inflation suisse (salaire-profit) ?</w:t>
+      </w:r>
+    </w:p>
+    <w:p>
+      <w:pPr>
+        <w:jc w:val="both"/>
         <w:rPr>
           <w:rFonts w:ascii="Times New Roman" w:hAnsi="Times New Roman" w:cs="Times New Roman"/>
           <w:i/>
           <w:iCs/>
           <w:lang w:val="en-US"/>
         </w:rPr>
-        <w:t>to be continued</w:t>
+      </w:pPr>
+      <w:r>
+        <w:rPr>
+          <w:rFonts w:ascii="Times New Roman" w:hAnsi="Times New Roman" w:cs="Times New Roman"/>
+          <w:i/>
+          <w:iCs/>
+        </w:rPr>
+        <w:t xml:space="preserve">Contre-argument possible: revenir à </w:t>
+      </w:r>
+      <w:proofErr w:type="spellStart"/>
+      <w:r>
+        <w:rPr>
+          <w:rFonts w:ascii="Times New Roman" w:hAnsi="Times New Roman" w:cs="Times New Roman"/>
+          <w:i/>
+          <w:iCs/>
+        </w:rPr>
+        <w:t>Dullien</w:t>
+      </w:r>
+      <w:proofErr w:type="spellEnd"/>
+      <w:r>
+        <w:rPr>
+          <w:rFonts w:ascii="Times New Roman" w:hAnsi="Times New Roman" w:cs="Times New Roman"/>
+          <w:i/>
+          <w:iCs/>
+        </w:rPr>
+        <w:t xml:space="preserve"> et al. </w:t>
+      </w:r>
+      <w:r>
+        <w:rPr>
+          <w:rFonts w:ascii="Times New Roman" w:hAnsi="Times New Roman" w:cs="Times New Roman"/>
+          <w:i/>
+          <w:iCs/>
+          <w:lang w:val="en-US"/>
+        </w:rPr>
+        <w:t xml:space="preserve">(2024) et </w:t>
+      </w:r>
+      <w:proofErr w:type="spellStart"/>
+      <w:r>
+        <w:rPr>
+          <w:rFonts w:ascii="Times New Roman" w:hAnsi="Times New Roman" w:cs="Times New Roman"/>
+          <w:i/>
+          <w:iCs/>
+          <w:lang w:val="en-US"/>
+        </w:rPr>
+        <w:t>lier</w:t>
+      </w:r>
+      <w:proofErr w:type="spellEnd"/>
+      <w:r>
+        <w:rPr>
+          <w:rFonts w:ascii="Times New Roman" w:hAnsi="Times New Roman" w:cs="Times New Roman"/>
+          <w:i/>
+          <w:iCs/>
+          <w:lang w:val="en-US"/>
+        </w:rPr>
+        <w:t xml:space="preserve"> au concept de prix </w:t>
+      </w:r>
+      <w:proofErr w:type="spellStart"/>
+      <w:r>
+        <w:rPr>
+          <w:rFonts w:ascii="Times New Roman" w:hAnsi="Times New Roman" w:cs="Times New Roman"/>
+          <w:i/>
+          <w:iCs/>
+          <w:lang w:val="en-US"/>
+        </w:rPr>
+        <w:t>systématiquement</w:t>
+      </w:r>
+      <w:proofErr w:type="spellEnd"/>
+      <w:r>
+        <w:rPr>
+          <w:rFonts w:ascii="Times New Roman" w:hAnsi="Times New Roman" w:cs="Times New Roman"/>
+          <w:i/>
+          <w:iCs/>
+          <w:lang w:val="en-US"/>
+        </w:rPr>
+        <w:t xml:space="preserve"> </w:t>
+      </w:r>
+      <w:proofErr w:type="spellStart"/>
+      <w:r>
+        <w:rPr>
+          <w:rFonts w:ascii="Times New Roman" w:hAnsi="Times New Roman" w:cs="Times New Roman"/>
+          <w:i/>
+          <w:iCs/>
+          <w:lang w:val="en-US"/>
+        </w:rPr>
+        <w:t>significatif</w:t>
+      </w:r>
+      <w:proofErr w:type="spellEnd"/>
+      <w:r>
+        <w:rPr>
+          <w:rFonts w:ascii="Times New Roman" w:hAnsi="Times New Roman" w:cs="Times New Roman"/>
+          <w:i/>
+          <w:iCs/>
+          <w:lang w:val="en-US"/>
+        </w:rPr>
+        <w:t xml:space="preserve"> (weber) </w:t>
+      </w:r>
+      <w:proofErr w:type="spellStart"/>
+      <w:r>
+        <w:rPr>
+          <w:rFonts w:ascii="Times New Roman" w:hAnsi="Times New Roman" w:cs="Times New Roman"/>
+          <w:i/>
+          <w:iCs/>
+          <w:lang w:val="en-US"/>
+        </w:rPr>
+        <w:t>afin</w:t>
+      </w:r>
+      <w:proofErr w:type="spellEnd"/>
+      <w:r>
+        <w:rPr>
+          <w:rFonts w:ascii="Times New Roman" w:hAnsi="Times New Roman" w:cs="Times New Roman"/>
+          <w:i/>
+          <w:iCs/>
+          <w:lang w:val="en-US"/>
+        </w:rPr>
+        <w:t xml:space="preserve"> de </w:t>
+      </w:r>
+      <w:proofErr w:type="spellStart"/>
+      <w:r>
+        <w:rPr>
+          <w:rFonts w:ascii="Times New Roman" w:hAnsi="Times New Roman" w:cs="Times New Roman"/>
+          <w:i/>
+          <w:iCs/>
+          <w:lang w:val="en-US"/>
+        </w:rPr>
+        <w:t>souligner</w:t>
+      </w:r>
+      <w:proofErr w:type="spellEnd"/>
+      <w:r>
+        <w:rPr>
+          <w:rFonts w:ascii="Times New Roman" w:hAnsi="Times New Roman" w:cs="Times New Roman"/>
+          <w:i/>
+          <w:iCs/>
+          <w:lang w:val="en-US"/>
+        </w:rPr>
+        <w:t xml:space="preserve"> </w:t>
+      </w:r>
+      <w:proofErr w:type="spellStart"/>
+      <w:r>
+        <w:rPr>
+          <w:rFonts w:ascii="Times New Roman" w:hAnsi="Times New Roman" w:cs="Times New Roman"/>
+          <w:i/>
+          <w:iCs/>
+          <w:lang w:val="en-US"/>
+        </w:rPr>
+        <w:t>l’importance</w:t>
+      </w:r>
+      <w:proofErr w:type="spellEnd"/>
+      <w:r>
+        <w:rPr>
+          <w:rFonts w:ascii="Times New Roman" w:hAnsi="Times New Roman" w:cs="Times New Roman"/>
+          <w:i/>
+          <w:iCs/>
+          <w:lang w:val="en-US"/>
+        </w:rPr>
+        <w:t xml:space="preserve"> de </w:t>
+      </w:r>
+      <w:proofErr w:type="spellStart"/>
+      <w:r>
+        <w:rPr>
+          <w:rFonts w:ascii="Times New Roman" w:hAnsi="Times New Roman" w:cs="Times New Roman"/>
+          <w:i/>
+          <w:iCs/>
+          <w:lang w:val="en-US"/>
+        </w:rPr>
+        <w:t>l’administration</w:t>
+      </w:r>
+      <w:proofErr w:type="spellEnd"/>
+      <w:r>
+        <w:rPr>
+          <w:rFonts w:ascii="Times New Roman" w:hAnsi="Times New Roman" w:cs="Times New Roman"/>
+          <w:i/>
+          <w:iCs/>
+          <w:lang w:val="en-US"/>
+        </w:rPr>
+        <w:t xml:space="preserve"> des prix de </w:t>
+      </w:r>
+      <w:proofErr w:type="spellStart"/>
+      <w:r>
+        <w:rPr>
+          <w:rFonts w:ascii="Times New Roman" w:hAnsi="Times New Roman" w:cs="Times New Roman"/>
+          <w:i/>
+          <w:iCs/>
+          <w:lang w:val="en-US"/>
+        </w:rPr>
+        <w:t>l’énergie</w:t>
+      </w:r>
+      <w:proofErr w:type="spellEnd"/>
+      <w:r>
+        <w:rPr>
+          <w:rFonts w:ascii="Times New Roman" w:hAnsi="Times New Roman" w:cs="Times New Roman"/>
+          <w:i/>
+          <w:iCs/>
+          <w:lang w:val="en-US"/>
+        </w:rPr>
+        <w:t xml:space="preserve">. </w:t>
+      </w:r>
+      <w:proofErr w:type="spellStart"/>
+      <w:r>
+        <w:rPr>
+          <w:rFonts w:ascii="Times New Roman" w:hAnsi="Times New Roman" w:cs="Times New Roman"/>
+          <w:i/>
+          <w:iCs/>
+          <w:lang w:val="en-US"/>
+        </w:rPr>
+        <w:t>Peut</w:t>
+      </w:r>
+      <w:proofErr w:type="spellEnd"/>
+      <w:r>
+        <w:rPr>
+          <w:rFonts w:ascii="Times New Roman" w:hAnsi="Times New Roman" w:cs="Times New Roman"/>
+          <w:i/>
+          <w:iCs/>
+          <w:lang w:val="en-US"/>
+        </w:rPr>
+        <w:t xml:space="preserve"> </w:t>
+      </w:r>
+      <w:proofErr w:type="spellStart"/>
+      <w:r>
+        <w:rPr>
+          <w:rFonts w:ascii="Times New Roman" w:hAnsi="Times New Roman" w:cs="Times New Roman"/>
+          <w:i/>
+          <w:iCs/>
+          <w:lang w:val="en-US"/>
+        </w:rPr>
+        <w:t>être</w:t>
+      </w:r>
+      <w:proofErr w:type="spellEnd"/>
+      <w:r>
+        <w:rPr>
+          <w:rFonts w:ascii="Times New Roman" w:hAnsi="Times New Roman" w:cs="Times New Roman"/>
+          <w:i/>
+          <w:iCs/>
+          <w:lang w:val="en-US"/>
+        </w:rPr>
+        <w:t xml:space="preserve"> après passage sur </w:t>
+      </w:r>
+      <w:proofErr w:type="spellStart"/>
+      <w:r>
+        <w:rPr>
+          <w:rFonts w:ascii="Times New Roman" w:hAnsi="Times New Roman" w:cs="Times New Roman"/>
+          <w:i/>
+          <w:iCs/>
+          <w:lang w:val="en-US"/>
+        </w:rPr>
+        <w:t>l’ilot</w:t>
+      </w:r>
+      <w:proofErr w:type="spellEnd"/>
+      <w:r>
+        <w:rPr>
+          <w:rFonts w:ascii="Times New Roman" w:hAnsi="Times New Roman" w:cs="Times New Roman"/>
+          <w:i/>
+          <w:iCs/>
+          <w:lang w:val="en-US"/>
+        </w:rPr>
+        <w:t xml:space="preserve"> de </w:t>
+      </w:r>
+      <w:proofErr w:type="spellStart"/>
+      <w:r>
+        <w:rPr>
+          <w:rFonts w:ascii="Times New Roman" w:hAnsi="Times New Roman" w:cs="Times New Roman"/>
+          <w:i/>
+          <w:iCs/>
+          <w:lang w:val="en-US"/>
+        </w:rPr>
+        <w:t>cherté</w:t>
+      </w:r>
+      <w:proofErr w:type="spellEnd"/>
+      <w:r>
+        <w:rPr>
+          <w:rFonts w:ascii="Times New Roman" w:hAnsi="Times New Roman" w:cs="Times New Roman"/>
+          <w:i/>
+          <w:iCs/>
+          <w:lang w:val="en-US"/>
+        </w:rPr>
+        <w:t> ?</w:t>
       </w:r>
     </w:p>
     <w:p>
       <w:pPr>
-        <w:pStyle w:val="Titre1"/>
-        <w:rPr>
-          <w:lang w:val="en-US"/>
-        </w:rPr>
-      </w:pPr>
-      <w:r>
-        <w:rPr>
-          <w:lang w:val="en-US"/>
-        </w:rPr>
-        <w:t>Literature Review</w:t>
-      </w:r>
+        <w:jc w:val="both"/>
+        <w:rPr>
+          <w:rFonts w:ascii="Times New Roman" w:hAnsi="Times New Roman" w:cs="Times New Roman"/>
+          <w:i/>
+          <w:iCs/>
+          <w:lang w:val="en-US"/>
+        </w:rPr>
+      </w:pPr>
+      <w:r>
+        <w:rPr>
+          <w:rFonts w:ascii="Times New Roman" w:hAnsi="Times New Roman" w:cs="Times New Roman"/>
+          <w:u w:val="single"/>
+          <w:lang w:val="en-US"/>
+        </w:rPr>
+        <w:t xml:space="preserve">Although the impact of administered prices on inflation is generally considered to be of no importance, they are nevertheless frequently singled out and criticized for </w:t>
+      </w:r>
+      <w:r>
+        <w:rPr>
+          <w:rFonts w:ascii="Times New Roman" w:hAnsi="Times New Roman" w:cs="Times New Roman"/>
+          <w:u w:val="single"/>
+          <w:lang w:val="en-US"/>
+        </w:rPr>
+        <w:t xml:space="preserve">making Switzerland an island of high prices. </w:t>
+      </w:r>
+      <w:r>
+        <w:rPr>
+          <w:rFonts w:ascii="Times New Roman" w:hAnsi="Times New Roman" w:cs="Times New Roman"/>
+          <w:u w:val="single"/>
+          <w:lang w:val="en-US"/>
+        </w:rPr>
+        <w:t xml:space="preserve">The matter of the high price level has been at the forefront of policy and reform debates in the last decades </w:t>
+      </w:r>
+      <w:r>
+        <w:rPr>
+          <w:rFonts w:ascii="Times New Roman" w:hAnsi="Times New Roman" w:cs="Times New Roman"/>
+          <w:u w:val="single"/>
+          <w:lang w:val="en-US"/>
+        </w:rPr>
+        <w:t>and was used by policy makers as well as business associations and neoliberal think thanks to promote the transformation of Switzerland’s model of organized capitalism into a neoliberal one.</w:t>
+      </w:r>
+      <w:r>
+        <w:rPr>
+          <w:rFonts w:ascii="Times New Roman" w:hAnsi="Times New Roman" w:cs="Times New Roman"/>
+          <w:u w:val="single"/>
+          <w:lang w:val="en-US"/>
+        </w:rPr>
+        <w:t xml:space="preserve"> </w:t>
+      </w:r>
+      <w:r>
+        <w:rPr>
+          <w:rFonts w:ascii="Times New Roman" w:hAnsi="Times New Roman" w:cs="Times New Roman"/>
+          <w:lang w:val="en-US"/>
+        </w:rPr>
+        <w:sym w:font="Wingdings" w:char="F0E8"/>
+      </w:r>
+      <w:r>
+        <w:rPr>
+          <w:rFonts w:ascii="Times New Roman" w:hAnsi="Times New Roman" w:cs="Times New Roman"/>
+          <w:lang w:val="en-US"/>
+        </w:rPr>
+        <w:t xml:space="preserve"> </w:t>
+      </w:r>
+      <w:proofErr w:type="spellStart"/>
+      <w:r>
+        <w:rPr>
+          <w:rFonts w:ascii="Times New Roman" w:hAnsi="Times New Roman" w:cs="Times New Roman"/>
+          <w:i/>
+          <w:iCs/>
+          <w:lang w:val="en-US"/>
+        </w:rPr>
+        <w:t>aborder</w:t>
+      </w:r>
+      <w:proofErr w:type="spellEnd"/>
+      <w:r>
+        <w:rPr>
+          <w:rFonts w:ascii="Times New Roman" w:hAnsi="Times New Roman" w:cs="Times New Roman"/>
+          <w:i/>
+          <w:iCs/>
+          <w:lang w:val="en-US"/>
+        </w:rPr>
+        <w:t xml:space="preserve"> </w:t>
+      </w:r>
+      <w:proofErr w:type="spellStart"/>
+      <w:r>
+        <w:rPr>
+          <w:rFonts w:ascii="Times New Roman" w:hAnsi="Times New Roman" w:cs="Times New Roman"/>
+          <w:i/>
+          <w:iCs/>
+          <w:lang w:val="en-US"/>
+        </w:rPr>
+        <w:t>plutôt</w:t>
+      </w:r>
+      <w:proofErr w:type="spellEnd"/>
+      <w:r>
+        <w:rPr>
+          <w:rFonts w:ascii="Times New Roman" w:hAnsi="Times New Roman" w:cs="Times New Roman"/>
+          <w:i/>
+          <w:iCs/>
+          <w:lang w:val="en-US"/>
+        </w:rPr>
+        <w:t xml:space="preserve"> la question de </w:t>
+      </w:r>
+      <w:proofErr w:type="spellStart"/>
+      <w:r>
+        <w:rPr>
+          <w:rFonts w:ascii="Times New Roman" w:hAnsi="Times New Roman" w:cs="Times New Roman"/>
+          <w:i/>
+          <w:iCs/>
+          <w:lang w:val="en-US"/>
+        </w:rPr>
+        <w:t>l’ilôt</w:t>
+      </w:r>
+      <w:proofErr w:type="spellEnd"/>
+      <w:r>
+        <w:rPr>
+          <w:rFonts w:ascii="Times New Roman" w:hAnsi="Times New Roman" w:cs="Times New Roman"/>
+          <w:i/>
+          <w:iCs/>
+          <w:lang w:val="en-US"/>
+        </w:rPr>
+        <w:t xml:space="preserve"> des prix et de la </w:t>
+      </w:r>
+      <w:proofErr w:type="spellStart"/>
+      <w:r>
+        <w:rPr>
+          <w:rFonts w:ascii="Times New Roman" w:hAnsi="Times New Roman" w:cs="Times New Roman"/>
+          <w:i/>
+          <w:iCs/>
+          <w:lang w:val="en-US"/>
+        </w:rPr>
+        <w:t>néolibéralisation</w:t>
+      </w:r>
+      <w:proofErr w:type="spellEnd"/>
+      <w:r>
+        <w:rPr>
+          <w:rFonts w:ascii="Times New Roman" w:hAnsi="Times New Roman" w:cs="Times New Roman"/>
+          <w:i/>
+          <w:iCs/>
+          <w:lang w:val="en-US"/>
+        </w:rPr>
+        <w:t xml:space="preserve"> après </w:t>
+      </w:r>
+      <w:proofErr w:type="spellStart"/>
+      <w:r>
+        <w:rPr>
+          <w:rFonts w:ascii="Times New Roman" w:hAnsi="Times New Roman" w:cs="Times New Roman"/>
+          <w:i/>
+          <w:iCs/>
+          <w:lang w:val="en-US"/>
+        </w:rPr>
+        <w:t>avoir</w:t>
+      </w:r>
+      <w:proofErr w:type="spellEnd"/>
+      <w:r>
+        <w:rPr>
+          <w:rFonts w:ascii="Times New Roman" w:hAnsi="Times New Roman" w:cs="Times New Roman"/>
+          <w:i/>
+          <w:iCs/>
+          <w:lang w:val="en-US"/>
+        </w:rPr>
+        <w:t xml:space="preserve"> </w:t>
+      </w:r>
+      <w:proofErr w:type="spellStart"/>
+      <w:r>
+        <w:rPr>
+          <w:rFonts w:ascii="Times New Roman" w:hAnsi="Times New Roman" w:cs="Times New Roman"/>
+          <w:i/>
+          <w:iCs/>
+          <w:lang w:val="en-US"/>
+        </w:rPr>
+        <w:t>abordé</w:t>
+      </w:r>
+      <w:proofErr w:type="spellEnd"/>
+      <w:r>
+        <w:rPr>
+          <w:rFonts w:ascii="Times New Roman" w:hAnsi="Times New Roman" w:cs="Times New Roman"/>
+          <w:i/>
+          <w:iCs/>
+          <w:lang w:val="en-US"/>
+        </w:rPr>
+        <w:t xml:space="preserve"> </w:t>
+      </w:r>
+      <w:proofErr w:type="spellStart"/>
+      <w:r>
+        <w:rPr>
+          <w:rFonts w:ascii="Times New Roman" w:hAnsi="Times New Roman" w:cs="Times New Roman"/>
+          <w:i/>
+          <w:iCs/>
+          <w:lang w:val="en-US"/>
+        </w:rPr>
+        <w:t>l’administration</w:t>
+      </w:r>
+      <w:proofErr w:type="spellEnd"/>
+      <w:r>
+        <w:rPr>
+          <w:rFonts w:ascii="Times New Roman" w:hAnsi="Times New Roman" w:cs="Times New Roman"/>
+          <w:i/>
+          <w:iCs/>
+          <w:lang w:val="en-US"/>
+        </w:rPr>
+        <w:t xml:space="preserve"> des prix de </w:t>
+      </w:r>
+      <w:proofErr w:type="spellStart"/>
+      <w:r>
+        <w:rPr>
+          <w:rFonts w:ascii="Times New Roman" w:hAnsi="Times New Roman" w:cs="Times New Roman"/>
+          <w:i/>
+          <w:iCs/>
+          <w:lang w:val="en-US"/>
+        </w:rPr>
+        <w:t>l’électricité</w:t>
+      </w:r>
+      <w:proofErr w:type="spellEnd"/>
     </w:p>
     <w:p>
       <w:pPr>
-        <w:jc w:val="both"/>
-        <w:rPr>
-          <w:rFonts w:ascii="Times New Roman" w:hAnsi="Times New Roman" w:cs="Times New Roman"/>
-          <w:lang w:val="en-US"/>
-        </w:rPr>
-      </w:pPr>
-      <w:r>
-        <w:rPr>
-          <w:rFonts w:ascii="Times New Roman" w:hAnsi="Times New Roman" w:cs="Times New Roman"/>
-          <w:lang w:val="en-US"/>
-        </w:rPr>
-        <w:t xml:space="preserve"> Due to the diminished importance of inflation in Switzerland, the scientific literature on the determinants of the country’s inflation dynamics is rather scarce. One can nonetheless identify several types of explanations</w:t>
-      </w:r>
-      <w:r>
-        <w:rPr>
-          <w:rFonts w:ascii="Times New Roman" w:hAnsi="Times New Roman" w:cs="Times New Roman"/>
-          <w:lang w:val="en-US"/>
-        </w:rPr>
-        <w:t xml:space="preserve">. The first type of explanation, and surely the most widespread one, associates low inflation rates to the strength of the Swiss franc which dampens the price of imported goods. </w:t>
-      </w:r>
-      <w:r>
-        <w:rPr>
-          <w:rFonts w:ascii="Times New Roman" w:hAnsi="Times New Roman" w:cs="Times New Roman"/>
-          <w:lang w:val="en-US"/>
-        </w:rPr>
-        <w:t>One of the most salient stylized facts of the Swiss economy is</w:t>
-      </w:r>
-      <w:r>
-        <w:rPr>
-          <w:rFonts w:ascii="Times New Roman" w:hAnsi="Times New Roman" w:cs="Times New Roman"/>
-          <w:lang w:val="en-US"/>
-        </w:rPr>
-        <w:t xml:space="preserve"> in effect</w:t>
-      </w:r>
-      <w:r>
-        <w:rPr>
-          <w:rFonts w:ascii="Times New Roman" w:hAnsi="Times New Roman" w:cs="Times New Roman"/>
-          <w:lang w:val="en-US"/>
-        </w:rPr>
-        <w:t xml:space="preserve"> the structural tendency of the Swiss franc to appreciate since the end of the Bretton Woods system</w:t>
-      </w:r>
-      <w:r>
-        <w:rPr>
-          <w:rFonts w:ascii="Times New Roman" w:hAnsi="Times New Roman" w:cs="Times New Roman"/>
-          <w:lang w:val="en-US"/>
-        </w:rPr>
-        <w:t>, a</w:t>
-      </w:r>
-      <w:r>
-        <w:rPr>
-          <w:rFonts w:ascii="Times New Roman" w:hAnsi="Times New Roman" w:cs="Times New Roman"/>
-          <w:lang w:val="en-US"/>
-        </w:rPr>
-        <w:t xml:space="preserve"> tendency </w:t>
-      </w:r>
-      <w:r>
-        <w:rPr>
-          <w:rFonts w:ascii="Times New Roman" w:hAnsi="Times New Roman" w:cs="Times New Roman"/>
-          <w:lang w:val="en-US"/>
-        </w:rPr>
-        <w:t xml:space="preserve">which </w:t>
-      </w:r>
-      <w:r>
-        <w:rPr>
-          <w:rFonts w:ascii="Times New Roman" w:hAnsi="Times New Roman" w:cs="Times New Roman"/>
-          <w:lang w:val="en-US"/>
-        </w:rPr>
-        <w:t xml:space="preserve">reflects the country’s </w:t>
-      </w:r>
-      <w:r>
-        <w:rPr>
-          <w:rFonts w:ascii="Times New Roman" w:hAnsi="Times New Roman" w:cs="Times New Roman"/>
-          <w:lang w:val="en-US"/>
-        </w:rPr>
-        <w:t>high</w:t>
-      </w:r>
-      <w:r>
-        <w:rPr>
-          <w:rFonts w:ascii="Times New Roman" w:hAnsi="Times New Roman" w:cs="Times New Roman"/>
-          <w:lang w:val="en-US"/>
-        </w:rPr>
-        <w:t xml:space="preserve"> competitiveness of its export-oriented industries which creates a </w:t>
-      </w:r>
-      <w:r>
-        <w:rPr>
-          <w:rFonts w:ascii="Times New Roman" w:hAnsi="Times New Roman" w:cs="Times New Roman"/>
-          <w:lang w:val="en-US"/>
-        </w:rPr>
-        <w:t>sustained</w:t>
-      </w:r>
-      <w:r>
-        <w:rPr>
-          <w:rFonts w:ascii="Times New Roman" w:hAnsi="Times New Roman" w:cs="Times New Roman"/>
-          <w:lang w:val="en-US"/>
-        </w:rPr>
-        <w:t xml:space="preserve"> international demand for Swiss franc</w:t>
-      </w:r>
-      <w:r>
-        <w:rPr>
-          <w:rFonts w:ascii="Times New Roman" w:hAnsi="Times New Roman" w:cs="Times New Roman"/>
-          <w:lang w:val="en-US"/>
-        </w:rPr>
-        <w:t>s</w:t>
-      </w:r>
-      <w:r>
-        <w:rPr>
-          <w:rFonts w:ascii="Times New Roman" w:hAnsi="Times New Roman" w:cs="Times New Roman"/>
-          <w:lang w:val="en-US"/>
-        </w:rPr>
-        <w:t xml:space="preserve"> </w:t>
-      </w:r>
-      <w:r>
-        <w:rPr>
-          <w:rFonts w:ascii="Times New Roman" w:hAnsi="Times New Roman" w:cs="Times New Roman"/>
-          <w:lang w:val="en-US"/>
-        </w:rPr>
-        <w:fldChar w:fldCharType="begin"/>
-      </w:r>
-      <w:r>
-        <w:rPr>
-          <w:rFonts w:ascii="Times New Roman" w:hAnsi="Times New Roman" w:cs="Times New Roman"/>
-          <w:lang w:val="en-US"/>
-        </w:rPr>
-        <w:instrText xml:space="preserve"> ADDIN ZOTERO_ITEM CSL_CITATION {"citationID":"7eD0wysV","properties":{"formattedCitation":"(Reynard 2009; Vallet 2016)","plainCitation":"(Reynard 2009; Vallet 2016)","noteIndex":0},"citationItems":[{"id":6623,"uris":["http://zotero.org/groups/6311349/items/P5HC7CL8"],"itemData":{"id":6623,"type":"article-journal","container-title":"Aussenwirtschaft","issue":"3","page":"335–363","publisher":"St. Gallen: Universität St. Gallen, Schweizerisches Institut für …","source":"Google Scholar","title":"What drives the Swiss franc?","volume":"64","author":[{"family":"Reynard","given":"Samuel"}],"issued":{"date-parts":[["2009"]]}}},{"id":6615,"uris":["http://zotero.org/groups/6311349/items/RXN2TV3A"],"itemData":{"id":6615,"type":"article-journal","abstract":"The case of Switzerland appears to be unique with regards to the European economic and monetary integration process, which began in 1957: although the country has had close and growing links with the European Union (EU) over time, it does not want to access full membership. Even though this situation of high integration without full membership entails certain constraints, it is also interesting for Switzerland in many respects. In particular, it allows the country to preserve the sovereignty of its money, which is the backbone of Switzerland’s modern existence. That is why I consider that the Swiss Franc is at the core of Switzerland’s European stance.","container-title":"Research in International Business and Finance","DOI":"10.1016/j.ribaf.2016.03.017","ISSN":"0275-5319","journalAbbreviation":"Research in International Business and Finance","page":"35-44","source":"ScienceDirect","title":"The role of the swiss franc in Switzerland’s European stance","volume":"38","author":[{"family":"Vallet","given":"Guillaume"}],"issued":{"date-parts":[["2016",9,1]]}}}],"schema":"https://github.com/citation-style-language/schema/raw/master/csl-citation.json"} </w:instrText>
-      </w:r>
-      <w:r>
-        <w:rPr>
-          <w:rFonts w:ascii="Times New Roman" w:hAnsi="Times New Roman" w:cs="Times New Roman"/>
-          <w:lang w:val="en-US"/>
-        </w:rPr>
-        <w:fldChar w:fldCharType="separate"/>
-      </w:r>
-      <w:r>
-        <w:rPr>
-          <w:rFonts w:ascii="Aptos" w:hAnsi="Aptos"/>
-          <w:lang w:val="en-US"/>
-        </w:rPr>
-        <w:t>(Reynard 2009; Vallet 2016)</w:t>
-      </w:r>
-      <w:r>
-        <w:rPr>
-          <w:rFonts w:ascii="Times New Roman" w:hAnsi="Times New Roman" w:cs="Times New Roman"/>
-          <w:lang w:val="en-US"/>
-        </w:rPr>
-        <w:fldChar w:fldCharType="end"/>
-      </w:r>
-      <w:r>
-        <w:rPr>
-          <w:rFonts w:ascii="Times New Roman" w:hAnsi="Times New Roman" w:cs="Times New Roman"/>
-          <w:lang w:val="en-US"/>
-        </w:rPr>
-        <w:t xml:space="preserve">. Another </w:t>
-      </w:r>
-      <w:r>
-        <w:rPr>
-          <w:rFonts w:ascii="Times New Roman" w:hAnsi="Times New Roman" w:cs="Times New Roman"/>
-          <w:lang w:val="en-US"/>
-        </w:rPr>
-        <w:t>variant of this explanation</w:t>
-      </w:r>
-      <w:r>
-        <w:rPr>
-          <w:rFonts w:ascii="Times New Roman" w:hAnsi="Times New Roman" w:cs="Times New Roman"/>
-          <w:lang w:val="en-US"/>
-        </w:rPr>
-        <w:t xml:space="preserve"> resides in the status of the Swiss franc as a </w:t>
-      </w:r>
-      <w:r>
-        <w:rPr>
-          <w:rFonts w:ascii="Times New Roman" w:hAnsi="Times New Roman" w:cs="Times New Roman"/>
-          <w:lang w:val="en-US"/>
-        </w:rPr>
-        <w:t xml:space="preserve">strong </w:t>
-      </w:r>
-      <w:r>
-        <w:rPr>
-          <w:rFonts w:ascii="Times New Roman" w:hAnsi="Times New Roman" w:cs="Times New Roman"/>
-          <w:lang w:val="en-US"/>
-        </w:rPr>
-        <w:t>safe-</w:t>
-      </w:r>
-      <w:r>
-        <w:rPr>
-          <w:rFonts w:ascii="Times New Roman" w:hAnsi="Times New Roman" w:cs="Times New Roman"/>
-          <w:lang w:val="en-US"/>
-        </w:rPr>
-        <w:lastRenderedPageBreak/>
-        <w:t>haven currency.</w:t>
-      </w:r>
-      <w:r>
-        <w:rPr>
-          <w:rFonts w:ascii="Times New Roman" w:hAnsi="Times New Roman" w:cs="Times New Roman"/>
-          <w:lang w:val="en-US"/>
-        </w:rPr>
-        <w:t xml:space="preserve"> The Swiss franc is indeed considered as one of the most sought-after assets in times of financial and economic crisis </w:t>
-      </w:r>
-      <w:r>
-        <w:rPr>
-          <w:rFonts w:ascii="Times New Roman" w:hAnsi="Times New Roman" w:cs="Times New Roman"/>
-          <w:lang w:val="en-US"/>
-        </w:rPr>
-        <w:fldChar w:fldCharType="begin"/>
-      </w:r>
-      <w:r>
-        <w:rPr>
-          <w:rFonts w:ascii="Times New Roman" w:hAnsi="Times New Roman" w:cs="Times New Roman"/>
-          <w:lang w:val="en-US"/>
-        </w:rPr>
-        <w:instrText xml:space="preserve"> ADDIN ZOTERO_ITEM CSL_CITATION {"citationID":"j1Z4ZU9l","properties":{"formattedCitation":"(Fatum and Yamamoto 2016; Lee 2017)","plainCitation":"(Fatum and Yamamoto 2016; Lee 2017)","noteIndex":0},"citationItems":[{"id":6630,"uris":["http://zotero.org/groups/6311349/items/TL76UYFZ"],"itemData":{"id":6630,"type":"article-journal","abstract":"We investigate intra-safe haven currency behavior during the recent global financial crisis. We first assess which safe haven currency is the “safest”. We then use non-temporal threshold analysis to investigate whether intra-safe haven currency behavior changes as market uncertainty increases. We find that the JPY is the “safest” of safe haven currencies and that only the JPY appreciates as market uncertainty increases regardless of the prevailing level of uncertainty. Our results may have important implications for central banks optimizing their relative composition of international currency reserve holdings with respect to returns in USD terms and for foreign currency market investors in general.","collection-title":"The New Normal in the Post-Crisis Era","container-title":"Journal of International Money and Finance","DOI":"10.1016/j.jimonfin.2015.12.007","ISSN":"0261-5606","journalAbbreviation":"Journal of International Money and Finance","page":"49-64","source":"ScienceDirect","title":"Intra-safe haven currency behavior during the global financial crisis","volume":"66","author":[{"family":"Fatum","given":"Rasmus"},{"family":"Yamamoto","given":"Yohei"}],"issued":{"date-parts":[["2016",9,1]]}}},{"id":6627,"uris":["http://zotero.org/groups/6311349/items/6ZV6WD2B"],"itemData":{"id":6627,"type":"article-journal","abstract":"This paper attempts to empirically identify strong safe havens among six currencies: the Swiss franc, Japanese yen, British pound, euro, Canadian dollar and Norwegian krone. Using Markov regime-switching vector autoregressive models, we test whether the currencies are negatively related to risky assets and whether the negative relation is stronger in times of crisis than in times of growth. We find that (1) the Swiss franc and Japanese yen qualify as strong safe havens, and (2) the other currencies qualify as “equity-like” or risky currencies.","container-title":"Review of International Economics","DOI":"10.1111/roie.12289","ISSN":"1467-9396","issue":"4","language":"en","license":"© 2017 John Wiley &amp; Sons Ltd","note":"_eprint: https://onlinelibrary.wiley.com/doi/pdf/10.1111/roie.12289","page":"924-947","source":"Wiley Online Library","title":"Safe-haven currency: An empirical identification","title-short":"Safe-haven currency","volume":"25","author":[{"family":"Lee","given":"Kang-Soek"}],"issued":{"date-parts":[["2017"]]}}}],"schema":"https://github.com/citation-style-language/schema/raw/master/csl-citation.json"} </w:instrText>
-      </w:r>
-      <w:r>
-        <w:rPr>
-          <w:rFonts w:ascii="Times New Roman" w:hAnsi="Times New Roman" w:cs="Times New Roman"/>
-          <w:lang w:val="en-US"/>
-        </w:rPr>
-        <w:fldChar w:fldCharType="separate"/>
-      </w:r>
-      <w:r>
-        <w:rPr>
-          <w:rFonts w:ascii="Aptos" w:hAnsi="Aptos"/>
-          <w:lang w:val="en-US"/>
-        </w:rPr>
-        <w:t>(Fatum and Yamamoto 2016; Lee 2017)</w:t>
-      </w:r>
-      <w:r>
-        <w:rPr>
-          <w:rFonts w:ascii="Times New Roman" w:hAnsi="Times New Roman" w:cs="Times New Roman"/>
-          <w:lang w:val="en-US"/>
-        </w:rPr>
-        <w:fldChar w:fldCharType="end"/>
-      </w:r>
-      <w:r>
-        <w:rPr>
-          <w:rFonts w:ascii="Times New Roman" w:hAnsi="Times New Roman" w:cs="Times New Roman"/>
-          <w:lang w:val="en-US"/>
-        </w:rPr>
-        <w:t>.</w:t>
-      </w:r>
-      <w:r>
-        <w:rPr>
-          <w:rFonts w:ascii="Times New Roman" w:hAnsi="Times New Roman" w:cs="Times New Roman"/>
-          <w:lang w:val="en-US"/>
-        </w:rPr>
-        <w:t xml:space="preserve"> </w:t>
-      </w:r>
-      <w:r>
-        <w:rPr>
-          <w:rFonts w:ascii="Times New Roman" w:hAnsi="Times New Roman" w:cs="Times New Roman"/>
-          <w:lang w:val="en-US"/>
-        </w:rPr>
-        <w:fldChar w:fldCharType="begin"/>
-      </w:r>
-      <w:r>
-        <w:rPr>
-          <w:rFonts w:ascii="Times New Roman" w:hAnsi="Times New Roman" w:cs="Times New Roman"/>
-          <w:lang w:val="en-US"/>
-        </w:rPr>
-        <w:instrText xml:space="preserve"> ADDIN ZOTERO_ITEM CSL_CITATION {"citationID":"4IBWDFAi","properties":{"formattedCitation":"(Baltensperger and Kugler 2016)","plainCitation":"(Baltensperger and Kugler 2016)","dontUpdate":true,"noteIndex":0},"citationItems":[{"id":6474,"uris":["http://zotero.org/groups/6311349/items/EQMH2ABU"],"itemData":{"id":6474,"type":"article-journal","abstract":"An empirical analysis of international interest rates and of the behavior of the exchange rate of the Swiss franc since 1850 leads to the conclusion that World War I marks the origin of the strong currency and safe haven status of the Swiss franc. Before World War I, interest rates point to a weakness of the Swiss currency against the pound, the guilder and French franc (from 1881 to 1913) that is shared with the German mark. Thereafter, we see the pattern of the Swiss interest rate island develop and become especially pronounced during the Bretton Woods years. Deviations from metallic parities confirm these findings. For the period after World War I, we establish a strong and stable real and nominal trend appreciation against the pound and the dollar that reflects, to a sizeable extent, inflation differentials.","container-title":"Aussenwirtschaft","ISSN":"0004-8216","issue":"2","language":"eng","license":"http://www.econstor.eu/dspace/Nutzungsbedingungen","page":"1-30","publisher":"St.Gallen: Universität St.Gallen, Schweizerisches Institut für Aussenwirtschaft und Angewandte Wirtschaftsforschung (SIAW-HSG)","source":"www.econstor.eu","title":"The historical origins of the safe haven status of the Swiss franc","volume":"67","author":[{"family":"Baltensperger","given":"Ernst"},{"family":"Kugler","given":"Peter"}],"issued":{"date-parts":[["2016"]]}}}],"schema":"https://github.com/citation-style-language/schema/raw/master/csl-citation.json"} </w:instrText>
-      </w:r>
-      <w:r>
-        <w:rPr>
-          <w:rFonts w:ascii="Times New Roman" w:hAnsi="Times New Roman" w:cs="Times New Roman"/>
-          <w:lang w:val="en-US"/>
-        </w:rPr>
-        <w:fldChar w:fldCharType="separate"/>
-      </w:r>
-      <w:r>
-        <w:rPr>
-          <w:rFonts w:ascii="Aptos" w:hAnsi="Aptos"/>
-          <w:lang w:val="en-US"/>
-        </w:rPr>
-        <w:t xml:space="preserve">Baltensperger and Kugler </w:t>
-      </w:r>
-      <w:r>
-        <w:rPr>
-          <w:rFonts w:ascii="Aptos" w:hAnsi="Aptos"/>
-          <w:lang w:val="en-US"/>
-        </w:rPr>
-        <w:t>(</w:t>
-      </w:r>
-      <w:r>
-        <w:rPr>
-          <w:rFonts w:ascii="Aptos" w:hAnsi="Aptos"/>
-          <w:lang w:val="en-US"/>
-        </w:rPr>
-        <w:t>2016)</w:t>
-      </w:r>
-      <w:r>
-        <w:rPr>
-          <w:rFonts w:ascii="Times New Roman" w:hAnsi="Times New Roman" w:cs="Times New Roman"/>
-          <w:lang w:val="en-US"/>
-        </w:rPr>
-        <w:fldChar w:fldCharType="end"/>
-      </w:r>
-      <w:r>
-        <w:rPr>
-          <w:rFonts w:ascii="Times New Roman" w:hAnsi="Times New Roman" w:cs="Times New Roman"/>
-          <w:lang w:val="en-US"/>
-        </w:rPr>
-        <w:t xml:space="preserve"> dates the status of the Swiss franc as a safe-haven currency back to the first World War, when this status mirrored Switzerland’s strong political, economic and monetary stability.</w:t>
-      </w:r>
-      <w:r>
-        <w:rPr>
-          <w:rFonts w:ascii="Times New Roman" w:hAnsi="Times New Roman" w:cs="Times New Roman"/>
-          <w:lang w:val="en-US"/>
-        </w:rPr>
-        <w:t xml:space="preserve"> </w:t>
-      </w:r>
-      <w:r>
-        <w:rPr>
-          <w:rFonts w:ascii="Times New Roman" w:hAnsi="Times New Roman" w:cs="Times New Roman"/>
-          <w:lang w:val="en-US"/>
-        </w:rPr>
-        <w:t xml:space="preserve">For Swiss economic organizations and policy makers, the appreciation of the Swiss franc is considered as </w:t>
-      </w:r>
-      <w:r>
-        <w:rPr>
-          <w:rFonts w:ascii="Times New Roman" w:hAnsi="Times New Roman" w:cs="Times New Roman"/>
-          <w:lang w:val="en-US"/>
-        </w:rPr>
-        <w:t xml:space="preserve">a double-edged sword. On the one hand, it represents a threat on the export-oriented industries which fear that an overvalued franc might a negative effect on Swiss exports abroad. This </w:t>
-      </w:r>
-      <w:r>
-        <w:rPr>
-          <w:rFonts w:ascii="Times New Roman" w:hAnsi="Times New Roman" w:cs="Times New Roman"/>
-          <w:lang w:val="en-US"/>
-        </w:rPr>
-        <w:t xml:space="preserve">fear is also shared by industries </w:t>
-      </w:r>
-      <w:r>
-        <w:rPr>
-          <w:rFonts w:ascii="Times New Roman" w:hAnsi="Times New Roman" w:cs="Times New Roman"/>
-          <w:lang w:val="en-US"/>
-        </w:rPr>
-        <w:t>mostly</w:t>
-      </w:r>
-      <w:r>
-        <w:rPr>
-          <w:rFonts w:ascii="Times New Roman" w:hAnsi="Times New Roman" w:cs="Times New Roman"/>
-          <w:lang w:val="en-US"/>
-        </w:rPr>
-        <w:t xml:space="preserve"> oriented towards the domestic sector such as retail which are afraid that higher relative prices will result in an increase in cross-border shopping, a phenomenon that can be important in Switzerland given its geographical proximity to important European countries with a much lower cost of living </w:t>
-      </w:r>
-      <w:r>
-        <w:rPr>
-          <w:rFonts w:ascii="Times New Roman" w:hAnsi="Times New Roman" w:cs="Times New Roman"/>
-          <w:lang w:val="en-US"/>
-        </w:rPr>
-        <w:fldChar w:fldCharType="begin"/>
-      </w:r>
-      <w:r>
-        <w:rPr>
-          <w:rFonts w:ascii="Times New Roman" w:hAnsi="Times New Roman" w:cs="Times New Roman"/>
-          <w:lang w:val="en-US"/>
-        </w:rPr>
-        <w:instrText xml:space="preserve"> ADDIN ZOTERO_ITEM CSL_CITATION {"citationID":"yyYfnqAE","properties":{"formattedCitation":"(Kluser 2025)","plainCitation":"(Kluser 2025)","noteIndex":0},"citationItems":[{"id":6639,"uris":["http://zotero.org/groups/6311349/items/X2AZ3UIB"],"itemData":{"id":6639,"type":"article-journal","abstract":"Cross-border shopping expands product variety and lowers prices for consumers in high-price countries, but it diminishes domestic tax revenues, reduces sales, and shifts demand away from local retailers. Exploiting Switzerland’s COVID-19-induced border closure as a natural experiment, I investigate the socioeconomic implications of cross-border shopping. Linking detailed grocery transaction records for 710,000 households to administrative data, I find that the border closure raises domestic grocery expenditures in border areas by an additional 10.4%. The benefits of cross-border shopping, however, are heterogeneous, and larger and lower-income households exhibit a particularly strong propensity to shop abroad. Based on these patterns, I estimate an annual loss of 1.5 billion Swiss francs in domestic grocery sales, equivalent to 3.8% of the total market.","container-title":"Swiss Journal of Economics and Statistics","DOI":"10.1186/s41937-025-00141-w","ISSN":"2235-6282","issue":"1","journalAbbreviation":"Swiss J Economics Statistics","language":"en","page":"9","source":"Springer Link","title":"Cross-border shopping: evidence from household transaction records","title-short":"Cross-border shopping","volume":"161","author":[{"family":"Kluser","given":"Frédéric"}],"issued":{"date-parts":[["2025",9,2]]}}}],"schema":"https://github.com/citation-style-language/schema/raw/master/csl-citation.json"} </w:instrText>
-      </w:r>
-      <w:r>
-        <w:rPr>
-          <w:rFonts w:ascii="Times New Roman" w:hAnsi="Times New Roman" w:cs="Times New Roman"/>
-          <w:lang w:val="en-US"/>
-        </w:rPr>
-        <w:fldChar w:fldCharType="separate"/>
-      </w:r>
-      <w:r>
-        <w:rPr>
-          <w:rFonts w:ascii="Aptos" w:hAnsi="Aptos"/>
-          <w:lang w:val="en-US"/>
-        </w:rPr>
-        <w:t>(Kluser 2025)</w:t>
-      </w:r>
-      <w:r>
-        <w:rPr>
-          <w:rFonts w:ascii="Times New Roman" w:hAnsi="Times New Roman" w:cs="Times New Roman"/>
-          <w:lang w:val="en-US"/>
-        </w:rPr>
-        <w:fldChar w:fldCharType="end"/>
-      </w:r>
-      <w:r>
-        <w:rPr>
-          <w:rFonts w:ascii="Times New Roman" w:hAnsi="Times New Roman" w:cs="Times New Roman"/>
-          <w:lang w:val="en-US"/>
-        </w:rPr>
-        <w:t xml:space="preserve">. On the other hand, a stronger currency implies cheaper imports and can thus help to mitigate inflation, </w:t>
-      </w:r>
-      <w:r>
-        <w:rPr>
-          <w:rFonts w:ascii="Times New Roman" w:hAnsi="Times New Roman" w:cs="Times New Roman"/>
-          <w:lang w:val="en-US"/>
-        </w:rPr>
-        <w:t>especially since Switzerland is a small open economy with few natural resources and</w:t>
-      </w:r>
-      <w:r>
-        <w:rPr>
-          <w:rFonts w:ascii="Times New Roman" w:hAnsi="Times New Roman" w:cs="Times New Roman"/>
-          <w:lang w:val="en-US"/>
-        </w:rPr>
-        <w:t xml:space="preserve"> </w:t>
-      </w:r>
-      <w:r>
-        <w:rPr>
-          <w:rFonts w:ascii="Times New Roman" w:hAnsi="Times New Roman" w:cs="Times New Roman"/>
-          <w:lang w:val="en-US"/>
-        </w:rPr>
-        <w:t>therefore highly dependent on imports</w:t>
-      </w:r>
-      <w:r>
-        <w:rPr>
-          <w:rFonts w:ascii="Times New Roman" w:hAnsi="Times New Roman" w:cs="Times New Roman"/>
-          <w:lang w:val="en-US"/>
-        </w:rPr>
-        <w:t xml:space="preserve">. </w:t>
-      </w:r>
-      <w:r>
-        <w:rPr>
-          <w:rFonts w:ascii="Times New Roman" w:hAnsi="Times New Roman" w:cs="Times New Roman"/>
-          <w:lang w:val="en-US"/>
-        </w:rPr>
-        <w:t xml:space="preserve">The SNB even considers that appreciations of the Swiss franc come with the risk of provoking a deflationary spiral in times of economic crisis. </w:t>
-      </w:r>
-      <w:r>
-        <w:rPr>
-          <w:rFonts w:ascii="Times New Roman" w:hAnsi="Times New Roman" w:cs="Times New Roman"/>
-          <w:lang w:val="en-US"/>
-        </w:rPr>
-        <w:t xml:space="preserve">During the eurozone crisis, </w:t>
-      </w:r>
-      <w:r>
-        <w:rPr>
-          <w:rFonts w:ascii="Times New Roman" w:hAnsi="Times New Roman" w:cs="Times New Roman"/>
-          <w:lang w:val="en-US"/>
-        </w:rPr>
-        <w:t xml:space="preserve">the SNB </w:t>
-      </w:r>
-      <w:r>
-        <w:rPr>
-          <w:rFonts w:ascii="Times New Roman" w:hAnsi="Times New Roman" w:cs="Times New Roman"/>
-          <w:lang w:val="en-US"/>
-        </w:rPr>
-        <w:t xml:space="preserve">introduced a </w:t>
-      </w:r>
-      <w:r>
-        <w:rPr>
-          <w:rFonts w:ascii="Times New Roman" w:hAnsi="Times New Roman" w:cs="Times New Roman"/>
-          <w:lang w:val="en-US"/>
-        </w:rPr>
-        <w:t>minimum exchange rate</w:t>
-      </w:r>
-      <w:r>
-        <w:rPr>
-          <w:rFonts w:ascii="Times New Roman" w:hAnsi="Times New Roman" w:cs="Times New Roman"/>
-          <w:lang w:val="en-US"/>
-        </w:rPr>
-        <w:t xml:space="preserve"> (the so-called “taux plancher”)</w:t>
-      </w:r>
-      <w:r>
-        <w:rPr>
-          <w:rFonts w:ascii="Times New Roman" w:hAnsi="Times New Roman" w:cs="Times New Roman"/>
-          <w:lang w:val="en-US"/>
-        </w:rPr>
-        <w:t xml:space="preserve">, </w:t>
-      </w:r>
-      <w:r>
-        <w:rPr>
-          <w:rFonts w:ascii="Times New Roman" w:hAnsi="Times New Roman" w:cs="Times New Roman"/>
-          <w:lang w:val="en-US"/>
-        </w:rPr>
-        <w:t xml:space="preserve">of one franc against 1,2 euros to </w:t>
-      </w:r>
-      <w:r>
-        <w:rPr>
-          <w:rFonts w:ascii="Times New Roman" w:hAnsi="Times New Roman" w:cs="Times New Roman"/>
-          <w:lang w:val="en-US"/>
-        </w:rPr>
-        <w:t>combat deflation</w:t>
-      </w:r>
-      <w:r>
-        <w:rPr>
-          <w:rFonts w:ascii="Times New Roman" w:hAnsi="Times New Roman" w:cs="Times New Roman"/>
-          <w:lang w:val="en-US"/>
-        </w:rPr>
-        <w:t xml:space="preserve">. </w:t>
-      </w:r>
-      <w:r>
-        <w:rPr>
-          <w:rFonts w:ascii="Times New Roman" w:hAnsi="Times New Roman" w:cs="Times New Roman"/>
-          <w:lang w:val="en-US"/>
-        </w:rPr>
-        <w:t xml:space="preserve">The fact that the zero lower bound for the policy rate had already </w:t>
-      </w:r>
-      <w:r>
-        <w:rPr>
-          <w:rFonts w:ascii="Times New Roman" w:hAnsi="Times New Roman" w:cs="Times New Roman"/>
-          <w:lang w:val="en-US"/>
-        </w:rPr>
-        <w:t>been</w:t>
-      </w:r>
-      <w:r>
-        <w:rPr>
-          <w:rFonts w:ascii="Times New Roman" w:hAnsi="Times New Roman" w:cs="Times New Roman"/>
-          <w:lang w:val="en-US"/>
-        </w:rPr>
-        <w:t xml:space="preserve"> reached entailed substantial purchase of foreign currency </w:t>
-      </w:r>
-      <w:r>
-        <w:rPr>
-          <w:rFonts w:ascii="Times New Roman" w:hAnsi="Times New Roman" w:cs="Times New Roman"/>
-          <w:lang w:val="en-US"/>
-        </w:rPr>
-        <w:t>by the SNB which substantially increased its balance sheet until it decided to abandon the minimum exchange rate in January 2015.</w:t>
+        <w:rPr>
+          <w:rFonts w:asciiTheme="majorHAnsi" w:eastAsiaTheme="majorEastAsia" w:hAnsiTheme="majorHAnsi" w:cstheme="majorBidi"/>
+          <w:color w:val="0F4761" w:themeColor="accent1" w:themeShade="BF"/>
+          <w:sz w:val="40"/>
+          <w:szCs w:val="40"/>
+          <w:lang w:val="en-US"/>
+        </w:rPr>
+      </w:pPr>
+      <w:r>
+        <w:rPr>
+          <w:lang w:val="en-US"/>
+        </w:rPr>
+        <w:br w:type="page"/>
       </w:r>
     </w:p>
     <w:p>
       <w:pPr>
-        <w:jc w:val="both"/>
-        <w:rPr>
-          <w:rFonts w:ascii="Times New Roman" w:hAnsi="Times New Roman" w:cs="Times New Roman"/>
-          <w:lang w:val="en-US"/>
-        </w:rPr>
-      </w:pPr>
-      <w:r>
-        <w:rPr>
-          <w:rFonts w:ascii="Times New Roman" w:hAnsi="Times New Roman" w:cs="Times New Roman"/>
-          <w:lang w:val="en-US"/>
-        </w:rPr>
-        <w:t>S</w:t>
-      </w:r>
-      <w:r>
-        <w:rPr>
-          <w:rFonts w:ascii="Times New Roman" w:hAnsi="Times New Roman" w:cs="Times New Roman"/>
-          <w:lang w:val="en-US"/>
-        </w:rPr>
-        <w:t>tudies on the so-called exchange rate pass-through</w:t>
-      </w:r>
-      <w:r>
-        <w:rPr>
-          <w:rFonts w:ascii="Times New Roman" w:hAnsi="Times New Roman" w:cs="Times New Roman"/>
-          <w:lang w:val="en-US"/>
-        </w:rPr>
-        <w:t xml:space="preserve"> (ERPT)</w:t>
-      </w:r>
-      <w:r>
-        <w:rPr>
-          <w:rFonts w:ascii="Times New Roman" w:hAnsi="Times New Roman" w:cs="Times New Roman"/>
-          <w:lang w:val="en-US"/>
-        </w:rPr>
-        <w:t xml:space="preserve"> on </w:t>
-      </w:r>
-      <w:r>
-        <w:rPr>
-          <w:rFonts w:ascii="Times New Roman" w:hAnsi="Times New Roman" w:cs="Times New Roman"/>
-          <w:lang w:val="en-US"/>
-        </w:rPr>
-        <w:t>inflation</w:t>
-      </w:r>
-      <w:r>
-        <w:rPr>
-          <w:rFonts w:ascii="Times New Roman" w:hAnsi="Times New Roman" w:cs="Times New Roman"/>
-          <w:lang w:val="en-US"/>
-        </w:rPr>
-        <w:t xml:space="preserve"> </w:t>
-      </w:r>
-      <w:r>
-        <w:rPr>
-          <w:rFonts w:ascii="Times New Roman" w:hAnsi="Times New Roman" w:cs="Times New Roman"/>
-          <w:lang w:val="en-US"/>
-        </w:rPr>
-        <w:t>have nevertheless</w:t>
-      </w:r>
-      <w:r>
-        <w:rPr>
-          <w:rFonts w:ascii="Times New Roman" w:hAnsi="Times New Roman" w:cs="Times New Roman"/>
-          <w:lang w:val="en-US"/>
-        </w:rPr>
-        <w:t xml:space="preserve"> consistently found </w:t>
-      </w:r>
-      <w:r>
-        <w:rPr>
-          <w:rFonts w:ascii="Times New Roman" w:hAnsi="Times New Roman" w:cs="Times New Roman"/>
-          <w:lang w:val="en-US"/>
-        </w:rPr>
-        <w:t>only a limited effect in Switzerland.</w:t>
-      </w:r>
-      <w:r>
-        <w:rPr>
-          <w:rFonts w:ascii="Times New Roman" w:hAnsi="Times New Roman" w:cs="Times New Roman"/>
-          <w:lang w:val="en-US"/>
-        </w:rPr>
-        <w:t xml:space="preserve"> </w:t>
-      </w:r>
-      <w:r>
-        <w:rPr>
-          <w:rFonts w:ascii="Times New Roman" w:hAnsi="Times New Roman" w:cs="Times New Roman"/>
-          <w:lang w:val="en-US"/>
-        </w:rPr>
-        <w:fldChar w:fldCharType="begin"/>
-      </w:r>
-      <w:r>
-        <w:rPr>
-          <w:rFonts w:ascii="Times New Roman" w:hAnsi="Times New Roman" w:cs="Times New Roman"/>
-          <w:lang w:val="en-US"/>
-        </w:rPr>
-        <w:instrText xml:space="preserve"> ADDIN ZOTERO_ITEM CSL_CITATION {"citationID":"6JxjOXZk","properties":{"formattedCitation":"(Stulz 2007)","plainCitation":"(Stulz 2007)","dontUpdate":true,"noteIndex":0},"citationItems":[{"id":6613,"uris":["http://zotero.org/groups/6311349/items/P6ESWYXE"],"itemData":{"id":6613,"type":"article-journal","container-title":"Swiss National Bank Economic Studies","issue":"4","publisher-place":"Zürich","title":"Exchange rate pass-through in Switzerland: Evidence from vector autoregressions.","volume":"2007","author":[{"family":"Stulz","given":"Jonas"}],"issued":{"date-parts":[["2007"]]}}}],"schema":"https://github.com/citation-style-language/schema/raw/master/csl-citation.json"} </w:instrText>
-      </w:r>
-      <w:r>
-        <w:rPr>
-          <w:rFonts w:ascii="Times New Roman" w:hAnsi="Times New Roman" w:cs="Times New Roman"/>
-          <w:lang w:val="en-US"/>
-        </w:rPr>
-        <w:fldChar w:fldCharType="separate"/>
-      </w:r>
-      <w:r>
-        <w:rPr>
-          <w:rFonts w:ascii="Aptos" w:hAnsi="Aptos"/>
-          <w:lang w:val="en-US"/>
-        </w:rPr>
-        <w:t xml:space="preserve">Stulz </w:t>
-      </w:r>
-      <w:r>
-        <w:rPr>
-          <w:rFonts w:ascii="Aptos" w:hAnsi="Aptos"/>
-          <w:lang w:val="en-US"/>
-        </w:rPr>
-        <w:t>(</w:t>
-      </w:r>
-      <w:r>
-        <w:rPr>
-          <w:rFonts w:ascii="Aptos" w:hAnsi="Aptos"/>
-          <w:lang w:val="en-US"/>
-        </w:rPr>
-        <w:t>2007)</w:t>
-      </w:r>
-      <w:r>
-        <w:rPr>
-          <w:rFonts w:ascii="Times New Roman" w:hAnsi="Times New Roman" w:cs="Times New Roman"/>
-          <w:lang w:val="en-US"/>
-        </w:rPr>
-        <w:fldChar w:fldCharType="end"/>
-      </w:r>
-      <w:r>
-        <w:rPr>
-          <w:rFonts w:ascii="Times New Roman" w:hAnsi="Times New Roman" w:cs="Times New Roman"/>
-          <w:lang w:val="en-US"/>
-        </w:rPr>
-        <w:t xml:space="preserve"> </w:t>
-      </w:r>
-      <w:r>
-        <w:rPr>
-          <w:rFonts w:ascii="Times New Roman" w:hAnsi="Times New Roman" w:cs="Times New Roman"/>
-          <w:lang w:val="en-US"/>
-        </w:rPr>
-        <w:t>estimated</w:t>
-      </w:r>
-      <w:r>
-        <w:rPr>
-          <w:rFonts w:ascii="Times New Roman" w:hAnsi="Times New Roman" w:cs="Times New Roman"/>
-          <w:lang w:val="en-US"/>
-        </w:rPr>
-        <w:t xml:space="preserve"> a substantial but incomplete pass-through on import prices, with ERPT elasticities of 0,52 after twelve months and 0,37 in the long run, whereas ERPT to consumer prices amounts to 0,09 in the short run and merely 0,18 in the </w:t>
-      </w:r>
-      <w:r>
-        <w:rPr>
-          <w:rFonts w:ascii="Times New Roman" w:hAnsi="Times New Roman" w:cs="Times New Roman"/>
-          <w:lang w:val="en-US"/>
-        </w:rPr>
-        <w:t>long run</w:t>
-      </w:r>
-      <w:r>
-        <w:rPr>
-          <w:rFonts w:ascii="Times New Roman" w:hAnsi="Times New Roman" w:cs="Times New Roman"/>
-          <w:lang w:val="en-US"/>
-        </w:rPr>
-        <w:t>.</w:t>
-      </w:r>
-      <w:r>
-        <w:rPr>
-          <w:rFonts w:ascii="Times New Roman" w:hAnsi="Times New Roman" w:cs="Times New Roman"/>
-          <w:lang w:val="en-US"/>
-        </w:rPr>
-        <w:t xml:space="preserve"> </w:t>
-      </w:r>
-      <w:r>
-        <w:rPr>
-          <w:rFonts w:ascii="Times New Roman" w:hAnsi="Times New Roman" w:cs="Times New Roman"/>
-          <w:lang w:val="en-US"/>
-        </w:rPr>
-        <w:t xml:space="preserve">Using monthly data between 1999 and 2010, </w:t>
-      </w:r>
-      <w:r>
-        <w:rPr>
-          <w:rFonts w:ascii="Times New Roman" w:hAnsi="Times New Roman" w:cs="Times New Roman"/>
-          <w:lang w:val="en-US"/>
-        </w:rPr>
-        <w:fldChar w:fldCharType="begin"/>
-      </w:r>
-      <w:r>
-        <w:rPr>
-          <w:rFonts w:ascii="Times New Roman" w:hAnsi="Times New Roman" w:cs="Times New Roman"/>
-          <w:lang w:val="en-US"/>
-        </w:rPr>
-        <w:instrText xml:space="preserve"> ADDIN ZOTERO_ITEM CSL_CITATION {"citationID":"d6Nw37Cg","properties":{"formattedCitation":"(Herger 2012)","plainCitation":"(Herger 2012)","dontUpdate":true,"noteIndex":0},"citationItems":[{"id":6671,"uris":["http://zotero.org/groups/6311349/items/ZA8BPLN6"],"itemData":{"id":6671,"type":"article-journal","abstract":"For the case of Switzerland, this paper endeavours to estimate the empirical extent to which exchange rates are “passed-through” onto import prices. For data covering the 1999 to 2010 period, the results suggest that (i) on aggregate, the exchange rate pass-through is highly incomplete with an elasticity of around 0.3 and (ii) major differences arise between industries. In particular, larger pass-through effects can be observed for certain commodities and other standardised products such as paper, timber, or minerals whilst for automobiles and textiles, the impact of the exchange rate upon import prices is almost always negligible and statistically far from significant.","container-title":"Swiss Journal of Economics and Statistics","DOI":"10.1007/BF03399371","ISSN":"2235-6282","issue":"3","journalAbbreviation":"Swiss J Economics Statistics","language":"en","page":"381-407","source":"Springer Link","title":"Exchange rates and import prices in Switzerland","volume":"148","author":[{"family":"Herger","given":"Nils"}],"issued":{"date-parts":[["2012",7,1]]}}}],"schema":"https://github.com/citation-style-language/schema/raw/master/csl-citation.json"} </w:instrText>
-      </w:r>
-      <w:r>
-        <w:rPr>
-          <w:rFonts w:ascii="Times New Roman" w:hAnsi="Times New Roman" w:cs="Times New Roman"/>
-          <w:lang w:val="en-US"/>
-        </w:rPr>
-        <w:fldChar w:fldCharType="separate"/>
-      </w:r>
-      <w:r>
-        <w:rPr>
-          <w:rFonts w:ascii="Aptos" w:hAnsi="Aptos"/>
-          <w:lang w:val="en-US"/>
-        </w:rPr>
-        <w:t xml:space="preserve">Herger </w:t>
-      </w:r>
-      <w:r>
-        <w:rPr>
-          <w:rFonts w:ascii="Aptos" w:hAnsi="Aptos"/>
-          <w:lang w:val="en-US"/>
-        </w:rPr>
-        <w:t>(</w:t>
-      </w:r>
-      <w:r>
-        <w:rPr>
-          <w:rFonts w:ascii="Aptos" w:hAnsi="Aptos"/>
-          <w:lang w:val="en-US"/>
-        </w:rPr>
-        <w:t>2012)</w:t>
-      </w:r>
-      <w:r>
-        <w:rPr>
-          <w:rFonts w:ascii="Times New Roman" w:hAnsi="Times New Roman" w:cs="Times New Roman"/>
-          <w:lang w:val="en-US"/>
-        </w:rPr>
-        <w:fldChar w:fldCharType="end"/>
-      </w:r>
-      <w:r>
-        <w:rPr>
-          <w:rFonts w:ascii="Times New Roman" w:hAnsi="Times New Roman" w:cs="Times New Roman"/>
-          <w:lang w:val="en-US"/>
-        </w:rPr>
-        <w:t xml:space="preserve"> found that the ERPT elasticity onto aggregate import prices is only 0,3. </w:t>
-      </w:r>
-      <w:r>
-        <w:rPr>
-          <w:rFonts w:ascii="Times New Roman" w:hAnsi="Times New Roman" w:cs="Times New Roman"/>
-          <w:lang w:val="en-US"/>
-        </w:rPr>
-        <w:t>Other studies have found either small or insignificant ERPT effects</w:t>
-      </w:r>
-      <w:r>
-        <w:rPr>
-          <w:rStyle w:val="Appelnotedebasdep"/>
-          <w:rFonts w:ascii="Times New Roman" w:hAnsi="Times New Roman" w:cs="Times New Roman"/>
-          <w:lang w:val="en-US"/>
-        </w:rPr>
-        <w:footnoteReference w:id="4"/>
-      </w:r>
-      <w:r>
-        <w:rPr>
-          <w:rFonts w:ascii="Times New Roman" w:hAnsi="Times New Roman" w:cs="Times New Roman"/>
-          <w:lang w:val="en-US"/>
-        </w:rPr>
-        <w:t>.</w:t>
-      </w:r>
-      <w:r>
-        <w:rPr>
-          <w:rFonts w:ascii="Times New Roman" w:hAnsi="Times New Roman" w:cs="Times New Roman"/>
-          <w:lang w:val="en-US"/>
-        </w:rPr>
-        <w:t xml:space="preserve"> </w:t>
-      </w:r>
-      <w:r>
-        <w:rPr>
-          <w:rFonts w:ascii="Times New Roman" w:hAnsi="Times New Roman" w:cs="Times New Roman"/>
-          <w:lang w:val="en-US"/>
-        </w:rPr>
-        <w:t xml:space="preserve">Even studies that have examined the causal effect of the sharp and sudden appreciation of the Swiss franc following the </w:t>
-      </w:r>
-      <w:r>
-        <w:rPr>
-          <w:rFonts w:ascii="Times New Roman" w:hAnsi="Times New Roman" w:cs="Times New Roman"/>
-          <w:lang w:val="en-US"/>
-        </w:rPr>
-        <w:t>removal</w:t>
-      </w:r>
-      <w:r>
-        <w:rPr>
-          <w:rFonts w:ascii="Times New Roman" w:hAnsi="Times New Roman" w:cs="Times New Roman"/>
-          <w:lang w:val="en-US"/>
-        </w:rPr>
-        <w:t xml:space="preserve"> of the </w:t>
-      </w:r>
-      <w:r>
-        <w:rPr>
-          <w:rFonts w:ascii="Times New Roman" w:hAnsi="Times New Roman" w:cs="Times New Roman"/>
-          <w:lang w:val="en-US"/>
-        </w:rPr>
-        <w:t>minimum exchange rate</w:t>
-      </w:r>
-      <w:r>
-        <w:rPr>
-          <w:rFonts w:ascii="Times New Roman" w:hAnsi="Times New Roman" w:cs="Times New Roman"/>
-          <w:lang w:val="en-US"/>
-        </w:rPr>
-        <w:t xml:space="preserve"> in 2015 have found only a limited impact</w:t>
-      </w:r>
-      <w:r>
-        <w:rPr>
-          <w:rFonts w:ascii="Times New Roman" w:hAnsi="Times New Roman" w:cs="Times New Roman"/>
-          <w:lang w:val="en-US"/>
-        </w:rPr>
-        <w:t xml:space="preserve">. </w:t>
-      </w:r>
-      <w:r>
-        <w:rPr>
-          <w:rFonts w:ascii="Times New Roman" w:hAnsi="Times New Roman" w:cs="Times New Roman"/>
-          <w:lang w:val="en-US"/>
-        </w:rPr>
-        <w:fldChar w:fldCharType="begin"/>
-      </w:r>
-      <w:r>
-        <w:rPr>
-          <w:rFonts w:ascii="Times New Roman" w:hAnsi="Times New Roman" w:cs="Times New Roman"/>
-          <w:lang w:val="en-US"/>
-        </w:rPr>
-        <w:instrText xml:space="preserve"> ADDIN ZOTERO_ITEM CSL_CITATION {"citationID":"TPPbd221","properties":{"formattedCitation":"(Auer et al. 2021)","plainCitation":"(Auer et al. 2021)","dontUpdate":true,"noteIndex":0},"citationItems":[{"id":6515,"uris":["http://zotero.org/groups/6311349/items/PUW8HFY7"],"itemData":{"id":6515,"type":"article-journal","abstract":"We dissect the impact of a large and sudden exchange rate appreciation on Swiss border import prices, retail prices, and consumer expenditures on domestic and imported nondurable goods, following the removal of the EUR/CHF floor in January 2015. Cross-sectional variation in border price changes by currency of invoicing carries over to consumer prices and allocations, impacting retail prices of imports and competing domestic goods, as well as import expenditures. We provide measures of the sensitivity of retail import prices to border prices and the sensitivity of import shares to relative prices, which is higher when using retail prices than border prices.","container-title":"American Economic Review","DOI":"10.1257/aer.20181415","ISSN":"0002-8282","issue":"2","language":"en","page":"652-686","source":"www.aeaweb.org","title":"Exchange Rates and Prices: Evidence from the 2015 Swiss Franc Appreciation","title-short":"Exchange Rates and Prices","volume":"111","author":[{"family":"Auer","given":"Raphael"},{"family":"Burstein","given":"Ariel"},{"family":"Lein","given":"Sarah M."}],"issued":{"date-parts":[["2021",2]]}}}],"schema":"https://github.com/citation-style-language/schema/raw/master/csl-citation.json"} </w:instrText>
-      </w:r>
-      <w:r>
-        <w:rPr>
-          <w:rFonts w:ascii="Times New Roman" w:hAnsi="Times New Roman" w:cs="Times New Roman"/>
-          <w:lang w:val="en-US"/>
-        </w:rPr>
-        <w:fldChar w:fldCharType="separate"/>
-      </w:r>
-      <w:r>
-        <w:rPr>
-          <w:rFonts w:ascii="Aptos" w:hAnsi="Aptos"/>
-          <w:lang w:val="en-US"/>
-        </w:rPr>
-        <w:t xml:space="preserve">Auer et al. </w:t>
-      </w:r>
-      <w:r>
-        <w:rPr>
-          <w:rFonts w:ascii="Aptos" w:hAnsi="Aptos"/>
-          <w:lang w:val="en-US"/>
-        </w:rPr>
-        <w:t>(</w:t>
-      </w:r>
-      <w:r>
-        <w:rPr>
-          <w:rFonts w:ascii="Aptos" w:hAnsi="Aptos"/>
-          <w:lang w:val="en-US"/>
-        </w:rPr>
-        <w:t>2021)</w:t>
-      </w:r>
-      <w:r>
-        <w:rPr>
-          <w:rFonts w:ascii="Times New Roman" w:hAnsi="Times New Roman" w:cs="Times New Roman"/>
-          <w:lang w:val="en-US"/>
-        </w:rPr>
-        <w:fldChar w:fldCharType="end"/>
-      </w:r>
-      <w:r>
-        <w:rPr>
-          <w:rFonts w:ascii="Times New Roman" w:hAnsi="Times New Roman" w:cs="Times New Roman"/>
-          <w:lang w:val="en-US"/>
-        </w:rPr>
-        <w:t xml:space="preserve"> </w:t>
-      </w:r>
-      <w:r>
-        <w:rPr>
-          <w:rFonts w:ascii="Times New Roman" w:hAnsi="Times New Roman" w:cs="Times New Roman"/>
-          <w:lang w:val="en-US"/>
-        </w:rPr>
-        <w:t>found</w:t>
-      </w:r>
-      <w:r>
-        <w:rPr>
-          <w:rFonts w:ascii="Times New Roman" w:hAnsi="Times New Roman" w:cs="Times New Roman"/>
-          <w:lang w:val="en-US"/>
-        </w:rPr>
-        <w:t xml:space="preserve"> a one-year pass-through effect of 0,075 for retail domestic prices and 0,366 for retail imported products. The results of </w:t>
-      </w:r>
-      <w:r>
-        <w:rPr>
-          <w:rFonts w:ascii="Times New Roman" w:hAnsi="Times New Roman" w:cs="Times New Roman"/>
-          <w:lang w:val="en-US"/>
-        </w:rPr>
-        <w:fldChar w:fldCharType="begin"/>
-      </w:r>
-      <w:r>
-        <w:rPr>
-          <w:rFonts w:ascii="Times New Roman" w:hAnsi="Times New Roman" w:cs="Times New Roman"/>
-          <w:lang w:val="en-US"/>
-        </w:rPr>
-        <w:instrText xml:space="preserve"> ADDIN ZOTERO_ITEM CSL_CITATION {"citationID":"y4N6wySo","properties":{"formattedCitation":"(Oktay 2022)","plainCitation":"(Oktay 2022)","dontUpdate":true,"noteIndex":0},"citationItems":[{"id":6398,"uris":["http://zotero.org/groups/6311349/items/YLJG9I4R"],"itemData":{"id":6398,"type":"article-journal","abstract":"This paper analyzes the exchange rate pass-through to consumer prices for 85 categories of goods and services in Switzerland. The pass-through estimates are computed using a synthetic difference-in-differences approach that exploits the large Swiss franc appreciation that followed the unexpected removal of the Swiss franc-Euro floor in January 2015. The overall 1-year all-items pass-through is 0.12, which shows that the pass-through is highly incomplete. There is an important heterogeneity across product categories, where pass-through can be as high as 0.80. These variations are linked to the international trade characteristics of the products, as the prices of goods with a high degree of international tradability, with a high import share, or that depend on tourism are shown to be more sensitive to the exchange rate.","container-title":"Swiss Journal of Economics and Statistics","DOI":"10.1186/s41937-022-00102-7","ISSN":"2235-6282","issue":"1","journalAbbreviation":"Swiss J Economics Statistics","language":"en","page":"21","source":"Springer Link","title":"Heterogeneity in the exchange rate pass-through to consumer prices: the Swiss franc appreciation of 2015","title-short":"Heterogeneity in the exchange rate pass-through to consumer prices","volume":"158","author":[{"family":"Oktay","given":"Alex"}],"issued":{"date-parts":[["2022",12,5]]}}}],"schema":"https://github.com/citation-style-language/schema/raw/master/csl-citation.json"} </w:instrText>
-      </w:r>
-      <w:r>
-        <w:rPr>
-          <w:rFonts w:ascii="Times New Roman" w:hAnsi="Times New Roman" w:cs="Times New Roman"/>
-          <w:lang w:val="en-US"/>
-        </w:rPr>
-        <w:fldChar w:fldCharType="separate"/>
-      </w:r>
-      <w:r>
-        <w:rPr>
-          <w:rFonts w:ascii="Aptos" w:hAnsi="Aptos"/>
-          <w:lang w:val="en-US"/>
-        </w:rPr>
-        <w:t xml:space="preserve">Oktay </w:t>
-      </w:r>
-      <w:r>
-        <w:rPr>
-          <w:rFonts w:ascii="Aptos" w:hAnsi="Aptos"/>
-          <w:lang w:val="en-US"/>
-        </w:rPr>
-        <w:t>(</w:t>
-      </w:r>
-      <w:r>
-        <w:rPr>
-          <w:rFonts w:ascii="Aptos" w:hAnsi="Aptos"/>
-          <w:lang w:val="en-US"/>
-        </w:rPr>
-        <w:t>2022)</w:t>
-      </w:r>
-      <w:r>
-        <w:rPr>
-          <w:rFonts w:ascii="Times New Roman" w:hAnsi="Times New Roman" w:cs="Times New Roman"/>
-          <w:lang w:val="en-US"/>
-        </w:rPr>
-        <w:fldChar w:fldCharType="end"/>
-      </w:r>
-      <w:r>
-        <w:rPr>
-          <w:rFonts w:ascii="Times New Roman" w:hAnsi="Times New Roman" w:cs="Times New Roman"/>
-          <w:lang w:val="en-US"/>
-        </w:rPr>
-        <w:t xml:space="preserve"> underline</w:t>
-      </w:r>
-      <w:r>
-        <w:rPr>
-          <w:rFonts w:ascii="Times New Roman" w:hAnsi="Times New Roman" w:cs="Times New Roman"/>
-          <w:lang w:val="en-US"/>
-        </w:rPr>
-        <w:t>d</w:t>
-      </w:r>
-      <w:r>
-        <w:rPr>
-          <w:rFonts w:ascii="Times New Roman" w:hAnsi="Times New Roman" w:cs="Times New Roman"/>
-          <w:lang w:val="en-US"/>
-        </w:rPr>
-        <w:t xml:space="preserve"> important heterogeneities in the pass-through across categories of goods and services, with non-tradable goods and services having lower pass-through than tradable ones. However, the aggregate result of the pass-through is found to be very small as only 12% of the euro/franc shock of 2015 was passed on the overall Swiss consumer price index.</w:t>
-      </w:r>
-      <w:r>
-        <w:rPr>
-          <w:rFonts w:ascii="Times New Roman" w:hAnsi="Times New Roman" w:cs="Times New Roman"/>
-          <w:lang w:val="en-US"/>
-        </w:rPr>
-        <w:t xml:space="preserve"> Low inflation rates in Switzerland cannot therefore be attributed solely based on the strength of the Swiss franc as the ERPT effect is in fact very limited.</w:t>
+        <w:pStyle w:val="Titre1"/>
+        <w:rPr>
+          <w:rFonts w:ascii="Times New Roman" w:hAnsi="Times New Roman" w:cs="Times New Roman"/>
+          <w:lang w:val="en-US"/>
+        </w:rPr>
+      </w:pPr>
+      <w:r>
+        <w:rPr>
+          <w:rFonts w:ascii="Times New Roman" w:hAnsi="Times New Roman" w:cs="Times New Roman"/>
+          <w:lang w:val="en-US"/>
+        </w:rPr>
+        <w:lastRenderedPageBreak/>
+        <w:t>References</w:t>
       </w:r>
     </w:p>
     <w:p>
       <w:pPr>
-        <w:jc w:val="both"/>
-        <w:rPr>
-          <w:rFonts w:ascii="Times New Roman" w:hAnsi="Times New Roman" w:cs="Times New Roman"/>
-          <w:lang w:val="en-US"/>
-        </w:rPr>
-      </w:pPr>
-      <w:r>
-        <w:rPr>
-          <w:rFonts w:ascii="Times New Roman" w:hAnsi="Times New Roman" w:cs="Times New Roman"/>
-          <w:lang w:val="en-US"/>
-        </w:rPr>
-        <w:t xml:space="preserve">However, a low ERPT does not necessarily imply that movements in the exchange rate and the price of imports are of no importance regarding inflation dynamics in Switzerland. The results from a historical decomposition of a structural vector error correction model </w:t>
-      </w:r>
-      <w:r>
-        <w:rPr>
-          <w:rFonts w:ascii="Times New Roman" w:hAnsi="Times New Roman" w:cs="Times New Roman"/>
-          <w:lang w:val="en-US"/>
-        </w:rPr>
-        <w:t xml:space="preserve">by </w:t>
-      </w:r>
+        <w:pStyle w:val="Bibliographie"/>
+        <w:rPr>
+          <w:rFonts w:ascii="Times New Roman" w:hAnsi="Times New Roman" w:cs="Times New Roman"/>
+          <w:kern w:val="0"/>
+        </w:rPr>
+      </w:pPr>
       <w:r>
         <w:rPr>
           <w:rFonts w:ascii="Times New Roman" w:hAnsi="Times New Roman" w:cs="Times New Roman"/>
@@ -1855,7 +4111,7 @@
           <w:rFonts w:ascii="Times New Roman" w:hAnsi="Times New Roman" w:cs="Times New Roman"/>
           <w:lang w:val="en-US"/>
         </w:rPr>
-        <w:instrText xml:space="preserve"> ADDIN ZOTERO_ITEM CSL_CITATION {"citationID":"Lf7s4Sa6","properties":{"formattedCitation":"(Leutert et al. 2026)","plainCitation":"(Leutert et al. 2026)","noteIndex":0},"citationItems":[{"id":6392,"uris":["http://zotero.org/groups/6311349/items/5DL5NGET"],"itemData":{"id":6392,"type":"article-journal","abstract":"We analyse the historical relationship between consumer prices and wages in Switzerland. Our results show that, between 1980 and 2019, the pass-through from prices to wages was substantial. At the same time, nominal wage increases only had a modest effect on prices. Other factors—such as imported inflation, inflation expectations and economic slack—clearly dominate wages in explaining price movements in Switzerland. Second-round effects of inflation, in turn, are mainly explained by inflation expectations. Our results suggest that the pass-through from wages to prices could be higher in an environment of elevated inflation. However, even in the 1980s and 1990s, the pass-through was only modest. It follows that periods of simultaneously high inflation and high wage growth were not the result of a wage-price spiral. Instead, the long-term comovement of the two variables can mostly be explained by common drivers (e.g. inflation expectations, economic slack) and by the gradual adjustment of wages to prices.","container-title":"Swiss Journal of Economics and Statistics","DOI":"10.1186/s41937-026-00148-x","ISSN":"2235-6282","issue":"1","journalAbbreviation":"Swiss J Economics Statistics","language":"en","page":"2","source":"Springer Link","title":"Wage-price pass-through in Switzerland","volume":"162","author":[{"family":"Leutert","given":"Jessica"},{"family":"Scheufele","given":"Rolf"},{"family":"Schön","given":"Selina"}],"issued":{"date-parts":[["2026",2,5]]}}}],"schema":"https://github.com/citation-style-language/schema/raw/master/csl-citation.json"} </w:instrText>
+        <w:instrText xml:space="preserve"> ADDIN ZOTERO_BIBL {"uncited":[],"omitted":[],"custom":[]} CSL_BIBLIOGRAPHY </w:instrText>
       </w:r>
       <w:r>
         <w:rPr>
@@ -1866,91 +4122,6 @@
       </w:r>
       <w:r>
         <w:rPr>
-          <w:rFonts w:ascii="Aptos" w:hAnsi="Aptos"/>
-          <w:lang w:val="en-US"/>
-        </w:rPr>
-        <w:t xml:space="preserve">Leutert et al. </w:t>
-      </w:r>
-      <w:r>
-        <w:rPr>
-          <w:rFonts w:ascii="Aptos" w:hAnsi="Aptos"/>
-          <w:lang w:val="en-US"/>
-        </w:rPr>
-        <w:t>(</w:t>
-      </w:r>
-      <w:r>
-        <w:rPr>
-          <w:rFonts w:ascii="Aptos" w:hAnsi="Aptos"/>
-          <w:lang w:val="en-US"/>
-        </w:rPr>
-        <w:t>2026)</w:t>
-      </w:r>
-      <w:r>
-        <w:rPr>
-          <w:rFonts w:ascii="Times New Roman" w:hAnsi="Times New Roman" w:cs="Times New Roman"/>
-          <w:lang w:val="en-US"/>
-        </w:rPr>
-        <w:fldChar w:fldCharType="end"/>
-      </w:r>
-      <w:r>
-        <w:rPr>
-          <w:rFonts w:ascii="Times New Roman" w:hAnsi="Times New Roman" w:cs="Times New Roman"/>
-          <w:lang w:val="en-US"/>
-        </w:rPr>
-        <w:t xml:space="preserve"> showed that, whereas increases in unit labour costs</w:t>
-      </w:r>
-      <w:r>
-        <w:rPr>
-          <w:rFonts w:ascii="Times New Roman" w:hAnsi="Times New Roman" w:cs="Times New Roman"/>
-          <w:lang w:val="en-US"/>
-        </w:rPr>
-        <w:t xml:space="preserve"> (UCL)</w:t>
-      </w:r>
-      <w:r>
-        <w:rPr>
-          <w:rFonts w:ascii="Times New Roman" w:hAnsi="Times New Roman" w:cs="Times New Roman"/>
-          <w:lang w:val="en-US"/>
-        </w:rPr>
-        <w:t xml:space="preserve"> had only a modest impact on </w:t>
-      </w:r>
-      <w:r>
-        <w:rPr>
-          <w:rFonts w:ascii="Times New Roman" w:hAnsi="Times New Roman" w:cs="Times New Roman"/>
-          <w:lang w:val="en-US"/>
-        </w:rPr>
-        <w:lastRenderedPageBreak/>
-        <w:t>CPI inflation in the last 40 years, variations in import prices due to oil price shocks, foreign inflation and the exchange rate explain a substantial part of Swiss CPI movements since the 1980s. This indicates that</w:t>
-      </w:r>
-      <w:r>
-        <w:rPr>
-          <w:rFonts w:ascii="Times New Roman" w:hAnsi="Times New Roman" w:cs="Times New Roman"/>
-          <w:lang w:val="en-US"/>
-        </w:rPr>
-        <w:t xml:space="preserve"> even though import prices have a low pass-through, they </w:t>
-      </w:r>
-      <w:r>
-        <w:rPr>
-          <w:rFonts w:ascii="Times New Roman" w:hAnsi="Times New Roman" w:cs="Times New Roman"/>
-          <w:lang w:val="en-US"/>
-        </w:rPr>
-        <w:t>remain</w:t>
-      </w:r>
-      <w:r>
-        <w:rPr>
-          <w:rFonts w:ascii="Times New Roman" w:hAnsi="Times New Roman" w:cs="Times New Roman"/>
-          <w:lang w:val="en-US"/>
-        </w:rPr>
-        <w:t xml:space="preserve"> important drivers of inflation dynamics in Switzerland.</w:t>
-      </w:r>
-      <w:r>
-        <w:rPr>
-          <w:rFonts w:ascii="Times New Roman" w:hAnsi="Times New Roman" w:cs="Times New Roman"/>
-          <w:lang w:val="en-US"/>
-        </w:rPr>
-        <w:t xml:space="preserve"> On the other hand, the very limited pass-through of UCL on CPI inflation can be explained by the fact that Swiss ULC are more relevant for export prices than for domestic consumer prices as most items of the latter are composed by categories which only marginally depend on labour input for instance rents and health which account for around 40% of the Swiss CPI) </w:t>
-      </w:r>
-      <w:r>
-        <w:rPr>
           <w:rFonts w:ascii="Times New Roman" w:hAnsi="Times New Roman" w:cs="Times New Roman"/>
           <w:lang w:val="en-US"/>
         </w:rPr>
@@ -1961,7 +4132,14 @@
           <w:rFonts w:ascii="Times New Roman" w:hAnsi="Times New Roman" w:cs="Times New Roman"/>
           <w:lang w:val="en-US"/>
         </w:rPr>
-        <w:instrText xml:space="preserve"> ADDIN ZOTERO_ITEM CSL_CITATION {"citationID":"K7Hq116Q","properties":{"formattedCitation":"(Leutert et al. 2026)","plainCitation":"(Leutert et al. 2026)","noteIndex":0},"citationItems":[{"id":6392,"uris":["http://zotero.org/groups/6311349/items/5DL5NGET"],"itemData":{"id":6392,"type":"article-journal","abstract":"We analyse the historical relationship between consumer prices and wages in Switzerland. Our results show that, between 1980 and 2019, the pass-through from prices to wages was substantial. At the same time, nominal wage increases only had a modest effect on prices. Other factors—such as imported inflation, inflation expectations and economic slack—clearly dominate wages in explaining price movements in Switzerland. Second-round effects of inflation, in turn, are mainly explained by inflation expectations. Our results suggest that the pass-through from wages to prices could be higher in an environment of elevated inflation. However, even in the 1980s and 1990s, the pass-through was only modest. It follows that periods of simultaneously high inflation and high wage growth were not the result of a wage-price spiral. Instead, the long-term comovement of the two variables can mostly be explained by common drivers (e.g. inflation expectations, economic slack) and by the gradual adjustment of wages to prices.","container-title":"Swiss Journal of Economics and Statistics","DOI":"10.1186/s41937-026-00148-x","ISSN":"2235-6282","issue":"1","journalAbbreviation":"Swiss J Economics Statistics","language":"en","page":"2","source":"Springer Link","title":"Wage-price pass-through in Switzerland","volume":"162","author":[{"family":"Leutert","given":"Jessica"},{"family":"Scheufele","given":"Rolf"},{"family":"Schön","given":"Selina"}],"issued":{"date-parts":[["2026",2,5]]}}}],"schema":"https://github.com/citation-style-language/schema/raw/master/csl-citation.json"} </w:instrText>
+        <w:instrText xml:space="preserve"> INCLUDETEXT "C:\\Users\\gueney\\AppData\\Local\\Temp\\ZOTCCB5.tmp" \c MSRTF </w:instrText>
+      </w:r>
+      <w:r>
+        <w:rPr>
+          <w:rFonts w:ascii="Times New Roman" w:hAnsi="Times New Roman" w:cs="Times New Roman"/>
+          <w:lang w:val="en-US"/>
+        </w:rPr>
+        <w:instrText xml:space="preserve"> \* MERGEFORMAT </w:instrText>
       </w:r>
       <w:r>
         <w:rPr>
@@ -1972,823 +4150,438 @@
       </w:r>
       <w:r>
         <w:rPr>
-          <w:rFonts w:ascii="Aptos" w:hAnsi="Aptos"/>
-          <w:lang w:val="en-US"/>
-        </w:rPr>
-        <w:t>(Leutert et al. 2026</w:t>
-      </w:r>
-      <w:r>
-        <w:rPr>
-          <w:rFonts w:ascii="Aptos" w:hAnsi="Aptos"/>
-          <w:lang w:val="en-US"/>
-        </w:rPr>
-        <w:t>, 11</w:t>
-      </w:r>
-      <w:r>
-        <w:rPr>
-          <w:rFonts w:ascii="Aptos" w:hAnsi="Aptos"/>
-          <w:lang w:val="en-US"/>
-        </w:rPr>
-        <w:t>)</w:t>
-      </w:r>
-      <w:r>
-        <w:rPr>
-          <w:rFonts w:ascii="Times New Roman" w:hAnsi="Times New Roman" w:cs="Times New Roman"/>
-          <w:lang w:val="en-US"/>
-        </w:rPr>
-        <w:fldChar w:fldCharType="end"/>
-      </w:r>
-      <w:r>
-        <w:rPr>
-          <w:rFonts w:ascii="Times New Roman" w:hAnsi="Times New Roman" w:cs="Times New Roman"/>
-          <w:lang w:val="en-US"/>
-        </w:rPr>
-        <w:t>.</w:t>
+          <w:rFonts w:ascii="Times New Roman" w:hAnsi="Times New Roman" w:cs="Times New Roman"/>
+          <w:kern w:val="0"/>
+        </w:rPr>
+        <w:t>Albouy, Martin, and Gilles Bordes. 2026. “The Swiss High-Price Island.” Direction générale du Trésor. https://www.tresor.economie.gouv.fr/Articles/2026/01/22/the-swiss-high-price-island.</w:t>
       </w:r>
     </w:p>
     <w:p>
       <w:pPr>
-        <w:jc w:val="both"/>
-        <w:rPr>
-          <w:rFonts w:ascii="Times New Roman" w:hAnsi="Times New Roman" w:cs="Times New Roman"/>
-          <w:lang w:val="en-US"/>
-        </w:rPr>
-      </w:pPr>
-      <w:r>
-        <w:rPr>
-          <w:rFonts w:ascii="Times New Roman" w:hAnsi="Times New Roman" w:cs="Times New Roman"/>
-          <w:lang w:val="en-US"/>
-        </w:rPr>
-        <w:t xml:space="preserve">Some comparative case studies </w:t>
-      </w:r>
-      <w:r>
-        <w:rPr>
-          <w:rFonts w:ascii="Times New Roman" w:hAnsi="Times New Roman" w:cs="Times New Roman"/>
-          <w:lang w:val="en-US"/>
-        </w:rPr>
-        <w:t xml:space="preserve">hold that </w:t>
-      </w:r>
-      <w:r>
-        <w:rPr>
-          <w:rFonts w:ascii="Times New Roman" w:hAnsi="Times New Roman" w:cs="Times New Roman"/>
-          <w:lang w:val="en-US"/>
-        </w:rPr>
-        <w:t>lower inflation rate in Switzerland can be explained to a considerable extent by the different weights assigned to the items of the CPI</w:t>
-      </w:r>
-      <w:r>
-        <w:rPr>
-          <w:rFonts w:ascii="Times New Roman" w:hAnsi="Times New Roman" w:cs="Times New Roman"/>
-          <w:lang w:val="en-US"/>
-        </w:rPr>
-        <w:t xml:space="preserve"> compared to other countries</w:t>
-      </w:r>
-      <w:r>
-        <w:rPr>
-          <w:rFonts w:ascii="Times New Roman" w:hAnsi="Times New Roman" w:cs="Times New Roman"/>
-          <w:lang w:val="en-US"/>
-        </w:rPr>
-        <w:t xml:space="preserve">, implying that </w:t>
-      </w:r>
-      <w:r>
-        <w:rPr>
-          <w:rFonts w:ascii="Times New Roman" w:hAnsi="Times New Roman" w:cs="Times New Roman"/>
-          <w:lang w:val="en-US"/>
-        </w:rPr>
-        <w:t>Switzerland's low inflation is in part a statistical artefact, reflecting the specific structure and expenditure weights of the Swiss CPI basket</w:t>
-      </w:r>
-      <w:r>
-        <w:rPr>
-          <w:rFonts w:ascii="Times New Roman" w:hAnsi="Times New Roman" w:cs="Times New Roman"/>
-          <w:lang w:val="en-US"/>
-        </w:rPr>
-        <w:t>. These studies underline</w:t>
-      </w:r>
-      <w:r>
-        <w:rPr>
-          <w:rFonts w:ascii="Times New Roman" w:hAnsi="Times New Roman" w:cs="Times New Roman"/>
-          <w:lang w:val="en-US"/>
-        </w:rPr>
-        <w:t>d</w:t>
-      </w:r>
-      <w:r>
-        <w:rPr>
-          <w:rFonts w:ascii="Times New Roman" w:hAnsi="Times New Roman" w:cs="Times New Roman"/>
-          <w:lang w:val="en-US"/>
-        </w:rPr>
-        <w:t xml:space="preserve"> the relatively low weight assigned to energy (5%) and the exclusion of certain important expenditure items such as the compulsory health insurance premiums and have provided estimations of</w:t>
-      </w:r>
-      <w:r>
-        <w:rPr>
-          <w:rFonts w:ascii="Times New Roman" w:hAnsi="Times New Roman" w:cs="Times New Roman"/>
-          <w:lang w:val="en-US"/>
-        </w:rPr>
-        <w:t xml:space="preserve"> Swiss inflation using the expenditure weights applied in other countries, such as Germany. </w:t>
-      </w:r>
-      <w:r>
-        <w:rPr>
-          <w:rFonts w:ascii="Times New Roman" w:hAnsi="Times New Roman" w:cs="Times New Roman"/>
-          <w:lang w:val="en-US"/>
-        </w:rPr>
-        <w:t>E</w:t>
-      </w:r>
-      <w:r>
-        <w:rPr>
-          <w:rFonts w:ascii="Times New Roman" w:hAnsi="Times New Roman" w:cs="Times New Roman"/>
-          <w:lang w:val="en-US"/>
-        </w:rPr>
-        <w:t>ven under these counterfactual weighting schemes, Swiss inflation remains</w:t>
-      </w:r>
-      <w:r>
-        <w:rPr>
-          <w:rFonts w:ascii="Times New Roman" w:hAnsi="Times New Roman" w:cs="Times New Roman"/>
-          <w:lang w:val="en-US"/>
-        </w:rPr>
-        <w:t xml:space="preserve"> nonetheless</w:t>
-      </w:r>
-      <w:r>
-        <w:rPr>
-          <w:rFonts w:ascii="Times New Roman" w:hAnsi="Times New Roman" w:cs="Times New Roman"/>
-          <w:lang w:val="en-US"/>
-        </w:rPr>
-        <w:t xml:space="preserve"> substantially lower than in comparable economies</w:t>
-      </w:r>
-      <w:r>
-        <w:rPr>
-          <w:rFonts w:ascii="Times New Roman" w:hAnsi="Times New Roman" w:cs="Times New Roman"/>
-          <w:lang w:val="en-US"/>
-        </w:rPr>
-        <w:t xml:space="preserve"> such as Spain and Germany</w:t>
-      </w:r>
-      <w:r>
-        <w:rPr>
-          <w:rFonts w:ascii="Times New Roman" w:hAnsi="Times New Roman" w:cs="Times New Roman"/>
-          <w:lang w:val="en-US"/>
-        </w:rPr>
-        <w:t>, suggesting that measurement conventions account for only a modest fraction of the observed differential</w:t>
-      </w:r>
-      <w:r>
-        <w:rPr>
-          <w:rFonts w:ascii="Times New Roman" w:hAnsi="Times New Roman" w:cs="Times New Roman"/>
-          <w:lang w:val="en-US"/>
-        </w:rPr>
-        <w:t xml:space="preserve"> </w:t>
-      </w:r>
-      <w:r>
-        <w:rPr>
-          <w:rFonts w:ascii="Times New Roman" w:hAnsi="Times New Roman" w:cs="Times New Roman"/>
-          <w:lang w:val="en-US"/>
-        </w:rPr>
-        <w:fldChar w:fldCharType="begin"/>
-      </w:r>
-      <w:r>
-        <w:rPr>
-          <w:rFonts w:ascii="Times New Roman" w:hAnsi="Times New Roman" w:cs="Times New Roman"/>
-          <w:lang w:val="en-US"/>
-        </w:rPr>
-        <w:instrText xml:space="preserve"> ADDIN ZOTERO_ITEM CSL_CITATION {"citationID":"d1WzfQt4","properties":{"formattedCitation":"(Sonnenberg 2022; Dullien et al. 2024)","plainCitation":"(Sonnenberg 2022; Dullien et al. 2024)","noteIndex":0},"citationItems":[{"id":6661,"uris":["http://zotero.org/groups/6311349/items/AFIXD8C5"],"itemData":{"id":6661,"type":"article-journal","abstract":"Die Inflation ist in Europa seit Anfang 2021 stark gestiegen, das Ausmaß des Anstiegs unterscheidet sich zwischen den einzelnen Ländern indes beträchtlich. Besonders niedrig ist die Inflation in der Schweiz, wo sie im Juli bei lediglich 3,3 Prozent (HVPI) lag. Demgegenüber ist die Inflation im Euroraum im August auf ein Rekordniveau von 9,1 Prozent gestiegen, in Deutschland lag sie bei 8,8 Prozent und in Spanien bei 10,3 Prozent. Mithilfe der detaillierten Preisstatistik des Harmonisierten Verbraucherpreisindex aus dem Juli werden in diesem Beitrag die Ursachen dieser Unterschiede herausgearbeitet. Der HVPI besteht aus vielen Preisreihen, die jeweils mit ihrem Ausgabenanteil gewichtet zum Gesamtindex zusammengefügt werden. Unterschiede in den Inflationsraten zwischen den Ländern können entweder aus Unterschieden in der Entwicklung der einzelnen Preisreihen oder durch Unterschiede in den Gewichten entstehen. Im Folgenden werden die wesentlichen Unterschiede in den vier Überkategorien Energie, Lebensmittel, Waren und Dienstleistungen diskutiert.","language":"ger","license":"http://www.econstor.eu/dspace/Nutzungsbedingungen","publisher":"Kiel: Kiel Institut für Weltwirtschaft (IfW Kiel)","source":"www.econstor.eu","title":"Zu den Inflationsunterschieden zwischen der Schweiz, Spanien und Deutschland","URL":"https://www.econstor.eu/handle/10419/265303","author":[{"family":"Sonnenberg","given":"Nils"}],"accessed":{"date-parts":[["2026",7,8]]},"issued":{"date-parts":[["2022"]]}}},{"id":6508,"uris":["http://zotero.org/groups/6311349/items/A79KYH9F"],"itemData":{"id":6508,"type":"report","abstract":"Als Folge der massiven Preisschocks 2021 und 2022 schnellte die HVPI-Rate in Deutschland teilweise auf über 11 %, überschritt in der Schweiz aber nur kurzzeitig 3 %. Entscheidend war, dass die Energiepreise in der Spitze in Deutschland 5,3 Prozentpunkte zur Inflation beitrugen (Oktober 2022) verglichen mit 1,5 Prozentpunkten in der Schweiz (Juni 2022) und weitgefasste Nahrungsmittel 3,1 Prozentpunkte verglichen mit 0,8 Prozentpunkten (März 2023). Dieser Beitrag untersucht die Rolle struktureller Unterschiede beim Durchwirken der internationalen Preisschocks auf die inländische Inflation. Von Bedeutung sind dabei erstens regulatorische Unterschiede und der ausgeprägte Protektionismus des Agrarsektors in der Schweiz. Ein zweiter Faktor sind unterschiedliche Warenkorbstrukturen. Eingriffe des Staates in die Preisbildung sowie Veränderungen indirekter Steuern und Abgaben begründen drittens, warum die Inflationsunterschiede nicht noch ausgeprägter ausfielen und warum die Strompreise in der Schweiz trotz der Bedeutung der Wasserkraft letztlich ähnlich stark anzogen wie in Deutschland. Demgegenüber dürfte die geldpolitische Reaktion bestenfalls eine untergeordnete Rolle gespielt haben, auch wenn die deutlichere Abwertung des Euro die externen Preisschocks verstärkt hat.","genre":"Working Paper","language":"ger","license":"https://www.econstor.eu/dspace/Nutzungsbedingungen","number":"224","publisher":"IMK Working Paper","source":"www.econstor.eu","title":"Historische Preissteigerungen in Deutschland, niedrige Inflation in der Schweiz: Die Rolle von Regulierung","title-short":"Historische Preissteigerungen in Deutschland, niedrige Inflation in der Schweiz","URL":"https://www.econstor.eu/handle/10419/302161","author":[{"family":"Dullien","given":"Sebastian"},{"family":"Gallusser","given":"David"},{"family":"Tober","given":"Silke"}],"accessed":{"date-parts":[["2026",6,3]]},"issued":{"date-parts":[["2024"]]}}}],"schema":"https://github.com/citation-style-language/schema/raw/master/csl-citation.json"} </w:instrText>
-      </w:r>
-      <w:r>
-        <w:rPr>
-          <w:rFonts w:ascii="Times New Roman" w:hAnsi="Times New Roman" w:cs="Times New Roman"/>
-          <w:lang w:val="en-US"/>
-        </w:rPr>
-        <w:fldChar w:fldCharType="separate"/>
-      </w:r>
-      <w:r>
-        <w:rPr>
-          <w:rFonts w:ascii="Aptos" w:hAnsi="Aptos"/>
-          <w:lang w:val="en-US"/>
-        </w:rPr>
-        <w:t>(Sonnenberg 2022; Dullien et al. 2024)</w:t>
-      </w:r>
-      <w:r>
-        <w:rPr>
-          <w:rFonts w:ascii="Times New Roman" w:hAnsi="Times New Roman" w:cs="Times New Roman"/>
-          <w:lang w:val="en-US"/>
-        </w:rPr>
-        <w:fldChar w:fldCharType="end"/>
-      </w:r>
-      <w:r>
-        <w:rPr>
-          <w:rFonts w:ascii="Times New Roman" w:hAnsi="Times New Roman" w:cs="Times New Roman"/>
-          <w:lang w:val="en-US"/>
-        </w:rPr>
-        <w:t>.</w:t>
+        <w:pStyle w:val="Bibliographie"/>
+        <w:rPr>
+          <w:rFonts w:ascii="Times New Roman" w:hAnsi="Times New Roman" w:cs="Times New Roman"/>
+          <w:kern w:val="0"/>
+        </w:rPr>
+      </w:pPr>
+      <w:r>
+        <w:rPr>
+          <w:rFonts w:ascii="Times New Roman" w:hAnsi="Times New Roman" w:cs="Times New Roman"/>
+          <w:kern w:val="0"/>
+        </w:rPr>
+        <w:t>Auer, Raphael, Ariel Burstein, and Sarah M. Lein. 2021. “Exchange Rates and Prices: Evidence from the 2015 Swiss Franc Appreciation.” American Economic Review 111 (2): 652–86. https://doi.org/10.1257/aer.20181415.</w:t>
       </w:r>
     </w:p>
     <w:p>
       <w:pPr>
-        <w:jc w:val="both"/>
-        <w:rPr>
-          <w:rFonts w:ascii="Times New Roman" w:hAnsi="Times New Roman" w:cs="Times New Roman"/>
-          <w:lang w:val="en-US"/>
-        </w:rPr>
-      </w:pPr>
-      <w:r>
-        <w:rPr>
-          <w:rFonts w:ascii="Times New Roman" w:hAnsi="Times New Roman" w:cs="Times New Roman"/>
-          <w:lang w:val="en-US"/>
-        </w:rPr>
-        <w:t xml:space="preserve">Regarding the structure of the Swiss CPI, another line of explanation </w:t>
-      </w:r>
-      <w:r>
-        <w:rPr>
-          <w:rFonts w:ascii="Times New Roman" w:hAnsi="Times New Roman" w:cs="Times New Roman"/>
-          <w:lang w:val="en-US"/>
-        </w:rPr>
-        <w:t>has emphasized the importance of the high share of administered prices in the basket as a factor behind Switzerland’s price stability.</w:t>
-      </w:r>
-      <w:r>
-        <w:rPr>
-          <w:rFonts w:ascii="Times New Roman" w:hAnsi="Times New Roman" w:cs="Times New Roman"/>
-          <w:lang w:val="en-US"/>
-        </w:rPr>
-        <w:t xml:space="preserve"> The share of administered prices, defined </w:t>
-      </w:r>
-      <w:r>
-        <w:rPr>
-          <w:rFonts w:ascii="Times New Roman" w:hAnsi="Times New Roman" w:cs="Times New Roman"/>
-          <w:lang w:val="en-US"/>
-        </w:rPr>
-        <w:t xml:space="preserve">as </w:t>
-      </w:r>
-      <w:r>
-        <w:rPr>
-          <w:rFonts w:ascii="Times New Roman" w:hAnsi="Times New Roman" w:cs="Times New Roman"/>
-          <w:lang w:val="en-US"/>
-        </w:rPr>
-        <w:t>prices set or regulated by the government t</w:t>
-      </w:r>
-      <w:r>
-        <w:rPr>
-          <w:rFonts w:ascii="Times New Roman" w:hAnsi="Times New Roman" w:cs="Times New Roman"/>
-          <w:lang w:val="en-US"/>
-        </w:rPr>
-        <w:t>hat</w:t>
-      </w:r>
-      <w:r>
-        <w:rPr>
-          <w:rFonts w:ascii="Times New Roman" w:hAnsi="Times New Roman" w:cs="Times New Roman"/>
-          <w:lang w:val="en-US"/>
-        </w:rPr>
-        <w:t xml:space="preserve"> are not determined solely by market supply and demand</w:t>
-      </w:r>
-      <w:r>
-        <w:rPr>
-          <w:rFonts w:ascii="Times New Roman" w:hAnsi="Times New Roman" w:cs="Times New Roman"/>
-          <w:lang w:val="en-US"/>
-        </w:rPr>
-        <w:t xml:space="preserve">, is particularly high in Switzerland. In 2025, the share of administrated prices in the harmonized consumer price index was </w:t>
-      </w:r>
-      <w:r>
-        <w:rPr>
-          <w:rFonts w:ascii="Times New Roman" w:hAnsi="Times New Roman" w:cs="Times New Roman"/>
-          <w:lang w:val="en-US"/>
-        </w:rPr>
-        <w:t>25</w:t>
-      </w:r>
-      <w:r>
-        <w:rPr>
-          <w:rFonts w:ascii="Times New Roman" w:hAnsi="Times New Roman" w:cs="Times New Roman"/>
-          <w:lang w:val="en-US"/>
-        </w:rPr>
-        <w:t>% in Switzerland, compared to around 12% in the European Union.</w:t>
-      </w:r>
-      <w:r>
-        <w:rPr>
-          <w:rFonts w:ascii="Times New Roman" w:hAnsi="Times New Roman" w:cs="Times New Roman"/>
-          <w:lang w:val="en-US"/>
-        </w:rPr>
-        <w:t xml:space="preserve"> </w:t>
-      </w:r>
-      <w:r>
-        <w:rPr>
-          <w:rFonts w:ascii="Times New Roman" w:hAnsi="Times New Roman" w:cs="Times New Roman"/>
-          <w:lang w:val="en-US"/>
-        </w:rPr>
-        <w:t>The fact that one</w:t>
-      </w:r>
-      <w:r>
-        <w:rPr>
-          <w:rFonts w:ascii="Times New Roman" w:hAnsi="Times New Roman" w:cs="Times New Roman"/>
-          <w:lang w:val="en-US"/>
-        </w:rPr>
-        <w:t xml:space="preserve"> </w:t>
-      </w:r>
-      <w:r>
-        <w:rPr>
-          <w:rFonts w:ascii="Times New Roman" w:hAnsi="Times New Roman" w:cs="Times New Roman"/>
-          <w:lang w:val="en-US"/>
-        </w:rPr>
-        <w:t xml:space="preserve">third of Swiss prices are administered </w:t>
-      </w:r>
-      <w:r>
-        <w:rPr>
-          <w:rFonts w:ascii="Times New Roman" w:hAnsi="Times New Roman" w:cs="Times New Roman"/>
-          <w:lang w:val="en-US"/>
-        </w:rPr>
-        <w:t xml:space="preserve">naturally raises </w:t>
-      </w:r>
-      <w:r>
-        <w:rPr>
-          <w:rFonts w:ascii="Times New Roman" w:hAnsi="Times New Roman" w:cs="Times New Roman"/>
-          <w:lang w:val="en-US"/>
-        </w:rPr>
-        <w:t xml:space="preserve">the hypothesis that the Swiss government exercises substantial price controls </w:t>
-      </w:r>
-      <w:r>
-        <w:rPr>
-          <w:rFonts w:ascii="Times New Roman" w:hAnsi="Times New Roman" w:cs="Times New Roman"/>
-          <w:lang w:val="en-US"/>
-        </w:rPr>
-        <w:t>to</w:t>
-      </w:r>
-      <w:r>
-        <w:rPr>
-          <w:rFonts w:ascii="Times New Roman" w:hAnsi="Times New Roman" w:cs="Times New Roman"/>
-          <w:lang w:val="en-US"/>
-        </w:rPr>
-        <w:t xml:space="preserve"> keep inflation low</w:t>
-      </w:r>
-      <w:r>
-        <w:rPr>
-          <w:rFonts w:ascii="Times New Roman" w:hAnsi="Times New Roman" w:cs="Times New Roman"/>
-          <w:lang w:val="en-US"/>
-        </w:rPr>
-        <w:t>.</w:t>
-      </w:r>
-      <w:r>
-        <w:rPr>
-          <w:rFonts w:ascii="Times New Roman" w:hAnsi="Times New Roman" w:cs="Times New Roman"/>
-          <w:lang w:val="en-US"/>
-        </w:rPr>
-        <w:t xml:space="preserve"> </w:t>
+        <w:pStyle w:val="Bibliographie"/>
+        <w:rPr>
+          <w:rFonts w:ascii="Times New Roman" w:hAnsi="Times New Roman" w:cs="Times New Roman"/>
+          <w:kern w:val="0"/>
+        </w:rPr>
+      </w:pPr>
+      <w:r>
+        <w:rPr>
+          <w:rFonts w:ascii="Times New Roman" w:hAnsi="Times New Roman" w:cs="Times New Roman"/>
+          <w:kern w:val="0"/>
+        </w:rPr>
+        <w:t>Auer, Simone, Simon Beyeler, and Jonas Meier. 2025. How Large Is the Impact of Administered Prices on Inflation in Switzerland? No. 10/2025. Swiss National Bank. https://www.snb.ch/en/publications/research/economic-notes/2025/economic_note_2025_10.</w:t>
       </w:r>
     </w:p>
     <w:p>
       <w:pPr>
-        <w:jc w:val="both"/>
-        <w:rPr>
-          <w:rFonts w:ascii="Times New Roman" w:hAnsi="Times New Roman" w:cs="Times New Roman"/>
-          <w:lang w:val="en-US"/>
-        </w:rPr>
-      </w:pPr>
-      <w:r>
-        <w:rPr>
-          <w:rFonts w:ascii="Times New Roman" w:hAnsi="Times New Roman" w:cs="Times New Roman"/>
-          <w:lang w:val="en-US"/>
-        </w:rPr>
-        <w:t xml:space="preserve">However, </w:t>
-      </w:r>
-      <w:r>
-        <w:rPr>
-          <w:rFonts w:ascii="Times New Roman" w:hAnsi="Times New Roman" w:cs="Times New Roman"/>
-          <w:lang w:val="en-US"/>
-        </w:rPr>
-        <w:t xml:space="preserve">the scarce literature on this topic supports that administered prices are not an important driver of low inflation in Switzerland nor a significant factor to explain Switzerland’s inflation gap in comparison with the euro area. On the one hand, despite the importance of administered prices in the Swiss CPI basket, an indicator of inflation excluding them would not have changed substantially price dynamics in the country over the last 20 years, as </w:t>
-      </w:r>
-      <w:r>
-        <w:rPr>
-          <w:rFonts w:ascii="Times New Roman" w:hAnsi="Times New Roman" w:cs="Times New Roman"/>
-          <w:lang w:val="en-US"/>
-        </w:rPr>
-        <w:t>CPI inflation excluding administered prices was only 0.1 percentage points higher than CPI inflation including them</w:t>
-      </w:r>
-      <w:r>
-        <w:rPr>
-          <w:rFonts w:ascii="Times New Roman" w:hAnsi="Times New Roman" w:cs="Times New Roman"/>
-          <w:lang w:val="en-US"/>
-        </w:rPr>
-        <w:t>. On the other hand, both administered and non-administered prices increased considerably less in Switzerland than in the euro area</w:t>
-      </w:r>
-      <w:r>
-        <w:rPr>
-          <w:rFonts w:ascii="Times New Roman" w:hAnsi="Times New Roman" w:cs="Times New Roman"/>
-          <w:lang w:val="en-US"/>
-        </w:rPr>
-        <w:t xml:space="preserve">. </w:t>
-      </w:r>
-      <w:r>
-        <w:rPr>
-          <w:rFonts w:ascii="Times New Roman" w:hAnsi="Times New Roman" w:cs="Times New Roman"/>
-          <w:lang w:val="en-US"/>
-        </w:rPr>
-        <w:t xml:space="preserve">This suggests that inflation </w:t>
-      </w:r>
-      <w:r>
-        <w:rPr>
-          <w:rFonts w:ascii="Times New Roman" w:hAnsi="Times New Roman" w:cs="Times New Roman"/>
-          <w:lang w:val="en-US"/>
-        </w:rPr>
-        <w:t>gap</w:t>
-      </w:r>
-      <w:r>
-        <w:rPr>
-          <w:rFonts w:ascii="Times New Roman" w:hAnsi="Times New Roman" w:cs="Times New Roman"/>
-          <w:lang w:val="en-US"/>
-        </w:rPr>
-        <w:t xml:space="preserve"> between the two economies cannot be attributed solely to administered prices, but must also reflect differences in the evolution of non-administered prices</w:t>
-      </w:r>
-      <w:r>
-        <w:rPr>
-          <w:rFonts w:ascii="Times New Roman" w:hAnsi="Times New Roman" w:cs="Times New Roman"/>
-          <w:lang w:val="en-US"/>
-        </w:rPr>
-        <w:t xml:space="preserve"> </w:t>
-      </w:r>
-      <w:r>
-        <w:rPr>
-          <w:rFonts w:ascii="Times New Roman" w:hAnsi="Times New Roman" w:cs="Times New Roman"/>
-          <w:lang w:val="en-US"/>
-        </w:rPr>
-        <w:fldChar w:fldCharType="begin"/>
-      </w:r>
-      <w:r>
-        <w:rPr>
-          <w:rFonts w:ascii="Times New Roman" w:hAnsi="Times New Roman" w:cs="Times New Roman"/>
-          <w:lang w:val="en-US"/>
-        </w:rPr>
-        <w:instrText xml:space="preserve"> ADDIN ZOTERO_ITEM CSL_CITATION {"citationID":"bWyPTIYZ","properties":{"formattedCitation":"(S. Auer et al. 2025)","plainCitation":"(S. Auer et al. 2025)","noteIndex":0},"citationItems":[{"id":6463,"uris":["http://zotero.org/groups/6311349/items/7KFBSAG5"],"itemData":{"id":6463,"type":"report","number":"10/2025","publisher":"Swiss National Bank","publisher-place":"Zürich","title":"How large is the impact of administered prices on inflation in Switzerland?","URL":"https://www.snb.ch/en/publications/research/economic-notes/2025/economic_note_2025_10","author":[{"family":"Auer","given":"Simone"},{"family":"Beyeler","given":"Simon"},{"family":"Meier","given":"Jonas"}],"accessed":{"date-parts":[["2026",5,28]]},"issued":{"date-parts":[["2025"]]}}}],"schema":"https://github.com/citation-style-language/schema/raw/master/csl-citation.json"} </w:instrText>
-      </w:r>
-      <w:r>
-        <w:rPr>
-          <w:rFonts w:ascii="Times New Roman" w:hAnsi="Times New Roman" w:cs="Times New Roman"/>
-          <w:lang w:val="en-US"/>
-        </w:rPr>
-        <w:fldChar w:fldCharType="separate"/>
-      </w:r>
-      <w:r>
-        <w:rPr>
-          <w:rFonts w:ascii="Aptos" w:hAnsi="Aptos"/>
-          <w:lang w:val="en-US"/>
-        </w:rPr>
-        <w:t>(S. Auer et al. 2025)</w:t>
-      </w:r>
-      <w:r>
-        <w:rPr>
-          <w:rFonts w:ascii="Times New Roman" w:hAnsi="Times New Roman" w:cs="Times New Roman"/>
-          <w:lang w:val="en-US"/>
-        </w:rPr>
-        <w:fldChar w:fldCharType="end"/>
-      </w:r>
-      <w:r>
-        <w:rPr>
-          <w:rFonts w:ascii="Times New Roman" w:hAnsi="Times New Roman" w:cs="Times New Roman"/>
-          <w:lang w:val="en-US"/>
-        </w:rPr>
-        <w:t>.</w:t>
+        <w:pStyle w:val="Bibliographie"/>
+        <w:rPr>
+          <w:rFonts w:ascii="Times New Roman" w:hAnsi="Times New Roman" w:cs="Times New Roman"/>
+          <w:kern w:val="0"/>
+        </w:rPr>
+      </w:pPr>
+      <w:r>
+        <w:rPr>
+          <w:rFonts w:ascii="Times New Roman" w:hAnsi="Times New Roman" w:cs="Times New Roman"/>
+          <w:kern w:val="0"/>
+        </w:rPr>
+        <w:t>Bachmann, Andreas. 2012. Exchange Rate Pass-through to Various Price Indices: Empirical Estimation Using Vector Error Correction Models. Working Paper Nos. 12–05. Discussion Papers. https://www.econstor.eu/handle/10419/76750.</w:t>
       </w:r>
     </w:p>
     <w:p>
       <w:pPr>
-        <w:jc w:val="both"/>
-        <w:rPr>
-          <w:rFonts w:ascii="Times New Roman" w:hAnsi="Times New Roman" w:cs="Times New Roman"/>
-          <w:lang w:val="en-US"/>
-        </w:rPr>
-      </w:pPr>
-      <w:r>
-        <w:rPr>
-          <w:rFonts w:ascii="Times New Roman" w:hAnsi="Times New Roman" w:cs="Times New Roman"/>
-          <w:lang w:val="en-US"/>
-        </w:rPr>
-        <w:t xml:space="preserve"> </w:t>
-      </w:r>
-      <w:r>
-        <w:rPr>
-          <w:rFonts w:ascii="Times New Roman" w:hAnsi="Times New Roman" w:cs="Times New Roman"/>
-          <w:lang w:val="en-US"/>
-        </w:rPr>
-        <w:t>In place of</w:t>
-      </w:r>
-      <w:r>
-        <w:rPr>
-          <w:rFonts w:ascii="Times New Roman" w:hAnsi="Times New Roman" w:cs="Times New Roman"/>
-          <w:lang w:val="en-US"/>
-        </w:rPr>
-        <w:t xml:space="preserve"> a deliberate policy design</w:t>
-      </w:r>
-      <w:r>
-        <w:rPr>
-          <w:rFonts w:ascii="Times New Roman" w:hAnsi="Times New Roman" w:cs="Times New Roman"/>
-          <w:lang w:val="en-US"/>
-        </w:rPr>
-        <w:t>ed</w:t>
-      </w:r>
-      <w:r>
-        <w:rPr>
-          <w:rFonts w:ascii="Times New Roman" w:hAnsi="Times New Roman" w:cs="Times New Roman"/>
-          <w:lang w:val="en-US"/>
-        </w:rPr>
-        <w:t xml:space="preserve"> to control pr</w:t>
-      </w:r>
-      <w:r>
-        <w:rPr>
-          <w:rFonts w:ascii="Times New Roman" w:hAnsi="Times New Roman" w:cs="Times New Roman"/>
-          <w:lang w:val="en-US"/>
-        </w:rPr>
-        <w:t xml:space="preserve">ice level and </w:t>
-      </w:r>
-      <w:r>
-        <w:rPr>
-          <w:rFonts w:ascii="Times New Roman" w:hAnsi="Times New Roman" w:cs="Times New Roman"/>
-          <w:lang w:val="en-US"/>
-        </w:rPr>
-        <w:t>inflation, the high share of administered prices</w:t>
-      </w:r>
-      <w:r>
-        <w:rPr>
-          <w:rFonts w:ascii="Times New Roman" w:hAnsi="Times New Roman" w:cs="Times New Roman"/>
-          <w:lang w:val="en-US"/>
-        </w:rPr>
-        <w:t xml:space="preserve"> rather</w:t>
-      </w:r>
-      <w:r>
-        <w:rPr>
-          <w:rFonts w:ascii="Times New Roman" w:hAnsi="Times New Roman" w:cs="Times New Roman"/>
-          <w:lang w:val="en-US"/>
-        </w:rPr>
-        <w:t xml:space="preserve"> reflects</w:t>
-      </w:r>
-      <w:r>
-        <w:rPr>
-          <w:rFonts w:ascii="Times New Roman" w:hAnsi="Times New Roman" w:cs="Times New Roman"/>
-          <w:lang w:val="en-US"/>
-        </w:rPr>
-        <w:t xml:space="preserve"> in great part</w:t>
-      </w:r>
-      <w:r>
-        <w:rPr>
-          <w:rFonts w:ascii="Times New Roman" w:hAnsi="Times New Roman" w:cs="Times New Roman"/>
-          <w:lang w:val="en-US"/>
-        </w:rPr>
-        <w:t xml:space="preserve"> Switzerland’s peculiar welfare state system, notably its mandatory health insurance system. </w:t>
-      </w:r>
-      <w:r>
-        <w:rPr>
-          <w:rFonts w:ascii="Times New Roman" w:hAnsi="Times New Roman" w:cs="Times New Roman"/>
-          <w:lang w:val="en-US"/>
-        </w:rPr>
-        <w:t>Unlike</w:t>
-      </w:r>
-      <w:r>
-        <w:rPr>
-          <w:rFonts w:ascii="Times New Roman" w:hAnsi="Times New Roman" w:cs="Times New Roman"/>
-          <w:lang w:val="en-US"/>
-        </w:rPr>
-        <w:t xml:space="preserve"> other European countries</w:t>
-      </w:r>
-      <w:r>
-        <w:rPr>
-          <w:rFonts w:ascii="Times New Roman" w:hAnsi="Times New Roman" w:cs="Times New Roman"/>
-          <w:lang w:val="en-US"/>
-        </w:rPr>
-        <w:t xml:space="preserve"> where all health services and products covered by mandatory health insurance are </w:t>
-      </w:r>
-      <w:r>
-        <w:rPr>
-          <w:rFonts w:ascii="Times New Roman" w:hAnsi="Times New Roman" w:cs="Times New Roman"/>
-          <w:lang w:val="en-US"/>
-        </w:rPr>
-        <w:t xml:space="preserve">directly taken in charge </w:t>
-      </w:r>
-      <w:r>
-        <w:rPr>
-          <w:rFonts w:ascii="Times New Roman" w:hAnsi="Times New Roman" w:cs="Times New Roman"/>
-          <w:lang w:val="en-US"/>
-        </w:rPr>
-        <w:lastRenderedPageBreak/>
-        <w:t xml:space="preserve">by the state, Swiss </w:t>
-      </w:r>
-      <w:r>
-        <w:rPr>
-          <w:rFonts w:ascii="Times New Roman" w:hAnsi="Times New Roman" w:cs="Times New Roman"/>
-          <w:lang w:val="en-US"/>
-        </w:rPr>
-        <w:t>residents</w:t>
-      </w:r>
-      <w:r>
-        <w:rPr>
-          <w:rFonts w:ascii="Times New Roman" w:hAnsi="Times New Roman" w:cs="Times New Roman"/>
-          <w:lang w:val="en-US"/>
-        </w:rPr>
-        <w:t xml:space="preserve"> must </w:t>
-      </w:r>
-      <w:r>
-        <w:rPr>
-          <w:rFonts w:ascii="Times New Roman" w:hAnsi="Times New Roman" w:cs="Times New Roman"/>
-          <w:lang w:val="en-US"/>
-        </w:rPr>
-        <w:t xml:space="preserve">finance by themselves a great part of health expenditures through out-of-pocket payments </w:t>
-      </w:r>
-      <w:r>
-        <w:rPr>
-          <w:rFonts w:ascii="Times New Roman" w:hAnsi="Times New Roman" w:cs="Times New Roman"/>
-          <w:lang w:val="en-US"/>
-        </w:rPr>
-        <w:t xml:space="preserve">until a minimum franchise is reached in addition to the premiums which are not taken into account into the Swiss CPI basket. As a result, the </w:t>
-      </w:r>
-      <w:r>
-        <w:rPr>
-          <w:rFonts w:ascii="Times New Roman" w:hAnsi="Times New Roman" w:cs="Times New Roman"/>
-          <w:lang w:val="en-US"/>
-        </w:rPr>
-        <w:t>25% share of</w:t>
-      </w:r>
-      <w:r>
-        <w:rPr>
-          <w:rFonts w:ascii="Times New Roman" w:hAnsi="Times New Roman" w:cs="Times New Roman"/>
-          <w:lang w:val="en-US"/>
-        </w:rPr>
-        <w:t xml:space="preserve"> administered</w:t>
-      </w:r>
-      <w:r>
-        <w:rPr>
-          <w:rFonts w:ascii="Times New Roman" w:hAnsi="Times New Roman" w:cs="Times New Roman"/>
-          <w:lang w:val="en-US"/>
-        </w:rPr>
-        <w:t xml:space="preserve"> price</w:t>
-      </w:r>
-      <w:r>
-        <w:rPr>
-          <w:rFonts w:ascii="Times New Roman" w:hAnsi="Times New Roman" w:cs="Times New Roman"/>
-          <w:lang w:val="en-US"/>
-        </w:rPr>
-        <w:t xml:space="preserve"> </w:t>
-      </w:r>
-      <w:r>
-        <w:rPr>
-          <w:rFonts w:ascii="Times New Roman" w:hAnsi="Times New Roman" w:cs="Times New Roman"/>
-          <w:lang w:val="en-US"/>
-        </w:rPr>
-        <w:t xml:space="preserve">is artificially inflated by a high share of health goods and services (around 14%) which are administered as they are covered and thus regulated by the compulsory public plan, but whose expenses must still be supported </w:t>
-      </w:r>
-      <w:r>
-        <w:rPr>
-          <w:rFonts w:ascii="Times New Roman" w:hAnsi="Times New Roman" w:cs="Times New Roman"/>
-          <w:lang w:val="en-US"/>
-        </w:rPr>
-        <w:t>through</w:t>
-      </w:r>
-      <w:r>
-        <w:rPr>
-          <w:rFonts w:ascii="Times New Roman" w:hAnsi="Times New Roman" w:cs="Times New Roman"/>
-          <w:lang w:val="en-US"/>
-        </w:rPr>
-        <w:t xml:space="preserve"> out-of-pocket payments by households.</w:t>
-      </w:r>
-      <w:r>
-        <w:rPr>
-          <w:rFonts w:ascii="Times New Roman" w:hAnsi="Times New Roman" w:cs="Times New Roman"/>
-          <w:lang w:val="en-US"/>
-        </w:rPr>
-        <w:t xml:space="preserve"> In contrast, the share of products and services with administered prices </w:t>
-      </w:r>
-      <w:r>
-        <w:rPr>
-          <w:rFonts w:ascii="Times New Roman" w:hAnsi="Times New Roman" w:cs="Times New Roman"/>
-          <w:lang w:val="en-US"/>
-        </w:rPr>
-        <w:t xml:space="preserve">for other key items </w:t>
-      </w:r>
-      <w:r>
-        <w:rPr>
-          <w:rFonts w:ascii="Times New Roman" w:hAnsi="Times New Roman" w:cs="Times New Roman"/>
-          <w:lang w:val="en-US"/>
-        </w:rPr>
-        <w:t xml:space="preserve">are significantly lower: 3% for energy or 2,3% for transports </w:t>
-      </w:r>
-      <w:r>
-        <w:rPr>
-          <w:rFonts w:ascii="Times New Roman" w:hAnsi="Times New Roman" w:cs="Times New Roman"/>
-          <w:lang w:val="en-US"/>
-        </w:rPr>
-        <w:fldChar w:fldCharType="begin"/>
-      </w:r>
-      <w:r>
-        <w:rPr>
-          <w:rFonts w:ascii="Times New Roman" w:hAnsi="Times New Roman" w:cs="Times New Roman"/>
-          <w:lang w:val="en-US"/>
-        </w:rPr>
-        <w:instrText xml:space="preserve"> ADDIN ZOTERO_ITEM CSL_CITATION {"citationID":"4DtIyZIQ","properties":{"formattedCitation":"(S. Auer et al. 2025; Mergele et al. 2026)","plainCitation":"(S. Auer et al. 2025; Mergele et al. 2026)","noteIndex":0},"citationItems":[{"id":6463,"uris":["http://zotero.org/groups/6311349/items/7KFBSAG5"],"itemData":{"id":6463,"type":"report","number":"10/2025","publisher":"Swiss National Bank","publisher-place":"Zürich","title":"How large is the impact of administered prices on inflation in Switzerland?","URL":"https://www.snb.ch/en/publications/research/economic-notes/2025/economic_note_2025_10","author":[{"family":"Auer","given":"Simone"},{"family":"Beyeler","given":"Simon"},{"family":"Meier","given":"Jonas"}],"accessed":{"date-parts":[["2026",5,28]]},"issued":{"date-parts":[["2025"]]}}},{"id":6665,"uris":["http://zotero.org/groups/6311349/items/EEFFBZEW"],"itemData":{"id":6665,"type":"article-journal","container-title":"Grundlagen für die Wirtschaftspolitik","issue":"62","publisher":"SECO","publisher-place":"Bern","title":"Administriete Preise","author":[{"family":"Mergele","given":"Lukas"},{"family":"Wehrli","given":"Damian"},{"family":"Winistörfer","given":"Nils"}],"issued":{"date-parts":[["2026"]]}}}],"schema":"https://github.com/citation-style-language/schema/raw/master/csl-citation.json"} </w:instrText>
-      </w:r>
-      <w:r>
-        <w:rPr>
-          <w:rFonts w:ascii="Times New Roman" w:hAnsi="Times New Roman" w:cs="Times New Roman"/>
-          <w:lang w:val="en-US"/>
-        </w:rPr>
-        <w:fldChar w:fldCharType="separate"/>
-      </w:r>
-      <w:r>
-        <w:rPr>
-          <w:rFonts w:ascii="Aptos" w:hAnsi="Aptos"/>
-          <w:lang w:val="en-US"/>
-        </w:rPr>
-        <w:t>(S. Auer et al. 2025; Mergele et al. 2026)</w:t>
-      </w:r>
-      <w:r>
-        <w:rPr>
-          <w:rFonts w:ascii="Times New Roman" w:hAnsi="Times New Roman" w:cs="Times New Roman"/>
-          <w:lang w:val="en-US"/>
-        </w:rPr>
-        <w:fldChar w:fldCharType="end"/>
-      </w:r>
-      <w:r>
-        <w:rPr>
-          <w:rFonts w:ascii="Times New Roman" w:hAnsi="Times New Roman" w:cs="Times New Roman"/>
-          <w:lang w:val="en-US"/>
-        </w:rPr>
-        <w:t>.</w:t>
-      </w:r>
-      <w:r>
-        <w:rPr>
-          <w:rFonts w:ascii="Times New Roman" w:hAnsi="Times New Roman" w:cs="Times New Roman"/>
-          <w:lang w:val="en-US"/>
-        </w:rPr>
-        <w:t xml:space="preserve"> </w:t>
+        <w:pStyle w:val="Bibliographie"/>
+        <w:rPr>
+          <w:rFonts w:ascii="Times New Roman" w:hAnsi="Times New Roman" w:cs="Times New Roman"/>
+          <w:kern w:val="0"/>
+        </w:rPr>
+      </w:pPr>
+      <w:r>
+        <w:rPr>
+          <w:rFonts w:ascii="Times New Roman" w:hAnsi="Times New Roman" w:cs="Times New Roman"/>
+          <w:kern w:val="0"/>
+        </w:rPr>
+        <w:t>Baltensperger, Ernst. 2023. “The Return of Inflation.” Swiss Journal of Economics and Statistics 159 (1): 10. https://doi.org/10.1186/s41937-023-00114-x.</w:t>
       </w:r>
     </w:p>
     <w:p>
       <w:pPr>
-        <w:jc w:val="both"/>
-        <w:rPr>
-          <w:rFonts w:ascii="Times New Roman" w:hAnsi="Times New Roman" w:cs="Times New Roman"/>
-          <w:i/>
-          <w:iCs/>
-          <w:lang w:val="en-US"/>
-        </w:rPr>
-      </w:pPr>
-      <w:r>
-        <w:rPr>
-          <w:rFonts w:ascii="Times New Roman" w:hAnsi="Times New Roman" w:cs="Times New Roman"/>
-          <w:i/>
-          <w:iCs/>
-        </w:rPr>
-        <w:t xml:space="preserve">Contre-argument possible: revenir à Dullien et al. (2024) et lier au concept de prix systématiquement significatif (weber) afin de souligner l’importance de l’administration des prix de l’énergie. </w:t>
-      </w:r>
-      <w:r>
-        <w:rPr>
-          <w:rFonts w:ascii="Times New Roman" w:hAnsi="Times New Roman" w:cs="Times New Roman"/>
-          <w:i/>
-          <w:iCs/>
-          <w:lang w:val="en-US"/>
-        </w:rPr>
-        <w:t>Peut être après passage sur l’ilot de cherté ?</w:t>
+        <w:pStyle w:val="Bibliographie"/>
+        <w:rPr>
+          <w:rFonts w:ascii="Times New Roman" w:hAnsi="Times New Roman" w:cs="Times New Roman"/>
+          <w:kern w:val="0"/>
+        </w:rPr>
+      </w:pPr>
+      <w:r>
+        <w:rPr>
+          <w:rFonts w:ascii="Times New Roman" w:hAnsi="Times New Roman" w:cs="Times New Roman"/>
+          <w:kern w:val="0"/>
+        </w:rPr>
+        <w:t>Baltensperger, Ernst, and Peter Kugler. 2016. “The Historical Origins of the Safe Haven Status of the Swiss Franc.” Aussenwirtschaft 67 (2): 1–30.</w:t>
       </w:r>
     </w:p>
     <w:p>
       <w:pPr>
-        <w:jc w:val="both"/>
-        <w:rPr>
-          <w:rFonts w:ascii="Times New Roman" w:hAnsi="Times New Roman" w:cs="Times New Roman"/>
-          <w:lang w:val="en-US"/>
-        </w:rPr>
-      </w:pPr>
-      <w:r>
-        <w:rPr>
-          <w:rFonts w:ascii="Times New Roman" w:hAnsi="Times New Roman" w:cs="Times New Roman"/>
-          <w:lang w:val="en-US"/>
-        </w:rPr>
-        <w:t>Although the impact of administered prices on inflation is generally considered to b</w:t>
-      </w:r>
-      <w:r>
-        <w:rPr>
-          <w:rFonts w:ascii="Times New Roman" w:hAnsi="Times New Roman" w:cs="Times New Roman"/>
-          <w:lang w:val="en-US"/>
-        </w:rPr>
-        <w:t>e of no importance</w:t>
-      </w:r>
-      <w:r>
-        <w:rPr>
-          <w:rFonts w:ascii="Times New Roman" w:hAnsi="Times New Roman" w:cs="Times New Roman"/>
-          <w:lang w:val="en-US"/>
-        </w:rPr>
-        <w:t xml:space="preserve">, they are nevertheless frequently singled out and criticized for </w:t>
-      </w:r>
-      <w:r>
-        <w:rPr>
-          <w:rFonts w:ascii="Times New Roman" w:hAnsi="Times New Roman" w:cs="Times New Roman"/>
-          <w:lang w:val="en-US"/>
-        </w:rPr>
-        <w:t xml:space="preserve">making Switzerland an island of high prices. </w:t>
-      </w:r>
-      <w:r>
-        <w:rPr>
-          <w:rFonts w:ascii="Times New Roman" w:hAnsi="Times New Roman" w:cs="Times New Roman"/>
-          <w:lang w:val="en-US"/>
-        </w:rPr>
-        <w:t xml:space="preserve">The matter of the high price level has been at the forefront of policy and reform debates in the last decades </w:t>
-      </w:r>
-      <w:r>
-        <w:rPr>
-          <w:rFonts w:ascii="Times New Roman" w:hAnsi="Times New Roman" w:cs="Times New Roman"/>
-          <w:lang w:val="en-US"/>
-        </w:rPr>
-        <w:t>and was used by policy makers as well as business associations and neoliberal think thanks to promote the transformation of Switzerland’s model of organized capitalism into a neoliberal one.</w:t>
+        <w:pStyle w:val="Bibliographie"/>
+        <w:rPr>
+          <w:rFonts w:ascii="Times New Roman" w:hAnsi="Times New Roman" w:cs="Times New Roman"/>
+          <w:kern w:val="0"/>
+        </w:rPr>
+      </w:pPr>
+      <w:r>
+        <w:rPr>
+          <w:rFonts w:ascii="Times New Roman" w:hAnsi="Times New Roman" w:cs="Times New Roman"/>
+          <w:kern w:val="0"/>
+        </w:rPr>
+        <w:t>Dullien, Sebastian, David Gallusser, and Silke Tober. 2024. Historische Preissteigerungen in Deutschland, niedrige Inflation in der Schweiz: Die Rolle von Regulierung. Working Paper No. 224. IMK Working Paper. https://www.econstor.eu/handle/10419/302161.</w:t>
       </w:r>
     </w:p>
     <w:p>
       <w:pPr>
+        <w:pStyle w:val="Bibliographie"/>
+        <w:rPr>
+          <w:rFonts w:ascii="Times New Roman" w:hAnsi="Times New Roman" w:cs="Times New Roman"/>
+          <w:kern w:val="0"/>
+        </w:rPr>
+      </w:pPr>
+      <w:r>
+        <w:rPr>
+          <w:rFonts w:ascii="Times New Roman" w:hAnsi="Times New Roman" w:cs="Times New Roman"/>
+          <w:kern w:val="0"/>
+        </w:rPr>
+        <w:t>Eurostat. 2026. “Food Price Monitoring Tool.” Eurostat. https://doi.org/10.2908/PRC_FPMT_M.</w:t>
+      </w:r>
+    </w:p>
+    <w:p>
+      <w:pPr>
+        <w:pStyle w:val="Bibliographie"/>
+        <w:rPr>
+          <w:rFonts w:ascii="Times New Roman" w:hAnsi="Times New Roman" w:cs="Times New Roman"/>
+          <w:kern w:val="0"/>
+        </w:rPr>
+      </w:pPr>
+      <w:r>
+        <w:rPr>
+          <w:rFonts w:ascii="Times New Roman" w:hAnsi="Times New Roman" w:cs="Times New Roman"/>
+          <w:kern w:val="0"/>
+        </w:rPr>
+        <w:t>Fatum, Rasmus, and Yohei Yamamoto. 2016. “Intra-Safe Haven Currency Behavior during the Global Financial Crisis.” Journal of International Money and Finance, The New Normal in the Post-Crisis Era, vol. 66 (September): 49–64. https://doi.org/10.1016/j.jimonfin.2015.12.007.</w:t>
+      </w:r>
+    </w:p>
+    <w:p>
+      <w:pPr>
+        <w:pStyle w:val="Bibliographie"/>
+        <w:rPr>
+          <w:rFonts w:ascii="Times New Roman" w:hAnsi="Times New Roman" w:cs="Times New Roman"/>
+          <w:kern w:val="0"/>
+        </w:rPr>
+      </w:pPr>
+      <w:r>
+        <w:rPr>
+          <w:rFonts w:ascii="Times New Roman" w:hAnsi="Times New Roman" w:cs="Times New Roman"/>
+          <w:kern w:val="0"/>
+        </w:rPr>
+        <w:t>Goldztejn, Dimitri. 2024. Cost-Push and Conflict Inflation: The Case of France between 2021 and 2023. Working Paper No. 110. FMM Working Paper. https://www.econstor.eu/handle/10419/324475.</w:t>
+      </w:r>
+    </w:p>
+    <w:p>
+      <w:pPr>
+        <w:pStyle w:val="Bibliographie"/>
+        <w:rPr>
+          <w:rFonts w:ascii="Times New Roman" w:hAnsi="Times New Roman" w:cs="Times New Roman"/>
+          <w:kern w:val="0"/>
+        </w:rPr>
+      </w:pPr>
+      <w:r>
+        <w:rPr>
+          <w:rFonts w:ascii="Times New Roman" w:hAnsi="Times New Roman" w:cs="Times New Roman"/>
+          <w:kern w:val="0"/>
+        </w:rPr>
+        <w:t>Herger, Nils. 2012. “Exchange Rates and Import Prices in Switzerland.” Swiss Journal of Economics and Statistics 148 (3): 381–407. https://doi.org/10.1007/BF03399371.</w:t>
+      </w:r>
+    </w:p>
+    <w:p>
+      <w:pPr>
+        <w:pStyle w:val="Bibliographie"/>
+        <w:rPr>
+          <w:rFonts w:ascii="Times New Roman" w:hAnsi="Times New Roman" w:cs="Times New Roman"/>
+          <w:kern w:val="0"/>
+        </w:rPr>
+      </w:pPr>
+      <w:r>
+        <w:rPr>
+          <w:rFonts w:ascii="Times New Roman" w:hAnsi="Times New Roman" w:cs="Times New Roman"/>
+          <w:kern w:val="0"/>
+        </w:rPr>
+        <w:t>Hockett, Robert C., and Saule T. Omarova. 2016. “Systemically Significant Prices.” Journal of Financial Regulation 2 (1): 1–20. https://doi.org/10.1093/jfr/fjw007.</w:t>
+      </w:r>
+    </w:p>
+    <w:p>
+      <w:pPr>
+        <w:pStyle w:val="Bibliographie"/>
+        <w:rPr>
+          <w:rFonts w:ascii="Times New Roman" w:hAnsi="Times New Roman" w:cs="Times New Roman"/>
+          <w:kern w:val="0"/>
+        </w:rPr>
+      </w:pPr>
+      <w:r>
+        <w:rPr>
+          <w:rFonts w:ascii="Times New Roman" w:hAnsi="Times New Roman" w:cs="Times New Roman"/>
+          <w:kern w:val="0"/>
+        </w:rPr>
+        <w:t>Honohan, Patrick. 2024. “The Inflation Surge in Europe.” SSRN Scholarly Paper No. 4875072. Social Science Research Network, May 28. https://doi.org/10.2139/ssrn.4875072.</w:t>
+      </w:r>
+    </w:p>
+    <w:p>
+      <w:pPr>
+        <w:pStyle w:val="Bibliographie"/>
+        <w:rPr>
+          <w:rFonts w:ascii="Times New Roman" w:hAnsi="Times New Roman" w:cs="Times New Roman"/>
+          <w:kern w:val="0"/>
+        </w:rPr>
+      </w:pPr>
+      <w:r>
+        <w:rPr>
+          <w:rFonts w:ascii="Times New Roman" w:hAnsi="Times New Roman" w:cs="Times New Roman"/>
+          <w:kern w:val="0"/>
+        </w:rPr>
+        <w:lastRenderedPageBreak/>
+        <w:t>Ipsen, Leonhard, Armin Aminian, and Jan Schulz. 2025. “Stress-Testing Inflation Exposure: Systemically Significant Prices and Asymmetric Shock Propagation in the EU.” Structural Change and Economic Dynamics 74 (September): 713–24. https://doi.org/10.1016/j.strueco.2025.05.010.</w:t>
+      </w:r>
+    </w:p>
+    <w:p>
+      <w:pPr>
+        <w:pStyle w:val="Bibliographie"/>
+        <w:rPr>
+          <w:rFonts w:ascii="Times New Roman" w:hAnsi="Times New Roman" w:cs="Times New Roman"/>
+          <w:kern w:val="0"/>
+        </w:rPr>
+      </w:pPr>
+      <w:r>
+        <w:rPr>
+          <w:rFonts w:ascii="Times New Roman" w:hAnsi="Times New Roman" w:cs="Times New Roman"/>
+          <w:kern w:val="0"/>
+        </w:rPr>
+        <w:t>Kluser, Frédéric. 2025. “Cross-Border Shopping: Evidence from Household Transaction Records.” Swiss Journal of Economics and Statistics 161 (1): 9. https://doi.org/10.1186/s41937-025-00141-w.</w:t>
+      </w:r>
+    </w:p>
+    <w:p>
+      <w:pPr>
+        <w:pStyle w:val="Bibliographie"/>
+        <w:rPr>
+          <w:rFonts w:ascii="Times New Roman" w:hAnsi="Times New Roman" w:cs="Times New Roman"/>
+          <w:kern w:val="0"/>
+        </w:rPr>
+      </w:pPr>
+      <w:r>
+        <w:rPr>
+          <w:rFonts w:ascii="Times New Roman" w:hAnsi="Times New Roman" w:cs="Times New Roman"/>
+          <w:kern w:val="0"/>
+        </w:rPr>
+        <w:t>Lee, Kang-Soek. 2017. “Safe-Haven Currency: An Empirical Identification.” Review of International Economics 25 (4): 924–47. https://doi.org/10.1111/roie.12289.</w:t>
+      </w:r>
+    </w:p>
+    <w:p>
+      <w:pPr>
+        <w:pStyle w:val="Bibliographie"/>
+        <w:rPr>
+          <w:rFonts w:ascii="Times New Roman" w:hAnsi="Times New Roman" w:cs="Times New Roman"/>
+          <w:kern w:val="0"/>
+        </w:rPr>
+      </w:pPr>
+      <w:r>
+        <w:rPr>
+          <w:rFonts w:ascii="Times New Roman" w:hAnsi="Times New Roman" w:cs="Times New Roman"/>
+          <w:kern w:val="0"/>
+        </w:rPr>
+        <w:t>Leutert, Jessica, Rolf Scheufele, and Selina Schön. 2026. “Wage-Price Pass-through in Switzerland.” Swiss Journal of Economics and Statistics 162 (1): 2. https://doi.org/10.1186/s41937-026-00148-x.</w:t>
+      </w:r>
+    </w:p>
+    <w:p>
+      <w:pPr>
+        <w:pStyle w:val="Bibliographie"/>
+        <w:rPr>
+          <w:rFonts w:ascii="Times New Roman" w:hAnsi="Times New Roman" w:cs="Times New Roman"/>
+          <w:kern w:val="0"/>
+        </w:rPr>
+      </w:pPr>
+      <w:r>
+        <w:rPr>
+          <w:rFonts w:ascii="Times New Roman" w:hAnsi="Times New Roman" w:cs="Times New Roman"/>
+          <w:kern w:val="0"/>
+        </w:rPr>
+        <w:t>Mergele, Lukas, Damian Wehrli, and Nils Winistörfer. 2026. “Administriete Preise.” Grundlagen Für Die Wirtschaftspolitik (Bern), no. 62.</w:t>
+      </w:r>
+    </w:p>
+    <w:p>
+      <w:pPr>
+        <w:pStyle w:val="Bibliographie"/>
+        <w:rPr>
+          <w:rFonts w:ascii="Times New Roman" w:hAnsi="Times New Roman" w:cs="Times New Roman"/>
+          <w:kern w:val="0"/>
+        </w:rPr>
+      </w:pPr>
+      <w:r>
+        <w:rPr>
+          <w:rFonts w:ascii="Times New Roman" w:hAnsi="Times New Roman" w:cs="Times New Roman"/>
+          <w:kern w:val="0"/>
+        </w:rPr>
+        <w:t>Oktay, Alex. 2022. “Heterogeneity in the Exchange Rate Pass-through to Consumer Prices: The Swiss Franc Appreciation of 2015.” Swiss Journal of Economics and Statistics 158 (1): 21. https://doi.org/10.1186/s41937-022-00102-7.</w:t>
+      </w:r>
+    </w:p>
+    <w:p>
+      <w:pPr>
+        <w:pStyle w:val="Bibliographie"/>
+        <w:rPr>
+          <w:rFonts w:ascii="Times New Roman" w:hAnsi="Times New Roman" w:cs="Times New Roman"/>
+          <w:kern w:val="0"/>
+        </w:rPr>
+      </w:pPr>
+      <w:r>
+        <w:rPr>
+          <w:rFonts w:ascii="Times New Roman" w:hAnsi="Times New Roman" w:cs="Times New Roman"/>
+          <w:kern w:val="0"/>
+        </w:rPr>
+        <w:t>Reynard, Samuel. 2009. “What Drives the Swiss Franc?” Aussenwirtschaft 64 (3): 335–63.</w:t>
+      </w:r>
+    </w:p>
+    <w:p>
+      <w:pPr>
+        <w:pStyle w:val="Bibliographie"/>
+        <w:rPr>
+          <w:rFonts w:ascii="Times New Roman" w:hAnsi="Times New Roman" w:cs="Times New Roman"/>
+          <w:kern w:val="0"/>
+        </w:rPr>
+      </w:pPr>
+      <w:r>
+        <w:rPr>
+          <w:rFonts w:ascii="Times New Roman" w:hAnsi="Times New Roman" w:cs="Times New Roman"/>
+          <w:kern w:val="0"/>
+        </w:rPr>
+        <w:t>Sonnenberg, Nils. 2022. Zu den Inflationsunterschieden zwischen der Schweiz, Spanien und Deutschland. https://www.econstor.eu/handle/10419/265303.</w:t>
+      </w:r>
+    </w:p>
+    <w:p>
+      <w:pPr>
+        <w:pStyle w:val="Bibliographie"/>
+        <w:rPr>
+          <w:rFonts w:ascii="Times New Roman" w:hAnsi="Times New Roman" w:cs="Times New Roman"/>
+          <w:kern w:val="0"/>
+        </w:rPr>
+      </w:pPr>
+      <w:r>
+        <w:rPr>
+          <w:rFonts w:ascii="Times New Roman" w:hAnsi="Times New Roman" w:cs="Times New Roman"/>
+          <w:kern w:val="0"/>
+        </w:rPr>
+        <w:t>Stulz, Jonas. 2007. “Exchange Rate Pass-through in Switzerland: Evidence from Vector Autoregressions.” Swiss National Bank Economic Studies (Zürich) 2007 (4).</w:t>
+      </w:r>
+    </w:p>
+    <w:p>
+      <w:pPr>
+        <w:pStyle w:val="Bibliographie"/>
+        <w:rPr>
+          <w:rFonts w:ascii="Times New Roman" w:hAnsi="Times New Roman" w:cs="Times New Roman"/>
+          <w:kern w:val="0"/>
+        </w:rPr>
+      </w:pPr>
+      <w:r>
+        <w:rPr>
+          <w:rFonts w:ascii="Times New Roman" w:hAnsi="Times New Roman" w:cs="Times New Roman"/>
+          <w:kern w:val="0"/>
+        </w:rPr>
+        <w:t>Sturm, Jan-Egbert, Alexander Rathke, Klaus Abberger, et al. 2023. “Konjunkturanalyse: Prognose 2024 / 2025 Schweizer Wirtschaft im Sog der internationalen Konjunkturschwäche.” KOF Analysen (Zürich) 2023 (4): 1–30. https://doi.org/10.3929/ethz-b-000651951.</w:t>
+      </w:r>
+    </w:p>
+    <w:p>
+      <w:pPr>
+        <w:pStyle w:val="Bibliographie"/>
+        <w:rPr>
+          <w:rFonts w:ascii="Times New Roman" w:hAnsi="Times New Roman" w:cs="Times New Roman"/>
+          <w:kern w:val="0"/>
+        </w:rPr>
+      </w:pPr>
+      <w:r>
+        <w:rPr>
+          <w:rFonts w:ascii="Times New Roman" w:hAnsi="Times New Roman" w:cs="Times New Roman"/>
+          <w:kern w:val="0"/>
+        </w:rPr>
+        <w:t>Vallet, Guillaume. 2016. “The Role of the Swiss Franc in Switzerland’s European Stance.” Research in International Business and Finance 38 (September): 35–44. https://doi.org/10.1016/j.ribaf.2016.03.017.</w:t>
+      </w:r>
+    </w:p>
+    <w:p>
+      <w:pPr>
+        <w:pStyle w:val="Bibliographie"/>
+        <w:rPr>
+          <w:rFonts w:ascii="Times New Roman" w:hAnsi="Times New Roman" w:cs="Times New Roman"/>
+          <w:kern w:val="0"/>
+        </w:rPr>
+      </w:pPr>
+      <w:r>
+        <w:rPr>
+          <w:rFonts w:ascii="Times New Roman" w:hAnsi="Times New Roman" w:cs="Times New Roman"/>
+          <w:kern w:val="0"/>
+        </w:rPr>
+        <w:t>Weber, Isabella M., Jesus Lara Jauregui, Lucas Teixeira, and Luiza Nassif Pires. 2024. “Inflation in Times of Overlapping Emergencies: Systemically Significant Prices from an Input–Output Perspective.” Industrial and Corporate Change 33 (2): 297–341. https://doi.org/10.1093/icc/dtad080.</w:t>
+      </w:r>
+    </w:p>
+    <w:p>
+      <w:pPr>
+        <w:pStyle w:val="Bibliographie"/>
+        <w:rPr>
+          <w:rFonts w:ascii="Times New Roman" w:hAnsi="Times New Roman" w:cs="Times New Roman"/>
+          <w:kern w:val="0"/>
+        </w:rPr>
+      </w:pPr>
+      <w:r>
+        <w:rPr>
+          <w:rFonts w:ascii="Times New Roman" w:hAnsi="Times New Roman" w:cs="Times New Roman"/>
+          <w:kern w:val="0"/>
+        </w:rPr>
+        <w:t>Weber, Isabella M., Jan-Erik Thie, Jesus Lara Jauregui, and Lucas Teixeira. 2026. “Carbon Prices and Inflation in a World of Shocks: Systemically Significant Prices and Industrial Policy Targeting in Germany.” Energy Policy 217 (October): 115395. https://doi.org/10.1016/j.enpol.2026.115395.</w:t>
+      </w:r>
+    </w:p>
+    <w:p>
+      <w:pPr>
+        <w:pStyle w:val="Bibliographie"/>
+        <w:rPr>
+          <w:rFonts w:ascii="Times New Roman" w:hAnsi="Times New Roman"/>
+          <w:lang w:val="en-US"/>
+        </w:rPr>
+      </w:pPr>
+      <w:r>
+        <w:rPr>
+          <w:rFonts w:ascii="Times New Roman" w:hAnsi="Times New Roman" w:cs="Times New Roman"/>
+          <w:lang w:val="en-US"/>
+        </w:rPr>
+        <w:fldChar w:fldCharType="end"/>
+      </w:r>
+      <w:r>
+        <w:rPr>
+          <w:rFonts w:ascii="Times New Roman" w:hAnsi="Times New Roman" w:cs="Times New Roman"/>
+          <w:lang w:val="en-US"/>
+        </w:rPr>
+        <w:fldChar w:fldCharType="end"/>
+      </w:r>
+    </w:p>
+    <w:p>
+      <w:pPr>
         <w:jc w:val="both"/>
         <w:rPr>
           <w:rFonts w:ascii="Times New Roman" w:hAnsi="Times New Roman" w:cs="Times New Roman"/>
@@ -2797,7 +4590,7 @@
       </w:pPr>
     </w:p>
     <w:sectPr>
-      <w:footerReference w:type="default" r:id="rId7"/>
+      <w:footerReference w:type="default" r:id="rId8"/>
       <w:pgSz w:w="11906" w:h="16838"/>
       <w:pgMar w:top="1417" w:right="1417" w:bottom="1417" w:left="1417" w:header="708" w:footer="708" w:gutter="0"/>
       <w:cols w:space="708"/>
@@ -2945,7 +4738,23 @@
           <w:rFonts w:ascii="Times New Roman" w:hAnsi="Times New Roman" w:cs="Times New Roman"/>
           <w:lang w:val="en-US"/>
         </w:rPr>
-        <w:t>, 40 bd du Pont d'Arve, 1205, Geneva, Switzerland. Email: celal.gueney@unige.ch</w:t>
+        <w:t xml:space="preserve">, 40 bd du Pont </w:t>
+      </w:r>
+      <w:proofErr w:type="spellStart"/>
+      <w:r>
+        <w:rPr>
+          <w:rFonts w:ascii="Times New Roman" w:hAnsi="Times New Roman" w:cs="Times New Roman"/>
+          <w:lang w:val="en-US"/>
+        </w:rPr>
+        <w:t>d'Arve</w:t>
+      </w:r>
+      <w:proofErr w:type="spellEnd"/>
+      <w:r>
+        <w:rPr>
+          <w:rFonts w:ascii="Times New Roman" w:hAnsi="Times New Roman" w:cs="Times New Roman"/>
+          <w:lang w:val="en-US"/>
+        </w:rPr>
+        <w:t>, 1205, Geneva, Switzerland. Email: celal.gueney@unige.ch</w:t>
       </w:r>
     </w:p>
   </w:footnote>
@@ -3085,6 +4894,126 @@
     </w:p>
   </w:footnote>
 </w:footnotes>
+</file>
+
+<file path=word/numbering.xml><?xml version="1.0" encoding="utf-8"?>
+<w:numbering xmlns:wpc="http://schemas.microsoft.com/office/word/2010/wordprocessingCanvas" xmlns:cx="http://schemas.microsoft.com/office/drawing/2014/chartex" xmlns:cx1="http://schemas.microsoft.com/office/drawing/2015/9/8/chartex" xmlns:cx2="http://schemas.microsoft.com/office/drawing/2015/10/21/chartex" xmlns:cx3="http://schemas.microsoft.com/office/drawing/2016/5/9/chartex" xmlns:cx4="http://schemas.microsoft.com/office/drawing/2016/5/10/chartex" xmlns:cx5="http://schemas.microsoft.com/office/drawing/2016/5/11/chartex" xmlns:cx6="http://schemas.microsoft.com/office/drawing/2016/5/12/chartex" xmlns:cx7="http://schemas.microsoft.com/office/drawing/2016/5/13/chartex" xmlns:cx8="http://schemas.microsoft.com/office/drawing/2016/5/14/chartex" xmlns:mc="http://schemas.openxmlformats.org/markup-compatibility/2006" xmlns:aink="http://schemas.microsoft.com/office/drawing/2016/ink" xmlns:am3d="http://schemas.microsoft.com/office/drawing/2017/model3d" xmlns:o="urn:schemas-microsoft-com:office:office" xmlns:oel="http://schemas.microsoft.com/office/2019/extlst" xmlns:r="http://schemas.openxmlformats.org/officeDocument/2006/relationships" xmlns:m="http://schemas.openxmlformats.org/officeDocument/2006/math" xmlns:v="urn:schemas-microsoft-com:vml" xmlns:wp14="http://schemas.microsoft.com/office/word/2010/wordprocessingDrawing" xmlns:wp="http://schemas.openxmlformats.org/drawingml/2006/wordprocessingDrawing" xmlns:w10="urn:schemas-microsoft-com:office:word" xmlns:w="http://schemas.openxmlformats.org/wordprocessingml/2006/main" xmlns:w14="http://schemas.microsoft.com/office/word/2010/wordml" xmlns:w15="http://schemas.microsoft.com/office/word/2012/wordml" xmlns:w16cex="http://schemas.microsoft.com/office/word/2018/wordml/cex" xmlns:w16cid="http://schemas.microsoft.com/office/word/2016/wordml/cid" xmlns:w16="http://schemas.microsoft.com/office/word/2018/wordml" xmlns:w16du="http://schemas.microsoft.com/office/word/2023/wordml/word16du" xmlns:w16sdtdh="http://schemas.microsoft.com/office/word/2020/wordml/sdtdatahash" xmlns:w16sdtfl="http://schemas.microsoft.com/office/word/2024/wordml/sdtformatlock" xmlns:w16se="http://schemas.microsoft.com/office/word/2015/wordml/symex" xmlns:wpg="http://schemas.microsoft.com/office/word/2010/wordprocessingGroup" xmlns:wpi="http://schemas.microsoft.com/office/word/2010/wordprocessingInk" xmlns:wne="http://schemas.microsoft.com/office/word/2006/wordml" xmlns:wps="http://schemas.microsoft.com/office/word/2010/wordprocessingShape" mc:Ignorable="w14 w15 w16se w16cid w16 w16cex w16sdtdh w16sdtfl w16du wp14">
+  <w:abstractNum w:abstractNumId="0" w15:restartNumberingAfterBreak="0">
+    <w:nsid w:val="687645C5"/>
+    <w:multiLevelType w:val="hybridMultilevel"/>
+    <w:tmpl w:val="93F0D084"/>
+    <w:lvl w:ilvl="0" w:tplc="449A5F2C">
+      <w:numFmt w:val="bullet"/>
+      <w:lvlText w:val=""/>
+      <w:lvlJc w:val="left"/>
+      <w:pPr>
+        <w:ind w:left="720" w:hanging="360"/>
+      </w:pPr>
+      <w:rPr>
+        <w:rFonts w:ascii="Wingdings" w:eastAsiaTheme="minorHAnsi" w:hAnsi="Wingdings" w:cs="Times New Roman" w:hint="default"/>
+      </w:rPr>
+    </w:lvl>
+    <w:lvl w:ilvl="1" w:tplc="100C0003" w:tentative="1">
+      <w:start w:val="1"/>
+      <w:numFmt w:val="bullet"/>
+      <w:lvlText w:val="o"/>
+      <w:lvlJc w:val="left"/>
+      <w:pPr>
+        <w:ind w:left="1440" w:hanging="360"/>
+      </w:pPr>
+      <w:rPr>
+        <w:rFonts w:ascii="Courier New" w:hAnsi="Courier New" w:cs="Courier New" w:hint="default"/>
+      </w:rPr>
+    </w:lvl>
+    <w:lvl w:ilvl="2" w:tplc="100C0005" w:tentative="1">
+      <w:start w:val="1"/>
+      <w:numFmt w:val="bullet"/>
+      <w:lvlText w:val=""/>
+      <w:lvlJc w:val="left"/>
+      <w:pPr>
+        <w:ind w:left="2160" w:hanging="360"/>
+      </w:pPr>
+      <w:rPr>
+        <w:rFonts w:ascii="Wingdings" w:hAnsi="Wingdings" w:hint="default"/>
+      </w:rPr>
+    </w:lvl>
+    <w:lvl w:ilvl="3" w:tplc="100C0001" w:tentative="1">
+      <w:start w:val="1"/>
+      <w:numFmt w:val="bullet"/>
+      <w:lvlText w:val=""/>
+      <w:lvlJc w:val="left"/>
+      <w:pPr>
+        <w:ind w:left="2880" w:hanging="360"/>
+      </w:pPr>
+      <w:rPr>
+        <w:rFonts w:ascii="Symbol" w:hAnsi="Symbol" w:hint="default"/>
+      </w:rPr>
+    </w:lvl>
+    <w:lvl w:ilvl="4" w:tplc="100C0003" w:tentative="1">
+      <w:start w:val="1"/>
+      <w:numFmt w:val="bullet"/>
+      <w:lvlText w:val="o"/>
+      <w:lvlJc w:val="left"/>
+      <w:pPr>
+        <w:ind w:left="3600" w:hanging="360"/>
+      </w:pPr>
+      <w:rPr>
+        <w:rFonts w:ascii="Courier New" w:hAnsi="Courier New" w:cs="Courier New" w:hint="default"/>
+      </w:rPr>
+    </w:lvl>
+    <w:lvl w:ilvl="5" w:tplc="100C0005" w:tentative="1">
+      <w:start w:val="1"/>
+      <w:numFmt w:val="bullet"/>
+      <w:lvlText w:val=""/>
+      <w:lvlJc w:val="left"/>
+      <w:pPr>
+        <w:ind w:left="4320" w:hanging="360"/>
+      </w:pPr>
+      <w:rPr>
+        <w:rFonts w:ascii="Wingdings" w:hAnsi="Wingdings" w:hint="default"/>
+      </w:rPr>
+    </w:lvl>
+    <w:lvl w:ilvl="6" w:tplc="100C0001" w:tentative="1">
+      <w:start w:val="1"/>
+      <w:numFmt w:val="bullet"/>
+      <w:lvlText w:val=""/>
+      <w:lvlJc w:val="left"/>
+      <w:pPr>
+        <w:ind w:left="5040" w:hanging="360"/>
+      </w:pPr>
+      <w:rPr>
+        <w:rFonts w:ascii="Symbol" w:hAnsi="Symbol" w:hint="default"/>
+      </w:rPr>
+    </w:lvl>
+    <w:lvl w:ilvl="7" w:tplc="100C0003" w:tentative="1">
+      <w:start w:val="1"/>
+      <w:numFmt w:val="bullet"/>
+      <w:lvlText w:val="o"/>
+      <w:lvlJc w:val="left"/>
+      <w:pPr>
+        <w:ind w:left="5760" w:hanging="360"/>
+      </w:pPr>
+      <w:rPr>
+        <w:rFonts w:ascii="Courier New" w:hAnsi="Courier New" w:cs="Courier New" w:hint="default"/>
+      </w:rPr>
+    </w:lvl>
+    <w:lvl w:ilvl="8" w:tplc="100C0005" w:tentative="1">
+      <w:start w:val="1"/>
+      <w:numFmt w:val="bullet"/>
+      <w:lvlText w:val=""/>
+      <w:lvlJc w:val="left"/>
+      <w:pPr>
+        <w:ind w:left="6480" w:hanging="360"/>
+      </w:pPr>
+      <w:rPr>
+        <w:rFonts w:ascii="Wingdings" w:hAnsi="Wingdings" w:hint="default"/>
+      </w:rPr>
+    </w:lvl>
+  </w:abstractNum>
+  <w:num w:numId="1" w16cid:durableId="1600605956">
+    <w:abstractNumId w:val="0"/>
+  </w:num>
+</w:numbering>
 </file>
 
 <file path=word/styles.xml><?xml version="1.0" encoding="utf-8"?>
@@ -3689,7 +5618,6 @@
   <w:style w:type="character" w:default="1" w:styleId="Policepardfaut">
     <w:name w:val="Default Paragraph Font"/>
     <w:uiPriority w:val="1"/>
-    <w:semiHidden/>
     <w:unhideWhenUsed/>
   </w:style>
   <w:style w:type="table" w:default="1" w:styleId="TableauNormal">
@@ -4128,6 +6056,18 @@
       <w:szCs w:val="18"/>
     </w:rPr>
   </w:style>
+  <w:style w:type="paragraph" w:styleId="Bibliographie">
+    <w:name w:val="Bibliography"/>
+    <w:basedOn w:val="Normal"/>
+    <w:next w:val="Normal"/>
+    <w:uiPriority w:val="37"/>
+    <w:unhideWhenUsed/>
+    <w:rsid w:val="00075FFF"/>
+    <w:pPr>
+      <w:spacing w:after="240" w:line="240" w:lineRule="auto"/>
+      <w:ind w:left="720" w:hanging="720"/>
+    </w:pPr>
+  </w:style>
 </w:styles>
 </file>
 

--- a/posts/inflation suisse/inflation_switzerland.docx
+++ b/posts/inflation suisse/inflation_switzerland.docx
@@ -34,21 +34,12 @@
           <w:rFonts w:eastAsiaTheme="majorEastAsia"/>
         </w:rPr>
       </w:pPr>
-      <w:proofErr w:type="spellStart"/>
       <w:r>
         <w:rPr>
           <w:rStyle w:val="normaltextrun"/>
           <w:rFonts w:eastAsiaTheme="majorEastAsia"/>
         </w:rPr>
-        <w:t>Celâl</w:t>
-      </w:r>
-      <w:proofErr w:type="spellEnd"/>
-      <w:r>
-        <w:rPr>
-          <w:rStyle w:val="normaltextrun"/>
-          <w:rFonts w:eastAsiaTheme="majorEastAsia"/>
-        </w:rPr>
-        <w:t xml:space="preserve"> Güney</w:t>
+        <w:t>Celâl Güney</w:t>
       </w:r>
       <w:r>
         <w:rPr>
@@ -1362,39 +1353,7 @@
           <w:rFonts w:ascii="Times New Roman" w:hAnsi="Times New Roman" w:cs="Times New Roman"/>
           <w:lang w:val="en-US"/>
         </w:rPr>
-        <w:t xml:space="preserve"> (the so-called “</w:t>
-      </w:r>
-      <w:proofErr w:type="spellStart"/>
-      <w:r>
-        <w:rPr>
-          <w:rFonts w:ascii="Times New Roman" w:hAnsi="Times New Roman" w:cs="Times New Roman"/>
-          <w:lang w:val="en-US"/>
-        </w:rPr>
-        <w:t>taux</w:t>
-      </w:r>
-      <w:proofErr w:type="spellEnd"/>
-      <w:r>
-        <w:rPr>
-          <w:rFonts w:ascii="Times New Roman" w:hAnsi="Times New Roman" w:cs="Times New Roman"/>
-          <w:lang w:val="en-US"/>
-        </w:rPr>
-        <w:t xml:space="preserve"> </w:t>
-      </w:r>
-      <w:proofErr w:type="spellStart"/>
-      <w:r>
-        <w:rPr>
-          <w:rFonts w:ascii="Times New Roman" w:hAnsi="Times New Roman" w:cs="Times New Roman"/>
-          <w:lang w:val="en-US"/>
-        </w:rPr>
-        <w:t>plancher</w:t>
-      </w:r>
-      <w:proofErr w:type="spellEnd"/>
-      <w:r>
-        <w:rPr>
-          <w:rFonts w:ascii="Times New Roman" w:hAnsi="Times New Roman" w:cs="Times New Roman"/>
-          <w:lang w:val="en-US"/>
-        </w:rPr>
-        <w:t>”)</w:t>
+        <w:t xml:space="preserve"> (the so-called “taux plancher”)</w:t>
       </w:r>
       <w:r>
         <w:rPr>
@@ -1948,21 +1907,12 @@
         </w:rPr>
         <w:fldChar w:fldCharType="separate"/>
       </w:r>
-      <w:proofErr w:type="spellStart"/>
-      <w:r>
-        <w:rPr>
-          <w:rFonts w:ascii="Aptos" w:hAnsi="Aptos"/>
-          <w:lang w:val="en-US"/>
-        </w:rPr>
-        <w:t>Leutert</w:t>
-      </w:r>
-      <w:proofErr w:type="spellEnd"/>
-      <w:r>
-        <w:rPr>
-          <w:rFonts w:ascii="Aptos" w:hAnsi="Aptos"/>
-          <w:lang w:val="en-US"/>
-        </w:rPr>
-        <w:t xml:space="preserve"> et al. </w:t>
+      <w:r>
+        <w:rPr>
+          <w:rFonts w:ascii="Aptos" w:hAnsi="Aptos"/>
+          <w:lang w:val="en-US"/>
+        </w:rPr>
+        <w:t xml:space="preserve">Leutert et al. </w:t>
       </w:r>
       <w:r>
         <w:rPr>
@@ -1990,23 +1940,7 @@
           <w:rFonts w:ascii="Times New Roman" w:hAnsi="Times New Roman" w:cs="Times New Roman"/>
           <w:lang w:val="en-US"/>
         </w:rPr>
-        <w:t xml:space="preserve"> showed that, whereas increases in unit </w:t>
-      </w:r>
-      <w:proofErr w:type="spellStart"/>
-      <w:r>
-        <w:rPr>
-          <w:rFonts w:ascii="Times New Roman" w:hAnsi="Times New Roman" w:cs="Times New Roman"/>
-          <w:lang w:val="en-US"/>
-        </w:rPr>
-        <w:t>labour</w:t>
-      </w:r>
-      <w:proofErr w:type="spellEnd"/>
-      <w:r>
-        <w:rPr>
-          <w:rFonts w:ascii="Times New Roman" w:hAnsi="Times New Roman" w:cs="Times New Roman"/>
-          <w:lang w:val="en-US"/>
-        </w:rPr>
-        <w:t xml:space="preserve"> costs</w:t>
+        <w:t xml:space="preserve"> showed that, whereas increases in unit labour costs</w:t>
       </w:r>
       <w:r>
         <w:rPr>
@@ -2048,23 +1982,7 @@
           <w:rFonts w:ascii="Times New Roman" w:hAnsi="Times New Roman" w:cs="Times New Roman"/>
           <w:lang w:val="en-US"/>
         </w:rPr>
-        <w:t xml:space="preserve"> On the other hand, the very limited pass-through of UCL on CPI inflation can be explained by the fact that Swiss ULC are more relevant for export prices than for domestic consumer prices as most items of the latter are composed by categories which only marginally depend on </w:t>
-      </w:r>
-      <w:proofErr w:type="spellStart"/>
-      <w:r>
-        <w:rPr>
-          <w:rFonts w:ascii="Times New Roman" w:hAnsi="Times New Roman" w:cs="Times New Roman"/>
-          <w:lang w:val="en-US"/>
-        </w:rPr>
-        <w:t>labour</w:t>
-      </w:r>
-      <w:proofErr w:type="spellEnd"/>
-      <w:r>
-        <w:rPr>
-          <w:rFonts w:ascii="Times New Roman" w:hAnsi="Times New Roman" w:cs="Times New Roman"/>
-          <w:lang w:val="en-US"/>
-        </w:rPr>
-        <w:t xml:space="preserve"> input for instance rents and health which account for around 40% of the Swiss CPI) </w:t>
+        <w:t xml:space="preserve"> On the other hand, the very limited pass-through of UCL on CPI inflation can be explained by the fact that Swiss ULC are more relevant for export prices than for domestic consumer prices as most items of the latter are composed by categories which only marginally depend on labour input for instance rents and health which account for around 40% of the Swiss CPI) </w:t>
       </w:r>
       <w:r>
         <w:rPr>
@@ -2092,23 +2010,7 @@
           <w:rFonts w:ascii="Aptos" w:hAnsi="Aptos"/>
           <w:lang w:val="en-US"/>
         </w:rPr>
-        <w:t>(</w:t>
-      </w:r>
-      <w:proofErr w:type="spellStart"/>
-      <w:r>
-        <w:rPr>
-          <w:rFonts w:ascii="Aptos" w:hAnsi="Aptos"/>
-          <w:lang w:val="en-US"/>
-        </w:rPr>
-        <w:t>Leutert</w:t>
-      </w:r>
-      <w:proofErr w:type="spellEnd"/>
-      <w:r>
-        <w:rPr>
-          <w:rFonts w:ascii="Aptos" w:hAnsi="Aptos"/>
-          <w:lang w:val="en-US"/>
-        </w:rPr>
-        <w:t xml:space="preserve"> et al. 2026</w:t>
+        <w:t>(Leutert et al. 2026</w:t>
       </w:r>
       <w:r>
         <w:rPr>
@@ -2950,7 +2852,21 @@
           <w:rFonts w:ascii="Times New Roman" w:hAnsi="Times New Roman" w:cs="Times New Roman"/>
           <w:lang w:val="en-US"/>
         </w:rPr>
-        <w:t>do not hold when we account for the fact that price administration is present in sector with systemically significant prices</w:t>
+        <w:t>do not hold when we account for the fact that price administration is present in sector</w:t>
+      </w:r>
+      <w:r>
+        <w:rPr>
+          <w:rFonts w:ascii="Times New Roman" w:hAnsi="Times New Roman" w:cs="Times New Roman"/>
+          <w:lang w:val="en-US"/>
+        </w:rPr>
+        <w:t>s</w:t>
+      </w:r>
+      <w:r>
+        <w:rPr>
+          <w:rFonts w:ascii="Times New Roman" w:hAnsi="Times New Roman" w:cs="Times New Roman"/>
+          <w:lang w:val="en-US"/>
+        </w:rPr>
+        <w:t xml:space="preserve"> with systemically significant prices</w:t>
       </w:r>
       <w:r>
         <w:rPr>
@@ -3062,7 +2978,7 @@
           <w:rFonts w:ascii="Times New Roman" w:hAnsi="Times New Roman" w:cs="Times New Roman"/>
           <w:lang w:val="en-US"/>
         </w:rPr>
-        <w:instrText xml:space="preserve"> ADDIN ZOTERO_ITEM CSL_CITATION {"citationID":"2EzF4PzN","properties":{"formattedCitation":"(Hockett and Omarova 2016)","plainCitation":"(Hockett and Omarova 2016)","noteIndex":0},"citationItems":[{"id":6704,"uris":["http://zotero.org/groups/6311349/items/NZ4TQUBJ"],"itemData":{"id":6704,"type":"article-journal","abstract":"Some prices and indices in domestic or global markets take on particular market-wide importance. This can occur either because (i) they are associated with ubiquitous inputs to production, (ii) they are associated with highly popular asset classes, (iii) by convention they tend to be used as benchmarks in determining other prices, or (iv) some combination of the above.  Examples include prevailing wage and salary rates, certain energy and commodity prices, and such indices and borrowing rates as the Standard &amp;amp; Poor’s 500, the Federal Funds Rate, and the Libor and Euribor interbank lending rate benchmarks.We call such prices and indices ‘systemically important’ prices and indices, or ‘SIPIs’. Over the long term, these prices and indices tend towards certain statistical mean values that reflect determinants that can plausibly be treated as ‘fundamentals’, be these demographic, technological, or global-quantity-rooted in character.  At times, however, SIPIs can move out of alignment with mean values and associated fundamentals owing to distortions stemming from missing information, recursive collective action problems (including ‘noise’ trading and ‘herd’ behaviour), or even deliberately manipulative behaviour on the part of influential or colluding market actors. We develop a general account of systemically important prices and indices as well as of the market vulnerabilities to which they can give rise. We then develop a menu of regulatory strategies for addressing these vulnerabilities in manners that protect markets’ capacities to translate fundamental values into (more) accurate prices or indices when such prices or indices are systemically important.  Key to the effort is recognizing that what we propose is in some cases what regulators are committed to doing already in maintaining market integrity, and in other cases is what central banks do already in determining appropriate money rental (‘interest‘) rates and securing them through open market operations.","container-title":"Journal of Financial Regulation","DOI":"10.1093/jfr/fjw007","ISSN":"2053-4833","issue":"1","journalAbbreviation":"J Financ Regul","page":"1-20","source":"Silverchair","title":"Systemically Significant Prices","volume":"2","author":[{"family":"Hockett","given":"Robert C."},{"family":"Omarova","given":"Saule T."}],"issued":{"date-parts":[["2016",3,1]]}}}],"schema":"https://github.com/citation-style-language/schema/raw/master/csl-citation.json"} </w:instrText>
+        <w:instrText xml:space="preserve"> ADDIN ZOTERO_ITEM CSL_CITATION {"citationID":"2EzF4PzN","properties":{"formattedCitation":"(Hockett and Omarova 2016)","plainCitation":"(Hockett and Omarova 2016)","dontUpdate":true,"noteIndex":0},"citationItems":[{"id":6704,"uris":["http://zotero.org/groups/6311349/items/NZ4TQUBJ"],"itemData":{"id":6704,"type":"article-journal","abstract":"Some prices and indices in domestic or global markets take on particular market-wide importance. This can occur either because (i) they are associated with ubiquitous inputs to production, (ii) they are associated with highly popular asset classes, (iii) by convention they tend to be used as benchmarks in determining other prices, or (iv) some combination of the above.  Examples include prevailing wage and salary rates, certain energy and commodity prices, and such indices and borrowing rates as the Standard &amp;amp; Poor’s 500, the Federal Funds Rate, and the Libor and Euribor interbank lending rate benchmarks.We call such prices and indices ‘systemically important’ prices and indices, or ‘SIPIs’. Over the long term, these prices and indices tend towards certain statistical mean values that reflect determinants that can plausibly be treated as ‘fundamentals’, be these demographic, technological, or global-quantity-rooted in character.  At times, however, SIPIs can move out of alignment with mean values and associated fundamentals owing to distortions stemming from missing information, recursive collective action problems (including ‘noise’ trading and ‘herd’ behaviour), or even deliberately manipulative behaviour on the part of influential or colluding market actors. We develop a general account of systemically important prices and indices as well as of the market vulnerabilities to which they can give rise. We then develop a menu of regulatory strategies for addressing these vulnerabilities in manners that protect markets’ capacities to translate fundamental values into (more) accurate prices or indices when such prices or indices are systemically important.  Key to the effort is recognizing that what we propose is in some cases what regulators are committed to doing already in maintaining market integrity, and in other cases is what central banks do already in determining appropriate money rental (‘interest‘) rates and securing them through open market operations.","container-title":"Journal of Financial Regulation","DOI":"10.1093/jfr/fjw007","ISSN":"2053-4833","issue":"1","journalAbbreviation":"J Financ Regul","page":"1-20","source":"Silverchair","title":"Systemically Significant Prices","volume":"2","author":[{"family":"Hockett","given":"Robert C."},{"family":"Omarova","given":"Saule T."}],"issued":{"date-parts":[["2016",3,1]]}}}],"schema":"https://github.com/citation-style-language/schema/raw/master/csl-citation.json"} </w:instrText>
       </w:r>
       <w:r>
         <w:rPr>
@@ -3091,6 +3007,13 @@
           <w:lang w:val="en-US"/>
         </w:rPr>
         <w:t>) refer</w:t>
+      </w:r>
+      <w:r>
+        <w:rPr>
+          <w:rFonts w:ascii="Times New Roman" w:hAnsi="Times New Roman" w:cs="Times New Roman"/>
+          <w:lang w:val="en-US"/>
+        </w:rPr>
+        <w:t>s</w:t>
       </w:r>
       <w:r>
         <w:rPr>
@@ -3226,7 +3149,7 @@
           <w:rFonts w:ascii="Times New Roman" w:hAnsi="Times New Roman" w:cs="Times New Roman"/>
           <w:lang w:val="en-US"/>
         </w:rPr>
-        <w:t xml:space="preserve"> In other words, they group three types of systemically significant sectors: those essential for human livelihood such as food, housing and utilities; those providing for the infrastructure of commerce such as wholesale trade; and those that provide key production inputs like oil, petroleum and chemicals. This typology of three groups of systemically significant sectors</w:t>
+        <w:t xml:space="preserve"> In other words, they group three types of systemically significant sectors: those essential for human livelihood such as food, housing and utilities; those providing for the infrastructure of commerce such as wholesale trade; and those that provide key production inputs like oil, petroleum and chemicals. This typology of systemically significant sectors</w:t>
       </w:r>
       <w:r>
         <w:rPr>
@@ -3282,7 +3205,7 @@
           <w:rFonts w:ascii="Times New Roman" w:hAnsi="Times New Roman" w:cs="Times New Roman"/>
           <w:lang w:val="en-US"/>
         </w:rPr>
-        <w:instrText xml:space="preserve"> ADDIN ZOTERO_ITEM CSL_CITATION {"citationID":"g4aZEgwN","properties":{"formattedCitation":"(Weber et al. 2026)","plainCitation":"(Weber et al. 2026)","noteIndex":0},"citationItems":[{"id":6586,"uris":["http://zotero.org/groups/6311349/items/8YS97DDS"],"itemData":{"id":6586,"type":"article-journal","abstract":"Climate change and geopolitical tensions render supply shocks more likely, which can trigger inflation (“shockflation”). Additionally, the EU's reliance upon an emissions trading system as its chief climate mitigation policy can give rise to inflation (“carbonflation”). Through simulations using an input-output price model for Germany, we show that the same systemically significant sectors – those essential for human livelihoods, production and commerce – present points of vulnerability for shockflation and also carbonflation, if carbon markets are the only policy tool deployed to cut emissions. A total of up to 91.3 percent of potential carbonflation can be attributed to just six systemically significant sectors. Our findings remain robust under varying assumptions regarding substitution and passthrough effects. We identify three pathways to systemic significance: CPI weight, price volatility and upstreamness. This can inform decarbonization policies that pursue both a green transition of the energy system and stabilization.","container-title":"Energy Policy","DOI":"10.1016/j.enpol.2026.115395","ISSN":"0301-4215","journalAbbreviation":"Energy Policy","page":"115395","source":"ScienceDirect","title":"Carbon prices and inflation in a world of shocks: Systemically significant prices and industrial policy targeting in Germany","title-short":"Carbon prices and inflation in a world of shocks","volume":"217","author":[{"family":"Weber","given":"Isabella M."},{"family":"Thie","given":"Jan-Erik"},{"family":"Jauregui","given":"Jesus Lara"},{"family":"Teixeira","given":"Lucas"}],"issued":{"date-parts":[["2026",10,1]]}}}],"schema":"https://github.com/citation-style-language/schema/raw/master/csl-citation.json"} </w:instrText>
+        <w:instrText xml:space="preserve"> ADDIN ZOTERO_ITEM CSL_CITATION {"citationID":"g4aZEgwN","properties":{"formattedCitation":"(Weber et al. 2026)","plainCitation":"(Weber et al. 2026)","dontUpdate":true,"noteIndex":0},"citationItems":[{"id":6586,"uris":["http://zotero.org/groups/6311349/items/8YS97DDS"],"itemData":{"id":6586,"type":"article-journal","abstract":"Climate change and geopolitical tensions render supply shocks more likely, which can trigger inflation (“shockflation”). Additionally, the EU's reliance upon an emissions trading system as its chief climate mitigation policy can give rise to inflation (“carbonflation”). Through simulations using an input-output price model for Germany, we show that the same systemically significant sectors – those essential for human livelihoods, production and commerce – present points of vulnerability for shockflation and also carbonflation, if carbon markets are the only policy tool deployed to cut emissions. A total of up to 91.3 percent of potential carbonflation can be attributed to just six systemically significant sectors. Our findings remain robust under varying assumptions regarding substitution and passthrough effects. We identify three pathways to systemic significance: CPI weight, price volatility and upstreamness. This can inform decarbonization policies that pursue both a green transition of the energy system and stabilization.","container-title":"Energy Policy","DOI":"10.1016/j.enpol.2026.115395","ISSN":"0301-4215","journalAbbreviation":"Energy Policy","page":"115395","source":"ScienceDirect","title":"Carbon prices and inflation in a world of shocks: Systemically significant prices and industrial policy targeting in Germany","title-short":"Carbon prices and inflation in a world of shocks","volume":"217","author":[{"family":"Weber","given":"Isabella M."},{"family":"Thie","given":"Jan-Erik"},{"family":"Jauregui","given":"Jesus Lara"},{"family":"Teixeira","given":"Lucas"}],"issued":{"date-parts":[["2026",10,1]]}}}],"schema":"https://github.com/citation-style-language/schema/raw/master/csl-citation.json"} </w:instrText>
       </w:r>
       <w:r>
         <w:rPr>
@@ -3345,7 +3268,7 @@
           <w:rFonts w:ascii="Times New Roman" w:hAnsi="Times New Roman" w:cs="Times New Roman"/>
           <w:lang w:val="en-US"/>
         </w:rPr>
-        <w:instrText xml:space="preserve"> ADDIN ZOTERO_ITEM CSL_CITATION {"citationID":"GIPrjWvE","properties":{"formattedCitation":"(Goldztejn 2024)","plainCitation":"(Goldztejn 2024)","noteIndex":0},"citationItems":[{"id":6700,"uris":["http://zotero.org/groups/6311349/items/I3H2DAXF"],"itemData":{"id":6700,"type":"report","abstract":"In this paper, we analyse the recent inflation period (2021-2023) in the case of France. We first study the cost-push dimension of inflation with an Input-Output price model (Leontief price model) using the methodology developed by Weber et al (2024) for the USA, which we extend to include the sensitivity of the CPI to import prices; this allows us to identify, in the case of France, the 'systemically significant' sectors as defined by Weber et al (2024) (after Hockett &amp; Omarova (2016)). In the second part, based on detailed National Accounts data, we study the evolution of price components and value sharing, accounting for the sector heterogeneity of the dynamics. In this section, we also provide elements to the debate on 'profit inflation'. Based on the results obtained, it seems that the term 'cost-push-profit-led inflation' (Nikiforos et al (2024)) appropriately describes the phenomenon observed in France over the period studied. These results call for a rethinking and renewing of the policy toolbox against inflation. These considerations prove particularly relevant in the context of ecological transition, because of the various issues it raises: in terms of energy, raw materials and provisioning (Miller et al (2023)), but also of satisfying essential needs through the production and distribution of specific goods and services in a post-growth context (Doyal &amp; Gough (1984), Briens (2015), Millward-Hopkins (2020), Durand et al (2024)).","genre":"Working Paper","language":"eng","license":"https://www.econstor.eu/dspace/Nutzungsbedingungen","number":"110","publisher":"FMM Working Paper","source":"www.econstor.eu","title":"Cost-push and conflict inflation: The case of France between 2021 and 2023","title-short":"Cost-push and conflict inflation","URL":"https://www.econstor.eu/handle/10419/324475","author":[{"family":"Goldztejn","given":"Dimitri"}],"accessed":{"date-parts":[["2026",7,13]]},"issued":{"date-parts":[["2024"]]}}}],"schema":"https://github.com/citation-style-language/schema/raw/master/csl-citation.json"} </w:instrText>
+        <w:instrText xml:space="preserve"> ADDIN ZOTERO_ITEM CSL_CITATION {"citationID":"GIPrjWvE","properties":{"formattedCitation":"(Goldztejn 2024)","plainCitation":"(Goldztejn 2024)","dontUpdate":true,"noteIndex":0},"citationItems":[{"id":6700,"uris":["http://zotero.org/groups/6311349/items/I3H2DAXF"],"itemData":{"id":6700,"type":"report","abstract":"In this paper, we analyse the recent inflation period (2021-2023) in the case of France. We first study the cost-push dimension of inflation with an Input-Output price model (Leontief price model) using the methodology developed by Weber et al (2024) for the USA, which we extend to include the sensitivity of the CPI to import prices; this allows us to identify, in the case of France, the 'systemically significant' sectors as defined by Weber et al (2024) (after Hockett &amp; Omarova (2016)). In the second part, based on detailed National Accounts data, we study the evolution of price components and value sharing, accounting for the sector heterogeneity of the dynamics. In this section, we also provide elements to the debate on 'profit inflation'. Based on the results obtained, it seems that the term 'cost-push-profit-led inflation' (Nikiforos et al (2024)) appropriately describes the phenomenon observed in France over the period studied. These results call for a rethinking and renewing of the policy toolbox against inflation. These considerations prove particularly relevant in the context of ecological transition, because of the various issues it raises: in terms of energy, raw materials and provisioning (Miller et al (2023)), but also of satisfying essential needs through the production and distribution of specific goods and services in a post-growth context (Doyal &amp; Gough (1984), Briens (2015), Millward-Hopkins (2020), Durand et al (2024)).","genre":"Working Paper","language":"eng","license":"https://www.econstor.eu/dspace/Nutzungsbedingungen","number":"110","publisher":"FMM Working Paper","source":"www.econstor.eu","title":"Cost-push and conflict inflation: The case of France between 2021 and 2023","title-short":"Cost-push and conflict inflation","URL":"https://www.econstor.eu/handle/10419/324475","author":[{"family":"Goldztejn","given":"Dimitri"}],"accessed":{"date-parts":[["2026",7,13]]},"issued":{"date-parts":[["2024"]]}}}],"schema":"https://github.com/citation-style-language/schema/raw/master/csl-citation.json"} </w:instrText>
       </w:r>
       <w:r>
         <w:rPr>
@@ -3354,24 +3277,85 @@
         </w:rPr>
         <w:fldChar w:fldCharType="separate"/>
       </w:r>
-      <w:proofErr w:type="spellStart"/>
-      <w:r>
-        <w:rPr>
-          <w:rFonts w:ascii="Aptos" w:hAnsi="Aptos"/>
-          <w:lang w:val="en-US"/>
-        </w:rPr>
-        <w:t>Goldztejn</w:t>
-      </w:r>
-      <w:proofErr w:type="spellEnd"/>
-      <w:r>
-        <w:rPr>
-          <w:rFonts w:ascii="Aptos" w:hAnsi="Aptos"/>
+      <w:r>
+        <w:rPr>
+          <w:rFonts w:ascii="Aptos" w:hAnsi="Aptos"/>
+          <w:lang w:val="en-US"/>
+        </w:rPr>
+        <w:t xml:space="preserve">Goldztejn </w:t>
+      </w:r>
+      <w:r>
+        <w:rPr>
+          <w:rFonts w:ascii="Aptos" w:hAnsi="Aptos"/>
+          <w:lang w:val="en-US"/>
+        </w:rPr>
+        <w:t>(</w:t>
+      </w:r>
+      <w:r>
+        <w:rPr>
+          <w:rFonts w:ascii="Aptos" w:hAnsi="Aptos"/>
+          <w:lang w:val="en-US"/>
+        </w:rPr>
+        <w:t>2024)</w:t>
+      </w:r>
+      <w:r>
+        <w:rPr>
+          <w:rFonts w:ascii="Times New Roman" w:hAnsi="Times New Roman" w:cs="Times New Roman"/>
+          <w:lang w:val="en-US"/>
+        </w:rPr>
+        <w:fldChar w:fldCharType="end"/>
+      </w:r>
+      <w:r>
+        <w:rPr>
+          <w:rFonts w:ascii="Times New Roman" w:hAnsi="Times New Roman" w:cs="Times New Roman"/>
+          <w:lang w:val="en-US"/>
+        </w:rPr>
+        <w:t xml:space="preserve"> for France.</w:t>
+      </w:r>
+      <w:r>
+        <w:rPr>
+          <w:rFonts w:ascii="Times New Roman" w:hAnsi="Times New Roman" w:cs="Times New Roman"/>
           <w:lang w:val="en-US"/>
         </w:rPr>
         <w:t xml:space="preserve"> </w:t>
       </w:r>
       <w:r>
         <w:rPr>
+          <w:rFonts w:ascii="Times New Roman" w:hAnsi="Times New Roman" w:cs="Times New Roman"/>
+          <w:lang w:val="en-US"/>
+        </w:rPr>
+        <w:t xml:space="preserve">Using the World Input Output Database rather than national input output tables, </w:t>
+      </w:r>
+      <w:r>
+        <w:rPr>
+          <w:rFonts w:ascii="Times New Roman" w:hAnsi="Times New Roman" w:cs="Times New Roman"/>
+          <w:lang w:val="en-US"/>
+        </w:rPr>
+        <w:fldChar w:fldCharType="begin"/>
+      </w:r>
+      <w:r>
+        <w:rPr>
+          <w:rFonts w:ascii="Times New Roman" w:hAnsi="Times New Roman" w:cs="Times New Roman"/>
+          <w:lang w:val="en-US"/>
+        </w:rPr>
+        <w:instrText xml:space="preserve"> ADDIN ZOTERO_ITEM CSL_CITATION {"citationID":"vEpmvEfA","properties":{"formattedCitation":"(Ipsen et al. 2025)","plainCitation":"(Ipsen et al. 2025)","dontUpdate":true,"noteIndex":0},"citationItems":[{"id":6694,"uris":["http://zotero.org/groups/6311349/items/EYAZQBGE"],"itemData":{"id":6694,"type":"article-journal","abstract":"This paper documents asymmetries in price shock exposure for the EU, EU core and periphery within the global production network. Building on the foundational work of Weber et al. (2024a), we run a cost-push stress-test using data from the World Input Output Database to estimate a region’s exposure to globally originating and propagating price shocks. We confirm the existence of systemically significant sectors which dominate the overall price level. While the final goods price effects of various sectors are significant, about half are the result of higher-order propagation. This indirect effect is even larger for peripheral countries. Tracing disaggregated shock trajectories uncovers that price volatility originating in core and non-EU countries impacts the peripheral countries more than vice versa. Simultaneously, our method of recovering consumption substitution effects shows that substitution is more limited in the European periphery. The stark asymmetries in exposure have profound implications for fiscal and monetary policy.","container-title":"Structural Change and Economic Dynamics","DOI":"10.1016/j.strueco.2025.05.010","ISSN":"0954-349X","journalAbbreviation":"Structural Change and Economic Dynamics","page":"713-724","source":"ScienceDirect","title":"Stress-testing Inflation Exposure: Systemically significant prices and asymmetric shock propagation in the EU","title-short":"Stress-testing Inflation Exposure","volume":"74","author":[{"family":"Ipsen","given":"Leonhard"},{"family":"Aminian","given":"Armin"},{"family":"Schulz","given":"Jan"}],"issued":{"date-parts":[["2025",9,1]]}}}],"schema":"https://github.com/citation-style-language/schema/raw/master/csl-citation.json"} </w:instrText>
+      </w:r>
+      <w:r>
+        <w:rPr>
+          <w:rFonts w:ascii="Times New Roman" w:hAnsi="Times New Roman" w:cs="Times New Roman"/>
+          <w:lang w:val="en-US"/>
+        </w:rPr>
+        <w:fldChar w:fldCharType="separate"/>
+      </w:r>
+      <w:r>
+        <w:rPr>
+          <w:rFonts w:ascii="Aptos" w:hAnsi="Aptos"/>
+          <w:lang w:val="en-US"/>
+        </w:rPr>
+        <w:t xml:space="preserve">Ipsen et al. </w:t>
+      </w:r>
+      <w:r>
+        <w:rPr>
           <w:rFonts w:ascii="Aptos" w:hAnsi="Aptos"/>
           <w:lang w:val="en-US"/>
         </w:rPr>
@@ -3382,7 +3366,7 @@
           <w:rFonts w:ascii="Aptos" w:hAnsi="Aptos"/>
           <w:lang w:val="en-US"/>
         </w:rPr>
-        <w:t>2024)</w:t>
+        <w:t>2025)</w:t>
       </w:r>
       <w:r>
         <w:rPr>
@@ -3396,93 +3380,7 @@
           <w:rFonts w:ascii="Times New Roman" w:hAnsi="Times New Roman" w:cs="Times New Roman"/>
           <w:lang w:val="en-US"/>
         </w:rPr>
-        <w:t xml:space="preserve"> for France.</w:t>
-      </w:r>
-      <w:r>
-        <w:rPr>
-          <w:rFonts w:ascii="Times New Roman" w:hAnsi="Times New Roman" w:cs="Times New Roman"/>
-          <w:lang w:val="en-US"/>
-        </w:rPr>
-        <w:t xml:space="preserve"> </w:t>
-      </w:r>
-      <w:r>
-        <w:rPr>
-          <w:rFonts w:ascii="Times New Roman" w:hAnsi="Times New Roman" w:cs="Times New Roman"/>
-          <w:lang w:val="en-US"/>
-        </w:rPr>
-        <w:t xml:space="preserve">Using the World Input Output Database rather than national input output tables, </w:t>
-      </w:r>
-      <w:r>
-        <w:rPr>
-          <w:rFonts w:ascii="Times New Roman" w:hAnsi="Times New Roman" w:cs="Times New Roman"/>
-          <w:lang w:val="en-US"/>
-        </w:rPr>
-        <w:fldChar w:fldCharType="begin"/>
-      </w:r>
-      <w:r>
-        <w:rPr>
-          <w:rFonts w:ascii="Times New Roman" w:hAnsi="Times New Roman" w:cs="Times New Roman"/>
-          <w:lang w:val="en-US"/>
-        </w:rPr>
-        <w:instrText xml:space="preserve"> ADDIN ZOTERO_ITEM CSL_CITATION {"citationID":"vEpmvEfA","properties":{"formattedCitation":"(Ipsen et al. 2025)","plainCitation":"(Ipsen et al. 2025)","noteIndex":0},"citationItems":[{"id":6694,"uris":["http://zotero.org/groups/6311349/items/EYAZQBGE"],"itemData":{"id":6694,"type":"article-journal","abstract":"This paper documents asymmetries in price shock exposure for the EU, EU core and periphery within the global production network. Building on the foundational work of Weber et al. (2024a), we run a cost-push stress-test using data from the World Input Output Database to estimate a region’s exposure to globally originating and propagating price shocks. We confirm the existence of systemically significant sectors which dominate the overall price level. While the final goods price effects of various sectors are significant, about half are the result of higher-order propagation. This indirect effect is even larger for peripheral countries. Tracing disaggregated shock trajectories uncovers that price volatility originating in core and non-EU countries impacts the peripheral countries more than vice versa. Simultaneously, our method of recovering consumption substitution effects shows that substitution is more limited in the European periphery. The stark asymmetries in exposure have profound implications for fiscal and monetary policy.","container-title":"Structural Change and Economic Dynamics","DOI":"10.1016/j.strueco.2025.05.010","ISSN":"0954-349X","journalAbbreviation":"Structural Change and Economic Dynamics","page":"713-724","source":"ScienceDirect","title":"Stress-testing Inflation Exposure: Systemically significant prices and asymmetric shock propagation in the EU","title-short":"Stress-testing Inflation Exposure","volume":"74","author":[{"family":"Ipsen","given":"Leonhard"},{"family":"Aminian","given":"Armin"},{"family":"Schulz","given":"Jan"}],"issued":{"date-parts":[["2025",9,1]]}}}],"schema":"https://github.com/citation-style-language/schema/raw/master/csl-citation.json"} </w:instrText>
-      </w:r>
-      <w:r>
-        <w:rPr>
-          <w:rFonts w:ascii="Times New Roman" w:hAnsi="Times New Roman" w:cs="Times New Roman"/>
-          <w:lang w:val="en-US"/>
-        </w:rPr>
-        <w:fldChar w:fldCharType="separate"/>
-      </w:r>
-      <w:r>
-        <w:rPr>
-          <w:rFonts w:ascii="Aptos" w:hAnsi="Aptos"/>
-          <w:lang w:val="en-US"/>
-        </w:rPr>
-        <w:t xml:space="preserve">Ipsen et al. </w:t>
-      </w:r>
-      <w:r>
-        <w:rPr>
-          <w:rFonts w:ascii="Aptos" w:hAnsi="Aptos"/>
-          <w:lang w:val="en-US"/>
-        </w:rPr>
-        <w:t>(</w:t>
-      </w:r>
-      <w:r>
-        <w:rPr>
-          <w:rFonts w:ascii="Aptos" w:hAnsi="Aptos"/>
-          <w:lang w:val="en-US"/>
-        </w:rPr>
-        <w:t>2025)</w:t>
-      </w:r>
-      <w:r>
-        <w:rPr>
-          <w:rFonts w:ascii="Times New Roman" w:hAnsi="Times New Roman" w:cs="Times New Roman"/>
-          <w:lang w:val="en-US"/>
-        </w:rPr>
-        <w:fldChar w:fldCharType="end"/>
-      </w:r>
-      <w:r>
-        <w:rPr>
-          <w:rFonts w:ascii="Times New Roman" w:hAnsi="Times New Roman" w:cs="Times New Roman"/>
-          <w:lang w:val="en-US"/>
-        </w:rPr>
-        <w:t xml:space="preserve"> ran cost-push stress tests to estimate </w:t>
-      </w:r>
-      <w:proofErr w:type="spellStart"/>
-      <w:r>
-        <w:rPr>
-          <w:rFonts w:ascii="Times New Roman" w:hAnsi="Times New Roman" w:cs="Times New Roman"/>
-          <w:lang w:val="en-US"/>
-        </w:rPr>
-        <w:t>shockflation</w:t>
-      </w:r>
-      <w:proofErr w:type="spellEnd"/>
-      <w:r>
-        <w:rPr>
-          <w:rFonts w:ascii="Times New Roman" w:hAnsi="Times New Roman" w:cs="Times New Roman"/>
-          <w:lang w:val="en-US"/>
-        </w:rPr>
-        <w:t xml:space="preserve"> exposure within the European Union (EU), distinguishing asymmetries of exposures between the EU core and periphery. On the one hand, </w:t>
+        <w:t xml:space="preserve"> ran cost-push stress tests to estimate shockflation exposure within the European Union (EU), distinguishing asymmetries of exposures between the EU core and periphery. On the one hand, </w:t>
       </w:r>
       <w:r>
         <w:rPr>
@@ -3503,23 +3401,107 @@
       <w:r>
         <w:rPr>
           <w:rFonts w:ascii="Times New Roman" w:hAnsi="Times New Roman" w:cs="Times New Roman"/>
-          <w:lang w:val="en-US"/>
-        </w:rPr>
-        <w:t>The identification of sectors w</w:t>
-      </w:r>
-      <w:r>
-        <w:rPr>
-          <w:rFonts w:ascii="Times New Roman" w:hAnsi="Times New Roman" w:cs="Times New Roman"/>
-          <w:lang w:val="en-US"/>
-        </w:rPr>
-        <w:t xml:space="preserve">ith systemically significant prices is relevant with respect to economic policy as </w:t>
-      </w:r>
-      <w:r>
-        <w:rPr>
-          <w:rFonts w:ascii="Times New Roman" w:hAnsi="Times New Roman" w:cs="Times New Roman"/>
-          <w:lang w:val="en-US"/>
-        </w:rPr>
-        <w:t>targeted measures in those sectors can help to stabilize price volatility in times of crisis.</w:t>
+          <w:noProof/>
+          <w:lang w:val="en-US"/>
+        </w:rPr>
+        <w:drawing>
+          <wp:anchor distT="0" distB="0" distL="114300" distR="114300" simplePos="0" relativeHeight="251658240" behindDoc="0" locked="0" layoutInCell="1" allowOverlap="1" wp14:anchorId="6F9A8687" wp14:editId="52A0B8D1">
+            <wp:simplePos x="0" y="0"/>
+            <wp:positionH relativeFrom="margin">
+              <wp:align>center</wp:align>
+            </wp:positionH>
+            <wp:positionV relativeFrom="paragraph">
+              <wp:posOffset>1691640</wp:posOffset>
+            </wp:positionV>
+            <wp:extent cx="5759450" cy="4114800"/>
+            <wp:effectExtent l="0" t="0" r="0" b="0"/>
+            <wp:wrapSquare wrapText="bothSides"/>
+            <wp:docPr id="628025848" name="Image 2"/>
+            <wp:cNvGraphicFramePr>
+              <a:graphicFrameLocks xmlns:a="http://schemas.openxmlformats.org/drawingml/2006/main" noChangeAspect="1"/>
+            </wp:cNvGraphicFramePr>
+            <a:graphic xmlns:a="http://schemas.openxmlformats.org/drawingml/2006/main">
+              <a:graphicData uri="http://schemas.openxmlformats.org/drawingml/2006/picture">
+                <pic:pic xmlns:pic="http://schemas.openxmlformats.org/drawingml/2006/picture">
+                  <pic:nvPicPr>
+                    <pic:cNvPr id="0" name="Picture 2"/>
+                    <pic:cNvPicPr>
+                      <a:picLocks noChangeAspect="1" noChangeArrowheads="1"/>
+                    </pic:cNvPicPr>
+                  </pic:nvPicPr>
+                  <pic:blipFill>
+                    <a:blip r:embed="rId8">
+                      <a:extLst>
+                        <a:ext uri="{28A0092B-C50C-407E-A947-70E740481C1C}">
+                          <a14:useLocalDpi xmlns:a14="http://schemas.microsoft.com/office/drawing/2010/main" val="0"/>
+                        </a:ext>
+                      </a:extLst>
+                    </a:blip>
+                    <a:srcRect/>
+                    <a:stretch>
+                      <a:fillRect/>
+                    </a:stretch>
+                  </pic:blipFill>
+                  <pic:spPr bwMode="auto">
+                    <a:xfrm>
+                      <a:off x="0" y="0"/>
+                      <a:ext cx="5759450" cy="4114800"/>
+                    </a:xfrm>
+                    <a:prstGeom prst="rect">
+                      <a:avLst/>
+                    </a:prstGeom>
+                    <a:noFill/>
+                    <a:ln>
+                      <a:noFill/>
+                    </a:ln>
+                  </pic:spPr>
+                </pic:pic>
+              </a:graphicData>
+            </a:graphic>
+          </wp:anchor>
+        </w:drawing>
+      </w:r>
+      <w:r>
+        <w:rPr>
+          <w:rFonts w:ascii="Times New Roman" w:hAnsi="Times New Roman" w:cs="Times New Roman"/>
+          <w:lang w:val="en-US"/>
+        </w:rPr>
+        <w:t xml:space="preserve">Sectors with systemically significant prices play a great role </w:t>
+      </w:r>
+      <w:r>
+        <w:rPr>
+          <w:rFonts w:ascii="Times New Roman" w:hAnsi="Times New Roman" w:cs="Times New Roman"/>
+          <w:lang w:val="en-US"/>
+        </w:rPr>
+        <w:t xml:space="preserve">in </w:t>
+      </w:r>
+      <w:r>
+        <w:rPr>
+          <w:rFonts w:ascii="Times New Roman" w:hAnsi="Times New Roman" w:cs="Times New Roman"/>
+          <w:lang w:val="en-US"/>
+        </w:rPr>
+        <w:t xml:space="preserve">the process of sellers’ inflation which has been documented in the United States by Weber and Wasner. They showed that commodity price shocks in significant upstream sectors can trigger price hikes by firms with market power which can take advantage of bottlenecks in times of crisis and supply chain disruption to maintain or even increase their </w:t>
+      </w:r>
+      <w:r>
+        <w:rPr>
+          <w:rFonts w:ascii="Times New Roman" w:hAnsi="Times New Roman" w:cs="Times New Roman"/>
+          <w:lang w:val="en-US"/>
+        </w:rPr>
+        <w:t xml:space="preserve">margins. </w:t>
+      </w:r>
+      <w:r>
+        <w:rPr>
+          <w:rFonts w:ascii="Times New Roman" w:hAnsi="Times New Roman" w:cs="Times New Roman"/>
+          <w:lang w:val="en-US"/>
+        </w:rPr>
+        <w:t>Their decomposition of inflation as measured by the GDP deflator into profit and wage components in the United States showed that most of inflation during the 2020-2022 period was captured by nominal profit increases due to price hikes</w:t>
+      </w:r>
+      <w:r>
+        <w:rPr>
+          <w:rFonts w:ascii="Times New Roman" w:hAnsi="Times New Roman" w:cs="Times New Roman"/>
+          <w:lang w:val="en-US"/>
+        </w:rPr>
+        <w:t xml:space="preserve">. </w:t>
       </w:r>
     </w:p>
     <w:p>
@@ -3527,578 +3509,66 @@
         <w:jc w:val="both"/>
         <w:rPr>
           <w:rFonts w:ascii="Times New Roman" w:hAnsi="Times New Roman" w:cs="Times New Roman"/>
+          <w:lang w:val="en-US"/>
         </w:rPr>
       </w:pPr>
       <w:r>
         <w:rPr>
           <w:rFonts w:ascii="Times New Roman" w:hAnsi="Times New Roman" w:cs="Times New Roman"/>
-        </w:rPr>
-        <w:t xml:space="preserve">NEXT </w:t>
-      </w:r>
-      <w:r>
-        <w:rPr>
-          <w:rFonts w:ascii="Times New Roman" w:hAnsi="Times New Roman" w:cs="Times New Roman"/>
-          <w:lang w:val="en-US"/>
-        </w:rPr>
-        <w:sym w:font="Wingdings" w:char="F0E8"/>
-      </w:r>
-      <w:r>
-        <w:rPr>
-          <w:rFonts w:ascii="Times New Roman" w:hAnsi="Times New Roman" w:cs="Times New Roman"/>
-        </w:rPr>
-        <w:t xml:space="preserve"> dire pourquoi l’identification d</w:t>
-      </w:r>
-      <w:r>
-        <w:rPr>
-          <w:rFonts w:ascii="Times New Roman" w:hAnsi="Times New Roman" w:cs="Times New Roman"/>
-        </w:rPr>
-        <w:t>es secteurs est important, car cela permettra de lier aux mesures de politiques économiques préconisées par les tenant de cette approche, à savoir le contrôle des prix, le buffer stock system… et ensuite de lier au concept d’inflation des vendeurs, peut être que j’aurai même la possibilité d’inclure le graphique de décomposition de l’inflation suisse (salaire-profit) ?</w:t>
-      </w:r>
-    </w:p>
-    <w:p>
-      <w:pPr>
-        <w:jc w:val="both"/>
-        <w:rPr>
-          <w:rFonts w:ascii="Times New Roman" w:hAnsi="Times New Roman" w:cs="Times New Roman"/>
-          <w:i/>
-          <w:iCs/>
-          <w:lang w:val="en-US"/>
-        </w:rPr>
-      </w:pPr>
-      <w:r>
-        <w:rPr>
-          <w:rFonts w:ascii="Times New Roman" w:hAnsi="Times New Roman" w:cs="Times New Roman"/>
-          <w:i/>
-          <w:iCs/>
-        </w:rPr>
-        <w:t xml:space="preserve">Contre-argument possible: revenir à </w:t>
-      </w:r>
-      <w:proofErr w:type="spellStart"/>
-      <w:r>
-        <w:rPr>
-          <w:rFonts w:ascii="Times New Roman" w:hAnsi="Times New Roman" w:cs="Times New Roman"/>
-          <w:i/>
-          <w:iCs/>
-        </w:rPr>
-        <w:t>Dullien</w:t>
-      </w:r>
-      <w:proofErr w:type="spellEnd"/>
-      <w:r>
-        <w:rPr>
-          <w:rFonts w:ascii="Times New Roman" w:hAnsi="Times New Roman" w:cs="Times New Roman"/>
-          <w:i/>
-          <w:iCs/>
-        </w:rPr>
-        <w:t xml:space="preserve"> et al. </w:t>
-      </w:r>
-      <w:r>
-        <w:rPr>
-          <w:rFonts w:ascii="Times New Roman" w:hAnsi="Times New Roman" w:cs="Times New Roman"/>
-          <w:i/>
-          <w:iCs/>
-          <w:lang w:val="en-US"/>
-        </w:rPr>
-        <w:t xml:space="preserve">(2024) et </w:t>
-      </w:r>
-      <w:proofErr w:type="spellStart"/>
-      <w:r>
-        <w:rPr>
-          <w:rFonts w:ascii="Times New Roman" w:hAnsi="Times New Roman" w:cs="Times New Roman"/>
-          <w:i/>
-          <w:iCs/>
-          <w:lang w:val="en-US"/>
-        </w:rPr>
-        <w:t>lier</w:t>
-      </w:r>
-      <w:proofErr w:type="spellEnd"/>
-      <w:r>
-        <w:rPr>
-          <w:rFonts w:ascii="Times New Roman" w:hAnsi="Times New Roman" w:cs="Times New Roman"/>
-          <w:i/>
-          <w:iCs/>
-          <w:lang w:val="en-US"/>
-        </w:rPr>
-        <w:t xml:space="preserve"> au concept de prix </w:t>
-      </w:r>
-      <w:proofErr w:type="spellStart"/>
-      <w:r>
-        <w:rPr>
-          <w:rFonts w:ascii="Times New Roman" w:hAnsi="Times New Roman" w:cs="Times New Roman"/>
-          <w:i/>
-          <w:iCs/>
-          <w:lang w:val="en-US"/>
-        </w:rPr>
-        <w:t>systématiquement</w:t>
-      </w:r>
-      <w:proofErr w:type="spellEnd"/>
-      <w:r>
-        <w:rPr>
-          <w:rFonts w:ascii="Times New Roman" w:hAnsi="Times New Roman" w:cs="Times New Roman"/>
-          <w:i/>
-          <w:iCs/>
-          <w:lang w:val="en-US"/>
-        </w:rPr>
-        <w:t xml:space="preserve"> </w:t>
-      </w:r>
-      <w:proofErr w:type="spellStart"/>
-      <w:r>
-        <w:rPr>
-          <w:rFonts w:ascii="Times New Roman" w:hAnsi="Times New Roman" w:cs="Times New Roman"/>
-          <w:i/>
-          <w:iCs/>
-          <w:lang w:val="en-US"/>
-        </w:rPr>
-        <w:t>significatif</w:t>
-      </w:r>
-      <w:proofErr w:type="spellEnd"/>
-      <w:r>
-        <w:rPr>
-          <w:rFonts w:ascii="Times New Roman" w:hAnsi="Times New Roman" w:cs="Times New Roman"/>
-          <w:i/>
-          <w:iCs/>
-          <w:lang w:val="en-US"/>
-        </w:rPr>
-        <w:t xml:space="preserve"> (weber) </w:t>
-      </w:r>
-      <w:proofErr w:type="spellStart"/>
-      <w:r>
-        <w:rPr>
-          <w:rFonts w:ascii="Times New Roman" w:hAnsi="Times New Roman" w:cs="Times New Roman"/>
-          <w:i/>
-          <w:iCs/>
-          <w:lang w:val="en-US"/>
-        </w:rPr>
-        <w:t>afin</w:t>
-      </w:r>
-      <w:proofErr w:type="spellEnd"/>
-      <w:r>
-        <w:rPr>
-          <w:rFonts w:ascii="Times New Roman" w:hAnsi="Times New Roman" w:cs="Times New Roman"/>
-          <w:i/>
-          <w:iCs/>
-          <w:lang w:val="en-US"/>
-        </w:rPr>
-        <w:t xml:space="preserve"> de </w:t>
-      </w:r>
-      <w:proofErr w:type="spellStart"/>
-      <w:r>
-        <w:rPr>
-          <w:rFonts w:ascii="Times New Roman" w:hAnsi="Times New Roman" w:cs="Times New Roman"/>
-          <w:i/>
-          <w:iCs/>
-          <w:lang w:val="en-US"/>
-        </w:rPr>
-        <w:t>souligner</w:t>
-      </w:r>
-      <w:proofErr w:type="spellEnd"/>
-      <w:r>
-        <w:rPr>
-          <w:rFonts w:ascii="Times New Roman" w:hAnsi="Times New Roman" w:cs="Times New Roman"/>
-          <w:i/>
-          <w:iCs/>
-          <w:lang w:val="en-US"/>
-        </w:rPr>
-        <w:t xml:space="preserve"> </w:t>
-      </w:r>
-      <w:proofErr w:type="spellStart"/>
-      <w:r>
-        <w:rPr>
-          <w:rFonts w:ascii="Times New Roman" w:hAnsi="Times New Roman" w:cs="Times New Roman"/>
-          <w:i/>
-          <w:iCs/>
-          <w:lang w:val="en-US"/>
-        </w:rPr>
-        <w:t>l’importance</w:t>
-      </w:r>
-      <w:proofErr w:type="spellEnd"/>
-      <w:r>
-        <w:rPr>
-          <w:rFonts w:ascii="Times New Roman" w:hAnsi="Times New Roman" w:cs="Times New Roman"/>
-          <w:i/>
-          <w:iCs/>
-          <w:lang w:val="en-US"/>
-        </w:rPr>
-        <w:t xml:space="preserve"> de </w:t>
-      </w:r>
-      <w:proofErr w:type="spellStart"/>
-      <w:r>
-        <w:rPr>
-          <w:rFonts w:ascii="Times New Roman" w:hAnsi="Times New Roman" w:cs="Times New Roman"/>
-          <w:i/>
-          <w:iCs/>
-          <w:lang w:val="en-US"/>
-        </w:rPr>
-        <w:t>l’administration</w:t>
-      </w:r>
-      <w:proofErr w:type="spellEnd"/>
-      <w:r>
-        <w:rPr>
-          <w:rFonts w:ascii="Times New Roman" w:hAnsi="Times New Roman" w:cs="Times New Roman"/>
-          <w:i/>
-          <w:iCs/>
-          <w:lang w:val="en-US"/>
-        </w:rPr>
-        <w:t xml:space="preserve"> des prix de </w:t>
-      </w:r>
-      <w:proofErr w:type="spellStart"/>
-      <w:r>
-        <w:rPr>
-          <w:rFonts w:ascii="Times New Roman" w:hAnsi="Times New Roman" w:cs="Times New Roman"/>
-          <w:i/>
-          <w:iCs/>
-          <w:lang w:val="en-US"/>
-        </w:rPr>
-        <w:t>l’énergie</w:t>
-      </w:r>
-      <w:proofErr w:type="spellEnd"/>
-      <w:r>
-        <w:rPr>
-          <w:rFonts w:ascii="Times New Roman" w:hAnsi="Times New Roman" w:cs="Times New Roman"/>
-          <w:i/>
-          <w:iCs/>
-          <w:lang w:val="en-US"/>
-        </w:rPr>
-        <w:t xml:space="preserve">. </w:t>
-      </w:r>
-      <w:proofErr w:type="spellStart"/>
-      <w:r>
-        <w:rPr>
-          <w:rFonts w:ascii="Times New Roman" w:hAnsi="Times New Roman" w:cs="Times New Roman"/>
-          <w:i/>
-          <w:iCs/>
-          <w:lang w:val="en-US"/>
-        </w:rPr>
-        <w:t>Peut</w:t>
-      </w:r>
-      <w:proofErr w:type="spellEnd"/>
-      <w:r>
-        <w:rPr>
-          <w:rFonts w:ascii="Times New Roman" w:hAnsi="Times New Roman" w:cs="Times New Roman"/>
-          <w:i/>
-          <w:iCs/>
-          <w:lang w:val="en-US"/>
-        </w:rPr>
-        <w:t xml:space="preserve"> </w:t>
-      </w:r>
-      <w:proofErr w:type="spellStart"/>
-      <w:r>
-        <w:rPr>
-          <w:rFonts w:ascii="Times New Roman" w:hAnsi="Times New Roman" w:cs="Times New Roman"/>
-          <w:i/>
-          <w:iCs/>
-          <w:lang w:val="en-US"/>
-        </w:rPr>
-        <w:t>être</w:t>
-      </w:r>
-      <w:proofErr w:type="spellEnd"/>
-      <w:r>
-        <w:rPr>
-          <w:rFonts w:ascii="Times New Roman" w:hAnsi="Times New Roman" w:cs="Times New Roman"/>
-          <w:i/>
-          <w:iCs/>
-          <w:lang w:val="en-US"/>
-        </w:rPr>
-        <w:t xml:space="preserve"> après passage sur </w:t>
-      </w:r>
-      <w:proofErr w:type="spellStart"/>
-      <w:r>
-        <w:rPr>
-          <w:rFonts w:ascii="Times New Roman" w:hAnsi="Times New Roman" w:cs="Times New Roman"/>
-          <w:i/>
-          <w:iCs/>
-          <w:lang w:val="en-US"/>
-        </w:rPr>
-        <w:t>l’ilot</w:t>
-      </w:r>
-      <w:proofErr w:type="spellEnd"/>
-      <w:r>
-        <w:rPr>
-          <w:rFonts w:ascii="Times New Roman" w:hAnsi="Times New Roman" w:cs="Times New Roman"/>
-          <w:i/>
-          <w:iCs/>
-          <w:lang w:val="en-US"/>
-        </w:rPr>
-        <w:t xml:space="preserve"> de </w:t>
-      </w:r>
-      <w:proofErr w:type="spellStart"/>
-      <w:r>
-        <w:rPr>
-          <w:rFonts w:ascii="Times New Roman" w:hAnsi="Times New Roman" w:cs="Times New Roman"/>
-          <w:i/>
-          <w:iCs/>
-          <w:lang w:val="en-US"/>
-        </w:rPr>
-        <w:t>cherté</w:t>
-      </w:r>
-      <w:proofErr w:type="spellEnd"/>
-      <w:r>
-        <w:rPr>
-          <w:rFonts w:ascii="Times New Roman" w:hAnsi="Times New Roman" w:cs="Times New Roman"/>
-          <w:i/>
-          <w:iCs/>
-          <w:lang w:val="en-US"/>
-        </w:rPr>
-        <w:t> ?</w:t>
-      </w:r>
-    </w:p>
-    <w:p>
-      <w:pPr>
-        <w:jc w:val="both"/>
-        <w:rPr>
-          <w:rFonts w:ascii="Times New Roman" w:hAnsi="Times New Roman" w:cs="Times New Roman"/>
-          <w:i/>
-          <w:iCs/>
-          <w:lang w:val="en-US"/>
-        </w:rPr>
-      </w:pPr>
-      <w:r>
-        <w:rPr>
-          <w:rFonts w:ascii="Times New Roman" w:hAnsi="Times New Roman" w:cs="Times New Roman"/>
-          <w:u w:val="single"/>
-          <w:lang w:val="en-US"/>
-        </w:rPr>
-        <w:t xml:space="preserve">Although the impact of administered prices on inflation is generally considered to be of no importance, they are nevertheless frequently singled out and criticized for </w:t>
-      </w:r>
-      <w:r>
-        <w:rPr>
-          <w:rFonts w:ascii="Times New Roman" w:hAnsi="Times New Roman" w:cs="Times New Roman"/>
-          <w:u w:val="single"/>
-          <w:lang w:val="en-US"/>
-        </w:rPr>
-        <w:t xml:space="preserve">making Switzerland an island of high prices. </w:t>
-      </w:r>
-      <w:r>
-        <w:rPr>
-          <w:rFonts w:ascii="Times New Roman" w:hAnsi="Times New Roman" w:cs="Times New Roman"/>
-          <w:u w:val="single"/>
-          <w:lang w:val="en-US"/>
-        </w:rPr>
-        <w:t xml:space="preserve">The matter of the high price level has been at the forefront of policy and reform debates in the last decades </w:t>
-      </w:r>
-      <w:r>
-        <w:rPr>
-          <w:rFonts w:ascii="Times New Roman" w:hAnsi="Times New Roman" w:cs="Times New Roman"/>
-          <w:u w:val="single"/>
-          <w:lang w:val="en-US"/>
-        </w:rPr>
-        <w:t>and was used by policy makers as well as business associations and neoliberal think thanks to promote the transformation of Switzerland’s model of organized capitalism into a neoliberal one.</w:t>
-      </w:r>
-      <w:r>
-        <w:rPr>
-          <w:rFonts w:ascii="Times New Roman" w:hAnsi="Times New Roman" w:cs="Times New Roman"/>
-          <w:u w:val="single"/>
-          <w:lang w:val="en-US"/>
-        </w:rPr>
-        <w:t xml:space="preserve"> </w:t>
-      </w:r>
-      <w:r>
-        <w:rPr>
-          <w:rFonts w:ascii="Times New Roman" w:hAnsi="Times New Roman" w:cs="Times New Roman"/>
-          <w:lang w:val="en-US"/>
-        </w:rPr>
-        <w:sym w:font="Wingdings" w:char="F0E8"/>
-      </w:r>
-      <w:r>
-        <w:rPr>
-          <w:rFonts w:ascii="Times New Roman" w:hAnsi="Times New Roman" w:cs="Times New Roman"/>
-          <w:lang w:val="en-US"/>
-        </w:rPr>
-        <w:t xml:space="preserve"> </w:t>
-      </w:r>
-      <w:proofErr w:type="spellStart"/>
-      <w:r>
-        <w:rPr>
-          <w:rFonts w:ascii="Times New Roman" w:hAnsi="Times New Roman" w:cs="Times New Roman"/>
-          <w:i/>
-          <w:iCs/>
-          <w:lang w:val="en-US"/>
-        </w:rPr>
-        <w:t>aborder</w:t>
-      </w:r>
-      <w:proofErr w:type="spellEnd"/>
-      <w:r>
-        <w:rPr>
-          <w:rFonts w:ascii="Times New Roman" w:hAnsi="Times New Roman" w:cs="Times New Roman"/>
-          <w:i/>
-          <w:iCs/>
-          <w:lang w:val="en-US"/>
-        </w:rPr>
-        <w:t xml:space="preserve"> </w:t>
-      </w:r>
-      <w:proofErr w:type="spellStart"/>
-      <w:r>
-        <w:rPr>
-          <w:rFonts w:ascii="Times New Roman" w:hAnsi="Times New Roman" w:cs="Times New Roman"/>
-          <w:i/>
-          <w:iCs/>
-          <w:lang w:val="en-US"/>
-        </w:rPr>
-        <w:t>plutôt</w:t>
-      </w:r>
-      <w:proofErr w:type="spellEnd"/>
-      <w:r>
-        <w:rPr>
-          <w:rFonts w:ascii="Times New Roman" w:hAnsi="Times New Roman" w:cs="Times New Roman"/>
-          <w:i/>
-          <w:iCs/>
-          <w:lang w:val="en-US"/>
-        </w:rPr>
-        <w:t xml:space="preserve"> la question de </w:t>
-      </w:r>
-      <w:proofErr w:type="spellStart"/>
-      <w:r>
-        <w:rPr>
-          <w:rFonts w:ascii="Times New Roman" w:hAnsi="Times New Roman" w:cs="Times New Roman"/>
-          <w:i/>
-          <w:iCs/>
-          <w:lang w:val="en-US"/>
-        </w:rPr>
-        <w:t>l’ilôt</w:t>
-      </w:r>
-      <w:proofErr w:type="spellEnd"/>
-      <w:r>
-        <w:rPr>
-          <w:rFonts w:ascii="Times New Roman" w:hAnsi="Times New Roman" w:cs="Times New Roman"/>
-          <w:i/>
-          <w:iCs/>
-          <w:lang w:val="en-US"/>
-        </w:rPr>
-        <w:t xml:space="preserve"> des prix et de la </w:t>
-      </w:r>
-      <w:proofErr w:type="spellStart"/>
-      <w:r>
-        <w:rPr>
-          <w:rFonts w:ascii="Times New Roman" w:hAnsi="Times New Roman" w:cs="Times New Roman"/>
-          <w:i/>
-          <w:iCs/>
-          <w:lang w:val="en-US"/>
-        </w:rPr>
-        <w:t>néolibéralisation</w:t>
-      </w:r>
-      <w:proofErr w:type="spellEnd"/>
-      <w:r>
-        <w:rPr>
-          <w:rFonts w:ascii="Times New Roman" w:hAnsi="Times New Roman" w:cs="Times New Roman"/>
-          <w:i/>
-          <w:iCs/>
-          <w:lang w:val="en-US"/>
-        </w:rPr>
-        <w:t xml:space="preserve"> après </w:t>
-      </w:r>
-      <w:proofErr w:type="spellStart"/>
-      <w:r>
-        <w:rPr>
-          <w:rFonts w:ascii="Times New Roman" w:hAnsi="Times New Roman" w:cs="Times New Roman"/>
-          <w:i/>
-          <w:iCs/>
-          <w:lang w:val="en-US"/>
-        </w:rPr>
-        <w:t>avoir</w:t>
-      </w:r>
-      <w:proofErr w:type="spellEnd"/>
-      <w:r>
-        <w:rPr>
-          <w:rFonts w:ascii="Times New Roman" w:hAnsi="Times New Roman" w:cs="Times New Roman"/>
-          <w:i/>
-          <w:iCs/>
-          <w:lang w:val="en-US"/>
-        </w:rPr>
-        <w:t xml:space="preserve"> </w:t>
-      </w:r>
-      <w:proofErr w:type="spellStart"/>
-      <w:r>
-        <w:rPr>
-          <w:rFonts w:ascii="Times New Roman" w:hAnsi="Times New Roman" w:cs="Times New Roman"/>
-          <w:i/>
-          <w:iCs/>
-          <w:lang w:val="en-US"/>
-        </w:rPr>
-        <w:t>abordé</w:t>
-      </w:r>
-      <w:proofErr w:type="spellEnd"/>
-      <w:r>
-        <w:rPr>
-          <w:rFonts w:ascii="Times New Roman" w:hAnsi="Times New Roman" w:cs="Times New Roman"/>
-          <w:i/>
-          <w:iCs/>
-          <w:lang w:val="en-US"/>
-        </w:rPr>
-        <w:t xml:space="preserve"> </w:t>
-      </w:r>
-      <w:proofErr w:type="spellStart"/>
-      <w:r>
-        <w:rPr>
-          <w:rFonts w:ascii="Times New Roman" w:hAnsi="Times New Roman" w:cs="Times New Roman"/>
-          <w:i/>
-          <w:iCs/>
-          <w:lang w:val="en-US"/>
-        </w:rPr>
-        <w:t>l’administration</w:t>
-      </w:r>
-      <w:proofErr w:type="spellEnd"/>
-      <w:r>
-        <w:rPr>
-          <w:rFonts w:ascii="Times New Roman" w:hAnsi="Times New Roman" w:cs="Times New Roman"/>
-          <w:i/>
-          <w:iCs/>
-          <w:lang w:val="en-US"/>
-        </w:rPr>
-        <w:t xml:space="preserve"> des prix de </w:t>
-      </w:r>
-      <w:proofErr w:type="spellStart"/>
-      <w:r>
-        <w:rPr>
-          <w:rFonts w:ascii="Times New Roman" w:hAnsi="Times New Roman" w:cs="Times New Roman"/>
-          <w:i/>
-          <w:iCs/>
-          <w:lang w:val="en-US"/>
-        </w:rPr>
-        <w:t>l’électricité</w:t>
-      </w:r>
-      <w:proofErr w:type="spellEnd"/>
-    </w:p>
-    <w:p>
-      <w:pPr>
-        <w:rPr>
-          <w:rFonts w:asciiTheme="majorHAnsi" w:eastAsiaTheme="majorEastAsia" w:hAnsiTheme="majorHAnsi" w:cstheme="majorBidi"/>
-          <w:color w:val="0F4761" w:themeColor="accent1" w:themeShade="BF"/>
-          <w:sz w:val="40"/>
-          <w:szCs w:val="40"/>
-          <w:lang w:val="en-US"/>
-        </w:rPr>
-      </w:pPr>
-      <w:r>
-        <w:rPr>
-          <w:lang w:val="en-US"/>
-        </w:rPr>
-        <w:br w:type="page"/>
-      </w:r>
-    </w:p>
-    <w:p>
-      <w:pPr>
-        <w:pStyle w:val="Titre1"/>
-        <w:rPr>
-          <w:rFonts w:ascii="Times New Roman" w:hAnsi="Times New Roman" w:cs="Times New Roman"/>
-          <w:lang w:val="en-US"/>
-        </w:rPr>
-      </w:pPr>
-      <w:r>
-        <w:rPr>
-          <w:rFonts w:ascii="Times New Roman" w:hAnsi="Times New Roman" w:cs="Times New Roman"/>
           <w:lang w:val="en-US"/>
         </w:rPr>
         <w:lastRenderedPageBreak/>
-        <w:t>References</w:t>
-      </w:r>
-    </w:p>
-    <w:p>
-      <w:pPr>
-        <w:pStyle w:val="Bibliographie"/>
-        <w:rPr>
-          <w:rFonts w:ascii="Times New Roman" w:hAnsi="Times New Roman" w:cs="Times New Roman"/>
-          <w:kern w:val="0"/>
-        </w:rPr>
-      </w:pPr>
+        <w:t xml:space="preserve">As shown by the figure </w:t>
+      </w:r>
+      <w:r>
+        <w:rPr>
+          <w:rFonts w:ascii="Times New Roman" w:hAnsi="Times New Roman" w:cs="Times New Roman"/>
+          <w:lang w:val="en-US"/>
+        </w:rPr>
+        <w:t>above</w:t>
+      </w:r>
+      <w:r>
+        <w:rPr>
+          <w:rFonts w:ascii="Times New Roman" w:hAnsi="Times New Roman" w:cs="Times New Roman"/>
+          <w:lang w:val="en-US"/>
+        </w:rPr>
+        <w:t>, the same phenomena can be observed in Switzerland during the same period.</w:t>
+      </w:r>
+      <w:r>
+        <w:rPr>
+          <w:rFonts w:ascii="Times New Roman" w:hAnsi="Times New Roman" w:cs="Times New Roman"/>
+          <w:lang w:val="en-US"/>
+        </w:rPr>
+        <w:t xml:space="preserve"> Th</w:t>
+      </w:r>
+      <w:r>
+        <w:rPr>
+          <w:rFonts w:ascii="Times New Roman" w:hAnsi="Times New Roman" w:cs="Times New Roman"/>
+          <w:lang w:val="en-US"/>
+        </w:rPr>
+        <w:t>is figure</w:t>
+      </w:r>
+      <w:r>
+        <w:rPr>
+          <w:rFonts w:ascii="Times New Roman" w:hAnsi="Times New Roman" w:cs="Times New Roman"/>
+          <w:lang w:val="en-US"/>
+        </w:rPr>
+        <w:t xml:space="preserve"> shows how much of the nominal change in the Swiss gross value added (GVA) attributable to inflation is captured by labor in the form of wages and by capital through nominal increases in profit flows.</w:t>
+      </w:r>
+      <w:r>
+        <w:rPr>
+          <w:rFonts w:ascii="Times New Roman" w:hAnsi="Times New Roman" w:cs="Times New Roman"/>
+          <w:lang w:val="en-US"/>
+        </w:rPr>
+        <w:t xml:space="preserve"> During the period 2020-2022, profits as measured by gross operating surplus accounted for 12,6% of the 5,4% increase in the inflation rate of the GDP deflator, while compensation of employees accounted for -7,2% of the increase.</w:t>
+      </w:r>
+      <w:r>
+        <w:rPr>
+          <w:rFonts w:ascii="Times New Roman" w:hAnsi="Times New Roman" w:cs="Times New Roman"/>
+          <w:lang w:val="en-US"/>
+        </w:rPr>
+        <w:t xml:space="preserve"> This stands in sharp contrast to the economic crisis of the 1990s, when most of inflation was captured by increases in nominal wages. As indicated by </w:t>
+      </w:r>
       <w:r>
         <w:rPr>
           <w:rFonts w:ascii="Times New Roman" w:hAnsi="Times New Roman" w:cs="Times New Roman"/>
@@ -4111,7 +3581,7 @@
           <w:rFonts w:ascii="Times New Roman" w:hAnsi="Times New Roman" w:cs="Times New Roman"/>
           <w:lang w:val="en-US"/>
         </w:rPr>
-        <w:instrText xml:space="preserve"> ADDIN ZOTERO_BIBL {"uncited":[],"omitted":[],"custom":[]} CSL_BIBLIOGRAPHY </w:instrText>
+        <w:instrText xml:space="preserve"> ADDIN ZOTERO_ITEM CSL_CITATION {"citationID":"7y05Y1Nj","properties":{"formattedCitation":"(Leutert et al. 2026)","plainCitation":"(Leutert et al. 2026)","noteIndex":0},"citationItems":[{"id":6392,"uris":["http://zotero.org/groups/6311349/items/5DL5NGET"],"itemData":{"id":6392,"type":"article-journal","abstract":"We analyse the historical relationship between consumer prices and wages in Switzerland. Our results show that, between 1980 and 2019, the pass-through from prices to wages was substantial. At the same time, nominal wage increases only had a modest effect on prices. Other factors—such as imported inflation, inflation expectations and economic slack—clearly dominate wages in explaining price movements in Switzerland. Second-round effects of inflation, in turn, are mainly explained by inflation expectations. Our results suggest that the pass-through from wages to prices could be higher in an environment of elevated inflation. However, even in the 1980s and 1990s, the pass-through was only modest. It follows that periods of simultaneously high inflation and high wage growth were not the result of a wage-price spiral. Instead, the long-term comovement of the two variables can mostly be explained by common drivers (e.g. inflation expectations, economic slack) and by the gradual adjustment of wages to prices.","container-title":"Swiss Journal of Economics and Statistics","DOI":"10.1186/s41937-026-00148-x","ISSN":"2235-6282","issue":"1","journalAbbreviation":"Swiss J Economics Statistics","language":"en","page":"2","source":"Springer Link","title":"Wage-price pass-through in Switzerland","volume":"162","author":[{"family":"Leutert","given":"Jessica"},{"family":"Scheufele","given":"Rolf"},{"family":"Schön","given":"Selina"}],"issued":{"date-parts":[["2026",2,5]]}}}],"schema":"https://github.com/citation-style-language/schema/raw/master/csl-citation.json"} </w:instrText>
       </w:r>
       <w:r>
         <w:rPr>
@@ -4122,449 +3592,53 @@
       </w:r>
       <w:r>
         <w:rPr>
-          <w:rFonts w:ascii="Times New Roman" w:hAnsi="Times New Roman" w:cs="Times New Roman"/>
-          <w:lang w:val="en-US"/>
-        </w:rPr>
-        <w:fldChar w:fldCharType="begin"/>
-      </w:r>
-      <w:r>
-        <w:rPr>
-          <w:rFonts w:ascii="Times New Roman" w:hAnsi="Times New Roman" w:cs="Times New Roman"/>
-          <w:lang w:val="en-US"/>
-        </w:rPr>
-        <w:instrText xml:space="preserve"> INCLUDETEXT "C:\\Users\\gueney\\AppData\\Local\\Temp\\ZOTCCB5.tmp" \c MSRTF </w:instrText>
-      </w:r>
-      <w:r>
-        <w:rPr>
-          <w:rFonts w:ascii="Times New Roman" w:hAnsi="Times New Roman" w:cs="Times New Roman"/>
-          <w:lang w:val="en-US"/>
-        </w:rPr>
-        <w:instrText xml:space="preserve"> \* MERGEFORMAT </w:instrText>
-      </w:r>
-      <w:r>
-        <w:rPr>
-          <w:rFonts w:ascii="Times New Roman" w:hAnsi="Times New Roman" w:cs="Times New Roman"/>
-          <w:lang w:val="en-US"/>
-        </w:rPr>
-        <w:fldChar w:fldCharType="separate"/>
-      </w:r>
-      <w:r>
-        <w:rPr>
-          <w:rFonts w:ascii="Times New Roman" w:hAnsi="Times New Roman" w:cs="Times New Roman"/>
-          <w:kern w:val="0"/>
-        </w:rPr>
-        <w:t>Albouy, Martin, and Gilles Bordes. 2026. “The Swiss High-Price Island.” Direction générale du Trésor. https://www.tresor.economie.gouv.fr/Articles/2026/01/22/the-swiss-high-price-island.</w:t>
-      </w:r>
-    </w:p>
-    <w:p>
-      <w:pPr>
-        <w:pStyle w:val="Bibliographie"/>
-        <w:rPr>
-          <w:rFonts w:ascii="Times New Roman" w:hAnsi="Times New Roman" w:cs="Times New Roman"/>
-          <w:kern w:val="0"/>
-        </w:rPr>
-      </w:pPr>
-      <w:r>
-        <w:rPr>
-          <w:rFonts w:ascii="Times New Roman" w:hAnsi="Times New Roman" w:cs="Times New Roman"/>
-          <w:kern w:val="0"/>
-        </w:rPr>
-        <w:t>Auer, Raphael, Ariel Burstein, and Sarah M. Lein. 2021. “Exchange Rates and Prices: Evidence from the 2015 Swiss Franc Appreciation.” American Economic Review 111 (2): 652–86. https://doi.org/10.1257/aer.20181415.</w:t>
-      </w:r>
-    </w:p>
-    <w:p>
-      <w:pPr>
-        <w:pStyle w:val="Bibliographie"/>
-        <w:rPr>
-          <w:rFonts w:ascii="Times New Roman" w:hAnsi="Times New Roman" w:cs="Times New Roman"/>
-          <w:kern w:val="0"/>
-        </w:rPr>
-      </w:pPr>
-      <w:r>
-        <w:rPr>
-          <w:rFonts w:ascii="Times New Roman" w:hAnsi="Times New Roman" w:cs="Times New Roman"/>
-          <w:kern w:val="0"/>
-        </w:rPr>
-        <w:t>Auer, Simone, Simon Beyeler, and Jonas Meier. 2025. How Large Is the Impact of Administered Prices on Inflation in Switzerland? No. 10/2025. Swiss National Bank. https://www.snb.ch/en/publications/research/economic-notes/2025/economic_note_2025_10.</w:t>
-      </w:r>
-    </w:p>
-    <w:p>
-      <w:pPr>
-        <w:pStyle w:val="Bibliographie"/>
-        <w:rPr>
-          <w:rFonts w:ascii="Times New Roman" w:hAnsi="Times New Roman" w:cs="Times New Roman"/>
-          <w:kern w:val="0"/>
-        </w:rPr>
-      </w:pPr>
-      <w:r>
-        <w:rPr>
-          <w:rFonts w:ascii="Times New Roman" w:hAnsi="Times New Roman" w:cs="Times New Roman"/>
-          <w:kern w:val="0"/>
-        </w:rPr>
-        <w:t>Bachmann, Andreas. 2012. Exchange Rate Pass-through to Various Price Indices: Empirical Estimation Using Vector Error Correction Models. Working Paper Nos. 12–05. Discussion Papers. https://www.econstor.eu/handle/10419/76750.</w:t>
-      </w:r>
-    </w:p>
-    <w:p>
-      <w:pPr>
-        <w:pStyle w:val="Bibliographie"/>
-        <w:rPr>
-          <w:rFonts w:ascii="Times New Roman" w:hAnsi="Times New Roman" w:cs="Times New Roman"/>
-          <w:kern w:val="0"/>
-        </w:rPr>
-      </w:pPr>
-      <w:r>
-        <w:rPr>
-          <w:rFonts w:ascii="Times New Roman" w:hAnsi="Times New Roman" w:cs="Times New Roman"/>
-          <w:kern w:val="0"/>
-        </w:rPr>
-        <w:t>Baltensperger, Ernst. 2023. “The Return of Inflation.” Swiss Journal of Economics and Statistics 159 (1): 10. https://doi.org/10.1186/s41937-023-00114-x.</w:t>
-      </w:r>
-    </w:p>
-    <w:p>
-      <w:pPr>
-        <w:pStyle w:val="Bibliographie"/>
-        <w:rPr>
-          <w:rFonts w:ascii="Times New Roman" w:hAnsi="Times New Roman" w:cs="Times New Roman"/>
-          <w:kern w:val="0"/>
-        </w:rPr>
-      </w:pPr>
-      <w:r>
-        <w:rPr>
-          <w:rFonts w:ascii="Times New Roman" w:hAnsi="Times New Roman" w:cs="Times New Roman"/>
-          <w:kern w:val="0"/>
-        </w:rPr>
-        <w:t>Baltensperger, Ernst, and Peter Kugler. 2016. “The Historical Origins of the Safe Haven Status of the Swiss Franc.” Aussenwirtschaft 67 (2): 1–30.</w:t>
-      </w:r>
-    </w:p>
-    <w:p>
-      <w:pPr>
-        <w:pStyle w:val="Bibliographie"/>
-        <w:rPr>
-          <w:rFonts w:ascii="Times New Roman" w:hAnsi="Times New Roman" w:cs="Times New Roman"/>
-          <w:kern w:val="0"/>
-        </w:rPr>
-      </w:pPr>
-      <w:r>
-        <w:rPr>
-          <w:rFonts w:ascii="Times New Roman" w:hAnsi="Times New Roman" w:cs="Times New Roman"/>
-          <w:kern w:val="0"/>
-        </w:rPr>
-        <w:t>Dullien, Sebastian, David Gallusser, and Silke Tober. 2024. Historische Preissteigerungen in Deutschland, niedrige Inflation in der Schweiz: Die Rolle von Regulierung. Working Paper No. 224. IMK Working Paper. https://www.econstor.eu/handle/10419/302161.</w:t>
-      </w:r>
-    </w:p>
-    <w:p>
-      <w:pPr>
-        <w:pStyle w:val="Bibliographie"/>
-        <w:rPr>
-          <w:rFonts w:ascii="Times New Roman" w:hAnsi="Times New Roman" w:cs="Times New Roman"/>
-          <w:kern w:val="0"/>
-        </w:rPr>
-      </w:pPr>
-      <w:r>
-        <w:rPr>
-          <w:rFonts w:ascii="Times New Roman" w:hAnsi="Times New Roman" w:cs="Times New Roman"/>
-          <w:kern w:val="0"/>
-        </w:rPr>
-        <w:t>Eurostat. 2026. “Food Price Monitoring Tool.” Eurostat. https://doi.org/10.2908/PRC_FPMT_M.</w:t>
-      </w:r>
-    </w:p>
-    <w:p>
-      <w:pPr>
-        <w:pStyle w:val="Bibliographie"/>
-        <w:rPr>
-          <w:rFonts w:ascii="Times New Roman" w:hAnsi="Times New Roman" w:cs="Times New Roman"/>
-          <w:kern w:val="0"/>
-        </w:rPr>
-      </w:pPr>
-      <w:r>
-        <w:rPr>
-          <w:rFonts w:ascii="Times New Roman" w:hAnsi="Times New Roman" w:cs="Times New Roman"/>
-          <w:kern w:val="0"/>
-        </w:rPr>
-        <w:t>Fatum, Rasmus, and Yohei Yamamoto. 2016. “Intra-Safe Haven Currency Behavior during the Global Financial Crisis.” Journal of International Money and Finance, The New Normal in the Post-Crisis Era, vol. 66 (September): 49–64. https://doi.org/10.1016/j.jimonfin.2015.12.007.</w:t>
-      </w:r>
-    </w:p>
-    <w:p>
-      <w:pPr>
-        <w:pStyle w:val="Bibliographie"/>
-        <w:rPr>
-          <w:rFonts w:ascii="Times New Roman" w:hAnsi="Times New Roman" w:cs="Times New Roman"/>
-          <w:kern w:val="0"/>
-        </w:rPr>
-      </w:pPr>
-      <w:r>
-        <w:rPr>
-          <w:rFonts w:ascii="Times New Roman" w:hAnsi="Times New Roman" w:cs="Times New Roman"/>
-          <w:kern w:val="0"/>
-        </w:rPr>
-        <w:t>Goldztejn, Dimitri. 2024. Cost-Push and Conflict Inflation: The Case of France between 2021 and 2023. Working Paper No. 110. FMM Working Paper. https://www.econstor.eu/handle/10419/324475.</w:t>
-      </w:r>
-    </w:p>
-    <w:p>
-      <w:pPr>
-        <w:pStyle w:val="Bibliographie"/>
-        <w:rPr>
-          <w:rFonts w:ascii="Times New Roman" w:hAnsi="Times New Roman" w:cs="Times New Roman"/>
-          <w:kern w:val="0"/>
-        </w:rPr>
-      </w:pPr>
-      <w:r>
-        <w:rPr>
-          <w:rFonts w:ascii="Times New Roman" w:hAnsi="Times New Roman" w:cs="Times New Roman"/>
-          <w:kern w:val="0"/>
-        </w:rPr>
-        <w:t>Herger, Nils. 2012. “Exchange Rates and Import Prices in Switzerland.” Swiss Journal of Economics and Statistics 148 (3): 381–407. https://doi.org/10.1007/BF03399371.</w:t>
-      </w:r>
-    </w:p>
-    <w:p>
-      <w:pPr>
-        <w:pStyle w:val="Bibliographie"/>
-        <w:rPr>
-          <w:rFonts w:ascii="Times New Roman" w:hAnsi="Times New Roman" w:cs="Times New Roman"/>
-          <w:kern w:val="0"/>
-        </w:rPr>
-      </w:pPr>
-      <w:r>
-        <w:rPr>
-          <w:rFonts w:ascii="Times New Roman" w:hAnsi="Times New Roman" w:cs="Times New Roman"/>
-          <w:kern w:val="0"/>
-        </w:rPr>
-        <w:t>Hockett, Robert C., and Saule T. Omarova. 2016. “Systemically Significant Prices.” Journal of Financial Regulation 2 (1): 1–20. https://doi.org/10.1093/jfr/fjw007.</w:t>
-      </w:r>
-    </w:p>
-    <w:p>
-      <w:pPr>
-        <w:pStyle w:val="Bibliographie"/>
-        <w:rPr>
-          <w:rFonts w:ascii="Times New Roman" w:hAnsi="Times New Roman" w:cs="Times New Roman"/>
-          <w:kern w:val="0"/>
-        </w:rPr>
-      </w:pPr>
-      <w:r>
-        <w:rPr>
-          <w:rFonts w:ascii="Times New Roman" w:hAnsi="Times New Roman" w:cs="Times New Roman"/>
-          <w:kern w:val="0"/>
-        </w:rPr>
-        <w:t>Honohan, Patrick. 2024. “The Inflation Surge in Europe.” SSRN Scholarly Paper No. 4875072. Social Science Research Network, May 28. https://doi.org/10.2139/ssrn.4875072.</w:t>
-      </w:r>
-    </w:p>
-    <w:p>
-      <w:pPr>
-        <w:pStyle w:val="Bibliographie"/>
-        <w:rPr>
-          <w:rFonts w:ascii="Times New Roman" w:hAnsi="Times New Roman" w:cs="Times New Roman"/>
-          <w:kern w:val="0"/>
-        </w:rPr>
-      </w:pPr>
-      <w:r>
-        <w:rPr>
-          <w:rFonts w:ascii="Times New Roman" w:hAnsi="Times New Roman" w:cs="Times New Roman"/>
-          <w:kern w:val="0"/>
-        </w:rPr>
-        <w:lastRenderedPageBreak/>
-        <w:t>Ipsen, Leonhard, Armin Aminian, and Jan Schulz. 2025. “Stress-Testing Inflation Exposure: Systemically Significant Prices and Asymmetric Shock Propagation in the EU.” Structural Change and Economic Dynamics 74 (September): 713–24. https://doi.org/10.1016/j.strueco.2025.05.010.</w:t>
-      </w:r>
-    </w:p>
-    <w:p>
-      <w:pPr>
-        <w:pStyle w:val="Bibliographie"/>
-        <w:rPr>
-          <w:rFonts w:ascii="Times New Roman" w:hAnsi="Times New Roman" w:cs="Times New Roman"/>
-          <w:kern w:val="0"/>
-        </w:rPr>
-      </w:pPr>
-      <w:r>
-        <w:rPr>
-          <w:rFonts w:ascii="Times New Roman" w:hAnsi="Times New Roman" w:cs="Times New Roman"/>
-          <w:kern w:val="0"/>
-        </w:rPr>
-        <w:t>Kluser, Frédéric. 2025. “Cross-Border Shopping: Evidence from Household Transaction Records.” Swiss Journal of Economics and Statistics 161 (1): 9. https://doi.org/10.1186/s41937-025-00141-w.</w:t>
-      </w:r>
-    </w:p>
-    <w:p>
-      <w:pPr>
-        <w:pStyle w:val="Bibliographie"/>
-        <w:rPr>
-          <w:rFonts w:ascii="Times New Roman" w:hAnsi="Times New Roman" w:cs="Times New Roman"/>
-          <w:kern w:val="0"/>
-        </w:rPr>
-      </w:pPr>
-      <w:r>
-        <w:rPr>
-          <w:rFonts w:ascii="Times New Roman" w:hAnsi="Times New Roman" w:cs="Times New Roman"/>
-          <w:kern w:val="0"/>
-        </w:rPr>
-        <w:t>Lee, Kang-Soek. 2017. “Safe-Haven Currency: An Empirical Identification.” Review of International Economics 25 (4): 924–47. https://doi.org/10.1111/roie.12289.</w:t>
-      </w:r>
-    </w:p>
-    <w:p>
-      <w:pPr>
-        <w:pStyle w:val="Bibliographie"/>
-        <w:rPr>
-          <w:rFonts w:ascii="Times New Roman" w:hAnsi="Times New Roman" w:cs="Times New Roman"/>
-          <w:kern w:val="0"/>
-        </w:rPr>
-      </w:pPr>
-      <w:r>
-        <w:rPr>
-          <w:rFonts w:ascii="Times New Roman" w:hAnsi="Times New Roman" w:cs="Times New Roman"/>
-          <w:kern w:val="0"/>
-        </w:rPr>
-        <w:t>Leutert, Jessica, Rolf Scheufele, and Selina Schön. 2026. “Wage-Price Pass-through in Switzerland.” Swiss Journal of Economics and Statistics 162 (1): 2. https://doi.org/10.1186/s41937-026-00148-x.</w:t>
-      </w:r>
-    </w:p>
-    <w:p>
-      <w:pPr>
-        <w:pStyle w:val="Bibliographie"/>
-        <w:rPr>
-          <w:rFonts w:ascii="Times New Roman" w:hAnsi="Times New Roman" w:cs="Times New Roman"/>
-          <w:kern w:val="0"/>
-        </w:rPr>
-      </w:pPr>
-      <w:r>
-        <w:rPr>
-          <w:rFonts w:ascii="Times New Roman" w:hAnsi="Times New Roman" w:cs="Times New Roman"/>
-          <w:kern w:val="0"/>
-        </w:rPr>
-        <w:t>Mergele, Lukas, Damian Wehrli, and Nils Winistörfer. 2026. “Administriete Preise.” Grundlagen Für Die Wirtschaftspolitik (Bern), no. 62.</w:t>
-      </w:r>
-    </w:p>
-    <w:p>
-      <w:pPr>
-        <w:pStyle w:val="Bibliographie"/>
-        <w:rPr>
-          <w:rFonts w:ascii="Times New Roman" w:hAnsi="Times New Roman" w:cs="Times New Roman"/>
-          <w:kern w:val="0"/>
-        </w:rPr>
-      </w:pPr>
-      <w:r>
-        <w:rPr>
-          <w:rFonts w:ascii="Times New Roman" w:hAnsi="Times New Roman" w:cs="Times New Roman"/>
-          <w:kern w:val="0"/>
-        </w:rPr>
-        <w:t>Oktay, Alex. 2022. “Heterogeneity in the Exchange Rate Pass-through to Consumer Prices: The Swiss Franc Appreciation of 2015.” Swiss Journal of Economics and Statistics 158 (1): 21. https://doi.org/10.1186/s41937-022-00102-7.</w:t>
-      </w:r>
-    </w:p>
-    <w:p>
-      <w:pPr>
-        <w:pStyle w:val="Bibliographie"/>
-        <w:rPr>
-          <w:rFonts w:ascii="Times New Roman" w:hAnsi="Times New Roman" w:cs="Times New Roman"/>
-          <w:kern w:val="0"/>
-        </w:rPr>
-      </w:pPr>
-      <w:r>
-        <w:rPr>
-          <w:rFonts w:ascii="Times New Roman" w:hAnsi="Times New Roman" w:cs="Times New Roman"/>
-          <w:kern w:val="0"/>
-        </w:rPr>
-        <w:t>Reynard, Samuel. 2009. “What Drives the Swiss Franc?” Aussenwirtschaft 64 (3): 335–63.</w:t>
-      </w:r>
-    </w:p>
-    <w:p>
-      <w:pPr>
-        <w:pStyle w:val="Bibliographie"/>
-        <w:rPr>
-          <w:rFonts w:ascii="Times New Roman" w:hAnsi="Times New Roman" w:cs="Times New Roman"/>
-          <w:kern w:val="0"/>
-        </w:rPr>
-      </w:pPr>
-      <w:r>
-        <w:rPr>
-          <w:rFonts w:ascii="Times New Roman" w:hAnsi="Times New Roman" w:cs="Times New Roman"/>
-          <w:kern w:val="0"/>
-        </w:rPr>
-        <w:t>Sonnenberg, Nils. 2022. Zu den Inflationsunterschieden zwischen der Schweiz, Spanien und Deutschland. https://www.econstor.eu/handle/10419/265303.</w:t>
-      </w:r>
-    </w:p>
-    <w:p>
-      <w:pPr>
-        <w:pStyle w:val="Bibliographie"/>
-        <w:rPr>
-          <w:rFonts w:ascii="Times New Roman" w:hAnsi="Times New Roman" w:cs="Times New Roman"/>
-          <w:kern w:val="0"/>
-        </w:rPr>
-      </w:pPr>
-      <w:r>
-        <w:rPr>
-          <w:rFonts w:ascii="Times New Roman" w:hAnsi="Times New Roman" w:cs="Times New Roman"/>
-          <w:kern w:val="0"/>
-        </w:rPr>
-        <w:t>Stulz, Jonas. 2007. “Exchange Rate Pass-through in Switzerland: Evidence from Vector Autoregressions.” Swiss National Bank Economic Studies (Zürich) 2007 (4).</w:t>
-      </w:r>
-    </w:p>
-    <w:p>
-      <w:pPr>
-        <w:pStyle w:val="Bibliographie"/>
-        <w:rPr>
-          <w:rFonts w:ascii="Times New Roman" w:hAnsi="Times New Roman" w:cs="Times New Roman"/>
-          <w:kern w:val="0"/>
-        </w:rPr>
-      </w:pPr>
-      <w:r>
-        <w:rPr>
-          <w:rFonts w:ascii="Times New Roman" w:hAnsi="Times New Roman" w:cs="Times New Roman"/>
-          <w:kern w:val="0"/>
-        </w:rPr>
-        <w:t>Sturm, Jan-Egbert, Alexander Rathke, Klaus Abberger, et al. 2023. “Konjunkturanalyse: Prognose 2024 / 2025 Schweizer Wirtschaft im Sog der internationalen Konjunkturschwäche.” KOF Analysen (Zürich) 2023 (4): 1–30. https://doi.org/10.3929/ethz-b-000651951.</w:t>
-      </w:r>
-    </w:p>
-    <w:p>
-      <w:pPr>
-        <w:pStyle w:val="Bibliographie"/>
-        <w:rPr>
-          <w:rFonts w:ascii="Times New Roman" w:hAnsi="Times New Roman" w:cs="Times New Roman"/>
-          <w:kern w:val="0"/>
-        </w:rPr>
-      </w:pPr>
-      <w:r>
-        <w:rPr>
-          <w:rFonts w:ascii="Times New Roman" w:hAnsi="Times New Roman" w:cs="Times New Roman"/>
-          <w:kern w:val="0"/>
-        </w:rPr>
-        <w:t>Vallet, Guillaume. 2016. “The Role of the Swiss Franc in Switzerland’s European Stance.” Research in International Business and Finance 38 (September): 35–44. https://doi.org/10.1016/j.ribaf.2016.03.017.</w:t>
-      </w:r>
-    </w:p>
-    <w:p>
-      <w:pPr>
-        <w:pStyle w:val="Bibliographie"/>
-        <w:rPr>
-          <w:rFonts w:ascii="Times New Roman" w:hAnsi="Times New Roman" w:cs="Times New Roman"/>
-          <w:kern w:val="0"/>
-        </w:rPr>
-      </w:pPr>
-      <w:r>
-        <w:rPr>
-          <w:rFonts w:ascii="Times New Roman" w:hAnsi="Times New Roman" w:cs="Times New Roman"/>
-          <w:kern w:val="0"/>
-        </w:rPr>
-        <w:t>Weber, Isabella M., Jesus Lara Jauregui, Lucas Teixeira, and Luiza Nassif Pires. 2024. “Inflation in Times of Overlapping Emergencies: Systemically Significant Prices from an Input–Output Perspective.” Industrial and Corporate Change 33 (2): 297–341. https://doi.org/10.1093/icc/dtad080.</w:t>
-      </w:r>
-    </w:p>
-    <w:p>
-      <w:pPr>
-        <w:pStyle w:val="Bibliographie"/>
-        <w:rPr>
-          <w:rFonts w:ascii="Times New Roman" w:hAnsi="Times New Roman" w:cs="Times New Roman"/>
-          <w:kern w:val="0"/>
-        </w:rPr>
-      </w:pPr>
-      <w:r>
-        <w:rPr>
-          <w:rFonts w:ascii="Times New Roman" w:hAnsi="Times New Roman" w:cs="Times New Roman"/>
-          <w:kern w:val="0"/>
-        </w:rPr>
-        <w:t>Weber, Isabella M., Jan-Erik Thie, Jesus Lara Jauregui, and Lucas Teixeira. 2026. “Carbon Prices and Inflation in a World of Shocks: Systemically Significant Prices and Industrial Policy Targeting in Germany.” Energy Policy 217 (October): 115395. https://doi.org/10.1016/j.enpol.2026.115395.</w:t>
-      </w:r>
-    </w:p>
-    <w:p>
-      <w:pPr>
-        <w:pStyle w:val="Bibliographie"/>
-        <w:rPr>
-          <w:rFonts w:ascii="Times New Roman" w:hAnsi="Times New Roman"/>
-          <w:lang w:val="en-US"/>
-        </w:rPr>
-      </w:pPr>
+          <w:rFonts w:ascii="Aptos" w:hAnsi="Aptos"/>
+          <w:lang w:val="en-US"/>
+        </w:rPr>
+        <w:t xml:space="preserve">Leutert </w:t>
+      </w:r>
+      <w:r>
+        <w:rPr>
+          <w:rFonts w:ascii="Aptos" w:hAnsi="Aptos"/>
+          <w:lang w:val="en-US"/>
+        </w:rPr>
+        <w:t>et</w:t>
+      </w:r>
+      <w:r>
+        <w:rPr>
+          <w:rFonts w:ascii="Aptos" w:hAnsi="Aptos"/>
+          <w:lang w:val="en-US"/>
+        </w:rPr>
+        <w:t xml:space="preserve"> al. </w:t>
+      </w:r>
+      <w:r>
+        <w:rPr>
+          <w:rFonts w:ascii="Aptos" w:hAnsi="Aptos"/>
+          <w:lang w:val="en-US"/>
+        </w:rPr>
+        <w:t>(</w:t>
+      </w:r>
+      <w:r>
+        <w:rPr>
+          <w:rFonts w:ascii="Aptos" w:hAnsi="Aptos"/>
+          <w:lang w:val="en-US"/>
+        </w:rPr>
+        <w:t>2026</w:t>
+      </w:r>
+      <w:r>
+        <w:rPr>
+          <w:rFonts w:ascii="Aptos" w:hAnsi="Aptos"/>
+          <w:lang w:val="en-US"/>
+        </w:rPr>
+        <w:t>, 13</w:t>
+      </w:r>
+      <w:r>
+        <w:rPr>
+          <w:rFonts w:ascii="Aptos" w:hAnsi="Aptos"/>
+          <w:lang w:val="en-US"/>
+        </w:rPr>
+        <w:t>)</w:t>
+      </w:r>
       <w:r>
         <w:rPr>
           <w:rFonts w:ascii="Times New Roman" w:hAnsi="Times New Roman" w:cs="Times New Roman"/>
@@ -4577,20 +3651,18 @@
           <w:rFonts w:ascii="Times New Roman" w:hAnsi="Times New Roman" w:cs="Times New Roman"/>
           <w:lang w:val="en-US"/>
         </w:rPr>
-        <w:fldChar w:fldCharType="end"/>
-      </w:r>
-    </w:p>
-    <w:p>
-      <w:pPr>
-        <w:jc w:val="both"/>
-        <w:rPr>
-          <w:rFonts w:ascii="Times New Roman" w:hAnsi="Times New Roman" w:cs="Times New Roman"/>
-          <w:lang w:val="en-US"/>
-        </w:rPr>
-      </w:pPr>
+        <w:t>, wage-price pass-throughs were higher before the 2000s due to a higher wage indexation and higher union coverage rate.</w:t>
+      </w:r>
+      <w:r>
+        <w:rPr>
+          <w:rFonts w:ascii="Times New Roman" w:hAnsi="Times New Roman" w:cs="Times New Roman"/>
+          <w:lang w:val="en-US"/>
+        </w:rPr>
+        <w:t xml:space="preserve"> This indicates that sellers’ inflation was also prominent in Switzerland during the energy crisis of 2021-2022, albeit at a lower intensity than in other countries since the overall inflation rate was much lower than in other countries. Our hypothesis is that sellers’ inflation was dampened by direct as well as indirect price administration in critical sectors of the Swiss economy, making the latter more robust to the energy and food crisis of that period.</w:t>
+      </w:r>
     </w:p>
     <w:sectPr>
-      <w:footerReference w:type="default" r:id="rId8"/>
+      <w:footerReference w:type="default" r:id="rId9"/>
       <w:pgSz w:w="11906" w:h="16838"/>
       <w:pgMar w:top="1417" w:right="1417" w:bottom="1417" w:left="1417" w:header="708" w:footer="708" w:gutter="0"/>
       <w:cols w:space="708"/>
@@ -4738,23 +3810,7 @@
           <w:rFonts w:ascii="Times New Roman" w:hAnsi="Times New Roman" w:cs="Times New Roman"/>
           <w:lang w:val="en-US"/>
         </w:rPr>
-        <w:t xml:space="preserve">, 40 bd du Pont </w:t>
-      </w:r>
-      <w:proofErr w:type="spellStart"/>
-      <w:r>
-        <w:rPr>
-          <w:rFonts w:ascii="Times New Roman" w:hAnsi="Times New Roman" w:cs="Times New Roman"/>
-          <w:lang w:val="en-US"/>
-        </w:rPr>
-        <w:t>d'Arve</w:t>
-      </w:r>
-      <w:proofErr w:type="spellEnd"/>
-      <w:r>
-        <w:rPr>
-          <w:rFonts w:ascii="Times New Roman" w:hAnsi="Times New Roman" w:cs="Times New Roman"/>
-          <w:lang w:val="en-US"/>
-        </w:rPr>
-        <w:t>, 1205, Geneva, Switzerland. Email: celal.gueney@unige.ch</w:t>
+        <w:t>, 40 bd du Pont d'Arve, 1205, Geneva, Switzerland. Email: celal.gueney@unige.ch</w:t>
       </w:r>
     </w:p>
   </w:footnote>

--- a/posts/inflation suisse/inflation_switzerland.docx
+++ b/posts/inflation suisse/inflation_switzerland.docx
@@ -3518,21 +3518,7 @@
           <w:lang w:val="en-US"/>
         </w:rPr>
         <w:lastRenderedPageBreak/>
-        <w:t xml:space="preserve">As shown by the figure </w:t>
-      </w:r>
-      <w:r>
-        <w:rPr>
-          <w:rFonts w:ascii="Times New Roman" w:hAnsi="Times New Roman" w:cs="Times New Roman"/>
-          <w:lang w:val="en-US"/>
-        </w:rPr>
-        <w:t>above</w:t>
-      </w:r>
-      <w:r>
-        <w:rPr>
-          <w:rFonts w:ascii="Times New Roman" w:hAnsi="Times New Roman" w:cs="Times New Roman"/>
-          <w:lang w:val="en-US"/>
-        </w:rPr>
-        <w:t>, the same phenomena can be observed in Switzerland during the same period.</w:t>
+        <w:t>As shown by the figure above, the same phenomena can be observed in Switzerland during the same period.</w:t>
       </w:r>
       <w:r>
         <w:rPr>
@@ -3659,10 +3645,308 @@
           <w:lang w:val="en-US"/>
         </w:rPr>
         <w:t xml:space="preserve"> This indicates that sellers’ inflation was also prominent in Switzerland during the energy crisis of 2021-2022, albeit at a lower intensity than in other countries since the overall inflation rate was much lower than in other countries. Our hypothesis is that sellers’ inflation was dampened by direct as well as indirect price administration in critical sectors of the Swiss economy, making the latter more robust to the energy and food crisis of that period.</w:t>
+      </w:r>
+    </w:p>
+    <w:p>
+      <w:pPr>
+        <w:jc w:val="both"/>
+        <w:rPr>
+          <w:rFonts w:ascii="Times New Roman" w:hAnsi="Times New Roman" w:cs="Times New Roman"/>
+          <w:lang w:val="en-US"/>
+        </w:rPr>
+      </w:pPr>
+      <w:r>
+        <w:rPr>
+          <w:rFonts w:ascii="Times New Roman" w:hAnsi="Times New Roman" w:cs="Times New Roman"/>
+          <w:noProof/>
+          <w:lang w:val="en-US"/>
+        </w:rPr>
+        <w:drawing>
+          <wp:anchor distT="0" distB="0" distL="114300" distR="114300" simplePos="0" relativeHeight="251659264" behindDoc="0" locked="0" layoutInCell="1" allowOverlap="1" wp14:anchorId="69A14E6A" wp14:editId="6201E84F">
+            <wp:simplePos x="0" y="0"/>
+            <wp:positionH relativeFrom="margin">
+              <wp:align>center</wp:align>
+            </wp:positionH>
+            <wp:positionV relativeFrom="paragraph">
+              <wp:posOffset>883044</wp:posOffset>
+            </wp:positionV>
+            <wp:extent cx="6430010" cy="3483610"/>
+            <wp:effectExtent l="0" t="0" r="8890" b="2540"/>
+            <wp:wrapSquare wrapText="bothSides"/>
+            <wp:docPr id="182912691" name="Image 1"/>
+            <wp:cNvGraphicFramePr>
+              <a:graphicFrameLocks xmlns:a="http://schemas.openxmlformats.org/drawingml/2006/main" noChangeAspect="1"/>
+            </wp:cNvGraphicFramePr>
+            <a:graphic xmlns:a="http://schemas.openxmlformats.org/drawingml/2006/main">
+              <a:graphicData uri="http://schemas.openxmlformats.org/drawingml/2006/picture">
+                <pic:pic xmlns:pic="http://schemas.openxmlformats.org/drawingml/2006/picture">
+                  <pic:nvPicPr>
+                    <pic:cNvPr id="0" name="Picture 1"/>
+                    <pic:cNvPicPr>
+                      <a:picLocks noChangeAspect="1" noChangeArrowheads="1"/>
+                    </pic:cNvPicPr>
+                  </pic:nvPicPr>
+                  <pic:blipFill>
+                    <a:blip r:embed="rId9" cstate="print">
+                      <a:extLst>
+                        <a:ext uri="{28A0092B-C50C-407E-A947-70E740481C1C}">
+                          <a14:useLocalDpi xmlns:a14="http://schemas.microsoft.com/office/drawing/2010/main" val="0"/>
+                        </a:ext>
+                      </a:extLst>
+                    </a:blip>
+                    <a:srcRect/>
+                    <a:stretch>
+                      <a:fillRect/>
+                    </a:stretch>
+                  </pic:blipFill>
+                  <pic:spPr bwMode="auto">
+                    <a:xfrm>
+                      <a:off x="0" y="0"/>
+                      <a:ext cx="6430010" cy="3483610"/>
+                    </a:xfrm>
+                    <a:prstGeom prst="rect">
+                      <a:avLst/>
+                    </a:prstGeom>
+                    <a:noFill/>
+                    <a:ln>
+                      <a:noFill/>
+                    </a:ln>
+                  </pic:spPr>
+                </pic:pic>
+              </a:graphicData>
+            </a:graphic>
+            <wp14:sizeRelH relativeFrom="margin">
+              <wp14:pctWidth>0</wp14:pctWidth>
+            </wp14:sizeRelH>
+            <wp14:sizeRelV relativeFrom="margin">
+              <wp14:pctHeight>0</wp14:pctHeight>
+            </wp14:sizeRelV>
+          </wp:anchor>
+        </w:drawing>
+      </w:r>
+      <w:r>
+        <w:rPr>
+          <w:rFonts w:ascii="Times New Roman" w:hAnsi="Times New Roman" w:cs="Times New Roman"/>
+          <w:lang w:val="en-US"/>
+        </w:rPr>
+        <w:t>We test this hypothesis by applying Weber et al. (2024)’s method using the OECD’s 2022 total input output table for Switzerland. We simulate the impact of a unit price shock in each sector on a synthetic CPI to identify the most significant sectors</w:t>
+      </w:r>
+      <w:r>
+        <w:rPr>
+          <w:rStyle w:val="Appelnotedebasdep"/>
+          <w:rFonts w:ascii="Times New Roman" w:hAnsi="Times New Roman" w:cs="Times New Roman"/>
+          <w:lang w:val="en-US"/>
+        </w:rPr>
+        <w:footnoteReference w:id="5"/>
+      </w:r>
+      <w:r>
+        <w:rPr>
+          <w:rFonts w:ascii="Times New Roman" w:hAnsi="Times New Roman" w:cs="Times New Roman"/>
+          <w:lang w:val="en-US"/>
+        </w:rPr>
+        <w:t>.</w:t>
+      </w:r>
+      <w:r>
+        <w:rPr>
+          <w:rFonts w:ascii="Times New Roman" w:hAnsi="Times New Roman" w:cs="Times New Roman"/>
+          <w:lang w:val="en-US"/>
+        </w:rPr>
+        <w:t xml:space="preserve"> </w:t>
+      </w:r>
+      <w:r>
+        <w:rPr>
+          <w:rFonts w:ascii="Times New Roman" w:hAnsi="Times New Roman" w:cs="Times New Roman"/>
+          <w:lang w:val="en-US"/>
+        </w:rPr>
+        <w:t>The results of the Leontief price model are shown in the figure below.</w:t>
+      </w:r>
+    </w:p>
+    <w:p>
+      <w:pPr>
+        <w:jc w:val="both"/>
+        <w:rPr>
+          <w:rFonts w:ascii="Times New Roman" w:hAnsi="Times New Roman" w:cs="Times New Roman"/>
+        </w:rPr>
+      </w:pPr>
+      <w:r>
+        <w:rPr>
+          <w:rFonts w:ascii="Times New Roman" w:hAnsi="Times New Roman" w:cs="Times New Roman"/>
+          <w:lang w:val="en-US"/>
+        </w:rPr>
+        <w:t xml:space="preserve">Figure (a) on the left shows the top 15 most significant sectors for the Swiss economy. Wholesale &amp; retail trade stands out as the sector with the most significant prices as it has large indirect as well as direct effects. It is followed by Real estate, Health &amp; social work and Food &amp; beverages. </w:t>
+      </w:r>
+      <w:r>
+        <w:rPr>
+          <w:rFonts w:ascii="Times New Roman" w:hAnsi="Times New Roman" w:cs="Times New Roman"/>
+          <w:lang w:val="en-US"/>
+        </w:rPr>
+        <w:t xml:space="preserve">The very large significance of Wholesale &amp; retail trade may be surprising at </w:t>
+      </w:r>
+      <w:r>
+        <w:rPr>
+          <w:rFonts w:ascii="Times New Roman" w:hAnsi="Times New Roman" w:cs="Times New Roman"/>
+          <w:lang w:val="en-US"/>
+        </w:rPr>
+        <w:t>first but</w:t>
+      </w:r>
+      <w:r>
+        <w:rPr>
+          <w:rFonts w:ascii="Times New Roman" w:hAnsi="Times New Roman" w:cs="Times New Roman"/>
+          <w:lang w:val="en-US"/>
+        </w:rPr>
+        <w:t xml:space="preserve"> reflects the structural importance of th</w:t>
+      </w:r>
+      <w:r>
+        <w:rPr>
+          <w:rFonts w:ascii="Times New Roman" w:hAnsi="Times New Roman" w:cs="Times New Roman"/>
+          <w:lang w:val="en-US"/>
+        </w:rPr>
+        <w:t>is</w:t>
+      </w:r>
+      <w:r>
+        <w:rPr>
+          <w:rFonts w:ascii="Times New Roman" w:hAnsi="Times New Roman" w:cs="Times New Roman"/>
+          <w:lang w:val="en-US"/>
+        </w:rPr>
+        <w:t xml:space="preserve"> sector </w:t>
+      </w:r>
+      <w:r>
+        <w:rPr>
+          <w:rFonts w:ascii="Times New Roman" w:hAnsi="Times New Roman" w:cs="Times New Roman"/>
+          <w:lang w:val="en-US"/>
+        </w:rPr>
+        <w:t xml:space="preserve">for </w:t>
+      </w:r>
+      <w:r>
+        <w:rPr>
+          <w:rFonts w:ascii="Times New Roman" w:hAnsi="Times New Roman" w:cs="Times New Roman"/>
+          <w:lang w:val="en-US"/>
+        </w:rPr>
+        <w:t xml:space="preserve">the Swiss economy. </w:t>
+      </w:r>
+      <w:r>
+        <w:rPr>
+          <w:rFonts w:ascii="Times New Roman" w:hAnsi="Times New Roman" w:cs="Times New Roman"/>
+          <w:lang w:val="en-US"/>
+        </w:rPr>
+        <w:t xml:space="preserve">Whereas Switzerland </w:t>
+      </w:r>
+      <w:r>
+        <w:rPr>
+          <w:rFonts w:ascii="Times New Roman" w:hAnsi="Times New Roman" w:cs="Times New Roman"/>
+          <w:lang w:val="en-US"/>
+        </w:rPr>
+        <w:lastRenderedPageBreak/>
+        <w:t xml:space="preserve">is widely known for its multinationals specialized in </w:t>
+      </w:r>
+      <w:r>
+        <w:rPr>
+          <w:rFonts w:ascii="Times New Roman" w:hAnsi="Times New Roman" w:cs="Times New Roman"/>
+          <w:lang w:val="en-US"/>
+        </w:rPr>
+        <w:t>international commodity trading such as Glencore and Trafigura, the key role played by retail companies oriented towards the national domestic market is far less known.</w:t>
+      </w:r>
+      <w:r>
+        <w:rPr>
+          <w:rFonts w:ascii="Times New Roman" w:hAnsi="Times New Roman" w:cs="Times New Roman"/>
+          <w:lang w:val="en-US"/>
+        </w:rPr>
+        <w:t xml:space="preserve"> More specifically, the Swiss national retail sector is dominated by Coop and Migros, two large cooperatives. It is indeed hard to overstate the importance of these two firms on the Swiss economy: they are by far the country’s largest </w:t>
+      </w:r>
+      <w:r>
+        <w:rPr>
+          <w:rFonts w:ascii="Times New Roman" w:hAnsi="Times New Roman" w:cs="Times New Roman"/>
+          <w:lang w:val="en-US"/>
+        </w:rPr>
+        <w:t xml:space="preserve">private </w:t>
+      </w:r>
+      <w:r>
+        <w:rPr>
+          <w:rFonts w:ascii="Times New Roman" w:hAnsi="Times New Roman" w:cs="Times New Roman"/>
+          <w:lang w:val="en-US"/>
+        </w:rPr>
+        <w:t>employers</w:t>
+      </w:r>
+      <w:r>
+        <w:rPr>
+          <w:rFonts w:ascii="Times New Roman" w:hAnsi="Times New Roman" w:cs="Times New Roman"/>
+          <w:lang w:val="en-US"/>
+        </w:rPr>
+        <w:t xml:space="preserve">; each has more than two million </w:t>
+      </w:r>
+      <w:r>
+        <w:rPr>
+          <w:rFonts w:ascii="Times New Roman" w:hAnsi="Times New Roman" w:cs="Times New Roman"/>
+          <w:lang w:val="en-US"/>
+        </w:rPr>
+        <w:t xml:space="preserve">cooperative </w:t>
+      </w:r>
+      <w:r>
+        <w:rPr>
+          <w:rFonts w:ascii="Times New Roman" w:hAnsi="Times New Roman" w:cs="Times New Roman"/>
+          <w:lang w:val="en-US"/>
+        </w:rPr>
+        <w:t>members; and they are deeply rooted in Switzerland’s history, society and national identity</w:t>
+      </w:r>
+      <w:r>
+        <w:rPr>
+          <w:rFonts w:ascii="Times New Roman" w:hAnsi="Times New Roman" w:cs="Times New Roman"/>
+          <w:lang w:val="en-US"/>
+        </w:rPr>
+        <w:t xml:space="preserve">. </w:t>
+      </w:r>
+      <w:r>
+        <w:rPr>
+          <w:rFonts w:ascii="Times New Roman" w:hAnsi="Times New Roman" w:cs="Times New Roman"/>
+          <w:i/>
+          <w:iCs/>
+        </w:rPr>
+        <w:t>Description de Coop et Migros à travers leurs rapports annuels</w:t>
+      </w:r>
+    </w:p>
+    <w:p>
+      <w:pPr>
+        <w:jc w:val="both"/>
+        <w:rPr>
+          <w:rFonts w:ascii="Times New Roman" w:hAnsi="Times New Roman" w:cs="Times New Roman"/>
+        </w:rPr>
+      </w:pPr>
+    </w:p>
+    <w:p>
+      <w:pPr>
+        <w:jc w:val="both"/>
+      </w:pPr>
+    </w:p>
+    <w:p>
+      <w:pPr>
+        <w:jc w:val="both"/>
+        <w:rPr>
+          <w:rFonts w:ascii="Times New Roman" w:hAnsi="Times New Roman" w:cs="Times New Roman"/>
+        </w:rPr>
+      </w:pPr>
+    </w:p>
+    <w:p>
+      <w:pPr>
+        <w:jc w:val="both"/>
+        <w:rPr>
+          <w:rFonts w:ascii="Times New Roman" w:hAnsi="Times New Roman" w:cs="Times New Roman"/>
+        </w:rPr>
+      </w:pPr>
+      <w:r>
+        <w:rPr>
+          <w:rFonts w:ascii="Times New Roman" w:hAnsi="Times New Roman" w:cs="Times New Roman"/>
+        </w:rPr>
+        <w:t>Ces deux groupes ne dominent p</w:t>
+      </w:r>
+      <w:r>
+        <w:rPr>
+          <w:rFonts w:ascii="Times New Roman" w:hAnsi="Times New Roman" w:cs="Times New Roman"/>
+        </w:rPr>
+        <w:t xml:space="preserve">as seulement le commerce de détail, car leurs activités se répandent dans de nombreux secteurs. Migros est ainsi active aussi dans </w:t>
       </w:r>
     </w:p>
     <w:sectPr>
-      <w:footerReference w:type="default" r:id="rId9"/>
+      <w:footerReference w:type="default" r:id="rId10"/>
       <w:pgSz w:w="11906" w:h="16838"/>
       <w:pgMar w:top="1417" w:right="1417" w:bottom="1417" w:left="1417" w:header="708" w:footer="708" w:gutter="0"/>
       <w:cols w:space="708"/>
@@ -3946,6 +4230,40 @@
           <w:lang w:val="en-US"/>
         </w:rPr>
         <w:t>.</w:t>
+      </w:r>
+    </w:p>
+  </w:footnote>
+  <w:footnote w:id="5">
+    <w:p>
+      <w:pPr>
+        <w:pStyle w:val="Notedebasdepage"/>
+        <w:rPr>
+          <w:lang w:val="en-US"/>
+        </w:rPr>
+      </w:pPr>
+      <w:r>
+        <w:rPr>
+          <w:rStyle w:val="Appelnotedebasdep"/>
+        </w:rPr>
+        <w:footnoteRef/>
+      </w:r>
+      <w:r>
+        <w:rPr>
+          <w:lang w:val="en-US"/>
+        </w:rPr>
+        <w:t xml:space="preserve"> Unfortunately, it was not possible t</w:t>
+      </w:r>
+      <w:r>
+        <w:rPr>
+          <w:lang w:val="en-US"/>
+        </w:rPr>
+        <w:t>o use each sector price volatility since such data are not available at the sectoral level in Switzerland.</w:t>
+      </w:r>
+      <w:r>
+        <w:rPr>
+          <w:lang w:val="en-US"/>
+        </w:rPr>
+        <w:t xml:space="preserve"> We thus had to resort to simple unit price shocks.</w:t>
       </w:r>
     </w:p>
   </w:footnote>
@@ -5124,6 +5442,17 @@
       <w:ind w:left="720" w:hanging="720"/>
     </w:pPr>
   </w:style>
+  <w:style w:type="paragraph" w:styleId="NormalWeb">
+    <w:name w:val="Normal (Web)"/>
+    <w:basedOn w:val="Normal"/>
+    <w:uiPriority w:val="99"/>
+    <w:semiHidden/>
+    <w:unhideWhenUsed/>
+    <w:rsid w:val="00984592"/>
+    <w:rPr>
+      <w:rFonts w:ascii="Times New Roman" w:hAnsi="Times New Roman" w:cs="Times New Roman"/>
+    </w:rPr>
+  </w:style>
 </w:styles>
 </file>
 

--- a/posts/inflation suisse/inflation_switzerland.docx
+++ b/posts/inflation suisse/inflation_switzerland.docx
@@ -3567,7 +3567,7 @@
           <w:rFonts w:ascii="Times New Roman" w:hAnsi="Times New Roman" w:cs="Times New Roman"/>
           <w:lang w:val="en-US"/>
         </w:rPr>
-        <w:instrText xml:space="preserve"> ADDIN ZOTERO_ITEM CSL_CITATION {"citationID":"7y05Y1Nj","properties":{"formattedCitation":"(Leutert et al. 2026)","plainCitation":"(Leutert et al. 2026)","noteIndex":0},"citationItems":[{"id":6392,"uris":["http://zotero.org/groups/6311349/items/5DL5NGET"],"itemData":{"id":6392,"type":"article-journal","abstract":"We analyse the historical relationship between consumer prices and wages in Switzerland. Our results show that, between 1980 and 2019, the pass-through from prices to wages was substantial. At the same time, nominal wage increases only had a modest effect on prices. Other factors—such as imported inflation, inflation expectations and economic slack—clearly dominate wages in explaining price movements in Switzerland. Second-round effects of inflation, in turn, are mainly explained by inflation expectations. Our results suggest that the pass-through from wages to prices could be higher in an environment of elevated inflation. However, even in the 1980s and 1990s, the pass-through was only modest. It follows that periods of simultaneously high inflation and high wage growth were not the result of a wage-price spiral. Instead, the long-term comovement of the two variables can mostly be explained by common drivers (e.g. inflation expectations, economic slack) and by the gradual adjustment of wages to prices.","container-title":"Swiss Journal of Economics and Statistics","DOI":"10.1186/s41937-026-00148-x","ISSN":"2235-6282","issue":"1","journalAbbreviation":"Swiss J Economics Statistics","language":"en","page":"2","source":"Springer Link","title":"Wage-price pass-through in Switzerland","volume":"162","author":[{"family":"Leutert","given":"Jessica"},{"family":"Scheufele","given":"Rolf"},{"family":"Schön","given":"Selina"}],"issued":{"date-parts":[["2026",2,5]]}}}],"schema":"https://github.com/citation-style-language/schema/raw/master/csl-citation.json"} </w:instrText>
+        <w:instrText xml:space="preserve"> ADDIN ZOTERO_ITEM CSL_CITATION {"citationID":"7y05Y1Nj","properties":{"formattedCitation":"(Leutert et al. 2026)","plainCitation":"(Leutert et al. 2026)","dontUpdate":true,"noteIndex":0},"citationItems":[{"id":6392,"uris":["http://zotero.org/groups/6311349/items/5DL5NGET"],"itemData":{"id":6392,"type":"article-journal","abstract":"We analyse the historical relationship between consumer prices and wages in Switzerland. Our results show that, between 1980 and 2019, the pass-through from prices to wages was substantial. At the same time, nominal wage increases only had a modest effect on prices. Other factors—such as imported inflation, inflation expectations and economic slack—clearly dominate wages in explaining price movements in Switzerland. Second-round effects of inflation, in turn, are mainly explained by inflation expectations. Our results suggest that the pass-through from wages to prices could be higher in an environment of elevated inflation. However, even in the 1980s and 1990s, the pass-through was only modest. It follows that periods of simultaneously high inflation and high wage growth were not the result of a wage-price spiral. Instead, the long-term comovement of the two variables can mostly be explained by common drivers (e.g. inflation expectations, economic slack) and by the gradual adjustment of wages to prices.","container-title":"Swiss Journal of Economics and Statistics","DOI":"10.1186/s41937-026-00148-x","ISSN":"2235-6282","issue":"1","journalAbbreviation":"Swiss J Economics Statistics","language":"en","page":"2","source":"Springer Link","title":"Wage-price pass-through in Switzerland","volume":"162","author":[{"family":"Leutert","given":"Jessica"},{"family":"Scheufele","given":"Rolf"},{"family":"Schön","given":"Selina"}],"issued":{"date-parts":[["2026",2,5]]}}}],"schema":"https://github.com/citation-style-language/schema/raw/master/csl-citation.json"} </w:instrText>
       </w:r>
       <w:r>
         <w:rPr>
@@ -3576,12 +3576,21 @@
         </w:rPr>
         <w:fldChar w:fldCharType="separate"/>
       </w:r>
+      <w:proofErr w:type="spellStart"/>
       <w:r>
         <w:rPr>
           <w:rFonts w:ascii="Aptos" w:hAnsi="Aptos"/>
           <w:lang w:val="en-US"/>
         </w:rPr>
-        <w:t xml:space="preserve">Leutert </w:t>
+        <w:t>Leutert</w:t>
+      </w:r>
+      <w:proofErr w:type="spellEnd"/>
+      <w:r>
+        <w:rPr>
+          <w:rFonts w:ascii="Aptos" w:hAnsi="Aptos"/>
+          <w:lang w:val="en-US"/>
+        </w:rPr>
+        <w:t xml:space="preserve"> </w:t>
       </w:r>
       <w:r>
         <w:rPr>
@@ -3662,7 +3671,7 @@
           <w:lang w:val="en-US"/>
         </w:rPr>
         <w:drawing>
-          <wp:anchor distT="0" distB="0" distL="114300" distR="114300" simplePos="0" relativeHeight="251659264" behindDoc="0" locked="0" layoutInCell="1" allowOverlap="1" wp14:anchorId="69A14E6A" wp14:editId="6201E84F">
+          <wp:anchor distT="0" distB="0" distL="114300" distR="114300" simplePos="0" relativeHeight="251659264" behindDoc="0" locked="0" layoutInCell="1" allowOverlap="1" wp14:anchorId="69A14E6A" wp14:editId="3FA47245">
             <wp:simplePos x="0" y="0"/>
             <wp:positionH relativeFrom="margin">
               <wp:align>center</wp:align>
@@ -3766,6 +3775,7 @@
         <w:jc w:val="both"/>
         <w:rPr>
           <w:rFonts w:ascii="Times New Roman" w:hAnsi="Times New Roman" w:cs="Times New Roman"/>
+          <w:lang w:val="en-US"/>
         </w:rPr>
       </w:pPr>
       <w:r>
@@ -3893,15 +3903,275 @@
           <w:rFonts w:ascii="Times New Roman" w:hAnsi="Times New Roman" w:cs="Times New Roman"/>
           <w:lang w:val="en-US"/>
         </w:rPr>
-        <w:t xml:space="preserve">. </w:t>
-      </w:r>
-      <w:r>
-        <w:rPr>
-          <w:rFonts w:ascii="Times New Roman" w:hAnsi="Times New Roman" w:cs="Times New Roman"/>
-          <w:i/>
-          <w:iCs/>
-        </w:rPr>
-        <w:t>Description de Coop et Migros à travers leurs rapports annuels</w:t>
+        <w:t>.</w:t>
+      </w:r>
+      <w:r>
+        <w:rPr>
+          <w:rFonts w:ascii="Times New Roman" w:hAnsi="Times New Roman" w:cs="Times New Roman"/>
+          <w:b/>
+          <w:bCs/>
+          <w:lang w:val="en-US"/>
+        </w:rPr>
+        <w:t xml:space="preserve"> </w:t>
+      </w:r>
+      <w:r>
+        <w:rPr>
+          <w:rFonts w:ascii="Times New Roman" w:hAnsi="Times New Roman" w:cs="Times New Roman"/>
+          <w:lang w:val="en-US"/>
+        </w:rPr>
+        <w:t>Migros</w:t>
+      </w:r>
+      <w:r>
+        <w:rPr>
+          <w:rFonts w:ascii="Times New Roman" w:hAnsi="Times New Roman" w:cs="Times New Roman"/>
+          <w:lang w:val="en-US"/>
+        </w:rPr>
+        <w:t xml:space="preserve"> is</w:t>
+      </w:r>
+      <w:r>
+        <w:rPr>
+          <w:rFonts w:ascii="Times New Roman" w:hAnsi="Times New Roman" w:cs="Times New Roman"/>
+          <w:lang w:val="en-US"/>
+        </w:rPr>
+        <w:t xml:space="preserve"> for instance</w:t>
+      </w:r>
+      <w:r>
+        <w:rPr>
+          <w:rFonts w:ascii="Times New Roman" w:hAnsi="Times New Roman" w:cs="Times New Roman"/>
+          <w:lang w:val="en-US"/>
+        </w:rPr>
+        <w:t xml:space="preserve"> Switzerland’s largest private employer with around 91700 employees, 88% working in the country. It plays also a great role in training the Swiss labor force as it employs on average 3300 ap</w:t>
+      </w:r>
+      <w:r>
+        <w:rPr>
+          <w:rFonts w:ascii="Times New Roman" w:hAnsi="Times New Roman" w:cs="Times New Roman"/>
+          <w:lang w:val="en-US"/>
+        </w:rPr>
+        <w:t>prentices trained across more than 50 different professions.</w:t>
+      </w:r>
+      <w:r>
+        <w:rPr>
+          <w:rFonts w:ascii="Times New Roman" w:hAnsi="Times New Roman" w:cs="Times New Roman"/>
+          <w:lang w:val="en-US"/>
+        </w:rPr>
+        <w:t xml:space="preserve"> </w:t>
+      </w:r>
+      <w:r>
+        <w:rPr>
+          <w:rFonts w:ascii="Times New Roman" w:hAnsi="Times New Roman" w:cs="Times New Roman"/>
+          <w:lang w:val="en-US"/>
+        </w:rPr>
+        <w:t>In addition to its activities in food retail, the Migros Group also owns numerous subsidiaries operating in non-food retail, healthcare, tourism, as well as in the banking and education sectors</w:t>
+      </w:r>
+      <w:r>
+        <w:rPr>
+          <w:rFonts w:ascii="Times New Roman" w:hAnsi="Times New Roman" w:cs="Times New Roman"/>
+          <w:lang w:val="en-US"/>
+        </w:rPr>
+        <w:t>.</w:t>
+      </w:r>
+      <w:r>
+        <w:rPr>
+          <w:rFonts w:ascii="Times New Roman" w:hAnsi="Times New Roman" w:cs="Times New Roman"/>
+          <w:lang w:val="en-US"/>
+        </w:rPr>
+        <w:t xml:space="preserve"> </w:t>
+      </w:r>
+      <w:r>
+        <w:rPr>
+          <w:rFonts w:ascii="Times New Roman" w:hAnsi="Times New Roman" w:cs="Times New Roman"/>
+          <w:lang w:val="en-US"/>
+        </w:rPr>
+        <w:t>The Migros Group operates not only in the service sector but also i</w:t>
+      </w:r>
+      <w:r>
+        <w:rPr>
+          <w:rFonts w:ascii="Times New Roman" w:hAnsi="Times New Roman" w:cs="Times New Roman"/>
+          <w:lang w:val="en-US"/>
+        </w:rPr>
+        <w:t>n manufactories</w:t>
+      </w:r>
+      <w:r>
+        <w:rPr>
+          <w:rFonts w:ascii="Times New Roman" w:hAnsi="Times New Roman" w:cs="Times New Roman"/>
+          <w:lang w:val="en-US"/>
+        </w:rPr>
+        <w:t>, as the factories of Migros Industry produce most of the food products sold in Migros supermarkets.</w:t>
+      </w:r>
+      <w:r>
+        <w:rPr>
+          <w:rFonts w:ascii="Times New Roman" w:hAnsi="Times New Roman" w:cs="Times New Roman"/>
+          <w:lang w:val="en-US"/>
+        </w:rPr>
+        <w:t xml:space="preserve"> Migros also has its own bank (Bank Migros) and </w:t>
+      </w:r>
+      <w:r>
+        <w:rPr>
+          <w:rFonts w:ascii="Times New Roman" w:hAnsi="Times New Roman" w:cs="Times New Roman"/>
+          <w:lang w:val="en-US"/>
+        </w:rPr>
+        <w:t>provide courses and training programs (“</w:t>
+      </w:r>
+      <w:proofErr w:type="spellStart"/>
+      <w:r>
+        <w:rPr>
+          <w:rFonts w:ascii="Times New Roman" w:hAnsi="Times New Roman" w:cs="Times New Roman"/>
+          <w:lang w:val="en-US"/>
+        </w:rPr>
+        <w:t>Klubschule</w:t>
+      </w:r>
+      <w:proofErr w:type="spellEnd"/>
+      <w:r>
+        <w:rPr>
+          <w:rFonts w:ascii="Times New Roman" w:hAnsi="Times New Roman" w:cs="Times New Roman"/>
+          <w:lang w:val="en-US"/>
+        </w:rPr>
+        <w:t xml:space="preserve">” or “École-club”) Migros at around 50 different locations throughout Switzerland, </w:t>
+      </w:r>
+      <w:r>
+        <w:rPr>
+          <w:rFonts w:ascii="Times New Roman" w:hAnsi="Times New Roman" w:cs="Times New Roman"/>
+          <w:lang w:val="en-US"/>
+        </w:rPr>
+        <w:t>courses</w:t>
+      </w:r>
+      <w:r>
+        <w:rPr>
+          <w:rFonts w:ascii="Times New Roman" w:hAnsi="Times New Roman" w:cs="Times New Roman"/>
+          <w:lang w:val="en-US"/>
+        </w:rPr>
+        <w:t xml:space="preserve"> </w:t>
+      </w:r>
+      <w:r>
+        <w:rPr>
+          <w:rFonts w:ascii="Times New Roman" w:hAnsi="Times New Roman" w:cs="Times New Roman"/>
+          <w:lang w:val="en-US"/>
+        </w:rPr>
+        <w:t>which</w:t>
+      </w:r>
+      <w:r>
+        <w:rPr>
+          <w:rFonts w:ascii="Times New Roman" w:hAnsi="Times New Roman" w:cs="Times New Roman"/>
+          <w:lang w:val="en-US"/>
+        </w:rPr>
+        <w:t xml:space="preserve"> are sometimes funded by unemployment insurance itself as part of professional reintegration programs</w:t>
+      </w:r>
+      <w:r>
+        <w:rPr>
+          <w:rFonts w:ascii="Times New Roman" w:hAnsi="Times New Roman" w:cs="Times New Roman"/>
+          <w:lang w:val="en-US"/>
+        </w:rPr>
+        <w:t>.</w:t>
+      </w:r>
+      <w:r>
+        <w:rPr>
+          <w:rFonts w:ascii="Times New Roman" w:hAnsi="Times New Roman" w:cs="Times New Roman"/>
+          <w:lang w:val="en-US"/>
+        </w:rPr>
+        <w:t xml:space="preserve"> </w:t>
+      </w:r>
+      <w:r>
+        <w:rPr>
+          <w:rFonts w:ascii="Times New Roman" w:hAnsi="Times New Roman" w:cs="Times New Roman"/>
+          <w:lang w:val="en-US"/>
+        </w:rPr>
+        <w:t>In recent years, the Migros Group has divested numerous brands and retail subsidiaries</w:t>
+      </w:r>
+      <w:r>
+        <w:rPr>
+          <w:rStyle w:val="Appelnotedebasdep"/>
+          <w:rFonts w:ascii="Times New Roman" w:hAnsi="Times New Roman" w:cs="Times New Roman"/>
+          <w:lang w:val="en-US"/>
+        </w:rPr>
+        <w:footnoteReference w:id="6"/>
+      </w:r>
+      <w:r>
+        <w:rPr>
+          <w:rFonts w:ascii="Times New Roman" w:hAnsi="Times New Roman" w:cs="Times New Roman"/>
+          <w:lang w:val="en-US"/>
+        </w:rPr>
+        <w:t xml:space="preserve"> as part of a strategic refocusing effort, particularly toward e-commerce, driven by the success of </w:t>
+      </w:r>
+      <w:proofErr w:type="spellStart"/>
+      <w:r>
+        <w:rPr>
+          <w:rFonts w:ascii="Times New Roman" w:hAnsi="Times New Roman" w:cs="Times New Roman"/>
+          <w:lang w:val="en-US"/>
+        </w:rPr>
+        <w:t>Digitec</w:t>
+      </w:r>
+      <w:proofErr w:type="spellEnd"/>
+      <w:r>
+        <w:rPr>
+          <w:rFonts w:ascii="Times New Roman" w:hAnsi="Times New Roman" w:cs="Times New Roman"/>
+          <w:lang w:val="en-US"/>
+        </w:rPr>
+        <w:t xml:space="preserve"> </w:t>
+      </w:r>
+      <w:proofErr w:type="spellStart"/>
+      <w:r>
+        <w:rPr>
+          <w:rFonts w:ascii="Times New Roman" w:hAnsi="Times New Roman" w:cs="Times New Roman"/>
+          <w:lang w:val="en-US"/>
+        </w:rPr>
+        <w:t>Galaxus</w:t>
+      </w:r>
+      <w:proofErr w:type="spellEnd"/>
+      <w:r>
+        <w:rPr>
+          <w:rFonts w:ascii="Times New Roman" w:hAnsi="Times New Roman" w:cs="Times New Roman"/>
+          <w:lang w:val="en-US"/>
+        </w:rPr>
+        <w:t>, its online retail subsidiary, which has established itself as Switzerland’s leading e-commerce platform since the COVID-19 pandemic</w:t>
+      </w:r>
+      <w:r>
+        <w:rPr>
+          <w:rFonts w:ascii="Times New Roman" w:hAnsi="Times New Roman" w:cs="Times New Roman"/>
+          <w:lang w:val="en-US"/>
+        </w:rPr>
+        <w:t xml:space="preserve"> </w:t>
+      </w:r>
+      <w:r>
+        <w:rPr>
+          <w:rFonts w:ascii="Times New Roman" w:hAnsi="Times New Roman" w:cs="Times New Roman"/>
+          <w:lang w:val="en-US"/>
+        </w:rPr>
+        <w:fldChar w:fldCharType="begin"/>
+      </w:r>
+      <w:r>
+        <w:rPr>
+          <w:rFonts w:ascii="Times New Roman" w:hAnsi="Times New Roman" w:cs="Times New Roman"/>
+          <w:lang w:val="en-US"/>
+        </w:rPr>
+        <w:instrText xml:space="preserve"> ADDIN ZOTERO_ITEM CSL_CITATION {"citationID":"OyKA0tnq","properties":{"formattedCitation":"(Nod and Irminger 2026)","plainCitation":"(Nod and Irminger 2026)","noteIndex":0},"citationItems":[{"id":6736,"uris":["http://zotero.org/groups/6311349/items/NVJJF55K"],"itemData":{"id":6736,"type":"report","publisher":"Fédération des coopératives Migros","title":"Rapport annuel Migros 2025","URL":"https://report.migros.ch/2025/app/uploads/Rapport-de-gestion.pdf","author":[{"family":"Nod","given":"Ursula"},{"family":"Irminger","given":"Mario"}],"issued":{"date-parts":[["2026"]]}}}],"schema":"https://github.com/citation-style-language/schema/raw/master/csl-citation.json"} </w:instrText>
+      </w:r>
+      <w:r>
+        <w:rPr>
+          <w:rFonts w:ascii="Times New Roman" w:hAnsi="Times New Roman" w:cs="Times New Roman"/>
+          <w:lang w:val="en-US"/>
+        </w:rPr>
+        <w:fldChar w:fldCharType="separate"/>
+      </w:r>
+      <w:r>
+        <w:rPr>
+          <w:rFonts w:ascii="Aptos" w:hAnsi="Aptos"/>
+          <w:lang w:val="en-US"/>
+        </w:rPr>
+        <w:t>(Nod and Irminger 2026)</w:t>
+      </w:r>
+      <w:r>
+        <w:rPr>
+          <w:rFonts w:ascii="Times New Roman" w:hAnsi="Times New Roman" w:cs="Times New Roman"/>
+          <w:lang w:val="en-US"/>
+        </w:rPr>
+        <w:fldChar w:fldCharType="end"/>
+      </w:r>
+      <w:r>
+        <w:rPr>
+          <w:rFonts w:ascii="Times New Roman" w:hAnsi="Times New Roman" w:cs="Times New Roman"/>
+          <w:lang w:val="en-US"/>
+        </w:rPr>
+        <w:t>.</w:t>
       </w:r>
     </w:p>
     <w:p>
@@ -3909,12 +4179,165 @@
         <w:jc w:val="both"/>
         <w:rPr>
           <w:rFonts w:ascii="Times New Roman" w:hAnsi="Times New Roman" w:cs="Times New Roman"/>
+          <w:lang w:val="en-US"/>
+        </w:rPr>
+      </w:pPr>
+      <w:r>
+        <w:rPr>
+          <w:rFonts w:ascii="Times New Roman" w:hAnsi="Times New Roman" w:cs="Times New Roman"/>
+          <w:lang w:val="en-US"/>
+        </w:rPr>
+        <w:t>Coop is the other historic giant of Swiss retail and Migros’s main competitor in the domestic market</w:t>
+      </w:r>
+      <w:r>
+        <w:rPr>
+          <w:rFonts w:ascii="Times New Roman" w:hAnsi="Times New Roman" w:cs="Times New Roman"/>
+          <w:lang w:val="en-US"/>
+        </w:rPr>
+        <w:t>.</w:t>
+      </w:r>
+      <w:r>
+        <w:rPr>
+          <w:rFonts w:ascii="Times New Roman" w:hAnsi="Times New Roman" w:cs="Times New Roman"/>
+          <w:lang w:val="en-US"/>
+        </w:rPr>
+        <w:t xml:space="preserve"> </w:t>
+      </w:r>
+      <w:r>
+        <w:rPr>
+          <w:rFonts w:ascii="Times New Roman" w:hAnsi="Times New Roman" w:cs="Times New Roman"/>
+          <w:lang w:val="en-US"/>
+        </w:rPr>
+        <w:t xml:space="preserve">While this cooperative traditionally operated in Migros’s shadow and was long regarded as the </w:t>
+      </w:r>
+      <w:r>
+        <w:rPr>
+          <w:rFonts w:ascii="Times New Roman" w:hAnsi="Times New Roman" w:cs="Times New Roman"/>
+          <w:lang w:val="en-US"/>
+        </w:rPr>
+        <w:t>number two of retail</w:t>
+      </w:r>
+      <w:r>
+        <w:rPr>
+          <w:rFonts w:ascii="Times New Roman" w:hAnsi="Times New Roman" w:cs="Times New Roman"/>
+          <w:lang w:val="en-US"/>
+        </w:rPr>
+        <w:t xml:space="preserve">, its growth in recent years has enabled it to surpass Migros in terms of turnover and market share in the food retail sector. Coop has a structure and profile </w:t>
+      </w:r>
+      <w:proofErr w:type="gramStart"/>
+      <w:r>
+        <w:rPr>
+          <w:rFonts w:ascii="Times New Roman" w:hAnsi="Times New Roman" w:cs="Times New Roman"/>
+          <w:lang w:val="en-US"/>
+        </w:rPr>
+        <w:t>similar to</w:t>
+      </w:r>
+      <w:proofErr w:type="gramEnd"/>
+      <w:r>
+        <w:rPr>
+          <w:rFonts w:ascii="Times New Roman" w:hAnsi="Times New Roman" w:cs="Times New Roman"/>
+          <w:lang w:val="en-US"/>
+        </w:rPr>
+        <w:t xml:space="preserve"> those of Migros, with a few notable differences: Coop has become more heavily involved in wholesale trade following its acquisition of </w:t>
+      </w:r>
+      <w:proofErr w:type="spellStart"/>
+      <w:r>
+        <w:rPr>
+          <w:rFonts w:ascii="Times New Roman" w:hAnsi="Times New Roman" w:cs="Times New Roman"/>
+          <w:lang w:val="en-US"/>
+        </w:rPr>
+        <w:t>Transgourmet</w:t>
+      </w:r>
+      <w:proofErr w:type="spellEnd"/>
+      <w:r>
+        <w:rPr>
+          <w:rFonts w:ascii="Times New Roman" w:hAnsi="Times New Roman" w:cs="Times New Roman"/>
+          <w:lang w:val="en-US"/>
+        </w:rPr>
+        <w:t xml:space="preserve">, one of Europe's leading </w:t>
+      </w:r>
+      <w:proofErr w:type="gramStart"/>
+      <w:r>
+        <w:rPr>
+          <w:rFonts w:ascii="Times New Roman" w:hAnsi="Times New Roman" w:cs="Times New Roman"/>
+          <w:lang w:val="en-US"/>
+        </w:rPr>
+        <w:t>foodservice</w:t>
+      </w:r>
+      <w:proofErr w:type="gramEnd"/>
+      <w:r>
+        <w:rPr>
+          <w:rFonts w:ascii="Times New Roman" w:hAnsi="Times New Roman" w:cs="Times New Roman"/>
+          <w:lang w:val="en-US"/>
+        </w:rPr>
+        <w:t xml:space="preserve"> and wholesale distribution companies, and is therefore less diversified than Migros in terms of its range of business activities. Nevertheless, it still owns a wide portfolio of retail brands in both the food and non-food sectors, as well as several food production businesses</w:t>
+      </w:r>
+      <w:r>
+        <w:rPr>
+          <w:rFonts w:ascii="Times New Roman" w:hAnsi="Times New Roman" w:cs="Times New Roman"/>
+          <w:lang w:val="en-US"/>
+        </w:rPr>
+        <w:t xml:space="preserve"> </w:t>
+      </w:r>
+      <w:r>
+        <w:rPr>
+          <w:rFonts w:ascii="Times New Roman" w:hAnsi="Times New Roman" w:cs="Times New Roman"/>
+          <w:lang w:val="en-US"/>
+        </w:rPr>
+        <w:fldChar w:fldCharType="begin"/>
+      </w:r>
+      <w:r>
+        <w:rPr>
+          <w:rFonts w:ascii="Times New Roman" w:hAnsi="Times New Roman" w:cs="Times New Roman"/>
+          <w:lang w:val="en-US"/>
+        </w:rPr>
+        <w:instrText xml:space="preserve"> ADDIN ZOTERO_ITEM CSL_CITATION {"citationID":"aRNS6rGr","properties":{"formattedCitation":"(Sutter and Wyss 2026)","plainCitation":"(Sutter and Wyss 2026)","noteIndex":0},"citationItems":[{"id":6740,"uris":["http://zotero.org/groups/6311349/items/8FQUVPL2"],"itemData":{"id":6740,"type":"report","publisher":"Groupe Coop","title":"Rapport de gestion 2025","URL":"https://report.coop.ch/pdfs/Coop_GB_25_FR_5ec1838f7e.pdf","author":[{"family":"Sutter","given":"Joos"},{"family":"Wyss","given":"Philipp"}],"issued":{"date-parts":[["2026"]]}}}],"schema":"https://github.com/citation-style-language/schema/raw/master/csl-citation.json"} </w:instrText>
+      </w:r>
+      <w:r>
+        <w:rPr>
+          <w:rFonts w:ascii="Times New Roman" w:hAnsi="Times New Roman" w:cs="Times New Roman"/>
+          <w:lang w:val="en-US"/>
+        </w:rPr>
+        <w:fldChar w:fldCharType="separate"/>
+      </w:r>
+      <w:r>
+        <w:rPr>
+          <w:rFonts w:ascii="Aptos" w:hAnsi="Aptos"/>
+          <w:lang w:val="en-US"/>
+        </w:rPr>
+        <w:t>(Sutter and Wyss 2026)</w:t>
+      </w:r>
+      <w:r>
+        <w:rPr>
+          <w:rFonts w:ascii="Times New Roman" w:hAnsi="Times New Roman" w:cs="Times New Roman"/>
+          <w:lang w:val="en-US"/>
+        </w:rPr>
+        <w:fldChar w:fldCharType="end"/>
+      </w:r>
+      <w:r>
+        <w:rPr>
+          <w:rFonts w:ascii="Times New Roman" w:hAnsi="Times New Roman" w:cs="Times New Roman"/>
+          <w:lang w:val="en-US"/>
+        </w:rPr>
+        <w:t>.</w:t>
+      </w:r>
+    </w:p>
+    <w:p>
+      <w:pPr>
+        <w:jc w:val="both"/>
+        <w:rPr>
+          <w:rFonts w:ascii="Times New Roman" w:hAnsi="Times New Roman" w:cs="Times New Roman"/>
+          <w:lang w:val="en-US"/>
         </w:rPr>
       </w:pPr>
     </w:p>
     <w:p>
       <w:pPr>
         <w:jc w:val="both"/>
+        <w:rPr>
+          <w:rFonts w:ascii="Times New Roman" w:hAnsi="Times New Roman" w:cs="Times New Roman"/>
+          <w:lang w:val="en-US"/>
+        </w:rPr>
       </w:pPr>
     </w:p>
     <w:p>
@@ -3922,6 +4345,7 @@
         <w:jc w:val="both"/>
         <w:rPr>
           <w:rFonts w:ascii="Times New Roman" w:hAnsi="Times New Roman" w:cs="Times New Roman"/>
+          <w:lang w:val="en-US"/>
         </w:rPr>
       </w:pPr>
     </w:p>
@@ -3930,20 +4354,9 @@
         <w:jc w:val="both"/>
         <w:rPr>
           <w:rFonts w:ascii="Times New Roman" w:hAnsi="Times New Roman" w:cs="Times New Roman"/>
+          <w:lang w:val="en-US"/>
         </w:rPr>
       </w:pPr>
-      <w:r>
-        <w:rPr>
-          <w:rFonts w:ascii="Times New Roman" w:hAnsi="Times New Roman" w:cs="Times New Roman"/>
-        </w:rPr>
-        <w:t>Ces deux groupes ne dominent p</w:t>
-      </w:r>
-      <w:r>
-        <w:rPr>
-          <w:rFonts w:ascii="Times New Roman" w:hAnsi="Times New Roman" w:cs="Times New Roman"/>
-        </w:rPr>
-        <w:t xml:space="preserve">as seulement le commerce de détail, car leurs activités se répandent dans de nombreux secteurs. Migros est ainsi active aussi dans </w:t>
-      </w:r>
     </w:p>
     <w:sectPr>
       <w:footerReference w:type="default" r:id="rId10"/>
@@ -4238,32 +4651,117 @@
       <w:pPr>
         <w:pStyle w:val="Notedebasdepage"/>
         <w:rPr>
+          <w:rFonts w:ascii="Times New Roman" w:hAnsi="Times New Roman" w:cs="Times New Roman"/>
           <w:lang w:val="en-US"/>
         </w:rPr>
       </w:pPr>
       <w:r>
         <w:rPr>
           <w:rStyle w:val="Appelnotedebasdep"/>
+          <w:rFonts w:ascii="Times New Roman" w:hAnsi="Times New Roman" w:cs="Times New Roman"/>
         </w:rPr>
         <w:footnoteRef/>
       </w:r>
       <w:r>
         <w:rPr>
-          <w:lang w:val="en-US"/>
-        </w:rPr>
-        <w:t xml:space="preserve"> Unfortunately, it was not possible t</w:t>
-      </w:r>
-      <w:r>
-        <w:rPr>
-          <w:lang w:val="en-US"/>
-        </w:rPr>
-        <w:t>o use each sector price volatility since such data are not available at the sectoral level in Switzerland.</w:t>
-      </w:r>
-      <w:r>
-        <w:rPr>
+          <w:rFonts w:ascii="Times New Roman" w:hAnsi="Times New Roman" w:cs="Times New Roman"/>
+          <w:lang w:val="en-US"/>
+        </w:rPr>
+        <w:t xml:space="preserve"> Unfortunately, it was not possible to use each sector price volatility since such data are not available at the sectoral level in Switzerland.</w:t>
+      </w:r>
+      <w:r>
+        <w:rPr>
+          <w:rFonts w:ascii="Times New Roman" w:hAnsi="Times New Roman" w:cs="Times New Roman"/>
           <w:lang w:val="en-US"/>
         </w:rPr>
         <w:t xml:space="preserve"> We thus had to resort to simple unit price shocks.</w:t>
+      </w:r>
+    </w:p>
+  </w:footnote>
+  <w:footnote w:id="6">
+    <w:p>
+      <w:pPr>
+        <w:pStyle w:val="Notedebasdepage"/>
+        <w:rPr>
+          <w:rFonts w:ascii="Times New Roman" w:hAnsi="Times New Roman" w:cs="Times New Roman"/>
+          <w:lang w:val="en-US"/>
+        </w:rPr>
+      </w:pPr>
+      <w:r>
+        <w:rPr>
+          <w:rStyle w:val="Appelnotedebasdep"/>
+          <w:rFonts w:ascii="Times New Roman" w:hAnsi="Times New Roman" w:cs="Times New Roman"/>
+        </w:rPr>
+        <w:footnoteRef/>
+      </w:r>
+      <w:r>
+        <w:rPr>
+          <w:rFonts w:ascii="Times New Roman" w:hAnsi="Times New Roman" w:cs="Times New Roman"/>
+          <w:lang w:val="en-US"/>
+        </w:rPr>
+        <w:t xml:space="preserve"> For instance: </w:t>
+      </w:r>
+      <w:proofErr w:type="spellStart"/>
+      <w:r>
+        <w:rPr>
+          <w:rFonts w:ascii="Times New Roman" w:hAnsi="Times New Roman" w:cs="Times New Roman"/>
+          <w:lang w:val="en-US"/>
+        </w:rPr>
+        <w:t>SportX</w:t>
+      </w:r>
+      <w:proofErr w:type="spellEnd"/>
+      <w:r>
+        <w:rPr>
+          <w:rFonts w:ascii="Times New Roman" w:hAnsi="Times New Roman" w:cs="Times New Roman"/>
+          <w:lang w:val="en-US"/>
+        </w:rPr>
+        <w:t xml:space="preserve">, </w:t>
+      </w:r>
+      <w:proofErr w:type="spellStart"/>
+      <w:r>
+        <w:rPr>
+          <w:rFonts w:ascii="Times New Roman" w:hAnsi="Times New Roman" w:cs="Times New Roman"/>
+          <w:lang w:val="en-US"/>
+        </w:rPr>
+        <w:t>Micasa</w:t>
+      </w:r>
+      <w:proofErr w:type="spellEnd"/>
+      <w:r>
+        <w:rPr>
+          <w:rFonts w:ascii="Times New Roman" w:hAnsi="Times New Roman" w:cs="Times New Roman"/>
+          <w:lang w:val="en-US"/>
+        </w:rPr>
+        <w:t xml:space="preserve"> and Melectro</w:t>
+      </w:r>
+      <w:proofErr w:type="spellStart"/>
+      <w:r>
+        <w:rPr>
+          <w:rFonts w:ascii="Times New Roman" w:hAnsi="Times New Roman" w:cs="Times New Roman"/>
+          <w:lang w:val="en-US"/>
+        </w:rPr>
+        <w:t>nics</w:t>
+      </w:r>
+      <w:proofErr w:type="spellEnd"/>
+      <w:r>
+        <w:rPr>
+          <w:rFonts w:ascii="Times New Roman" w:hAnsi="Times New Roman" w:cs="Times New Roman"/>
+          <w:lang w:val="en-US"/>
+        </w:rPr>
+        <w:t xml:space="preserve"> (</w:t>
+      </w:r>
+      <w:r>
+        <w:rPr>
+          <w:rFonts w:ascii="Times New Roman" w:hAnsi="Times New Roman" w:cs="Times New Roman"/>
+          <w:lang w:val="en-US"/>
+        </w:rPr>
+        <w:t>a sports retailer, a furniture retailer, and an electronics retailer</w:t>
+      </w:r>
+      <w:r>
+        <w:rPr>
+          <w:rFonts w:ascii="Times New Roman" w:hAnsi="Times New Roman" w:cs="Times New Roman"/>
+          <w:lang w:val="en-US"/>
+        </w:rPr>
+        <w:t>)</w:t>
       </w:r>
     </w:p>
   </w:footnote>
@@ -5453,6 +5951,29 @@
       <w:rFonts w:ascii="Times New Roman" w:hAnsi="Times New Roman" w:cs="Times New Roman"/>
     </w:rPr>
   </w:style>
+  <w:style w:type="character" w:styleId="Lienhypertexte">
+    <w:name w:val="Hyperlink"/>
+    <w:basedOn w:val="Policepardfaut"/>
+    <w:uiPriority w:val="99"/>
+    <w:unhideWhenUsed/>
+    <w:rsid w:val="002E37E1"/>
+    <w:rPr>
+      <w:color w:val="467886" w:themeColor="hyperlink"/>
+      <w:u w:val="single"/>
+    </w:rPr>
+  </w:style>
+  <w:style w:type="character" w:styleId="Mentionnonrsolue">
+    <w:name w:val="Unresolved Mention"/>
+    <w:basedOn w:val="Policepardfaut"/>
+    <w:uiPriority w:val="99"/>
+    <w:semiHidden/>
+    <w:unhideWhenUsed/>
+    <w:rsid w:val="002E37E1"/>
+    <w:rPr>
+      <w:color w:val="605E5C"/>
+      <w:shd w:val="clear" w:color="auto" w:fill="E1DFDD"/>
+    </w:rPr>
+  </w:style>
 </w:styles>
 </file>
 

--- a/posts/inflation suisse/inflation_switzerland.docx
+++ b/posts/inflation suisse/inflation_switzerland.docx
@@ -3576,21 +3576,12 @@
         </w:rPr>
         <w:fldChar w:fldCharType="separate"/>
       </w:r>
-      <w:proofErr w:type="spellStart"/>
       <w:r>
         <w:rPr>
           <w:rFonts w:ascii="Aptos" w:hAnsi="Aptos"/>
           <w:lang w:val="en-US"/>
         </w:rPr>
-        <w:t>Leutert</w:t>
-      </w:r>
-      <w:proofErr w:type="spellEnd"/>
-      <w:r>
-        <w:rPr>
-          <w:rFonts w:ascii="Aptos" w:hAnsi="Aptos"/>
-          <w:lang w:val="en-US"/>
-        </w:rPr>
-        <w:t xml:space="preserve"> </w:t>
+        <w:t xml:space="preserve">Leutert </w:t>
       </w:r>
       <w:r>
         <w:rPr>
@@ -3671,7 +3662,7 @@
           <w:lang w:val="en-US"/>
         </w:rPr>
         <w:drawing>
-          <wp:anchor distT="0" distB="0" distL="114300" distR="114300" simplePos="0" relativeHeight="251659264" behindDoc="0" locked="0" layoutInCell="1" allowOverlap="1" wp14:anchorId="69A14E6A" wp14:editId="3FA47245">
+          <wp:anchor distT="0" distB="0" distL="114300" distR="114300" simplePos="0" relativeHeight="251659264" behindDoc="0" locked="0" layoutInCell="1" allowOverlap="1" wp14:anchorId="69A14E6A" wp14:editId="1629207F">
             <wp:simplePos x="0" y="0"/>
             <wp:positionH relativeFrom="margin">
               <wp:align>center</wp:align>
@@ -3854,14 +3845,58 @@
           <w:rFonts w:ascii="Times New Roman" w:hAnsi="Times New Roman" w:cs="Times New Roman"/>
           <w:lang w:val="en-US"/>
         </w:rPr>
-        <w:t>international commodity trading such as Glencore and Trafigura, the key role played by retail companies oriented towards the national domestic market is far less known.</w:t>
-      </w:r>
-      <w:r>
-        <w:rPr>
-          <w:rFonts w:ascii="Times New Roman" w:hAnsi="Times New Roman" w:cs="Times New Roman"/>
-          <w:lang w:val="en-US"/>
-        </w:rPr>
-        <w:t xml:space="preserve"> More specifically, the Swiss national retail sector is dominated by Coop and Migros, two large cooperatives. It is indeed hard to overstate the importance of these two firms on the Swiss economy: they are by far the country’s largest </w:t>
+        <w:t>international commodity trading such as Glencore and Trafigura</w:t>
+      </w:r>
+      <w:r>
+        <w:rPr>
+          <w:rFonts w:ascii="Times New Roman" w:hAnsi="Times New Roman" w:cs="Times New Roman"/>
+          <w:lang w:val="en-US"/>
+        </w:rPr>
+        <w:t>; its pharmaceuticals or chemicals industries,</w:t>
+      </w:r>
+      <w:r>
+        <w:rPr>
+          <w:rFonts w:ascii="Times New Roman" w:hAnsi="Times New Roman" w:cs="Times New Roman"/>
+          <w:lang w:val="en-US"/>
+        </w:rPr>
+        <w:t xml:space="preserve"> the key role played by retail companies oriented towards the national domestic market is far less known.</w:t>
+      </w:r>
+      <w:r>
+        <w:rPr>
+          <w:rFonts w:ascii="Times New Roman" w:hAnsi="Times New Roman" w:cs="Times New Roman"/>
+          <w:lang w:val="en-US"/>
+        </w:rPr>
+        <w:t xml:space="preserve"> More specifically, the Swiss national retail sector is dominated by Coop and Migros, two large cooperatives</w:t>
+      </w:r>
+      <w:r>
+        <w:rPr>
+          <w:rFonts w:ascii="Times New Roman" w:hAnsi="Times New Roman" w:cs="Times New Roman"/>
+          <w:lang w:val="en-US"/>
+        </w:rPr>
+        <w:t xml:space="preserve"> which have a firm hand </w:t>
+      </w:r>
+      <w:proofErr w:type="spellStart"/>
+      <w:r>
+        <w:rPr>
+          <w:rFonts w:ascii="Times New Roman" w:hAnsi="Times New Roman" w:cs="Times New Roman"/>
+          <w:lang w:val="en-US"/>
+        </w:rPr>
+        <w:t>on</w:t>
+      </w:r>
+      <w:proofErr w:type="spellEnd"/>
+      <w:r>
+        <w:rPr>
+          <w:rFonts w:ascii="Times New Roman" w:hAnsi="Times New Roman" w:cs="Times New Roman"/>
+          <w:lang w:val="en-US"/>
+        </w:rPr>
+        <w:t xml:space="preserve"> the Swiss market</w:t>
+      </w:r>
+      <w:r>
+        <w:rPr>
+          <w:rFonts w:ascii="Times New Roman" w:hAnsi="Times New Roman" w:cs="Times New Roman"/>
+          <w:lang w:val="en-US"/>
+        </w:rPr>
+        <w:t xml:space="preserve">. It is indeed hard to overstate the importance of these two firms on the Swiss economy: they are by far the country’s largest </w:t>
       </w:r>
       <w:r>
         <w:rPr>
@@ -3968,6 +4003,120 @@
           <w:rFonts w:ascii="Times New Roman" w:hAnsi="Times New Roman" w:cs="Times New Roman"/>
           <w:lang w:val="en-US"/>
         </w:rPr>
+        <w:t xml:space="preserve">. </w:t>
+      </w:r>
+      <w:r>
+        <w:rPr>
+          <w:rFonts w:ascii="Times New Roman" w:hAnsi="Times New Roman" w:cs="Times New Roman"/>
+          <w:lang w:val="en-US"/>
+        </w:rPr>
+        <w:t>The Migros Group operates not only in the service sector but also i</w:t>
+      </w:r>
+      <w:r>
+        <w:rPr>
+          <w:rFonts w:ascii="Times New Roman" w:hAnsi="Times New Roman" w:cs="Times New Roman"/>
+          <w:lang w:val="en-US"/>
+        </w:rPr>
+        <w:t xml:space="preserve">n </w:t>
+      </w:r>
+      <w:r>
+        <w:rPr>
+          <w:rFonts w:ascii="Times New Roman" w:hAnsi="Times New Roman" w:cs="Times New Roman"/>
+          <w:lang w:val="en-US"/>
+        </w:rPr>
+        <w:t>the production sector</w:t>
+      </w:r>
+      <w:r>
+        <w:rPr>
+          <w:rFonts w:ascii="Times New Roman" w:hAnsi="Times New Roman" w:cs="Times New Roman"/>
+          <w:lang w:val="en-US"/>
+        </w:rPr>
+        <w:t>, as the factories of Migros Industry produce most of the food products sold in Migros supermarkets.</w:t>
+      </w:r>
+      <w:r>
+        <w:rPr>
+          <w:rFonts w:ascii="Times New Roman" w:hAnsi="Times New Roman" w:cs="Times New Roman"/>
+          <w:lang w:val="en-US"/>
+        </w:rPr>
+        <w:t xml:space="preserve"> Migros also has its own bank (Bank Migros) and </w:t>
+      </w:r>
+      <w:r>
+        <w:rPr>
+          <w:rFonts w:ascii="Times New Roman" w:hAnsi="Times New Roman" w:cs="Times New Roman"/>
+          <w:lang w:val="en-US"/>
+        </w:rPr>
+        <w:t>provide courses and training programs (“</w:t>
+      </w:r>
+      <w:proofErr w:type="spellStart"/>
+      <w:r>
+        <w:rPr>
+          <w:rFonts w:ascii="Times New Roman" w:hAnsi="Times New Roman" w:cs="Times New Roman"/>
+          <w:lang w:val="en-US"/>
+        </w:rPr>
+        <w:t>Klubschule</w:t>
+      </w:r>
+      <w:proofErr w:type="spellEnd"/>
+      <w:r>
+        <w:rPr>
+          <w:rFonts w:ascii="Times New Roman" w:hAnsi="Times New Roman" w:cs="Times New Roman"/>
+          <w:lang w:val="en-US"/>
+        </w:rPr>
+        <w:t>” or “École-club</w:t>
+      </w:r>
+      <w:r>
+        <w:rPr>
+          <w:rFonts w:ascii="Times New Roman" w:hAnsi="Times New Roman" w:cs="Times New Roman"/>
+          <w:lang w:val="en-US"/>
+        </w:rPr>
+        <w:t xml:space="preserve"> Migros</w:t>
+      </w:r>
+      <w:r>
+        <w:rPr>
+          <w:rFonts w:ascii="Times New Roman" w:hAnsi="Times New Roman" w:cs="Times New Roman"/>
+          <w:lang w:val="en-US"/>
+        </w:rPr>
+        <w:t>”)</w:t>
+      </w:r>
+      <w:r>
+        <w:rPr>
+          <w:rFonts w:ascii="Times New Roman" w:hAnsi="Times New Roman" w:cs="Times New Roman"/>
+          <w:lang w:val="en-US"/>
+        </w:rPr>
+        <w:t xml:space="preserve"> </w:t>
+      </w:r>
+      <w:r>
+        <w:rPr>
+          <w:rFonts w:ascii="Times New Roman" w:hAnsi="Times New Roman" w:cs="Times New Roman"/>
+          <w:lang w:val="en-US"/>
+        </w:rPr>
+        <w:t xml:space="preserve">at around 50 different locations throughout Switzerland, </w:t>
+      </w:r>
+      <w:r>
+        <w:rPr>
+          <w:rFonts w:ascii="Times New Roman" w:hAnsi="Times New Roman" w:cs="Times New Roman"/>
+          <w:lang w:val="en-US"/>
+        </w:rPr>
+        <w:t xml:space="preserve">courses </w:t>
+      </w:r>
+      <w:r>
+        <w:rPr>
+          <w:rFonts w:ascii="Times New Roman" w:hAnsi="Times New Roman" w:cs="Times New Roman"/>
+          <w:lang w:val="en-US"/>
+        </w:rPr>
+        <w:t>which</w:t>
+      </w:r>
+      <w:r>
+        <w:rPr>
+          <w:rFonts w:ascii="Times New Roman" w:hAnsi="Times New Roman" w:cs="Times New Roman"/>
+          <w:lang w:val="en-US"/>
+        </w:rPr>
+        <w:t xml:space="preserve"> are sometimes funded by unemployment insurance itself as part of professional reintegration programs</w:t>
+      </w:r>
+      <w:r>
+        <w:rPr>
+          <w:rFonts w:ascii="Times New Roman" w:hAnsi="Times New Roman" w:cs="Times New Roman"/>
+          <w:lang w:val="en-US"/>
+        </w:rPr>
         <w:t>.</w:t>
       </w:r>
       <w:r>
@@ -3982,35 +4131,22 @@
           <w:rFonts w:ascii="Times New Roman" w:hAnsi="Times New Roman" w:cs="Times New Roman"/>
           <w:lang w:val="en-US"/>
         </w:rPr>
-        <w:t>The Migros Group operates not only in the service sector but also i</w:t>
-      </w:r>
-      <w:r>
-        <w:rPr>
-          <w:rFonts w:ascii="Times New Roman" w:hAnsi="Times New Roman" w:cs="Times New Roman"/>
-          <w:lang w:val="en-US"/>
-        </w:rPr>
-        <w:t>n manufactories</w:t>
-      </w:r>
-      <w:r>
-        <w:rPr>
-          <w:rFonts w:ascii="Times New Roman" w:hAnsi="Times New Roman" w:cs="Times New Roman"/>
-          <w:lang w:val="en-US"/>
-        </w:rPr>
-        <w:t>, as the factories of Migros Industry produce most of the food products sold in Migros supermarkets.</w:t>
-      </w:r>
-      <w:r>
-        <w:rPr>
-          <w:rFonts w:ascii="Times New Roman" w:hAnsi="Times New Roman" w:cs="Times New Roman"/>
-          <w:lang w:val="en-US"/>
-        </w:rPr>
-        <w:t xml:space="preserve"> Migros also has its own bank (Bank Migros) and </w:t>
-      </w:r>
-      <w:r>
-        <w:rPr>
-          <w:rFonts w:ascii="Times New Roman" w:hAnsi="Times New Roman" w:cs="Times New Roman"/>
-          <w:lang w:val="en-US"/>
-        </w:rPr>
-        <w:t>provide courses and training programs (“</w:t>
+        <w:t>In recent years, the Migros Group has divested numerous brands and retail subsidiaries</w:t>
+      </w:r>
+      <w:r>
+        <w:rPr>
+          <w:rStyle w:val="Appelnotedebasdep"/>
+          <w:rFonts w:ascii="Times New Roman" w:hAnsi="Times New Roman" w:cs="Times New Roman"/>
+          <w:lang w:val="en-US"/>
+        </w:rPr>
+        <w:footnoteReference w:id="6"/>
+      </w:r>
+      <w:r>
+        <w:rPr>
+          <w:rFonts w:ascii="Times New Roman" w:hAnsi="Times New Roman" w:cs="Times New Roman"/>
+          <w:lang w:val="en-US"/>
+        </w:rPr>
+        <w:t xml:space="preserve"> as part of a strategic refocusing effort, particularly toward e-commerce, driven by the success of </w:t>
       </w:r>
       <w:proofErr w:type="spellStart"/>
       <w:r>
@@ -4018,7 +4154,7 @@
           <w:rFonts w:ascii="Times New Roman" w:hAnsi="Times New Roman" w:cs="Times New Roman"/>
           <w:lang w:val="en-US"/>
         </w:rPr>
-        <w:t>Klubschule</w:t>
+        <w:t>Digitec</w:t>
       </w:r>
       <w:proofErr w:type="spellEnd"/>
       <w:r>
@@ -4026,35 +4162,65 @@
           <w:rFonts w:ascii="Times New Roman" w:hAnsi="Times New Roman" w:cs="Times New Roman"/>
           <w:lang w:val="en-US"/>
         </w:rPr>
-        <w:t xml:space="preserve">” or “École-club”) Migros at around 50 different locations throughout Switzerland, </w:t>
-      </w:r>
-      <w:r>
-        <w:rPr>
-          <w:rFonts w:ascii="Times New Roman" w:hAnsi="Times New Roman" w:cs="Times New Roman"/>
-          <w:lang w:val="en-US"/>
-        </w:rPr>
-        <w:t>courses</w:t>
-      </w:r>
-      <w:r>
-        <w:rPr>
-          <w:rFonts w:ascii="Times New Roman" w:hAnsi="Times New Roman" w:cs="Times New Roman"/>
-          <w:lang w:val="en-US"/>
-        </w:rPr>
         <w:t xml:space="preserve"> </w:t>
       </w:r>
-      <w:r>
-        <w:rPr>
-          <w:rFonts w:ascii="Times New Roman" w:hAnsi="Times New Roman" w:cs="Times New Roman"/>
-          <w:lang w:val="en-US"/>
-        </w:rPr>
-        <w:t>which</w:t>
-      </w:r>
-      <w:r>
-        <w:rPr>
-          <w:rFonts w:ascii="Times New Roman" w:hAnsi="Times New Roman" w:cs="Times New Roman"/>
-          <w:lang w:val="en-US"/>
-        </w:rPr>
-        <w:t xml:space="preserve"> are sometimes funded by unemployment insurance itself as part of professional reintegration programs</w:t>
+      <w:proofErr w:type="spellStart"/>
+      <w:r>
+        <w:rPr>
+          <w:rFonts w:ascii="Times New Roman" w:hAnsi="Times New Roman" w:cs="Times New Roman"/>
+          <w:lang w:val="en-US"/>
+        </w:rPr>
+        <w:t>Galaxus</w:t>
+      </w:r>
+      <w:proofErr w:type="spellEnd"/>
+      <w:r>
+        <w:rPr>
+          <w:rFonts w:ascii="Times New Roman" w:hAnsi="Times New Roman" w:cs="Times New Roman"/>
+          <w:lang w:val="en-US"/>
+        </w:rPr>
+        <w:t>, its online retail subsidiary, which has established itself as Switzerland’s leading e-commerce platform since the COVID-19 pandemic</w:t>
+      </w:r>
+      <w:r>
+        <w:rPr>
+          <w:rFonts w:ascii="Times New Roman" w:hAnsi="Times New Roman" w:cs="Times New Roman"/>
+          <w:lang w:val="en-US"/>
+        </w:rPr>
+        <w:t xml:space="preserve"> </w:t>
+      </w:r>
+      <w:r>
+        <w:rPr>
+          <w:rFonts w:ascii="Times New Roman" w:hAnsi="Times New Roman" w:cs="Times New Roman"/>
+          <w:lang w:val="en-US"/>
+        </w:rPr>
+        <w:fldChar w:fldCharType="begin"/>
+      </w:r>
+      <w:r>
+        <w:rPr>
+          <w:rFonts w:ascii="Times New Roman" w:hAnsi="Times New Roman" w:cs="Times New Roman"/>
+          <w:lang w:val="en-US"/>
+        </w:rPr>
+        <w:instrText xml:space="preserve"> ADDIN ZOTERO_ITEM CSL_CITATION {"citationID":"OyKA0tnq","properties":{"formattedCitation":"(Nod and Irminger 2026)","plainCitation":"(Nod and Irminger 2026)","noteIndex":0},"citationItems":[{"id":6736,"uris":["http://zotero.org/groups/6311349/items/NVJJF55K"],"itemData":{"id":6736,"type":"report","publisher":"Fédération des coopératives Migros","title":"Rapport annuel Migros 2025","URL":"https://report.migros.ch/2025/app/uploads/Rapport-de-gestion.pdf","author":[{"family":"Nod","given":"Ursula"},{"family":"Irminger","given":"Mario"}],"issued":{"date-parts":[["2026"]]}}}],"schema":"https://github.com/citation-style-language/schema/raw/master/csl-citation.json"} </w:instrText>
+      </w:r>
+      <w:r>
+        <w:rPr>
+          <w:rFonts w:ascii="Times New Roman" w:hAnsi="Times New Roman" w:cs="Times New Roman"/>
+          <w:lang w:val="en-US"/>
+        </w:rPr>
+        <w:fldChar w:fldCharType="separate"/>
+      </w:r>
+      <w:r>
+        <w:rPr>
+          <w:rFonts w:ascii="Aptos" w:hAnsi="Aptos"/>
+          <w:lang w:val="en-US"/>
+        </w:rPr>
+        <w:t>(Nod and Irminger 2026)</w:t>
+      </w:r>
+      <w:r>
+        <w:rPr>
+          <w:rFonts w:ascii="Times New Roman" w:hAnsi="Times New Roman" w:cs="Times New Roman"/>
+          <w:lang w:val="en-US"/>
+        </w:rPr>
+        <w:fldChar w:fldCharType="end"/>
       </w:r>
       <w:r>
         <w:rPr>
@@ -4075,22 +4241,72 @@
           <w:rFonts w:ascii="Times New Roman" w:hAnsi="Times New Roman" w:cs="Times New Roman"/>
           <w:lang w:val="en-US"/>
         </w:rPr>
-        <w:t>In recent years, the Migros Group has divested numerous brands and retail subsidiaries</w:t>
-      </w:r>
-      <w:r>
-        <w:rPr>
-          <w:rStyle w:val="Appelnotedebasdep"/>
-          <w:rFonts w:ascii="Times New Roman" w:hAnsi="Times New Roman" w:cs="Times New Roman"/>
-          <w:lang w:val="en-US"/>
-        </w:rPr>
-        <w:footnoteReference w:id="6"/>
-      </w:r>
-      <w:r>
-        <w:rPr>
-          <w:rFonts w:ascii="Times New Roman" w:hAnsi="Times New Roman" w:cs="Times New Roman"/>
-          <w:lang w:val="en-US"/>
-        </w:rPr>
-        <w:t xml:space="preserve"> as part of a strategic refocusing effort, particularly toward e-commerce, driven by the success of </w:t>
+        <w:t>Coop is the other historic giant of Swiss retail and Migros’s main competitor in the domestic market</w:t>
+      </w:r>
+      <w:r>
+        <w:rPr>
+          <w:rFonts w:ascii="Times New Roman" w:hAnsi="Times New Roman" w:cs="Times New Roman"/>
+          <w:lang w:val="en-US"/>
+        </w:rPr>
+        <w:t>.</w:t>
+      </w:r>
+      <w:r>
+        <w:rPr>
+          <w:rFonts w:ascii="Times New Roman" w:hAnsi="Times New Roman" w:cs="Times New Roman"/>
+          <w:lang w:val="en-US"/>
+        </w:rPr>
+        <w:t xml:space="preserve"> </w:t>
+      </w:r>
+      <w:r>
+        <w:rPr>
+          <w:rFonts w:ascii="Times New Roman" w:hAnsi="Times New Roman" w:cs="Times New Roman"/>
+          <w:lang w:val="en-US"/>
+        </w:rPr>
+        <w:t xml:space="preserve">While this cooperative traditionally operated in Migros’s shadow and was long regarded as the </w:t>
+      </w:r>
+      <w:r>
+        <w:rPr>
+          <w:rFonts w:ascii="Times New Roman" w:hAnsi="Times New Roman" w:cs="Times New Roman"/>
+          <w:lang w:val="en-US"/>
+        </w:rPr>
+        <w:t>number two of retail</w:t>
+      </w:r>
+      <w:r>
+        <w:rPr>
+          <w:rFonts w:ascii="Times New Roman" w:hAnsi="Times New Roman" w:cs="Times New Roman"/>
+          <w:lang w:val="en-US"/>
+        </w:rPr>
+        <w:t xml:space="preserve">, its growth in recent years has enabled it to surpass Migros in terms of turnover and market share in the food retail sector. Coop has a structure and profile </w:t>
+      </w:r>
+      <w:proofErr w:type="gramStart"/>
+      <w:r>
+        <w:rPr>
+          <w:rFonts w:ascii="Times New Roman" w:hAnsi="Times New Roman" w:cs="Times New Roman"/>
+          <w:lang w:val="en-US"/>
+        </w:rPr>
+        <w:t>similar to</w:t>
+      </w:r>
+      <w:proofErr w:type="gramEnd"/>
+      <w:r>
+        <w:rPr>
+          <w:rFonts w:ascii="Times New Roman" w:hAnsi="Times New Roman" w:cs="Times New Roman"/>
+          <w:lang w:val="en-US"/>
+        </w:rPr>
+        <w:t xml:space="preserve"> </w:t>
+      </w:r>
+      <w:r>
+        <w:rPr>
+          <w:rFonts w:ascii="Times New Roman" w:hAnsi="Times New Roman" w:cs="Times New Roman"/>
+          <w:lang w:val="en-US"/>
+        </w:rPr>
+        <w:t>those</w:t>
+      </w:r>
+      <w:r>
+        <w:rPr>
+          <w:rFonts w:ascii="Times New Roman" w:hAnsi="Times New Roman" w:cs="Times New Roman"/>
+          <w:lang w:val="en-US"/>
+        </w:rPr>
+        <w:t xml:space="preserve"> of Migros, with a few notable differences: Coop has become more heavily involved in wholesale trade following its acquisition of </w:t>
       </w:r>
       <w:proofErr w:type="spellStart"/>
       <w:r>
@@ -4098,7 +4314,7 @@
           <w:rFonts w:ascii="Times New Roman" w:hAnsi="Times New Roman" w:cs="Times New Roman"/>
           <w:lang w:val="en-US"/>
         </w:rPr>
-        <w:t>Digitec</w:t>
+        <w:t>Transgourmet</w:t>
       </w:r>
       <w:proofErr w:type="spellEnd"/>
       <w:r>
@@ -4106,31 +4322,31 @@
           <w:rFonts w:ascii="Times New Roman" w:hAnsi="Times New Roman" w:cs="Times New Roman"/>
           <w:lang w:val="en-US"/>
         </w:rPr>
+        <w:t xml:space="preserve">, one of Europe's leading </w:t>
+      </w:r>
+      <w:proofErr w:type="gramStart"/>
+      <w:r>
+        <w:rPr>
+          <w:rFonts w:ascii="Times New Roman" w:hAnsi="Times New Roman" w:cs="Times New Roman"/>
+          <w:lang w:val="en-US"/>
+        </w:rPr>
+        <w:t>foodservice</w:t>
+      </w:r>
+      <w:proofErr w:type="gramEnd"/>
+      <w:r>
+        <w:rPr>
+          <w:rFonts w:ascii="Times New Roman" w:hAnsi="Times New Roman" w:cs="Times New Roman"/>
+          <w:lang w:val="en-US"/>
+        </w:rPr>
+        <w:t xml:space="preserve"> and wholesale distribution companies, and is therefore less diversified than Migros in terms of its range of business activities. Nevertheless, it still owns a wide portfolio of retail brands in both the food and non-food sectors, as well as several food production businesses</w:t>
+      </w:r>
+      <w:r>
+        <w:rPr>
+          <w:rFonts w:ascii="Times New Roman" w:hAnsi="Times New Roman" w:cs="Times New Roman"/>
+          <w:lang w:val="en-US"/>
+        </w:rPr>
         <w:t xml:space="preserve"> </w:t>
       </w:r>
-      <w:proofErr w:type="spellStart"/>
-      <w:r>
-        <w:rPr>
-          <w:rFonts w:ascii="Times New Roman" w:hAnsi="Times New Roman" w:cs="Times New Roman"/>
-          <w:lang w:val="en-US"/>
-        </w:rPr>
-        <w:t>Galaxus</w:t>
-      </w:r>
-      <w:proofErr w:type="spellEnd"/>
-      <w:r>
-        <w:rPr>
-          <w:rFonts w:ascii="Times New Roman" w:hAnsi="Times New Roman" w:cs="Times New Roman"/>
-          <w:lang w:val="en-US"/>
-        </w:rPr>
-        <w:t>, its online retail subsidiary, which has established itself as Switzerland’s leading e-commerce platform since the COVID-19 pandemic</w:t>
-      </w:r>
-      <w:r>
-        <w:rPr>
-          <w:rFonts w:ascii="Times New Roman" w:hAnsi="Times New Roman" w:cs="Times New Roman"/>
-          <w:lang w:val="en-US"/>
-        </w:rPr>
-        <w:t xml:space="preserve"> </w:t>
-      </w:r>
       <w:r>
         <w:rPr>
           <w:rFonts w:ascii="Times New Roman" w:hAnsi="Times New Roman" w:cs="Times New Roman"/>
@@ -4143,7 +4359,7 @@
           <w:rFonts w:ascii="Times New Roman" w:hAnsi="Times New Roman" w:cs="Times New Roman"/>
           <w:lang w:val="en-US"/>
         </w:rPr>
-        <w:instrText xml:space="preserve"> ADDIN ZOTERO_ITEM CSL_CITATION {"citationID":"OyKA0tnq","properties":{"formattedCitation":"(Nod and Irminger 2026)","plainCitation":"(Nod and Irminger 2026)","noteIndex":0},"citationItems":[{"id":6736,"uris":["http://zotero.org/groups/6311349/items/NVJJF55K"],"itemData":{"id":6736,"type":"report","publisher":"Fédération des coopératives Migros","title":"Rapport annuel Migros 2025","URL":"https://report.migros.ch/2025/app/uploads/Rapport-de-gestion.pdf","author":[{"family":"Nod","given":"Ursula"},{"family":"Irminger","given":"Mario"}],"issued":{"date-parts":[["2026"]]}}}],"schema":"https://github.com/citation-style-language/schema/raw/master/csl-citation.json"} </w:instrText>
+        <w:instrText xml:space="preserve"> ADDIN ZOTERO_ITEM CSL_CITATION {"citationID":"aRNS6rGr","properties":{"formattedCitation":"(Sutter and Wyss 2026)","plainCitation":"(Sutter and Wyss 2026)","noteIndex":0},"citationItems":[{"id":6740,"uris":["http://zotero.org/groups/6311349/items/8FQUVPL2"],"itemData":{"id":6740,"type":"report","publisher":"Groupe Coop","title":"Rapport de gestion 2025","URL":"https://report.coop.ch/pdfs/Coop_GB_25_FR_5ec1838f7e.pdf","author":[{"family":"Sutter","given":"Joos"},{"family":"Wyss","given":"Philipp"}],"issued":{"date-parts":[["2026"]]}}}],"schema":"https://github.com/citation-style-language/schema/raw/master/csl-citation.json"} </w:instrText>
       </w:r>
       <w:r>
         <w:rPr>
@@ -4157,7 +4373,7 @@
           <w:rFonts w:ascii="Aptos" w:hAnsi="Aptos"/>
           <w:lang w:val="en-US"/>
         </w:rPr>
-        <w:t>(Nod and Irminger 2026)</w:t>
+        <w:t>(Sutter and Wyss 2026)</w:t>
       </w:r>
       <w:r>
         <w:rPr>
@@ -4173,153 +4389,19 @@
         </w:rPr>
         <w:t>.</w:t>
       </w:r>
-    </w:p>
-    <w:p>
-      <w:pPr>
-        <w:jc w:val="both"/>
-        <w:rPr>
-          <w:rFonts w:ascii="Times New Roman" w:hAnsi="Times New Roman" w:cs="Times New Roman"/>
-          <w:lang w:val="en-US"/>
-        </w:rPr>
-      </w:pPr>
-      <w:r>
-        <w:rPr>
-          <w:rFonts w:ascii="Times New Roman" w:hAnsi="Times New Roman" w:cs="Times New Roman"/>
-          <w:lang w:val="en-US"/>
-        </w:rPr>
-        <w:t>Coop is the other historic giant of Swiss retail and Migros’s main competitor in the domestic market</w:t>
-      </w:r>
-      <w:r>
-        <w:rPr>
-          <w:rFonts w:ascii="Times New Roman" w:hAnsi="Times New Roman" w:cs="Times New Roman"/>
-          <w:lang w:val="en-US"/>
-        </w:rPr>
-        <w:t>.</w:t>
-      </w:r>
-      <w:r>
-        <w:rPr>
-          <w:rFonts w:ascii="Times New Roman" w:hAnsi="Times New Roman" w:cs="Times New Roman"/>
-          <w:lang w:val="en-US"/>
-        </w:rPr>
-        <w:t xml:space="preserve"> </w:t>
-      </w:r>
-      <w:r>
-        <w:rPr>
-          <w:rFonts w:ascii="Times New Roman" w:hAnsi="Times New Roman" w:cs="Times New Roman"/>
-          <w:lang w:val="en-US"/>
-        </w:rPr>
-        <w:t xml:space="preserve">While this cooperative traditionally operated in Migros’s shadow and was long regarded as the </w:t>
-      </w:r>
-      <w:r>
-        <w:rPr>
-          <w:rFonts w:ascii="Times New Roman" w:hAnsi="Times New Roman" w:cs="Times New Roman"/>
-          <w:lang w:val="en-US"/>
-        </w:rPr>
-        <w:t>number two of retail</w:t>
-      </w:r>
-      <w:r>
-        <w:rPr>
-          <w:rFonts w:ascii="Times New Roman" w:hAnsi="Times New Roman" w:cs="Times New Roman"/>
-          <w:lang w:val="en-US"/>
-        </w:rPr>
-        <w:t xml:space="preserve">, its growth in recent years has enabled it to surpass Migros in terms of turnover and market share in the food retail sector. Coop has a structure and profile </w:t>
-      </w:r>
-      <w:proofErr w:type="gramStart"/>
-      <w:r>
-        <w:rPr>
-          <w:rFonts w:ascii="Times New Roman" w:hAnsi="Times New Roman" w:cs="Times New Roman"/>
-          <w:lang w:val="en-US"/>
-        </w:rPr>
-        <w:t>similar to</w:t>
-      </w:r>
-      <w:proofErr w:type="gramEnd"/>
-      <w:r>
-        <w:rPr>
-          <w:rFonts w:ascii="Times New Roman" w:hAnsi="Times New Roman" w:cs="Times New Roman"/>
-          <w:lang w:val="en-US"/>
-        </w:rPr>
-        <w:t xml:space="preserve"> those of Migros, with a few notable differences: Coop has become more heavily involved in wholesale trade following its acquisition of </w:t>
-      </w:r>
-      <w:proofErr w:type="spellStart"/>
-      <w:r>
-        <w:rPr>
-          <w:rFonts w:ascii="Times New Roman" w:hAnsi="Times New Roman" w:cs="Times New Roman"/>
-          <w:lang w:val="en-US"/>
-        </w:rPr>
-        <w:t>Transgourmet</w:t>
-      </w:r>
-      <w:proofErr w:type="spellEnd"/>
-      <w:r>
-        <w:rPr>
-          <w:rFonts w:ascii="Times New Roman" w:hAnsi="Times New Roman" w:cs="Times New Roman"/>
-          <w:lang w:val="en-US"/>
-        </w:rPr>
-        <w:t xml:space="preserve">, one of Europe's leading </w:t>
-      </w:r>
-      <w:proofErr w:type="gramStart"/>
-      <w:r>
-        <w:rPr>
-          <w:rFonts w:ascii="Times New Roman" w:hAnsi="Times New Roman" w:cs="Times New Roman"/>
-          <w:lang w:val="en-US"/>
-        </w:rPr>
-        <w:t>foodservice</w:t>
-      </w:r>
-      <w:proofErr w:type="gramEnd"/>
-      <w:r>
-        <w:rPr>
-          <w:rFonts w:ascii="Times New Roman" w:hAnsi="Times New Roman" w:cs="Times New Roman"/>
-          <w:lang w:val="en-US"/>
-        </w:rPr>
-        <w:t xml:space="preserve"> and wholesale distribution companies, and is therefore less diversified than Migros in terms of its range of business activities. Nevertheless, it still owns a wide portfolio of retail brands in both the food and non-food sectors, as well as several food production businesses</w:t>
-      </w:r>
-      <w:r>
-        <w:rPr>
-          <w:rFonts w:ascii="Times New Roman" w:hAnsi="Times New Roman" w:cs="Times New Roman"/>
-          <w:lang w:val="en-US"/>
-        </w:rPr>
-        <w:t xml:space="preserve"> </w:t>
-      </w:r>
-      <w:r>
-        <w:rPr>
-          <w:rFonts w:ascii="Times New Roman" w:hAnsi="Times New Roman" w:cs="Times New Roman"/>
-          <w:lang w:val="en-US"/>
-        </w:rPr>
-        <w:fldChar w:fldCharType="begin"/>
-      </w:r>
-      <w:r>
-        <w:rPr>
-          <w:rFonts w:ascii="Times New Roman" w:hAnsi="Times New Roman" w:cs="Times New Roman"/>
-          <w:lang w:val="en-US"/>
-        </w:rPr>
-        <w:instrText xml:space="preserve"> ADDIN ZOTERO_ITEM CSL_CITATION {"citationID":"aRNS6rGr","properties":{"formattedCitation":"(Sutter and Wyss 2026)","plainCitation":"(Sutter and Wyss 2026)","noteIndex":0},"citationItems":[{"id":6740,"uris":["http://zotero.org/groups/6311349/items/8FQUVPL2"],"itemData":{"id":6740,"type":"report","publisher":"Groupe Coop","title":"Rapport de gestion 2025","URL":"https://report.coop.ch/pdfs/Coop_GB_25_FR_5ec1838f7e.pdf","author":[{"family":"Sutter","given":"Joos"},{"family":"Wyss","given":"Philipp"}],"issued":{"date-parts":[["2026"]]}}}],"schema":"https://github.com/citation-style-language/schema/raw/master/csl-citation.json"} </w:instrText>
-      </w:r>
-      <w:r>
-        <w:rPr>
-          <w:rFonts w:ascii="Times New Roman" w:hAnsi="Times New Roman" w:cs="Times New Roman"/>
-          <w:lang w:val="en-US"/>
-        </w:rPr>
-        <w:fldChar w:fldCharType="separate"/>
-      </w:r>
-      <w:r>
-        <w:rPr>
-          <w:rFonts w:ascii="Aptos" w:hAnsi="Aptos"/>
-          <w:lang w:val="en-US"/>
-        </w:rPr>
-        <w:t>(Sutter and Wyss 2026)</w:t>
-      </w:r>
-      <w:r>
-        <w:rPr>
-          <w:rFonts w:ascii="Times New Roman" w:hAnsi="Times New Roman" w:cs="Times New Roman"/>
-          <w:lang w:val="en-US"/>
-        </w:rPr>
-        <w:fldChar w:fldCharType="end"/>
-      </w:r>
-      <w:r>
-        <w:rPr>
-          <w:rFonts w:ascii="Times New Roman" w:hAnsi="Times New Roman" w:cs="Times New Roman"/>
-          <w:lang w:val="en-US"/>
-        </w:rPr>
-        <w:t>.</w:t>
+      <w:r>
+        <w:rPr>
+          <w:rFonts w:ascii="Times New Roman" w:hAnsi="Times New Roman" w:cs="Times New Roman"/>
+          <w:lang w:val="en-US"/>
+        </w:rPr>
+        <w:t xml:space="preserve"> I</w:t>
+      </w:r>
+      <w:r>
+        <w:rPr>
+          <w:rFonts w:ascii="Times New Roman" w:hAnsi="Times New Roman" w:cs="Times New Roman"/>
+          <w:lang w:val="en-US"/>
+        </w:rPr>
+        <w:t>t is thus not surprising that the most significant sector of the Swiss economy is Wholesale &amp; retail trade.</w:t>
       </w:r>
     </w:p>
     <w:p>
@@ -4731,7 +4813,7 @@
           <w:rFonts w:ascii="Times New Roman" w:hAnsi="Times New Roman" w:cs="Times New Roman"/>
           <w:lang w:val="en-US"/>
         </w:rPr>
-        <w:t xml:space="preserve"> and Melectro</w:t>
+        <w:t xml:space="preserve"> and </w:t>
       </w:r>
       <w:proofErr w:type="spellStart"/>
       <w:r>
@@ -4739,7 +4821,7 @@
           <w:rFonts w:ascii="Times New Roman" w:hAnsi="Times New Roman" w:cs="Times New Roman"/>
           <w:lang w:val="en-US"/>
         </w:rPr>
-        <w:t>nics</w:t>
+        <w:t>Melectronics</w:t>
       </w:r>
       <w:proofErr w:type="spellEnd"/>
       <w:r>
@@ -4747,21 +4829,7 @@
           <w:rFonts w:ascii="Times New Roman" w:hAnsi="Times New Roman" w:cs="Times New Roman"/>
           <w:lang w:val="en-US"/>
         </w:rPr>
-        <w:t xml:space="preserve"> (</w:t>
-      </w:r>
-      <w:r>
-        <w:rPr>
-          <w:rFonts w:ascii="Times New Roman" w:hAnsi="Times New Roman" w:cs="Times New Roman"/>
-          <w:lang w:val="en-US"/>
-        </w:rPr>
-        <w:t>a sports retailer, a furniture retailer, and an electronics retailer</w:t>
-      </w:r>
-      <w:r>
-        <w:rPr>
-          <w:rFonts w:ascii="Times New Roman" w:hAnsi="Times New Roman" w:cs="Times New Roman"/>
-          <w:lang w:val="en-US"/>
-        </w:rPr>
-        <w:t>)</w:t>
+        <w:t xml:space="preserve"> (a sports retailer, a furniture retailer, and an electronics retailer)</w:t>
       </w:r>
     </w:p>
   </w:footnote>
@@ -5490,6 +5558,7 @@
   <w:style w:type="character" w:default="1" w:styleId="Policepardfaut">
     <w:name w:val="Default Paragraph Font"/>
     <w:uiPriority w:val="1"/>
+    <w:semiHidden/>
     <w:unhideWhenUsed/>
   </w:style>
   <w:style w:type="table" w:default="1" w:styleId="TableauNormal">

--- a/posts/inflation suisse/inflation_switzerland.docx
+++ b/posts/inflation suisse/inflation_switzerland.docx
@@ -3662,7 +3662,7 @@
           <w:lang w:val="en-US"/>
         </w:rPr>
         <w:drawing>
-          <wp:anchor distT="0" distB="0" distL="114300" distR="114300" simplePos="0" relativeHeight="251659264" behindDoc="0" locked="0" layoutInCell="1" allowOverlap="1" wp14:anchorId="69A14E6A" wp14:editId="1629207F">
+          <wp:anchor distT="0" distB="0" distL="114300" distR="114300" simplePos="0" relativeHeight="251659264" behindDoc="0" locked="0" layoutInCell="1" allowOverlap="1" wp14:anchorId="69A14E6A" wp14:editId="30D33DB8">
             <wp:simplePos x="0" y="0"/>
             <wp:positionH relativeFrom="margin">
               <wp:align>center</wp:align>
@@ -3873,23 +3873,7 @@
           <w:rFonts w:ascii="Times New Roman" w:hAnsi="Times New Roman" w:cs="Times New Roman"/>
           <w:lang w:val="en-US"/>
         </w:rPr>
-        <w:t xml:space="preserve"> which have a firm hand </w:t>
-      </w:r>
-      <w:proofErr w:type="spellStart"/>
-      <w:r>
-        <w:rPr>
-          <w:rFonts w:ascii="Times New Roman" w:hAnsi="Times New Roman" w:cs="Times New Roman"/>
-          <w:lang w:val="en-US"/>
-        </w:rPr>
-        <w:t>on</w:t>
-      </w:r>
-      <w:proofErr w:type="spellEnd"/>
-      <w:r>
-        <w:rPr>
-          <w:rFonts w:ascii="Times New Roman" w:hAnsi="Times New Roman" w:cs="Times New Roman"/>
-          <w:lang w:val="en-US"/>
-        </w:rPr>
-        <w:t xml:space="preserve"> the Swiss market</w:t>
+        <w:t xml:space="preserve"> which have a firm hand on the Swiss market</w:t>
       </w:r>
       <w:r>
         <w:rPr>
@@ -4412,6 +4396,204 @@
           <w:lang w:val="en-US"/>
         </w:rPr>
       </w:pPr>
+      <w:r>
+        <w:rPr>
+          <w:rFonts w:ascii="Times New Roman" w:hAnsi="Times New Roman" w:cs="Times New Roman"/>
+          <w:lang w:val="en-US"/>
+        </w:rPr>
+        <w:t xml:space="preserve">What is the effect of this duopoly on Swiss price dynamics? </w:t>
+      </w:r>
+      <w:r>
+        <w:rPr>
+          <w:rFonts w:ascii="Times New Roman" w:hAnsi="Times New Roman" w:cs="Times New Roman"/>
+        </w:rPr>
+        <w:t>D’un côté,</w:t>
+      </w:r>
+      <w:r>
+        <w:rPr>
+          <w:rFonts w:ascii="Times New Roman" w:hAnsi="Times New Roman" w:cs="Times New Roman"/>
+        </w:rPr>
+        <w:t xml:space="preserve"> </w:t>
+      </w:r>
+      <w:r>
+        <w:rPr>
+          <w:rFonts w:ascii="Times New Roman" w:hAnsi="Times New Roman" w:cs="Times New Roman"/>
+        </w:rPr>
+        <w:t xml:space="preserve">Coop et Migros sont critiquées à cause de leurs marges excessives qu’elles parviendraient à tirer grâce à leur pouvoir de négociation. Contrôlant à la fois la transformation et la distribution, elles bénéficient en effet d’un pouvoir de négociation important par exemple sur les prix des produits agricoles, ce qui engendre un mécontentement des agriculteurs suisses. Ces derniers, représentés sur le plan politique par l’Union Suisse des Paysans (USP) ont été rejoint dans leur critique par </w:t>
+      </w:r>
+      <w:r>
+        <w:rPr>
+          <w:rFonts w:ascii="Times New Roman" w:hAnsi="Times New Roman" w:cs="Times New Roman"/>
+        </w:rPr>
+        <w:t xml:space="preserve">d’autres acteurs comme la Fédération Romande des Consommateurs, la presse ainsi que le média national public RTS, qui a quant à elle tenté d’évaluer directement les marges des deux grands </w:t>
+      </w:r>
+      <w:r>
+        <w:rPr>
+          <w:rFonts w:ascii="Times New Roman" w:hAnsi="Times New Roman" w:cs="Times New Roman"/>
+        </w:rPr>
+        <w:lastRenderedPageBreak/>
+        <w:t>distributeurs à travers de nombreuses enquêtes ces dernières années.</w:t>
+      </w:r>
+      <w:r>
+        <w:rPr>
+          <w:rFonts w:ascii="Times New Roman" w:hAnsi="Times New Roman" w:cs="Times New Roman"/>
+        </w:rPr>
+        <w:t xml:space="preserve"> Une enquête publiée en 2023 avait notamment pointé du doigt des « </w:t>
+      </w:r>
+      <w:r>
+        <w:rPr>
+          <w:rFonts w:ascii="Times New Roman" w:hAnsi="Times New Roman" w:cs="Times New Roman"/>
+        </w:rPr>
+        <w:t>écarts de prix parfois vertigineux entre les prix payés par Coop et Migros et les prix affichés en rayon</w:t>
+      </w:r>
+      <w:r>
+        <w:rPr>
+          <w:rFonts w:ascii="Times New Roman" w:hAnsi="Times New Roman" w:cs="Times New Roman"/>
+        </w:rPr>
+        <w:t> » avec des marges brutes sur les produits alimentaires pouvant aller de 50%, 80% voire jusqu’à 110%</w:t>
+      </w:r>
+      <w:r>
+        <w:rPr>
+          <w:rStyle w:val="Appelnotedebasdep"/>
+          <w:rFonts w:ascii="Times New Roman" w:hAnsi="Times New Roman" w:cs="Times New Roman"/>
+        </w:rPr>
+        <w:footnoteReference w:id="7"/>
+      </w:r>
+      <w:r>
+        <w:rPr>
+          <w:rFonts w:ascii="Times New Roman" w:hAnsi="Times New Roman" w:cs="Times New Roman"/>
+        </w:rPr>
+        <w:t>.</w:t>
+      </w:r>
+      <w:r>
+        <w:rPr>
+          <w:rFonts w:ascii="Times New Roman" w:hAnsi="Times New Roman" w:cs="Times New Roman"/>
+        </w:rPr>
+        <w:t xml:space="preserve"> Cet important pouvoir de marché de Migros et Coop est le résultat d’une longue tradition de protection du marché intérieur suisse. </w:t>
+      </w:r>
+      <w:r>
+        <w:rPr>
+          <w:rFonts w:ascii="Times New Roman" w:hAnsi="Times New Roman" w:cs="Times New Roman"/>
+          <w:lang w:val="en-US"/>
+        </w:rPr>
+        <w:t>The Swiss regulatory framework of its retail sector has l</w:t>
+      </w:r>
+      <w:r>
+        <w:rPr>
+          <w:rFonts w:ascii="Times New Roman" w:hAnsi="Times New Roman" w:cs="Times New Roman"/>
+          <w:lang w:val="en-US"/>
+        </w:rPr>
+        <w:t xml:space="preserve">ong protected Coop and Migros from foreign competition: Swiss law restricts the opening of large stores above 10’000 </w:t>
+      </w:r>
+      <w:proofErr w:type="spellStart"/>
+      <w:r>
+        <w:rPr>
+          <w:rFonts w:ascii="Times New Roman" w:hAnsi="Times New Roman" w:cs="Times New Roman"/>
+          <w:lang w:val="en-US"/>
+        </w:rPr>
+        <w:t>sqft</w:t>
+      </w:r>
+      <w:proofErr w:type="spellEnd"/>
+      <w:r>
+        <w:rPr>
+          <w:rFonts w:ascii="Times New Roman" w:hAnsi="Times New Roman" w:cs="Times New Roman"/>
+          <w:lang w:val="en-US"/>
+        </w:rPr>
+        <w:t>; food safety and packaging regulations are very restrictive; direct democracy also allows citizen to oppose any planned openings and thus the latter can be refused or take a long time. The three languages</w:t>
+      </w:r>
+      <w:r>
+        <w:rPr>
+          <w:rFonts w:ascii="Times New Roman" w:hAnsi="Times New Roman" w:cs="Times New Roman"/>
+          <w:lang w:val="en-US"/>
+        </w:rPr>
+        <w:t xml:space="preserve"> of the country</w:t>
+      </w:r>
+      <w:r>
+        <w:rPr>
+          <w:rFonts w:ascii="Times New Roman" w:hAnsi="Times New Roman" w:cs="Times New Roman"/>
+          <w:lang w:val="en-US"/>
+        </w:rPr>
+        <w:t xml:space="preserve">: French, German and Italian; and the strong federalist structure of Switzerland’s political institutions as well as its strong decentralization into 26 different cantons each having its own </w:t>
+      </w:r>
+      <w:r>
+        <w:rPr>
+          <w:rFonts w:ascii="Times New Roman" w:hAnsi="Times New Roman" w:cs="Times New Roman"/>
+          <w:lang w:val="en-US"/>
+        </w:rPr>
+        <w:t xml:space="preserve">laws </w:t>
+      </w:r>
+      <w:r>
+        <w:rPr>
+          <w:rFonts w:ascii="Times New Roman" w:hAnsi="Times New Roman" w:cs="Times New Roman"/>
+          <w:lang w:val="en-US"/>
+        </w:rPr>
+        <w:t>are additional administrative barriers which can deter potential foreign competitors to Coop and Migros</w:t>
+      </w:r>
+      <w:r>
+        <w:rPr>
+          <w:rFonts w:ascii="Times New Roman" w:hAnsi="Times New Roman" w:cs="Times New Roman"/>
+          <w:lang w:val="en-US"/>
+        </w:rPr>
+        <w:t xml:space="preserve"> </w:t>
+      </w:r>
+      <w:r>
+        <w:rPr>
+          <w:rFonts w:ascii="Times New Roman" w:hAnsi="Times New Roman" w:cs="Times New Roman"/>
+          <w:lang w:val="en-US"/>
+        </w:rPr>
+        <w:fldChar w:fldCharType="begin"/>
+      </w:r>
+      <w:r>
+        <w:rPr>
+          <w:rFonts w:ascii="Times New Roman" w:hAnsi="Times New Roman" w:cs="Times New Roman"/>
+          <w:lang w:val="en-US"/>
+        </w:rPr>
+        <w:instrText xml:space="preserve"> ADDIN ZOTERO_ITEM CSL_CITATION {"citationID":"scN62gjd","properties":{"formattedCitation":"(Morschett et al. 2009)","plainCitation":"(Morschett et al. 2009)","noteIndex":0},"citationItems":[{"id":6564,"uris":["http://zotero.org/groups/6311349/items/849ZCK48"],"itemData":{"id":6564,"type":"article-journal","container-title":"European Retail Research","issue":"2","page":"163-190","title":"Retailing in Switzerland - Player, Strategies and Developments","volume":"23","author":[{"family":"Morschett","given":"Dirk"},{"family":"Rudolph","given":"Thomas"},{"family":"Bauer","given":"Johannes"},{"family":"Donnath","given":"Annett"},{"family":"Meise","given":"Niklas"}],"issued":{"date-parts":[["2009"]]}}}],"schema":"https://github.com/citation-style-language/schema/raw/master/csl-citation.json"} </w:instrText>
+      </w:r>
+      <w:r>
+        <w:rPr>
+          <w:rFonts w:ascii="Times New Roman" w:hAnsi="Times New Roman" w:cs="Times New Roman"/>
+          <w:lang w:val="en-US"/>
+        </w:rPr>
+        <w:fldChar w:fldCharType="separate"/>
+      </w:r>
+      <w:r>
+        <w:rPr>
+          <w:rFonts w:ascii="Aptos" w:hAnsi="Aptos"/>
+          <w:lang w:val="en-US"/>
+        </w:rPr>
+        <w:t>(</w:t>
+      </w:r>
+      <w:proofErr w:type="spellStart"/>
+      <w:r>
+        <w:rPr>
+          <w:rFonts w:ascii="Aptos" w:hAnsi="Aptos"/>
+          <w:lang w:val="en-US"/>
+        </w:rPr>
+        <w:t>Morschett</w:t>
+      </w:r>
+      <w:proofErr w:type="spellEnd"/>
+      <w:r>
+        <w:rPr>
+          <w:rFonts w:ascii="Aptos" w:hAnsi="Aptos"/>
+          <w:lang w:val="en-US"/>
+        </w:rPr>
+        <w:t xml:space="preserve"> et al. 2009)</w:t>
+      </w:r>
+      <w:r>
+        <w:rPr>
+          <w:rFonts w:ascii="Times New Roman" w:hAnsi="Times New Roman" w:cs="Times New Roman"/>
+          <w:lang w:val="en-US"/>
+        </w:rPr>
+        <w:fldChar w:fldCharType="end"/>
+      </w:r>
+      <w:r>
+        <w:rPr>
+          <w:rFonts w:ascii="Times New Roman" w:hAnsi="Times New Roman" w:cs="Times New Roman"/>
+          <w:lang w:val="en-US"/>
+        </w:rPr>
+        <w:t>.</w:t>
+      </w:r>
     </w:p>
     <w:p>
       <w:pPr>
@@ -4830,6 +5012,43 @@
           <w:lang w:val="en-US"/>
         </w:rPr>
         <w:t xml:space="preserve"> (a sports retailer, a furniture retailer, and an electronics retailer)</w:t>
+      </w:r>
+    </w:p>
+  </w:footnote>
+  <w:footnote w:id="7">
+    <w:p>
+      <w:pPr>
+        <w:pStyle w:val="Notedebasdepage"/>
+        <w:rPr>
+          <w:lang w:val="en-US"/>
+        </w:rPr>
+      </w:pPr>
+      <w:r>
+        <w:rPr>
+          <w:rStyle w:val="Appelnotedebasdep"/>
+        </w:rPr>
+        <w:footnoteRef/>
+      </w:r>
+      <w:r>
+        <w:rPr>
+          <w:lang w:val="en-US"/>
+        </w:rPr>
+        <w:t xml:space="preserve"> </w:t>
+      </w:r>
+      <w:hyperlink r:id="rId1" w:history="1">
+        <w:r>
+          <w:rPr>
+            <w:rStyle w:val="Lienhypertexte"/>
+            <w:lang w:val="en-US"/>
+          </w:rPr>
+          <w:t>https://www.rts.ch/info/economie/14379498-les-marges-spectaculaires-des-grands-distributeurs-coop-et-migros.html</w:t>
+        </w:r>
+      </w:hyperlink>
+      <w:r>
+        <w:rPr>
+          <w:lang w:val="en-US"/>
+        </w:rPr>
+        <w:t xml:space="preserve"> </w:t>
       </w:r>
     </w:p>
   </w:footnote>
@@ -5558,7 +5777,6 @@
   <w:style w:type="character" w:default="1" w:styleId="Policepardfaut">
     <w:name w:val="Default Paragraph Font"/>
     <w:uiPriority w:val="1"/>
-    <w:semiHidden/>
     <w:unhideWhenUsed/>
   </w:style>
   <w:style w:type="table" w:default="1" w:styleId="TableauNormal">

--- a/posts/inflation suisse/inflation_switzerland.docx
+++ b/posts/inflation suisse/inflation_switzerland.docx
@@ -1,6 +1,6 @@
 
 <file path=word/document.xml><?xml version="1.0" encoding="utf-8"?>
-<w:document xmlns:wpc="http://schemas.microsoft.com/office/word/2010/wordprocessingCanvas" xmlns:cx="http://schemas.microsoft.com/office/drawing/2014/chartex" xmlns:cx1="http://schemas.microsoft.com/office/drawing/2015/9/8/chartex" xmlns:cx2="http://schemas.microsoft.com/office/drawing/2015/10/21/chartex" xmlns:cx3="http://schemas.microsoft.com/office/drawing/2016/5/9/chartex" xmlns:cx4="http://schemas.microsoft.com/office/drawing/2016/5/10/chartex" xmlns:cx5="http://schemas.microsoft.com/office/drawing/2016/5/11/chartex" xmlns:cx6="http://schemas.microsoft.com/office/drawing/2016/5/12/chartex" xmlns:cx7="http://schemas.microsoft.com/office/drawing/2016/5/13/chartex" xmlns:cx8="http://schemas.microsoft.com/office/drawing/2016/5/14/chartex" xmlns:mc="http://schemas.openxmlformats.org/markup-compatibility/2006" xmlns:aink="http://schemas.microsoft.com/office/drawing/2016/ink" xmlns:am3d="http://schemas.microsoft.com/office/drawing/2017/model3d" xmlns:o="urn:schemas-microsoft-com:office:office" xmlns:oel="http://schemas.microsoft.com/office/2019/extlst" xmlns:r="http://schemas.openxmlformats.org/officeDocument/2006/relationships" xmlns:m="http://schemas.openxmlformats.org/officeDocument/2006/math" xmlns:v="urn:schemas-microsoft-com:vml" xmlns:wp14="http://schemas.microsoft.com/office/word/2010/wordprocessingDrawing" xmlns:wp="http://schemas.openxmlformats.org/drawingml/2006/wordprocessingDrawing" xmlns:w10="urn:schemas-microsoft-com:office:word" xmlns:w="http://schemas.openxmlformats.org/wordprocessingml/2006/main" xmlns:w14="http://schemas.microsoft.com/office/word/2010/wordml" xmlns:w15="http://schemas.microsoft.com/office/word/2012/wordml" xmlns:w16cex="http://schemas.microsoft.com/office/word/2018/wordml/cex" xmlns:w16cid="http://schemas.microsoft.com/office/word/2016/wordml/cid" xmlns:w16="http://schemas.microsoft.com/office/word/2018/wordml" xmlns:w16du="http://schemas.microsoft.com/office/word/2023/wordml/word16du" xmlns:w16sdtdh="http://schemas.microsoft.com/office/word/2020/wordml/sdtdatahash" xmlns:w16sdtfl="http://schemas.microsoft.com/office/word/2024/wordml/sdtformatlock" xmlns:w16se="http://schemas.microsoft.com/office/word/2015/wordml/symex" xmlns:wpg="http://schemas.microsoft.com/office/word/2010/wordprocessingGroup" xmlns:wpi="http://schemas.microsoft.com/office/word/2010/wordprocessingInk" xmlns:wne="http://schemas.microsoft.com/office/word/2006/wordml" xmlns:wps="http://schemas.microsoft.com/office/word/2010/wordprocessingShape" mc:Ignorable="w14 w15 w16se w16cid w16 w16cex w16sdtdh w16sdtfl w16du wp14">
+<w:document xmlns:wpc="http://schemas.microsoft.com/office/word/2010/wordprocessingCanvas" xmlns:cx="http://schemas.microsoft.com/office/drawing/2014/chartex" xmlns:cx1="http://schemas.microsoft.com/office/drawing/2015/9/8/chartex" xmlns:cx2="http://schemas.microsoft.com/office/drawing/2015/10/21/chartex" xmlns:cx3="http://schemas.microsoft.com/office/drawing/2016/5/9/chartex" xmlns:cx4="http://schemas.microsoft.com/office/drawing/2016/5/10/chartex" xmlns:cx5="http://schemas.microsoft.com/office/drawing/2016/5/11/chartex" xmlns:cx6="http://schemas.microsoft.com/office/drawing/2016/5/12/chartex" xmlns:cx7="http://schemas.microsoft.com/office/drawing/2016/5/13/chartex" xmlns:cx8="http://schemas.microsoft.com/office/drawing/2016/5/14/chartex" xmlns:mc="http://schemas.openxmlformats.org/markup-compatibility/2006" xmlns:aink="http://schemas.microsoft.com/office/drawing/2016/ink" xmlns:am3d="http://schemas.microsoft.com/office/drawing/2017/model3d" xmlns:o="urn:schemas-microsoft-com:office:office" xmlns:oel="http://schemas.microsoft.com/office/2019/extlst" xmlns:r="http://schemas.openxmlformats.org/officeDocument/2006/relationships" xmlns:m="http://schemas.openxmlformats.org/officeDocument/2006/math" xmlns:v="urn:schemas-microsoft-com:vml" xmlns:wp14="http://schemas.microsoft.com/office/word/2010/wordprocessingDrawing" xmlns:wp="http://schemas.openxmlformats.org/drawingml/2006/wordprocessingDrawing" xmlns:w10="urn:schemas-microsoft-com:office:word" xmlns:w="http://schemas.openxmlformats.org/wordprocessingml/2006/main" xmlns:w14="http://schemas.microsoft.com/office/word/2010/wordml" xmlns:w15="http://schemas.microsoft.com/office/word/2012/wordml" xmlns:w16cei="http://schemas.microsoft.com/office/word/2026/wordml/cei" xmlns:w16cex="http://schemas.microsoft.com/office/word/2018/wordml/cex" xmlns:w16cid="http://schemas.microsoft.com/office/word/2016/wordml/cid" xmlns:w16="http://schemas.microsoft.com/office/word/2018/wordml" xmlns:w16du="http://schemas.microsoft.com/office/word/2023/wordml/word16du" xmlns:w16sdtdh="http://schemas.microsoft.com/office/word/2020/wordml/sdtdatahash" xmlns:w16sdtfl="http://schemas.microsoft.com/office/word/2024/wordml/sdtformatlock" xmlns:w16se="http://schemas.microsoft.com/office/word/2015/wordml/symex" xmlns:wpg="http://schemas.microsoft.com/office/word/2010/wordprocessingGroup" xmlns:wpi="http://schemas.microsoft.com/office/word/2010/wordprocessingInk" xmlns:wne="http://schemas.microsoft.com/office/word/2006/wordml" xmlns:wps="http://schemas.microsoft.com/office/word/2010/wordprocessingShape" mc:Ignorable="w14 w15 w16se w16cid w16 w16cex w16sdtdh w16sdtfl w16du wp14">
   <w:body>
     <w:p>
       <w:pPr>
@@ -125,7 +125,7 @@
           <w:rFonts w:eastAsiaTheme="majorEastAsia"/>
           <w:lang w:val="en-US"/>
         </w:rPr>
-        <w:t>In the context of more frequent supply shocks, we assess the factors behind the relative resistance to cost-push inflation in Switzerland. We review</w:t>
+        <w:t xml:space="preserve">In the context of more frequent supply shocks, we assess the factors behind the relative </w:t>
       </w:r>
       <w:r>
         <w:rPr>
@@ -133,7 +133,7 @@
           <w:rFonts w:eastAsiaTheme="majorEastAsia"/>
           <w:lang w:val="en-US"/>
         </w:rPr>
-        <w:t xml:space="preserve"> and assess</w:t>
+        <w:t>resistance of Switzerland to cost-push inflation</w:t>
       </w:r>
       <w:r>
         <w:rPr>
@@ -141,7 +141,39 @@
           <w:rFonts w:eastAsiaTheme="majorEastAsia"/>
           <w:lang w:val="en-US"/>
         </w:rPr>
-        <w:t xml:space="preserve"> common explanations behind price stability in </w:t>
+        <w:t>. We review</w:t>
+      </w:r>
+      <w:r>
+        <w:rPr>
+          <w:rStyle w:val="eop"/>
+          <w:rFonts w:eastAsiaTheme="majorEastAsia"/>
+          <w:lang w:val="en-US"/>
+        </w:rPr>
+        <w:t xml:space="preserve"> and assess</w:t>
+      </w:r>
+      <w:r>
+        <w:rPr>
+          <w:rStyle w:val="eop"/>
+          <w:rFonts w:eastAsiaTheme="majorEastAsia"/>
+          <w:lang w:val="en-US"/>
+        </w:rPr>
+        <w:t xml:space="preserve"> common explanations behind price stability </w:t>
+      </w:r>
+      <w:r>
+        <w:rPr>
+          <w:rStyle w:val="eop"/>
+          <w:rFonts w:eastAsiaTheme="majorEastAsia"/>
+          <w:lang w:val="en-US"/>
+        </w:rPr>
+        <w:t>of</w:t>
+      </w:r>
+      <w:r>
+        <w:rPr>
+          <w:rStyle w:val="eop"/>
+          <w:rFonts w:eastAsiaTheme="majorEastAsia"/>
+          <w:lang w:val="en-US"/>
+        </w:rPr>
+        <w:t xml:space="preserve"> </w:t>
       </w:r>
       <w:r>
         <w:rPr>
@@ -602,7 +634,7 @@
           <w:rFonts w:ascii="Times New Roman" w:hAnsi="Times New Roman" w:cs="Times New Roman"/>
           <w:lang w:val="en-US"/>
         </w:rPr>
-        <w:t>around the return of inflation through an assessment of the institutional characteristics of the Swiss socio-economic model as well as its policy instruments which make it robust to inflationary pressures.</w:t>
+        <w:t>around the return of inflation through an assessment of the institutional characteristics of the Swiss socio-economic model as well as its policy instruments which make it robust to inflation.</w:t>
       </w:r>
       <w:r>
         <w:rPr>
@@ -735,7 +767,21 @@
           <w:rFonts w:ascii="Times New Roman" w:hAnsi="Times New Roman" w:cs="Times New Roman"/>
           <w:lang w:val="en-US"/>
         </w:rPr>
-        <w:t xml:space="preserve"> monetary policy to reduce aggregate demand to fight inflation, heterodox economists propose more encompassing set of policies and reforms. </w:t>
+        <w:t xml:space="preserve"> monetary policy to reduce aggregate demand to fight inflation, heterodox economists propose more encompassing set of policies and reforms</w:t>
+      </w:r>
+      <w:r>
+        <w:rPr>
+          <w:rFonts w:ascii="Times New Roman" w:hAnsi="Times New Roman" w:cs="Times New Roman"/>
+          <w:lang w:val="en-US"/>
+        </w:rPr>
+        <w:t xml:space="preserve"> such as maintaining strategic reserves and implementing buffer stock systems to fight price fluctuations</w:t>
+      </w:r>
+      <w:r>
+        <w:rPr>
+          <w:rFonts w:ascii="Times New Roman" w:hAnsi="Times New Roman" w:cs="Times New Roman"/>
+          <w:lang w:val="en-US"/>
+        </w:rPr>
+        <w:t xml:space="preserve">. </w:t>
       </w:r>
       <w:r>
         <w:rPr>
@@ -778,41 +824,6 @@
           <w:lang w:val="en-US"/>
         </w:rPr>
         <w:t xml:space="preserve"> which take advantages of the scarcity of raw materials in times of shortage crisis.</w:t>
-      </w:r>
-      <w:r>
-        <w:rPr>
-          <w:rFonts w:ascii="Times New Roman" w:hAnsi="Times New Roman" w:cs="Times New Roman"/>
-          <w:lang w:val="en-US"/>
-        </w:rPr>
-        <w:t xml:space="preserve"> </w:t>
-      </w:r>
-      <w:r>
-        <w:rPr>
-          <w:rFonts w:ascii="Times New Roman" w:hAnsi="Times New Roman" w:cs="Times New Roman"/>
-          <w:lang w:val="en-US"/>
-        </w:rPr>
-        <w:t xml:space="preserve">Given the unique characteristics of its institutions and economic policies, Switzerland </w:t>
-      </w:r>
-      <w:r>
-        <w:rPr>
-          <w:rFonts w:ascii="Times New Roman" w:hAnsi="Times New Roman" w:cs="Times New Roman"/>
-          <w:lang w:val="en-US"/>
-        </w:rPr>
-        <w:t xml:space="preserve">thus </w:t>
-      </w:r>
-      <w:r>
-        <w:rPr>
-          <w:rFonts w:ascii="Times New Roman" w:hAnsi="Times New Roman" w:cs="Times New Roman"/>
-          <w:lang w:val="en-US"/>
-        </w:rPr>
-        <w:t>constitutes a particularly compelling case for assessing inflation stabilization policies</w:t>
-      </w:r>
-      <w:r>
-        <w:rPr>
-          <w:rFonts w:ascii="Times New Roman" w:hAnsi="Times New Roman" w:cs="Times New Roman"/>
-          <w:lang w:val="en-US"/>
-        </w:rPr>
-        <w:t xml:space="preserve">. </w:t>
       </w:r>
     </w:p>
     <w:p>
@@ -820,6 +831,36 @@
         <w:jc w:val="both"/>
         <w:rPr>
           <w:rFonts w:ascii="Times New Roman" w:hAnsi="Times New Roman" w:cs="Times New Roman"/>
+          <w:lang w:val="en-US"/>
+        </w:rPr>
+      </w:pPr>
+      <w:r>
+        <w:rPr>
+          <w:rFonts w:ascii="Times New Roman" w:hAnsi="Times New Roman" w:cs="Times New Roman"/>
+          <w:lang w:val="en-US"/>
+        </w:rPr>
+        <w:t xml:space="preserve">With respect to unconventional policies, the Swiss economy is a particularly compelling case study. Despite its very conservative and monetarist central bank, </w:t>
+      </w:r>
+      <w:r>
+        <w:rPr>
+          <w:rFonts w:ascii="Times New Roman" w:hAnsi="Times New Roman" w:cs="Times New Roman"/>
+          <w:lang w:val="en-US"/>
+        </w:rPr>
+        <w:t>the Swiss economy is characterized by its very high share of administered prices in key sectors such as energy and transport, a feature which is often interpreted as a proof of active price control policy by the Swiss government. Switzerland is also one of the few European countries which actively maintain strategic reserves for key commodities</w:t>
+      </w:r>
+      <w:r>
+        <w:rPr>
+          <w:rFonts w:ascii="Times New Roman" w:hAnsi="Times New Roman" w:cs="Times New Roman"/>
+          <w:lang w:val="en-US"/>
+        </w:rPr>
+        <w:t xml:space="preserve">. </w:t>
+      </w:r>
+    </w:p>
+    <w:p>
+      <w:pPr>
+        <w:jc w:val="both"/>
+        <w:rPr>
+          <w:rFonts w:ascii="Times New Roman" w:hAnsi="Times New Roman" w:cs="Times New Roman"/>
           <w:i/>
           <w:iCs/>
           <w:lang w:val="en-US"/>
@@ -872,6 +913,7 @@
         <w:rPr>
           <w:lang w:val="en-US"/>
         </w:rPr>
+        <w:lastRenderedPageBreak/>
         <w:t>Literature Review</w:t>
       </w:r>
     </w:p>
@@ -888,7 +930,21 @@
           <w:rFonts w:ascii="Times New Roman" w:hAnsi="Times New Roman" w:cs="Times New Roman"/>
           <w:lang w:val="en-US"/>
         </w:rPr>
-        <w:t xml:space="preserve"> Due to the diminished importance of inflation in Switzerland, the scientific literature on the determinants of the country’s inflation dynamics is rather scarce. One can nonetheless identify several types of explanations</w:t>
+        <w:t xml:space="preserve"> Due to the </w:t>
+      </w:r>
+      <w:r>
+        <w:rPr>
+          <w:rFonts w:ascii="Times New Roman" w:hAnsi="Times New Roman" w:cs="Times New Roman"/>
+          <w:lang w:val="en-US"/>
+        </w:rPr>
+        <w:t xml:space="preserve">relative lower </w:t>
+      </w:r>
+      <w:r>
+        <w:rPr>
+          <w:rFonts w:ascii="Times New Roman" w:hAnsi="Times New Roman" w:cs="Times New Roman"/>
+          <w:lang w:val="en-US"/>
+        </w:rPr>
+        <w:t>importance of inflation in Switzerland, the scientific literature on the determinants of the country’s inflation dynamics is rather scarce. One can nonetheless identify several types of explanations</w:t>
       </w:r>
       <w:r>
         <w:rPr>
@@ -925,15 +981,7 @@
           <w:rFonts w:ascii="Times New Roman" w:hAnsi="Times New Roman" w:cs="Times New Roman"/>
           <w:lang w:val="en-US"/>
         </w:rPr>
-        <w:t xml:space="preserve">One of the most </w:t>
-      </w:r>
-      <w:r>
-        <w:rPr>
-          <w:rFonts w:ascii="Times New Roman" w:hAnsi="Times New Roman" w:cs="Times New Roman"/>
-          <w:lang w:val="en-US"/>
-        </w:rPr>
-        <w:lastRenderedPageBreak/>
-        <w:t>salient stylized facts of the Swiss economy is</w:t>
+        <w:t>One of the most salient stylized facts of the Swiss economy is</w:t>
       </w:r>
       <w:r>
         <w:rPr>
@@ -1374,7 +1422,14 @@
           <w:rFonts w:ascii="Times New Roman" w:hAnsi="Times New Roman" w:cs="Times New Roman"/>
           <w:lang w:val="en-US"/>
         </w:rPr>
-        <w:t>combat deflation</w:t>
+        <w:t>prevent</w:t>
+      </w:r>
+      <w:r>
+        <w:rPr>
+          <w:rFonts w:ascii="Times New Roman" w:hAnsi="Times New Roman" w:cs="Times New Roman"/>
+          <w:lang w:val="en-US"/>
+        </w:rPr>
+        <w:t xml:space="preserve"> deflation</w:t>
       </w:r>
       <w:r>
         <w:rPr>
@@ -1678,7 +1733,15 @@
           <w:rFonts w:ascii="Times New Roman" w:hAnsi="Times New Roman" w:cs="Times New Roman"/>
           <w:lang w:val="en-US"/>
         </w:rPr>
-        <w:t xml:space="preserve">Even studies that have examined the causal effect of the sharp and sudden appreciation of the Swiss franc following the </w:t>
+        <w:t xml:space="preserve">Even studies that have examined the causal </w:t>
+      </w:r>
+      <w:r>
+        <w:rPr>
+          <w:rFonts w:ascii="Times New Roman" w:hAnsi="Times New Roman" w:cs="Times New Roman"/>
+          <w:lang w:val="en-US"/>
+        </w:rPr>
+        <w:lastRenderedPageBreak/>
+        <w:t xml:space="preserve">effect of the sharp and sudden appreciation of the Swiss franc following the </w:t>
       </w:r>
       <w:r>
         <w:rPr>
@@ -1876,7 +1939,6 @@
           <w:rFonts w:ascii="Times New Roman" w:hAnsi="Times New Roman" w:cs="Times New Roman"/>
           <w:lang w:val="en-US"/>
         </w:rPr>
-        <w:lastRenderedPageBreak/>
         <w:t xml:space="preserve">However, a low ERPT does not necessarily imply that movements in the exchange rate and the price of imports are of no importance regarding inflation dynamics in Switzerland. The results from a historical decomposition of a structural vector error correction model </w:t>
       </w:r>
       <w:r>
@@ -2117,21 +2179,21 @@
           <w:rFonts w:ascii="Times New Roman" w:hAnsi="Times New Roman" w:cs="Times New Roman"/>
           <w:lang w:val="en-US"/>
         </w:rPr>
-        <w:t xml:space="preserve"> Swiss inflation using the expenditure weights applied in other countries, such as Germany. </w:t>
-      </w:r>
-      <w:r>
-        <w:rPr>
-          <w:rFonts w:ascii="Times New Roman" w:hAnsi="Times New Roman" w:cs="Times New Roman"/>
-          <w:lang w:val="en-US"/>
-        </w:rPr>
-        <w:t>However, e</w:t>
-      </w:r>
-      <w:r>
-        <w:rPr>
-          <w:rFonts w:ascii="Times New Roman" w:hAnsi="Times New Roman" w:cs="Times New Roman"/>
-          <w:lang w:val="en-US"/>
-        </w:rPr>
-        <w:t>ven under these counterfactual weighting schemes, Swiss inflation remains</w:t>
+        <w:t xml:space="preserve"> Swiss inflation using the expenditure weights applied in other countries such as Germany. </w:t>
+      </w:r>
+      <w:r>
+        <w:rPr>
+          <w:rFonts w:ascii="Times New Roman" w:hAnsi="Times New Roman" w:cs="Times New Roman"/>
+          <w:lang w:val="en-US"/>
+        </w:rPr>
+        <w:t>U</w:t>
+      </w:r>
+      <w:r>
+        <w:rPr>
+          <w:rFonts w:ascii="Times New Roman" w:hAnsi="Times New Roman" w:cs="Times New Roman"/>
+          <w:lang w:val="en-US"/>
+        </w:rPr>
+        <w:t>nder these counterfactual weighting schemes, Swiss inflation remains</w:t>
       </w:r>
       <w:r>
         <w:rPr>
@@ -2145,7 +2207,21 @@
           <w:rFonts w:ascii="Times New Roman" w:hAnsi="Times New Roman" w:cs="Times New Roman"/>
           <w:lang w:val="en-US"/>
         </w:rPr>
-        <w:t xml:space="preserve"> substantially lower than in comparable economies</w:t>
+        <w:t xml:space="preserve"> substantially lower than in </w:t>
+      </w:r>
+      <w:r>
+        <w:rPr>
+          <w:rFonts w:ascii="Times New Roman" w:hAnsi="Times New Roman" w:cs="Times New Roman"/>
+          <w:lang w:val="en-US"/>
+        </w:rPr>
+        <w:t>other</w:t>
+      </w:r>
+      <w:r>
+        <w:rPr>
+          <w:rFonts w:ascii="Times New Roman" w:hAnsi="Times New Roman" w:cs="Times New Roman"/>
+          <w:lang w:val="en-US"/>
+        </w:rPr>
+        <w:t xml:space="preserve"> economies</w:t>
       </w:r>
       <w:r>
         <w:rPr>
@@ -2357,7 +2433,15 @@
           <w:rFonts w:ascii="Times New Roman" w:hAnsi="Times New Roman" w:cs="Times New Roman"/>
           <w:lang w:val="en-US"/>
         </w:rPr>
-        <w:t xml:space="preserve">the hypothesis that the Swiss government exercises substantial price controls </w:t>
+        <w:t xml:space="preserve">the hypothesis that the Swiss government exercises substantial </w:t>
+      </w:r>
+      <w:r>
+        <w:rPr>
+          <w:rFonts w:ascii="Times New Roman" w:hAnsi="Times New Roman" w:cs="Times New Roman"/>
+          <w:lang w:val="en-US"/>
+        </w:rPr>
+        <w:lastRenderedPageBreak/>
+        <w:t xml:space="preserve">price controls </w:t>
       </w:r>
       <w:r>
         <w:rPr>
@@ -2434,15 +2518,7 @@
           <w:rFonts w:ascii="Times New Roman" w:hAnsi="Times New Roman" w:cs="Times New Roman"/>
           <w:lang w:val="en-US"/>
         </w:rPr>
-        <w:t xml:space="preserve"> between the two economies cannot be attributed solely to </w:t>
-      </w:r>
-      <w:r>
-        <w:rPr>
-          <w:rFonts w:ascii="Times New Roman" w:hAnsi="Times New Roman" w:cs="Times New Roman"/>
-          <w:lang w:val="en-US"/>
-        </w:rPr>
-        <w:lastRenderedPageBreak/>
-        <w:t>administered prices, but must also reflect differences in the evolution of non-administered prices</w:t>
+        <w:t xml:space="preserve"> between the two economies cannot be attributed solely to administered prices, but must also reflect differences in the evolution of non-administered prices</w:t>
       </w:r>
       <w:r>
         <w:rPr>
@@ -3034,7 +3110,15 @@
           <w:rFonts w:ascii="Times New Roman" w:hAnsi="Times New Roman" w:cs="Times New Roman"/>
           <w:lang w:val="en-US"/>
         </w:rPr>
-        <w:t xml:space="preserve">Prices should not therefore be analyzed in isolation, but as part of a complex interdependent input-output system in which shocks to some prices matter more than others since they will have a greater impact on overall inflation due to the ubiquity of their products. The interest of this approach is thus to identify </w:t>
+        <w:t xml:space="preserve">Prices should not therefore be analyzed in isolation, but as part of a complex interdependent input-output system in which shocks to some prices matter more than others since they will have a greater impact on overall inflation due to the ubiquity of their products. </w:t>
+      </w:r>
+      <w:r>
+        <w:rPr>
+          <w:rFonts w:ascii="Times New Roman" w:hAnsi="Times New Roman" w:cs="Times New Roman"/>
+          <w:lang w:val="en-US"/>
+        </w:rPr>
+        <w:lastRenderedPageBreak/>
+        <w:t xml:space="preserve">The interest of this approach is thus to identify </w:t>
       </w:r>
       <w:r>
         <w:rPr>
@@ -3134,15 +3218,7 @@
           <w:rFonts w:ascii="Times New Roman" w:hAnsi="Times New Roman" w:cs="Times New Roman"/>
           <w:lang w:val="en-US"/>
         </w:rPr>
-        <w:t xml:space="preserve">The results of their simulations of price shocks identified petroleum &amp; coal, oil &amp; gas as the most systemically significant prices considering their price volatility for the period 2000-2022, followed by other items such as food, farming, chemicals, </w:t>
-      </w:r>
-      <w:r>
-        <w:rPr>
-          <w:rFonts w:ascii="Times New Roman" w:hAnsi="Times New Roman" w:cs="Times New Roman"/>
-          <w:lang w:val="en-US"/>
-        </w:rPr>
-        <w:lastRenderedPageBreak/>
-        <w:t>housing or wholesale trade.</w:t>
+        <w:t>The results of their simulations of price shocks identified petroleum &amp; coal, oil &amp; gas as the most systemically significant prices considering their price volatility for the period 2000-2022, followed by other items such as food, farming, chemicals, housing or wholesale trade.</w:t>
       </w:r>
       <w:r>
         <w:rPr>
@@ -3404,6 +3480,7 @@
           <w:noProof/>
           <w:lang w:val="en-US"/>
         </w:rPr>
+        <w:lastRenderedPageBreak/>
         <w:drawing>
           <wp:anchor distT="0" distB="0" distL="114300" distR="114300" simplePos="0" relativeHeight="251658240" behindDoc="0" locked="0" layoutInCell="1" allowOverlap="1" wp14:anchorId="6F9A8687" wp14:editId="52A0B8D1">
             <wp:simplePos x="0" y="0"/>
@@ -3517,7 +3594,6 @@
           <w:rFonts w:ascii="Times New Roman" w:hAnsi="Times New Roman" w:cs="Times New Roman"/>
           <w:lang w:val="en-US"/>
         </w:rPr>
-        <w:lastRenderedPageBreak/>
         <w:t>As shown by the figure above, the same phenomena can be observed in Switzerland during the same period.</w:t>
       </w:r>
       <w:r>
@@ -3661,8 +3737,9 @@
           <w:noProof/>
           <w:lang w:val="en-US"/>
         </w:rPr>
+        <w:lastRenderedPageBreak/>
         <w:drawing>
-          <wp:anchor distT="0" distB="0" distL="114300" distR="114300" simplePos="0" relativeHeight="251659264" behindDoc="0" locked="0" layoutInCell="1" allowOverlap="1" wp14:anchorId="69A14E6A" wp14:editId="30D33DB8">
+          <wp:anchor distT="0" distB="0" distL="114300" distR="114300" simplePos="0" relativeHeight="251659264" behindDoc="0" locked="0" layoutInCell="1" allowOverlap="1" wp14:anchorId="69A14E6A" wp14:editId="44BCE89D">
             <wp:simplePos x="0" y="0"/>
             <wp:positionH relativeFrom="margin">
               <wp:align>center</wp:align>
@@ -3830,15 +3907,7 @@
           <w:rFonts w:ascii="Times New Roman" w:hAnsi="Times New Roman" w:cs="Times New Roman"/>
           <w:lang w:val="en-US"/>
         </w:rPr>
-        <w:t xml:space="preserve">Whereas Switzerland </w:t>
-      </w:r>
-      <w:r>
-        <w:rPr>
-          <w:rFonts w:ascii="Times New Roman" w:hAnsi="Times New Roman" w:cs="Times New Roman"/>
-          <w:lang w:val="en-US"/>
-        </w:rPr>
-        <w:lastRenderedPageBreak/>
-        <w:t xml:space="preserve">is widely known for its multinationals specialized in </w:t>
+        <w:t xml:space="preserve">Whereas Switzerland is widely known for its multinationals specialized in </w:t>
       </w:r>
       <w:r>
         <w:rPr>
@@ -4015,7 +4084,15 @@
           <w:rFonts w:ascii="Times New Roman" w:hAnsi="Times New Roman" w:cs="Times New Roman"/>
           <w:lang w:val="en-US"/>
         </w:rPr>
-        <w:t>, as the factories of Migros Industry produce most of the food products sold in Migros supermarkets.</w:t>
+        <w:t xml:space="preserve">, as the factories of Migros </w:t>
+      </w:r>
+      <w:r>
+        <w:rPr>
+          <w:rFonts w:ascii="Times New Roman" w:hAnsi="Times New Roman" w:cs="Times New Roman"/>
+          <w:lang w:val="en-US"/>
+        </w:rPr>
+        <w:lastRenderedPageBreak/>
+        <w:t>Industry produce most of the food products sold in Migros supermarkets.</w:t>
       </w:r>
       <w:r>
         <w:rPr>
@@ -4029,23 +4106,7 @@
           <w:rFonts w:ascii="Times New Roman" w:hAnsi="Times New Roman" w:cs="Times New Roman"/>
           <w:lang w:val="en-US"/>
         </w:rPr>
-        <w:t>provide courses and training programs (“</w:t>
-      </w:r>
-      <w:proofErr w:type="spellStart"/>
-      <w:r>
-        <w:rPr>
-          <w:rFonts w:ascii="Times New Roman" w:hAnsi="Times New Roman" w:cs="Times New Roman"/>
-          <w:lang w:val="en-US"/>
-        </w:rPr>
-        <w:t>Klubschule</w:t>
-      </w:r>
-      <w:proofErr w:type="spellEnd"/>
-      <w:r>
-        <w:rPr>
-          <w:rFonts w:ascii="Times New Roman" w:hAnsi="Times New Roman" w:cs="Times New Roman"/>
-          <w:lang w:val="en-US"/>
-        </w:rPr>
-        <w:t>” or “École-club</w:t>
+        <w:t>provide courses and training programs (“Klubschule” or “École-club</w:t>
       </w:r>
       <w:r>
         <w:rPr>
@@ -4130,17 +4191,8 @@
           <w:rFonts w:ascii="Times New Roman" w:hAnsi="Times New Roman" w:cs="Times New Roman"/>
           <w:lang w:val="en-US"/>
         </w:rPr>
-        <w:t xml:space="preserve"> as part of a strategic refocusing effort, particularly toward e-commerce, driven by the success of </w:t>
-      </w:r>
-      <w:proofErr w:type="spellStart"/>
-      <w:r>
-        <w:rPr>
-          <w:rFonts w:ascii="Times New Roman" w:hAnsi="Times New Roman" w:cs="Times New Roman"/>
-          <w:lang w:val="en-US"/>
-        </w:rPr>
-        <w:t>Digitec</w:t>
-      </w:r>
-      <w:proofErr w:type="spellEnd"/>
+        <w:t xml:space="preserve"> as part of a strategic refocusing effort, particularly toward e-commerce, driven by the success of Digitec Galaxus, its online retail subsidiary, which has established itself as Switzerland’s leading e-commerce platform since the COVID-19 pandemic</w:t>
+      </w:r>
       <w:r>
         <w:rPr>
           <w:rFonts w:ascii="Times New Roman" w:hAnsi="Times New Roman" w:cs="Times New Roman"/>
@@ -4148,21 +4200,47 @@
         </w:rPr>
         <w:t xml:space="preserve"> </w:t>
       </w:r>
-      <w:proofErr w:type="spellStart"/>
-      <w:r>
-        <w:rPr>
-          <w:rFonts w:ascii="Times New Roman" w:hAnsi="Times New Roman" w:cs="Times New Roman"/>
-          <w:lang w:val="en-US"/>
-        </w:rPr>
-        <w:t>Galaxus</w:t>
-      </w:r>
-      <w:proofErr w:type="spellEnd"/>
-      <w:r>
-        <w:rPr>
-          <w:rFonts w:ascii="Times New Roman" w:hAnsi="Times New Roman" w:cs="Times New Roman"/>
-          <w:lang w:val="en-US"/>
-        </w:rPr>
-        <w:t>, its online retail subsidiary, which has established itself as Switzerland’s leading e-commerce platform since the COVID-19 pandemic</w:t>
+      <w:r>
+        <w:rPr>
+          <w:rFonts w:ascii="Times New Roman" w:hAnsi="Times New Roman" w:cs="Times New Roman"/>
+          <w:lang w:val="en-US"/>
+        </w:rPr>
+        <w:fldChar w:fldCharType="begin"/>
+      </w:r>
+      <w:r>
+        <w:rPr>
+          <w:rFonts w:ascii="Times New Roman" w:hAnsi="Times New Roman" w:cs="Times New Roman"/>
+          <w:lang w:val="en-US"/>
+        </w:rPr>
+        <w:instrText xml:space="preserve"> ADDIN ZOTERO_ITEM CSL_CITATION {"citationID":"OyKA0tnq","properties":{"formattedCitation":"(Nod and Irminger 2026)","plainCitation":"(Nod and Irminger 2026)","noteIndex":0},"citationItems":[{"id":6736,"uris":["http://zotero.org/groups/6311349/items/NVJJF55K"],"itemData":{"id":6736,"type":"report","publisher":"Fédération des coopératives Migros","title":"Rapport annuel Migros 2025","URL":"https://report.migros.ch/2025/app/uploads/Rapport-de-gestion.pdf","author":[{"family":"Nod","given":"Ursula"},{"family":"Irminger","given":"Mario"}],"issued":{"date-parts":[["2026"]]}}}],"schema":"https://github.com/citation-style-language/schema/raw/master/csl-citation.json"} </w:instrText>
+      </w:r>
+      <w:r>
+        <w:rPr>
+          <w:rFonts w:ascii="Times New Roman" w:hAnsi="Times New Roman" w:cs="Times New Roman"/>
+          <w:lang w:val="en-US"/>
+        </w:rPr>
+        <w:fldChar w:fldCharType="separate"/>
+      </w:r>
+      <w:r>
+        <w:rPr>
+          <w:rFonts w:ascii="Aptos" w:hAnsi="Aptos"/>
+          <w:lang w:val="en-US"/>
+        </w:rPr>
+        <w:t>(Nod and Irminger 2026)</w:t>
+      </w:r>
+      <w:r>
+        <w:rPr>
+          <w:rFonts w:ascii="Times New Roman" w:hAnsi="Times New Roman" w:cs="Times New Roman"/>
+          <w:lang w:val="en-US"/>
+        </w:rPr>
+        <w:fldChar w:fldCharType="end"/>
+      </w:r>
+      <w:r>
+        <w:rPr>
+          <w:rFonts w:ascii="Times New Roman" w:hAnsi="Times New Roman" w:cs="Times New Roman"/>
+          <w:lang w:val="en-US"/>
+        </w:rPr>
+        <w:t>.</w:t>
       </w:r>
       <w:r>
         <w:rPr>
@@ -4176,35 +4254,7 @@
           <w:rFonts w:ascii="Times New Roman" w:hAnsi="Times New Roman" w:cs="Times New Roman"/>
           <w:lang w:val="en-US"/>
         </w:rPr>
-        <w:fldChar w:fldCharType="begin"/>
-      </w:r>
-      <w:r>
-        <w:rPr>
-          <w:rFonts w:ascii="Times New Roman" w:hAnsi="Times New Roman" w:cs="Times New Roman"/>
-          <w:lang w:val="en-US"/>
-        </w:rPr>
-        <w:instrText xml:space="preserve"> ADDIN ZOTERO_ITEM CSL_CITATION {"citationID":"OyKA0tnq","properties":{"formattedCitation":"(Nod and Irminger 2026)","plainCitation":"(Nod and Irminger 2026)","noteIndex":0},"citationItems":[{"id":6736,"uris":["http://zotero.org/groups/6311349/items/NVJJF55K"],"itemData":{"id":6736,"type":"report","publisher":"Fédération des coopératives Migros","title":"Rapport annuel Migros 2025","URL":"https://report.migros.ch/2025/app/uploads/Rapport-de-gestion.pdf","author":[{"family":"Nod","given":"Ursula"},{"family":"Irminger","given":"Mario"}],"issued":{"date-parts":[["2026"]]}}}],"schema":"https://github.com/citation-style-language/schema/raw/master/csl-citation.json"} </w:instrText>
-      </w:r>
-      <w:r>
-        <w:rPr>
-          <w:rFonts w:ascii="Times New Roman" w:hAnsi="Times New Roman" w:cs="Times New Roman"/>
-          <w:lang w:val="en-US"/>
-        </w:rPr>
-        <w:fldChar w:fldCharType="separate"/>
-      </w:r>
-      <w:r>
-        <w:rPr>
-          <w:rFonts w:ascii="Aptos" w:hAnsi="Aptos"/>
-          <w:lang w:val="en-US"/>
-        </w:rPr>
-        <w:t>(Nod and Irminger 2026)</w:t>
-      </w:r>
-      <w:r>
-        <w:rPr>
-          <w:rFonts w:ascii="Times New Roman" w:hAnsi="Times New Roman" w:cs="Times New Roman"/>
-          <w:lang w:val="en-US"/>
-        </w:rPr>
-        <w:fldChar w:fldCharType="end"/>
+        <w:t>Coop is the other historic giant of Swiss retail and Migros’s main competitor in the domestic market</w:t>
       </w:r>
       <w:r>
         <w:rPr>
@@ -4225,27 +4275,6 @@
           <w:rFonts w:ascii="Times New Roman" w:hAnsi="Times New Roman" w:cs="Times New Roman"/>
           <w:lang w:val="en-US"/>
         </w:rPr>
-        <w:t>Coop is the other historic giant of Swiss retail and Migros’s main competitor in the domestic market</w:t>
-      </w:r>
-      <w:r>
-        <w:rPr>
-          <w:rFonts w:ascii="Times New Roman" w:hAnsi="Times New Roman" w:cs="Times New Roman"/>
-          <w:lang w:val="en-US"/>
-        </w:rPr>
-        <w:t>.</w:t>
-      </w:r>
-      <w:r>
-        <w:rPr>
-          <w:rFonts w:ascii="Times New Roman" w:hAnsi="Times New Roman" w:cs="Times New Roman"/>
-          <w:lang w:val="en-US"/>
-        </w:rPr>
-        <w:t xml:space="preserve"> </w:t>
-      </w:r>
-      <w:r>
-        <w:rPr>
-          <w:rFonts w:ascii="Times New Roman" w:hAnsi="Times New Roman" w:cs="Times New Roman"/>
-          <w:lang w:val="en-US"/>
-        </w:rPr>
         <w:t xml:space="preserve">While this cooperative traditionally operated in Migros’s shadow and was long regarded as the </w:t>
       </w:r>
       <w:r>
@@ -4253,30 +4282,28 @@
           <w:rFonts w:ascii="Times New Roman" w:hAnsi="Times New Roman" w:cs="Times New Roman"/>
           <w:lang w:val="en-US"/>
         </w:rPr>
-        <w:t>number two of retail</w:t>
-      </w:r>
-      <w:r>
-        <w:rPr>
-          <w:rFonts w:ascii="Times New Roman" w:hAnsi="Times New Roman" w:cs="Times New Roman"/>
-          <w:lang w:val="en-US"/>
-        </w:rPr>
-        <w:t xml:space="preserve">, its growth in recent years has enabled it to surpass Migros in terms of turnover and market share in the food retail sector. Coop has a structure and profile </w:t>
-      </w:r>
-      <w:proofErr w:type="gramStart"/>
-      <w:r>
-        <w:rPr>
-          <w:rFonts w:ascii="Times New Roman" w:hAnsi="Times New Roman" w:cs="Times New Roman"/>
-          <w:lang w:val="en-US"/>
-        </w:rPr>
-        <w:t>similar to</w:t>
-      </w:r>
-      <w:proofErr w:type="gramEnd"/>
-      <w:r>
-        <w:rPr>
-          <w:rFonts w:ascii="Times New Roman" w:hAnsi="Times New Roman" w:cs="Times New Roman"/>
-          <w:lang w:val="en-US"/>
-        </w:rPr>
-        <w:t xml:space="preserve"> </w:t>
+        <w:t>number two of</w:t>
+      </w:r>
+      <w:r>
+        <w:rPr>
+          <w:rFonts w:ascii="Times New Roman" w:hAnsi="Times New Roman" w:cs="Times New Roman"/>
+          <w:lang w:val="en-US"/>
+        </w:rPr>
+        <w:t xml:space="preserve"> Swiss</w:t>
+      </w:r>
+      <w:r>
+        <w:rPr>
+          <w:rFonts w:ascii="Times New Roman" w:hAnsi="Times New Roman" w:cs="Times New Roman"/>
+          <w:lang w:val="en-US"/>
+        </w:rPr>
+        <w:t xml:space="preserve"> retail</w:t>
+      </w:r>
+      <w:r>
+        <w:rPr>
+          <w:rFonts w:ascii="Times New Roman" w:hAnsi="Times New Roman" w:cs="Times New Roman"/>
+          <w:lang w:val="en-US"/>
+        </w:rPr>
+        <w:t xml:space="preserve">, its growth in recent years has enabled it to surpass Migros in terms of turnover and market share in the food retail sector. Coop has a structure and profile similar to </w:t>
       </w:r>
       <w:r>
         <w:rPr>
@@ -4290,39 +4317,7 @@
           <w:rFonts w:ascii="Times New Roman" w:hAnsi="Times New Roman" w:cs="Times New Roman"/>
           <w:lang w:val="en-US"/>
         </w:rPr>
-        <w:t xml:space="preserve"> of Migros, with a few notable differences: Coop has become more heavily involved in wholesale trade following its acquisition of </w:t>
-      </w:r>
-      <w:proofErr w:type="spellStart"/>
-      <w:r>
-        <w:rPr>
-          <w:rFonts w:ascii="Times New Roman" w:hAnsi="Times New Roman" w:cs="Times New Roman"/>
-          <w:lang w:val="en-US"/>
-        </w:rPr>
-        <w:t>Transgourmet</w:t>
-      </w:r>
-      <w:proofErr w:type="spellEnd"/>
-      <w:r>
-        <w:rPr>
-          <w:rFonts w:ascii="Times New Roman" w:hAnsi="Times New Roman" w:cs="Times New Roman"/>
-          <w:lang w:val="en-US"/>
-        </w:rPr>
-        <w:t xml:space="preserve">, one of Europe's leading </w:t>
-      </w:r>
-      <w:proofErr w:type="gramStart"/>
-      <w:r>
-        <w:rPr>
-          <w:rFonts w:ascii="Times New Roman" w:hAnsi="Times New Roman" w:cs="Times New Roman"/>
-          <w:lang w:val="en-US"/>
-        </w:rPr>
-        <w:t>foodservice</w:t>
-      </w:r>
-      <w:proofErr w:type="gramEnd"/>
-      <w:r>
-        <w:rPr>
-          <w:rFonts w:ascii="Times New Roman" w:hAnsi="Times New Roman" w:cs="Times New Roman"/>
-          <w:lang w:val="en-US"/>
-        </w:rPr>
-        <w:t xml:space="preserve"> and wholesale distribution companies, and is therefore less diversified than Migros in terms of its range of business activities. Nevertheless, it still owns a wide portfolio of retail brands in both the food and non-food sectors, as well as several food production businesses</w:t>
+        <w:t xml:space="preserve"> of Migros, with a few notable differences: Coop has become more heavily involved in wholesale trade following its acquisition of Transgourmet, one of Europe's leading foodservice and wholesale distribution companies, and is therefore less diversified than Migros in terms of its range of business activities. Nevertheless, it still owns a wide portfolio of retail brands in both the food and non-food sectors, as well as several food production businesses</w:t>
       </w:r>
       <w:r>
         <w:rPr>
@@ -4406,128 +4401,435 @@
       <w:r>
         <w:rPr>
           <w:rFonts w:ascii="Times New Roman" w:hAnsi="Times New Roman" w:cs="Times New Roman"/>
-        </w:rPr>
-        <w:t>D’un côté,</w:t>
-      </w:r>
-      <w:r>
-        <w:rPr>
-          <w:rFonts w:ascii="Times New Roman" w:hAnsi="Times New Roman" w:cs="Times New Roman"/>
+          <w:lang w:val="en-US"/>
+        </w:rPr>
+        <w:t xml:space="preserve">On the one hand, Coop and Migros have been criticized for allegedly excessive margins that they are able to extract </w:t>
+      </w:r>
+      <w:r>
+        <w:rPr>
+          <w:rFonts w:ascii="Times New Roman" w:hAnsi="Times New Roman" w:cs="Times New Roman"/>
+          <w:lang w:val="en-US"/>
+        </w:rPr>
+        <w:t>thanks to</w:t>
+      </w:r>
+      <w:r>
+        <w:rPr>
+          <w:rFonts w:ascii="Times New Roman" w:hAnsi="Times New Roman" w:cs="Times New Roman"/>
+          <w:lang w:val="en-US"/>
+        </w:rPr>
+        <w:t xml:space="preserve"> their bargaining power. By controlling both processing and distribution, they enjoy significant leverage in negotiations, particularly regarding the prices of agricultural products, which has fueled dissatisfaction among Swiss farmers. These farmers, politically represented by the Swiss Farmers’ Union (SFU), have been joined in their criticism by other stakeholders, including the Fédération Romande des Consommateurs (</w:t>
+      </w:r>
+      <w:r>
+        <w:rPr>
+          <w:rFonts w:ascii="Times New Roman" w:hAnsi="Times New Roman" w:cs="Times New Roman"/>
+          <w:lang w:val="en-US"/>
+        </w:rPr>
+        <w:t>Romandie</w:t>
+      </w:r>
+      <w:r>
+        <w:rPr>
+          <w:rFonts w:ascii="Times New Roman" w:hAnsi="Times New Roman" w:cs="Times New Roman"/>
+          <w:lang w:val="en-US"/>
+        </w:rPr>
+        <w:t xml:space="preserve"> Consumers’ Federation), the press, and the national public broadcaster RTS. RTS, for its part, has sought to assess directly the margins of the two major retailers through numerous investigations conducted in recent years.</w:t>
+      </w:r>
+      <w:r>
+        <w:rPr>
+          <w:rFonts w:ascii="Times New Roman" w:hAnsi="Times New Roman" w:cs="Times New Roman"/>
+          <w:lang w:val="en-US"/>
         </w:rPr>
         <w:t xml:space="preserve"> </w:t>
       </w:r>
       <w:r>
         <w:rPr>
           <w:rFonts w:ascii="Times New Roman" w:hAnsi="Times New Roman" w:cs="Times New Roman"/>
-        </w:rPr>
-        <w:t xml:space="preserve">Coop et Migros sont critiquées à cause de leurs marges excessives qu’elles parviendraient à tirer grâce à leur pouvoir de négociation. Contrôlant à la fois la transformation et la distribution, elles bénéficient en effet d’un pouvoir de négociation important par exemple sur les prix des produits agricoles, ce qui engendre un mécontentement des agriculteurs suisses. Ces derniers, représentés sur le plan politique par l’Union Suisse des Paysans (USP) ont été rejoint dans leur critique par </w:t>
-      </w:r>
-      <w:r>
-        <w:rPr>
-          <w:rFonts w:ascii="Times New Roman" w:hAnsi="Times New Roman" w:cs="Times New Roman"/>
-        </w:rPr>
-        <w:t xml:space="preserve">d’autres acteurs comme la Fédération Romande des Consommateurs, la presse ainsi que le média national public RTS, qui a quant à elle tenté d’évaluer directement les marges des deux grands </w:t>
-      </w:r>
-      <w:r>
-        <w:rPr>
-          <w:rFonts w:ascii="Times New Roman" w:hAnsi="Times New Roman" w:cs="Times New Roman"/>
+          <w:lang w:val="en-US"/>
+        </w:rPr>
+        <w:t>One investigation published in 2023 highlighted what it described as “sometimes staggering price gaps between the prices paid by Coop and Migros and the prices charged on store shelves”</w:t>
+      </w:r>
+      <w:r>
+        <w:rPr>
+          <w:rFonts w:ascii="Times New Roman" w:hAnsi="Times New Roman" w:cs="Times New Roman"/>
+          <w:lang w:val="en-US"/>
+        </w:rPr>
+        <w:t>,</w:t>
+      </w:r>
+      <w:r>
+        <w:rPr>
+          <w:rFonts w:ascii="Times New Roman" w:hAnsi="Times New Roman" w:cs="Times New Roman"/>
+          <w:lang w:val="en-US"/>
+        </w:rPr>
+        <w:t xml:space="preserve"> with gross margins on food products reportedly ranging from 50% and 80% to as much as 110%</w:t>
+      </w:r>
+      <w:r>
+        <w:rPr>
+          <w:rStyle w:val="Appelnotedebasdep"/>
+          <w:rFonts w:ascii="Times New Roman" w:hAnsi="Times New Roman" w:cs="Times New Roman"/>
+          <w:lang w:val="en-US"/>
+        </w:rPr>
+        <w:footnoteReference w:id="7"/>
+      </w:r>
+      <w:r>
+        <w:rPr>
+          <w:rFonts w:ascii="Times New Roman" w:hAnsi="Times New Roman" w:cs="Times New Roman"/>
+          <w:lang w:val="en-US"/>
+        </w:rPr>
+        <w:t xml:space="preserve">. </w:t>
+      </w:r>
+    </w:p>
+    <w:p>
+      <w:pPr>
+        <w:jc w:val="both"/>
+        <w:rPr>
+          <w:rFonts w:ascii="Times New Roman" w:hAnsi="Times New Roman" w:cs="Times New Roman"/>
+          <w:lang w:val="en-US"/>
+        </w:rPr>
+      </w:pPr>
+      <w:r>
+        <w:rPr>
+          <w:rFonts w:ascii="Times New Roman" w:hAnsi="Times New Roman" w:cs="Times New Roman"/>
+          <w:lang w:val="en-US"/>
+        </w:rPr>
+        <w:t xml:space="preserve">This substantial market power enjoyed by Migros and Coop is the result of a long tradition of </w:t>
+      </w:r>
+      <w:r>
+        <w:rPr>
+          <w:rFonts w:ascii="Times New Roman" w:hAnsi="Times New Roman" w:cs="Times New Roman"/>
+          <w:lang w:val="en-US"/>
+        </w:rPr>
+        <w:t>protection of</w:t>
+      </w:r>
+      <w:r>
+        <w:rPr>
+          <w:rFonts w:ascii="Times New Roman" w:hAnsi="Times New Roman" w:cs="Times New Roman"/>
+          <w:lang w:val="en-US"/>
+        </w:rPr>
+        <w:t xml:space="preserve"> the Swiss domestic </w:t>
+      </w:r>
+      <w:r>
+        <w:rPr>
+          <w:rFonts w:ascii="Times New Roman" w:hAnsi="Times New Roman" w:cs="Times New Roman"/>
+          <w:lang w:val="en-US"/>
+        </w:rPr>
+        <w:t>sectors</w:t>
+      </w:r>
+      <w:r>
+        <w:rPr>
+          <w:rFonts w:ascii="Times New Roman" w:hAnsi="Times New Roman" w:cs="Times New Roman"/>
+          <w:lang w:val="en-US"/>
+        </w:rPr>
+        <w:t>.</w:t>
+      </w:r>
+      <w:r>
+        <w:rPr>
+          <w:rFonts w:ascii="Times New Roman" w:hAnsi="Times New Roman" w:cs="Times New Roman"/>
+          <w:lang w:val="en-US"/>
+        </w:rPr>
+        <w:t xml:space="preserve"> </w:t>
+      </w:r>
+      <w:r>
+        <w:rPr>
+          <w:rFonts w:ascii="Times New Roman" w:hAnsi="Times New Roman" w:cs="Times New Roman"/>
+          <w:lang w:val="en-US"/>
+        </w:rPr>
+        <w:t>The Swiss regulatory framework of its retail sector has l</w:t>
+      </w:r>
+      <w:r>
+        <w:rPr>
+          <w:rFonts w:ascii="Times New Roman" w:hAnsi="Times New Roman" w:cs="Times New Roman"/>
+          <w:lang w:val="en-US"/>
+        </w:rPr>
+        <w:t>ong protected Coop and Migros from foreign competition: Swiss law restricts the opening of large stores above 10’000 sqft; food safety and packaging regulations are very restrictive; direct democracy also allows citizen to oppose any planned openings and thus the latter can be refused or take a long time. The three languages</w:t>
+      </w:r>
+      <w:r>
+        <w:rPr>
+          <w:rFonts w:ascii="Times New Roman" w:hAnsi="Times New Roman" w:cs="Times New Roman"/>
+          <w:lang w:val="en-US"/>
+        </w:rPr>
+        <w:t xml:space="preserve"> of the country</w:t>
+      </w:r>
+      <w:r>
+        <w:rPr>
+          <w:rFonts w:ascii="Times New Roman" w:hAnsi="Times New Roman" w:cs="Times New Roman"/>
+          <w:lang w:val="en-US"/>
+        </w:rPr>
+        <w:t xml:space="preserve">: French, German and Italian; and the strong federalist structure of Switzerland’s political institutions as well as its strong </w:t>
+      </w:r>
+      <w:r>
+        <w:rPr>
+          <w:rFonts w:ascii="Times New Roman" w:hAnsi="Times New Roman" w:cs="Times New Roman"/>
+          <w:lang w:val="en-US"/>
         </w:rPr>
         <w:lastRenderedPageBreak/>
-        <w:t>distributeurs à travers de nombreuses enquêtes ces dernières années.</w:t>
-      </w:r>
-      <w:r>
-        <w:rPr>
-          <w:rFonts w:ascii="Times New Roman" w:hAnsi="Times New Roman" w:cs="Times New Roman"/>
-        </w:rPr>
-        <w:t xml:space="preserve"> Une enquête publiée en 2023 avait notamment pointé du doigt des « </w:t>
-      </w:r>
-      <w:r>
-        <w:rPr>
-          <w:rFonts w:ascii="Times New Roman" w:hAnsi="Times New Roman" w:cs="Times New Roman"/>
-        </w:rPr>
-        <w:t>écarts de prix parfois vertigineux entre les prix payés par Coop et Migros et les prix affichés en rayon</w:t>
-      </w:r>
-      <w:r>
-        <w:rPr>
-          <w:rFonts w:ascii="Times New Roman" w:hAnsi="Times New Roman" w:cs="Times New Roman"/>
-        </w:rPr>
-        <w:t> » avec des marges brutes sur les produits alimentaires pouvant aller de 50%, 80% voire jusqu’à 110%</w:t>
-      </w:r>
-      <w:r>
-        <w:rPr>
-          <w:rStyle w:val="Appelnotedebasdep"/>
-          <w:rFonts w:ascii="Times New Roman" w:hAnsi="Times New Roman" w:cs="Times New Roman"/>
-        </w:rPr>
-        <w:footnoteReference w:id="7"/>
-      </w:r>
-      <w:r>
-        <w:rPr>
-          <w:rFonts w:ascii="Times New Roman" w:hAnsi="Times New Roman" w:cs="Times New Roman"/>
+        <w:t xml:space="preserve">decentralization into 26 different cantons each having its own </w:t>
+      </w:r>
+      <w:r>
+        <w:rPr>
+          <w:rFonts w:ascii="Times New Roman" w:hAnsi="Times New Roman" w:cs="Times New Roman"/>
+          <w:lang w:val="en-US"/>
+        </w:rPr>
+        <w:t xml:space="preserve">laws </w:t>
+      </w:r>
+      <w:r>
+        <w:rPr>
+          <w:rFonts w:ascii="Times New Roman" w:hAnsi="Times New Roman" w:cs="Times New Roman"/>
+          <w:lang w:val="en-US"/>
+        </w:rPr>
+        <w:t>are additional administrative barriers which deter potential foreign competitors to Coop and Migros</w:t>
+      </w:r>
+      <w:r>
+        <w:rPr>
+          <w:rFonts w:ascii="Times New Roman" w:hAnsi="Times New Roman" w:cs="Times New Roman"/>
+          <w:lang w:val="en-US"/>
+        </w:rPr>
+        <w:t xml:space="preserve"> </w:t>
+      </w:r>
+      <w:r>
+        <w:rPr>
+          <w:rFonts w:ascii="Times New Roman" w:hAnsi="Times New Roman" w:cs="Times New Roman"/>
+          <w:lang w:val="en-US"/>
+        </w:rPr>
+        <w:fldChar w:fldCharType="begin"/>
+      </w:r>
+      <w:r>
+        <w:rPr>
+          <w:rFonts w:ascii="Times New Roman" w:hAnsi="Times New Roman" w:cs="Times New Roman"/>
+          <w:lang w:val="en-US"/>
+        </w:rPr>
+        <w:instrText xml:space="preserve"> ADDIN ZOTERO_ITEM CSL_CITATION {"citationID":"scN62gjd","properties":{"formattedCitation":"(Morschett et al. 2009)","plainCitation":"(Morschett et al. 2009)","noteIndex":0},"citationItems":[{"id":6564,"uris":["http://zotero.org/groups/6311349/items/849ZCK48"],"itemData":{"id":6564,"type":"article-journal","container-title":"European Retail Research","issue":"2","page":"163-190","title":"Retailing in Switzerland - Player, Strategies and Developments","volume":"23","author":[{"family":"Morschett","given":"Dirk"},{"family":"Rudolph","given":"Thomas"},{"family":"Bauer","given":"Johannes"},{"family":"Donnath","given":"Annett"},{"family":"Meise","given":"Niklas"}],"issued":{"date-parts":[["2009"]]}}}],"schema":"https://github.com/citation-style-language/schema/raw/master/csl-citation.json"} </w:instrText>
+      </w:r>
+      <w:r>
+        <w:rPr>
+          <w:rFonts w:ascii="Times New Roman" w:hAnsi="Times New Roman" w:cs="Times New Roman"/>
+          <w:lang w:val="en-US"/>
+        </w:rPr>
+        <w:fldChar w:fldCharType="separate"/>
+      </w:r>
+      <w:r>
+        <w:rPr>
+          <w:rFonts w:ascii="Aptos" w:hAnsi="Aptos"/>
+          <w:lang w:val="en-US"/>
+        </w:rPr>
+        <w:t>(Morschett et al. 2009)</w:t>
+      </w:r>
+      <w:r>
+        <w:rPr>
+          <w:rFonts w:ascii="Times New Roman" w:hAnsi="Times New Roman" w:cs="Times New Roman"/>
+          <w:lang w:val="en-US"/>
+        </w:rPr>
+        <w:fldChar w:fldCharType="end"/>
+      </w:r>
+      <w:r>
+        <w:rPr>
+          <w:rFonts w:ascii="Times New Roman" w:hAnsi="Times New Roman" w:cs="Times New Roman"/>
+          <w:lang w:val="en-US"/>
         </w:rPr>
         <w:t>.</w:t>
       </w:r>
-      <w:r>
-        <w:rPr>
-          <w:rFonts w:ascii="Times New Roman" w:hAnsi="Times New Roman" w:cs="Times New Roman"/>
-        </w:rPr>
-        <w:t xml:space="preserve"> Cet important pouvoir de marché de Migros et Coop est le résultat d’une longue tradition de protection du marché intérieur suisse. </w:t>
-      </w:r>
-      <w:r>
-        <w:rPr>
-          <w:rFonts w:ascii="Times New Roman" w:hAnsi="Times New Roman" w:cs="Times New Roman"/>
-          <w:lang w:val="en-US"/>
-        </w:rPr>
-        <w:t>The Swiss regulatory framework of its retail sector has l</w:t>
-      </w:r>
-      <w:r>
-        <w:rPr>
-          <w:rFonts w:ascii="Times New Roman" w:hAnsi="Times New Roman" w:cs="Times New Roman"/>
-          <w:lang w:val="en-US"/>
-        </w:rPr>
-        <w:t xml:space="preserve">ong protected Coop and Migros from foreign competition: Swiss law restricts the opening of large stores above 10’000 </w:t>
-      </w:r>
-      <w:proofErr w:type="spellStart"/>
-      <w:r>
-        <w:rPr>
-          <w:rFonts w:ascii="Times New Roman" w:hAnsi="Times New Roman" w:cs="Times New Roman"/>
-          <w:lang w:val="en-US"/>
-        </w:rPr>
-        <w:t>sqft</w:t>
-      </w:r>
-      <w:proofErr w:type="spellEnd"/>
-      <w:r>
-        <w:rPr>
-          <w:rFonts w:ascii="Times New Roman" w:hAnsi="Times New Roman" w:cs="Times New Roman"/>
-          <w:lang w:val="en-US"/>
-        </w:rPr>
-        <w:t>; food safety and packaging regulations are very restrictive; direct democracy also allows citizen to oppose any planned openings and thus the latter can be refused or take a long time. The three languages</w:t>
-      </w:r>
-      <w:r>
-        <w:rPr>
-          <w:rFonts w:ascii="Times New Roman" w:hAnsi="Times New Roman" w:cs="Times New Roman"/>
-          <w:lang w:val="en-US"/>
-        </w:rPr>
-        <w:t xml:space="preserve"> of the country</w:t>
-      </w:r>
-      <w:r>
-        <w:rPr>
-          <w:rFonts w:ascii="Times New Roman" w:hAnsi="Times New Roman" w:cs="Times New Roman"/>
-          <w:lang w:val="en-US"/>
-        </w:rPr>
-        <w:t xml:space="preserve">: French, German and Italian; and the strong federalist structure of Switzerland’s political institutions as well as its strong decentralization into 26 different cantons each having its own </w:t>
-      </w:r>
-      <w:r>
-        <w:rPr>
-          <w:rFonts w:ascii="Times New Roman" w:hAnsi="Times New Roman" w:cs="Times New Roman"/>
-          <w:lang w:val="en-US"/>
-        </w:rPr>
-        <w:t xml:space="preserve">laws </w:t>
-      </w:r>
-      <w:r>
-        <w:rPr>
-          <w:rFonts w:ascii="Times New Roman" w:hAnsi="Times New Roman" w:cs="Times New Roman"/>
-          <w:lang w:val="en-US"/>
-        </w:rPr>
-        <w:t>are additional administrative barriers which can deter potential foreign competitors to Coop and Migros</w:t>
+    </w:p>
+    <w:p>
+      <w:pPr>
+        <w:jc w:val="both"/>
+        <w:rPr>
+          <w:rFonts w:ascii="Times New Roman" w:hAnsi="Times New Roman" w:cs="Times New Roman"/>
+          <w:lang w:val="en-US"/>
+        </w:rPr>
+      </w:pPr>
+      <w:r>
+        <w:rPr>
+          <w:rFonts w:ascii="Times New Roman" w:hAnsi="Times New Roman" w:cs="Times New Roman"/>
+          <w:lang w:val="en-US"/>
+        </w:rPr>
+        <w:t>The agricultural sector</w:t>
+      </w:r>
+      <w:r>
+        <w:rPr>
+          <w:rFonts w:ascii="Times New Roman" w:hAnsi="Times New Roman" w:cs="Times New Roman"/>
+          <w:lang w:val="en-US"/>
+        </w:rPr>
+        <w:t xml:space="preserve"> which </w:t>
+      </w:r>
+      <w:r>
+        <w:rPr>
+          <w:rFonts w:ascii="Times New Roman" w:hAnsi="Times New Roman" w:cs="Times New Roman"/>
+          <w:lang w:val="en-US"/>
+        </w:rPr>
+        <w:t>frequently denounces</w:t>
+      </w:r>
+      <w:r>
+        <w:rPr>
+          <w:rFonts w:ascii="Times New Roman" w:hAnsi="Times New Roman" w:cs="Times New Roman"/>
+          <w:lang w:val="en-US"/>
+        </w:rPr>
+        <w:t xml:space="preserve"> the margins of the Coop-Migros duopoly</w:t>
+      </w:r>
+      <w:r>
+        <w:rPr>
+          <w:rFonts w:ascii="Times New Roman" w:hAnsi="Times New Roman" w:cs="Times New Roman"/>
+          <w:lang w:val="en-US"/>
+        </w:rPr>
+        <w:t xml:space="preserve"> is itself also heavily protected and regulated</w:t>
+      </w:r>
+      <w:r>
+        <w:rPr>
+          <w:rFonts w:ascii="Times New Roman" w:hAnsi="Times New Roman" w:cs="Times New Roman"/>
+          <w:lang w:val="en-US"/>
+        </w:rPr>
+        <w:t xml:space="preserve">. </w:t>
+      </w:r>
+      <w:r>
+        <w:rPr>
+          <w:rFonts w:ascii="Times New Roman" w:hAnsi="Times New Roman" w:cs="Times New Roman"/>
+          <w:lang w:val="en-US"/>
+        </w:rPr>
+        <w:t xml:space="preserve">Swiss agriculture </w:t>
+      </w:r>
+      <w:r>
+        <w:rPr>
+          <w:rFonts w:ascii="Times New Roman" w:hAnsi="Times New Roman" w:cs="Times New Roman"/>
+          <w:lang w:val="en-US"/>
+        </w:rPr>
+        <w:t>would indeed not survive without the federal agricultural policy whose budget allocation for agriculture amounts to 3,4 billion francs per year, making Swiss agriculture one of the most subsidized among OECD economies. Swiss agriculture is also strongly protected from foreign competition</w:t>
+      </w:r>
+      <w:r>
+        <w:rPr>
+          <w:rFonts w:ascii="Times New Roman" w:hAnsi="Times New Roman" w:cs="Times New Roman"/>
+          <w:lang w:val="en-US"/>
+        </w:rPr>
+        <w:t>: the average most-</w:t>
+      </w:r>
+      <w:r>
+        <w:rPr>
+          <w:rFonts w:ascii="Times New Roman" w:hAnsi="Times New Roman" w:cs="Times New Roman"/>
+          <w:lang w:val="en-US"/>
+        </w:rPr>
+        <w:t>favored</w:t>
+      </w:r>
+      <w:r>
+        <w:rPr>
+          <w:rFonts w:ascii="Times New Roman" w:hAnsi="Times New Roman" w:cs="Times New Roman"/>
+          <w:lang w:val="en-US"/>
+        </w:rPr>
+        <w:t>-nation tariff on agricultural imports in 2023 was</w:t>
+      </w:r>
+      <w:r>
+        <w:rPr>
+          <w:rFonts w:ascii="Times New Roman" w:hAnsi="Times New Roman" w:cs="Times New Roman"/>
+          <w:lang w:val="en-US"/>
+        </w:rPr>
+        <w:t xml:space="preserve"> according to the World Trade Organization (WTO)</w:t>
+      </w:r>
+      <w:r>
+        <w:rPr>
+          <w:rFonts w:ascii="Times New Roman" w:hAnsi="Times New Roman" w:cs="Times New Roman"/>
+          <w:lang w:val="en-US"/>
+        </w:rPr>
+        <w:t xml:space="preserve"> at 28,5% whereas it was at 1,3% for non-agricultural products</w:t>
+      </w:r>
+      <w:r>
+        <w:rPr>
+          <w:rFonts w:ascii="Times New Roman" w:hAnsi="Times New Roman" w:cs="Times New Roman"/>
+          <w:lang w:val="en-US"/>
+        </w:rPr>
+        <w:t xml:space="preserve"> in 2023</w:t>
+      </w:r>
+      <w:r>
+        <w:rPr>
+          <w:rFonts w:ascii="Times New Roman" w:hAnsi="Times New Roman" w:cs="Times New Roman"/>
+          <w:lang w:val="en-US"/>
+        </w:rPr>
+        <w:t xml:space="preserve">. Tariffs on agricultural products </w:t>
+      </w:r>
+      <w:r>
+        <w:rPr>
+          <w:rFonts w:ascii="Times New Roman" w:hAnsi="Times New Roman" w:cs="Times New Roman"/>
+          <w:lang w:val="en-US"/>
+        </w:rPr>
+        <w:t>were</w:t>
+      </w:r>
+      <w:r>
+        <w:rPr>
+          <w:rFonts w:ascii="Times New Roman" w:hAnsi="Times New Roman" w:cs="Times New Roman"/>
+          <w:lang w:val="en-US"/>
+        </w:rPr>
+        <w:t xml:space="preserve"> particularly high for live animals and meat (97,7%) and for dairy products (129%) </w:t>
+      </w:r>
+      <w:r>
+        <w:rPr>
+          <w:rFonts w:ascii="Times New Roman" w:hAnsi="Times New Roman" w:cs="Times New Roman"/>
+          <w:lang w:val="en-US"/>
+        </w:rPr>
+        <w:fldChar w:fldCharType="begin"/>
+      </w:r>
+      <w:r>
+        <w:rPr>
+          <w:rFonts w:ascii="Times New Roman" w:hAnsi="Times New Roman" w:cs="Times New Roman"/>
+          <w:lang w:val="en-US"/>
+        </w:rPr>
+        <w:instrText xml:space="preserve"> ADDIN ZOTERO_ITEM CSL_CITATION {"citationID":"6uNFj1zs","properties":{"formattedCitation":"(WTO 2024)","plainCitation":"(WTO 2024)","noteIndex":0},"citationItems":[{"id":6757,"uris":["http://zotero.org/groups/6311349/items/L8M8WMME"],"itemData":{"id":6757,"type":"book","abstract":"World Tariff Profiles 2024 provides comprehensive information on the tariffs and non-tariff measures imposed by over 170 countries and customs territories. The publication starts with a breakdown of the tariffs imposed by these economies. Tariff data are presented in comparative tables and in one-page profiles for each economy. A summary table on selected indicators on the imports and exports profile for these economies is also presented. Statistics on non tariff measures by economy and by product group complement the data on tariffs. This special topic deals with “Tariffs on critical minerals in the electric vehicle value chain”. The publication is jointly prepared by the World Trade Organization, the UN Trade and Development (UNCTAD) and the International Trade Centre (ITC).","DOI":"10.30875/9789287076519","ISBN":"978-92-870-7651-9","language":"en","note":"DOI: 10.30875/9789287076519","publisher":"WTO iLibrary","source":"www.wto-ilibrary.org","title":"World Tariff Profiles 2024","URL":"https://www.wto-ilibrary.org/content/books/9789287076519","author":[{"family":"WTO","given":""}],"accessed":{"date-parts":[["2026",8,4]]},"issued":{"date-parts":[["2024",6,30]]}}}],"schema":"https://github.com/citation-style-language/schema/raw/master/csl-citation.json"} </w:instrText>
+      </w:r>
+      <w:r>
+        <w:rPr>
+          <w:rFonts w:ascii="Times New Roman" w:hAnsi="Times New Roman" w:cs="Times New Roman"/>
+          <w:lang w:val="en-US"/>
+        </w:rPr>
+        <w:fldChar w:fldCharType="separate"/>
+      </w:r>
+      <w:r>
+        <w:rPr>
+          <w:rFonts w:ascii="Aptos" w:hAnsi="Aptos"/>
+          <w:lang w:val="en-US"/>
+        </w:rPr>
+        <w:t>(WTO 2024</w:t>
+      </w:r>
+      <w:r>
+        <w:rPr>
+          <w:rFonts w:ascii="Aptos" w:hAnsi="Aptos"/>
+          <w:lang w:val="en-US"/>
+        </w:rPr>
+        <w:t>, 173</w:t>
+      </w:r>
+      <w:r>
+        <w:rPr>
+          <w:rFonts w:ascii="Aptos" w:hAnsi="Aptos"/>
+          <w:lang w:val="en-US"/>
+        </w:rPr>
+        <w:t>)</w:t>
+      </w:r>
+      <w:r>
+        <w:rPr>
+          <w:rFonts w:ascii="Times New Roman" w:hAnsi="Times New Roman" w:cs="Times New Roman"/>
+          <w:lang w:val="en-US"/>
+        </w:rPr>
+        <w:fldChar w:fldCharType="end"/>
+      </w:r>
+      <w:r>
+        <w:rPr>
+          <w:rFonts w:ascii="Times New Roman" w:hAnsi="Times New Roman" w:cs="Times New Roman"/>
+          <w:lang w:val="en-US"/>
+        </w:rPr>
+        <w:t>.</w:t>
+      </w:r>
+      <w:r>
+        <w:rPr>
+          <w:rFonts w:ascii="Times New Roman" w:hAnsi="Times New Roman" w:cs="Times New Roman"/>
+          <w:lang w:val="en-US"/>
+        </w:rPr>
+        <w:t xml:space="preserve"> Switzerland has indeed a long tradition of strong border protection for agricultural products through import quotas. After the Uruguay Round, (seasonal) tariff rate quotas</w:t>
+      </w:r>
+      <w:r>
+        <w:rPr>
+          <w:rFonts w:ascii="Times New Roman" w:hAnsi="Times New Roman" w:cs="Times New Roman"/>
+          <w:lang w:val="en-US"/>
+        </w:rPr>
+        <w:t xml:space="preserve"> (TRQs)</w:t>
+      </w:r>
+      <w:r>
+        <w:rPr>
+          <w:rFonts w:ascii="Times New Roman" w:hAnsi="Times New Roman" w:cs="Times New Roman"/>
+          <w:lang w:val="en-US"/>
+        </w:rPr>
+        <w:t xml:space="preserve"> have become the main import protection tool to support farm income by keeping domestic producer prices high and to ensure domestic food supply.</w:t>
       </w:r>
       <w:r>
         <w:rPr>
@@ -4541,6 +4843,13 @@
           <w:rFonts w:ascii="Times New Roman" w:hAnsi="Times New Roman" w:cs="Times New Roman"/>
           <w:lang w:val="en-US"/>
         </w:rPr>
+        <w:t xml:space="preserve">As a result, the OECD considers the level of price distortion of the Swiss agricultural sector to be one of the highest among OECD economies with a producer nominal protection of 1,56, meaning that Swiss farmers receive prices that are overall 56% above international market level </w:t>
+      </w:r>
+      <w:r>
+        <w:rPr>
+          <w:rFonts w:ascii="Times New Roman" w:hAnsi="Times New Roman" w:cs="Times New Roman"/>
+          <w:lang w:val="en-US"/>
+        </w:rPr>
         <w:fldChar w:fldCharType="begin"/>
       </w:r>
       <w:r>
@@ -4548,7 +4857,7 @@
           <w:rFonts w:ascii="Times New Roman" w:hAnsi="Times New Roman" w:cs="Times New Roman"/>
           <w:lang w:val="en-US"/>
         </w:rPr>
-        <w:instrText xml:space="preserve"> ADDIN ZOTERO_ITEM CSL_CITATION {"citationID":"scN62gjd","properties":{"formattedCitation":"(Morschett et al. 2009)","plainCitation":"(Morschett et al. 2009)","noteIndex":0},"citationItems":[{"id":6564,"uris":["http://zotero.org/groups/6311349/items/849ZCK48"],"itemData":{"id":6564,"type":"article-journal","container-title":"European Retail Research","issue":"2","page":"163-190","title":"Retailing in Switzerland - Player, Strategies and Developments","volume":"23","author":[{"family":"Morschett","given":"Dirk"},{"family":"Rudolph","given":"Thomas"},{"family":"Bauer","given":"Johannes"},{"family":"Donnath","given":"Annett"},{"family":"Meise","given":"Niklas"}],"issued":{"date-parts":[["2009"]]}}}],"schema":"https://github.com/citation-style-language/schema/raw/master/csl-citation.json"} </w:instrText>
+        <w:instrText xml:space="preserve"> ADDIN ZOTERO_ITEM CSL_CITATION {"citationID":"2dMUOHYA","properties":{"formattedCitation":"(OECD 2025)","plainCitation":"(OECD 2025)","noteIndex":0},"citationItems":[{"id":6755,"uris":["http://zotero.org/groups/6311349/items/A7QTRLDP"],"itemData":{"id":6755,"type":"article-journal","abstract":"This annual report reviews agricultural policies in 54 countries, including the 38 OECD Member countries, five non‑OECD EU Member States, and 11 emerging economies. It finds that overall support to agriculture in 2022-24 remains well above pre-COVID levels. While nominal transfers to farmers have increased, expenditures benefitting consumers have declined. Support for innovation and other services is falling relative to the sector’s size, which, together with persistent trade distortions, threatens global food security.Marking 30 years since the WTO Agreement on Agriculture and the first UN Climate Change Conference, this year’s report focuses on policies at the nexus of agro-food trade and the environment. Agricultural and food trade has grown faster than production, with products increasingly moving through global value chains. Yet, agro-food products still face higher tariffs and trade barriers than other sectors, and market price support remains common.Governments are also doing more to address agriculture's environmental impacts, including its role in greenhouse gas emissions. The report offers guidance on designing better policies that align trade and environmental objectives, to help agriculture sustainably feed a growing world population.","container-title":"Agricultural Policy Monitoring and Evaluation","DOI":"10.1787/a80ac398-en","language":"en","publisher":"OECD Publishing","source":"www.oecd.org","title":"Agricultural Policy Monitoring and Evaluation 2025: Making the Most of the Trade and Environment Nexus in Agriculture","title-short":"Agricultural Policy Monitoring and Evaluation 2025","URL":"https://www.oecd.org/en/publications/agricultural-policy-monitoring-and-evaluation-2025_a80ac398-en.html","volume":"2025","author":[{"family":"OECD","given":""}],"accessed":{"date-parts":[["2026",8,4]]},"issued":{"date-parts":[["2025",10,30]]}}}],"schema":"https://github.com/citation-style-language/schema/raw/master/csl-citation.json"} </w:instrText>
       </w:r>
       <w:r>
         <w:rPr>
@@ -4562,23 +4871,84 @@
           <w:rFonts w:ascii="Aptos" w:hAnsi="Aptos"/>
           <w:lang w:val="en-US"/>
         </w:rPr>
-        <w:t>(</w:t>
-      </w:r>
-      <w:proofErr w:type="spellStart"/>
+        <w:t>(OECD 2025)</w:t>
+      </w:r>
+      <w:r>
+        <w:rPr>
+          <w:rFonts w:ascii="Times New Roman" w:hAnsi="Times New Roman" w:cs="Times New Roman"/>
+          <w:lang w:val="en-US"/>
+        </w:rPr>
+        <w:fldChar w:fldCharType="end"/>
+      </w:r>
+      <w:r>
+        <w:rPr>
+          <w:rFonts w:ascii="Times New Roman" w:hAnsi="Times New Roman" w:cs="Times New Roman"/>
+          <w:lang w:val="en-US"/>
+        </w:rPr>
+        <w:t>.</w:t>
+      </w:r>
+      <w:r>
+        <w:rPr>
+          <w:rFonts w:ascii="Times New Roman" w:hAnsi="Times New Roman" w:cs="Times New Roman"/>
+          <w:lang w:val="en-US"/>
+        </w:rPr>
+        <w:t xml:space="preserve"> A study by Judith Hillen on tomato prices under seasonal TRQs suggests that this system guarantees high but stable prices for vegetables products, but generates </w:t>
+      </w:r>
+      <w:r>
+        <w:rPr>
+          <w:rFonts w:ascii="Times New Roman" w:hAnsi="Times New Roman" w:cs="Times New Roman"/>
+          <w:lang w:val="en-US"/>
+        </w:rPr>
+        <w:t xml:space="preserve">quota </w:t>
+      </w:r>
+      <w:r>
+        <w:rPr>
+          <w:rFonts w:ascii="Times New Roman" w:hAnsi="Times New Roman" w:cs="Times New Roman"/>
+          <w:lang w:val="en-US"/>
+        </w:rPr>
+        <w:t xml:space="preserve">rents which are most likely captured by the large retail companies (Coop and Migros) as they are the holders of import quotas </w:t>
+      </w:r>
+      <w:r>
+        <w:rPr>
+          <w:rFonts w:ascii="Times New Roman" w:hAnsi="Times New Roman" w:cs="Times New Roman"/>
+          <w:lang w:val="en-US"/>
+        </w:rPr>
+        <w:fldChar w:fldCharType="begin"/>
+      </w:r>
+      <w:r>
+        <w:rPr>
+          <w:rFonts w:ascii="Times New Roman" w:hAnsi="Times New Roman" w:cs="Times New Roman"/>
+          <w:lang w:val="en-US"/>
+        </w:rPr>
+        <w:instrText xml:space="preserve"> ADDIN ZOTERO_ITEM CSL_CITATION {"citationID":"qMnpI0FI","properties":{"formattedCitation":"(Hillen 2019)","plainCitation":"(Hillen 2019)","noteIndex":0},"citationItems":[{"id":6760,"uris":["http://zotero.org/groups/6311349/items/QTMRB68F"],"itemData":{"id":6760,"type":"article-journal","abstract":"Switzerland applies seasonal tariff rate quotas (TRQs) for the import of many fruits and vegetables during the domestic harvest season. We examine how this system affects the relationship between Italian and Swiss tomato prices and test for physical market integration and spatial equilibrium conditions over time. We use detailed, transaction-based data on trade flows and trade costs and estimate an extended parity bounds model, following Barrett and Li (2002). We confirm that in the summer season, when TRQs are in place, markets are inefficient. While quota holders receive positive rents, the marginal rents for importers without quota shares are negative. This inhibits trade flows above the in-quota import quantity allowed by TRQs. Hence, despite leading to inefficiencies and creating rents for importers, seasonal TRQs are effective in protecting domestic production against competing imports.","container-title":"Journal of Agricultural Economics","DOI":"10.1111/1477-9552.12355","ISSN":"1477-9552","issue":"3","language":"en","license":"© 2019 The Authors. Journal of Agricultural Economics published by John Wiley &amp; Sons Ltd on behalf of Agricultural Economics Society.","page":"859-873","source":"Wiley Online Library","title":"Market Integration and Market Efficiency under Seasonal Tariff Rate Quotas","volume":"70","author":[{"family":"Hillen","given":"Judith"}],"issued":{"date-parts":[["2019"]]}}}],"schema":"https://github.com/citation-style-language/schema/raw/master/csl-citation.json"} </w:instrText>
+      </w:r>
+      <w:r>
+        <w:rPr>
+          <w:rFonts w:ascii="Times New Roman" w:hAnsi="Times New Roman" w:cs="Times New Roman"/>
+          <w:lang w:val="en-US"/>
+        </w:rPr>
+        <w:fldChar w:fldCharType="separate"/>
+      </w:r>
       <w:r>
         <w:rPr>
           <w:rFonts w:ascii="Aptos" w:hAnsi="Aptos"/>
           <w:lang w:val="en-US"/>
         </w:rPr>
-        <w:t>Morschett</w:t>
-      </w:r>
-      <w:proofErr w:type="spellEnd"/>
+        <w:t>(Hillen 2019</w:t>
+      </w:r>
       <w:r>
         <w:rPr>
           <w:rFonts w:ascii="Aptos" w:hAnsi="Aptos"/>
           <w:lang w:val="en-US"/>
         </w:rPr>
-        <w:t xml:space="preserve"> et al. 2009)</w:t>
+        <w:t>, 871</w:t>
+      </w:r>
+      <w:r>
+        <w:rPr>
+          <w:rFonts w:ascii="Aptos" w:hAnsi="Aptos"/>
+          <w:lang w:val="en-US"/>
+        </w:rPr>
+        <w:t>)</w:t>
       </w:r>
       <w:r>
         <w:rPr>
@@ -4592,7 +4962,191 @@
           <w:rFonts w:ascii="Times New Roman" w:hAnsi="Times New Roman" w:cs="Times New Roman"/>
           <w:lang w:val="en-US"/>
         </w:rPr>
-        <w:t>.</w:t>
+        <w:t xml:space="preserve">. </w:t>
+      </w:r>
+    </w:p>
+    <w:p>
+      <w:pPr>
+        <w:jc w:val="both"/>
+        <w:rPr>
+          <w:rFonts w:ascii="Times New Roman" w:hAnsi="Times New Roman" w:cs="Times New Roman"/>
+          <w:lang w:val="en-US"/>
+        </w:rPr>
+      </w:pPr>
+      <w:r>
+        <w:rPr>
+          <w:rFonts w:ascii="Times New Roman" w:hAnsi="Times New Roman" w:cs="Times New Roman"/>
+          <w:lang w:val="en-US"/>
+        </w:rPr>
+        <w:t>In response to th</w:t>
+      </w:r>
+      <w:r>
+        <w:rPr>
+          <w:rFonts w:ascii="Times New Roman" w:hAnsi="Times New Roman" w:cs="Times New Roman"/>
+          <w:lang w:val="en-US"/>
+        </w:rPr>
+        <w:t>ese accusations, Coop and Migros have put forward their cooperative structure</w:t>
+      </w:r>
+      <w:r>
+        <w:rPr>
+          <w:rFonts w:ascii="Times New Roman" w:hAnsi="Times New Roman" w:cs="Times New Roman"/>
+          <w:lang w:val="en-US"/>
+        </w:rPr>
+        <w:t xml:space="preserve"> which impede the two giants from generating profits and allegedly encourage them to pursue the interests of Swiss consumers</w:t>
+      </w:r>
+      <w:r>
+        <w:rPr>
+          <w:rFonts w:ascii="Times New Roman" w:hAnsi="Times New Roman" w:cs="Times New Roman"/>
+          <w:lang w:val="en-US"/>
+        </w:rPr>
+        <w:t xml:space="preserve">. </w:t>
+      </w:r>
+      <w:r>
+        <w:rPr>
+          <w:rFonts w:ascii="Times New Roman" w:hAnsi="Times New Roman" w:cs="Times New Roman"/>
+          <w:lang w:val="en-US"/>
+        </w:rPr>
+        <w:t>In their communication strategies, Coop and Migros</w:t>
+      </w:r>
+      <w:r>
+        <w:rPr>
+          <w:rFonts w:ascii="Times New Roman" w:hAnsi="Times New Roman" w:cs="Times New Roman"/>
+          <w:lang w:val="en-US"/>
+        </w:rPr>
+        <w:t xml:space="preserve"> furthermore</w:t>
+      </w:r>
+      <w:r>
+        <w:rPr>
+          <w:rFonts w:ascii="Times New Roman" w:hAnsi="Times New Roman" w:cs="Times New Roman"/>
+          <w:lang w:val="en-US"/>
+        </w:rPr>
+        <w:t xml:space="preserve"> claim to be engaged in "price wars" in order to remain attractive in the face of the two discount outsiders, Aldi and Lidl</w:t>
+      </w:r>
+      <w:r>
+        <w:rPr>
+          <w:rFonts w:ascii="Times New Roman" w:hAnsi="Times New Roman" w:cs="Times New Roman"/>
+          <w:lang w:val="en-US"/>
+        </w:rPr>
+        <w:t xml:space="preserve">. </w:t>
+      </w:r>
+      <w:r>
+        <w:rPr>
+          <w:rFonts w:ascii="Times New Roman" w:hAnsi="Times New Roman" w:cs="Times New Roman"/>
+          <w:lang w:val="en-US"/>
+        </w:rPr>
+        <w:t xml:space="preserve">They </w:t>
+      </w:r>
+      <w:r>
+        <w:rPr>
+          <w:rFonts w:ascii="Times New Roman" w:hAnsi="Times New Roman" w:cs="Times New Roman"/>
+          <w:lang w:val="en-US"/>
+        </w:rPr>
+        <w:t>a</w:t>
+      </w:r>
+      <w:r>
+        <w:rPr>
+          <w:rFonts w:ascii="Times New Roman" w:hAnsi="Times New Roman" w:cs="Times New Roman"/>
+          <w:lang w:val="en-US"/>
+        </w:rPr>
+        <w:t xml:space="preserve">llegedly </w:t>
+      </w:r>
+      <w:r>
+        <w:rPr>
+          <w:rFonts w:ascii="Times New Roman" w:hAnsi="Times New Roman" w:cs="Times New Roman"/>
+          <w:lang w:val="en-US"/>
+        </w:rPr>
+        <w:t xml:space="preserve">claim that price </w:t>
+      </w:r>
+      <w:r>
+        <w:rPr>
+          <w:rFonts w:ascii="Times New Roman" w:hAnsi="Times New Roman" w:cs="Times New Roman"/>
+          <w:lang w:val="en-US"/>
+        </w:rPr>
+        <w:t>reductions</w:t>
+      </w:r>
+      <w:r>
+        <w:rPr>
+          <w:rFonts w:ascii="Times New Roman" w:hAnsi="Times New Roman" w:cs="Times New Roman"/>
+          <w:lang w:val="en-US"/>
+        </w:rPr>
+        <w:t xml:space="preserve"> are regularly implemented across hundreds of products, and that these reductions are absorbed through lower margins on their side rather than at the expense of producers</w:t>
+      </w:r>
+      <w:r>
+        <w:rPr>
+          <w:rFonts w:ascii="Times New Roman" w:hAnsi="Times New Roman" w:cs="Times New Roman"/>
+          <w:lang w:val="en-US"/>
+        </w:rPr>
+        <w:t xml:space="preserve">. </w:t>
+      </w:r>
+      <w:r>
+        <w:rPr>
+          <w:rFonts w:ascii="Times New Roman" w:hAnsi="Times New Roman" w:cs="Times New Roman"/>
+          <w:lang w:val="en-US"/>
+        </w:rPr>
+        <w:t>D</w:t>
+      </w:r>
+      <w:r>
+        <w:rPr>
+          <w:rFonts w:ascii="Times New Roman" w:hAnsi="Times New Roman" w:cs="Times New Roman"/>
+          <w:lang w:val="en-US"/>
+        </w:rPr>
+        <w:t>ue to lack of information on Coop and M</w:t>
+      </w:r>
+      <w:r>
+        <w:rPr>
+          <w:rFonts w:ascii="Times New Roman" w:hAnsi="Times New Roman" w:cs="Times New Roman"/>
+          <w:lang w:val="en-US"/>
+        </w:rPr>
+        <w:t xml:space="preserve">igros’ true margins and markups, it is </w:t>
+      </w:r>
+      <w:r>
+        <w:rPr>
+          <w:rFonts w:ascii="Times New Roman" w:hAnsi="Times New Roman" w:cs="Times New Roman"/>
+          <w:lang w:val="en-US"/>
+        </w:rPr>
+        <w:t xml:space="preserve">nonetheless </w:t>
+      </w:r>
+      <w:r>
+        <w:rPr>
+          <w:rFonts w:ascii="Times New Roman" w:hAnsi="Times New Roman" w:cs="Times New Roman"/>
+          <w:lang w:val="en-US"/>
+        </w:rPr>
+        <w:t xml:space="preserve">not possible to assess whether </w:t>
+      </w:r>
+      <w:r>
+        <w:rPr>
+          <w:rFonts w:ascii="Times New Roman" w:hAnsi="Times New Roman" w:cs="Times New Roman"/>
+          <w:lang w:val="en-US"/>
+        </w:rPr>
+        <w:t>this is true or not.</w:t>
+      </w:r>
+      <w:r>
+        <w:rPr>
+          <w:rFonts w:ascii="Times New Roman" w:hAnsi="Times New Roman" w:cs="Times New Roman"/>
+          <w:lang w:val="en-US"/>
+        </w:rPr>
+        <w:t xml:space="preserve"> What can be asserted </w:t>
+      </w:r>
+      <w:r>
+        <w:rPr>
+          <w:rFonts w:ascii="Times New Roman" w:hAnsi="Times New Roman" w:cs="Times New Roman"/>
+          <w:lang w:val="en-US"/>
+        </w:rPr>
+        <w:t>with certainty</w:t>
+      </w:r>
+      <w:r>
+        <w:rPr>
+          <w:rFonts w:ascii="Times New Roman" w:hAnsi="Times New Roman" w:cs="Times New Roman"/>
+          <w:lang w:val="en-US"/>
+        </w:rPr>
+        <w:t xml:space="preserve"> is that the strong degree of regulation and protection of the retail and agricultural sectors outlined above contribute </w:t>
+      </w:r>
+      <w:r>
+        <w:rPr>
+          <w:rFonts w:ascii="Times New Roman" w:hAnsi="Times New Roman" w:cs="Times New Roman"/>
+          <w:lang w:val="en-US"/>
+        </w:rPr>
+        <w:t>to Swiss food price stability by isolating the latter from international price fluctuations at the expense of very high domestic prices.</w:t>
       </w:r>
     </w:p>
     <w:p>
@@ -4634,7 +5188,7 @@
 </file>
 
 <file path=word/endnotes.xml><?xml version="1.0" encoding="utf-8"?>
-<w:endnotes xmlns:wpc="http://schemas.microsoft.com/office/word/2010/wordprocessingCanvas" xmlns:cx="http://schemas.microsoft.com/office/drawing/2014/chartex" xmlns:cx1="http://schemas.microsoft.com/office/drawing/2015/9/8/chartex" xmlns:cx2="http://schemas.microsoft.com/office/drawing/2015/10/21/chartex" xmlns:cx3="http://schemas.microsoft.com/office/drawing/2016/5/9/chartex" xmlns:cx4="http://schemas.microsoft.com/office/drawing/2016/5/10/chartex" xmlns:cx5="http://schemas.microsoft.com/office/drawing/2016/5/11/chartex" xmlns:cx6="http://schemas.microsoft.com/office/drawing/2016/5/12/chartex" xmlns:cx7="http://schemas.microsoft.com/office/drawing/2016/5/13/chartex" xmlns:cx8="http://schemas.microsoft.com/office/drawing/2016/5/14/chartex" xmlns:mc="http://schemas.openxmlformats.org/markup-compatibility/2006" xmlns:aink="http://schemas.microsoft.com/office/drawing/2016/ink" xmlns:am3d="http://schemas.microsoft.com/office/drawing/2017/model3d" xmlns:o="urn:schemas-microsoft-com:office:office" xmlns:oel="http://schemas.microsoft.com/office/2019/extlst" xmlns:r="http://schemas.openxmlformats.org/officeDocument/2006/relationships" xmlns:m="http://schemas.openxmlformats.org/officeDocument/2006/math" xmlns:v="urn:schemas-microsoft-com:vml" xmlns:wp14="http://schemas.microsoft.com/office/word/2010/wordprocessingDrawing" xmlns:wp="http://schemas.openxmlformats.org/drawingml/2006/wordprocessingDrawing" xmlns:w10="urn:schemas-microsoft-com:office:word" xmlns:w="http://schemas.openxmlformats.org/wordprocessingml/2006/main" xmlns:w14="http://schemas.microsoft.com/office/word/2010/wordml" xmlns:w15="http://schemas.microsoft.com/office/word/2012/wordml" xmlns:w16cex="http://schemas.microsoft.com/office/word/2018/wordml/cex" xmlns:w16cid="http://schemas.microsoft.com/office/word/2016/wordml/cid" xmlns:w16="http://schemas.microsoft.com/office/word/2018/wordml" xmlns:w16du="http://schemas.microsoft.com/office/word/2023/wordml/word16du" xmlns:w16sdtdh="http://schemas.microsoft.com/office/word/2020/wordml/sdtdatahash" xmlns:w16sdtfl="http://schemas.microsoft.com/office/word/2024/wordml/sdtformatlock" xmlns:w16se="http://schemas.microsoft.com/office/word/2015/wordml/symex" xmlns:wpg="http://schemas.microsoft.com/office/word/2010/wordprocessingGroup" xmlns:wpi="http://schemas.microsoft.com/office/word/2010/wordprocessingInk" xmlns:wne="http://schemas.microsoft.com/office/word/2006/wordml" xmlns:wps="http://schemas.microsoft.com/office/word/2010/wordprocessingShape" mc:Ignorable="w14 w15 w16se w16cid w16 w16cex w16sdtdh w16sdtfl w16du wp14">
+<w:endnotes xmlns:wpc="http://schemas.microsoft.com/office/word/2010/wordprocessingCanvas" xmlns:cx="http://schemas.microsoft.com/office/drawing/2014/chartex" xmlns:cx1="http://schemas.microsoft.com/office/drawing/2015/9/8/chartex" xmlns:cx2="http://schemas.microsoft.com/office/drawing/2015/10/21/chartex" xmlns:cx3="http://schemas.microsoft.com/office/drawing/2016/5/9/chartex" xmlns:cx4="http://schemas.microsoft.com/office/drawing/2016/5/10/chartex" xmlns:cx5="http://schemas.microsoft.com/office/drawing/2016/5/11/chartex" xmlns:cx6="http://schemas.microsoft.com/office/drawing/2016/5/12/chartex" xmlns:cx7="http://schemas.microsoft.com/office/drawing/2016/5/13/chartex" xmlns:cx8="http://schemas.microsoft.com/office/drawing/2016/5/14/chartex" xmlns:mc="http://schemas.openxmlformats.org/markup-compatibility/2006" xmlns:aink="http://schemas.microsoft.com/office/drawing/2016/ink" xmlns:am3d="http://schemas.microsoft.com/office/drawing/2017/model3d" xmlns:o="urn:schemas-microsoft-com:office:office" xmlns:oel="http://schemas.microsoft.com/office/2019/extlst" xmlns:r="http://schemas.openxmlformats.org/officeDocument/2006/relationships" xmlns:m="http://schemas.openxmlformats.org/officeDocument/2006/math" xmlns:v="urn:schemas-microsoft-com:vml" xmlns:wp14="http://schemas.microsoft.com/office/word/2010/wordprocessingDrawing" xmlns:wp="http://schemas.openxmlformats.org/drawingml/2006/wordprocessingDrawing" xmlns:w10="urn:schemas-microsoft-com:office:word" xmlns:w="http://schemas.openxmlformats.org/wordprocessingml/2006/main" xmlns:w14="http://schemas.microsoft.com/office/word/2010/wordml" xmlns:w15="http://schemas.microsoft.com/office/word/2012/wordml" xmlns:w16cei="http://schemas.microsoft.com/office/word/2026/wordml/cei" xmlns:w16cex="http://schemas.microsoft.com/office/word/2018/wordml/cex" xmlns:w16cid="http://schemas.microsoft.com/office/word/2016/wordml/cid" xmlns:w16="http://schemas.microsoft.com/office/word/2018/wordml" xmlns:w16du="http://schemas.microsoft.com/office/word/2023/wordml/word16du" xmlns:w16sdtdh="http://schemas.microsoft.com/office/word/2020/wordml/sdtdatahash" xmlns:w16sdtfl="http://schemas.microsoft.com/office/word/2024/wordml/sdtformatlock" xmlns:w16se="http://schemas.microsoft.com/office/word/2015/wordml/symex" xmlns:wpg="http://schemas.microsoft.com/office/word/2010/wordprocessingGroup" xmlns:wpi="http://schemas.microsoft.com/office/word/2010/wordprocessingInk" xmlns:wne="http://schemas.microsoft.com/office/word/2006/wordml" xmlns:wps="http://schemas.microsoft.com/office/word/2010/wordprocessingShape" mc:Ignorable="w14 w15 w16se w16cid w16 w16cex w16sdtdh w16sdtfl w16du wp14">
   <w:endnote w:type="separator" w:id="-1">
     <w:p>
       <w:pPr>
@@ -4659,7 +5213,7 @@
 </file>
 
 <file path=word/footer1.xml><?xml version="1.0" encoding="utf-8"?>
-<w:ftr xmlns:wpc="http://schemas.microsoft.com/office/word/2010/wordprocessingCanvas" xmlns:cx="http://schemas.microsoft.com/office/drawing/2014/chartex" xmlns:cx1="http://schemas.microsoft.com/office/drawing/2015/9/8/chartex" xmlns:cx2="http://schemas.microsoft.com/office/drawing/2015/10/21/chartex" xmlns:cx3="http://schemas.microsoft.com/office/drawing/2016/5/9/chartex" xmlns:cx4="http://schemas.microsoft.com/office/drawing/2016/5/10/chartex" xmlns:cx5="http://schemas.microsoft.com/office/drawing/2016/5/11/chartex" xmlns:cx6="http://schemas.microsoft.com/office/drawing/2016/5/12/chartex" xmlns:cx7="http://schemas.microsoft.com/office/drawing/2016/5/13/chartex" xmlns:cx8="http://schemas.microsoft.com/office/drawing/2016/5/14/chartex" xmlns:mc="http://schemas.openxmlformats.org/markup-compatibility/2006" xmlns:aink="http://schemas.microsoft.com/office/drawing/2016/ink" xmlns:am3d="http://schemas.microsoft.com/office/drawing/2017/model3d" xmlns:o="urn:schemas-microsoft-com:office:office" xmlns:oel="http://schemas.microsoft.com/office/2019/extlst" xmlns:r="http://schemas.openxmlformats.org/officeDocument/2006/relationships" xmlns:m="http://schemas.openxmlformats.org/officeDocument/2006/math" xmlns:v="urn:schemas-microsoft-com:vml" xmlns:wp14="http://schemas.microsoft.com/office/word/2010/wordprocessingDrawing" xmlns:wp="http://schemas.openxmlformats.org/drawingml/2006/wordprocessingDrawing" xmlns:w10="urn:schemas-microsoft-com:office:word" xmlns:w="http://schemas.openxmlformats.org/wordprocessingml/2006/main" xmlns:w14="http://schemas.microsoft.com/office/word/2010/wordml" xmlns:w15="http://schemas.microsoft.com/office/word/2012/wordml" xmlns:w16cex="http://schemas.microsoft.com/office/word/2018/wordml/cex" xmlns:w16cid="http://schemas.microsoft.com/office/word/2016/wordml/cid" xmlns:w16="http://schemas.microsoft.com/office/word/2018/wordml" xmlns:w16du="http://schemas.microsoft.com/office/word/2023/wordml/word16du" xmlns:w16sdtdh="http://schemas.microsoft.com/office/word/2020/wordml/sdtdatahash" xmlns:w16sdtfl="http://schemas.microsoft.com/office/word/2024/wordml/sdtformatlock" xmlns:w16se="http://schemas.microsoft.com/office/word/2015/wordml/symex" xmlns:wpg="http://schemas.microsoft.com/office/word/2010/wordprocessingGroup" xmlns:wpi="http://schemas.microsoft.com/office/word/2010/wordprocessingInk" xmlns:wne="http://schemas.microsoft.com/office/word/2006/wordml" xmlns:wps="http://schemas.microsoft.com/office/word/2010/wordprocessingShape" mc:Ignorable="w14 w15 w16se w16cid w16 w16cex w16sdtdh w16sdtfl w16du wp14">
+<w:ftr xmlns:wpc="http://schemas.microsoft.com/office/word/2010/wordprocessingCanvas" xmlns:cx="http://schemas.microsoft.com/office/drawing/2014/chartex" xmlns:cx1="http://schemas.microsoft.com/office/drawing/2015/9/8/chartex" xmlns:cx2="http://schemas.microsoft.com/office/drawing/2015/10/21/chartex" xmlns:cx3="http://schemas.microsoft.com/office/drawing/2016/5/9/chartex" xmlns:cx4="http://schemas.microsoft.com/office/drawing/2016/5/10/chartex" xmlns:cx5="http://schemas.microsoft.com/office/drawing/2016/5/11/chartex" xmlns:cx6="http://schemas.microsoft.com/office/drawing/2016/5/12/chartex" xmlns:cx7="http://schemas.microsoft.com/office/drawing/2016/5/13/chartex" xmlns:cx8="http://schemas.microsoft.com/office/drawing/2016/5/14/chartex" xmlns:mc="http://schemas.openxmlformats.org/markup-compatibility/2006" xmlns:aink="http://schemas.microsoft.com/office/drawing/2016/ink" xmlns:am3d="http://schemas.microsoft.com/office/drawing/2017/model3d" xmlns:o="urn:schemas-microsoft-com:office:office" xmlns:oel="http://schemas.microsoft.com/office/2019/extlst" xmlns:r="http://schemas.openxmlformats.org/officeDocument/2006/relationships" xmlns:m="http://schemas.openxmlformats.org/officeDocument/2006/math" xmlns:v="urn:schemas-microsoft-com:vml" xmlns:wp14="http://schemas.microsoft.com/office/word/2010/wordprocessingDrawing" xmlns:wp="http://schemas.openxmlformats.org/drawingml/2006/wordprocessingDrawing" xmlns:w10="urn:schemas-microsoft-com:office:word" xmlns:w="http://schemas.openxmlformats.org/wordprocessingml/2006/main" xmlns:w14="http://schemas.microsoft.com/office/word/2010/wordml" xmlns:w15="http://schemas.microsoft.com/office/word/2012/wordml" xmlns:w16cei="http://schemas.microsoft.com/office/word/2026/wordml/cei" xmlns:w16cex="http://schemas.microsoft.com/office/word/2018/wordml/cex" xmlns:w16cid="http://schemas.microsoft.com/office/word/2016/wordml/cid" xmlns:w16="http://schemas.microsoft.com/office/word/2018/wordml" xmlns:w16du="http://schemas.microsoft.com/office/word/2023/wordml/word16du" xmlns:w16sdtdh="http://schemas.microsoft.com/office/word/2020/wordml/sdtdatahash" xmlns:w16sdtfl="http://schemas.microsoft.com/office/word/2024/wordml/sdtformatlock" xmlns:w16se="http://schemas.microsoft.com/office/word/2015/wordml/symex" xmlns:wpg="http://schemas.microsoft.com/office/word/2010/wordprocessingGroup" xmlns:wpi="http://schemas.microsoft.com/office/word/2010/wordprocessingInk" xmlns:wne="http://schemas.microsoft.com/office/word/2006/wordml" xmlns:wps="http://schemas.microsoft.com/office/word/2010/wordprocessingShape" mc:Ignorable="w14 w15 w16se w16cid w16 w16cex w16sdtdh w16sdtfl w16du wp14">
   <w:p>
     <w:pPr>
       <w:pStyle w:val="Pieddepage"/>
@@ -4715,7 +5269,7 @@
 </file>
 
 <file path=word/footnotes.xml><?xml version="1.0" encoding="utf-8"?>
-<w:footnotes xmlns:wpc="http://schemas.microsoft.com/office/word/2010/wordprocessingCanvas" xmlns:cx="http://schemas.microsoft.com/office/drawing/2014/chartex" xmlns:cx1="http://schemas.microsoft.com/office/drawing/2015/9/8/chartex" xmlns:cx2="http://schemas.microsoft.com/office/drawing/2015/10/21/chartex" xmlns:cx3="http://schemas.microsoft.com/office/drawing/2016/5/9/chartex" xmlns:cx4="http://schemas.microsoft.com/office/drawing/2016/5/10/chartex" xmlns:cx5="http://schemas.microsoft.com/office/drawing/2016/5/11/chartex" xmlns:cx6="http://schemas.microsoft.com/office/drawing/2016/5/12/chartex" xmlns:cx7="http://schemas.microsoft.com/office/drawing/2016/5/13/chartex" xmlns:cx8="http://schemas.microsoft.com/office/drawing/2016/5/14/chartex" xmlns:mc="http://schemas.openxmlformats.org/markup-compatibility/2006" xmlns:aink="http://schemas.microsoft.com/office/drawing/2016/ink" xmlns:am3d="http://schemas.microsoft.com/office/drawing/2017/model3d" xmlns:o="urn:schemas-microsoft-com:office:office" xmlns:oel="http://schemas.microsoft.com/office/2019/extlst" xmlns:r="http://schemas.openxmlformats.org/officeDocument/2006/relationships" xmlns:m="http://schemas.openxmlformats.org/officeDocument/2006/math" xmlns:v="urn:schemas-microsoft-com:vml" xmlns:wp14="http://schemas.microsoft.com/office/word/2010/wordprocessingDrawing" xmlns:wp="http://schemas.openxmlformats.org/drawingml/2006/wordprocessingDrawing" xmlns:w10="urn:schemas-microsoft-com:office:word" xmlns:w="http://schemas.openxmlformats.org/wordprocessingml/2006/main" xmlns:w14="http://schemas.microsoft.com/office/word/2010/wordml" xmlns:w15="http://schemas.microsoft.com/office/word/2012/wordml" xmlns:w16cex="http://schemas.microsoft.com/office/word/2018/wordml/cex" xmlns:w16cid="http://schemas.microsoft.com/office/word/2016/wordml/cid" xmlns:w16="http://schemas.microsoft.com/office/word/2018/wordml" xmlns:w16du="http://schemas.microsoft.com/office/word/2023/wordml/word16du" xmlns:w16sdtdh="http://schemas.microsoft.com/office/word/2020/wordml/sdtdatahash" xmlns:w16sdtfl="http://schemas.microsoft.com/office/word/2024/wordml/sdtformatlock" xmlns:w16se="http://schemas.microsoft.com/office/word/2015/wordml/symex" xmlns:wpg="http://schemas.microsoft.com/office/word/2010/wordprocessingGroup" xmlns:wpi="http://schemas.microsoft.com/office/word/2010/wordprocessingInk" xmlns:wne="http://schemas.microsoft.com/office/word/2006/wordml" xmlns:wps="http://schemas.microsoft.com/office/word/2010/wordprocessingShape" mc:Ignorable="w14 w15 w16se w16cid w16 w16cex w16sdtdh w16sdtfl w16du wp14">
+<w:footnotes xmlns:wpc="http://schemas.microsoft.com/office/word/2010/wordprocessingCanvas" xmlns:cx="http://schemas.microsoft.com/office/drawing/2014/chartex" xmlns:cx1="http://schemas.microsoft.com/office/drawing/2015/9/8/chartex" xmlns:cx2="http://schemas.microsoft.com/office/drawing/2015/10/21/chartex" xmlns:cx3="http://schemas.microsoft.com/office/drawing/2016/5/9/chartex" xmlns:cx4="http://schemas.microsoft.com/office/drawing/2016/5/10/chartex" xmlns:cx5="http://schemas.microsoft.com/office/drawing/2016/5/11/chartex" xmlns:cx6="http://schemas.microsoft.com/office/drawing/2016/5/12/chartex" xmlns:cx7="http://schemas.microsoft.com/office/drawing/2016/5/13/chartex" xmlns:cx8="http://schemas.microsoft.com/office/drawing/2016/5/14/chartex" xmlns:mc="http://schemas.openxmlformats.org/markup-compatibility/2006" xmlns:aink="http://schemas.microsoft.com/office/drawing/2016/ink" xmlns:am3d="http://schemas.microsoft.com/office/drawing/2017/model3d" xmlns:o="urn:schemas-microsoft-com:office:office" xmlns:oel="http://schemas.microsoft.com/office/2019/extlst" xmlns:r="http://schemas.openxmlformats.org/officeDocument/2006/relationships" xmlns:m="http://schemas.openxmlformats.org/officeDocument/2006/math" xmlns:v="urn:schemas-microsoft-com:vml" xmlns:wp14="http://schemas.microsoft.com/office/word/2010/wordprocessingDrawing" xmlns:wp="http://schemas.openxmlformats.org/drawingml/2006/wordprocessingDrawing" xmlns:w10="urn:schemas-microsoft-com:office:word" xmlns:w="http://schemas.openxmlformats.org/wordprocessingml/2006/main" xmlns:w14="http://schemas.microsoft.com/office/word/2010/wordml" xmlns:w15="http://schemas.microsoft.com/office/word/2012/wordml" xmlns:w16cei="http://schemas.microsoft.com/office/word/2026/wordml/cei" xmlns:w16cex="http://schemas.microsoft.com/office/word/2018/wordml/cex" xmlns:w16cid="http://schemas.microsoft.com/office/word/2016/wordml/cid" xmlns:w16="http://schemas.microsoft.com/office/word/2018/wordml" xmlns:w16du="http://schemas.microsoft.com/office/word/2023/wordml/word16du" xmlns:w16sdtdh="http://schemas.microsoft.com/office/word/2020/wordml/sdtdatahash" xmlns:w16sdtfl="http://schemas.microsoft.com/office/word/2024/wordml/sdtformatlock" xmlns:w16se="http://schemas.microsoft.com/office/word/2015/wordml/symex" xmlns:wpg="http://schemas.microsoft.com/office/word/2010/wordprocessingGroup" xmlns:wpi="http://schemas.microsoft.com/office/word/2010/wordprocessingInk" xmlns:wne="http://schemas.microsoft.com/office/word/2006/wordml" xmlns:wps="http://schemas.microsoft.com/office/word/2010/wordprocessingShape" mc:Ignorable="w14 w15 w16se w16cid w16 w16cex w16sdtdh w16sdtfl w16du wp14">
   <w:footnote w:type="separator" w:id="-1">
     <w:p>
       <w:pPr>
@@ -4963,55 +5517,7 @@
           <w:rFonts w:ascii="Times New Roman" w:hAnsi="Times New Roman" w:cs="Times New Roman"/>
           <w:lang w:val="en-US"/>
         </w:rPr>
-        <w:t xml:space="preserve"> For instance: </w:t>
-      </w:r>
-      <w:proofErr w:type="spellStart"/>
-      <w:r>
-        <w:rPr>
-          <w:rFonts w:ascii="Times New Roman" w:hAnsi="Times New Roman" w:cs="Times New Roman"/>
-          <w:lang w:val="en-US"/>
-        </w:rPr>
-        <w:t>SportX</w:t>
-      </w:r>
-      <w:proofErr w:type="spellEnd"/>
-      <w:r>
-        <w:rPr>
-          <w:rFonts w:ascii="Times New Roman" w:hAnsi="Times New Roman" w:cs="Times New Roman"/>
-          <w:lang w:val="en-US"/>
-        </w:rPr>
-        <w:t xml:space="preserve">, </w:t>
-      </w:r>
-      <w:proofErr w:type="spellStart"/>
-      <w:r>
-        <w:rPr>
-          <w:rFonts w:ascii="Times New Roman" w:hAnsi="Times New Roman" w:cs="Times New Roman"/>
-          <w:lang w:val="en-US"/>
-        </w:rPr>
-        <w:t>Micasa</w:t>
-      </w:r>
-      <w:proofErr w:type="spellEnd"/>
-      <w:r>
-        <w:rPr>
-          <w:rFonts w:ascii="Times New Roman" w:hAnsi="Times New Roman" w:cs="Times New Roman"/>
-          <w:lang w:val="en-US"/>
-        </w:rPr>
-        <w:t xml:space="preserve"> and </w:t>
-      </w:r>
-      <w:proofErr w:type="spellStart"/>
-      <w:r>
-        <w:rPr>
-          <w:rFonts w:ascii="Times New Roman" w:hAnsi="Times New Roman" w:cs="Times New Roman"/>
-          <w:lang w:val="en-US"/>
-        </w:rPr>
-        <w:t>Melectronics</w:t>
-      </w:r>
-      <w:proofErr w:type="spellEnd"/>
-      <w:r>
-        <w:rPr>
-          <w:rFonts w:ascii="Times New Roman" w:hAnsi="Times New Roman" w:cs="Times New Roman"/>
-          <w:lang w:val="en-US"/>
-        </w:rPr>
-        <w:t xml:space="preserve"> (a sports retailer, a furniture retailer, and an electronics retailer)</w:t>
+        <w:t xml:space="preserve"> For instance: SportX, Micasa and Melectronics (a sports retailer, a furniture retailer, and an electronics retailer)</w:t>
       </w:r>
     </w:p>
   </w:footnote>
@@ -5056,7 +5562,7 @@
 </file>
 
 <file path=word/numbering.xml><?xml version="1.0" encoding="utf-8"?>
-<w:numbering xmlns:wpc="http://schemas.microsoft.com/office/word/2010/wordprocessingCanvas" xmlns:cx="http://schemas.microsoft.com/office/drawing/2014/chartex" xmlns:cx1="http://schemas.microsoft.com/office/drawing/2015/9/8/chartex" xmlns:cx2="http://schemas.microsoft.com/office/drawing/2015/10/21/chartex" xmlns:cx3="http://schemas.microsoft.com/office/drawing/2016/5/9/chartex" xmlns:cx4="http://schemas.microsoft.com/office/drawing/2016/5/10/chartex" xmlns:cx5="http://schemas.microsoft.com/office/drawing/2016/5/11/chartex" xmlns:cx6="http://schemas.microsoft.com/office/drawing/2016/5/12/chartex" xmlns:cx7="http://schemas.microsoft.com/office/drawing/2016/5/13/chartex" xmlns:cx8="http://schemas.microsoft.com/office/drawing/2016/5/14/chartex" xmlns:mc="http://schemas.openxmlformats.org/markup-compatibility/2006" xmlns:aink="http://schemas.microsoft.com/office/drawing/2016/ink" xmlns:am3d="http://schemas.microsoft.com/office/drawing/2017/model3d" xmlns:o="urn:schemas-microsoft-com:office:office" xmlns:oel="http://schemas.microsoft.com/office/2019/extlst" xmlns:r="http://schemas.openxmlformats.org/officeDocument/2006/relationships" xmlns:m="http://schemas.openxmlformats.org/officeDocument/2006/math" xmlns:v="urn:schemas-microsoft-com:vml" xmlns:wp14="http://schemas.microsoft.com/office/word/2010/wordprocessingDrawing" xmlns:wp="http://schemas.openxmlformats.org/drawingml/2006/wordprocessingDrawing" xmlns:w10="urn:schemas-microsoft-com:office:word" xmlns:w="http://schemas.openxmlformats.org/wordprocessingml/2006/main" xmlns:w14="http://schemas.microsoft.com/office/word/2010/wordml" xmlns:w15="http://schemas.microsoft.com/office/word/2012/wordml" xmlns:w16cex="http://schemas.microsoft.com/office/word/2018/wordml/cex" xmlns:w16cid="http://schemas.microsoft.com/office/word/2016/wordml/cid" xmlns:w16="http://schemas.microsoft.com/office/word/2018/wordml" xmlns:w16du="http://schemas.microsoft.com/office/word/2023/wordml/word16du" xmlns:w16sdtdh="http://schemas.microsoft.com/office/word/2020/wordml/sdtdatahash" xmlns:w16sdtfl="http://schemas.microsoft.com/office/word/2024/wordml/sdtformatlock" xmlns:w16se="http://schemas.microsoft.com/office/word/2015/wordml/symex" xmlns:wpg="http://schemas.microsoft.com/office/word/2010/wordprocessingGroup" xmlns:wpi="http://schemas.microsoft.com/office/word/2010/wordprocessingInk" xmlns:wne="http://schemas.microsoft.com/office/word/2006/wordml" xmlns:wps="http://schemas.microsoft.com/office/word/2010/wordprocessingShape" mc:Ignorable="w14 w15 w16se w16cid w16 w16cex w16sdtdh w16sdtfl w16du wp14">
+<w:numbering xmlns:wpc="http://schemas.microsoft.com/office/word/2010/wordprocessingCanvas" xmlns:cx="http://schemas.microsoft.com/office/drawing/2014/chartex" xmlns:cx1="http://schemas.microsoft.com/office/drawing/2015/9/8/chartex" xmlns:cx2="http://schemas.microsoft.com/office/drawing/2015/10/21/chartex" xmlns:cx3="http://schemas.microsoft.com/office/drawing/2016/5/9/chartex" xmlns:cx4="http://schemas.microsoft.com/office/drawing/2016/5/10/chartex" xmlns:cx5="http://schemas.microsoft.com/office/drawing/2016/5/11/chartex" xmlns:cx6="http://schemas.microsoft.com/office/drawing/2016/5/12/chartex" xmlns:cx7="http://schemas.microsoft.com/office/drawing/2016/5/13/chartex" xmlns:cx8="http://schemas.microsoft.com/office/drawing/2016/5/14/chartex" xmlns:mc="http://schemas.openxmlformats.org/markup-compatibility/2006" xmlns:aink="http://schemas.microsoft.com/office/drawing/2016/ink" xmlns:am3d="http://schemas.microsoft.com/office/drawing/2017/model3d" xmlns:o="urn:schemas-microsoft-com:office:office" xmlns:oel="http://schemas.microsoft.com/office/2019/extlst" xmlns:r="http://schemas.openxmlformats.org/officeDocument/2006/relationships" xmlns:m="http://schemas.openxmlformats.org/officeDocument/2006/math" xmlns:v="urn:schemas-microsoft-com:vml" xmlns:wp14="http://schemas.microsoft.com/office/word/2010/wordprocessingDrawing" xmlns:wp="http://schemas.openxmlformats.org/drawingml/2006/wordprocessingDrawing" xmlns:w10="urn:schemas-microsoft-com:office:word" xmlns:w="http://schemas.openxmlformats.org/wordprocessingml/2006/main" xmlns:w14="http://schemas.microsoft.com/office/word/2010/wordml" xmlns:w15="http://schemas.microsoft.com/office/word/2012/wordml" xmlns:w16cei="http://schemas.microsoft.com/office/word/2026/wordml/cei" xmlns:w16cex="http://schemas.microsoft.com/office/word/2018/wordml/cex" xmlns:w16cid="http://schemas.microsoft.com/office/word/2016/wordml/cid" xmlns:w16="http://schemas.microsoft.com/office/word/2018/wordml" xmlns:w16du="http://schemas.microsoft.com/office/word/2023/wordml/word16du" xmlns:w16sdtdh="http://schemas.microsoft.com/office/word/2020/wordml/sdtdatahash" xmlns:w16sdtfl="http://schemas.microsoft.com/office/word/2024/wordml/sdtformatlock" xmlns:w16se="http://schemas.microsoft.com/office/word/2015/wordml/symex" xmlns:wpg="http://schemas.microsoft.com/office/word/2010/wordprocessingGroup" xmlns:wpi="http://schemas.microsoft.com/office/word/2010/wordprocessingInk" xmlns:wne="http://schemas.microsoft.com/office/word/2006/wordml" xmlns:wps="http://schemas.microsoft.com/office/word/2010/wordprocessingShape" mc:Ignorable="w14 w15 w16se w16cid w16 w16cex w16sdtdh w16sdtfl w16du wp14">
   <w:abstractNum w:abstractNumId="0" w15:restartNumberingAfterBreak="0">
     <w:nsid w:val="687645C5"/>
     <w:multiLevelType w:val="hybridMultilevel"/>

--- a/posts/inflation suisse/inflation_switzerland.docx
+++ b/posts/inflation suisse/inflation_switzerland.docx
@@ -34,12 +34,21 @@
           <w:rFonts w:eastAsiaTheme="majorEastAsia"/>
         </w:rPr>
       </w:pPr>
+      <w:proofErr w:type="spellStart"/>
       <w:r>
         <w:rPr>
           <w:rStyle w:val="normaltextrun"/>
           <w:rFonts w:eastAsiaTheme="majorEastAsia"/>
         </w:rPr>
-        <w:t>Celâl Güney</w:t>
+        <w:t>Celâl</w:t>
+      </w:r>
+      <w:proofErr w:type="spellEnd"/>
+      <w:r>
+        <w:rPr>
+          <w:rStyle w:val="normaltextrun"/>
+          <w:rFonts w:eastAsiaTheme="majorEastAsia"/>
+        </w:rPr>
+        <w:t xml:space="preserve"> Güney</w:t>
       </w:r>
       <w:r>
         <w:rPr>
@@ -1303,7 +1312,7 @@
           <w:rFonts w:ascii="Times New Roman" w:hAnsi="Times New Roman" w:cs="Times New Roman"/>
           <w:lang w:val="en-US"/>
         </w:rPr>
-        <w:instrText xml:space="preserve"> ADDIN ZOTERO_ITEM CSL_CITATION {"citationID":"yyYfnqAE","properties":{"formattedCitation":"(Kluser 2025)","plainCitation":"(Kluser 2025)","noteIndex":0},"citationItems":[{"id":6639,"uris":["http://zotero.org/groups/6311349/items/X2AZ3UIB"],"itemData":{"id":6639,"type":"article-journal","abstract":"Cross-border shopping expands product variety and lowers prices for consumers in high-price countries, but it diminishes domestic tax revenues, reduces sales, and shifts demand away from local retailers. Exploiting Switzerland’s COVID-19-induced border closure as a natural experiment, I investigate the socioeconomic implications of cross-border shopping. Linking detailed grocery transaction records for 710,000 households to administrative data, I find that the border closure raises domestic grocery expenditures in border areas by an additional 10.4%. The benefits of cross-border shopping, however, are heterogeneous, and larger and lower-income households exhibit a particularly strong propensity to shop abroad. Based on these patterns, I estimate an annual loss of 1.5 billion Swiss francs in domestic grocery sales, equivalent to 3.8% of the total market.","container-title":"Swiss Journal of Economics and Statistics","DOI":"10.1186/s41937-025-00141-w","ISSN":"2235-6282","issue":"1","journalAbbreviation":"Swiss J Economics Statistics","language":"en","page":"9","source":"Springer Link","title":"Cross-border shopping: evidence from household transaction records","title-short":"Cross-border shopping","volume":"161","author":[{"family":"Kluser","given":"Frédéric"}],"issued":{"date-parts":[["2025",9,2]]}}}],"schema":"https://github.com/citation-style-language/schema/raw/master/csl-citation.json"} </w:instrText>
+        <w:instrText xml:space="preserve"> ADDIN ZOTERO_ITEM CSL_CITATION {"citationID":"yyYfnqAE","properties":{"formattedCitation":"(Kluser 2025)","plainCitation":"(Kluser 2025)","noteIndex":0},"citationItems":[{"id":"GSBh1CbJ/3bywqCy1","uris":["http://zotero.org/groups/6311349/items/X2AZ3UIB"],"itemData":{"id":6639,"type":"article-journal","abstract":"Cross-border shopping expands product variety and lowers prices for consumers in high-price countries, but it diminishes domestic tax revenues, reduces sales, and shifts demand away from local retailers. Exploiting Switzerland’s COVID-19-induced border closure as a natural experiment, I investigate the socioeconomic implications of cross-border shopping. Linking detailed grocery transaction records for 710,000 households to administrative data, I find that the border closure raises domestic grocery expenditures in border areas by an additional 10.4%. The benefits of cross-border shopping, however, are heterogeneous, and larger and lower-income households exhibit a particularly strong propensity to shop abroad. Based on these patterns, I estimate an annual loss of 1.5 billion Swiss francs in domestic grocery sales, equivalent to 3.8% of the total market.","container-title":"Swiss Journal of Economics and Statistics","DOI":"10.1186/s41937-025-00141-w","ISSN":"2235-6282","issue":"1","journalAbbreviation":"Swiss J Economics Statistics","language":"en","page":"9","source":"Springer Link","title":"Cross-border shopping: evidence from household transaction records","title-short":"Cross-border shopping","volume":"161","author":[{"family":"Kluser","given":"Frédéric"}],"issued":{"date-parts":[["2025",9,2]]}}}],"schema":"https://github.com/citation-style-language/schema/raw/master/csl-citation.json"} </w:instrText>
       </w:r>
       <w:r>
         <w:rPr>
@@ -1317,7 +1326,23 @@
           <w:rFonts w:ascii="Aptos" w:hAnsi="Aptos"/>
           <w:lang w:val="en-US"/>
         </w:rPr>
-        <w:t>(Kluser 2025)</w:t>
+        <w:t>(</w:t>
+      </w:r>
+      <w:proofErr w:type="spellStart"/>
+      <w:r>
+        <w:rPr>
+          <w:rFonts w:ascii="Aptos" w:hAnsi="Aptos"/>
+          <w:lang w:val="en-US"/>
+        </w:rPr>
+        <w:t>Kluser</w:t>
+      </w:r>
+      <w:proofErr w:type="spellEnd"/>
+      <w:r>
+        <w:rPr>
+          <w:rFonts w:ascii="Aptos" w:hAnsi="Aptos"/>
+          <w:lang w:val="en-US"/>
+        </w:rPr>
+        <w:t xml:space="preserve"> 2025)</w:t>
       </w:r>
       <w:r>
         <w:rPr>
@@ -1401,7 +1426,39 @@
           <w:rFonts w:ascii="Times New Roman" w:hAnsi="Times New Roman" w:cs="Times New Roman"/>
           <w:lang w:val="en-US"/>
         </w:rPr>
-        <w:t xml:space="preserve"> (the so-called “taux plancher”)</w:t>
+        <w:t xml:space="preserve"> (the so-called “</w:t>
+      </w:r>
+      <w:proofErr w:type="spellStart"/>
+      <w:r>
+        <w:rPr>
+          <w:rFonts w:ascii="Times New Roman" w:hAnsi="Times New Roman" w:cs="Times New Roman"/>
+          <w:lang w:val="en-US"/>
+        </w:rPr>
+        <w:t>taux</w:t>
+      </w:r>
+      <w:proofErr w:type="spellEnd"/>
+      <w:r>
+        <w:rPr>
+          <w:rFonts w:ascii="Times New Roman" w:hAnsi="Times New Roman" w:cs="Times New Roman"/>
+          <w:lang w:val="en-US"/>
+        </w:rPr>
+        <w:t xml:space="preserve"> </w:t>
+      </w:r>
+      <w:proofErr w:type="spellStart"/>
+      <w:r>
+        <w:rPr>
+          <w:rFonts w:ascii="Times New Roman" w:hAnsi="Times New Roman" w:cs="Times New Roman"/>
+          <w:lang w:val="en-US"/>
+        </w:rPr>
+        <w:t>plancher</w:t>
+      </w:r>
+      <w:proofErr w:type="spellEnd"/>
+      <w:r>
+        <w:rPr>
+          <w:rFonts w:ascii="Times New Roman" w:hAnsi="Times New Roman" w:cs="Times New Roman"/>
+          <w:lang w:val="en-US"/>
+        </w:rPr>
+        <w:t>”)</w:t>
       </w:r>
       <w:r>
         <w:rPr>
@@ -2002,7 +2059,23 @@
           <w:rFonts w:ascii="Times New Roman" w:hAnsi="Times New Roman" w:cs="Times New Roman"/>
           <w:lang w:val="en-US"/>
         </w:rPr>
-        <w:t xml:space="preserve"> showed that, whereas increases in unit labour costs</w:t>
+        <w:t xml:space="preserve"> showed that, whereas increases in unit </w:t>
+      </w:r>
+      <w:proofErr w:type="spellStart"/>
+      <w:r>
+        <w:rPr>
+          <w:rFonts w:ascii="Times New Roman" w:hAnsi="Times New Roman" w:cs="Times New Roman"/>
+          <w:lang w:val="en-US"/>
+        </w:rPr>
+        <w:t>labour</w:t>
+      </w:r>
+      <w:proofErr w:type="spellEnd"/>
+      <w:r>
+        <w:rPr>
+          <w:rFonts w:ascii="Times New Roman" w:hAnsi="Times New Roman" w:cs="Times New Roman"/>
+          <w:lang w:val="en-US"/>
+        </w:rPr>
+        <w:t xml:space="preserve"> costs</w:t>
       </w:r>
       <w:r>
         <w:rPr>
@@ -2044,7 +2117,23 @@
           <w:rFonts w:ascii="Times New Roman" w:hAnsi="Times New Roman" w:cs="Times New Roman"/>
           <w:lang w:val="en-US"/>
         </w:rPr>
-        <w:t xml:space="preserve"> On the other hand, the very limited pass-through of UCL on CPI inflation can be explained by the fact that Swiss ULC are more relevant for export prices than for domestic consumer prices as most items of the latter are composed by categories which only marginally depend on labour input for instance rents and health which account for around 40% of the Swiss CPI) </w:t>
+        <w:t xml:space="preserve"> On the other hand, the very limited pass-through of UCL on CPI inflation can be explained by the fact that Swiss ULC are more relevant for export prices than for domestic consumer prices as most items of the latter are composed by categories which only marginally depend on </w:t>
+      </w:r>
+      <w:proofErr w:type="spellStart"/>
+      <w:r>
+        <w:rPr>
+          <w:rFonts w:ascii="Times New Roman" w:hAnsi="Times New Roman" w:cs="Times New Roman"/>
+          <w:lang w:val="en-US"/>
+        </w:rPr>
+        <w:t>labour</w:t>
+      </w:r>
+      <w:proofErr w:type="spellEnd"/>
+      <w:r>
+        <w:rPr>
+          <w:rFonts w:ascii="Times New Roman" w:hAnsi="Times New Roman" w:cs="Times New Roman"/>
+          <w:lang w:val="en-US"/>
+        </w:rPr>
+        <w:t xml:space="preserve"> input for instance rents and health which account for around 40% of the Swiss CPI) </w:t>
       </w:r>
       <w:r>
         <w:rPr>
@@ -3456,7 +3545,23 @@
           <w:rFonts w:ascii="Times New Roman" w:hAnsi="Times New Roman" w:cs="Times New Roman"/>
           <w:lang w:val="en-US"/>
         </w:rPr>
-        <w:t xml:space="preserve"> ran cost-push stress tests to estimate shockflation exposure within the European Union (EU), distinguishing asymmetries of exposures between the EU core and periphery. On the one hand, </w:t>
+        <w:t xml:space="preserve"> ran cost-push stress tests to estimate </w:t>
+      </w:r>
+      <w:proofErr w:type="spellStart"/>
+      <w:r>
+        <w:rPr>
+          <w:rFonts w:ascii="Times New Roman" w:hAnsi="Times New Roman" w:cs="Times New Roman"/>
+          <w:lang w:val="en-US"/>
+        </w:rPr>
+        <w:t>shockflation</w:t>
+      </w:r>
+      <w:proofErr w:type="spellEnd"/>
+      <w:r>
+        <w:rPr>
+          <w:rFonts w:ascii="Times New Roman" w:hAnsi="Times New Roman" w:cs="Times New Roman"/>
+          <w:lang w:val="en-US"/>
+        </w:rPr>
+        <w:t xml:space="preserve"> exposure within the European Union (EU), distinguishing asymmetries of exposures between the EU core and periphery. On the one hand, </w:t>
       </w:r>
       <w:r>
         <w:rPr>
@@ -3739,7 +3844,7 @@
         </w:rPr>
         <w:lastRenderedPageBreak/>
         <w:drawing>
-          <wp:anchor distT="0" distB="0" distL="114300" distR="114300" simplePos="0" relativeHeight="251659264" behindDoc="0" locked="0" layoutInCell="1" allowOverlap="1" wp14:anchorId="69A14E6A" wp14:editId="44BCE89D">
+          <wp:anchor distT="0" distB="0" distL="114300" distR="114300" simplePos="0" relativeHeight="251659264" behindDoc="0" locked="0" layoutInCell="1" allowOverlap="1" wp14:anchorId="69A14E6A" wp14:editId="5A90E0FC">
             <wp:simplePos x="0" y="0"/>
             <wp:positionH relativeFrom="margin">
               <wp:align>center</wp:align>
@@ -3851,536 +3956,21 @@
           <w:rFonts w:ascii="Times New Roman" w:hAnsi="Times New Roman" w:cs="Times New Roman"/>
           <w:lang w:val="en-US"/>
         </w:rPr>
-        <w:t xml:space="preserve">Figure (a) on the left shows the top 15 most significant sectors for the Swiss economy. Wholesale &amp; retail trade stands out as the sector with the most significant prices as it has large indirect as well as direct effects. It is followed by Real estate, Health &amp; social work and Food &amp; beverages. </w:t>
-      </w:r>
-      <w:r>
-        <w:rPr>
-          <w:rFonts w:ascii="Times New Roman" w:hAnsi="Times New Roman" w:cs="Times New Roman"/>
-          <w:lang w:val="en-US"/>
-        </w:rPr>
-        <w:t xml:space="preserve">The very large significance of Wholesale &amp; retail trade may be surprising at </w:t>
-      </w:r>
-      <w:r>
-        <w:rPr>
-          <w:rFonts w:ascii="Times New Roman" w:hAnsi="Times New Roman" w:cs="Times New Roman"/>
-          <w:lang w:val="en-US"/>
-        </w:rPr>
-        <w:t>first but</w:t>
-      </w:r>
-      <w:r>
-        <w:rPr>
-          <w:rFonts w:ascii="Times New Roman" w:hAnsi="Times New Roman" w:cs="Times New Roman"/>
-          <w:lang w:val="en-US"/>
-        </w:rPr>
-        <w:t xml:space="preserve"> reflects the structural importance of th</w:t>
-      </w:r>
-      <w:r>
-        <w:rPr>
-          <w:rFonts w:ascii="Times New Roman" w:hAnsi="Times New Roman" w:cs="Times New Roman"/>
-          <w:lang w:val="en-US"/>
-        </w:rPr>
-        <w:t>is</w:t>
-      </w:r>
-      <w:r>
-        <w:rPr>
-          <w:rFonts w:ascii="Times New Roman" w:hAnsi="Times New Roman" w:cs="Times New Roman"/>
-          <w:lang w:val="en-US"/>
-        </w:rPr>
-        <w:t xml:space="preserve"> sector </w:t>
-      </w:r>
-      <w:r>
-        <w:rPr>
-          <w:rFonts w:ascii="Times New Roman" w:hAnsi="Times New Roman" w:cs="Times New Roman"/>
-          <w:lang w:val="en-US"/>
-        </w:rPr>
-        <w:t xml:space="preserve">for </w:t>
-      </w:r>
-      <w:r>
-        <w:rPr>
-          <w:rFonts w:ascii="Times New Roman" w:hAnsi="Times New Roman" w:cs="Times New Roman"/>
-          <w:lang w:val="en-US"/>
-        </w:rPr>
-        <w:t xml:space="preserve">the Swiss economy. </w:t>
-      </w:r>
-      <w:r>
-        <w:rPr>
-          <w:rFonts w:ascii="Times New Roman" w:hAnsi="Times New Roman" w:cs="Times New Roman"/>
-          <w:lang w:val="en-US"/>
-        </w:rPr>
-        <w:t xml:space="preserve">Whereas Switzerland is widely known for its multinationals specialized in </w:t>
-      </w:r>
-      <w:r>
-        <w:rPr>
-          <w:rFonts w:ascii="Times New Roman" w:hAnsi="Times New Roman" w:cs="Times New Roman"/>
-          <w:lang w:val="en-US"/>
-        </w:rPr>
-        <w:t>international commodity trading such as Glencore and Trafigura</w:t>
-      </w:r>
-      <w:r>
-        <w:rPr>
-          <w:rFonts w:ascii="Times New Roman" w:hAnsi="Times New Roman" w:cs="Times New Roman"/>
-          <w:lang w:val="en-US"/>
-        </w:rPr>
-        <w:t>; its pharmaceuticals or chemicals industries,</w:t>
-      </w:r>
-      <w:r>
-        <w:rPr>
-          <w:rFonts w:ascii="Times New Roman" w:hAnsi="Times New Roman" w:cs="Times New Roman"/>
-          <w:lang w:val="en-US"/>
-        </w:rPr>
-        <w:t xml:space="preserve"> the key role played by retail companies oriented towards the national domestic market is far less known.</w:t>
-      </w:r>
-      <w:r>
-        <w:rPr>
-          <w:rFonts w:ascii="Times New Roman" w:hAnsi="Times New Roman" w:cs="Times New Roman"/>
-          <w:lang w:val="en-US"/>
-        </w:rPr>
-        <w:t xml:space="preserve"> More specifically, the Swiss national retail sector is dominated by Coop and Migros, two large cooperatives</w:t>
-      </w:r>
-      <w:r>
-        <w:rPr>
-          <w:rFonts w:ascii="Times New Roman" w:hAnsi="Times New Roman" w:cs="Times New Roman"/>
-          <w:lang w:val="en-US"/>
-        </w:rPr>
-        <w:t xml:space="preserve"> which have a firm hand on the Swiss market</w:t>
-      </w:r>
-      <w:r>
-        <w:rPr>
-          <w:rFonts w:ascii="Times New Roman" w:hAnsi="Times New Roman" w:cs="Times New Roman"/>
-          <w:lang w:val="en-US"/>
-        </w:rPr>
-        <w:t xml:space="preserve">. It is indeed hard to overstate the importance of these two firms on the Swiss economy: they are by far the country’s largest </w:t>
-      </w:r>
-      <w:r>
-        <w:rPr>
-          <w:rFonts w:ascii="Times New Roman" w:hAnsi="Times New Roman" w:cs="Times New Roman"/>
-          <w:lang w:val="en-US"/>
-        </w:rPr>
-        <w:t xml:space="preserve">private </w:t>
-      </w:r>
-      <w:r>
-        <w:rPr>
-          <w:rFonts w:ascii="Times New Roman" w:hAnsi="Times New Roman" w:cs="Times New Roman"/>
-          <w:lang w:val="en-US"/>
-        </w:rPr>
-        <w:t>employers</w:t>
-      </w:r>
-      <w:r>
-        <w:rPr>
-          <w:rFonts w:ascii="Times New Roman" w:hAnsi="Times New Roman" w:cs="Times New Roman"/>
-          <w:lang w:val="en-US"/>
-        </w:rPr>
-        <w:t xml:space="preserve">; each has more than two million </w:t>
-      </w:r>
-      <w:r>
-        <w:rPr>
-          <w:rFonts w:ascii="Times New Roman" w:hAnsi="Times New Roman" w:cs="Times New Roman"/>
-          <w:lang w:val="en-US"/>
-        </w:rPr>
-        <w:t xml:space="preserve">cooperative </w:t>
-      </w:r>
-      <w:r>
-        <w:rPr>
-          <w:rFonts w:ascii="Times New Roman" w:hAnsi="Times New Roman" w:cs="Times New Roman"/>
-          <w:lang w:val="en-US"/>
-        </w:rPr>
-        <w:t>members; and they are deeply rooted in Switzerland’s history, society and national identity</w:t>
-      </w:r>
-      <w:r>
-        <w:rPr>
-          <w:rFonts w:ascii="Times New Roman" w:hAnsi="Times New Roman" w:cs="Times New Roman"/>
-          <w:lang w:val="en-US"/>
-        </w:rPr>
-        <w:t>.</w:t>
-      </w:r>
-      <w:r>
-        <w:rPr>
-          <w:rFonts w:ascii="Times New Roman" w:hAnsi="Times New Roman" w:cs="Times New Roman"/>
-          <w:b/>
-          <w:bCs/>
-          <w:lang w:val="en-US"/>
-        </w:rPr>
-        <w:t xml:space="preserve"> </w:t>
-      </w:r>
-      <w:r>
-        <w:rPr>
-          <w:rFonts w:ascii="Times New Roman" w:hAnsi="Times New Roman" w:cs="Times New Roman"/>
-          <w:lang w:val="en-US"/>
-        </w:rPr>
-        <w:t>Migros</w:t>
-      </w:r>
-      <w:r>
-        <w:rPr>
-          <w:rFonts w:ascii="Times New Roman" w:hAnsi="Times New Roman" w:cs="Times New Roman"/>
-          <w:lang w:val="en-US"/>
-        </w:rPr>
-        <w:t xml:space="preserve"> is</w:t>
-      </w:r>
-      <w:r>
-        <w:rPr>
-          <w:rFonts w:ascii="Times New Roman" w:hAnsi="Times New Roman" w:cs="Times New Roman"/>
-          <w:lang w:val="en-US"/>
-        </w:rPr>
-        <w:t xml:space="preserve"> for instance</w:t>
-      </w:r>
-      <w:r>
-        <w:rPr>
-          <w:rFonts w:ascii="Times New Roman" w:hAnsi="Times New Roman" w:cs="Times New Roman"/>
-          <w:lang w:val="en-US"/>
-        </w:rPr>
-        <w:t xml:space="preserve"> Switzerland’s largest private employer with around 91700 employees, 88% working in the country. It plays also a great role in training the Swiss labor force as it employs on average 3300 ap</w:t>
-      </w:r>
-      <w:r>
-        <w:rPr>
-          <w:rFonts w:ascii="Times New Roman" w:hAnsi="Times New Roman" w:cs="Times New Roman"/>
-          <w:lang w:val="en-US"/>
-        </w:rPr>
-        <w:t>prentices trained across more than 50 different professions.</w:t>
-      </w:r>
-      <w:r>
-        <w:rPr>
-          <w:rFonts w:ascii="Times New Roman" w:hAnsi="Times New Roman" w:cs="Times New Roman"/>
-          <w:lang w:val="en-US"/>
-        </w:rPr>
-        <w:t xml:space="preserve"> </w:t>
-      </w:r>
-      <w:r>
-        <w:rPr>
-          <w:rFonts w:ascii="Times New Roman" w:hAnsi="Times New Roman" w:cs="Times New Roman"/>
-          <w:lang w:val="en-US"/>
-        </w:rPr>
-        <w:t>In addition to its activities in food retail, the Migros Group also owns numerous subsidiaries operating in non-food retail, healthcare, tourism, as well as in the banking and education sectors</w:t>
-      </w:r>
-      <w:r>
-        <w:rPr>
-          <w:rFonts w:ascii="Times New Roman" w:hAnsi="Times New Roman" w:cs="Times New Roman"/>
-          <w:lang w:val="en-US"/>
-        </w:rPr>
-        <w:t xml:space="preserve">. </w:t>
-      </w:r>
-      <w:r>
-        <w:rPr>
-          <w:rFonts w:ascii="Times New Roman" w:hAnsi="Times New Roman" w:cs="Times New Roman"/>
-          <w:lang w:val="en-US"/>
-        </w:rPr>
-        <w:t>The Migros Group operates not only in the service sector but also i</w:t>
-      </w:r>
-      <w:r>
-        <w:rPr>
-          <w:rFonts w:ascii="Times New Roman" w:hAnsi="Times New Roman" w:cs="Times New Roman"/>
-          <w:lang w:val="en-US"/>
-        </w:rPr>
-        <w:t xml:space="preserve">n </w:t>
-      </w:r>
-      <w:r>
-        <w:rPr>
-          <w:rFonts w:ascii="Times New Roman" w:hAnsi="Times New Roman" w:cs="Times New Roman"/>
-          <w:lang w:val="en-US"/>
-        </w:rPr>
-        <w:t>the production sector</w:t>
-      </w:r>
-      <w:r>
-        <w:rPr>
-          <w:rFonts w:ascii="Times New Roman" w:hAnsi="Times New Roman" w:cs="Times New Roman"/>
-          <w:lang w:val="en-US"/>
-        </w:rPr>
-        <w:t xml:space="preserve">, as the factories of Migros </w:t>
-      </w:r>
-      <w:r>
-        <w:rPr>
-          <w:rFonts w:ascii="Times New Roman" w:hAnsi="Times New Roman" w:cs="Times New Roman"/>
-          <w:lang w:val="en-US"/>
-        </w:rPr>
-        <w:lastRenderedPageBreak/>
-        <w:t>Industry produce most of the food products sold in Migros supermarkets.</w:t>
-      </w:r>
-      <w:r>
-        <w:rPr>
-          <w:rFonts w:ascii="Times New Roman" w:hAnsi="Times New Roman" w:cs="Times New Roman"/>
-          <w:lang w:val="en-US"/>
-        </w:rPr>
-        <w:t xml:space="preserve"> Migros also has its own bank (Bank Migros) and </w:t>
-      </w:r>
-      <w:r>
-        <w:rPr>
-          <w:rFonts w:ascii="Times New Roman" w:hAnsi="Times New Roman" w:cs="Times New Roman"/>
-          <w:lang w:val="en-US"/>
-        </w:rPr>
-        <w:t>provide courses and training programs (“Klubschule” or “École-club</w:t>
-      </w:r>
-      <w:r>
-        <w:rPr>
-          <w:rFonts w:ascii="Times New Roman" w:hAnsi="Times New Roman" w:cs="Times New Roman"/>
-          <w:lang w:val="en-US"/>
-        </w:rPr>
-        <w:t xml:space="preserve"> Migros</w:t>
-      </w:r>
-      <w:r>
-        <w:rPr>
-          <w:rFonts w:ascii="Times New Roman" w:hAnsi="Times New Roman" w:cs="Times New Roman"/>
-          <w:lang w:val="en-US"/>
-        </w:rPr>
-        <w:t>”)</w:t>
-      </w:r>
-      <w:r>
-        <w:rPr>
-          <w:rFonts w:ascii="Times New Roman" w:hAnsi="Times New Roman" w:cs="Times New Roman"/>
-          <w:lang w:val="en-US"/>
-        </w:rPr>
-        <w:t xml:space="preserve"> </w:t>
-      </w:r>
-      <w:r>
-        <w:rPr>
-          <w:rFonts w:ascii="Times New Roman" w:hAnsi="Times New Roman" w:cs="Times New Roman"/>
-          <w:lang w:val="en-US"/>
-        </w:rPr>
-        <w:t xml:space="preserve">at around 50 different locations throughout Switzerland, </w:t>
-      </w:r>
-      <w:r>
-        <w:rPr>
-          <w:rFonts w:ascii="Times New Roman" w:hAnsi="Times New Roman" w:cs="Times New Roman"/>
-          <w:lang w:val="en-US"/>
-        </w:rPr>
-        <w:t xml:space="preserve">courses </w:t>
-      </w:r>
-      <w:r>
-        <w:rPr>
-          <w:rFonts w:ascii="Times New Roman" w:hAnsi="Times New Roman" w:cs="Times New Roman"/>
-          <w:lang w:val="en-US"/>
-        </w:rPr>
-        <w:t>which</w:t>
-      </w:r>
-      <w:r>
-        <w:rPr>
-          <w:rFonts w:ascii="Times New Roman" w:hAnsi="Times New Roman" w:cs="Times New Roman"/>
-          <w:lang w:val="en-US"/>
-        </w:rPr>
-        <w:t xml:space="preserve"> are sometimes funded by unemployment insurance itself as part of professional reintegration programs</w:t>
-      </w:r>
-      <w:r>
-        <w:rPr>
-          <w:rFonts w:ascii="Times New Roman" w:hAnsi="Times New Roman" w:cs="Times New Roman"/>
-          <w:lang w:val="en-US"/>
-        </w:rPr>
-        <w:t>.</w:t>
-      </w:r>
-      <w:r>
-        <w:rPr>
-          <w:rFonts w:ascii="Times New Roman" w:hAnsi="Times New Roman" w:cs="Times New Roman"/>
-          <w:lang w:val="en-US"/>
-        </w:rPr>
-        <w:t xml:space="preserve"> </w:t>
-      </w:r>
-      <w:r>
-        <w:rPr>
-          <w:rFonts w:ascii="Times New Roman" w:hAnsi="Times New Roman" w:cs="Times New Roman"/>
-          <w:lang w:val="en-US"/>
-        </w:rPr>
-        <w:t>In recent years, the Migros Group has divested numerous brands and retail subsidiaries</w:t>
-      </w:r>
-      <w:r>
-        <w:rPr>
-          <w:rStyle w:val="Appelnotedebasdep"/>
-          <w:rFonts w:ascii="Times New Roman" w:hAnsi="Times New Roman" w:cs="Times New Roman"/>
-          <w:lang w:val="en-US"/>
-        </w:rPr>
-        <w:footnoteReference w:id="6"/>
-      </w:r>
-      <w:r>
-        <w:rPr>
-          <w:rFonts w:ascii="Times New Roman" w:hAnsi="Times New Roman" w:cs="Times New Roman"/>
-          <w:lang w:val="en-US"/>
-        </w:rPr>
-        <w:t xml:space="preserve"> as part of a strategic refocusing effort, particularly toward e-commerce, driven by the success of Digitec Galaxus, its online retail subsidiary, which has established itself as Switzerland’s leading e-commerce platform since the COVID-19 pandemic</w:t>
-      </w:r>
-      <w:r>
-        <w:rPr>
-          <w:rFonts w:ascii="Times New Roman" w:hAnsi="Times New Roman" w:cs="Times New Roman"/>
-          <w:lang w:val="en-US"/>
-        </w:rPr>
-        <w:t xml:space="preserve"> </w:t>
-      </w:r>
-      <w:r>
-        <w:rPr>
-          <w:rFonts w:ascii="Times New Roman" w:hAnsi="Times New Roman" w:cs="Times New Roman"/>
-          <w:lang w:val="en-US"/>
-        </w:rPr>
-        <w:fldChar w:fldCharType="begin"/>
-      </w:r>
-      <w:r>
-        <w:rPr>
-          <w:rFonts w:ascii="Times New Roman" w:hAnsi="Times New Roman" w:cs="Times New Roman"/>
-          <w:lang w:val="en-US"/>
-        </w:rPr>
-        <w:instrText xml:space="preserve"> ADDIN ZOTERO_ITEM CSL_CITATION {"citationID":"OyKA0tnq","properties":{"formattedCitation":"(Nod and Irminger 2026)","plainCitation":"(Nod and Irminger 2026)","noteIndex":0},"citationItems":[{"id":6736,"uris":["http://zotero.org/groups/6311349/items/NVJJF55K"],"itemData":{"id":6736,"type":"report","publisher":"Fédération des coopératives Migros","title":"Rapport annuel Migros 2025","URL":"https://report.migros.ch/2025/app/uploads/Rapport-de-gestion.pdf","author":[{"family":"Nod","given":"Ursula"},{"family":"Irminger","given":"Mario"}],"issued":{"date-parts":[["2026"]]}}}],"schema":"https://github.com/citation-style-language/schema/raw/master/csl-citation.json"} </w:instrText>
-      </w:r>
-      <w:r>
-        <w:rPr>
-          <w:rFonts w:ascii="Times New Roman" w:hAnsi="Times New Roman" w:cs="Times New Roman"/>
-          <w:lang w:val="en-US"/>
-        </w:rPr>
-        <w:fldChar w:fldCharType="separate"/>
-      </w:r>
-      <w:r>
-        <w:rPr>
-          <w:rFonts w:ascii="Aptos" w:hAnsi="Aptos"/>
-          <w:lang w:val="en-US"/>
-        </w:rPr>
-        <w:t>(Nod and Irminger 2026)</w:t>
-      </w:r>
-      <w:r>
-        <w:rPr>
-          <w:rFonts w:ascii="Times New Roman" w:hAnsi="Times New Roman" w:cs="Times New Roman"/>
-          <w:lang w:val="en-US"/>
-        </w:rPr>
-        <w:fldChar w:fldCharType="end"/>
-      </w:r>
-      <w:r>
-        <w:rPr>
-          <w:rFonts w:ascii="Times New Roman" w:hAnsi="Times New Roman" w:cs="Times New Roman"/>
-          <w:lang w:val="en-US"/>
-        </w:rPr>
-        <w:t>.</w:t>
-      </w:r>
-      <w:r>
-        <w:rPr>
-          <w:rFonts w:ascii="Times New Roman" w:hAnsi="Times New Roman" w:cs="Times New Roman"/>
-          <w:lang w:val="en-US"/>
-        </w:rPr>
-        <w:t xml:space="preserve"> </w:t>
-      </w:r>
-      <w:r>
-        <w:rPr>
-          <w:rFonts w:ascii="Times New Roman" w:hAnsi="Times New Roman" w:cs="Times New Roman"/>
-          <w:lang w:val="en-US"/>
-        </w:rPr>
-        <w:t>Coop is the other historic giant of Swiss retail and Migros’s main competitor in the domestic market</w:t>
-      </w:r>
-      <w:r>
-        <w:rPr>
-          <w:rFonts w:ascii="Times New Roman" w:hAnsi="Times New Roman" w:cs="Times New Roman"/>
-          <w:lang w:val="en-US"/>
-        </w:rPr>
-        <w:t>.</w:t>
-      </w:r>
-      <w:r>
-        <w:rPr>
-          <w:rFonts w:ascii="Times New Roman" w:hAnsi="Times New Roman" w:cs="Times New Roman"/>
-          <w:lang w:val="en-US"/>
-        </w:rPr>
-        <w:t xml:space="preserve"> </w:t>
-      </w:r>
-      <w:r>
-        <w:rPr>
-          <w:rFonts w:ascii="Times New Roman" w:hAnsi="Times New Roman" w:cs="Times New Roman"/>
-          <w:lang w:val="en-US"/>
-        </w:rPr>
-        <w:t xml:space="preserve">While this cooperative traditionally operated in Migros’s shadow and was long regarded as the </w:t>
-      </w:r>
-      <w:r>
-        <w:rPr>
-          <w:rFonts w:ascii="Times New Roman" w:hAnsi="Times New Roman" w:cs="Times New Roman"/>
-          <w:lang w:val="en-US"/>
-        </w:rPr>
-        <w:t>number two of</w:t>
-      </w:r>
-      <w:r>
-        <w:rPr>
-          <w:rFonts w:ascii="Times New Roman" w:hAnsi="Times New Roman" w:cs="Times New Roman"/>
-          <w:lang w:val="en-US"/>
-        </w:rPr>
-        <w:t xml:space="preserve"> Swiss</w:t>
-      </w:r>
-      <w:r>
-        <w:rPr>
-          <w:rFonts w:ascii="Times New Roman" w:hAnsi="Times New Roman" w:cs="Times New Roman"/>
-          <w:lang w:val="en-US"/>
-        </w:rPr>
-        <w:t xml:space="preserve"> retail</w:t>
-      </w:r>
-      <w:r>
-        <w:rPr>
-          <w:rFonts w:ascii="Times New Roman" w:hAnsi="Times New Roman" w:cs="Times New Roman"/>
-          <w:lang w:val="en-US"/>
-        </w:rPr>
-        <w:t xml:space="preserve">, its growth in recent years has enabled it to surpass Migros in terms of turnover and market share in the food retail sector. Coop has a structure and profile similar to </w:t>
-      </w:r>
-      <w:r>
-        <w:rPr>
-          <w:rFonts w:ascii="Times New Roman" w:hAnsi="Times New Roman" w:cs="Times New Roman"/>
-          <w:lang w:val="en-US"/>
-        </w:rPr>
-        <w:t>those</w:t>
-      </w:r>
-      <w:r>
-        <w:rPr>
-          <w:rFonts w:ascii="Times New Roman" w:hAnsi="Times New Roman" w:cs="Times New Roman"/>
-          <w:lang w:val="en-US"/>
-        </w:rPr>
-        <w:t xml:space="preserve"> of Migros, with a few notable differences: Coop has become more heavily involved in wholesale trade following its acquisition of Transgourmet, one of Europe's leading foodservice and wholesale distribution companies, and is therefore less diversified than Migros in terms of its range of business activities. Nevertheless, it still owns a wide portfolio of retail brands in both the food and non-food sectors, as well as several food production businesses</w:t>
-      </w:r>
-      <w:r>
-        <w:rPr>
-          <w:rFonts w:ascii="Times New Roman" w:hAnsi="Times New Roman" w:cs="Times New Roman"/>
-          <w:lang w:val="en-US"/>
-        </w:rPr>
-        <w:t xml:space="preserve"> </w:t>
-      </w:r>
-      <w:r>
-        <w:rPr>
-          <w:rFonts w:ascii="Times New Roman" w:hAnsi="Times New Roman" w:cs="Times New Roman"/>
-          <w:lang w:val="en-US"/>
-        </w:rPr>
-        <w:fldChar w:fldCharType="begin"/>
-      </w:r>
-      <w:r>
-        <w:rPr>
-          <w:rFonts w:ascii="Times New Roman" w:hAnsi="Times New Roman" w:cs="Times New Roman"/>
-          <w:lang w:val="en-US"/>
-        </w:rPr>
-        <w:instrText xml:space="preserve"> ADDIN ZOTERO_ITEM CSL_CITATION {"citationID":"aRNS6rGr","properties":{"formattedCitation":"(Sutter and Wyss 2026)","plainCitation":"(Sutter and Wyss 2026)","noteIndex":0},"citationItems":[{"id":6740,"uris":["http://zotero.org/groups/6311349/items/8FQUVPL2"],"itemData":{"id":6740,"type":"report","publisher":"Groupe Coop","title":"Rapport de gestion 2025","URL":"https://report.coop.ch/pdfs/Coop_GB_25_FR_5ec1838f7e.pdf","author":[{"family":"Sutter","given":"Joos"},{"family":"Wyss","given":"Philipp"}],"issued":{"date-parts":[["2026"]]}}}],"schema":"https://github.com/citation-style-language/schema/raw/master/csl-citation.json"} </w:instrText>
-      </w:r>
-      <w:r>
-        <w:rPr>
-          <w:rFonts w:ascii="Times New Roman" w:hAnsi="Times New Roman" w:cs="Times New Roman"/>
-          <w:lang w:val="en-US"/>
-        </w:rPr>
-        <w:fldChar w:fldCharType="separate"/>
-      </w:r>
-      <w:r>
-        <w:rPr>
-          <w:rFonts w:ascii="Aptos" w:hAnsi="Aptos"/>
-          <w:lang w:val="en-US"/>
-        </w:rPr>
-        <w:t>(Sutter and Wyss 2026)</w:t>
-      </w:r>
-      <w:r>
-        <w:rPr>
-          <w:rFonts w:ascii="Times New Roman" w:hAnsi="Times New Roman" w:cs="Times New Roman"/>
-          <w:lang w:val="en-US"/>
-        </w:rPr>
-        <w:fldChar w:fldCharType="end"/>
-      </w:r>
-      <w:r>
-        <w:rPr>
-          <w:rFonts w:ascii="Times New Roman" w:hAnsi="Times New Roman" w:cs="Times New Roman"/>
-          <w:lang w:val="en-US"/>
-        </w:rPr>
-        <w:t>.</w:t>
-      </w:r>
-      <w:r>
-        <w:rPr>
-          <w:rFonts w:ascii="Times New Roman" w:hAnsi="Times New Roman" w:cs="Times New Roman"/>
-          <w:lang w:val="en-US"/>
-        </w:rPr>
-        <w:t xml:space="preserve"> I</w:t>
-      </w:r>
-      <w:r>
-        <w:rPr>
-          <w:rFonts w:ascii="Times New Roman" w:hAnsi="Times New Roman" w:cs="Times New Roman"/>
-          <w:lang w:val="en-US"/>
-        </w:rPr>
-        <w:t>t is thus not surprising that the most significant sector of the Swiss economy is Wholesale &amp; retail trade.</w:t>
+        <w:t>Figure (a) on the left shows the top 15 most significant sectors for the Swiss economy. Wholesale &amp; retail trade stands out as the sector with the most significant prices as it has large indirect as well as direct effects. It is followed by Real estate, Health &amp; social work and Food &amp; beverages.</w:t>
+      </w:r>
+    </w:p>
+    <w:p>
+      <w:pPr>
+        <w:pStyle w:val="Titre2"/>
+        <w:rPr>
+          <w:lang w:val="en-US"/>
+        </w:rPr>
+      </w:pPr>
+      <w:r>
+        <w:rPr>
+          <w:lang w:val="en-US"/>
+        </w:rPr>
+        <w:t>The Swiss retail sector</w:t>
       </w:r>
     </w:p>
     <w:p>
@@ -4396,48 +3986,6 @@
           <w:rFonts w:ascii="Times New Roman" w:hAnsi="Times New Roman" w:cs="Times New Roman"/>
           <w:lang w:val="en-US"/>
         </w:rPr>
-        <w:t xml:space="preserve">What is the effect of this duopoly on Swiss price dynamics? </w:t>
-      </w:r>
-      <w:r>
-        <w:rPr>
-          <w:rFonts w:ascii="Times New Roman" w:hAnsi="Times New Roman" w:cs="Times New Roman"/>
-          <w:lang w:val="en-US"/>
-        </w:rPr>
-        <w:t xml:space="preserve">On the one hand, Coop and Migros have been criticized for allegedly excessive margins that they are able to extract </w:t>
-      </w:r>
-      <w:r>
-        <w:rPr>
-          <w:rFonts w:ascii="Times New Roman" w:hAnsi="Times New Roman" w:cs="Times New Roman"/>
-          <w:lang w:val="en-US"/>
-        </w:rPr>
-        <w:t>thanks to</w:t>
-      </w:r>
-      <w:r>
-        <w:rPr>
-          <w:rFonts w:ascii="Times New Roman" w:hAnsi="Times New Roman" w:cs="Times New Roman"/>
-          <w:lang w:val="en-US"/>
-        </w:rPr>
-        <w:t xml:space="preserve"> their bargaining power. By controlling both processing and distribution, they enjoy significant leverage in negotiations, particularly regarding the prices of agricultural products, which has fueled dissatisfaction among Swiss farmers. These farmers, politically represented by the Swiss Farmers’ Union (SFU), have been joined in their criticism by other stakeholders, including the Fédération Romande des Consommateurs (</w:t>
-      </w:r>
-      <w:r>
-        <w:rPr>
-          <w:rFonts w:ascii="Times New Roman" w:hAnsi="Times New Roman" w:cs="Times New Roman"/>
-          <w:lang w:val="en-US"/>
-        </w:rPr>
-        <w:t>Romandie</w:t>
-      </w:r>
-      <w:r>
-        <w:rPr>
-          <w:rFonts w:ascii="Times New Roman" w:hAnsi="Times New Roman" w:cs="Times New Roman"/>
-          <w:lang w:val="en-US"/>
-        </w:rPr>
-        <w:t xml:space="preserve"> Consumers’ Federation), the press, and the national public broadcaster RTS. RTS, for its part, has sought to assess directly the margins of the two major retailers through numerous investigations conducted in recent years.</w:t>
-      </w:r>
-      <w:r>
-        <w:rPr>
-          <w:rFonts w:ascii="Times New Roman" w:hAnsi="Times New Roman" w:cs="Times New Roman"/>
-          <w:lang w:val="en-US"/>
-        </w:rPr>
         <w:t xml:space="preserve"> </w:t>
       </w:r>
       <w:r>
@@ -4445,21 +3993,341 @@
           <w:rFonts w:ascii="Times New Roman" w:hAnsi="Times New Roman" w:cs="Times New Roman"/>
           <w:lang w:val="en-US"/>
         </w:rPr>
-        <w:t>One investigation published in 2023 highlighted what it described as “sometimes staggering price gaps between the prices paid by Coop and Migros and the prices charged on store shelves”</w:t>
-      </w:r>
-      <w:r>
-        <w:rPr>
-          <w:rFonts w:ascii="Times New Roman" w:hAnsi="Times New Roman" w:cs="Times New Roman"/>
-          <w:lang w:val="en-US"/>
-        </w:rPr>
-        <w:t>,</w:t>
-      </w:r>
-      <w:r>
-        <w:rPr>
-          <w:rFonts w:ascii="Times New Roman" w:hAnsi="Times New Roman" w:cs="Times New Roman"/>
-          <w:lang w:val="en-US"/>
-        </w:rPr>
-        <w:t xml:space="preserve"> with gross margins on food products reportedly ranging from 50% and 80% to as much as 110%</w:t>
+        <w:t xml:space="preserve">The very large significance of Wholesale &amp; retail trade may be surprising at </w:t>
+      </w:r>
+      <w:r>
+        <w:rPr>
+          <w:rFonts w:ascii="Times New Roman" w:hAnsi="Times New Roman" w:cs="Times New Roman"/>
+          <w:lang w:val="en-US"/>
+        </w:rPr>
+        <w:t>first but</w:t>
+      </w:r>
+      <w:r>
+        <w:rPr>
+          <w:rFonts w:ascii="Times New Roman" w:hAnsi="Times New Roman" w:cs="Times New Roman"/>
+          <w:lang w:val="en-US"/>
+        </w:rPr>
+        <w:t xml:space="preserve"> reflects the structural importance of th</w:t>
+      </w:r>
+      <w:r>
+        <w:rPr>
+          <w:rFonts w:ascii="Times New Roman" w:hAnsi="Times New Roman" w:cs="Times New Roman"/>
+          <w:lang w:val="en-US"/>
+        </w:rPr>
+        <w:t>is</w:t>
+      </w:r>
+      <w:r>
+        <w:rPr>
+          <w:rFonts w:ascii="Times New Roman" w:hAnsi="Times New Roman" w:cs="Times New Roman"/>
+          <w:lang w:val="en-US"/>
+        </w:rPr>
+        <w:t xml:space="preserve"> sector </w:t>
+      </w:r>
+      <w:r>
+        <w:rPr>
+          <w:rFonts w:ascii="Times New Roman" w:hAnsi="Times New Roman" w:cs="Times New Roman"/>
+          <w:lang w:val="en-US"/>
+        </w:rPr>
+        <w:t xml:space="preserve">for </w:t>
+      </w:r>
+      <w:r>
+        <w:rPr>
+          <w:rFonts w:ascii="Times New Roman" w:hAnsi="Times New Roman" w:cs="Times New Roman"/>
+          <w:lang w:val="en-US"/>
+        </w:rPr>
+        <w:t xml:space="preserve">the Swiss economy. </w:t>
+      </w:r>
+      <w:r>
+        <w:rPr>
+          <w:rFonts w:ascii="Times New Roman" w:hAnsi="Times New Roman" w:cs="Times New Roman"/>
+          <w:lang w:val="en-US"/>
+        </w:rPr>
+        <w:t xml:space="preserve">Whereas Switzerland is widely known for its multinationals specialized in </w:t>
+      </w:r>
+      <w:r>
+        <w:rPr>
+          <w:rFonts w:ascii="Times New Roman" w:hAnsi="Times New Roman" w:cs="Times New Roman"/>
+          <w:lang w:val="en-US"/>
+        </w:rPr>
+        <w:t>international commodity trading such as Glencore and Trafigura</w:t>
+      </w:r>
+      <w:r>
+        <w:rPr>
+          <w:rFonts w:ascii="Times New Roman" w:hAnsi="Times New Roman" w:cs="Times New Roman"/>
+          <w:lang w:val="en-US"/>
+        </w:rPr>
+        <w:t>; its pharmaceuticals or chemicals industries,</w:t>
+      </w:r>
+      <w:r>
+        <w:rPr>
+          <w:rFonts w:ascii="Times New Roman" w:hAnsi="Times New Roman" w:cs="Times New Roman"/>
+          <w:lang w:val="en-US"/>
+        </w:rPr>
+        <w:t xml:space="preserve"> the key role played by retail companies oriented towards the national domestic market is far less known.</w:t>
+      </w:r>
+      <w:r>
+        <w:rPr>
+          <w:rFonts w:ascii="Times New Roman" w:hAnsi="Times New Roman" w:cs="Times New Roman"/>
+          <w:lang w:val="en-US"/>
+        </w:rPr>
+        <w:t xml:space="preserve"> More specifically, the Swiss national retail sector is dominated by Coop and Migros, two large cooperatives</w:t>
+      </w:r>
+      <w:r>
+        <w:rPr>
+          <w:rFonts w:ascii="Times New Roman" w:hAnsi="Times New Roman" w:cs="Times New Roman"/>
+          <w:lang w:val="en-US"/>
+        </w:rPr>
+        <w:t xml:space="preserve"> which have a firm hand on the Swiss market</w:t>
+      </w:r>
+      <w:r>
+        <w:rPr>
+          <w:rFonts w:ascii="Times New Roman" w:hAnsi="Times New Roman" w:cs="Times New Roman"/>
+          <w:lang w:val="en-US"/>
+        </w:rPr>
+        <w:t xml:space="preserve">. It is indeed hard to overstate the importance of these two firms on the Swiss economy: they are by far the country’s largest </w:t>
+      </w:r>
+      <w:r>
+        <w:rPr>
+          <w:rFonts w:ascii="Times New Roman" w:hAnsi="Times New Roman" w:cs="Times New Roman"/>
+          <w:lang w:val="en-US"/>
+        </w:rPr>
+        <w:t xml:space="preserve">private </w:t>
+      </w:r>
+      <w:r>
+        <w:rPr>
+          <w:rFonts w:ascii="Times New Roman" w:hAnsi="Times New Roman" w:cs="Times New Roman"/>
+          <w:lang w:val="en-US"/>
+        </w:rPr>
+        <w:t>employers</w:t>
+      </w:r>
+      <w:r>
+        <w:rPr>
+          <w:rFonts w:ascii="Times New Roman" w:hAnsi="Times New Roman" w:cs="Times New Roman"/>
+          <w:lang w:val="en-US"/>
+        </w:rPr>
+        <w:t xml:space="preserve">; each has more than two million </w:t>
+      </w:r>
+      <w:r>
+        <w:rPr>
+          <w:rFonts w:ascii="Times New Roman" w:hAnsi="Times New Roman" w:cs="Times New Roman"/>
+          <w:lang w:val="en-US"/>
+        </w:rPr>
+        <w:t xml:space="preserve">cooperative </w:t>
+      </w:r>
+      <w:r>
+        <w:rPr>
+          <w:rFonts w:ascii="Times New Roman" w:hAnsi="Times New Roman" w:cs="Times New Roman"/>
+          <w:lang w:val="en-US"/>
+        </w:rPr>
+        <w:t>members; and they are deeply rooted in Switzerland’s history, society and national identity</w:t>
+      </w:r>
+      <w:r>
+        <w:rPr>
+          <w:rFonts w:ascii="Times New Roman" w:hAnsi="Times New Roman" w:cs="Times New Roman"/>
+          <w:lang w:val="en-US"/>
+        </w:rPr>
+        <w:t>.</w:t>
+      </w:r>
+      <w:r>
+        <w:rPr>
+          <w:rFonts w:ascii="Times New Roman" w:hAnsi="Times New Roman" w:cs="Times New Roman"/>
+          <w:b/>
+          <w:bCs/>
+          <w:lang w:val="en-US"/>
+        </w:rPr>
+        <w:t xml:space="preserve"> </w:t>
+      </w:r>
+      <w:r>
+        <w:rPr>
+          <w:rFonts w:ascii="Times New Roman" w:hAnsi="Times New Roman" w:cs="Times New Roman"/>
+          <w:lang w:val="en-US"/>
+        </w:rPr>
+        <w:t>Migros</w:t>
+      </w:r>
+      <w:r>
+        <w:rPr>
+          <w:rFonts w:ascii="Times New Roman" w:hAnsi="Times New Roman" w:cs="Times New Roman"/>
+          <w:lang w:val="en-US"/>
+        </w:rPr>
+        <w:t xml:space="preserve"> is</w:t>
+      </w:r>
+      <w:r>
+        <w:rPr>
+          <w:rFonts w:ascii="Times New Roman" w:hAnsi="Times New Roman" w:cs="Times New Roman"/>
+          <w:lang w:val="en-US"/>
+        </w:rPr>
+        <w:t xml:space="preserve"> for instance</w:t>
+      </w:r>
+      <w:r>
+        <w:rPr>
+          <w:rFonts w:ascii="Times New Roman" w:hAnsi="Times New Roman" w:cs="Times New Roman"/>
+          <w:lang w:val="en-US"/>
+        </w:rPr>
+        <w:t xml:space="preserve"> Switzerland’s largest private employer with around 91700 employees, 88% working in the country. It plays also a great role in training the Swiss labor force as it employs on average 3300 ap</w:t>
+      </w:r>
+      <w:r>
+        <w:rPr>
+          <w:rFonts w:ascii="Times New Roman" w:hAnsi="Times New Roman" w:cs="Times New Roman"/>
+          <w:lang w:val="en-US"/>
+        </w:rPr>
+        <w:t>prentices trained across more than 50 different professions.</w:t>
+      </w:r>
+      <w:r>
+        <w:rPr>
+          <w:rFonts w:ascii="Times New Roman" w:hAnsi="Times New Roman" w:cs="Times New Roman"/>
+          <w:lang w:val="en-US"/>
+        </w:rPr>
+        <w:t xml:space="preserve"> </w:t>
+      </w:r>
+      <w:r>
+        <w:rPr>
+          <w:rFonts w:ascii="Times New Roman" w:hAnsi="Times New Roman" w:cs="Times New Roman"/>
+          <w:lang w:val="en-US"/>
+        </w:rPr>
+        <w:t xml:space="preserve">In addition to its activities in food retail, the Migros Group also </w:t>
+      </w:r>
+      <w:r>
+        <w:rPr>
+          <w:rFonts w:ascii="Times New Roman" w:hAnsi="Times New Roman" w:cs="Times New Roman"/>
+          <w:lang w:val="en-US"/>
+        </w:rPr>
+        <w:lastRenderedPageBreak/>
+        <w:t>owns numerous subsidiaries operating in non-food retail, healthcare, tourism, as well as in the banking and education sectors</w:t>
+      </w:r>
+      <w:r>
+        <w:rPr>
+          <w:rFonts w:ascii="Times New Roman" w:hAnsi="Times New Roman" w:cs="Times New Roman"/>
+          <w:lang w:val="en-US"/>
+        </w:rPr>
+        <w:t xml:space="preserve">. </w:t>
+      </w:r>
+      <w:r>
+        <w:rPr>
+          <w:rFonts w:ascii="Times New Roman" w:hAnsi="Times New Roman" w:cs="Times New Roman"/>
+          <w:lang w:val="en-US"/>
+        </w:rPr>
+        <w:t>The Migros Group operates not only in the service sector but also i</w:t>
+      </w:r>
+      <w:r>
+        <w:rPr>
+          <w:rFonts w:ascii="Times New Roman" w:hAnsi="Times New Roman" w:cs="Times New Roman"/>
+          <w:lang w:val="en-US"/>
+        </w:rPr>
+        <w:t xml:space="preserve">n </w:t>
+      </w:r>
+      <w:r>
+        <w:rPr>
+          <w:rFonts w:ascii="Times New Roman" w:hAnsi="Times New Roman" w:cs="Times New Roman"/>
+          <w:lang w:val="en-US"/>
+        </w:rPr>
+        <w:t>the production sector</w:t>
+      </w:r>
+      <w:r>
+        <w:rPr>
+          <w:rFonts w:ascii="Times New Roman" w:hAnsi="Times New Roman" w:cs="Times New Roman"/>
+          <w:lang w:val="en-US"/>
+        </w:rPr>
+        <w:t>, as the factories of Migros Industry produce most of the food products sold in Migros supermarkets.</w:t>
+      </w:r>
+      <w:r>
+        <w:rPr>
+          <w:rFonts w:ascii="Times New Roman" w:hAnsi="Times New Roman" w:cs="Times New Roman"/>
+          <w:lang w:val="en-US"/>
+        </w:rPr>
+        <w:t xml:space="preserve"> Migros also has its own bank (Bank Migros) and </w:t>
+      </w:r>
+      <w:r>
+        <w:rPr>
+          <w:rFonts w:ascii="Times New Roman" w:hAnsi="Times New Roman" w:cs="Times New Roman"/>
+          <w:lang w:val="en-US"/>
+        </w:rPr>
+        <w:t>provide courses and training programs (“</w:t>
+      </w:r>
+      <w:proofErr w:type="spellStart"/>
+      <w:r>
+        <w:rPr>
+          <w:rFonts w:ascii="Times New Roman" w:hAnsi="Times New Roman" w:cs="Times New Roman"/>
+          <w:lang w:val="en-US"/>
+        </w:rPr>
+        <w:t>Klubschule</w:t>
+      </w:r>
+      <w:proofErr w:type="spellEnd"/>
+      <w:r>
+        <w:rPr>
+          <w:rFonts w:ascii="Times New Roman" w:hAnsi="Times New Roman" w:cs="Times New Roman"/>
+          <w:lang w:val="en-US"/>
+        </w:rPr>
+        <w:t>” or “École-club</w:t>
+      </w:r>
+      <w:r>
+        <w:rPr>
+          <w:rFonts w:ascii="Times New Roman" w:hAnsi="Times New Roman" w:cs="Times New Roman"/>
+          <w:lang w:val="en-US"/>
+        </w:rPr>
+        <w:t xml:space="preserve"> Migros</w:t>
+      </w:r>
+      <w:r>
+        <w:rPr>
+          <w:rFonts w:ascii="Times New Roman" w:hAnsi="Times New Roman" w:cs="Times New Roman"/>
+          <w:lang w:val="en-US"/>
+        </w:rPr>
+        <w:t>”)</w:t>
+      </w:r>
+      <w:r>
+        <w:rPr>
+          <w:rFonts w:ascii="Times New Roman" w:hAnsi="Times New Roman" w:cs="Times New Roman"/>
+          <w:lang w:val="en-US"/>
+        </w:rPr>
+        <w:t xml:space="preserve"> </w:t>
+      </w:r>
+      <w:r>
+        <w:rPr>
+          <w:rFonts w:ascii="Times New Roman" w:hAnsi="Times New Roman" w:cs="Times New Roman"/>
+          <w:lang w:val="en-US"/>
+        </w:rPr>
+        <w:t xml:space="preserve">at around 50 different locations throughout Switzerland, </w:t>
+      </w:r>
+      <w:r>
+        <w:rPr>
+          <w:rFonts w:ascii="Times New Roman" w:hAnsi="Times New Roman" w:cs="Times New Roman"/>
+          <w:lang w:val="en-US"/>
+        </w:rPr>
+        <w:t xml:space="preserve">courses </w:t>
+      </w:r>
+      <w:r>
+        <w:rPr>
+          <w:rFonts w:ascii="Times New Roman" w:hAnsi="Times New Roman" w:cs="Times New Roman"/>
+          <w:lang w:val="en-US"/>
+        </w:rPr>
+        <w:t>which</w:t>
+      </w:r>
+      <w:r>
+        <w:rPr>
+          <w:rFonts w:ascii="Times New Roman" w:hAnsi="Times New Roman" w:cs="Times New Roman"/>
+          <w:lang w:val="en-US"/>
+        </w:rPr>
+        <w:t xml:space="preserve"> are sometimes funded by unemployment insurance itself as part of professional reintegration programs</w:t>
+      </w:r>
+      <w:r>
+        <w:rPr>
+          <w:rFonts w:ascii="Times New Roman" w:hAnsi="Times New Roman" w:cs="Times New Roman"/>
+          <w:lang w:val="en-US"/>
+        </w:rPr>
+        <w:t>.</w:t>
+      </w:r>
+      <w:r>
+        <w:rPr>
+          <w:rFonts w:ascii="Times New Roman" w:hAnsi="Times New Roman" w:cs="Times New Roman"/>
+          <w:lang w:val="en-US"/>
+        </w:rPr>
+        <w:t xml:space="preserve"> </w:t>
+      </w:r>
+      <w:r>
+        <w:rPr>
+          <w:rFonts w:ascii="Times New Roman" w:hAnsi="Times New Roman" w:cs="Times New Roman"/>
+          <w:lang w:val="en-US"/>
+        </w:rPr>
+        <w:t>In recent years, the Migros Group has divested numerous brands and retail subsidiaries</w:t>
       </w:r>
       <w:r>
         <w:rPr>
@@ -4467,14 +4335,251 @@
           <w:rFonts w:ascii="Times New Roman" w:hAnsi="Times New Roman" w:cs="Times New Roman"/>
           <w:lang w:val="en-US"/>
         </w:rPr>
-        <w:footnoteReference w:id="7"/>
-      </w:r>
-      <w:r>
-        <w:rPr>
-          <w:rFonts w:ascii="Times New Roman" w:hAnsi="Times New Roman" w:cs="Times New Roman"/>
-          <w:lang w:val="en-US"/>
-        </w:rPr>
-        <w:t xml:space="preserve">. </w:t>
+        <w:footnoteReference w:id="6"/>
+      </w:r>
+      <w:r>
+        <w:rPr>
+          <w:rFonts w:ascii="Times New Roman" w:hAnsi="Times New Roman" w:cs="Times New Roman"/>
+          <w:lang w:val="en-US"/>
+        </w:rPr>
+        <w:t xml:space="preserve"> as part of a strategic refocusing effort, particularly toward e-commerce, driven by the success of </w:t>
+      </w:r>
+      <w:proofErr w:type="spellStart"/>
+      <w:r>
+        <w:rPr>
+          <w:rFonts w:ascii="Times New Roman" w:hAnsi="Times New Roman" w:cs="Times New Roman"/>
+          <w:lang w:val="en-US"/>
+        </w:rPr>
+        <w:t>Digitec</w:t>
+      </w:r>
+      <w:proofErr w:type="spellEnd"/>
+      <w:r>
+        <w:rPr>
+          <w:rFonts w:ascii="Times New Roman" w:hAnsi="Times New Roman" w:cs="Times New Roman"/>
+          <w:lang w:val="en-US"/>
+        </w:rPr>
+        <w:t xml:space="preserve"> </w:t>
+      </w:r>
+      <w:proofErr w:type="spellStart"/>
+      <w:r>
+        <w:rPr>
+          <w:rFonts w:ascii="Times New Roman" w:hAnsi="Times New Roman" w:cs="Times New Roman"/>
+          <w:lang w:val="en-US"/>
+        </w:rPr>
+        <w:t>Galaxus</w:t>
+      </w:r>
+      <w:proofErr w:type="spellEnd"/>
+      <w:r>
+        <w:rPr>
+          <w:rFonts w:ascii="Times New Roman" w:hAnsi="Times New Roman" w:cs="Times New Roman"/>
+          <w:lang w:val="en-US"/>
+        </w:rPr>
+        <w:t>, its online retail subsidiary, which has established itself as Switzerland’s leading e-commerce platform since the COVID-19 pandemic</w:t>
+      </w:r>
+      <w:r>
+        <w:rPr>
+          <w:rFonts w:ascii="Times New Roman" w:hAnsi="Times New Roman" w:cs="Times New Roman"/>
+          <w:lang w:val="en-US"/>
+        </w:rPr>
+        <w:t xml:space="preserve"> </w:t>
+      </w:r>
+      <w:r>
+        <w:rPr>
+          <w:rFonts w:ascii="Times New Roman" w:hAnsi="Times New Roman" w:cs="Times New Roman"/>
+          <w:lang w:val="en-US"/>
+        </w:rPr>
+        <w:fldChar w:fldCharType="begin"/>
+      </w:r>
+      <w:r>
+        <w:rPr>
+          <w:rFonts w:ascii="Times New Roman" w:hAnsi="Times New Roman" w:cs="Times New Roman"/>
+          <w:lang w:val="en-US"/>
+        </w:rPr>
+        <w:instrText xml:space="preserve"> ADDIN ZOTERO_ITEM CSL_CITATION {"citationID":"OyKA0tnq","properties":{"formattedCitation":"(Nod and Irminger 2026)","plainCitation":"(Nod and Irminger 2026)","noteIndex":0},"citationItems":[{"id":6736,"uris":["http://zotero.org/groups/6311349/items/NVJJF55K"],"itemData":{"id":6736,"type":"report","publisher":"Fédération des coopératives Migros","title":"Rapport annuel Migros 2025","URL":"https://report.migros.ch/2025/app/uploads/Rapport-de-gestion.pdf","author":[{"family":"Nod","given":"Ursula"},{"family":"Irminger","given":"Mario"}],"issued":{"date-parts":[["2026"]]}}}],"schema":"https://github.com/citation-style-language/schema/raw/master/csl-citation.json"} </w:instrText>
+      </w:r>
+      <w:r>
+        <w:rPr>
+          <w:rFonts w:ascii="Times New Roman" w:hAnsi="Times New Roman" w:cs="Times New Roman"/>
+          <w:lang w:val="en-US"/>
+        </w:rPr>
+        <w:fldChar w:fldCharType="separate"/>
+      </w:r>
+      <w:r>
+        <w:rPr>
+          <w:rFonts w:ascii="Aptos" w:hAnsi="Aptos"/>
+          <w:lang w:val="en-US"/>
+        </w:rPr>
+        <w:t>(Nod and Irminger 2026)</w:t>
+      </w:r>
+      <w:r>
+        <w:rPr>
+          <w:rFonts w:ascii="Times New Roman" w:hAnsi="Times New Roman" w:cs="Times New Roman"/>
+          <w:lang w:val="en-US"/>
+        </w:rPr>
+        <w:fldChar w:fldCharType="end"/>
+      </w:r>
+      <w:r>
+        <w:rPr>
+          <w:rFonts w:ascii="Times New Roman" w:hAnsi="Times New Roman" w:cs="Times New Roman"/>
+          <w:lang w:val="en-US"/>
+        </w:rPr>
+        <w:t>.</w:t>
+      </w:r>
+      <w:r>
+        <w:rPr>
+          <w:rFonts w:ascii="Times New Roman" w:hAnsi="Times New Roman" w:cs="Times New Roman"/>
+          <w:lang w:val="en-US"/>
+        </w:rPr>
+        <w:t xml:space="preserve"> </w:t>
+      </w:r>
+      <w:r>
+        <w:rPr>
+          <w:rFonts w:ascii="Times New Roman" w:hAnsi="Times New Roman" w:cs="Times New Roman"/>
+          <w:lang w:val="en-US"/>
+        </w:rPr>
+        <w:t>Coop is the other historic giant of Swiss retail and Migros’s main competitor in the domestic market</w:t>
+      </w:r>
+      <w:r>
+        <w:rPr>
+          <w:rFonts w:ascii="Times New Roman" w:hAnsi="Times New Roman" w:cs="Times New Roman"/>
+          <w:lang w:val="en-US"/>
+        </w:rPr>
+        <w:t>.</w:t>
+      </w:r>
+      <w:r>
+        <w:rPr>
+          <w:rFonts w:ascii="Times New Roman" w:hAnsi="Times New Roman" w:cs="Times New Roman"/>
+          <w:lang w:val="en-US"/>
+        </w:rPr>
+        <w:t xml:space="preserve"> </w:t>
+      </w:r>
+      <w:r>
+        <w:rPr>
+          <w:rFonts w:ascii="Times New Roman" w:hAnsi="Times New Roman" w:cs="Times New Roman"/>
+          <w:lang w:val="en-US"/>
+        </w:rPr>
+        <w:t xml:space="preserve">While this cooperative traditionally operated in Migros’s shadow and was long regarded as the </w:t>
+      </w:r>
+      <w:r>
+        <w:rPr>
+          <w:rFonts w:ascii="Times New Roman" w:hAnsi="Times New Roman" w:cs="Times New Roman"/>
+          <w:lang w:val="en-US"/>
+        </w:rPr>
+        <w:t>number two of</w:t>
+      </w:r>
+      <w:r>
+        <w:rPr>
+          <w:rFonts w:ascii="Times New Roman" w:hAnsi="Times New Roman" w:cs="Times New Roman"/>
+          <w:lang w:val="en-US"/>
+        </w:rPr>
+        <w:t xml:space="preserve"> Swiss</w:t>
+      </w:r>
+      <w:r>
+        <w:rPr>
+          <w:rFonts w:ascii="Times New Roman" w:hAnsi="Times New Roman" w:cs="Times New Roman"/>
+          <w:lang w:val="en-US"/>
+        </w:rPr>
+        <w:t xml:space="preserve"> retail</w:t>
+      </w:r>
+      <w:r>
+        <w:rPr>
+          <w:rFonts w:ascii="Times New Roman" w:hAnsi="Times New Roman" w:cs="Times New Roman"/>
+          <w:lang w:val="en-US"/>
+        </w:rPr>
+        <w:t xml:space="preserve">, its growth in recent years has enabled it to surpass Migros in terms of turnover and market share in the food retail sector. Coop has a structure and profile similar to </w:t>
+      </w:r>
+      <w:r>
+        <w:rPr>
+          <w:rFonts w:ascii="Times New Roman" w:hAnsi="Times New Roman" w:cs="Times New Roman"/>
+          <w:lang w:val="en-US"/>
+        </w:rPr>
+        <w:t>those</w:t>
+      </w:r>
+      <w:r>
+        <w:rPr>
+          <w:rFonts w:ascii="Times New Roman" w:hAnsi="Times New Roman" w:cs="Times New Roman"/>
+          <w:lang w:val="en-US"/>
+        </w:rPr>
+        <w:t xml:space="preserve"> of Migros, with a few notable differences: Coop has become more heavily involved in wholesale trade following its acquisition of </w:t>
+      </w:r>
+      <w:proofErr w:type="spellStart"/>
+      <w:r>
+        <w:rPr>
+          <w:rFonts w:ascii="Times New Roman" w:hAnsi="Times New Roman" w:cs="Times New Roman"/>
+          <w:lang w:val="en-US"/>
+        </w:rPr>
+        <w:t>Transgourmet</w:t>
+      </w:r>
+      <w:proofErr w:type="spellEnd"/>
+      <w:r>
+        <w:rPr>
+          <w:rFonts w:ascii="Times New Roman" w:hAnsi="Times New Roman" w:cs="Times New Roman"/>
+          <w:lang w:val="en-US"/>
+        </w:rPr>
+        <w:t>, one of Europe's leading foodservice and wholesale distribution companies, and is therefore less diversified than Migros in terms of its range of business activities. Nevertheless, it still owns a wide portfolio of retail brands in both the food and non-food sectors, as well as several food production businesses</w:t>
+      </w:r>
+      <w:r>
+        <w:rPr>
+          <w:rFonts w:ascii="Times New Roman" w:hAnsi="Times New Roman" w:cs="Times New Roman"/>
+          <w:lang w:val="en-US"/>
+        </w:rPr>
+        <w:t xml:space="preserve"> </w:t>
+      </w:r>
+      <w:r>
+        <w:rPr>
+          <w:rFonts w:ascii="Times New Roman" w:hAnsi="Times New Roman" w:cs="Times New Roman"/>
+          <w:lang w:val="en-US"/>
+        </w:rPr>
+        <w:fldChar w:fldCharType="begin"/>
+      </w:r>
+      <w:r>
+        <w:rPr>
+          <w:rFonts w:ascii="Times New Roman" w:hAnsi="Times New Roman" w:cs="Times New Roman"/>
+          <w:lang w:val="en-US"/>
+        </w:rPr>
+        <w:instrText xml:space="preserve"> ADDIN ZOTERO_ITEM CSL_CITATION {"citationID":"aRNS6rGr","properties":{"formattedCitation":"(Sutter and Wyss 2026)","plainCitation":"(Sutter and Wyss 2026)","noteIndex":0},"citationItems":[{"id":6740,"uris":["http://zotero.org/groups/6311349/items/8FQUVPL2"],"itemData":{"id":6740,"type":"report","publisher":"Groupe Coop","title":"Rapport de gestion 2025","URL":"https://report.coop.ch/pdfs/Coop_GB_25_FR_5ec1838f7e.pdf","author":[{"family":"Sutter","given":"Joos"},{"family":"Wyss","given":"Philipp"}],"issued":{"date-parts":[["2026"]]}}}],"schema":"https://github.com/citation-style-language/schema/raw/master/csl-citation.json"} </w:instrText>
+      </w:r>
+      <w:r>
+        <w:rPr>
+          <w:rFonts w:ascii="Times New Roman" w:hAnsi="Times New Roman" w:cs="Times New Roman"/>
+          <w:lang w:val="en-US"/>
+        </w:rPr>
+        <w:fldChar w:fldCharType="separate"/>
+      </w:r>
+      <w:r>
+        <w:rPr>
+          <w:rFonts w:ascii="Aptos" w:hAnsi="Aptos"/>
+          <w:lang w:val="en-US"/>
+        </w:rPr>
+        <w:t>(Sutter and Wyss 2026)</w:t>
+      </w:r>
+      <w:r>
+        <w:rPr>
+          <w:rFonts w:ascii="Times New Roman" w:hAnsi="Times New Roman" w:cs="Times New Roman"/>
+          <w:lang w:val="en-US"/>
+        </w:rPr>
+        <w:fldChar w:fldCharType="end"/>
+      </w:r>
+      <w:r>
+        <w:rPr>
+          <w:rFonts w:ascii="Times New Roman" w:hAnsi="Times New Roman" w:cs="Times New Roman"/>
+          <w:lang w:val="en-US"/>
+        </w:rPr>
+        <w:t>.</w:t>
+      </w:r>
+      <w:r>
+        <w:rPr>
+          <w:rFonts w:ascii="Times New Roman" w:hAnsi="Times New Roman" w:cs="Times New Roman"/>
+          <w:lang w:val="en-US"/>
+        </w:rPr>
+        <w:t xml:space="preserve"> I</w:t>
+      </w:r>
+      <w:r>
+        <w:rPr>
+          <w:rFonts w:ascii="Times New Roman" w:hAnsi="Times New Roman" w:cs="Times New Roman"/>
+          <w:lang w:val="en-US"/>
+        </w:rPr>
+        <w:t>t is thus not surprising that the most significant sector of the Swiss economy is Wholesale &amp; retail trade.</w:t>
       </w:r>
     </w:p>
     <w:p>
@@ -4490,35 +4595,88 @@
           <w:rFonts w:ascii="Times New Roman" w:hAnsi="Times New Roman" w:cs="Times New Roman"/>
           <w:lang w:val="en-US"/>
         </w:rPr>
-        <w:t xml:space="preserve">This substantial market power enjoyed by Migros and Coop is the result of a long tradition of </w:t>
-      </w:r>
-      <w:r>
-        <w:rPr>
-          <w:rFonts w:ascii="Times New Roman" w:hAnsi="Times New Roman" w:cs="Times New Roman"/>
-          <w:lang w:val="en-US"/>
-        </w:rPr>
-        <w:t>protection of</w:t>
-      </w:r>
-      <w:r>
-        <w:rPr>
-          <w:rFonts w:ascii="Times New Roman" w:hAnsi="Times New Roman" w:cs="Times New Roman"/>
-          <w:lang w:val="en-US"/>
-        </w:rPr>
-        <w:t xml:space="preserve"> the Swiss domestic </w:t>
-      </w:r>
-      <w:r>
-        <w:rPr>
-          <w:rFonts w:ascii="Times New Roman" w:hAnsi="Times New Roman" w:cs="Times New Roman"/>
-          <w:lang w:val="en-US"/>
-        </w:rPr>
-        <w:t>sectors</w:t>
-      </w:r>
-      <w:r>
-        <w:rPr>
-          <w:rFonts w:ascii="Times New Roman" w:hAnsi="Times New Roman" w:cs="Times New Roman"/>
-          <w:lang w:val="en-US"/>
-        </w:rPr>
-        <w:t>.</w:t>
+        <w:t xml:space="preserve">What is the effect of this duopoly on Swiss price dynamics? </w:t>
+      </w:r>
+      <w:r>
+        <w:rPr>
+          <w:rFonts w:ascii="Times New Roman" w:hAnsi="Times New Roman" w:cs="Times New Roman"/>
+          <w:lang w:val="en-US"/>
+        </w:rPr>
+        <w:t xml:space="preserve">On the one hand, Coop and Migros have been criticized for allegedly excessive margins that they are able to extract </w:t>
+      </w:r>
+      <w:r>
+        <w:rPr>
+          <w:rFonts w:ascii="Times New Roman" w:hAnsi="Times New Roman" w:cs="Times New Roman"/>
+          <w:lang w:val="en-US"/>
+        </w:rPr>
+        <w:t>thanks to</w:t>
+      </w:r>
+      <w:r>
+        <w:rPr>
+          <w:rFonts w:ascii="Times New Roman" w:hAnsi="Times New Roman" w:cs="Times New Roman"/>
+          <w:lang w:val="en-US"/>
+        </w:rPr>
+        <w:t xml:space="preserve"> their </w:t>
+      </w:r>
+      <w:r>
+        <w:rPr>
+          <w:rFonts w:ascii="Times New Roman" w:hAnsi="Times New Roman" w:cs="Times New Roman"/>
+          <w:lang w:val="en-US"/>
+        </w:rPr>
+        <w:t>oligopolistic power</w:t>
+      </w:r>
+      <w:r>
+        <w:rPr>
+          <w:rFonts w:ascii="Times New Roman" w:hAnsi="Times New Roman" w:cs="Times New Roman"/>
+          <w:lang w:val="en-US"/>
+        </w:rPr>
+        <w:t xml:space="preserve">. By controlling both processing and distribution, they enjoy significant leverage in negotiations, particularly regarding the prices of agricultural products, which has fueled dissatisfaction among Swiss farmers. These farmers, politically represented by the Swiss Farmers’ Union (SFU), have been joined in their criticism by other stakeholders, including the Fédération </w:t>
+      </w:r>
+      <w:proofErr w:type="spellStart"/>
+      <w:r>
+        <w:rPr>
+          <w:rFonts w:ascii="Times New Roman" w:hAnsi="Times New Roman" w:cs="Times New Roman"/>
+          <w:lang w:val="en-US"/>
+        </w:rPr>
+        <w:t>Romande</w:t>
+      </w:r>
+      <w:proofErr w:type="spellEnd"/>
+      <w:r>
+        <w:rPr>
+          <w:rFonts w:ascii="Times New Roman" w:hAnsi="Times New Roman" w:cs="Times New Roman"/>
+          <w:lang w:val="en-US"/>
+        </w:rPr>
+        <w:t xml:space="preserve"> des </w:t>
+      </w:r>
+      <w:proofErr w:type="spellStart"/>
+      <w:r>
+        <w:rPr>
+          <w:rFonts w:ascii="Times New Roman" w:hAnsi="Times New Roman" w:cs="Times New Roman"/>
+          <w:lang w:val="en-US"/>
+        </w:rPr>
+        <w:t>Consommateurs</w:t>
+      </w:r>
+      <w:proofErr w:type="spellEnd"/>
+      <w:r>
+        <w:rPr>
+          <w:rFonts w:ascii="Times New Roman" w:hAnsi="Times New Roman" w:cs="Times New Roman"/>
+          <w:lang w:val="en-US"/>
+        </w:rPr>
+        <w:t xml:space="preserve"> (</w:t>
+      </w:r>
+      <w:r>
+        <w:rPr>
+          <w:rFonts w:ascii="Times New Roman" w:hAnsi="Times New Roman" w:cs="Times New Roman"/>
+          <w:lang w:val="en-US"/>
+        </w:rPr>
+        <w:t>Romandie</w:t>
+      </w:r>
+      <w:r>
+        <w:rPr>
+          <w:rFonts w:ascii="Times New Roman" w:hAnsi="Times New Roman" w:cs="Times New Roman"/>
+          <w:lang w:val="en-US"/>
+        </w:rPr>
+        <w:t xml:space="preserve"> Consumers’ Federation), the press, and the national public broadcaster RTS. RTS, for its part, has sought to assess directly the margins of the two major retailers through numerous investigations conducted in recent years.</w:t>
       </w:r>
       <w:r>
         <w:rPr>
@@ -4532,99 +4690,36 @@
           <w:rFonts w:ascii="Times New Roman" w:hAnsi="Times New Roman" w:cs="Times New Roman"/>
           <w:lang w:val="en-US"/>
         </w:rPr>
-        <w:t>The Swiss regulatory framework of its retail sector has l</w:t>
-      </w:r>
-      <w:r>
-        <w:rPr>
-          <w:rFonts w:ascii="Times New Roman" w:hAnsi="Times New Roman" w:cs="Times New Roman"/>
-          <w:lang w:val="en-US"/>
-        </w:rPr>
-        <w:t>ong protected Coop and Migros from foreign competition: Swiss law restricts the opening of large stores above 10’000 sqft; food safety and packaging regulations are very restrictive; direct democracy also allows citizen to oppose any planned openings and thus the latter can be refused or take a long time. The three languages</w:t>
-      </w:r>
-      <w:r>
-        <w:rPr>
-          <w:rFonts w:ascii="Times New Roman" w:hAnsi="Times New Roman" w:cs="Times New Roman"/>
-          <w:lang w:val="en-US"/>
-        </w:rPr>
-        <w:t xml:space="preserve"> of the country</w:t>
-      </w:r>
-      <w:r>
-        <w:rPr>
-          <w:rFonts w:ascii="Times New Roman" w:hAnsi="Times New Roman" w:cs="Times New Roman"/>
-          <w:lang w:val="en-US"/>
-        </w:rPr>
-        <w:t xml:space="preserve">: French, German and Italian; and the strong federalist structure of Switzerland’s political institutions as well as its strong </w:t>
-      </w:r>
-      <w:r>
-        <w:rPr>
-          <w:rFonts w:ascii="Times New Roman" w:hAnsi="Times New Roman" w:cs="Times New Roman"/>
-          <w:lang w:val="en-US"/>
-        </w:rPr>
-        <w:lastRenderedPageBreak/>
-        <w:t xml:space="preserve">decentralization into 26 different cantons each having its own </w:t>
-      </w:r>
-      <w:r>
-        <w:rPr>
-          <w:rFonts w:ascii="Times New Roman" w:hAnsi="Times New Roman" w:cs="Times New Roman"/>
-          <w:lang w:val="en-US"/>
-        </w:rPr>
-        <w:t xml:space="preserve">laws </w:t>
-      </w:r>
-      <w:r>
-        <w:rPr>
-          <w:rFonts w:ascii="Times New Roman" w:hAnsi="Times New Roman" w:cs="Times New Roman"/>
-          <w:lang w:val="en-US"/>
-        </w:rPr>
-        <w:t>are additional administrative barriers which deter potential foreign competitors to Coop and Migros</w:t>
-      </w:r>
-      <w:r>
-        <w:rPr>
-          <w:rFonts w:ascii="Times New Roman" w:hAnsi="Times New Roman" w:cs="Times New Roman"/>
-          <w:lang w:val="en-US"/>
-        </w:rPr>
-        <w:t xml:space="preserve"> </w:t>
-      </w:r>
-      <w:r>
-        <w:rPr>
-          <w:rFonts w:ascii="Times New Roman" w:hAnsi="Times New Roman" w:cs="Times New Roman"/>
-          <w:lang w:val="en-US"/>
-        </w:rPr>
-        <w:fldChar w:fldCharType="begin"/>
-      </w:r>
-      <w:r>
-        <w:rPr>
-          <w:rFonts w:ascii="Times New Roman" w:hAnsi="Times New Roman" w:cs="Times New Roman"/>
-          <w:lang w:val="en-US"/>
-        </w:rPr>
-        <w:instrText xml:space="preserve"> ADDIN ZOTERO_ITEM CSL_CITATION {"citationID":"scN62gjd","properties":{"formattedCitation":"(Morschett et al. 2009)","plainCitation":"(Morschett et al. 2009)","noteIndex":0},"citationItems":[{"id":6564,"uris":["http://zotero.org/groups/6311349/items/849ZCK48"],"itemData":{"id":6564,"type":"article-journal","container-title":"European Retail Research","issue":"2","page":"163-190","title":"Retailing in Switzerland - Player, Strategies and Developments","volume":"23","author":[{"family":"Morschett","given":"Dirk"},{"family":"Rudolph","given":"Thomas"},{"family":"Bauer","given":"Johannes"},{"family":"Donnath","given":"Annett"},{"family":"Meise","given":"Niklas"}],"issued":{"date-parts":[["2009"]]}}}],"schema":"https://github.com/citation-style-language/schema/raw/master/csl-citation.json"} </w:instrText>
-      </w:r>
-      <w:r>
-        <w:rPr>
-          <w:rFonts w:ascii="Times New Roman" w:hAnsi="Times New Roman" w:cs="Times New Roman"/>
-          <w:lang w:val="en-US"/>
-        </w:rPr>
-        <w:fldChar w:fldCharType="separate"/>
-      </w:r>
-      <w:r>
-        <w:rPr>
-          <w:rFonts w:ascii="Aptos" w:hAnsi="Aptos"/>
-          <w:lang w:val="en-US"/>
-        </w:rPr>
-        <w:t>(Morschett et al. 2009)</w:t>
-      </w:r>
-      <w:r>
-        <w:rPr>
-          <w:rFonts w:ascii="Times New Roman" w:hAnsi="Times New Roman" w:cs="Times New Roman"/>
-          <w:lang w:val="en-US"/>
-        </w:rPr>
-        <w:fldChar w:fldCharType="end"/>
-      </w:r>
-      <w:r>
-        <w:rPr>
-          <w:rFonts w:ascii="Times New Roman" w:hAnsi="Times New Roman" w:cs="Times New Roman"/>
-          <w:lang w:val="en-US"/>
-        </w:rPr>
-        <w:t>.</w:t>
+        <w:t>One investigation published in 2023 highlighted what it described as “sometimes staggering price gaps between the prices paid by Coop and Migros and the prices charged on store shelves”</w:t>
+      </w:r>
+      <w:r>
+        <w:rPr>
+          <w:rFonts w:ascii="Times New Roman" w:hAnsi="Times New Roman" w:cs="Times New Roman"/>
+          <w:lang w:val="en-US"/>
+        </w:rPr>
+        <w:t>,</w:t>
+      </w:r>
+      <w:r>
+        <w:rPr>
+          <w:rFonts w:ascii="Times New Roman" w:hAnsi="Times New Roman" w:cs="Times New Roman"/>
+          <w:lang w:val="en-US"/>
+        </w:rPr>
+        <w:t xml:space="preserve"> with gross margins on food products reportedly ranging from 50% and 80% to as much as 110%</w:t>
+      </w:r>
+      <w:r>
+        <w:rPr>
+          <w:rStyle w:val="Appelnotedebasdep"/>
+          <w:rFonts w:ascii="Times New Roman" w:hAnsi="Times New Roman" w:cs="Times New Roman"/>
+          <w:lang w:val="en-US"/>
+        </w:rPr>
+        <w:footnoteReference w:id="7"/>
+      </w:r>
+      <w:r>
+        <w:rPr>
+          <w:rFonts w:ascii="Times New Roman" w:hAnsi="Times New Roman" w:cs="Times New Roman"/>
+          <w:lang w:val="en-US"/>
+        </w:rPr>
+        <w:t xml:space="preserve">. </w:t>
       </w:r>
     </w:p>
     <w:p>
@@ -4640,119 +4735,115 @@
           <w:rFonts w:ascii="Times New Roman" w:hAnsi="Times New Roman" w:cs="Times New Roman"/>
           <w:lang w:val="en-US"/>
         </w:rPr>
-        <w:t>The agricultural sector</w:t>
-      </w:r>
-      <w:r>
-        <w:rPr>
-          <w:rFonts w:ascii="Times New Roman" w:hAnsi="Times New Roman" w:cs="Times New Roman"/>
-          <w:lang w:val="en-US"/>
-        </w:rPr>
-        <w:t xml:space="preserve"> which </w:t>
-      </w:r>
-      <w:r>
-        <w:rPr>
-          <w:rFonts w:ascii="Times New Roman" w:hAnsi="Times New Roman" w:cs="Times New Roman"/>
-          <w:lang w:val="en-US"/>
-        </w:rPr>
-        <w:t>frequently denounces</w:t>
-      </w:r>
-      <w:r>
-        <w:rPr>
-          <w:rFonts w:ascii="Times New Roman" w:hAnsi="Times New Roman" w:cs="Times New Roman"/>
-          <w:lang w:val="en-US"/>
-        </w:rPr>
-        <w:t xml:space="preserve"> the margins of the Coop-Migros duopoly</w:t>
-      </w:r>
-      <w:r>
-        <w:rPr>
-          <w:rFonts w:ascii="Times New Roman" w:hAnsi="Times New Roman" w:cs="Times New Roman"/>
-          <w:lang w:val="en-US"/>
-        </w:rPr>
-        <w:t xml:space="preserve"> is itself also heavily protected and regulated</w:t>
-      </w:r>
-      <w:r>
-        <w:rPr>
-          <w:rFonts w:ascii="Times New Roman" w:hAnsi="Times New Roman" w:cs="Times New Roman"/>
-          <w:lang w:val="en-US"/>
-        </w:rPr>
-        <w:t xml:space="preserve">. </w:t>
-      </w:r>
-      <w:r>
-        <w:rPr>
-          <w:rFonts w:ascii="Times New Roman" w:hAnsi="Times New Roman" w:cs="Times New Roman"/>
-          <w:lang w:val="en-US"/>
-        </w:rPr>
-        <w:t xml:space="preserve">Swiss agriculture </w:t>
-      </w:r>
-      <w:r>
-        <w:rPr>
-          <w:rFonts w:ascii="Times New Roman" w:hAnsi="Times New Roman" w:cs="Times New Roman"/>
-          <w:lang w:val="en-US"/>
-        </w:rPr>
-        <w:t>would indeed not survive without the federal agricultural policy whose budget allocation for agriculture amounts to 3,4 billion francs per year, making Swiss agriculture one of the most subsidized among OECD economies. Swiss agriculture is also strongly protected from foreign competition</w:t>
-      </w:r>
-      <w:r>
-        <w:rPr>
-          <w:rFonts w:ascii="Times New Roman" w:hAnsi="Times New Roman" w:cs="Times New Roman"/>
-          <w:lang w:val="en-US"/>
-        </w:rPr>
-        <w:t>: the average most-</w:t>
-      </w:r>
-      <w:r>
-        <w:rPr>
-          <w:rFonts w:ascii="Times New Roman" w:hAnsi="Times New Roman" w:cs="Times New Roman"/>
-          <w:lang w:val="en-US"/>
-        </w:rPr>
-        <w:t>favored</w:t>
-      </w:r>
-      <w:r>
-        <w:rPr>
-          <w:rFonts w:ascii="Times New Roman" w:hAnsi="Times New Roman" w:cs="Times New Roman"/>
-          <w:lang w:val="en-US"/>
-        </w:rPr>
-        <w:t>-nation tariff on agricultural imports in 2023 was</w:t>
-      </w:r>
-      <w:r>
-        <w:rPr>
-          <w:rFonts w:ascii="Times New Roman" w:hAnsi="Times New Roman" w:cs="Times New Roman"/>
-          <w:lang w:val="en-US"/>
-        </w:rPr>
-        <w:t xml:space="preserve"> according to the World Trade Organization (WTO)</w:t>
-      </w:r>
-      <w:r>
-        <w:rPr>
-          <w:rFonts w:ascii="Times New Roman" w:hAnsi="Times New Roman" w:cs="Times New Roman"/>
-          <w:lang w:val="en-US"/>
-        </w:rPr>
-        <w:t xml:space="preserve"> at 28,5% whereas it was at 1,3% for non-agricultural products</w:t>
-      </w:r>
-      <w:r>
-        <w:rPr>
-          <w:rFonts w:ascii="Times New Roman" w:hAnsi="Times New Roman" w:cs="Times New Roman"/>
-          <w:lang w:val="en-US"/>
-        </w:rPr>
-        <w:t xml:space="preserve"> in 2023</w:t>
-      </w:r>
-      <w:r>
-        <w:rPr>
-          <w:rFonts w:ascii="Times New Roman" w:hAnsi="Times New Roman" w:cs="Times New Roman"/>
-          <w:lang w:val="en-US"/>
-        </w:rPr>
-        <w:t xml:space="preserve">. Tariffs on agricultural products </w:t>
-      </w:r>
-      <w:r>
-        <w:rPr>
-          <w:rFonts w:ascii="Times New Roman" w:hAnsi="Times New Roman" w:cs="Times New Roman"/>
-          <w:lang w:val="en-US"/>
-        </w:rPr>
-        <w:t>were</w:t>
-      </w:r>
-      <w:r>
-        <w:rPr>
-          <w:rFonts w:ascii="Times New Roman" w:hAnsi="Times New Roman" w:cs="Times New Roman"/>
-          <w:lang w:val="en-US"/>
-        </w:rPr>
-        <w:t xml:space="preserve"> particularly high for live animals and meat (97,7%) and for dairy products (129%) </w:t>
+        <w:t xml:space="preserve">This substantial market power enjoyed by Migros and Coop is the result of a long tradition of </w:t>
+      </w:r>
+      <w:r>
+        <w:rPr>
+          <w:rFonts w:ascii="Times New Roman" w:hAnsi="Times New Roman" w:cs="Times New Roman"/>
+          <w:lang w:val="en-US"/>
+        </w:rPr>
+        <w:t>protection of</w:t>
+      </w:r>
+      <w:r>
+        <w:rPr>
+          <w:rFonts w:ascii="Times New Roman" w:hAnsi="Times New Roman" w:cs="Times New Roman"/>
+          <w:lang w:val="en-US"/>
+        </w:rPr>
+        <w:t xml:space="preserve"> the Swiss domestic </w:t>
+      </w:r>
+      <w:r>
+        <w:rPr>
+          <w:rFonts w:ascii="Times New Roman" w:hAnsi="Times New Roman" w:cs="Times New Roman"/>
+          <w:lang w:val="en-US"/>
+        </w:rPr>
+        <w:t>sectors</w:t>
+      </w:r>
+      <w:r>
+        <w:rPr>
+          <w:rFonts w:ascii="Times New Roman" w:hAnsi="Times New Roman" w:cs="Times New Roman"/>
+          <w:lang w:val="en-US"/>
+        </w:rPr>
+        <w:t>.</w:t>
+      </w:r>
+      <w:r>
+        <w:rPr>
+          <w:rFonts w:ascii="Times New Roman" w:hAnsi="Times New Roman" w:cs="Times New Roman"/>
+          <w:lang w:val="en-US"/>
+        </w:rPr>
+        <w:t xml:space="preserve"> </w:t>
+      </w:r>
+      <w:r>
+        <w:rPr>
+          <w:rFonts w:ascii="Times New Roman" w:hAnsi="Times New Roman" w:cs="Times New Roman"/>
+          <w:lang w:val="en-US"/>
+        </w:rPr>
+        <w:t>The Swiss regulatory framework of its retail sector has l</w:t>
+      </w:r>
+      <w:r>
+        <w:rPr>
+          <w:rFonts w:ascii="Times New Roman" w:hAnsi="Times New Roman" w:cs="Times New Roman"/>
+          <w:lang w:val="en-US"/>
+        </w:rPr>
+        <w:t xml:space="preserve">ong protected Coop and Migros from foreign competition: Swiss law restricts the opening of large stores above 10’000 </w:t>
+      </w:r>
+      <w:proofErr w:type="spellStart"/>
+      <w:r>
+        <w:rPr>
+          <w:rFonts w:ascii="Times New Roman" w:hAnsi="Times New Roman" w:cs="Times New Roman"/>
+          <w:lang w:val="en-US"/>
+        </w:rPr>
+        <w:t>sqft</w:t>
+      </w:r>
+      <w:proofErr w:type="spellEnd"/>
+      <w:r>
+        <w:rPr>
+          <w:rFonts w:ascii="Times New Roman" w:hAnsi="Times New Roman" w:cs="Times New Roman"/>
+          <w:lang w:val="en-US"/>
+        </w:rPr>
+        <w:t xml:space="preserve">; food safety and packaging regulations are very restrictive; direct democracy also allows citizen to oppose any planned openings and thus the latter can be </w:t>
+      </w:r>
+      <w:r>
+        <w:rPr>
+          <w:rFonts w:ascii="Times New Roman" w:hAnsi="Times New Roman" w:cs="Times New Roman"/>
+          <w:lang w:val="en-US"/>
+        </w:rPr>
+        <w:lastRenderedPageBreak/>
+        <w:t>refused or take a long time. The three languages</w:t>
+      </w:r>
+      <w:r>
+        <w:rPr>
+          <w:rFonts w:ascii="Times New Roman" w:hAnsi="Times New Roman" w:cs="Times New Roman"/>
+          <w:lang w:val="en-US"/>
+        </w:rPr>
+        <w:t xml:space="preserve"> of the country</w:t>
+      </w:r>
+      <w:r>
+        <w:rPr>
+          <w:rFonts w:ascii="Times New Roman" w:hAnsi="Times New Roman" w:cs="Times New Roman"/>
+          <w:lang w:val="en-US"/>
+        </w:rPr>
+        <w:t xml:space="preserve">: French, German and Italian; and the strong federalist structure of Switzerland’s political institutions as well as its strong decentralization into 26 different cantons each having its own </w:t>
+      </w:r>
+      <w:r>
+        <w:rPr>
+          <w:rFonts w:ascii="Times New Roman" w:hAnsi="Times New Roman" w:cs="Times New Roman"/>
+          <w:lang w:val="en-US"/>
+        </w:rPr>
+        <w:t xml:space="preserve">laws </w:t>
+      </w:r>
+      <w:r>
+        <w:rPr>
+          <w:rFonts w:ascii="Times New Roman" w:hAnsi="Times New Roman" w:cs="Times New Roman"/>
+          <w:lang w:val="en-US"/>
+        </w:rPr>
+        <w:t>are additional administrative barriers which deter potential foreign competitors to Coop and Migros</w:t>
+      </w:r>
+      <w:r>
+        <w:rPr>
+          <w:rFonts w:ascii="Times New Roman" w:hAnsi="Times New Roman" w:cs="Times New Roman"/>
+          <w:lang w:val="en-US"/>
+        </w:rPr>
+        <w:t xml:space="preserve"> </w:t>
       </w:r>
       <w:r>
         <w:rPr>
@@ -4766,7 +4857,7 @@
           <w:rFonts w:ascii="Times New Roman" w:hAnsi="Times New Roman" w:cs="Times New Roman"/>
           <w:lang w:val="en-US"/>
         </w:rPr>
-        <w:instrText xml:space="preserve"> ADDIN ZOTERO_ITEM CSL_CITATION {"citationID":"6uNFj1zs","properties":{"formattedCitation":"(WTO 2024)","plainCitation":"(WTO 2024)","noteIndex":0},"citationItems":[{"id":6757,"uris":["http://zotero.org/groups/6311349/items/L8M8WMME"],"itemData":{"id":6757,"type":"book","abstract":"World Tariff Profiles 2024 provides comprehensive information on the tariffs and non-tariff measures imposed by over 170 countries and customs territories. The publication starts with a breakdown of the tariffs imposed by these economies. Tariff data are presented in comparative tables and in one-page profiles for each economy. A summary table on selected indicators on the imports and exports profile for these economies is also presented. Statistics on non tariff measures by economy and by product group complement the data on tariffs. This special topic deals with “Tariffs on critical minerals in the electric vehicle value chain”. The publication is jointly prepared by the World Trade Organization, the UN Trade and Development (UNCTAD) and the International Trade Centre (ITC).","DOI":"10.30875/9789287076519","ISBN":"978-92-870-7651-9","language":"en","note":"DOI: 10.30875/9789287076519","publisher":"WTO iLibrary","source":"www.wto-ilibrary.org","title":"World Tariff Profiles 2024","URL":"https://www.wto-ilibrary.org/content/books/9789287076519","author":[{"family":"WTO","given":""}],"accessed":{"date-parts":[["2026",8,4]]},"issued":{"date-parts":[["2024",6,30]]}}}],"schema":"https://github.com/citation-style-language/schema/raw/master/csl-citation.json"} </w:instrText>
+        <w:instrText xml:space="preserve"> ADDIN ZOTERO_ITEM CSL_CITATION {"citationID":"scN62gjd","properties":{"formattedCitation":"(Morschett et al. 2009)","plainCitation":"(Morschett et al. 2009)","noteIndex":0},"citationItems":[{"id":6564,"uris":["http://zotero.org/groups/6311349/items/849ZCK48"],"itemData":{"id":6564,"type":"article-journal","container-title":"European Retail Research","issue":"2","page":"163-190","title":"Retailing in Switzerland - Player, Strategies and Developments","volume":"23","author":[{"family":"Morschett","given":"Dirk"},{"family":"Rudolph","given":"Thomas"},{"family":"Bauer","given":"Johannes"},{"family":"Donnath","given":"Annett"},{"family":"Meise","given":"Niklas"}],"issued":{"date-parts":[["2009"]]}}}],"schema":"https://github.com/citation-style-language/schema/raw/master/csl-citation.json"} </w:instrText>
       </w:r>
       <w:r>
         <w:rPr>
@@ -4780,21 +4871,7 @@
           <w:rFonts w:ascii="Aptos" w:hAnsi="Aptos"/>
           <w:lang w:val="en-US"/>
         </w:rPr>
-        <w:t>(WTO 2024</w:t>
-      </w:r>
-      <w:r>
-        <w:rPr>
-          <w:rFonts w:ascii="Aptos" w:hAnsi="Aptos"/>
-          <w:lang w:val="en-US"/>
-        </w:rPr>
-        <w:t>, 173</w:t>
-      </w:r>
-      <w:r>
-        <w:rPr>
-          <w:rFonts w:ascii="Aptos" w:hAnsi="Aptos"/>
-          <w:lang w:val="en-US"/>
-        </w:rPr>
-        <w:t>)</w:t>
+        <w:t>(Morschett et al. 2009)</w:t>
       </w:r>
       <w:r>
         <w:rPr>
@@ -4809,160 +4886,6 @@
           <w:lang w:val="en-US"/>
         </w:rPr>
         <w:t>.</w:t>
-      </w:r>
-      <w:r>
-        <w:rPr>
-          <w:rFonts w:ascii="Times New Roman" w:hAnsi="Times New Roman" w:cs="Times New Roman"/>
-          <w:lang w:val="en-US"/>
-        </w:rPr>
-        <w:t xml:space="preserve"> Switzerland has indeed a long tradition of strong border protection for agricultural products through import quotas. After the Uruguay Round, (seasonal) tariff rate quotas</w:t>
-      </w:r>
-      <w:r>
-        <w:rPr>
-          <w:rFonts w:ascii="Times New Roman" w:hAnsi="Times New Roman" w:cs="Times New Roman"/>
-          <w:lang w:val="en-US"/>
-        </w:rPr>
-        <w:t xml:space="preserve"> (TRQs)</w:t>
-      </w:r>
-      <w:r>
-        <w:rPr>
-          <w:rFonts w:ascii="Times New Roman" w:hAnsi="Times New Roman" w:cs="Times New Roman"/>
-          <w:lang w:val="en-US"/>
-        </w:rPr>
-        <w:t xml:space="preserve"> have become the main import protection tool to support farm income by keeping domestic producer prices high and to ensure domestic food supply.</w:t>
-      </w:r>
-      <w:r>
-        <w:rPr>
-          <w:rFonts w:ascii="Times New Roman" w:hAnsi="Times New Roman" w:cs="Times New Roman"/>
-          <w:lang w:val="en-US"/>
-        </w:rPr>
-        <w:t xml:space="preserve"> </w:t>
-      </w:r>
-      <w:r>
-        <w:rPr>
-          <w:rFonts w:ascii="Times New Roman" w:hAnsi="Times New Roman" w:cs="Times New Roman"/>
-          <w:lang w:val="en-US"/>
-        </w:rPr>
-        <w:t xml:space="preserve">As a result, the OECD considers the level of price distortion of the Swiss agricultural sector to be one of the highest among OECD economies with a producer nominal protection of 1,56, meaning that Swiss farmers receive prices that are overall 56% above international market level </w:t>
-      </w:r>
-      <w:r>
-        <w:rPr>
-          <w:rFonts w:ascii="Times New Roman" w:hAnsi="Times New Roman" w:cs="Times New Roman"/>
-          <w:lang w:val="en-US"/>
-        </w:rPr>
-        <w:fldChar w:fldCharType="begin"/>
-      </w:r>
-      <w:r>
-        <w:rPr>
-          <w:rFonts w:ascii="Times New Roman" w:hAnsi="Times New Roman" w:cs="Times New Roman"/>
-          <w:lang w:val="en-US"/>
-        </w:rPr>
-        <w:instrText xml:space="preserve"> ADDIN ZOTERO_ITEM CSL_CITATION {"citationID":"2dMUOHYA","properties":{"formattedCitation":"(OECD 2025)","plainCitation":"(OECD 2025)","noteIndex":0},"citationItems":[{"id":6755,"uris":["http://zotero.org/groups/6311349/items/A7QTRLDP"],"itemData":{"id":6755,"type":"article-journal","abstract":"This annual report reviews agricultural policies in 54 countries, including the 38 OECD Member countries, five non‑OECD EU Member States, and 11 emerging economies. It finds that overall support to agriculture in 2022-24 remains well above pre-COVID levels. While nominal transfers to farmers have increased, expenditures benefitting consumers have declined. Support for innovation and other services is falling relative to the sector’s size, which, together with persistent trade distortions, threatens global food security.Marking 30 years since the WTO Agreement on Agriculture and the first UN Climate Change Conference, this year’s report focuses on policies at the nexus of agro-food trade and the environment. Agricultural and food trade has grown faster than production, with products increasingly moving through global value chains. Yet, agro-food products still face higher tariffs and trade barriers than other sectors, and market price support remains common.Governments are also doing more to address agriculture's environmental impacts, including its role in greenhouse gas emissions. The report offers guidance on designing better policies that align trade and environmental objectives, to help agriculture sustainably feed a growing world population.","container-title":"Agricultural Policy Monitoring and Evaluation","DOI":"10.1787/a80ac398-en","language":"en","publisher":"OECD Publishing","source":"www.oecd.org","title":"Agricultural Policy Monitoring and Evaluation 2025: Making the Most of the Trade and Environment Nexus in Agriculture","title-short":"Agricultural Policy Monitoring and Evaluation 2025","URL":"https://www.oecd.org/en/publications/agricultural-policy-monitoring-and-evaluation-2025_a80ac398-en.html","volume":"2025","author":[{"family":"OECD","given":""}],"accessed":{"date-parts":[["2026",8,4]]},"issued":{"date-parts":[["2025",10,30]]}}}],"schema":"https://github.com/citation-style-language/schema/raw/master/csl-citation.json"} </w:instrText>
-      </w:r>
-      <w:r>
-        <w:rPr>
-          <w:rFonts w:ascii="Times New Roman" w:hAnsi="Times New Roman" w:cs="Times New Roman"/>
-          <w:lang w:val="en-US"/>
-        </w:rPr>
-        <w:fldChar w:fldCharType="separate"/>
-      </w:r>
-      <w:r>
-        <w:rPr>
-          <w:rFonts w:ascii="Aptos" w:hAnsi="Aptos"/>
-          <w:lang w:val="en-US"/>
-        </w:rPr>
-        <w:t>(OECD 2025)</w:t>
-      </w:r>
-      <w:r>
-        <w:rPr>
-          <w:rFonts w:ascii="Times New Roman" w:hAnsi="Times New Roman" w:cs="Times New Roman"/>
-          <w:lang w:val="en-US"/>
-        </w:rPr>
-        <w:fldChar w:fldCharType="end"/>
-      </w:r>
-      <w:r>
-        <w:rPr>
-          <w:rFonts w:ascii="Times New Roman" w:hAnsi="Times New Roman" w:cs="Times New Roman"/>
-          <w:lang w:val="en-US"/>
-        </w:rPr>
-        <w:t>.</w:t>
-      </w:r>
-      <w:r>
-        <w:rPr>
-          <w:rFonts w:ascii="Times New Roman" w:hAnsi="Times New Roman" w:cs="Times New Roman"/>
-          <w:lang w:val="en-US"/>
-        </w:rPr>
-        <w:t xml:space="preserve"> A study by Judith Hillen on tomato prices under seasonal TRQs suggests that this system guarantees high but stable prices for vegetables products, but generates </w:t>
-      </w:r>
-      <w:r>
-        <w:rPr>
-          <w:rFonts w:ascii="Times New Roman" w:hAnsi="Times New Roman" w:cs="Times New Roman"/>
-          <w:lang w:val="en-US"/>
-        </w:rPr>
-        <w:t xml:space="preserve">quota </w:t>
-      </w:r>
-      <w:r>
-        <w:rPr>
-          <w:rFonts w:ascii="Times New Roman" w:hAnsi="Times New Roman" w:cs="Times New Roman"/>
-          <w:lang w:val="en-US"/>
-        </w:rPr>
-        <w:t xml:space="preserve">rents which are most likely captured by the large retail companies (Coop and Migros) as they are the holders of import quotas </w:t>
-      </w:r>
-      <w:r>
-        <w:rPr>
-          <w:rFonts w:ascii="Times New Roman" w:hAnsi="Times New Roman" w:cs="Times New Roman"/>
-          <w:lang w:val="en-US"/>
-        </w:rPr>
-        <w:fldChar w:fldCharType="begin"/>
-      </w:r>
-      <w:r>
-        <w:rPr>
-          <w:rFonts w:ascii="Times New Roman" w:hAnsi="Times New Roman" w:cs="Times New Roman"/>
-          <w:lang w:val="en-US"/>
-        </w:rPr>
-        <w:instrText xml:space="preserve"> ADDIN ZOTERO_ITEM CSL_CITATION {"citationID":"qMnpI0FI","properties":{"formattedCitation":"(Hillen 2019)","plainCitation":"(Hillen 2019)","noteIndex":0},"citationItems":[{"id":6760,"uris":["http://zotero.org/groups/6311349/items/QTMRB68F"],"itemData":{"id":6760,"type":"article-journal","abstract":"Switzerland applies seasonal tariff rate quotas (TRQs) for the import of many fruits and vegetables during the domestic harvest season. We examine how this system affects the relationship between Italian and Swiss tomato prices and test for physical market integration and spatial equilibrium conditions over time. We use detailed, transaction-based data on trade flows and trade costs and estimate an extended parity bounds model, following Barrett and Li (2002). We confirm that in the summer season, when TRQs are in place, markets are inefficient. While quota holders receive positive rents, the marginal rents for importers without quota shares are negative. This inhibits trade flows above the in-quota import quantity allowed by TRQs. Hence, despite leading to inefficiencies and creating rents for importers, seasonal TRQs are effective in protecting domestic production against competing imports.","container-title":"Journal of Agricultural Economics","DOI":"10.1111/1477-9552.12355","ISSN":"1477-9552","issue":"3","language":"en","license":"© 2019 The Authors. Journal of Agricultural Economics published by John Wiley &amp; Sons Ltd on behalf of Agricultural Economics Society.","page":"859-873","source":"Wiley Online Library","title":"Market Integration and Market Efficiency under Seasonal Tariff Rate Quotas","volume":"70","author":[{"family":"Hillen","given":"Judith"}],"issued":{"date-parts":[["2019"]]}}}],"schema":"https://github.com/citation-style-language/schema/raw/master/csl-citation.json"} </w:instrText>
-      </w:r>
-      <w:r>
-        <w:rPr>
-          <w:rFonts w:ascii="Times New Roman" w:hAnsi="Times New Roman" w:cs="Times New Roman"/>
-          <w:lang w:val="en-US"/>
-        </w:rPr>
-        <w:fldChar w:fldCharType="separate"/>
-      </w:r>
-      <w:r>
-        <w:rPr>
-          <w:rFonts w:ascii="Aptos" w:hAnsi="Aptos"/>
-          <w:lang w:val="en-US"/>
-        </w:rPr>
-        <w:t>(Hillen 2019</w:t>
-      </w:r>
-      <w:r>
-        <w:rPr>
-          <w:rFonts w:ascii="Aptos" w:hAnsi="Aptos"/>
-          <w:lang w:val="en-US"/>
-        </w:rPr>
-        <w:t>, 871</w:t>
-      </w:r>
-      <w:r>
-        <w:rPr>
-          <w:rFonts w:ascii="Aptos" w:hAnsi="Aptos"/>
-          <w:lang w:val="en-US"/>
-        </w:rPr>
-        <w:t>)</w:t>
-      </w:r>
-      <w:r>
-        <w:rPr>
-          <w:rFonts w:ascii="Times New Roman" w:hAnsi="Times New Roman" w:cs="Times New Roman"/>
-          <w:lang w:val="en-US"/>
-        </w:rPr>
-        <w:fldChar w:fldCharType="end"/>
-      </w:r>
-      <w:r>
-        <w:rPr>
-          <w:rFonts w:ascii="Times New Roman" w:hAnsi="Times New Roman" w:cs="Times New Roman"/>
-          <w:lang w:val="en-US"/>
-        </w:rPr>
-        <w:t xml:space="preserve">. </w:t>
       </w:r>
     </w:p>
     <w:p>
@@ -4978,21 +4901,35 @@
           <w:rFonts w:ascii="Times New Roman" w:hAnsi="Times New Roman" w:cs="Times New Roman"/>
           <w:lang w:val="en-US"/>
         </w:rPr>
-        <w:t>In response to th</w:t>
-      </w:r>
-      <w:r>
-        <w:rPr>
-          <w:rFonts w:ascii="Times New Roman" w:hAnsi="Times New Roman" w:cs="Times New Roman"/>
-          <w:lang w:val="en-US"/>
-        </w:rPr>
-        <w:t>ese accusations, Coop and Migros have put forward their cooperative structure</w:t>
-      </w:r>
-      <w:r>
-        <w:rPr>
-          <w:rFonts w:ascii="Times New Roman" w:hAnsi="Times New Roman" w:cs="Times New Roman"/>
-          <w:lang w:val="en-US"/>
-        </w:rPr>
-        <w:t xml:space="preserve"> which impede the two giants from generating profits and allegedly encourage them to pursue the interests of Swiss consumers</w:t>
+        <w:t>The agricultural sector</w:t>
+      </w:r>
+      <w:r>
+        <w:rPr>
+          <w:rFonts w:ascii="Times New Roman" w:hAnsi="Times New Roman" w:cs="Times New Roman"/>
+          <w:lang w:val="en-US"/>
+        </w:rPr>
+        <w:t xml:space="preserve"> which </w:t>
+      </w:r>
+      <w:r>
+        <w:rPr>
+          <w:rFonts w:ascii="Times New Roman" w:hAnsi="Times New Roman" w:cs="Times New Roman"/>
+          <w:lang w:val="en-US"/>
+        </w:rPr>
+        <w:t>frequently denounces</w:t>
+      </w:r>
+      <w:r>
+        <w:rPr>
+          <w:rFonts w:ascii="Times New Roman" w:hAnsi="Times New Roman" w:cs="Times New Roman"/>
+          <w:lang w:val="en-US"/>
+        </w:rPr>
+        <w:t xml:space="preserve"> the margins of the Coop-Migros duopoly</w:t>
+      </w:r>
+      <w:r>
+        <w:rPr>
+          <w:rFonts w:ascii="Times New Roman" w:hAnsi="Times New Roman" w:cs="Times New Roman"/>
+          <w:lang w:val="en-US"/>
+        </w:rPr>
+        <w:t xml:space="preserve"> is itself also heavily protected and regulated</w:t>
       </w:r>
       <w:r>
         <w:rPr>
@@ -5006,21 +4943,280 @@
           <w:rFonts w:ascii="Times New Roman" w:hAnsi="Times New Roman" w:cs="Times New Roman"/>
           <w:lang w:val="en-US"/>
         </w:rPr>
-        <w:t>In their communication strategies, Coop and Migros</w:t>
-      </w:r>
-      <w:r>
-        <w:rPr>
-          <w:rFonts w:ascii="Times New Roman" w:hAnsi="Times New Roman" w:cs="Times New Roman"/>
-          <w:lang w:val="en-US"/>
-        </w:rPr>
-        <w:t xml:space="preserve"> furthermore</w:t>
-      </w:r>
-      <w:r>
-        <w:rPr>
-          <w:rFonts w:ascii="Times New Roman" w:hAnsi="Times New Roman" w:cs="Times New Roman"/>
-          <w:lang w:val="en-US"/>
-        </w:rPr>
-        <w:t xml:space="preserve"> claim to be engaged in "price wars" in order to remain attractive in the face of the two discount outsiders, Aldi and Lidl</w:t>
+        <w:t xml:space="preserve">Swiss agriculture </w:t>
+      </w:r>
+      <w:r>
+        <w:rPr>
+          <w:rFonts w:ascii="Times New Roman" w:hAnsi="Times New Roman" w:cs="Times New Roman"/>
+          <w:lang w:val="en-US"/>
+        </w:rPr>
+        <w:t>would indeed not survive without the federal agricultural policy whose budget allocation for agriculture amounts to 3,4 billion francs per year, making Swiss agriculture one of the most subsidized among OECD economies. Swiss agriculture is also strongly protected from foreign competition</w:t>
+      </w:r>
+      <w:r>
+        <w:rPr>
+          <w:rFonts w:ascii="Times New Roman" w:hAnsi="Times New Roman" w:cs="Times New Roman"/>
+          <w:lang w:val="en-US"/>
+        </w:rPr>
+        <w:t>: the average most-</w:t>
+      </w:r>
+      <w:r>
+        <w:rPr>
+          <w:rFonts w:ascii="Times New Roman" w:hAnsi="Times New Roman" w:cs="Times New Roman"/>
+          <w:lang w:val="en-US"/>
+        </w:rPr>
+        <w:t>favored</w:t>
+      </w:r>
+      <w:r>
+        <w:rPr>
+          <w:rFonts w:ascii="Times New Roman" w:hAnsi="Times New Roman" w:cs="Times New Roman"/>
+          <w:lang w:val="en-US"/>
+        </w:rPr>
+        <w:t>-nation tariff on agricultural imports in 2023 was</w:t>
+      </w:r>
+      <w:r>
+        <w:rPr>
+          <w:rFonts w:ascii="Times New Roman" w:hAnsi="Times New Roman" w:cs="Times New Roman"/>
+          <w:lang w:val="en-US"/>
+        </w:rPr>
+        <w:t xml:space="preserve"> according to the World Trade Organization (WTO)</w:t>
+      </w:r>
+      <w:r>
+        <w:rPr>
+          <w:rFonts w:ascii="Times New Roman" w:hAnsi="Times New Roman" w:cs="Times New Roman"/>
+          <w:lang w:val="en-US"/>
+        </w:rPr>
+        <w:t xml:space="preserve"> at 28,5% whereas it was at 1,3% for non-agricultural products</w:t>
+      </w:r>
+      <w:r>
+        <w:rPr>
+          <w:rFonts w:ascii="Times New Roman" w:hAnsi="Times New Roman" w:cs="Times New Roman"/>
+          <w:lang w:val="en-US"/>
+        </w:rPr>
+        <w:t xml:space="preserve"> in 2023</w:t>
+      </w:r>
+      <w:r>
+        <w:rPr>
+          <w:rFonts w:ascii="Times New Roman" w:hAnsi="Times New Roman" w:cs="Times New Roman"/>
+          <w:lang w:val="en-US"/>
+        </w:rPr>
+        <w:t xml:space="preserve">. Tariffs on agricultural products </w:t>
+      </w:r>
+      <w:r>
+        <w:rPr>
+          <w:rFonts w:ascii="Times New Roman" w:hAnsi="Times New Roman" w:cs="Times New Roman"/>
+          <w:lang w:val="en-US"/>
+        </w:rPr>
+        <w:t>were</w:t>
+      </w:r>
+      <w:r>
+        <w:rPr>
+          <w:rFonts w:ascii="Times New Roman" w:hAnsi="Times New Roman" w:cs="Times New Roman"/>
+          <w:lang w:val="en-US"/>
+        </w:rPr>
+        <w:t xml:space="preserve"> particularly high for live animals and meat (97,7%) and for dairy products (129%) </w:t>
+      </w:r>
+      <w:r>
+        <w:rPr>
+          <w:rFonts w:ascii="Times New Roman" w:hAnsi="Times New Roman" w:cs="Times New Roman"/>
+          <w:lang w:val="en-US"/>
+        </w:rPr>
+        <w:fldChar w:fldCharType="begin"/>
+      </w:r>
+      <w:r>
+        <w:rPr>
+          <w:rFonts w:ascii="Times New Roman" w:hAnsi="Times New Roman" w:cs="Times New Roman"/>
+          <w:lang w:val="en-US"/>
+        </w:rPr>
+        <w:instrText xml:space="preserve"> ADDIN ZOTERO_ITEM CSL_CITATION {"citationID":"6uNFj1zs","properties":{"formattedCitation":"(WTO 2024)","plainCitation":"(WTO 2024)","dontUpdate":true,"noteIndex":0},"citationItems":[{"id":6757,"uris":["http://zotero.org/groups/6311349/items/L8M8WMME"],"itemData":{"id":6757,"type":"book","abstract":"World Tariff Profiles 2024 provides comprehensive information on the tariffs and non-tariff measures imposed by over 170 countries and customs territories. The publication starts with a breakdown of the tariffs imposed by these economies. Tariff data are presented in comparative tables and in one-page profiles for each economy. A summary table on selected indicators on the imports and exports profile for these economies is also presented. Statistics on non tariff measures by economy and by product group complement the data on tariffs. This special topic deals with “Tariffs on critical minerals in the electric vehicle value chain”. The publication is jointly prepared by the World Trade Organization, the UN Trade and Development (UNCTAD) and the International Trade Centre (ITC).","DOI":"10.30875/9789287076519","ISBN":"978-92-870-7651-9","language":"en","note":"DOI: 10.30875/9789287076519","publisher":"WTO iLibrary","source":"www.wto-ilibrary.org","title":"World Tariff Profiles 2024","URL":"https://www.wto-ilibrary.org/content/books/9789287076519","author":[{"family":"WTO","given":""}],"accessed":{"date-parts":[["2026",8,4]]},"issued":{"date-parts":[["2024",6,30]]}}}],"schema":"https://github.com/citation-style-language/schema/raw/master/csl-citation.json"} </w:instrText>
+      </w:r>
+      <w:r>
+        <w:rPr>
+          <w:rFonts w:ascii="Times New Roman" w:hAnsi="Times New Roman" w:cs="Times New Roman"/>
+          <w:lang w:val="en-US"/>
+        </w:rPr>
+        <w:fldChar w:fldCharType="separate"/>
+      </w:r>
+      <w:r>
+        <w:rPr>
+          <w:rFonts w:ascii="Aptos" w:hAnsi="Aptos"/>
+          <w:lang w:val="en-US"/>
+        </w:rPr>
+        <w:t>(WTO 2024</w:t>
+      </w:r>
+      <w:r>
+        <w:rPr>
+          <w:rFonts w:ascii="Aptos" w:hAnsi="Aptos"/>
+          <w:lang w:val="en-US"/>
+        </w:rPr>
+        <w:t>, 173</w:t>
+      </w:r>
+      <w:r>
+        <w:rPr>
+          <w:rFonts w:ascii="Aptos" w:hAnsi="Aptos"/>
+          <w:lang w:val="en-US"/>
+        </w:rPr>
+        <w:t>)</w:t>
+      </w:r>
+      <w:r>
+        <w:rPr>
+          <w:rFonts w:ascii="Times New Roman" w:hAnsi="Times New Roman" w:cs="Times New Roman"/>
+          <w:lang w:val="en-US"/>
+        </w:rPr>
+        <w:fldChar w:fldCharType="end"/>
+      </w:r>
+      <w:r>
+        <w:rPr>
+          <w:rFonts w:ascii="Times New Roman" w:hAnsi="Times New Roman" w:cs="Times New Roman"/>
+          <w:lang w:val="en-US"/>
+        </w:rPr>
+        <w:t>.</w:t>
+      </w:r>
+      <w:r>
+        <w:rPr>
+          <w:rFonts w:ascii="Times New Roman" w:hAnsi="Times New Roman" w:cs="Times New Roman"/>
+          <w:lang w:val="en-US"/>
+        </w:rPr>
+        <w:t xml:space="preserve"> Switzerland has indeed a long tradition of strong border protection for agricultural products through import quotas. After the Uruguay Round, (seasonal) tariff rate quotas</w:t>
+      </w:r>
+      <w:r>
+        <w:rPr>
+          <w:rFonts w:ascii="Times New Roman" w:hAnsi="Times New Roman" w:cs="Times New Roman"/>
+          <w:lang w:val="en-US"/>
+        </w:rPr>
+        <w:t xml:space="preserve"> (TRQs)</w:t>
+      </w:r>
+      <w:r>
+        <w:rPr>
+          <w:rFonts w:ascii="Times New Roman" w:hAnsi="Times New Roman" w:cs="Times New Roman"/>
+          <w:lang w:val="en-US"/>
+        </w:rPr>
+        <w:t xml:space="preserve"> have become the main import protection tool to support farm income by keeping domestic producer prices high and to ensure domestic food supply.</w:t>
+      </w:r>
+      <w:r>
+        <w:rPr>
+          <w:rFonts w:ascii="Times New Roman" w:hAnsi="Times New Roman" w:cs="Times New Roman"/>
+          <w:lang w:val="en-US"/>
+        </w:rPr>
+        <w:t xml:space="preserve"> </w:t>
+      </w:r>
+      <w:r>
+        <w:rPr>
+          <w:rFonts w:ascii="Times New Roman" w:hAnsi="Times New Roman" w:cs="Times New Roman"/>
+          <w:lang w:val="en-US"/>
+        </w:rPr>
+        <w:t xml:space="preserve">As a result, the OECD considers the level of price distortion of the Swiss agricultural sector to be one of the highest among OECD economies with a producer nominal protection of 1,56, meaning that Swiss farmers receive prices that are overall 56% above international market level </w:t>
+      </w:r>
+      <w:r>
+        <w:rPr>
+          <w:rFonts w:ascii="Times New Roman" w:hAnsi="Times New Roman" w:cs="Times New Roman"/>
+          <w:lang w:val="en-US"/>
+        </w:rPr>
+        <w:fldChar w:fldCharType="begin"/>
+      </w:r>
+      <w:r>
+        <w:rPr>
+          <w:rFonts w:ascii="Times New Roman" w:hAnsi="Times New Roman" w:cs="Times New Roman"/>
+          <w:lang w:val="en-US"/>
+        </w:rPr>
+        <w:instrText xml:space="preserve"> ADDIN ZOTERO_ITEM CSL_CITATION {"citationID":"2dMUOHYA","properties":{"formattedCitation":"(OECD 2025)","plainCitation":"(OECD 2025)","noteIndex":0},"citationItems":[{"id":6755,"uris":["http://zotero.org/groups/6311349/items/A7QTRLDP"],"itemData":{"id":6755,"type":"article-journal","abstract":"This annual report reviews agricultural policies in 54 countries, including the 38 OECD Member countries, five non‑OECD EU Member States, and 11 emerging economies. It finds that overall support to agriculture in 2022-24 remains well above pre-COVID levels. While nominal transfers to farmers have increased, expenditures benefitting consumers have declined. Support for innovation and other services is falling relative to the sector’s size, which, together with persistent trade distortions, threatens global food security.Marking 30 years since the WTO Agreement on Agriculture and the first UN Climate Change Conference, this year’s report focuses on policies at the nexus of agro-food trade and the environment. Agricultural and food trade has grown faster than production, with products increasingly moving through global value chains. Yet, agro-food products still face higher tariffs and trade barriers than other sectors, and market price support remains common.Governments are also doing more to address agriculture's environmental impacts, including its role in greenhouse gas emissions. The report offers guidance on designing better policies that align trade and environmental objectives, to help agriculture sustainably feed a growing world population.","container-title":"Agricultural Policy Monitoring and Evaluation","DOI":"10.1787/a80ac398-en","language":"en","publisher":"OECD Publishing","source":"www.oecd.org","title":"Agricultural Policy Monitoring and Evaluation 2025: Making the Most of the Trade and Environment Nexus in Agriculture","title-short":"Agricultural Policy Monitoring and Evaluation 2025","URL":"https://www.oecd.org/en/publications/agricultural-policy-monitoring-and-evaluation-2025_a80ac398-en.html","volume":"2025","author":[{"family":"OECD","given":""}],"accessed":{"date-parts":[["2026",8,4]]},"issued":{"date-parts":[["2025",10,30]]}}}],"schema":"https://github.com/citation-style-language/schema/raw/master/csl-citation.json"} </w:instrText>
+      </w:r>
+      <w:r>
+        <w:rPr>
+          <w:rFonts w:ascii="Times New Roman" w:hAnsi="Times New Roman" w:cs="Times New Roman"/>
+          <w:lang w:val="en-US"/>
+        </w:rPr>
+        <w:fldChar w:fldCharType="separate"/>
+      </w:r>
+      <w:r>
+        <w:rPr>
+          <w:rFonts w:ascii="Aptos" w:hAnsi="Aptos"/>
+          <w:lang w:val="en-US"/>
+        </w:rPr>
+        <w:t>(OECD 2025)</w:t>
+      </w:r>
+      <w:r>
+        <w:rPr>
+          <w:rFonts w:ascii="Times New Roman" w:hAnsi="Times New Roman" w:cs="Times New Roman"/>
+          <w:lang w:val="en-US"/>
+        </w:rPr>
+        <w:fldChar w:fldCharType="end"/>
+      </w:r>
+      <w:r>
+        <w:rPr>
+          <w:rFonts w:ascii="Times New Roman" w:hAnsi="Times New Roman" w:cs="Times New Roman"/>
+          <w:lang w:val="en-US"/>
+        </w:rPr>
+        <w:t>.</w:t>
+      </w:r>
+      <w:r>
+        <w:rPr>
+          <w:rFonts w:ascii="Times New Roman" w:hAnsi="Times New Roman" w:cs="Times New Roman"/>
+          <w:lang w:val="en-US"/>
+        </w:rPr>
+        <w:t xml:space="preserve"> A study by Judith Hillen on tomato prices under seasonal TRQs suggests that this system guarantees high but stable prices for vegetables products, but generates </w:t>
+      </w:r>
+      <w:r>
+        <w:rPr>
+          <w:rFonts w:ascii="Times New Roman" w:hAnsi="Times New Roman" w:cs="Times New Roman"/>
+          <w:lang w:val="en-US"/>
+        </w:rPr>
+        <w:t xml:space="preserve">quota </w:t>
+      </w:r>
+      <w:r>
+        <w:rPr>
+          <w:rFonts w:ascii="Times New Roman" w:hAnsi="Times New Roman" w:cs="Times New Roman"/>
+          <w:lang w:val="en-US"/>
+        </w:rPr>
+        <w:t xml:space="preserve">rents which are most likely captured by the large retail companies (Coop and Migros) as they are the holders of import quotas </w:t>
+      </w:r>
+      <w:r>
+        <w:rPr>
+          <w:rFonts w:ascii="Times New Roman" w:hAnsi="Times New Roman" w:cs="Times New Roman"/>
+          <w:lang w:val="en-US"/>
+        </w:rPr>
+        <w:fldChar w:fldCharType="begin"/>
+      </w:r>
+      <w:r>
+        <w:rPr>
+          <w:rFonts w:ascii="Times New Roman" w:hAnsi="Times New Roman" w:cs="Times New Roman"/>
+          <w:lang w:val="en-US"/>
+        </w:rPr>
+        <w:instrText xml:space="preserve"> ADDIN ZOTERO_ITEM CSL_CITATION {"citationID":"qMnpI0FI","properties":{"formattedCitation":"(Hillen 2019)","plainCitation":"(Hillen 2019)","dontUpdate":true,"noteIndex":0},"citationItems":[{"id":6760,"uris":["http://zotero.org/groups/6311349/items/QTMRB68F"],"itemData":{"id":6760,"type":"article-journal","abstract":"Switzerland applies seasonal tariff rate quotas (TRQs) for the import of many fruits and vegetables during the domestic harvest season. We examine how this system affects the relationship between Italian and Swiss tomato prices and test for physical market integration and spatial equilibrium conditions over time. We use detailed, transaction-based data on trade flows and trade costs and estimate an extended parity bounds model, following Barrett and Li (2002). We confirm that in the summer season, when TRQs are in place, markets are inefficient. While quota holders receive positive rents, the marginal rents for importers without quota shares are negative. This inhibits trade flows above the in-quota import quantity allowed by TRQs. Hence, despite leading to inefficiencies and creating rents for importers, seasonal TRQs are effective in protecting domestic production against competing imports.","container-title":"Journal of Agricultural Economics","DOI":"10.1111/1477-9552.12355","ISSN":"1477-9552","issue":"3","language":"en","license":"© 2019 The Authors. Journal of Agricultural Economics published by John Wiley &amp; Sons Ltd on behalf of Agricultural Economics Society.","page":"859-873","source":"Wiley Online Library","title":"Market Integration and Market Efficiency under Seasonal Tariff Rate Quotas","volume":"70","author":[{"family":"Hillen","given":"Judith"}],"issued":{"date-parts":[["2019"]]}}}],"schema":"https://github.com/citation-style-language/schema/raw/master/csl-citation.json"} </w:instrText>
+      </w:r>
+      <w:r>
+        <w:rPr>
+          <w:rFonts w:ascii="Times New Roman" w:hAnsi="Times New Roman" w:cs="Times New Roman"/>
+          <w:lang w:val="en-US"/>
+        </w:rPr>
+        <w:fldChar w:fldCharType="separate"/>
+      </w:r>
+      <w:r>
+        <w:rPr>
+          <w:rFonts w:ascii="Aptos" w:hAnsi="Aptos"/>
+          <w:lang w:val="en-US"/>
+        </w:rPr>
+        <w:t>(Hillen 2019</w:t>
+      </w:r>
+      <w:r>
+        <w:rPr>
+          <w:rFonts w:ascii="Aptos" w:hAnsi="Aptos"/>
+          <w:lang w:val="en-US"/>
+        </w:rPr>
+        <w:t>, 871</w:t>
+      </w:r>
+      <w:r>
+        <w:rPr>
+          <w:rFonts w:ascii="Aptos" w:hAnsi="Aptos"/>
+          <w:lang w:val="en-US"/>
+        </w:rPr>
+        <w:t>)</w:t>
+      </w:r>
+      <w:r>
+        <w:rPr>
+          <w:rFonts w:ascii="Times New Roman" w:hAnsi="Times New Roman" w:cs="Times New Roman"/>
+          <w:lang w:val="en-US"/>
+        </w:rPr>
+        <w:fldChar w:fldCharType="end"/>
       </w:r>
       <w:r>
         <w:rPr>
@@ -5028,125 +5224,6 @@
           <w:lang w:val="en-US"/>
         </w:rPr>
         <w:t xml:space="preserve">. </w:t>
-      </w:r>
-      <w:r>
-        <w:rPr>
-          <w:rFonts w:ascii="Times New Roman" w:hAnsi="Times New Roman" w:cs="Times New Roman"/>
-          <w:lang w:val="en-US"/>
-        </w:rPr>
-        <w:t xml:space="preserve">They </w:t>
-      </w:r>
-      <w:r>
-        <w:rPr>
-          <w:rFonts w:ascii="Times New Roman" w:hAnsi="Times New Roman" w:cs="Times New Roman"/>
-          <w:lang w:val="en-US"/>
-        </w:rPr>
-        <w:t>a</w:t>
-      </w:r>
-      <w:r>
-        <w:rPr>
-          <w:rFonts w:ascii="Times New Roman" w:hAnsi="Times New Roman" w:cs="Times New Roman"/>
-          <w:lang w:val="en-US"/>
-        </w:rPr>
-        <w:t xml:space="preserve">llegedly </w:t>
-      </w:r>
-      <w:r>
-        <w:rPr>
-          <w:rFonts w:ascii="Times New Roman" w:hAnsi="Times New Roman" w:cs="Times New Roman"/>
-          <w:lang w:val="en-US"/>
-        </w:rPr>
-        <w:t xml:space="preserve">claim that price </w:t>
-      </w:r>
-      <w:r>
-        <w:rPr>
-          <w:rFonts w:ascii="Times New Roman" w:hAnsi="Times New Roman" w:cs="Times New Roman"/>
-          <w:lang w:val="en-US"/>
-        </w:rPr>
-        <w:t>reductions</w:t>
-      </w:r>
-      <w:r>
-        <w:rPr>
-          <w:rFonts w:ascii="Times New Roman" w:hAnsi="Times New Roman" w:cs="Times New Roman"/>
-          <w:lang w:val="en-US"/>
-        </w:rPr>
-        <w:t xml:space="preserve"> are regularly implemented across hundreds of products, and that these reductions are absorbed through lower margins on their side rather than at the expense of producers</w:t>
-      </w:r>
-      <w:r>
-        <w:rPr>
-          <w:rFonts w:ascii="Times New Roman" w:hAnsi="Times New Roman" w:cs="Times New Roman"/>
-          <w:lang w:val="en-US"/>
-        </w:rPr>
-        <w:t xml:space="preserve">. </w:t>
-      </w:r>
-      <w:r>
-        <w:rPr>
-          <w:rFonts w:ascii="Times New Roman" w:hAnsi="Times New Roman" w:cs="Times New Roman"/>
-          <w:lang w:val="en-US"/>
-        </w:rPr>
-        <w:t>D</w:t>
-      </w:r>
-      <w:r>
-        <w:rPr>
-          <w:rFonts w:ascii="Times New Roman" w:hAnsi="Times New Roman" w:cs="Times New Roman"/>
-          <w:lang w:val="en-US"/>
-        </w:rPr>
-        <w:t>ue to lack of information on Coop and M</w:t>
-      </w:r>
-      <w:r>
-        <w:rPr>
-          <w:rFonts w:ascii="Times New Roman" w:hAnsi="Times New Roman" w:cs="Times New Roman"/>
-          <w:lang w:val="en-US"/>
-        </w:rPr>
-        <w:t xml:space="preserve">igros’ true margins and markups, it is </w:t>
-      </w:r>
-      <w:r>
-        <w:rPr>
-          <w:rFonts w:ascii="Times New Roman" w:hAnsi="Times New Roman" w:cs="Times New Roman"/>
-          <w:lang w:val="en-US"/>
-        </w:rPr>
-        <w:t xml:space="preserve">nonetheless </w:t>
-      </w:r>
-      <w:r>
-        <w:rPr>
-          <w:rFonts w:ascii="Times New Roman" w:hAnsi="Times New Roman" w:cs="Times New Roman"/>
-          <w:lang w:val="en-US"/>
-        </w:rPr>
-        <w:t xml:space="preserve">not possible to assess whether </w:t>
-      </w:r>
-      <w:r>
-        <w:rPr>
-          <w:rFonts w:ascii="Times New Roman" w:hAnsi="Times New Roman" w:cs="Times New Roman"/>
-          <w:lang w:val="en-US"/>
-        </w:rPr>
-        <w:t>this is true or not.</w:t>
-      </w:r>
-      <w:r>
-        <w:rPr>
-          <w:rFonts w:ascii="Times New Roman" w:hAnsi="Times New Roman" w:cs="Times New Roman"/>
-          <w:lang w:val="en-US"/>
-        </w:rPr>
-        <w:t xml:space="preserve"> What can be asserted </w:t>
-      </w:r>
-      <w:r>
-        <w:rPr>
-          <w:rFonts w:ascii="Times New Roman" w:hAnsi="Times New Roman" w:cs="Times New Roman"/>
-          <w:lang w:val="en-US"/>
-        </w:rPr>
-        <w:t>with certainty</w:t>
-      </w:r>
-      <w:r>
-        <w:rPr>
-          <w:rFonts w:ascii="Times New Roman" w:hAnsi="Times New Roman" w:cs="Times New Roman"/>
-          <w:lang w:val="en-US"/>
-        </w:rPr>
-        <w:t xml:space="preserve"> is that the strong degree of regulation and protection of the retail and agricultural sectors outlined above contribute </w:t>
-      </w:r>
-      <w:r>
-        <w:rPr>
-          <w:rFonts w:ascii="Times New Roman" w:hAnsi="Times New Roman" w:cs="Times New Roman"/>
-          <w:lang w:val="en-US"/>
-        </w:rPr>
-        <w:t>to Swiss food price stability by isolating the latter from international price fluctuations at the expense of very high domestic prices.</w:t>
       </w:r>
     </w:p>
     <w:p>
@@ -5157,6 +5234,364 @@
           <w:lang w:val="en-US"/>
         </w:rPr>
       </w:pPr>
+      <w:r>
+        <w:rPr>
+          <w:rFonts w:ascii="Times New Roman" w:hAnsi="Times New Roman" w:cs="Times New Roman"/>
+          <w:lang w:val="en-US"/>
+        </w:rPr>
+        <w:t>In response to th</w:t>
+      </w:r>
+      <w:r>
+        <w:rPr>
+          <w:rFonts w:ascii="Times New Roman" w:hAnsi="Times New Roman" w:cs="Times New Roman"/>
+          <w:lang w:val="en-US"/>
+        </w:rPr>
+        <w:t>ese accusations, Coop and Migros have put forward their cooperative structure</w:t>
+      </w:r>
+      <w:r>
+        <w:rPr>
+          <w:rFonts w:ascii="Times New Roman" w:hAnsi="Times New Roman" w:cs="Times New Roman"/>
+          <w:lang w:val="en-US"/>
+        </w:rPr>
+        <w:t xml:space="preserve"> which impede the two giants from generating profits and allegedly encourage them to pursue the interests of Swiss consumers</w:t>
+      </w:r>
+      <w:r>
+        <w:rPr>
+          <w:rFonts w:ascii="Times New Roman" w:hAnsi="Times New Roman" w:cs="Times New Roman"/>
+          <w:lang w:val="en-US"/>
+        </w:rPr>
+        <w:t xml:space="preserve">. </w:t>
+      </w:r>
+      <w:r>
+        <w:rPr>
+          <w:rFonts w:ascii="Times New Roman" w:hAnsi="Times New Roman" w:cs="Times New Roman"/>
+          <w:lang w:val="en-US"/>
+        </w:rPr>
+        <w:t>In their communication strategies, Coop and Migros</w:t>
+      </w:r>
+      <w:r>
+        <w:rPr>
+          <w:rFonts w:ascii="Times New Roman" w:hAnsi="Times New Roman" w:cs="Times New Roman"/>
+          <w:lang w:val="en-US"/>
+        </w:rPr>
+        <w:t xml:space="preserve"> furthermore</w:t>
+      </w:r>
+      <w:r>
+        <w:rPr>
+          <w:rFonts w:ascii="Times New Roman" w:hAnsi="Times New Roman" w:cs="Times New Roman"/>
+          <w:lang w:val="en-US"/>
+        </w:rPr>
+        <w:t xml:space="preserve"> claim to be engaged in "price wars" in order to remain attractive in the face of the two discount outsiders, Aldi and Lidl</w:t>
+      </w:r>
+      <w:r>
+        <w:rPr>
+          <w:rFonts w:ascii="Times New Roman" w:hAnsi="Times New Roman" w:cs="Times New Roman"/>
+          <w:lang w:val="en-US"/>
+        </w:rPr>
+        <w:t xml:space="preserve">. </w:t>
+      </w:r>
+      <w:r>
+        <w:rPr>
+          <w:rFonts w:ascii="Times New Roman" w:hAnsi="Times New Roman" w:cs="Times New Roman"/>
+          <w:lang w:val="en-US"/>
+        </w:rPr>
+        <w:t>They a</w:t>
+      </w:r>
+      <w:r>
+        <w:rPr>
+          <w:rFonts w:ascii="Times New Roman" w:hAnsi="Times New Roman" w:cs="Times New Roman"/>
+          <w:lang w:val="en-US"/>
+        </w:rPr>
+        <w:t xml:space="preserve">llegedly </w:t>
+      </w:r>
+      <w:r>
+        <w:rPr>
+          <w:rFonts w:ascii="Times New Roman" w:hAnsi="Times New Roman" w:cs="Times New Roman"/>
+          <w:lang w:val="en-US"/>
+        </w:rPr>
+        <w:t xml:space="preserve">claim that price </w:t>
+      </w:r>
+      <w:r>
+        <w:rPr>
+          <w:rFonts w:ascii="Times New Roman" w:hAnsi="Times New Roman" w:cs="Times New Roman"/>
+          <w:lang w:val="en-US"/>
+        </w:rPr>
+        <w:t>reductions</w:t>
+      </w:r>
+      <w:r>
+        <w:rPr>
+          <w:rFonts w:ascii="Times New Roman" w:hAnsi="Times New Roman" w:cs="Times New Roman"/>
+          <w:lang w:val="en-US"/>
+        </w:rPr>
+        <w:t xml:space="preserve"> are regularly implemented across hundreds of products, and that these reductions are absorbed through lower margins on their side rather than at the expense of producers</w:t>
+      </w:r>
+      <w:r>
+        <w:rPr>
+          <w:rFonts w:ascii="Times New Roman" w:hAnsi="Times New Roman" w:cs="Times New Roman"/>
+          <w:lang w:val="en-US"/>
+        </w:rPr>
+        <w:t>.</w:t>
+      </w:r>
+      <w:r>
+        <w:rPr>
+          <w:rFonts w:ascii="Times New Roman" w:hAnsi="Times New Roman" w:cs="Times New Roman"/>
+          <w:lang w:val="en-US"/>
+        </w:rPr>
+        <w:t xml:space="preserve"> As shown by </w:t>
+      </w:r>
+      <w:r>
+        <w:rPr>
+          <w:rFonts w:ascii="Times New Roman" w:hAnsi="Times New Roman" w:cs="Times New Roman"/>
+          <w:lang w:val="en-US"/>
+        </w:rPr>
+        <w:fldChar w:fldCharType="begin"/>
+      </w:r>
+      <w:r>
+        <w:rPr>
+          <w:rFonts w:ascii="Times New Roman" w:hAnsi="Times New Roman" w:cs="Times New Roman"/>
+          <w:lang w:val="en-US"/>
+        </w:rPr>
+        <w:instrText xml:space="preserve"> ADDIN ZOTERO_ITEM CSL_CITATION {"citationID":"XbXe1nq6","properties":{"formattedCitation":"(Fischer et al. 2021)","plainCitation":"(Fischer et al. 2021)","noteIndex":0},"citationItems":[{"id":6774,"uris":["http://zotero.org/groups/6311349/items/9EMSZ2RT"],"itemData":{"id":6774,"type":"document","publisher":"BAK Economics","publisher-place":"Basel","title":"Analyse der Schweizer Detailhandelspreise im internationalen Vergleich","URL":"https://www.bak-economics.com/studien-analysen/detail/analyse-der-schweizer-detailhandelspreise-im-internationalen-vergleich","author":[{"family":"Fischer","given":"Silvan"},{"family":"Grass","given":"Michael"},{"family":"Grossmiklaus","given":"Bruno"},{"family":"Guggia","given":"Valentino"}],"issued":{"date-parts":[["2021"]]}}}],"schema":"https://github.com/citation-style-language/schema/raw/master/csl-citation.json"} </w:instrText>
+      </w:r>
+      <w:r>
+        <w:rPr>
+          <w:rFonts w:ascii="Times New Roman" w:hAnsi="Times New Roman" w:cs="Times New Roman"/>
+          <w:lang w:val="en-US"/>
+        </w:rPr>
+        <w:fldChar w:fldCharType="separate"/>
+      </w:r>
+      <w:r>
+        <w:rPr>
+          <w:rFonts w:ascii="Aptos" w:hAnsi="Aptos"/>
+          <w:lang w:val="en-US"/>
+        </w:rPr>
+        <w:t xml:space="preserve">Fischer et al. </w:t>
+      </w:r>
+      <w:r>
+        <w:rPr>
+          <w:rFonts w:ascii="Aptos" w:hAnsi="Aptos"/>
+          <w:lang w:val="en-US"/>
+        </w:rPr>
+        <w:t>(</w:t>
+      </w:r>
+      <w:r>
+        <w:rPr>
+          <w:rFonts w:ascii="Aptos" w:hAnsi="Aptos"/>
+          <w:lang w:val="en-US"/>
+        </w:rPr>
+        <w:t>2021)</w:t>
+      </w:r>
+      <w:r>
+        <w:rPr>
+          <w:rFonts w:ascii="Times New Roman" w:hAnsi="Times New Roman" w:cs="Times New Roman"/>
+          <w:lang w:val="en-US"/>
+        </w:rPr>
+        <w:fldChar w:fldCharType="end"/>
+      </w:r>
+      <w:r>
+        <w:rPr>
+          <w:rFonts w:ascii="Times New Roman" w:hAnsi="Times New Roman" w:cs="Times New Roman"/>
+          <w:lang w:val="en-US"/>
+        </w:rPr>
+        <w:t xml:space="preserve">, </w:t>
+      </w:r>
+      <w:r>
+        <w:rPr>
+          <w:rFonts w:ascii="Times New Roman" w:hAnsi="Times New Roman" w:cs="Times New Roman"/>
+          <w:lang w:val="en-US"/>
+        </w:rPr>
+        <w:t xml:space="preserve">it is true that </w:t>
+      </w:r>
+      <w:r>
+        <w:rPr>
+          <w:rFonts w:ascii="Times New Roman" w:hAnsi="Times New Roman" w:cs="Times New Roman"/>
+          <w:lang w:val="en-US"/>
+        </w:rPr>
+        <w:t>the Swiss retail sector has experienced an important decline in its price level</w:t>
+      </w:r>
+      <w:r>
+        <w:rPr>
+          <w:rFonts w:ascii="Times New Roman" w:hAnsi="Times New Roman" w:cs="Times New Roman"/>
+          <w:lang w:val="en-US"/>
+        </w:rPr>
+        <w:t xml:space="preserve"> at least</w:t>
+      </w:r>
+      <w:r>
+        <w:rPr>
+          <w:rFonts w:ascii="Times New Roman" w:hAnsi="Times New Roman" w:cs="Times New Roman"/>
+          <w:lang w:val="en-US"/>
+        </w:rPr>
+        <w:t xml:space="preserve"> between 1994 and 2019 as the price of a representative retail shopping basket decreased by 27,5% during this period.</w:t>
+      </w:r>
+      <w:r>
+        <w:rPr>
+          <w:rFonts w:ascii="Times New Roman" w:hAnsi="Times New Roman" w:cs="Times New Roman"/>
+          <w:lang w:val="en-US"/>
+        </w:rPr>
+        <w:t xml:space="preserve"> But</w:t>
+      </w:r>
+      <w:r>
+        <w:rPr>
+          <w:rFonts w:ascii="Times New Roman" w:hAnsi="Times New Roman" w:cs="Times New Roman"/>
+          <w:lang w:val="en-US"/>
+        </w:rPr>
+        <w:t xml:space="preserve"> </w:t>
+      </w:r>
+      <w:r>
+        <w:rPr>
+          <w:rFonts w:ascii="Times New Roman" w:hAnsi="Times New Roman" w:cs="Times New Roman"/>
+          <w:lang w:val="en-US"/>
+        </w:rPr>
+        <w:t>t</w:t>
+      </w:r>
+      <w:r>
+        <w:rPr>
+          <w:rFonts w:ascii="Times New Roman" w:hAnsi="Times New Roman" w:cs="Times New Roman"/>
+          <w:lang w:val="en-US"/>
+        </w:rPr>
+        <w:t xml:space="preserve">his decline is mainly driven by falling prices in non-food products </w:t>
+      </w:r>
+      <w:r>
+        <w:rPr>
+          <w:rFonts w:ascii="Times New Roman" w:hAnsi="Times New Roman" w:cs="Times New Roman"/>
+          <w:lang w:val="en-US"/>
+        </w:rPr>
+        <w:t>as the same price index excluding food products nearly halved over the same period</w:t>
+      </w:r>
+      <w:r>
+        <w:rPr>
+          <w:rFonts w:ascii="Times New Roman" w:hAnsi="Times New Roman" w:cs="Times New Roman"/>
+          <w:lang w:val="en-US"/>
+        </w:rPr>
+        <w:t xml:space="preserve"> while food prices remained stable.</w:t>
+      </w:r>
+      <w:r>
+        <w:rPr>
+          <w:rFonts w:ascii="Times New Roman" w:hAnsi="Times New Roman" w:cs="Times New Roman"/>
+          <w:lang w:val="en-US"/>
+        </w:rPr>
+        <w:t xml:space="preserve"> </w:t>
+      </w:r>
+      <w:r>
+        <w:rPr>
+          <w:rFonts w:ascii="Times New Roman" w:hAnsi="Times New Roman" w:cs="Times New Roman"/>
+          <w:lang w:val="en-US"/>
+        </w:rPr>
+        <w:t>D</w:t>
+      </w:r>
+      <w:r>
+        <w:rPr>
+          <w:rFonts w:ascii="Times New Roman" w:hAnsi="Times New Roman" w:cs="Times New Roman"/>
+          <w:lang w:val="en-US"/>
+        </w:rPr>
+        <w:t>ue to lack of information on</w:t>
+      </w:r>
+      <w:r>
+        <w:rPr>
+          <w:rFonts w:ascii="Times New Roman" w:hAnsi="Times New Roman" w:cs="Times New Roman"/>
+          <w:lang w:val="en-US"/>
+        </w:rPr>
+        <w:t xml:space="preserve"> Swiss firms</w:t>
+      </w:r>
+      <w:r>
+        <w:rPr>
+          <w:rFonts w:ascii="Times New Roman" w:hAnsi="Times New Roman" w:cs="Times New Roman"/>
+          <w:lang w:val="en-US"/>
+        </w:rPr>
+        <w:t>’</w:t>
+      </w:r>
+      <w:r>
+        <w:rPr>
+          <w:rFonts w:ascii="Times New Roman" w:hAnsi="Times New Roman" w:cs="Times New Roman"/>
+          <w:lang w:val="en-US"/>
+        </w:rPr>
+        <w:t xml:space="preserve"> margins and markups, it is </w:t>
+      </w:r>
+      <w:r>
+        <w:rPr>
+          <w:rFonts w:ascii="Times New Roman" w:hAnsi="Times New Roman" w:cs="Times New Roman"/>
+          <w:lang w:val="en-US"/>
+        </w:rPr>
+        <w:t>moreover</w:t>
+      </w:r>
+      <w:r>
+        <w:rPr>
+          <w:rFonts w:ascii="Times New Roman" w:hAnsi="Times New Roman" w:cs="Times New Roman"/>
+          <w:lang w:val="en-US"/>
+        </w:rPr>
+        <w:t xml:space="preserve"> </w:t>
+      </w:r>
+      <w:r>
+        <w:rPr>
+          <w:rFonts w:ascii="Times New Roman" w:hAnsi="Times New Roman" w:cs="Times New Roman"/>
+          <w:lang w:val="en-US"/>
+        </w:rPr>
+        <w:t xml:space="preserve">not possible to assess </w:t>
+      </w:r>
+      <w:r>
+        <w:rPr>
+          <w:rFonts w:ascii="Times New Roman" w:hAnsi="Times New Roman" w:cs="Times New Roman"/>
+          <w:lang w:val="en-US"/>
+        </w:rPr>
+        <w:t>how the costs of retail price decreases are distributed between producers and retailers</w:t>
+      </w:r>
+      <w:r>
+        <w:rPr>
+          <w:rFonts w:ascii="Times New Roman" w:hAnsi="Times New Roman" w:cs="Times New Roman"/>
+          <w:lang w:val="en-US"/>
+        </w:rPr>
+        <w:t>.</w:t>
+      </w:r>
+      <w:r>
+        <w:rPr>
+          <w:rFonts w:ascii="Times New Roman" w:hAnsi="Times New Roman" w:cs="Times New Roman"/>
+          <w:lang w:val="en-US"/>
+        </w:rPr>
+        <w:t xml:space="preserve"> What can be asserted </w:t>
+      </w:r>
+      <w:r>
+        <w:rPr>
+          <w:rFonts w:ascii="Times New Roman" w:hAnsi="Times New Roman" w:cs="Times New Roman"/>
+          <w:lang w:val="en-US"/>
+        </w:rPr>
+        <w:t>with certainty</w:t>
+      </w:r>
+      <w:r>
+        <w:rPr>
+          <w:rFonts w:ascii="Times New Roman" w:hAnsi="Times New Roman" w:cs="Times New Roman"/>
+          <w:lang w:val="en-US"/>
+        </w:rPr>
+        <w:t xml:space="preserve"> is that the strong degree of regulation and protection of the retail and agricultural sectors outlined above contribute </w:t>
+      </w:r>
+      <w:r>
+        <w:rPr>
+          <w:rFonts w:ascii="Times New Roman" w:hAnsi="Times New Roman" w:cs="Times New Roman"/>
+          <w:lang w:val="en-US"/>
+        </w:rPr>
+        <w:t>to Swiss food price stability by isolating the latter from international price fluctuations at the expense of very high domestic prices.</w:t>
+      </w:r>
+      <w:r>
+        <w:rPr>
+          <w:rFonts w:ascii="Times New Roman" w:hAnsi="Times New Roman" w:cs="Times New Roman"/>
+          <w:lang w:val="en-US"/>
+        </w:rPr>
+        <w:t xml:space="preserve"> </w:t>
+      </w:r>
+    </w:p>
+    <w:p>
+      <w:pPr>
+        <w:pStyle w:val="Titre2"/>
+        <w:rPr>
+          <w:lang w:val="en-US"/>
+        </w:rPr>
+      </w:pPr>
+      <w:r>
+        <w:rPr>
+          <w:lang w:val="en-US"/>
+        </w:rPr>
+        <w:lastRenderedPageBreak/>
+        <w:t>Energy sector</w:t>
+      </w:r>
     </w:p>
     <w:p>
       <w:pPr>
@@ -5166,6 +5601,41 @@
           <w:lang w:val="en-US"/>
         </w:rPr>
       </w:pPr>
+      <w:r>
+        <w:rPr>
+          <w:rFonts w:ascii="Times New Roman" w:hAnsi="Times New Roman" w:cs="Times New Roman"/>
+          <w:lang w:val="en-US"/>
+        </w:rPr>
+        <w:t xml:space="preserve">Another systemically significant sector which deserves close attention is the Electricity </w:t>
+      </w:r>
+      <w:r>
+        <w:rPr>
+          <w:rFonts w:ascii="Times New Roman" w:hAnsi="Times New Roman" w:cs="Times New Roman"/>
+          <w:lang w:val="en-US"/>
+        </w:rPr>
+        <w:t>&amp;</w:t>
+      </w:r>
+      <w:r>
+        <w:rPr>
+          <w:rFonts w:ascii="Times New Roman" w:hAnsi="Times New Roman" w:cs="Times New Roman"/>
+          <w:lang w:val="en-US"/>
+        </w:rPr>
+        <w:t xml:space="preserve"> Gas sector</w:t>
+      </w:r>
+      <w:r>
+        <w:rPr>
+          <w:rFonts w:ascii="Times New Roman" w:hAnsi="Times New Roman" w:cs="Times New Roman"/>
+          <w:lang w:val="en-US"/>
+        </w:rPr>
+        <w:t xml:space="preserve"> and more generally the energy sector</w:t>
+      </w:r>
+      <w:r>
+        <w:rPr>
+          <w:rFonts w:ascii="Times New Roman" w:hAnsi="Times New Roman" w:cs="Times New Roman"/>
+          <w:lang w:val="en-US"/>
+        </w:rPr>
+        <w:t xml:space="preserve">. </w:t>
+      </w:r>
     </w:p>
     <w:p>
       <w:pPr>
@@ -5175,6 +5645,103 @@
           <w:lang w:val="en-US"/>
         </w:rPr>
       </w:pPr>
+      <w:r>
+        <w:rPr>
+          <w:rFonts w:ascii="Times New Roman" w:hAnsi="Times New Roman" w:cs="Times New Roman"/>
+          <w:lang w:val="en-US"/>
+        </w:rPr>
+        <w:t>Fluctuations in oil and natural gas prices rank among the most powerful drivers of consumer price inflation. As fossil fuels constitute a critical intermediate input in the production of a wide range of goods and services, energy price shocks propagate rapidly through value chains and into the broader price level. The supply disruptions triggered by the COVID-19 pandemic and, more forcefully, by the Russian invasion of Ukraine, were instrumental in the resurgence of inflation across Europe from 2021 onwards.</w:t>
+      </w:r>
+    </w:p>
+    <w:p>
+      <w:pPr>
+        <w:jc w:val="both"/>
+        <w:rPr>
+          <w:rFonts w:ascii="Times New Roman" w:hAnsi="Times New Roman" w:cs="Times New Roman"/>
+          <w:lang w:val="en-US"/>
+        </w:rPr>
+      </w:pPr>
+      <w:r>
+        <w:rPr>
+          <w:rFonts w:ascii="Times New Roman" w:hAnsi="Times New Roman" w:cs="Times New Roman"/>
+          <w:lang w:val="en-US"/>
+        </w:rPr>
+        <w:t>Switzerland's comparatively limited dependence on fossil fuels</w:t>
+      </w:r>
+      <w:r>
+        <w:rPr>
+          <w:rFonts w:ascii="Times New Roman" w:hAnsi="Times New Roman" w:cs="Times New Roman"/>
+          <w:lang w:val="en-US"/>
+        </w:rPr>
+        <w:t xml:space="preserve">, </w:t>
+      </w:r>
+      <w:r>
+        <w:rPr>
+          <w:rFonts w:ascii="Times New Roman" w:hAnsi="Times New Roman" w:cs="Times New Roman"/>
+          <w:lang w:val="en-US"/>
+        </w:rPr>
+        <w:t>owing to its substantial reliance on hydroelectric and nuclear power generation</w:t>
+      </w:r>
+      <w:r>
+        <w:rPr>
+          <w:rFonts w:ascii="Times New Roman" w:hAnsi="Times New Roman" w:cs="Times New Roman"/>
+          <w:lang w:val="en-US"/>
+        </w:rPr>
+        <w:t>,</w:t>
+      </w:r>
+      <w:r>
+        <w:rPr>
+          <w:rFonts w:ascii="Times New Roman" w:hAnsi="Times New Roman" w:cs="Times New Roman"/>
+          <w:lang w:val="en-US"/>
+        </w:rPr>
+        <w:t xml:space="preserve"> implies that energy price shocks transmit less forcefully to domestic consumer prices than in more fossil-fuel-dependent economies. This structural characteristic provides a natural buffer against the kind of cost-push dynamics that drove the post-pandemic inflation episode across much of the continent.</w:t>
+      </w:r>
+    </w:p>
+    <w:p>
+      <w:pPr>
+        <w:jc w:val="both"/>
+        <w:rPr>
+          <w:rFonts w:ascii="Times New Roman" w:hAnsi="Times New Roman" w:cs="Times New Roman"/>
+          <w:lang w:val="en-US"/>
+        </w:rPr>
+      </w:pPr>
+      <w:r>
+        <w:rPr>
+          <w:rFonts w:ascii="Times New Roman" w:hAnsi="Times New Roman" w:cs="Times New Roman"/>
+          <w:lang w:val="en-US"/>
+        </w:rPr>
+        <w:t>While this explanation is intuitively compelling, it is complicated by the observation that several countries with even greener energy mixes, Iceland, Sweden, Norway, and Finland, nonetheless experienced higher inflation rates than Switzerland. The relevant distinguishing factor appears to be institutional rather than merely technical: Switzerland operates a regulated public energy market that anchors electricity and energy retail prices to domestic production costs. By contrast, the Nordic countries, despite their predominantly renewable generation capacity, are integrated into the European internal energy market, where prices are set at the marginal cost of the most expensive dispatched source, typically imported gas or coal. Their generation is low-carbon, but the price of that energy is nonetheless aligned with fossil fuel benchmarks. Switzerland's institutional insulation from this pricing mechanism provides an additional anti-inflationary buffer that a green energy mix alone cannot replicate.</w:t>
+      </w:r>
+    </w:p>
+    <w:p>
+      <w:pPr>
+        <w:jc w:val="both"/>
+        <w:rPr>
+          <w:rFonts w:ascii="Times New Roman" w:hAnsi="Times New Roman" w:cs="Times New Roman"/>
+          <w:lang w:val="en-US"/>
+        </w:rPr>
+      </w:pPr>
+      <w:r>
+        <w:rPr>
+          <w:rFonts w:ascii="Times New Roman" w:hAnsi="Times New Roman" w:cs="Times New Roman"/>
+          <w:lang w:val="en-US"/>
+        </w:rPr>
+        <w:t xml:space="preserve">A further dimension of this hypothesis concerns energy intensity. Switzerland ranks as the advanced economy with the lowest energy intensity of production, consuming exceptionally little energy per unit of gross value added. Low energy intensity implies that supply-side price shocks translate less directly into consumer price inflation and propagate less extensively through domestic value chains. A recent study by the State Secretariat for Economic Affairs (SECO) confirms that this efficiency advantage is pervasive across all sectors of the Swiss economy, agriculture, industry, services, and households alike. Swiss manufacturing, for instance, consumes less than one-third of the energy used in French manufacturing and less than half of that used in German manufacturing per unit of gross value added. This structural advantage has been further reinforced since 2010 by the expansion of the pharmaceutical sector, which is </w:t>
+      </w:r>
+      <w:r>
+        <w:rPr>
+          <w:rFonts w:ascii="Times New Roman" w:hAnsi="Times New Roman" w:cs="Times New Roman"/>
+          <w:lang w:val="en-US"/>
+        </w:rPr>
+        <w:t>characterized</w:t>
+      </w:r>
+      <w:r>
+        <w:rPr>
+          <w:rFonts w:ascii="Times New Roman" w:hAnsi="Times New Roman" w:cs="Times New Roman"/>
+          <w:lang w:val="en-US"/>
+        </w:rPr>
+        <w:t xml:space="preserve"> by relatively low energy intensity and whose share of Swiss manufacturing value added rose from 15% to 31% between 2010 and 2019.</w:t>
+      </w:r>
     </w:p>
     <w:sectPr>
       <w:footerReference w:type="default" r:id="rId10"/>
@@ -5325,7 +5892,23 @@
           <w:rFonts w:ascii="Times New Roman" w:hAnsi="Times New Roman" w:cs="Times New Roman"/>
           <w:lang w:val="en-US"/>
         </w:rPr>
-        <w:t>, 40 bd du Pont d'Arve, 1205, Geneva, Switzerland. Email: celal.gueney@unige.ch</w:t>
+        <w:t xml:space="preserve">, 40 bd du Pont </w:t>
+      </w:r>
+      <w:proofErr w:type="spellStart"/>
+      <w:r>
+        <w:rPr>
+          <w:rFonts w:ascii="Times New Roman" w:hAnsi="Times New Roman" w:cs="Times New Roman"/>
+          <w:lang w:val="en-US"/>
+        </w:rPr>
+        <w:t>d'Arve</w:t>
+      </w:r>
+      <w:proofErr w:type="spellEnd"/>
+      <w:r>
+        <w:rPr>
+          <w:rFonts w:ascii="Times New Roman" w:hAnsi="Times New Roman" w:cs="Times New Roman"/>
+          <w:lang w:val="en-US"/>
+        </w:rPr>
+        <w:t>, 1205, Geneva, Switzerland. Email: celal.gueney@unige.ch</w:t>
       </w:r>
     </w:p>
   </w:footnote>
@@ -5517,7 +6100,55 @@
           <w:rFonts w:ascii="Times New Roman" w:hAnsi="Times New Roman" w:cs="Times New Roman"/>
           <w:lang w:val="en-US"/>
         </w:rPr>
-        <w:t xml:space="preserve"> For instance: SportX, Micasa and Melectronics (a sports retailer, a furniture retailer, and an electronics retailer)</w:t>
+        <w:t xml:space="preserve"> For instance: </w:t>
+      </w:r>
+      <w:proofErr w:type="spellStart"/>
+      <w:r>
+        <w:rPr>
+          <w:rFonts w:ascii="Times New Roman" w:hAnsi="Times New Roman" w:cs="Times New Roman"/>
+          <w:lang w:val="en-US"/>
+        </w:rPr>
+        <w:t>SportX</w:t>
+      </w:r>
+      <w:proofErr w:type="spellEnd"/>
+      <w:r>
+        <w:rPr>
+          <w:rFonts w:ascii="Times New Roman" w:hAnsi="Times New Roman" w:cs="Times New Roman"/>
+          <w:lang w:val="en-US"/>
+        </w:rPr>
+        <w:t xml:space="preserve">, </w:t>
+      </w:r>
+      <w:proofErr w:type="spellStart"/>
+      <w:r>
+        <w:rPr>
+          <w:rFonts w:ascii="Times New Roman" w:hAnsi="Times New Roman" w:cs="Times New Roman"/>
+          <w:lang w:val="en-US"/>
+        </w:rPr>
+        <w:t>Micasa</w:t>
+      </w:r>
+      <w:proofErr w:type="spellEnd"/>
+      <w:r>
+        <w:rPr>
+          <w:rFonts w:ascii="Times New Roman" w:hAnsi="Times New Roman" w:cs="Times New Roman"/>
+          <w:lang w:val="en-US"/>
+        </w:rPr>
+        <w:t xml:space="preserve"> and </w:t>
+      </w:r>
+      <w:proofErr w:type="spellStart"/>
+      <w:r>
+        <w:rPr>
+          <w:rFonts w:ascii="Times New Roman" w:hAnsi="Times New Roman" w:cs="Times New Roman"/>
+          <w:lang w:val="en-US"/>
+        </w:rPr>
+        <w:t>Melectronics</w:t>
+      </w:r>
+      <w:proofErr w:type="spellEnd"/>
+      <w:r>
+        <w:rPr>
+          <w:rFonts w:ascii="Times New Roman" w:hAnsi="Times New Roman" w:cs="Times New Roman"/>
+          <w:lang w:val="en-US"/>
+        </w:rPr>
+        <w:t xml:space="preserve"> (a sports retailer, a furniture retailer, and an electronics retailer)</w:t>
       </w:r>
     </w:p>
   </w:footnote>
@@ -5541,15 +6172,28 @@
         </w:rPr>
         <w:t xml:space="preserve"> </w:t>
       </w:r>
-      <w:hyperlink r:id="rId1" w:history="1">
-        <w:r>
-          <w:rPr>
-            <w:rStyle w:val="Lienhypertexte"/>
-            <w:lang w:val="en-US"/>
-          </w:rPr>
-          <w:t>https://www.rts.ch/info/economie/14379498-les-marges-spectaculaires-des-grands-distributeurs-coop-et-migros.html</w:t>
-        </w:r>
-      </w:hyperlink>
+      <w:r>
+        <w:fldChar w:fldCharType="begin"/>
+      </w:r>
+      <w:r>
+        <w:rPr>
+          <w:lang w:val="en-US"/>
+        </w:rPr>
+        <w:instrText>HYPERLINK "https://www.rts.ch/info/economie/14379498-les-marges-spectaculaires-des-grands-distributeurs-coop-et-migros.html"</w:instrText>
+      </w:r>
+      <w:r>
+        <w:fldChar w:fldCharType="separate"/>
+      </w:r>
+      <w:r>
+        <w:rPr>
+          <w:rStyle w:val="Lienhypertexte"/>
+          <w:lang w:val="en-US"/>
+        </w:rPr>
+        <w:t>https://www.rts.ch/info/economie/14379498-les-marges-spectaculaires-des-grands-distributeurs-coop-et-migros.html</w:t>
+      </w:r>
+      <w:r>
+        <w:fldChar w:fldCharType="end"/>
+      </w:r>
       <w:r>
         <w:rPr>
           <w:lang w:val="en-US"/>

--- a/posts/inflation suisse/inflation_switzerland.docx
+++ b/posts/inflation suisse/inflation_switzerland.docx
@@ -908,7 +908,23 @@
           <w:rFonts w:ascii="Times New Roman" w:hAnsi="Times New Roman" w:cs="Times New Roman"/>
           <w:lang w:val="en-US"/>
         </w:rPr>
-        <w:t>real estate; health and energy. Finally, we discuss what are the socio-political underpinnings of price regulation by exploring how the configuration of the different Swiss social blocs have shaped price administration.</w:t>
+        <w:t xml:space="preserve">real estate; health and energy. Finally, we discuss what are the socio-political underpinnings of price regulation by exploring how the configuration of the different Swiss social blocs </w:t>
+      </w:r>
+      <w:proofErr w:type="gramStart"/>
+      <w:r>
+        <w:rPr>
+          <w:rFonts w:ascii="Times New Roman" w:hAnsi="Times New Roman" w:cs="Times New Roman"/>
+          <w:lang w:val="en-US"/>
+        </w:rPr>
+        <w:t>have</w:t>
+      </w:r>
+      <w:proofErr w:type="gramEnd"/>
+      <w:r>
+        <w:rPr>
+          <w:rFonts w:ascii="Times New Roman" w:hAnsi="Times New Roman" w:cs="Times New Roman"/>
+          <w:lang w:val="en-US"/>
+        </w:rPr>
+        <w:t xml:space="preserve"> shaped price administration.</w:t>
       </w:r>
     </w:p>
     <w:p>
@@ -1312,7 +1328,7 @@
           <w:rFonts w:ascii="Times New Roman" w:hAnsi="Times New Roman" w:cs="Times New Roman"/>
           <w:lang w:val="en-US"/>
         </w:rPr>
-        <w:instrText xml:space="preserve"> ADDIN ZOTERO_ITEM CSL_CITATION {"citationID":"yyYfnqAE","properties":{"formattedCitation":"(Kluser 2025)","plainCitation":"(Kluser 2025)","noteIndex":0},"citationItems":[{"id":"GSBh1CbJ/3bywqCy1","uris":["http://zotero.org/groups/6311349/items/X2AZ3UIB"],"itemData":{"id":6639,"type":"article-journal","abstract":"Cross-border shopping expands product variety and lowers prices for consumers in high-price countries, but it diminishes domestic tax revenues, reduces sales, and shifts demand away from local retailers. Exploiting Switzerland’s COVID-19-induced border closure as a natural experiment, I investigate the socioeconomic implications of cross-border shopping. Linking detailed grocery transaction records for 710,000 households to administrative data, I find that the border closure raises domestic grocery expenditures in border areas by an additional 10.4%. The benefits of cross-border shopping, however, are heterogeneous, and larger and lower-income households exhibit a particularly strong propensity to shop abroad. Based on these patterns, I estimate an annual loss of 1.5 billion Swiss francs in domestic grocery sales, equivalent to 3.8% of the total market.","container-title":"Swiss Journal of Economics and Statistics","DOI":"10.1186/s41937-025-00141-w","ISSN":"2235-6282","issue":"1","journalAbbreviation":"Swiss J Economics Statistics","language":"en","page":"9","source":"Springer Link","title":"Cross-border shopping: evidence from household transaction records","title-short":"Cross-border shopping","volume":"161","author":[{"family":"Kluser","given":"Frédéric"}],"issued":{"date-parts":[["2025",9,2]]}}}],"schema":"https://github.com/citation-style-language/schema/raw/master/csl-citation.json"} </w:instrText>
+        <w:instrText xml:space="preserve"> ADDIN ZOTERO_ITEM CSL_CITATION {"citationID":"yyYfnqAE","properties":{"formattedCitation":"(Kluser 2025)","plainCitation":"(Kluser 2025)","noteIndex":0},"citationItems":[{"id":"H6muxNYa/5cEYiIyf","uris":["http://zotero.org/groups/6311349/items/X2AZ3UIB"],"itemData":{"id":6639,"type":"article-journal","abstract":"Cross-border shopping expands product variety and lowers prices for consumers in high-price countries, but it diminishes domestic tax revenues, reduces sales, and shifts demand away from local retailers. Exploiting Switzerland’s COVID-19-induced border closure as a natural experiment, I investigate the socioeconomic implications of cross-border shopping. Linking detailed grocery transaction records for 710,000 households to administrative data, I find that the border closure raises domestic grocery expenditures in border areas by an additional 10.4%. The benefits of cross-border shopping, however, are heterogeneous, and larger and lower-income households exhibit a particularly strong propensity to shop abroad. Based on these patterns, I estimate an annual loss of 1.5 billion Swiss francs in domestic grocery sales, equivalent to 3.8% of the total market.","container-title":"Swiss Journal of Economics and Statistics","DOI":"10.1186/s41937-025-00141-w","ISSN":"2235-6282","issue":"1","journalAbbreviation":"Swiss J Economics Statistics","language":"en","page":"9","source":"Springer Link","title":"Cross-border shopping: evidence from household transaction records","title-short":"Cross-border shopping","volume":"161","author":[{"family":"Kluser","given":"Frédéric"}],"issued":{"date-parts":[["2025",9,2]]}}}],"schema":"https://github.com/citation-style-language/schema/raw/master/csl-citation.json"} </w:instrText>
       </w:r>
       <w:r>
         <w:rPr>
@@ -3844,7 +3860,7 @@
         </w:rPr>
         <w:lastRenderedPageBreak/>
         <w:drawing>
-          <wp:anchor distT="0" distB="0" distL="114300" distR="114300" simplePos="0" relativeHeight="251659264" behindDoc="0" locked="0" layoutInCell="1" allowOverlap="1" wp14:anchorId="69A14E6A" wp14:editId="5A90E0FC">
+          <wp:anchor distT="0" distB="0" distL="114300" distR="114300" simplePos="0" relativeHeight="251659264" behindDoc="0" locked="0" layoutInCell="1" allowOverlap="1" wp14:anchorId="69A14E6A" wp14:editId="0992FA5E">
             <wp:simplePos x="0" y="0"/>
             <wp:positionH relativeFrom="margin">
               <wp:align>center</wp:align>
@@ -3940,7 +3956,23 @@
           <w:rFonts w:ascii="Times New Roman" w:hAnsi="Times New Roman" w:cs="Times New Roman"/>
           <w:lang w:val="en-US"/>
         </w:rPr>
-        <w:t>The results of the Leontief price model are shown in the figure below.</w:t>
+        <w:t xml:space="preserve">The results of the Leontief price model are </w:t>
+      </w:r>
+      <w:proofErr w:type="gramStart"/>
+      <w:r>
+        <w:rPr>
+          <w:rFonts w:ascii="Times New Roman" w:hAnsi="Times New Roman" w:cs="Times New Roman"/>
+          <w:lang w:val="en-US"/>
+        </w:rPr>
+        <w:t>shown in the figure</w:t>
+      </w:r>
+      <w:proofErr w:type="gramEnd"/>
+      <w:r>
+        <w:rPr>
+          <w:rFonts w:ascii="Times New Roman" w:hAnsi="Times New Roman" w:cs="Times New Roman"/>
+          <w:lang w:val="en-US"/>
+        </w:rPr>
+        <w:t xml:space="preserve"> below.</w:t>
       </w:r>
     </w:p>
     <w:p>
@@ -4901,8 +4933,17 @@
           <w:rFonts w:ascii="Times New Roman" w:hAnsi="Times New Roman" w:cs="Times New Roman"/>
           <w:lang w:val="en-US"/>
         </w:rPr>
-        <w:t>The agricultural sector</w:t>
-      </w:r>
+        <w:t xml:space="preserve">The agricultural </w:t>
+      </w:r>
+      <w:proofErr w:type="gramStart"/>
+      <w:r>
+        <w:rPr>
+          <w:rFonts w:ascii="Times New Roman" w:hAnsi="Times New Roman" w:cs="Times New Roman"/>
+          <w:lang w:val="en-US"/>
+        </w:rPr>
+        <w:t>sector</w:t>
+      </w:r>
+      <w:proofErr w:type="gramEnd"/>
       <w:r>
         <w:rPr>
           <w:rFonts w:ascii="Times New Roman" w:hAnsi="Times New Roman" w:cs="Times New Roman"/>
@@ -4922,14 +4963,39 @@
           <w:rFonts w:ascii="Times New Roman" w:hAnsi="Times New Roman" w:cs="Times New Roman"/>
           <w:lang w:val="en-US"/>
         </w:rPr>
-        <w:t xml:space="preserve"> the margins of the Coop-Migros duopoly</w:t>
-      </w:r>
-      <w:r>
-        <w:rPr>
-          <w:rFonts w:ascii="Times New Roman" w:hAnsi="Times New Roman" w:cs="Times New Roman"/>
-          <w:lang w:val="en-US"/>
-        </w:rPr>
-        <w:t xml:space="preserve"> is itself also heavily protected and regulated</w:t>
+        <w:t xml:space="preserve"> the margins of the Coop-Migros </w:t>
+      </w:r>
+      <w:proofErr w:type="gramStart"/>
+      <w:r>
+        <w:rPr>
+          <w:rFonts w:ascii="Times New Roman" w:hAnsi="Times New Roman" w:cs="Times New Roman"/>
+          <w:lang w:val="en-US"/>
+        </w:rPr>
+        <w:t>duopoly</w:t>
+      </w:r>
+      <w:proofErr w:type="gramEnd"/>
+      <w:r>
+        <w:rPr>
+          <w:rFonts w:ascii="Times New Roman" w:hAnsi="Times New Roman" w:cs="Times New Roman"/>
+          <w:lang w:val="en-US"/>
+        </w:rPr>
+        <w:t xml:space="preserve"> </w:t>
+      </w:r>
+      <w:proofErr w:type="gramStart"/>
+      <w:r>
+        <w:rPr>
+          <w:rFonts w:ascii="Times New Roman" w:hAnsi="Times New Roman" w:cs="Times New Roman"/>
+          <w:lang w:val="en-US"/>
+        </w:rPr>
+        <w:t>is itself</w:t>
+      </w:r>
+      <w:proofErr w:type="gramEnd"/>
+      <w:r>
+        <w:rPr>
+          <w:rFonts w:ascii="Times New Roman" w:hAnsi="Times New Roman" w:cs="Times New Roman"/>
+          <w:lang w:val="en-US"/>
+        </w:rPr>
+        <w:t xml:space="preserve"> also heavily protected and regulated</w:t>
       </w:r>
       <w:r>
         <w:rPr>
@@ -5281,7 +5347,23 @@
           <w:rFonts w:ascii="Times New Roman" w:hAnsi="Times New Roman" w:cs="Times New Roman"/>
           <w:lang w:val="en-US"/>
         </w:rPr>
-        <w:t xml:space="preserve"> claim to be engaged in "price wars" in order to remain attractive in the face of the two discount outsiders, Aldi and Lidl</w:t>
+        <w:t xml:space="preserve"> claim to be engaged in "price wars" </w:t>
+      </w:r>
+      <w:proofErr w:type="gramStart"/>
+      <w:r>
+        <w:rPr>
+          <w:rFonts w:ascii="Times New Roman" w:hAnsi="Times New Roman" w:cs="Times New Roman"/>
+          <w:lang w:val="en-US"/>
+        </w:rPr>
+        <w:t>in order to</w:t>
+      </w:r>
+      <w:proofErr w:type="gramEnd"/>
+      <w:r>
+        <w:rPr>
+          <w:rFonts w:ascii="Times New Roman" w:hAnsi="Times New Roman" w:cs="Times New Roman"/>
+          <w:lang w:val="en-US"/>
+        </w:rPr>
+        <w:t xml:space="preserve"> remain attractive in the face of the two discount outsiders, Aldi and Lidl</w:t>
       </w:r>
       <w:r>
         <w:rPr>
@@ -5351,7 +5433,7 @@
           <w:rFonts w:ascii="Times New Roman" w:hAnsi="Times New Roman" w:cs="Times New Roman"/>
           <w:lang w:val="en-US"/>
         </w:rPr>
-        <w:instrText xml:space="preserve"> ADDIN ZOTERO_ITEM CSL_CITATION {"citationID":"XbXe1nq6","properties":{"formattedCitation":"(Fischer et al. 2021)","plainCitation":"(Fischer et al. 2021)","noteIndex":0},"citationItems":[{"id":6774,"uris":["http://zotero.org/groups/6311349/items/9EMSZ2RT"],"itemData":{"id":6774,"type":"document","publisher":"BAK Economics","publisher-place":"Basel","title":"Analyse der Schweizer Detailhandelspreise im internationalen Vergleich","URL":"https://www.bak-economics.com/studien-analysen/detail/analyse-der-schweizer-detailhandelspreise-im-internationalen-vergleich","author":[{"family":"Fischer","given":"Silvan"},{"family":"Grass","given":"Michael"},{"family":"Grossmiklaus","given":"Bruno"},{"family":"Guggia","given":"Valentino"}],"issued":{"date-parts":[["2021"]]}}}],"schema":"https://github.com/citation-style-language/schema/raw/master/csl-citation.json"} </w:instrText>
+        <w:instrText xml:space="preserve"> ADDIN ZOTERO_ITEM CSL_CITATION {"citationID":"XbXe1nq6","properties":{"formattedCitation":"(Fischer et al. 2021)","plainCitation":"(Fischer et al. 2021)","dontUpdate":true,"noteIndex":0},"citationItems":[{"id":6774,"uris":["http://zotero.org/groups/6311349/items/9EMSZ2RT"],"itemData":{"id":6774,"type":"document","publisher":"BAK Economics","publisher-place":"Basel","title":"Analyse der Schweizer Detailhandelspreise im internationalen Vergleich","URL":"https://www.bak-economics.com/studien-analysen/detail/analyse-der-schweizer-detailhandelspreise-im-internationalen-vergleich","author":[{"family":"Fischer","given":"Silvan"},{"family":"Grass","given":"Michael"},{"family":"Grossmiklaus","given":"Bruno"},{"family":"Guggia","given":"Valentino"}],"issued":{"date-parts":[["2021"]]}}}],"schema":"https://github.com/citation-style-language/schema/raw/master/csl-citation.json"} </w:instrText>
       </w:r>
       <w:r>
         <w:rPr>
@@ -5463,7 +5545,29 @@
           <w:rFonts w:ascii="Times New Roman" w:hAnsi="Times New Roman" w:cs="Times New Roman"/>
           <w:lang w:val="en-US"/>
         </w:rPr>
-        <w:t xml:space="preserve"> while food prices remained stable.</w:t>
+        <w:t xml:space="preserve"> while </w:t>
+      </w:r>
+      <w:r>
+        <w:rPr>
+          <w:rFonts w:ascii="Times New Roman" w:hAnsi="Times New Roman" w:cs="Times New Roman"/>
+          <w:lang w:val="en-US"/>
+        </w:rPr>
+        <w:t>the food-only index increased by 19%</w:t>
+      </w:r>
+      <w:r>
+        <w:rPr>
+          <w:rStyle w:val="Appelnotedebasdep"/>
+          <w:rFonts w:ascii="Times New Roman" w:hAnsi="Times New Roman" w:cs="Times New Roman"/>
+          <w:lang w:val="en-US"/>
+        </w:rPr>
+        <w:footnoteReference w:id="8"/>
+      </w:r>
+      <w:r>
+        <w:rPr>
+          <w:rFonts w:ascii="Times New Roman" w:hAnsi="Times New Roman" w:cs="Times New Roman"/>
+          <w:lang w:val="en-US"/>
+        </w:rPr>
+        <w:t>.</w:t>
       </w:r>
       <w:r>
         <w:rPr>
@@ -5512,7 +5616,7 @@
           <w:rFonts w:ascii="Times New Roman" w:hAnsi="Times New Roman" w:cs="Times New Roman"/>
           <w:lang w:val="en-US"/>
         </w:rPr>
-        <w:t>moreover</w:t>
+        <w:t>however</w:t>
       </w:r>
       <w:r>
         <w:rPr>
@@ -5561,7 +5665,15 @@
           <w:rFonts w:ascii="Times New Roman" w:hAnsi="Times New Roman" w:cs="Times New Roman"/>
           <w:lang w:val="en-US"/>
         </w:rPr>
-        <w:t xml:space="preserve"> is that the strong degree of regulation and protection of the retail and agricultural sectors outlined above contribute </w:t>
+        <w:t xml:space="preserve"> is that the strong degree of regulation and protection of the retail and agricultural sectors outlined above </w:t>
+      </w:r>
+      <w:r>
+        <w:rPr>
+          <w:rFonts w:ascii="Times New Roman" w:hAnsi="Times New Roman" w:cs="Times New Roman"/>
+          <w:lang w:val="en-US"/>
+        </w:rPr>
+        <w:lastRenderedPageBreak/>
+        <w:t xml:space="preserve">contribute </w:t>
       </w:r>
       <w:r>
         <w:rPr>
@@ -5589,7 +5701,6 @@
         <w:rPr>
           <w:lang w:val="en-US"/>
         </w:rPr>
-        <w:lastRenderedPageBreak/>
         <w:t>Energy sector</w:t>
       </w:r>
     </w:p>
@@ -5604,6 +5715,75 @@
       <w:r>
         <w:rPr>
           <w:rFonts w:ascii="Times New Roman" w:hAnsi="Times New Roman" w:cs="Times New Roman"/>
+          <w:noProof/>
+          <w:lang w:val="en-US"/>
+        </w:rPr>
+        <w:drawing>
+          <wp:anchor distT="0" distB="0" distL="114300" distR="114300" simplePos="0" relativeHeight="251660288" behindDoc="0" locked="0" layoutInCell="1" allowOverlap="1" wp14:anchorId="72E75845" wp14:editId="050174DC">
+            <wp:simplePos x="0" y="0"/>
+            <wp:positionH relativeFrom="margin">
+              <wp:align>left</wp:align>
+            </wp:positionH>
+            <wp:positionV relativeFrom="paragraph">
+              <wp:posOffset>843915</wp:posOffset>
+            </wp:positionV>
+            <wp:extent cx="5527040" cy="4550410"/>
+            <wp:effectExtent l="0" t="0" r="0" b="2540"/>
+            <wp:wrapSquare wrapText="bothSides"/>
+            <wp:docPr id="1468408400" name="Image 1"/>
+            <wp:cNvGraphicFramePr>
+              <a:graphicFrameLocks xmlns:a="http://schemas.openxmlformats.org/drawingml/2006/main" noChangeAspect="1"/>
+            </wp:cNvGraphicFramePr>
+            <a:graphic xmlns:a="http://schemas.openxmlformats.org/drawingml/2006/main">
+              <a:graphicData uri="http://schemas.openxmlformats.org/drawingml/2006/picture">
+                <pic:pic xmlns:pic="http://schemas.openxmlformats.org/drawingml/2006/picture">
+                  <pic:nvPicPr>
+                    <pic:cNvPr id="0" name="Picture 1"/>
+                    <pic:cNvPicPr>
+                      <a:picLocks noChangeAspect="1" noChangeArrowheads="1"/>
+                    </pic:cNvPicPr>
+                  </pic:nvPicPr>
+                  <pic:blipFill>
+                    <a:blip r:embed="rId10" cstate="print">
+                      <a:extLst>
+                        <a:ext uri="{28A0092B-C50C-407E-A947-70E740481C1C}">
+                          <a14:useLocalDpi xmlns:a14="http://schemas.microsoft.com/office/drawing/2010/main" val="0"/>
+                        </a:ext>
+                      </a:extLst>
+                    </a:blip>
+                    <a:srcRect/>
+                    <a:stretch>
+                      <a:fillRect/>
+                    </a:stretch>
+                  </pic:blipFill>
+                  <pic:spPr bwMode="auto">
+                    <a:xfrm>
+                      <a:off x="0" y="0"/>
+                      <a:ext cx="5527040" cy="4550410"/>
+                    </a:xfrm>
+                    <a:prstGeom prst="rect">
+                      <a:avLst/>
+                    </a:prstGeom>
+                    <a:noFill/>
+                    <a:ln>
+                      <a:noFill/>
+                    </a:ln>
+                  </pic:spPr>
+                </pic:pic>
+              </a:graphicData>
+            </a:graphic>
+            <wp14:sizeRelH relativeFrom="margin">
+              <wp14:pctWidth>0</wp14:pctWidth>
+            </wp14:sizeRelH>
+            <wp14:sizeRelV relativeFrom="margin">
+              <wp14:pctHeight>0</wp14:pctHeight>
+            </wp14:sizeRelV>
+          </wp:anchor>
+        </w:drawing>
+      </w:r>
+      <w:r>
+        <w:rPr>
+          <w:rFonts w:ascii="Times New Roman" w:hAnsi="Times New Roman" w:cs="Times New Roman"/>
           <w:lang w:val="en-US"/>
         </w:rPr>
         <w:t xml:space="preserve">Another systemically significant sector which deserves close attention is the Electricity </w:t>
@@ -5635,6 +5815,13 @@
           <w:lang w:val="en-US"/>
         </w:rPr>
         <w:t xml:space="preserve">. </w:t>
+      </w:r>
+      <w:r>
+        <w:rPr>
+          <w:rFonts w:ascii="Times New Roman" w:hAnsi="Times New Roman" w:cs="Times New Roman"/>
+          <w:lang w:val="en-US"/>
+        </w:rPr>
+        <w:t>In terms of energy source, Switzerland is characterized by a well-diversified energy mix which makes the country relatively less dependent on fossil energy sources compared to other countries.</w:t>
       </w:r>
     </w:p>
     <w:p>
@@ -5650,7 +5837,356 @@
           <w:rFonts w:ascii="Times New Roman" w:hAnsi="Times New Roman" w:cs="Times New Roman"/>
           <w:lang w:val="en-US"/>
         </w:rPr>
-        <w:t>Fluctuations in oil and natural gas prices rank among the most powerful drivers of consumer price inflation. As fossil fuels constitute a critical intermediate input in the production of a wide range of goods and services, energy price shocks propagate rapidly through value chains and into the broader price level. The supply disruptions triggered by the COVID-19 pandemic and, more forcefully, by the Russian invasion of Ukraine, were instrumental in the resurgence of inflation across Europe from 2021 onwards.</w:t>
+        <w:t xml:space="preserve">Figure shows Switzerland’s share of energy consumption by source, measured in percentage of primary energy. Even though Switzerland’s main energy source comes from oil, its share </w:t>
+      </w:r>
+      <w:r>
+        <w:rPr>
+          <w:rFonts w:ascii="Times New Roman" w:hAnsi="Times New Roman" w:cs="Times New Roman"/>
+          <w:lang w:val="en-US"/>
+        </w:rPr>
+        <w:t>in terms of total primary energy consumption has declined substantially in the last decades, so much that hydropower has become since 2024 the country’s principal energy source.</w:t>
+      </w:r>
+      <w:r>
+        <w:rPr>
+          <w:rFonts w:ascii="Times New Roman" w:hAnsi="Times New Roman" w:cs="Times New Roman"/>
+          <w:lang w:val="en-US"/>
+        </w:rPr>
+        <w:t xml:space="preserve"> </w:t>
+      </w:r>
+      <w:r>
+        <w:rPr>
+          <w:rFonts w:ascii="Times New Roman" w:hAnsi="Times New Roman" w:cs="Times New Roman"/>
+          <w:lang w:val="en-US"/>
+        </w:rPr>
+        <w:t>While Switzerland is often regarded as a country deprived of any natural resources, it benefits from abundant water resources which represent a key indigenous asset</w:t>
+      </w:r>
+      <w:r>
+        <w:rPr>
+          <w:rFonts w:ascii="Times New Roman" w:hAnsi="Times New Roman" w:cs="Times New Roman"/>
+          <w:lang w:val="en-US"/>
+        </w:rPr>
+        <w:t xml:space="preserve">. The </w:t>
+      </w:r>
+      <w:r>
+        <w:rPr>
+          <w:rFonts w:ascii="Times New Roman" w:hAnsi="Times New Roman" w:cs="Times New Roman"/>
+          <w:lang w:val="en-US"/>
+        </w:rPr>
+        <w:t xml:space="preserve">use of water as a power resource </w:t>
+      </w:r>
+      <w:proofErr w:type="gramStart"/>
+      <w:r>
+        <w:rPr>
+          <w:rFonts w:ascii="Times New Roman" w:hAnsi="Times New Roman" w:cs="Times New Roman"/>
+          <w:lang w:val="en-US"/>
+        </w:rPr>
+        <w:t>dates back to</w:t>
+      </w:r>
+      <w:proofErr w:type="gramEnd"/>
+      <w:r>
+        <w:rPr>
+          <w:rFonts w:ascii="Times New Roman" w:hAnsi="Times New Roman" w:cs="Times New Roman"/>
+          <w:lang w:val="en-US"/>
+        </w:rPr>
+        <w:t xml:space="preserve"> the first industrial revolution, when hydropower was preferred over the steam engine as the driving source of power for industrialization. The choice of hydropower over the steam engine was a consequence of </w:t>
+      </w:r>
+      <w:r>
+        <w:rPr>
+          <w:rFonts w:ascii="Times New Roman" w:hAnsi="Times New Roman" w:cs="Times New Roman"/>
+          <w:lang w:val="en-US"/>
+        </w:rPr>
+        <w:t xml:space="preserve">the quasi-absence of domestic coal resources and the high transport costs which made imports of coal very expensive. </w:t>
+      </w:r>
+      <w:r>
+        <w:rPr>
+          <w:rFonts w:ascii="Times New Roman" w:hAnsi="Times New Roman" w:cs="Times New Roman"/>
+          <w:lang w:val="en-US"/>
+        </w:rPr>
+        <w:t xml:space="preserve">The choice of hydraulic power as the driving force during the Industrial Revolution had major consequences for Switzerland's economic and social development. Swiss factories, particularly those in the textile industry, became dispersed throughout rural areas along rivers and streams. For a long time, </w:t>
+      </w:r>
+      <w:r>
+        <w:rPr>
+          <w:rFonts w:ascii="Times New Roman" w:hAnsi="Times New Roman" w:cs="Times New Roman"/>
+          <w:lang w:val="en-US"/>
+        </w:rPr>
+        <w:lastRenderedPageBreak/>
+        <w:t xml:space="preserve">this rural character of Swiss industry </w:t>
+      </w:r>
+      <w:r>
+        <w:rPr>
+          <w:rFonts w:ascii="Times New Roman" w:hAnsi="Times New Roman" w:cs="Times New Roman"/>
+          <w:lang w:val="en-US"/>
+        </w:rPr>
+        <w:t>allowed</w:t>
+      </w:r>
+      <w:r>
+        <w:rPr>
+          <w:rFonts w:ascii="Times New Roman" w:hAnsi="Times New Roman" w:cs="Times New Roman"/>
+          <w:lang w:val="en-US"/>
+        </w:rPr>
+        <w:t xml:space="preserve"> industrialists to keep wages very low, since workers could obtain food and other necessities at low cost or even produce part of their own subsistence. This decentralized pattern of industrialization also slowed the emergence of the trade union movement.</w:t>
+      </w:r>
+      <w:r>
+        <w:rPr>
+          <w:rFonts w:ascii="Times New Roman" w:hAnsi="Times New Roman" w:cs="Times New Roman"/>
+          <w:lang w:val="en-US"/>
+        </w:rPr>
+        <w:t xml:space="preserve"> </w:t>
+      </w:r>
+      <w:r>
+        <w:rPr>
+          <w:rFonts w:ascii="Times New Roman" w:hAnsi="Times New Roman" w:cs="Times New Roman"/>
+          <w:lang w:val="en-US"/>
+        </w:rPr>
+        <w:t xml:space="preserve">The limited energy capacity of hydropower compared to the steam engine </w:t>
+      </w:r>
+      <w:r>
+        <w:rPr>
+          <w:rFonts w:ascii="Times New Roman" w:hAnsi="Times New Roman" w:cs="Times New Roman"/>
+          <w:lang w:val="en-US"/>
+        </w:rPr>
+        <w:t>furthermore</w:t>
+      </w:r>
+      <w:r>
+        <w:rPr>
+          <w:rFonts w:ascii="Times New Roman" w:hAnsi="Times New Roman" w:cs="Times New Roman"/>
+          <w:lang w:val="en-US"/>
+        </w:rPr>
+        <w:t xml:space="preserve"> explains why Swiss entrepreneurs specialized into the production of light commodities such as embroidery, textiles, ribbons, silk or watchmaking and jewelry-making. Industrial use of hydropower </w:t>
+      </w:r>
+      <w:r>
+        <w:rPr>
+          <w:rFonts w:ascii="Times New Roman" w:hAnsi="Times New Roman" w:cs="Times New Roman"/>
+          <w:lang w:val="en-US"/>
+        </w:rPr>
+        <w:t xml:space="preserve">henceforth </w:t>
+      </w:r>
+      <w:r>
+        <w:rPr>
+          <w:rFonts w:ascii="Times New Roman" w:hAnsi="Times New Roman" w:cs="Times New Roman"/>
+          <w:lang w:val="en-US"/>
+        </w:rPr>
+        <w:t>created a path dependency into the production of high value added light manufactures which resisted to drastic increase in coal imports after the railway revolution in the second half of the 19</w:t>
+      </w:r>
+      <w:r>
+        <w:rPr>
+          <w:rFonts w:ascii="Times New Roman" w:hAnsi="Times New Roman" w:cs="Times New Roman"/>
+          <w:vertAlign w:val="superscript"/>
+          <w:lang w:val="en-US"/>
+        </w:rPr>
+        <w:t>th</w:t>
+      </w:r>
+      <w:r>
+        <w:rPr>
+          <w:rFonts w:ascii="Times New Roman" w:hAnsi="Times New Roman" w:cs="Times New Roman"/>
+          <w:lang w:val="en-US"/>
+        </w:rPr>
+        <w:t xml:space="preserve"> century</w:t>
+      </w:r>
+      <w:r>
+        <w:rPr>
+          <w:rFonts w:ascii="Times New Roman" w:hAnsi="Times New Roman" w:cs="Times New Roman"/>
+          <w:lang w:val="en-US"/>
+        </w:rPr>
+        <w:t>, which were mainly use outside of private industries</w:t>
+      </w:r>
+      <w:r>
+        <w:rPr>
+          <w:rFonts w:ascii="Times New Roman" w:hAnsi="Times New Roman" w:cs="Times New Roman"/>
+          <w:lang w:val="en-US"/>
+        </w:rPr>
+        <w:t xml:space="preserve"> </w:t>
+      </w:r>
+      <w:r>
+        <w:rPr>
+          <w:rFonts w:ascii="Times New Roman" w:hAnsi="Times New Roman" w:cs="Times New Roman"/>
+          <w:lang w:val="en-US"/>
+        </w:rPr>
+        <w:fldChar w:fldCharType="begin"/>
+      </w:r>
+      <w:r>
+        <w:rPr>
+          <w:rFonts w:ascii="Times New Roman" w:hAnsi="Times New Roman" w:cs="Times New Roman"/>
+          <w:lang w:val="en-US"/>
+        </w:rPr>
+        <w:instrText xml:space="preserve"> ADDIN ZOTERO_ITEM CSL_CITATION {"citationID":"fSgCmRcq","properties":{"formattedCitation":"(Humair and Chachereau 2024)","plainCitation":"(Humair and Chachereau 2024)","noteIndex":0},"citationItems":[{"id":6793,"uris":["http://zotero.org/groups/6311349/items/XEDFQB4K"],"itemData":{"id":6793,"type":"book","abstract":"Avec les défis du changement climatique et les difficultés d’approvisionnement en électricité et en gaz, le début du 21e siècle rappelle avec force la place centrale de l’énergie dans nos sociétés contemporaines. En réalité, toute l’histoire de l’humanité est étroitement liée à la disponibilité de cette ressource capitale. L’énergie a conditionné des phénomènes fondamentaux tels que l’industrialisation ou la mondialisation, et a façonné nos paysages comme nos modes de vie. Ce livre retrace le développement du système énergétique en Suisse entre 1800 et 2024, parcourant l’apparition successive et la superposition des différentes ressources mobilisées, du bois au solaire en passant par le pétrole et l’électricité. Comment la consommation et le mix énergétique ont-ils évolué et pourquoi ? Quel rôle les différents acteurs sociaux, politiques et économiques ont-ils joué ? Quelles sont les spécificités énergétiques de la Suisse en comparaison internationale ? Un questionnement qui a pour vocation d’éclairer les débats actuels avec un regard historique. - 4e de couverture","call-number":"DBUH 9638 BFLA 330065","collection-title":"Savoir suisse 179 Histoire","edition":"Première edition","ISBN":"978-2-88915-639-9","language":"fre","publisher":"Presses polytechniques et universitaires romandes","publisher-place":"Lausanne","source":"unige.swisscovery.slsp.ch","title":"L'énergie en Suisse: de 1800 à nos jours","title-short":"L'énergie en Suisse","author":[{"family":"Humair","given":"Cédric"},{"family":"Chachereau","given":"Nicolas"}],"issued":{"date-parts":[["2024"]]}}}],"schema":"https://github.com/citation-style-language/schema/raw/master/csl-citation.json"} </w:instrText>
+      </w:r>
+      <w:r>
+        <w:rPr>
+          <w:rFonts w:ascii="Times New Roman" w:hAnsi="Times New Roman" w:cs="Times New Roman"/>
+          <w:lang w:val="en-US"/>
+        </w:rPr>
+        <w:fldChar w:fldCharType="separate"/>
+      </w:r>
+      <w:r>
+        <w:rPr>
+          <w:rFonts w:ascii="Aptos" w:hAnsi="Aptos"/>
+          <w:lang w:val="en-US"/>
+        </w:rPr>
+        <w:t xml:space="preserve">(Humair and </w:t>
+      </w:r>
+      <w:proofErr w:type="spellStart"/>
+      <w:r>
+        <w:rPr>
+          <w:rFonts w:ascii="Aptos" w:hAnsi="Aptos"/>
+          <w:lang w:val="en-US"/>
+        </w:rPr>
+        <w:t>Chachereau</w:t>
+      </w:r>
+      <w:proofErr w:type="spellEnd"/>
+      <w:r>
+        <w:rPr>
+          <w:rFonts w:ascii="Aptos" w:hAnsi="Aptos"/>
+          <w:lang w:val="en-US"/>
+        </w:rPr>
+        <w:t xml:space="preserve"> 2024)</w:t>
+      </w:r>
+      <w:r>
+        <w:rPr>
+          <w:rFonts w:ascii="Times New Roman" w:hAnsi="Times New Roman" w:cs="Times New Roman"/>
+          <w:lang w:val="en-US"/>
+        </w:rPr>
+        <w:fldChar w:fldCharType="end"/>
+      </w:r>
+      <w:r>
+        <w:rPr>
+          <w:rFonts w:ascii="Times New Roman" w:hAnsi="Times New Roman" w:cs="Times New Roman"/>
+          <w:lang w:val="en-US"/>
+        </w:rPr>
+        <w:t>.</w:t>
+      </w:r>
+      <w:r>
+        <w:rPr>
+          <w:rFonts w:ascii="Times New Roman" w:hAnsi="Times New Roman" w:cs="Times New Roman"/>
+          <w:lang w:val="en-US"/>
+        </w:rPr>
+        <w:t xml:space="preserve"> Hydropower generates nowadays around 58% of the country’s electricity and used to generate 90% of total electricity before the adoption nuclear power</w:t>
+      </w:r>
+      <w:r>
+        <w:rPr>
+          <w:rFonts w:ascii="Times New Roman" w:hAnsi="Times New Roman" w:cs="Times New Roman"/>
+          <w:lang w:val="en-US"/>
+        </w:rPr>
+        <w:t xml:space="preserve"> in the 70s (figure)</w:t>
+      </w:r>
+      <w:r>
+        <w:rPr>
+          <w:rFonts w:ascii="Times New Roman" w:hAnsi="Times New Roman" w:cs="Times New Roman"/>
+          <w:lang w:val="en-US"/>
+        </w:rPr>
+        <w:t xml:space="preserve">, whose emergence also contributed </w:t>
+      </w:r>
+      <w:r>
+        <w:rPr>
+          <w:rFonts w:ascii="Times New Roman" w:hAnsi="Times New Roman" w:cs="Times New Roman"/>
+          <w:lang w:val="en-US"/>
+        </w:rPr>
+        <w:t xml:space="preserve">to lower Switzerland’s strong energy mix. As a result, the share of low carbon energy in Switzerland (56,8%) is by far better compared than Europe (26,2%). With respect to inflation, there is evidence that </w:t>
+      </w:r>
+      <w:r>
+        <w:rPr>
+          <w:rFonts w:ascii="Times New Roman" w:hAnsi="Times New Roman" w:cs="Times New Roman"/>
+          <w:lang w:val="en-US"/>
+        </w:rPr>
+        <w:t xml:space="preserve">a high share of renewable sources in energy production helps to increase an economy’s resistance to external price shocks </w:t>
+      </w:r>
+      <w:r>
+        <w:rPr>
+          <w:rFonts w:ascii="Times New Roman" w:hAnsi="Times New Roman" w:cs="Times New Roman"/>
+          <w:lang w:val="en-US"/>
+        </w:rPr>
+        <w:fldChar w:fldCharType="begin"/>
+      </w:r>
+      <w:r>
+        <w:rPr>
+          <w:rFonts w:ascii="Times New Roman" w:hAnsi="Times New Roman" w:cs="Times New Roman"/>
+          <w:lang w:val="en-US"/>
+        </w:rPr>
+        <w:instrText xml:space="preserve"> ADDIN ZOTERO_ITEM CSL_CITATION {"citationID":"1p6Nk66x","properties":{"formattedCitation":"(Markowski and Kotli\\uc0\\u324{}ski 2023)","plainCitation":"(Markowski and Kotliński 2023)","noteIndex":0},"citationItems":[{"id":6534,"uris":["http://zotero.org/groups/6311349/items/QGDCJRLH"],"itemData":{"id":6534,"type":"article-journal","abstract":"One of the effects of the 2022 energy crisis was a high increase in inflation. According to a review of the literature on the subject, a factor that may increase the economy’s resistance to external price shocks is the relatively high share of renewable sources in energy production. The aim of this paper is to assess the relationship between the share of renewables in energy production and the level of HICP and core inflation in a cross-sectional approach in the crisis year of 2022 within the EU countries. This study used regression methods, cluster analysis and dispersion measures. As a result of the analysis, it was found that in 2022 (using a cross-sectional approach), there was a statistically significant relationship between the above-mentioned variables. A higher share of renewables by 1 p.p. meant lower HICP by 0.13 p.p. and lower core inflation by 0.1 p.p. “Wind” and “solar” had the greatest importance in the multiple regression equation. It can also be stated that in 2022, countries with a similar energy mix structure were characterized as having a similar rate of inflation. It is therefore justified to increase the share of renewables in energy production, because it brings not only positive environmental but also economic effects.","container-title":"Energies","DOI":"10.3390/en16237808","ISSN":"1996-1073","issue":"23","language":"en","license":"http://creativecommons.org/licenses/by/3.0/","page":"7808","publisher":"Multidisciplinary Digital Publishing Institute","source":"www.mdpi.com","title":"Renewables, Energy Mix and Inflation in the European Union Countries","volume":"16","author":[{"family":"Markowski","given":"Łukasz"},{"family":"Kotliński","given":"Kamil"}],"issued":{"date-parts":[["2023",1]]}}}],"schema":"https://github.com/citation-style-language/schema/raw/master/csl-citation.json"} </w:instrText>
+      </w:r>
+      <w:r>
+        <w:rPr>
+          <w:rFonts w:ascii="Times New Roman" w:hAnsi="Times New Roman" w:cs="Times New Roman"/>
+          <w:lang w:val="en-US"/>
+        </w:rPr>
+        <w:fldChar w:fldCharType="separate"/>
+      </w:r>
+      <w:r>
+        <w:rPr>
+          <w:rFonts w:ascii="Aptos" w:hAnsi="Aptos" w:cs="Times New Roman"/>
+          <w:kern w:val="0"/>
+          <w:lang w:val="en-US"/>
+        </w:rPr>
+        <w:t xml:space="preserve">(Markowski and </w:t>
+      </w:r>
+      <w:proofErr w:type="spellStart"/>
+      <w:r>
+        <w:rPr>
+          <w:rFonts w:ascii="Aptos" w:hAnsi="Aptos" w:cs="Times New Roman"/>
+          <w:kern w:val="0"/>
+          <w:lang w:val="en-US"/>
+        </w:rPr>
+        <w:t>Kotliński</w:t>
+      </w:r>
+      <w:proofErr w:type="spellEnd"/>
+      <w:r>
+        <w:rPr>
+          <w:rFonts w:ascii="Aptos" w:hAnsi="Aptos" w:cs="Times New Roman"/>
+          <w:kern w:val="0"/>
+          <w:lang w:val="en-US"/>
+        </w:rPr>
+        <w:t xml:space="preserve"> 2023)</w:t>
+      </w:r>
+      <w:r>
+        <w:rPr>
+          <w:rFonts w:ascii="Times New Roman" w:hAnsi="Times New Roman" w:cs="Times New Roman"/>
+          <w:lang w:val="en-US"/>
+        </w:rPr>
+        <w:fldChar w:fldCharType="end"/>
+      </w:r>
+      <w:r>
+        <w:rPr>
+          <w:rFonts w:ascii="Times New Roman" w:hAnsi="Times New Roman" w:cs="Times New Roman"/>
+          <w:lang w:val="en-US"/>
+        </w:rPr>
+        <w:t xml:space="preserve">. However, Switzerland’s low inflation cannot be explained solely by its efficient energy mix as </w:t>
+      </w:r>
+      <w:r>
+        <w:rPr>
+          <w:rFonts w:ascii="Times New Roman" w:hAnsi="Times New Roman" w:cs="Times New Roman"/>
+          <w:lang w:val="en-US"/>
+        </w:rPr>
+        <w:t xml:space="preserve">Northern European countries have higher inflation rates than Switzerland despite having a lower share of carbon energy (see figure). </w:t>
+      </w:r>
+      <w:r>
+        <w:rPr>
+          <w:rFonts w:ascii="Times New Roman" w:hAnsi="Times New Roman" w:cs="Times New Roman"/>
+          <w:lang w:val="en-US"/>
+        </w:rPr>
+        <w:t xml:space="preserve">Along with the energy mix, two other factors need to be </w:t>
+      </w:r>
+      <w:proofErr w:type="gramStart"/>
+      <w:r>
+        <w:rPr>
+          <w:rFonts w:ascii="Times New Roman" w:hAnsi="Times New Roman" w:cs="Times New Roman"/>
+          <w:lang w:val="en-US"/>
+        </w:rPr>
+        <w:t>taken into account</w:t>
+      </w:r>
+      <w:proofErr w:type="gramEnd"/>
+      <w:r>
+        <w:rPr>
+          <w:rFonts w:ascii="Times New Roman" w:hAnsi="Times New Roman" w:cs="Times New Roman"/>
+          <w:lang w:val="en-US"/>
+        </w:rPr>
+        <w:t xml:space="preserve">: </w:t>
+      </w:r>
+      <w:r>
+        <w:rPr>
+          <w:rFonts w:ascii="Times New Roman" w:hAnsi="Times New Roman" w:cs="Times New Roman"/>
+          <w:lang w:val="en-US"/>
+        </w:rPr>
+        <w:t xml:space="preserve">the regulation of the Swiss electricity market and the low energy intensity of the Swiss economy. </w:t>
       </w:r>
     </w:p>
     <w:p>
@@ -5666,35 +6202,65 @@
           <w:rFonts w:ascii="Times New Roman" w:hAnsi="Times New Roman" w:cs="Times New Roman"/>
           <w:lang w:val="en-US"/>
         </w:rPr>
-        <w:t>Switzerland's comparatively limited dependence on fossil fuels</w:t>
-      </w:r>
-      <w:r>
-        <w:rPr>
-          <w:rFonts w:ascii="Times New Roman" w:hAnsi="Times New Roman" w:cs="Times New Roman"/>
-          <w:lang w:val="en-US"/>
-        </w:rPr>
-        <w:t xml:space="preserve">, </w:t>
-      </w:r>
-      <w:r>
-        <w:rPr>
-          <w:rFonts w:ascii="Times New Roman" w:hAnsi="Times New Roman" w:cs="Times New Roman"/>
-          <w:lang w:val="en-US"/>
-        </w:rPr>
-        <w:t>owing to its substantial reliance on hydroelectric and nuclear power generation</w:t>
-      </w:r>
-      <w:r>
-        <w:rPr>
-          <w:rFonts w:ascii="Times New Roman" w:hAnsi="Times New Roman" w:cs="Times New Roman"/>
-          <w:lang w:val="en-US"/>
-        </w:rPr>
-        <w:t>,</w:t>
-      </w:r>
-      <w:r>
-        <w:rPr>
-          <w:rFonts w:ascii="Times New Roman" w:hAnsi="Times New Roman" w:cs="Times New Roman"/>
-          <w:lang w:val="en-US"/>
-        </w:rPr>
-        <w:t xml:space="preserve"> implies that energy price shocks transmit less forcefully to domestic consumer prices than in more fossil-fuel-dependent economies. This structural characteristic provides a natural buffer against the kind of cost-push dynamics that drove the post-pandemic inflation episode across much of the continent.</w:t>
+        <w:t xml:space="preserve">Regarding the former, </w:t>
+      </w:r>
+      <w:r>
+        <w:rPr>
+          <w:rFonts w:ascii="Times New Roman" w:hAnsi="Times New Roman" w:cs="Times New Roman"/>
+          <w:lang w:val="en-US"/>
+        </w:rPr>
+        <w:t xml:space="preserve">electricity supply for private households in Switzerland is not governed by a liberalized market as in the rest of Europe. Consumers purchase their electricity from a local utility provider which is only allowed to adjust electricity tariffs once a year, tariffs which are determined </w:t>
+      </w:r>
+      <w:proofErr w:type="gramStart"/>
+      <w:r>
+        <w:rPr>
+          <w:rFonts w:ascii="Times New Roman" w:hAnsi="Times New Roman" w:cs="Times New Roman"/>
+          <w:lang w:val="en-US"/>
+        </w:rPr>
+        <w:t>on the basis of</w:t>
+      </w:r>
+      <w:proofErr w:type="gramEnd"/>
+      <w:r>
+        <w:rPr>
+          <w:rFonts w:ascii="Times New Roman" w:hAnsi="Times New Roman" w:cs="Times New Roman"/>
+          <w:lang w:val="en-US"/>
+        </w:rPr>
+        <w:t xml:space="preserve"> their actual production and procurement cost. </w:t>
+      </w:r>
+      <w:r>
+        <w:rPr>
+          <w:rFonts w:ascii="Times New Roman" w:hAnsi="Times New Roman" w:cs="Times New Roman"/>
+          <w:lang w:val="en-US"/>
+        </w:rPr>
+        <w:t>Nordic countries, despite their</w:t>
+      </w:r>
+      <w:r>
+        <w:rPr>
+          <w:rFonts w:ascii="Times New Roman" w:hAnsi="Times New Roman" w:cs="Times New Roman"/>
+          <w:lang w:val="en-US"/>
+        </w:rPr>
+        <w:t xml:space="preserve"> better energy mix</w:t>
+      </w:r>
+      <w:r>
+        <w:rPr>
+          <w:rFonts w:ascii="Times New Roman" w:hAnsi="Times New Roman" w:cs="Times New Roman"/>
+          <w:lang w:val="en-US"/>
+        </w:rPr>
+        <w:t xml:space="preserve">, are integrated into the European energy market, where </w:t>
+      </w:r>
+      <w:r>
+        <w:rPr>
+          <w:rFonts w:ascii="Times New Roman" w:hAnsi="Times New Roman" w:cs="Times New Roman"/>
+          <w:lang w:val="en-US"/>
+        </w:rPr>
+        <w:t>wholesale electricity prices are influenced by the merit-order principle, under which the market price is determined by the cost of the marginal kilowatt-hour supplied to the market</w:t>
+      </w:r>
+      <w:r>
+        <w:rPr>
+          <w:rFonts w:ascii="Times New Roman" w:hAnsi="Times New Roman" w:cs="Times New Roman"/>
+          <w:lang w:val="en-US"/>
+        </w:rPr>
+        <w:t>.</w:t>
       </w:r>
     </w:p>
     <w:p>
@@ -5710,8 +6276,17 @@
           <w:rFonts w:ascii="Times New Roman" w:hAnsi="Times New Roman" w:cs="Times New Roman"/>
           <w:lang w:val="en-US"/>
         </w:rPr>
-        <w:t>While this explanation is intuitively compelling, it is complicated by the observation that several countries with even greener energy mixes, Iceland, Sweden, Norway, and Finland, nonetheless experienced higher inflation rates than Switzerland. The relevant distinguishing factor appears to be institutional rather than merely technical: Switzerland operates a regulated public energy market that anchors electricity and energy retail prices to domestic production costs. By contrast, the Nordic countries, despite their predominantly renewable generation capacity, are integrated into the European internal energy market, where prices are set at the marginal cost of the most expensive dispatched source, typically imported gas or coal. Their generation is low-carbon, but the price of that energy is nonetheless aligned with fossil fuel benchmarks. Switzerland's institutional insulation from this pricing mechanism provides an additional anti-inflationary buffer that a green energy mix alone cannot replicate.</w:t>
-      </w:r>
+        <w:t xml:space="preserve">Finally, the strong </w:t>
+      </w:r>
+      <w:proofErr w:type="spellStart"/>
+      <w:r>
+        <w:rPr>
+          <w:rFonts w:ascii="Times New Roman" w:hAnsi="Times New Roman" w:cs="Times New Roman"/>
+          <w:lang w:val="en-US"/>
+        </w:rPr>
+        <w:t>resi</w:t>
+      </w:r>
+      <w:proofErr w:type="spellEnd"/>
     </w:p>
     <w:p>
       <w:pPr>
@@ -5726,25 +6301,27 @@
           <w:rFonts w:ascii="Times New Roman" w:hAnsi="Times New Roman" w:cs="Times New Roman"/>
           <w:lang w:val="en-US"/>
         </w:rPr>
-        <w:t xml:space="preserve">A further dimension of this hypothesis concerns energy intensity. Switzerland ranks as the advanced economy with the lowest energy intensity of production, consuming exceptionally little energy per unit of gross value added. Low energy intensity implies that supply-side price shocks translate less directly into consumer price inflation and propagate less extensively through domestic value chains. A recent study by the State Secretariat for Economic Affairs (SECO) confirms that this efficiency advantage is pervasive across all sectors of the Swiss economy, agriculture, industry, services, and households alike. Swiss manufacturing, for instance, consumes less than one-third of the energy used in French manufacturing and less than half of that used in German manufacturing per unit of gross value added. This structural advantage has been further reinforced since 2010 by the expansion of the pharmaceutical sector, which is </w:t>
-      </w:r>
-      <w:r>
-        <w:rPr>
-          <w:rFonts w:ascii="Times New Roman" w:hAnsi="Times New Roman" w:cs="Times New Roman"/>
-          <w:lang w:val="en-US"/>
-        </w:rPr>
-        <w:t>characterized</w:t>
-      </w:r>
-      <w:r>
-        <w:rPr>
-          <w:rFonts w:ascii="Times New Roman" w:hAnsi="Times New Roman" w:cs="Times New Roman"/>
-          <w:lang w:val="en-US"/>
-        </w:rPr>
-        <w:t xml:space="preserve"> by relatively low energy intensity and whose share of Swiss manufacturing value added rose from 15% to 31% between 2010 and 2019.</w:t>
-      </w:r>
+        <w:t xml:space="preserve">Regarding energy intensity, </w:t>
+      </w:r>
+      <w:r>
+        <w:rPr>
+          <w:rFonts w:ascii="Times New Roman" w:hAnsi="Times New Roman" w:cs="Times New Roman"/>
+          <w:lang w:val="en-US"/>
+        </w:rPr>
+        <w:t>Switzerland ranks as the advanced economy with the lowest energy intensity of production, consuming exceptionally little energy per unit of gross value added. Low energy intensity implies that supply-side price shocks translate less directly into consumer price inflation and propagate less extensively through domestic value chains. A recent study by the State Secretariat for Economic Affairs (SECO) confirms that this efficiency advantage is pervasive across all sectors of the Swiss economy, agriculture, industry, services, and households alike. Swiss manufacturing, for instance, consumes less than one-third of the energy used in French manufacturing and less than half of that used in German manufacturing per unit of gross value added. This structural advantage has been further reinforced since 2010 by the expansion of the pharmaceutical sector, which is characterized by relatively low energy intensity and whose share of Swiss manufacturing value added rose from 15% to 31% between 2010 and 2019.</w:t>
+      </w:r>
+    </w:p>
+    <w:p>
+      <w:pPr>
+        <w:jc w:val="both"/>
+        <w:rPr>
+          <w:rFonts w:ascii="Times New Roman" w:hAnsi="Times New Roman" w:cs="Times New Roman"/>
+          <w:lang w:val="en-US"/>
+        </w:rPr>
+      </w:pPr>
     </w:p>
     <w:sectPr>
-      <w:footerReference w:type="default" r:id="rId10"/>
+      <w:footerReference w:type="default" r:id="rId11"/>
       <w:pgSz w:w="11906" w:h="16838"/>
       <w:pgMar w:top="1417" w:right="1417" w:bottom="1417" w:left="1417" w:header="708" w:footer="708" w:gutter="0"/>
       <w:cols w:space="708"/>
@@ -6172,33 +6749,98 @@
         </w:rPr>
         <w:t xml:space="preserve"> </w:t>
       </w:r>
-      <w:r>
+      <w:hyperlink r:id="rId1" w:history="1">
+        <w:r>
+          <w:rPr>
+            <w:rStyle w:val="Lienhypertexte"/>
+            <w:lang w:val="en-US"/>
+          </w:rPr>
+          <w:t>https://www.rts.ch/info/economie/14379498-les-marges-spectaculaires-des-grands-distributeurs-coop-et-migros.html</w:t>
+        </w:r>
+      </w:hyperlink>
+      <w:r>
+        <w:rPr>
+          <w:lang w:val="en-US"/>
+        </w:rPr>
+        <w:t xml:space="preserve"> </w:t>
+      </w:r>
+    </w:p>
+  </w:footnote>
+  <w:footnote w:id="8">
+    <w:p>
+      <w:pPr>
+        <w:pStyle w:val="Notedebasdepage"/>
+        <w:rPr>
+          <w:lang w:val="en-US"/>
+        </w:rPr>
+      </w:pPr>
+      <w:r>
+        <w:rPr>
+          <w:rStyle w:val="Appelnotedebasdep"/>
+        </w:rPr>
+        <w:footnoteRef/>
+      </w:r>
+      <w:r>
+        <w:rPr>
+          <w:lang w:val="en-US"/>
+        </w:rPr>
+        <w:t xml:space="preserve"> According to </w:t>
+      </w:r>
+      <w:r>
+        <w:rPr>
+          <w:rFonts w:ascii="Times New Roman" w:hAnsi="Times New Roman" w:cs="Times New Roman"/>
+          <w:lang w:val="en-US"/>
+        </w:rPr>
         <w:fldChar w:fldCharType="begin"/>
       </w:r>
       <w:r>
         <w:rPr>
-          <w:lang w:val="en-US"/>
-        </w:rPr>
-        <w:instrText>HYPERLINK "https://www.rts.ch/info/economie/14379498-les-marges-spectaculaires-des-grands-distributeurs-coop-et-migros.html"</w:instrText>
-      </w:r>
-      <w:r>
+          <w:rFonts w:ascii="Times New Roman" w:hAnsi="Times New Roman" w:cs="Times New Roman"/>
+          <w:lang w:val="en-US"/>
+        </w:rPr>
+        <w:instrText xml:space="preserve"> ADDIN ZOTERO_ITEM CSL_CITATION {"citationID":"XbXe1nq6","properties":{"formattedCitation":"(Fischer et al. 2021)","plainCitation":"(Fischer et al. 2021)","dontUpdate":true,"noteIndex":0},"citationItems":[{"id":6774,"uris":["http://zotero.org/groups/6311349/items/9EMSZ2RT"],"itemData":{"id":6774,"type":"document","publisher":"BAK Economics","publisher-place":"Basel","title":"Analyse der Schweizer Detailhandelspreise im internationalen Vergleich","URL":"https://www.bak-economics.com/studien-analysen/detail/analyse-der-schweizer-detailhandelspreise-im-internationalen-vergleich","author":[{"family":"Fischer","given":"Silvan"},{"family":"Grass","given":"Michael"},{"family":"Grossmiklaus","given":"Bruno"},{"family":"Guggia","given":"Valentino"}],"issued":{"date-parts":[["2021"]]}}}],"schema":"https://github.com/citation-style-language/schema/raw/master/csl-citation.json"} </w:instrText>
+      </w:r>
+      <w:r>
+        <w:rPr>
+          <w:rFonts w:ascii="Times New Roman" w:hAnsi="Times New Roman" w:cs="Times New Roman"/>
+          <w:lang w:val="en-US"/>
+        </w:rPr>
         <w:fldChar w:fldCharType="separate"/>
       </w:r>
       <w:r>
         <w:rPr>
-          <w:rStyle w:val="Lienhypertexte"/>
-          <w:lang w:val="en-US"/>
-        </w:rPr>
-        <w:t>https://www.rts.ch/info/economie/14379498-les-marges-spectaculaires-des-grands-distributeurs-coop-et-migros.html</w:t>
-      </w:r>
-      <w:r>
+          <w:rFonts w:ascii="Aptos" w:hAnsi="Aptos"/>
+          <w:lang w:val="en-US"/>
+        </w:rPr>
+        <w:t xml:space="preserve">Fischer et al. </w:t>
+      </w:r>
+      <w:r>
+        <w:rPr>
+          <w:rFonts w:ascii="Aptos" w:hAnsi="Aptos"/>
+          <w:lang w:val="en-US"/>
+        </w:rPr>
+        <w:t>(</w:t>
+      </w:r>
+      <w:r>
+        <w:rPr>
+          <w:rFonts w:ascii="Aptos" w:hAnsi="Aptos"/>
+          <w:lang w:val="en-US"/>
+        </w:rPr>
+        <w:t>2021)</w:t>
+      </w:r>
+      <w:r>
+        <w:rPr>
+          <w:rFonts w:ascii="Times New Roman" w:hAnsi="Times New Roman" w:cs="Times New Roman"/>
+          <w:lang w:val="en-US"/>
+        </w:rPr>
         <w:fldChar w:fldCharType="end"/>
       </w:r>
       <w:r>
         <w:rPr>
-          <w:lang w:val="en-US"/>
-        </w:rPr>
-        <w:t xml:space="preserve"> </w:t>
+          <w:rFonts w:ascii="Times New Roman" w:hAnsi="Times New Roman" w:cs="Times New Roman"/>
+          <w:lang w:val="en-US"/>
+        </w:rPr>
+        <w:t xml:space="preserve">’s estimations, this increase in the food-only retail price index is strongly driven by </w:t>
       </w:r>
     </w:p>
   </w:footnote>

--- a/posts/inflation suisse/inflation_switzerland.docx
+++ b/posts/inflation suisse/inflation_switzerland.docx
@@ -521,92 +521,14 @@
           <w:rFonts w:ascii="Times New Roman" w:hAnsi="Times New Roman" w:cs="Times New Roman"/>
           <w:lang w:val="en-US"/>
         </w:rPr>
-        <w:t xml:space="preserve"> Swiss prices are indeed among the most stable in the world since the last two decades, with an average annual inflation rate of its national consumer price index of only 0,6% between 2000 and 2025. Among developed economies, only Japan has experienced lower inflation (0,5%), whereas inflation rates usually </w:t>
-      </w:r>
-      <w:r>
-        <w:rPr>
-          <w:rFonts w:ascii="Times New Roman" w:hAnsi="Times New Roman" w:cs="Times New Roman"/>
-          <w:lang w:val="en-US"/>
-        </w:rPr>
-        <w:lastRenderedPageBreak/>
-        <w:t xml:space="preserve">ranged from 1,5% to 2,5% in other </w:t>
-      </w:r>
-      <w:r>
-        <w:rPr>
-          <w:rFonts w:ascii="Times New Roman" w:hAnsi="Times New Roman" w:cs="Times New Roman"/>
-          <w:lang w:val="en-US"/>
-        </w:rPr>
-        <w:t>high-income</w:t>
-      </w:r>
-      <w:r>
-        <w:rPr>
-          <w:rFonts w:ascii="Times New Roman" w:hAnsi="Times New Roman" w:cs="Times New Roman"/>
-          <w:lang w:val="en-US"/>
-        </w:rPr>
-        <w:t xml:space="preserve"> countries. At the same time, Switzerland has one of the highest price level</w:t>
-      </w:r>
-      <w:r>
-        <w:rPr>
-          <w:rFonts w:ascii="Times New Roman" w:hAnsi="Times New Roman" w:cs="Times New Roman"/>
-          <w:lang w:val="en-US"/>
-        </w:rPr>
-        <w:t>s</w:t>
-      </w:r>
-      <w:r>
-        <w:rPr>
-          <w:rFonts w:ascii="Times New Roman" w:hAnsi="Times New Roman" w:cs="Times New Roman"/>
-          <w:lang w:val="en-US"/>
-        </w:rPr>
-        <w:t xml:space="preserve"> in the world. Its GDP price index is approximately 60% higher than the EU average and final household expenditure prices are higher by 82% </w:t>
-      </w:r>
-      <w:r>
-        <w:rPr>
-          <w:rFonts w:ascii="Times New Roman" w:hAnsi="Times New Roman" w:cs="Times New Roman"/>
-          <w:lang w:val="en-US"/>
-        </w:rPr>
-        <w:fldChar w:fldCharType="begin"/>
-      </w:r>
-      <w:r>
-        <w:rPr>
-          <w:rFonts w:ascii="Times New Roman" w:hAnsi="Times New Roman" w:cs="Times New Roman"/>
-          <w:lang w:val="en-US"/>
-        </w:rPr>
-        <w:instrText xml:space="preserve"> ADDIN ZOTERO_ITEM CSL_CITATION {"citationID":"hxPsEvQh","properties":{"formattedCitation":"(Albouy and Bordes 2026)","plainCitation":"(Albouy and Bordes 2026)","noteIndex":0},"citationItems":[{"id":6579,"uris":["http://zotero.org/groups/6311349/items/42T8BLWT"],"itemData":{"id":6579,"type":"document","abstract":"Switzerland is roughly 60% more expensive than its neighbouring countries. Consumer prices – particularly for services – are more affected by this than investment prices. This high-price island reveals a two-sided economy: very productive exporting sectors with high wages, and a domestic sector forced to bring itself up to the level of the former, raising prices in the long term. This model contin","language":"fr","publisher":"Direction générale du Trésor","title":"The Swiss High-Price Island","URL":"https://www.tresor.economie.gouv.fr/Articles/2026/01/22/the-swiss-high-price-island","author":[{"family":"Albouy","given":"Martin"},{"family":"Bordes","given":"Gilles"}],"accessed":{"date-parts":[["2026",6,26]]},"issued":{"date-parts":[["2026"]]}}}],"schema":"https://github.com/citation-style-language/schema/raw/master/csl-citation.json"} </w:instrText>
-      </w:r>
-      <w:r>
-        <w:rPr>
-          <w:rFonts w:ascii="Times New Roman" w:hAnsi="Times New Roman" w:cs="Times New Roman"/>
-          <w:lang w:val="en-US"/>
-        </w:rPr>
-        <w:fldChar w:fldCharType="separate"/>
-      </w:r>
-      <w:r>
-        <w:rPr>
-          <w:rFonts w:ascii="Aptos" w:hAnsi="Aptos"/>
-          <w:lang w:val="en-US"/>
-        </w:rPr>
-        <w:t>(Albouy and Bordes 2026)</w:t>
-      </w:r>
-      <w:r>
-        <w:rPr>
-          <w:rFonts w:ascii="Times New Roman" w:hAnsi="Times New Roman" w:cs="Times New Roman"/>
-          <w:lang w:val="en-US"/>
-        </w:rPr>
-        <w:fldChar w:fldCharType="end"/>
-      </w:r>
-      <w:r>
-        <w:rPr>
-          <w:rFonts w:ascii="Times New Roman" w:hAnsi="Times New Roman" w:cs="Times New Roman"/>
-          <w:lang w:val="en-US"/>
-        </w:rPr>
-        <w:t xml:space="preserve">, </w:t>
-      </w:r>
-      <w:r>
-        <w:rPr>
-          <w:rFonts w:ascii="Times New Roman" w:hAnsi="Times New Roman" w:cs="Times New Roman"/>
-          <w:lang w:val="en-US"/>
-        </w:rPr>
-        <w:t>which contribute to Switzerland being characterized as an “island of high prices” due to its relatively very high price level.</w:t>
+        <w:t xml:space="preserve"> </w:t>
+      </w:r>
+      <w:r>
+        <w:rPr>
+          <w:rFonts w:ascii="Times New Roman" w:hAnsi="Times New Roman" w:cs="Times New Roman"/>
+          <w:lang w:val="en-US"/>
+        </w:rPr>
+        <w:t xml:space="preserve">As shown in figure 1, Swiss headline inflation rates are consistently lower compared than the OECD’s overall average in the last decades as well as below US inflation </w:t>
       </w:r>
     </w:p>
     <w:p>
@@ -622,63 +544,8 @@
           <w:rFonts w:ascii="Times New Roman" w:hAnsi="Times New Roman" w:cs="Times New Roman"/>
           <w:lang w:val="en-US"/>
         </w:rPr>
-        <w:t xml:space="preserve">What </w:t>
-      </w:r>
-      <w:r>
-        <w:rPr>
-          <w:rFonts w:ascii="Times New Roman" w:hAnsi="Times New Roman" w:cs="Times New Roman"/>
-          <w:lang w:val="en-US"/>
-        </w:rPr>
-        <w:t xml:space="preserve">factors lie behind the high price levels and low inflation rates in Switzerland? What makes this country particularly resistant to inflationary pressures? </w:t>
-      </w:r>
-      <w:r>
-        <w:rPr>
-          <w:rFonts w:ascii="Times New Roman" w:hAnsi="Times New Roman" w:cs="Times New Roman"/>
-          <w:lang w:val="en-US"/>
-        </w:rPr>
-        <w:t xml:space="preserve">The present contribution aims to contribute to the current debates </w:t>
-      </w:r>
-      <w:r>
-        <w:rPr>
-          <w:rFonts w:ascii="Times New Roman" w:hAnsi="Times New Roman" w:cs="Times New Roman"/>
-          <w:lang w:val="en-US"/>
-        </w:rPr>
-        <w:t>around the return of inflation through an assessment of the institutional characteristics of the Swiss socio-economic model as well as its policy instruments which make it robust to inflation.</w:t>
-      </w:r>
-      <w:r>
-        <w:rPr>
-          <w:rFonts w:ascii="Times New Roman" w:hAnsi="Times New Roman" w:cs="Times New Roman"/>
-          <w:lang w:val="en-US"/>
-        </w:rPr>
-        <w:t xml:space="preserve"> </w:t>
-      </w:r>
-      <w:r>
-        <w:rPr>
-          <w:rFonts w:ascii="Times New Roman" w:hAnsi="Times New Roman" w:cs="Times New Roman"/>
-          <w:lang w:val="en-US"/>
-        </w:rPr>
-        <w:t>Regarding the debates, t</w:t>
-      </w:r>
-      <w:r>
-        <w:rPr>
-          <w:rFonts w:ascii="Times New Roman" w:hAnsi="Times New Roman" w:cs="Times New Roman"/>
-          <w:lang w:val="en-US"/>
-        </w:rPr>
-        <w:t xml:space="preserve">here are two main </w:t>
-      </w:r>
-      <w:r>
-        <w:rPr>
-          <w:rFonts w:ascii="Times New Roman" w:hAnsi="Times New Roman" w:cs="Times New Roman"/>
-          <w:lang w:val="en-US"/>
-        </w:rPr>
-        <w:t>currents</w:t>
-      </w:r>
-      <w:r>
-        <w:rPr>
-          <w:rFonts w:ascii="Times New Roman" w:hAnsi="Times New Roman" w:cs="Times New Roman"/>
-          <w:lang w:val="en-US"/>
-        </w:rPr>
-        <w:t xml:space="preserve"> in that regard. On the one hand, New Keynesian</w:t>
+        <w:lastRenderedPageBreak/>
+        <w:t>At the same time, Switzerland has one of the highest price level</w:t>
       </w:r>
       <w:r>
         <w:rPr>
@@ -692,21 +559,7 @@
           <w:rFonts w:ascii="Times New Roman" w:hAnsi="Times New Roman" w:cs="Times New Roman"/>
           <w:lang w:val="en-US"/>
         </w:rPr>
-        <w:t xml:space="preserve"> or New Consensus macroeconomists view inflation as the result of excess demand, that is, when there is a positive gap between actual GDP and potential GDP.</w:t>
-      </w:r>
-      <w:r>
-        <w:rPr>
-          <w:rFonts w:ascii="Times New Roman" w:hAnsi="Times New Roman" w:cs="Times New Roman"/>
-          <w:lang w:val="en-US"/>
-        </w:rPr>
-        <w:t xml:space="preserve"> According to this approach, the inflation of the 2020s is the result of either the fiscal and monetary stimulus in the aftermath of the Covid-19 crisis, or the result of a wage-price spiral. On the other hand, heterodox economists from post-Keynesian and institutionalist strands view inflation mainly as a cost-push phenomenon</w:t>
-      </w:r>
-      <w:r>
-        <w:rPr>
-          <w:rFonts w:ascii="Times New Roman" w:hAnsi="Times New Roman" w:cs="Times New Roman"/>
-          <w:lang w:val="en-US"/>
-        </w:rPr>
-        <w:t xml:space="preserve"> triggered by supply shocks affecting sectors with systemically significant prices which propagate more strongly to the rest of the economy such as energy </w:t>
+        <w:t xml:space="preserve"> in the world. Its GDP price index is approximately 60% higher than the EU average and final household expenditure prices are higher by 82% </w:t>
       </w:r>
       <w:r>
         <w:rPr>
@@ -720,7 +573,7 @@
           <w:rFonts w:ascii="Times New Roman" w:hAnsi="Times New Roman" w:cs="Times New Roman"/>
           <w:lang w:val="en-US"/>
         </w:rPr>
-        <w:instrText xml:space="preserve"> ADDIN ZOTERO_ITEM CSL_CITATION {"citationID":"23TK3jy2","properties":{"formattedCitation":"(Weber et al. 2024, 2026)","plainCitation":"(Weber et al. 2024, 2026)","noteIndex":0},"citationItems":[{"id":4944,"uris":["http://zotero.org/groups/6311349/items/I2LQMEPA"],"itemData":{"id":4944,"type":"article-journal","abstract":"In the overlapping global emergencies of the pandemic, climate change and geopolitical confrontations, supply shocks have become frequent and inflation has returned. This raises the question of how sector-specific shocks are related to overall price stability. This paper simulates price shocks in an input–output model to identify sectors which present systemic vulnerabilities for monetary stability in the United States. We call these prices systemically significant. We find that in our simulations the pre-pandemic average price volatilities and the price shocks in the COVID-19 and Ukraine war inflation yield an almost identical set of systemically significant prices. The sectors with systemically significant prices fall into four groups: energy, basic production inputs other than energy, basic necessities, and commercial infrastructure. Specifically, they are “Petroleum and coal products,” “Oil and gas extraction,” “Utilities,” “Chemical products,” “Farms,” “Food and beverage and tobacco products,” “Housing,” and “Wholesale trade.” We argue that in times of overlapping emergencies, economic stabilization needs to go beyond monetary policy and requires institutions and policies that can target these systemically significant sectors.","container-title":"Industrial and Corporate Change","DOI":"10.1093/icc/dtad080","ISSN":"0960-6491","issue":"2","journalAbbreviation":"Ind Corp Change","page":"297-341","source":"Silverchair","title":"Inflation in times of overlapping emergencies: Systemically significant prices from an input–output perspective","title-short":"Inflation in times of overlapping emergencies","volume":"33","author":[{"family":"Weber","given":"Isabella M"},{"family":"Lara Jauregui","given":"Jesus"},{"family":"Teixeira","given":"Lucas"},{"family":"Nassif Pires","given":"Luiza"}],"issued":{"date-parts":[["2024",4,1]]}}},{"id":6586,"uris":["http://zotero.org/groups/6311349/items/8YS97DDS"],"itemData":{"id":6586,"type":"article-journal","abstract":"Climate change and geopolitical tensions render supply shocks more likely, which can trigger inflation (“shockflation”). Additionally, the EU's reliance upon an emissions trading system as its chief climate mitigation policy can give rise to inflation (“carbonflation”). Through simulations using an input-output price model for Germany, we show that the same systemically significant sectors – those essential for human livelihoods, production and commerce – present points of vulnerability for shockflation and also carbonflation, if carbon markets are the only policy tool deployed to cut emissions. A total of up to 91.3 percent of potential carbonflation can be attributed to just six systemically significant sectors. Our findings remain robust under varying assumptions regarding substitution and passthrough effects. We identify three pathways to systemic significance: CPI weight, price volatility and upstreamness. This can inform decarbonization policies that pursue both a green transition of the energy system and stabilization.","container-title":"Energy Policy","DOI":"10.1016/j.enpol.2026.115395","ISSN":"0301-4215","journalAbbreviation":"Energy Policy","page":"115395","source":"ScienceDirect","title":"Carbon prices and inflation in a world of shocks: Systemically significant prices and industrial policy targeting in Germany","title-short":"Carbon prices and inflation in a world of shocks","volume":"217","author":[{"family":"Weber","given":"Isabella M."},{"family":"Thie","given":"Jan-Erik"},{"family":"Jauregui","given":"Jesus Lara"},{"family":"Teixeira","given":"Lucas"}],"issued":{"date-parts":[["2026",10,1]]}}}],"schema":"https://github.com/citation-style-language/schema/raw/master/csl-citation.json"} </w:instrText>
+        <w:instrText xml:space="preserve"> ADDIN ZOTERO_ITEM CSL_CITATION {"citationID":"hxPsEvQh","properties":{"formattedCitation":"(Albouy and Bordes 2026)","plainCitation":"(Albouy and Bordes 2026)","noteIndex":0},"citationItems":[{"id":6579,"uris":["http://zotero.org/groups/6311349/items/42T8BLWT"],"itemData":{"id":6579,"type":"document","abstract":"Switzerland is roughly 60% more expensive than its neighbouring countries. Consumer prices – particularly for services – are more affected by this than investment prices. This high-price island reveals a two-sided economy: very productive exporting sectors with high wages, and a domestic sector forced to bring itself up to the level of the former, raising prices in the long term. This model contin","language":"fr","publisher":"Direction générale du Trésor","title":"The Swiss High-Price Island","URL":"https://www.tresor.economie.gouv.fr/Articles/2026/01/22/the-swiss-high-price-island","author":[{"family":"Albouy","given":"Martin"},{"family":"Bordes","given":"Gilles"}],"accessed":{"date-parts":[["2026",6,26]]},"issued":{"date-parts":[["2026"]]}}}],"schema":"https://github.com/citation-style-language/schema/raw/master/csl-citation.json"} </w:instrText>
       </w:r>
       <w:r>
         <w:rPr>
@@ -734,7 +587,7 @@
           <w:rFonts w:ascii="Aptos" w:hAnsi="Aptos"/>
           <w:lang w:val="en-US"/>
         </w:rPr>
-        <w:t>(Weber et al. 2024, 2026)</w:t>
+        <w:t>(Albouy and Bordes 2026)</w:t>
       </w:r>
       <w:r>
         <w:rPr>
@@ -748,91 +601,295 @@
           <w:rFonts w:ascii="Times New Roman" w:hAnsi="Times New Roman" w:cs="Times New Roman"/>
           <w:lang w:val="en-US"/>
         </w:rPr>
-        <w:t xml:space="preserve">. Whereas </w:t>
-      </w:r>
-      <w:r>
-        <w:rPr>
-          <w:rFonts w:ascii="Times New Roman" w:hAnsi="Times New Roman" w:cs="Times New Roman"/>
-          <w:lang w:val="en-US"/>
-        </w:rPr>
-        <w:t xml:space="preserve">neo-Keynesians </w:t>
-      </w:r>
-      <w:r>
-        <w:rPr>
-          <w:rFonts w:ascii="Times New Roman" w:hAnsi="Times New Roman" w:cs="Times New Roman"/>
-          <w:lang w:val="en-US"/>
-        </w:rPr>
-        <w:t xml:space="preserve">advocate </w:t>
-      </w:r>
-      <w:r>
-        <w:rPr>
-          <w:rFonts w:ascii="Times New Roman" w:hAnsi="Times New Roman" w:cs="Times New Roman"/>
-          <w:lang w:val="en-US"/>
-        </w:rPr>
-        <w:t>restrictive</w:t>
-      </w:r>
-      <w:r>
-        <w:rPr>
-          <w:rFonts w:ascii="Times New Roman" w:hAnsi="Times New Roman" w:cs="Times New Roman"/>
-          <w:lang w:val="en-US"/>
-        </w:rPr>
-        <w:t xml:space="preserve"> monetary policy to reduce aggregate demand to fight inflation, heterodox economists propose more encompassing set of policies and reforms</w:t>
-      </w:r>
-      <w:r>
-        <w:rPr>
-          <w:rFonts w:ascii="Times New Roman" w:hAnsi="Times New Roman" w:cs="Times New Roman"/>
-          <w:lang w:val="en-US"/>
-        </w:rPr>
-        <w:t xml:space="preserve"> such as maintaining strategic reserves and implementing buffer stock systems to fight price fluctuations</w:t>
-      </w:r>
-      <w:r>
-        <w:rPr>
-          <w:rFonts w:ascii="Times New Roman" w:hAnsi="Times New Roman" w:cs="Times New Roman"/>
-          <w:lang w:val="en-US"/>
-        </w:rPr>
-        <w:t xml:space="preserve">. </w:t>
-      </w:r>
-      <w:r>
-        <w:rPr>
-          <w:rFonts w:ascii="Times New Roman" w:hAnsi="Times New Roman" w:cs="Times New Roman"/>
-          <w:lang w:val="en-US"/>
-        </w:rPr>
-        <w:t xml:space="preserve">Among those policies, price control is arguably the most salient instrument in that regard, as it is considered a relevant measure to </w:t>
-      </w:r>
-      <w:r>
-        <w:rPr>
-          <w:rFonts w:ascii="Times New Roman" w:hAnsi="Times New Roman" w:cs="Times New Roman"/>
-          <w:lang w:val="en-US"/>
-        </w:rPr>
-        <w:t>contexts in which inflation</w:t>
-      </w:r>
-      <w:r>
-        <w:rPr>
-          <w:rFonts w:ascii="Times New Roman" w:hAnsi="Times New Roman" w:cs="Times New Roman"/>
-          <w:lang w:val="en-US"/>
-        </w:rPr>
-        <w:t xml:space="preserve"> </w:t>
-      </w:r>
-      <w:r>
-        <w:rPr>
-          <w:rFonts w:ascii="Times New Roman" w:hAnsi="Times New Roman" w:cs="Times New Roman"/>
-          <w:lang w:val="en-US"/>
-        </w:rPr>
-        <w:t xml:space="preserve">is </w:t>
-      </w:r>
-      <w:r>
-        <w:rPr>
-          <w:rFonts w:ascii="Times New Roman" w:hAnsi="Times New Roman" w:cs="Times New Roman"/>
-          <w:lang w:val="en-US"/>
-        </w:rPr>
-        <w:t>driven by increases in the mark-ups of firms in highly cartelized and non-competitive sectors</w:t>
-      </w:r>
-      <w:r>
-        <w:rPr>
-          <w:rFonts w:ascii="Times New Roman" w:hAnsi="Times New Roman" w:cs="Times New Roman"/>
-          <w:lang w:val="en-US"/>
-        </w:rPr>
-        <w:t xml:space="preserve"> which take advantages of the scarcity of raw materials in times of shortage crisis.</w:t>
+        <w:t xml:space="preserve">, </w:t>
+      </w:r>
+      <w:r>
+        <w:rPr>
+          <w:rFonts w:ascii="Times New Roman" w:hAnsi="Times New Roman" w:cs="Times New Roman"/>
+          <w:lang w:val="en-US"/>
+        </w:rPr>
+        <w:t>which contribute to Switzerland being characterized as an “island of high prices” due to its relatively very high price level.</w:t>
+      </w:r>
+      <w:r>
+        <w:rPr>
+          <w:noProof/>
+        </w:rPr>
+        <mc:AlternateContent>
+          <mc:Choice Requires="wps">
+            <w:drawing>
+              <wp:anchor distT="0" distB="0" distL="114300" distR="114300" simplePos="0" relativeHeight="251663360" behindDoc="0" locked="0" layoutInCell="1" allowOverlap="1" wp14:anchorId="091B58C0" wp14:editId="17533DF0">
+                <wp:simplePos x="0" y="0"/>
+                <wp:positionH relativeFrom="column">
+                  <wp:posOffset>-2540</wp:posOffset>
+                </wp:positionH>
+                <wp:positionV relativeFrom="paragraph">
+                  <wp:posOffset>5816600</wp:posOffset>
+                </wp:positionV>
+                <wp:extent cx="5760720" cy="635"/>
+                <wp:effectExtent l="0" t="0" r="0" b="0"/>
+                <wp:wrapSquare wrapText="bothSides"/>
+                <wp:docPr id="306231214" name="Zone de texte 1"/>
+                <wp:cNvGraphicFramePr/>
+                <a:graphic xmlns:a="http://schemas.openxmlformats.org/drawingml/2006/main">
+                  <a:graphicData uri="http://schemas.microsoft.com/office/word/2010/wordprocessingShape">
+                    <wps:wsp>
+                      <wps:cNvSpPr txBox="1"/>
+                      <wps:spPr>
+                        <a:xfrm>
+                          <a:off x="0" y="0"/>
+                          <a:ext cx="5760720" cy="635"/>
+                        </a:xfrm>
+                        <a:prstGeom prst="rect">
+                          <a:avLst/>
+                        </a:prstGeom>
+                        <a:solidFill>
+                          <a:prstClr val="white"/>
+                        </a:solidFill>
+                        <a:ln>
+                          <a:noFill/>
+                        </a:ln>
+                      </wps:spPr>
+                      <wps:txbx>
+                        <w:txbxContent>
+                          <w:p>
+                            <w:pPr>
+                              <w:pStyle w:val="Lgende"/>
+                              <w:rPr>
+                                <w:rFonts w:ascii="Times New Roman" w:hAnsi="Times New Roman" w:cs="Times New Roman"/>
+                                <w:noProof/>
+                                <w:sz w:val="24"/>
+                                <w:szCs w:val="24"/>
+                                <w:lang w:val="en-US"/>
+                              </w:rPr>
+                            </w:pPr>
+                            <w:r>
+                              <w:rPr>
+                                <w:rFonts w:ascii="Times New Roman" w:hAnsi="Times New Roman" w:cs="Times New Roman"/>
+                                <w:sz w:val="24"/>
+                                <w:szCs w:val="24"/>
+                                <w:lang w:val="en-US"/>
+                              </w:rPr>
+                              <w:t xml:space="preserve">Figure </w:t>
+                            </w:r>
+                            <w:r>
+                              <w:rPr>
+                                <w:rFonts w:ascii="Times New Roman" w:hAnsi="Times New Roman" w:cs="Times New Roman"/>
+                                <w:sz w:val="24"/>
+                                <w:szCs w:val="24"/>
+                              </w:rPr>
+                              <w:fldChar w:fldCharType="begin"/>
+                            </w:r>
+                            <w:r>
+                              <w:rPr>
+                                <w:rFonts w:ascii="Times New Roman" w:hAnsi="Times New Roman" w:cs="Times New Roman"/>
+                                <w:sz w:val="24"/>
+                                <w:szCs w:val="24"/>
+                                <w:lang w:val="en-US"/>
+                              </w:rPr>
+                              <w:instrText xml:space="preserve"> SEQ Figure \* ARABIC </w:instrText>
+                            </w:r>
+                            <w:r>
+                              <w:rPr>
+                                <w:rFonts w:ascii="Times New Roman" w:hAnsi="Times New Roman" w:cs="Times New Roman"/>
+                                <w:sz w:val="24"/>
+                                <w:szCs w:val="24"/>
+                              </w:rPr>
+                              <w:fldChar w:fldCharType="separate"/>
+                            </w:r>
+                            <w:r>
+                              <w:rPr>
+                                <w:rFonts w:ascii="Times New Roman" w:hAnsi="Times New Roman" w:cs="Times New Roman"/>
+                                <w:noProof/>
+                                <w:sz w:val="24"/>
+                                <w:szCs w:val="24"/>
+                                <w:lang w:val="en-US"/>
+                              </w:rPr>
+                              <w:t>1</w:t>
+                            </w:r>
+                            <w:r>
+                              <w:rPr>
+                                <w:rFonts w:ascii="Times New Roman" w:hAnsi="Times New Roman" w:cs="Times New Roman"/>
+                                <w:sz w:val="24"/>
+                                <w:szCs w:val="24"/>
+                              </w:rPr>
+                              <w:fldChar w:fldCharType="end"/>
+                            </w:r>
+                            <w:r>
+                              <w:rPr>
+                                <w:rFonts w:ascii="Times New Roman" w:hAnsi="Times New Roman" w:cs="Times New Roman"/>
+                                <w:sz w:val="24"/>
+                                <w:szCs w:val="24"/>
+                                <w:lang w:val="en-US"/>
+                              </w:rPr>
+                              <w:t>: Headline inflation rates in Switzerland since the 1960s compared to overall OECD countries average, Japan and the United States. Source: OECD Economic Outlook.</w:t>
+                            </w:r>
+                          </w:p>
+                        </w:txbxContent>
+                      </wps:txbx>
+                      <wps:bodyPr rot="0" spcFirstLastPara="0" vertOverflow="overflow" horzOverflow="overflow" vert="horz" wrap="square" lIns="0" tIns="0" rIns="0" bIns="0" numCol="1" spcCol="0" rtlCol="0" fromWordArt="0" anchor="t" anchorCtr="0" forceAA="0" compatLnSpc="1">
+                        <a:prstTxWarp prst="textNoShape">
+                          <a:avLst/>
+                        </a:prstTxWarp>
+                        <a:spAutoFit/>
+                      </wps:bodyPr>
+                    </wps:wsp>
+                  </a:graphicData>
+                </a:graphic>
+              </wp:anchor>
+            </w:drawing>
+          </mc:Choice>
+          <mc:Fallback>
+            <w:pict>
+              <v:shapetype w14:anchorId="091B58C0" id="_x0000_t202" coordsize="21600,21600" o:spt="202" path="m,l,21600r21600,l21600,xe">
+                <v:stroke joinstyle="miter"/>
+                <v:path gradientshapeok="t" o:connecttype="rect"/>
+              </v:shapetype>
+              <v:shape id="Zone de texte 1" o:spid="_x0000_s1026" type="#_x0000_t202" style="position:absolute;left:0;text-align:left;margin-left:-.2pt;margin-top:458pt;width:453.6pt;height:.05pt;z-index:251663360;visibility:visible;mso-wrap-style:square;mso-wrap-distance-left:9pt;mso-wrap-distance-top:0;mso-wrap-distance-right:9pt;mso-wrap-distance-bottom:0;mso-position-horizontal:absolute;mso-position-horizontal-relative:text;mso-position-vertical:absolute;mso-position-vertical-relative:text;v-text-anchor:top" o:gfxdata="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" stroked="f">
+                <v:textbox style="mso-fit-shape-to-text:t" inset="0,0,0,0">
+                  <w:txbxContent>
+                    <w:p>
+                      <w:pPr>
+                        <w:pStyle w:val="Lgende"/>
+                        <w:rPr>
+                          <w:rFonts w:ascii="Times New Roman" w:hAnsi="Times New Roman" w:cs="Times New Roman"/>
+                          <w:noProof/>
+                          <w:sz w:val="24"/>
+                          <w:szCs w:val="24"/>
+                          <w:lang w:val="en-US"/>
+                        </w:rPr>
+                      </w:pPr>
+                      <w:r>
+                        <w:rPr>
+                          <w:rFonts w:ascii="Times New Roman" w:hAnsi="Times New Roman" w:cs="Times New Roman"/>
+                          <w:sz w:val="24"/>
+                          <w:szCs w:val="24"/>
+                          <w:lang w:val="en-US"/>
+                        </w:rPr>
+                        <w:t xml:space="preserve">Figure </w:t>
+                      </w:r>
+                      <w:r>
+                        <w:rPr>
+                          <w:rFonts w:ascii="Times New Roman" w:hAnsi="Times New Roman" w:cs="Times New Roman"/>
+                          <w:sz w:val="24"/>
+                          <w:szCs w:val="24"/>
+                        </w:rPr>
+                        <w:fldChar w:fldCharType="begin"/>
+                      </w:r>
+                      <w:r>
+                        <w:rPr>
+                          <w:rFonts w:ascii="Times New Roman" w:hAnsi="Times New Roman" w:cs="Times New Roman"/>
+                          <w:sz w:val="24"/>
+                          <w:szCs w:val="24"/>
+                          <w:lang w:val="en-US"/>
+                        </w:rPr>
+                        <w:instrText xml:space="preserve"> SEQ Figure \* ARABIC </w:instrText>
+                      </w:r>
+                      <w:r>
+                        <w:rPr>
+                          <w:rFonts w:ascii="Times New Roman" w:hAnsi="Times New Roman" w:cs="Times New Roman"/>
+                          <w:sz w:val="24"/>
+                          <w:szCs w:val="24"/>
+                        </w:rPr>
+                        <w:fldChar w:fldCharType="separate"/>
+                      </w:r>
+                      <w:r>
+                        <w:rPr>
+                          <w:rFonts w:ascii="Times New Roman" w:hAnsi="Times New Roman" w:cs="Times New Roman"/>
+                          <w:noProof/>
+                          <w:sz w:val="24"/>
+                          <w:szCs w:val="24"/>
+                          <w:lang w:val="en-US"/>
+                        </w:rPr>
+                        <w:t>1</w:t>
+                      </w:r>
+                      <w:r>
+                        <w:rPr>
+                          <w:rFonts w:ascii="Times New Roman" w:hAnsi="Times New Roman" w:cs="Times New Roman"/>
+                          <w:sz w:val="24"/>
+                          <w:szCs w:val="24"/>
+                        </w:rPr>
+                        <w:fldChar w:fldCharType="end"/>
+                      </w:r>
+                      <w:r>
+                        <w:rPr>
+                          <w:rFonts w:ascii="Times New Roman" w:hAnsi="Times New Roman" w:cs="Times New Roman"/>
+                          <w:sz w:val="24"/>
+                          <w:szCs w:val="24"/>
+                          <w:lang w:val="en-US"/>
+                        </w:rPr>
+                        <w:t>: Headline inflation rates in Switzerland since the 1960s compared to overall OECD countries average, Japan and the United States. Source: OECD Economic Outlook.</w:t>
+                      </w:r>
+                    </w:p>
+                  </w:txbxContent>
+                </v:textbox>
+                <w10:wrap type="square"/>
+              </v:shape>
+            </w:pict>
+          </mc:Fallback>
+        </mc:AlternateContent>
+      </w:r>
+      <w:r>
+        <w:rPr>
+          <w:rFonts w:ascii="Times New Roman" w:hAnsi="Times New Roman" w:cs="Times New Roman"/>
+          <w:noProof/>
+          <w:lang w:val="en-US"/>
+        </w:rPr>
+        <w:drawing>
+          <wp:anchor distT="0" distB="0" distL="114300" distR="114300" simplePos="0" relativeHeight="251661312" behindDoc="0" locked="0" layoutInCell="1" allowOverlap="1" wp14:anchorId="02FAADB5" wp14:editId="08B986DE">
+            <wp:simplePos x="0" y="0"/>
+            <wp:positionH relativeFrom="column">
+              <wp:posOffset>-2540</wp:posOffset>
+            </wp:positionH>
+            <wp:positionV relativeFrom="paragraph">
+              <wp:posOffset>-1270</wp:posOffset>
+            </wp:positionV>
+            <wp:extent cx="5760720" cy="5760720"/>
+            <wp:effectExtent l="0" t="0" r="0" b="0"/>
+            <wp:wrapSquare wrapText="bothSides"/>
+            <wp:docPr id="1797112644" name="Image 2"/>
+            <wp:cNvGraphicFramePr>
+              <a:graphicFrameLocks xmlns:a="http://schemas.openxmlformats.org/drawingml/2006/main" noChangeAspect="1"/>
+            </wp:cNvGraphicFramePr>
+            <a:graphic xmlns:a="http://schemas.openxmlformats.org/drawingml/2006/main">
+              <a:graphicData uri="http://schemas.openxmlformats.org/drawingml/2006/picture">
+                <pic:pic xmlns:pic="http://schemas.openxmlformats.org/drawingml/2006/picture">
+                  <pic:nvPicPr>
+                    <pic:cNvPr id="0" name="Picture 2"/>
+                    <pic:cNvPicPr>
+                      <a:picLocks noChangeAspect="1" noChangeArrowheads="1"/>
+                    </pic:cNvPicPr>
+                  </pic:nvPicPr>
+                  <pic:blipFill>
+                    <a:blip r:embed="rId8" cstate="print">
+                      <a:extLst>
+                        <a:ext uri="{28A0092B-C50C-407E-A947-70E740481C1C}">
+                          <a14:useLocalDpi xmlns:a14="http://schemas.microsoft.com/office/drawing/2010/main" val="0"/>
+                        </a:ext>
+                      </a:extLst>
+                    </a:blip>
+                    <a:srcRect/>
+                    <a:stretch>
+                      <a:fillRect/>
+                    </a:stretch>
+                  </pic:blipFill>
+                  <pic:spPr bwMode="auto">
+                    <a:xfrm>
+                      <a:off x="0" y="0"/>
+                      <a:ext cx="5760720" cy="5760720"/>
+                    </a:xfrm>
+                    <a:prstGeom prst="rect">
+                      <a:avLst/>
+                    </a:prstGeom>
+                    <a:noFill/>
+                    <a:ln>
+                      <a:noFill/>
+                    </a:ln>
+                  </pic:spPr>
+                </pic:pic>
+              </a:graphicData>
+            </a:graphic>
+          </wp:anchor>
+        </w:drawing>
       </w:r>
     </w:p>
     <w:p>
@@ -848,14 +905,176 @@
           <w:rFonts w:ascii="Times New Roman" w:hAnsi="Times New Roman" w:cs="Times New Roman"/>
           <w:lang w:val="en-US"/>
         </w:rPr>
-        <w:t xml:space="preserve">With respect to unconventional policies, the Swiss economy is a particularly compelling case study. Despite its very conservative and monetarist central bank, </w:t>
-      </w:r>
-      <w:r>
-        <w:rPr>
-          <w:rFonts w:ascii="Times New Roman" w:hAnsi="Times New Roman" w:cs="Times New Roman"/>
-          <w:lang w:val="en-US"/>
-        </w:rPr>
-        <w:t>the Swiss economy is characterized by its very high share of administered prices in key sectors such as energy and transport, a feature which is often interpreted as a proof of active price control policy by the Swiss government. Switzerland is also one of the few European countries which actively maintain strategic reserves for key commodities</w:t>
+        <w:t xml:space="preserve">What </w:t>
+      </w:r>
+      <w:r>
+        <w:rPr>
+          <w:rFonts w:ascii="Times New Roman" w:hAnsi="Times New Roman" w:cs="Times New Roman"/>
+          <w:lang w:val="en-US"/>
+        </w:rPr>
+        <w:t xml:space="preserve">factors lie behind the high price levels and low inflation rates in Switzerland? What makes this country particularly resistant to inflationary pressures? </w:t>
+      </w:r>
+      <w:r>
+        <w:rPr>
+          <w:rFonts w:ascii="Times New Roman" w:hAnsi="Times New Roman" w:cs="Times New Roman"/>
+          <w:lang w:val="en-US"/>
+        </w:rPr>
+        <w:t xml:space="preserve">The present contribution aims to contribute to the current debates </w:t>
+      </w:r>
+      <w:r>
+        <w:rPr>
+          <w:rFonts w:ascii="Times New Roman" w:hAnsi="Times New Roman" w:cs="Times New Roman"/>
+          <w:lang w:val="en-US"/>
+        </w:rPr>
+        <w:t>around the return of inflation through an assessment of the institutional characteristics of the Swiss socio-economic model as well as its policy instruments which make it robust to inflation.</w:t>
+      </w:r>
+      <w:r>
+        <w:rPr>
+          <w:rFonts w:ascii="Times New Roman" w:hAnsi="Times New Roman" w:cs="Times New Roman"/>
+          <w:lang w:val="en-US"/>
+        </w:rPr>
+        <w:t xml:space="preserve"> </w:t>
+      </w:r>
+      <w:r>
+        <w:rPr>
+          <w:rFonts w:ascii="Times New Roman" w:hAnsi="Times New Roman" w:cs="Times New Roman"/>
+          <w:lang w:val="en-US"/>
+        </w:rPr>
+        <w:t>Regarding the debates, t</w:t>
+      </w:r>
+      <w:r>
+        <w:rPr>
+          <w:rFonts w:ascii="Times New Roman" w:hAnsi="Times New Roman" w:cs="Times New Roman"/>
+          <w:lang w:val="en-US"/>
+        </w:rPr>
+        <w:t xml:space="preserve">here are two main </w:t>
+      </w:r>
+      <w:r>
+        <w:rPr>
+          <w:rFonts w:ascii="Times New Roman" w:hAnsi="Times New Roman" w:cs="Times New Roman"/>
+          <w:lang w:val="en-US"/>
+        </w:rPr>
+        <w:t>currents</w:t>
+      </w:r>
+      <w:r>
+        <w:rPr>
+          <w:rFonts w:ascii="Times New Roman" w:hAnsi="Times New Roman" w:cs="Times New Roman"/>
+          <w:lang w:val="en-US"/>
+        </w:rPr>
+        <w:t xml:space="preserve"> in that regard. On the one hand, New Keynesian</w:t>
+      </w:r>
+      <w:r>
+        <w:rPr>
+          <w:rFonts w:ascii="Times New Roman" w:hAnsi="Times New Roman" w:cs="Times New Roman"/>
+          <w:lang w:val="en-US"/>
+        </w:rPr>
+        <w:t>s</w:t>
+      </w:r>
+      <w:r>
+        <w:rPr>
+          <w:rFonts w:ascii="Times New Roman" w:hAnsi="Times New Roman" w:cs="Times New Roman"/>
+          <w:lang w:val="en-US"/>
+        </w:rPr>
+        <w:t xml:space="preserve"> or New Consensus macroeconomists view inflation as the result of excess demand, that is, when there is a positive gap between actual GDP and potential GDP.</w:t>
+      </w:r>
+      <w:r>
+        <w:rPr>
+          <w:rFonts w:ascii="Times New Roman" w:hAnsi="Times New Roman" w:cs="Times New Roman"/>
+          <w:lang w:val="en-US"/>
+        </w:rPr>
+        <w:t xml:space="preserve"> According to this approach, the inflation of the 2020s is the result of either the </w:t>
+      </w:r>
+      <w:r>
+        <w:rPr>
+          <w:rFonts w:ascii="Times New Roman" w:hAnsi="Times New Roman" w:cs="Times New Roman"/>
+          <w:lang w:val="en-US"/>
+        </w:rPr>
+        <w:lastRenderedPageBreak/>
+        <w:t>fiscal and monetary stimulus in the aftermath of the Covid-19 crisis, or the result of a wage-price spiral. On the other hand, heterodox economists from post-Keynesian and institutionalist strands view inflation mainly as a cost-push phenomenon</w:t>
+      </w:r>
+      <w:r>
+        <w:rPr>
+          <w:rFonts w:ascii="Times New Roman" w:hAnsi="Times New Roman" w:cs="Times New Roman"/>
+          <w:lang w:val="en-US"/>
+        </w:rPr>
+        <w:t xml:space="preserve"> triggered by supply shocks affecting sectors with systemically significant prices which propagate more strongly to the rest of the economy such as energy </w:t>
+      </w:r>
+      <w:r>
+        <w:rPr>
+          <w:rFonts w:ascii="Times New Roman" w:hAnsi="Times New Roman" w:cs="Times New Roman"/>
+          <w:lang w:val="en-US"/>
+        </w:rPr>
+        <w:fldChar w:fldCharType="begin"/>
+      </w:r>
+      <w:r>
+        <w:rPr>
+          <w:rFonts w:ascii="Times New Roman" w:hAnsi="Times New Roman" w:cs="Times New Roman"/>
+          <w:lang w:val="en-US"/>
+        </w:rPr>
+        <w:instrText xml:space="preserve"> ADDIN ZOTERO_ITEM CSL_CITATION {"citationID":"23TK3jy2","properties":{"formattedCitation":"(Weber et al. 2024, 2026)","plainCitation":"(Weber et al. 2024, 2026)","noteIndex":0},"citationItems":[{"id":4944,"uris":["http://zotero.org/groups/6311349/items/I2LQMEPA"],"itemData":{"id":4944,"type":"article-journal","abstract":"In the overlapping global emergencies of the pandemic, climate change and geopolitical confrontations, supply shocks have become frequent and inflation has returned. This raises the question of how sector-specific shocks are related to overall price stability. This paper simulates price shocks in an input–output model to identify sectors which present systemic vulnerabilities for monetary stability in the United States. We call these prices systemically significant. We find that in our simulations the pre-pandemic average price volatilities and the price shocks in the COVID-19 and Ukraine war inflation yield an almost identical set of systemically significant prices. The sectors with systemically significant prices fall into four groups: energy, basic production inputs other than energy, basic necessities, and commercial infrastructure. Specifically, they are “Petroleum and coal products,” “Oil and gas extraction,” “Utilities,” “Chemical products,” “Farms,” “Food and beverage and tobacco products,” “Housing,” and “Wholesale trade.” We argue that in times of overlapping emergencies, economic stabilization needs to go beyond monetary policy and requires institutions and policies that can target these systemically significant sectors.","container-title":"Industrial and Corporate Change","DOI":"10.1093/icc/dtad080","ISSN":"0960-6491","issue":"2","journalAbbreviation":"Ind Corp Change","page":"297-341","source":"Silverchair","title":"Inflation in times of overlapping emergencies: Systemically significant prices from an input–output perspective","title-short":"Inflation in times of overlapping emergencies","volume":"33","author":[{"family":"Weber","given":"Isabella M"},{"family":"Lara Jauregui","given":"Jesus"},{"family":"Teixeira","given":"Lucas"},{"family":"Nassif Pires","given":"Luiza"}],"issued":{"date-parts":[["2024",4,1]]}}},{"id":6586,"uris":["http://zotero.org/groups/6311349/items/8YS97DDS"],"itemData":{"id":6586,"type":"article-journal","abstract":"Climate change and geopolitical tensions render supply shocks more likely, which can trigger inflation (“shockflation”). Additionally, the EU's reliance upon an emissions trading system as its chief climate mitigation policy can give rise to inflation (“carbonflation”). Through simulations using an input-output price model for Germany, we show that the same systemically significant sectors – those essential for human livelihoods, production and commerce – present points of vulnerability for shockflation and also carbonflation, if carbon markets are the only policy tool deployed to cut emissions. A total of up to 91.3 percent of potential carbonflation can be attributed to just six systemically significant sectors. Our findings remain robust under varying assumptions regarding substitution and passthrough effects. We identify three pathways to systemic significance: CPI weight, price volatility and upstreamness. This can inform decarbonization policies that pursue both a green transition of the energy system and stabilization.","container-title":"Energy Policy","DOI":"10.1016/j.enpol.2026.115395","ISSN":"0301-4215","journalAbbreviation":"Energy Policy","page":"115395","source":"ScienceDirect","title":"Carbon prices and inflation in a world of shocks: Systemically significant prices and industrial policy targeting in Germany","title-short":"Carbon prices and inflation in a world of shocks","volume":"217","author":[{"family":"Weber","given":"Isabella M."},{"family":"Thie","given":"Jan-Erik"},{"family":"Jauregui","given":"Jesus Lara"},{"family":"Teixeira","given":"Lucas"}],"issued":{"date-parts":[["2026",10,1]]}}}],"schema":"https://github.com/citation-style-language/schema/raw/master/csl-citation.json"} </w:instrText>
+      </w:r>
+      <w:r>
+        <w:rPr>
+          <w:rFonts w:ascii="Times New Roman" w:hAnsi="Times New Roman" w:cs="Times New Roman"/>
+          <w:lang w:val="en-US"/>
+        </w:rPr>
+        <w:fldChar w:fldCharType="separate"/>
+      </w:r>
+      <w:r>
+        <w:rPr>
+          <w:rFonts w:ascii="Aptos" w:hAnsi="Aptos"/>
+          <w:lang w:val="en-US"/>
+        </w:rPr>
+        <w:t>(Weber et al. 2024, 2026)</w:t>
+      </w:r>
+      <w:r>
+        <w:rPr>
+          <w:rFonts w:ascii="Times New Roman" w:hAnsi="Times New Roman" w:cs="Times New Roman"/>
+          <w:lang w:val="en-US"/>
+        </w:rPr>
+        <w:fldChar w:fldCharType="end"/>
+      </w:r>
+      <w:r>
+        <w:rPr>
+          <w:rFonts w:ascii="Times New Roman" w:hAnsi="Times New Roman" w:cs="Times New Roman"/>
+          <w:lang w:val="en-US"/>
+        </w:rPr>
+        <w:t xml:space="preserve">. Whereas </w:t>
+      </w:r>
+      <w:r>
+        <w:rPr>
+          <w:rFonts w:ascii="Times New Roman" w:hAnsi="Times New Roman" w:cs="Times New Roman"/>
+          <w:lang w:val="en-US"/>
+        </w:rPr>
+        <w:t xml:space="preserve">neo-Keynesians </w:t>
+      </w:r>
+      <w:r>
+        <w:rPr>
+          <w:rFonts w:ascii="Times New Roman" w:hAnsi="Times New Roman" w:cs="Times New Roman"/>
+          <w:lang w:val="en-US"/>
+        </w:rPr>
+        <w:t xml:space="preserve">advocate </w:t>
+      </w:r>
+      <w:r>
+        <w:rPr>
+          <w:rFonts w:ascii="Times New Roman" w:hAnsi="Times New Roman" w:cs="Times New Roman"/>
+          <w:lang w:val="en-US"/>
+        </w:rPr>
+        <w:t>restrictive</w:t>
+      </w:r>
+      <w:r>
+        <w:rPr>
+          <w:rFonts w:ascii="Times New Roman" w:hAnsi="Times New Roman" w:cs="Times New Roman"/>
+          <w:lang w:val="en-US"/>
+        </w:rPr>
+        <w:t xml:space="preserve"> monetary policy to reduce aggregate demand to fight inflation, heterodox economists propose more encompassing set of policies and reforms</w:t>
+      </w:r>
+      <w:r>
+        <w:rPr>
+          <w:rFonts w:ascii="Times New Roman" w:hAnsi="Times New Roman" w:cs="Times New Roman"/>
+          <w:lang w:val="en-US"/>
+        </w:rPr>
+        <w:t xml:space="preserve"> such as maintaining strategic reserves and implementing buffer stock systems to fight price fluctuations</w:t>
       </w:r>
       <w:r>
         <w:rPr>
@@ -863,6 +1082,48 @@
           <w:lang w:val="en-US"/>
         </w:rPr>
         <w:t xml:space="preserve">. </w:t>
+      </w:r>
+      <w:r>
+        <w:rPr>
+          <w:rFonts w:ascii="Times New Roman" w:hAnsi="Times New Roman" w:cs="Times New Roman"/>
+          <w:lang w:val="en-US"/>
+        </w:rPr>
+        <w:t xml:space="preserve">Among those policies, price control is arguably the most salient instrument in that regard, as it is considered a relevant measure to </w:t>
+      </w:r>
+      <w:r>
+        <w:rPr>
+          <w:rFonts w:ascii="Times New Roman" w:hAnsi="Times New Roman" w:cs="Times New Roman"/>
+          <w:lang w:val="en-US"/>
+        </w:rPr>
+        <w:t>contexts in which inflation</w:t>
+      </w:r>
+      <w:r>
+        <w:rPr>
+          <w:rFonts w:ascii="Times New Roman" w:hAnsi="Times New Roman" w:cs="Times New Roman"/>
+          <w:lang w:val="en-US"/>
+        </w:rPr>
+        <w:t xml:space="preserve"> </w:t>
+      </w:r>
+      <w:r>
+        <w:rPr>
+          <w:rFonts w:ascii="Times New Roman" w:hAnsi="Times New Roman" w:cs="Times New Roman"/>
+          <w:lang w:val="en-US"/>
+        </w:rPr>
+        <w:t xml:space="preserve">is </w:t>
+      </w:r>
+      <w:r>
+        <w:rPr>
+          <w:rFonts w:ascii="Times New Roman" w:hAnsi="Times New Roman" w:cs="Times New Roman"/>
+          <w:lang w:val="en-US"/>
+        </w:rPr>
+        <w:t>driven by increases in the mark-ups of firms in highly cartelized and non-competitive sectors</w:t>
+      </w:r>
+      <w:r>
+        <w:rPr>
+          <w:rFonts w:ascii="Times New Roman" w:hAnsi="Times New Roman" w:cs="Times New Roman"/>
+          <w:lang w:val="en-US"/>
+        </w:rPr>
+        <w:t xml:space="preserve"> which take advantages of the scarcity of raw materials in times of shortage crisis.</w:t>
       </w:r>
     </w:p>
     <w:p>
@@ -870,6 +1131,36 @@
         <w:jc w:val="both"/>
         <w:rPr>
           <w:rFonts w:ascii="Times New Roman" w:hAnsi="Times New Roman" w:cs="Times New Roman"/>
+          <w:lang w:val="en-US"/>
+        </w:rPr>
+      </w:pPr>
+      <w:r>
+        <w:rPr>
+          <w:rFonts w:ascii="Times New Roman" w:hAnsi="Times New Roman" w:cs="Times New Roman"/>
+          <w:lang w:val="en-US"/>
+        </w:rPr>
+        <w:t xml:space="preserve">With respect to unconventional policies, the Swiss economy is a particularly compelling case study. Despite its very conservative and monetarist central bank, </w:t>
+      </w:r>
+      <w:r>
+        <w:rPr>
+          <w:rFonts w:ascii="Times New Roman" w:hAnsi="Times New Roman" w:cs="Times New Roman"/>
+          <w:lang w:val="en-US"/>
+        </w:rPr>
+        <w:t>the Swiss economy is characterized by its very high share of administered prices in key sectors such as energy and transport, a feature which is often interpreted as a proof of active price control policy by the Swiss government. Switzerland is also one of the few European countries which actively maintain strategic reserves for key commodities</w:t>
+      </w:r>
+      <w:r>
+        <w:rPr>
+          <w:rFonts w:ascii="Times New Roman" w:hAnsi="Times New Roman" w:cs="Times New Roman"/>
+          <w:lang w:val="en-US"/>
+        </w:rPr>
+        <w:t xml:space="preserve">. </w:t>
+      </w:r>
+    </w:p>
+    <w:p>
+      <w:pPr>
+        <w:jc w:val="both"/>
+        <w:rPr>
+          <w:rFonts w:ascii="Times New Roman" w:hAnsi="Times New Roman" w:cs="Times New Roman"/>
           <w:i/>
           <w:iCs/>
           <w:lang w:val="en-US"/>
@@ -938,7 +1229,6 @@
         <w:rPr>
           <w:lang w:val="en-US"/>
         </w:rPr>
-        <w:lastRenderedPageBreak/>
         <w:t>Literature Review</w:t>
       </w:r>
     </w:p>
@@ -1272,7 +1562,15 @@
           <w:rFonts w:ascii="Times New Roman" w:hAnsi="Times New Roman" w:cs="Times New Roman"/>
           <w:lang w:val="en-US"/>
         </w:rPr>
-        <w:t xml:space="preserve"> dates the status of the Swiss franc as a safe-haven currency back to the first World War, when this status mirrored Switzerland’s strong political, economic and monetary stability.</w:t>
+        <w:t xml:space="preserve"> dates the status of the Swiss franc as a safe-haven currency back to the first World War, when this status </w:t>
+      </w:r>
+      <w:r>
+        <w:rPr>
+          <w:rFonts w:ascii="Times New Roman" w:hAnsi="Times New Roman" w:cs="Times New Roman"/>
+          <w:lang w:val="en-US"/>
+        </w:rPr>
+        <w:lastRenderedPageBreak/>
+        <w:t>mirrored Switzerland’s strong political, economic and monetary stability.</w:t>
       </w:r>
       <w:r>
         <w:rPr>
@@ -1328,7 +1626,7 @@
           <w:rFonts w:ascii="Times New Roman" w:hAnsi="Times New Roman" w:cs="Times New Roman"/>
           <w:lang w:val="en-US"/>
         </w:rPr>
-        <w:instrText xml:space="preserve"> ADDIN ZOTERO_ITEM CSL_CITATION {"citationID":"yyYfnqAE","properties":{"formattedCitation":"(Kluser 2025)","plainCitation":"(Kluser 2025)","noteIndex":0},"citationItems":[{"id":"H6muxNYa/5cEYiIyf","uris":["http://zotero.org/groups/6311349/items/X2AZ3UIB"],"itemData":{"id":6639,"type":"article-journal","abstract":"Cross-border shopping expands product variety and lowers prices for consumers in high-price countries, but it diminishes domestic tax revenues, reduces sales, and shifts demand away from local retailers. Exploiting Switzerland’s COVID-19-induced border closure as a natural experiment, I investigate the socioeconomic implications of cross-border shopping. Linking detailed grocery transaction records for 710,000 households to administrative data, I find that the border closure raises domestic grocery expenditures in border areas by an additional 10.4%. The benefits of cross-border shopping, however, are heterogeneous, and larger and lower-income households exhibit a particularly strong propensity to shop abroad. Based on these patterns, I estimate an annual loss of 1.5 billion Swiss francs in domestic grocery sales, equivalent to 3.8% of the total market.","container-title":"Swiss Journal of Economics and Statistics","DOI":"10.1186/s41937-025-00141-w","ISSN":"2235-6282","issue":"1","journalAbbreviation":"Swiss J Economics Statistics","language":"en","page":"9","source":"Springer Link","title":"Cross-border shopping: evidence from household transaction records","title-short":"Cross-border shopping","volume":"161","author":[{"family":"Kluser","given":"Frédéric"}],"issued":{"date-parts":[["2025",9,2]]}}}],"schema":"https://github.com/citation-style-language/schema/raw/master/csl-citation.json"} </w:instrText>
+        <w:instrText xml:space="preserve"> ADDIN ZOTERO_ITEM CSL_CITATION {"citationID":"yyYfnqAE","properties":{"formattedCitation":"(Kluser 2025)","plainCitation":"(Kluser 2025)","noteIndex":0},"citationItems":[{"id":"OpeUajRO/ZjbQEb6Z","uris":["http://zotero.org/groups/6311349/items/X2AZ3UIB"],"itemData":{"id":6639,"type":"article-journal","abstract":"Cross-border shopping expands product variety and lowers prices for consumers in high-price countries, but it diminishes domestic tax revenues, reduces sales, and shifts demand away from local retailers. Exploiting Switzerland’s COVID-19-induced border closure as a natural experiment, I investigate the socioeconomic implications of cross-border shopping. Linking detailed grocery transaction records for 710,000 households to administrative data, I find that the border closure raises domestic grocery expenditures in border areas by an additional 10.4%. The benefits of cross-border shopping, however, are heterogeneous, and larger and lower-income households exhibit a particularly strong propensity to shop abroad. Based on these patterns, I estimate an annual loss of 1.5 billion Swiss francs in domestic grocery sales, equivalent to 3.8% of the total market.","container-title":"Swiss Journal of Economics and Statistics","DOI":"10.1186/s41937-025-00141-w","ISSN":"2235-6282","issue":"1","journalAbbreviation":"Swiss J Economics Statistics","language":"en","page":"9","source":"Springer Link","title":"Cross-border shopping: evidence from household transaction records","title-short":"Cross-border shopping","volume":"161","author":[{"family":"Kluser","given":"Frédéric"}],"issued":{"date-parts":[["2025",9,2]]}}}],"schema":"https://github.com/citation-style-language/schema/raw/master/csl-citation.json"} </w:instrText>
       </w:r>
       <w:r>
         <w:rPr>
@@ -1806,15 +2104,7 @@
           <w:rFonts w:ascii="Times New Roman" w:hAnsi="Times New Roman" w:cs="Times New Roman"/>
           <w:lang w:val="en-US"/>
         </w:rPr>
-        <w:t xml:space="preserve">Even studies that have examined the causal </w:t>
-      </w:r>
-      <w:r>
-        <w:rPr>
-          <w:rFonts w:ascii="Times New Roman" w:hAnsi="Times New Roman" w:cs="Times New Roman"/>
-          <w:lang w:val="en-US"/>
-        </w:rPr>
-        <w:lastRenderedPageBreak/>
-        <w:t xml:space="preserve">effect of the sharp and sudden appreciation of the Swiss franc following the </w:t>
+        <w:t xml:space="preserve">Even studies that have examined the causal effect of the sharp and sudden appreciation of the Swiss franc following the </w:t>
       </w:r>
       <w:r>
         <w:rPr>
@@ -2126,7 +2416,15 @@
           <w:rFonts w:ascii="Times New Roman" w:hAnsi="Times New Roman" w:cs="Times New Roman"/>
           <w:lang w:val="en-US"/>
         </w:rPr>
-        <w:t xml:space="preserve"> important drivers of inflation dynamics in Switzerland.</w:t>
+        <w:t xml:space="preserve"> </w:t>
+      </w:r>
+      <w:r>
+        <w:rPr>
+          <w:rFonts w:ascii="Times New Roman" w:hAnsi="Times New Roman" w:cs="Times New Roman"/>
+          <w:lang w:val="en-US"/>
+        </w:rPr>
+        <w:lastRenderedPageBreak/>
+        <w:t>important drivers of inflation dynamics in Switzerland.</w:t>
       </w:r>
       <w:r>
         <w:rPr>
@@ -2538,15 +2836,7 @@
           <w:rFonts w:ascii="Times New Roman" w:hAnsi="Times New Roman" w:cs="Times New Roman"/>
           <w:lang w:val="en-US"/>
         </w:rPr>
-        <w:t xml:space="preserve">the hypothesis that the Swiss government exercises substantial </w:t>
-      </w:r>
-      <w:r>
-        <w:rPr>
-          <w:rFonts w:ascii="Times New Roman" w:hAnsi="Times New Roman" w:cs="Times New Roman"/>
-          <w:lang w:val="en-US"/>
-        </w:rPr>
-        <w:lastRenderedPageBreak/>
-        <w:t xml:space="preserve">price controls </w:t>
+        <w:t xml:space="preserve">the hypothesis that the Swiss government exercises substantial price controls </w:t>
       </w:r>
       <w:r>
         <w:rPr>
@@ -2807,7 +3097,15 @@
           <w:rFonts w:ascii="Times New Roman" w:hAnsi="Times New Roman" w:cs="Times New Roman"/>
           <w:lang w:val="en-US"/>
         </w:rPr>
-        <w:t xml:space="preserve">finance by themselves a great part of health expenditures through out-of-pocket payments </w:t>
+        <w:t xml:space="preserve">finance by themselves a great part of health expenditures </w:t>
+      </w:r>
+      <w:r>
+        <w:rPr>
+          <w:rFonts w:ascii="Times New Roman" w:hAnsi="Times New Roman" w:cs="Times New Roman"/>
+          <w:lang w:val="en-US"/>
+        </w:rPr>
+        <w:lastRenderedPageBreak/>
+        <w:t xml:space="preserve">through out-of-pocket payments </w:t>
       </w:r>
       <w:r>
         <w:rPr>
@@ -3215,15 +3513,7 @@
           <w:rFonts w:ascii="Times New Roman" w:hAnsi="Times New Roman" w:cs="Times New Roman"/>
           <w:lang w:val="en-US"/>
         </w:rPr>
-        <w:t xml:space="preserve">Prices should not therefore be analyzed in isolation, but as part of a complex interdependent input-output system in which shocks to some prices matter more than others since they will have a greater impact on overall inflation due to the ubiquity of their products. </w:t>
-      </w:r>
-      <w:r>
-        <w:rPr>
-          <w:rFonts w:ascii="Times New Roman" w:hAnsi="Times New Roman" w:cs="Times New Roman"/>
-          <w:lang w:val="en-US"/>
-        </w:rPr>
-        <w:lastRenderedPageBreak/>
-        <w:t xml:space="preserve">The interest of this approach is thus to identify </w:t>
+        <w:t xml:space="preserve">Prices should not therefore be analyzed in isolation, but as part of a complex interdependent input-output system in which shocks to some prices matter more than others since they will have a greater impact on overall inflation due to the ubiquity of their products. The interest of this approach is thus to identify </w:t>
       </w:r>
       <w:r>
         <w:rPr>
@@ -3577,7 +3867,15 @@
           <w:rFonts w:ascii="Times New Roman" w:hAnsi="Times New Roman" w:cs="Times New Roman"/>
           <w:lang w:val="en-US"/>
         </w:rPr>
-        <w:t xml:space="preserve"> exposure within the European Union (EU), distinguishing asymmetries of exposures between the EU core and periphery. On the one hand, </w:t>
+        <w:t xml:space="preserve"> exposure within the European Union (EU), </w:t>
+      </w:r>
+      <w:r>
+        <w:rPr>
+          <w:rFonts w:ascii="Times New Roman" w:hAnsi="Times New Roman" w:cs="Times New Roman"/>
+          <w:lang w:val="en-US"/>
+        </w:rPr>
+        <w:lastRenderedPageBreak/>
+        <w:t xml:space="preserve">distinguishing asymmetries of exposures between the EU core and periphery. On the one hand, </w:t>
       </w:r>
       <w:r>
         <w:rPr>
@@ -3597,11 +3895,224 @@
       </w:pPr>
       <w:r>
         <w:rPr>
-          <w:rFonts w:ascii="Times New Roman" w:hAnsi="Times New Roman" w:cs="Times New Roman"/>
           <w:noProof/>
-          <w:lang w:val="en-US"/>
-        </w:rPr>
-        <w:lastRenderedPageBreak/>
+        </w:rPr>
+        <mc:AlternateContent>
+          <mc:Choice Requires="wps">
+            <w:drawing>
+              <wp:anchor distT="0" distB="0" distL="114300" distR="114300" simplePos="0" relativeHeight="251665408" behindDoc="0" locked="0" layoutInCell="1" allowOverlap="1" wp14:anchorId="0816465A" wp14:editId="343FE65E">
+                <wp:simplePos x="0" y="0"/>
+                <wp:positionH relativeFrom="column">
+                  <wp:posOffset>635</wp:posOffset>
+                </wp:positionH>
+                <wp:positionV relativeFrom="paragraph">
+                  <wp:posOffset>5863590</wp:posOffset>
+                </wp:positionV>
+                <wp:extent cx="5759450" cy="635"/>
+                <wp:effectExtent l="0" t="0" r="0" b="0"/>
+                <wp:wrapSquare wrapText="bothSides"/>
+                <wp:docPr id="1043774006" name="Zone de texte 1"/>
+                <wp:cNvGraphicFramePr/>
+                <a:graphic xmlns:a="http://schemas.openxmlformats.org/drawingml/2006/main">
+                  <a:graphicData uri="http://schemas.microsoft.com/office/word/2010/wordprocessingShape">
+                    <wps:wsp>
+                      <wps:cNvSpPr txBox="1"/>
+                      <wps:spPr>
+                        <a:xfrm>
+                          <a:off x="0" y="0"/>
+                          <a:ext cx="5759450" cy="635"/>
+                        </a:xfrm>
+                        <a:prstGeom prst="rect">
+                          <a:avLst/>
+                        </a:prstGeom>
+                        <a:solidFill>
+                          <a:prstClr val="white"/>
+                        </a:solidFill>
+                        <a:ln>
+                          <a:noFill/>
+                        </a:ln>
+                      </wps:spPr>
+                      <wps:txbx>
+                        <w:txbxContent>
+                          <w:p>
+                            <w:pPr>
+                              <w:pStyle w:val="Lgende"/>
+                              <w:rPr>
+                                <w:rFonts w:ascii="Times New Roman" w:hAnsi="Times New Roman" w:cs="Times New Roman"/>
+                                <w:noProof/>
+                                <w:sz w:val="24"/>
+                                <w:szCs w:val="24"/>
+                                <w:lang w:val="en-US"/>
+                              </w:rPr>
+                            </w:pPr>
+                            <w:r>
+                              <w:rPr>
+                                <w:rFonts w:ascii="Times New Roman" w:hAnsi="Times New Roman" w:cs="Times New Roman"/>
+                                <w:sz w:val="24"/>
+                                <w:szCs w:val="24"/>
+                                <w:lang w:val="en-US"/>
+                              </w:rPr>
+                              <w:t xml:space="preserve">Figure </w:t>
+                            </w:r>
+                            <w:r>
+                              <w:rPr>
+                                <w:rFonts w:ascii="Times New Roman" w:hAnsi="Times New Roman" w:cs="Times New Roman"/>
+                                <w:sz w:val="24"/>
+                                <w:szCs w:val="24"/>
+                              </w:rPr>
+                              <w:fldChar w:fldCharType="begin"/>
+                            </w:r>
+                            <w:r>
+                              <w:rPr>
+                                <w:rFonts w:ascii="Times New Roman" w:hAnsi="Times New Roman" w:cs="Times New Roman"/>
+                                <w:sz w:val="24"/>
+                                <w:szCs w:val="24"/>
+                                <w:lang w:val="en-US"/>
+                              </w:rPr>
+                              <w:instrText xml:space="preserve"> SEQ Figure \* ARABIC </w:instrText>
+                            </w:r>
+                            <w:r>
+                              <w:rPr>
+                                <w:rFonts w:ascii="Times New Roman" w:hAnsi="Times New Roman" w:cs="Times New Roman"/>
+                                <w:sz w:val="24"/>
+                                <w:szCs w:val="24"/>
+                              </w:rPr>
+                              <w:fldChar w:fldCharType="separate"/>
+                            </w:r>
+                            <w:r>
+                              <w:rPr>
+                                <w:rFonts w:ascii="Times New Roman" w:hAnsi="Times New Roman" w:cs="Times New Roman"/>
+                                <w:noProof/>
+                                <w:sz w:val="24"/>
+                                <w:szCs w:val="24"/>
+                                <w:lang w:val="en-US"/>
+                              </w:rPr>
+                              <w:t>2</w:t>
+                            </w:r>
+                            <w:r>
+                              <w:rPr>
+                                <w:rFonts w:ascii="Times New Roman" w:hAnsi="Times New Roman" w:cs="Times New Roman"/>
+                                <w:sz w:val="24"/>
+                                <w:szCs w:val="24"/>
+                              </w:rPr>
+                              <w:fldChar w:fldCharType="end"/>
+                            </w:r>
+                            <w:r>
+                              <w:rPr>
+                                <w:rFonts w:ascii="Times New Roman" w:hAnsi="Times New Roman" w:cs="Times New Roman"/>
+                                <w:sz w:val="24"/>
+                                <w:szCs w:val="24"/>
+                                <w:lang w:val="en-US"/>
+                              </w:rPr>
+                              <w:t>: Capture of annual inflation by profits and wages. Inflation is measured as percentage change in the gross value added (GVA) deflator (red line). Source: Author's own elaboration based the Swiss Secretariat of Economic Affaire (SECO) data.</w:t>
+                            </w:r>
+                          </w:p>
+                        </w:txbxContent>
+                      </wps:txbx>
+                      <wps:bodyPr rot="0" spcFirstLastPara="0" vertOverflow="overflow" horzOverflow="overflow" vert="horz" wrap="square" lIns="0" tIns="0" rIns="0" bIns="0" numCol="1" spcCol="0" rtlCol="0" fromWordArt="0" anchor="t" anchorCtr="0" forceAA="0" compatLnSpc="1">
+                        <a:prstTxWarp prst="textNoShape">
+                          <a:avLst/>
+                        </a:prstTxWarp>
+                        <a:spAutoFit/>
+                      </wps:bodyPr>
+                    </wps:wsp>
+                  </a:graphicData>
+                </a:graphic>
+              </wp:anchor>
+            </w:drawing>
+          </mc:Choice>
+          <mc:Fallback>
+            <w:pict>
+              <v:shape w14:anchorId="0816465A" id="_x0000_s1027" type="#_x0000_t202" style="position:absolute;left:0;text-align:left;margin-left:.05pt;margin-top:461.7pt;width:453.5pt;height:.05pt;z-index:251665408;visibility:visible;mso-wrap-style:square;mso-wrap-distance-left:9pt;mso-wrap-distance-top:0;mso-wrap-distance-right:9pt;mso-wrap-distance-bottom:0;mso-position-horizontal:absolute;mso-position-horizontal-relative:text;mso-position-vertical:absolute;mso-position-vertical-relative:text;v-text-anchor:top" o:gfxdata="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" stroked="f">
+                <v:textbox style="mso-fit-shape-to-text:t" inset="0,0,0,0">
+                  <w:txbxContent>
+                    <w:p>
+                      <w:pPr>
+                        <w:pStyle w:val="Lgende"/>
+                        <w:rPr>
+                          <w:rFonts w:ascii="Times New Roman" w:hAnsi="Times New Roman" w:cs="Times New Roman"/>
+                          <w:noProof/>
+                          <w:sz w:val="24"/>
+                          <w:szCs w:val="24"/>
+                          <w:lang w:val="en-US"/>
+                        </w:rPr>
+                      </w:pPr>
+                      <w:r>
+                        <w:rPr>
+                          <w:rFonts w:ascii="Times New Roman" w:hAnsi="Times New Roman" w:cs="Times New Roman"/>
+                          <w:sz w:val="24"/>
+                          <w:szCs w:val="24"/>
+                          <w:lang w:val="en-US"/>
+                        </w:rPr>
+                        <w:t xml:space="preserve">Figure </w:t>
+                      </w:r>
+                      <w:r>
+                        <w:rPr>
+                          <w:rFonts w:ascii="Times New Roman" w:hAnsi="Times New Roman" w:cs="Times New Roman"/>
+                          <w:sz w:val="24"/>
+                          <w:szCs w:val="24"/>
+                        </w:rPr>
+                        <w:fldChar w:fldCharType="begin"/>
+                      </w:r>
+                      <w:r>
+                        <w:rPr>
+                          <w:rFonts w:ascii="Times New Roman" w:hAnsi="Times New Roman" w:cs="Times New Roman"/>
+                          <w:sz w:val="24"/>
+                          <w:szCs w:val="24"/>
+                          <w:lang w:val="en-US"/>
+                        </w:rPr>
+                        <w:instrText xml:space="preserve"> SEQ Figure \* ARABIC </w:instrText>
+                      </w:r>
+                      <w:r>
+                        <w:rPr>
+                          <w:rFonts w:ascii="Times New Roman" w:hAnsi="Times New Roman" w:cs="Times New Roman"/>
+                          <w:sz w:val="24"/>
+                          <w:szCs w:val="24"/>
+                        </w:rPr>
+                        <w:fldChar w:fldCharType="separate"/>
+                      </w:r>
+                      <w:r>
+                        <w:rPr>
+                          <w:rFonts w:ascii="Times New Roman" w:hAnsi="Times New Roman" w:cs="Times New Roman"/>
+                          <w:noProof/>
+                          <w:sz w:val="24"/>
+                          <w:szCs w:val="24"/>
+                          <w:lang w:val="en-US"/>
+                        </w:rPr>
+                        <w:t>2</w:t>
+                      </w:r>
+                      <w:r>
+                        <w:rPr>
+                          <w:rFonts w:ascii="Times New Roman" w:hAnsi="Times New Roman" w:cs="Times New Roman"/>
+                          <w:sz w:val="24"/>
+                          <w:szCs w:val="24"/>
+                        </w:rPr>
+                        <w:fldChar w:fldCharType="end"/>
+                      </w:r>
+                      <w:r>
+                        <w:rPr>
+                          <w:rFonts w:ascii="Times New Roman" w:hAnsi="Times New Roman" w:cs="Times New Roman"/>
+                          <w:sz w:val="24"/>
+                          <w:szCs w:val="24"/>
+                          <w:lang w:val="en-US"/>
+                        </w:rPr>
+                        <w:t>: Capture of annual inflation by profits and wages. Inflation is measured as percentage change in the gross value added (GVA) deflator (red line). Source: Author's own elaboration based the Swiss Secretariat of Economic Affaire (SECO) data.</w:t>
+                      </w:r>
+                    </w:p>
+                  </w:txbxContent>
+                </v:textbox>
+                <w10:wrap type="square"/>
+              </v:shape>
+            </w:pict>
+          </mc:Fallback>
+        </mc:AlternateContent>
+      </w:r>
+      <w:r>
+        <w:rPr>
+          <w:rFonts w:ascii="Times New Roman" w:hAnsi="Times New Roman" w:cs="Times New Roman"/>
+          <w:noProof/>
+          <w:lang w:val="en-US"/>
+        </w:rPr>
         <w:drawing>
           <wp:anchor distT="0" distB="0" distL="114300" distR="114300" simplePos="0" relativeHeight="251658240" behindDoc="0" locked="0" layoutInCell="1" allowOverlap="1" wp14:anchorId="6F9A8687" wp14:editId="52A0B8D1">
             <wp:simplePos x="0" y="0"/>
@@ -3628,7 +4139,7 @@
                     </pic:cNvPicPr>
                   </pic:nvPicPr>
                   <pic:blipFill>
-                    <a:blip r:embed="rId8">
+                    <a:blip r:embed="rId9">
                       <a:extLst>
                         <a:ext uri="{28A0092B-C50C-407E-A947-70E740481C1C}">
                           <a14:useLocalDpi xmlns:a14="http://schemas.microsoft.com/office/drawing/2010/main" val="0"/>
@@ -3750,7 +4261,15 @@
           <w:rFonts w:ascii="Times New Roman" w:hAnsi="Times New Roman" w:cs="Times New Roman"/>
           <w:lang w:val="en-US"/>
         </w:rPr>
-        <w:t xml:space="preserve"> This stands in sharp contrast to the economic crisis of the 1990s, when most of inflation was captured by increases in nominal wages. As indicated by </w:t>
+        <w:t xml:space="preserve"> This stands in </w:t>
+      </w:r>
+      <w:r>
+        <w:rPr>
+          <w:rFonts w:ascii="Times New Roman" w:hAnsi="Times New Roman" w:cs="Times New Roman"/>
+          <w:lang w:val="en-US"/>
+        </w:rPr>
+        <w:lastRenderedPageBreak/>
+        <w:t xml:space="preserve">sharp contrast to the economic crisis of the 1990s, when most of inflation was captured by increases in nominal wages. As indicated by </w:t>
       </w:r>
       <w:r>
         <w:rPr>
@@ -3854,13 +4373,360 @@
       </w:pPr>
       <w:r>
         <w:rPr>
-          <w:rFonts w:ascii="Times New Roman" w:hAnsi="Times New Roman" w:cs="Times New Roman"/>
           <w:noProof/>
-          <w:lang w:val="en-US"/>
-        </w:rPr>
-        <w:lastRenderedPageBreak/>
+        </w:rPr>
+        <mc:AlternateContent>
+          <mc:Choice Requires="wps">
+            <w:drawing>
+              <wp:anchor distT="0" distB="0" distL="114300" distR="114300" simplePos="0" relativeHeight="251667456" behindDoc="0" locked="0" layoutInCell="1" allowOverlap="1" wp14:anchorId="2D56C022" wp14:editId="15FC5B85">
+                <wp:simplePos x="0" y="0"/>
+                <wp:positionH relativeFrom="margin">
+                  <wp:align>right</wp:align>
+                </wp:positionH>
+                <wp:positionV relativeFrom="paragraph">
+                  <wp:posOffset>4422775</wp:posOffset>
+                </wp:positionV>
+                <wp:extent cx="5760720" cy="565785"/>
+                <wp:effectExtent l="0" t="0" r="0" b="5715"/>
+                <wp:wrapSquare wrapText="bothSides"/>
+                <wp:docPr id="1601529708" name="Zone de texte 1"/>
+                <wp:cNvGraphicFramePr/>
+                <a:graphic xmlns:a="http://schemas.openxmlformats.org/drawingml/2006/main">
+                  <a:graphicData uri="http://schemas.microsoft.com/office/word/2010/wordprocessingShape">
+                    <wps:wsp>
+                      <wps:cNvSpPr txBox="1"/>
+                      <wps:spPr>
+                        <a:xfrm>
+                          <a:off x="0" y="0"/>
+                          <a:ext cx="5760720" cy="565785"/>
+                        </a:xfrm>
+                        <a:prstGeom prst="rect">
+                          <a:avLst/>
+                        </a:prstGeom>
+                        <a:solidFill>
+                          <a:prstClr val="white"/>
+                        </a:solidFill>
+                        <a:ln>
+                          <a:noFill/>
+                        </a:ln>
+                      </wps:spPr>
+                      <wps:txbx>
+                        <w:txbxContent>
+                          <w:p>
+                            <w:pPr>
+                              <w:pStyle w:val="Lgende"/>
+                              <w:rPr>
+                                <w:rFonts w:ascii="Times New Roman" w:hAnsi="Times New Roman" w:cs="Times New Roman"/>
+                                <w:noProof/>
+                                <w:sz w:val="24"/>
+                                <w:szCs w:val="24"/>
+                                <w:lang w:val="en-US"/>
+                              </w:rPr>
+                            </w:pPr>
+                            <w:r>
+                              <w:rPr>
+                                <w:sz w:val="24"/>
+                                <w:szCs w:val="24"/>
+                                <w:lang w:val="en-US"/>
+                              </w:rPr>
+                              <w:t xml:space="preserve">Figure </w:t>
+                            </w:r>
+                            <w:r>
+                              <w:rPr>
+                                <w:sz w:val="24"/>
+                                <w:szCs w:val="24"/>
+                              </w:rPr>
+                              <w:fldChar w:fldCharType="begin"/>
+                            </w:r>
+                            <w:r>
+                              <w:rPr>
+                                <w:sz w:val="24"/>
+                                <w:szCs w:val="24"/>
+                                <w:lang w:val="en-US"/>
+                              </w:rPr>
+                              <w:instrText xml:space="preserve"> SEQ Figure \* ARABIC </w:instrText>
+                            </w:r>
+                            <w:r>
+                              <w:rPr>
+                                <w:sz w:val="24"/>
+                                <w:szCs w:val="24"/>
+                              </w:rPr>
+                              <w:fldChar w:fldCharType="separate"/>
+                            </w:r>
+                            <w:r>
+                              <w:rPr>
+                                <w:noProof/>
+                                <w:sz w:val="24"/>
+                                <w:szCs w:val="24"/>
+                                <w:lang w:val="en-US"/>
+                              </w:rPr>
+                              <w:t>3</w:t>
+                            </w:r>
+                            <w:r>
+                              <w:rPr>
+                                <w:sz w:val="24"/>
+                                <w:szCs w:val="24"/>
+                              </w:rPr>
+                              <w:fldChar w:fldCharType="end"/>
+                            </w:r>
+                            <w:r>
+                              <w:rPr>
+                                <w:sz w:val="24"/>
+                                <w:szCs w:val="24"/>
+                                <w:lang w:val="en-US"/>
+                              </w:rPr>
+                              <w:t xml:space="preserve">:  Systemically significant sectors </w:t>
+                            </w:r>
+                            <w:r>
+                              <w:rPr>
+                                <w:sz w:val="24"/>
+                                <w:szCs w:val="24"/>
+                                <w:lang w:val="en-US"/>
+                              </w:rPr>
+                              <w:t xml:space="preserve">for price stability in Switzerland. </w:t>
+                            </w:r>
+                            <w:r>
+                              <w:rPr>
+                                <w:sz w:val="24"/>
+                                <w:szCs w:val="24"/>
+                                <w:lang w:val="en-US"/>
+                              </w:rPr>
+                              <w:t>On the left (a)</w:t>
+                            </w:r>
+                            <w:r>
+                              <w:rPr>
+                                <w:sz w:val="24"/>
+                                <w:szCs w:val="24"/>
+                                <w:lang w:val="en-US"/>
+                              </w:rPr>
+                              <w:t xml:space="preserve">: </w:t>
+                            </w:r>
+                            <w:r>
+                              <w:rPr>
+                                <w:sz w:val="24"/>
+                                <w:szCs w:val="24"/>
+                                <w:lang w:val="en-US"/>
+                              </w:rPr>
+                              <w:t>effect</w:t>
+                            </w:r>
+                            <w:r>
+                              <w:rPr>
+                                <w:sz w:val="24"/>
+                                <w:szCs w:val="24"/>
+                                <w:lang w:val="en-US"/>
+                              </w:rPr>
+                              <w:t>s</w:t>
+                            </w:r>
+                            <w:r>
+                              <w:rPr>
+                                <w:sz w:val="24"/>
+                                <w:szCs w:val="24"/>
+                                <w:lang w:val="en-US"/>
+                              </w:rPr>
+                              <w:t xml:space="preserve"> of a sectoral unit price increase on a synthetic Swiss consumer price index. On the right (b): forward linkages and CPI inflation impact of sectoral unit price shocks in the Swiss economy. </w:t>
+                            </w:r>
+                            <w:r>
+                              <w:rPr>
+                                <w:sz w:val="24"/>
+                                <w:szCs w:val="24"/>
+                              </w:rPr>
+                              <w:t xml:space="preserve">Data </w:t>
+                            </w:r>
+                            <w:proofErr w:type="gramStart"/>
+                            <w:r>
+                              <w:rPr>
+                                <w:sz w:val="24"/>
+                                <w:szCs w:val="24"/>
+                              </w:rPr>
+                              <w:t>source:</w:t>
+                            </w:r>
+                            <w:proofErr w:type="gramEnd"/>
+                            <w:r>
+                              <w:rPr>
+                                <w:sz w:val="24"/>
+                                <w:szCs w:val="24"/>
+                              </w:rPr>
+                              <w:t xml:space="preserve"> OECD input-output tables.</w:t>
+                            </w:r>
+                          </w:p>
+                        </w:txbxContent>
+                      </wps:txbx>
+                      <wps:bodyPr rot="0" spcFirstLastPara="0" vertOverflow="overflow" horzOverflow="overflow" vert="horz" wrap="square" lIns="0" tIns="0" rIns="0" bIns="0" numCol="1" spcCol="0" rtlCol="0" fromWordArt="0" anchor="t" anchorCtr="0" forceAA="0" compatLnSpc="1">
+                        <a:prstTxWarp prst="textNoShape">
+                          <a:avLst/>
+                        </a:prstTxWarp>
+                        <a:noAutofit/>
+                      </wps:bodyPr>
+                    </wps:wsp>
+                  </a:graphicData>
+                </a:graphic>
+                <wp14:sizeRelH relativeFrom="margin">
+                  <wp14:pctWidth>0</wp14:pctWidth>
+                </wp14:sizeRelH>
+                <wp14:sizeRelV relativeFrom="margin">
+                  <wp14:pctHeight>0</wp14:pctHeight>
+                </wp14:sizeRelV>
+              </wp:anchor>
+            </w:drawing>
+          </mc:Choice>
+          <mc:Fallback>
+            <w:pict>
+              <v:shape w14:anchorId="2D56C022" id="_x0000_s1028" type="#_x0000_t202" style="position:absolute;left:0;text-align:left;margin-left:402.4pt;margin-top:348.25pt;width:453.6pt;height:44.55pt;z-index:251667456;visibility:visible;mso-wrap-style:square;mso-width-percent:0;mso-height-percent:0;mso-wrap-distance-left:9pt;mso-wrap-distance-top:0;mso-wrap-distance-right:9pt;mso-wrap-distance-bottom:0;mso-position-horizontal:right;mso-position-horizontal-relative:margin;mso-position-vertical:absolute;mso-position-vertical-relative:text;mso-width-percent:0;mso-height-percent:0;mso-width-relative:margin;mso-height-relative:margin;v-text-anchor:top" o:gfxdata="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" stroked="f">
+                <v:textbox inset="0,0,0,0">
+                  <w:txbxContent>
+                    <w:p>
+                      <w:pPr>
+                        <w:pStyle w:val="Lgende"/>
+                        <w:rPr>
+                          <w:rFonts w:ascii="Times New Roman" w:hAnsi="Times New Roman" w:cs="Times New Roman"/>
+                          <w:noProof/>
+                          <w:sz w:val="24"/>
+                          <w:szCs w:val="24"/>
+                          <w:lang w:val="en-US"/>
+                        </w:rPr>
+                      </w:pPr>
+                      <w:r>
+                        <w:rPr>
+                          <w:sz w:val="24"/>
+                          <w:szCs w:val="24"/>
+                          <w:lang w:val="en-US"/>
+                        </w:rPr>
+                        <w:t xml:space="preserve">Figure </w:t>
+                      </w:r>
+                      <w:r>
+                        <w:rPr>
+                          <w:sz w:val="24"/>
+                          <w:szCs w:val="24"/>
+                        </w:rPr>
+                        <w:fldChar w:fldCharType="begin"/>
+                      </w:r>
+                      <w:r>
+                        <w:rPr>
+                          <w:sz w:val="24"/>
+                          <w:szCs w:val="24"/>
+                          <w:lang w:val="en-US"/>
+                        </w:rPr>
+                        <w:instrText xml:space="preserve"> SEQ Figure \* ARABIC </w:instrText>
+                      </w:r>
+                      <w:r>
+                        <w:rPr>
+                          <w:sz w:val="24"/>
+                          <w:szCs w:val="24"/>
+                        </w:rPr>
+                        <w:fldChar w:fldCharType="separate"/>
+                      </w:r>
+                      <w:r>
+                        <w:rPr>
+                          <w:noProof/>
+                          <w:sz w:val="24"/>
+                          <w:szCs w:val="24"/>
+                          <w:lang w:val="en-US"/>
+                        </w:rPr>
+                        <w:t>3</w:t>
+                      </w:r>
+                      <w:r>
+                        <w:rPr>
+                          <w:sz w:val="24"/>
+                          <w:szCs w:val="24"/>
+                        </w:rPr>
+                        <w:fldChar w:fldCharType="end"/>
+                      </w:r>
+                      <w:r>
+                        <w:rPr>
+                          <w:sz w:val="24"/>
+                          <w:szCs w:val="24"/>
+                          <w:lang w:val="en-US"/>
+                        </w:rPr>
+                        <w:t xml:space="preserve">:  Systemically significant sectors </w:t>
+                      </w:r>
+                      <w:r>
+                        <w:rPr>
+                          <w:sz w:val="24"/>
+                          <w:szCs w:val="24"/>
+                          <w:lang w:val="en-US"/>
+                        </w:rPr>
+                        <w:t xml:space="preserve">for price stability in Switzerland. </w:t>
+                      </w:r>
+                      <w:r>
+                        <w:rPr>
+                          <w:sz w:val="24"/>
+                          <w:szCs w:val="24"/>
+                          <w:lang w:val="en-US"/>
+                        </w:rPr>
+                        <w:t>On the left (a)</w:t>
+                      </w:r>
+                      <w:r>
+                        <w:rPr>
+                          <w:sz w:val="24"/>
+                          <w:szCs w:val="24"/>
+                          <w:lang w:val="en-US"/>
+                        </w:rPr>
+                        <w:t xml:space="preserve">: </w:t>
+                      </w:r>
+                      <w:r>
+                        <w:rPr>
+                          <w:sz w:val="24"/>
+                          <w:szCs w:val="24"/>
+                          <w:lang w:val="en-US"/>
+                        </w:rPr>
+                        <w:t>effect</w:t>
+                      </w:r>
+                      <w:r>
+                        <w:rPr>
+                          <w:sz w:val="24"/>
+                          <w:szCs w:val="24"/>
+                          <w:lang w:val="en-US"/>
+                        </w:rPr>
+                        <w:t>s</w:t>
+                      </w:r>
+                      <w:r>
+                        <w:rPr>
+                          <w:sz w:val="24"/>
+                          <w:szCs w:val="24"/>
+                          <w:lang w:val="en-US"/>
+                        </w:rPr>
+                        <w:t xml:space="preserve"> of a sectoral unit price increase on a synthetic Swiss consumer price index. On the right (b): forward linkages and CPI inflation impact of sectoral unit price shocks in the Swiss economy. </w:t>
+                      </w:r>
+                      <w:r>
+                        <w:rPr>
+                          <w:sz w:val="24"/>
+                          <w:szCs w:val="24"/>
+                        </w:rPr>
+                        <w:t xml:space="preserve">Data </w:t>
+                      </w:r>
+                      <w:proofErr w:type="gramStart"/>
+                      <w:r>
+                        <w:rPr>
+                          <w:sz w:val="24"/>
+                          <w:szCs w:val="24"/>
+                        </w:rPr>
+                        <w:t>source:</w:t>
+                      </w:r>
+                      <w:proofErr w:type="gramEnd"/>
+                      <w:r>
+                        <w:rPr>
+                          <w:sz w:val="24"/>
+                          <w:szCs w:val="24"/>
+                        </w:rPr>
+                        <w:t xml:space="preserve"> OECD input-output tables.</w:t>
+                      </w:r>
+                    </w:p>
+                  </w:txbxContent>
+                </v:textbox>
+                <w10:wrap type="square" anchorx="margin"/>
+              </v:shape>
+            </w:pict>
+          </mc:Fallback>
+        </mc:AlternateContent>
+      </w:r>
+      <w:r>
+        <w:rPr>
+          <w:rFonts w:ascii="Times New Roman" w:hAnsi="Times New Roman" w:cs="Times New Roman"/>
+          <w:noProof/>
+          <w:lang w:val="en-US"/>
+        </w:rPr>
         <w:drawing>
-          <wp:anchor distT="0" distB="0" distL="114300" distR="114300" simplePos="0" relativeHeight="251659264" behindDoc="0" locked="0" layoutInCell="1" allowOverlap="1" wp14:anchorId="69A14E6A" wp14:editId="0992FA5E">
+          <wp:anchor distT="0" distB="0" distL="114300" distR="114300" simplePos="0" relativeHeight="251659264" behindDoc="0" locked="0" layoutInCell="1" allowOverlap="1" wp14:anchorId="69A14E6A" wp14:editId="3935C996">
             <wp:simplePos x="0" y="0"/>
             <wp:positionH relativeFrom="margin">
               <wp:align>center</wp:align>
@@ -3885,7 +4751,7 @@
                     </pic:cNvPicPr>
                   </pic:nvPicPr>
                   <pic:blipFill>
-                    <a:blip r:embed="rId9" cstate="print">
+                    <a:blip r:embed="rId10" cstate="print">
                       <a:extLst>
                         <a:ext uri="{28A0092B-C50C-407E-A947-70E740481C1C}">
                           <a14:useLocalDpi xmlns:a14="http://schemas.microsoft.com/office/drawing/2010/main" val="0"/>
@@ -3977,6 +4843,7 @@
     </w:p>
     <w:p>
       <w:pPr>
+        <w:spacing w:before="240"/>
         <w:jc w:val="both"/>
         <w:rPr>
           <w:rFonts w:ascii="Times New Roman" w:hAnsi="Times New Roman" w:cs="Times New Roman"/>
@@ -4002,6 +4869,7 @@
         <w:rPr>
           <w:lang w:val="en-US"/>
         </w:rPr>
+        <w:lastRenderedPageBreak/>
         <w:t>The Swiss retail sector</w:t>
       </w:r>
     </w:p>
@@ -4211,408 +5079,6 @@
         </w:rPr>
         <w:t xml:space="preserve"> </w:t>
       </w:r>
-      <w:r>
-        <w:rPr>
-          <w:rFonts w:ascii="Times New Roman" w:hAnsi="Times New Roman" w:cs="Times New Roman"/>
-          <w:lang w:val="en-US"/>
-        </w:rPr>
-        <w:t xml:space="preserve">In addition to its activities in food retail, the Migros Group also </w:t>
-      </w:r>
-      <w:r>
-        <w:rPr>
-          <w:rFonts w:ascii="Times New Roman" w:hAnsi="Times New Roman" w:cs="Times New Roman"/>
-          <w:lang w:val="en-US"/>
-        </w:rPr>
-        <w:lastRenderedPageBreak/>
-        <w:t>owns numerous subsidiaries operating in non-food retail, healthcare, tourism, as well as in the banking and education sectors</w:t>
-      </w:r>
-      <w:r>
-        <w:rPr>
-          <w:rFonts w:ascii="Times New Roman" w:hAnsi="Times New Roman" w:cs="Times New Roman"/>
-          <w:lang w:val="en-US"/>
-        </w:rPr>
-        <w:t xml:space="preserve">. </w:t>
-      </w:r>
-      <w:r>
-        <w:rPr>
-          <w:rFonts w:ascii="Times New Roman" w:hAnsi="Times New Roman" w:cs="Times New Roman"/>
-          <w:lang w:val="en-US"/>
-        </w:rPr>
-        <w:t>The Migros Group operates not only in the service sector but also i</w:t>
-      </w:r>
-      <w:r>
-        <w:rPr>
-          <w:rFonts w:ascii="Times New Roman" w:hAnsi="Times New Roman" w:cs="Times New Roman"/>
-          <w:lang w:val="en-US"/>
-        </w:rPr>
-        <w:t xml:space="preserve">n </w:t>
-      </w:r>
-      <w:r>
-        <w:rPr>
-          <w:rFonts w:ascii="Times New Roman" w:hAnsi="Times New Roman" w:cs="Times New Roman"/>
-          <w:lang w:val="en-US"/>
-        </w:rPr>
-        <w:t>the production sector</w:t>
-      </w:r>
-      <w:r>
-        <w:rPr>
-          <w:rFonts w:ascii="Times New Roman" w:hAnsi="Times New Roman" w:cs="Times New Roman"/>
-          <w:lang w:val="en-US"/>
-        </w:rPr>
-        <w:t>, as the factories of Migros Industry produce most of the food products sold in Migros supermarkets.</w:t>
-      </w:r>
-      <w:r>
-        <w:rPr>
-          <w:rFonts w:ascii="Times New Roman" w:hAnsi="Times New Roman" w:cs="Times New Roman"/>
-          <w:lang w:val="en-US"/>
-        </w:rPr>
-        <w:t xml:space="preserve"> Migros also has its own bank (Bank Migros) and </w:t>
-      </w:r>
-      <w:r>
-        <w:rPr>
-          <w:rFonts w:ascii="Times New Roman" w:hAnsi="Times New Roman" w:cs="Times New Roman"/>
-          <w:lang w:val="en-US"/>
-        </w:rPr>
-        <w:t>provide courses and training programs (“</w:t>
-      </w:r>
-      <w:proofErr w:type="spellStart"/>
-      <w:r>
-        <w:rPr>
-          <w:rFonts w:ascii="Times New Roman" w:hAnsi="Times New Roman" w:cs="Times New Roman"/>
-          <w:lang w:val="en-US"/>
-        </w:rPr>
-        <w:t>Klubschule</w:t>
-      </w:r>
-      <w:proofErr w:type="spellEnd"/>
-      <w:r>
-        <w:rPr>
-          <w:rFonts w:ascii="Times New Roman" w:hAnsi="Times New Roman" w:cs="Times New Roman"/>
-          <w:lang w:val="en-US"/>
-        </w:rPr>
-        <w:t>” or “École-club</w:t>
-      </w:r>
-      <w:r>
-        <w:rPr>
-          <w:rFonts w:ascii="Times New Roman" w:hAnsi="Times New Roman" w:cs="Times New Roman"/>
-          <w:lang w:val="en-US"/>
-        </w:rPr>
-        <w:t xml:space="preserve"> Migros</w:t>
-      </w:r>
-      <w:r>
-        <w:rPr>
-          <w:rFonts w:ascii="Times New Roman" w:hAnsi="Times New Roman" w:cs="Times New Roman"/>
-          <w:lang w:val="en-US"/>
-        </w:rPr>
-        <w:t>”)</w:t>
-      </w:r>
-      <w:r>
-        <w:rPr>
-          <w:rFonts w:ascii="Times New Roman" w:hAnsi="Times New Roman" w:cs="Times New Roman"/>
-          <w:lang w:val="en-US"/>
-        </w:rPr>
-        <w:t xml:space="preserve"> </w:t>
-      </w:r>
-      <w:r>
-        <w:rPr>
-          <w:rFonts w:ascii="Times New Roman" w:hAnsi="Times New Roman" w:cs="Times New Roman"/>
-          <w:lang w:val="en-US"/>
-        </w:rPr>
-        <w:t xml:space="preserve">at around 50 different locations throughout Switzerland, </w:t>
-      </w:r>
-      <w:r>
-        <w:rPr>
-          <w:rFonts w:ascii="Times New Roman" w:hAnsi="Times New Roman" w:cs="Times New Roman"/>
-          <w:lang w:val="en-US"/>
-        </w:rPr>
-        <w:t xml:space="preserve">courses </w:t>
-      </w:r>
-      <w:r>
-        <w:rPr>
-          <w:rFonts w:ascii="Times New Roman" w:hAnsi="Times New Roman" w:cs="Times New Roman"/>
-          <w:lang w:val="en-US"/>
-        </w:rPr>
-        <w:t>which</w:t>
-      </w:r>
-      <w:r>
-        <w:rPr>
-          <w:rFonts w:ascii="Times New Roman" w:hAnsi="Times New Roman" w:cs="Times New Roman"/>
-          <w:lang w:val="en-US"/>
-        </w:rPr>
-        <w:t xml:space="preserve"> are sometimes funded by unemployment insurance itself as part of professional reintegration programs</w:t>
-      </w:r>
-      <w:r>
-        <w:rPr>
-          <w:rFonts w:ascii="Times New Roman" w:hAnsi="Times New Roman" w:cs="Times New Roman"/>
-          <w:lang w:val="en-US"/>
-        </w:rPr>
-        <w:t>.</w:t>
-      </w:r>
-      <w:r>
-        <w:rPr>
-          <w:rFonts w:ascii="Times New Roman" w:hAnsi="Times New Roman" w:cs="Times New Roman"/>
-          <w:lang w:val="en-US"/>
-        </w:rPr>
-        <w:t xml:space="preserve"> </w:t>
-      </w:r>
-      <w:r>
-        <w:rPr>
-          <w:rFonts w:ascii="Times New Roman" w:hAnsi="Times New Roman" w:cs="Times New Roman"/>
-          <w:lang w:val="en-US"/>
-        </w:rPr>
-        <w:t>In recent years, the Migros Group has divested numerous brands and retail subsidiaries</w:t>
-      </w:r>
-      <w:r>
-        <w:rPr>
-          <w:rStyle w:val="Appelnotedebasdep"/>
-          <w:rFonts w:ascii="Times New Roman" w:hAnsi="Times New Roman" w:cs="Times New Roman"/>
-          <w:lang w:val="en-US"/>
-        </w:rPr>
-        <w:footnoteReference w:id="6"/>
-      </w:r>
-      <w:r>
-        <w:rPr>
-          <w:rFonts w:ascii="Times New Roman" w:hAnsi="Times New Roman" w:cs="Times New Roman"/>
-          <w:lang w:val="en-US"/>
-        </w:rPr>
-        <w:t xml:space="preserve"> as part of a strategic refocusing effort, particularly toward e-commerce, driven by the success of </w:t>
-      </w:r>
-      <w:proofErr w:type="spellStart"/>
-      <w:r>
-        <w:rPr>
-          <w:rFonts w:ascii="Times New Roman" w:hAnsi="Times New Roman" w:cs="Times New Roman"/>
-          <w:lang w:val="en-US"/>
-        </w:rPr>
-        <w:t>Digitec</w:t>
-      </w:r>
-      <w:proofErr w:type="spellEnd"/>
-      <w:r>
-        <w:rPr>
-          <w:rFonts w:ascii="Times New Roman" w:hAnsi="Times New Roman" w:cs="Times New Roman"/>
-          <w:lang w:val="en-US"/>
-        </w:rPr>
-        <w:t xml:space="preserve"> </w:t>
-      </w:r>
-      <w:proofErr w:type="spellStart"/>
-      <w:r>
-        <w:rPr>
-          <w:rFonts w:ascii="Times New Roman" w:hAnsi="Times New Roman" w:cs="Times New Roman"/>
-          <w:lang w:val="en-US"/>
-        </w:rPr>
-        <w:t>Galaxus</w:t>
-      </w:r>
-      <w:proofErr w:type="spellEnd"/>
-      <w:r>
-        <w:rPr>
-          <w:rFonts w:ascii="Times New Roman" w:hAnsi="Times New Roman" w:cs="Times New Roman"/>
-          <w:lang w:val="en-US"/>
-        </w:rPr>
-        <w:t>, its online retail subsidiary, which has established itself as Switzerland’s leading e-commerce platform since the COVID-19 pandemic</w:t>
-      </w:r>
-      <w:r>
-        <w:rPr>
-          <w:rFonts w:ascii="Times New Roman" w:hAnsi="Times New Roman" w:cs="Times New Roman"/>
-          <w:lang w:val="en-US"/>
-        </w:rPr>
-        <w:t xml:space="preserve"> </w:t>
-      </w:r>
-      <w:r>
-        <w:rPr>
-          <w:rFonts w:ascii="Times New Roman" w:hAnsi="Times New Roman" w:cs="Times New Roman"/>
-          <w:lang w:val="en-US"/>
-        </w:rPr>
-        <w:fldChar w:fldCharType="begin"/>
-      </w:r>
-      <w:r>
-        <w:rPr>
-          <w:rFonts w:ascii="Times New Roman" w:hAnsi="Times New Roman" w:cs="Times New Roman"/>
-          <w:lang w:val="en-US"/>
-        </w:rPr>
-        <w:instrText xml:space="preserve"> ADDIN ZOTERO_ITEM CSL_CITATION {"citationID":"OyKA0tnq","properties":{"formattedCitation":"(Nod and Irminger 2026)","plainCitation":"(Nod and Irminger 2026)","noteIndex":0},"citationItems":[{"id":6736,"uris":["http://zotero.org/groups/6311349/items/NVJJF55K"],"itemData":{"id":6736,"type":"report","publisher":"Fédération des coopératives Migros","title":"Rapport annuel Migros 2025","URL":"https://report.migros.ch/2025/app/uploads/Rapport-de-gestion.pdf","author":[{"family":"Nod","given":"Ursula"},{"family":"Irminger","given":"Mario"}],"issued":{"date-parts":[["2026"]]}}}],"schema":"https://github.com/citation-style-language/schema/raw/master/csl-citation.json"} </w:instrText>
-      </w:r>
-      <w:r>
-        <w:rPr>
-          <w:rFonts w:ascii="Times New Roman" w:hAnsi="Times New Roman" w:cs="Times New Roman"/>
-          <w:lang w:val="en-US"/>
-        </w:rPr>
-        <w:fldChar w:fldCharType="separate"/>
-      </w:r>
-      <w:r>
-        <w:rPr>
-          <w:rFonts w:ascii="Aptos" w:hAnsi="Aptos"/>
-          <w:lang w:val="en-US"/>
-        </w:rPr>
-        <w:t>(Nod and Irminger 2026)</w:t>
-      </w:r>
-      <w:r>
-        <w:rPr>
-          <w:rFonts w:ascii="Times New Roman" w:hAnsi="Times New Roman" w:cs="Times New Roman"/>
-          <w:lang w:val="en-US"/>
-        </w:rPr>
-        <w:fldChar w:fldCharType="end"/>
-      </w:r>
-      <w:r>
-        <w:rPr>
-          <w:rFonts w:ascii="Times New Roman" w:hAnsi="Times New Roman" w:cs="Times New Roman"/>
-          <w:lang w:val="en-US"/>
-        </w:rPr>
-        <w:t>.</w:t>
-      </w:r>
-      <w:r>
-        <w:rPr>
-          <w:rFonts w:ascii="Times New Roman" w:hAnsi="Times New Roman" w:cs="Times New Roman"/>
-          <w:lang w:val="en-US"/>
-        </w:rPr>
-        <w:t xml:space="preserve"> </w:t>
-      </w:r>
-      <w:r>
-        <w:rPr>
-          <w:rFonts w:ascii="Times New Roman" w:hAnsi="Times New Roman" w:cs="Times New Roman"/>
-          <w:lang w:val="en-US"/>
-        </w:rPr>
-        <w:t>Coop is the other historic giant of Swiss retail and Migros’s main competitor in the domestic market</w:t>
-      </w:r>
-      <w:r>
-        <w:rPr>
-          <w:rFonts w:ascii="Times New Roman" w:hAnsi="Times New Roman" w:cs="Times New Roman"/>
-          <w:lang w:val="en-US"/>
-        </w:rPr>
-        <w:t>.</w:t>
-      </w:r>
-      <w:r>
-        <w:rPr>
-          <w:rFonts w:ascii="Times New Roman" w:hAnsi="Times New Roman" w:cs="Times New Roman"/>
-          <w:lang w:val="en-US"/>
-        </w:rPr>
-        <w:t xml:space="preserve"> </w:t>
-      </w:r>
-      <w:r>
-        <w:rPr>
-          <w:rFonts w:ascii="Times New Roman" w:hAnsi="Times New Roman" w:cs="Times New Roman"/>
-          <w:lang w:val="en-US"/>
-        </w:rPr>
-        <w:t xml:space="preserve">While this cooperative traditionally operated in Migros’s shadow and was long regarded as the </w:t>
-      </w:r>
-      <w:r>
-        <w:rPr>
-          <w:rFonts w:ascii="Times New Roman" w:hAnsi="Times New Roman" w:cs="Times New Roman"/>
-          <w:lang w:val="en-US"/>
-        </w:rPr>
-        <w:t>number two of</w:t>
-      </w:r>
-      <w:r>
-        <w:rPr>
-          <w:rFonts w:ascii="Times New Roman" w:hAnsi="Times New Roman" w:cs="Times New Roman"/>
-          <w:lang w:val="en-US"/>
-        </w:rPr>
-        <w:t xml:space="preserve"> Swiss</w:t>
-      </w:r>
-      <w:r>
-        <w:rPr>
-          <w:rFonts w:ascii="Times New Roman" w:hAnsi="Times New Roman" w:cs="Times New Roman"/>
-          <w:lang w:val="en-US"/>
-        </w:rPr>
-        <w:t xml:space="preserve"> retail</w:t>
-      </w:r>
-      <w:r>
-        <w:rPr>
-          <w:rFonts w:ascii="Times New Roman" w:hAnsi="Times New Roman" w:cs="Times New Roman"/>
-          <w:lang w:val="en-US"/>
-        </w:rPr>
-        <w:t xml:space="preserve">, its growth in recent years has enabled it to surpass Migros in terms of turnover and market share in the food retail sector. Coop has a structure and profile similar to </w:t>
-      </w:r>
-      <w:r>
-        <w:rPr>
-          <w:rFonts w:ascii="Times New Roman" w:hAnsi="Times New Roman" w:cs="Times New Roman"/>
-          <w:lang w:val="en-US"/>
-        </w:rPr>
-        <w:t>those</w:t>
-      </w:r>
-      <w:r>
-        <w:rPr>
-          <w:rFonts w:ascii="Times New Roman" w:hAnsi="Times New Roman" w:cs="Times New Roman"/>
-          <w:lang w:val="en-US"/>
-        </w:rPr>
-        <w:t xml:space="preserve"> of Migros, with a few notable differences: Coop has become more heavily involved in wholesale trade following its acquisition of </w:t>
-      </w:r>
-      <w:proofErr w:type="spellStart"/>
-      <w:r>
-        <w:rPr>
-          <w:rFonts w:ascii="Times New Roman" w:hAnsi="Times New Roman" w:cs="Times New Roman"/>
-          <w:lang w:val="en-US"/>
-        </w:rPr>
-        <w:t>Transgourmet</w:t>
-      </w:r>
-      <w:proofErr w:type="spellEnd"/>
-      <w:r>
-        <w:rPr>
-          <w:rFonts w:ascii="Times New Roman" w:hAnsi="Times New Roman" w:cs="Times New Roman"/>
-          <w:lang w:val="en-US"/>
-        </w:rPr>
-        <w:t>, one of Europe's leading foodservice and wholesale distribution companies, and is therefore less diversified than Migros in terms of its range of business activities. Nevertheless, it still owns a wide portfolio of retail brands in both the food and non-food sectors, as well as several food production businesses</w:t>
-      </w:r>
-      <w:r>
-        <w:rPr>
-          <w:rFonts w:ascii="Times New Roman" w:hAnsi="Times New Roman" w:cs="Times New Roman"/>
-          <w:lang w:val="en-US"/>
-        </w:rPr>
-        <w:t xml:space="preserve"> </w:t>
-      </w:r>
-      <w:r>
-        <w:rPr>
-          <w:rFonts w:ascii="Times New Roman" w:hAnsi="Times New Roman" w:cs="Times New Roman"/>
-          <w:lang w:val="en-US"/>
-        </w:rPr>
-        <w:fldChar w:fldCharType="begin"/>
-      </w:r>
-      <w:r>
-        <w:rPr>
-          <w:rFonts w:ascii="Times New Roman" w:hAnsi="Times New Roman" w:cs="Times New Roman"/>
-          <w:lang w:val="en-US"/>
-        </w:rPr>
-        <w:instrText xml:space="preserve"> ADDIN ZOTERO_ITEM CSL_CITATION {"citationID":"aRNS6rGr","properties":{"formattedCitation":"(Sutter and Wyss 2026)","plainCitation":"(Sutter and Wyss 2026)","noteIndex":0},"citationItems":[{"id":6740,"uris":["http://zotero.org/groups/6311349/items/8FQUVPL2"],"itemData":{"id":6740,"type":"report","publisher":"Groupe Coop","title":"Rapport de gestion 2025","URL":"https://report.coop.ch/pdfs/Coop_GB_25_FR_5ec1838f7e.pdf","author":[{"family":"Sutter","given":"Joos"},{"family":"Wyss","given":"Philipp"}],"issued":{"date-parts":[["2026"]]}}}],"schema":"https://github.com/citation-style-language/schema/raw/master/csl-citation.json"} </w:instrText>
-      </w:r>
-      <w:r>
-        <w:rPr>
-          <w:rFonts w:ascii="Times New Roman" w:hAnsi="Times New Roman" w:cs="Times New Roman"/>
-          <w:lang w:val="en-US"/>
-        </w:rPr>
-        <w:fldChar w:fldCharType="separate"/>
-      </w:r>
-      <w:r>
-        <w:rPr>
-          <w:rFonts w:ascii="Aptos" w:hAnsi="Aptos"/>
-          <w:lang w:val="en-US"/>
-        </w:rPr>
-        <w:t>(Sutter and Wyss 2026)</w:t>
-      </w:r>
-      <w:r>
-        <w:rPr>
-          <w:rFonts w:ascii="Times New Roman" w:hAnsi="Times New Roman" w:cs="Times New Roman"/>
-          <w:lang w:val="en-US"/>
-        </w:rPr>
-        <w:fldChar w:fldCharType="end"/>
-      </w:r>
-      <w:r>
-        <w:rPr>
-          <w:rFonts w:ascii="Times New Roman" w:hAnsi="Times New Roman" w:cs="Times New Roman"/>
-          <w:lang w:val="en-US"/>
-        </w:rPr>
-        <w:t>.</w:t>
-      </w:r>
-      <w:r>
-        <w:rPr>
-          <w:rFonts w:ascii="Times New Roman" w:hAnsi="Times New Roman" w:cs="Times New Roman"/>
-          <w:lang w:val="en-US"/>
-        </w:rPr>
-        <w:t xml:space="preserve"> I</w:t>
-      </w:r>
-      <w:r>
-        <w:rPr>
-          <w:rFonts w:ascii="Times New Roman" w:hAnsi="Times New Roman" w:cs="Times New Roman"/>
-          <w:lang w:val="en-US"/>
-        </w:rPr>
-        <w:t>t is thus not surprising that the most significant sector of the Swiss economy is Wholesale &amp; retail trade.</w:t>
-      </w:r>
     </w:p>
     <w:p>
       <w:pPr>
@@ -4627,42 +5093,56 @@
           <w:rFonts w:ascii="Times New Roman" w:hAnsi="Times New Roman" w:cs="Times New Roman"/>
           <w:lang w:val="en-US"/>
         </w:rPr>
-        <w:t xml:space="preserve">What is the effect of this duopoly on Swiss price dynamics? </w:t>
-      </w:r>
-      <w:r>
-        <w:rPr>
-          <w:rFonts w:ascii="Times New Roman" w:hAnsi="Times New Roman" w:cs="Times New Roman"/>
-          <w:lang w:val="en-US"/>
-        </w:rPr>
-        <w:t xml:space="preserve">On the one hand, Coop and Migros have been criticized for allegedly excessive margins that they are able to extract </w:t>
-      </w:r>
-      <w:r>
-        <w:rPr>
-          <w:rFonts w:ascii="Times New Roman" w:hAnsi="Times New Roman" w:cs="Times New Roman"/>
-          <w:lang w:val="en-US"/>
-        </w:rPr>
-        <w:t>thanks to</w:t>
-      </w:r>
-      <w:r>
-        <w:rPr>
-          <w:rFonts w:ascii="Times New Roman" w:hAnsi="Times New Roman" w:cs="Times New Roman"/>
-          <w:lang w:val="en-US"/>
-        </w:rPr>
-        <w:t xml:space="preserve"> their </w:t>
-      </w:r>
-      <w:r>
-        <w:rPr>
-          <w:rFonts w:ascii="Times New Roman" w:hAnsi="Times New Roman" w:cs="Times New Roman"/>
-          <w:lang w:val="en-US"/>
-        </w:rPr>
-        <w:t>oligopolistic power</w:t>
-      </w:r>
-      <w:r>
-        <w:rPr>
-          <w:rFonts w:ascii="Times New Roman" w:hAnsi="Times New Roman" w:cs="Times New Roman"/>
-          <w:lang w:val="en-US"/>
-        </w:rPr>
-        <w:t xml:space="preserve">. By controlling both processing and distribution, they enjoy significant leverage in negotiations, particularly regarding the prices of agricultural products, which has fueled dissatisfaction among Swiss farmers. These farmers, politically represented by the Swiss Farmers’ Union (SFU), have been joined in their criticism by other stakeholders, including the Fédération </w:t>
+        <w:t>In addition to its activities in food retail, the Migros Group also owns numerous subsidiaries operating in non-food retail, healthcare, tourism, as well as in the banking and education sectors</w:t>
+      </w:r>
+      <w:r>
+        <w:rPr>
+          <w:rFonts w:ascii="Times New Roman" w:hAnsi="Times New Roman" w:cs="Times New Roman"/>
+          <w:lang w:val="en-US"/>
+        </w:rPr>
+        <w:t xml:space="preserve">. </w:t>
+      </w:r>
+      <w:r>
+        <w:rPr>
+          <w:rFonts w:ascii="Times New Roman" w:hAnsi="Times New Roman" w:cs="Times New Roman"/>
+          <w:lang w:val="en-US"/>
+        </w:rPr>
+        <w:t>The Migros Group operates not only in the service sector but also i</w:t>
+      </w:r>
+      <w:r>
+        <w:rPr>
+          <w:rFonts w:ascii="Times New Roman" w:hAnsi="Times New Roman" w:cs="Times New Roman"/>
+          <w:lang w:val="en-US"/>
+        </w:rPr>
+        <w:t xml:space="preserve">n </w:t>
+      </w:r>
+      <w:r>
+        <w:rPr>
+          <w:rFonts w:ascii="Times New Roman" w:hAnsi="Times New Roman" w:cs="Times New Roman"/>
+          <w:lang w:val="en-US"/>
+        </w:rPr>
+        <w:t>the production sector</w:t>
+      </w:r>
+      <w:r>
+        <w:rPr>
+          <w:rFonts w:ascii="Times New Roman" w:hAnsi="Times New Roman" w:cs="Times New Roman"/>
+          <w:lang w:val="en-US"/>
+        </w:rPr>
+        <w:t>, as the factories of Migros Industry produce most of the food products sold in Migros supermarkets.</w:t>
+      </w:r>
+      <w:r>
+        <w:rPr>
+          <w:rFonts w:ascii="Times New Roman" w:hAnsi="Times New Roman" w:cs="Times New Roman"/>
+          <w:lang w:val="en-US"/>
+        </w:rPr>
+        <w:t xml:space="preserve"> Migros also has its own bank (Bank Migros) and </w:t>
+      </w:r>
+      <w:r>
+        <w:rPr>
+          <w:rFonts w:ascii="Times New Roman" w:hAnsi="Times New Roman" w:cs="Times New Roman"/>
+          <w:lang w:val="en-US"/>
+        </w:rPr>
+        <w:t>provide courses and training programs (“</w:t>
       </w:r>
       <w:proofErr w:type="spellStart"/>
       <w:r>
@@ -4670,7 +5150,7 @@
           <w:rFonts w:ascii="Times New Roman" w:hAnsi="Times New Roman" w:cs="Times New Roman"/>
           <w:lang w:val="en-US"/>
         </w:rPr>
-        <w:t>Romande</w:t>
+        <w:t>Klubschule</w:t>
       </w:r>
       <w:proofErr w:type="spellEnd"/>
       <w:r>
@@ -4678,7 +5158,92 @@
           <w:rFonts w:ascii="Times New Roman" w:hAnsi="Times New Roman" w:cs="Times New Roman"/>
           <w:lang w:val="en-US"/>
         </w:rPr>
-        <w:t xml:space="preserve"> des </w:t>
+        <w:t>” or “École-club</w:t>
+      </w:r>
+      <w:r>
+        <w:rPr>
+          <w:rFonts w:ascii="Times New Roman" w:hAnsi="Times New Roman" w:cs="Times New Roman"/>
+          <w:lang w:val="en-US"/>
+        </w:rPr>
+        <w:t xml:space="preserve"> Migros</w:t>
+      </w:r>
+      <w:r>
+        <w:rPr>
+          <w:rFonts w:ascii="Times New Roman" w:hAnsi="Times New Roman" w:cs="Times New Roman"/>
+          <w:lang w:val="en-US"/>
+        </w:rPr>
+        <w:t>”)</w:t>
+      </w:r>
+      <w:r>
+        <w:rPr>
+          <w:rFonts w:ascii="Times New Roman" w:hAnsi="Times New Roman" w:cs="Times New Roman"/>
+          <w:lang w:val="en-US"/>
+        </w:rPr>
+        <w:t xml:space="preserve"> </w:t>
+      </w:r>
+      <w:r>
+        <w:rPr>
+          <w:rFonts w:ascii="Times New Roman" w:hAnsi="Times New Roman" w:cs="Times New Roman"/>
+          <w:lang w:val="en-US"/>
+        </w:rPr>
+        <w:t xml:space="preserve">at around 50 different locations throughout Switzerland, </w:t>
+      </w:r>
+      <w:r>
+        <w:rPr>
+          <w:rFonts w:ascii="Times New Roman" w:hAnsi="Times New Roman" w:cs="Times New Roman"/>
+          <w:lang w:val="en-US"/>
+        </w:rPr>
+        <w:t xml:space="preserve">courses </w:t>
+      </w:r>
+      <w:r>
+        <w:rPr>
+          <w:rFonts w:ascii="Times New Roman" w:hAnsi="Times New Roman" w:cs="Times New Roman"/>
+          <w:lang w:val="en-US"/>
+        </w:rPr>
+        <w:t>which</w:t>
+      </w:r>
+      <w:r>
+        <w:rPr>
+          <w:rFonts w:ascii="Times New Roman" w:hAnsi="Times New Roman" w:cs="Times New Roman"/>
+          <w:lang w:val="en-US"/>
+        </w:rPr>
+        <w:t xml:space="preserve"> are sometimes funded by unemployment insurance itself as part of professional reintegration programs</w:t>
+      </w:r>
+      <w:r>
+        <w:rPr>
+          <w:rFonts w:ascii="Times New Roman" w:hAnsi="Times New Roman" w:cs="Times New Roman"/>
+          <w:lang w:val="en-US"/>
+        </w:rPr>
+        <w:t>.</w:t>
+      </w:r>
+      <w:r>
+        <w:rPr>
+          <w:rFonts w:ascii="Times New Roman" w:hAnsi="Times New Roman" w:cs="Times New Roman"/>
+          <w:lang w:val="en-US"/>
+        </w:rPr>
+        <w:t xml:space="preserve"> </w:t>
+      </w:r>
+      <w:r>
+        <w:rPr>
+          <w:rFonts w:ascii="Times New Roman" w:hAnsi="Times New Roman" w:cs="Times New Roman"/>
+          <w:lang w:val="en-US"/>
+        </w:rPr>
+        <w:t>In recent years, the Migros Group has divested numerous brands and retail subsidiaries</w:t>
+      </w:r>
+      <w:r>
+        <w:rPr>
+          <w:rStyle w:val="Appelnotedebasdep"/>
+          <w:rFonts w:ascii="Times New Roman" w:hAnsi="Times New Roman" w:cs="Times New Roman"/>
+          <w:lang w:val="en-US"/>
+        </w:rPr>
+        <w:footnoteReference w:id="6"/>
+      </w:r>
+      <w:r>
+        <w:rPr>
+          <w:rFonts w:ascii="Times New Roman" w:hAnsi="Times New Roman" w:cs="Times New Roman"/>
+          <w:lang w:val="en-US"/>
+        </w:rPr>
+        <w:t xml:space="preserve"> as part of a strategic refocusing effort, particularly toward e-commerce, driven by the success of </w:t>
       </w:r>
       <w:proofErr w:type="spellStart"/>
       <w:r>
@@ -4686,7 +5251,7 @@
           <w:rFonts w:ascii="Times New Roman" w:hAnsi="Times New Roman" w:cs="Times New Roman"/>
           <w:lang w:val="en-US"/>
         </w:rPr>
-        <w:t>Consommateurs</w:t>
+        <w:t>Digitec</w:t>
       </w:r>
       <w:proofErr w:type="spellEnd"/>
       <w:r>
@@ -4694,64 +5259,72 @@
           <w:rFonts w:ascii="Times New Roman" w:hAnsi="Times New Roman" w:cs="Times New Roman"/>
           <w:lang w:val="en-US"/>
         </w:rPr>
-        <w:t xml:space="preserve"> (</w:t>
-      </w:r>
-      <w:r>
-        <w:rPr>
-          <w:rFonts w:ascii="Times New Roman" w:hAnsi="Times New Roman" w:cs="Times New Roman"/>
-          <w:lang w:val="en-US"/>
-        </w:rPr>
-        <w:t>Romandie</w:t>
-      </w:r>
-      <w:r>
-        <w:rPr>
-          <w:rFonts w:ascii="Times New Roman" w:hAnsi="Times New Roman" w:cs="Times New Roman"/>
-          <w:lang w:val="en-US"/>
-        </w:rPr>
-        <w:t xml:space="preserve"> Consumers’ Federation), the press, and the national public broadcaster RTS. RTS, for its part, has sought to assess directly the margins of the two major retailers through numerous investigations conducted in recent years.</w:t>
-      </w:r>
-      <w:r>
-        <w:rPr>
-          <w:rFonts w:ascii="Times New Roman" w:hAnsi="Times New Roman" w:cs="Times New Roman"/>
-          <w:lang w:val="en-US"/>
-        </w:rPr>
         <w:t xml:space="preserve"> </w:t>
       </w:r>
-      <w:r>
-        <w:rPr>
-          <w:rFonts w:ascii="Times New Roman" w:hAnsi="Times New Roman" w:cs="Times New Roman"/>
-          <w:lang w:val="en-US"/>
-        </w:rPr>
-        <w:t>One investigation published in 2023 highlighted what it described as “sometimes staggering price gaps between the prices paid by Coop and Migros and the prices charged on store shelves”</w:t>
-      </w:r>
-      <w:r>
-        <w:rPr>
-          <w:rFonts w:ascii="Times New Roman" w:hAnsi="Times New Roman" w:cs="Times New Roman"/>
-          <w:lang w:val="en-US"/>
-        </w:rPr>
-        <w:t>,</w:t>
-      </w:r>
-      <w:r>
-        <w:rPr>
-          <w:rFonts w:ascii="Times New Roman" w:hAnsi="Times New Roman" w:cs="Times New Roman"/>
-          <w:lang w:val="en-US"/>
-        </w:rPr>
-        <w:t xml:space="preserve"> with gross margins on food products reportedly ranging from 50% and 80% to as much as 110%</w:t>
-      </w:r>
-      <w:r>
-        <w:rPr>
-          <w:rStyle w:val="Appelnotedebasdep"/>
-          <w:rFonts w:ascii="Times New Roman" w:hAnsi="Times New Roman" w:cs="Times New Roman"/>
-          <w:lang w:val="en-US"/>
-        </w:rPr>
-        <w:footnoteReference w:id="7"/>
-      </w:r>
-      <w:r>
-        <w:rPr>
-          <w:rFonts w:ascii="Times New Roman" w:hAnsi="Times New Roman" w:cs="Times New Roman"/>
-          <w:lang w:val="en-US"/>
-        </w:rPr>
-        <w:t xml:space="preserve">. </w:t>
+      <w:proofErr w:type="spellStart"/>
+      <w:r>
+        <w:rPr>
+          <w:rFonts w:ascii="Times New Roman" w:hAnsi="Times New Roman" w:cs="Times New Roman"/>
+          <w:lang w:val="en-US"/>
+        </w:rPr>
+        <w:t>Galaxus</w:t>
+      </w:r>
+      <w:proofErr w:type="spellEnd"/>
+      <w:r>
+        <w:rPr>
+          <w:rFonts w:ascii="Times New Roman" w:hAnsi="Times New Roman" w:cs="Times New Roman"/>
+          <w:lang w:val="en-US"/>
+        </w:rPr>
+        <w:t>, its online retail subsidiary, which has established itself as Switzerland’s leading e-commerce platform since the COVID-19 pandemic</w:t>
+      </w:r>
+      <w:r>
+        <w:rPr>
+          <w:rFonts w:ascii="Times New Roman" w:hAnsi="Times New Roman" w:cs="Times New Roman"/>
+          <w:lang w:val="en-US"/>
+        </w:rPr>
+        <w:t xml:space="preserve"> </w:t>
+      </w:r>
+      <w:r>
+        <w:rPr>
+          <w:rFonts w:ascii="Times New Roman" w:hAnsi="Times New Roman" w:cs="Times New Roman"/>
+          <w:lang w:val="en-US"/>
+        </w:rPr>
+        <w:fldChar w:fldCharType="begin"/>
+      </w:r>
+      <w:r>
+        <w:rPr>
+          <w:rFonts w:ascii="Times New Roman" w:hAnsi="Times New Roman" w:cs="Times New Roman"/>
+          <w:lang w:val="en-US"/>
+        </w:rPr>
+        <w:instrText xml:space="preserve"> ADDIN ZOTERO_ITEM CSL_CITATION {"citationID":"OyKA0tnq","properties":{"formattedCitation":"(Nod and Irminger 2026)","plainCitation":"(Nod and Irminger 2026)","noteIndex":0},"citationItems":[{"id":6736,"uris":["http://zotero.org/groups/6311349/items/NVJJF55K"],"itemData":{"id":6736,"type":"report","publisher":"Fédération des coopératives Migros","title":"Rapport annuel Migros 2025","URL":"https://report.migros.ch/2025/app/uploads/Rapport-de-gestion.pdf","author":[{"family":"Nod","given":"Ursula"},{"family":"Irminger","given":"Mario"}],"issued":{"date-parts":[["2026"]]}}}],"schema":"https://github.com/citation-style-language/schema/raw/master/csl-citation.json"} </w:instrText>
+      </w:r>
+      <w:r>
+        <w:rPr>
+          <w:rFonts w:ascii="Times New Roman" w:hAnsi="Times New Roman" w:cs="Times New Roman"/>
+          <w:lang w:val="en-US"/>
+        </w:rPr>
+        <w:fldChar w:fldCharType="separate"/>
+      </w:r>
+      <w:r>
+        <w:rPr>
+          <w:rFonts w:ascii="Aptos" w:hAnsi="Aptos"/>
+          <w:lang w:val="en-US"/>
+        </w:rPr>
+        <w:t>(Nod and Irminger 2026)</w:t>
+      </w:r>
+      <w:r>
+        <w:rPr>
+          <w:rFonts w:ascii="Times New Roman" w:hAnsi="Times New Roman" w:cs="Times New Roman"/>
+          <w:lang w:val="en-US"/>
+        </w:rPr>
+        <w:fldChar w:fldCharType="end"/>
+      </w:r>
+      <w:r>
+        <w:rPr>
+          <w:rFonts w:ascii="Times New Roman" w:hAnsi="Times New Roman" w:cs="Times New Roman"/>
+          <w:lang w:val="en-US"/>
+        </w:rPr>
+        <w:t>.</w:t>
       </w:r>
     </w:p>
     <w:p>
@@ -4767,28 +5340,14 @@
           <w:rFonts w:ascii="Times New Roman" w:hAnsi="Times New Roman" w:cs="Times New Roman"/>
           <w:lang w:val="en-US"/>
         </w:rPr>
-        <w:t xml:space="preserve">This substantial market power enjoyed by Migros and Coop is the result of a long tradition of </w:t>
-      </w:r>
-      <w:r>
-        <w:rPr>
-          <w:rFonts w:ascii="Times New Roman" w:hAnsi="Times New Roman" w:cs="Times New Roman"/>
-          <w:lang w:val="en-US"/>
-        </w:rPr>
-        <w:t>protection of</w:t>
-      </w:r>
-      <w:r>
-        <w:rPr>
-          <w:rFonts w:ascii="Times New Roman" w:hAnsi="Times New Roman" w:cs="Times New Roman"/>
-          <w:lang w:val="en-US"/>
-        </w:rPr>
-        <w:t xml:space="preserve"> the Swiss domestic </w:t>
-      </w:r>
-      <w:r>
-        <w:rPr>
-          <w:rFonts w:ascii="Times New Roman" w:hAnsi="Times New Roman" w:cs="Times New Roman"/>
-          <w:lang w:val="en-US"/>
-        </w:rPr>
-        <w:t>sectors</w:t>
+        <w:t xml:space="preserve"> </w:t>
+      </w:r>
+      <w:r>
+        <w:rPr>
+          <w:rFonts w:ascii="Times New Roman" w:hAnsi="Times New Roman" w:cs="Times New Roman"/>
+          <w:lang w:val="en-US"/>
+        </w:rPr>
+        <w:t>Coop is the other historic giant of Swiss retail and Migros’s main competitor in the domestic market</w:t>
       </w:r>
       <w:r>
         <w:rPr>
@@ -4809,14 +5368,49 @@
           <w:rFonts w:ascii="Times New Roman" w:hAnsi="Times New Roman" w:cs="Times New Roman"/>
           <w:lang w:val="en-US"/>
         </w:rPr>
-        <w:t>The Swiss regulatory framework of its retail sector has l</w:t>
-      </w:r>
-      <w:r>
-        <w:rPr>
-          <w:rFonts w:ascii="Times New Roman" w:hAnsi="Times New Roman" w:cs="Times New Roman"/>
-          <w:lang w:val="en-US"/>
-        </w:rPr>
-        <w:t xml:space="preserve">ong protected Coop and Migros from foreign competition: Swiss law restricts the opening of large stores above 10’000 </w:t>
+        <w:t xml:space="preserve">While this cooperative traditionally operated in Migros’s shadow and was long regarded as the </w:t>
+      </w:r>
+      <w:r>
+        <w:rPr>
+          <w:rFonts w:ascii="Times New Roman" w:hAnsi="Times New Roman" w:cs="Times New Roman"/>
+          <w:lang w:val="en-US"/>
+        </w:rPr>
+        <w:t>number two of</w:t>
+      </w:r>
+      <w:r>
+        <w:rPr>
+          <w:rFonts w:ascii="Times New Roman" w:hAnsi="Times New Roman" w:cs="Times New Roman"/>
+          <w:lang w:val="en-US"/>
+        </w:rPr>
+        <w:t xml:space="preserve"> Swiss</w:t>
+      </w:r>
+      <w:r>
+        <w:rPr>
+          <w:rFonts w:ascii="Times New Roman" w:hAnsi="Times New Roman" w:cs="Times New Roman"/>
+          <w:lang w:val="en-US"/>
+        </w:rPr>
+        <w:t xml:space="preserve"> retail</w:t>
+      </w:r>
+      <w:r>
+        <w:rPr>
+          <w:rFonts w:ascii="Times New Roman" w:hAnsi="Times New Roman" w:cs="Times New Roman"/>
+          <w:lang w:val="en-US"/>
+        </w:rPr>
+        <w:t xml:space="preserve">, its growth in recent years has enabled it to surpass Migros in terms of turnover and market share in the food retail sector. Coop has a structure and profile similar to </w:t>
+      </w:r>
+      <w:r>
+        <w:rPr>
+          <w:rFonts w:ascii="Times New Roman" w:hAnsi="Times New Roman" w:cs="Times New Roman"/>
+          <w:lang w:val="en-US"/>
+        </w:rPr>
+        <w:t>those</w:t>
+      </w:r>
+      <w:r>
+        <w:rPr>
+          <w:rFonts w:ascii="Times New Roman" w:hAnsi="Times New Roman" w:cs="Times New Roman"/>
+          <w:lang w:val="en-US"/>
+        </w:rPr>
+        <w:t xml:space="preserve"> of Migros, with a few notable differences: Coop has become more heavily involved in wholesale trade following its acquisition of </w:t>
       </w:r>
       <w:proofErr w:type="spellStart"/>
       <w:r>
@@ -4824,7 +5418,7 @@
           <w:rFonts w:ascii="Times New Roman" w:hAnsi="Times New Roman" w:cs="Times New Roman"/>
           <w:lang w:val="en-US"/>
         </w:rPr>
-        <w:t>sqft</w:t>
+        <w:t>Transgourmet</w:t>
       </w:r>
       <w:proofErr w:type="spellEnd"/>
       <w:r>
@@ -4832,43 +5426,7 @@
           <w:rFonts w:ascii="Times New Roman" w:hAnsi="Times New Roman" w:cs="Times New Roman"/>
           <w:lang w:val="en-US"/>
         </w:rPr>
-        <w:t xml:space="preserve">; food safety and packaging regulations are very restrictive; direct democracy also allows citizen to oppose any planned openings and thus the latter can be </w:t>
-      </w:r>
-      <w:r>
-        <w:rPr>
-          <w:rFonts w:ascii="Times New Roman" w:hAnsi="Times New Roman" w:cs="Times New Roman"/>
-          <w:lang w:val="en-US"/>
-        </w:rPr>
-        <w:lastRenderedPageBreak/>
-        <w:t>refused or take a long time. The three languages</w:t>
-      </w:r>
-      <w:r>
-        <w:rPr>
-          <w:rFonts w:ascii="Times New Roman" w:hAnsi="Times New Roman" w:cs="Times New Roman"/>
-          <w:lang w:val="en-US"/>
-        </w:rPr>
-        <w:t xml:space="preserve"> of the country</w:t>
-      </w:r>
-      <w:r>
-        <w:rPr>
-          <w:rFonts w:ascii="Times New Roman" w:hAnsi="Times New Roman" w:cs="Times New Roman"/>
-          <w:lang w:val="en-US"/>
-        </w:rPr>
-        <w:t xml:space="preserve">: French, German and Italian; and the strong federalist structure of Switzerland’s political institutions as well as its strong decentralization into 26 different cantons each having its own </w:t>
-      </w:r>
-      <w:r>
-        <w:rPr>
-          <w:rFonts w:ascii="Times New Roman" w:hAnsi="Times New Roman" w:cs="Times New Roman"/>
-          <w:lang w:val="en-US"/>
-        </w:rPr>
-        <w:t xml:space="preserve">laws </w:t>
-      </w:r>
-      <w:r>
-        <w:rPr>
-          <w:rFonts w:ascii="Times New Roman" w:hAnsi="Times New Roman" w:cs="Times New Roman"/>
-          <w:lang w:val="en-US"/>
-        </w:rPr>
-        <w:t>are additional administrative barriers which deter potential foreign competitors to Coop and Migros</w:t>
+        <w:t>, one of Europe's leading foodservice and wholesale distribution companies, and is therefore less diversified than Migros in terms of its range of business activities. Nevertheless, it still owns a wide portfolio of retail brands in both the food and non-food sectors, as well as several food production businesses</w:t>
       </w:r>
       <w:r>
         <w:rPr>
@@ -4889,7 +5447,7 @@
           <w:rFonts w:ascii="Times New Roman" w:hAnsi="Times New Roman" w:cs="Times New Roman"/>
           <w:lang w:val="en-US"/>
         </w:rPr>
-        <w:instrText xml:space="preserve"> ADDIN ZOTERO_ITEM CSL_CITATION {"citationID":"scN62gjd","properties":{"formattedCitation":"(Morschett et al. 2009)","plainCitation":"(Morschett et al. 2009)","noteIndex":0},"citationItems":[{"id":6564,"uris":["http://zotero.org/groups/6311349/items/849ZCK48"],"itemData":{"id":6564,"type":"article-journal","container-title":"European Retail Research","issue":"2","page":"163-190","title":"Retailing in Switzerland - Player, Strategies and Developments","volume":"23","author":[{"family":"Morschett","given":"Dirk"},{"family":"Rudolph","given":"Thomas"},{"family":"Bauer","given":"Johannes"},{"family":"Donnath","given":"Annett"},{"family":"Meise","given":"Niklas"}],"issued":{"date-parts":[["2009"]]}}}],"schema":"https://github.com/citation-style-language/schema/raw/master/csl-citation.json"} </w:instrText>
+        <w:instrText xml:space="preserve"> ADDIN ZOTERO_ITEM CSL_CITATION {"citationID":"aRNS6rGr","properties":{"formattedCitation":"(Sutter and Wyss 2026)","plainCitation":"(Sutter and Wyss 2026)","noteIndex":0},"citationItems":[{"id":6740,"uris":["http://zotero.org/groups/6311349/items/8FQUVPL2"],"itemData":{"id":6740,"type":"report","publisher":"Groupe Coop","title":"Rapport de gestion 2025","URL":"https://report.coop.ch/pdfs/Coop_GB_25_FR_5ec1838f7e.pdf","author":[{"family":"Sutter","given":"Joos"},{"family":"Wyss","given":"Philipp"}],"issued":{"date-parts":[["2026"]]}}}],"schema":"https://github.com/citation-style-language/schema/raw/master/csl-citation.json"} </w:instrText>
       </w:r>
       <w:r>
         <w:rPr>
@@ -4903,7 +5461,7 @@
           <w:rFonts w:ascii="Aptos" w:hAnsi="Aptos"/>
           <w:lang w:val="en-US"/>
         </w:rPr>
-        <w:t>(Morschett et al. 2009)</w:t>
+        <w:t>(Sutter and Wyss 2026)</w:t>
       </w:r>
       <w:r>
         <w:rPr>
@@ -4918,6 +5476,20 @@
           <w:lang w:val="en-US"/>
         </w:rPr>
         <w:t>.</w:t>
+      </w:r>
+      <w:r>
+        <w:rPr>
+          <w:rFonts w:ascii="Times New Roman" w:hAnsi="Times New Roman" w:cs="Times New Roman"/>
+          <w:lang w:val="en-US"/>
+        </w:rPr>
+        <w:t xml:space="preserve"> I</w:t>
+      </w:r>
+      <w:r>
+        <w:rPr>
+          <w:rFonts w:ascii="Times New Roman" w:hAnsi="Times New Roman" w:cs="Times New Roman"/>
+          <w:lang w:val="en-US"/>
+        </w:rPr>
+        <w:t>t is thus not surprising that the most significant sector of the Swiss economy is Wholesale &amp; retail trade.</w:t>
       </w:r>
     </w:p>
     <w:p>
@@ -4933,47 +5505,90 @@
           <w:rFonts w:ascii="Times New Roman" w:hAnsi="Times New Roman" w:cs="Times New Roman"/>
           <w:lang w:val="en-US"/>
         </w:rPr>
-        <w:t xml:space="preserve">The agricultural </w:t>
-      </w:r>
-      <w:proofErr w:type="gramStart"/>
-      <w:r>
-        <w:rPr>
-          <w:rFonts w:ascii="Times New Roman" w:hAnsi="Times New Roman" w:cs="Times New Roman"/>
-          <w:lang w:val="en-US"/>
-        </w:rPr>
-        <w:t>sector</w:t>
-      </w:r>
-      <w:proofErr w:type="gramEnd"/>
-      <w:r>
-        <w:rPr>
-          <w:rFonts w:ascii="Times New Roman" w:hAnsi="Times New Roman" w:cs="Times New Roman"/>
-          <w:lang w:val="en-US"/>
-        </w:rPr>
-        <w:t xml:space="preserve"> which </w:t>
-      </w:r>
-      <w:r>
-        <w:rPr>
-          <w:rFonts w:ascii="Times New Roman" w:hAnsi="Times New Roman" w:cs="Times New Roman"/>
-          <w:lang w:val="en-US"/>
-        </w:rPr>
-        <w:t>frequently denounces</w:t>
-      </w:r>
-      <w:r>
-        <w:rPr>
-          <w:rFonts w:ascii="Times New Roman" w:hAnsi="Times New Roman" w:cs="Times New Roman"/>
-          <w:lang w:val="en-US"/>
-        </w:rPr>
-        <w:t xml:space="preserve"> the margins of the Coop-Migros </w:t>
-      </w:r>
-      <w:proofErr w:type="gramStart"/>
-      <w:r>
-        <w:rPr>
-          <w:rFonts w:ascii="Times New Roman" w:hAnsi="Times New Roman" w:cs="Times New Roman"/>
-          <w:lang w:val="en-US"/>
-        </w:rPr>
-        <w:t>duopoly</w:t>
-      </w:r>
-      <w:proofErr w:type="gramEnd"/>
+        <w:t xml:space="preserve">What is the effect of this duopoly on Swiss price dynamics? </w:t>
+      </w:r>
+      <w:r>
+        <w:rPr>
+          <w:rFonts w:ascii="Times New Roman" w:hAnsi="Times New Roman" w:cs="Times New Roman"/>
+          <w:lang w:val="en-US"/>
+        </w:rPr>
+        <w:t xml:space="preserve">On the one hand, Coop and Migros have been criticized for allegedly excessive margins that they are able to extract </w:t>
+      </w:r>
+      <w:r>
+        <w:rPr>
+          <w:rFonts w:ascii="Times New Roman" w:hAnsi="Times New Roman" w:cs="Times New Roman"/>
+          <w:lang w:val="en-US"/>
+        </w:rPr>
+        <w:t>thanks to</w:t>
+      </w:r>
+      <w:r>
+        <w:rPr>
+          <w:rFonts w:ascii="Times New Roman" w:hAnsi="Times New Roman" w:cs="Times New Roman"/>
+          <w:lang w:val="en-US"/>
+        </w:rPr>
+        <w:t xml:space="preserve"> their </w:t>
+      </w:r>
+      <w:r>
+        <w:rPr>
+          <w:rFonts w:ascii="Times New Roman" w:hAnsi="Times New Roman" w:cs="Times New Roman"/>
+          <w:lang w:val="en-US"/>
+        </w:rPr>
+        <w:lastRenderedPageBreak/>
+        <w:t>oligopolistic power</w:t>
+      </w:r>
+      <w:r>
+        <w:rPr>
+          <w:rFonts w:ascii="Times New Roman" w:hAnsi="Times New Roman" w:cs="Times New Roman"/>
+          <w:lang w:val="en-US"/>
+        </w:rPr>
+        <w:t xml:space="preserve">. By controlling both processing and distribution, they enjoy significant leverage in negotiations, particularly regarding the prices of agricultural products, which has fueled dissatisfaction among Swiss farmers. These farmers, politically represented by the Swiss Farmers’ Union (SFU), have been joined in their criticism by other stakeholders, including the Fédération </w:t>
+      </w:r>
+      <w:proofErr w:type="spellStart"/>
+      <w:r>
+        <w:rPr>
+          <w:rFonts w:ascii="Times New Roman" w:hAnsi="Times New Roman" w:cs="Times New Roman"/>
+          <w:lang w:val="en-US"/>
+        </w:rPr>
+        <w:t>Romande</w:t>
+      </w:r>
+      <w:proofErr w:type="spellEnd"/>
+      <w:r>
+        <w:rPr>
+          <w:rFonts w:ascii="Times New Roman" w:hAnsi="Times New Roman" w:cs="Times New Roman"/>
+          <w:lang w:val="en-US"/>
+        </w:rPr>
+        <w:t xml:space="preserve"> des </w:t>
+      </w:r>
+      <w:proofErr w:type="spellStart"/>
+      <w:r>
+        <w:rPr>
+          <w:rFonts w:ascii="Times New Roman" w:hAnsi="Times New Roman" w:cs="Times New Roman"/>
+          <w:lang w:val="en-US"/>
+        </w:rPr>
+        <w:t>Consommateurs</w:t>
+      </w:r>
+      <w:proofErr w:type="spellEnd"/>
+      <w:r>
+        <w:rPr>
+          <w:rFonts w:ascii="Times New Roman" w:hAnsi="Times New Roman" w:cs="Times New Roman"/>
+          <w:lang w:val="en-US"/>
+        </w:rPr>
+        <w:t xml:space="preserve"> (</w:t>
+      </w:r>
+      <w:r>
+        <w:rPr>
+          <w:rFonts w:ascii="Times New Roman" w:hAnsi="Times New Roman" w:cs="Times New Roman"/>
+          <w:lang w:val="en-US"/>
+        </w:rPr>
+        <w:t>Romandie</w:t>
+      </w:r>
+      <w:r>
+        <w:rPr>
+          <w:rFonts w:ascii="Times New Roman" w:hAnsi="Times New Roman" w:cs="Times New Roman"/>
+          <w:lang w:val="en-US"/>
+        </w:rPr>
+        <w:t xml:space="preserve"> Consumers’ Federation), the press, and the national public broadcaster RTS. RTS, for its part, has sought to assess directly the margins of the two major retailers through numerous investigations conducted in recent years.</w:t>
+      </w:r>
       <w:r>
         <w:rPr>
           <w:rFonts w:ascii="Times New Roman" w:hAnsi="Times New Roman" w:cs="Times New Roman"/>
@@ -4981,308 +5596,34 @@
         </w:rPr>
         <w:t xml:space="preserve"> </w:t>
       </w:r>
-      <w:proofErr w:type="gramStart"/>
-      <w:r>
-        <w:rPr>
-          <w:rFonts w:ascii="Times New Roman" w:hAnsi="Times New Roman" w:cs="Times New Roman"/>
-          <w:lang w:val="en-US"/>
-        </w:rPr>
-        <w:t>is itself</w:t>
-      </w:r>
-      <w:proofErr w:type="gramEnd"/>
-      <w:r>
-        <w:rPr>
-          <w:rFonts w:ascii="Times New Roman" w:hAnsi="Times New Roman" w:cs="Times New Roman"/>
-          <w:lang w:val="en-US"/>
-        </w:rPr>
-        <w:t xml:space="preserve"> also heavily protected and regulated</w:t>
-      </w:r>
-      <w:r>
-        <w:rPr>
-          <w:rFonts w:ascii="Times New Roman" w:hAnsi="Times New Roman" w:cs="Times New Roman"/>
-          <w:lang w:val="en-US"/>
-        </w:rPr>
-        <w:t xml:space="preserve">. </w:t>
-      </w:r>
-      <w:r>
-        <w:rPr>
-          <w:rFonts w:ascii="Times New Roman" w:hAnsi="Times New Roman" w:cs="Times New Roman"/>
-          <w:lang w:val="en-US"/>
-        </w:rPr>
-        <w:t xml:space="preserve">Swiss agriculture </w:t>
-      </w:r>
-      <w:r>
-        <w:rPr>
-          <w:rFonts w:ascii="Times New Roman" w:hAnsi="Times New Roman" w:cs="Times New Roman"/>
-          <w:lang w:val="en-US"/>
-        </w:rPr>
-        <w:t>would indeed not survive without the federal agricultural policy whose budget allocation for agriculture amounts to 3,4 billion francs per year, making Swiss agriculture one of the most subsidized among OECD economies. Swiss agriculture is also strongly protected from foreign competition</w:t>
-      </w:r>
-      <w:r>
-        <w:rPr>
-          <w:rFonts w:ascii="Times New Roman" w:hAnsi="Times New Roman" w:cs="Times New Roman"/>
-          <w:lang w:val="en-US"/>
-        </w:rPr>
-        <w:t>: the average most-</w:t>
-      </w:r>
-      <w:r>
-        <w:rPr>
-          <w:rFonts w:ascii="Times New Roman" w:hAnsi="Times New Roman" w:cs="Times New Roman"/>
-          <w:lang w:val="en-US"/>
-        </w:rPr>
-        <w:t>favored</w:t>
-      </w:r>
-      <w:r>
-        <w:rPr>
-          <w:rFonts w:ascii="Times New Roman" w:hAnsi="Times New Roman" w:cs="Times New Roman"/>
-          <w:lang w:val="en-US"/>
-        </w:rPr>
-        <w:t>-nation tariff on agricultural imports in 2023 was</w:t>
-      </w:r>
-      <w:r>
-        <w:rPr>
-          <w:rFonts w:ascii="Times New Roman" w:hAnsi="Times New Roman" w:cs="Times New Roman"/>
-          <w:lang w:val="en-US"/>
-        </w:rPr>
-        <w:t xml:space="preserve"> according to the World Trade Organization (WTO)</w:t>
-      </w:r>
-      <w:r>
-        <w:rPr>
-          <w:rFonts w:ascii="Times New Roman" w:hAnsi="Times New Roman" w:cs="Times New Roman"/>
-          <w:lang w:val="en-US"/>
-        </w:rPr>
-        <w:t xml:space="preserve"> at 28,5% whereas it was at 1,3% for non-agricultural products</w:t>
-      </w:r>
-      <w:r>
-        <w:rPr>
-          <w:rFonts w:ascii="Times New Roman" w:hAnsi="Times New Roman" w:cs="Times New Roman"/>
-          <w:lang w:val="en-US"/>
-        </w:rPr>
-        <w:t xml:space="preserve"> in 2023</w:t>
-      </w:r>
-      <w:r>
-        <w:rPr>
-          <w:rFonts w:ascii="Times New Roman" w:hAnsi="Times New Roman" w:cs="Times New Roman"/>
-          <w:lang w:val="en-US"/>
-        </w:rPr>
-        <w:t xml:space="preserve">. Tariffs on agricultural products </w:t>
-      </w:r>
-      <w:r>
-        <w:rPr>
-          <w:rFonts w:ascii="Times New Roman" w:hAnsi="Times New Roman" w:cs="Times New Roman"/>
-          <w:lang w:val="en-US"/>
-        </w:rPr>
-        <w:t>were</w:t>
-      </w:r>
-      <w:r>
-        <w:rPr>
-          <w:rFonts w:ascii="Times New Roman" w:hAnsi="Times New Roman" w:cs="Times New Roman"/>
-          <w:lang w:val="en-US"/>
-        </w:rPr>
-        <w:t xml:space="preserve"> particularly high for live animals and meat (97,7%) and for dairy products (129%) </w:t>
-      </w:r>
-      <w:r>
-        <w:rPr>
-          <w:rFonts w:ascii="Times New Roman" w:hAnsi="Times New Roman" w:cs="Times New Roman"/>
-          <w:lang w:val="en-US"/>
-        </w:rPr>
-        <w:fldChar w:fldCharType="begin"/>
-      </w:r>
-      <w:r>
-        <w:rPr>
-          <w:rFonts w:ascii="Times New Roman" w:hAnsi="Times New Roman" w:cs="Times New Roman"/>
-          <w:lang w:val="en-US"/>
-        </w:rPr>
-        <w:instrText xml:space="preserve"> ADDIN ZOTERO_ITEM CSL_CITATION {"citationID":"6uNFj1zs","properties":{"formattedCitation":"(WTO 2024)","plainCitation":"(WTO 2024)","dontUpdate":true,"noteIndex":0},"citationItems":[{"id":6757,"uris":["http://zotero.org/groups/6311349/items/L8M8WMME"],"itemData":{"id":6757,"type":"book","abstract":"World Tariff Profiles 2024 provides comprehensive information on the tariffs and non-tariff measures imposed by over 170 countries and customs territories. The publication starts with a breakdown of the tariffs imposed by these economies. Tariff data are presented in comparative tables and in one-page profiles for each economy. A summary table on selected indicators on the imports and exports profile for these economies is also presented. Statistics on non tariff measures by economy and by product group complement the data on tariffs. This special topic deals with “Tariffs on critical minerals in the electric vehicle value chain”. The publication is jointly prepared by the World Trade Organization, the UN Trade and Development (UNCTAD) and the International Trade Centre (ITC).","DOI":"10.30875/9789287076519","ISBN":"978-92-870-7651-9","language":"en","note":"DOI: 10.30875/9789287076519","publisher":"WTO iLibrary","source":"www.wto-ilibrary.org","title":"World Tariff Profiles 2024","URL":"https://www.wto-ilibrary.org/content/books/9789287076519","author":[{"family":"WTO","given":""}],"accessed":{"date-parts":[["2026",8,4]]},"issued":{"date-parts":[["2024",6,30]]}}}],"schema":"https://github.com/citation-style-language/schema/raw/master/csl-citation.json"} </w:instrText>
-      </w:r>
-      <w:r>
-        <w:rPr>
-          <w:rFonts w:ascii="Times New Roman" w:hAnsi="Times New Roman" w:cs="Times New Roman"/>
-          <w:lang w:val="en-US"/>
-        </w:rPr>
-        <w:fldChar w:fldCharType="separate"/>
-      </w:r>
-      <w:r>
-        <w:rPr>
-          <w:rFonts w:ascii="Aptos" w:hAnsi="Aptos"/>
-          <w:lang w:val="en-US"/>
-        </w:rPr>
-        <w:t>(WTO 2024</w:t>
-      </w:r>
-      <w:r>
-        <w:rPr>
-          <w:rFonts w:ascii="Aptos" w:hAnsi="Aptos"/>
-          <w:lang w:val="en-US"/>
-        </w:rPr>
-        <w:t>, 173</w:t>
-      </w:r>
-      <w:r>
-        <w:rPr>
-          <w:rFonts w:ascii="Aptos" w:hAnsi="Aptos"/>
-          <w:lang w:val="en-US"/>
-        </w:rPr>
-        <w:t>)</w:t>
-      </w:r>
-      <w:r>
-        <w:rPr>
-          <w:rFonts w:ascii="Times New Roman" w:hAnsi="Times New Roman" w:cs="Times New Roman"/>
-          <w:lang w:val="en-US"/>
-        </w:rPr>
-        <w:fldChar w:fldCharType="end"/>
-      </w:r>
-      <w:r>
-        <w:rPr>
-          <w:rFonts w:ascii="Times New Roman" w:hAnsi="Times New Roman" w:cs="Times New Roman"/>
-          <w:lang w:val="en-US"/>
-        </w:rPr>
-        <w:t>.</w:t>
-      </w:r>
-      <w:r>
-        <w:rPr>
-          <w:rFonts w:ascii="Times New Roman" w:hAnsi="Times New Roman" w:cs="Times New Roman"/>
-          <w:lang w:val="en-US"/>
-        </w:rPr>
-        <w:t xml:space="preserve"> Switzerland has indeed a long tradition of strong border protection for agricultural products through import quotas. After the Uruguay Round, (seasonal) tariff rate quotas</w:t>
-      </w:r>
-      <w:r>
-        <w:rPr>
-          <w:rFonts w:ascii="Times New Roman" w:hAnsi="Times New Roman" w:cs="Times New Roman"/>
-          <w:lang w:val="en-US"/>
-        </w:rPr>
-        <w:t xml:space="preserve"> (TRQs)</w:t>
-      </w:r>
-      <w:r>
-        <w:rPr>
-          <w:rFonts w:ascii="Times New Roman" w:hAnsi="Times New Roman" w:cs="Times New Roman"/>
-          <w:lang w:val="en-US"/>
-        </w:rPr>
-        <w:t xml:space="preserve"> have become the main import protection tool to support farm income by keeping domestic producer prices high and to ensure domestic food supply.</w:t>
-      </w:r>
-      <w:r>
-        <w:rPr>
-          <w:rFonts w:ascii="Times New Roman" w:hAnsi="Times New Roman" w:cs="Times New Roman"/>
-          <w:lang w:val="en-US"/>
-        </w:rPr>
-        <w:t xml:space="preserve"> </w:t>
-      </w:r>
-      <w:r>
-        <w:rPr>
-          <w:rFonts w:ascii="Times New Roman" w:hAnsi="Times New Roman" w:cs="Times New Roman"/>
-          <w:lang w:val="en-US"/>
-        </w:rPr>
-        <w:t xml:space="preserve">As a result, the OECD considers the level of price distortion of the Swiss agricultural sector to be one of the highest among OECD economies with a producer nominal protection of 1,56, meaning that Swiss farmers receive prices that are overall 56% above international market level </w:t>
-      </w:r>
-      <w:r>
-        <w:rPr>
-          <w:rFonts w:ascii="Times New Roman" w:hAnsi="Times New Roman" w:cs="Times New Roman"/>
-          <w:lang w:val="en-US"/>
-        </w:rPr>
-        <w:fldChar w:fldCharType="begin"/>
-      </w:r>
-      <w:r>
-        <w:rPr>
-          <w:rFonts w:ascii="Times New Roman" w:hAnsi="Times New Roman" w:cs="Times New Roman"/>
-          <w:lang w:val="en-US"/>
-        </w:rPr>
-        <w:instrText xml:space="preserve"> ADDIN ZOTERO_ITEM CSL_CITATION {"citationID":"2dMUOHYA","properties":{"formattedCitation":"(OECD 2025)","plainCitation":"(OECD 2025)","noteIndex":0},"citationItems":[{"id":6755,"uris":["http://zotero.org/groups/6311349/items/A7QTRLDP"],"itemData":{"id":6755,"type":"article-journal","abstract":"This annual report reviews agricultural policies in 54 countries, including the 38 OECD Member countries, five non‑OECD EU Member States, and 11 emerging economies. It finds that overall support to agriculture in 2022-24 remains well above pre-COVID levels. While nominal transfers to farmers have increased, expenditures benefitting consumers have declined. Support for innovation and other services is falling relative to the sector’s size, which, together with persistent trade distortions, threatens global food security.Marking 30 years since the WTO Agreement on Agriculture and the first UN Climate Change Conference, this year’s report focuses on policies at the nexus of agro-food trade and the environment. Agricultural and food trade has grown faster than production, with products increasingly moving through global value chains. Yet, agro-food products still face higher tariffs and trade barriers than other sectors, and market price support remains common.Governments are also doing more to address agriculture's environmental impacts, including its role in greenhouse gas emissions. The report offers guidance on designing better policies that align trade and environmental objectives, to help agriculture sustainably feed a growing world population.","container-title":"Agricultural Policy Monitoring and Evaluation","DOI":"10.1787/a80ac398-en","language":"en","publisher":"OECD Publishing","source":"www.oecd.org","title":"Agricultural Policy Monitoring and Evaluation 2025: Making the Most of the Trade and Environment Nexus in Agriculture","title-short":"Agricultural Policy Monitoring and Evaluation 2025","URL":"https://www.oecd.org/en/publications/agricultural-policy-monitoring-and-evaluation-2025_a80ac398-en.html","volume":"2025","author":[{"family":"OECD","given":""}],"accessed":{"date-parts":[["2026",8,4]]},"issued":{"date-parts":[["2025",10,30]]}}}],"schema":"https://github.com/citation-style-language/schema/raw/master/csl-citation.json"} </w:instrText>
-      </w:r>
-      <w:r>
-        <w:rPr>
-          <w:rFonts w:ascii="Times New Roman" w:hAnsi="Times New Roman" w:cs="Times New Roman"/>
-          <w:lang w:val="en-US"/>
-        </w:rPr>
-        <w:fldChar w:fldCharType="separate"/>
-      </w:r>
-      <w:r>
-        <w:rPr>
-          <w:rFonts w:ascii="Aptos" w:hAnsi="Aptos"/>
-          <w:lang w:val="en-US"/>
-        </w:rPr>
-        <w:t>(OECD 2025)</w:t>
-      </w:r>
-      <w:r>
-        <w:rPr>
-          <w:rFonts w:ascii="Times New Roman" w:hAnsi="Times New Roman" w:cs="Times New Roman"/>
-          <w:lang w:val="en-US"/>
-        </w:rPr>
-        <w:fldChar w:fldCharType="end"/>
-      </w:r>
-      <w:r>
-        <w:rPr>
-          <w:rFonts w:ascii="Times New Roman" w:hAnsi="Times New Roman" w:cs="Times New Roman"/>
-          <w:lang w:val="en-US"/>
-        </w:rPr>
-        <w:t>.</w:t>
-      </w:r>
-      <w:r>
-        <w:rPr>
-          <w:rFonts w:ascii="Times New Roman" w:hAnsi="Times New Roman" w:cs="Times New Roman"/>
-          <w:lang w:val="en-US"/>
-        </w:rPr>
-        <w:t xml:space="preserve"> A study by Judith Hillen on tomato prices under seasonal TRQs suggests that this system guarantees high but stable prices for vegetables products, but generates </w:t>
-      </w:r>
-      <w:r>
-        <w:rPr>
-          <w:rFonts w:ascii="Times New Roman" w:hAnsi="Times New Roman" w:cs="Times New Roman"/>
-          <w:lang w:val="en-US"/>
-        </w:rPr>
-        <w:t xml:space="preserve">quota </w:t>
-      </w:r>
-      <w:r>
-        <w:rPr>
-          <w:rFonts w:ascii="Times New Roman" w:hAnsi="Times New Roman" w:cs="Times New Roman"/>
-          <w:lang w:val="en-US"/>
-        </w:rPr>
-        <w:t xml:space="preserve">rents which are most likely captured by the large retail companies (Coop and Migros) as they are the holders of import quotas </w:t>
-      </w:r>
-      <w:r>
-        <w:rPr>
-          <w:rFonts w:ascii="Times New Roman" w:hAnsi="Times New Roman" w:cs="Times New Roman"/>
-          <w:lang w:val="en-US"/>
-        </w:rPr>
-        <w:fldChar w:fldCharType="begin"/>
-      </w:r>
-      <w:r>
-        <w:rPr>
-          <w:rFonts w:ascii="Times New Roman" w:hAnsi="Times New Roman" w:cs="Times New Roman"/>
-          <w:lang w:val="en-US"/>
-        </w:rPr>
-        <w:instrText xml:space="preserve"> ADDIN ZOTERO_ITEM CSL_CITATION {"citationID":"qMnpI0FI","properties":{"formattedCitation":"(Hillen 2019)","plainCitation":"(Hillen 2019)","dontUpdate":true,"noteIndex":0},"citationItems":[{"id":6760,"uris":["http://zotero.org/groups/6311349/items/QTMRB68F"],"itemData":{"id":6760,"type":"article-journal","abstract":"Switzerland applies seasonal tariff rate quotas (TRQs) for the import of many fruits and vegetables during the domestic harvest season. We examine how this system affects the relationship between Italian and Swiss tomato prices and test for physical market integration and spatial equilibrium conditions over time. We use detailed, transaction-based data on trade flows and trade costs and estimate an extended parity bounds model, following Barrett and Li (2002). We confirm that in the summer season, when TRQs are in place, markets are inefficient. While quota holders receive positive rents, the marginal rents for importers without quota shares are negative. This inhibits trade flows above the in-quota import quantity allowed by TRQs. Hence, despite leading to inefficiencies and creating rents for importers, seasonal TRQs are effective in protecting domestic production against competing imports.","container-title":"Journal of Agricultural Economics","DOI":"10.1111/1477-9552.12355","ISSN":"1477-9552","issue":"3","language":"en","license":"© 2019 The Authors. Journal of Agricultural Economics published by John Wiley &amp; Sons Ltd on behalf of Agricultural Economics Society.","page":"859-873","source":"Wiley Online Library","title":"Market Integration and Market Efficiency under Seasonal Tariff Rate Quotas","volume":"70","author":[{"family":"Hillen","given":"Judith"}],"issued":{"date-parts":[["2019"]]}}}],"schema":"https://github.com/citation-style-language/schema/raw/master/csl-citation.json"} </w:instrText>
-      </w:r>
-      <w:r>
-        <w:rPr>
-          <w:rFonts w:ascii="Times New Roman" w:hAnsi="Times New Roman" w:cs="Times New Roman"/>
-          <w:lang w:val="en-US"/>
-        </w:rPr>
-        <w:fldChar w:fldCharType="separate"/>
-      </w:r>
-      <w:r>
-        <w:rPr>
-          <w:rFonts w:ascii="Aptos" w:hAnsi="Aptos"/>
-          <w:lang w:val="en-US"/>
-        </w:rPr>
-        <w:t>(Hillen 2019</w:t>
-      </w:r>
-      <w:r>
-        <w:rPr>
-          <w:rFonts w:ascii="Aptos" w:hAnsi="Aptos"/>
-          <w:lang w:val="en-US"/>
-        </w:rPr>
-        <w:t>, 871</w:t>
-      </w:r>
-      <w:r>
-        <w:rPr>
-          <w:rFonts w:ascii="Aptos" w:hAnsi="Aptos"/>
-          <w:lang w:val="en-US"/>
-        </w:rPr>
-        <w:t>)</w:t>
-      </w:r>
-      <w:r>
-        <w:rPr>
-          <w:rFonts w:ascii="Times New Roman" w:hAnsi="Times New Roman" w:cs="Times New Roman"/>
-          <w:lang w:val="en-US"/>
-        </w:rPr>
-        <w:fldChar w:fldCharType="end"/>
+      <w:r>
+        <w:rPr>
+          <w:rFonts w:ascii="Times New Roman" w:hAnsi="Times New Roman" w:cs="Times New Roman"/>
+          <w:lang w:val="en-US"/>
+        </w:rPr>
+        <w:t>One investigation published in 2023 highlighted what it described as “sometimes staggering price gaps between the prices paid by Coop and Migros and the prices charged on store shelves”</w:t>
+      </w:r>
+      <w:r>
+        <w:rPr>
+          <w:rFonts w:ascii="Times New Roman" w:hAnsi="Times New Roman" w:cs="Times New Roman"/>
+          <w:lang w:val="en-US"/>
+        </w:rPr>
+        <w:t>,</w:t>
+      </w:r>
+      <w:r>
+        <w:rPr>
+          <w:rFonts w:ascii="Times New Roman" w:hAnsi="Times New Roman" w:cs="Times New Roman"/>
+          <w:lang w:val="en-US"/>
+        </w:rPr>
+        <w:t xml:space="preserve"> with gross margins on food products reportedly ranging from 50% and 80% to as much as 110%</w:t>
+      </w:r>
+      <w:r>
+        <w:rPr>
+          <w:rStyle w:val="Appelnotedebasdep"/>
+          <w:rFonts w:ascii="Times New Roman" w:hAnsi="Times New Roman" w:cs="Times New Roman"/>
+          <w:lang w:val="en-US"/>
+        </w:rPr>
+        <w:footnoteReference w:id="7"/>
       </w:r>
       <w:r>
         <w:rPr>
@@ -5305,6 +5646,553 @@
           <w:rFonts w:ascii="Times New Roman" w:hAnsi="Times New Roman" w:cs="Times New Roman"/>
           <w:lang w:val="en-US"/>
         </w:rPr>
+        <w:t xml:space="preserve">This substantial market power enjoyed by Migros and Coop is the result of a long tradition of </w:t>
+      </w:r>
+      <w:r>
+        <w:rPr>
+          <w:rFonts w:ascii="Times New Roman" w:hAnsi="Times New Roman" w:cs="Times New Roman"/>
+          <w:lang w:val="en-US"/>
+        </w:rPr>
+        <w:t>protection of</w:t>
+      </w:r>
+      <w:r>
+        <w:rPr>
+          <w:rFonts w:ascii="Times New Roman" w:hAnsi="Times New Roman" w:cs="Times New Roman"/>
+          <w:lang w:val="en-US"/>
+        </w:rPr>
+        <w:t xml:space="preserve"> the Swiss domestic </w:t>
+      </w:r>
+      <w:r>
+        <w:rPr>
+          <w:rFonts w:ascii="Times New Roman" w:hAnsi="Times New Roman" w:cs="Times New Roman"/>
+          <w:lang w:val="en-US"/>
+        </w:rPr>
+        <w:t>sectors</w:t>
+      </w:r>
+      <w:r>
+        <w:rPr>
+          <w:rFonts w:ascii="Times New Roman" w:hAnsi="Times New Roman" w:cs="Times New Roman"/>
+          <w:lang w:val="en-US"/>
+        </w:rPr>
+        <w:t>.</w:t>
+      </w:r>
+      <w:r>
+        <w:rPr>
+          <w:rFonts w:ascii="Times New Roman" w:hAnsi="Times New Roman" w:cs="Times New Roman"/>
+          <w:lang w:val="en-US"/>
+        </w:rPr>
+        <w:t xml:space="preserve"> </w:t>
+      </w:r>
+      <w:r>
+        <w:rPr>
+          <w:rFonts w:ascii="Times New Roman" w:hAnsi="Times New Roman" w:cs="Times New Roman"/>
+          <w:lang w:val="en-US"/>
+        </w:rPr>
+        <w:t>The Swiss regulatory framework of its retail sector has l</w:t>
+      </w:r>
+      <w:r>
+        <w:rPr>
+          <w:rFonts w:ascii="Times New Roman" w:hAnsi="Times New Roman" w:cs="Times New Roman"/>
+          <w:lang w:val="en-US"/>
+        </w:rPr>
+        <w:t xml:space="preserve">ong protected Coop and Migros from foreign competition: Swiss law restricts the opening of large stores above 10’000 </w:t>
+      </w:r>
+      <w:proofErr w:type="spellStart"/>
+      <w:r>
+        <w:rPr>
+          <w:rFonts w:ascii="Times New Roman" w:hAnsi="Times New Roman" w:cs="Times New Roman"/>
+          <w:lang w:val="en-US"/>
+        </w:rPr>
+        <w:t>sqft</w:t>
+      </w:r>
+      <w:proofErr w:type="spellEnd"/>
+      <w:r>
+        <w:rPr>
+          <w:rFonts w:ascii="Times New Roman" w:hAnsi="Times New Roman" w:cs="Times New Roman"/>
+          <w:lang w:val="en-US"/>
+        </w:rPr>
+        <w:t>; food safety and packaging regulations are very restrictive; direct democracy also allows citizen to oppose any planned openings and thus the latter can be refused or take a long time. The three languages</w:t>
+      </w:r>
+      <w:r>
+        <w:rPr>
+          <w:rFonts w:ascii="Times New Roman" w:hAnsi="Times New Roman" w:cs="Times New Roman"/>
+          <w:lang w:val="en-US"/>
+        </w:rPr>
+        <w:t xml:space="preserve"> of the country</w:t>
+      </w:r>
+      <w:r>
+        <w:rPr>
+          <w:rFonts w:ascii="Times New Roman" w:hAnsi="Times New Roman" w:cs="Times New Roman"/>
+          <w:lang w:val="en-US"/>
+        </w:rPr>
+        <w:t xml:space="preserve">: French, German and Italian; and the strong federalist structure of Switzerland’s political institutions as well as its strong decentralization into 26 different cantons each having its own </w:t>
+      </w:r>
+      <w:r>
+        <w:rPr>
+          <w:rFonts w:ascii="Times New Roman" w:hAnsi="Times New Roman" w:cs="Times New Roman"/>
+          <w:lang w:val="en-US"/>
+        </w:rPr>
+        <w:t xml:space="preserve">laws </w:t>
+      </w:r>
+      <w:r>
+        <w:rPr>
+          <w:rFonts w:ascii="Times New Roman" w:hAnsi="Times New Roman" w:cs="Times New Roman"/>
+          <w:lang w:val="en-US"/>
+        </w:rPr>
+        <w:t>are additional administrative barriers which deter potential foreign competitors to Coop and Migros</w:t>
+      </w:r>
+      <w:r>
+        <w:rPr>
+          <w:rFonts w:ascii="Times New Roman" w:hAnsi="Times New Roman" w:cs="Times New Roman"/>
+          <w:lang w:val="en-US"/>
+        </w:rPr>
+        <w:t xml:space="preserve"> </w:t>
+      </w:r>
+      <w:r>
+        <w:rPr>
+          <w:rFonts w:ascii="Times New Roman" w:hAnsi="Times New Roman" w:cs="Times New Roman"/>
+          <w:lang w:val="en-US"/>
+        </w:rPr>
+        <w:fldChar w:fldCharType="begin"/>
+      </w:r>
+      <w:r>
+        <w:rPr>
+          <w:rFonts w:ascii="Times New Roman" w:hAnsi="Times New Roman" w:cs="Times New Roman"/>
+          <w:lang w:val="en-US"/>
+        </w:rPr>
+        <w:instrText xml:space="preserve"> ADDIN ZOTERO_ITEM CSL_CITATION {"citationID":"scN62gjd","properties":{"formattedCitation":"(Morschett et al. 2009)","plainCitation":"(Morschett et al. 2009)","noteIndex":0},"citationItems":[{"id":6564,"uris":["http://zotero.org/groups/6311349/items/849ZCK48"],"itemData":{"id":6564,"type":"article-journal","container-title":"European Retail Research","issue":"2","page":"163-190","title":"Retailing in Switzerland - Player, Strategies and Developments","volume":"23","author":[{"family":"Morschett","given":"Dirk"},{"family":"Rudolph","given":"Thomas"},{"family":"Bauer","given":"Johannes"},{"family":"Donnath","given":"Annett"},{"family":"Meise","given":"Niklas"}],"issued":{"date-parts":[["2009"]]}}}],"schema":"https://github.com/citation-style-language/schema/raw/master/csl-citation.json"} </w:instrText>
+      </w:r>
+      <w:r>
+        <w:rPr>
+          <w:rFonts w:ascii="Times New Roman" w:hAnsi="Times New Roman" w:cs="Times New Roman"/>
+          <w:lang w:val="en-US"/>
+        </w:rPr>
+        <w:fldChar w:fldCharType="separate"/>
+      </w:r>
+      <w:r>
+        <w:rPr>
+          <w:rFonts w:ascii="Aptos" w:hAnsi="Aptos"/>
+          <w:lang w:val="en-US"/>
+        </w:rPr>
+        <w:t>(Morschett et al. 2009)</w:t>
+      </w:r>
+      <w:r>
+        <w:rPr>
+          <w:rFonts w:ascii="Times New Roman" w:hAnsi="Times New Roman" w:cs="Times New Roman"/>
+          <w:lang w:val="en-US"/>
+        </w:rPr>
+        <w:fldChar w:fldCharType="end"/>
+      </w:r>
+      <w:r>
+        <w:rPr>
+          <w:rFonts w:ascii="Times New Roman" w:hAnsi="Times New Roman" w:cs="Times New Roman"/>
+          <w:lang w:val="en-US"/>
+        </w:rPr>
+        <w:t>.</w:t>
+      </w:r>
+    </w:p>
+    <w:p>
+      <w:pPr>
+        <w:jc w:val="both"/>
+        <w:rPr>
+          <w:rFonts w:ascii="Times New Roman" w:hAnsi="Times New Roman" w:cs="Times New Roman"/>
+          <w:lang w:val="en-US"/>
+        </w:rPr>
+      </w:pPr>
+      <w:r>
+        <w:rPr>
+          <w:rFonts w:ascii="Times New Roman" w:hAnsi="Times New Roman" w:cs="Times New Roman"/>
+          <w:lang w:val="en-US"/>
+        </w:rPr>
+        <w:t xml:space="preserve">The agricultural </w:t>
+      </w:r>
+      <w:proofErr w:type="gramStart"/>
+      <w:r>
+        <w:rPr>
+          <w:rFonts w:ascii="Times New Roman" w:hAnsi="Times New Roman" w:cs="Times New Roman"/>
+          <w:lang w:val="en-US"/>
+        </w:rPr>
+        <w:t>sector</w:t>
+      </w:r>
+      <w:proofErr w:type="gramEnd"/>
+      <w:r>
+        <w:rPr>
+          <w:rFonts w:ascii="Times New Roman" w:hAnsi="Times New Roman" w:cs="Times New Roman"/>
+          <w:lang w:val="en-US"/>
+        </w:rPr>
+        <w:t xml:space="preserve"> which </w:t>
+      </w:r>
+      <w:r>
+        <w:rPr>
+          <w:rFonts w:ascii="Times New Roman" w:hAnsi="Times New Roman" w:cs="Times New Roman"/>
+          <w:lang w:val="en-US"/>
+        </w:rPr>
+        <w:t>frequently denounces</w:t>
+      </w:r>
+      <w:r>
+        <w:rPr>
+          <w:rFonts w:ascii="Times New Roman" w:hAnsi="Times New Roman" w:cs="Times New Roman"/>
+          <w:lang w:val="en-US"/>
+        </w:rPr>
+        <w:t xml:space="preserve"> the margins of the Coop-Migros </w:t>
+      </w:r>
+      <w:proofErr w:type="gramStart"/>
+      <w:r>
+        <w:rPr>
+          <w:rFonts w:ascii="Times New Roman" w:hAnsi="Times New Roman" w:cs="Times New Roman"/>
+          <w:lang w:val="en-US"/>
+        </w:rPr>
+        <w:t>duopoly</w:t>
+      </w:r>
+      <w:proofErr w:type="gramEnd"/>
+      <w:r>
+        <w:rPr>
+          <w:rFonts w:ascii="Times New Roman" w:hAnsi="Times New Roman" w:cs="Times New Roman"/>
+          <w:lang w:val="en-US"/>
+        </w:rPr>
+        <w:t xml:space="preserve"> </w:t>
+      </w:r>
+      <w:proofErr w:type="gramStart"/>
+      <w:r>
+        <w:rPr>
+          <w:rFonts w:ascii="Times New Roman" w:hAnsi="Times New Roman" w:cs="Times New Roman"/>
+          <w:lang w:val="en-US"/>
+        </w:rPr>
+        <w:t>is itself</w:t>
+      </w:r>
+      <w:proofErr w:type="gramEnd"/>
+      <w:r>
+        <w:rPr>
+          <w:rFonts w:ascii="Times New Roman" w:hAnsi="Times New Roman" w:cs="Times New Roman"/>
+          <w:lang w:val="en-US"/>
+        </w:rPr>
+        <w:t xml:space="preserve"> also heavily protected and regulated</w:t>
+      </w:r>
+      <w:r>
+        <w:rPr>
+          <w:rFonts w:ascii="Times New Roman" w:hAnsi="Times New Roman" w:cs="Times New Roman"/>
+          <w:lang w:val="en-US"/>
+        </w:rPr>
+        <w:t xml:space="preserve">. </w:t>
+      </w:r>
+      <w:r>
+        <w:rPr>
+          <w:rFonts w:ascii="Times New Roman" w:hAnsi="Times New Roman" w:cs="Times New Roman"/>
+          <w:lang w:val="en-US"/>
+        </w:rPr>
+        <w:t xml:space="preserve">Swiss agriculture </w:t>
+      </w:r>
+      <w:r>
+        <w:rPr>
+          <w:rFonts w:ascii="Times New Roman" w:hAnsi="Times New Roman" w:cs="Times New Roman"/>
+          <w:lang w:val="en-US"/>
+        </w:rPr>
+        <w:t>would indeed not survive without the federal agricultural policy whose budget allocation for agriculture amounts to 3,4 billion francs per year, making Swiss agriculture one of the most subsidized among OECD economies. Swiss agriculture is also strongly protected from foreign competition</w:t>
+      </w:r>
+      <w:r>
+        <w:rPr>
+          <w:rFonts w:ascii="Times New Roman" w:hAnsi="Times New Roman" w:cs="Times New Roman"/>
+          <w:lang w:val="en-US"/>
+        </w:rPr>
+        <w:t>: the average most-</w:t>
+      </w:r>
+      <w:r>
+        <w:rPr>
+          <w:rFonts w:ascii="Times New Roman" w:hAnsi="Times New Roman" w:cs="Times New Roman"/>
+          <w:lang w:val="en-US"/>
+        </w:rPr>
+        <w:t>favored</w:t>
+      </w:r>
+      <w:r>
+        <w:rPr>
+          <w:rFonts w:ascii="Times New Roman" w:hAnsi="Times New Roman" w:cs="Times New Roman"/>
+          <w:lang w:val="en-US"/>
+        </w:rPr>
+        <w:t>-nation tariff on agricultural imports in 2023 was</w:t>
+      </w:r>
+      <w:r>
+        <w:rPr>
+          <w:rFonts w:ascii="Times New Roman" w:hAnsi="Times New Roman" w:cs="Times New Roman"/>
+          <w:lang w:val="en-US"/>
+        </w:rPr>
+        <w:t xml:space="preserve"> according to the World Trade Organization (WTO)</w:t>
+      </w:r>
+      <w:r>
+        <w:rPr>
+          <w:rFonts w:ascii="Times New Roman" w:hAnsi="Times New Roman" w:cs="Times New Roman"/>
+          <w:lang w:val="en-US"/>
+        </w:rPr>
+        <w:t xml:space="preserve"> at 28,5% whereas it was at 1,3% for non-agricultural products</w:t>
+      </w:r>
+      <w:r>
+        <w:rPr>
+          <w:rFonts w:ascii="Times New Roman" w:hAnsi="Times New Roman" w:cs="Times New Roman"/>
+          <w:lang w:val="en-US"/>
+        </w:rPr>
+        <w:t xml:space="preserve"> in 2023</w:t>
+      </w:r>
+      <w:r>
+        <w:rPr>
+          <w:rFonts w:ascii="Times New Roman" w:hAnsi="Times New Roman" w:cs="Times New Roman"/>
+          <w:lang w:val="en-US"/>
+        </w:rPr>
+        <w:t xml:space="preserve">. Tariffs on agricultural products </w:t>
+      </w:r>
+      <w:r>
+        <w:rPr>
+          <w:rFonts w:ascii="Times New Roman" w:hAnsi="Times New Roman" w:cs="Times New Roman"/>
+          <w:lang w:val="en-US"/>
+        </w:rPr>
+        <w:t>were</w:t>
+      </w:r>
+      <w:r>
+        <w:rPr>
+          <w:rFonts w:ascii="Times New Roman" w:hAnsi="Times New Roman" w:cs="Times New Roman"/>
+          <w:lang w:val="en-US"/>
+        </w:rPr>
+        <w:t xml:space="preserve"> particularly high for live animals and meat (97,7%) and for dairy products (129%) </w:t>
+      </w:r>
+      <w:r>
+        <w:rPr>
+          <w:rFonts w:ascii="Times New Roman" w:hAnsi="Times New Roman" w:cs="Times New Roman"/>
+          <w:lang w:val="en-US"/>
+        </w:rPr>
+        <w:fldChar w:fldCharType="begin"/>
+      </w:r>
+      <w:r>
+        <w:rPr>
+          <w:rFonts w:ascii="Times New Roman" w:hAnsi="Times New Roman" w:cs="Times New Roman"/>
+          <w:lang w:val="en-US"/>
+        </w:rPr>
+        <w:instrText xml:space="preserve"> ADDIN ZOTERO_ITEM CSL_CITATION {"citationID":"6uNFj1zs","properties":{"formattedCitation":"(WTO 2024)","plainCitation":"(WTO 2024)","dontUpdate":true,"noteIndex":0},"citationItems":[{"id":6757,"uris":["http://zotero.org/groups/6311349/items/L8M8WMME"],"itemData":{"id":6757,"type":"book","abstract":"World Tariff Profiles 2024 provides comprehensive information on the tariffs and non-tariff measures imposed by over 170 countries and customs territories. The publication starts with a breakdown of the tariffs imposed by these economies. Tariff data are presented in comparative tables and in one-page profiles for each economy. A summary table on selected indicators on the imports and exports profile for these economies is also presented. Statistics on non tariff measures by economy and by product group complement the data on tariffs. This special topic deals with “Tariffs on critical minerals in the electric vehicle value chain”. The publication is jointly prepared by the World Trade Organization, the UN Trade and Development (UNCTAD) and the International Trade Centre (ITC).","DOI":"10.30875/9789287076519","ISBN":"978-92-870-7651-9","language":"en","note":"DOI: 10.30875/9789287076519","publisher":"WTO iLibrary","source":"www.wto-ilibrary.org","title":"World Tariff Profiles 2024","URL":"https://www.wto-ilibrary.org/content/books/9789287076519","author":[{"family":"WTO","given":""}],"accessed":{"date-parts":[["2026",8,4]]},"issued":{"date-parts":[["2024",6,30]]}}}],"schema":"https://github.com/citation-style-language/schema/raw/master/csl-citation.json"} </w:instrText>
+      </w:r>
+      <w:r>
+        <w:rPr>
+          <w:rFonts w:ascii="Times New Roman" w:hAnsi="Times New Roman" w:cs="Times New Roman"/>
+          <w:lang w:val="en-US"/>
+        </w:rPr>
+        <w:fldChar w:fldCharType="separate"/>
+      </w:r>
+      <w:r>
+        <w:rPr>
+          <w:rFonts w:ascii="Aptos" w:hAnsi="Aptos"/>
+          <w:lang w:val="en-US"/>
+        </w:rPr>
+        <w:t>(WTO 2024</w:t>
+      </w:r>
+      <w:r>
+        <w:rPr>
+          <w:rFonts w:ascii="Aptos" w:hAnsi="Aptos"/>
+          <w:lang w:val="en-US"/>
+        </w:rPr>
+        <w:t>, 173</w:t>
+      </w:r>
+      <w:r>
+        <w:rPr>
+          <w:rFonts w:ascii="Aptos" w:hAnsi="Aptos"/>
+          <w:lang w:val="en-US"/>
+        </w:rPr>
+        <w:t>)</w:t>
+      </w:r>
+      <w:r>
+        <w:rPr>
+          <w:rFonts w:ascii="Times New Roman" w:hAnsi="Times New Roman" w:cs="Times New Roman"/>
+          <w:lang w:val="en-US"/>
+        </w:rPr>
+        <w:fldChar w:fldCharType="end"/>
+      </w:r>
+      <w:r>
+        <w:rPr>
+          <w:rFonts w:ascii="Times New Roman" w:hAnsi="Times New Roman" w:cs="Times New Roman"/>
+          <w:lang w:val="en-US"/>
+        </w:rPr>
+        <w:t>.</w:t>
+      </w:r>
+    </w:p>
+    <w:p>
+      <w:pPr>
+        <w:jc w:val="both"/>
+        <w:rPr>
+          <w:rFonts w:ascii="Times New Roman" w:hAnsi="Times New Roman" w:cs="Times New Roman"/>
+          <w:lang w:val="en-US"/>
+        </w:rPr>
+      </w:pPr>
+      <w:r>
+        <w:rPr>
+          <w:rFonts w:ascii="Times New Roman" w:hAnsi="Times New Roman" w:cs="Times New Roman"/>
+          <w:lang w:val="en-US"/>
+        </w:rPr>
+        <w:t xml:space="preserve"> Switzerland has indeed a long tradition of strong border protection for agricultural products through import quotas. After the Uruguay Round, (seasonal) tariff rate quotas</w:t>
+      </w:r>
+      <w:r>
+        <w:rPr>
+          <w:rFonts w:ascii="Times New Roman" w:hAnsi="Times New Roman" w:cs="Times New Roman"/>
+          <w:lang w:val="en-US"/>
+        </w:rPr>
+        <w:t xml:space="preserve"> (TRQs)</w:t>
+      </w:r>
+      <w:r>
+        <w:rPr>
+          <w:rFonts w:ascii="Times New Roman" w:hAnsi="Times New Roman" w:cs="Times New Roman"/>
+          <w:lang w:val="en-US"/>
+        </w:rPr>
+        <w:t xml:space="preserve"> have become the main import protection tool to support farm income by keeping domestic producer prices high and to ensure domestic food supply.</w:t>
+      </w:r>
+      <w:r>
+        <w:rPr>
+          <w:rFonts w:ascii="Times New Roman" w:hAnsi="Times New Roman" w:cs="Times New Roman"/>
+          <w:lang w:val="en-US"/>
+        </w:rPr>
+        <w:t xml:space="preserve"> </w:t>
+      </w:r>
+      <w:r>
+        <w:rPr>
+          <w:rFonts w:ascii="Times New Roman" w:hAnsi="Times New Roman" w:cs="Times New Roman"/>
+          <w:lang w:val="en-US"/>
+        </w:rPr>
+        <w:t xml:space="preserve">As a result, the OECD considers the level of price distortion of the Swiss agricultural sector to be one of the highest among OECD economies with a producer nominal protection of 1,56, meaning that Swiss farmers receive prices that are overall 56% above international market level </w:t>
+      </w:r>
+      <w:r>
+        <w:rPr>
+          <w:rFonts w:ascii="Times New Roman" w:hAnsi="Times New Roman" w:cs="Times New Roman"/>
+          <w:lang w:val="en-US"/>
+        </w:rPr>
+        <w:fldChar w:fldCharType="begin"/>
+      </w:r>
+      <w:r>
+        <w:rPr>
+          <w:rFonts w:ascii="Times New Roman" w:hAnsi="Times New Roman" w:cs="Times New Roman"/>
+          <w:lang w:val="en-US"/>
+        </w:rPr>
+        <w:instrText xml:space="preserve"> ADDIN ZOTERO_ITEM CSL_CITATION {"citationID":"2dMUOHYA","properties":{"formattedCitation":"(OECD 2025)","plainCitation":"(OECD 2025)","noteIndex":0},"citationItems":[{"id":6755,"uris":["http://zotero.org/groups/6311349/items/A7QTRLDP"],"itemData":{"id":6755,"type":"article-journal","abstract":"This annual report reviews agricultural policies in 54 countries, including the 38 OECD Member countries, five non‑OECD EU Member States, and 11 emerging economies. It finds that overall support to agriculture in 2022-24 remains well above pre-COVID levels. While nominal transfers to farmers have increased, expenditures benefitting consumers have declined. Support for innovation and other services is falling relative to the sector’s size, which, together with persistent trade distortions, threatens global food security.Marking 30 years since the WTO Agreement on Agriculture and the first UN Climate Change Conference, this year’s report focuses on policies at the nexus of agro-food trade and the environment. Agricultural and food trade has grown faster than production, with products increasingly moving through global value chains. Yet, agro-food products still face higher tariffs and trade barriers than other sectors, and market price support remains common.Governments are also doing more to address agriculture's environmental impacts, including its role in greenhouse gas emissions. The report offers guidance on designing better policies that align trade and environmental objectives, to help agriculture sustainably feed a growing world population.","container-title":"Agricultural Policy Monitoring and Evaluation","DOI":"10.1787/a80ac398-en","language":"en","publisher":"OECD Publishing","source":"www.oecd.org","title":"Agricultural Policy Monitoring and Evaluation 2025: Making the Most of the Trade and Environment Nexus in Agriculture","title-short":"Agricultural Policy Monitoring and Evaluation 2025","URL":"https://www.oecd.org/en/publications/agricultural-policy-monitoring-and-evaluation-2025_a80ac398-en.html","volume":"2025","author":[{"family":"OECD","given":""}],"accessed":{"date-parts":[["2026",8,4]]},"issued":{"date-parts":[["2025",10,30]]}}}],"schema":"https://github.com/citation-style-language/schema/raw/master/csl-citation.json"} </w:instrText>
+      </w:r>
+      <w:r>
+        <w:rPr>
+          <w:rFonts w:ascii="Times New Roman" w:hAnsi="Times New Roman" w:cs="Times New Roman"/>
+          <w:lang w:val="en-US"/>
+        </w:rPr>
+        <w:fldChar w:fldCharType="separate"/>
+      </w:r>
+      <w:r>
+        <w:rPr>
+          <w:rFonts w:ascii="Aptos" w:hAnsi="Aptos"/>
+          <w:lang w:val="en-US"/>
+        </w:rPr>
+        <w:t>(OECD 2025)</w:t>
+      </w:r>
+      <w:r>
+        <w:rPr>
+          <w:rFonts w:ascii="Times New Roman" w:hAnsi="Times New Roman" w:cs="Times New Roman"/>
+          <w:lang w:val="en-US"/>
+        </w:rPr>
+        <w:fldChar w:fldCharType="end"/>
+      </w:r>
+      <w:r>
+        <w:rPr>
+          <w:rFonts w:ascii="Times New Roman" w:hAnsi="Times New Roman" w:cs="Times New Roman"/>
+          <w:lang w:val="en-US"/>
+        </w:rPr>
+        <w:t>.</w:t>
+      </w:r>
+      <w:r>
+        <w:rPr>
+          <w:rFonts w:ascii="Times New Roman" w:hAnsi="Times New Roman" w:cs="Times New Roman"/>
+          <w:lang w:val="en-US"/>
+        </w:rPr>
+        <w:t xml:space="preserve"> A study by Judith Hillen on tomato prices under seasonal TRQs suggests that this system guarantees high but stable prices for vegetables products, but generates </w:t>
+      </w:r>
+      <w:r>
+        <w:rPr>
+          <w:rFonts w:ascii="Times New Roman" w:hAnsi="Times New Roman" w:cs="Times New Roman"/>
+          <w:lang w:val="en-US"/>
+        </w:rPr>
+        <w:t xml:space="preserve">quota </w:t>
+      </w:r>
+      <w:r>
+        <w:rPr>
+          <w:rFonts w:ascii="Times New Roman" w:hAnsi="Times New Roman" w:cs="Times New Roman"/>
+          <w:lang w:val="en-US"/>
+        </w:rPr>
+        <w:t xml:space="preserve">rents which are most likely captured </w:t>
+      </w:r>
+      <w:r>
+        <w:rPr>
+          <w:rFonts w:ascii="Times New Roman" w:hAnsi="Times New Roman" w:cs="Times New Roman"/>
+          <w:lang w:val="en-US"/>
+        </w:rPr>
+        <w:lastRenderedPageBreak/>
+        <w:t xml:space="preserve">by the large retail companies (Coop and Migros) as they are the holders of import quotas </w:t>
+      </w:r>
+      <w:r>
+        <w:rPr>
+          <w:rFonts w:ascii="Times New Roman" w:hAnsi="Times New Roman" w:cs="Times New Roman"/>
+          <w:lang w:val="en-US"/>
+        </w:rPr>
+        <w:fldChar w:fldCharType="begin"/>
+      </w:r>
+      <w:r>
+        <w:rPr>
+          <w:rFonts w:ascii="Times New Roman" w:hAnsi="Times New Roman" w:cs="Times New Roman"/>
+          <w:lang w:val="en-US"/>
+        </w:rPr>
+        <w:instrText xml:space="preserve"> ADDIN ZOTERO_ITEM CSL_CITATION {"citationID":"qMnpI0FI","properties":{"formattedCitation":"(Hillen 2019)","plainCitation":"(Hillen 2019)","dontUpdate":true,"noteIndex":0},"citationItems":[{"id":6760,"uris":["http://zotero.org/groups/6311349/items/QTMRB68F"],"itemData":{"id":6760,"type":"article-journal","abstract":"Switzerland applies seasonal tariff rate quotas (TRQs) for the import of many fruits and vegetables during the domestic harvest season. We examine how this system affects the relationship between Italian and Swiss tomato prices and test for physical market integration and spatial equilibrium conditions over time. We use detailed, transaction-based data on trade flows and trade costs and estimate an extended parity bounds model, following Barrett and Li (2002). We confirm that in the summer season, when TRQs are in place, markets are inefficient. While quota holders receive positive rents, the marginal rents for importers without quota shares are negative. This inhibits trade flows above the in-quota import quantity allowed by TRQs. Hence, despite leading to inefficiencies and creating rents for importers, seasonal TRQs are effective in protecting domestic production against competing imports.","container-title":"Journal of Agricultural Economics","DOI":"10.1111/1477-9552.12355","ISSN":"1477-9552","issue":"3","language":"en","license":"© 2019 The Authors. Journal of Agricultural Economics published by John Wiley &amp; Sons Ltd on behalf of Agricultural Economics Society.","page":"859-873","source":"Wiley Online Library","title":"Market Integration and Market Efficiency under Seasonal Tariff Rate Quotas","volume":"70","author":[{"family":"Hillen","given":"Judith"}],"issued":{"date-parts":[["2019"]]}}}],"schema":"https://github.com/citation-style-language/schema/raw/master/csl-citation.json"} </w:instrText>
+      </w:r>
+      <w:r>
+        <w:rPr>
+          <w:rFonts w:ascii="Times New Roman" w:hAnsi="Times New Roman" w:cs="Times New Roman"/>
+          <w:lang w:val="en-US"/>
+        </w:rPr>
+        <w:fldChar w:fldCharType="separate"/>
+      </w:r>
+      <w:r>
+        <w:rPr>
+          <w:rFonts w:ascii="Aptos" w:hAnsi="Aptos"/>
+          <w:lang w:val="en-US"/>
+        </w:rPr>
+        <w:t>(Hillen 2019</w:t>
+      </w:r>
+      <w:r>
+        <w:rPr>
+          <w:rFonts w:ascii="Aptos" w:hAnsi="Aptos"/>
+          <w:lang w:val="en-US"/>
+        </w:rPr>
+        <w:t>, 871</w:t>
+      </w:r>
+      <w:r>
+        <w:rPr>
+          <w:rFonts w:ascii="Aptos" w:hAnsi="Aptos"/>
+          <w:lang w:val="en-US"/>
+        </w:rPr>
+        <w:t>)</w:t>
+      </w:r>
+      <w:r>
+        <w:rPr>
+          <w:rFonts w:ascii="Times New Roman" w:hAnsi="Times New Roman" w:cs="Times New Roman"/>
+          <w:lang w:val="en-US"/>
+        </w:rPr>
+        <w:fldChar w:fldCharType="end"/>
+      </w:r>
+      <w:r>
+        <w:rPr>
+          <w:rFonts w:ascii="Times New Roman" w:hAnsi="Times New Roman" w:cs="Times New Roman"/>
+          <w:lang w:val="en-US"/>
+        </w:rPr>
+        <w:t xml:space="preserve">. </w:t>
+      </w:r>
+    </w:p>
+    <w:p>
+      <w:pPr>
+        <w:jc w:val="both"/>
+        <w:rPr>
+          <w:rFonts w:ascii="Times New Roman" w:hAnsi="Times New Roman" w:cs="Times New Roman"/>
+          <w:lang w:val="en-US"/>
+        </w:rPr>
+      </w:pPr>
+      <w:r>
+        <w:rPr>
+          <w:rFonts w:ascii="Times New Roman" w:hAnsi="Times New Roman" w:cs="Times New Roman"/>
+          <w:lang w:val="en-US"/>
+        </w:rPr>
         <w:t>In response to th</w:t>
       </w:r>
       <w:r>
@@ -5419,7 +6307,23 @@
           <w:rFonts w:ascii="Times New Roman" w:hAnsi="Times New Roman" w:cs="Times New Roman"/>
           <w:lang w:val="en-US"/>
         </w:rPr>
-        <w:t xml:space="preserve"> As shown by </w:t>
+        <w:t xml:space="preserve"> </w:t>
+      </w:r>
+    </w:p>
+    <w:p>
+      <w:pPr>
+        <w:jc w:val="both"/>
+        <w:rPr>
+          <w:rFonts w:ascii="Times New Roman" w:hAnsi="Times New Roman" w:cs="Times New Roman"/>
+          <w:lang w:val="en-US"/>
+        </w:rPr>
+      </w:pPr>
+      <w:r>
+        <w:rPr>
+          <w:rFonts w:ascii="Times New Roman" w:hAnsi="Times New Roman" w:cs="Times New Roman"/>
+          <w:lang w:val="en-US"/>
+        </w:rPr>
+        <w:t xml:space="preserve">As shown by </w:t>
       </w:r>
       <w:r>
         <w:rPr>
@@ -5665,15 +6569,7 @@
           <w:rFonts w:ascii="Times New Roman" w:hAnsi="Times New Roman" w:cs="Times New Roman"/>
           <w:lang w:val="en-US"/>
         </w:rPr>
-        <w:t xml:space="preserve"> is that the strong degree of regulation and protection of the retail and agricultural sectors outlined above </w:t>
-      </w:r>
-      <w:r>
-        <w:rPr>
-          <w:rFonts w:ascii="Times New Roman" w:hAnsi="Times New Roman" w:cs="Times New Roman"/>
-          <w:lang w:val="en-US"/>
-        </w:rPr>
-        <w:lastRenderedPageBreak/>
-        <w:t xml:space="preserve">contribute </w:t>
+        <w:t xml:space="preserve"> is that the strong degree of regulation and protection of the retail and agricultural sectors outlined above contribute </w:t>
       </w:r>
       <w:r>
         <w:rPr>
@@ -5701,6 +6597,7 @@
         <w:rPr>
           <w:lang w:val="en-US"/>
         </w:rPr>
+        <w:lastRenderedPageBreak/>
         <w:t>Energy sector</w:t>
       </w:r>
     </w:p>
@@ -5714,12 +6611,226 @@
       </w:pPr>
       <w:r>
         <w:rPr>
-          <w:rFonts w:ascii="Times New Roman" w:hAnsi="Times New Roman" w:cs="Times New Roman"/>
           <w:noProof/>
+        </w:rPr>
+        <mc:AlternateContent>
+          <mc:Choice Requires="wps">
+            <w:drawing>
+              <wp:anchor distT="0" distB="0" distL="114300" distR="114300" simplePos="0" relativeHeight="251669504" behindDoc="0" locked="0" layoutInCell="1" allowOverlap="1" wp14:anchorId="306973DC" wp14:editId="51D146C1">
+                <wp:simplePos x="0" y="0"/>
+                <wp:positionH relativeFrom="margin">
+                  <wp:align>center</wp:align>
+                </wp:positionH>
+                <wp:positionV relativeFrom="paragraph">
+                  <wp:posOffset>5272697</wp:posOffset>
+                </wp:positionV>
+                <wp:extent cx="5527040" cy="635"/>
+                <wp:effectExtent l="0" t="0" r="0" b="0"/>
+                <wp:wrapSquare wrapText="bothSides"/>
+                <wp:docPr id="153271882" name="Zone de texte 1"/>
+                <wp:cNvGraphicFramePr/>
+                <a:graphic xmlns:a="http://schemas.openxmlformats.org/drawingml/2006/main">
+                  <a:graphicData uri="http://schemas.microsoft.com/office/word/2010/wordprocessingShape">
+                    <wps:wsp>
+                      <wps:cNvSpPr txBox="1"/>
+                      <wps:spPr>
+                        <a:xfrm>
+                          <a:off x="0" y="0"/>
+                          <a:ext cx="5527040" cy="635"/>
+                        </a:xfrm>
+                        <a:prstGeom prst="rect">
+                          <a:avLst/>
+                        </a:prstGeom>
+                        <a:solidFill>
+                          <a:prstClr val="white"/>
+                        </a:solidFill>
+                        <a:ln>
+                          <a:noFill/>
+                        </a:ln>
+                      </wps:spPr>
+                      <wps:txbx>
+                        <w:txbxContent>
+                          <w:p>
+                            <w:pPr>
+                              <w:pStyle w:val="Lgende"/>
+                              <w:rPr>
+                                <w:rFonts w:ascii="Times New Roman" w:hAnsi="Times New Roman" w:cs="Times New Roman"/>
+                                <w:noProof/>
+                                <w:sz w:val="24"/>
+                                <w:szCs w:val="24"/>
+                                <w:lang w:val="en-US"/>
+                              </w:rPr>
+                            </w:pPr>
+                            <w:r>
+                              <w:rPr>
+                                <w:rFonts w:ascii="Times New Roman" w:hAnsi="Times New Roman" w:cs="Times New Roman"/>
+                                <w:sz w:val="24"/>
+                                <w:szCs w:val="24"/>
+                                <w:lang w:val="en-US"/>
+                              </w:rPr>
+                              <w:t xml:space="preserve">Figure </w:t>
+                            </w:r>
+                            <w:r>
+                              <w:rPr>
+                                <w:rFonts w:ascii="Times New Roman" w:hAnsi="Times New Roman" w:cs="Times New Roman"/>
+                                <w:sz w:val="24"/>
+                                <w:szCs w:val="24"/>
+                              </w:rPr>
+                              <w:fldChar w:fldCharType="begin"/>
+                            </w:r>
+                            <w:r>
+                              <w:rPr>
+                                <w:rFonts w:ascii="Times New Roman" w:hAnsi="Times New Roman" w:cs="Times New Roman"/>
+                                <w:sz w:val="24"/>
+                                <w:szCs w:val="24"/>
+                                <w:lang w:val="en-US"/>
+                              </w:rPr>
+                              <w:instrText xml:space="preserve"> SEQ Figure \* ARABIC </w:instrText>
+                            </w:r>
+                            <w:r>
+                              <w:rPr>
+                                <w:rFonts w:ascii="Times New Roman" w:hAnsi="Times New Roman" w:cs="Times New Roman"/>
+                                <w:sz w:val="24"/>
+                                <w:szCs w:val="24"/>
+                              </w:rPr>
+                              <w:fldChar w:fldCharType="separate"/>
+                            </w:r>
+                            <w:r>
+                              <w:rPr>
+                                <w:rFonts w:ascii="Times New Roman" w:hAnsi="Times New Roman" w:cs="Times New Roman"/>
+                                <w:noProof/>
+                                <w:sz w:val="24"/>
+                                <w:szCs w:val="24"/>
+                                <w:lang w:val="en-US"/>
+                              </w:rPr>
+                              <w:t>4</w:t>
+                            </w:r>
+                            <w:r>
+                              <w:rPr>
+                                <w:rFonts w:ascii="Times New Roman" w:hAnsi="Times New Roman" w:cs="Times New Roman"/>
+                                <w:sz w:val="24"/>
+                                <w:szCs w:val="24"/>
+                              </w:rPr>
+                              <w:fldChar w:fldCharType="end"/>
+                            </w:r>
+                            <w:r>
+                              <w:rPr>
+                                <w:rFonts w:ascii="Times New Roman" w:hAnsi="Times New Roman" w:cs="Times New Roman"/>
+                                <w:sz w:val="24"/>
+                                <w:szCs w:val="24"/>
+                                <w:lang w:val="en-US"/>
+                              </w:rPr>
+                              <w:t>: Share of primary energy use by source in Switzerland (measured as a percentage of total energy supply). Data source: Our World in Data, Energy Institute.</w:t>
+                            </w:r>
+                          </w:p>
+                        </w:txbxContent>
+                      </wps:txbx>
+                      <wps:bodyPr rot="0" spcFirstLastPara="0" vertOverflow="overflow" horzOverflow="overflow" vert="horz" wrap="square" lIns="0" tIns="0" rIns="0" bIns="0" numCol="1" spcCol="0" rtlCol="0" fromWordArt="0" anchor="t" anchorCtr="0" forceAA="0" compatLnSpc="1">
+                        <a:prstTxWarp prst="textNoShape">
+                          <a:avLst/>
+                        </a:prstTxWarp>
+                        <a:spAutoFit/>
+                      </wps:bodyPr>
+                    </wps:wsp>
+                  </a:graphicData>
+                </a:graphic>
+              </wp:anchor>
+            </w:drawing>
+          </mc:Choice>
+          <mc:Fallback>
+            <w:pict>
+              <v:shape w14:anchorId="306973DC" id="_x0000_s1029" type="#_x0000_t202" style="position:absolute;left:0;text-align:left;margin-left:0;margin-top:415.15pt;width:435.2pt;height:.05pt;z-index:251669504;visibility:visible;mso-wrap-style:square;mso-wrap-distance-left:9pt;mso-wrap-distance-top:0;mso-wrap-distance-right:9pt;mso-wrap-distance-bottom:0;mso-position-horizontal:center;mso-position-horizontal-relative:margin;mso-position-vertical:absolute;mso-position-vertical-relative:text;v-text-anchor:top" o:gfxdata="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" stroked="f">
+                <v:textbox style="mso-fit-shape-to-text:t" inset="0,0,0,0">
+                  <w:txbxContent>
+                    <w:p>
+                      <w:pPr>
+                        <w:pStyle w:val="Lgende"/>
+                        <w:rPr>
+                          <w:rFonts w:ascii="Times New Roman" w:hAnsi="Times New Roman" w:cs="Times New Roman"/>
+                          <w:noProof/>
+                          <w:sz w:val="24"/>
+                          <w:szCs w:val="24"/>
+                          <w:lang w:val="en-US"/>
+                        </w:rPr>
+                      </w:pPr>
+                      <w:r>
+                        <w:rPr>
+                          <w:rFonts w:ascii="Times New Roman" w:hAnsi="Times New Roman" w:cs="Times New Roman"/>
+                          <w:sz w:val="24"/>
+                          <w:szCs w:val="24"/>
+                          <w:lang w:val="en-US"/>
+                        </w:rPr>
+                        <w:t xml:space="preserve">Figure </w:t>
+                      </w:r>
+                      <w:r>
+                        <w:rPr>
+                          <w:rFonts w:ascii="Times New Roman" w:hAnsi="Times New Roman" w:cs="Times New Roman"/>
+                          <w:sz w:val="24"/>
+                          <w:szCs w:val="24"/>
+                        </w:rPr>
+                        <w:fldChar w:fldCharType="begin"/>
+                      </w:r>
+                      <w:r>
+                        <w:rPr>
+                          <w:rFonts w:ascii="Times New Roman" w:hAnsi="Times New Roman" w:cs="Times New Roman"/>
+                          <w:sz w:val="24"/>
+                          <w:szCs w:val="24"/>
+                          <w:lang w:val="en-US"/>
+                        </w:rPr>
+                        <w:instrText xml:space="preserve"> SEQ Figure \* ARABIC </w:instrText>
+                      </w:r>
+                      <w:r>
+                        <w:rPr>
+                          <w:rFonts w:ascii="Times New Roman" w:hAnsi="Times New Roman" w:cs="Times New Roman"/>
+                          <w:sz w:val="24"/>
+                          <w:szCs w:val="24"/>
+                        </w:rPr>
+                        <w:fldChar w:fldCharType="separate"/>
+                      </w:r>
+                      <w:r>
+                        <w:rPr>
+                          <w:rFonts w:ascii="Times New Roman" w:hAnsi="Times New Roman" w:cs="Times New Roman"/>
+                          <w:noProof/>
+                          <w:sz w:val="24"/>
+                          <w:szCs w:val="24"/>
+                          <w:lang w:val="en-US"/>
+                        </w:rPr>
+                        <w:t>4</w:t>
+                      </w:r>
+                      <w:r>
+                        <w:rPr>
+                          <w:rFonts w:ascii="Times New Roman" w:hAnsi="Times New Roman" w:cs="Times New Roman"/>
+                          <w:sz w:val="24"/>
+                          <w:szCs w:val="24"/>
+                        </w:rPr>
+                        <w:fldChar w:fldCharType="end"/>
+                      </w:r>
+                      <w:r>
+                        <w:rPr>
+                          <w:rFonts w:ascii="Times New Roman" w:hAnsi="Times New Roman" w:cs="Times New Roman"/>
+                          <w:sz w:val="24"/>
+                          <w:szCs w:val="24"/>
+                          <w:lang w:val="en-US"/>
+                        </w:rPr>
+                        <w:t>: Share of primary energy use by source in Switzerland (measured as a percentage of total energy supply). Data source: Our World in Data, Energy Institute.</w:t>
+                      </w:r>
+                    </w:p>
+                  </w:txbxContent>
+                </v:textbox>
+                <w10:wrap type="square" anchorx="margin"/>
+              </v:shape>
+            </w:pict>
+          </mc:Fallback>
+        </mc:AlternateContent>
+      </w:r>
+      <w:r>
+        <w:rPr>
+          <w:rFonts w:ascii="Times New Roman" w:hAnsi="Times New Roman" w:cs="Times New Roman"/>
+          <w:noProof/>
           <w:lang w:val="en-US"/>
         </w:rPr>
         <w:drawing>
-          <wp:anchor distT="0" distB="0" distL="114300" distR="114300" simplePos="0" relativeHeight="251660288" behindDoc="0" locked="0" layoutInCell="1" allowOverlap="1" wp14:anchorId="72E75845" wp14:editId="050174DC">
+          <wp:anchor distT="0" distB="0" distL="114300" distR="114300" simplePos="0" relativeHeight="251660288" behindDoc="0" locked="0" layoutInCell="1" allowOverlap="1" wp14:anchorId="72E75845" wp14:editId="68394547">
             <wp:simplePos x="0" y="0"/>
             <wp:positionH relativeFrom="margin">
               <wp:align>left</wp:align>
@@ -5744,7 +6855,7 @@
                     </pic:cNvPicPr>
                   </pic:nvPicPr>
                   <pic:blipFill>
-                    <a:blip r:embed="rId10" cstate="print">
+                    <a:blip r:embed="rId11" cstate="print">
                       <a:extLst>
                         <a:ext uri="{28A0092B-C50C-407E-A947-70E740481C1C}">
                           <a14:useLocalDpi xmlns:a14="http://schemas.microsoft.com/office/drawing/2010/main" val="0"/>
@@ -5837,7 +6948,35 @@
           <w:rFonts w:ascii="Times New Roman" w:hAnsi="Times New Roman" w:cs="Times New Roman"/>
           <w:lang w:val="en-US"/>
         </w:rPr>
-        <w:t xml:space="preserve">Figure shows Switzerland’s share of energy consumption by source, measured in percentage of primary energy. Even though Switzerland’s main energy source comes from oil, its share </w:t>
+        <w:t xml:space="preserve">Figure </w:t>
+      </w:r>
+      <w:r>
+        <w:rPr>
+          <w:rFonts w:ascii="Times New Roman" w:hAnsi="Times New Roman" w:cs="Times New Roman"/>
+          <w:lang w:val="en-US"/>
+        </w:rPr>
+        <w:t xml:space="preserve">4 </w:t>
+      </w:r>
+      <w:r>
+        <w:rPr>
+          <w:rFonts w:ascii="Times New Roman" w:hAnsi="Times New Roman" w:cs="Times New Roman"/>
+          <w:lang w:val="en-US"/>
+        </w:rPr>
+        <w:t xml:space="preserve">shows Switzerland’s share of energy consumption by source, measured in percentage of </w:t>
+      </w:r>
+      <w:r>
+        <w:rPr>
+          <w:rFonts w:ascii="Times New Roman" w:hAnsi="Times New Roman" w:cs="Times New Roman"/>
+          <w:lang w:val="en-US"/>
+        </w:rPr>
+        <w:t>total energy supply</w:t>
+      </w:r>
+      <w:r>
+        <w:rPr>
+          <w:rFonts w:ascii="Times New Roman" w:hAnsi="Times New Roman" w:cs="Times New Roman"/>
+          <w:lang w:val="en-US"/>
+        </w:rPr>
+        <w:t xml:space="preserve">. Even though Switzerland’s main energy source comes from oil, its share </w:t>
       </w:r>
       <w:r>
         <w:rPr>
@@ -5896,297 +7035,6 @@
           <w:lang w:val="en-US"/>
         </w:rPr>
         <w:t xml:space="preserve">the quasi-absence of domestic coal resources and the high transport costs which made imports of coal very expensive. </w:t>
-      </w:r>
-      <w:r>
-        <w:rPr>
-          <w:rFonts w:ascii="Times New Roman" w:hAnsi="Times New Roman" w:cs="Times New Roman"/>
-          <w:lang w:val="en-US"/>
-        </w:rPr>
-        <w:t xml:space="preserve">The choice of hydraulic power as the driving force during the Industrial Revolution had major consequences for Switzerland's economic and social development. Swiss factories, particularly those in the textile industry, became dispersed throughout rural areas along rivers and streams. For a long time, </w:t>
-      </w:r>
-      <w:r>
-        <w:rPr>
-          <w:rFonts w:ascii="Times New Roman" w:hAnsi="Times New Roman" w:cs="Times New Roman"/>
-          <w:lang w:val="en-US"/>
-        </w:rPr>
-        <w:lastRenderedPageBreak/>
-        <w:t xml:space="preserve">this rural character of Swiss industry </w:t>
-      </w:r>
-      <w:r>
-        <w:rPr>
-          <w:rFonts w:ascii="Times New Roman" w:hAnsi="Times New Roman" w:cs="Times New Roman"/>
-          <w:lang w:val="en-US"/>
-        </w:rPr>
-        <w:t>allowed</w:t>
-      </w:r>
-      <w:r>
-        <w:rPr>
-          <w:rFonts w:ascii="Times New Roman" w:hAnsi="Times New Roman" w:cs="Times New Roman"/>
-          <w:lang w:val="en-US"/>
-        </w:rPr>
-        <w:t xml:space="preserve"> industrialists to keep wages very low, since workers could obtain food and other necessities at low cost or even produce part of their own subsistence. This decentralized pattern of industrialization also slowed the emergence of the trade union movement.</w:t>
-      </w:r>
-      <w:r>
-        <w:rPr>
-          <w:rFonts w:ascii="Times New Roman" w:hAnsi="Times New Roman" w:cs="Times New Roman"/>
-          <w:lang w:val="en-US"/>
-        </w:rPr>
-        <w:t xml:space="preserve"> </w:t>
-      </w:r>
-      <w:r>
-        <w:rPr>
-          <w:rFonts w:ascii="Times New Roman" w:hAnsi="Times New Roman" w:cs="Times New Roman"/>
-          <w:lang w:val="en-US"/>
-        </w:rPr>
-        <w:t xml:space="preserve">The limited energy capacity of hydropower compared to the steam engine </w:t>
-      </w:r>
-      <w:r>
-        <w:rPr>
-          <w:rFonts w:ascii="Times New Roman" w:hAnsi="Times New Roman" w:cs="Times New Roman"/>
-          <w:lang w:val="en-US"/>
-        </w:rPr>
-        <w:t>furthermore</w:t>
-      </w:r>
-      <w:r>
-        <w:rPr>
-          <w:rFonts w:ascii="Times New Roman" w:hAnsi="Times New Roman" w:cs="Times New Roman"/>
-          <w:lang w:val="en-US"/>
-        </w:rPr>
-        <w:t xml:space="preserve"> explains why Swiss entrepreneurs specialized into the production of light commodities such as embroidery, textiles, ribbons, silk or watchmaking and jewelry-making. Industrial use of hydropower </w:t>
-      </w:r>
-      <w:r>
-        <w:rPr>
-          <w:rFonts w:ascii="Times New Roman" w:hAnsi="Times New Roman" w:cs="Times New Roman"/>
-          <w:lang w:val="en-US"/>
-        </w:rPr>
-        <w:t xml:space="preserve">henceforth </w:t>
-      </w:r>
-      <w:r>
-        <w:rPr>
-          <w:rFonts w:ascii="Times New Roman" w:hAnsi="Times New Roman" w:cs="Times New Roman"/>
-          <w:lang w:val="en-US"/>
-        </w:rPr>
-        <w:t>created a path dependency into the production of high value added light manufactures which resisted to drastic increase in coal imports after the railway revolution in the second half of the 19</w:t>
-      </w:r>
-      <w:r>
-        <w:rPr>
-          <w:rFonts w:ascii="Times New Roman" w:hAnsi="Times New Roman" w:cs="Times New Roman"/>
-          <w:vertAlign w:val="superscript"/>
-          <w:lang w:val="en-US"/>
-        </w:rPr>
-        <w:t>th</w:t>
-      </w:r>
-      <w:r>
-        <w:rPr>
-          <w:rFonts w:ascii="Times New Roman" w:hAnsi="Times New Roman" w:cs="Times New Roman"/>
-          <w:lang w:val="en-US"/>
-        </w:rPr>
-        <w:t xml:space="preserve"> century</w:t>
-      </w:r>
-      <w:r>
-        <w:rPr>
-          <w:rFonts w:ascii="Times New Roman" w:hAnsi="Times New Roman" w:cs="Times New Roman"/>
-          <w:lang w:val="en-US"/>
-        </w:rPr>
-        <w:t>, which were mainly use outside of private industries</w:t>
-      </w:r>
-      <w:r>
-        <w:rPr>
-          <w:rFonts w:ascii="Times New Roman" w:hAnsi="Times New Roman" w:cs="Times New Roman"/>
-          <w:lang w:val="en-US"/>
-        </w:rPr>
-        <w:t xml:space="preserve"> </w:t>
-      </w:r>
-      <w:r>
-        <w:rPr>
-          <w:rFonts w:ascii="Times New Roman" w:hAnsi="Times New Roman" w:cs="Times New Roman"/>
-          <w:lang w:val="en-US"/>
-        </w:rPr>
-        <w:fldChar w:fldCharType="begin"/>
-      </w:r>
-      <w:r>
-        <w:rPr>
-          <w:rFonts w:ascii="Times New Roman" w:hAnsi="Times New Roman" w:cs="Times New Roman"/>
-          <w:lang w:val="en-US"/>
-        </w:rPr>
-        <w:instrText xml:space="preserve"> ADDIN ZOTERO_ITEM CSL_CITATION {"citationID":"fSgCmRcq","properties":{"formattedCitation":"(Humair and Chachereau 2024)","plainCitation":"(Humair and Chachereau 2024)","noteIndex":0},"citationItems":[{"id":6793,"uris":["http://zotero.org/groups/6311349/items/XEDFQB4K"],"itemData":{"id":6793,"type":"book","abstract":"Avec les défis du changement climatique et les difficultés d’approvisionnement en électricité et en gaz, le début du 21e siècle rappelle avec force la place centrale de l’énergie dans nos sociétés contemporaines. En réalité, toute l’histoire de l’humanité est étroitement liée à la disponibilité de cette ressource capitale. L’énergie a conditionné des phénomènes fondamentaux tels que l’industrialisation ou la mondialisation, et a façonné nos paysages comme nos modes de vie. Ce livre retrace le développement du système énergétique en Suisse entre 1800 et 2024, parcourant l’apparition successive et la superposition des différentes ressources mobilisées, du bois au solaire en passant par le pétrole et l’électricité. Comment la consommation et le mix énergétique ont-ils évolué et pourquoi ? Quel rôle les différents acteurs sociaux, politiques et économiques ont-ils joué ? Quelles sont les spécificités énergétiques de la Suisse en comparaison internationale ? Un questionnement qui a pour vocation d’éclairer les débats actuels avec un regard historique. - 4e de couverture","call-number":"DBUH 9638 BFLA 330065","collection-title":"Savoir suisse 179 Histoire","edition":"Première edition","ISBN":"978-2-88915-639-9","language":"fre","publisher":"Presses polytechniques et universitaires romandes","publisher-place":"Lausanne","source":"unige.swisscovery.slsp.ch","title":"L'énergie en Suisse: de 1800 à nos jours","title-short":"L'énergie en Suisse","author":[{"family":"Humair","given":"Cédric"},{"family":"Chachereau","given":"Nicolas"}],"issued":{"date-parts":[["2024"]]}}}],"schema":"https://github.com/citation-style-language/schema/raw/master/csl-citation.json"} </w:instrText>
-      </w:r>
-      <w:r>
-        <w:rPr>
-          <w:rFonts w:ascii="Times New Roman" w:hAnsi="Times New Roman" w:cs="Times New Roman"/>
-          <w:lang w:val="en-US"/>
-        </w:rPr>
-        <w:fldChar w:fldCharType="separate"/>
-      </w:r>
-      <w:r>
-        <w:rPr>
-          <w:rFonts w:ascii="Aptos" w:hAnsi="Aptos"/>
-          <w:lang w:val="en-US"/>
-        </w:rPr>
-        <w:t xml:space="preserve">(Humair and </w:t>
-      </w:r>
-      <w:proofErr w:type="spellStart"/>
-      <w:r>
-        <w:rPr>
-          <w:rFonts w:ascii="Aptos" w:hAnsi="Aptos"/>
-          <w:lang w:val="en-US"/>
-        </w:rPr>
-        <w:t>Chachereau</w:t>
-      </w:r>
-      <w:proofErr w:type="spellEnd"/>
-      <w:r>
-        <w:rPr>
-          <w:rFonts w:ascii="Aptos" w:hAnsi="Aptos"/>
-          <w:lang w:val="en-US"/>
-        </w:rPr>
-        <w:t xml:space="preserve"> 2024)</w:t>
-      </w:r>
-      <w:r>
-        <w:rPr>
-          <w:rFonts w:ascii="Times New Roman" w:hAnsi="Times New Roman" w:cs="Times New Roman"/>
-          <w:lang w:val="en-US"/>
-        </w:rPr>
-        <w:fldChar w:fldCharType="end"/>
-      </w:r>
-      <w:r>
-        <w:rPr>
-          <w:rFonts w:ascii="Times New Roman" w:hAnsi="Times New Roman" w:cs="Times New Roman"/>
-          <w:lang w:val="en-US"/>
-        </w:rPr>
-        <w:t>.</w:t>
-      </w:r>
-      <w:r>
-        <w:rPr>
-          <w:rFonts w:ascii="Times New Roman" w:hAnsi="Times New Roman" w:cs="Times New Roman"/>
-          <w:lang w:val="en-US"/>
-        </w:rPr>
-        <w:t xml:space="preserve"> Hydropower generates nowadays around 58% of the country’s electricity and used to generate 90% of total electricity before the adoption nuclear power</w:t>
-      </w:r>
-      <w:r>
-        <w:rPr>
-          <w:rFonts w:ascii="Times New Roman" w:hAnsi="Times New Roman" w:cs="Times New Roman"/>
-          <w:lang w:val="en-US"/>
-        </w:rPr>
-        <w:t xml:space="preserve"> in the 70s (figure)</w:t>
-      </w:r>
-      <w:r>
-        <w:rPr>
-          <w:rFonts w:ascii="Times New Roman" w:hAnsi="Times New Roman" w:cs="Times New Roman"/>
-          <w:lang w:val="en-US"/>
-        </w:rPr>
-        <w:t xml:space="preserve">, whose emergence also contributed </w:t>
-      </w:r>
-      <w:r>
-        <w:rPr>
-          <w:rFonts w:ascii="Times New Roman" w:hAnsi="Times New Roman" w:cs="Times New Roman"/>
-          <w:lang w:val="en-US"/>
-        </w:rPr>
-        <w:t xml:space="preserve">to lower Switzerland’s strong energy mix. As a result, the share of low carbon energy in Switzerland (56,8%) is by far better compared than Europe (26,2%). With respect to inflation, there is evidence that </w:t>
-      </w:r>
-      <w:r>
-        <w:rPr>
-          <w:rFonts w:ascii="Times New Roman" w:hAnsi="Times New Roman" w:cs="Times New Roman"/>
-          <w:lang w:val="en-US"/>
-        </w:rPr>
-        <w:t xml:space="preserve">a high share of renewable sources in energy production helps to increase an economy’s resistance to external price shocks </w:t>
-      </w:r>
-      <w:r>
-        <w:rPr>
-          <w:rFonts w:ascii="Times New Roman" w:hAnsi="Times New Roman" w:cs="Times New Roman"/>
-          <w:lang w:val="en-US"/>
-        </w:rPr>
-        <w:fldChar w:fldCharType="begin"/>
-      </w:r>
-      <w:r>
-        <w:rPr>
-          <w:rFonts w:ascii="Times New Roman" w:hAnsi="Times New Roman" w:cs="Times New Roman"/>
-          <w:lang w:val="en-US"/>
-        </w:rPr>
-        <w:instrText xml:space="preserve"> ADDIN ZOTERO_ITEM CSL_CITATION {"citationID":"1p6Nk66x","properties":{"formattedCitation":"(Markowski and Kotli\\uc0\\u324{}ski 2023)","plainCitation":"(Markowski and Kotliński 2023)","noteIndex":0},"citationItems":[{"id":6534,"uris":["http://zotero.org/groups/6311349/items/QGDCJRLH"],"itemData":{"id":6534,"type":"article-journal","abstract":"One of the effects of the 2022 energy crisis was a high increase in inflation. According to a review of the literature on the subject, a factor that may increase the economy’s resistance to external price shocks is the relatively high share of renewable sources in energy production. The aim of this paper is to assess the relationship between the share of renewables in energy production and the level of HICP and core inflation in a cross-sectional approach in the crisis year of 2022 within the EU countries. This study used regression methods, cluster analysis and dispersion measures. As a result of the analysis, it was found that in 2022 (using a cross-sectional approach), there was a statistically significant relationship between the above-mentioned variables. A higher share of renewables by 1 p.p. meant lower HICP by 0.13 p.p. and lower core inflation by 0.1 p.p. “Wind” and “solar” had the greatest importance in the multiple regression equation. It can also be stated that in 2022, countries with a similar energy mix structure were characterized as having a similar rate of inflation. It is therefore justified to increase the share of renewables in energy production, because it brings not only positive environmental but also economic effects.","container-title":"Energies","DOI":"10.3390/en16237808","ISSN":"1996-1073","issue":"23","language":"en","license":"http://creativecommons.org/licenses/by/3.0/","page":"7808","publisher":"Multidisciplinary Digital Publishing Institute","source":"www.mdpi.com","title":"Renewables, Energy Mix and Inflation in the European Union Countries","volume":"16","author":[{"family":"Markowski","given":"Łukasz"},{"family":"Kotliński","given":"Kamil"}],"issued":{"date-parts":[["2023",1]]}}}],"schema":"https://github.com/citation-style-language/schema/raw/master/csl-citation.json"} </w:instrText>
-      </w:r>
-      <w:r>
-        <w:rPr>
-          <w:rFonts w:ascii="Times New Roman" w:hAnsi="Times New Roman" w:cs="Times New Roman"/>
-          <w:lang w:val="en-US"/>
-        </w:rPr>
-        <w:fldChar w:fldCharType="separate"/>
-      </w:r>
-      <w:r>
-        <w:rPr>
-          <w:rFonts w:ascii="Aptos" w:hAnsi="Aptos" w:cs="Times New Roman"/>
-          <w:kern w:val="0"/>
-          <w:lang w:val="en-US"/>
-        </w:rPr>
-        <w:t xml:space="preserve">(Markowski and </w:t>
-      </w:r>
-      <w:proofErr w:type="spellStart"/>
-      <w:r>
-        <w:rPr>
-          <w:rFonts w:ascii="Aptos" w:hAnsi="Aptos" w:cs="Times New Roman"/>
-          <w:kern w:val="0"/>
-          <w:lang w:val="en-US"/>
-        </w:rPr>
-        <w:t>Kotliński</w:t>
-      </w:r>
-      <w:proofErr w:type="spellEnd"/>
-      <w:r>
-        <w:rPr>
-          <w:rFonts w:ascii="Aptos" w:hAnsi="Aptos" w:cs="Times New Roman"/>
-          <w:kern w:val="0"/>
-          <w:lang w:val="en-US"/>
-        </w:rPr>
-        <w:t xml:space="preserve"> 2023)</w:t>
-      </w:r>
-      <w:r>
-        <w:rPr>
-          <w:rFonts w:ascii="Times New Roman" w:hAnsi="Times New Roman" w:cs="Times New Roman"/>
-          <w:lang w:val="en-US"/>
-        </w:rPr>
-        <w:fldChar w:fldCharType="end"/>
-      </w:r>
-      <w:r>
-        <w:rPr>
-          <w:rFonts w:ascii="Times New Roman" w:hAnsi="Times New Roman" w:cs="Times New Roman"/>
-          <w:lang w:val="en-US"/>
-        </w:rPr>
-        <w:t xml:space="preserve">. However, Switzerland’s low inflation cannot be explained solely by its efficient energy mix as </w:t>
-      </w:r>
-      <w:r>
-        <w:rPr>
-          <w:rFonts w:ascii="Times New Roman" w:hAnsi="Times New Roman" w:cs="Times New Roman"/>
-          <w:lang w:val="en-US"/>
-        </w:rPr>
-        <w:t xml:space="preserve">Northern European countries have higher inflation rates than Switzerland despite having a lower share of carbon energy (see figure). </w:t>
-      </w:r>
-      <w:r>
-        <w:rPr>
-          <w:rFonts w:ascii="Times New Roman" w:hAnsi="Times New Roman" w:cs="Times New Roman"/>
-          <w:lang w:val="en-US"/>
-        </w:rPr>
-        <w:t xml:space="preserve">Along with the energy mix, two other factors need to be </w:t>
-      </w:r>
-      <w:proofErr w:type="gramStart"/>
-      <w:r>
-        <w:rPr>
-          <w:rFonts w:ascii="Times New Roman" w:hAnsi="Times New Roman" w:cs="Times New Roman"/>
-          <w:lang w:val="en-US"/>
-        </w:rPr>
-        <w:t>taken into account</w:t>
-      </w:r>
-      <w:proofErr w:type="gramEnd"/>
-      <w:r>
-        <w:rPr>
-          <w:rFonts w:ascii="Times New Roman" w:hAnsi="Times New Roman" w:cs="Times New Roman"/>
-          <w:lang w:val="en-US"/>
-        </w:rPr>
-        <w:t xml:space="preserve">: </w:t>
-      </w:r>
-      <w:r>
-        <w:rPr>
-          <w:rFonts w:ascii="Times New Roman" w:hAnsi="Times New Roman" w:cs="Times New Roman"/>
-          <w:lang w:val="en-US"/>
-        </w:rPr>
-        <w:t xml:space="preserve">the regulation of the Swiss electricity market and the low energy intensity of the Swiss economy. </w:t>
       </w:r>
     </w:p>
     <w:p>
@@ -6202,65 +7050,57 @@
           <w:rFonts w:ascii="Times New Roman" w:hAnsi="Times New Roman" w:cs="Times New Roman"/>
           <w:lang w:val="en-US"/>
         </w:rPr>
-        <w:t xml:space="preserve">Regarding the former, </w:t>
-      </w:r>
-      <w:r>
-        <w:rPr>
-          <w:rFonts w:ascii="Times New Roman" w:hAnsi="Times New Roman" w:cs="Times New Roman"/>
-          <w:lang w:val="en-US"/>
-        </w:rPr>
-        <w:t xml:space="preserve">electricity supply for private households in Switzerland is not governed by a liberalized market as in the rest of Europe. Consumers purchase their electricity from a local utility provider which is only allowed to adjust electricity tariffs once a year, tariffs which are determined </w:t>
-      </w:r>
-      <w:proofErr w:type="gramStart"/>
-      <w:r>
-        <w:rPr>
-          <w:rFonts w:ascii="Times New Roman" w:hAnsi="Times New Roman" w:cs="Times New Roman"/>
-          <w:lang w:val="en-US"/>
-        </w:rPr>
-        <w:t>on the basis of</w:t>
-      </w:r>
-      <w:proofErr w:type="gramEnd"/>
-      <w:r>
-        <w:rPr>
-          <w:rFonts w:ascii="Times New Roman" w:hAnsi="Times New Roman" w:cs="Times New Roman"/>
-          <w:lang w:val="en-US"/>
-        </w:rPr>
-        <w:t xml:space="preserve"> their actual production and procurement cost. </w:t>
-      </w:r>
-      <w:r>
-        <w:rPr>
-          <w:rFonts w:ascii="Times New Roman" w:hAnsi="Times New Roman" w:cs="Times New Roman"/>
-          <w:lang w:val="en-US"/>
-        </w:rPr>
-        <w:t>Nordic countries, despite their</w:t>
-      </w:r>
-      <w:r>
-        <w:rPr>
-          <w:rFonts w:ascii="Times New Roman" w:hAnsi="Times New Roman" w:cs="Times New Roman"/>
-          <w:lang w:val="en-US"/>
-        </w:rPr>
-        <w:t xml:space="preserve"> better energy mix</w:t>
-      </w:r>
-      <w:r>
-        <w:rPr>
-          <w:rFonts w:ascii="Times New Roman" w:hAnsi="Times New Roman" w:cs="Times New Roman"/>
-          <w:lang w:val="en-US"/>
-        </w:rPr>
-        <w:t xml:space="preserve">, are integrated into the European energy market, where </w:t>
-      </w:r>
-      <w:r>
-        <w:rPr>
-          <w:rFonts w:ascii="Times New Roman" w:hAnsi="Times New Roman" w:cs="Times New Roman"/>
-          <w:lang w:val="en-US"/>
-        </w:rPr>
-        <w:t>wholesale electricity prices are influenced by the merit-order principle, under which the market price is determined by the cost of the marginal kilowatt-hour supplied to the market</w:t>
-      </w:r>
-      <w:r>
-        <w:rPr>
-          <w:rFonts w:ascii="Times New Roman" w:hAnsi="Times New Roman" w:cs="Times New Roman"/>
-          <w:lang w:val="en-US"/>
-        </w:rPr>
-        <w:t>.</w:t>
+        <w:t xml:space="preserve">The choice of hydraulic power as the driving force during the Industrial Revolution had major consequences for Switzerland's economic and social development. Swiss factories, particularly those in the textile industry, became dispersed throughout rural areas along rivers and streams. </w:t>
+      </w:r>
+      <w:r>
+        <w:rPr>
+          <w:rFonts w:ascii="Times New Roman" w:hAnsi="Times New Roman" w:cs="Times New Roman"/>
+          <w:lang w:val="en-US"/>
+        </w:rPr>
+        <w:lastRenderedPageBreak/>
+        <w:t xml:space="preserve">For a long time, this rural character of Swiss industry </w:t>
+      </w:r>
+      <w:r>
+        <w:rPr>
+          <w:rFonts w:ascii="Times New Roman" w:hAnsi="Times New Roman" w:cs="Times New Roman"/>
+          <w:lang w:val="en-US"/>
+        </w:rPr>
+        <w:t>allowed</w:t>
+      </w:r>
+      <w:r>
+        <w:rPr>
+          <w:rFonts w:ascii="Times New Roman" w:hAnsi="Times New Roman" w:cs="Times New Roman"/>
+          <w:lang w:val="en-US"/>
+        </w:rPr>
+        <w:t xml:space="preserve"> industrialists to keep wages very low, since workers could obtain food and other necessities at low cost or even produce part of their own subsistence. This decentralized pattern of industrialization also slowed the emergence of the trade union movement.</w:t>
+      </w:r>
+      <w:r>
+        <w:rPr>
+          <w:rFonts w:ascii="Times New Roman" w:hAnsi="Times New Roman" w:cs="Times New Roman"/>
+          <w:lang w:val="en-US"/>
+        </w:rPr>
+        <w:t xml:space="preserve"> </w:t>
+      </w:r>
+      <w:r>
+        <w:rPr>
+          <w:rFonts w:ascii="Times New Roman" w:hAnsi="Times New Roman" w:cs="Times New Roman"/>
+          <w:lang w:val="en-US"/>
+        </w:rPr>
+        <w:t xml:space="preserve">The limited energy capacity of hydropower compared to the steam engine </w:t>
+      </w:r>
+      <w:r>
+        <w:rPr>
+          <w:rFonts w:ascii="Times New Roman" w:hAnsi="Times New Roman" w:cs="Times New Roman"/>
+          <w:lang w:val="en-US"/>
+        </w:rPr>
+        <w:t>furthermore</w:t>
+      </w:r>
+      <w:r>
+        <w:rPr>
+          <w:rFonts w:ascii="Times New Roman" w:hAnsi="Times New Roman" w:cs="Times New Roman"/>
+          <w:lang w:val="en-US"/>
+        </w:rPr>
+        <w:t xml:space="preserve"> explains why Swiss entrepreneurs specialized into the production of light commodities such as embroidery, textiles, ribbons, silk or watchmaking and jewelry-making. </w:t>
       </w:r>
     </w:p>
     <w:p>
@@ -6276,17 +7116,583 @@
           <w:rFonts w:ascii="Times New Roman" w:hAnsi="Times New Roman" w:cs="Times New Roman"/>
           <w:lang w:val="en-US"/>
         </w:rPr>
-        <w:t xml:space="preserve">Finally, the strong </w:t>
-      </w:r>
-      <w:proofErr w:type="spellStart"/>
-      <w:r>
-        <w:rPr>
-          <w:rFonts w:ascii="Times New Roman" w:hAnsi="Times New Roman" w:cs="Times New Roman"/>
-          <w:lang w:val="en-US"/>
-        </w:rPr>
-        <w:t>resi</w:t>
-      </w:r>
-      <w:proofErr w:type="spellEnd"/>
+        <w:t xml:space="preserve">Industrial use of hydropower </w:t>
+      </w:r>
+      <w:r>
+        <w:rPr>
+          <w:rFonts w:ascii="Times New Roman" w:hAnsi="Times New Roman" w:cs="Times New Roman"/>
+          <w:lang w:val="en-US"/>
+        </w:rPr>
+        <w:t xml:space="preserve">henceforth </w:t>
+      </w:r>
+      <w:r>
+        <w:rPr>
+          <w:rFonts w:ascii="Times New Roman" w:hAnsi="Times New Roman" w:cs="Times New Roman"/>
+          <w:lang w:val="en-US"/>
+        </w:rPr>
+        <w:t>created a path dependency into the production of high value added light manufactures which resisted to drastic increase in coal imports after the railway revolution in the second half of the 19</w:t>
+      </w:r>
+      <w:r>
+        <w:rPr>
+          <w:rFonts w:ascii="Times New Roman" w:hAnsi="Times New Roman" w:cs="Times New Roman"/>
+          <w:vertAlign w:val="superscript"/>
+          <w:lang w:val="en-US"/>
+        </w:rPr>
+        <w:t>th</w:t>
+      </w:r>
+      <w:r>
+        <w:rPr>
+          <w:rFonts w:ascii="Times New Roman" w:hAnsi="Times New Roman" w:cs="Times New Roman"/>
+          <w:lang w:val="en-US"/>
+        </w:rPr>
+        <w:t xml:space="preserve"> century</w:t>
+      </w:r>
+      <w:r>
+        <w:rPr>
+          <w:rFonts w:ascii="Times New Roman" w:hAnsi="Times New Roman" w:cs="Times New Roman"/>
+          <w:lang w:val="en-US"/>
+        </w:rPr>
+        <w:t>, which were mainly use outside of private industries</w:t>
+      </w:r>
+      <w:r>
+        <w:rPr>
+          <w:rFonts w:ascii="Times New Roman" w:hAnsi="Times New Roman" w:cs="Times New Roman"/>
+          <w:lang w:val="en-US"/>
+        </w:rPr>
+        <w:t xml:space="preserve"> </w:t>
+      </w:r>
+      <w:r>
+        <w:rPr>
+          <w:rFonts w:ascii="Times New Roman" w:hAnsi="Times New Roman" w:cs="Times New Roman"/>
+          <w:lang w:val="en-US"/>
+        </w:rPr>
+        <w:fldChar w:fldCharType="begin"/>
+      </w:r>
+      <w:r>
+        <w:rPr>
+          <w:rFonts w:ascii="Times New Roman" w:hAnsi="Times New Roman" w:cs="Times New Roman"/>
+          <w:lang w:val="en-US"/>
+        </w:rPr>
+        <w:instrText xml:space="preserve"> ADDIN ZOTERO_ITEM CSL_CITATION {"citationID":"fSgCmRcq","properties":{"formattedCitation":"(Humair and Chachereau 2024)","plainCitation":"(Humair and Chachereau 2024)","noteIndex":0},"citationItems":[{"id":6793,"uris":["http://zotero.org/groups/6311349/items/XEDFQB4K"],"itemData":{"id":6793,"type":"book","abstract":"Avec les défis du changement climatique et les difficultés d’approvisionnement en électricité et en gaz, le début du 21e siècle rappelle avec force la place centrale de l’énergie dans nos sociétés contemporaines. En réalité, toute l’histoire de l’humanité est étroitement liée à la disponibilité de cette ressource capitale. L’énergie a conditionné des phénomènes fondamentaux tels que l’industrialisation ou la mondialisation, et a façonné nos paysages comme nos modes de vie. Ce livre retrace le développement du système énergétique en Suisse entre 1800 et 2024, parcourant l’apparition successive et la superposition des différentes ressources mobilisées, du bois au solaire en passant par le pétrole et l’électricité. Comment la consommation et le mix énergétique ont-ils évolué et pourquoi ? Quel rôle les différents acteurs sociaux, politiques et économiques ont-ils joué ? Quelles sont les spécificités énergétiques de la Suisse en comparaison internationale ? Un questionnement qui a pour vocation d’éclairer les débats actuels avec un regard historique. - 4e de couverture","call-number":"DBUH 9638 BFLA 330065","collection-title":"Savoir suisse 179 Histoire","edition":"Première edition","ISBN":"978-2-88915-639-9","language":"fre","publisher":"Presses polytechniques et universitaires romandes","publisher-place":"Lausanne","source":"unige.swisscovery.slsp.ch","title":"L'énergie en Suisse: de 1800 à nos jours","title-short":"L'énergie en Suisse","author":[{"family":"Humair","given":"Cédric"},{"family":"Chachereau","given":"Nicolas"}],"issued":{"date-parts":[["2024"]]}}}],"schema":"https://github.com/citation-style-language/schema/raw/master/csl-citation.json"} </w:instrText>
+      </w:r>
+      <w:r>
+        <w:rPr>
+          <w:rFonts w:ascii="Times New Roman" w:hAnsi="Times New Roman" w:cs="Times New Roman"/>
+          <w:lang w:val="en-US"/>
+        </w:rPr>
+        <w:fldChar w:fldCharType="separate"/>
+      </w:r>
+      <w:r>
+        <w:rPr>
+          <w:rFonts w:ascii="Aptos" w:hAnsi="Aptos"/>
+          <w:lang w:val="en-US"/>
+        </w:rPr>
+        <w:t>(Humair and Chachereau 2024)</w:t>
+      </w:r>
+      <w:r>
+        <w:rPr>
+          <w:rFonts w:ascii="Times New Roman" w:hAnsi="Times New Roman" w:cs="Times New Roman"/>
+          <w:lang w:val="en-US"/>
+        </w:rPr>
+        <w:fldChar w:fldCharType="end"/>
+      </w:r>
+      <w:r>
+        <w:rPr>
+          <w:rFonts w:ascii="Times New Roman" w:hAnsi="Times New Roman" w:cs="Times New Roman"/>
+          <w:lang w:val="en-US"/>
+        </w:rPr>
+        <w:t>.</w:t>
+      </w:r>
+      <w:r>
+        <w:rPr>
+          <w:rFonts w:ascii="Times New Roman" w:hAnsi="Times New Roman" w:cs="Times New Roman"/>
+          <w:lang w:val="en-US"/>
+        </w:rPr>
+        <w:t xml:space="preserve"> Hydropower generates nowadays around 58% of the country’s electricity and used to generate 90% of total electricity before the adoption nuclear power</w:t>
+      </w:r>
+      <w:r>
+        <w:rPr>
+          <w:rFonts w:ascii="Times New Roman" w:hAnsi="Times New Roman" w:cs="Times New Roman"/>
+          <w:lang w:val="en-US"/>
+        </w:rPr>
+        <w:t xml:space="preserve"> in the 70s (figure</w:t>
+      </w:r>
+      <w:r>
+        <w:rPr>
+          <w:rFonts w:ascii="Times New Roman" w:hAnsi="Times New Roman" w:cs="Times New Roman"/>
+          <w:lang w:val="en-US"/>
+        </w:rPr>
+        <w:t xml:space="preserve"> 4</w:t>
+      </w:r>
+      <w:r>
+        <w:rPr>
+          <w:rFonts w:ascii="Times New Roman" w:hAnsi="Times New Roman" w:cs="Times New Roman"/>
+          <w:lang w:val="en-US"/>
+        </w:rPr>
+        <w:t>)</w:t>
+      </w:r>
+      <w:r>
+        <w:rPr>
+          <w:rFonts w:ascii="Times New Roman" w:hAnsi="Times New Roman" w:cs="Times New Roman"/>
+          <w:lang w:val="en-US"/>
+        </w:rPr>
+        <w:t xml:space="preserve">, whose emergence also contributed </w:t>
+      </w:r>
+      <w:r>
+        <w:rPr>
+          <w:rFonts w:ascii="Times New Roman" w:hAnsi="Times New Roman" w:cs="Times New Roman"/>
+          <w:lang w:val="en-US"/>
+        </w:rPr>
+        <w:t xml:space="preserve">to lower Switzerland’s strong energy mix. As a result, the share of low carbon energy in Switzerland (56,8%) is by far better compared than Europe (26,2%). With respect to inflation, there is evidence that </w:t>
+      </w:r>
+      <w:r>
+        <w:rPr>
+          <w:rFonts w:ascii="Times New Roman" w:hAnsi="Times New Roman" w:cs="Times New Roman"/>
+          <w:lang w:val="en-US"/>
+        </w:rPr>
+        <w:t xml:space="preserve">a high share of renewable sources in energy production helps to increase an economy’s resistance to external price shocks </w:t>
+      </w:r>
+      <w:r>
+        <w:rPr>
+          <w:rFonts w:ascii="Times New Roman" w:hAnsi="Times New Roman" w:cs="Times New Roman"/>
+          <w:lang w:val="en-US"/>
+        </w:rPr>
+        <w:fldChar w:fldCharType="begin"/>
+      </w:r>
+      <w:r>
+        <w:rPr>
+          <w:rFonts w:ascii="Times New Roman" w:hAnsi="Times New Roman" w:cs="Times New Roman"/>
+          <w:lang w:val="en-US"/>
+        </w:rPr>
+        <w:instrText xml:space="preserve"> ADDIN ZOTERO_ITEM CSL_CITATION {"citationID":"1p6Nk66x","properties":{"formattedCitation":"(Markowski and Kotli\\uc0\\u324{}ski 2023)","plainCitation":"(Markowski and Kotliński 2023)","noteIndex":0},"citationItems":[{"id":6534,"uris":["http://zotero.org/groups/6311349/items/QGDCJRLH"],"itemData":{"id":6534,"type":"article-journal","abstract":"One of the effects of the 2022 energy crisis was a high increase in inflation. According to a review of the literature on the subject, a factor that may increase the economy’s resistance to external price shocks is the relatively high share of renewable sources in energy production. The aim of this paper is to assess the relationship between the share of renewables in energy production and the level of HICP and core inflation in a cross-sectional approach in the crisis year of 2022 within the EU countries. This study used regression methods, cluster analysis and dispersion measures. As a result of the analysis, it was found that in 2022 (using a cross-sectional approach), there was a statistically significant relationship between the above-mentioned variables. A higher share of renewables by 1 p.p. meant lower HICP by 0.13 p.p. and lower core inflation by 0.1 p.p. “Wind” and “solar” had the greatest importance in the multiple regression equation. It can also be stated that in 2022, countries with a similar energy mix structure were characterized as having a similar rate of inflation. It is therefore justified to increase the share of renewables in energy production, because it brings not only positive environmental but also economic effects.","container-title":"Energies","DOI":"10.3390/en16237808","ISSN":"1996-1073","issue":"23","language":"en","license":"http://creativecommons.org/licenses/by/3.0/","page":"7808","publisher":"Multidisciplinary Digital Publishing Institute","source":"www.mdpi.com","title":"Renewables, Energy Mix and Inflation in the European Union Countries","volume":"16","author":[{"family":"Markowski","given":"Łukasz"},{"family":"Kotliński","given":"Kamil"}],"issued":{"date-parts":[["2023",1]]}}}],"schema":"https://github.com/citation-style-language/schema/raw/master/csl-citation.json"} </w:instrText>
+      </w:r>
+      <w:r>
+        <w:rPr>
+          <w:rFonts w:ascii="Times New Roman" w:hAnsi="Times New Roman" w:cs="Times New Roman"/>
+          <w:lang w:val="en-US"/>
+        </w:rPr>
+        <w:fldChar w:fldCharType="separate"/>
+      </w:r>
+      <w:r>
+        <w:rPr>
+          <w:rFonts w:ascii="Aptos" w:hAnsi="Aptos" w:cs="Times New Roman"/>
+          <w:kern w:val="0"/>
+          <w:lang w:val="en-US"/>
+        </w:rPr>
+        <w:t>(Markowski and Kotliński 2023)</w:t>
+      </w:r>
+      <w:r>
+        <w:rPr>
+          <w:rFonts w:ascii="Times New Roman" w:hAnsi="Times New Roman" w:cs="Times New Roman"/>
+          <w:lang w:val="en-US"/>
+        </w:rPr>
+        <w:fldChar w:fldCharType="end"/>
+      </w:r>
+      <w:r>
+        <w:rPr>
+          <w:rFonts w:ascii="Times New Roman" w:hAnsi="Times New Roman" w:cs="Times New Roman"/>
+          <w:lang w:val="en-US"/>
+        </w:rPr>
+        <w:t xml:space="preserve">. However, Switzerland’s low inflation cannot be explained solely by its efficient energy mix as </w:t>
+      </w:r>
+      <w:r>
+        <w:rPr>
+          <w:rFonts w:ascii="Times New Roman" w:hAnsi="Times New Roman" w:cs="Times New Roman"/>
+          <w:lang w:val="en-US"/>
+        </w:rPr>
+        <w:t xml:space="preserve">Northern European countries have higher inflation rates than Switzerland despite having a lower share of carbon energy </w:t>
+      </w:r>
+      <w:r>
+        <w:rPr>
+          <w:rFonts w:ascii="Times New Roman" w:hAnsi="Times New Roman" w:cs="Times New Roman"/>
+          <w:lang w:val="en-US"/>
+        </w:rPr>
+        <w:t>(</w:t>
+      </w:r>
+      <w:r>
+        <w:rPr>
+          <w:rFonts w:ascii="Times New Roman" w:hAnsi="Times New Roman" w:cs="Times New Roman"/>
+          <w:lang w:val="en-US"/>
+        </w:rPr>
+        <w:t>figure</w:t>
+      </w:r>
+      <w:r>
+        <w:rPr>
+          <w:rFonts w:ascii="Times New Roman" w:hAnsi="Times New Roman" w:cs="Times New Roman"/>
+          <w:lang w:val="en-US"/>
+        </w:rPr>
+        <w:t xml:space="preserve"> </w:t>
+      </w:r>
+      <w:r>
+        <w:rPr>
+          <w:rFonts w:ascii="Times New Roman" w:hAnsi="Times New Roman" w:cs="Times New Roman"/>
+          <w:lang w:val="en-US"/>
+        </w:rPr>
+        <w:lastRenderedPageBreak/>
+        <w:t>5</w:t>
+      </w:r>
+      <w:r>
+        <w:rPr>
+          <w:rFonts w:ascii="Times New Roman" w:hAnsi="Times New Roman" w:cs="Times New Roman"/>
+          <w:lang w:val="en-US"/>
+        </w:rPr>
+        <w:t xml:space="preserve">). </w:t>
+      </w:r>
+      <w:r>
+        <w:rPr>
+          <w:rFonts w:ascii="Times New Roman" w:hAnsi="Times New Roman" w:cs="Times New Roman"/>
+          <w:lang w:val="en-US"/>
+        </w:rPr>
+        <w:t xml:space="preserve">Along with the energy mix, two other factors need to be </w:t>
+      </w:r>
+      <w:proofErr w:type="gramStart"/>
+      <w:r>
+        <w:rPr>
+          <w:rFonts w:ascii="Times New Roman" w:hAnsi="Times New Roman" w:cs="Times New Roman"/>
+          <w:lang w:val="en-US"/>
+        </w:rPr>
+        <w:t>taken into account</w:t>
+      </w:r>
+      <w:proofErr w:type="gramEnd"/>
+      <w:r>
+        <w:rPr>
+          <w:rFonts w:ascii="Times New Roman" w:hAnsi="Times New Roman" w:cs="Times New Roman"/>
+          <w:lang w:val="en-US"/>
+        </w:rPr>
+        <w:t xml:space="preserve">: </w:t>
+      </w:r>
+      <w:r>
+        <w:rPr>
+          <w:rFonts w:ascii="Times New Roman" w:hAnsi="Times New Roman" w:cs="Times New Roman"/>
+          <w:lang w:val="en-US"/>
+        </w:rPr>
+        <w:t>the regulation</w:t>
+      </w:r>
+      <w:r>
+        <w:rPr>
+          <w:rFonts w:ascii="Times New Roman" w:hAnsi="Times New Roman" w:cs="Times New Roman"/>
+          <w:lang w:val="en-US"/>
+        </w:rPr>
+        <w:t xml:space="preserve"> </w:t>
+      </w:r>
+      <w:r>
+        <w:rPr>
+          <w:noProof/>
+        </w:rPr>
+        <mc:AlternateContent>
+          <mc:Choice Requires="wps">
+            <w:drawing>
+              <wp:anchor distT="0" distB="0" distL="114300" distR="114300" simplePos="0" relativeHeight="251672576" behindDoc="0" locked="0" layoutInCell="1" allowOverlap="1" wp14:anchorId="3A4B5F68" wp14:editId="3A9C1EFA">
+                <wp:simplePos x="0" y="0"/>
+                <wp:positionH relativeFrom="column">
+                  <wp:posOffset>0</wp:posOffset>
+                </wp:positionH>
+                <wp:positionV relativeFrom="paragraph">
+                  <wp:posOffset>6320155</wp:posOffset>
+                </wp:positionV>
+                <wp:extent cx="5760720" cy="635"/>
+                <wp:effectExtent l="0" t="0" r="0" b="0"/>
+                <wp:wrapSquare wrapText="bothSides"/>
+                <wp:docPr id="1102624215" name="Zone de texte 1"/>
+                <wp:cNvGraphicFramePr/>
+                <a:graphic xmlns:a="http://schemas.openxmlformats.org/drawingml/2006/main">
+                  <a:graphicData uri="http://schemas.microsoft.com/office/word/2010/wordprocessingShape">
+                    <wps:wsp>
+                      <wps:cNvSpPr txBox="1"/>
+                      <wps:spPr>
+                        <a:xfrm>
+                          <a:off x="0" y="0"/>
+                          <a:ext cx="5760720" cy="635"/>
+                        </a:xfrm>
+                        <a:prstGeom prst="rect">
+                          <a:avLst/>
+                        </a:prstGeom>
+                        <a:solidFill>
+                          <a:prstClr val="white"/>
+                        </a:solidFill>
+                        <a:ln>
+                          <a:noFill/>
+                        </a:ln>
+                      </wps:spPr>
+                      <wps:txbx>
+                        <w:txbxContent>
+                          <w:p>
+                            <w:pPr>
+                              <w:pStyle w:val="Lgende"/>
+                              <w:rPr>
+                                <w:rFonts w:ascii="Times New Roman" w:hAnsi="Times New Roman" w:cs="Times New Roman"/>
+                                <w:sz w:val="24"/>
+                                <w:szCs w:val="24"/>
+                                <w:lang w:val="en-US"/>
+                              </w:rPr>
+                            </w:pPr>
+                            <w:r>
+                              <w:rPr>
+                                <w:rFonts w:ascii="Times New Roman" w:hAnsi="Times New Roman" w:cs="Times New Roman"/>
+                                <w:sz w:val="24"/>
+                                <w:szCs w:val="24"/>
+                                <w:lang w:val="en-US"/>
+                              </w:rPr>
+                              <w:t xml:space="preserve">Figure </w:t>
+                            </w:r>
+                            <w:r>
+                              <w:rPr>
+                                <w:rFonts w:ascii="Times New Roman" w:hAnsi="Times New Roman" w:cs="Times New Roman"/>
+                                <w:sz w:val="24"/>
+                                <w:szCs w:val="24"/>
+                              </w:rPr>
+                              <w:fldChar w:fldCharType="begin"/>
+                            </w:r>
+                            <w:r>
+                              <w:rPr>
+                                <w:rFonts w:ascii="Times New Roman" w:hAnsi="Times New Roman" w:cs="Times New Roman"/>
+                                <w:sz w:val="24"/>
+                                <w:szCs w:val="24"/>
+                                <w:lang w:val="en-US"/>
+                              </w:rPr>
+                              <w:instrText xml:space="preserve"> SEQ Figure \* ARABIC </w:instrText>
+                            </w:r>
+                            <w:r>
+                              <w:rPr>
+                                <w:rFonts w:ascii="Times New Roman" w:hAnsi="Times New Roman" w:cs="Times New Roman"/>
+                                <w:sz w:val="24"/>
+                                <w:szCs w:val="24"/>
+                              </w:rPr>
+                              <w:fldChar w:fldCharType="separate"/>
+                            </w:r>
+                            <w:r>
+                              <w:rPr>
+                                <w:rFonts w:ascii="Times New Roman" w:hAnsi="Times New Roman" w:cs="Times New Roman"/>
+                                <w:noProof/>
+                                <w:sz w:val="24"/>
+                                <w:szCs w:val="24"/>
+                                <w:lang w:val="en-US"/>
+                              </w:rPr>
+                              <w:t>5</w:t>
+                            </w:r>
+                            <w:r>
+                              <w:rPr>
+                                <w:rFonts w:ascii="Times New Roman" w:hAnsi="Times New Roman" w:cs="Times New Roman"/>
+                                <w:sz w:val="24"/>
+                                <w:szCs w:val="24"/>
+                              </w:rPr>
+                              <w:fldChar w:fldCharType="end"/>
+                            </w:r>
+                            <w:r>
+                              <w:rPr>
+                                <w:rFonts w:ascii="Times New Roman" w:hAnsi="Times New Roman" w:cs="Times New Roman"/>
+                                <w:sz w:val="24"/>
+                                <w:szCs w:val="24"/>
+                                <w:lang w:val="en-US"/>
+                              </w:rPr>
+                              <w:t xml:space="preserve">: Share of low carbon energy (2024). </w:t>
+                            </w:r>
+                            <w:proofErr w:type="gramStart"/>
+                            <w:r>
+                              <w:rPr>
+                                <w:rFonts w:ascii="Times New Roman" w:hAnsi="Times New Roman" w:cs="Times New Roman"/>
+                                <w:sz w:val="24"/>
+                                <w:szCs w:val="24"/>
+                              </w:rPr>
+                              <w:t>Source:</w:t>
+                            </w:r>
+                            <w:proofErr w:type="gramEnd"/>
+                            <w:r>
+                              <w:rPr>
+                                <w:rFonts w:ascii="Times New Roman" w:hAnsi="Times New Roman" w:cs="Times New Roman"/>
+                                <w:sz w:val="24"/>
+                                <w:szCs w:val="24"/>
+                              </w:rPr>
+                              <w:t xml:space="preserve"> Our World in Data, Energy Institute.</w:t>
+                            </w:r>
+                          </w:p>
+                        </w:txbxContent>
+                      </wps:txbx>
+                      <wps:bodyPr rot="0" spcFirstLastPara="0" vertOverflow="overflow" horzOverflow="overflow" vert="horz" wrap="square" lIns="0" tIns="0" rIns="0" bIns="0" numCol="1" spcCol="0" rtlCol="0" fromWordArt="0" anchor="t" anchorCtr="0" forceAA="0" compatLnSpc="1">
+                        <a:prstTxWarp prst="textNoShape">
+                          <a:avLst/>
+                        </a:prstTxWarp>
+                        <a:spAutoFit/>
+                      </wps:bodyPr>
+                    </wps:wsp>
+                  </a:graphicData>
+                </a:graphic>
+              </wp:anchor>
+            </w:drawing>
+          </mc:Choice>
+          <mc:Fallback>
+            <w:pict>
+              <v:shape w14:anchorId="3A4B5F68" id="_x0000_s1030" type="#_x0000_t202" style="position:absolute;left:0;text-align:left;margin-left:0;margin-top:497.65pt;width:453.6pt;height:.05pt;z-index:251672576;visibility:visible;mso-wrap-style:square;mso-wrap-distance-left:9pt;mso-wrap-distance-top:0;mso-wrap-distance-right:9pt;mso-wrap-distance-bottom:0;mso-position-horizontal:absolute;mso-position-horizontal-relative:text;mso-position-vertical:absolute;mso-position-vertical-relative:text;v-text-anchor:top" o:gfxdata="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" stroked="f">
+                <v:textbox style="mso-fit-shape-to-text:t" inset="0,0,0,0">
+                  <w:txbxContent>
+                    <w:p>
+                      <w:pPr>
+                        <w:pStyle w:val="Lgende"/>
+                        <w:rPr>
+                          <w:rFonts w:ascii="Times New Roman" w:hAnsi="Times New Roman" w:cs="Times New Roman"/>
+                          <w:sz w:val="24"/>
+                          <w:szCs w:val="24"/>
+                          <w:lang w:val="en-US"/>
+                        </w:rPr>
+                      </w:pPr>
+                      <w:r>
+                        <w:rPr>
+                          <w:rFonts w:ascii="Times New Roman" w:hAnsi="Times New Roman" w:cs="Times New Roman"/>
+                          <w:sz w:val="24"/>
+                          <w:szCs w:val="24"/>
+                          <w:lang w:val="en-US"/>
+                        </w:rPr>
+                        <w:t xml:space="preserve">Figure </w:t>
+                      </w:r>
+                      <w:r>
+                        <w:rPr>
+                          <w:rFonts w:ascii="Times New Roman" w:hAnsi="Times New Roman" w:cs="Times New Roman"/>
+                          <w:sz w:val="24"/>
+                          <w:szCs w:val="24"/>
+                        </w:rPr>
+                        <w:fldChar w:fldCharType="begin"/>
+                      </w:r>
+                      <w:r>
+                        <w:rPr>
+                          <w:rFonts w:ascii="Times New Roman" w:hAnsi="Times New Roman" w:cs="Times New Roman"/>
+                          <w:sz w:val="24"/>
+                          <w:szCs w:val="24"/>
+                          <w:lang w:val="en-US"/>
+                        </w:rPr>
+                        <w:instrText xml:space="preserve"> SEQ Figure \* ARABIC </w:instrText>
+                      </w:r>
+                      <w:r>
+                        <w:rPr>
+                          <w:rFonts w:ascii="Times New Roman" w:hAnsi="Times New Roman" w:cs="Times New Roman"/>
+                          <w:sz w:val="24"/>
+                          <w:szCs w:val="24"/>
+                        </w:rPr>
+                        <w:fldChar w:fldCharType="separate"/>
+                      </w:r>
+                      <w:r>
+                        <w:rPr>
+                          <w:rFonts w:ascii="Times New Roman" w:hAnsi="Times New Roman" w:cs="Times New Roman"/>
+                          <w:noProof/>
+                          <w:sz w:val="24"/>
+                          <w:szCs w:val="24"/>
+                          <w:lang w:val="en-US"/>
+                        </w:rPr>
+                        <w:t>5</w:t>
+                      </w:r>
+                      <w:r>
+                        <w:rPr>
+                          <w:rFonts w:ascii="Times New Roman" w:hAnsi="Times New Roman" w:cs="Times New Roman"/>
+                          <w:sz w:val="24"/>
+                          <w:szCs w:val="24"/>
+                        </w:rPr>
+                        <w:fldChar w:fldCharType="end"/>
+                      </w:r>
+                      <w:r>
+                        <w:rPr>
+                          <w:rFonts w:ascii="Times New Roman" w:hAnsi="Times New Roman" w:cs="Times New Roman"/>
+                          <w:sz w:val="24"/>
+                          <w:szCs w:val="24"/>
+                          <w:lang w:val="en-US"/>
+                        </w:rPr>
+                        <w:t xml:space="preserve">: Share of low carbon energy (2024). </w:t>
+                      </w:r>
+                      <w:proofErr w:type="gramStart"/>
+                      <w:r>
+                        <w:rPr>
+                          <w:rFonts w:ascii="Times New Roman" w:hAnsi="Times New Roman" w:cs="Times New Roman"/>
+                          <w:sz w:val="24"/>
+                          <w:szCs w:val="24"/>
+                        </w:rPr>
+                        <w:t>Source:</w:t>
+                      </w:r>
+                      <w:proofErr w:type="gramEnd"/>
+                      <w:r>
+                        <w:rPr>
+                          <w:rFonts w:ascii="Times New Roman" w:hAnsi="Times New Roman" w:cs="Times New Roman"/>
+                          <w:sz w:val="24"/>
+                          <w:szCs w:val="24"/>
+                        </w:rPr>
+                        <w:t xml:space="preserve"> Our World in Data, Energy Institute.</w:t>
+                      </w:r>
+                    </w:p>
+                  </w:txbxContent>
+                </v:textbox>
+                <w10:wrap type="square"/>
+              </v:shape>
+            </w:pict>
+          </mc:Fallback>
+        </mc:AlternateContent>
+      </w:r>
+      <w:r>
+        <w:rPr>
+          <w:rFonts w:ascii="Times New Roman" w:hAnsi="Times New Roman" w:cs="Times New Roman"/>
+          <w:noProof/>
+          <w:lang w:val="en-US"/>
+        </w:rPr>
+        <w:drawing>
+          <wp:anchor distT="0" distB="0" distL="114300" distR="114300" simplePos="0" relativeHeight="251670528" behindDoc="0" locked="0" layoutInCell="1" allowOverlap="1" wp14:anchorId="52F33E52" wp14:editId="64944017">
+            <wp:simplePos x="0" y="0"/>
+            <wp:positionH relativeFrom="margin">
+              <wp:align>right</wp:align>
+            </wp:positionH>
+            <wp:positionV relativeFrom="paragraph">
+              <wp:posOffset>502285</wp:posOffset>
+            </wp:positionV>
+            <wp:extent cx="5760720" cy="5760720"/>
+            <wp:effectExtent l="0" t="0" r="0" b="0"/>
+            <wp:wrapSquare wrapText="bothSides"/>
+            <wp:docPr id="20436174" name="Image 3"/>
+            <wp:cNvGraphicFramePr>
+              <a:graphicFrameLocks xmlns:a="http://schemas.openxmlformats.org/drawingml/2006/main" noChangeAspect="1"/>
+            </wp:cNvGraphicFramePr>
+            <a:graphic xmlns:a="http://schemas.openxmlformats.org/drawingml/2006/main">
+              <a:graphicData uri="http://schemas.openxmlformats.org/drawingml/2006/picture">
+                <pic:pic xmlns:pic="http://schemas.openxmlformats.org/drawingml/2006/picture">
+                  <pic:nvPicPr>
+                    <pic:cNvPr id="0" name="Picture 3"/>
+                    <pic:cNvPicPr>
+                      <a:picLocks noChangeAspect="1" noChangeArrowheads="1"/>
+                    </pic:cNvPicPr>
+                  </pic:nvPicPr>
+                  <pic:blipFill>
+                    <a:blip r:embed="rId12" cstate="print">
+                      <a:extLst>
+                        <a:ext uri="{28A0092B-C50C-407E-A947-70E740481C1C}">
+                          <a14:useLocalDpi xmlns:a14="http://schemas.microsoft.com/office/drawing/2010/main" val="0"/>
+                        </a:ext>
+                      </a:extLst>
+                    </a:blip>
+                    <a:srcRect/>
+                    <a:stretch>
+                      <a:fillRect/>
+                    </a:stretch>
+                  </pic:blipFill>
+                  <pic:spPr bwMode="auto">
+                    <a:xfrm>
+                      <a:off x="0" y="0"/>
+                      <a:ext cx="5760720" cy="5760720"/>
+                    </a:xfrm>
+                    <a:prstGeom prst="rect">
+                      <a:avLst/>
+                    </a:prstGeom>
+                    <a:noFill/>
+                    <a:ln>
+                      <a:noFill/>
+                    </a:ln>
+                  </pic:spPr>
+                </pic:pic>
+              </a:graphicData>
+            </a:graphic>
+          </wp:anchor>
+        </w:drawing>
+      </w:r>
+      <w:r>
+        <w:rPr>
+          <w:rFonts w:ascii="Times New Roman" w:hAnsi="Times New Roman" w:cs="Times New Roman"/>
+          <w:lang w:val="en-US"/>
+        </w:rPr>
+        <w:t xml:space="preserve">of the Swiss electricity market and the low energy intensity of the Swiss economy. </w:t>
+      </w:r>
     </w:p>
     <w:p>
       <w:pPr>
@@ -6301,14 +7707,63 @@
           <w:rFonts w:ascii="Times New Roman" w:hAnsi="Times New Roman" w:cs="Times New Roman"/>
           <w:lang w:val="en-US"/>
         </w:rPr>
-        <w:t xml:space="preserve">Regarding energy intensity, </w:t>
-      </w:r>
-      <w:r>
-        <w:rPr>
-          <w:rFonts w:ascii="Times New Roman" w:hAnsi="Times New Roman" w:cs="Times New Roman"/>
-          <w:lang w:val="en-US"/>
-        </w:rPr>
-        <w:t>Switzerland ranks as the advanced economy with the lowest energy intensity of production, consuming exceptionally little energy per unit of gross value added. Low energy intensity implies that supply-side price shocks translate less directly into consumer price inflation and propagate less extensively through domestic value chains. A recent study by the State Secretariat for Economic Affairs (SECO) confirms that this efficiency advantage is pervasive across all sectors of the Swiss economy, agriculture, industry, services, and households alike. Swiss manufacturing, for instance, consumes less than one-third of the energy used in French manufacturing and less than half of that used in German manufacturing per unit of gross value added. This structural advantage has been further reinforced since 2010 by the expansion of the pharmaceutical sector, which is characterized by relatively low energy intensity and whose share of Swiss manufacturing value added rose from 15% to 31% between 2010 and 2019.</w:t>
+        <w:t xml:space="preserve">Regarding the former, </w:t>
+      </w:r>
+      <w:r>
+        <w:rPr>
+          <w:rFonts w:ascii="Times New Roman" w:hAnsi="Times New Roman" w:cs="Times New Roman"/>
+          <w:lang w:val="en-US"/>
+        </w:rPr>
+        <w:t xml:space="preserve">electricity supply for private households in Switzerland is not governed by a liberalized market as in the rest of Europe. Consumers purchase their electricity from a local utility provider which is only allowed to adjust electricity tariffs once a year, tariffs which are determined </w:t>
+      </w:r>
+      <w:r>
+        <w:rPr>
+          <w:rFonts w:ascii="Times New Roman" w:hAnsi="Times New Roman" w:cs="Times New Roman"/>
+          <w:lang w:val="en-US"/>
+        </w:rPr>
+        <w:t>based on</w:t>
+      </w:r>
+      <w:r>
+        <w:rPr>
+          <w:rFonts w:ascii="Times New Roman" w:hAnsi="Times New Roman" w:cs="Times New Roman"/>
+          <w:lang w:val="en-US"/>
+        </w:rPr>
+        <w:t xml:space="preserve"> their actual production and procurement cost. </w:t>
+      </w:r>
+      <w:r>
+        <w:rPr>
+          <w:rFonts w:ascii="Times New Roman" w:hAnsi="Times New Roman" w:cs="Times New Roman"/>
+          <w:lang w:val="en-US"/>
+        </w:rPr>
+        <w:t>Nordic countries, despite their</w:t>
+      </w:r>
+      <w:r>
+        <w:rPr>
+          <w:rFonts w:ascii="Times New Roman" w:hAnsi="Times New Roman" w:cs="Times New Roman"/>
+          <w:lang w:val="en-US"/>
+        </w:rPr>
+        <w:t xml:space="preserve"> better energy mix</w:t>
+      </w:r>
+      <w:r>
+        <w:rPr>
+          <w:rFonts w:ascii="Times New Roman" w:hAnsi="Times New Roman" w:cs="Times New Roman"/>
+          <w:lang w:val="en-US"/>
+        </w:rPr>
+        <w:t xml:space="preserve">, are integrated into the European energy market, where </w:t>
+      </w:r>
+      <w:r>
+        <w:rPr>
+          <w:rFonts w:ascii="Times New Roman" w:hAnsi="Times New Roman" w:cs="Times New Roman"/>
+          <w:lang w:val="en-US"/>
+        </w:rPr>
+        <w:t>wholesale electricity prices are influenced by the merit-order principle, under which the market price is determined by the cost of the marginal kilowatt-hour supplied to the market</w:t>
+      </w:r>
+      <w:r>
+        <w:rPr>
+          <w:rFonts w:ascii="Times New Roman" w:hAnsi="Times New Roman" w:cs="Times New Roman"/>
+          <w:lang w:val="en-US"/>
+        </w:rPr>
+        <w:t>.</w:t>
       </w:r>
     </w:p>
     <w:p>
@@ -6319,9 +7774,385 @@
           <w:lang w:val="en-US"/>
         </w:rPr>
       </w:pPr>
+      <w:r>
+        <w:rPr>
+          <w:rFonts w:ascii="Times New Roman" w:hAnsi="Times New Roman" w:cs="Times New Roman"/>
+          <w:lang w:val="en-US"/>
+        </w:rPr>
+        <w:t xml:space="preserve">Finally, the </w:t>
+      </w:r>
+      <w:r>
+        <w:rPr>
+          <w:rFonts w:ascii="Times New Roman" w:hAnsi="Times New Roman" w:cs="Times New Roman"/>
+          <w:lang w:val="en-US"/>
+        </w:rPr>
+        <w:t xml:space="preserve">resistance of Switzerland’s prices to international energy shocks stems from its very low energy intensity. </w:t>
+      </w:r>
+      <w:r>
+        <w:rPr>
+          <w:rFonts w:ascii="Times New Roman" w:hAnsi="Times New Roman" w:cs="Times New Roman"/>
+          <w:lang w:val="en-US"/>
+        </w:rPr>
+        <w:t xml:space="preserve">With only 0,45 kilowatt-hours produced per unit of output, Switzerland is the most energy efficient country among developed economies, far above Northern European </w:t>
+      </w:r>
+      <w:r>
+        <w:rPr>
+          <w:rFonts w:ascii="Times New Roman" w:hAnsi="Times New Roman" w:cs="Times New Roman"/>
+          <w:lang w:val="en-US"/>
+        </w:rPr>
+        <w:lastRenderedPageBreak/>
+        <w:t>countries (which had, as we saw, a lower share of carbon energy), France (0,86), Germany (0,8) or Austria (0,77)</w:t>
+      </w:r>
+      <w:r>
+        <w:rPr>
+          <w:rFonts w:ascii="Times New Roman" w:hAnsi="Times New Roman" w:cs="Times New Roman"/>
+          <w:lang w:val="en-US"/>
+        </w:rPr>
+        <w:t xml:space="preserve"> </w:t>
+      </w:r>
+      <w:r>
+        <w:rPr>
+          <w:rFonts w:ascii="Times New Roman" w:hAnsi="Times New Roman" w:cs="Times New Roman"/>
+          <w:lang w:val="en-US"/>
+        </w:rPr>
+        <w:fldChar w:fldCharType="begin"/>
+      </w:r>
+      <w:r>
+        <w:rPr>
+          <w:rFonts w:ascii="Times New Roman" w:hAnsi="Times New Roman" w:cs="Times New Roman"/>
+          <w:lang w:val="en-US"/>
+        </w:rPr>
+        <w:instrText xml:space="preserve"> ADDIN ZOTERO_ITEM CSL_CITATION {"citationID":"oDuBAcFU","properties":{"formattedCitation":"(Ritchie and Rosado 2025)","plainCitation":"(Ritchie and Rosado 2025)","noteIndex":0},"citationItems":[{"id":6791,"uris":["http://zotero.org/groups/6311349/items/RKGJ4427"],"itemData":{"id":6791,"type":"article-journal","abstract":"Data on Energy in Switzerland","container-title":"Our World in Data","journalAbbreviation":"Our World in Data","language":"en","source":"ourworldindata.org","title":"Switzerland Country Profile. Energy","URL":"https://ourworldindata.org/profile/energy/switzerland","author":[{"family":"Ritchie","given":"Hannah"},{"family":"Rosado","given":"Pablo"}],"accessed":{"date-parts":[["2026",8,6]]},"issued":{"date-parts":[["2025",12,19]]}}}],"schema":"https://github.com/citation-style-language/schema/raw/master/csl-citation.json"} </w:instrText>
+      </w:r>
+      <w:r>
+        <w:rPr>
+          <w:rFonts w:ascii="Times New Roman" w:hAnsi="Times New Roman" w:cs="Times New Roman"/>
+          <w:lang w:val="en-US"/>
+        </w:rPr>
+        <w:fldChar w:fldCharType="separate"/>
+      </w:r>
+      <w:r>
+        <w:rPr>
+          <w:rFonts w:ascii="Aptos" w:hAnsi="Aptos"/>
+          <w:lang w:val="en-US"/>
+        </w:rPr>
+        <w:t>(Ritchie and Rosado 2025)</w:t>
+      </w:r>
+      <w:r>
+        <w:rPr>
+          <w:rFonts w:ascii="Times New Roman" w:hAnsi="Times New Roman" w:cs="Times New Roman"/>
+          <w:lang w:val="en-US"/>
+        </w:rPr>
+        <w:fldChar w:fldCharType="end"/>
+      </w:r>
+      <w:r>
+        <w:rPr>
+          <w:rFonts w:ascii="Times New Roman" w:hAnsi="Times New Roman" w:cs="Times New Roman"/>
+          <w:lang w:val="en-US"/>
+        </w:rPr>
+        <w:t>.</w:t>
+      </w:r>
+      <w:r>
+        <w:rPr>
+          <w:rFonts w:ascii="Times New Roman" w:hAnsi="Times New Roman" w:cs="Times New Roman"/>
+          <w:lang w:val="en-US"/>
+        </w:rPr>
+        <w:t xml:space="preserve"> Switzerland’s low energy intensity can be explained by a structural and intensity effect. </w:t>
+      </w:r>
+      <w:r>
+        <w:rPr>
+          <w:rFonts w:ascii="Times New Roman" w:hAnsi="Times New Roman" w:cs="Times New Roman"/>
+          <w:lang w:val="en-US"/>
+        </w:rPr>
+        <w:t xml:space="preserve">Structural change in the last decade </w:t>
+      </w:r>
+      <w:proofErr w:type="gramStart"/>
+      <w:r>
+        <w:rPr>
+          <w:rFonts w:ascii="Times New Roman" w:hAnsi="Times New Roman" w:cs="Times New Roman"/>
+          <w:lang w:val="en-US"/>
+        </w:rPr>
+        <w:t>was</w:t>
+      </w:r>
+      <w:proofErr w:type="gramEnd"/>
+      <w:r>
+        <w:rPr>
+          <w:rFonts w:ascii="Times New Roman" w:hAnsi="Times New Roman" w:cs="Times New Roman"/>
+          <w:lang w:val="en-US"/>
+        </w:rPr>
+        <w:t xml:space="preserve"> driven by an important expansion of the pharmaceutical sector, which tends to be generally more energy efficient than other sectors. During the 2010s, the share of the Swiss pharmaceutical sector in the gross value added in the Swiss industrial sector grew from 15% to 31%. Energy intensity declined by 35% in the Swiss manufacturing industry over the same period</w:t>
+      </w:r>
+      <w:r>
+        <w:rPr>
+          <w:rFonts w:ascii="Times New Roman" w:hAnsi="Times New Roman" w:cs="Times New Roman"/>
+          <w:lang w:val="en-US"/>
+        </w:rPr>
+        <w:t xml:space="preserve"> </w:t>
+      </w:r>
+      <w:r>
+        <w:rPr>
+          <w:rFonts w:ascii="Times New Roman" w:hAnsi="Times New Roman" w:cs="Times New Roman"/>
+          <w:lang w:val="en-US"/>
+        </w:rPr>
+        <w:fldChar w:fldCharType="begin"/>
+      </w:r>
+      <w:r>
+        <w:rPr>
+          <w:rFonts w:ascii="Times New Roman" w:hAnsi="Times New Roman" w:cs="Times New Roman"/>
+          <w:lang w:val="en-US"/>
+        </w:rPr>
+        <w:instrText xml:space="preserve"> ADDIN ZOTERO_ITEM CSL_CITATION {"citationID":"LLzkeEZ7","properties":{"formattedCitation":"(Gorgels et al. 2024)","plainCitation":"(Gorgels et al. 2024)","noteIndex":0},"citationItems":[{"id":6461,"uris":["http://zotero.org/groups/6311349/items/CXBWE7QK"],"itemData":{"id":6461,"type":"document","publisher":"Staatssekretariat für Wirtschaft SECO","publisher-place":"Bern","title":"Was erklärt die tiefe Energieintensität der Schweizer Wirtschaft?","URL":"https://www.seco.admin.ch/seco/fr/home/Publikationen_Dienstleistungen/Publikationen_und_Formulare/Strukturwandel_Wachstum/Strukturwandel/wp_48.html","author":[{"family":"Gorgels","given":"Stefan"},{"family":"Polugodina","given":"Maria"},{"family":"Waights","given":"Sevrin"}],"issued":{"date-parts":[["2024"]]}}}],"schema":"https://github.com/citation-style-language/schema/raw/master/csl-citation.json"} </w:instrText>
+      </w:r>
+      <w:r>
+        <w:rPr>
+          <w:rFonts w:ascii="Times New Roman" w:hAnsi="Times New Roman" w:cs="Times New Roman"/>
+          <w:lang w:val="en-US"/>
+        </w:rPr>
+        <w:fldChar w:fldCharType="separate"/>
+      </w:r>
+      <w:r>
+        <w:rPr>
+          <w:rFonts w:ascii="Aptos" w:hAnsi="Aptos"/>
+          <w:lang w:val="en-US"/>
+        </w:rPr>
+        <w:t>(</w:t>
+      </w:r>
+      <w:proofErr w:type="spellStart"/>
+      <w:r>
+        <w:rPr>
+          <w:rFonts w:ascii="Aptos" w:hAnsi="Aptos"/>
+          <w:lang w:val="en-US"/>
+        </w:rPr>
+        <w:t>Gorgels</w:t>
+      </w:r>
+      <w:proofErr w:type="spellEnd"/>
+      <w:r>
+        <w:rPr>
+          <w:rFonts w:ascii="Aptos" w:hAnsi="Aptos"/>
+          <w:lang w:val="en-US"/>
+        </w:rPr>
+        <w:t xml:space="preserve"> et al. 2024)</w:t>
+      </w:r>
+      <w:r>
+        <w:rPr>
+          <w:rFonts w:ascii="Times New Roman" w:hAnsi="Times New Roman" w:cs="Times New Roman"/>
+          <w:lang w:val="en-US"/>
+        </w:rPr>
+        <w:fldChar w:fldCharType="end"/>
+      </w:r>
+      <w:r>
+        <w:rPr>
+          <w:rFonts w:ascii="Times New Roman" w:hAnsi="Times New Roman" w:cs="Times New Roman"/>
+          <w:lang w:val="en-US"/>
+        </w:rPr>
+        <w:t xml:space="preserve">. However, as argued by </w:t>
+      </w:r>
+      <w:r>
+        <w:rPr>
+          <w:rFonts w:ascii="Times New Roman" w:hAnsi="Times New Roman" w:cs="Times New Roman"/>
+          <w:lang w:val="en-US"/>
+        </w:rPr>
+        <w:fldChar w:fldCharType="begin"/>
+      </w:r>
+      <w:r>
+        <w:rPr>
+          <w:rFonts w:ascii="Times New Roman" w:hAnsi="Times New Roman" w:cs="Times New Roman"/>
+          <w:lang w:val="en-US"/>
+        </w:rPr>
+        <w:instrText xml:space="preserve"> ADDIN ZOTERO_ITEM CSL_CITATION {"citationID":"d3XyYvkd","properties":{"formattedCitation":"(Gorgels et al. 2024)","plainCitation":"(Gorgels et al. 2024)","dontUpdate":true,"noteIndex":0},"citationItems":[{"id":6461,"uris":["http://zotero.org/groups/6311349/items/CXBWE7QK"],"itemData":{"id":6461,"type":"document","publisher":"Staatssekretariat für Wirtschaft SECO","publisher-place":"Bern","title":"Was erklärt die tiefe Energieintensität der Schweizer Wirtschaft?","URL":"https://www.seco.admin.ch/seco/fr/home/Publikationen_Dienstleistungen/Publikationen_und_Formulare/Strukturwandel_Wachstum/Strukturwandel/wp_48.html","author":[{"family":"Gorgels","given":"Stefan"},{"family":"Polugodina","given":"Maria"},{"family":"Waights","given":"Sevrin"}],"issued":{"date-parts":[["2024"]]}}}],"schema":"https://github.com/citation-style-language/schema/raw/master/csl-citation.json"} </w:instrText>
+      </w:r>
+      <w:r>
+        <w:rPr>
+          <w:rFonts w:ascii="Times New Roman" w:hAnsi="Times New Roman" w:cs="Times New Roman"/>
+          <w:lang w:val="en-US"/>
+        </w:rPr>
+        <w:fldChar w:fldCharType="separate"/>
+      </w:r>
+      <w:proofErr w:type="spellStart"/>
+      <w:r>
+        <w:rPr>
+          <w:rFonts w:ascii="Aptos" w:hAnsi="Aptos"/>
+          <w:lang w:val="en-US"/>
+        </w:rPr>
+        <w:t>Gorgels</w:t>
+      </w:r>
+      <w:proofErr w:type="spellEnd"/>
+      <w:r>
+        <w:rPr>
+          <w:rFonts w:ascii="Aptos" w:hAnsi="Aptos"/>
+          <w:lang w:val="en-US"/>
+        </w:rPr>
+        <w:t xml:space="preserve"> et al. </w:t>
+      </w:r>
+      <w:r>
+        <w:rPr>
+          <w:rFonts w:ascii="Aptos" w:hAnsi="Aptos"/>
+          <w:lang w:val="en-US"/>
+        </w:rPr>
+        <w:t>(</w:t>
+      </w:r>
+      <w:r>
+        <w:rPr>
+          <w:rFonts w:ascii="Aptos" w:hAnsi="Aptos"/>
+          <w:lang w:val="en-US"/>
+        </w:rPr>
+        <w:t>2024)</w:t>
+      </w:r>
+      <w:r>
+        <w:rPr>
+          <w:rFonts w:ascii="Times New Roman" w:hAnsi="Times New Roman" w:cs="Times New Roman"/>
+          <w:lang w:val="en-US"/>
+        </w:rPr>
+        <w:fldChar w:fldCharType="end"/>
+      </w:r>
+      <w:r>
+        <w:rPr>
+          <w:rFonts w:ascii="Times New Roman" w:hAnsi="Times New Roman" w:cs="Times New Roman"/>
+          <w:lang w:val="en-US"/>
+        </w:rPr>
+        <w:t xml:space="preserve">, the low Swiss energy intensity is not only the result of a structural advantage in the distribution of value added across sectors, but is also a consequence of a decrease in energy intensity within the sectors, meaning that </w:t>
+      </w:r>
+      <w:r>
+        <w:rPr>
+          <w:rFonts w:ascii="Times New Roman" w:hAnsi="Times New Roman" w:cs="Times New Roman"/>
+          <w:lang w:val="en-US"/>
+        </w:rPr>
+        <w:t>its energy efficiency is pervasive across all sectors of the economy (primary, secondary, tertiary and household sectors)</w:t>
+      </w:r>
+      <w:r>
+        <w:rPr>
+          <w:rFonts w:ascii="Times New Roman" w:hAnsi="Times New Roman" w:cs="Times New Roman"/>
+          <w:lang w:val="en-US"/>
+        </w:rPr>
+        <w:t>.</w:t>
+      </w:r>
+    </w:p>
+    <w:p>
+      <w:pPr>
+        <w:jc w:val="both"/>
+        <w:rPr>
+          <w:rFonts w:ascii="Times New Roman" w:hAnsi="Times New Roman" w:cs="Times New Roman"/>
+          <w:lang w:val="en-US"/>
+        </w:rPr>
+      </w:pPr>
+      <w:r>
+        <w:rPr>
+          <w:rFonts w:ascii="Times New Roman" w:hAnsi="Times New Roman" w:cs="Times New Roman"/>
+          <w:lang w:val="en-US"/>
+        </w:rPr>
+        <w:t xml:space="preserve">The Swiss economy is thus very resilient to international energy shocks thanks to a combination of institutional, structural and technical factors. Simulation results from a multi-regional </w:t>
+      </w:r>
+      <w:r>
+        <w:rPr>
+          <w:rFonts w:ascii="Times New Roman" w:hAnsi="Times New Roman" w:cs="Times New Roman"/>
+          <w:lang w:val="en-US"/>
+        </w:rPr>
+        <w:t xml:space="preserve">price-quantity </w:t>
+      </w:r>
+      <w:r>
+        <w:rPr>
+          <w:rFonts w:ascii="Times New Roman" w:hAnsi="Times New Roman" w:cs="Times New Roman"/>
+          <w:lang w:val="en-US"/>
+        </w:rPr>
+        <w:t xml:space="preserve">input-output analysis by </w:t>
+      </w:r>
+      <w:r>
+        <w:rPr>
+          <w:rFonts w:ascii="Times New Roman" w:hAnsi="Times New Roman" w:cs="Times New Roman"/>
+          <w:lang w:val="en-US"/>
+        </w:rPr>
+        <w:fldChar w:fldCharType="begin"/>
+      </w:r>
+      <w:r>
+        <w:rPr>
+          <w:rFonts w:ascii="Times New Roman" w:hAnsi="Times New Roman" w:cs="Times New Roman"/>
+          <w:lang w:val="en-US"/>
+        </w:rPr>
+        <w:instrText xml:space="preserve"> ADDIN ZOTERO_ITEM CSL_CITATION {"citationID":"NkOxe2Hk","properties":{"formattedCitation":"(Fern\\uc0\\u225{}ndez-Amador et al. 2025)","plainCitation":"(Fernández-Amador et al. 2025)","noteIndex":0},"citationItems":[{"id":4946,"uris":["http://zotero.org/groups/6311349/items/FM883W85"],"itemData":{"id":4946,"type":"article-journal","abstract":"There is an increasing demand for understanding how international shocks affect regions within a country differently. We study the short-term effects of a global energy price shock on output and inflation in the Swiss cantons using input–output techniques. Our results show that the induced inflation and contraction of output are small compared to other countries, indicating that Switzerland is generally resilient to price changes of fossil fuels. This is due to the low dependence of Switzerland on oil and gas and because of the large value added share of other activities. The responses of the cantons are heterogeneous, with Ticino, Neuchâtel and Basel-Country being most affected owing to their specialization in fossil fuel-dependent sectors with strong reliance on international inputs. Although the source of the responses to the shock relates to the energy sector, the contribution of other sectors through regional international linkages is larger as a result of an intermediates’ price spiral in all cantons. The results emphasize the informational gains from data on sectoral structures and global value chain integration at the regional level.","container-title":"Swiss Journal of Economics and Statistics","DOI":"10.1186/s41937-025-00134-9","ISSN":"2235-6282","issue":"1","journalAbbreviation":"Swiss Journal of Economics and Statistics","page":"3","source":"BioMed Central","title":"Measuring regional integration into global supply chains: evidence from a new dataset of Swiss cantons","title-short":"Measuring regional integration into global supply chains","volume":"161","author":[{"family":"Fernández-Amador","given":"Octavio"},{"family":"Oberdabernig","given":"Doris A."},{"family":"Tomberger","given":"Patrick"}],"issued":{"date-parts":[["2025",5,30]]}}}],"schema":"https://github.com/citation-style-language/schema/raw/master/csl-citation.json"} </w:instrText>
+      </w:r>
+      <w:r>
+        <w:rPr>
+          <w:rFonts w:ascii="Times New Roman" w:hAnsi="Times New Roman" w:cs="Times New Roman"/>
+          <w:lang w:val="en-US"/>
+        </w:rPr>
+        <w:fldChar w:fldCharType="separate"/>
+      </w:r>
+      <w:r>
+        <w:rPr>
+          <w:rFonts w:ascii="Aptos" w:hAnsi="Aptos" w:cs="Times New Roman"/>
+          <w:kern w:val="0"/>
+          <w:lang w:val="en-US"/>
+        </w:rPr>
+        <w:t xml:space="preserve">Fernández-Amador et al. </w:t>
+      </w:r>
+      <w:r>
+        <w:rPr>
+          <w:rFonts w:ascii="Aptos" w:hAnsi="Aptos" w:cs="Times New Roman"/>
+          <w:kern w:val="0"/>
+          <w:lang w:val="en-US"/>
+        </w:rPr>
+        <w:t>(</w:t>
+      </w:r>
+      <w:r>
+        <w:rPr>
+          <w:rFonts w:ascii="Aptos" w:hAnsi="Aptos" w:cs="Times New Roman"/>
+          <w:kern w:val="0"/>
+          <w:lang w:val="en-US"/>
+        </w:rPr>
+        <w:t>2025)</w:t>
+      </w:r>
+      <w:r>
+        <w:rPr>
+          <w:rFonts w:ascii="Times New Roman" w:hAnsi="Times New Roman" w:cs="Times New Roman"/>
+          <w:lang w:val="en-US"/>
+        </w:rPr>
+        <w:fldChar w:fldCharType="end"/>
+      </w:r>
+      <w:r>
+        <w:rPr>
+          <w:rFonts w:ascii="Times New Roman" w:hAnsi="Times New Roman" w:cs="Times New Roman"/>
+          <w:lang w:val="en-US"/>
+        </w:rPr>
+        <w:t xml:space="preserve"> showed that a global price increase of 100% in oil and gas result</w:t>
+      </w:r>
+      <w:r>
+        <w:rPr>
+          <w:rFonts w:ascii="Times New Roman" w:hAnsi="Times New Roman" w:cs="Times New Roman"/>
+          <w:lang w:val="en-US"/>
+        </w:rPr>
+        <w:t>s</w:t>
+      </w:r>
+      <w:r>
+        <w:rPr>
+          <w:rFonts w:ascii="Times New Roman" w:hAnsi="Times New Roman" w:cs="Times New Roman"/>
+          <w:lang w:val="en-US"/>
+        </w:rPr>
+        <w:t xml:space="preserve"> in only a 1,78% increase in the national price level. However, the responses to such an energy shock </w:t>
+      </w:r>
+      <w:r>
+        <w:rPr>
+          <w:rFonts w:ascii="Times New Roman" w:hAnsi="Times New Roman" w:cs="Times New Roman"/>
+          <w:lang w:val="en-US"/>
+        </w:rPr>
+        <w:t>are</w:t>
+      </w:r>
+      <w:r>
+        <w:rPr>
+          <w:rFonts w:ascii="Times New Roman" w:hAnsi="Times New Roman" w:cs="Times New Roman"/>
+          <w:lang w:val="en-US"/>
+        </w:rPr>
+        <w:t xml:space="preserve"> heterogenous across cantons</w:t>
+      </w:r>
+      <w:r>
+        <w:rPr>
+          <w:rFonts w:ascii="Times New Roman" w:hAnsi="Times New Roman" w:cs="Times New Roman"/>
+          <w:lang w:val="en-US"/>
+        </w:rPr>
+        <w:t>. The canton of Ticino, Neuchâtel are for instance more vulnerable to energy price shocks as they host important refineries of precious metals.</w:t>
+      </w:r>
     </w:p>
     <w:sectPr>
-      <w:footerReference w:type="default" r:id="rId11"/>
+      <w:footerReference w:type="default" r:id="rId13"/>
       <w:pgSz w:w="11906" w:h="16838"/>
       <w:pgMar w:top="1417" w:right="1417" w:bottom="1417" w:left="1417" w:header="708" w:footer="708" w:gutter="0"/>
       <w:cols w:space="708"/>
@@ -6544,80 +8375,69 @@
       <w:pPr>
         <w:pStyle w:val="Notedebasdepage"/>
         <w:rPr>
+          <w:rFonts w:ascii="Times New Roman" w:hAnsi="Times New Roman" w:cs="Times New Roman"/>
           <w:lang w:val="en-US"/>
         </w:rPr>
       </w:pPr>
       <w:r>
         <w:rPr>
           <w:rStyle w:val="Appelnotedebasdep"/>
+          <w:rFonts w:ascii="Times New Roman" w:hAnsi="Times New Roman" w:cs="Times New Roman"/>
         </w:rPr>
         <w:footnoteRef/>
       </w:r>
       <w:r>
         <w:rPr>
+          <w:rFonts w:ascii="Times New Roman" w:hAnsi="Times New Roman" w:cs="Times New Roman"/>
           <w:lang w:val="en-US"/>
         </w:rPr>
         <w:t xml:space="preserve"> </w:t>
       </w:r>
       <w:r>
         <w:rPr>
-          <w:lang w:val="en-US"/>
-        </w:rPr>
-        <w:t xml:space="preserve">For a summary of the </w:t>
-      </w:r>
-      <w:r>
-        <w:rPr>
-          <w:lang w:val="en-US"/>
-        </w:rPr>
-        <w:t xml:space="preserve">empirical estimates of the ERPT effects in Switzerland, see </w:t>
-      </w:r>
-      <w:r>
-        <w:rPr>
+          <w:rFonts w:ascii="Times New Roman" w:hAnsi="Times New Roman" w:cs="Times New Roman"/>
+          <w:lang w:val="en-US"/>
+        </w:rPr>
+        <w:t xml:space="preserve">For a summary of the empirical estimates of the ERPT effects in Switzerland, see </w:t>
+      </w:r>
+      <w:r>
+        <w:rPr>
+          <w:rFonts w:ascii="Times New Roman" w:hAnsi="Times New Roman" w:cs="Times New Roman"/>
           <w:lang w:val="en-US"/>
         </w:rPr>
         <w:fldChar w:fldCharType="begin"/>
       </w:r>
       <w:r>
         <w:rPr>
+          <w:rFonts w:ascii="Times New Roman" w:hAnsi="Times New Roman" w:cs="Times New Roman"/>
           <w:lang w:val="en-US"/>
         </w:rPr>
         <w:instrText xml:space="preserve"> ADDIN ZOTERO_ITEM CSL_CITATION {"citationID":"VuGJfKgk","properties":{"formattedCitation":"(Bachmann 2012)","plainCitation":"(Bachmann 2012)","dontUpdate":true,"noteIndex":4},"citationItems":[{"id":6651,"uris":["http://zotero.org/groups/6311349/items/XSJMSN92"],"itemData":{"id":6651,"type":"report","abstract":"The extent to which exchange rate fluctuations are passed through to domestic prices is of high relevance for open economies and for monetary authorities targeting price stability. Existing empirical studies estimating the exchange rate pass-through for Switzerland are based on either single equation estimation or on VAR models. However, these approaches feature some major drawbacks. The former cannot account for dynamic interactions between the time series and both methods disregard longrun equilibrium relations between the variable levels. This paper contributes to the evidence on the exchange rate pass-through in Switzerland by using a vector error correction model, which has the advantage of incorporating both short-run dynamics and long-run equilibrium relations among variables. The results reveal a significant impact of exchange rate shocks on various price (sub-)indices. Passthrough to import prices is substantial both in the short-run and in the long-run and occurs relatively quickly. It is slower, but still considerable in the long-run forthe consumer price index and some of its sub-indices. Producer prices react significantlyto exchange rate shocks as well. In contrast, consumer price inflation for services and for goods of domestic origin show hardly any significant response. The findings of this paper indicate a decline in the pass-through over time.","genre":"Working Paper","language":"eng","license":"http://www.econstor.eu/dspace/Nutzungsbedingungen","number":"12-05","publisher":"Discussion Papers","source":"www.econstor.eu","title":"Exchange rate pass-through to various price indices: Empirical estimation using vector error correction models","title-short":"Exchange rate pass-through to various price indices","URL":"https://www.econstor.eu/handle/10419/76750","author":[{"family":"Bachmann","given":"Andreas"}],"accessed":{"date-parts":[["2026",7,7]]},"issued":{"date-parts":[["2012"]]}}}],"schema":"https://github.com/citation-style-language/schema/raw/master/csl-citation.json"} </w:instrText>
       </w:r>
       <w:r>
         <w:rPr>
+          <w:rFonts w:ascii="Times New Roman" w:hAnsi="Times New Roman" w:cs="Times New Roman"/>
           <w:lang w:val="en-US"/>
         </w:rPr>
         <w:fldChar w:fldCharType="separate"/>
       </w:r>
       <w:r>
         <w:rPr>
-          <w:rFonts w:ascii="Aptos" w:hAnsi="Aptos"/>
-          <w:lang w:val="en-US"/>
-        </w:rPr>
-        <w:t xml:space="preserve">Bachmann </w:t>
-      </w:r>
-      <w:r>
-        <w:rPr>
-          <w:rFonts w:ascii="Aptos" w:hAnsi="Aptos"/>
-          <w:lang w:val="en-US"/>
-        </w:rPr>
-        <w:t>(</w:t>
-      </w:r>
-      <w:r>
-        <w:rPr>
-          <w:rFonts w:ascii="Aptos" w:hAnsi="Aptos"/>
-          <w:lang w:val="en-US"/>
-        </w:rPr>
-        <w:t>2012)</w:t>
-      </w:r>
-      <w:r>
-        <w:rPr>
+          <w:rFonts w:ascii="Times New Roman" w:hAnsi="Times New Roman" w:cs="Times New Roman"/>
+          <w:lang w:val="en-US"/>
+        </w:rPr>
+        <w:t>Bachmann (2012)</w:t>
+      </w:r>
+      <w:r>
+        <w:rPr>
+          <w:rFonts w:ascii="Times New Roman" w:hAnsi="Times New Roman" w:cs="Times New Roman"/>
           <w:lang w:val="en-US"/>
         </w:rPr>
         <w:fldChar w:fldCharType="end"/>
       </w:r>
       <w:r>
         <w:rPr>
+          <w:rFonts w:ascii="Times New Roman" w:hAnsi="Times New Roman" w:cs="Times New Roman"/>
           <w:lang w:val="en-US"/>
         </w:rPr>
         <w:t>.</w:t>
@@ -6798,7 +8618,7 @@
           <w:rFonts w:ascii="Times New Roman" w:hAnsi="Times New Roman" w:cs="Times New Roman"/>
           <w:lang w:val="en-US"/>
         </w:rPr>
-        <w:instrText xml:space="preserve"> ADDIN ZOTERO_ITEM CSL_CITATION {"citationID":"XbXe1nq6","properties":{"formattedCitation":"(Fischer et al. 2021)","plainCitation":"(Fischer et al. 2021)","dontUpdate":true,"noteIndex":0},"citationItems":[{"id":6774,"uris":["http://zotero.org/groups/6311349/items/9EMSZ2RT"],"itemData":{"id":6774,"type":"document","publisher":"BAK Economics","publisher-place":"Basel","title":"Analyse der Schweizer Detailhandelspreise im internationalen Vergleich","URL":"https://www.bak-economics.com/studien-analysen/detail/analyse-der-schweizer-detailhandelspreise-im-internationalen-vergleich","author":[{"family":"Fischer","given":"Silvan"},{"family":"Grass","given":"Michael"},{"family":"Grossmiklaus","given":"Bruno"},{"family":"Guggia","given":"Valentino"}],"issued":{"date-parts":[["2021"]]}}}],"schema":"https://github.com/citation-style-language/schema/raw/master/csl-citation.json"} </w:instrText>
+        <w:instrText xml:space="preserve"> ADDIN ZOTERO_ITEM CSL_CITATION {"citationID":"o8YStpN7","properties":{"formattedCitation":"(Fischer et al. 2021)","plainCitation":"(Fischer et al. 2021)","dontUpdate":true,"noteIndex":8},"citationItems":[{"id":6774,"uris":["http://zotero.org/groups/6311349/items/9EMSZ2RT"],"itemData":{"id":6774,"type":"document","publisher":"BAK Economics","publisher-place":"Basel","title":"Analyse der Schweizer Detailhandelspreise im internationalen Vergleich","URL":"https://www.bak-economics.com/studien-analysen/detail/analyse-der-schweizer-detailhandelspreise-im-internationalen-vergleich","author":[{"family":"Fischer","given":"Silvan"},{"family":"Grass","given":"Michael"},{"family":"Grossmiklaus","given":"Bruno"},{"family":"Guggia","given":"Valentino"}],"issued":{"date-parts":[["2021"]]}}}],"schema":"https://github.com/citation-style-language/schema/raw/master/csl-citation.json"} </w:instrText>
       </w:r>
       <w:r>
         <w:rPr>
